--- a/Base Application/Local/Finance/FinancialReports/DeniedVendorsList.Docx
+++ b/Base Application/Local/Finance/FinancialReports/DeniedVendorsList.Docx
@@ -2059,221 +2059,157 @@
 </a:theme>
 </file>
 
-<file path=customXml/item2.xml>��< ? x m l   v e r s i o n = " 1 . 0 "   e n c o d i n g = " u t f - 1 6 " ? > - 
- < N a v W o r d R e p o r t X m l P a r t   x m l n s = " u r n : m i c r o s o f t - d y n a m i c s - n a v / r e p o r t s / D e n i e d _ V e n d o r s _ L i s t / 1 2 1 1 1 / " > - 
-     < B C R e p o r t I n f o r m a t i o n   x m l n s = " " > - 
-         < R e p o r t M e t a d a t a > - 
-             < E x t e n s i o n I D > E x t e n s i o n   I D < / E x t e n s i o n I D > - 
-             < E x t e n s i o n N a m e > E x t e n s i o n   n a m e < / E x t e n s i o n N a m e > - 
-             < E x t e n s i o n P u b l i s h e r > E x t e n s i o n   p u b l i s h e r < / E x t e n s i o n P u b l i s h e r > - 
-             < E x t e n s i o n V e r s i o n > E x t e n s i o n   v e r s i o n < / E x t e n s i o n V e r s i o n > - 
-             < R e p o r t I D > R e p o r t   I D < / R e p o r t I D > - 
-             < R e p o r t N a m e > R e p o r t   n a m e < / R e p o r t N a m e > - 
-             < A b o u t T h i s R e p o r t T i t l e > A b o u t   T h i s   R e p o r t   T i t l e < / A b o u t T h i s R e p o r t T i t l e > - 
-             < A b o u t T h i s R e p o r t T e x t > A b o u t   T h i s   R e p o r t   T e x t < / A b o u t T h i s R e p o r t T e x t > - 
-             < R e p o r t H e l p L i n k > R e p o r t   H e l p   L i n k < / R e p o r t H e l p L i n k > - 
-         < / R e p o r t M e t a d a t a > - 
-         < R e p o r t R e q u e s t > - 
-             < T e n a n t E n t r a I d > T e n a n t   E n t r a   I d < / T e n a n t E n t r a I d > - 
-             < E n v i r o n m e n t N a m e > E n v i r o n m e n t   n a m e < / E n v i r o n m e n t N a m e > - 
-             < E n v i r o n m e n t T y p e > E n v i r o n m e n t   t y p e < / E n v i r o n m e n t T y p e > - 
-             < C o m p a n y N a m e > C o m p a n y   n a m e < / C o m p a n y N a m e > - 
-             < C o m p a n y I d > C o m p a n y   I d < / C o m p a n y I d > - 
-             < U s e r N a m e > U s e r   n a m e < / U s e r N a m e > - 
-             < D a t e A n d T i m e > D a t e   a n d   t i m e < / D a t e A n d T i m e > - 
-             < L a n g u a g e > L a n g u a g e < / L a n g u a g e > - 
-             < F o r m a t R e g i o n > F o r m a t   R e g i o n < / F o r m a t R e g i o n > - 
-             < D a t e T i m e V a l u e s > - 
-                 < Y e a r > Y e a r < / Y e a r > - 
-                 < M o n t h N u m b e r > M o n t h   n u m b e r < / M o n t h N u m b e r > - 
-                 < D a y N u m b e r > D a y   n u m b e r < / D a y N u m b e r > - 
-                 < H o u r > H o u r < / H o u r > - 
-                 < M i n u t e > M i n u t e < / M i n u t e > - 
-             < / D a t e T i m e V a l u e s > - 
-         < / R e p o r t R e q u e s t > - 
-     < / B C R e p o r t I n f o r m a t i o n > - 
-     < L a b e l s > - 
-         < V e n d o r A d d r e s s C a p t i o n > & l t ; ? x m l   v e r s i o n = " 1 . 0 "   s t a n d a l o n e = " y e s " ? & g t ; - 
- & l t ; ? m s o - a p p l i c a t i o n   p r o g i d = " W o r d . D o c u m e n t " ? & g t ; - 
- & l t ; p k g : p a c k a g e   x m l n s : p k g = " h t t p : / / s c h e m a s . m i c r o s o f t . c o m / o f f i c e / 2 0 0 6 / x m l P a c k a g e " & g t ; & l t ; p k g : p a r t   p k g : n a m e = " / _ r e l s / . r e l s "   p k g : c o n t e n t T y p e = " a p p l i c a t i o n / v n d . o p e n x m l f o r m a t s - p a c k a g e . r e l a t i o n s h i p s + x m l "   p k g : p a d d i n g = " 5 1 2 " & g t ; & l t ; p k g : x m l D a t a & g t ; & l t ; R e l a t i o n s h i p s   x m l n s = " h t t p : / / s c h e m a s . o p e n x m l f o r m a t s . o r g / p a c k a g e / 2 0 0 6 / r e l a t i o n s h i p s " & g t ; & l t ; R e l a t i o n s h i p   I d = " r I d 2 "   T y p e = " h t t p : / / s c h e m a s . m i c r o s o f t . c o m / o f f i c e / 2 0 2 0 / 0 2 / r e l a t i o n s h i p s / c l a s s i f i c a t i o n l a b e l s "   T a r g e t = " d o c M e t a d a t a / L a b e l I n f o . x m l " / & g t ; & l t ; R e l a t i o n s h i p   I d = " r I d 1 "   T y p e = " h t t p : / / s c h e m a s . o p e n x m l f o r m a t s . o r g / o f f i c e D o c u m e n t / 2 0 0 6 / r e l a t i o n s h i p s / o f f i c e D o c u m e n t "   T a r g e t = " w o r d / d o c u m e n t . x m l " / & g t ; & l t ; / R e l a t i o n s h i p s & g t ; & l t ; / p k g : x m l D a t a & g t ; & l t ; / p k g : p a r t & g t ; & l t ; p k g : p a r t   p k g : n a m e = " / w o r d / d o c u m e n t . x m l "   p k g : c o n t e n t T y p e = " a p p l i c a t i o n / v n d . o p e n x m l f o r m a t s - o f f i c e d o c u m e n t . w o r d p r o c e s s i n g m l . d o c u m e n t . m a i n + x m l " & g t ; & l t ; p k g : x m l D a t a & g t ; & l t ; w : d o c u m e n t   x m l n s : w p c = " h t t p : / / s c h e m a s . m i c r o s o f t . c o m / o f f i c e / w o r d / 2 0 1 0 / w o r d p r o c e s s i n g C a n v a s "   x m l n s : c x = " h t t p : / / s c h e m a s . m i c r o s o f t . c o m / o f f i c e / d r a w i n g / 2 0 1 4 / c h a r t e x "   x m l n s : c x 1 = " h t t p : / / s c h e m a s . m i c r o s o f t . c o m / o f f i c e / d r a w i n g / 2 0 1 5 / 9 / 8 / c h a r t e x "   x m l n s : c x 2 = " h t t p : / / s c h e m a s . m i c r o s o f t . c o m / o f f i c e / d r a w i n g / 2 0 1 5 / 1 0 / 2 1 / c h a r t e x "   x m l n s : c x 3 = " h t t p : / / s c h e m a s . m i c r o s o f t . c o m / o f f i c e / d r a w i n g / 2 0 1 6 / 5 / 9 / c h a r t e x "   x m l n s : c x 4 = " h t t p : / / s c h e m a s . m i c r o s o f t . c o m / o f f i c e / d r a w i n g / 2 0 1 6 / 5 / 1 0 / c h a r t e x "   x m l n s : c x 5 = " h t t p : / / s c h e m a s . m i c r o s o f t . c o m / o f f i c e / d r a w i n g / 2 0 1 6 / 5 / 1 1 / c h a r t e x "   x m l n s : c x 6 = " h t t p : / / s c h e m a s . m i c r o s o f t . c o m / o f f i c e / d r a w i n g / 2 0 1 6 / 5 / 1 2 / c h a r t e x "   x m l n s : c x 7 = " h t t p : / / s c h e m a s . m i c r o s o f t . c o m / o f f i c e / d r a w i n g / 2 0 1 6 / 5 / 1 3 / c h a r t e x "   x m l n s : c x 8 = " h t t p : / / s c h e m a s . m i c r o s o f t . c o m / o f f i c e / d r a w i n g / 2 0 1 6 / 5 / 1 4 / c h a r t e x "   x m l n s : m c = " h t t p : / / s c h e m a s . o p e n x m l f o r m a t s . o r g / m a r k u p - c o m p a t i b i l i t y / 2 0 0 6 "   x m l n s : a i n k = " h t t p : / / s c h e m a s . m i c r o s o f t . c o m / o f f i c e / d r a w i n g / 2 0 1 6 / i n k "   x m l n s : a m 3 d = " h t t p : / / s c h e m a s . m i c r o s o f t . c o m / o f f i c e / d r a w i n g / 2 0 1 7 / m o d e l 3 d "   x m l n s : o = " u r n : s c h e m a s - m i c r o s o f t - c o m : o f f i c e : o f f i c e "   x m l n s : o e l = " h t t p : / / s c h e m a s . m i c r o s o f t . c o m / o f f i c e / 2 0 1 9 / e x t l s t "   x m l n s : r = " h t t p : / / s c h e m a s . o p e n x m l f o r m a t s . o r g / o f f i c e D o c u m e n t / 2 0 0 6 / r e l a t i o n s h i p s "   x m l n s : m = " h t t p : / / s c h e m a s . o p e n x m l f o r m a t s . o r g / o f f i c e D o c u m e n t / 2 0 0 6 / m a t h "   x m l n s : v = " u r n : s c h e m a s - m i c r o s o f t - c o m : v m l "   x m l n s : w p 1 4 = " h t t p : / / s c h e m a s . m i c r o s o f t . c o m / o f f i c e / w o r d / 2 0 1 0 / w o r d p r o c e s s i n g D r a w i n g "   x m l n s : w p = " h t t p : / / s c h e m a s . o p e n x m l f o r m a t s . o r g / d r a w i n g m l / 2 0 0 6 / w o r d p r o c e s s i n g D r a w i n g "   x m l n s : w 1 0 = " u r n : s c h e m a s - m i c r o s o f t - c o m : o f f i c e : w o r d "   x m l n s : w = " h t t p : / / s c h e m a s . o p e n x m l f o r m a t s . o r g / w o r d p r o c e s s i n g m l / 2 0 0 6 / m a i n "   x m l n s : w 1 4 = " h t t p : / / s c h e m a s . m i c r o s o f t . c o m / o f f i c e / w o r d / 2 0 1 0 / w o r d m l "   x m l n s : w 1 5 = " h t t p : / / s c h e m a s . m i c r o s o f t . c o m / o f f i c e / w o r d / 2 0 1 2 / w o r d m l "   x m l n s : w 1 6 c e x = " h t t p : / / s c h e m a s . m i c r o s o f t . c o m / o f f i c e / w o r d / 2 0 1 8 / w o r d m l / c e x "   x m l n s : w 1 6 c i d = " h t t p : / / s c h e m a s . m i c r o s o f t . c o m / o f f i c e / w o r d / 2 0 1 6 / w o r d m l / c i d "   x m l n s : w 1 6 = " h t t p : / / s c h e m a s . m i c r o s o f t . c o m / o f f i c e / w o r d / 2 0 1 8 / w o r d m l "   x m l n s : w 1 6 d u = " h t t p : / / s c h e m a s . m i c r o s o f t . c o m / o f f i c e / w o r d / 2 0 2 3 / w o r d m l / w o r d 1 6 d u "   x m l n s : w 1 6 s d t d h = " h t t p : / / s c h e m a s . m i c r o s o f t . c o m / o f f i c e / w o r d / 2 0 2 0 / w o r d m l / s d t d a t a h a s h "   x m l n s : w 1 6 s e = " h t t p : / / s c h e m a s . m i c r o s o f t . c o m / o f f i c e / w o r d / 2 0 1 5 / w o r d m l / s y m e x "   x m l n s : w p g = " h t t p : / / s c h e m a s . m i c r o s o f t . c o m / o f f i c e / w o r d / 2 0 1 0 / w o r d p r o c e s s i n g G r o u p "   x m l n s : w p i = " h t t p : / / s c h e m a s . m i c r o s o f t . c o m / o f f i c e / w o r d / 2 0 1 0 / w o r d p r o c e s s i n g I n k "   x m l n s : w n e = " h t t p : / / s c h e m a s . m i c r o s o f t . c o m / o f f i c e / w o r d / 2 0 0 6 / w o r d m l "   x m l n s : w p s = " h t t p : / / s c h e m a s . m i c r o s o f t . c o m / o f f i c e / w o r d / 2 0 1 0 / w o r d p r o c e s s i n g S h a p e "   m c : I g n o r a b l e = " w 1 4   w 1 5   w 1 6 s e   w 1 6 c i d   w 1 6   w 1 6 c e x   w 1 6 s d t d h   w 1 6 d u   w p 1 4 " & g t ; & l t ; w : b o d y & g t ; & l t ; w : p   w 1 4 : p a r a I d = " 2 6 A F 4 B 2 7 "   w 1 4 : t e x t I d = " 2 D C 9 C 6 1 A "   w : r s i d R = " 0 0 0 8 0 7 8 D "   w : r s i d R D e f a u l t = " 0 0 0 8 0 7 8 D " & g t ; & l t ; w : p P r & g t ; & l t ; w : s p a c i n g   w : b e f o r e = " 4 0 "   w : a f t e r = " 0 "   w : l i n e = " 2 4 0 "   w : l i n e R u l e = " a u t o " / & g t ; & l t ; / w : p P r & g t ; & l t ; w : r & g t ; & l t ; w : t & g t ; V e n d o r A d d r e s s C a p t i o n & l t ; / w : t & g t ; & l t ; / w : r & g t ; & l t ; / w : p & g t ; & l t ; w : s e c t P r   w : r s i d R = " 0 0 0 0 0 0 0 0 " & g t ; & l t ; w : p g S z   w : w = " 1 2 2 4 0 "   w : h = " 1 5 8 4 0 " / & g t ; & l t ; w : p g M a r   w : t o p = " 1 4 4 0 "   w : r i g h t = " 1 4 4 0 "   w : b o t t o m = " 1 4 4 0 "   w : l e f t = " 1 4 4 0 "   w : h e a d e r = " 7 2 0 "   w : f o o t e r = " 7 2 0 "   w : g u t t e r = " 0 " / & g t ; & l t ; w : c o l s   w : s p a c e = " 7 2 0 " / & g t ; & l t ; / w : s e c t P r & g t ; & l t ; / w : b o d y & g t ; & l t ; / w : d o c u m e n t & g t ; & l t ; / p k g : x m l D a t a & g t ; & l t ; / p k g : p a r t & g t ; & l t ; p k g : p a r t   p k g : n a m e = " / w o r d / _ r e l s / d o c u m e n t . x m l . r e l s "   p k g : c o n t e n t T y p e = " a p p l i c a t i o n / v n d . o p e n x m l f o r m a t s - p a c k a g e . r e l a t i o n s h i p s + x m l "   p k g : p a d d i n g = " 2 5 6 " & g t ; & l t ; p k g : x m l D a t a & g t ; & l t ; R e l a t i o n s h i p s   x m l n s = " h t t p : / / s c h e m a s . o p e n x m l f o r m a t s . o r g / p a c k a g e / 2 0 0 6 / r e l a t i o n s h i p s " & g t ; & l t ; R e l a t i o n s h i p   I d = " r I d 1 "   T y p e = " h t t p : / / s c h e m a s . o p e n x m l f o r m a t s . o r g / o f f i c e D o c u m e n t / 2 0 0 6 / r e l a t i o n s h i p s / s t y l e s "   T a r g e t = " s t y l e s . x m l " / & g t ; & l t ; / R e l a t i o n s h i p s & g t ; & l t ; / p k g : x m l D a t a & g t ; & l t ; / p k g : p a r t & g t ; & l t ; p k g : p a r t   p k g : n a m e = " / w o r d / s t y l e s . x m l "   p k g : c o n t e n t T y p e = " a p p l i c a t i o n / v n d . o p e n x m l f o r m a t s - o f f i c e d o c u m e n t . w o r d p r o c e s s i n g m l . s t y l e s + x m l " & g t ; & l t ; p k g : x m l D a t a & g t ; & l t ; w : s t y l e s   x m l n s : m c = " h t t p : / / s c h e m a s . o p e n x m l f o r m a t s . o r g / m a r k u p - c o m p a t i b i l i t y / 2 0 0 6 "   x m l n s : r = " h t t p : / / s c h e m a s . o p e n x m l f o r m a t s . o r g / o f f i c e D o c u m e n t / 2 0 0 6 / r e l a t i o n s h i p s "   x m l n s : w = " h t t p : / / s c h e m a s . o p e n x m l f o r m a t s . o r g / w o r d p r o c e s s i n g m l / 2 0 0 6 / m a i n "   x m l n s : w 1 4 = " h t t p : / / s c h e m a s . m i c r o s o f t . c o m / o f f i c e / w o r d / 2 0 1 0 / w o r d m l "   x m l n s : w 1 5 = " h t t p : / / s c h e m a s . m i c r o s o f t . c o m / o f f i c e / w o r d / 2 0 1 2 / w o r d m l "   x m l n s : w 1 6 c e x = " h t t p : / / s c h e m a s . m i c r o s o f t . c o m / o f f i c e / w o r d / 2 0 1 8 / w o r d m l / c e x "   x m l n s : w 1 6 c i d = " h t t p : / / s c h e m a s . m i c r o s o f t . c o m / o f f i c e / w o r d / 2 0 1 6 / w o r d m l / c i d "   x m l n s : w 1 6 = " h t t p : / / s c h e m a s . m i c r o s o f t . c o m / o f f i c e / w o r d / 2 0 1 8 / w o r d m l "   x m l n s : w 1 6 d u = " h t t p : / / s c h e m a s . m i c r o s o f t . c o m / o f f i c e / w o r d / 2 0 2 3 / w o r d m l / w o r d 1 6 d u "   x m l n s : w 1 6 s d t d h = " h t t p : / / s c h e m a s . m i c r o s o f t . c o m / o f f i c e / w o r d / 2 0 2 0 / w o r d m l / s d t d a t a h a s h "   x m l n s : w 1 6 s e = " h t t p : / / s c h e m a s . m i c r o s o f t . c o m / o f f i c e / w o r d / 2 0 1 5 / w o r d m l / s y m e x "   m c : I g n o r a b l e = " w 1 4   w 1 5   w 1 6 s e   w 1 6 c i d   w 1 6   w 1 6 c e x   w 1 6 s d t d h   w 1 6 d u " & g t ; & l t ; w : d o c D e f a u l t s & g t ; & l t ; w : r P r D e f a u l t & g t ; & l t ; w : r P r & g t ; & l t ; w : r F o n t s   w : a s c i i T h e m e = " m i n o r H A n s i "   w : e a s t A s i a T h e m e = " m i n o r E a s t A s i a "   w : h A n s i T h e m e = " m i n o r H A n s i "   w : c s t h e m e = " m i n o r B i d i " / & g t ; & l t ; w : k e r n   w : v a l = " 2 " / & g t ; & l t ; w : s z   w : v a l = " 2 4 " / & g t ; & l t ; w : s z C s   w : v a l = " 2 4 " / & g t ; & l t ; w : l a n g   w : v a l = " e n - U S "   w : e a s t A s i a = " e n - U S "   w : b i d i = " a r - S A " / & g t ; & l t ; w 1 4 : l i g a t u r e s   w 1 4 : v a l = " s t a n d a r d C o n t e x t u a l " / & g t ; & l t ; / w : r P r & g t ; & l t ; / w : r P r D e f a u l t & g t ; & l t ; w : p P r D e f a u l t & g t ; & l t ; w : p P r & g t ; & l t ; w : s p a c i n g   w : a f t e r = " 1 6 0 "   w : l i n e = " 2 7 8 "   w : l i n e R u l e = " a u t o " / & g t ; & l t ; / w : p P r & g t ; & l t ; / w : p P r D e f a u l t & g t ; & l t ; / w : d o c D e f a u l t s & g t ; & l t ; w : s t y l e   w : t y p e = " p a r a g r a p h "   w : d e f a u l t = " 1 "   w : s t y l e I d = " N o r m a l " & g t ; & l t ; w : n a m e   w : v a l = " N o r m a l " / & g t ; & l t ; w : q F o r m a t / & g t ; & l t ; / w : s t y l e & g t ; & l t ; w : s t y l e   w : t y p e = " c h a r a c t e r "   w : d e f a u l t = " 1 "   w : s t y l e I d = " D e f a u l t P a r a g r a p h F o n t " & g t ; & l t ; w : n a m e   w : v a l = " D e f a u l t   P a r a g r a p h   F o n t " / & g t ; & l t ; w : u i P r i o r i t y   w : v a l = " 1 " / & g t ; & l t ; w : s e m i H i d d e n / & g t ; & l t ; w : u n h i d e W h e n U s e d / & g t ; & l t ; / w : s t y l e & g t ; & l t ; w : s t y l e   w : t y p e = " t a b l e "   w : d e f a u l t = " 1 "   w : s t y l e I d = " T a b l e N o r m a l " & g t ; & l t ; w : n a m e   w : v a l = " N o r m a l   T a b l e " / & g t ; & l t ; w : u i P r i o r i t y   w : v a l = " 9 9 " / & g t ; & l t ; w : s e m i H i d d e n / & g t ; & l t ; w : u n h i d e W h e n U s e d / & g t ; & l t ; w : t b l P r & g t ; & l t ; w : t b l I n d   w : w = " 0 "   w : t y p e = " d x a " / & g t ; & l t ; w : t b l C e l l M a r & g t ; & l t ; w : t o p   w : w = " 0 "   w : t y p e = " d x a " / & g t ; & l t ; w : l e f t   w : w = " 1 0 8 "   w : t y p e = " d x a " / & g t ; & l t ; w : b o t t o m   w : w = " 0 "   w : t y p e = " d x a " / & g t ; & l t ; w : r i g h t   w : w = " 1 0 8 "   w : t y p e = " d x a " / & g t ; & l t ; / w : t b l C e l l M a r & g t ; & l t ; / w : t b l P r & g t ; & l t ; / w : s t y l e & g t ; & l t ; w : s t y l e   w : t y p e = " n u m b e r i n g "   w : d e f a u l t = " 1 "   w : s t y l e I d = " N o L i s t " & g t ; & l t ; w : n a m e   w : v a l = " N o   L i s t " / & g t ; & l t ; w : u i P r i o r i t y   w : v a l = " 9 9 " / & g t ; & l t ; w : s e m i H i d d e n / & g t ; & l t ; w : u n h i d e W h e n U s e d / & g t ; & l t ; / w : s t y l e & g t ; & l t ; / w : s t y l e s & g t ; & l t ; / p k g : x m l D a t a & g t ; & l t ; / p k g : p a r t & g t ; & l t ; p k g : p a r t   p k g : n a m e = " / d o c M e t a d a t a / L a b e l I n f o . x m l "   p k g : c o n t e n t T y p e = " a p p l i c a t i o n / v n d . m s - o f f i c e . c l a s s i f i c a t i o n l a b e l s + x m l " & g t ; & l t ; p k g : x m l D a t a & g t ; & l t ; c l b l : l a b e l L i s t   x m l n s : c l b l = " h t t p : / / s c h e m a s . m i c r o s o f t . c o m / o f f i c e / 2 0 2 0 / m i p L a b e l M e t a d a t a " & g t ; & l t ; c l b l : l a b e l   i d = " { f 4 2 a a 3 4 2 - 8 7 0 6 - 4 2 8 8 - b d 1 1 - e b b 8 5 9 9 5 0 2 8 c } "   e n a b l e d = " 1 "   m e t h o d = " S t a n d a r d "   s i t e I d = " { 7 2 f 9 8 8 b f - 8 6 f 1 - 4 1 a f - 9 1 a b - 2 d 7 c d 0 1 1 d b 4 7 } "   c o n t e n t B i t s = " 0 "   r e m o v e d = " 0 " / & g t ; & l t ; / c l b l : l a b e l L i s t & g t ; & l t ; / p k g : x m l D a t a & g t ; & l t ; / p k g : p a r t & g t ; & l t ; / p k g : p a c k a g e & g t ; - 
- < / V e n d o r A d d r e s s C a p t i o n > - 
-         < V e n d o r B a l a n c e L C Y C a p t i o n > & l t ; ? x m l   v e r s i o n = " 1 . 0 "   s t a n d a l o n e = " y e s " ? & g t ; - 
- & l t ; ? m s o - a p p l i c a t i o n   p r o g i d = " W o r d . D o c u m e n t " ? & g t ; - 
- & l t ; p k g : p a c k a g e   x m l n s : p k g = " h t t p : / / s c h e m a s . m i c r o s o f t . c o m / o f f i c e / 2 0 0 6 / x m l P a c k a g e " & g t ; & l t ; p k g : p a r t   p k g : n a m e = " / _ r e l s / . r e l s "   p k g : c o n t e n t T y p e = " a p p l i c a t i o n / v n d . o p e n x m l f o r m a t s - p a c k a g e . r e l a t i o n s h i p s + x m l "   p k g : p a d d i n g = " 5 1 2 " & g t ; & l t ; p k g : x m l D a t a & g t ; & l t ; R e l a t i o n s h i p s   x m l n s = " h t t p : / / s c h e m a s . o p e n x m l f o r m a t s . o r g / p a c k a g e / 2 0 0 6 / r e l a t i o n s h i p s " & g t ; & l t ; R e l a t i o n s h i p   I d = " r I d 2 "   T y p e = " h t t p : / / s c h e m a s . m i c r o s o f t . c o m / o f f i c e / 2 0 2 0 / 0 2 / r e l a t i o n s h i p s / c l a s s i f i c a t i o n l a b e l s "   T a r g e t = " d o c M e t a d a t a / L a b e l I n f o . x m l " / & g t ; & l t ; R e l a t i o n s h i p   I d = " r I d 1 "   T y p e = " h t t p : / / s c h e m a s . o p e n x m l f o r m a t s . o r g / o f f i c e D o c u m e n t / 2 0 0 6 / r e l a t i o n s h i p s / o f f i c e D o c u m e n t "   T a r g e t = " w o r d / d o c u m e n t . x m l " / & g t ; & l t ; / R e l a t i o n s h i p s & g t ; & l t ; / p k g : x m l D a t a & g t ; & l t ; / p k g : p a r t & g t ; & l t ; p k g : p a r t   p k g : n a m e = " / w o r d / d o c u m e n t . x m l "   p k g : c o n t e n t T y p e = " a p p l i c a t i o n / v n d . o p e n x m l f o r m a t s - o f f i c e d o c u m e n t . w o r d p r o c e s s i n g m l . d o c u m e n t . m a i n + x m l " & g t ; & l t ; p k g : x m l D a t a & g t ; & l t ; w : d o c u m e n t   x m l n s : w p c = " h t t p : / / s c h e m a s . m i c r o s o f t . c o m / o f f i c e / w o r d / 2 0 1 0 / w o r d p r o c e s s i n g C a n v a s "   x m l n s : c x = " h t t p : / / s c h e m a s . m i c r o s o f t . c o m / o f f i c e / d r a w i n g / 2 0 1 4 / c h a r t e x "   x m l n s : c x 1 = " h t t p : / / s c h e m a s . m i c r o s o f t . c o m / o f f i c e / d r a w i n g / 2 0 1 5 / 9 / 8 / c h a r t e x "   x m l n s : c x 2 = " h t t p : / / s c h e m a s . m i c r o s o f t . c o m / o f f i c e / d r a w i n g / 2 0 1 5 / 1 0 / 2 1 / c h a r t e x "   x m l n s : c x 3 = " h t t p : / / s c h e m a s . m i c r o s o f t . c o m / o f f i c e / d r a w i n g / 2 0 1 6 / 5 / 9 / c h a r t e x "   x m l n s : c x 4 = " h t t p : / / s c h e m a s . m i c r o s o f t . c o m / o f f i c e / d r a w i n g / 2 0 1 6 / 5 / 1 0 / c h a r t e x "   x m l n s : c x 5 = " h t t p : / / s c h e m a s . m i c r o s o f t . c o m / o f f i c e / d r a w i n g / 2 0 1 6 / 5 / 1 1 / c h a r t e x "   x m l n s : c x 6 = " h t t p : / / s c h e m a s . m i c r o s o f t . c o m / o f f i c e / d r a w i n g / 2 0 1 6 / 5 / 1 2 / c h a r t e x "   x m l n s : c x 7 = " h t t p : / / s c h e m a s . m i c r o s o f t . c o m / o f f i c e / d r a w i n g / 2 0 1 6 / 5 / 1 3 / c h a r t e x "   x m l n s : c x 8 = " h t t p : / / s c h e m a s . m i c r o s o f t . c o m / o f f i c e / d r a w i n g / 2 0 1 6 / 5 / 1 4 / c h a r t e x "   x m l n s : m c = " h t t p : / / s c h e m a s . o p e n x m l f o r m a t s . o r g / m a r k u p - c o m p a t i b i l i t y / 2 0 0 6 "   x m l n s : a i n k = " h t t p : / / s c h e m a s . m i c r o s o f t . c o m / o f f i c e / d r a w i n g / 2 0 1 6 / i n k "   x m l n s : a m 3 d = " h t t p : / / s c h e m a s . m i c r o s o f t . c o m / o f f i c e / d r a w i n g / 2 0 1 7 / m o d e l 3 d "   x m l n s : o = " u r n : s c h e m a s - m i c r o s o f t - c o m : o f f i c e : o f f i c e "   x m l n s : o e l = " h t t p : / / s c h e m a s . m i c r o s o f t . c o m / o f f i c e / 2 0 1 9 / e x t l s t "   x m l n s : r = " h t t p : / / s c h e m a s . o p e n x m l f o r m a t s . o r g / o f f i c e D o c u m e n t / 2 0 0 6 / r e l a t i o n s h i p s "   x m l n s : m = " h t t p : / / s c h e m a s . o p e n x m l f o r m a t s . o r g / o f f i c e D o c u m e n t / 2 0 0 6 / m a t h "   x m l n s : v = " u r n : s c h e m a s - m i c r o s o f t - c o m : v m l "   x m l n s : w p 1 4 = " h t t p : / / s c h e m a s . m i c r o s o f t . c o m / o f f i c e / w o r d / 2 0 1 0 / w o r d p r o c e s s i n g D r a w i n g "   x m l n s : w p = " h t t p : / / s c h e m a s . o p e n x m l f o r m a t s . o r g / d r a w i n g m l / 2 0 0 6 / w o r d p r o c e s s i n g D r a w i n g "   x m l n s : w 1 0 = " u r n : s c h e m a s - m i c r o s o f t - c o m : o f f i c e : w o r d "   x m l n s : w = " h t t p : / / s c h e m a s . o p e n x m l f o r m a t s . o r g / w o r d p r o c e s s i n g m l / 2 0 0 6 / m a i n "   x m l n s : w 1 4 = " h t t p : / / s c h e m a s . m i c r o s o f t . c o m / o f f i c e / w o r d / 2 0 1 0 / w o r d m l "   x m l n s : w 1 5 = " h t t p : / / s c h e m a s . m i c r o s o f t . c o m / o f f i c e / w o r d / 2 0 1 2 / w o r d m l "   x m l n s : w 1 6 c e x = " h t t p : / / s c h e m a s . m i c r o s o f t . c o m / o f f i c e / w o r d / 2 0 1 8 / w o r d m l / c e x "   x m l n s : w 1 6 c i d = " h t t p : / / s c h e m a s . m i c r o s o f t . c o m / o f f i c e / w o r d / 2 0 1 6 / w o r d m l / c i d "   x m l n s : w 1 6 = " h t t p : / / s c h e m a s . m i c r o s o f t . c o m / o f f i c e / w o r d / 2 0 1 8 / w o r d m l "   x m l n s : w 1 6 d u = " h t t p : / / s c h e m a s . m i c r o s o f t . c o m / o f f i c e / w o r d / 2 0 2 3 / w o r d m l / w o r d 1 6 d u "   x m l n s : w 1 6 s d t d h = " h t t p : / / s c h e m a s . m i c r o s o f t . c o m / o f f i c e / w o r d / 2 0 2 0 / w o r d m l / s d t d a t a h a s h "   x m l n s : w 1 6 s e = " h t t p : / / s c h e m a s . m i c r o s o f t . c o m / o f f i c e / w o r d / 2 0 1 5 / w o r d m l / s y m e x "   x m l n s : w p g = " h t t p : / / s c h e m a s . m i c r o s o f t . c o m / o f f i c e / w o r d / 2 0 1 0 / w o r d p r o c e s s i n g G r o u p "   x m l n s : w p i = " h t t p : / / s c h e m a s . m i c r o s o f t . c o m / o f f i c e / w o r d / 2 0 1 0 / w o r d p r o c e s s i n g I n k "   x m l n s : w n e = " h t t p : / / s c h e m a s . m i c r o s o f t . c o m / o f f i c e / w o r d / 2 0 0 6 / w o r d m l "   x m l n s : w p s = " h t t p : / / s c h e m a s . m i c r o s o f t . c o m / o f f i c e / w o r d / 2 0 1 0 / w o r d p r o c e s s i n g S h a p e "   m c : I g n o r a b l e = " w 1 4   w 1 5   w 1 6 s e   w 1 6 c i d   w 1 6   w 1 6 c e x   w 1 6 s d t d h   w 1 6 d u   w p 1 4 " & g t ; & l t ; w : b o d y & g t ; & l t ; w : p   w 1 4 : p a r a I d = " 6 0 B 3 C 9 6 1 "   w 1 4 : t e x t I d = " 1 E 0 F 0 A 5 7 "   w : r s i d R = " 0 0 9 E 7 D 5 3 "   w : r s i d R D e f a u l t = " 0 0 9 E 7 D 5 3 " & g t ; & l t ; w : p P r & g t ; & l t ; w : s p a c i n g   w : b e f o r e = " 4 0 "   w : a f t e r = " 0 "   w : l i n e = " 2 4 0 "   w : l i n e R u l e = " a u t o " / & g t ; & l t ; / w : p P r & g t ; & l t ; w : r & g t ; & l t ; w : t & g t ; V e n d o r B a l a n c e L C Y C a p t i o n & l t ; / w : t & g t ; & l t ; / w : r & g t ; & l t ; / w : p & g t ; & l t ; w : s e c t P r   w : r s i d R = " 0 0 0 0 0 0 0 0 " & g t ; & l t ; w : p g S z   w : w = " 1 2 2 4 0 "   w : h = " 1 5 8 4 0 " / & g t ; & l t ; w : p g M a r   w : t o p = " 1 4 4 0 "   w : r i g h t = " 1 4 4 0 "   w : b o t t o m = " 1 4 4 0 "   w : l e f t = " 1 4 4 0 "   w : h e a d e r = " 7 2 0 "   w : f o o t e r = " 7 2 0 "   w : g u t t e r = " 0 " / & g t ; & l t ; w : c o l s   w : s p a c e = " 7 2 0 " / & g t ; & l t ; / w : s e c t P r & g t ; & l t ; / w : b o d y & g t ; & l t ; / w : d o c u m e n t & g t ; & l t ; / p k g : x m l D a t a & g t ; & l t ; / p k g : p a r t & g t ; & l t ; p k g : p a r t   p k g : n a m e = " / w o r d / _ r e l s / d o c u m e n t . x m l . r e l s "   p k g : c o n t e n t T y p e = " a p p l i c a t i o n / v n d . o p e n x m l f o r m a t s - p a c k a g e . r e l a t i o n s h i p s + x m l "   p k g : p a d d i n g = " 2 5 6 " & g t ; & l t ; p k g : x m l D a t a & g t ; & l t ; R e l a t i o n s h i p s   x m l n s = " h t t p : / / s c h e m a s . o p e n x m l f o r m a t s . o r g / p a c k a g e / 2 0 0 6 / r e l a t i o n s h i p s " & g t ; & l t ; R e l a t i o n s h i p   I d = " r I d 1 "   T y p e = " h t t p : / / s c h e m a s . o p e n x m l f o r m a t s . o r g / o f f i c e D o c u m e n t / 2 0 0 6 / r e l a t i o n s h i p s / s t y l e s "   T a r g e t = " s t y l e s . x m l " / & g t ; & l t ; / R e l a t i o n s h i p s & g t ; & l t ; / p k g : x m l D a t a & g t ; & l t ; / p k g : p a r t & g t ; & l t ; p k g : p a r t   p k g : n a m e = " / w o r d / s t y l e s . x m l "   p k g : c o n t e n t T y p e = " a p p l i c a t i o n / v n d . o p e n x m l f o r m a t s - o f f i c e d o c u m e n t . w o r d p r o c e s s i n g m l . s t y l e s + x m l " & g t ; & l t ; p k g : x m l D a t a & g t ; & l t ; w : s t y l e s   x m l n s : m c = " h t t p : / / s c h e m a s . o p e n x m l f o r m a t s . o r g / m a r k u p - c o m p a t i b i l i t y / 2 0 0 6 "   x m l n s : r = " h t t p : / / s c h e m a s . o p e n x m l f o r m a t s . o r g / o f f i c e D o c u m e n t / 2 0 0 6 / r e l a t i o n s h i p s "   x m l n s : w = " h t t p : / / s c h e m a s . o p e n x m l f o r m a t s . o r g / w o r d p r o c e s s i n g m l / 2 0 0 6 / m a i n "   x m l n s : w 1 4 = " h t t p : / / s c h e m a s . m i c r o s o f t . c o m / o f f i c e / w o r d / 2 0 1 0 / w o r d m l "   x m l n s : w 1 5 = " h t t p : / / s c h e m a s . m i c r o s o f t . c o m / o f f i c e / w o r d / 2 0 1 2 / w o r d m l "   x m l n s : w 1 6 c e x = " h t t p : / / s c h e m a s . m i c r o s o f t . c o m / o f f i c e / w o r d / 2 0 1 8 / w o r d m l / c e x "   x m l n s : w 1 6 c i d = " h t t p : / / s c h e m a s . m i c r o s o f t . c o m / o f f i c e / w o r d / 2 0 1 6 / w o r d m l / c i d "   x m l n s : w 1 6 = " h t t p : / / s c h e m a s . m i c r o s o f t . c o m / o f f i c e / w o r d / 2 0 1 8 / w o r d m l "   x m l n s : w 1 6 d u = " h t t p : / / s c h e m a s . m i c r o s o f t . c o m / o f f i c e / w o r d / 2 0 2 3 / w o r d m l / w o r d 1 6 d u "   x m l n s : w 1 6 s d t d h = " h t t p : / / s c h e m a s . m i c r o s o f t . c o m / o f f i c e / w o r d / 2 0 2 0 / w o r d m l / s d t d a t a h a s h "   x m l n s : w 1 6 s e = " h t t p : / / s c h e m a s . m i c r o s o f t . c o m / o f f i c e / w o r d / 2 0 1 5 / w o r d m l / s y m e x "   m c : I g n o r a b l e = " w 1 4   w 1 5   w 1 6 s e   w 1 6 c i d   w 1 6   w 1 6 c e x   w 1 6 s d t d h   w 1 6 d u " & g t ; & l t ; w : d o c D e f a u l t s & g t ; & l t ; w : r P r D e f a u l t & g t ; & l t ; w : r P r & g t ; & l t ; w : r F o n t s   w : a s c i i T h e m e = " m i n o r H A n s i "   w : e a s t A s i a T h e m e = " m i n o r E a s t A s i a "   w : h A n s i T h e m e = " m i n o r H A n s i "   w : c s t h e m e = " m i n o r B i d i " / & g t ; & l t ; w : k e r n   w : v a l = " 2 " / & g t ; & l t ; w : s z   w : v a l = " 2 4 " / & g t ; & l t ; w : s z C s   w : v a l = " 2 4 " / & g t ; & l t ; w : l a n g   w : v a l = " e n - U S "   w : e a s t A s i a = " e n - U S "   w : b i d i = " a r - S A " / & g t ; & l t ; w 1 4 : l i g a t u r e s   w 1 4 : v a l = " s t a n d a r d C o n t e x t u a l " / & g t ; & l t ; / w : r P r & g t ; & l t ; / w : r P r D e f a u l t & g t ; & l t ; w : p P r D e f a u l t & g t ; & l t ; w : p P r & g t ; & l t ; w : s p a c i n g   w : a f t e r = " 1 6 0 "   w : l i n e = " 2 7 8 "   w : l i n e R u l e = " a u t o " / & g t ; & l t ; / w : p P r & g t ; & l t ; / w : p P r D e f a u l t & g t ; & l t ; / w : d o c D e f a u l t s & g t ; & l t ; w : s t y l e   w : t y p e = " p a r a g r a p h "   w : d e f a u l t = " 1 "   w : s t y l e I d = " N o r m a l " & g t ; & l t ; w : n a m e   w : v a l = " N o r m a l " / & g t ; & l t ; w : q F o r m a t / & g t ; & l t ; w : r s i d   w : v a l = " 0 0 9 E 7 D 5 3 " / & g t ; & l t ; / w : s t y l e & g t ; & l t ; w : s t y l e   w : t y p e = " c h a r a c t e r "   w : d e f a u l t = " 1 "   w : s t y l e I d = " D e f a u l t P a r a g r a p h F o n t " & g t ; & l t ; w : n a m e   w : v a l = " D e f a u l t   P a r a g r a p h   F o n t " / & g t ; & l t ; w : u i P r i o r i t y   w : v a l = " 1 " / & g t ; & l t ; w : s e m i H i d d e n / & g t ; & l t ; w : u n h i d e W h e n U s e d / & g t ; & l t ; w : r s i d   w : v a l = " 0 0 9 E 7 D 5 3 " / & g t ; & l t ; / w : s t y l e & g t ; & l t ; w : s t y l e   w : t y p e = " t a b l e "   w : d e f a u l t = " 1 "   w : s t y l e I d = " T a b l e N o r m a l " & g t ; & l t ; w : n a m e   w : v a l = " N o r m a l   T a b l e " / & g t ; & l t ; w : u i P r i o r i t y   w : v a l = " 9 9 " / & g t ; & l t ; w : s e m i H i d d e n / & g t ; & l t ; w : u n h i d e W h e n U s e d / & g t ; & l t ; w : t b l P r & g t ; & l t ; w : t b l I n d   w : w = " 0 "   w : t y p e = " d x a " / & g t ; & l t ; w : t b l C e l l M a r & g t ; & l t ; w : t o p   w : w = " 0 "   w : t y p e = " d x a " / & g t ; & l t ; w : l e f t   w : w = " 1 0 8 "   w : t y p e = " d x a " / & g t ; & l t ; w : b o t t o m   w : w = " 0 "   w : t y p e = " d x a " / & g t ; & l t ; w : r i g h t   w : w = " 1 0 8 "   w : t y p e = " d x a " / & g t ; & l t ; / w : t b l C e l l M a r & g t ; & l t ; / w : t b l P r & g t ; & l t ; / w : s t y l e & g t ; & l t ; w : s t y l e   w : t y p e = " n u m b e r i n g "   w : d e f a u l t = " 1 "   w : s t y l e I d = " N o L i s t " & g t ; & l t ; w : n a m e   w : v a l = " N o   L i s t " / & g t ; & l t ; w : u i P r i o r i t y   w : v a l = " 9 9 " / & g t ; & l t ; w : s e m i H i d d e n / & g t ; & l t ; w : u n h i d e W h e n U s e d / & g t ; & l t ; w : r s i d   w : v a l = " 0 0 9 E 7 D 5 3 " / & g t ; & l t ; / w : s t y l e & g t ; & l t ; / w : s t y l e s & g t ; & l t ; / p k g : x m l D a t a & g t ; & l t ; / p k g : p a r t & g t ; & l t ; p k g : p a r t   p k g : n a m e = " / d o c M e t a d a t a / L a b e l I n f o . x m l "   p k g : c o n t e n t T y p e = " a p p l i c a t i o n / v n d . m s - o f f i c e . c l a s s i f i c a t i o n l a b e l s + x m l " & g t ; & l t ; p k g : x m l D a t a & g t ; & l t ; c l b l : l a b e l L i s t   x m l n s : c l b l = " h t t p : / / s c h e m a s . m i c r o s o f t . c o m / o f f i c e / 2 0 2 0 / m i p L a b e l M e t a d a t a " & g t ; & l t ; c l b l : l a b e l   i d = " { f 4 2 a a 3 4 2 - 8 7 0 6 - 4 2 8 8 - b d 1 1 - e b b 8 5 9 9 5 0 2 8 c } "   e n a b l e d = " 1 "   m e t h o d = " S t a n d a r d "   s i t e I d = " { 7 2 f 9 8 8 b f - 8 6 f 1 - 4 1 a f - 9 1 a b - 2 d 7 c d 0 1 1 d b 4 7 } "   c o n t e n t B i t s = " 0 "   r e m o v e d = " 0 " / & g t ; & l t ; / c l b l : l a b e l L i s t & g t ; & l t ; / p k g : x m l D a t a & g t ; & l t ; / p k g : p a r t & g t ; & l t ; / p k g : p a c k a g e & g t ; - 
- < / V e n d o r B a l a n c e L C Y C a p t i o n > - 
-         < V e n d o r C i t y C a p t i o n > & l t ; ? x m l   v e r s i o n = " 1 . 0 "   s t a n d a l o n e = " y e s " ? & g t ; - 
- & l t ; ? m s o - a p p l i c a t i o n   p r o g i d = " W o r d . D o c u m e n t " ? & g t ; - 
- & l t ; p k g : p a c k a g e   x m l n s : p k g = " h t t p : / / s c h e m a s . m i c r o s o f t . c o m / o f f i c e / 2 0 0 6 / x m l P a c k a g e " & g t ; & l t ; p k g : p a r t   p k g : n a m e = " / _ r e l s / . r e l s "   p k g : c o n t e n t T y p e = " a p p l i c a t i o n / v n d . o p e n x m l f o r m a t s - p a c k a g e . r e l a t i o n s h i p s + x m l "   p k g : p a d d i n g = " 5 1 2 " & g t ; & l t ; p k g : x m l D a t a & g t ; & l t ; R e l a t i o n s h i p s   x m l n s = " h t t p : / / s c h e m a s . o p e n x m l f o r m a t s . o r g / p a c k a g e / 2 0 0 6 / r e l a t i o n s h i p s " & g t ; & l t ; R e l a t i o n s h i p   I d = " r I d 2 "   T y p e = " h t t p : / / s c h e m a s . m i c r o s o f t . c o m / o f f i c e / 2 0 2 0 / 0 2 / r e l a t i o n s h i p s / c l a s s i f i c a t i o n l a b e l s "   T a r g e t = " d o c M e t a d a t a / L a b e l I n f o . x m l " / & g t ; & l t ; R e l a t i o n s h i p   I d = " r I d 1 "   T y p e = " h t t p : / / s c h e m a s . o p e n x m l f o r m a t s . o r g / o f f i c e D o c u m e n t / 2 0 0 6 / r e l a t i o n s h i p s / o f f i c e D o c u m e n t "   T a r g e t = " w o r d / d o c u m e n t . x m l " / & g t ; & l t ; / R e l a t i o n s h i p s & g t ; & l t ; / p k g : x m l D a t a & g t ; & l t ; / p k g : p a r t & g t ; & l t ; p k g : p a r t   p k g : n a m e = " / w o r d / d o c u m e n t . x m l "   p k g : c o n t e n t T y p e = " a p p l i c a t i o n / v n d . o p e n x m l f o r m a t s - o f f i c e d o c u m e n t . w o r d p r o c e s s i n g m l . d o c u m e n t . m a i n + x m l " & g t ; & l t ; p k g : x m l D a t a & g t ; & l t ; w : d o c u m e n t   x m l n s : w p c = " h t t p : / / s c h e m a s . m i c r o s o f t . c o m / o f f i c e / w o r d / 2 0 1 0 / w o r d p r o c e s s i n g C a n v a s "   x m l n s : c x = " h t t p : / / s c h e m a s . m i c r o s o f t . c o m / o f f i c e / d r a w i n g / 2 0 1 4 / c h a r t e x "   x m l n s : c x 1 = " h t t p : / / s c h e m a s . m i c r o s o f t . c o m / o f f i c e / d r a w i n g / 2 0 1 5 / 9 / 8 / c h a r t e x "   x m l n s : c x 2 = " h t t p : / / s c h e m a s . m i c r o s o f t . c o m / o f f i c e / d r a w i n g / 2 0 1 5 / 1 0 / 2 1 / c h a r t e x "   x m l n s : c x 3 = " h t t p : / / s c h e m a s . m i c r o s o f t . c o m / o f f i c e / d r a w i n g / 2 0 1 6 / 5 / 9 / c h a r t e x "   x m l n s : c x 4 = " h t t p : / / s c h e m a s . m i c r o s o f t . c o m / o f f i c e / d r a w i n g / 2 0 1 6 / 5 / 1 0 / c h a r t e x "   x m l n s : c x 5 = " h t t p : / / s c h e m a s . m i c r o s o f t . c o m / o f f i c e / d r a w i n g / 2 0 1 6 / 5 / 1 1 / c h a r t e x "   x m l n s : c x 6 = " h t t p : / / s c h e m a s . m i c r o s o f t . c o m / o f f i c e / d r a w i n g / 2 0 1 6 / 5 / 1 2 / c h a r t e x "   x m l n s : c x 7 = " h t t p : / / s c h e m a s . m i c r o s o f t . c o m / o f f i c e / d r a w i n g / 2 0 1 6 / 5 / 1 3 / c h a r t e x "   x m l n s : c x 8 = " h t t p : / / s c h e m a s . m i c r o s o f t . c o m / o f f i c e / d r a w i n g / 2 0 1 6 / 5 / 1 4 / c h a r t e x "   x m l n s : m c = " h t t p : / / s c h e m a s . o p e n x m l f o r m a t s . o r g / m a r k u p - c o m p a t i b i l i t y / 2 0 0 6 "   x m l n s : a i n k = " h t t p : / / s c h e m a s . m i c r o s o f t . c o m / o f f i c e / d r a w i n g / 2 0 1 6 / i n k "   x m l n s : a m 3 d = " h t t p : / / s c h e m a s . m i c r o s o f t . c o m / o f f i c e / d r a w i n g / 2 0 1 7 / m o d e l 3 d "   x m l n s : o = " u r n : s c h e m a s - m i c r o s o f t - c o m : o f f i c e : o f f i c e "   x m l n s : o e l = " h t t p : / / s c h e m a s . m i c r o s o f t . c o m / o f f i c e / 2 0 1 9 / e x t l s t "   x m l n s : r = " h t t p : / / s c h e m a s . o p e n x m l f o r m a t s . o r g / o f f i c e D o c u m e n t / 2 0 0 6 / r e l a t i o n s h i p s "   x m l n s : m = " h t t p : / / s c h e m a s . o p e n x m l f o r m a t s . o r g / o f f i c e D o c u m e n t / 2 0 0 6 / m a t h "   x m l n s : v = " u r n : s c h e m a s - m i c r o s o f t - c o m : v m l "   x m l n s : w p 1 4 = " h t t p : / / s c h e m a s . m i c r o s o f t . c o m / o f f i c e / w o r d / 2 0 1 0 / w o r d p r o c e s s i n g D r a w i n g "   x m l n s : w p = " h t t p : / / s c h e m a s . o p e n x m l f o r m a t s . o r g / d r a w i n g m l / 2 0 0 6 / w o r d p r o c e s s i n g D r a w i n g "   x m l n s : w 1 0 = " u r n : s c h e m a s - m i c r o s o f t - c o m : o f f i c e : w o r d "   x m l n s : w = " h t t p : / / s c h e m a s . o p e n x m l f o r m a t s . o r g / w o r d p r o c e s s i n g m l / 2 0 0 6 / m a i n "   x m l n s : w 1 4 = " h t t p : / / s c h e m a s . m i c r o s o f t . c o m / o f f i c e / w o r d / 2 0 1 0 / w o r d m l "   x m l n s : w 1 5 = " h t t p : / / s c h e m a s . m i c r o s o f t . c o m / o f f i c e / w o r d / 2 0 1 2 / w o r d m l "   x m l n s : w 1 6 c e x = " h t t p : / / s c h e m a s . m i c r o s o f t . c o m / o f f i c e / w o r d / 2 0 1 8 / w o r d m l / c e x "   x m l n s : w 1 6 c i d = " h t t p : / / s c h e m a s . m i c r o s o f t . c o m / o f f i c e / w o r d / 2 0 1 6 / w o r d m l / c i d "   x m l n s : w 1 6 = " h t t p : / / s c h e m a s . m i c r o s o f t . c o m / o f f i c e / w o r d / 2 0 1 8 / w o r d m l "   x m l n s : w 1 6 d u = " h t t p : / / s c h e m a s . m i c r o s o f t . c o m / o f f i c e / w o r d / 2 0 2 3 / w o r d m l / w o r d 1 6 d u "   x m l n s : w 1 6 s d t d h = " h t t p : / / s c h e m a s . m i c r o s o f t . c o m / o f f i c e / w o r d / 2 0 2 0 / w o r d m l / s d t d a t a h a s h "   x m l n s : w 1 6 s e = " h t t p : / / s c h e m a s . m i c r o s o f t . c o m / o f f i c e / w o r d / 2 0 1 5 / w o r d m l / s y m e x "   x m l n s : w p g = " h t t p : / / s c h e m a s . m i c r o s o f t . c o m / o f f i c e / w o r d / 2 0 1 0 / w o r d p r o c e s s i n g G r o u p "   x m l n s : w p i = " h t t p : / / s c h e m a s . m i c r o s o f t . c o m / o f f i c e / w o r d / 2 0 1 0 / w o r d p r o c e s s i n g I n k "   x m l n s : w n e = " h t t p : / / s c h e m a s . m i c r o s o f t . c o m / o f f i c e / w o r d / 2 0 0 6 / w o r d m l "   x m l n s : w p s = " h t t p : / / s c h e m a s . m i c r o s o f t . c o m / o f f i c e / w o r d / 2 0 1 0 / w o r d p r o c e s s i n g S h a p e "   m c : I g n o r a b l e = " w 1 4   w 1 5   w 1 6 s e   w 1 6 c i d   w 1 6   w 1 6 c e x   w 1 6 s d t d h   w 1 6 d u   w p 1 4 " & g t ; & l t ; w : b o d y & g t ; & l t ; w : p   w 1 4 : p a r a I d = " 0 3 D 9 0 C C 1 "   w 1 4 : t e x t I d = " 7 9 1 8 0 4 9 4 "   w : r s i d R = " 0 0 F 4 0 B 7 8 "   w : r s i d R D e f a u l t = " 0 0 F 4 0 B 7 8 " & g t ; & l t ; w : p P r & g t ; & l t ; w : s p a c i n g   w : b e f o r e = " 4 0 "   w : a f t e r = " 0 "   w : l i n e = " 2 4 0 "   w : l i n e R u l e = " a u t o " / & g t ; & l t ; / w : p P r & g t ; & l t ; w : r & g t ; & l t ; w : t & g t ; V e n d o r C i t y C a p t i o n & l t ; / w : t & g t ; & l t ; / w : r & g t ; & l t ; / w : p & g t ; & l t ; w : s e c t P r   w : r s i d R = " 0 0 0 0 0 0 0 0 " & g t ; & l t ; w : p g S z   w : w = " 1 2 2 4 0 "   w : h = " 1 5 8 4 0 " / & g t ; & l t ; w : p g M a r   w : t o p = " 1 4 4 0 "   w : r i g h t = " 1 4 4 0 "   w : b o t t o m = " 1 4 4 0 "   w : l e f t = " 1 4 4 0 "   w : h e a d e r = " 7 2 0 "   w : f o o t e r = " 7 2 0 "   w : g u t t e r = " 0 " / & g t ; & l t ; w : c o l s   w : s p a c e = " 7 2 0 " / & g t ; & l t ; / w : s e c t P r & g t ; & l t ; / w : b o d y & g t ; & l t ; / w : d o c u m e n t & g t ; & l t ; / p k g : x m l D a t a & g t ; & l t ; / p k g : p a r t & g t ; & l t ; p k g : p a r t   p k g : n a m e = " / w o r d / _ r e l s / d o c u m e n t . x m l . r e l s "   p k g : c o n t e n t T y p e = " a p p l i c a t i o n / v n d . o p e n x m l f o r m a t s - p a c k a g e . r e l a t i o n s h i p s + x m l "   p k g : p a d d i n g = " 2 5 6 " & g t ; & l t ; p k g : x m l D a t a & g t ; & l t ; R e l a t i o n s h i p s   x m l n s = " h t t p : / / s c h e m a s . o p e n x m l f o r m a t s . o r g / p a c k a g e / 2 0 0 6 / r e l a t i o n s h i p s " & g t ; & l t ; R e l a t i o n s h i p   I d = " r I d 1 "   T y p e = " h t t p : / / s c h e m a s . o p e n x m l f o r m a t s . o r g / o f f i c e D o c u m e n t / 2 0 0 6 / r e l a t i o n s h i p s / s t y l e s "   T a r g e t = " s t y l e s . x m l " / & g t ; & l t ; / R e l a t i o n s h i p s & g t ; & l t ; / p k g : x m l D a t a & g t ; & l t ; / p k g : p a r t & g t ; & l t ; p k g : p a r t   p k g : n a m e = " / w o r d / s t y l e s . x m l "   p k g : c o n t e n t T y p e = " a p p l i c a t i o n / v n d . o p e n x m l f o r m a t s - o f f i c e d o c u m e n t . w o r d p r o c e s s i n g m l . s t y l e s + x m l " & g t ; & l t ; p k g : x m l D a t a & g t ; & l t ; w : s t y l e s   x m l n s : m c = " h t t p : / / s c h e m a s . o p e n x m l f o r m a t s . o r g / m a r k u p - c o m p a t i b i l i t y / 2 0 0 6 "   x m l n s : r = " h t t p : / / s c h e m a s . o p e n x m l f o r m a t s . o r g / o f f i c e D o c u m e n t / 2 0 0 6 / r e l a t i o n s h i p s "   x m l n s : w = " h t t p : / / s c h e m a s . o p e n x m l f o r m a t s . o r g / w o r d p r o c e s s i n g m l / 2 0 0 6 / m a i n "   x m l n s : w 1 4 = " h t t p : / / s c h e m a s . m i c r o s o f t . c o m / o f f i c e / w o r d / 2 0 1 0 / w o r d m l "   x m l n s : w 1 5 = " h t t p : / / s c h e m a s . m i c r o s o f t . c o m / o f f i c e / w o r d / 2 0 1 2 / w o r d m l "   x m l n s : w 1 6 c e x = " h t t p : / / s c h e m a s . m i c r o s o f t . c o m / o f f i c e / w o r d / 2 0 1 8 / w o r d m l / c e x "   x m l n s : w 1 6 c i d = " h t t p : / / s c h e m a s . m i c r o s o f t . c o m / o f f i c e / w o r d / 2 0 1 6 / w o r d m l / c i d "   x m l n s : w 1 6 = " h t t p : / / s c h e m a s . m i c r o s o f t . c o m / o f f i c e / w o r d / 2 0 1 8 / w o r d m l "   x m l n s : w 1 6 d u = " h t t p : / / s c h e m a s . m i c r o s o f t . c o m / o f f i c e / w o r d / 2 0 2 3 / w o r d m l / w o r d 1 6 d u "   x m l n s : w 1 6 s d t d h = " h t t p : / / s c h e m a s . m i c r o s o f t . c o m / o f f i c e / w o r d / 2 0 2 0 / w o r d m l / s d t d a t a h a s h "   x m l n s : w 1 6 s e = " h t t p : / / s c h e m a s . m i c r o s o f t . c o m / o f f i c e / w o r d / 2 0 1 5 / w o r d m l / s y m e x "   m c : I g n o r a b l e = " w 1 4   w 1 5   w 1 6 s e   w 1 6 c i d   w 1 6   w 1 6 c e x   w 1 6 s d t d h   w 1 6 d u " & g t ; & l t ; w : d o c D e f a u l t s & g t ; & l t ; w : r P r D e f a u l t & g t ; & l t ; w : r P r & g t ; & l t ; w : r F o n t s   w : a s c i i T h e m e = " m i n o r H A n s i "   w : e a s t A s i a T h e m e = " m i n o r E a s t A s i a "   w : h A n s i T h e m e = " m i n o r H A n s i "   w : c s t h e m e = " m i n o r B i d i " / & g t ; & l t ; w : k e r n   w : v a l = " 2 " / & g t ; & l t ; w : s z   w : v a l = " 2 4 " / & g t ; & l t ; w : s z C s   w : v a l = " 2 4 " / & g t ; & l t ; w : l a n g   w : v a l = " e n - U S "   w : e a s t A s i a = " e n - U S "   w : b i d i = " a r - S A " / & g t ; & l t ; w 1 4 : l i g a t u r e s   w 1 4 : v a l = " s t a n d a r d C o n t e x t u a l " / & g t ; & l t ; / w : r P r & g t ; & l t ; / w : r P r D e f a u l t & g t ; & l t ; w : p P r D e f a u l t & g t ; & l t ; w : p P r & g t ; & l t ; w : s p a c i n g   w : a f t e r = " 1 6 0 "   w : l i n e = " 2 7 8 "   w : l i n e R u l e = " a u t o " / & g t ; & l t ; / w : p P r & g t ; & l t ; / w : p P r D e f a u l t & g t ; & l t ; / w : d o c D e f a u l t s & g t ; & l t ; w : s t y l e   w : t y p e = " p a r a g r a p h "   w : d e f a u l t = " 1 "   w : s t y l e I d = " N o r m a l " & g t ; & l t ; w : n a m e   w : v a l = " N o r m a l " / & g t ; & l t ; w : q F o r m a t / & g t ; & l t ; / w : s t y l e & g t ; & l t ; w : s t y l e   w : t y p e = " c h a r a c t e r "   w : d e f a u l t = " 1 "   w : s t y l e I d = " D e f a u l t P a r a g r a p h F o n t " & g t ; & l t ; w : n a m e   w : v a l = " D e f a u l t   P a r a g r a p h   F o n t " / & g t ; & l t ; w : u i P r i o r i t y   w : v a l = " 1 " / & g t ; & l t ; w : s e m i H i d d e n / & g t ; & l t ; w : u n h i d e W h e n U s e d / & g t ; & l t ; / w : s t y l e & g t ; & l t ; w : s t y l e   w : t y p e = " t a b l e "   w : d e f a u l t = " 1 "   w : s t y l e I d = " T a b l e N o r m a l " & g t ; & l t ; w : n a m e   w : v a l = " N o r m a l   T a b l e " / & g t ; & l t ; w : u i P r i o r i t y   w : v a l = " 9 9 " / & g t ; & l t ; w : s e m i H i d d e n / & g t ; & l t ; w : u n h i d e W h e n U s e d / & g t ; & l t ; w : t b l P r & g t ; & l t ; w : t b l I n d   w : w = " 0 "   w : t y p e = " d x a " / & g t ; & l t ; w : t b l C e l l M a r & g t ; & l t ; w : t o p   w : w = " 0 "   w : t y p e = " d x a " / & g t ; & l t ; w : l e f t   w : w = " 1 0 8 "   w : t y p e = " d x a " / & g t ; & l t ; w : b o t t o m   w : w = " 0 "   w : t y p e = " d x a " / & g t ; & l t ; w : r i g h t   w : w = " 1 0 8 "   w : t y p e = " d x a " / & g t ; & l t ; / w : t b l C e l l M a r & g t ; & l t ; / w : t b l P r & g t ; & l t ; / w : s t y l e & g t ; & l t ; w : s t y l e   w : t y p e = " n u m b e r i n g "   w : d e f a u l t = " 1 "   w : s t y l e I d = " N o L i s t " & g t ; & l t ; w : n a m e   w : v a l = " N o   L i s t " / & g t ; & l t ; w : u i P r i o r i t y   w : v a l = " 9 9 " / & g t ; & l t ; w : s e m i H i d d e n / & g t ; & l t ; w : u n h i d e W h e n U s e d / & g t ; & l t ; / w : s t y l e & g t ; & l t ; / w : s t y l e s & g t ; & l t ; / p k g : x m l D a t a & g t ; & l t ; / p k g : p a r t & g t ; & l t ; p k g : p a r t   p k g : n a m e = " / d o c M e t a d a t a / L a b e l I n f o . x m l "   p k g : c o n t e n t T y p e = " a p p l i c a t i o n / v n d . m s - o f f i c e . c l a s s i f i c a t i o n l a b e l s + x m l " & g t ; & l t ; p k g : x m l D a t a & g t ; & l t ; c l b l : l a b e l L i s t   x m l n s : c l b l = " h t t p : / / s c h e m a s . m i c r o s o f t . c o m / o f f i c e / 2 0 2 0 / m i p L a b e l M e t a d a t a " & g t ; & l t ; c l b l : l a b e l   i d = " { f 4 2 a a 3 4 2 - 8 7 0 6 - 4 2 8 8 - b d 1 1 - e b b 8 5 9 9 5 0 2 8 c } "   e n a b l e d = " 1 "   m e t h o d = " S t a n d a r d "   s i t e I d = " { 7 2 f 9 8 8 b f - 8 6 f 1 - 4 1 a f - 9 1 a b - 2 d 7 c d 0 1 1 d b 4 7 } "   c o n t e n t B i t s = " 0 "   r e m o v e d = " 0 " / & g t ; & l t ; / c l b l : l a b e l L i s t & g t ; & l t ; / p k g : x m l D a t a & g t ; & l t ; / p k g : p a r t & g t ; & l t ; / p k g : p a c k a g e & g t ; - 
- < / V e n d o r C i t y C a p t i o n > - 
-         < V e n d o r C o u n t r y R e g i o n C a p t i o n > & l t ; ? x m l   v e r s i o n = " 1 . 0 "   s t a n d a l o n e = " y e s " ? & g t ; - 
- & l t ; ? m s o - a p p l i c a t i o n   p r o g i d = " W o r d . D o c u m e n t " ? & g t ; - 
- & l t ; p k g : p a c k a g e   x m l n s : p k g = " h t t p : / / s c h e m a s . m i c r o s o f t . c o m / o f f i c e / 2 0 0 6 / x m l P a c k a g e " & g t ; & l t ; p k g : p a r t   p k g : n a m e = " / _ r e l s / . r e l s "   p k g : c o n t e n t T y p e = " a p p l i c a t i o n / v n d . o p e n x m l f o r m a t s - p a c k a g e . r e l a t i o n s h i p s + x m l "   p k g : p a d d i n g = " 5 1 2 " & g t ; & l t ; p k g : x m l D a t a & g t ; & l t ; R e l a t i o n s h i p s   x m l n s = " h t t p : / / s c h e m a s . o p e n x m l f o r m a t s . o r g / p a c k a g e / 2 0 0 6 / r e l a t i o n s h i p s " & g t ; & l t ; R e l a t i o n s h i p   I d = " r I d 2 "   T y p e = " h t t p : / / s c h e m a s . m i c r o s o f t . c o m / o f f i c e / 2 0 2 0 / 0 2 / r e l a t i o n s h i p s / c l a s s i f i c a t i o n l a b e l s "   T a r g e t = " d o c M e t a d a t a / L a b e l I n f o . x m l " / & g t ; & l t ; R e l a t i o n s h i p   I d = " r I d 1 "   T y p e = " h t t p : / / s c h e m a s . o p e n x m l f o r m a t s . o r g / o f f i c e D o c u m e n t / 2 0 0 6 / r e l a t i o n s h i p s / o f f i c e D o c u m e n t "   T a r g e t = " w o r d / d o c u m e n t . x m l " / & g t ; & l t ; / R e l a t i o n s h i p s & g t ; & l t ; / p k g : x m l D a t a & g t ; & l t ; / p k g : p a r t & g t ; & l t ; p k g : p a r t   p k g : n a m e = " / w o r d / d o c u m e n t . x m l "   p k g : c o n t e n t T y p e = " a p p l i c a t i o n / v n d . o p e n x m l f o r m a t s - o f f i c e d o c u m e n t . w o r d p r o c e s s i n g m l . d o c u m e n t . m a i n + x m l " & g t ; & l t ; p k g : x m l D a t a & g t ; & l t ; w : d o c u m e n t   x m l n s : w p c = " h t t p : / / s c h e m a s . m i c r o s o f t . c o m / o f f i c e / w o r d / 2 0 1 0 / w o r d p r o c e s s i n g C a n v a s "   x m l n s : c x = " h t t p : / / s c h e m a s . m i c r o s o f t . c o m / o f f i c e / d r a w i n g / 2 0 1 4 / c h a r t e x "   x m l n s : c x 1 = " h t t p : / / s c h e m a s . m i c r o s o f t . c o m / o f f i c e / d r a w i n g / 2 0 1 5 / 9 / 8 / c h a r t e x "   x m l n s : c x 2 = " h t t p : / / s c h e m a s . m i c r o s o f t . c o m / o f f i c e / d r a w i n g / 2 0 1 5 / 1 0 / 2 1 / c h a r t e x "   x m l n s : c x 3 = " h t t p : / / s c h e m a s . m i c r o s o f t . c o m / o f f i c e / d r a w i n g / 2 0 1 6 / 5 / 9 / c h a r t e x "   x m l n s : c x 4 = " h t t p : / / s c h e m a s . m i c r o s o f t . c o m / o f f i c e / d r a w i n g / 2 0 1 6 / 5 / 1 0 / c h a r t e x "   x m l n s : c x 5 = " h t t p : / / s c h e m a s . m i c r o s o f t . c o m / o f f i c e / d r a w i n g / 2 0 1 6 / 5 / 1 1 / c h a r t e x "   x m l n s : c x 6 = " h t t p : / / s c h e m a s . m i c r o s o f t . c o m / o f f i c e / d r a w i n g / 2 0 1 6 / 5 / 1 2 / c h a r t e x "   x m l n s : c x 7 = " h t t p : / / s c h e m a s . m i c r o s o f t . c o m / o f f i c e / d r a w i n g / 2 0 1 6 / 5 / 1 3 / c h a r t e x "   x m l n s : c x 8 = " h t t p : / / s c h e m a s . m i c r o s o f t . c o m / o f f i c e / d r a w i n g / 2 0 1 6 / 5 / 1 4 / c h a r t e x "   x m l n s : m c = " h t t p : / / s c h e m a s . o p e n x m l f o r m a t s . o r g / m a r k u p - c o m p a t i b i l i t y / 2 0 0 6 "   x m l n s : a i n k = " h t t p : / / s c h e m a s . m i c r o s o f t . c o m / o f f i c e / d r a w i n g / 2 0 1 6 / i n k "   x m l n s : a m 3 d = " h t t p : / / s c h e m a s . m i c r o s o f t . c o m / o f f i c e / d r a w i n g / 2 0 1 7 / m o d e l 3 d "   x m l n s : o = " u r n : s c h e m a s - m i c r o s o f t - c o m : o f f i c e : o f f i c e "   x m l n s : o e l = " h t t p : / / s c h e m a s . m i c r o s o f t . c o m / o f f i c e / 2 0 1 9 / e x t l s t "   x m l n s : r = " h t t p : / / s c h e m a s . o p e n x m l f o r m a t s . o r g / o f f i c e D o c u m e n t / 2 0 0 6 / r e l a t i o n s h i p s "   x m l n s : m = " h t t p : / / s c h e m a s . o p e n x m l f o r m a t s . o r g / o f f i c e D o c u m e n t / 2 0 0 6 / m a t h "   x m l n s : v = " u r n : s c h e m a s - m i c r o s o f t - c o m : v m l "   x m l n s : w p 1 4 = " h t t p : / / s c h e m a s . m i c r o s o f t . c o m / o f f i c e / w o r d / 2 0 1 0 / w o r d p r o c e s s i n g D r a w i n g "   x m l n s : w p = " h t t p : / / s c h e m a s . o p e n x m l f o r m a t s . o r g / d r a w i n g m l / 2 0 0 6 / w o r d p r o c e s s i n g D r a w i n g "   x m l n s : w 1 0 = " u r n : s c h e m a s - m i c r o s o f t - c o m : o f f i c e : w o r d "   x m l n s : w = " h t t p : / / s c h e m a s . o p e n x m l f o r m a t s . o r g / w o r d p r o c e s s i n g m l / 2 0 0 6 / m a i n "   x m l n s : w 1 4 = " h t t p : / / s c h e m a s . m i c r o s o f t . c o m / o f f i c e / w o r d / 2 0 1 0 / w o r d m l "   x m l n s : w 1 5 = " h t t p : / / s c h e m a s . m i c r o s o f t . c o m / o f f i c e / w o r d / 2 0 1 2 / w o r d m l "   x m l n s : w 1 6 c e x = " h t t p : / / s c h e m a s . m i c r o s o f t . c o m / o f f i c e / w o r d / 2 0 1 8 / w o r d m l / c e x "   x m l n s : w 1 6 c i d = " h t t p : / / s c h e m a s . m i c r o s o f t . c o m / o f f i c e / w o r d / 2 0 1 6 / w o r d m l / c i d "   x m l n s : w 1 6 = " h t t p : / / s c h e m a s . m i c r o s o f t . c o m / o f f i c e / w o r d / 2 0 1 8 / w o r d m l "   x m l n s : w 1 6 d u = " h t t p : / / s c h e m a s . m i c r o s o f t . c o m / o f f i c e / w o r d / 2 0 2 3 / w o r d m l / w o r d 1 6 d u "   x m l n s : w 1 6 s d t d h = " h t t p : / / s c h e m a s . m i c r o s o f t . c o m / o f f i c e / w o r d / 2 0 2 0 / w o r d m l / s d t d a t a h a s h "   x m l n s : w 1 6 s e = " h t t p : / / s c h e m a s . m i c r o s o f t . c o m / o f f i c e / w o r d / 2 0 1 5 / w o r d m l / s y m e x "   x m l n s : w p g = " h t t p : / / s c h e m a s . m i c r o s o f t . c o m / o f f i c e / w o r d / 2 0 1 0 / w o r d p r o c e s s i n g G r o u p "   x m l n s : w p i = " h t t p : / / s c h e m a s . m i c r o s o f t . c o m / o f f i c e / w o r d / 2 0 1 0 / w o r d p r o c e s s i n g I n k "   x m l n s : w n e = " h t t p : / / s c h e m a s . m i c r o s o f t . c o m / o f f i c e / w o r d / 2 0 0 6 / w o r d m l "   x m l n s : w p s = " h t t p : / / s c h e m a s . m i c r o s o f t . c o m / o f f i c e / w o r d / 2 0 1 0 / w o r d p r o c e s s i n g S h a p e "   m c : I g n o r a b l e = " w 1 4   w 1 5   w 1 6 s e   w 1 6 c i d   w 1 6   w 1 6 c e x   w 1 6 s d t d h   w 1 6 d u   w p 1 4 " & g t ; & l t ; w : b o d y & g t ; & l t ; w : p   w 1 4 : p a r a I d = " 6 3 5 E B 8 0 5 "   w 1 4 : t e x t I d = " 2 6 5 5 4 2 9 7 "   w : r s i d R = " 0 0 4 F 0 B 4 2 "   w : r s i d R D e f a u l t = " 0 0 4 F 0 B 4 2 " & g t ; & l t ; w : p P r & g t ; & l t ; w : s p a c i n g   w : b e f o r e = " 4 0 "   w : a f t e r = " 0 "   w : l i n e = " 2 4 0 "   w : l i n e R u l e = " a u t o " / & g t ; & l t ; / w : p P r & g t ; & l t ; w : r & g t ; & l t ; w : t & g t ; V e n d o r C o u n t r y R e g i o n C a p t i o n & l t ; / w : t & g t ; & l t ; / w : r & g t ; & l t ; / w : p & g t ; & l t ; w : s e c t P r   w : r s i d R = " 0 0 0 0 0 0 0 0 " & g t ; & l t ; w : p g S z   w : w = " 1 2 2 4 0 "   w : h = " 1 5 8 4 0 " / & g t ; & l t ; w : p g M a r   w : t o p = " 1 4 4 0 "   w : r i g h t = " 1 4 4 0 "   w : b o t t o m = " 1 4 4 0 "   w : l e f t = " 1 4 4 0 "   w : h e a d e r = " 7 2 0 "   w : f o o t e r = " 7 2 0 "   w : g u t t e r = " 0 " / & g t ; & l t ; w : c o l s   w : s p a c e = " 7 2 0 " / & g t ; & l t ; / w : s e c t P r & g t ; & l t ; / w : b o d y & g t ; & l t ; / w : d o c u m e n t & g t ; & l t ; / p k g : x m l D a t a & g t ; & l t ; / p k g : p a r t & g t ; & l t ; p k g : p a r t   p k g : n a m e = " / w o r d / _ r e l s / d o c u m e n t . x m l . r e l s "   p k g : c o n t e n t T y p e = " a p p l i c a t i o n / v n d . o p e n x m l f o r m a t s - p a c k a g e . r e l a t i o n s h i p s + x m l "   p k g : p a d d i n g = " 2 5 6 " & g t ; & l t ; p k g : x m l D a t a & g t ; & l t ; R e l a t i o n s h i p s   x m l n s = " h t t p : / / s c h e m a s . o p e n x m l f o r m a t s . o r g / p a c k a g e / 2 0 0 6 / r e l a t i o n s h i p s " & g t ; & l t ; R e l a t i o n s h i p   I d = " r I d 1 "   T y p e = " h t t p : / / s c h e m a s . o p e n x m l f o r m a t s . o r g / o f f i c e D o c u m e n t / 2 0 0 6 / r e l a t i o n s h i p s / s t y l e s "   T a r g e t = " s t y l e s . x m l " / & g t ; & l t ; / R e l a t i o n s h i p s & g t ; & l t ; / p k g : x m l D a t a & g t ; & l t ; / p k g : p a r t & g t ; & l t ; p k g : p a r t   p k g : n a m e = " / w o r d / s t y l e s . x m l "   p k g : c o n t e n t T y p e = " a p p l i c a t i o n / v n d . o p e n x m l f o r m a t s - o f f i c e d o c u m e n t . w o r d p r o c e s s i n g m l . s t y l e s + x m l " & g t ; & l t ; p k g : x m l D a t a & g t ; & l t ; w : s t y l e s   x m l n s : m c = " h t t p : / / s c h e m a s . o p e n x m l f o r m a t s . o r g / m a r k u p - c o m p a t i b i l i t y / 2 0 0 6 "   x m l n s : r = " h t t p : / / s c h e m a s . o p e n x m l f o r m a t s . o r g / o f f i c e D o c u m e n t / 2 0 0 6 / r e l a t i o n s h i p s "   x m l n s : w = " h t t p : / / s c h e m a s . o p e n x m l f o r m a t s . o r g / w o r d p r o c e s s i n g m l / 2 0 0 6 / m a i n "   x m l n s : w 1 4 = " h t t p : / / s c h e m a s . m i c r o s o f t . c o m / o f f i c e / w o r d / 2 0 1 0 / w o r d m l "   x m l n s : w 1 5 = " h t t p : / / s c h e m a s . m i c r o s o f t . c o m / o f f i c e / w o r d / 2 0 1 2 / w o r d m l "   x m l n s : w 1 6 c e x = " h t t p : / / s c h e m a s . m i c r o s o f t . c o m / o f f i c e / w o r d / 2 0 1 8 / w o r d m l / c e x "   x m l n s : w 1 6 c i d = " h t t p : / / s c h e m a s . m i c r o s o f t . c o m / o f f i c e / w o r d / 2 0 1 6 / w o r d m l / c i d "   x m l n s : w 1 6 = " h t t p : / / s c h e m a s . m i c r o s o f t . c o m / o f f i c e / w o r d / 2 0 1 8 / w o r d m l "   x m l n s : w 1 6 d u = " h t t p : / / s c h e m a s . m i c r o s o f t . c o m / o f f i c e / w o r d / 2 0 2 3 / w o r d m l / w o r d 1 6 d u "   x m l n s : w 1 6 s d t d h = " h t t p : / / s c h e m a s . m i c r o s o f t . c o m / o f f i c e / w o r d / 2 0 2 0 / w o r d m l / s d t d a t a h a s h "   x m l n s : w 1 6 s e = " h t t p : / / s c h e m a s . m i c r o s o f t . c o m / o f f i c e / w o r d / 2 0 1 5 / w o r d m l / s y m e x "   m c : I g n o r a b l e = " w 1 4   w 1 5   w 1 6 s e   w 1 6 c i d   w 1 6   w 1 6 c e x   w 1 6 s d t d h   w 1 6 d u " & g t ; & l t ; w : d o c D e f a u l t s & g t ; & l t ; w : r P r D e f a u l t & g t ; & l t ; w : r P r & g t ; & l t ; w : r F o n t s   w : a s c i i T h e m e = " m i n o r H A n s i "   w : e a s t A s i a T h e m e = " m i n o r E a s t A s i a "   w : h A n s i T h e m e = " m i n o r H A n s i "   w : c s t h e m e = " m i n o r B i d i " / & g t ; & l t ; w : k e r n   w : v a l = " 2 " / & g t ; & l t ; w : s z   w : v a l = " 2 4 " / & g t ; & l t ; w : s z C s   w : v a l = " 2 4 " / & g t ; & l t ; w : l a n g   w : v a l = " e n - U S "   w : e a s t A s i a = " e n - U S "   w : b i d i = " a r - S A " / & g t ; & l t ; w 1 4 : l i g a t u r e s   w 1 4 : v a l = " s t a n d a r d C o n t e x t u a l " / & g t ; & l t ; / w : r P r & g t ; & l t ; / w : r P r D e f a u l t & g t ; & l t ; w : p P r D e f a u l t & g t ; & l t ; w : p P r & g t ; & l t ; w : s p a c i n g   w : a f t e r = " 1 6 0 "   w : l i n e = " 2 7 8 "   w : l i n e R u l e = " a u t o " / & g t ; & l t ; / w : p P r & g t ; & l t ; / w : p P r D e f a u l t & g t ; & l t ; / w : d o c D e f a u l t s & g t ; & l t ; w : s t y l e   w : t y p e = " p a r a g r a p h "   w : d e f a u l t = " 1 "   w : s t y l e I d = " N o r m a l " & g t ; & l t ; w : n a m e   w : v a l = " N o r m a l " / & g t ; & l t ; w : q F o r m a t / & g t ; & l t ; / w : s t y l e & g t ; & l t ; w : s t y l e   w : t y p e = " c h a r a c t e r "   w : d e f a u l t = " 1 "   w : s t y l e I d = " D e f a u l t P a r a g r a p h F o n t " & g t ; & l t ; w : n a m e   w : v a l = " D e f a u l t   P a r a g r a p h   F o n t " / & g t ; & l t ; w : u i P r i o r i t y   w : v a l = " 1 " / & g t ; & l t ; w : s e m i H i d d e n / & g t ; & l t ; w : u n h i d e W h e n U s e d / & g t ; & l t ; / w : s t y l e & g t ; & l t ; w : s t y l e   w : t y p e = " t a b l e "   w : d e f a u l t = " 1 "   w : s t y l e I d = " T a b l e N o r m a l " & g t ; & l t ; w : n a m e   w : v a l = " N o r m a l   T a b l e " / & g t ; & l t ; w : u i P r i o r i t y   w : v a l = " 9 9 " / & g t ; & l t ; w : s e m i H i d d e n / & g t ; & l t ; w : u n h i d e W h e n U s e d / & g t ; & l t ; w : t b l P r & g t ; & l t ; w : t b l I n d   w : w = " 0 "   w : t y p e = " d x a " / & g t ; & l t ; w : t b l C e l l M a r & g t ; & l t ; w : t o p   w : w = " 0 "   w : t y p e = " d x a " / & g t ; & l t ; w : l e f t   w : w = " 1 0 8 "   w : t y p e = " d x a " / & g t ; & l t ; w : b o t t o m   w : w = " 0 "   w : t y p e = " d x a " / & g t ; & l t ; w : r i g h t   w : w = " 1 0 8 "   w : t y p e = " d x a " / & g t ; & l t ; / w : t b l C e l l M a r & g t ; & l t ; / w : t b l P r & g t ; & l t ; / w : s t y l e & g t ; & l t ; w : s t y l e   w : t y p e = " n u m b e r i n g "   w : d e f a u l t = " 1 "   w : s t y l e I d = " N o L i s t " & g t ; & l t ; w : n a m e   w : v a l = " N o   L i s t " / & g t ; & l t ; w : u i P r i o r i t y   w : v a l = " 9 9 " / & g t ; & l t ; w : s e m i H i d d e n / & g t ; & l t ; w : u n h i d e W h e n U s e d / & g t ; & l t ; / w : s t y l e & g t ; & l t ; / w : s t y l e s & g t ; & l t ; / p k g : x m l D a t a & g t ; & l t ; / p k g : p a r t & g t ; & l t ; p k g : p a r t   p k g : n a m e = " / d o c M e t a d a t a / L a b e l I n f o . x m l "   p k g : c o n t e n t T y p e = " a p p l i c a t i o n / v n d . m s - o f f i c e . c l a s s i f i c a t i o n l a b e l s + x m l " & g t ; & l t ; p k g : x m l D a t a & g t ; & l t ; c l b l : l a b e l L i s t   x m l n s : c l b l = " h t t p : / / s c h e m a s . m i c r o s o f t . c o m / o f f i c e / 2 0 2 0 / m i p L a b e l M e t a d a t a " & g t ; & l t ; c l b l : l a b e l   i d = " { f 4 2 a a 3 4 2 - 8 7 0 6 - 4 2 8 8 - b d 1 1 - e b b 8 5 9 9 5 0 2 8 c } "   e n a b l e d = " 1 "   m e t h o d = " S t a n d a r d "   s i t e I d = " { 7 2 f 9 8 8 b f - 8 6 f 1 - 4 1 a f - 9 1 a b - 2 d 7 c d 0 1 1 d b 4 7 } "   c o n t e n t B i t s = " 0 "   r e m o v e d = " 0 " / & g t ; & l t ; / c l b l : l a b e l L i s t & g t ; & l t ; / p k g : x m l D a t a & g t ; & l t ; / p k g : p a r t & g t ; & l t ; / p k g : p a c k a g e & g t ; - 
- < / V e n d o r C o u n t r y R e g i o n C a p t i o n > - 
-         < V e n d o r N a m e C a p t i o n > & l t ; ? x m l   v e r s i o n = " 1 . 0 "   s t a n d a l o n e = " y e s " ? & g t ; - 
- & l t ; ? m s o - a p p l i c a t i o n   p r o g i d = " W o r d . D o c u m e n t " ? & g t ; - 
- & l t ; p k g : p a c k a g e   x m l n s : p k g = " h t t p : / / s c h e m a s . m i c r o s o f t . c o m / o f f i c e / 2 0 0 6 / x m l P a c k a g e " & g t ; & l t ; p k g : p a r t   p k g : n a m e = " / _ r e l s / . r e l s "   p k g : c o n t e n t T y p e = " a p p l i c a t i o n / v n d . o p e n x m l f o r m a t s - p a c k a g e . r e l a t i o n s h i p s + x m l "   p k g : p a d d i n g = " 5 1 2 " & g t ; & l t ; p k g : x m l D a t a & g t ; & l t ; R e l a t i o n s h i p s   x m l n s = " h t t p : / / s c h e m a s . o p e n x m l f o r m a t s . o r g / p a c k a g e / 2 0 0 6 / r e l a t i o n s h i p s " & g t ; & l t ; R e l a t i o n s h i p   I d = " r I d 2 "   T y p e = " h t t p : / / s c h e m a s . m i c r o s o f t . c o m / o f f i c e / 2 0 2 0 / 0 2 / r e l a t i o n s h i p s / c l a s s i f i c a t i o n l a b e l s "   T a r g e t = " d o c M e t a d a t a / L a b e l I n f o . x m l " / & g t ; & l t ; R e l a t i o n s h i p   I d = " r I d 1 "   T y p e = " h t t p : / / s c h e m a s . o p e n x m l f o r m a t s . o r g / o f f i c e D o c u m e n t / 2 0 0 6 / r e l a t i o n s h i p s / o f f i c e D o c u m e n t "   T a r g e t = " w o r d / d o c u m e n t . x m l " / & g t ; & l t ; / R e l a t i o n s h i p s & g t ; & l t ; / p k g : x m l D a t a & g t ; & l t ; / p k g : p a r t & g t ; & l t ; p k g : p a r t   p k g : n a m e = " / w o r d / d o c u m e n t . x m l "   p k g : c o n t e n t T y p e = " a p p l i c a t i o n / v n d . o p e n x m l f o r m a t s - o f f i c e d o c u m e n t . w o r d p r o c e s s i n g m l . d o c u m e n t . m a i n + x m l " & g t ; & l t ; p k g : x m l D a t a & g t ; & l t ; w : d o c u m e n t   x m l n s : w p c = " h t t p : / / s c h e m a s . m i c r o s o f t . c o m / o f f i c e / w o r d / 2 0 1 0 / w o r d p r o c e s s i n g C a n v a s "   x m l n s : c x = " h t t p : / / s c h e m a s . m i c r o s o f t . c o m / o f f i c e / d r a w i n g / 2 0 1 4 / c h a r t e x "   x m l n s : c x 1 = " h t t p : / / s c h e m a s . m i c r o s o f t . c o m / o f f i c e / d r a w i n g / 2 0 1 5 / 9 / 8 / c h a r t e x "   x m l n s : c x 2 = " h t t p : / / s c h e m a s . m i c r o s o f t . c o m / o f f i c e / d r a w i n g / 2 0 1 5 / 1 0 / 2 1 / c h a r t e x "   x m l n s : c x 3 = " h t t p : / / s c h e m a s . m i c r o s o f t . c o m / o f f i c e / d r a w i n g / 2 0 1 6 / 5 / 9 / c h a r t e x "   x m l n s : c x 4 = " h t t p : / / s c h e m a s . m i c r o s o f t . c o m / o f f i c e / d r a w i n g / 2 0 1 6 / 5 / 1 0 / c h a r t e x "   x m l n s : c x 5 = " h t t p : / / s c h e m a s . m i c r o s o f t . c o m / o f f i c e / d r a w i n g / 2 0 1 6 / 5 / 1 1 / c h a r t e x "   x m l n s : c x 6 = " h t t p : / / s c h e m a s . m i c r o s o f t . c o m / o f f i c e / d r a w i n g / 2 0 1 6 / 5 / 1 2 / c h a r t e x "   x m l n s : c x 7 = " h t t p : / / s c h e m a s . m i c r o s o f t . c o m / o f f i c e / d r a w i n g / 2 0 1 6 / 5 / 1 3 / c h a r t e x "   x m l n s : c x 8 = " h t t p : / / s c h e m a s . m i c r o s o f t . c o m / o f f i c e / d r a w i n g / 2 0 1 6 / 5 / 1 4 / c h a r t e x "   x m l n s : m c = " h t t p : / / s c h e m a s . o p e n x m l f o r m a t s . o r g / m a r k u p - c o m p a t i b i l i t y / 2 0 0 6 "   x m l n s : a i n k = " h t t p : / / s c h e m a s . m i c r o s o f t . c o m / o f f i c e / d r a w i n g / 2 0 1 6 / i n k "   x m l n s : a m 3 d = " h t t p : / / s c h e m a s . m i c r o s o f t . c o m / o f f i c e / d r a w i n g / 2 0 1 7 / m o d e l 3 d "   x m l n s : o = " u r n : s c h e m a s - m i c r o s o f t - c o m : o f f i c e : o f f i c e "   x m l n s : o e l = " h t t p : / / s c h e m a s . m i c r o s o f t . c o m / o f f i c e / 2 0 1 9 / e x t l s t "   x m l n s : r = " h t t p : / / s c h e m a s . o p e n x m l f o r m a t s . o r g / o f f i c e D o c u m e n t / 2 0 0 6 / r e l a t i o n s h i p s "   x m l n s : m = " h t t p : / / s c h e m a s . o p e n x m l f o r m a t s . o r g / o f f i c e D o c u m e n t / 2 0 0 6 / m a t h "   x m l n s : v = " u r n : s c h e m a s - m i c r o s o f t - c o m : v m l "   x m l n s : w p 1 4 = " h t t p : / / s c h e m a s . m i c r o s o f t . c o m / o f f i c e / w o r d / 2 0 1 0 / w o r d p r o c e s s i n g D r a w i n g "   x m l n s : w p = " h t t p : / / s c h e m a s . o p e n x m l f o r m a t s . o r g / d r a w i n g m l / 2 0 0 6 / w o r d p r o c e s s i n g D r a w i n g "   x m l n s : w 1 0 = " u r n : s c h e m a s - m i c r o s o f t - c o m : o f f i c e : w o r d "   x m l n s : w = " h t t p : / / s c h e m a s . o p e n x m l f o r m a t s . o r g / w o r d p r o c e s s i n g m l / 2 0 0 6 / m a i n "   x m l n s : w 1 4 = " h t t p : / / s c h e m a s . m i c r o s o f t . c o m / o f f i c e / w o r d / 2 0 1 0 / w o r d m l "   x m l n s : w 1 5 = " h t t p : / / s c h e m a s . m i c r o s o f t . c o m / o f f i c e / w o r d / 2 0 1 2 / w o r d m l "   x m l n s : w 1 6 c e x = " h t t p : / / s c h e m a s . m i c r o s o f t . c o m / o f f i c e / w o r d / 2 0 1 8 / w o r d m l / c e x "   x m l n s : w 1 6 c i d = " h t t p : / / s c h e m a s . m i c r o s o f t . c o m / o f f i c e / w o r d / 2 0 1 6 / w o r d m l / c i d "   x m l n s : w 1 6 = " h t t p : / / s c h e m a s . m i c r o s o f t . c o m / o f f i c e / w o r d / 2 0 1 8 / w o r d m l "   x m l n s : w 1 6 d u = " h t t p : / / s c h e m a s . m i c r o s o f t . c o m / o f f i c e / w o r d / 2 0 2 3 / w o r d m l / w o r d 1 6 d u "   x m l n s : w 1 6 s d t d h = " h t t p : / / s c h e m a s . m i c r o s o f t . c o m / o f f i c e / w o r d / 2 0 2 0 / w o r d m l / s d t d a t a h a s h "   x m l n s : w 1 6 s e = " h t t p : / / s c h e m a s . m i c r o s o f t . c o m / o f f i c e / w o r d / 2 0 1 5 / w o r d m l / s y m e x "   x m l n s : w p g = " h t t p : / / s c h e m a s . m i c r o s o f t . c o m / o f f i c e / w o r d / 2 0 1 0 / w o r d p r o c e s s i n g G r o u p "   x m l n s : w p i = " h t t p : / / s c h e m a s . m i c r o s o f t . c o m / o f f i c e / w o r d / 2 0 1 0 / w o r d p r o c e s s i n g I n k "   x m l n s : w n e = " h t t p : / / s c h e m a s . m i c r o s o f t . c o m / o f f i c e / w o r d / 2 0 0 6 / w o r d m l "   x m l n s : w p s = " h t t p : / / s c h e m a s . m i c r o s o f t . c o m / o f f i c e / w o r d / 2 0 1 0 / w o r d p r o c e s s i n g S h a p e "   m c : I g n o r a b l e = " w 1 4   w 1 5   w 1 6 s e   w 1 6 c i d   w 1 6   w 1 6 c e x   w 1 6 s d t d h   w 1 6 d u   w p 1 4 " & g t ; & l t ; w : b o d y & g t ; & l t ; w : p   w 1 4 : p a r a I d = " 4 0 8 3 7 E 3 6 "   w 1 4 : t e x t I d = " 0 5 6 D 2 B F C "   w : r s i d R = " 0 0 C 6 3 9 2 E "   w : r s i d R D e f a u l t = " 0 0 C 6 3 9 2 E " & g t ; & l t ; w : p P r & g t ; & l t ; w : s p a c i n g   w : b e f o r e = " 4 0 "   w : a f t e r = " 0 "   w : l i n e = " 2 4 0 "   w : l i n e R u l e = " a u t o " / & g t ; & l t ; / w : p P r & g t ; & l t ; w : r & g t ; & l t ; w : t & g t ; V e n d o r N a m e C a p t i o n & l t ; / w : t & g t ; & l t ; / w : r & g t ; & l t ; / w : p & g t ; & l t ; w : s e c t P r   w : r s i d R = " 0 0 0 0 0 0 0 0 " & g t ; & l t ; w : p g S z   w : w = " 1 2 2 4 0 "   w : h = " 1 5 8 4 0 " / & g t ; & l t ; w : p g M a r   w : t o p = " 1 4 4 0 "   w : r i g h t = " 1 4 4 0 "   w : b o t t o m = " 1 4 4 0 "   w : l e f t = " 1 4 4 0 "   w : h e a d e r = " 7 2 0 "   w : f o o t e r = " 7 2 0 "   w : g u t t e r = " 0 " / & g t ; & l t ; w : c o l s   w : s p a c e = " 7 2 0 " / & g t ; & l t ; / w : s e c t P r & g t ; & l t ; / w : b o d y & g t ; & l t ; / w : d o c u m e n t & g t ; & l t ; / p k g : x m l D a t a & g t ; & l t ; / p k g : p a r t & g t ; & l t ; p k g : p a r t   p k g : n a m e = " / w o r d / _ r e l s / d o c u m e n t . x m l . r e l s "   p k g : c o n t e n t T y p e = " a p p l i c a t i o n / v n d . o p e n x m l f o r m a t s - p a c k a g e . r e l a t i o n s h i p s + x m l "   p k g : p a d d i n g = " 2 5 6 " & g t ; & l t ; p k g : x m l D a t a & g t ; & l t ; R e l a t i o n s h i p s   x m l n s = " h t t p : / / s c h e m a s . o p e n x m l f o r m a t s . o r g / p a c k a g e / 2 0 0 6 / r e l a t i o n s h i p s " & g t ; & l t ; R e l a t i o n s h i p   I d = " r I d 1 "   T y p e = " h t t p : / / s c h e m a s . o p e n x m l f o r m a t s . o r g / o f f i c e D o c u m e n t / 2 0 0 6 / r e l a t i o n s h i p s / s t y l e s "   T a r g e t = " s t y l e s . x m l " / & g t ; & l t ; / R e l a t i o n s h i p s & g t ; & l t ; / p k g : x m l D a t a & g t ; & l t ; / p k g : p a r t & g t ; & l t ; p k g : p a r t   p k g : n a m e = " / w o r d / s t y l e s . x m l "   p k g : c o n t e n t T y p e = " a p p l i c a t i o n / v n d . o p e n x m l f o r m a t s - o f f i c e d o c u m e n t . w o r d p r o c e s s i n g m l . s t y l e s + x m l " & g t ; & l t ; p k g : x m l D a t a & g t ; & l t ; w : s t y l e s   x m l n s : m c = " h t t p : / / s c h e m a s . o p e n x m l f o r m a t s . o r g / m a r k u p - c o m p a t i b i l i t y / 2 0 0 6 "   x m l n s : r = " h t t p : / / s c h e m a s . o p e n x m l f o r m a t s . o r g / o f f i c e D o c u m e n t / 2 0 0 6 / r e l a t i o n s h i p s "   x m l n s : w = " h t t p : / / s c h e m a s . o p e n x m l f o r m a t s . o r g / w o r d p r o c e s s i n g m l / 2 0 0 6 / m a i n "   x m l n s : w 1 4 = " h t t p : / / s c h e m a s . m i c r o s o f t . c o m / o f f i c e / w o r d / 2 0 1 0 / w o r d m l "   x m l n s : w 1 5 = " h t t p : / / s c h e m a s . m i c r o s o f t . c o m / o f f i c e / w o r d / 2 0 1 2 / w o r d m l "   x m l n s : w 1 6 c e x = " h t t p : / / s c h e m a s . m i c r o s o f t . c o m / o f f i c e / w o r d / 2 0 1 8 / w o r d m l / c e x "   x m l n s : w 1 6 c i d = " h t t p : / / s c h e m a s . m i c r o s o f t . c o m / o f f i c e / w o r d / 2 0 1 6 / w o r d m l / c i d "   x m l n s : w 1 6 = " h t t p : / / s c h e m a s . m i c r o s o f t . c o m / o f f i c e / w o r d / 2 0 1 8 / w o r d m l "   x m l n s : w 1 6 d u = " h t t p : / / s c h e m a s . m i c r o s o f t . c o m / o f f i c e / w o r d / 2 0 2 3 / w o r d m l / w o r d 1 6 d u "   x m l n s : w 1 6 s d t d h = " h t t p : / / s c h e m a s . m i c r o s o f t . c o m / o f f i c e / w o r d / 2 0 2 0 / w o r d m l / s d t d a t a h a s h "   x m l n s : w 1 6 s e = " h t t p : / / s c h e m a s . m i c r o s o f t . c o m / o f f i c e / w o r d / 2 0 1 5 / w o r d m l / s y m e x "   m c : I g n o r a b l e = " w 1 4   w 1 5   w 1 6 s e   w 1 6 c i d   w 1 6   w 1 6 c e x   w 1 6 s d t d h   w 1 6 d u " & g t ; & l t ; w : d o c D e f a u l t s & g t ; & l t ; w : r P r D e f a u l t & g t ; & l t ; w : r P r & g t ; & l t ; w : r F o n t s   w : a s c i i T h e m e = " m i n o r H A n s i "   w : e a s t A s i a T h e m e = " m i n o r E a s t A s i a "   w : h A n s i T h e m e = " m i n o r H A n s i "   w : c s t h e m e = " m i n o r B i d i " / & g t ; & l t ; w : k e r n   w : v a l = " 2 " / & g t ; & l t ; w : s z   w : v a l = " 2 4 " / & g t ; & l t ; w : s z C s   w : v a l = " 2 4 " / & g t ; & l t ; w : l a n g   w : v a l = " e n - U S "   w : e a s t A s i a = " e n - U S "   w : b i d i = " a r - S A " / & g t ; & l t ; w 1 4 : l i g a t u r e s   w 1 4 : v a l = " s t a n d a r d C o n t e x t u a l " / & g t ; & l t ; / w : r P r & g t ; & l t ; / w : r P r D e f a u l t & g t ; & l t ; w : p P r D e f a u l t & g t ; & l t ; w : p P r & g t ; & l t ; w : s p a c i n g   w : a f t e r = " 1 6 0 "   w : l i n e = " 2 7 8 "   w : l i n e R u l e = " a u t o " / & g t ; & l t ; / w : p P r & g t ; & l t ; / w : p P r D e f a u l t & g t ; & l t ; / w : d o c D e f a u l t s & g t ; & l t ; w : s t y l e   w : t y p e = " p a r a g r a p h "   w : d e f a u l t = " 1 "   w : s t y l e I d = " N o r m a l " & g t ; & l t ; w : n a m e   w : v a l = " N o r m a l " / & g t ; & l t ; w : q F o r m a t / & g t ; & l t ; / w : s t y l e & g t ; & l t ; w : s t y l e   w : t y p e = " c h a r a c t e r "   w : d e f a u l t = " 1 "   w : s t y l e I d = " D e f a u l t P a r a g r a p h F o n t " & g t ; & l t ; w : n a m e   w : v a l = " D e f a u l t   P a r a g r a p h   F o n t " / & g t ; & l t ; w : u i P r i o r i t y   w : v a l = " 1 " / & g t ; & l t ; w : s e m i H i d d e n / & g t ; & l t ; w : u n h i d e W h e n U s e d / & g t ; & l t ; / w : s t y l e & g t ; & l t ; w : s t y l e   w : t y p e = " t a b l e "   w : d e f a u l t = " 1 "   w : s t y l e I d = " T a b l e N o r m a l " & g t ; & l t ; w : n a m e   w : v a l = " N o r m a l   T a b l e " / & g t ; & l t ; w : u i P r i o r i t y   w : v a l = " 9 9 " / & g t ; & l t ; w : s e m i H i d d e n / & g t ; & l t ; w : u n h i d e W h e n U s e d / & g t ; & l t ; w : t b l P r & g t ; & l t ; w : t b l I n d   w : w = " 0 "   w : t y p e = " d x a " / & g t ; & l t ; w : t b l C e l l M a r & g t ; & l t ; w : t o p   w : w = " 0 "   w : t y p e = " d x a " / & g t ; & l t ; w : l e f t   w : w = " 1 0 8 "   w : t y p e = " d x a " / & g t ; & l t ; w : b o t t o m   w : w = " 0 "   w : t y p e = " d x a " / & g t ; & l t ; w : r i g h t   w : w = " 1 0 8 "   w : t y p e = " d x a " / & g t ; & l t ; / w : t b l C e l l M a r & g t ; & l t ; / w : t b l P r & g t ; & l t ; / w : s t y l e & g t ; & l t ; w : s t y l e   w : t y p e = " n u m b e r i n g "   w : d e f a u l t = " 1 "   w : s t y l e I d = " N o L i s t " & g t ; & l t ; w : n a m e   w : v a l = " N o   L i s t " / & g t ; & l t ; w : u i P r i o r i t y   w : v a l = " 9 9 " / & g t ; & l t ; w : s e m i H i d d e n / & g t ; & l t ; w : u n h i d e W h e n U s e d / & g t ; & l t ; / w : s t y l e & g t ; & l t ; / w : s t y l e s & g t ; & l t ; / p k g : x m l D a t a & g t ; & l t ; / p k g : p a r t & g t ; & l t ; p k g : p a r t   p k g : n a m e = " / d o c M e t a d a t a / L a b e l I n f o . x m l "   p k g : c o n t e n t T y p e = " a p p l i c a t i o n / v n d . m s - o f f i c e . c l a s s i f i c a t i o n l a b e l s + x m l " & g t ; & l t ; p k g : x m l D a t a & g t ; & l t ; c l b l : l a b e l L i s t   x m l n s : c l b l = " h t t p : / / s c h e m a s . m i c r o s o f t . c o m / o f f i c e / 2 0 2 0 / m i p L a b e l M e t a d a t a " & g t ; & l t ; c l b l : l a b e l   i d = " { f 4 2 a a 3 4 2 - 8 7 0 6 - 4 2 8 8 - b d 1 1 - e b b 8 5 9 9 5 0 2 8 c } "   e n a b l e d = " 1 "   m e t h o d = " S t a n d a r d "   s i t e I d = " { 7 2 f 9 8 8 b f - 8 6 f 1 - 4 1 a f - 9 1 a b - 2 d 7 c d 0 1 1 d b 4 7 } "   c o n t e n t B i t s = " 0 "   r e m o v e d = " 0 " / & g t ; & l t ; / c l b l : l a b e l L i s t & g t ; & l t ; / p k g : x m l D a t a & g t ; & l t ; / p k g : p a r t & g t ; & l t ; / p k g : p a c k a g e & g t ; - 
- < / V e n d o r N a m e C a p t i o n > - 
-         < V e n d o r N o C a p t i o n > & l t ; ? x m l   v e r s i o n = " 1 . 0 "   s t a n d a l o n e = " y e s " ? & g t ; - 
- & l t ; ? m s o - a p p l i c a t i o n   p r o g i d = " W o r d . D o c u m e n t " ? & g t ; - 
- & l t ; p k g : p a c k a g e   x m l n s : p k g = " h t t p : / / s c h e m a s . m i c r o s o f t . c o m / o f f i c e / 2 0 0 6 / x m l P a c k a g e " & g t ; & l t ; p k g : p a r t   p k g : n a m e = " / _ r e l s / . r e l s "   p k g : c o n t e n t T y p e = " a p p l i c a t i o n / v n d . o p e n x m l f o r m a t s - p a c k a g e . r e l a t i o n s h i p s + x m l "   p k g : p a d d i n g = " 5 1 2 " & g t ; & l t ; p k g : x m l D a t a & g t ; & l t ; R e l a t i o n s h i p s   x m l n s = " h t t p : / / s c h e m a s . o p e n x m l f o r m a t s . o r g / p a c k a g e / 2 0 0 6 / r e l a t i o n s h i p s " & g t ; & l t ; R e l a t i o n s h i p   I d = " r I d 2 "   T y p e = " h t t p : / / s c h e m a s . m i c r o s o f t . c o m / o f f i c e / 2 0 2 0 / 0 2 / r e l a t i o n s h i p s / c l a s s i f i c a t i o n l a b e l s "   T a r g e t = " d o c M e t a d a t a / L a b e l I n f o . x m l " / & g t ; & l t ; R e l a t i o n s h i p   I d = " r I d 1 "   T y p e = " h t t p : / / s c h e m a s . o p e n x m l f o r m a t s . o r g / o f f i c e D o c u m e n t / 2 0 0 6 / r e l a t i o n s h i p s / o f f i c e D o c u m e n t "   T a r g e t = " w o r d / d o c u m e n t . x m l " / & g t ; & l t ; / R e l a t i o n s h i p s & g t ; & l t ; / p k g : x m l D a t a & g t ; & l t ; / p k g : p a r t & g t ; & l t ; p k g : p a r t   p k g : n a m e = " / w o r d / d o c u m e n t . x m l "   p k g : c o n t e n t T y p e = " a p p l i c a t i o n / v n d . o p e n x m l f o r m a t s - o f f i c e d o c u m e n t . w o r d p r o c e s s i n g m l . d o c u m e n t . m a i n + x m l " & g t ; & l t ; p k g : x m l D a t a & g t ; & l t ; w : d o c u m e n t   x m l n s : w p c = " h t t p : / / s c h e m a s . m i c r o s o f t . c o m / o f f i c e / w o r d / 2 0 1 0 / w o r d p r o c e s s i n g C a n v a s "   x m l n s : c x = " h t t p : / / s c h e m a s . m i c r o s o f t . c o m / o f f i c e / d r a w i n g / 2 0 1 4 / c h a r t e x "   x m l n s : c x 1 = " h t t p : / / s c h e m a s . m i c r o s o f t . c o m / o f f i c e / d r a w i n g / 2 0 1 5 / 9 / 8 / c h a r t e x "   x m l n s : c x 2 = " h t t p : / / s c h e m a s . m i c r o s o f t . c o m / o f f i c e / d r a w i n g / 2 0 1 5 / 1 0 / 2 1 / c h a r t e x "   x m l n s : c x 3 = " h t t p : / / s c h e m a s . m i c r o s o f t . c o m / o f f i c e / d r a w i n g / 2 0 1 6 / 5 / 9 / c h a r t e x "   x m l n s : c x 4 = " h t t p : / / s c h e m a s . m i c r o s o f t . c o m / o f f i c e / d r a w i n g / 2 0 1 6 / 5 / 1 0 / c h a r t e x "   x m l n s : c x 5 = " h t t p : / / s c h e m a s . m i c r o s o f t . c o m / o f f i c e / d r a w i n g / 2 0 1 6 / 5 / 1 1 / c h a r t e x "   x m l n s : c x 6 = " h t t p : / / s c h e m a s . m i c r o s o f t . c o m / o f f i c e / d r a w i n g / 2 0 1 6 / 5 / 1 2 / c h a r t e x "   x m l n s : c x 7 = " h t t p : / / s c h e m a s . m i c r o s o f t . c o m / o f f i c e / d r a w i n g / 2 0 1 6 / 5 / 1 3 / c h a r t e x "   x m l n s : c x 8 = " h t t p : / / s c h e m a s . m i c r o s o f t . c o m / o f f i c e / d r a w i n g / 2 0 1 6 / 5 / 1 4 / c h a r t e x "   x m l n s : m c = " h t t p : / / s c h e m a s . o p e n x m l f o r m a t s . o r g / m a r k u p - c o m p a t i b i l i t y / 2 0 0 6 "   x m l n s : a i n k = " h t t p : / / s c h e m a s . m i c r o s o f t . c o m / o f f i c e / d r a w i n g / 2 0 1 6 / i n k "   x m l n s : a m 3 d = " h t t p : / / s c h e m a s . m i c r o s o f t . c o m / o f f i c e / d r a w i n g / 2 0 1 7 / m o d e l 3 d "   x m l n s : o = " u r n : s c h e m a s - m i c r o s o f t - c o m : o f f i c e : o f f i c e "   x m l n s : o e l = " h t t p : / / s c h e m a s . m i c r o s o f t . c o m / o f f i c e / 2 0 1 9 / e x t l s t "   x m l n s : r = " h t t p : / / s c h e m a s . o p e n x m l f o r m a t s . o r g / o f f i c e D o c u m e n t / 2 0 0 6 / r e l a t i o n s h i p s "   x m l n s : m = " h t t p : / / s c h e m a s . o p e n x m l f o r m a t s . o r g / o f f i c e D o c u m e n t / 2 0 0 6 / m a t h "   x m l n s : v = " u r n : s c h e m a s - m i c r o s o f t - c o m : v m l "   x m l n s : w p 1 4 = " h t t p : / / s c h e m a s . m i c r o s o f t . c o m / o f f i c e / w o r d / 2 0 1 0 / w o r d p r o c e s s i n g D r a w i n g "   x m l n s : w p = " h t t p : / / s c h e m a s . o p e n x m l f o r m a t s . o r g / d r a w i n g m l / 2 0 0 6 / w o r d p r o c e s s i n g D r a w i n g "   x m l n s : w 1 0 = " u r n : s c h e m a s - m i c r o s o f t - c o m : o f f i c e : w o r d "   x m l n s : w = " h t t p : / / s c h e m a s . o p e n x m l f o r m a t s . o r g / w o r d p r o c e s s i n g m l / 2 0 0 6 / m a i n "   x m l n s : w 1 4 = " h t t p : / / s c h e m a s . m i c r o s o f t . c o m / o f f i c e / w o r d / 2 0 1 0 / w o r d m l "   x m l n s : w 1 5 = " h t t p : / / s c h e m a s . m i c r o s o f t . c o m / o f f i c e / w o r d / 2 0 1 2 / w o r d m l "   x m l n s : w 1 6 c e x = " h t t p : / / s c h e m a s . m i c r o s o f t . c o m / o f f i c e / w o r d / 2 0 1 8 / w o r d m l / c e x "   x m l n s : w 1 6 c i d = " h t t p : / / s c h e m a s . m i c r o s o f t . c o m / o f f i c e / w o r d / 2 0 1 6 / w o r d m l / c i d "   x m l n s : w 1 6 = " h t t p : / / s c h e m a s . m i c r o s o f t . c o m / o f f i c e / w o r d / 2 0 1 8 / w o r d m l "   x m l n s : w 1 6 d u = " h t t p : / / s c h e m a s . m i c r o s o f t . c o m / o f f i c e / w o r d / 2 0 2 3 / w o r d m l / w o r d 1 6 d u "   x m l n s : w 1 6 s d t d h = " h t t p : / / s c h e m a s . m i c r o s o f t . c o m / o f f i c e / w o r d / 2 0 2 0 / w o r d m l / s d t d a t a h a s h "   x m l n s : w 1 6 s e = " h t t p : / / s c h e m a s . m i c r o s o f t . c o m / o f f i c e / w o r d / 2 0 1 5 / w o r d m l / s y m e x "   x m l n s : w p g = " h t t p : / / s c h e m a s . m i c r o s o f t . c o m / o f f i c e / w o r d / 2 0 1 0 / w o r d p r o c e s s i n g G r o u p "   x m l n s : w p i = " h t t p : / / s c h e m a s . m i c r o s o f t . c o m / o f f i c e / w o r d / 2 0 1 0 / w o r d p r o c e s s i n g I n k "   x m l n s : w n e = " h t t p : / / s c h e m a s . m i c r o s o f t . c o m / o f f i c e / w o r d / 2 0 0 6 / w o r d m l "   x m l n s : w p s = " h t t p : / / s c h e m a s . m i c r o s o f t . c o m / o f f i c e / w o r d / 2 0 1 0 / w o r d p r o c e s s i n g S h a p e "   m c : I g n o r a b l e = " w 1 4   w 1 5   w 1 6 s e   w 1 6 c i d   w 1 6   w 1 6 c e x   w 1 6 s d t d h   w 1 6 d u   w p 1 4 " & g t ; & l t ; w : b o d y & g t ; & l t ; w : p   w 1 4 : p a r a I d = " 6 7 0 2 0 6 7 C "   w 1 4 : t e x t I d = " 7 0 C 4 D 4 6 B "   w : r s i d R = " 0 0 B C 5 6 F 5 "   w : r s i d R D e f a u l t = " 0 0 B C 5 6 F 5 " & g t ; & l t ; w : p P r & g t ; & l t ; w : s p a c i n g   w : b e f o r e = " 4 0 "   w : a f t e r = " 0 "   w : l i n e = " 2 4 0 "   w : l i n e R u l e = " a u t o " / & g t ; & l t ; / w : p P r & g t ; & l t ; w : r & g t ; & l t ; w : t & g t ; V e n d o r N o C a p t i o n & l t ; / w : t & g t ; & l t ; / w : r & g t ; & l t ; / w : p & g t ; & l t ; w : s e c t P r   w : r s i d R = " 0 0 0 0 0 0 0 0 " & g t ; & l t ; w : p g S z   w : w = " 1 2 2 4 0 "   w : h = " 1 5 8 4 0 " / & g t ; & l t ; w : p g M a r   w : t o p = " 1 4 4 0 "   w : r i g h t = " 1 4 4 0 "   w : b o t t o m = " 1 4 4 0 "   w : l e f t = " 1 4 4 0 "   w : h e a d e r = " 7 2 0 "   w : f o o t e r = " 7 2 0 "   w : g u t t e r = " 0 " / & g t ; & l t ; w : c o l s   w : s p a c e = " 7 2 0 " / & g t ; & l t ; / w : s e c t P r & g t ; & l t ; / w : b o d y & g t ; & l t ; / w : d o c u m e n t & g t ; & l t ; / p k g : x m l D a t a & g t ; & l t ; / p k g : p a r t & g t ; & l t ; p k g : p a r t   p k g : n a m e = " / w o r d / _ r e l s / d o c u m e n t . x m l . r e l s "   p k g : c o n t e n t T y p e = " a p p l i c a t i o n / v n d . o p e n x m l f o r m a t s - p a c k a g e . r e l a t i o n s h i p s + x m l "   p k g : p a d d i n g = " 2 5 6 " & g t ; & l t ; p k g : x m l D a t a & g t ; & l t ; R e l a t i o n s h i p s   x m l n s = " h t t p : / / s c h e m a s . o p e n x m l f o r m a t s . o r g / p a c k a g e / 2 0 0 6 / r e l a t i o n s h i p s " & g t ; & l t ; R e l a t i o n s h i p   I d = " r I d 1 "   T y p e = " h t t p : / / s c h e m a s . o p e n x m l f o r m a t s . o r g / o f f i c e D o c u m e n t / 2 0 0 6 / r e l a t i o n s h i p s / s t y l e s "   T a r g e t = " s t y l e s . x m l " / & g t ; & l t ; / R e l a t i o n s h i p s & g t ; & l t ; / p k g : x m l D a t a & g t ; & l t ; / p k g : p a r t & g t ; & l t ; p k g : p a r t   p k g : n a m e = " / w o r d / s t y l e s . x m l "   p k g : c o n t e n t T y p e = " a p p l i c a t i o n / v n d . o p e n x m l f o r m a t s - o f f i c e d o c u m e n t . w o r d p r o c e s s i n g m l . s t y l e s + x m l " & g t ; & l t ; p k g : x m l D a t a & g t ; & l t ; w : s t y l e s   x m l n s : m c = " h t t p : / / s c h e m a s . o p e n x m l f o r m a t s . o r g / m a r k u p - c o m p a t i b i l i t y / 2 0 0 6 "   x m l n s : r = " h t t p : / / s c h e m a s . o p e n x m l f o r m a t s . o r g / o f f i c e D o c u m e n t / 2 0 0 6 / r e l a t i o n s h i p s "   x m l n s : w = " h t t p : / / s c h e m a s . o p e n x m l f o r m a t s . o r g / w o r d p r o c e s s i n g m l / 2 0 0 6 / m a i n "   x m l n s : w 1 4 = " h t t p : / / s c h e m a s . m i c r o s o f t . c o m / o f f i c e / w o r d / 2 0 1 0 / w o r d m l "   x m l n s : w 1 5 = " h t t p : / / s c h e m a s . m i c r o s o f t . c o m / o f f i c e / w o r d / 2 0 1 2 / w o r d m l "   x m l n s : w 1 6 c e x = " h t t p : / / s c h e m a s . m i c r o s o f t . c o m / o f f i c e / w o r d / 2 0 1 8 / w o r d m l / c e x "   x m l n s : w 1 6 c i d = " h t t p : / / s c h e m a s . m i c r o s o f t . c o m / o f f i c e / w o r d / 2 0 1 6 / w o r d m l / c i d "   x m l n s : w 1 6 = " h t t p : / / s c h e m a s . m i c r o s o f t . c o m / o f f i c e / w o r d / 2 0 1 8 / w o r d m l "   x m l n s : w 1 6 d u = " h t t p : / / s c h e m a s . m i c r o s o f t . c o m / o f f i c e / w o r d / 2 0 2 3 / w o r d m l / w o r d 1 6 d u "   x m l n s : w 1 6 s d t d h = " h t t p : / / s c h e m a s . m i c r o s o f t . c o m / o f f i c e / w o r d / 2 0 2 0 / w o r d m l / s d t d a t a h a s h "   x m l n s : w 1 6 s e = " h t t p : / / s c h e m a s . m i c r o s o f t . c o m / o f f i c e / w o r d / 2 0 1 5 / w o r d m l / s y m e x "   m c : I g n o r a b l e = " w 1 4   w 1 5   w 1 6 s e   w 1 6 c i d   w 1 6   w 1 6 c e x   w 1 6 s d t d h   w 1 6 d u " & g t ; & l t ; w : d o c D e f a u l t s & g t ; & l t ; w : r P r D e f a u l t & g t ; & l t ; w : r P r & g t ; & l t ; w : r F o n t s   w : a s c i i T h e m e = " m i n o r H A n s i "   w : e a s t A s i a T h e m e = " m i n o r E a s t A s i a "   w : h A n s i T h e m e = " m i n o r H A n s i "   w : c s t h e m e = " m i n o r B i d i " / & g t ; & l t ; w : k e r n   w : v a l = " 2 " / & g t ; & l t ; w : s z   w : v a l = " 2 4 " / & g t ; & l t ; w : s z C s   w : v a l = " 2 4 " / & g t ; & l t ; w : l a n g   w : v a l = " e n - U S "   w : e a s t A s i a = " e n - U S "   w : b i d i = " a r - S A " / & g t ; & l t ; w 1 4 : l i g a t u r e s   w 1 4 : v a l = " s t a n d a r d C o n t e x t u a l " / & g t ; & l t ; / w : r P r & g t ; & l t ; / w : r P r D e f a u l t & g t ; & l t ; w : p P r D e f a u l t & g t ; & l t ; w : p P r & g t ; & l t ; w : s p a c i n g   w : a f t e r = " 1 6 0 "   w : l i n e = " 2 7 8 "   w : l i n e R u l e = " a u t o " / & g t ; & l t ; / w : p P r & g t ; & l t ; / w : p P r D e f a u l t & g t ; & l t ; / w : d o c D e f a u l t s & g t ; & l t ; w : s t y l e   w : t y p e = " p a r a g r a p h "   w : d e f a u l t = " 1 "   w : s t y l e I d = " N o r m a l " & g t ; & l t ; w : n a m e   w : v a l = " N o r m a l " / & g t ; & l t ; w : q F o r m a t / & g t ; & l t ; / w : s t y l e & g t ; & l t ; w : s t y l e   w : t y p e = " c h a r a c t e r "   w : d e f a u l t = " 1 "   w : s t y l e I d = " D e f a u l t P a r a g r a p h F o n t " & g t ; & l t ; w : n a m e   w : v a l = " D e f a u l t   P a r a g r a p h   F o n t " / & g t ; & l t ; w : u i P r i o r i t y   w : v a l = " 1 " / & g t ; & l t ; w : s e m i H i d d e n / & g t ; & l t ; w : u n h i d e W h e n U s e d / & g t ; & l t ; / w : s t y l e & g t ; & l t ; w : s t y l e   w : t y p e = " t a b l e "   w : d e f a u l t = " 1 "   w : s t y l e I d = " T a b l e N o r m a l " & g t ; & l t ; w : n a m e   w : v a l = " N o r m a l   T a b l e " / & g t ; & l t ; w : u i P r i o r i t y   w : v a l = " 9 9 " / & g t ; & l t ; w : s e m i H i d d e n / & g t ; & l t ; w : u n h i d e W h e n U s e d / & g t ; & l t ; w : t b l P r & g t ; & l t ; w : t b l I n d   w : w = " 0 "   w : t y p e = " d x a " / & g t ; & l t ; w : t b l C e l l M a r & g t ; & l t ; w : t o p   w : w = " 0 "   w : t y p e = " d x a " / & g t ; & l t ; w : l e f t   w : w = " 1 0 8 "   w : t y p e = " d x a " / & g t ; & l t ; w : b o t t o m   w : w = " 0 "   w : t y p e = " d x a " / & g t ; & l t ; w : r i g h t   w : w = " 1 0 8 "   w : t y p e = " d x a " / & g t ; & l t ; / w : t b l C e l l M a r & g t ; & l t ; / w : t b l P r & g t ; & l t ; / w : s t y l e & g t ; & l t ; w : s t y l e   w : t y p e = " n u m b e r i n g "   w : d e f a u l t = " 1 "   w : s t y l e I d = " N o L i s t " & g t ; & l t ; w : n a m e   w : v a l = " N o   L i s t " / & g t ; & l t ; w : u i P r i o r i t y   w : v a l = " 9 9 " / & g t ; & l t ; w : s e m i H i d d e n / & g t ; & l t ; w : u n h i d e W h e n U s e d / & g t ; & l t ; / w : s t y l e & g t ; & l t ; / w : s t y l e s & g t ; & l t ; / p k g : x m l D a t a & g t ; & l t ; / p k g : p a r t & g t ; & l t ; p k g : p a r t   p k g : n a m e = " / d o c M e t a d a t a / L a b e l I n f o . x m l "   p k g : c o n t e n t T y p e = " a p p l i c a t i o n / v n d . m s - o f f i c e . c l a s s i f i c a t i o n l a b e l s + x m l " & g t ; & l t ; p k g : x m l D a t a & g t ; & l t ; c l b l : l a b e l L i s t   x m l n s : c l b l = " h t t p : / / s c h e m a s . m i c r o s o f t . c o m / o f f i c e / 2 0 2 0 / m i p L a b e l M e t a d a t a " & g t ; & l t ; c l b l : l a b e l   i d = " { f 4 2 a a 3 4 2 - 8 7 0 6 - 4 2 8 8 - b d 1 1 - e b b 8 5 9 9 5 0 2 8 c } "   e n a b l e d = " 1 "   m e t h o d = " S t a n d a r d "   s i t e I d = " { 7 2 f 9 8 8 b f - 8 6 f 1 - 4 1 a f - 9 1 a b - 2 d 7 c d 0 1 1 d b 4 7 } "   c o n t e n t B i t s = " 0 "   r e m o v e d = " 0 " / & g t ; & l t ; / c l b l : l a b e l L i s t & g t ; & l t ; / p k g : x m l D a t a & g t ; & l t ; / p k g : p a r t & g t ; & l t ; / p k g : p a c k a g e & g t ; - 
- < / V e n d o r N o C a p t i o n > - 
-         < V e n d o r P u r c h a s e s L C Y C a p t i o n > & l t ; ? x m l   v e r s i o n = " 1 . 0 "   s t a n d a l o n e = " y e s " ? & g t ; - 
- & l t ; ? m s o - a p p l i c a t i o n   p r o g i d = " W o r d . D o c u m e n t " ? & g t ; - 
- & l t ; p k g : p a c k a g e   x m l n s : p k g = " h t t p : / / s c h e m a s . m i c r o s o f t . c o m / o f f i c e / 2 0 0 6 / x m l P a c k a g e " & g t ; & l t ; p k g : p a r t   p k g : n a m e = " / _ r e l s / . r e l s "   p k g : c o n t e n t T y p e = " a p p l i c a t i o n / v n d . o p e n x m l f o r m a t s - p a c k a g e . r e l a t i o n s h i p s + x m l "   p k g : p a d d i n g = " 5 1 2 " & g t ; & l t ; p k g : x m l D a t a & g t ; & l t ; R e l a t i o n s h i p s   x m l n s = " h t t p : / / s c h e m a s . o p e n x m l f o r m a t s . o r g / p a c k a g e / 2 0 0 6 / r e l a t i o n s h i p s " & g t ; & l t ; R e l a t i o n s h i p   I d = " r I d 2 "   T y p e = " h t t p : / / s c h e m a s . m i c r o s o f t . c o m / o f f i c e / 2 0 2 0 / 0 2 / r e l a t i o n s h i p s / c l a s s i f i c a t i o n l a b e l s "   T a r g e t = " d o c M e t a d a t a / L a b e l I n f o . x m l " / & g t ; & l t ; R e l a t i o n s h i p   I d = " r I d 1 "   T y p e = " h t t p : / / s c h e m a s . o p e n x m l f o r m a t s . o r g / o f f i c e D o c u m e n t / 2 0 0 6 / r e l a t i o n s h i p s / o f f i c e D o c u m e n t "   T a r g e t = " w o r d / d o c u m e n t . x m l " / & g t ; & l t ; / R e l a t i o n s h i p s & g t ; & l t ; / p k g : x m l D a t a & g t ; & l t ; / p k g : p a r t & g t ; & l t ; p k g : p a r t   p k g : n a m e = " / w o r d / d o c u m e n t . x m l "   p k g : c o n t e n t T y p e = " a p p l i c a t i o n / v n d . o p e n x m l f o r m a t s - o f f i c e d o c u m e n t . w o r d p r o c e s s i n g m l . d o c u m e n t . m a i n + x m l " & g t ; & l t ; p k g : x m l D a t a & g t ; & l t ; w : d o c u m e n t   x m l n s : w p c = " h t t p : / / s c h e m a s . m i c r o s o f t . c o m / o f f i c e / w o r d / 2 0 1 0 / w o r d p r o c e s s i n g C a n v a s "   x m l n s : c x = " h t t p : / / s c h e m a s . m i c r o s o f t . c o m / o f f i c e / d r a w i n g / 2 0 1 4 / c h a r t e x "   x m l n s : c x 1 = " h t t p : / / s c h e m a s . m i c r o s o f t . c o m / o f f i c e / d r a w i n g / 2 0 1 5 / 9 / 8 / c h a r t e x "   x m l n s : c x 2 = " h t t p : / / s c h e m a s . m i c r o s o f t . c o m / o f f i c e / d r a w i n g / 2 0 1 5 / 1 0 / 2 1 / c h a r t e x "   x m l n s : c x 3 = " h t t p : / / s c h e m a s . m i c r o s o f t . c o m / o f f i c e / d r a w i n g / 2 0 1 6 / 5 / 9 / c h a r t e x "   x m l n s : c x 4 = " h t t p : / / s c h e m a s . m i c r o s o f t . c o m / o f f i c e / d r a w i n g / 2 0 1 6 / 5 / 1 0 / c h a r t e x "   x m l n s : c x 5 = " h t t p : / / s c h e m a s . m i c r o s o f t . c o m / o f f i c e / d r a w i n g / 2 0 1 6 / 5 / 1 1 / c h a r t e x "   x m l n s : c x 6 = " h t t p : / / s c h e m a s . m i c r o s o f t . c o m / o f f i c e / d r a w i n g / 2 0 1 6 / 5 / 1 2 / c h a r t e x "   x m l n s : c x 7 = " h t t p : / / s c h e m a s . m i c r o s o f t . c o m / o f f i c e / d r a w i n g / 2 0 1 6 / 5 / 1 3 / c h a r t e x "   x m l n s : c x 8 = " h t t p : / / s c h e m a s . m i c r o s o f t . c o m / o f f i c e / d r a w i n g / 2 0 1 6 / 5 / 1 4 / c h a r t e x "   x m l n s : m c = " h t t p : / / s c h e m a s . o p e n x m l f o r m a t s . o r g / m a r k u p - c o m p a t i b i l i t y / 2 0 0 6 "   x m l n s : a i n k = " h t t p : / / s c h e m a s . m i c r o s o f t . c o m / o f f i c e / d r a w i n g / 2 0 1 6 / i n k "   x m l n s : a m 3 d = " h t t p : / / s c h e m a s . m i c r o s o f t . c o m / o f f i c e / d r a w i n g / 2 0 1 7 / m o d e l 3 d "   x m l n s : o = " u r n : s c h e m a s - m i c r o s o f t - c o m : o f f i c e : o f f i c e "   x m l n s : o e l = " h t t p : / / s c h e m a s . m i c r o s o f t . c o m / o f f i c e / 2 0 1 9 / e x t l s t "   x m l n s : r = " h t t p : / / s c h e m a s . o p e n x m l f o r m a t s . o r g / o f f i c e D o c u m e n t / 2 0 0 6 / r e l a t i o n s h i p s "   x m l n s : m = " h t t p : / / s c h e m a s . o p e n x m l f o r m a t s . o r g / o f f i c e D o c u m e n t / 2 0 0 6 / m a t h "   x m l n s : v = " u r n : s c h e m a s - m i c r o s o f t - c o m : v m l "   x m l n s : w p 1 4 = " h t t p : / / s c h e m a s . m i c r o s o f t . c o m / o f f i c e / w o r d / 2 0 1 0 / w o r d p r o c e s s i n g D r a w i n g "   x m l n s : w p = " h t t p : / / s c h e m a s . o p e n x m l f o r m a t s . o r g / d r a w i n g m l / 2 0 0 6 / w o r d p r o c e s s i n g D r a w i n g "   x m l n s : w 1 0 = " u r n : s c h e m a s - m i c r o s o f t - c o m : o f f i c e : w o r d "   x m l n s : w = " h t t p : / / s c h e m a s . o p e n x m l f o r m a t s . o r g / w o r d p r o c e s s i n g m l / 2 0 0 6 / m a i n "   x m l n s : w 1 4 = " h t t p : / / s c h e m a s . m i c r o s o f t . c o m / o f f i c e / w o r d / 2 0 1 0 / w o r d m l "   x m l n s : w 1 5 = " h t t p : / / s c h e m a s . m i c r o s o f t . c o m / o f f i c e / w o r d / 2 0 1 2 / w o r d m l "   x m l n s : w 1 6 c e x = " h t t p : / / s c h e m a s . m i c r o s o f t . c o m / o f f i c e / w o r d / 2 0 1 8 / w o r d m l / c e x "   x m l n s : w 1 6 c i d = " h t t p : / / s c h e m a s . m i c r o s o f t . c o m / o f f i c e / w o r d / 2 0 1 6 / w o r d m l / c i d "   x m l n s : w 1 6 = " h t t p : / / s c h e m a s . m i c r o s o f t . c o m / o f f i c e / w o r d / 2 0 1 8 / w o r d m l "   x m l n s : w 1 6 d u = " h t t p : / / s c h e m a s . m i c r o s o f t . c o m / o f f i c e / w o r d / 2 0 2 3 / w o r d m l / w o r d 1 6 d u "   x m l n s : w 1 6 s d t d h = " h t t p : / / s c h e m a s . m i c r o s o f t . c o m / o f f i c e / w o r d / 2 0 2 0 / w o r d m l / s d t d a t a h a s h "   x m l n s : w 1 6 s e = " h t t p : / / s c h e m a s . m i c r o s o f t . c o m / o f f i c e / w o r d / 2 0 1 5 / w o r d m l / s y m e x "   x m l n s : w p g = " h t t p : / / s c h e m a s . m i c r o s o f t . c o m / o f f i c e / w o r d / 2 0 1 0 / w o r d p r o c e s s i n g G r o u p "   x m l n s : w p i = " h t t p : / / s c h e m a s . m i c r o s o f t . c o m / o f f i c e / w o r d / 2 0 1 0 / w o r d p r o c e s s i n g I n k "   x m l n s : w n e = " h t t p : / / s c h e m a s . m i c r o s o f t . c o m / o f f i c e / w o r d / 2 0 0 6 / w o r d m l "   x m l n s : w p s = " h t t p : / / s c h e m a s . m i c r o s o f t . c o m / o f f i c e / w o r d / 2 0 1 0 / w o r d p r o c e s s i n g S h a p e "   m c : I g n o r a b l e = " w 1 4   w 1 5   w 1 6 s e   w 1 6 c i d   w 1 6   w 1 6 c e x   w 1 6 s d t d h   w 1 6 d u   w p 1 4 " & g t ; & l t ; w : b o d y & g t ; & l t ; w : p   w 1 4 : p a r a I d = " 6 E C F 0 B 6 F "   w 1 4 : t e x t I d = " 1 2 0 F E D A D "   w : r s i d R = " 0 0 C 1 5 C D 8 "   w : r s i d R D e f a u l t = " 0 0 C 1 5 C D 8 " & g t ; & l t ; w : p P r & g t ; & l t ; w : s p a c i n g   w : b e f o r e = " 4 0 "   w : a f t e r = " 0 "   w : l i n e = " 2 4 0 "   w : l i n e R u l e = " a u t o " / & g t ; & l t ; / w : p P r & g t ; & l t ; w : r & g t ; & l t ; w : t & g t ; V e n d o r P u r c h a s e s L C Y C a p t i o n & l t ; / w : t & g t ; & l t ; / w : r & g t ; & l t ; / w : p & g t ; & l t ; w : s e c t P r   w : r s i d R = " 0 0 0 0 0 0 0 0 " & g t ; & l t ; w : p g S z   w : w = " 1 2 2 4 0 "   w : h = " 1 5 8 4 0 " / & g t ; & l t ; w : p g M a r   w : t o p = " 1 4 4 0 "   w : r i g h t = " 1 4 4 0 "   w : b o t t o m = " 1 4 4 0 "   w : l e f t = " 1 4 4 0 "   w : h e a d e r = " 7 2 0 "   w : f o o t e r = " 7 2 0 "   w : g u t t e r = " 0 " / & g t ; & l t ; w : c o l s   w : s p a c e = " 7 2 0 " / & g t ; & l t ; / w : s e c t P r & g t ; & l t ; / w : b o d y & g t ; & l t ; / w : d o c u m e n t & g t ; & l t ; / p k g : x m l D a t a & g t ; & l t ; / p k g : p a r t & g t ; & l t ; p k g : p a r t   p k g : n a m e = " / w o r d / _ r e l s / d o c u m e n t . x m l . r e l s "   p k g : c o n t e n t T y p e = " a p p l i c a t i o n / v n d . o p e n x m l f o r m a t s - p a c k a g e . r e l a t i o n s h i p s + x m l "   p k g : p a d d i n g = " 2 5 6 " & g t ; & l t ; p k g : x m l D a t a & g t ; & l t ; R e l a t i o n s h i p s   x m l n s = " h t t p : / / s c h e m a s . o p e n x m l f o r m a t s . o r g / p a c k a g e / 2 0 0 6 / r e l a t i o n s h i p s " & g t ; & l t ; R e l a t i o n s h i p   I d = " r I d 1 "   T y p e = " h t t p : / / s c h e m a s . o p e n x m l f o r m a t s . o r g / o f f i c e D o c u m e n t / 2 0 0 6 / r e l a t i o n s h i p s / s t y l e s "   T a r g e t = " s t y l e s . x m l " / & g t ; & l t ; / R e l a t i o n s h i p s & g t ; & l t ; / p k g : x m l D a t a & g t ; & l t ; / p k g : p a r t & g t ; & l t ; p k g : p a r t   p k g : n a m e = " / w o r d / s t y l e s . x m l "   p k g : c o n t e n t T y p e = " a p p l i c a t i o n / v n d . o p e n x m l f o r m a t s - o f f i c e d o c u m e n t . w o r d p r o c e s s i n g m l . s t y l e s + x m l " & g t ; & l t ; p k g : x m l D a t a & g t ; & l t ; w : s t y l e s   x m l n s : m c = " h t t p : / / s c h e m a s . o p e n x m l f o r m a t s . o r g / m a r k u p - c o m p a t i b i l i t y / 2 0 0 6 "   x m l n s : r = " h t t p : / / s c h e m a s . o p e n x m l f o r m a t s . o r g / o f f i c e D o c u m e n t / 2 0 0 6 / r e l a t i o n s h i p s "   x m l n s : w = " h t t p : / / s c h e m a s . o p e n x m l f o r m a t s . o r g / w o r d p r o c e s s i n g m l / 2 0 0 6 / m a i n "   x m l n s : w 1 4 = " h t t p : / / s c h e m a s . m i c r o s o f t . c o m / o f f i c e / w o r d / 2 0 1 0 / w o r d m l "   x m l n s : w 1 5 = " h t t p : / / s c h e m a s . m i c r o s o f t . c o m / o f f i c e / w o r d / 2 0 1 2 / w o r d m l "   x m l n s : w 1 6 c e x = " h t t p : / / s c h e m a s . m i c r o s o f t . c o m / o f f i c e / w o r d / 2 0 1 8 / w o r d m l / c e x "   x m l n s : w 1 6 c i d = " h t t p : / / s c h e m a s . m i c r o s o f t . c o m / o f f i c e / w o r d / 2 0 1 6 / w o r d m l / c i d "   x m l n s : w 1 6 = " h t t p : / / s c h e m a s . m i c r o s o f t . c o m / o f f i c e / w o r d / 2 0 1 8 / w o r d m l "   x m l n s : w 1 6 d u = " h t t p : / / s c h e m a s . m i c r o s o f t . c o m / o f f i c e / w o r d / 2 0 2 3 / w o r d m l / w o r d 1 6 d u "   x m l n s : w 1 6 s d t d h = " h t t p : / / s c h e m a s . m i c r o s o f t . c o m / o f f i c e / w o r d / 2 0 2 0 / w o r d m l / s d t d a t a h a s h "   x m l n s : w 1 6 s e = " h t t p : / / s c h e m a s . m i c r o s o f t . c o m / o f f i c e / w o r d / 2 0 1 5 / w o r d m l / s y m e x "   m c : I g n o r a b l e = " w 1 4   w 1 5   w 1 6 s e   w 1 6 c i d   w 1 6   w 1 6 c e x   w 1 6 s d t d h   w 1 6 d u " & g t ; & l t ; w : d o c D e f a u l t s & g t ; & l t ; w : r P r D e f a u l t & g t ; & l t ; w : r P r & g t ; & l t ; w : r F o n t s   w : a s c i i T h e m e = " m i n o r H A n s i "   w : e a s t A s i a T h e m e = " m i n o r E a s t A s i a "   w : h A n s i T h e m e = " m i n o r H A n s i "   w : c s t h e m e = " m i n o r B i d i " / & g t ; & l t ; w : k e r n   w : v a l = " 2 " / & g t ; & l t ; w : s z   w : v a l = " 2 4 " / & g t ; & l t ; w : s z C s   w : v a l = " 2 4 " / & g t ; & l t ; w : l a n g   w : v a l = " e n - U S "   w : e a s t A s i a = " e n - U S "   w : b i d i = " a r - S A " / & g t ; & l t ; w 1 4 : l i g a t u r e s   w 1 4 : v a l = " s t a n d a r d C o n t e x t u a l " / & g t ; & l t ; / w : r P r & g t ; & l t ; / w : r P r D e f a u l t & g t ; & l t ; w : p P r D e f a u l t & g t ; & l t ; w : p P r & g t ; & l t ; w : s p a c i n g   w : a f t e r = " 1 6 0 "   w : l i n e = " 2 7 8 "   w : l i n e R u l e = " a u t o " / & g t ; & l t ; / w : p P r & g t ; & l t ; / w : p P r D e f a u l t & g t ; & l t ; / w : d o c D e f a u l t s & g t ; & l t ; w : s t y l e   w : t y p e = " p a r a g r a p h "   w : d e f a u l t = " 1 "   w : s t y l e I d = " N o r m a l " & g t ; & l t ; w : n a m e   w : v a l = " N o r m a l " / & g t ; & l t ; w : q F o r m a t / & g t ; & l t ; / w : s t y l e & g t ; & l t ; w : s t y l e   w : t y p e = " c h a r a c t e r "   w : d e f a u l t = " 1 "   w : s t y l e I d = " D e f a u l t P a r a g r a p h F o n t " & g t ; & l t ; w : n a m e   w : v a l = " D e f a u l t   P a r a g r a p h   F o n t " / & g t ; & l t ; w : u i P r i o r i t y   w : v a l = " 1 " / & g t ; & l t ; w : s e m i H i d d e n / & g t ; & l t ; w : u n h i d e W h e n U s e d / & g t ; & l t ; / w : s t y l e & g t ; & l t ; w : s t y l e   w : t y p e = " t a b l e "   w : d e f a u l t = " 1 "   w : s t y l e I d = " T a b l e N o r m a l " & g t ; & l t ; w : n a m e   w : v a l = " N o r m a l   T a b l e " / & g t ; & l t ; w : u i P r i o r i t y   w : v a l = " 9 9 " / & g t ; & l t ; w : s e m i H i d d e n / & g t ; & l t ; w : u n h i d e W h e n U s e d / & g t ; & l t ; w : t b l P r & g t ; & l t ; w : t b l I n d   w : w = " 0 "   w : t y p e = " d x a " / & g t ; & l t ; w : t b l C e l l M a r & g t ; & l t ; w : t o p   w : w = " 0 "   w : t y p e = " d x a " / & g t ; & l t ; w : l e f t   w : w = " 1 0 8 "   w : t y p e = " d x a " / & g t ; & l t ; w : b o t t o m   w : w = " 0 "   w : t y p e = " d x a " / & g t ; & l t ; w : r i g h t   w : w = " 1 0 8 "   w : t y p e = " d x a " / & g t ; & l t ; / w : t b l C e l l M a r & g t ; & l t ; / w : t b l P r & g t ; & l t ; / w : s t y l e & g t ; & l t ; w : s t y l e   w : t y p e = " n u m b e r i n g "   w : d e f a u l t = " 1 "   w : s t y l e I d = " N o L i s t " & g t ; & l t ; w : n a m e   w : v a l = " N o   L i s t " / & g t ; & l t ; w : u i P r i o r i t y   w : v a l = " 9 9 " / & g t ; & l t ; w : s e m i H i d d e n / & g t ; & l t ; w : u n h i d e W h e n U s e d / & g t ; & l t ; / w : s t y l e & g t ; & l t ; / w : s t y l e s & g t ; & l t ; / p k g : x m l D a t a & g t ; & l t ; / p k g : p a r t & g t ; & l t ; p k g : p a r t   p k g : n a m e = " / d o c M e t a d a t a / L a b e l I n f o . x m l "   p k g : c o n t e n t T y p e = " a p p l i c a t i o n / v n d . m s - o f f i c e . c l a s s i f i c a t i o n l a b e l s + x m l " & g t ; & l t ; p k g : x m l D a t a & g t ; & l t ; c l b l : l a b e l L i s t   x m l n s : c l b l = " h t t p : / / s c h e m a s . m i c r o s o f t . c o m / o f f i c e / 2 0 2 0 / m i p L a b e l M e t a d a t a " & g t ; & l t ; c l b l : l a b e l   i d = " { f 4 2 a a 3 4 2 - 8 7 0 6 - 4 2 8 8 - b d 1 1 - e b b 8 5 9 9 5 0 2 8 c } "   e n a b l e d = " 1 "   m e t h o d = " S t a n d a r d "   s i t e I d = " { 7 2 f 9 8 8 b f - 8 6 f 1 - 4 1 a f - 9 1 a b - 2 d 7 c d 0 1 1 d b 4 7 } "   c o n t e n t B i t s = " 0 "   r e m o v e d = " 0 " / & g t ; & l t ; / c l b l : l a b e l L i s t & g t ; & l t ; / p k g : x m l D a t a & g t ; & l t ; / p k g : p a r t & g t ; & l t ; / p k g : p a c k a g e & g t ; - 
- < / V e n d o r P u r c h a s e s L C Y C a p t i o n > - 
-     < / L a b e l s > - 
-     < C o u n t r y R e g i o n > - 
-         < C o m p a n y N a m e > & l t ; ? x m l   v e r s i o n = " 1 . 0 "   s t a n d a l o n e = " y e s " ? & g t ; - 
- & l t ; ? m s o - a p p l i c a t i o n   p r o g i d = " W o r d . D o c u m e n t " ? & g t ; - 
- & l t ; p k g : p a c k a g e   x m l n s : p k g = " h t t p : / / s c h e m a s . m i c r o s o f t . c o m / o f f i c e / 2 0 0 6 / x m l P a c k a g e " & g t ; & l t ; p k g : p a r t   p k g : n a m e = " / _ r e l s / . r e l s "   p k g : c o n t e n t T y p e = " a p p l i c a t i o n / v n d . o p e n x m l f o r m a t s - p a c k a g e . r e l a t i o n s h i p s + x m l "   p k g : p a d d i n g = " 5 1 2 " & g t ; & l t ; p k g : x m l D a t a & g t ; & l t ; R e l a t i o n s h i p s   x m l n s = " h t t p : / / s c h e m a s . o p e n x m l f o r m a t s . o r g / p a c k a g e / 2 0 0 6 / r e l a t i o n s h i p s " & g t ; & l t ; R e l a t i o n s h i p   I d = " r I d 2 "   T y p e = " h t t p : / / s c h e m a s . m i c r o s o f t . c o m / o f f i c e / 2 0 2 0 / 0 2 / r e l a t i o n s h i p s / c l a s s i f i c a t i o n l a b e l s "   T a r g e t = " d o c M e t a d a t a / L a b e l I n f o . x m l " / & g t ; & l t ; R e l a t i o n s h i p   I d = " r I d 1 "   T y p e = " h t t p : / / s c h e m a s . o p e n x m l f o r m a t s . o r g / o f f i c e D o c u m e n t / 2 0 0 6 / r e l a t i o n s h i p s / o f f i c e D o c u m e n t "   T a r g e t = " w o r d / d o c u m e n t . x m l " / & g t ; & l t ; / R e l a t i o n s h i p s & g t ; & l t ; / p k g : x m l D a t a & g t ; & l t ; / p k g : p a r t & g t ; & l t ; p k g : p a r t   p k g : n a m e = " / w o r d / d o c u m e n t . x m l "   p k g : c o n t e n t T y p e = " a p p l i c a t i o n / v n d . o p e n x m l f o r m a t s - o f f i c e d o c u m e n t . w o r d p r o c e s s i n g m l . d o c u m e n t . m a i n + x m l " & g t ; & l t ; p k g : x m l D a t a & g t ; & l t ; w : d o c u m e n t   x m l n s : w p c = " h t t p : / / s c h e m a s . m i c r o s o f t . c o m / o f f i c e / w o r d / 2 0 1 0 / w o r d p r o c e s s i n g C a n v a s "   x m l n s : c x = " h t t p : / / s c h e m a s . m i c r o s o f t . c o m / o f f i c e / d r a w i n g / 2 0 1 4 / c h a r t e x "   x m l n s : c x 1 = " h t t p : / / s c h e m a s . m i c r o s o f t . c o m / o f f i c e / d r a w i n g / 2 0 1 5 / 9 / 8 / c h a r t e x "   x m l n s : c x 2 = " h t t p : / / s c h e m a s . m i c r o s o f t . c o m / o f f i c e / d r a w i n g / 2 0 1 5 / 1 0 / 2 1 / c h a r t e x "   x m l n s : c x 3 = " h t t p : / / s c h e m a s . m i c r o s o f t . c o m / o f f i c e / d r a w i n g / 2 0 1 6 / 5 / 9 / c h a r t e x "   x m l n s : c x 4 = " h t t p : / / s c h e m a s . m i c r o s o f t . c o m / o f f i c e / d r a w i n g / 2 0 1 6 / 5 / 1 0 / c h a r t e x "   x m l n s : c x 5 = " h t t p : / / s c h e m a s . m i c r o s o f t . c o m / o f f i c e / d r a w i n g / 2 0 1 6 / 5 / 1 1 / c h a r t e x "   x m l n s : c x 6 = " h t t p : / / s c h e m a s . m i c r o s o f t . c o m / o f f i c e / d r a w i n g / 2 0 1 6 / 5 / 1 2 / c h a r t e x "   x m l n s : c x 7 = " h t t p : / / s c h e m a s . m i c r o s o f t . c o m / o f f i c e / d r a w i n g / 2 0 1 6 / 5 / 1 3 / c h a r t e x "   x m l n s : c x 8 = " h t t p : / / s c h e m a s . m i c r o s o f t . c o m / o f f i c e / d r a w i n g / 2 0 1 6 / 5 / 1 4 / c h a r t e x "   x m l n s : m c = " h t t p : / / s c h e m a s . o p e n x m l f o r m a t s . o r g / m a r k u p - c o m p a t i b i l i t y / 2 0 0 6 "   x m l n s : a i n k = " h t t p : / / s c h e m a s . m i c r o s o f t . c o m / o f f i c e / d r a w i n g / 2 0 1 6 / i n k "   x m l n s : a m 3 d = " h t t p : / / s c h e m a s . m i c r o s o f t . c o m / o f f i c e / d r a w i n g / 2 0 1 7 / m o d e l 3 d "   x m l n s : o = " u r n : s c h e m a s - m i c r o s o f t - c o m : o f f i c e : o f f i c e "   x m l n s : o e l = " h t t p : / / s c h e m a s . m i c r o s o f t . c o m / o f f i c e / 2 0 1 9 / e x t l s t "   x m l n s : r = " h t t p : / / s c h e m a s . o p e n x m l f o r m a t s . o r g / o f f i c e D o c u m e n t / 2 0 0 6 / r e l a t i o n s h i p s "   x m l n s : m = " h t t p : / / s c h e m a s . o p e n x m l f o r m a t s . o r g / o f f i c e D o c u m e n t / 2 0 0 6 / m a t h "   x m l n s : v = " u r n : s c h e m a s - m i c r o s o f t - c o m : v m l "   x m l n s : w p 1 4 = " h t t p : / / s c h e m a s . m i c r o s o f t . c o m / o f f i c e / w o r d / 2 0 1 0 / w o r d p r o c e s s i n g D r a w i n g "   x m l n s : w p = " h t t p : / / s c h e m a s . o p e n x m l f o r m a t s . o r g / d r a w i n g m l / 2 0 0 6 / w o r d p r o c e s s i n g D r a w i n g "   x m l n s : w 1 0 = " u r n : s c h e m a s - m i c r o s o f t - c o m : o f f i c e : w o r d "   x m l n s : w = " h t t p : / / s c h e m a s . o p e n x m l f o r m a t s . o r g / w o r d p r o c e s s i n g m l / 2 0 0 6 / m a i n "   x m l n s : w 1 4 = " h t t p : / / s c h e m a s . m i c r o s o f t . c o m / o f f i c e / w o r d / 2 0 1 0 / w o r d m l "   x m l n s : w 1 5 = " h t t p : / / s c h e m a s . m i c r o s o f t . c o m / o f f i c e / w o r d / 2 0 1 2 / w o r d m l "   x m l n s : w 1 6 c e x = " h t t p : / / s c h e m a s . m i c r o s o f t . c o m / o f f i c e / w o r d / 2 0 1 8 / w o r d m l / c e x "   x m l n s : w 1 6 c i d = " h t t p : / / s c h e m a s . m i c r o s o f t . c o m / o f f i c e / w o r d / 2 0 1 6 / w o r d m l / c i d "   x m l n s : w 1 6 = " h t t p : / / s c h e m a s . m i c r o s o f t . c o m / o f f i c e / w o r d / 2 0 1 8 / w o r d m l "   x m l n s : w 1 6 d u = " h t t p : / / s c h e m a s . m i c r o s o f t . c o m / o f f i c e / w o r d / 2 0 2 3 / w o r d m l / w o r d 1 6 d u "   x m l n s : w 1 6 s d t d h = " h t t p : / / s c h e m a s . m i c r o s o f t . c o m / o f f i c e / w o r d / 2 0 2 0 / w o r d m l / s d t d a t a h a s h "   x m l n s : w 1 6 s e = " h t t p : / / s c h e m a s . m i c r o s o f t . c o m / o f f i c e / w o r d / 2 0 1 5 / w o r d m l / s y m e x "   x m l n s : w p g = " h t t p : / / s c h e m a s . m i c r o s o f t . c o m / o f f i c e / w o r d / 2 0 1 0 / w o r d p r o c e s s i n g G r o u p "   x m l n s : w p i = " h t t p : / / s c h e m a s . m i c r o s o f t . c o m / o f f i c e / w o r d / 2 0 1 0 / w o r d p r o c e s s i n g I n k "   x m l n s : w n e = " h t t p : / / s c h e m a s . m i c r o s o f t . c o m / o f f i c e / w o r d / 2 0 0 6 / w o r d m l "   x m l n s : w p s = " h t t p : / / s c h e m a s . m i c r o s o f t . c o m / o f f i c e / w o r d / 2 0 1 0 / w o r d p r o c e s s i n g S h a p e "   m c : I g n o r a b l e = " w 1 4   w 1 5   w 1 6 s e   w 1 6 c i d   w 1 6   w 1 6 c e x   w 1 6 s d t d h   w 1 6 d u   w p 1 4 " & g t ; & l t ; w : b o d y & g t ; & l t ; w : p   w 1 4 : p a r a I d = " 7 C 1 2 A 0 6 7 "   w 1 4 : t e x t I d = " 2 8 7 D 0 7 7 B "   w : r s i d R = " 0 0 B C 5 8 6 0 "   w : r s i d R P r = " 0 0 4 5 3 1 2 0 "   w : r s i d R D e f a u l t = " 0 0 B C 5 8 6 0 "   w : r s i d P = " 0 0 4 5 3 1 2 0 " & g t ; & l t ; w : p P r & g t ; & l t ; w : j c   w : v a l = " r i g h t " / & g t ; & l t ; w : r P r & g t ; & l t ; w : r S t y l e   w : v a l = " H e a d i n g 2 C h a r " / & g t ; & l t ; / w : r P r & g t ; & l t ; / w : p P r & g t ; & l t ; w : r   w : r s i d R P r = " 0 0 0 8 6 A B 0 " & g t ; & l t ; w : r P r & g t ; & l t ; w : r S t y l e   w : v a l = " H e a d i n g 1 C h a r " / & g t ; & l t ; / w : r P r & g t ; & l t ; w : t & g t ; C o m p a n y N a m e & l t ; / w : t & g t ; & l t ; / w : r & g t ; & l t ; / w : p & g t ; & l t ; w : s e c t P r   w : r s i d R = " 0 0 4 5 3 1 2 0 "   w : r s i d R P r = " 0 0 4 5 3 1 2 0 " & g t ; & l t ; w : p g S z   w : w = " 1 2 2 4 0 "   w : h = " 1 5 8 4 0 " / & g t ; & l t ; w : p g M a r   w : t o p = " 1 4 4 0 "   w : r i g h t = " 1 4 4 0 "   w : b o t t o m = " 1 4 4 0 "   w : l e f t = " 1 4 4 0 "   w : h e a d e r = " 7 2 0 "   w : f o o t e r = " 7 2 0 "   w : g u t t e r = " 0 " / & g t ; & l t ; w : c o l s   w : s p a c e = " 7 2 0 " / & g t ; & l t ; / w : s e c t P r & g t ; & l t ; / w : b o d y & g t ; & l t ; / w : d o c u m e n t & g t ; & l t ; / p k g : x m l D a t a & g t ; & l t ; / p k g : p a r t & g t ; & l t ; p k g : p a r t   p k g : n a m e = " / w o r d / _ r e l s / d o c u m e n t . x m l . r e l s "   p k g : c o n t e n t T y p e = " a p p l i c a t i o n / v n d . o p e n x m l f o r m a t s - p a c k a g e . r e l a t i o n s h i p s + x m l "   p k g : p a d d i n g = " 2 5 6 " & g t ; & l t ; p k g : x m l D a t a & g t ; & l t ; R e l a t i o n s h i p s   x m l n s = " h t t p : / / s c h e m a s . o p e n x m l f o r m a t s . o r g / p a c k a g e / 2 0 0 6 / r e l a t i o n s h i p s " & g t ; & l t ; R e l a t i o n s h i p   I d = " r I d 1 "   T y p e = " h t t p : / / s c h e m a s . o p e n x m l f o r m a t s . o r g / o f f i c e D o c u m e n t / 2 0 0 6 / r e l a t i o n s h i p s / s t y l e s "   T a r g e t = " s t y l e s . x m l " / & g t ; & l t ; / R e l a t i o n s h i p s & g t ; & l t ; / p k g : x m l D a t a & g t ; & l t ; / p k g : p a r t & g t ; & l t ; p k g : p a r t   p k g : n a m e = " / w o r d / s t y l e s . x m l "   p k g : c o n t e n t T y p e = " a p p l i c a t i o n / v n d . o p e n x m l f o r m a t s - o f f i c e d o c u m e n t . w o r d p r o c e s s i n g m l . s t y l e s + x m l " & g t ; & l t ; p k g : x m l D a t a & g t ; & l t ; w : s t y l e s   x m l n s : m c = " h t t p : / / s c h e m a s . o p e n x m l f o r m a t s . o r g / m a r k u p - c o m p a t i b i l i t y / 2 0 0 6 "   x m l n s : r = " h t t p : / / s c h e m a s . o p e n x m l f o r m a t s . o r g / o f f i c e D o c u m e n t / 2 0 0 6 / r e l a t i o n s h i p s "   x m l n s : w = " h t t p : / / s c h e m a s . o p e n x m l f o r m a t s . o r g / w o r d p r o c e s s i n g m l / 2 0 0 6 / m a i n "   x m l n s : w 1 4 = " h t t p : / / s c h e m a s . m i c r o s o f t . c o m / o f f i c e / w o r d / 2 0 1 0 / w o r d m l "   x m l n s : w 1 5 = " h t t p : / / s c h e m a s . m i c r o s o f t . c o m / o f f i c e / w o r d / 2 0 1 2 / w o r d m l "   x m l n s : w 1 6 c e x = " h t t p : / / s c h e m a s . m i c r o s o f t . c o m / o f f i c e / w o r d / 2 0 1 8 / w o r d m l / c e x "   x m l n s : w 1 6 c i d = " h t t p : / / s c h e m a s . m i c r o s o f t . c o m / o f f i c e / w o r d / 2 0 1 6 / w o r d m l / c i d "   x m l n s : w 1 6 = " h t t p : / / s c h e m a s . m i c r o s o f t . c o m / o f f i c e / w o r d / 2 0 1 8 / w o r d m l "   x m l n s : w 1 6 d u = " h t t p : / / s c h e m a s . m i c r o s o f t . c o m / o f f i c e / w o r d / 2 0 2 3 / w o r d m l / w o r d 1 6 d u "   x m l n s : w 1 6 s d t d h = " h t t p : / / s c h e m a s . m i c r o s o f t . c o m / o f f i c e / w o r d / 2 0 2 0 / w o r d m l / s d t d a t a h a s h "   x m l n s : w 1 6 s e = " h t t p : / / s c h e m a s . m i c r o s o f t . c o m / o f f i c e / w o r d / 2 0 1 5 / w o r d m l / s y m e x "   m c : I g n o r a b l e = " w 1 4   w 1 5   w 1 6 s e   w 1 6 c i d   w 1 6   w 1 6 c e x   w 1 6 s d t d h   w 1 6 d u " & g t ; & l t ; w : d o c D e f a u l t s & g t ; & l t ; w : r P r D e f a u l t & g t ; & l t ; w : r P r & g t ; & l t ; w : r F o n t s   w : a s c i i T h e m e = " m i n o r H A n s i "   w : e a s t A s i a T h e m e = " m i n o r E a s t A s i a "   w : h A n s i T h e m e = " m i n o r H A n s i "   w : c s t h e m e = " m i n o r B i d i " / & g t ; & l t ; w : k e r n   w : v a l = " 2 " / & g t ; & l t ; w : s z   w : v a l = " 2 4 " / & g t ; & l t ; w : s z C s   w : v a l = " 2 4 " / & g t ; & l t ; w : l a n g   w : v a l = " e n - U S "   w : e a s t A s i a = " e n - U S "   w : b i d i = " a r - S A " / & g t ; & l t ; w 1 4 : l i g a t u r e s   w 1 4 : v a l = " s t a n d a r d C o n t e x t u a l " / & g t ; & l t ; / w : r P r & g t ; & l t ; / w : r P r D e f a u l t & g t ; & l t ; w : p P r D e f a u l t & g t ; & l t ; w : p P r & g t ; & l t ; w : s p a c i n g   w : a f t e r = " 1 6 0 "   w : l i n e = " 2 7 8 "   w : l i n e R u l e = " a u t o " / & g t ; & l t ; / w : p P r & g t ; & l t ; / w : p P r D e f a u l t & g t ; & l t ; / w : d o c D e f a u l t s & g t ; & l t ; w : s t y l e   w : t y p e = " p a r a g r a p h "   w : d e f a u l t = " 1 "   w : s t y l e I d = " N o r m a l " & g t ; & l t ; w : n a m e   w : v a l = " N o r m a l " / & g t ; & l t ; w : q F o r m a t / & g t ; & l t ; w : r s i d   w : v a l = " 0 0 B C 5 8 6 0 " / & g t ; & l t ; / w : s t y l e & g t ; & l t ; w : s t y l e   w : t y p e = " p a r a g r a p h "   w : s t y l e I d = " H e a d i n g 1 " & g t ; & l t ; w : n a m e   w : v a l = " h e a d i n g   1 " / & g t ; & l t ; w : b a s e d O n   w : v a l = " N o r m a l " / & g t ; & l t ; w : n e x t   w : v a l = " N o r m a l " / & g t ; & l t ; w : l i n k   w : v a l = " H e a d i n g 1 C h a r " / & g t ; & l t ; w : u i P r i o r i t y   w : v a l = " 9 " / & g t ; & l t ; w : q F o r m a t / & g t ; & l t ; w : p P r & g t ; & l t ; w : k e e p N e x t / & g t ; & l t ; w : k e e p L i n e s / & g t ; & l t ; w : s p a c i n g   w : b e f o r e = " 2 4 0 "   w : a f t e r = " 0 " / & g t ; & l t ; w : o u t l i n e L v l   w : v a l = " 0 " / & g t ; & l t ; / w : p P r & g t ; & l t ; w : r P r & g t ; & l t ; w : r F o n t s   w : a s c i i T h e m e = " m a j o r H A n s i "   w : e a s t A s i a T h e m e = " m a j o r E a s t A s i a "   w : h A n s i T h e m e = " m a j o r H A n s i "   w : c s t h e m e = " m a j o r B i d i " / & g t ; & l t ; w : c o l o r   w : v a l = " 0 F 4 7 6 1 "   w : t h e m e C o l o r = " a c c e n t 1 "   w : t h e m e S h a d e = " B F " / & g t ; & l t ; w : s z   w : v a l = " 3 2 " / & g t ; & l t ; w : s z C s   w : v a l = " 3 2 " / & g t ; & l t ; / w : r P r & g t ; & l t ; / w : s t y l e & g t ; & l t ; w : s t y l e   w : t y p e = " p a r a g r a p h "   w : s t y l e I d = " H e a d i n g 2 " & g t ; & l t ; w : n a m e   w : v a l = " h e a d i n g   2 " / & g t ; & l t ; w : b a s e d O n   w : v a l = " N o r m a l " / & g t ; & l t ; w : n e x t   w : v a l = " N o r m a l " / & g t ; & l t ; w : l i n k   w : v a l = " H e a d i n g 2 C h a r " / & g t ; & l t ; w : u i P r i o r i t y   w : v a l = " 9 " / & g t ; & l t ; w : u n h i d e W h e n U s e d / & g t ; & l t ; w : q F o r m a t / & g t ; & l t ; w : p P r & g t ; & l t ; w : k e e p N e x t / & g t ; & l t ; w : k e e p L i n e s / & g t ; & l t ; w : s p a c i n g   w : b e f o r e = " 4 0 "   w : a f t e r = " 0 " / & g t ; & l t ; w : o u t l i n e L v l   w : v a l = " 1 " / & g t ; & l t ; / w : p P r & g t ; & l t ; w : r P r & g t ; & l t ; w : r F o n t s   w : a s c i i T h e m e = " m a j o r H A n s i "   w : e a s t A s i a T h e m e = " m a j o r E a s t A s i a "   w : h A n s i T h e m e = " m a j o r H A n s i "   w : c s t h e m e = " m a j o r B i d i " / & g t ; & l t ; w : c o l o r   w : v a l = " 0 F 4 7 6 1 "   w : t h e m e C o l o r = " a c c e n t 1 "   w : t h e m e S h a d e = " B F " / & g t ; & l t ; w : s z   w : v a l = " 2 6 " / & g t ; & l t ; w : s z C s   w : v a l = " 2 6 " / & g t ; & l t ; / w : r P r & g t ; & l t ; / w : s t y l e & g t ; & l t ; w : s t y l e   w : t y p e = " c h a r a c t e r "   w : d e f a u l t = " 1 "   w : s t y l e I d = " D e f a u l t P a r a g r a p h F o n t " & g t ; & l t ; w : n a m e   w : v a l = " D e f a u l t   P a r a g r a p h   F o n t " / & g t ; & l t ; w : u i P r i o r i t y   w : v a l = " 1 " / & g t ; & l t ; w : s e m i H i d d e n / & g t ; & l t ; w : u n h i d e W h e n U s e d / & g t ; & l t ; w : r s i d   w : v a l = " 0 0 B C 5 8 6 0 " / & g t ; & l t ; / w : s t y l e & g t ; & l t ; w : s t y l e   w : t y p e = " t a b l e "   w : d e f a u l t = " 1 "   w : s t y l e I d = " T a b l e N o r m a l " & g t ; & l t ; w : n a m e   w : v a l = " N o r m a l   T a b l e " / & g t ; & l t ; w : u i P r i o r i t y   w : v a l = " 9 9 " / & g t ; & l t ; w : s e m i H i d d e n / & g t ; & l t ; w : u n h i d e W h e n U s e d / & g t ; & l t ; w : t b l P r & g t ; & l t ; w : t b l I n d   w : w = " 0 "   w : t y p e = " d x a " / & g t ; & l t ; w : t b l C e l l M a r & g t ; & l t ; w : t o p   w : w = " 0 "   w : t y p e = " d x a " / & g t ; & l t ; w : l e f t   w : w = " 1 0 8 "   w : t y p e = " d x a " / & g t ; & l t ; w : b o t t o m   w : w = " 0 "   w : t y p e = " d x a " / & g t ; & l t ; w : r i g h t   w : w = " 1 0 8 "   w : t y p e = " d x a " / & g t ; & l t ; / w : t b l C e l l M a r & g t ; & l t ; / w : t b l P r & g t ; & l t ; / w : s t y l e & g t ; & l t ; w : s t y l e   w : t y p e = " n u m b e r i n g "   w : d e f a u l t = " 1 "   w : s t y l e I d = " N o L i s t " & g t ; & l t ; w : n a m e   w : v a l = " N o   L i s t " / & g t ; & l t ; w : u i P r i o r i t y   w : v a l = " 9 9 " / & g t ; & l t ; w : s e m i H i d d e n / & g t ; & l t ; w : u n h i d e W h e n U s e d / & g t ; & l t ; w : r s i d   w : v a l = " 0 0 B C 5 8 6 0 " / & g t ; & l t ; / w : s t y l e & g t ; & l t ; w : s t y l e   w : t y p e = " c h a r a c t e r "   w : c u s t o m S t y l e = " 1 "   w : s t y l e I d = " H e a d i n g 1 C h a r " & g t ; & l t ; w : n a m e   w : v a l = " H e a d i n g   1   C h a r " / & g t ; & l t ; w : b a s e d O n   w : v a l = " D e f a u l t P a r a g r a p h F o n t " / & g t ; & l t ; w : l i n k   w : v a l = " H e a d i n g 1 " / & g t ; & l t ; w : u i P r i o r i t y   w : v a l = " 9 " / & g t ; & l t ; w : r P r & g t ; & l t ; w : r F o n t s   w : a s c i i T h e m e = " m a j o r H A n s i "   w : e a s t A s i a T h e m e = " m a j o r E a s t A s i a "   w : h A n s i T h e m e = " m a j o r H A n s i "   w : c s t h e m e = " m a j o r B i d i " / & g t ; & l t ; w : c o l o r   w : v a l = " 0 F 4 7 6 1 "   w : t h e m e C o l o r = " a c c e n t 1 "   w : t h e m e S h a d e = " B F " / & g t ; & l t ; w : s z   w : v a l = " 3 2 " / & g t ; & l t ; w : s z C s   w : v a l = " 3 2 " / & g t ; & l t ; / w : r P r & g t ; & l t ; / w : s t y l e & g t ; & l t ; w : s t y l e   w : t y p e = " c h a r a c t e r "   w : c u s t o m S t y l e = " 1 "   w : s t y l e I d = " H e a d i n g 2 C h a r " & g t ; & l t ; w : n a m e   w : v a l = " H e a d i n g   2   C h a r " / & g t ; & l t ; w : b a s e d O n   w : v a l = " D e f a u l t P a r a g r a p h F o n t " / & g t ; & l t ; w : l i n k   w : v a l = " H e a d i n g 2 " / & g t ; & l t ; w : u i P r i o r i t y   w : v a l = " 9 " / & g t ; & l t ; w : r P r & g t ; & l t ; w : r F o n t s   w : a s c i i T h e m e = " m a j o r H A n s i "   w : e a s t A s i a T h e m e = " m a j o r E a s t A s i a "   w : h A n s i T h e m e = " m a j o r H A n s i "   w : c s t h e m e = " m a j o r B i d i " / & g t ; & l t ; w : c o l o r   w : v a l = " 0 F 4 7 6 1 "   w : t h e m e C o l o r = " a c c e n t 1 "   w : t h e m e S h a d e = " B F " / & g t ; & l t ; w : s z   w : v a l = " 2 6 " / & g t ; & l t ; w : s z C s   w : v a l = " 2 6 " / & g t ; & l t ; / w : r P r & g t ; & l t ; / w : s t y l e & g t ; & l t ; / w : s t y l e s & g t ; & l t ; / p k g : x m l D a t a & g t ; & l t ; / p k g : p a r t & g t ; & l t ; p k g : p a r t   p k g : n a m e = " / d o c M e t a d a t a / L a b e l I n f o . x m l "   p k g : c o n t e n t T y p e = " a p p l i c a t i o n / v n d . m s - o f f i c e . c l a s s i f i c a t i o n l a b e l s + x m l " & g t ; & l t ; p k g : x m l D a t a & g t ; & l t ; c l b l : l a b e l L i s t   x m l n s : c l b l = " h t t p : / / s c h e m a s . m i c r o s o f t . c o m / o f f i c e / 2 0 2 0 / m i p L a b e l M e t a d a t a " & g t ; & l t ; c l b l : l a b e l   i d = " { f 4 2 a a 3 4 2 - 8 7 0 6 - 4 2 8 8 - b d 1 1 - e b b 8 5 9 9 5 0 2 8 c } "   e n a b l e d = " 1 "   m e t h o d = " S t a n d a r d "   s i t e I d = " { 7 2 f 9 8 8 b f - 8 6 f 1 - 4 1 a f - 9 1 a b - 2 d 7 c d 0 1 1 d b 4 7 } "   c o n t e n t B i t s = " 0 "   r e m o v e d = " 0 " / & g t ; & l t ; / c l b l : l a b e l L i s t & g t ; & l t ; / p k g : x m l D a t a & g t ; & l t ; / p k g : p a r t & g t ; & l t ; / p k g : p a c k a g e & g t ; - 
- < / C o m p a n y N a m e > - 
-         < C u r r e n t D a t e > & l t ; ? x m l   v e r s i o n = " 1 . 0 "   s t a n d a l o n e = " y e s " ? & g t ; - 
- & l t ; ? m s o - a p p l i c a t i o n   p r o g i d = " W o r d . D o c u m e n t " ? & g t ; - 
- & l t ; p k g : p a c k a g e   x m l n s : p k g = " h t t p : / / s c h e m a s . m i c r o s o f t . c o m / o f f i c e / 2 0 0 6 / x m l P a c k a g e " & g t ; & l t ; p k g : p a r t   p k g : n a m e = " / _ r e l s / . r e l s "   p k g : c o n t e n t T y p e = " a p p l i c a t i o n / v n d . o p e n x m l f o r m a t s - p a c k a g e . r e l a t i o n s h i p s + x m l "   p k g : p a d d i n g = " 5 1 2 " & g t ; & l t ; p k g : x m l D a t a & g t ; & l t ; R e l a t i o n s h i p s   x m l n s = " h t t p : / / s c h e m a s . o p e n x m l f o r m a t s . o r g / p a c k a g e / 2 0 0 6 / r e l a t i o n s h i p s " & g t ; & l t ; R e l a t i o n s h i p   I d = " r I d 2 "   T y p e = " h t t p : / / s c h e m a s . m i c r o s o f t . c o m / o f f i c e / 2 0 2 0 / 0 2 / r e l a t i o n s h i p s / c l a s s i f i c a t i o n l a b e l s "   T a r g e t = " d o c M e t a d a t a / L a b e l I n f o . x m l " / & g t ; & l t ; R e l a t i o n s h i p   I d = " r I d 1 "   T y p e = " h t t p : / / s c h e m a s . o p e n x m l f o r m a t s . o r g / o f f i c e D o c u m e n t / 2 0 0 6 / r e l a t i o n s h i p s / o f f i c e D o c u m e n t "   T a r g e t = " w o r d / d o c u m e n t . x m l " / & g t ; & l t ; / R e l a t i o n s h i p s & g t ; & l t ; / p k g : x m l D a t a & g t ; & l t ; / p k g : p a r t & g t ; & l t ; p k g : p a r t   p k g : n a m e = " / w o r d / d o c u m e n t . x m l "   p k g : c o n t e n t T y p e = " a p p l i c a t i o n / v n d . o p e n x m l f o r m a t s - o f f i c e d o c u m e n t . w o r d p r o c e s s i n g m l . d o c u m e n t . m a i n + x m l " & g t ; & l t ; p k g : x m l D a t a & g t ; & l t ; w : d o c u m e n t   x m l n s : w p c = " h t t p : / / s c h e m a s . m i c r o s o f t . c o m / o f f i c e / w o r d / 2 0 1 0 / w o r d p r o c e s s i n g C a n v a s "   x m l n s : c x = " h t t p : / / s c h e m a s . m i c r o s o f t . c o m / o f f i c e / d r a w i n g / 2 0 1 4 / c h a r t e x "   x m l n s : c x 1 = " h t t p : / / s c h e m a s . m i c r o s o f t . c o m / o f f i c e / d r a w i n g / 2 0 1 5 / 9 / 8 / c h a r t e x "   x m l n s : c x 2 = " h t t p : / / s c h e m a s . m i c r o s o f t . c o m / o f f i c e / d r a w i n g / 2 0 1 5 / 1 0 / 2 1 / c h a r t e x "   x m l n s : c x 3 = " h t t p : / / s c h e m a s . m i c r o s o f t . c o m / o f f i c e / d r a w i n g / 2 0 1 6 / 5 / 9 / c h a r t e x "   x m l n s : c x 4 = " h t t p : / / s c h e m a s . m i c r o s o f t . c o m / o f f i c e / d r a w i n g / 2 0 1 6 / 5 / 1 0 / c h a r t e x "   x m l n s : c x 5 = " h t t p : / / s c h e m a s . m i c r o s o f t . c o m / o f f i c e / d r a w i n g / 2 0 1 6 / 5 / 1 1 / c h a r t e x "   x m l n s : c x 6 = " h t t p : / / s c h e m a s . m i c r o s o f t . c o m / o f f i c e / d r a w i n g / 2 0 1 6 / 5 / 1 2 / c h a r t e x "   x m l n s : c x 7 = " h t t p : / / s c h e m a s . m i c r o s o f t . c o m / o f f i c e / d r a w i n g / 2 0 1 6 / 5 / 1 3 / c h a r t e x "   x m l n s : c x 8 = " h t t p : / / s c h e m a s . m i c r o s o f t . c o m / o f f i c e / d r a w i n g / 2 0 1 6 / 5 / 1 4 / c h a r t e x "   x m l n s : m c = " h t t p : / / s c h e m a s . o p e n x m l f o r m a t s . o r g / m a r k u p - c o m p a t i b i l i t y / 2 0 0 6 "   x m l n s : a i n k = " h t t p : / / s c h e m a s . m i c r o s o f t . c o m / o f f i c e / d r a w i n g / 2 0 1 6 / i n k "   x m l n s : a m 3 d = " h t t p : / / s c h e m a s . m i c r o s o f t . c o m / o f f i c e / d r a w i n g / 2 0 1 7 / m o d e l 3 d "   x m l n s : o = " u r n : s c h e m a s - m i c r o s o f t - c o m : o f f i c e : o f f i c e "   x m l n s : o e l = " h t t p : / / s c h e m a s . m i c r o s o f t . c o m / o f f i c e / 2 0 1 9 / e x t l s t "   x m l n s : r = " h t t p : / / s c h e m a s . o p e n x m l f o r m a t s . o r g / o f f i c e D o c u m e n t / 2 0 0 6 / r e l a t i o n s h i p s "   x m l n s : m = " h t t p : / / s c h e m a s . o p e n x m l f o r m a t s . o r g / o f f i c e D o c u m e n t / 2 0 0 6 / m a t h "   x m l n s : v = " u r n : s c h e m a s - m i c r o s o f t - c o m : v m l "   x m l n s : w p 1 4 = " h t t p : / / s c h e m a s . m i c r o s o f t . c o m / o f f i c e / w o r d / 2 0 1 0 / w o r d p r o c e s s i n g D r a w i n g "   x m l n s : w p = " h t t p : / / s c h e m a s . o p e n x m l f o r m a t s . o r g / d r a w i n g m l / 2 0 0 6 / w o r d p r o c e s s i n g D r a w i n g "   x m l n s : w 1 0 = " u r n : s c h e m a s - m i c r o s o f t - c o m : o f f i c e : w o r d "   x m l n s : w = " h t t p : / / s c h e m a s . o p e n x m l f o r m a t s . o r g / w o r d p r o c e s s i n g m l / 2 0 0 6 / m a i n "   x m l n s : w 1 4 = " h t t p : / / s c h e m a s . m i c r o s o f t . c o m / o f f i c e / w o r d / 2 0 1 0 / w o r d m l "   x m l n s : w 1 5 = " h t t p : / / s c h e m a s . m i c r o s o f t . c o m / o f f i c e / w o r d / 2 0 1 2 / w o r d m l "   x m l n s : w 1 6 c e x = " h t t p : / / s c h e m a s . m i c r o s o f t . c o m / o f f i c e / w o r d / 2 0 1 8 / w o r d m l / c e x "   x m l n s : w 1 6 c i d = " h t t p : / / s c h e m a s . m i c r o s o f t . c o m / o f f i c e / w o r d / 2 0 1 6 / w o r d m l / c i d "   x m l n s : w 1 6 = " h t t p : / / s c h e m a s . m i c r o s o f t . c o m / o f f i c e / w o r d / 2 0 1 8 / w o r d m l "   x m l n s : w 1 6 d u = " h t t p : / / s c h e m a s . m i c r o s o f t . c o m / o f f i c e / w o r d / 2 0 2 3 / w o r d m l / w o r d 1 6 d u "   x m l n s : w 1 6 s d t d h = " h t t p : / / s c h e m a s . m i c r o s o f t . c o m / o f f i c e / w o r d / 2 0 2 0 / w o r d m l / s d t d a t a h a s h "   x m l n s : w 1 6 s e = " h t t p : / / s c h e m a s . m i c r o s o f t . c o m / o f f i c e / w o r d / 2 0 1 5 / w o r d m l / s y m e x "   x m l n s : w p g = " h t t p : / / s c h e m a s . m i c r o s o f t . c o m / o f f i c e / w o r d / 2 0 1 0 / w o r d p r o c e s s i n g G r o u p "   x m l n s : w p i = " h t t p : / / s c h e m a s . m i c r o s o f t . c o m / o f f i c e / w o r d / 2 0 1 0 / w o r d p r o c e s s i n g I n k "   x m l n s : w n e = " h t t p : / / s c h e m a s . m i c r o s o f t . c o m / o f f i c e / w o r d / 2 0 0 6 / w o r d m l "   x m l n s : w p s = " h t t p : / / s c h e m a s . m i c r o s o f t . c o m / o f f i c e / w o r d / 2 0 1 0 / w o r d p r o c e s s i n g S h a p e "   m c : I g n o r a b l e = " w 1 4   w 1 5   w 1 6 s e   w 1 6 c i d   w 1 6   w 1 6 c e x   w 1 6 s d t d h   w 1 6 d u   w p 1 4 " & g t ; & l t ; w : b o d y & g t ; & l t ; w : p   w 1 4 : p a r a I d = " 0 2 4 F 7 3 0 1 "   w 1 4 : t e x t I d = " 4 4 4 F 3 7 D 4 "   w : r s i d R = " 0 0 4 C 5 E 8 8 "   w : r s i d R P r = " 0 0 4 5 3 1 2 0 "   w : r s i d R D e f a u l t = " 0 0 4 C 5 E 8 8 "   w : r s i d P = " 0 0 4 5 3 1 2 0 " & g t ; & l t ; w : p P r & g t ; & l t ; w : p S t y l e   w : v a l = " H e a d i n g 1 " / & g t ; & l t ; w : j c   w : v a l = " r i g h t " / & g t ; & l t ; w : r P r & g t ; & l t ; w : r S t y l e   w : v a l = " H e a d i n g 4 C h a r " / & g t ; & l t ; / w : r P r & g t ; & l t ; / w : p P r & g t ; & l t ; w : r   w : r s i d R P r = " 0 0 0 8 6 A B 0 " & g t ; & l t ; w : r P r & g t ; & l t ; w : r S t y l e   w : v a l = " H e a d i n g 2 C h a r " / & g t ; & l t ; / w : r P r & g t ; & l t ; w : t & g t ; C u r r e n t D a t e & l t ; / w : t & g t ; & l t ; / w : r & g t ; & l t ; / w : p & g t ; & l t ; w : s e c t P r   w : r s i d R = " 0 0 4 5 3 1 2 0 "   w : r s i d R P r = " 0 0 4 5 3 1 2 0 " & g t ; & l t ; w : p g S z   w : w = " 1 2 2 4 0 "   w : h = " 1 5 8 4 0 " / & g t ; & l t ; w : p g M a r   w : t o p = " 1 4 4 0 "   w : r i g h t = " 1 4 4 0 "   w : b o t t o m = " 1 4 4 0 "   w : l e f t = " 1 4 4 0 "   w : h e a d e r = " 7 2 0 "   w : f o o t e r = " 7 2 0 "   w : g u t t e r = " 0 " / & g t ; & l t ; w : c o l s   w : s p a c e = " 7 2 0 " / & g t ; & l t ; / w : s e c t P r & g t ; & l t ; / w : b o d y & g t ; & l t ; / w : d o c u m e n t & g t ; & l t ; / p k g : x m l D a t a & g t ; & l t ; / p k g : p a r t & g t ; & l t ; p k g : p a r t   p k g : n a m e = " / w o r d / _ r e l s / d o c u m e n t . x m l . r e l s "   p k g : c o n t e n t T y p e = " a p p l i c a t i o n / v n d . o p e n x m l f o r m a t s - p a c k a g e . r e l a t i o n s h i p s + x m l "   p k g : p a d d i n g = " 2 5 6 " & g t ; & l t ; p k g : x m l D a t a & g t ; & l t ; R e l a t i o n s h i p s   x m l n s = " h t t p : / / s c h e m a s . o p e n x m l f o r m a t s . o r g / p a c k a g e / 2 0 0 6 / r e l a t i o n s h i p s " & g t ; & l t ; R e l a t i o n s h i p   I d = " r I d 1 "   T y p e = " h t t p : / / s c h e m a s . o p e n x m l f o r m a t s . o r g / o f f i c e D o c u m e n t / 2 0 0 6 / r e l a t i o n s h i p s / s t y l e s "   T a r g e t = " s t y l e s . x m l " / & g t ; & l t ; / R e l a t i o n s h i p s & g t ; & l t ; / p k g : x m l D a t a & g t ; & l t ; / p k g : p a r t & g t ; & l t ; p k g : p a r t   p k g : n a m e = " / w o r d / s t y l e s . x m l "   p k g : c o n t e n t T y p e = " a p p l i c a t i o n / v n d . o p e n x m l f o r m a t s - o f f i c e d o c u m e n t . w o r d p r o c e s s i n g m l . s t y l e s + x m l " & g t ; & l t ; p k g : x m l D a t a & g t ; & l t ; w : s t y l e s   x m l n s : m c = " h t t p : / / s c h e m a s . o p e n x m l f o r m a t s . o r g / m a r k u p - c o m p a t i b i l i t y / 2 0 0 6 "   x m l n s : r = " h t t p : / / s c h e m a s . o p e n x m l f o r m a t s . o r g / o f f i c e D o c u m e n t / 2 0 0 6 / r e l a t i o n s h i p s "   x m l n s : w = " h t t p : / / s c h e m a s . o p e n x m l f o r m a t s . o r g / w o r d p r o c e s s i n g m l / 2 0 0 6 / m a i n "   x m l n s : w 1 4 = " h t t p : / / s c h e m a s . m i c r o s o f t . c o m / o f f i c e / w o r d / 2 0 1 0 / w o r d m l "   x m l n s : w 1 5 = " h t t p : / / s c h e m a s . m i c r o s o f t . c o m / o f f i c e / w o r d / 2 0 1 2 / w o r d m l "   x m l n s : w 1 6 c e x = " h t t p : / / s c h e m a s . m i c r o s o f t . c o m / o f f i c e / w o r d / 2 0 1 8 / w o r d m l / c e x "   x m l n s : w 1 6 c i d = " h t t p : / / s c h e m a s . m i c r o s o f t . c o m / o f f i c e / w o r d / 2 0 1 6 / w o r d m l / c i d "   x m l n s : w 1 6 = " h t t p : / / s c h e m a s . m i c r o s o f t . c o m / o f f i c e / w o r d / 2 0 1 8 / w o r d m l "   x m l n s : w 1 6 d u = " h t t p : / / s c h e m a s . m i c r o s o f t . c o m / o f f i c e / w o r d / 2 0 2 3 / w o r d m l / w o r d 1 6 d u "   x m l n s : w 1 6 s d t d h = " h t t p : / / s c h e m a s . m i c r o s o f t . c o m / o f f i c e / w o r d / 2 0 2 0 / w o r d m l / s d t d a t a h a s h "   x m l n s : w 1 6 s e = " h t t p : / / s c h e m a s . m i c r o s o f t . c o m / o f f i c e / w o r d / 2 0 1 5 / w o r d m l / s y m e x "   m c : I g n o r a b l e = " w 1 4   w 1 5   w 1 6 s e   w 1 6 c i d   w 1 6   w 1 6 c e x   w 1 6 s d t d h   w 1 6 d u " & g t ; & l t ; w : d o c D e f a u l t s & g t ; & l t ; w : r P r D e f a u l t & g t ; & l t ; w : r P r & g t ; & l t ; w : r F o n t s   w : a s c i i T h e m e = " m i n o r H A n s i "   w : e a s t A s i a T h e m e = " m i n o r E a s t A s i a "   w : h A n s i T h e m e = " m i n o r H A n s i "   w : c s t h e m e = " m i n o r B i d i " / & g t ; & l t ; w : k e r n   w : v a l = " 2 " / & g t ; & l t ; w : s z   w : v a l = " 2 4 " / & g t ; & l t ; w : s z C s   w : v a l = " 2 4 " / & g t ; & l t ; w : l a n g   w : v a l = " e n - U S "   w : e a s t A s i a = " e n - U S "   w : b i d i = " a r - S A " / & g t ; & l t ; w 1 4 : l i g a t u r e s   w 1 4 : v a l = " s t a n d a r d C o n t e x t u a l " / & g t ; & l t ; / w : r P r & g t ; & l t ; / w : r P r D e f a u l t & g t ; & l t ; w : p P r D e f a u l t & g t ; & l t ; w : p P r & g t ; & l t ; w : s p a c i n g   w : a f t e r = " 1 6 0 "   w : l i n e = " 2 7 8 "   w : l i n e R u l e = " a u t o " / & g t ; & l t ; / w : p P r & g t ; & l t ; / w : p P r D e f a u l t & g t ; & l t ; / w : d o c D e f a u l t s & g t ; & l t ; w : s t y l e   w : t y p e = " p a r a g r a p h "   w : d e f a u l t = " 1 "   w : s t y l e I d = " N o r m a l " & g t ; & l t ; w : n a m e   w : v a l = " N o r m a l " / & g t ; & l t ; w : q F o r m a t / & g t ; & l t ; w : r s i d   w : v a l = " 0 0 4 C 5 E 8 8 " / & g t ; & l t ; / w : s t y l e & g t ; & l t ; w : s t y l e   w : t y p e = " p a r a g r a p h "   w : s t y l e I d = " H e a d i n g 1 " & g t ; & l t ; w : n a m e   w : v a l = " h e a d i n g   1 " / & g t ; & l t ; w : b a s e d O n   w : v a l = " N o r m a l " / & g t ; & l t ; w : n e x t   w : v a l = " N o r m a l " / & g t ; & l t ; w : l i n k   w : v a l = " H e a d i n g 1 C h a r " / & g t ; & l t ; w : u i P r i o r i t y   w : v a l = " 9 " / & g t ; & l t ; w : q F o r m a t / & g t ; & l t ; w : p P r & g t ; & l t ; w : k e e p N e x t / & g t ; & l t ; w : k e e p L i n e s / & g t ; & l t ; w : s p a c i n g   w : b e f o r e = " 2 4 0 "   w : a f t e r = " 0 " / & g t ; & l t ; w : o u t l i n e L v l   w : v a l = " 0 " / & g t ; & l t ; / w : p P r & g t ; & l t ; w : r P r & g t ; & l t ; w : r F o n t s   w : a s c i i T h e m e = " m a j o r H A n s i "   w : e a s t A s i a T h e m e = " m a j o r E a s t A s i a "   w : h A n s i T h e m e = " m a j o r H A n s i "   w : c s t h e m e = " m a j o r B i d i " / & g t ; & l t ; w : c o l o r   w : v a l = " 0 F 4 7 6 1 "   w : t h e m e C o l o r = " a c c e n t 1 "   w : t h e m e S h a d e = " B F " / & g t ; & l t ; w : s z   w : v a l = " 3 2 " / & g t ; & l t ; w : s z C s   w : v a l = " 3 2 " / & g t ; & l t ; / w : r P r & g t ; & l t ; / w : s t y l e & g t ; & l t ; w : s t y l e   w : t y p e = " p a r a g r a p h "   w : s t y l e I d = " H e a d i n g 2 " & g t ; & l t ; w : n a m e   w : v a l = " h e a d i n g   2 " / & g t ; & l t ; w : b a s e d O n   w : v a l = " N o r m a l " / & g t ; & l t ; w : n e x t   w : v a l = " N o r m a l " / & g t ; & l t ; w : l i n k   w : v a l = " H e a d i n g 2 C h a r " / & g t ; & l t ; w : u i P r i o r i t y   w : v a l = " 9 " / & g t ; & l t ; w : u n h i d e W h e n U s e d / & g t ; & l t ; w : q F o r m a t / & g t ; & l t ; w : p P r & g t ; & l t ; w : k e e p N e x t / & g t ; & l t ; w : k e e p L i n e s / & g t ; & l t ; w : s p a c i n g   w : b e f o r e = " 4 0 "   w : a f t e r = " 0 " / & g t ; & l t ; w : o u t l i n e L v l   w : v a l = " 1 " / & g t ; & l t ; / w : p P r & g t ; & l t ; w : r P r & g t ; & l t ; w : r F o n t s   w : a s c i i T h e m e = " m a j o r H A n s i "   w : e a s t A s i a T h e m e = " m a j o r E a s t A s i a "   w : h A n s i T h e m e = " m a j o r H A n s i "   w : c s t h e m e = " m a j o r B i d i " / & g t ; & l t ; w : c o l o r   w : v a l = " 0 F 4 7 6 1 "   w : t h e m e C o l o r = " a c c e n t 1 "   w : t h e m e S h a d e = " B F " / & g t ; & l t ; w : s z   w : v a l = " 2 6 " / & g t ; & l t ; w : s z C s   w : v a l = " 2 6 " / & g t ; & l t ; / w : r P r & g t ; & l t ; / w : s t y l e & g t ; & l t ; w : s t y l e   w : t y p e = " p a r a g r a p h "   w : s t y l e I d = " H e a d i n g 4 " & g t ; & l t ; w : n a m e   w : v a l = " h e a d i n g   4 " / & g t ; & l t ; w : b a s e d O n   w : v a l = " N o r m a l " / & g t ; & l t ; w : n e x t   w : v a l = " N o r m a l " / & g t ; & l t ; w : l i n k   w : v a l = " H e a d i n g 4 C h a r " / & g t ; & l t ; w : u i P r i o r i t y   w : v a l = " 9 " / & g t ; & l t ; w : u n h i d e W h e n U s e d / & g t ; & l t ; w : q F o r m a t / & g t ; & l t ; w : p P r & g t ; & l t ; w : k e e p N e x t / & g t ; & l t ; w : k e e p L i n e s / & g t ; & l t ; w : s p a c i n g   w : b e f o r e = " 4 0 "   w : a f t e r = " 0 " / & g t ; & l t ; w : o u t l i n e L v l   w : v a l = " 3 " / & g t ; & l t ; / w : p P r & g t ; & l t ; w : r P r & g t ; & l t ; w : r F o n t s   w : a s c i i T h e m e = " m a j o r H A n s i "   w : e a s t A s i a T h e m e = " m a j o r E a s t A s i a "   w : h A n s i T h e m e = " m a j o r H A n s i "   w : c s t h e m e = " m a j o r B i d i " / & g t ; & l t ; w : i / & g t ; & l t ; w : i C s / & g t ; & l t ; w : c o l o r   w : v a l = " 0 F 4 7 6 1 "   w : t h e m e C o l o r = " a c c e n t 1 "   w : t h e m e S h a d e = " B F " / & g t ; & l t ; / w : r P r & g t ; & l t ; / w : s t y l e & g t ; & l t ; w : s t y l e   w : t y p e = " c h a r a c t e r "   w : d e f a u l t = " 1 "   w : s t y l e I d = " D e f a u l t P a r a g r a p h F o n t " & g t ; & l t ; w : n a m e   w : v a l = " D e f a u l t   P a r a g r a p h   F o n t " / & g t ; & l t ; w : u i P r i o r i t y   w : v a l = " 1 " / & g t ; & l t ; w : s e m i H i d d e n / & g t ; & l t ; w : u n h i d e W h e n U s e d / & g t ; & l t ; w : r s i d   w : v a l = " 0 0 4 C 5 E 8 8 " / & g t ; & l t ; / w : s t y l e & g t ; & l t ; w : s t y l e   w : t y p e = " t a b l e "   w : d e f a u l t = " 1 "   w : s t y l e I d = " T a b l e N o r m a l " & g t ; & l t ; w : n a m e   w : v a l = " N o r m a l   T a b l e " / & g t ; & l t ; w : u i P r i o r i t y   w : v a l = " 9 9 " / & g t ; & l t ; w : s e m i H i d d e n / & g t ; & l t ; w : u n h i d e W h e n U s e d / & g t ; & l t ; w : t b l P r & g t ; & l t ; w : t b l I n d   w : w = " 0 "   w : t y p e = " d x a " / & g t ; & l t ; w : t b l C e l l M a r & g t ; & l t ; w : t o p   w : w = " 0 "   w : t y p e = " d x a " / & g t ; & l t ; w : l e f t   w : w = " 1 0 8 "   w : t y p e = " d x a " / & g t ; & l t ; w : b o t t o m   w : w = " 0 "   w : t y p e = " d x a " / & g t ; & l t ; w : r i g h t   w : w = " 1 0 8 "   w : t y p e = " d x a " / & g t ; & l t ; / w : t b l C e l l M a r & g t ; & l t ; / w : t b l P r & g t ; & l t ; / w : s t y l e & g t ; & l t ; w : s t y l e   w : t y p e = " n u m b e r i n g "   w : d e f a u l t = " 1 "   w : s t y l e I d = " N o L i s t " & g t ; & l t ; w : n a m e   w : v a l = " N o   L i s t " / & g t ; & l t ; w : u i P r i o r i t y   w : v a l = " 9 9 " / & g t ; & l t ; w : s e m i H i d d e n / & g t ; & l t ; w : u n h i d e W h e n U s e d / & g t ; & l t ; w : r s i d   w : v a l = " 0 0 4 C 5 E 8 8 " / & g t ; & l t ; / w : s t y l e & g t ; & l t ; w : s t y l e   w : t y p e = " c h a r a c t e r "   w : c u s t o m S t y l e = " 1 "   w : s t y l e I d = " H e a d i n g 1 C h a r " & g t ; & l t ; w : n a m e   w : v a l = " H e a d i n g   1   C h a r " / & g t ; & l t ; w : b a s e d O n   w : v a l = " D e f a u l t P a r a g r a p h F o n t " / & g t ; & l t ; w : l i n k   w : v a l = " H e a d i n g 1 " / & g t ; & l t ; w : u i P r i o r i t y   w : v a l = " 9 " / & g t ; & l t ; w : r P r & g t ; & l t ; w : r F o n t s   w : a s c i i T h e m e = " m a j o r H A n s i "   w : e a s t A s i a T h e m e = " m a j o r E a s t A s i a "   w : h A n s i T h e m e = " m a j o r H A n s i "   w : c s t h e m e = " m a j o r B i d i " / & g t ; & l t ; w : c o l o r   w : v a l = " 0 F 4 7 6 1 "   w : t h e m e C o l o r = " a c c e n t 1 "   w : t h e m e S h a d e = " B F " / & g t ; & l t ; w : s z   w : v a l = " 3 2 " / & g t ; & l t ; w : s z C s   w : v a l = " 3 2 " / & g t ; & l t ; / w : r P r & g t ; & l t ; / w : s t y l e & g t ; & l t ; w : s t y l e   w : t y p e = " c h a r a c t e r "   w : c u s t o m S t y l e = " 1 "   w : s t y l e I d = " H e a d i n g 2 C h a r " & g t ; & l t ; w : n a m e   w : v a l = " H e a d i n g   2   C h a r " / & g t ; & l t ; w : b a s e d O n   w : v a l = " D e f a u l t P a r a g r a p h F o n t " / & g t ; & l t ; w : l i n k   w : v a l = " H e a d i n g 2 " / & g t ; & l t ; w : u i P r i o r i t y   w : v a l = " 9 " / & g t ; & l t ; w : r P r & g t ; & l t ; w : r F o n t s   w : a s c i i T h e m e = " m a j o r H A n s i "   w : e a s t A s i a T h e m e = " m a j o r E a s t A s i a "   w : h A n s i T h e m e = " m a j o r H A n s i "   w : c s t h e m e = " m a j o r B i d i " / & g t ; & l t ; w : c o l o r   w : v a l = " 0 F 4 7 6 1 "   w : t h e m e C o l o r = " a c c e n t 1 "   w : t h e m e S h a d e = " B F " / & g t ; & l t ; w : s z   w : v a l = " 2 6 " / & g t ; & l t ; w : s z C s   w : v a l = " 2 6 " / & g t ; & l t ; / w : r P r & g t ; & l t ; / w : s t y l e & g t ; & l t ; w : s t y l e   w : t y p e = " c h a r a c t e r "   w : c u s t o m S t y l e = " 1 "   w : s t y l e I d = " H e a d i n g 4 C h a r " & g t ; & l t ; w : n a m e   w : v a l = " H e a d i n g   4   C h a r " / & g t ; & l t ; w : b a s e d O n   w : v a l = " D e f a u l t P a r a g r a p h F o n t " / & g t ; & l t ; w : l i n k   w : v a l = " H e a d i n g 4 " / & g t ; & l t ; w : u i P r i o r i t y   w : v a l = " 9 " / & g t ; & l t ; w : r P r & g t ; & l t ; w : r F o n t s   w : a s c i i T h e m e = " m a j o r H A n s i "   w : e a s t A s i a T h e m e = " m a j o r E a s t A s i a "   w : h A n s i T h e m e = " m a j o r H A n s i "   w : c s t h e m e = " m a j o r B i d i " / & g t ; & l t ; w : i / & g t ; & l t ; w : i C s / & g t ; & l t ; w : c o l o r   w : v a l = " 0 F 4 7 6 1 "   w : t h e m e C o l o r = " a c c e n t 1 "   w : t h e m e S h a d e = " B F " / & g t ; & l t ; / w : r P r & g t ; & l t ; / w : s t y l e & g t ; & l t ; / w : s t y l e s & g t ; & l t ; / p k g : x m l D a t a & g t ; & l t ; / p k g : p a r t & g t ; & l t ; p k g : p a r t   p k g : n a m e = " / d o c M e t a d a t a / L a b e l I n f o . x m l "   p k g : c o n t e n t T y p e = " a p p l i c a t i o n / v n d . m s - o f f i c e . c l a s s i f i c a t i o n l a b e l s + x m l " & g t ; & l t ; p k g : x m l D a t a & g t ; & l t ; c l b l : l a b e l L i s t   x m l n s : c l b l = " h t t p : / / s c h e m a s . m i c r o s o f t . c o m / o f f i c e / 2 0 2 0 / m i p L a b e l M e t a d a t a " & g t ; & l t ; c l b l : l a b e l   i d = " { f 4 2 a a 3 4 2 - 8 7 0 6 - 4 2 8 8 - b d 1 1 - e b b 8 5 9 9 5 0 2 8 c } "   e n a b l e d = " 1 "   m e t h o d = " S t a n d a r d "   s i t e I d = " { 7 2 f 9 8 8 b f - 8 6 f 1 - 4 1 a f - 9 1 a b - 2 d 7 c d 0 1 1 d b 4 7 } "   c o n t e n t B i t s = " 0 "   r e m o v e d = " 0 " / & g t ; & l t ; / c l b l : l a b e l L i s t & g t ; & l t ; / p k g : x m l D a t a & g t ; & l t ; / p k g : p a r t & g t ; & l t ; / p k g : p a c k a g e & g t ; - 
- < / C u r r e n t D a t e > - 
-         < R e p o r t T i t l e > & l t ; ? x m l   v e r s i o n = " 1 . 0 "   s t a n d a l o n e = " y e s " ? & g t ; - 
- & l t ; ? m s o - a p p l i c a t i o n   p r o g i d = " W o r d . D o c u m e n t " ? & g t ; - 
- & l t ; p k g : p a c k a g e   x m l n s : p k g = " h t t p : / / s c h e m a s . m i c r o s o f t . c o m / o f f i c e / 2 0 0 6 / x m l P a c k a g e " & g t ; & l t ; p k g : p a r t   p k g : n a m e = " / _ r e l s / . r e l s "   p k g : c o n t e n t T y p e = " a p p l i c a t i o n / v n d . o p e n x m l f o r m a t s - p a c k a g e . r e l a t i o n s h i p s + x m l "   p k g : p a d d i n g = " 5 1 2 " & g t ; & l t ; p k g : x m l D a t a & g t ; & l t ; R e l a t i o n s h i p s   x m l n s = " h t t p : / / s c h e m a s . o p e n x m l f o r m a t s . o r g / p a c k a g e / 2 0 0 6 / r e l a t i o n s h i p s " & g t ; & l t ; R e l a t i o n s h i p   I d = " r I d 2 "   T y p e = " h t t p : / / s c h e m a s . m i c r o s o f t . c o m / o f f i c e / 2 0 2 0 / 0 2 / r e l a t i o n s h i p s / c l a s s i f i c a t i o n l a b e l s "   T a r g e t = " d o c M e t a d a t a / L a b e l I n f o . x m l " / & g t ; & l t ; R e l a t i o n s h i p   I d = " r I d 1 "   T y p e = " h t t p : / / s c h e m a s . o p e n x m l f o r m a t s . o r g / o f f i c e D o c u m e n t / 2 0 0 6 / r e l a t i o n s h i p s / o f f i c e D o c u m e n t "   T a r g e t = " w o r d / d o c u m e n t . x m l " / & g t ; & l t ; / R e l a t i o n s h i p s & g t ; & l t ; / p k g : x m l D a t a & g t ; & l t ; / p k g : p a r t & g t ; & l t ; p k g : p a r t   p k g : n a m e = " / w o r d / d o c u m e n t . x m l "   p k g : c o n t e n t T y p e = " a p p l i c a t i o n / v n d . o p e n x m l f o r m a t s - o f f i c e d o c u m e n t . w o r d p r o c e s s i n g m l . d o c u m e n t . m a i n + x m l " & g t ; & l t ; p k g : x m l D a t a & g t ; & l t ; w : d o c u m e n t   x m l n s : w p c = " h t t p : / / s c h e m a s . m i c r o s o f t . c o m / o f f i c e / w o r d / 2 0 1 0 / w o r d p r o c e s s i n g C a n v a s "   x m l n s : c x = " h t t p : / / s c h e m a s . m i c r o s o f t . c o m / o f f i c e / d r a w i n g / 2 0 1 4 / c h a r t e x "   x m l n s : c x 1 = " h t t p : / / s c h e m a s . m i c r o s o f t . c o m / o f f i c e / d r a w i n g / 2 0 1 5 / 9 / 8 / c h a r t e x "   x m l n s : c x 2 = " h t t p : / / s c h e m a s . m i c r o s o f t . c o m / o f f i c e / d r a w i n g / 2 0 1 5 / 1 0 / 2 1 / c h a r t e x "   x m l n s : c x 3 = " h t t p : / / s c h e m a s . m i c r o s o f t . c o m / o f f i c e / d r a w i n g / 2 0 1 6 / 5 / 9 / c h a r t e x "   x m l n s : c x 4 = " h t t p : / / s c h e m a s . m i c r o s o f t . c o m / o f f i c e / d r a w i n g / 2 0 1 6 / 5 / 1 0 / c h a r t e x "   x m l n s : c x 5 = " h t t p : / / s c h e m a s . m i c r o s o f t . c o m / o f f i c e / d r a w i n g / 2 0 1 6 / 5 / 1 1 / c h a r t e x "   x m l n s : c x 6 = " h t t p : / / s c h e m a s . m i c r o s o f t . c o m / o f f i c e / d r a w i n g / 2 0 1 6 / 5 / 1 2 / c h a r t e x "   x m l n s : c x 7 = " h t t p : / / s c h e m a s . m i c r o s o f t . c o m / o f f i c e / d r a w i n g / 2 0 1 6 / 5 / 1 3 / c h a r t e x "   x m l n s : c x 8 = " h t t p : / / s c h e m a s . m i c r o s o f t . c o m / o f f i c e / d r a w i n g / 2 0 1 6 / 5 / 1 4 / c h a r t e x "   x m l n s : m c = " h t t p : / / s c h e m a s . o p e n x m l f o r m a t s . o r g / m a r k u p - c o m p a t i b i l i t y / 2 0 0 6 "   x m l n s : a i n k = " h t t p : / / s c h e m a s . m i c r o s o f t . c o m / o f f i c e / d r a w i n g / 2 0 1 6 / i n k "   x m l n s : a m 3 d = " h t t p : / / s c h e m a s . m i c r o s o f t . c o m / o f f i c e / d r a w i n g / 2 0 1 7 / m o d e l 3 d "   x m l n s : o = " u r n : s c h e m a s - m i c r o s o f t - c o m : o f f i c e : o f f i c e "   x m l n s : o e l = " h t t p : / / s c h e m a s . m i c r o s o f t . c o m / o f f i c e / 2 0 1 9 / e x t l s t "   x m l n s : r = " h t t p : / / s c h e m a s . o p e n x m l f o r m a t s . o r g / o f f i c e D o c u m e n t / 2 0 0 6 / r e l a t i o n s h i p s "   x m l n s : m = " h t t p : / / s c h e m a s . o p e n x m l f o r m a t s . o r g / o f f i c e D o c u m e n t / 2 0 0 6 / m a t h "   x m l n s : v = " u r n : s c h e m a s - m i c r o s o f t - c o m : v m l "   x m l n s : w p 1 4 = " h t t p : / / s c h e m a s . m i c r o s o f t . c o m / o f f i c e / w o r d / 2 0 1 0 / w o r d p r o c e s s i n g D r a w i n g "   x m l n s : w p = " h t t p : / / s c h e m a s . o p e n x m l f o r m a t s . o r g / d r a w i n g m l / 2 0 0 6 / w o r d p r o c e s s i n g D r a w i n g "   x m l n s : w 1 0 = " u r n : s c h e m a s - m i c r o s o f t - c o m : o f f i c e : w o r d "   x m l n s : w = " h t t p : / / s c h e m a s . o p e n x m l f o r m a t s . o r g / w o r d p r o c e s s i n g m l / 2 0 0 6 / m a i n "   x m l n s : w 1 4 = " h t t p : / / s c h e m a s . m i c r o s o f t . c o m / o f f i c e / w o r d / 2 0 1 0 / w o r d m l "   x m l n s : w 1 5 = " h t t p : / / s c h e m a s . m i c r o s o f t . c o m / o f f i c e / w o r d / 2 0 1 2 / w o r d m l "   x m l n s : w 1 6 c e x = " h t t p : / / s c h e m a s . m i c r o s o f t . c o m / o f f i c e / w o r d / 2 0 1 8 / w o r d m l / c e x "   x m l n s : w 1 6 c i d = " h t t p : / / s c h e m a s . m i c r o s o f t . c o m / o f f i c e / w o r d / 2 0 1 6 / w o r d m l / c i d "   x m l n s : w 1 6 = " h t t p : / / s c h e m a s . m i c r o s o f t . c o m / o f f i c e / w o r d / 2 0 1 8 / w o r d m l "   x m l n s : w 1 6 d u = " h t t p : / / s c h e m a s . m i c r o s o f t . c o m / o f f i c e / w o r d / 2 0 2 3 / w o r d m l / w o r d 1 6 d u "   x m l n s : w 1 6 s d t d h = " h t t p : / / s c h e m a s . m i c r o s o f t . c o m / o f f i c e / w o r d / 2 0 2 0 / w o r d m l / s d t d a t a h a s h "   x m l n s : w 1 6 s e = " h t t p : / / s c h e m a s . m i c r o s o f t . c o m / o f f i c e / w o r d / 2 0 1 5 / w o r d m l / s y m e x "   x m l n s : w p g = " h t t p : / / s c h e m a s . m i c r o s o f t . c o m / o f f i c e / w o r d / 2 0 1 0 / w o r d p r o c e s s i n g G r o u p "   x m l n s : w p i = " h t t p : / / s c h e m a s . m i c r o s o f t . c o m / o f f i c e / w o r d / 2 0 1 0 / w o r d p r o c e s s i n g I n k "   x m l n s : w n e = " h t t p : / / s c h e m a s . m i c r o s o f t . c o m / o f f i c e / w o r d / 2 0 0 6 / w o r d m l "   x m l n s : w p s = " h t t p : / / s c h e m a s . m i c r o s o f t . c o m / o f f i c e / w o r d / 2 0 1 0 / w o r d p r o c e s s i n g S h a p e "   m c : I g n o r a b l e = " w 1 4   w 1 5   w 1 6 s e   w 1 6 c i d   w 1 6   w 1 6 c e x   w 1 6 s d t d h   w 1 6 d u   w p 1 4 " & g t ; & l t ; w : b o d y & g t ; & l t ; w : p   w 1 4 : p a r a I d = " 0 1 8 A 5 1 E F "   w 1 4 : t e x t I d = " 7 1 3 7 B C B 6 "   w : r s i d R = " 0 0 9 8 1 2 5 D "   w : r s i d R P r = " 0 0 4 5 3 1 2 0 "   w : r s i d R D e f a u l t = " 0 0 9 8 1 2 5 D "   w : r s i d P = " 0 0 8 F 3 3 5 5 " & g t ; & l t ; w : p P r & g t ; & l t ; w : r P r / & g t ; & l t ; / w : p P r & g t ; & l t ; w : r   w : r s i d R P r = " 0 0 0 8 6 A B 0 " & g t ; & l t ; w : r P r & g t ; & l t ; w : r S t y l e   w : v a l = " T i t l e C h a r " / & g t ; & l t ; / w : r P r & g t ; & l t ; w : t & g t ; R e p o r t T i t l e & l t ; / w : t & g t ; & l t ; / w : r & g t ; & l t ; / w : p & g t ; & l t ; w : s e c t P r   w : r s i d R = " 0 0 8 F 3 3 5 5 "   w : r s i d R P r = " 0 0 4 5 3 1 2 0 " & g t ; & l t ; w : p g S z   w : w = " 1 2 2 4 0 "   w : h = " 1 5 8 4 0 " / & g t ; & l t ; w : p g M a r   w : t o p = " 1 4 4 0 "   w : r i g h t = " 1 4 4 0 "   w : b o t t o m = " 1 4 4 0 "   w : l e f t = " 1 4 4 0 "   w : h e a d e r = " 7 2 0 "   w : f o o t e r = " 7 2 0 "   w : g u t t e r = " 0 " / & g t ; & l t ; w : c o l s   w : s p a c e = " 7 2 0 " / & g t ; & l t ; / w : s e c t P r & g t ; & l t ; / w : b o d y & g t ; & l t ; / w : d o c u m e n t & g t ; & l t ; / p k g : x m l D a t a & g t ; & l t ; / p k g : p a r t & g t ; & l t ; p k g : p a r t   p k g : n a m e = " / w o r d / _ r e l s / d o c u m e n t . x m l . r e l s "   p k g : c o n t e n t T y p e = " a p p l i c a t i o n / v n d . o p e n x m l f o r m a t s - p a c k a g e . r e l a t i o n s h i p s + x m l "   p k g : p a d d i n g = " 2 5 6 " & g t ; & l t ; p k g : x m l D a t a & g t ; & l t ; R e l a t i o n s h i p s   x m l n s = " h t t p : / / s c h e m a s . o p e n x m l f o r m a t s . o r g / p a c k a g e / 2 0 0 6 / r e l a t i o n s h i p s " & g t ; & l t ; R e l a t i o n s h i p   I d = " r I d 1 "   T y p e = " h t t p : / / s c h e m a s . o p e n x m l f o r m a t s . o r g / o f f i c e D o c u m e n t / 2 0 0 6 / r e l a t i o n s h i p s / s t y l e s "   T a r g e t = " s t y l e s . x m l " / & g t ; & l t ; / R e l a t i o n s h i p s & g t ; & l t ; / p k g : x m l D a t a & g t ; & l t ; / p k g : p a r t & g t ; & l t ; p k g : p a r t   p k g : n a m e = " / w o r d / s t y l e s . x m l "   p k g : c o n t e n t T y p e = " a p p l i c a t i o n / v n d . o p e n x m l f o r m a t s - o f f i c e d o c u m e n t . w o r d p r o c e s s i n g m l . s t y l e s + x m l " & g t ; & l t ; p k g : x m l D a t a & g t ; & l t ; w : s t y l e s   x m l n s : m c = " h t t p : / / s c h e m a s . o p e n x m l f o r m a t s . o r g / m a r k u p - c o m p a t i b i l i t y / 2 0 0 6 "   x m l n s : r = " h t t p : / / s c h e m a s . o p e n x m l f o r m a t s . o r g / o f f i c e D o c u m e n t / 2 0 0 6 / r e l a t i o n s h i p s "   x m l n s : w = " h t t p : / / s c h e m a s . o p e n x m l f o r m a t s . o r g / w o r d p r o c e s s i n g m l / 2 0 0 6 / m a i n "   x m l n s : w 1 4 = " h t t p : / / s c h e m a s . m i c r o s o f t . c o m / o f f i c e / w o r d / 2 0 1 0 / w o r d m l "   x m l n s : w 1 5 = " h t t p : / / s c h e m a s . m i c r o s o f t . c o m / o f f i c e / w o r d / 2 0 1 2 / w o r d m l "   x m l n s : w 1 6 c e x = " h t t p : / / s c h e m a s . m i c r o s o f t . c o m / o f f i c e / w o r d / 2 0 1 8 / w o r d m l / c e x "   x m l n s : w 1 6 c i d = " h t t p : / / s c h e m a s . m i c r o s o f t . c o m / o f f i c e / w o r d / 2 0 1 6 / w o r d m l / c i d "   x m l n s : w 1 6 = " h t t p : / / s c h e m a s . m i c r o s o f t . c o m / o f f i c e / w o r d / 2 0 1 8 / w o r d m l "   x m l n s : w 1 6 d u = " h t t p : / / s c h e m a s . m i c r o s o f t . c o m / o f f i c e / w o r d / 2 0 2 3 / w o r d m l / w o r d 1 6 d u "   x m l n s : w 1 6 s d t d h = " h t t p : / / s c h e m a s . m i c r o s o f t . c o m / o f f i c e / w o r d / 2 0 2 0 / w o r d m l / s d t d a t a h a s h "   x m l n s : w 1 6 s e = " h t t p : / / s c h e m a s . m i c r o s o f t . c o m / o f f i c e / w o r d / 2 0 1 5 / w o r d m l / s y m e x "   m c : I g n o r a b l e = " w 1 4   w 1 5   w 1 6 s e   w 1 6 c i d   w 1 6   w 1 6 c e x   w 1 6 s d t d h   w 1 6 d u " & g t ; & l t ; w : d o c D e f a u l t s & g t ; & l t ; w : r P r D e f a u l t & g t ; & l t ; w : r P r & g t ; & l t ; w : r F o n t s   w : a s c i i T h e m e = " m i n o r H A n s i "   w : e a s t A s i a T h e m e = " m i n o r E a s t A s i a "   w : h A n s i T h e m e = " m i n o r H A n s i "   w : c s t h e m e = " m i n o r B i d i " / & g t ; & l t ; w : k e r n   w : v a l = " 2 " / & g t ; & l t ; w : s z   w : v a l = " 2 4 " / & g t ; & l t ; w : s z C s   w : v a l = " 2 4 " / & g t ; & l t ; w : l a n g   w : v a l = " e n - U S "   w : e a s t A s i a = " e n - U S "   w : b i d i = " a r - S A " / & g t ; & l t ; w 1 4 : l i g a t u r e s   w 1 4 : v a l = " s t a n d a r d C o n t e x t u a l " / & g t ; & l t ; / w : r P r & g t ; & l t ; / w : r P r D e f a u l t & g t ; & l t ; w : p P r D e f a u l t & g t ; & l t ; w : p P r & g t ; & l t ; w : s p a c i n g   w : a f t e r = " 1 6 0 "   w : l i n e = " 2 7 8 "   w : l i n e R u l e = " a u t o " / & g t ; & l t ; / w : p P r & g t ; & l t ; / w : p P r D e f a u l t & g t ; & l t ; / w : d o c D e f a u l t s & g t ; & l t ; w : s t y l e   w : t y p e = " p a r a g r a p h "   w : d e f a u l t = " 1 "   w : s t y l e I d = " N o r m a l " & g t ; & l t ; w : n a m e   w : v a l = " N o r m a l " / & g t ; & l t ; w : q F o r m a t / & g t ; & l t ; w : r s i d   w : v a l = " 0 0 9 8 1 2 5 D " / & g t ; & l t ; / w : s t y l e & g t ; & l t ; w : s t y l e   w : t y p e = " c h a r a c t e r "   w : d e f a u l t = " 1 "   w : s t y l e I d = " D e f a u l t P a r a g r a p h F o n t " & g t ; & l t ; w : n a m e   w : v a l = " D e f a u l t   P a r a g r a p h   F o n t " / & g t ; & l t ; w : u i P r i o r i t y   w : v a l = " 1 " / & g t ; & l t ; w : s e m i H i d d e n / & g t ; & l t ; w : u n h i d e W h e n U s e d / & g t ; & l t ; w : r s i d   w : v a l = " 0 0 9 8 1 2 5 D " / & g t ; & l t ; / w : s t y l e & g t ; & l t ; w : s t y l e   w : t y p e = " t a b l e "   w : d e f a u l t = " 1 "   w : s t y l e I d = " T a b l e N o r m a l " & g t ; & l t ; w : n a m e   w : v a l = " N o r m a l   T a b l e " / & g t ; & l t ; w : u i P r i o r i t y   w : v a l = " 9 9 " / & g t ; & l t ; w : s e m i H i d d e n / & g t ; & l t ; w : u n h i d e W h e n U s e d / & g t ; & l t ; w : t b l P r & g t ; & l t ; w : t b l I n d   w : w = " 0 "   w : t y p e = " d x a " / & g t ; & l t ; w : t b l C e l l M a r & g t ; & l t ; w : t o p   w : w = " 0 "   w : t y p e = " d x a " / & g t ; & l t ; w : l e f t   w : w = " 1 0 8 "   w : t y p e = " d x a " / & g t ; & l t ; w : b o t t o m   w : w = " 0 "   w : t y p e = " d x a " / & g t ; & l t ; w : r i g h t   w : w = " 1 0 8 "   w : t y p e = " d x a " / & g t ; & l t ; / w : t b l C e l l M a r & g t ; & l t ; / w : t b l P r & g t ; & l t ; / w : s t y l e & g t ; & l t ; w : s t y l e   w : t y p e = " n u m b e r i n g "   w : d e f a u l t = " 1 "   w : s t y l e I d = " N o L i s t " & g t ; & l t ; w : n a m e   w : v a l = " N o   L i s t " / & g t ; & l t ; w : u i P r i o r i t y   w : v a l = " 9 9 " / & g t ; & l t ; w : s e m i H i d d e n / & g t ; & l t ; w : u n h i d e W h e n U s e d / & g t ; & l t ; w : r s i d   w : v a l = " 0 0 9 8 1 2 5 D " / & g t ; & l t ; / w : s t y l e & g t ; & l t ; w : s t y l e   w : t y p e = " p a r a g r a p h "   w : s t y l e I d = " T i t l e " & g t ; & l t ; w : n a m e   w : v a l = " T i t l e " / & g t ; & l t ; w : b a s e d O n   w : v a l = " N o r m a l " / & g t ; & l t ; w : n e x t   w : v a l = " N o r m a l " / & g t ; & l t ; w : l i n k   w : v a l = " T i t l e C h a r " / & g t ; & l t ; w : u i P r i o r i t y   w : v a l = " 1 0 " / & g t ; & l t ; w : q F o r m a t / & g t ; & l t ; w : p P r & g t ; & l t ; w : s p a c i n g   w : a f t e r = " 0 "   w : l i n e = " 2 4 0 "   w : l i n e R u l e = " a u t o " / & g t ; & l t ; w : c o n t e x t u a l S p a c i n g / & g t ; & l t ; / w : p P r & g t ; & l t ; w : r P r & g t ; & l t ; w : r F o n t s   w : a s c i i T h e m e = " m a j o r H A n s i "   w : e a s t A s i a T h e m e = " m a j o r E a s t A s i a "   w : h A n s i T h e m e = " m a j o r H A n s i "   w : c s t h e m e = " m a j o r B i d i " / & g t ; & l t ; w : s p a c i n g   w : v a l = " - 1 0 " / & g t ; & l t ; w : k e r n   w : v a l = " 2 8 " / & g t ; & l t ; w : s z   w : v a l = " 5 6 " / & g t ; & l t ; w : s z C s   w : v a l = " 5 6 " / & g t ; & l t ; / w : r P r & g t ; & l t ; / w : s t y l e & g t ; & l t ; w : s t y l e   w : t y p e = " c h a r a c t e r "   w : c u s t o m S t y l e = " 1 "   w : s t y l e I d = " T i t l e C h a r " & g t ; & l t ; w : n a m e   w : v a l = " T i t l e   C h a r " / & g t ; & l t ; w : b a s e d O n   w : v a l = " D e f a u l t P a r a g r a p h F o n t " / & g t ; & l t ; w : l i n k   w : v a l = " T i t l e " / & g t ; & l t ; w : u i P r i o r i t y   w : v a l = " 1 0 " / & g t ; & l t ; w : r P r & g t ; & l t ; w : r F o n t s   w : a s c i i T h e m e = " m a j o r H A n s i "   w : e a s t A s i a T h e m e = " m a j o r E a s t A s i a "   w : h A n s i T h e m e = " m a j o r H A n s i "   w : c s t h e m e = " m a j o r B i d i " / & g t ; & l t ; w : s p a c i n g   w : v a l = " - 1 0 " / & g t ; & l t ; w : k e r n   w : v a l = " 2 8 " / & g t ; & l t ; w : s z   w : v a l = " 5 6 " / & g t ; & l t ; w : s z C s   w : v a l = " 5 6 " / & g t ; & l t ; / w : r P r & g t ; & l t ; / w : s t y l e & g t ; & l t ; / w : s t y l e s & g t ; & l t ; / p k g : x m l D a t a & g t ; & l t ; / p k g : p a r t & g t ; & l t ; p k g : p a r t   p k g : n a m e = " / d o c M e t a d a t a / L a b e l I n f o . x m l "   p k g : c o n t e n t T y p e = " a p p l i c a t i o n / v n d . m s - o f f i c e . c l a s s i f i c a t i o n l a b e l s + x m l " & g t ; & l t ; p k g : x m l D a t a & g t ; & l t ; c l b l : l a b e l L i s t   x m l n s : c l b l = " h t t p : / / s c h e m a s . m i c r o s o f t . c o m / o f f i c e / 2 0 2 0 / m i p L a b e l M e t a d a t a " & g t ; & l t ; c l b l : l a b e l   i d = " { f 4 2 a a 3 4 2 - 8 7 0 6 - 4 2 8 8 - b d 1 1 - e b b 8 5 9 9 5 0 2 8 c } "   e n a b l e d = " 1 "   m e t h o d = " S t a n d a r d "   s i t e I d = " { 7 2 f 9 8 8 b f - 8 6 f 1 - 4 1 a f - 9 1 a b - 2 d 7 c d 0 1 1 d b 4 7 } "   c o n t e n t B i t s = " 0 "   r e m o v e d = " 0 " / & g t ; & l t ; / c l b l : l a b e l L i s t & g t ; & l t ; / p k g : x m l D a t a & g t ; & l t ; / p k g : p a r t & g t ; & l t ; / p k g : p a c k a g e & g t ; - 
- < / R e p o r t T i t l e > - 
-         < V e n d o r > - 
-             < V e n d o r A d d r e s s > & l t ; ? x m l   v e r s i o n = " 1 . 0 "   s t a n d a l o n e = " y e s " ? & g t ; - 
- & l t ; ? m s o - a p p l i c a t i o n   p r o g i d = " W o r d . D o c u m e n t " ? & g t ; - 
- & l t ; p k g : p a c k a g e   x m l n s : p k g = " h t t p : / / s c h e m a s . m i c r o s o f t . c o m / o f f i c e / 2 0 0 6 / x m l P a c k a g e " & g t ; & l t ; p k g : p a r t   p k g : n a m e = " / _ r e l s / . r e l s "   p k g : c o n t e n t T y p e = " a p p l i c a t i o n / v n d . o p e n x m l f o r m a t s - p a c k a g e . r e l a t i o n s h i p s + x m l "   p k g : p a d d i n g = " 5 1 2 " & g t ; & l t ; p k g : x m l D a t a & g t ; & l t ; R e l a t i o n s h i p s   x m l n s = " h t t p : / / s c h e m a s . o p e n x m l f o r m a t s . o r g / p a c k a g e / 2 0 0 6 / r e l a t i o n s h i p s " & g t ; & l t ; R e l a t i o n s h i p   I d = " r I d 2 "   T y p e = " h t t p : / / s c h e m a s . m i c r o s o f t . c o m / o f f i c e / 2 0 2 0 / 0 2 / r e l a t i o n s h i p s / c l a s s i f i c a t i o n l a b e l s "   T a r g e t = " d o c M e t a d a t a / L a b e l I n f o . x m l " / & g t ; & l t ; R e l a t i o n s h i p   I d = " r I d 1 "   T y p e = " h t t p : / / s c h e m a s . o p e n x m l f o r m a t s . o r g / o f f i c e D o c u m e n t / 2 0 0 6 / r e l a t i o n s h i p s / o f f i c e D o c u m e n t "   T a r g e t = " w o r d / d o c u m e n t . x m l " / & g t ; & l t ; / R e l a t i o n s h i p s & g t ; & l t ; / p k g : x m l D a t a & g t ; & l t ; / p k g : p a r t & g t ; & l t ; p k g : p a r t   p k g : n a m e = " / w o r d / d o c u m e n t . x m l "   p k g : c o n t e n t T y p e = " a p p l i c a t i o n / v n d . o p e n x m l f o r m a t s - o f f i c e d o c u m e n t . w o r d p r o c e s s i n g m l . d o c u m e n t . m a i n + x m l " & g t ; & l t ; p k g : x m l D a t a & g t ; & l t ; w : d o c u m e n t   x m l n s : w p c = " h t t p : / / s c h e m a s . m i c r o s o f t . c o m / o f f i c e / w o r d / 2 0 1 0 / w o r d p r o c e s s i n g C a n v a s "   x m l n s : c x = " h t t p : / / s c h e m a s . m i c r o s o f t . c o m / o f f i c e / d r a w i n g / 2 0 1 4 / c h a r t e x "   x m l n s : c x 1 = " h t t p : / / s c h e m a s . m i c r o s o f t . c o m / o f f i c e / d r a w i n g / 2 0 1 5 / 9 / 8 / c h a r t e x "   x m l n s : c x 2 = " h t t p : / / s c h e m a s . m i c r o s o f t . c o m / o f f i c e / d r a w i n g / 2 0 1 5 / 1 0 / 2 1 / c h a r t e x "   x m l n s : c x 3 = " h t t p : / / s c h e m a s . m i c r o s o f t . c o m / o f f i c e / d r a w i n g / 2 0 1 6 / 5 / 9 / c h a r t e x "   x m l n s : c x 4 = " h t t p : / / s c h e m a s . m i c r o s o f t . c o m / o f f i c e / d r a w i n g / 2 0 1 6 / 5 / 1 0 / c h a r t e x "   x m l n s : c x 5 = " h t t p : / / s c h e m a s . m i c r o s o f t . c o m / o f f i c e / d r a w i n g / 2 0 1 6 / 5 / 1 1 / c h a r t e x "   x m l n s : c x 6 = " h t t p : / / s c h e m a s . m i c r o s o f t . c o m / o f f i c e / d r a w i n g / 2 0 1 6 / 5 / 1 2 / c h a r t e x "   x m l n s : c x 7 = " h t t p : / / s c h e m a s . m i c r o s o f t . c o m / o f f i c e / d r a w i n g / 2 0 1 6 / 5 / 1 3 / c h a r t e x "   x m l n s : c x 8 = " h t t p : / / s c h e m a s . m i c r o s o f t . c o m / o f f i c e / d r a w i n g / 2 0 1 6 / 5 / 1 4 / c h a r t e x "   x m l n s : m c = " h t t p : / / s c h e m a s . o p e n x m l f o r m a t s . o r g / m a r k u p - c o m p a t i b i l i t y / 2 0 0 6 "   x m l n s : a i n k = " h t t p : / / s c h e m a s . m i c r o s o f t . c o m / o f f i c e / d r a w i n g / 2 0 1 6 / i n k "   x m l n s : a m 3 d = " h t t p : / / s c h e m a s . m i c r o s o f t . c o m / o f f i c e / d r a w i n g / 2 0 1 7 / m o d e l 3 d "   x m l n s : o = " u r n : s c h e m a s - m i c r o s o f t - c o m : o f f i c e : o f f i c e "   x m l n s : o e l = " h t t p : / / s c h e m a s . m i c r o s o f t . c o m / o f f i c e / 2 0 1 9 / e x t l s t "   x m l n s : r = " h t t p : / / s c h e m a s . o p e n x m l f o r m a t s . o r g / o f f i c e D o c u m e n t / 2 0 0 6 / r e l a t i o n s h i p s "   x m l n s : m = " h t t p : / / s c h e m a s . o p e n x m l f o r m a t s . o r g / o f f i c e D o c u m e n t / 2 0 0 6 / m a t h "   x m l n s : v = " u r n : s c h e m a s - m i c r o s o f t - c o m : v m l "   x m l n s : w p 1 4 = " h t t p : / / s c h e m a s . m i c r o s o f t . c o m / o f f i c e / w o r d / 2 0 1 0 / w o r d p r o c e s s i n g D r a w i n g "   x m l n s : w p = " h t t p : / / s c h e m a s . o p e n x m l f o r m a t s . o r g / d r a w i n g m l / 2 0 0 6 / w o r d p r o c e s s i n g D r a w i n g "   x m l n s : w 1 0 = " u r n : s c h e m a s - m i c r o s o f t - c o m : o f f i c e : w o r d "   x m l n s : w = " h t t p : / / s c h e m a s . o p e n x m l f o r m a t s . o r g / w o r d p r o c e s s i n g m l / 2 0 0 6 / m a i n "   x m l n s : w 1 4 = " h t t p : / / s c h e m a s . m i c r o s o f t . c o m / o f f i c e / w o r d / 2 0 1 0 / w o r d m l "   x m l n s : w 1 5 = " h t t p : / / s c h e m a s . m i c r o s o f t . c o m / o f f i c e / w o r d / 2 0 1 2 / w o r d m l "   x m l n s : w 1 6 c e x = " h t t p : / / s c h e m a s . m i c r o s o f t . c o m / o f f i c e / w o r d / 2 0 1 8 / w o r d m l / c e x "   x m l n s : w 1 6 c i d = " h t t p : / / s c h e m a s . m i c r o s o f t . c o m / o f f i c e / w o r d / 2 0 1 6 / w o r d m l / c i d "   x m l n s : w 1 6 = " h t t p : / / s c h e m a s . m i c r o s o f t . c o m / o f f i c e / w o r d / 2 0 1 8 / w o r d m l "   x m l n s : w 1 6 d u = " h t t p : / / s c h e m a s . m i c r o s o f t . c o m / o f f i c e / w o r d / 2 0 2 3 / w o r d m l / w o r d 1 6 d u "   x m l n s : w 1 6 s d t d h = " h t t p : / / s c h e m a s . m i c r o s o f t . c o m / o f f i c e / w o r d / 2 0 2 0 / w o r d m l / s d t d a t a h a s h "   x m l n s : w 1 6 s e = " h t t p : / / s c h e m a s . m i c r o s o f t . c o m / o f f i c e / w o r d / 2 0 1 5 / w o r d m l / s y m e x "   x m l n s : w p g = " h t t p : / / s c h e m a s . m i c r o s o f t . c o m / o f f i c e / w o r d / 2 0 1 0 / w o r d p r o c e s s i n g G r o u p "   x m l n s : w p i = " h t t p : / / s c h e m a s . m i c r o s o f t . c o m / o f f i c e / w o r d / 2 0 1 0 / w o r d p r o c e s s i n g I n k "   x m l n s : w n e = " h t t p : / / s c h e m a s . m i c r o s o f t . c o m / o f f i c e / w o r d / 2 0 0 6 / w o r d m l "   x m l n s : w p s = " h t t p : / / s c h e m a s . m i c r o s o f t . c o m / o f f i c e / w o r d / 2 0 1 0 / w o r d p r o c e s s i n g S h a p e "   m c : I g n o r a b l e = " w 1 4   w 1 5   w 1 6 s e   w 1 6 c i d   w 1 6   w 1 6 c e x   w 1 6 s d t d h   w 1 6 d u   w p 1 4 " & g t ; & l t ; w : b o d y & g t ; & l t ; w : p   w 1 4 : p a r a I d = " 4 A E 4 4 9 8 3 "   w 1 4 : t e x t I d = " 7 7 F B D 1 0 7 "   w : r s i d R = " 0 0 8 B 0 9 B B "   w : r s i d R D e f a u l t = " 0 0 8 B 0 9 B B " & g t ; & l t ; w : p P r & g t ; & l t ; w : s p a c i n g   w : a f t e r = " 0 "   w : l i n e = " 2 4 0 "   w : l i n e R u l e = " a u t o " / & g t ; & l t ; / w : p P r & g t ; & l t ; w : r & g t ; & l t ; w : t & g t ; V e n d o r A d d r e s s & l t ; / w : t & g t ; & l t ; / w : r & g t ; & l t ; / w : p & g t ; & l t ; w : s e c t P r   w : r s i d R = " 0 0 0 0 0 0 0 0 " & g t ; & l t ; w : p g S z   w : w = " 1 2 2 4 0 "   w : h = " 1 5 8 4 0 " / & g t ; & l t ; w : p g M a r   w : t o p = " 1 4 4 0 "   w : r i g h t = " 1 4 4 0 "   w : b o t t o m = " 1 4 4 0 "   w : l e f t = " 1 4 4 0 "   w : h e a d e r = " 7 2 0 "   w : f o o t e r = " 7 2 0 "   w : g u t t e r = " 0 " / & g t ; & l t ; w : c o l s   w : s p a c e = " 7 2 0 " / & g t ; & l t ; / w : s e c t P r & g t ; & l t ; / w : b o d y & g t ; & l t ; / w : d o c u m e n t & g t ; & l t ; / p k g : x m l D a t a & g t ; & l t ; / p k g : p a r t & g t ; & l t ; p k g : p a r t   p k g : n a m e = " / w o r d / _ r e l s / d o c u m e n t . x m l . r e l s "   p k g : c o n t e n t T y p e = " a p p l i c a t i o n / v n d . o p e n x m l f o r m a t s - p a c k a g e . r e l a t i o n s h i p s + x m l "   p k g : p a d d i n g = " 2 5 6 " & g t ; & l t ; p k g : x m l D a t a & g t ; & l t ; R e l a t i o n s h i p s   x m l n s = " h t t p : / / s c h e m a s . o p e n x m l f o r m a t s . o r g / p a c k a g e / 2 0 0 6 / r e l a t i o n s h i p s " & g t ; & l t ; R e l a t i o n s h i p   I d = " r I d 1 "   T y p e = " h t t p : / / s c h e m a s . o p e n x m l f o r m a t s . o r g / o f f i c e D o c u m e n t / 2 0 0 6 / r e l a t i o n s h i p s / s t y l e s "   T a r g e t = " s t y l e s . x m l " / & g t ; & l t ; / R e l a t i o n s h i p s & g t ; & l t ; / p k g : x m l D a t a & g t ; & l t ; / p k g : p a r t & g t ; & l t ; p k g : p a r t   p k g : n a m e = " / w o r d / s t y l e s . x m l "   p k g : c o n t e n t T y p e = " a p p l i c a t i o n / v n d . o p e n x m l f o r m a t s - o f f i c e d o c u m e n t . w o r d p r o c e s s i n g m l . s t y l e s + x m l " & g t ; & l t ; p k g : x m l D a t a & g t ; & l t ; w : s t y l e s   x m l n s : m c = " h t t p : / / s c h e m a s . o p e n x m l f o r m a t s . o r g / m a r k u p - c o m p a t i b i l i t y / 2 0 0 6 "   x m l n s : r = " h t t p : / / s c h e m a s . o p e n x m l f o r m a t s . o r g / o f f i c e D o c u m e n t / 2 0 0 6 / r e l a t i o n s h i p s "   x m l n s : w = " h t t p : / / s c h e m a s . o p e n x m l f o r m a t s . o r g / w o r d p r o c e s s i n g m l / 2 0 0 6 / m a i n "   x m l n s : w 1 4 = " h t t p : / / s c h e m a s . m i c r o s o f t . c o m / o f f i c e / w o r d / 2 0 1 0 / w o r d m l "   x m l n s : w 1 5 = " h t t p : / / s c h e m a s . m i c r o s o f t . c o m / o f f i c e / w o r d / 2 0 1 2 / w o r d m l "   x m l n s : w 1 6 c e x = " h t t p : / / s c h e m a s . m i c r o s o f t . c o m / o f f i c e / w o r d / 2 0 1 8 / w o r d m l / c e x "   x m l n s : w 1 6 c i d = " h t t p : / / s c h e m a s . m i c r o s o f t . c o m / o f f i c e / w o r d / 2 0 1 6 / w o r d m l / c i d "   x m l n s : w 1 6 = " h t t p : / / s c h e m a s . m i c r o s o f t . c o m / o f f i c e / w o r d / 2 0 1 8 / w o r d m l "   x m l n s : w 1 6 d u = " h t t p : / / s c h e m a s . m i c r o s o f t . c o m / o f f i c e / w o r d / 2 0 2 3 / w o r d m l / w o r d 1 6 d u "   x m l n s : w 1 6 s d t d h = " h t t p : / / s c h e m a s . m i c r o s o f t . c o m / o f f i c e / w o r d / 2 0 2 0 / w o r d m l / s d t d a t a h a s h "   x m l n s : w 1 6 s e = " h t t p : / / s c h e m a s . m i c r o s o f t . c o m / o f f i c e / w o r d / 2 0 1 5 / w o r d m l / s y m e x "   m c : I g n o r a b l e = " w 1 4   w 1 5   w 1 6 s e   w 1 6 c i d   w 1 6   w 1 6 c e x   w 1 6 s d t d h   w 1 6 d u " & g t ; & l t ; w : d o c D e f a u l t s & g t ; & l t ; w : r P r D e f a u l t & g t ; & l t ; w : r P r & g t ; & l t ; w : r F o n t s   w : a s c i i T h e m e = " m i n o r H A n s i "   w : e a s t A s i a T h e m e = " m i n o r E a s t A s i a "   w : h A n s i T h e m e = " m i n o r H A n s i "   w : c s t h e m e = " m i n o r B i d i " / & g t ; & l t ; w : k e r n   w : v a l = " 2 " / & g t ; & l t ; w : s z   w : v a l = " 2 4 " / & g t ; & l t ; w : s z C s   w : v a l = " 2 4 " / & g t ; & l t ; w : l a n g   w : v a l = " e n - U S "   w : e a s t A s i a = " e n - U S "   w : b i d i = " a r - S A " / & g t ; & l t ; w 1 4 : l i g a t u r e s   w 1 4 : v a l = " s t a n d a r d C o n t e x t u a l " / & g t ; & l t ; / w : r P r & g t ; & l t ; / w : r P r D e f a u l t & g t ; & l t ; w : p P r D e f a u l t & g t ; & l t ; w : p P r & g t ; & l t ; w : s p a c i n g   w : a f t e r = " 1 6 0 "   w : l i n e = " 2 7 8 "   w : l i n e R u l e = " a u t o " / & g t ; & l t ; / w : p P r & g t ; & l t ; / w : p P r D e f a u l t & g t ; & l t ; / w : d o c D e f a u l t s & g t ; & l t ; w : s t y l e   w : t y p e = " p a r a g r a p h "   w : d e f a u l t = " 1 "   w : s t y l e I d = " N o r m a l " & g t ; & l t ; w : n a m e   w : v a l = " N o r m a l " / & g t ; & l t ; w : q F o r m a t / & g t ; & l t ; / w : s t y l e & g t ; & l t ; w : s t y l e   w : t y p e = " c h a r a c t e r "   w : d e f a u l t = " 1 "   w : s t y l e I d = " D e f a u l t P a r a g r a p h F o n t " & g t ; & l t ; w : n a m e   w : v a l = " D e f a u l t   P a r a g r a p h   F o n t " / & g t ; & l t ; w : u i P r i o r i t y   w : v a l = " 1 " / & g t ; & l t ; w : s e m i H i d d e n / & g t ; & l t ; w : u n h i d e W h e n U s e d / & g t ; & l t ; / w : s t y l e & g t ; & l t ; w : s t y l e   w : t y p e = " t a b l e "   w : d e f a u l t = " 1 "   w : s t y l e I d = " T a b l e N o r m a l " & g t ; & l t ; w : n a m e   w : v a l = " N o r m a l   T a b l e " / & g t ; & l t ; w : u i P r i o r i t y   w : v a l = " 9 9 " / & g t ; & l t ; w : s e m i H i d d e n / & g t ; & l t ; w : u n h i d e W h e n U s e d / & g t ; & l t ; w : t b l P r & g t ; & l t ; w : t b l I n d   w : w = " 0 "   w : t y p e = " d x a " / & g t ; & l t ; w : t b l C e l l M a r & g t ; & l t ; w : t o p   w : w = " 0 "   w : t y p e = " d x a " / & g t ; & l t ; w : l e f t   w : w = " 1 0 8 "   w : t y p e = " d x a " / & g t ; & l t ; w : b o t t o m   w : w = " 0 "   w : t y p e = " d x a " / & g t ; & l t ; w : r i g h t   w : w = " 1 0 8 "   w : t y p e = " d x a " / & g t ; & l t ; / w : t b l C e l l M a r & g t ; & l t ; / w : t b l P r & g t ; & l t ; / w : s t y l e & g t ; & l t ; w : s t y l e   w : t y p e = " n u m b e r i n g "   w : d e f a u l t = " 1 "   w : s t y l e I d = " N o L i s t " & g t ; & l t ; w : n a m e   w : v a l = " N o   L i s t " / & g t ; & l t ; w : u i P r i o r i t y   w : v a l = " 9 9 " / & g t ; & l t ; w : s e m i H i d d e n / & g t ; & l t ; w : u n h i d e W h e n U s e d / & g t ; & l t ; / w : s t y l e & g t ; & l t ; / w : s t y l e s & g t ; & l t ; / p k g : x m l D a t a & g t ; & l t ; / p k g : p a r t & g t ; & l t ; p k g : p a r t   p k g : n a m e = " / d o c M e t a d a t a / L a b e l I n f o . x m l "   p k g : c o n t e n t T y p e = " a p p l i c a t i o n / v n d . m s - o f f i c e . c l a s s i f i c a t i o n l a b e l s + x m l " & g t ; & l t ; p k g : x m l D a t a & g t ; & l t ; c l b l : l a b e l L i s t   x m l n s : c l b l = " h t t p : / / s c h e m a s . m i c r o s o f t . c o m / o f f i c e / 2 0 2 0 / m i p L a b e l M e t a d a t a " & g t ; & l t ; c l b l : l a b e l   i d = " { f 4 2 a a 3 4 2 - 8 7 0 6 - 4 2 8 8 - b d 1 1 - e b b 8 5 9 9 5 0 2 8 c } "   e n a b l e d = " 1 "   m e t h o d = " S t a n d a r d "   s i t e I d = " { 7 2 f 9 8 8 b f - 8 6 f 1 - 4 1 a f - 9 1 a b - 2 d 7 c d 0 1 1 d b 4 7 } "   c o n t e n t B i t s = " 0 "   r e m o v e d = " 0 " / & g t ; & l t ; / c l b l : l a b e l L i s t & g t ; & l t ; / p k g : x m l D a t a & g t ; & l t ; / p k g : p a r t & g t ; & l t ; / p k g : p a c k a g e & g t ; - 
- < / V e n d o r A d d r e s s > - 
-             < V e n d o r B a l a n c e L C Y > & l t ; ? x m l   v e r s i o n = " 1 . 0 "   s t a n d a l o n e = " y e s " ? & g t ; - 
- & l t ; ? m s o - a p p l i c a t i o n   p r o g i d = " W o r d . D o c u m e n t " ? & g t ; - 
- & l t ; p k g : p a c k a g e   x m l n s : p k g = " h t t p : / / s c h e m a s . m i c r o s o f t . c o m / o f f i c e / 2 0 0 6 / x m l P a c k a g e " & g t ; & l t ; p k g : p a r t   p k g : n a m e = " / _ r e l s / . r e l s "   p k g : c o n t e n t T y p e = " a p p l i c a t i o n / v n d . o p e n x m l f o r m a t s - p a c k a g e . r e l a t i o n s h i p s + x m l "   p k g : p a d d i n g = " 5 1 2 " & g t ; & l t ; p k g : x m l D a t a & g t ; & l t ; R e l a t i o n s h i p s   x m l n s = " h t t p : / / s c h e m a s . o p e n x m l f o r m a t s . o r g / p a c k a g e / 2 0 0 6 / r e l a t i o n s h i p s " & g t ; & l t ; R e l a t i o n s h i p   I d = " r I d 2 "   T y p e = " h t t p : / / s c h e m a s . m i c r o s o f t . c o m / o f f i c e / 2 0 2 0 / 0 2 / r e l a t i o n s h i p s / c l a s s i f i c a t i o n l a b e l s "   T a r g e t = " d o c M e t a d a t a / L a b e l I n f o . x m l " / & g t ; & l t ; R e l a t i o n s h i p   I d = " r I d 1 "   T y p e = " h t t p : / / s c h e m a s . o p e n x m l f o r m a t s . o r g / o f f i c e D o c u m e n t / 2 0 0 6 / r e l a t i o n s h i p s / o f f i c e D o c u m e n t "   T a r g e t = " w o r d / d o c u m e n t . x m l " / & g t ; & l t ; / R e l a t i o n s h i p s & g t ; & l t ; / p k g : x m l D a t a & g t ; & l t ; / p k g : p a r t & g t ; & l t ; p k g : p a r t   p k g : n a m e = " / w o r d / d o c u m e n t . x m l "   p k g : c o n t e n t T y p e = " a p p l i c a t i o n / v n d . o p e n x m l f o r m a t s - o f f i c e d o c u m e n t . w o r d p r o c e s s i n g m l . d o c u m e n t . m a i n + x m l " & g t ; & l t ; p k g : x m l D a t a & g t ; & l t ; w : d o c u m e n t   x m l n s : w p c = " h t t p : / / s c h e m a s . m i c r o s o f t . c o m / o f f i c e / w o r d / 2 0 1 0 / w o r d p r o c e s s i n g C a n v a s "   x m l n s : c x = " h t t p : / / s c h e m a s . m i c r o s o f t . c o m / o f f i c e / d r a w i n g / 2 0 1 4 / c h a r t e x "   x m l n s : c x 1 = " h t t p : / / s c h e m a s . m i c r o s o f t . c o m / o f f i c e / d r a w i n g / 2 0 1 5 / 9 / 8 / c h a r t e x "   x m l n s : c x 2 = " h t t p : / / s c h e m a s . m i c r o s o f t . c o m / o f f i c e / d r a w i n g / 2 0 1 5 / 1 0 / 2 1 / c h a r t e x "   x m l n s : c x 3 = " h t t p : / / s c h e m a s . m i c r o s o f t . c o m / o f f i c e / d r a w i n g / 2 0 1 6 / 5 / 9 / c h a r t e x "   x m l n s : c x 4 = " h t t p : / / s c h e m a s . m i c r o s o f t . c o m / o f f i c e / d r a w i n g / 2 0 1 6 / 5 / 1 0 / c h a r t e x "   x m l n s : c x 5 = " h t t p : / / s c h e m a s . m i c r o s o f t . c o m / o f f i c e / d r a w i n g / 2 0 1 6 / 5 / 1 1 / c h a r t e x "   x m l n s : c x 6 = " h t t p : / / s c h e m a s . m i c r o s o f t . c o m / o f f i c e / d r a w i n g / 2 0 1 6 / 5 / 1 2 / c h a r t e x "   x m l n s : c x 7 = " h t t p : / / s c h e m a s . m i c r o s o f t . c o m / o f f i c e / d r a w i n g / 2 0 1 6 / 5 / 1 3 / c h a r t e x "   x m l n s : c x 8 = " h t t p : / / s c h e m a s . m i c r o s o f t . c o m / o f f i c e / d r a w i n g / 2 0 1 6 / 5 / 1 4 / c h a r t e x "   x m l n s : m c = " h t t p : / / s c h e m a s . o p e n x m l f o r m a t s . o r g / m a r k u p - c o m p a t i b i l i t y / 2 0 0 6 "   x m l n s : a i n k = " h t t p : / / s c h e m a s . m i c r o s o f t . c o m / o f f i c e / d r a w i n g / 2 0 1 6 / i n k "   x m l n s : a m 3 d = " h t t p : / / s c h e m a s . m i c r o s o f t . c o m / o f f i c e / d r a w i n g / 2 0 1 7 / m o d e l 3 d "   x m l n s : o = " u r n : s c h e m a s - m i c r o s o f t - c o m : o f f i c e : o f f i c e "   x m l n s : o e l = " h t t p : / / s c h e m a s . m i c r o s o f t . c o m / o f f i c e / 2 0 1 9 / e x t l s t "   x m l n s : r = " h t t p : / / s c h e m a s . o p e n x m l f o r m a t s . o r g / o f f i c e D o c u m e n t / 2 0 0 6 / r e l a t i o n s h i p s "   x m l n s : m = " h t t p : / / s c h e m a s . o p e n x m l f o r m a t s . o r g / o f f i c e D o c u m e n t / 2 0 0 6 / m a t h "   x m l n s : v = " u r n : s c h e m a s - m i c r o s o f t - c o m : v m l "   x m l n s : w p 1 4 = " h t t p : / / s c h e m a s . m i c r o s o f t . c o m / o f f i c e / w o r d / 2 0 1 0 / w o r d p r o c e s s i n g D r a w i n g "   x m l n s : w p = " h t t p : / / s c h e m a s . o p e n x m l f o r m a t s . o r g / d r a w i n g m l / 2 0 0 6 / w o r d p r o c e s s i n g D r a w i n g "   x m l n s : w 1 0 = " u r n : s c h e m a s - m i c r o s o f t - c o m : o f f i c e : w o r d "   x m l n s : w = " h t t p : / / s c h e m a s . o p e n x m l f o r m a t s . o r g / w o r d p r o c e s s i n g m l / 2 0 0 6 / m a i n "   x m l n s : w 1 4 = " h t t p : / / s c h e m a s . m i c r o s o f t . c o m / o f f i c e / w o r d / 2 0 1 0 / w o r d m l "   x m l n s : w 1 5 = " h t t p : / / s c h e m a s . m i c r o s o f t . c o m / o f f i c e / w o r d / 2 0 1 2 / w o r d m l "   x m l n s : w 1 6 c e x = " h t t p : / / s c h e m a s . m i c r o s o f t . c o m / o f f i c e / w o r d / 2 0 1 8 / w o r d m l / c e x "   x m l n s : w 1 6 c i d = " h t t p : / / s c h e m a s . m i c r o s o f t . c o m / o f f i c e / w o r d / 2 0 1 6 / w o r d m l / c i d "   x m l n s : w 1 6 = " h t t p : / / s c h e m a s . m i c r o s o f t . c o m / o f f i c e / w o r d / 2 0 1 8 / w o r d m l "   x m l n s : w 1 6 d u = " h t t p : / / s c h e m a s . m i c r o s o f t . c o m / o f f i c e / w o r d / 2 0 2 3 / w o r d m l / w o r d 1 6 d u "   x m l n s : w 1 6 s d t d h = " h t t p : / / s c h e m a s . m i c r o s o f t . c o m / o f f i c e / w o r d / 2 0 2 0 / w o r d m l / s d t d a t a h a s h "   x m l n s : w 1 6 s e = " h t t p : / / s c h e m a s . m i c r o s o f t . c o m / o f f i c e / w o r d / 2 0 1 5 / w o r d m l / s y m e x "   x m l n s : w p g = " h t t p : / / s c h e m a s . m i c r o s o f t . c o m / o f f i c e / w o r d / 2 0 1 0 / w o r d p r o c e s s i n g G r o u p "   x m l n s : w p i = " h t t p : / / s c h e m a s . m i c r o s o f t . c o m / o f f i c e / w o r d / 2 0 1 0 / w o r d p r o c e s s i n g I n k "   x m l n s : w n e = " h t t p : / / s c h e m a s . m i c r o s o f t . c o m / o f f i c e / w o r d / 2 0 0 6 / w o r d m l "   x m l n s : w p s = " h t t p : / / s c h e m a s . m i c r o s o f t . c o m / o f f i c e / w o r d / 2 0 1 0 / w o r d p r o c e s s i n g S h a p e "   m c : I g n o r a b l e = " w 1 4   w 1 5   w 1 6 s e   w 1 6 c i d   w 1 6   w 1 6 c e x   w 1 6 s d t d h   w 1 6 d u   w p 1 4 " & g t ; & l t ; w : b o d y & g t ; & l t ; w : p   w 1 4 : p a r a I d = " 1 8 3 4 D E D 8 "   w 1 4 : t e x t I d = " 0 E C F 8 3 3 6 "   w : r s i d R = " 0 0 4 7 5 A 7 B "   w : r s i d R D e f a u l t = " 0 0 4 7 5 A 7 B " & g t ; & l t ; w : p P r & g t ; & l t ; w : s p a c i n g   w : a f t e r = " 0 "   w : l i n e = " 2 4 0 "   w : l i n e R u l e = " a u t o " / & g t ; & l t ; / w : p P r & g t ; & l t ; w : r & g t ; & l t ; w : t & g t ; V e n d o r B a l a n c e L C Y & l t ; / w : t & g t ; & l t ; / w : r & g t ; & l t ; / w : p & g t ; & l t ; w : s e c t P r   w : r s i d R = " 0 0 0 0 0 0 0 0 " & g t ; & l t ; w : p g S z   w : w = " 1 2 2 4 0 "   w : h = " 1 5 8 4 0 " / & g t ; & l t ; w : p g M a r   w : t o p = " 1 4 4 0 "   w : r i g h t = " 1 4 4 0 "   w : b o t t o m = " 1 4 4 0 "   w : l e f t = " 1 4 4 0 "   w : h e a d e r = " 7 2 0 "   w : f o o t e r = " 7 2 0 "   w : g u t t e r = " 0 " / & g t ; & l t ; w : c o l s   w : s p a c e = " 7 2 0 " / & g t ; & l t ; / w : s e c t P r & g t ; & l t ; / w : b o d y & g t ; & l t ; / w : d o c u m e n t & g t ; & l t ; / p k g : x m l D a t a & g t ; & l t ; / p k g : p a r t & g t ; & l t ; p k g : p a r t   p k g : n a m e = " / w o r d / _ r e l s / d o c u m e n t . x m l . r e l s "   p k g : c o n t e n t T y p e = " a p p l i c a t i o n / v n d . o p e n x m l f o r m a t s - p a c k a g e . r e l a t i o n s h i p s + x m l "   p k g : p a d d i n g = " 2 5 6 " & g t ; & l t ; p k g : x m l D a t a & g t ; & l t ; R e l a t i o n s h i p s   x m l n s = " h t t p : / / s c h e m a s . o p e n x m l f o r m a t s . o r g / p a c k a g e / 2 0 0 6 / r e l a t i o n s h i p s " & g t ; & l t ; R e l a t i o n s h i p   I d = " r I d 1 "   T y p e = " h t t p : / / s c h e m a s . o p e n x m l f o r m a t s . o r g / o f f i c e D o c u m e n t / 2 0 0 6 / r e l a t i o n s h i p s / s t y l e s "   T a r g e t = " s t y l e s . x m l " / & g t ; & l t ; / R e l a t i o n s h i p s & g t ; & l t ; / p k g : x m l D a t a & g t ; & l t ; / p k g : p a r t & g t ; & l t ; p k g : p a r t   p k g : n a m e = " / w o r d / s t y l e s . x m l "   p k g : c o n t e n t T y p e = " a p p l i c a t i o n / v n d . o p e n x m l f o r m a t s - o f f i c e d o c u m e n t . w o r d p r o c e s s i n g m l . s t y l e s + x m l " & g t ; & l t ; p k g : x m l D a t a & g t ; & l t ; w : s t y l e s   x m l n s : m c = " h t t p : / / s c h e m a s . o p e n x m l f o r m a t s . o r g / m a r k u p - c o m p a t i b i l i t y / 2 0 0 6 "   x m l n s : r = " h t t p : / / s c h e m a s . o p e n x m l f o r m a t s . o r g / o f f i c e D o c u m e n t / 2 0 0 6 / r e l a t i o n s h i p s "   x m l n s : w = " h t t p : / / s c h e m a s . o p e n x m l f o r m a t s . o r g / w o r d p r o c e s s i n g m l / 2 0 0 6 / m a i n "   x m l n s : w 1 4 = " h t t p : / / s c h e m a s . m i c r o s o f t . c o m / o f f i c e / w o r d / 2 0 1 0 / w o r d m l "   x m l n s : w 1 5 = " h t t p : / / s c h e m a s . m i c r o s o f t . c o m / o f f i c e / w o r d / 2 0 1 2 / w o r d m l "   x m l n s : w 1 6 c e x = " h t t p : / / s c h e m a s . m i c r o s o f t . c o m / o f f i c e / w o r d / 2 0 1 8 / w o r d m l / c e x "   x m l n s : w 1 6 c i d = " h t t p : / / s c h e m a s . m i c r o s o f t . c o m / o f f i c e / w o r d / 2 0 1 6 / w o r d m l / c i d "   x m l n s : w 1 6 = " h t t p : / / s c h e m a s . m i c r o s o f t . c o m / o f f i c e / w o r d / 2 0 1 8 / w o r d m l "   x m l n s : w 1 6 d u = " h t t p : / / s c h e m a s . m i c r o s o f t . c o m / o f f i c e / w o r d / 2 0 2 3 / w o r d m l / w o r d 1 6 d u "   x m l n s : w 1 6 s d t d h = " h t t p : / / s c h e m a s . m i c r o s o f t . c o m / o f f i c e / w o r d / 2 0 2 0 / w o r d m l / s d t d a t a h a s h "   x m l n s : w 1 6 s e = " h t t p : / / s c h e m a s . m i c r o s o f t . c o m / o f f i c e / w o r d / 2 0 1 5 / w o r d m l / s y m e x "   m c : I g n o r a b l e = " w 1 4   w 1 5   w 1 6 s e   w 1 6 c i d   w 1 6   w 1 6 c e x   w 1 6 s d t d h   w 1 6 d u " & g t ; & l t ; w : d o c D e f a u l t s & g t ; & l t ; w : r P r D e f a u l t & g t ; & l t ; w : r P r & g t ; & l t ; w : r F o n t s   w : a s c i i T h e m e = " m i n o r H A n s i "   w : e a s t A s i a T h e m e = " m i n o r E a s t A s i a "   w : h A n s i T h e m e = " m i n o r H A n s i "   w : c s t h e m e = " m i n o r B i d i " / & g t ; & l t ; w : k e r n   w : v a l = " 2 " / & g t ; & l t ; w : s z   w : v a l = " 2 4 " / & g t ; & l t ; w : s z C s   w : v a l = " 2 4 " / & g t ; & l t ; w : l a n g   w : v a l = " e n - U S "   w : e a s t A s i a = " e n - U S "   w : b i d i = " a r - S A " / & g t ; & l t ; w 1 4 : l i g a t u r e s   w 1 4 : v a l = " s t a n d a r d C o n t e x t u a l " / & g t ; & l t ; / w : r P r & g t ; & l t ; / w : r P r D e f a u l t & g t ; & l t ; w : p P r D e f a u l t & g t ; & l t ; w : p P r & g t ; & l t ; w : s p a c i n g   w : a f t e r = " 1 6 0 "   w : l i n e = " 2 7 8 "   w : l i n e R u l e = " a u t o " / & g t ; & l t ; / w : p P r & g t ; & l t ; / w : p P r D e f a u l t & g t ; & l t ; / w : d o c D e f a u l t s & g t ; & l t ; w : s t y l e   w : t y p e = " p a r a g r a p h "   w : d e f a u l t = " 1 "   w : s t y l e I d = " N o r m a l " & g t ; & l t ; w : n a m e   w : v a l = " N o r m a l " / & g t ; & l t ; w : q F o r m a t / & g t ; & l t ; / w : s t y l e & g t ; & l t ; w : s t y l e   w : t y p e = " c h a r a c t e r "   w : d e f a u l t = " 1 "   w : s t y l e I d = " D e f a u l t P a r a g r a p h F o n t " & g t ; & l t ; w : n a m e   w : v a l = " D e f a u l t   P a r a g r a p h   F o n t " / & g t ; & l t ; w : u i P r i o r i t y   w : v a l = " 1 " / & g t ; & l t ; w : s e m i H i d d e n / & g t ; & l t ; w : u n h i d e W h e n U s e d / & g t ; & l t ; / w : s t y l e & g t ; & l t ; w : s t y l e   w : t y p e = " t a b l e "   w : d e f a u l t = " 1 "   w : s t y l e I d = " T a b l e N o r m a l " & g t ; & l t ; w : n a m e   w : v a l = " N o r m a l   T a b l e " / & g t ; & l t ; w : u i P r i o r i t y   w : v a l = " 9 9 " / & g t ; & l t ; w : s e m i H i d d e n / & g t ; & l t ; w : u n h i d e W h e n U s e d / & g t ; & l t ; w : t b l P r & g t ; & l t ; w : t b l I n d   w : w = " 0 "   w : t y p e = " d x a " / & g t ; & l t ; w : t b l C e l l M a r & g t ; & l t ; w : t o p   w : w = " 0 "   w : t y p e = " d x a " / & g t ; & l t ; w : l e f t   w : w = " 1 0 8 "   w : t y p e = " d x a " / & g t ; & l t ; w : b o t t o m   w : w = " 0 "   w : t y p e = " d x a " / & g t ; & l t ; w : r i g h t   w : w = " 1 0 8 "   w : t y p e = " d x a " / & g t ; & l t ; / w : t b l C e l l M a r & g t ; & l t ; / w : t b l P r & g t ; & l t ; / w : s t y l e & g t ; & l t ; w : s t y l e   w : t y p e = " n u m b e r i n g "   w : d e f a u l t = " 1 "   w : s t y l e I d = " N o L i s t " & g t ; & l t ; w : n a m e   w : v a l = " N o   L i s t " / & g t ; & l t ; w : u i P r i o r i t y   w : v a l = " 9 9 " / & g t ; & l t ; w : s e m i H i d d e n / & g t ; & l t ; w : u n h i d e W h e n U s e d / & g t ; & l t ; / w : s t y l e & g t ; & l t ; / w : s t y l e s & g t ; & l t ; / p k g : x m l D a t a & g t ; & l t ; / p k g : p a r t & g t ; & l t ; p k g : p a r t   p k g : n a m e = " / d o c M e t a d a t a / L a b e l I n f o . x m l "   p k g : c o n t e n t T y p e = " a p p l i c a t i o n / v n d . m s - o f f i c e . c l a s s i f i c a t i o n l a b e l s + x m l " & g t ; & l t ; p k g : x m l D a t a & g t ; & l t ; c l b l : l a b e l L i s t   x m l n s : c l b l = " h t t p : / / s c h e m a s . m i c r o s o f t . c o m / o f f i c e / 2 0 2 0 / m i p L a b e l M e t a d a t a " & g t ; & l t ; c l b l : l a b e l   i d = " { f 4 2 a a 3 4 2 - 8 7 0 6 - 4 2 8 8 - b d 1 1 - e b b 8 5 9 9 5 0 2 8 c } "   e n a b l e d = " 1 "   m e t h o d = " S t a n d a r d "   s i t e I d = " { 7 2 f 9 8 8 b f - 8 6 f 1 - 4 1 a f - 9 1 a b - 2 d 7 c d 0 1 1 d b 4 7 } "   c o n t e n t B i t s = " 0 "   r e m o v e d = " 0 " / & g t ; & l t ; / c l b l : l a b e l L i s t & g t ; & l t ; / p k g : x m l D a t a & g t ; & l t ; / p k g : p a r t & g t ; & l t ; / p k g : p a c k a g e & g t ; - 
- < / V e n d o r B a l a n c e L C Y > - 
-             < V e n d o r C i t y > & l t ; ? x m l   v e r s i o n = " 1 . 0 "   s t a n d a l o n e = " y e s " ? & g t ; - 
- & l t ; ? m s o - a p p l i c a t i o n   p r o g i d = " W o r d . D o c u m e n t " ? & g t ; - 
- & l t ; p k g : p a c k a g e   x m l n s : p k g = " h t t p : / / s c h e m a s . m i c r o s o f t . c o m / o f f i c e / 2 0 0 6 / x m l P a c k a g e " & g t ; & l t ; p k g : p a r t   p k g : n a m e = " / _ r e l s / . r e l s "   p k g : c o n t e n t T y p e = " a p p l i c a t i o n / v n d . o p e n x m l f o r m a t s - p a c k a g e . r e l a t i o n s h i p s + x m l "   p k g : p a d d i n g = " 5 1 2 " & g t ; & l t ; p k g : x m l D a t a & g t ; & l t ; R e l a t i o n s h i p s   x m l n s = " h t t p : / / s c h e m a s . o p e n x m l f o r m a t s . o r g / p a c k a g e / 2 0 0 6 / r e l a t i o n s h i p s " & g t ; & l t ; R e l a t i o n s h i p   I d = " r I d 2 "   T y p e = " h t t p : / / s c h e m a s . m i c r o s o f t . c o m / o f f i c e / 2 0 2 0 / 0 2 / r e l a t i o n s h i p s / c l a s s i f i c a t i o n l a b e l s "   T a r g e t = " d o c M e t a d a t a / L a b e l I n f o . x m l " / & g t ; & l t ; R e l a t i o n s h i p   I d = " r I d 1 "   T y p e = " h t t p : / / s c h e m a s . o p e n x m l f o r m a t s . o r g / o f f i c e D o c u m e n t / 2 0 0 6 / r e l a t i o n s h i p s / o f f i c e D o c u m e n t "   T a r g e t = " w o r d / d o c u m e n t . x m l " / & g t ; & l t ; / R e l a t i o n s h i p s & g t ; & l t ; / p k g : x m l D a t a & g t ; & l t ; / p k g : p a r t & g t ; & l t ; p k g : p a r t   p k g : n a m e = " / w o r d / d o c u m e n t . x m l "   p k g : c o n t e n t T y p e = " a p p l i c a t i o n / v n d . o p e n x m l f o r m a t s - o f f i c e d o c u m e n t . w o r d p r o c e s s i n g m l . d o c u m e n t . m a i n + x m l " & g t ; & l t ; p k g : x m l D a t a & g t ; & l t ; w : d o c u m e n t   x m l n s : w p c = " h t t p : / / s c h e m a s . m i c r o s o f t . c o m / o f f i c e / w o r d / 2 0 1 0 / w o r d p r o c e s s i n g C a n v a s "   x m l n s : c x = " h t t p : / / s c h e m a s . m i c r o s o f t . c o m / o f f i c e / d r a w i n g / 2 0 1 4 / c h a r t e x "   x m l n s : c x 1 = " h t t p : / / s c h e m a s . m i c r o s o f t . c o m / o f f i c e / d r a w i n g / 2 0 1 5 / 9 / 8 / c h a r t e x "   x m l n s : c x 2 = " h t t p : / / s c h e m a s . m i c r o s o f t . c o m / o f f i c e / d r a w i n g / 2 0 1 5 / 1 0 / 2 1 / c h a r t e x "   x m l n s : c x 3 = " h t t p : / / s c h e m a s . m i c r o s o f t . c o m / o f f i c e / d r a w i n g / 2 0 1 6 / 5 / 9 / c h a r t e x "   x m l n s : c x 4 = " h t t p : / / s c h e m a s . m i c r o s o f t . c o m / o f f i c e / d r a w i n g / 2 0 1 6 / 5 / 1 0 / c h a r t e x "   x m l n s : c x 5 = " h t t p : / / s c h e m a s . m i c r o s o f t . c o m / o f f i c e / d r a w i n g / 2 0 1 6 / 5 / 1 1 / c h a r t e x "   x m l n s : c x 6 = " h t t p : / / s c h e m a s . m i c r o s o f t . c o m / o f f i c e / d r a w i n g / 2 0 1 6 / 5 / 1 2 / c h a r t e x "   x m l n s : c x 7 = " h t t p : / / s c h e m a s . m i c r o s o f t . c o m / o f f i c e / d r a w i n g / 2 0 1 6 / 5 / 1 3 / c h a r t e x "   x m l n s : c x 8 = " h t t p : / / s c h e m a s . m i c r o s o f t . c o m / o f f i c e / d r a w i n g / 2 0 1 6 / 5 / 1 4 / c h a r t e x "   x m l n s : m c = " h t t p : / / s c h e m a s . o p e n x m l f o r m a t s . o r g / m a r k u p - c o m p a t i b i l i t y / 2 0 0 6 "   x m l n s : a i n k = " h t t p : / / s c h e m a s . m i c r o s o f t . c o m / o f f i c e / d r a w i n g / 2 0 1 6 / i n k "   x m l n s : a m 3 d = " h t t p : / / s c h e m a s . m i c r o s o f t . c o m / o f f i c e / d r a w i n g / 2 0 1 7 / m o d e l 3 d "   x m l n s : o = " u r n : s c h e m a s - m i c r o s o f t - c o m : o f f i c e : o f f i c e "   x m l n s : o e l = " h t t p : / / s c h e m a s . m i c r o s o f t . c o m / o f f i c e / 2 0 1 9 / e x t l s t "   x m l n s : r = " h t t p : / / s c h e m a s . o p e n x m l f o r m a t s . o r g / o f f i c e D o c u m e n t / 2 0 0 6 / r e l a t i o n s h i p s "   x m l n s : m = " h t t p : / / s c h e m a s . o p e n x m l f o r m a t s . o r g / o f f i c e D o c u m e n t / 2 0 0 6 / m a t h "   x m l n s : v = " u r n : s c h e m a s - m i c r o s o f t - c o m : v m l "   x m l n s : w p 1 4 = " h t t p : / / s c h e m a s . m i c r o s o f t . c o m / o f f i c e / w o r d / 2 0 1 0 / w o r d p r o c e s s i n g D r a w i n g "   x m l n s : w p = " h t t p : / / s c h e m a s . o p e n x m l f o r m a t s . o r g / d r a w i n g m l / 2 0 0 6 / w o r d p r o c e s s i n g D r a w i n g "   x m l n s : w 1 0 = " u r n : s c h e m a s - m i c r o s o f t - c o m : o f f i c e : w o r d "   x m l n s : w = " h t t p : / / s c h e m a s . o p e n x m l f o r m a t s . o r g / w o r d p r o c e s s i n g m l / 2 0 0 6 / m a i n "   x m l n s : w 1 4 = " h t t p : / / s c h e m a s . m i c r o s o f t . c o m / o f f i c e / w o r d / 2 0 1 0 / w o r d m l "   x m l n s : w 1 5 = " h t t p : / / s c h e m a s . m i c r o s o f t . c o m / o f f i c e / w o r d / 2 0 1 2 / w o r d m l "   x m l n s : w 1 6 c e x = " h t t p : / / s c h e m a s . m i c r o s o f t . c o m / o f f i c e / w o r d / 2 0 1 8 / w o r d m l / c e x "   x m l n s : w 1 6 c i d = " h t t p : / / s c h e m a s . m i c r o s o f t . c o m / o f f i c e / w o r d / 2 0 1 6 / w o r d m l / c i d "   x m l n s : w 1 6 = " h t t p : / / s c h e m a s . m i c r o s o f t . c o m / o f f i c e / w o r d / 2 0 1 8 / w o r d m l "   x m l n s : w 1 6 d u = " h t t p : / / s c h e m a s . m i c r o s o f t . c o m / o f f i c e / w o r d / 2 0 2 3 / w o r d m l / w o r d 1 6 d u "   x m l n s : w 1 6 s d t d h = " h t t p : / / s c h e m a s . m i c r o s o f t . c o m / o f f i c e / w o r d / 2 0 2 0 / w o r d m l / s d t d a t a h a s h "   x m l n s : w 1 6 s e = " h t t p : / / s c h e m a s . m i c r o s o f t . c o m / o f f i c e / w o r d / 2 0 1 5 / w o r d m l / s y m e x "   x m l n s : w p g = " h t t p : / / s c h e m a s . m i c r o s o f t . c o m / o f f i c e / w o r d / 2 0 1 0 / w o r d p r o c e s s i n g G r o u p "   x m l n s : w p i = " h t t p : / / s c h e m a s . m i c r o s o f t . c o m / o f f i c e / w o r d / 2 0 1 0 / w o r d p r o c e s s i n g I n k "   x m l n s : w n e = " h t t p : / / s c h e m a s . m i c r o s o f t . c o m / o f f i c e / w o r d / 2 0 0 6 / w o r d m l "   x m l n s : w p s = " h t t p : / / s c h e m a s . m i c r o s o f t . c o m / o f f i c e / w o r d / 2 0 1 0 / w o r d p r o c e s s i n g S h a p e "   m c : I g n o r a b l e = " w 1 4   w 1 5   w 1 6 s e   w 1 6 c i d   w 1 6   w 1 6 c e x   w 1 6 s d t d h   w 1 6 d u   w p 1 4 " & g t ; & l t ; w : b o d y & g t ; & l t ; w : p   w 1 4 : p a r a I d = " 4 1 6 0 3 A 5 3 "   w 1 4 : t e x t I d = " 1 9 4 A C E 7 3 "   w : r s i d R = " 0 0 7 F 1 7 E 1 "   w : r s i d R D e f a u l t = " 0 0 7 F 1 7 E 1 " & g t ; & l t ; w : p P r & g t ; & l t ; w : s p a c i n g   w : a f t e r = " 0 "   w : l i n e = " 2 4 0 "   w : l i n e R u l e = " a u t o " / & g t ; & l t ; / w : p P r & g t ; & l t ; w : r & g t ; & l t ; w : t & g t ; V e n d o r C i t y & l t ; / w : t & g t ; & l t ; / w : r & g t ; & l t ; / w : p & g t ; & l t ; w : s e c t P r   w : r s i d R = " 0 0 0 0 0 0 0 0 " & g t ; & l t ; w : p g S z   w : w = " 1 2 2 4 0 "   w : h = " 1 5 8 4 0 " / & g t ; & l t ; w : p g M a r   w : t o p = " 1 4 4 0 "   w : r i g h t = " 1 4 4 0 "   w : b o t t o m = " 1 4 4 0 "   w : l e f t = " 1 4 4 0 "   w : h e a d e r = " 7 2 0 "   w : f o o t e r = " 7 2 0 "   w : g u t t e r = " 0 " / & g t ; & l t ; w : c o l s   w : s p a c e = " 7 2 0 " / & g t ; & l t ; / w : s e c t P r & g t ; & l t ; / w : b o d y & g t ; & l t ; / w : d o c u m e n t & g t ; & l t ; / p k g : x m l D a t a & g t ; & l t ; / p k g : p a r t & g t ; & l t ; p k g : p a r t   p k g : n a m e = " / w o r d / _ r e l s / d o c u m e n t . x m l . r e l s "   p k g : c o n t e n t T y p e = " a p p l i c a t i o n / v n d . o p e n x m l f o r m a t s - p a c k a g e . r e l a t i o n s h i p s + x m l "   p k g : p a d d i n g = " 2 5 6 " & g t ; & l t ; p k g : x m l D a t a & g t ; & l t ; R e l a t i o n s h i p s   x m l n s = " h t t p : / / s c h e m a s . o p e n x m l f o r m a t s . o r g / p a c k a g e / 2 0 0 6 / r e l a t i o n s h i p s " & g t ; & l t ; R e l a t i o n s h i p   I d = " r I d 1 "   T y p e = " h t t p : / / s c h e m a s . o p e n x m l f o r m a t s . o r g / o f f i c e D o c u m e n t / 2 0 0 6 / r e l a t i o n s h i p s / s t y l e s "   T a r g e t = " s t y l e s . x m l " / & g t ; & l t ; / R e l a t i o n s h i p s & g t ; & l t ; / p k g : x m l D a t a & g t ; & l t ; / p k g : p a r t & g t ; & l t ; p k g : p a r t   p k g : n a m e = " / w o r d / s t y l e s . x m l "   p k g : c o n t e n t T y p e = " a p p l i c a t i o n / v n d . o p e n x m l f o r m a t s - o f f i c e d o c u m e n t . w o r d p r o c e s s i n g m l . s t y l e s + x m l " & g t ; & l t ; p k g : x m l D a t a & g t ; & l t ; w : s t y l e s   x m l n s : m c = " h t t p : / / s c h e m a s . o p e n x m l f o r m a t s . o r g / m a r k u p - c o m p a t i b i l i t y / 2 0 0 6 "   x m l n s : r = " h t t p : / / s c h e m a s . o p e n x m l f o r m a t s . o r g / o f f i c e D o c u m e n t / 2 0 0 6 / r e l a t i o n s h i p s "   x m l n s : w = " h t t p : / / s c h e m a s . o p e n x m l f o r m a t s . o r g / w o r d p r o c e s s i n g m l / 2 0 0 6 / m a i n "   x m l n s : w 1 4 = " h t t p : / / s c h e m a s . m i c r o s o f t . c o m / o f f i c e / w o r d / 2 0 1 0 / w o r d m l "   x m l n s : w 1 5 = " h t t p : / / s c h e m a s . m i c r o s o f t . c o m / o f f i c e / w o r d / 2 0 1 2 / w o r d m l "   x m l n s : w 1 6 c e x = " h t t p : / / s c h e m a s . m i c r o s o f t . c o m / o f f i c e / w o r d / 2 0 1 8 / w o r d m l / c e x "   x m l n s : w 1 6 c i d = " h t t p : / / s c h e m a s . m i c r o s o f t . c o m / o f f i c e / w o r d / 2 0 1 6 / w o r d m l / c i d "   x m l n s : w 1 6 = " h t t p : / / s c h e m a s . m i c r o s o f t . c o m / o f f i c e / w o r d / 2 0 1 8 / w o r d m l "   x m l n s : w 1 6 d u = " h t t p : / / s c h e m a s . m i c r o s o f t . c o m / o f f i c e / w o r d / 2 0 2 3 / w o r d m l / w o r d 1 6 d u "   x m l n s : w 1 6 s d t d h = " h t t p : / / s c h e m a s . m i c r o s o f t . c o m / o f f i c e / w o r d / 2 0 2 0 / w o r d m l / s d t d a t a h a s h "   x m l n s : w 1 6 s e = " h t t p : / / s c h e m a s . m i c r o s o f t . c o m / o f f i c e / w o r d / 2 0 1 5 / w o r d m l / s y m e x "   m c : I g n o r a b l e = " w 1 4   w 1 5   w 1 6 s e   w 1 6 c i d   w 1 6   w 1 6 c e x   w 1 6 s d t d h   w 1 6 d u " & g t ; & l t ; w : d o c D e f a u l t s & g t ; & l t ; w : r P r D e f a u l t & g t ; & l t ; w : r P r & g t ; & l t ; w : r F o n t s   w : a s c i i T h e m e = " m i n o r H A n s i "   w : e a s t A s i a T h e m e = " m i n o r E a s t A s i a "   w : h A n s i T h e m e = " m i n o r H A n s i "   w : c s t h e m e = " m i n o r B i d i " / & g t ; & l t ; w : k e r n   w : v a l = " 2 " / & g t ; & l t ; w : s z   w : v a l = " 2 4 " / & g t ; & l t ; w : s z C s   w : v a l = " 2 4 " / & g t ; & l t ; w : l a n g   w : v a l = " e n - U S "   w : e a s t A s i a = " e n - U S "   w : b i d i = " a r - S A " / & g t ; & l t ; w 1 4 : l i g a t u r e s   w 1 4 : v a l = " s t a n d a r d C o n t e x t u a l " / & g t ; & l t ; / w : r P r & g t ; & l t ; / w : r P r D e f a u l t & g t ; & l t ; w : p P r D e f a u l t & g t ; & l t ; w : p P r & g t ; & l t ; w : s p a c i n g   w : a f t e r = " 1 6 0 "   w : l i n e = " 2 7 8 "   w : l i n e R u l e = " a u t o " / & g t ; & l t ; / w : p P r & g t ; & l t ; / w : p P r D e f a u l t & g t ; & l t ; / w : d o c D e f a u l t s & g t ; & l t ; w : s t y l e   w : t y p e = " p a r a g r a p h "   w : d e f a u l t = " 1 "   w : s t y l e I d = " N o r m a l " & g t ; & l t ; w : n a m e   w : v a l = " N o r m a l " / & g t ; & l t ; w : q F o r m a t / & g t ; & l t ; / w : s t y l e & g t ; & l t ; w : s t y l e   w : t y p e = " c h a r a c t e r "   w : d e f a u l t = " 1 "   w : s t y l e I d = " D e f a u l t P a r a g r a p h F o n t " & g t ; & l t ; w : n a m e   w : v a l = " D e f a u l t   P a r a g r a p h   F o n t " / & g t ; & l t ; w : u i P r i o r i t y   w : v a l = " 1 " / & g t ; & l t ; w : s e m i H i d d e n / & g t ; & l t ; w : u n h i d e W h e n U s e d / & g t ; & l t ; / w : s t y l e & g t ; & l t ; w : s t y l e   w : t y p e = " t a b l e "   w : d e f a u l t = " 1 "   w : s t y l e I d = " T a b l e N o r m a l " & g t ; & l t ; w : n a m e   w : v a l = " N o r m a l   T a b l e " / & g t ; & l t ; w : u i P r i o r i t y   w : v a l = " 9 9 " / & g t ; & l t ; w : s e m i H i d d e n / & g t ; & l t ; w : u n h i d e W h e n U s e d / & g t ; & l t ; w : t b l P r & g t ; & l t ; w : t b l I n d   w : w = " 0 "   w : t y p e = " d x a " / & g t ; & l t ; w : t b l C e l l M a r & g t ; & l t ; w : t o p   w : w = " 0 "   w : t y p e = " d x a " / & g t ; & l t ; w : l e f t   w : w = " 1 0 8 "   w : t y p e = " d x a " / & g t ; & l t ; w : b o t t o m   w : w = " 0 "   w : t y p e = " d x a " / & g t ; & l t ; w : r i g h t   w : w = " 1 0 8 "   w : t y p e = " d x a " / & g t ; & l t ; / w : t b l C e l l M a r & g t ; & l t ; / w : t b l P r & g t ; & l t ; / w : s t y l e & g t ; & l t ; w : s t y l e   w : t y p e = " n u m b e r i n g "   w : d e f a u l t = " 1 "   w : s t y l e I d = " N o L i s t " & g t ; & l t ; w : n a m e   w : v a l = " N o   L i s t " / & g t ; & l t ; w : u i P r i o r i t y   w : v a l = " 9 9 " / & g t ; & l t ; w : s e m i H i d d e n / & g t ; & l t ; w : u n h i d e W h e n U s e d / & g t ; & l t ; / w : s t y l e & g t ; & l t ; / w : s t y l e s & g t ; & l t ; / p k g : x m l D a t a & g t ; & l t ; / p k g : p a r t & g t ; & l t ; p k g : p a r t   p k g : n a m e = " / d o c M e t a d a t a / L a b e l I n f o . x m l "   p k g : c o n t e n t T y p e = " a p p l i c a t i o n / v n d . m s - o f f i c e . c l a s s i f i c a t i o n l a b e l s + x m l " & g t ; & l t ; p k g : x m l D a t a & g t ; & l t ; c l b l : l a b e l L i s t   x m l n s : c l b l = " h t t p : / / s c h e m a s . m i c r o s o f t . c o m / o f f i c e / 2 0 2 0 / m i p L a b e l M e t a d a t a " & g t ; & l t ; c l b l : l a b e l   i d = " { f 4 2 a a 3 4 2 - 8 7 0 6 - 4 2 8 8 - b d 1 1 - e b b 8 5 9 9 5 0 2 8 c } "   e n a b l e d = " 1 "   m e t h o d = " S t a n d a r d "   s i t e I d = " { 7 2 f 9 8 8 b f - 8 6 f 1 - 4 1 a f - 9 1 a b - 2 d 7 c d 0 1 1 d b 4 7 } "   c o n t e n t B i t s = " 0 "   r e m o v e d = " 0 " / & g t ; & l t ; / c l b l : l a b e l L i s t & g t ; & l t ; / p k g : x m l D a t a & g t ; & l t ; / p k g : p a r t & g t ; & l t ; / p k g : p a c k a g e & g t ; - 
- < / V e n d o r C i t y > - 
-             < V e n d o r C o u n t r y R e g i o n > & l t ; ? x m l   v e r s i o n = " 1 . 0 "   s t a n d a l o n e = " y e s " ? & g t ; - 
- & l t ; ? m s o - a p p l i c a t i o n   p r o g i d = " W o r d . D o c u m e n t " ? & g t ; - 
- & l t ; p k g : p a c k a g e   x m l n s : p k g = " h t t p : / / s c h e m a s . m i c r o s o f t . c o m / o f f i c e / 2 0 0 6 / x m l P a c k a g e " & g t ; & l t ; p k g : p a r t   p k g : n a m e = " / _ r e l s / . r e l s "   p k g : c o n t e n t T y p e = " a p p l i c a t i o n / v n d . o p e n x m l f o r m a t s - p a c k a g e . r e l a t i o n s h i p s + x m l "   p k g : p a d d i n g = " 5 1 2 " & g t ; & l t ; p k g : x m l D a t a & g t ; & l t ; R e l a t i o n s h i p s   x m l n s = " h t t p : / / s c h e m a s . o p e n x m l f o r m a t s . o r g / p a c k a g e / 2 0 0 6 / r e l a t i o n s h i p s " & g t ; & l t ; R e l a t i o n s h i p   I d = " r I d 2 "   T y p e = " h t t p : / / s c h e m a s . m i c r o s o f t . c o m / o f f i c e / 2 0 2 0 / 0 2 / r e l a t i o n s h i p s / c l a s s i f i c a t i o n l a b e l s "   T a r g e t = " d o c M e t a d a t a / L a b e l I n f o . x m l " / & g t ; & l t ; R e l a t i o n s h i p   I d = " r I d 1 "   T y p e = " h t t p : / / s c h e m a s . o p e n x m l f o r m a t s . o r g / o f f i c e D o c u m e n t / 2 0 0 6 / r e l a t i o n s h i p s / o f f i c e D o c u m e n t "   T a r g e t = " w o r d / d o c u m e n t . x m l " / & g t ; & l t ; / R e l a t i o n s h i p s & g t ; & l t ; / p k g : x m l D a t a & g t ; & l t ; / p k g : p a r t & g t ; & l t ; p k g : p a r t   p k g : n a m e = " / w o r d / d o c u m e n t . x m l "   p k g : c o n t e n t T y p e = " a p p l i c a t i o n / v n d . o p e n x m l f o r m a t s - o f f i c e d o c u m e n t . w o r d p r o c e s s i n g m l . d o c u m e n t . m a i n + x m l " & g t ; & l t ; p k g : x m l D a t a & g t ; & l t ; w : d o c u m e n t   x m l n s : w p c = " h t t p : / / s c h e m a s . m i c r o s o f t . c o m / o f f i c e / w o r d / 2 0 1 0 / w o r d p r o c e s s i n g C a n v a s "   x m l n s : c x = " h t t p : / / s c h e m a s . m i c r o s o f t . c o m / o f f i c e / d r a w i n g / 2 0 1 4 / c h a r t e x "   x m l n s : c x 1 = " h t t p : / / s c h e m a s . m i c r o s o f t . c o m / o f f i c e / d r a w i n g / 2 0 1 5 / 9 / 8 / c h a r t e x "   x m l n s : c x 2 = " h t t p : / / s c h e m a s . m i c r o s o f t . c o m / o f f i c e / d r a w i n g / 2 0 1 5 / 1 0 / 2 1 / c h a r t e x "   x m l n s : c x 3 = " h t t p : / / s c h e m a s . m i c r o s o f t . c o m / o f f i c e / d r a w i n g / 2 0 1 6 / 5 / 9 / c h a r t e x "   x m l n s : c x 4 = " h t t p : / / s c h e m a s . m i c r o s o f t . c o m / o f f i c e / d r a w i n g / 2 0 1 6 / 5 / 1 0 / c h a r t e x "   x m l n s : c x 5 = " h t t p : / / s c h e m a s . m i c r o s o f t . c o m / o f f i c e / d r a w i n g / 2 0 1 6 / 5 / 1 1 / c h a r t e x "   x m l n s : c x 6 = " h t t p : / / s c h e m a s . m i c r o s o f t . c o m / o f f i c e / d r a w i n g / 2 0 1 6 / 5 / 1 2 / c h a r t e x "   x m l n s : c x 7 = " h t t p : / / s c h e m a s . m i c r o s o f t . c o m / o f f i c e / d r a w i n g / 2 0 1 6 / 5 / 1 3 / c h a r t e x "   x m l n s : c x 8 = " h t t p : / / s c h e m a s . m i c r o s o f t . c o m / o f f i c e / d r a w i n g / 2 0 1 6 / 5 / 1 4 / c h a r t e x "   x m l n s : m c = " h t t p : / / s c h e m a s . o p e n x m l f o r m a t s . o r g / m a r k u p - c o m p a t i b i l i t y / 2 0 0 6 "   x m l n s : a i n k = " h t t p : / / s c h e m a s . m i c r o s o f t . c o m / o f f i c e / d r a w i n g / 2 0 1 6 / i n k "   x m l n s : a m 3 d = " h t t p : / / s c h e m a s . m i c r o s o f t . c o m / o f f i c e / d r a w i n g / 2 0 1 7 / m o d e l 3 d "   x m l n s : o = " u r n : s c h e m a s - m i c r o s o f t - c o m : o f f i c e : o f f i c e "   x m l n s : o e l = " h t t p : / / s c h e m a s . m i c r o s o f t . c o m / o f f i c e / 2 0 1 9 / e x t l s t "   x m l n s : r = " h t t p : / / s c h e m a s . o p e n x m l f o r m a t s . o r g / o f f i c e D o c u m e n t / 2 0 0 6 / r e l a t i o n s h i p s "   x m l n s : m = " h t t p : / / s c h e m a s . o p e n x m l f o r m a t s . o r g / o f f i c e D o c u m e n t / 2 0 0 6 / m a t h "   x m l n s : v = " u r n : s c h e m a s - m i c r o s o f t - c o m : v m l "   x m l n s : w p 1 4 = " h t t p : / / s c h e m a s . m i c r o s o f t . c o m / o f f i c e / w o r d / 2 0 1 0 / w o r d p r o c e s s i n g D r a w i n g "   x m l n s : w p = " h t t p : / / s c h e m a s . o p e n x m l f o r m a t s . o r g / d r a w i n g m l / 2 0 0 6 / w o r d p r o c e s s i n g D r a w i n g "   x m l n s : w 1 0 = " u r n : s c h e m a s - m i c r o s o f t - c o m : o f f i c e : w o r d "   x m l n s : w = " h t t p : / / s c h e m a s . o p e n x m l f o r m a t s . o r g / w o r d p r o c e s s i n g m l / 2 0 0 6 / m a i n "   x m l n s : w 1 4 = " h t t p : / / s c h e m a s . m i c r o s o f t . c o m / o f f i c e / w o r d / 2 0 1 0 / w o r d m l "   x m l n s : w 1 5 = " h t t p : / / s c h e m a s . m i c r o s o f t . c o m / o f f i c e / w o r d / 2 0 1 2 / w o r d m l "   x m l n s : w 1 6 c e x = " h t t p : / / s c h e m a s . m i c r o s o f t . c o m / o f f i c e / w o r d / 2 0 1 8 / w o r d m l / c e x "   x m l n s : w 1 6 c i d = " h t t p : / / s c h e m a s . m i c r o s o f t . c o m / o f f i c e / w o r d / 2 0 1 6 / w o r d m l / c i d "   x m l n s : w 1 6 = " h t t p : / / s c h e m a s . m i c r o s o f t . c o m / o f f i c e / w o r d / 2 0 1 8 / w o r d m l "   x m l n s : w 1 6 d u = " h t t p : / / s c h e m a s . m i c r o s o f t . c o m / o f f i c e / w o r d / 2 0 2 3 / w o r d m l / w o r d 1 6 d u "   x m l n s : w 1 6 s d t d h = " h t t p : / / s c h e m a s . m i c r o s o f t . c o m / o f f i c e / w o r d / 2 0 2 0 / w o r d m l / s d t d a t a h a s h "   x m l n s : w 1 6 s e = " h t t p : / / s c h e m a s . m i c r o s o f t . c o m / o f f i c e / w o r d / 2 0 1 5 / w o r d m l / s y m e x "   x m l n s : w p g = " h t t p : / / s c h e m a s . m i c r o s o f t . c o m / o f f i c e / w o r d / 2 0 1 0 / w o r d p r o c e s s i n g G r o u p "   x m l n s : w p i = " h t t p : / / s c h e m a s . m i c r o s o f t . c o m / o f f i c e / w o r d / 2 0 1 0 / w o r d p r o c e s s i n g I n k "   x m l n s : w n e = " h t t p : / / s c h e m a s . m i c r o s o f t . c o m / o f f i c e / w o r d / 2 0 0 6 / w o r d m l "   x m l n s : w p s = " h t t p : / / s c h e m a s . m i c r o s o f t . c o m / o f f i c e / w o r d / 2 0 1 0 / w o r d p r o c e s s i n g S h a p e "   m c : I g n o r a b l e = " w 1 4   w 1 5   w 1 6 s e   w 1 6 c i d   w 1 6   w 1 6 c e x   w 1 6 s d t d h   w 1 6 d u   w p 1 4 " & g t ; & l t ; w : b o d y & g t ; & l t ; w : p   w 1 4 : p a r a I d = " 2 2 5 8 4 8 0 9 "   w 1 4 : t e x t I d = " 1 6 D B 4 4 4 9 "   w : r s i d R = " 0 0 3 4 4 2 3 2 "   w : r s i d R D e f a u l t = " 0 0 3 4 4 2 3 2 " & g t ; & l t ; w : p P r & g t ; & l t ; w : s p a c i n g   w : a f t e r = " 0 "   w : l i n e = " 2 4 0 "   w : l i n e R u l e = " a u t o " / & g t ; & l t ; / w : p P r & g t ; & l t ; w : r & g t ; & l t ; w : t & g t ; V e n d o r C o u n t r y R e g i o n & l t ; / w : t & g t ; & l t ; / w : r & g t ; & l t ; / w : p & g t ; & l t ; w : s e c t P r   w : r s i d R = " 0 0 0 0 0 0 0 0 " & g t ; & l t ; w : p g S z   w : w = " 1 2 2 4 0 "   w : h = " 1 5 8 4 0 " / & g t ; & l t ; w : p g M a r   w : t o p = " 1 4 4 0 "   w : r i g h t = " 1 4 4 0 "   w : b o t t o m = " 1 4 4 0 "   w : l e f t = " 1 4 4 0 "   w : h e a d e r = " 7 2 0 "   w : f o o t e r = " 7 2 0 "   w : g u t t e r = " 0 " / & g t ; & l t ; w : c o l s   w : s p a c e = " 7 2 0 " / & g t ; & l t ; / w : s e c t P r & g t ; & l t ; / w : b o d y & g t ; & l t ; / w : d o c u m e n t & g t ; & l t ; / p k g : x m l D a t a & g t ; & l t ; / p k g : p a r t & g t ; & l t ; p k g : p a r t   p k g : n a m e = " / w o r d / _ r e l s / d o c u m e n t . x m l . r e l s "   p k g : c o n t e n t T y p e = " a p p l i c a t i o n / v n d . o p e n x m l f o r m a t s - p a c k a g e . r e l a t i o n s h i p s + x m l "   p k g : p a d d i n g = " 2 5 6 " & g t ; & l t ; p k g : x m l D a t a & g t ; & l t ; R e l a t i o n s h i p s   x m l n s = " h t t p : / / s c h e m a s . o p e n x m l f o r m a t s . o r g / p a c k a g e / 2 0 0 6 / r e l a t i o n s h i p s " & g t ; & l t ; R e l a t i o n s h i p   I d = " r I d 1 "   T y p e = " h t t p : / / s c h e m a s . o p e n x m l f o r m a t s . o r g / o f f i c e D o c u m e n t / 2 0 0 6 / r e l a t i o n s h i p s / s t y l e s "   T a r g e t = " s t y l e s . x m l " / & g t ; & l t ; / R e l a t i o n s h i p s & g t ; & l t ; / p k g : x m l D a t a & g t ; & l t ; / p k g : p a r t & g t ; & l t ; p k g : p a r t   p k g : n a m e = " / w o r d / s t y l e s . x m l "   p k g : c o n t e n t T y p e = " a p p l i c a t i o n / v n d . o p e n x m l f o r m a t s - o f f i c e d o c u m e n t . w o r d p r o c e s s i n g m l . s t y l e s + x m l " & g t ; & l t ; p k g : x m l D a t a & g t ; & l t ; w : s t y l e s   x m l n s : m c = " h t t p : / / s c h e m a s . o p e n x m l f o r m a t s . o r g / m a r k u p - c o m p a t i b i l i t y / 2 0 0 6 "   x m l n s : r = " h t t p : / / s c h e m a s . o p e n x m l f o r m a t s . o r g / o f f i c e D o c u m e n t / 2 0 0 6 / r e l a t i o n s h i p s "   x m l n s : w = " h t t p : / / s c h e m a s . o p e n x m l f o r m a t s . o r g / w o r d p r o c e s s i n g m l / 2 0 0 6 / m a i n "   x m l n s : w 1 4 = " h t t p : / / s c h e m a s . m i c r o s o f t . c o m / o f f i c e / w o r d / 2 0 1 0 / w o r d m l "   x m l n s : w 1 5 = " h t t p : / / s c h e m a s . m i c r o s o f t . c o m / o f f i c e / w o r d / 2 0 1 2 / w o r d m l "   x m l n s : w 1 6 c e x = " h t t p : / / s c h e m a s . m i c r o s o f t . c o m / o f f i c e / w o r d / 2 0 1 8 / w o r d m l / c e x "   x m l n s : w 1 6 c i d = " h t t p : / / s c h e m a s . m i c r o s o f t . c o m / o f f i c e / w o r d / 2 0 1 6 / w o r d m l / c i d "   x m l n s : w 1 6 = " h t t p : / / s c h e m a s . m i c r o s o f t . c o m / o f f i c e / w o r d / 2 0 1 8 / w o r d m l "   x m l n s : w 1 6 d u = " h t t p : / / s c h e m a s . m i c r o s o f t . c o m / o f f i c e / w o r d / 2 0 2 3 / w o r d m l / w o r d 1 6 d u "   x m l n s : w 1 6 s d t d h = " h t t p : / / s c h e m a s . m i c r o s o f t . c o m / o f f i c e / w o r d / 2 0 2 0 / w o r d m l / s d t d a t a h a s h "   x m l n s : w 1 6 s e = " h t t p : / / s c h e m a s . m i c r o s o f t . c o m / o f f i c e / w o r d / 2 0 1 5 / w o r d m l / s y m e x "   m c : I g n o r a b l e = " w 1 4   w 1 5   w 1 6 s e   w 1 6 c i d   w 1 6   w 1 6 c e x   w 1 6 s d t d h   w 1 6 d u " & g t ; & l t ; w : d o c D e f a u l t s & g t ; & l t ; w : r P r D e f a u l t & g t ; & l t ; w : r P r & g t ; & l t ; w : r F o n t s   w : a s c i i T h e m e = " m i n o r H A n s i "   w : e a s t A s i a T h e m e = " m i n o r E a s t A s i a "   w : h A n s i T h e m e = " m i n o r H A n s i "   w : c s t h e m e = " m i n o r B i d i " / & g t ; & l t ; w : k e r n   w : v a l = " 2 " / & g t ; & l t ; w : s z   w : v a l = " 2 4 " / & g t ; & l t ; w : s z C s   w : v a l = " 2 4 " / & g t ; & l t ; w : l a n g   w : v a l = " e n - U S "   w : e a s t A s i a = " e n - U S "   w : b i d i = " a r - S A " / & g t ; & l t ; w 1 4 : l i g a t u r e s   w 1 4 : v a l = " s t a n d a r d C o n t e x t u a l " / & g t ; & l t ; / w : r P r & g t ; & l t ; / w : r P r D e f a u l t & g t ; & l t ; w : p P r D e f a u l t & g t ; & l t ; w : p P r & g t ; & l t ; w : s p a c i n g   w : a f t e r = " 1 6 0 "   w : l i n e = " 2 7 8 "   w : l i n e R u l e = " a u t o " / & g t ; & l t ; / w : p P r & g t ; & l t ; / w : p P r D e f a u l t & g t ; & l t ; / w : d o c D e f a u l t s & g t ; & l t ; w : s t y l e   w : t y p e = " p a r a g r a p h "   w : d e f a u l t = " 1 "   w : s t y l e I d = " N o r m a l " & g t ; & l t ; w : n a m e   w : v a l = " N o r m a l " / & g t ; & l t ; w : q F o r m a t / & g t ; & l t ; / w : s t y l e & g t ; & l t ; w : s t y l e   w : t y p e = " c h a r a c t e r "   w : d e f a u l t = " 1 "   w : s t y l e I d = " D e f a u l t P a r a g r a p h F o n t " & g t ; & l t ; w : n a m e   w : v a l = " D e f a u l t   P a r a g r a p h   F o n t " / & g t ; & l t ; w : u i P r i o r i t y   w : v a l = " 1 " / & g t ; & l t ; w : s e m i H i d d e n / & g t ; & l t ; w : u n h i d e W h e n U s e d / & g t ; & l t ; / w : s t y l e & g t ; & l t ; w : s t y l e   w : t y p e = " t a b l e "   w : d e f a u l t = " 1 "   w : s t y l e I d = " T a b l e N o r m a l " & g t ; & l t ; w : n a m e   w : v a l = " N o r m a l   T a b l e " / & g t ; & l t ; w : u i P r i o r i t y   w : v a l = " 9 9 " / & g t ; & l t ; w : s e m i H i d d e n / & g t ; & l t ; w : u n h i d e W h e n U s e d / & g t ; & l t ; w : t b l P r & g t ; & l t ; w : t b l I n d   w : w = " 0 "   w : t y p e = " d x a " / & g t ; & l t ; w : t b l C e l l M a r & g t ; & l t ; w : t o p   w : w = " 0 "   w : t y p e = " d x a " / & g t ; & l t ; w : l e f t   w : w = " 1 0 8 "   w : t y p e = " d x a " / & g t ; & l t ; w : b o t t o m   w : w = " 0 "   w : t y p e = " d x a " / & g t ; & l t ; w : r i g h t   w : w = " 1 0 8 "   w : t y p e = " d x a " / & g t ; & l t ; / w : t b l C e l l M a r & g t ; & l t ; / w : t b l P r & g t ; & l t ; / w : s t y l e & g t ; & l t ; w : s t y l e   w : t y p e = " n u m b e r i n g "   w : d e f a u l t = " 1 "   w : s t y l e I d = " N o L i s t " & g t ; & l t ; w : n a m e   w : v a l = " N o   L i s t " / & g t ; & l t ; w : u i P r i o r i t y   w : v a l = " 9 9 " / & g t ; & l t ; w : s e m i H i d d e n / & g t ; & l t ; w : u n h i d e W h e n U s e d / & g t ; & l t ; / w : s t y l e & g t ; & l t ; / w : s t y l e s & g t ; & l t ; / p k g : x m l D a t a & g t ; & l t ; / p k g : p a r t & g t ; & l t ; p k g : p a r t   p k g : n a m e = " / d o c M e t a d a t a / L a b e l I n f o . x m l "   p k g : c o n t e n t T y p e = " a p p l i c a t i o n / v n d . m s - o f f i c e . c l a s s i f i c a t i o n l a b e l s + x m l " & g t ; & l t ; p k g : x m l D a t a & g t ; & l t ; c l b l : l a b e l L i s t   x m l n s : c l b l = " h t t p : / / s c h e m a s . m i c r o s o f t . c o m / o f f i c e / 2 0 2 0 / m i p L a b e l M e t a d a t a " & g t ; & l t ; c l b l : l a b e l   i d = " { f 4 2 a a 3 4 2 - 8 7 0 6 - 4 2 8 8 - b d 1 1 - e b b 8 5 9 9 5 0 2 8 c } "   e n a b l e d = " 1 "   m e t h o d = " S t a n d a r d "   s i t e I d = " { 7 2 f 9 8 8 b f - 8 6 f 1 - 4 1 a f - 9 1 a b - 2 d 7 c d 0 1 1 d b 4 7 } "   c o n t e n t B i t s = " 0 "   r e m o v e d = " 0 " / & g t ; & l t ; / c l b l : l a b e l L i s t & g t ; & l t ; / p k g : x m l D a t a & g t ; & l t ; / p k g : p a r t & g t ; & l t ; / p k g : p a c k a g e & g t ; - 
- < / V e n d o r C o u n t r y R e g i o n > - 
-             < V e n d o r N a m e > & l t ; ? x m l   v e r s i o n = " 1 . 0 "   s t a n d a l o n e = " y e s " ? & g t ; - 
- & l t ; ? m s o - a p p l i c a t i o n   p r o g i d = " W o r d . D o c u m e n t " ? & g t ; - 
- & l t ; p k g : p a c k a g e   x m l n s : p k g = " h t t p : / / s c h e m a s . m i c r o s o f t . c o m / o f f i c e / 2 0 0 6 / x m l P a c k a g e " & g t ; & l t ; p k g : p a r t   p k g : n a m e = " / _ r e l s / . r e l s "   p k g : c o n t e n t T y p e = " a p p l i c a t i o n / v n d . o p e n x m l f o r m a t s - p a c k a g e . r e l a t i o n s h i p s + x m l "   p k g : p a d d i n g = " 5 1 2 " & g t ; & l t ; p k g : x m l D a t a & g t ; & l t ; R e l a t i o n s h i p s   x m l n s = " h t t p : / / s c h e m a s . o p e n x m l f o r m a t s . o r g / p a c k a g e / 2 0 0 6 / r e l a t i o n s h i p s " & g t ; & l t ; R e l a t i o n s h i p   I d = " r I d 2 "   T y p e = " h t t p : / / s c h e m a s . m i c r o s o f t . c o m / o f f i c e / 2 0 2 0 / 0 2 / r e l a t i o n s h i p s / c l a s s i f i c a t i o n l a b e l s "   T a r g e t = " d o c M e t a d a t a / L a b e l I n f o . x m l " / & g t ; & l t ; R e l a t i o n s h i p   I d = " r I d 1 "   T y p e = " h t t p : / / s c h e m a s . o p e n x m l f o r m a t s . o r g / o f f i c e D o c u m e n t / 2 0 0 6 / r e l a t i o n s h i p s / o f f i c e D o c u m e n t "   T a r g e t = " w o r d / d o c u m e n t . x m l " / & g t ; & l t ; / R e l a t i o n s h i p s & g t ; & l t ; / p k g : x m l D a t a & g t ; & l t ; / p k g : p a r t & g t ; & l t ; p k g : p a r t   p k g : n a m e = " / w o r d / d o c u m e n t . x m l "   p k g : c o n t e n t T y p e = " a p p l i c a t i o n / v n d . o p e n x m l f o r m a t s - o f f i c e d o c u m e n t . w o r d p r o c e s s i n g m l . d o c u m e n t . m a i n + x m l " & g t ; & l t ; p k g : x m l D a t a & g t ; & l t ; w : d o c u m e n t   x m l n s : w p c = " h t t p : / / s c h e m a s . m i c r o s o f t . c o m / o f f i c e / w o r d / 2 0 1 0 / w o r d p r o c e s s i n g C a n v a s "   x m l n s : c x = " h t t p : / / s c h e m a s . m i c r o s o f t . c o m / o f f i c e / d r a w i n g / 2 0 1 4 / c h a r t e x "   x m l n s : c x 1 = " h t t p : / / s c h e m a s . m i c r o s o f t . c o m / o f f i c e / d r a w i n g / 2 0 1 5 / 9 / 8 / c h a r t e x "   x m l n s : c x 2 = " h t t p : / / s c h e m a s . m i c r o s o f t . c o m / o f f i c e / d r a w i n g / 2 0 1 5 / 1 0 / 2 1 / c h a r t e x "   x m l n s : c x 3 = " h t t p : / / s c h e m a s . m i c r o s o f t . c o m / o f f i c e / d r a w i n g / 2 0 1 6 / 5 / 9 / c h a r t e x "   x m l n s : c x 4 = " h t t p : / / s c h e m a s . m i c r o s o f t . c o m / o f f i c e / d r a w i n g / 2 0 1 6 / 5 / 1 0 / c h a r t e x "   x m l n s : c x 5 = " h t t p : / / s c h e m a s . m i c r o s o f t . c o m / o f f i c e / d r a w i n g / 2 0 1 6 / 5 / 1 1 / c h a r t e x "   x m l n s : c x 6 = " h t t p : / / s c h e m a s . m i c r o s o f t . c o m / o f f i c e / d r a w i n g / 2 0 1 6 / 5 / 1 2 / c h a r t e x "   x m l n s : c x 7 = " h t t p : / / s c h e m a s . m i c r o s o f t . c o m / o f f i c e / d r a w i n g / 2 0 1 6 / 5 / 1 3 / c h a r t e x "   x m l n s : c x 8 = " h t t p : / / s c h e m a s . m i c r o s o f t . c o m / o f f i c e / d r a w i n g / 2 0 1 6 / 5 / 1 4 / c h a r t e x "   x m l n s : m c = " h t t p : / / s c h e m a s . o p e n x m l f o r m a t s . o r g / m a r k u p - c o m p a t i b i l i t y / 2 0 0 6 "   x m l n s : a i n k = " h t t p : / / s c h e m a s . m i c r o s o f t . c o m / o f f i c e / d r a w i n g / 2 0 1 6 / i n k "   x m l n s : a m 3 d = " h t t p : / / s c h e m a s . m i c r o s o f t . c o m / o f f i c e / d r a w i n g / 2 0 1 7 / m o d e l 3 d "   x m l n s : o = " u r n : s c h e m a s - m i c r o s o f t - c o m : o f f i c e : o f f i c e "   x m l n s : o e l = " h t t p : / / s c h e m a s . m i c r o s o f t . c o m / o f f i c e / 2 0 1 9 / e x t l s t "   x m l n s : r = " h t t p : / / s c h e m a s . o p e n x m l f o r m a t s . o r g / o f f i c e D o c u m e n t / 2 0 0 6 / r e l a t i o n s h i p s "   x m l n s : m = " h t t p : / / s c h e m a s . o p e n x m l f o r m a t s . o r g / o f f i c e D o c u m e n t / 2 0 0 6 / m a t h "   x m l n s : v = " u r n : s c h e m a s - m i c r o s o f t - c o m : v m l "   x m l n s : w p 1 4 = " h t t p : / / s c h e m a s . m i c r o s o f t . c o m / o f f i c e / w o r d / 2 0 1 0 / w o r d p r o c e s s i n g D r a w i n g "   x m l n s : w p = " h t t p : / / s c h e m a s . o p e n x m l f o r m a t s . o r g / d r a w i n g m l / 2 0 0 6 / w o r d p r o c e s s i n g D r a w i n g "   x m l n s : w 1 0 = " u r n : s c h e m a s - m i c r o s o f t - c o m : o f f i c e : w o r d "   x m l n s : w = " h t t p : / / s c h e m a s . o p e n x m l f o r m a t s . o r g / w o r d p r o c e s s i n g m l / 2 0 0 6 / m a i n "   x m l n s : w 1 4 = " h t t p : / / s c h e m a s . m i c r o s o f t . c o m / o f f i c e / w o r d / 2 0 1 0 / w o r d m l "   x m l n s : w 1 5 = " h t t p : / / s c h e m a s . m i c r o s o f t . c o m / o f f i c e / w o r d / 2 0 1 2 / w o r d m l "   x m l n s : w 1 6 c e x = " h t t p : / / s c h e m a s . m i c r o s o f t . c o m / o f f i c e / w o r d / 2 0 1 8 / w o r d m l / c e x "   x m l n s : w 1 6 c i d = " h t t p : / / s c h e m a s . m i c r o s o f t . c o m / o f f i c e / w o r d / 2 0 1 6 / w o r d m l / c i d "   x m l n s : w 1 6 = " h t t p : / / s c h e m a s . m i c r o s o f t . c o m / o f f i c e / w o r d / 2 0 1 8 / w o r d m l "   x m l n s : w 1 6 d u = " h t t p : / / s c h e m a s . m i c r o s o f t . c o m / o f f i c e / w o r d / 2 0 2 3 / w o r d m l / w o r d 1 6 d u "   x m l n s : w 1 6 s d t d h = " h t t p : / / s c h e m a s . m i c r o s o f t . c o m / o f f i c e / w o r d / 2 0 2 0 / w o r d m l / s d t d a t a h a s h "   x m l n s : w 1 6 s e = " h t t p : / / s c h e m a s . m i c r o s o f t . c o m / o f f i c e / w o r d / 2 0 1 5 / w o r d m l / s y m e x "   x m l n s : w p g = " h t t p : / / s c h e m a s . m i c r o s o f t . c o m / o f f i c e / w o r d / 2 0 1 0 / w o r d p r o c e s s i n g G r o u p "   x m l n s : w p i = " h t t p : / / s c h e m a s . m i c r o s o f t . c o m / o f f i c e / w o r d / 2 0 1 0 / w o r d p r o c e s s i n g I n k "   x m l n s : w n e = " h t t p : / / s c h e m a s . m i c r o s o f t . c o m / o f f i c e / w o r d / 2 0 0 6 / w o r d m l "   x m l n s : w p s = " h t t p : / / s c h e m a s . m i c r o s o f t . c o m / o f f i c e / w o r d / 2 0 1 0 / w o r d p r o c e s s i n g S h a p e "   m c : I g n o r a b l e = " w 1 4   w 1 5   w 1 6 s e   w 1 6 c i d   w 1 6   w 1 6 c e x   w 1 6 s d t d h   w 1 6 d u   w p 1 4 " & g t ; & l t ; w : b o d y & g t ; & l t ; w : p   w 1 4 : p a r a I d = " 3 4 4 7 3 8 9 7 "   w 1 4 : t e x t I d = " 2 4 D A 0 E 9 8 "   w : r s i d R = " 0 0 5 A 5 6 8 D "   w : r s i d R D e f a u l t = " 0 0 5 A 5 6 8 D " & g t ; & l t ; w : p P r & g t ; & l t ; w : s p a c i n g   w : a f t e r = " 0 "   w : l i n e = " 2 4 0 "   w : l i n e R u l e = " a u t o " / & g t ; & l t ; / w : p P r & g t ; & l t ; w : r & g t ; & l t ; w : t & g t ; V e n d o r N a m e & l t ; / w : t & g t ; & l t ; / w : r & g t ; & l t ; / w : p & g t ; & l t ; w : s e c t P r   w : r s i d R = " 0 0 0 0 0 0 0 0 " & g t ; & l t ; w : p g S z   w : w = " 1 2 2 4 0 "   w : h = " 1 5 8 4 0 " / & g t ; & l t ; w : p g M a r   w : t o p = " 1 4 4 0 "   w : r i g h t = " 1 4 4 0 "   w : b o t t o m = " 1 4 4 0 "   w : l e f t = " 1 4 4 0 "   w : h e a d e r = " 7 2 0 "   w : f o o t e r = " 7 2 0 "   w : g u t t e r = " 0 " / & g t ; & l t ; w : c o l s   w : s p a c e = " 7 2 0 " / & g t ; & l t ; / w : s e c t P r & g t ; & l t ; / w : b o d y & g t ; & l t ; / w : d o c u m e n t & g t ; & l t ; / p k g : x m l D a t a & g t ; & l t ; / p k g : p a r t & g t ; & l t ; p k g : p a r t   p k g : n a m e = " / w o r d / _ r e l s / d o c u m e n t . x m l . r e l s "   p k g : c o n t e n t T y p e = " a p p l i c a t i o n / v n d . o p e n x m l f o r m a t s - p a c k a g e . r e l a t i o n s h i p s + x m l "   p k g : p a d d i n g = " 2 5 6 " & g t ; & l t ; p k g : x m l D a t a & g t ; & l t ; R e l a t i o n s h i p s   x m l n s = " h t t p : / / s c h e m a s . o p e n x m l f o r m a t s . o r g / p a c k a g e / 2 0 0 6 / r e l a t i o n s h i p s " & g t ; & l t ; R e l a t i o n s h i p   I d = " r I d 1 "   T y p e = " h t t p : / / s c h e m a s . o p e n x m l f o r m a t s . o r g / o f f i c e D o c u m e n t / 2 0 0 6 / r e l a t i o n s h i p s / s t y l e s "   T a r g e t = " s t y l e s . x m l " / & g t ; & l t ; / R e l a t i o n s h i p s & g t ; & l t ; / p k g : x m l D a t a & g t ; & l t ; / p k g : p a r t & g t ; & l t ; p k g : p a r t   p k g : n a m e = " / w o r d / s t y l e s . x m l "   p k g : c o n t e n t T y p e = " a p p l i c a t i o n / v n d . o p e n x m l f o r m a t s - o f f i c e d o c u m e n t . w o r d p r o c e s s i n g m l . s t y l e s + x m l " & g t ; & l t ; p k g : x m l D a t a & g t ; & l t ; w : s t y l e s   x m l n s : m c = " h t t p : / / s c h e m a s . o p e n x m l f o r m a t s . o r g / m a r k u p - c o m p a t i b i l i t y / 2 0 0 6 "   x m l n s : r = " h t t p : / / s c h e m a s . o p e n x m l f o r m a t s . o r g / o f f i c e D o c u m e n t / 2 0 0 6 / r e l a t i o n s h i p s "   x m l n s : w = " h t t p : / / s c h e m a s . o p e n x m l f o r m a t s . o r g / w o r d p r o c e s s i n g m l / 2 0 0 6 / m a i n "   x m l n s : w 1 4 = " h t t p : / / s c h e m a s . m i c r o s o f t . c o m / o f f i c e / w o r d / 2 0 1 0 / w o r d m l "   x m l n s : w 1 5 = " h t t p : / / s c h e m a s . m i c r o s o f t . c o m / o f f i c e / w o r d / 2 0 1 2 / w o r d m l "   x m l n s : w 1 6 c e x = " h t t p : / / s c h e m a s . m i c r o s o f t . c o m / o f f i c e / w o r d / 2 0 1 8 / w o r d m l / c e x "   x m l n s : w 1 6 c i d = " h t t p : / / s c h e m a s . m i c r o s o f t . c o m / o f f i c e / w o r d / 2 0 1 6 / w o r d m l / c i d "   x m l n s : w 1 6 = " h t t p : / / s c h e m a s . m i c r o s o f t . c o m / o f f i c e / w o r d / 2 0 1 8 / w o r d m l "   x m l n s : w 1 6 d u = " h t t p : / / s c h e m a s . m i c r o s o f t . c o m / o f f i c e / w o r d / 2 0 2 3 / w o r d m l / w o r d 1 6 d u "   x m l n s : w 1 6 s d t d h = " h t t p : / / s c h e m a s . m i c r o s o f t . c o m / o f f i c e / w o r d / 2 0 2 0 / w o r d m l / s d t d a t a h a s h "   x m l n s : w 1 6 s e = " h t t p : / / s c h e m a s . m i c r o s o f t . c o m / o f f i c e / w o r d / 2 0 1 5 / w o r d m l / s y m e x "   m c : I g n o r a b l e = " w 1 4   w 1 5   w 1 6 s e   w 1 6 c i d   w 1 6   w 1 6 c e x   w 1 6 s d t d h   w 1 6 d u " & g t ; & l t ; w : d o c D e f a u l t s & g t ; & l t ; w : r P r D e f a u l t & g t ; & l t ; w : r P r & g t ; & l t ; w : r F o n t s   w : a s c i i T h e m e = " m i n o r H A n s i "   w : e a s t A s i a T h e m e = " m i n o r E a s t A s i a "   w : h A n s i T h e m e = " m i n o r H A n s i "   w : c s t h e m e = " m i n o r B i d i " / & g t ; & l t ; w : k e r n   w : v a l = " 2 " / & g t ; & l t ; w : s z   w : v a l = " 2 4 " / & g t ; & l t ; w : s z C s   w : v a l = " 2 4 " / & g t ; & l t ; w : l a n g   w : v a l = " e n - U S "   w : e a s t A s i a = " e n - U S "   w : b i d i = " a r - S A " / & g t ; & l t ; w 1 4 : l i g a t u r e s   w 1 4 : v a l = " s t a n d a r d C o n t e x t u a l " / & g t ; & l t ; / w : r P r & g t ; & l t ; / w : r P r D e f a u l t & g t ; & l t ; w : p P r D e f a u l t & g t ; & l t ; w : p P r & g t ; & l t ; w : s p a c i n g   w : a f t e r = " 1 6 0 "   w : l i n e = " 2 7 8 "   w : l i n e R u l e = " a u t o " / & g t ; & l t ; / w : p P r & g t ; & l t ; / w : p P r D e f a u l t & g t ; & l t ; / w : d o c D e f a u l t s & g t ; & l t ; w : s t y l e   w : t y p e = " p a r a g r a p h "   w : d e f a u l t = " 1 "   w : s t y l e I d = " N o r m a l " & g t ; & l t ; w : n a m e   w : v a l = " N o r m a l " / & g t ; & l t ; w : q F o r m a t / & g t ; & l t ; / w : s t y l e & g t ; & l t ; w : s t y l e   w : t y p e = " c h a r a c t e r "   w : d e f a u l t = " 1 "   w : s t y l e I d = " D e f a u l t P a r a g r a p h F o n t " & g t ; & l t ; w : n a m e   w : v a l = " D e f a u l t   P a r a g r a p h   F o n t " / & g t ; & l t ; w : u i P r i o r i t y   w : v a l = " 1 " / & g t ; & l t ; w : s e m i H i d d e n / & g t ; & l t ; w : u n h i d e W h e n U s e d / & g t ; & l t ; / w : s t y l e & g t ; & l t ; w : s t y l e   w : t y p e = " t a b l e "   w : d e f a u l t = " 1 "   w : s t y l e I d = " T a b l e N o r m a l " & g t ; & l t ; w : n a m e   w : v a l = " N o r m a l   T a b l e " / & g t ; & l t ; w : u i P r i o r i t y   w : v a l = " 9 9 " / & g t ; & l t ; w : s e m i H i d d e n / & g t ; & l t ; w : u n h i d e W h e n U s e d / & g t ; & l t ; w : t b l P r & g t ; & l t ; w : t b l I n d   w : w = " 0 "   w : t y p e = " d x a " / & g t ; & l t ; w : t b l C e l l M a r & g t ; & l t ; w : t o p   w : w = " 0 "   w : t y p e = " d x a " / & g t ; & l t ; w : l e f t   w : w = " 1 0 8 "   w : t y p e = " d x a " / & g t ; & l t ; w : b o t t o m   w : w = " 0 "   w : t y p e = " d x a " / & g t ; & l t ; w : r i g h t   w : w = " 1 0 8 "   w : t y p e = " d x a " / & g t ; & l t ; / w : t b l C e l l M a r & g t ; & l t ; / w : t b l P r & g t ; & l t ; / w : s t y l e & g t ; & l t ; w : s t y l e   w : t y p e = " n u m b e r i n g "   w : d e f a u l t = " 1 "   w : s t y l e I d = " N o L i s t " & g t ; & l t ; w : n a m e   w : v a l = " N o   L i s t " / & g t ; & l t ; w : u i P r i o r i t y   w : v a l = " 9 9 " / & g t ; & l t ; w : s e m i H i d d e n / & g t ; & l t ; w : u n h i d e W h e n U s e d / & g t ; & l t ; / w : s t y l e & g t ; & l t ; / w : s t y l e s & g t ; & l t ; / p k g : x m l D a t a & g t ; & l t ; / p k g : p a r t & g t ; & l t ; p k g : p a r t   p k g : n a m e = " / d o c M e t a d a t a / L a b e l I n f o . x m l "   p k g : c o n t e n t T y p e = " a p p l i c a t i o n / v n d . m s - o f f i c e . c l a s s i f i c a t i o n l a b e l s + x m l " & g t ; & l t ; p k g : x m l D a t a & g t ; & l t ; c l b l : l a b e l L i s t   x m l n s : c l b l = " h t t p : / / s c h e m a s . m i c r o s o f t . c o m / o f f i c e / 2 0 2 0 / m i p L a b e l M e t a d a t a " & g t ; & l t ; c l b l : l a b e l   i d = " { f 4 2 a a 3 4 2 - 8 7 0 6 - 4 2 8 8 - b d 1 1 - e b b 8 5 9 9 5 0 2 8 c } "   e n a b l e d = " 1 "   m e t h o d = " S t a n d a r d "   s i t e I d = " { 7 2 f 9 8 8 b f - 8 6 f 1 - 4 1 a f - 9 1 a b - 2 d 7 c d 0 1 1 d b 4 7 } "   c o n t e n t B i t s = " 0 "   r e m o v e d = " 0 " / & g t ; & l t ; / c l b l : l a b e l L i s t & g t ; & l t ; / p k g : x m l D a t a & g t ; & l t ; / p k g : p a r t & g t ; & l t ; / p k g : p a c k a g e & g t ; - 
- < / V e n d o r N a m e > - 
-             < V e n d o r N o > & l t ; ? x m l   v e r s i o n = " 1 . 0 "   s t a n d a l o n e = " y e s " ? & g t ; - 
- & l t ; ? m s o - a p p l i c a t i o n   p r o g i d = " W o r d . D o c u m e n t " ? & g t ; - 
- & l t ; p k g : p a c k a g e   x m l n s : p k g = " h t t p : / / s c h e m a s . m i c r o s o f t . c o m / o f f i c e / 2 0 0 6 / x m l P a c k a g e " & g t ; & l t ; p k g : p a r t   p k g : n a m e = " / _ r e l s / . r e l s "   p k g : c o n t e n t T y p e = " a p p l i c a t i o n / v n d . o p e n x m l f o r m a t s - p a c k a g e . r e l a t i o n s h i p s + x m l "   p k g : p a d d i n g = " 5 1 2 " & g t ; & l t ; p k g : x m l D a t a & g t ; & l t ; R e l a t i o n s h i p s   x m l n s = " h t t p : / / s c h e m a s . o p e n x m l f o r m a t s . o r g / p a c k a g e / 2 0 0 6 / r e l a t i o n s h i p s " & g t ; & l t ; R e l a t i o n s h i p   I d = " r I d 2 "   T y p e = " h t t p : / / s c h e m a s . m i c r o s o f t . c o m / o f f i c e / 2 0 2 0 / 0 2 / r e l a t i o n s h i p s / c l a s s i f i c a t i o n l a b e l s "   T a r g e t = " d o c M e t a d a t a / L a b e l I n f o . x m l " / & g t ; & l t ; R e l a t i o n s h i p   I d = " r I d 1 "   T y p e = " h t t p : / / s c h e m a s . o p e n x m l f o r m a t s . o r g / o f f i c e D o c u m e n t / 2 0 0 6 / r e l a t i o n s h i p s / o f f i c e D o c u m e n t "   T a r g e t = " w o r d / d o c u m e n t . x m l " / & g t ; & l t ; / R e l a t i o n s h i p s & g t ; & l t ; / p k g : x m l D a t a & g t ; & l t ; / p k g : p a r t & g t ; & l t ; p k g : p a r t   p k g : n a m e = " / w o r d / d o c u m e n t . x m l "   p k g : c o n t e n t T y p e = " a p p l i c a t i o n / v n d . o p e n x m l f o r m a t s - o f f i c e d o c u m e n t . w o r d p r o c e s s i n g m l . d o c u m e n t . m a i n + x m l " & g t ; & l t ; p k g : x m l D a t a & g t ; & l t ; w : d o c u m e n t   x m l n s : w p c = " h t t p : / / s c h e m a s . m i c r o s o f t . c o m / o f f i c e / w o r d / 2 0 1 0 / w o r d p r o c e s s i n g C a n v a s "   x m l n s : c x = " h t t p : / / s c h e m a s . m i c r o s o f t . c o m / o f f i c e / d r a w i n g / 2 0 1 4 / c h a r t e x "   x m l n s : c x 1 = " h t t p : / / s c h e m a s . m i c r o s o f t . c o m / o f f i c e / d r a w i n g / 2 0 1 5 / 9 / 8 / c h a r t e x "   x m l n s : c x 2 = " h t t p : / / s c h e m a s . m i c r o s o f t . c o m / o f f i c e / d r a w i n g / 2 0 1 5 / 1 0 / 2 1 / c h a r t e x "   x m l n s : c x 3 = " h t t p : / / s c h e m a s . m i c r o s o f t . c o m / o f f i c e / d r a w i n g / 2 0 1 6 / 5 / 9 / c h a r t e x "   x m l n s : c x 4 = " h t t p : / / s c h e m a s . m i c r o s o f t . c o m / o f f i c e / d r a w i n g / 2 0 1 6 / 5 / 1 0 / c h a r t e x "   x m l n s : c x 5 = " h t t p : / / s c h e m a s . m i c r o s o f t . c o m / o f f i c e / d r a w i n g / 2 0 1 6 / 5 / 1 1 / c h a r t e x "   x m l n s : c x 6 = " h t t p : / / s c h e m a s . m i c r o s o f t . c o m / o f f i c e / d r a w i n g / 2 0 1 6 / 5 / 1 2 / c h a r t e x "   x m l n s : c x 7 = " h t t p : / / s c h e m a s . m i c r o s o f t . c o m / o f f i c e / d r a w i n g / 2 0 1 6 / 5 / 1 3 / c h a r t e x "   x m l n s : c x 8 = " h t t p : / / s c h e m a s . m i c r o s o f t . c o m / o f f i c e / d r a w i n g / 2 0 1 6 / 5 / 1 4 / c h a r t e x "   x m l n s : m c = " h t t p : / / s c h e m a s . o p e n x m l f o r m a t s . o r g / m a r k u p - c o m p a t i b i l i t y / 2 0 0 6 "   x m l n s : a i n k = " h t t p : / / s c h e m a s . m i c r o s o f t . c o m / o f f i c e / d r a w i n g / 2 0 1 6 / i n k "   x m l n s : a m 3 d = " h t t p : / / s c h e m a s . m i c r o s o f t . c o m / o f f i c e / d r a w i n g / 2 0 1 7 / m o d e l 3 d "   x m l n s : o = " u r n : s c h e m a s - m i c r o s o f t - c o m : o f f i c e : o f f i c e "   x m l n s : o e l = " h t t p : / / s c h e m a s . m i c r o s o f t . c o m / o f f i c e / 2 0 1 9 / e x t l s t "   x m l n s : r = " h t t p : / / s c h e m a s . o p e n x m l f o r m a t s . o r g / o f f i c e D o c u m e n t / 2 0 0 6 / r e l a t i o n s h i p s "   x m l n s : m = " h t t p : / / s c h e m a s . o p e n x m l f o r m a t s . o r g / o f f i c e D o c u m e n t / 2 0 0 6 / m a t h "   x m l n s : v = " u r n : s c h e m a s - m i c r o s o f t - c o m : v m l "   x m l n s : w p 1 4 = " h t t p : / / s c h e m a s . m i c r o s o f t . c o m / o f f i c e / w o r d / 2 0 1 0 / w o r d p r o c e s s i n g D r a w i n g "   x m l n s : w p = " h t t p : / / s c h e m a s . o p e n x m l f o r m a t s . o r g / d r a w i n g m l / 2 0 0 6 / w o r d p r o c e s s i n g D r a w i n g "   x m l n s : w 1 0 = " u r n : s c h e m a s - m i c r o s o f t - c o m : o f f i c e : w o r d "   x m l n s : w = " h t t p : / / s c h e m a s . o p e n x m l f o r m a t s . o r g / w o r d p r o c e s s i n g m l / 2 0 0 6 / m a i n "   x m l n s : w 1 4 = " h t t p : / / s c h e m a s . m i c r o s o f t . c o m / o f f i c e / w o r d / 2 0 1 0 / w o r d m l "   x m l n s : w 1 5 = " h t t p : / / s c h e m a s . m i c r o s o f t . c o m / o f f i c e / w o r d / 2 0 1 2 / w o r d m l "   x m l n s : w 1 6 c e x = " h t t p : / / s c h e m a s . m i c r o s o f t . c o m / o f f i c e / w o r d / 2 0 1 8 / w o r d m l / c e x "   x m l n s : w 1 6 c i d = " h t t p : / / s c h e m a s . m i c r o s o f t . c o m / o f f i c e / w o r d / 2 0 1 6 / w o r d m l / c i d "   x m l n s : w 1 6 = " h t t p : / / s c h e m a s . m i c r o s o f t . c o m / o f f i c e / w o r d / 2 0 1 8 / w o r d m l "   x m l n s : w 1 6 d u = " h t t p : / / s c h e m a s . m i c r o s o f t . c o m / o f f i c e / w o r d / 2 0 2 3 / w o r d m l / w o r d 1 6 d u "   x m l n s : w 1 6 s d t d h = " h t t p : / / s c h e m a s . m i c r o s o f t . c o m / o f f i c e / w o r d / 2 0 2 0 / w o r d m l / s d t d a t a h a s h "   x m l n s : w 1 6 s e = " h t t p : / / s c h e m a s . m i c r o s o f t . c o m / o f f i c e / w o r d / 2 0 1 5 / w o r d m l / s y m e x "   x m l n s : w p g = " h t t p : / / s c h e m a s . m i c r o s o f t . c o m / o f f i c e / w o r d / 2 0 1 0 / w o r d p r o c e s s i n g G r o u p "   x m l n s : w p i = " h t t p : / / s c h e m a s . m i c r o s o f t . c o m / o f f i c e / w o r d / 2 0 1 0 / w o r d p r o c e s s i n g I n k "   x m l n s : w n e = " h t t p : / / s c h e m a s . m i c r o s o f t . c o m / o f f i c e / w o r d / 2 0 0 6 / w o r d m l "   x m l n s : w p s = " h t t p : / / s c h e m a s . m i c r o s o f t . c o m / o f f i c e / w o r d / 2 0 1 0 / w o r d p r o c e s s i n g S h a p e "   m c : I g n o r a b l e = " w 1 4   w 1 5   w 1 6 s e   w 1 6 c i d   w 1 6   w 1 6 c e x   w 1 6 s d t d h   w 1 6 d u   w p 1 4 " & g t ; & l t ; w : b o d y & g t ; & l t ; w : p   w 1 4 : p a r a I d = " 3 3 2 9 B 9 2 0 "   w 1 4 : t e x t I d = " 7 2 C 1 B 7 8 A "   w : r s i d R = " 0 0 C E 6 5 5 F "   w : r s i d R D e f a u l t = " 0 0 C E 6 5 5 F " & g t ; & l t ; w : p P r & g t ; & l t ; w : s p a c i n g   w : a f t e r = " 0 "   w : l i n e = " 2 4 0 "   w : l i n e R u l e = " a u t o " / & g t ; & l t ; / w : p P r & g t ; & l t ; w : r & g t ; & l t ; w : t & g t ; V e n d o r N o & l t ; / w : t & g t ; & l t ; / w : r & g t ; & l t ; / w : p & g t ; & l t ; w : s e c t P r   w : r s i d R = " 0 0 0 0 0 0 0 0 " & g t ; & l t ; w : p g S z   w : w = " 1 2 2 4 0 "   w : h = " 1 5 8 4 0 " / & g t ; & l t ; w : p g M a r   w : t o p = " 1 4 4 0 "   w : r i g h t = " 1 4 4 0 "   w : b o t t o m = " 1 4 4 0 "   w : l e f t = " 1 4 4 0 "   w : h e a d e r = " 7 2 0 "   w : f o o t e r = " 7 2 0 "   w : g u t t e r = " 0 " / & g t ; & l t ; w : c o l s   w : s p a c e = " 7 2 0 " / & g t ; & l t ; / w : s e c t P r & g t ; & l t ; / w : b o d y & g t ; & l t ; / w : d o c u m e n t & g t ; & l t ; / p k g : x m l D a t a & g t ; & l t ; / p k g : p a r t & g t ; & l t ; p k g : p a r t   p k g : n a m e = " / w o r d / _ r e l s / d o c u m e n t . x m l . r e l s "   p k g : c o n t e n t T y p e = " a p p l i c a t i o n / v n d . o p e n x m l f o r m a t s - p a c k a g e . r e l a t i o n s h i p s + x m l "   p k g : p a d d i n g = " 2 5 6 " & g t ; & l t ; p k g : x m l D a t a & g t ; & l t ; R e l a t i o n s h i p s   x m l n s = " h t t p : / / s c h e m a s . o p e n x m l f o r m a t s . o r g / p a c k a g e / 2 0 0 6 / r e l a t i o n s h i p s " & g t ; & l t ; R e l a t i o n s h i p   I d = " r I d 1 "   T y p e = " h t t p : / / s c h e m a s . o p e n x m l f o r m a t s . o r g / o f f i c e D o c u m e n t / 2 0 0 6 / r e l a t i o n s h i p s / s t y l e s "   T a r g e t = " s t y l e s . x m l " / & g t ; & l t ; / R e l a t i o n s h i p s & g t ; & l t ; / p k g : x m l D a t a & g t ; & l t ; / p k g : p a r t & g t ; & l t ; p k g : p a r t   p k g : n a m e = " / w o r d / s t y l e s . x m l "   p k g : c o n t e n t T y p e = " a p p l i c a t i o n / v n d . o p e n x m l f o r m a t s - o f f i c e d o c u m e n t . w o r d p r o c e s s i n g m l . s t y l e s + x m l " & g t ; & l t ; p k g : x m l D a t a & g t ; & l t ; w : s t y l e s   x m l n s : m c = " h t t p : / / s c h e m a s . o p e n x m l f o r m a t s . o r g / m a r k u p - c o m p a t i b i l i t y / 2 0 0 6 "   x m l n s : r = " h t t p : / / s c h e m a s . o p e n x m l f o r m a t s . o r g / o f f i c e D o c u m e n t / 2 0 0 6 / r e l a t i o n s h i p s "   x m l n s : w = " h t t p : / / s c h e m a s . o p e n x m l f o r m a t s . o r g / w o r d p r o c e s s i n g m l / 2 0 0 6 / m a i n "   x m l n s : w 1 4 = " h t t p : / / s c h e m a s . m i c r o s o f t . c o m / o f f i c e / w o r d / 2 0 1 0 / w o r d m l "   x m l n s : w 1 5 = " h t t p : / / s c h e m a s . m i c r o s o f t . c o m / o f f i c e / w o r d / 2 0 1 2 / w o r d m l "   x m l n s : w 1 6 c e x = " h t t p : / / s c h e m a s . m i c r o s o f t . c o m / o f f i c e / w o r d / 2 0 1 8 / w o r d m l / c e x "   x m l n s : w 1 6 c i d = " h t t p : / / s c h e m a s . m i c r o s o f t . c o m / o f f i c e / w o r d / 2 0 1 6 / w o r d m l / c i d "   x m l n s : w 1 6 = " h t t p : / / s c h e m a s . m i c r o s o f t . c o m / o f f i c e / w o r d / 2 0 1 8 / w o r d m l "   x m l n s : w 1 6 d u = " h t t p : / / s c h e m a s . m i c r o s o f t . c o m / o f f i c e / w o r d / 2 0 2 3 / w o r d m l / w o r d 1 6 d u "   x m l n s : w 1 6 s d t d h = " h t t p : / / s c h e m a s . m i c r o s o f t . c o m / o f f i c e / w o r d / 2 0 2 0 / w o r d m l / s d t d a t a h a s h "   x m l n s : w 1 6 s e = " h t t p : / / s c h e m a s . m i c r o s o f t . c o m / o f f i c e / w o r d / 2 0 1 5 / w o r d m l / s y m e x "   m c : I g n o r a b l e = " w 1 4   w 1 5   w 1 6 s e   w 1 6 c i d   w 1 6   w 1 6 c e x   w 1 6 s d t d h   w 1 6 d u " & g t ; & l t ; w : d o c D e f a u l t s & g t ; & l t ; w : r P r D e f a u l t & g t ; & l t ; w : r P r & g t ; & l t ; w : r F o n t s   w : a s c i i T h e m e = " m i n o r H A n s i "   w : e a s t A s i a T h e m e = " m i n o r E a s t A s i a "   w : h A n s i T h e m e = " m i n o r H A n s i "   w : c s t h e m e = " m i n o r B i d i " / & g t ; & l t ; w : k e r n   w : v a l = " 2 " / & g t ; & l t ; w : s z   w : v a l = " 2 4 " / & g t ; & l t ; w : s z C s   w : v a l = " 2 4 " / & g t ; & l t ; w : l a n g   w : v a l = " e n - U S "   w : e a s t A s i a = " e n - U S "   w : b i d i = " a r - S A " / & g t ; & l t ; w 1 4 : l i g a t u r e s   w 1 4 : v a l = " s t a n d a r d C o n t e x t u a l " / & g t ; & l t ; / w : r P r & g t ; & l t ; / w : r P r D e f a u l t & g t ; & l t ; w : p P r D e f a u l t & g t ; & l t ; w : p P r & g t ; & l t ; w : s p a c i n g   w : a f t e r = " 1 6 0 "   w : l i n e = " 2 7 8 "   w : l i n e R u l e = " a u t o " / & g t ; & l t ; / w : p P r & g t ; & l t ; / w : p P r D e f a u l t & g t ; & l t ; / w : d o c D e f a u l t s & g t ; & l t ; w : s t y l e   w : t y p e = " p a r a g r a p h "   w : d e f a u l t = " 1 "   w : s t y l e I d = " N o r m a l " & g t ; & l t ; w : n a m e   w : v a l = " N o r m a l " / & g t ; & l t ; w : q F o r m a t / & g t ; & l t ; / w : s t y l e & g t ; & l t ; w : s t y l e   w : t y p e = " c h a r a c t e r "   w : d e f a u l t = " 1 "   w : s t y l e I d = " D e f a u l t P a r a g r a p h F o n t " & g t ; & l t ; w : n a m e   w : v a l = " D e f a u l t   P a r a g r a p h   F o n t " / & g t ; & l t ; w : u i P r i o r i t y   w : v a l = " 1 " / & g t ; & l t ; w : s e m i H i d d e n / & g t ; & l t ; w : u n h i d e W h e n U s e d / & g t ; & l t ; / w : s t y l e & g t ; & l t ; w : s t y l e   w : t y p e = " t a b l e "   w : d e f a u l t = " 1 "   w : s t y l e I d = " T a b l e N o r m a l " & g t ; & l t ; w : n a m e   w : v a l = " N o r m a l   T a b l e " / & g t ; & l t ; w : u i P r i o r i t y   w : v a l = " 9 9 " / & g t ; & l t ; w : s e m i H i d d e n / & g t ; & l t ; w : u n h i d e W h e n U s e d / & g t ; & l t ; w : t b l P r & g t ; & l t ; w : t b l I n d   w : w = " 0 "   w : t y p e = " d x a " / & g t ; & l t ; w : t b l C e l l M a r & g t ; & l t ; w : t o p   w : w = " 0 "   w : t y p e = " d x a " / & g t ; & l t ; w : l e f t   w : w = " 1 0 8 "   w : t y p e = " d x a " / & g t ; & l t ; w : b o t t o m   w : w = " 0 "   w : t y p e = " d x a " / & g t ; & l t ; w : r i g h t   w : w = " 1 0 8 "   w : t y p e = " d x a " / & g t ; & l t ; / w : t b l C e l l M a r & g t ; & l t ; / w : t b l P r & g t ; & l t ; / w : s t y l e & g t ; & l t ; w : s t y l e   w : t y p e = " n u m b e r i n g "   w : d e f a u l t = " 1 "   w : s t y l e I d = " N o L i s t " & g t ; & l t ; w : n a m e   w : v a l = " N o   L i s t " / & g t ; & l t ; w : u i P r i o r i t y   w : v a l = " 9 9 " / & g t ; & l t ; w : s e m i H i d d e n / & g t ; & l t ; w : u n h i d e W h e n U s e d / & g t ; & l t ; / w : s t y l e & g t ; & l t ; / w : s t y l e s & g t ; & l t ; / p k g : x m l D a t a & g t ; & l t ; / p k g : p a r t & g t ; & l t ; p k g : p a r t   p k g : n a m e = " / d o c M e t a d a t a / L a b e l I n f o . x m l "   p k g : c o n t e n t T y p e = " a p p l i c a t i o n / v n d . m s - o f f i c e . c l a s s i f i c a t i o n l a b e l s + x m l " & g t ; & l t ; p k g : x m l D a t a & g t ; & l t ; c l b l : l a b e l L i s t   x m l n s : c l b l = " h t t p : / / s c h e m a s . m i c r o s o f t . c o m / o f f i c e / 2 0 2 0 / m i p L a b e l M e t a d a t a " & g t ; & l t ; c l b l : l a b e l   i d = " { f 4 2 a a 3 4 2 - 8 7 0 6 - 4 2 8 8 - b d 1 1 - e b b 8 5 9 9 5 0 2 8 c } "   e n a b l e d = " 1 "   m e t h o d = " S t a n d a r d "   s i t e I d = " { 7 2 f 9 8 8 b f - 8 6 f 1 - 4 1 a f - 9 1 a b - 2 d 7 c d 0 1 1 d b 4 7 } "   c o n t e n t B i t s = " 0 "   r e m o v e d = " 0 " / & g t ; & l t ; / c l b l : l a b e l L i s t & g t ; & l t ; / p k g : x m l D a t a & g t ; & l t ; / p k g : p a r t & g t ; & l t ; / p k g : p a c k a g e & g t ; - 
- < / V e n d o r N o > - 
-             < V e n d o r P u r c h a s e s L C Y > & l t ; ? x m l   v e r s i o n = " 1 . 0 "   s t a n d a l o n e = " y e s " ? & g t ; - 
- & l t ; ? m s o - a p p l i c a t i o n   p r o g i d = " W o r d . D o c u m e n t " ? & g t ; - 
- & l t ; p k g : p a c k a g e   x m l n s : p k g = " h t t p : / / s c h e m a s . m i c r o s o f t . c o m / o f f i c e / 2 0 0 6 / x m l P a c k a g e " & g t ; & l t ; p k g : p a r t   p k g : n a m e = " / _ r e l s / . r e l s "   p k g : c o n t e n t T y p e = " a p p l i c a t i o n / v n d . o p e n x m l f o r m a t s - p a c k a g e . r e l a t i o n s h i p s + x m l "   p k g : p a d d i n g = " 5 1 2 " & g t ; & l t ; p k g : x m l D a t a & g t ; & l t ; R e l a t i o n s h i p s   x m l n s = " h t t p : / / s c h e m a s . o p e n x m l f o r m a t s . o r g / p a c k a g e / 2 0 0 6 / r e l a t i o n s h i p s " & g t ; & l t ; R e l a t i o n s h i p   I d = " r I d 2 "   T y p e = " h t t p : / / s c h e m a s . m i c r o s o f t . c o m / o f f i c e / 2 0 2 0 / 0 2 / r e l a t i o n s h i p s / c l a s s i f i c a t i o n l a b e l s "   T a r g e t = " d o c M e t a d a t a / L a b e l I n f o . x m l " / & g t ; & l t ; R e l a t i o n s h i p   I d = " r I d 1 "   T y p e = " h t t p : / / s c h e m a s . o p e n x m l f o r m a t s . o r g / o f f i c e D o c u m e n t / 2 0 0 6 / r e l a t i o n s h i p s / o f f i c e D o c u m e n t "   T a r g e t = " w o r d / d o c u m e n t . x m l " / & g t ; & l t ; / R e l a t i o n s h i p s & g t ; & l t ; / p k g : x m l D a t a & g t ; & l t ; / p k g : p a r t & g t ; & l t ; p k g : p a r t   p k g : n a m e = " / w o r d / d o c u m e n t . x m l "   p k g : c o n t e n t T y p e = " a p p l i c a t i o n / v n d . o p e n x m l f o r m a t s - o f f i c e d o c u m e n t . w o r d p r o c e s s i n g m l . d o c u m e n t . m a i n + x m l " & g t ; & l t ; p k g : x m l D a t a & g t ; & l t ; w : d o c u m e n t   x m l n s : w p c = " h t t p : / / s c h e m a s . m i c r o s o f t . c o m / o f f i c e / w o r d / 2 0 1 0 / w o r d p r o c e s s i n g C a n v a s "   x m l n s : c x = " h t t p : / / s c h e m a s . m i c r o s o f t . c o m / o f f i c e / d r a w i n g / 2 0 1 4 / c h a r t e x "   x m l n s : c x 1 = " h t t p : / / s c h e m a s . m i c r o s o f t . c o m / o f f i c e / d r a w i n g / 2 0 1 5 / 9 / 8 / c h a r t e x "   x m l n s : c x 2 = " h t t p : / / s c h e m a s . m i c r o s o f t . c o m / o f f i c e / d r a w i n g / 2 0 1 5 / 1 0 / 2 1 / c h a r t e x "   x m l n s : c x 3 = " h t t p : / / s c h e m a s . m i c r o s o f t . c o m / o f f i c e / d r a w i n g / 2 0 1 6 / 5 / 9 / c h a r t e x "   x m l n s : c x 4 = " h t t p : / / s c h e m a s . m i c r o s o f t . c o m / o f f i c e / d r a w i n g / 2 0 1 6 / 5 / 1 0 / c h a r t e x "   x m l n s : c x 5 = " h t t p : / / s c h e m a s . m i c r o s o f t . c o m / o f f i c e / d r a w i n g / 2 0 1 6 / 5 / 1 1 / c h a r t e x "   x m l n s : c x 6 = " h t t p : / / s c h e m a s . m i c r o s o f t . c o m / o f f i c e / d r a w i n g / 2 0 1 6 / 5 / 1 2 / c h a r t e x "   x m l n s : c x 7 = " h t t p : / / s c h e m a s . m i c r o s o f t . c o m / o f f i c e / d r a w i n g / 2 0 1 6 / 5 / 1 3 / c h a r t e x "   x m l n s : c x 8 = " h t t p : / / s c h e m a s . m i c r o s o f t . c o m / o f f i c e / d r a w i n g / 2 0 1 6 / 5 / 1 4 / c h a r t e x "   x m l n s : m c = " h t t p : / / s c h e m a s . o p e n x m l f o r m a t s . o r g / m a r k u p - c o m p a t i b i l i t y / 2 0 0 6 "   x m l n s : a i n k = " h t t p : / / s c h e m a s . m i c r o s o f t . c o m / o f f i c e / d r a w i n g / 2 0 1 6 / i n k "   x m l n s : a m 3 d = " h t t p : / / s c h e m a s . m i c r o s o f t . c o m / o f f i c e / d r a w i n g / 2 0 1 7 / m o d e l 3 d "   x m l n s : o = " u r n : s c h e m a s - m i c r o s o f t - c o m : o f f i c e : o f f i c e "   x m l n s : o e l = " h t t p : / / s c h e m a s . m i c r o s o f t . c o m / o f f i c e / 2 0 1 9 / e x t l s t "   x m l n s : r = " h t t p : / / s c h e m a s . o p e n x m l f o r m a t s . o r g / o f f i c e D o c u m e n t / 2 0 0 6 / r e l a t i o n s h i p s "   x m l n s : m = " h t t p : / / s c h e m a s . o p e n x m l f o r m a t s . o r g / o f f i c e D o c u m e n t / 2 0 0 6 / m a t h "   x m l n s : v = " u r n : s c h e m a s - m i c r o s o f t - c o m : v m l "   x m l n s : w p 1 4 = " h t t p : / / s c h e m a s . m i c r o s o f t . c o m / o f f i c e / w o r d / 2 0 1 0 / w o r d p r o c e s s i n g D r a w i n g "   x m l n s : w p = " h t t p : / / s c h e m a s . o p e n x m l f o r m a t s . o r g / d r a w i n g m l / 2 0 0 6 / w o r d p r o c e s s i n g D r a w i n g "   x m l n s : w 1 0 = " u r n : s c h e m a s - m i c r o s o f t - c o m : o f f i c e : w o r d "   x m l n s : w = " h t t p : / / s c h e m a s . o p e n x m l f o r m a t s . o r g / w o r d p r o c e s s i n g m l / 2 0 0 6 / m a i n "   x m l n s : w 1 4 = " h t t p : / / s c h e m a s . m i c r o s o f t . c o m / o f f i c e / w o r d / 2 0 1 0 / w o r d m l "   x m l n s : w 1 5 = " h t t p : / / s c h e m a s . m i c r o s o f t . c o m / o f f i c e / w o r d / 2 0 1 2 / w o r d m l "   x m l n s : w 1 6 c e x = " h t t p : / / s c h e m a s . m i c r o s o f t . c o m / o f f i c e / w o r d / 2 0 1 8 / w o r d m l / c e x "   x m l n s : w 1 6 c i d = " h t t p : / / s c h e m a s . m i c r o s o f t . c o m / o f f i c e / w o r d / 2 0 1 6 / w o r d m l / c i d "   x m l n s : w 1 6 = " h t t p : / / s c h e m a s . m i c r o s o f t . c o m / o f f i c e / w o r d / 2 0 1 8 / w o r d m l "   x m l n s : w 1 6 d u = " h t t p : / / s c h e m a s . m i c r o s o f t . c o m / o f f i c e / w o r d / 2 0 2 3 / w o r d m l / w o r d 1 6 d u "   x m l n s : w 1 6 s d t d h = " h t t p : / / s c h e m a s . m i c r o s o f t . c o m / o f f i c e / w o r d / 2 0 2 0 / w o r d m l / s d t d a t a h a s h "   x m l n s : w 1 6 s e = " h t t p : / / s c h e m a s . m i c r o s o f t . c o m / o f f i c e / w o r d / 2 0 1 5 / w o r d m l / s y m e x "   x m l n s : w p g = " h t t p : / / s c h e m a s . m i c r o s o f t . c o m / o f f i c e / w o r d / 2 0 1 0 / w o r d p r o c e s s i n g G r o u p "   x m l n s : w p i = " h t t p : / / s c h e m a s . m i c r o s o f t . c o m / o f f i c e / w o r d / 2 0 1 0 / w o r d p r o c e s s i n g I n k "   x m l n s : w n e = " h t t p : / / s c h e m a s . m i c r o s o f t . c o m / o f f i c e / w o r d / 2 0 0 6 / w o r d m l "   x m l n s : w p s = " h t t p : / / s c h e m a s . m i c r o s o f t . c o m / o f f i c e / w o r d / 2 0 1 0 / w o r d p r o c e s s i n g S h a p e "   m c : I g n o r a b l e = " w 1 4   w 1 5   w 1 6 s e   w 1 6 c i d   w 1 6   w 1 6 c e x   w 1 6 s d t d h   w 1 6 d u   w p 1 4 " & g t ; & l t ; w : b o d y & g t ; & l t ; w : p   w 1 4 : p a r a I d = " 7 7 3 2 1 5 D 8 "   w 1 4 : t e x t I d = " 4 9 B B 3 7 C F "   w : r s i d R = " 0 0 1 C 4 A 6 A "   w : r s i d R D e f a u l t = " 0 0 1 C 4 A 6 A " & g t ; & l t ; w : p P r & g t ; & l t ; w : s p a c i n g   w : a f t e r = " 0 "   w : l i n e = " 2 4 0 "   w : l i n e R u l e = " a u t o " / & g t ; & l t ; / w : p P r & g t ; & l t ; w : r & g t ; & l t ; w : t & g t ; V e n d o r P u r c h a s e s L C Y & l t ; / w : t & g t ; & l t ; / w : r & g t ; & l t ; / w : p & g t ; & l t ; w : s e c t P r   w : r s i d R = " 0 0 0 0 0 0 0 0 " & g t ; & l t ; w : p g S z   w : w = " 1 2 2 4 0 "   w : h = " 1 5 8 4 0 " / & g t ; & l t ; w : p g M a r   w : t o p = " 1 4 4 0 "   w : r i g h t = " 1 4 4 0 "   w : b o t t o m = " 1 4 4 0 "   w : l e f t = " 1 4 4 0 "   w : h e a d e r = " 7 2 0 "   w : f o o t e r = " 7 2 0 "   w : g u t t e r = " 0 " / & g t ; & l t ; w : c o l s   w : s p a c e = " 7 2 0 " / & g t ; & l t ; / w : s e c t P r & g t ; & l t ; / w : b o d y & g t ; & l t ; / w : d o c u m e n t & g t ; & l t ; / p k g : x m l D a t a & g t ; & l t ; / p k g : p a r t & g t ; & l t ; p k g : p a r t   p k g : n a m e = " / w o r d / _ r e l s / d o c u m e n t . x m l . r e l s "   p k g : c o n t e n t T y p e = " a p p l i c a t i o n / v n d . o p e n x m l f o r m a t s - p a c k a g e . r e l a t i o n s h i p s + x m l "   p k g : p a d d i n g = " 2 5 6 " & g t ; & l t ; p k g : x m l D a t a & g t ; & l t ; R e l a t i o n s h i p s   x m l n s = " h t t p : / / s c h e m a s . o p e n x m l f o r m a t s . o r g / p a c k a g e / 2 0 0 6 / r e l a t i o n s h i p s " & g t ; & l t ; R e l a t i o n s h i p   I d = " r I d 1 "   T y p e = " h t t p : / / s c h e m a s . o p e n x m l f o r m a t s . o r g / o f f i c e D o c u m e n t / 2 0 0 6 / r e l a t i o n s h i p s / s t y l e s "   T a r g e t = " s t y l e s . x m l " / & g t ; & l t ; / R e l a t i o n s h i p s & g t ; & l t ; / p k g : x m l D a t a & g t ; & l t ; / p k g : p a r t & g t ; & l t ; p k g : p a r t   p k g : n a m e = " / w o r d / s t y l e s . x m l "   p k g : c o n t e n t T y p e = " a p p l i c a t i o n / v n d . o p e n x m l f o r m a t s - o f f i c e d o c u m e n t . w o r d p r o c e s s i n g m l . s t y l e s + x m l " & g t ; & l t ; p k g : x m l D a t a & g t ; & l t ; w : s t y l e s   x m l n s : m c = " h t t p : / / s c h e m a s . o p e n x m l f o r m a t s . o r g / m a r k u p - c o m p a t i b i l i t y / 2 0 0 6 "   x m l n s : r = " h t t p : / / s c h e m a s . o p e n x m l f o r m a t s . o r g / o f f i c e D o c u m e n t / 2 0 0 6 / r e l a t i o n s h i p s "   x m l n s : w = " h t t p : / / s c h e m a s . o p e n x m l f o r m a t s . o r g / w o r d p r o c e s s i n g m l / 2 0 0 6 / m a i n "   x m l n s : w 1 4 = " h t t p : / / s c h e m a s . m i c r o s o f t . c o m / o f f i c e / w o r d / 2 0 1 0 / w o r d m l "   x m l n s : w 1 5 = " h t t p : / / s c h e m a s . m i c r o s o f t . c o m / o f f i c e / w o r d / 2 0 1 2 / w o r d m l "   x m l n s : w 1 6 c e x = " h t t p : / / s c h e m a s . m i c r o s o f t . c o m / o f f i c e / w o r d / 2 0 1 8 / w o r d m l / c e x "   x m l n s : w 1 6 c i d = " h t t p : / / s c h e m a s . m i c r o s o f t . c o m / o f f i c e / w o r d / 2 0 1 6 / w o r d m l / c i d "   x m l n s : w 1 6 = " h t t p : / / s c h e m a s . m i c r o s o f t . c o m / o f f i c e / w o r d / 2 0 1 8 / w o r d m l "   x m l n s : w 1 6 d u = " h t t p : / / s c h e m a s . m i c r o s o f t . c o m / o f f i c e / w o r d / 2 0 2 3 / w o r d m l / w o r d 1 6 d u "   x m l n s : w 1 6 s d t d h = " h t t p : / / s c h e m a s . m i c r o s o f t . c o m / o f f i c e / w o r d / 2 0 2 0 / w o r d m l / s d t d a t a h a s h "   x m l n s : w 1 6 s e = " h t t p : / / s c h e m a s . m i c r o s o f t . c o m / o f f i c e / w o r d / 2 0 1 5 / w o r d m l / s y m e x "   m c : I g n o r a b l e = " w 1 4   w 1 5   w 1 6 s e   w 1 6 c i d   w 1 6   w 1 6 c e x   w 1 6 s d t d h   w 1 6 d u " & g t ; & l t ; w : d o c D e f a u l t s & g t ; & l t ; w : r P r D e f a u l t & g t ; & l t ; w : r P r & g t ; & l t ; w : r F o n t s   w : a s c i i T h e m e = " m i n o r H A n s i "   w : e a s t A s i a T h e m e = " m i n o r E a s t A s i a "   w : h A n s i T h e m e = " m i n o r H A n s i "   w : c s t h e m e = " m i n o r B i d i " / & g t ; & l t ; w : k e r n   w : v a l = " 2 " / & g t ; & l t ; w : s z   w : v a l = " 2 4 " / & g t ; & l t ; w : s z C s   w : v a l = " 2 4 " / & g t ; & l t ; w : l a n g   w : v a l = " e n - U S "   w : e a s t A s i a = " e n - U S "   w : b i d i = " a r - S A " / & g t ; & l t ; w 1 4 : l i g a t u r e s   w 1 4 : v a l = " s t a n d a r d C o n t e x t u a l " / & g t ; & l t ; / w : r P r & g t ; & l t ; / w : r P r D e f a u l t & g t ; & l t ; w : p P r D e f a u l t & g t ; & l t ; w : p P r & g t ; & l t ; w : s p a c i n g   w : a f t e r = " 1 6 0 "   w : l i n e = " 2 7 8 "   w : l i n e R u l e = " a u t o " / & g t ; & l t ; / w : p P r & g t ; & l t ; / w : p P r D e f a u l t & g t ; & l t ; / w : d o c D e f a u l t s & g t ; & l t ; w : s t y l e   w : t y p e = " p a r a g r a p h "   w : d e f a u l t = " 1 "   w : s t y l e I d = " N o r m a l " & g t ; & l t ; w : n a m e   w : v a l = " N o r m a l " / & g t ; & l t ; w : q F o r m a t / & g t ; & l t ; / w : s t y l e & g t ; & l t ; w : s t y l e   w : t y p e = " c h a r a c t e r "   w : d e f a u l t = " 1 "   w : s t y l e I d = " D e f a u l t P a r a g r a p h F o n t " & g t ; & l t ; w : n a m e   w : v a l = " D e f a u l t   P a r a g r a p h   F o n t " / & g t ; & l t ; w : u i P r i o r i t y   w : v a l = " 1 " / & g t ; & l t ; w : s e m i H i d d e n / & g t ; & l t ; w : u n h i d e W h e n U s e d / & g t ; & l t ; / w : s t y l e & g t ; & l t ; w : s t y l e   w : t y p e = " t a b l e "   w : d e f a u l t = " 1 "   w : s t y l e I d = " T a b l e N o r m a l " & g t ; & l t ; w : n a m e   w : v a l = " N o r m a l   T a b l e " / & g t ; & l t ; w : u i P r i o r i t y   w : v a l = " 9 9 " / & g t ; & l t ; w : s e m i H i d d e n / & g t ; & l t ; w : u n h i d e W h e n U s e d / & g t ; & l t ; w : t b l P r & g t ; & l t ; w : t b l I n d   w : w = " 0 "   w : t y p e = " d x a " / & g t ; & l t ; w : t b l C e l l M a r & g t ; & l t ; w : t o p   w : w = " 0 "   w : t y p e = " d x a " / & g t ; & l t ; w : l e f t   w : w = " 1 0 8 "   w : t y p e = " d x a " / & g t ; & l t ; w : b o t t o m   w : w = " 0 "   w : t y p e = " d x a " / & g t ; & l t ; w : r i g h t   w : w = " 1 0 8 "   w : t y p e = " d x a " / & g t ; & l t ; / w : t b l C e l l M a r & g t ; & l t ; / w : t b l P r & g t ; & l t ; / w : s t y l e & g t ; & l t ; w : s t y l e   w : t y p e = " n u m b e r i n g "   w : d e f a u l t = " 1 "   w : s t y l e I d = " N o L i s t " & g t ; & l t ; w : n a m e   w : v a l = " N o   L i s t " / & g t ; & l t ; w : u i P r i o r i t y   w : v a l = " 9 9 " / & g t ; & l t ; w : s e m i H i d d e n / & g t ; & l t ; w : u n h i d e W h e n U s e d / & g t ; & l t ; / w : s t y l e & g t ; & l t ; / w : s t y l e s & g t ; & l t ; / p k g : x m l D a t a & g t ; & l t ; / p k g : p a r t & g t ; & l t ; p k g : p a r t   p k g : n a m e = " / d o c M e t a d a t a / L a b e l I n f o . x m l "   p k g : c o n t e n t T y p e = " a p p l i c a t i o n / v n d . m s - o f f i c e . c l a s s i f i c a t i o n l a b e l s + x m l " & g t ; & l t ; p k g : x m l D a t a & g t ; & l t ; c l b l : l a b e l L i s t   x m l n s : c l b l = " h t t p : / / s c h e m a s . m i c r o s o f t . c o m / o f f i c e / 2 0 2 0 / m i p L a b e l M e t a d a t a " & g t ; & l t ; c l b l : l a b e l   i d = " { f 4 2 a a 3 4 2 - 8 7 0 6 - 4 2 8 8 - b d 1 1 - e b b 8 5 9 9 5 0 2 8 c } "   e n a b l e d = " 1 "   m e t h o d = " S t a n d a r d "   s i t e I d = " { 7 2 f 9 8 8 b f - 8 6 f 1 - 4 1 a f - 9 1 a b - 2 d 7 c d 0 1 1 d b 4 7 } "   c o n t e n t B i t s = " 0 "   r e m o v e d = " 0 " / & g t ; & l t ; / c l b l : l a b e l L i s t & g t ; & l t ; / p k g : x m l D a t a & g t ; & l t ; / p k g : p a r t & g t ; & l t ; / p k g : p a c k a g e & g t ; - 
- < / V e n d o r P u r c h a s e s L C Y > - 
-         < / V e n d o r > - 
-     < / C o u n t r y R e g i o n > - 
- < / N a v W o r d R e p o r t X m l P a r t > 
+<file path=customXml/item2.xml><?xml version="1.0" encoding="utf-8"?>
+<NavWordReportXmlPart xmlns="urn:microsoft-dynamics-nav/reports/Denied_Vendors_List/12111/">
+  <BCReportInformation xmlns="">
+    <ReportMetadata>
+      <ExtensionID>Extension ID</ExtensionID>
+      <ExtensionName>Extension name</ExtensionName>
+      <ExtensionPublisher>Extension publisher</ExtensionPublisher>
+      <ExtensionVersion>Extension version</ExtensionVersion>
+      <ReportID>Report ID</ReportID>
+      <ReportName>Report name</ReportName>
+      <AboutThisReportTitle>About This Report Title</AboutThisReportTitle>
+      <AboutThisReportText>About This Report Text</AboutThisReportText>
+      <ReportHelpLink>Report Help Link</ReportHelpLink>
+      <ExtensionId>Extension ID</ExtensionId>
+      <ReportId>Report ID</ReportId>
+      <ReportCaption>Report Caption</ReportCaption>
+    </ReportMetadata>
+    <ReportRequest>
+      <TenantEntraId>Tenant Entra Id</TenantEntraId>
+      <EnvironmentName>Environment name</EnvironmentName>
+      <EnvironmentType>Environment type</EnvironmentType>
+      <CompanyName>Company name</CompanyName>
+      <CompanyId>Company Id</CompanyId>
+      <UserName>User name</UserName>
+      <DateAndTime>Date and time</DateAndTime>
+      <Language>Language</Language>
+      <FormatRegion>Format Region</FormatRegion>
+      <DateTimeValues>
+        <Year>Year</Year>
+        <MonthNumber>Month number</MonthNumber>
+        <DayNumber>Day number</DayNumber>
+        <Hour>Hour</Hour>
+        <Minute>Minute</Minute>
+      </DateTimeValues>
+      <CompanyDisplayName>Company Display Name</CompanyDisplayName>
+    </ReportRequest>
+    <CompanyMetadata>
+      <CompanyName>Company Name</CompanyName>
+      <CompanyDisplayName>Company Display Name</CompanyDisplayName>
+      <CompanyAddressLines>
+        <CompanyAddressLine1>Company Address Line 1</CompanyAddressLine1>
+        <CompanyAddressLine2>Company Address Line 2</CompanyAddressLine2>
+        <CompanyAddressLine3>Company Address Line 3</CompanyAddressLine3>
+        <CompanyAddressLine4>Company Address Line 4</CompanyAddressLine4>
+        <CompanyAddressLine5>Company Address Line 5</CompanyAddressLine5>
+        <CompanyAddressLine6>Company Address Line 6</CompanyAddressLine6>
+        <CompanyAddressLine7>Company Address Line 7</CompanyAddressLine7>
+        <CompanyAddressLine8>Company Address Line 8</CompanyAddressLine8>
+      </CompanyAddressLines>
+      <CompanyPhone>Company Phone</CompanyPhone>
+      <CompanyPhoneCaption>Company Phone Caption</CompanyPhoneCaption>
+      <CompanyFaxNo>Company Fax No.</CompanyFaxNo>
+      <CompanyFaxNoCaption>Company Fax No. Caption</CompanyFaxNoCaption>
+      <CompanyEmail>Company Email</CompanyEmail>
+      <CompanyEmailCaption>Company Email Caption</CompanyEmailCaption>
+      <CompanyHomePage>Company Home Page</CompanyHomePage>
+      <CompanyHomePageCaption>Company Home Page Caption</CompanyHomePageCaption>
+      <CompanyLogo>Company Logo</CompanyLogo>
+      <CompanyVATRegistrationNo>Company VAT Registration No.</CompanyVATRegistrationNo>
+      <CompanyVATRegistrationNoCaption>Company VAT Registration No. Caption</CompanyVATRegistrationNoCaption>
+      <CompanyRegistrationNo>Company Registration No.</CompanyRegistrationNo>
+      <CompanyRegistrationNoCaption>Company Registration No. Caption</CompanyRegistrationNoCaption>
+      <CompanyBankName>Company Bank Name</CompanyBankName>
+      <CompanyBankNameCaption>Company Bank Name Caption</CompanyBankNameCaption>
+      <CompanyBankAccountNo>Company Bank Account No.</CompanyBankAccountNo>
+      <CompanyBankAccountNoCaption>Company Bank Account No. Caption</CompanyBankAccountNoCaption>
+      <CompanyBankBranchNo>Company Bank Branch No.</CompanyBankBranchNo>
+      <CompanyBankBranchNoCaption>Company Bank Branch No. Caption</CompanyBankBranchNoCaption>
+      <CompanyIBAN>Company IBAN</CompanyIBAN>
+      <CompanyIBANCaption>Company IBAN Caption</CompanyIBANCaption>
+      <CompanyBankSWIFT>Company Bank SWIFT</CompanyBankSWIFT>
+      <CompanyBankSWIFTCaption>Company Bank SWIFT Caption</CompanyBankSWIFTCaption>
+      <CompanyGiroNo>Company Giro No.</CompanyGiroNo>
+      <CompanyGiroNoCaption>Company Giro No. Caption</CompanyGiroNoCaption>
+    </CompanyMetadata>
+  </BCReportInformation>
+  <Labels>
+    <VendorAddressCaption>&lt;?xml version="1.0" standalone="yes"?&gt;
+&lt;?mso-application progid="Word.Document"?&gt;
+&lt;pkg:package xmlns:pkg="http://schemas.microsoft.com/office/2006/xmlPackage"&gt;&lt;pkg:part pkg:name="/_rels/.rels" pkg:contentType="application/vnd.openxmlformats-package.relationships+xml" pkg:padding="512"&gt;&lt;pkg:xmlData&gt;&lt;Relationships xmlns="http://schemas.openxmlformats.org/package/2006/relationships"&gt;&lt;Relationship Id="rId2" Type="http://schemas.microsoft.com/office/2020/02/relationships/classificationlabels" Target="docMetadata/LabelInfo.xml"/&gt;&lt;Relationship Id="rId1" Type="http://schemas.openxmlformats.org/officeDocument/2006/relationships/officeDocument" Target="word/document.xml"/&gt;&lt;/Relationships&gt;&lt;/pkg:xmlData&gt;&lt;/pkg:part&gt;&lt;pkg:part pkg:name="/word/document.xml" pkg:contentType="application/vnd.openxmlformats-officedocument.wordprocessingml.document.main+xml"&gt;&lt;pkg:xmlData&gt;&lt;w:document xmlns:wpc="http://schemas.microsoft.com/office/word/2010/wordprocessingCanvas" xmlns:cx="http://schemas.microsoft.com/office/drawing/2014/chartex" xmlns:cx1="http://schemas.microsoft.com/office/drawing/2015/9/8/chartex" xmlns:cx2="http://schemas.microsoft.com/office/drawing/2015/10/21/chartex" xmlns:cx3="http://schemas.microsoft.com/office/drawing/2016/5/9/chartex" xmlns:cx4="http://schemas.microsoft.com/office/drawing/2016/5/10/chartex" xmlns:cx5="http://schemas.microsoft.com/office/drawing/2016/5/11/chartex" xmlns:cx6="http://schemas.microsoft.com/office/drawing/2016/5/12/chartex" xmlns:cx7="http://schemas.microsoft.com/office/drawing/2016/5/13/chartex" xmlns:cx8="http://schemas.microsoft.com/office/drawing/2016/5/14/chartex" xmlns:mc="http://schemas.openxmlformats.org/markup-compatibility/2006" xmlns:aink="http://schemas.microsoft.com/office/drawing/2016/ink" xmlns:am3d="http://schemas.microsoft.com/office/drawing/2017/model3d" xmlns:o="urn:schemas-microsoft-com:office:office" xmlns:oel="http://schemas.microsoft.com/office/2019/extlst" xmlns:r="http://schemas.openxmlformats.org/officeDocument/2006/relationships" xmlns:m="http://schemas.openxmlformats.org/officeDocument/2006/math" xmlns:v="urn:schemas-microsoft-com:vml" xmlns:wp14="http://schemas.microsoft.com/office/word/2010/wordprocessingDrawing" xmlns:wp="http://schemas.openxmlformats.org/drawingml/2006/wordprocessingDrawing" xmlns:w10="urn:schemas-microsoft-com:office:word" xmlns:w="http://schemas.openxmlformats.org/wordprocessingml/2006/main" xmlns:w14="http://schemas.microsoft.com/office/word/2010/wordml" xmlns:w15="http://schemas.microsoft.com/office/word/2012/wordml" xmlns:w16cex="http://schemas.microsoft.com/office/word/2018/wordml/cex" xmlns:w16cid="http://schemas.microsoft.com/office/word/2016/wordml/cid" xmlns:w16="http://schemas.microsoft.com/office/word/2018/wordml" xmlns:w16du="http://schemas.microsoft.com/office/word/2023/wordml/word16du" xmlns:w16sdtdh="http://schemas.microsoft.com/office/word/2020/wordml/sdtdatahash" xmlns:w16se="http://schemas.microsoft.com/office/word/2015/wordml/symex" xmlns:wpg="http://schemas.microsoft.com/office/word/2010/wordprocessingGroup" xmlns:wpi="http://schemas.microsoft.com/office/word/2010/wordprocessingInk" xmlns:wne="http://schemas.microsoft.com/office/word/2006/wordml" xmlns:wps="http://schemas.microsoft.com/office/word/2010/wordprocessingShape" mc:Ignorable="w14 w15 w16se w16cid w16 w16cex w16sdtdh w16du wp14"&gt;&lt;w:body&gt;&lt;w:p&gt;&lt;w:pPr&gt;&lt;w:spacing w:before="40" w:after="0" w:line="240" w:lineRule="auto"/&gt;&lt;/w:pPr&gt;&lt;w:r&gt;&lt;w:t&gt;VendorAddressCaption&lt;/w:t&gt;&lt;/w:r&gt;&lt;/w:p&gt;&lt;w:sectPr&gt;&lt;w:pgSz w:w="12240" w:h="15840"/&gt;&lt;w:pgMar w:top="1440" w:right="1440" w:bottom="1440" w:left="1440" w:header="720" w:footer="720" w:gutter="0"/&gt;&lt;w:cols w:space="720"/&gt;&lt;/w:sectPr&gt;&lt;/w:body&gt;&lt;/w:document&gt;&lt;/pkg:xmlData&gt;&lt;/pkg:part&gt;&lt;pkg:part pkg:name="/word/_rels/document.xml.rels" pkg:contentType="application/vnd.openxmlformats-package.relationships+xml" pkg:padding="256"&gt;&lt;pkg:xmlData&gt;&lt;Relationships xmlns="http://schemas.openxmlformats.org/package/2006/relationships"&gt;&lt;Relationship Id="rId1" Type="http://schemas.openxmlformats.org/officeDocument/2006/relationships/styles" Target="styles.xml"/&gt;&lt;/Relationships&gt;&lt;/pkg:xmlData&gt;&lt;/pkg:part&gt;&lt;pkg:part pkg:name="/word/styles.xml" pkg:contentType="application/vnd.openxmlformats-officedocument.wordprocessingml.styles+xml"&gt;&lt;pkg:xmlData&gt;&lt;w:styles xmlns:mc="http://schemas.openxmlformats.org/markup-compatibility/2006" xmlns:r="http://schemas.openxmlformats.org/officeDocument/2006/relationships" xmlns:w="http://schemas.openxmlformats.org/wordprocessingml/2006/main" xmlns:w14="http://schemas.microsoft.com/office/word/2010/wordml" xmlns:w15="http://schemas.microsoft.com/office/word/2012/wordml" xmlns:w16cex="http://schemas.microsoft.com/office/word/2018/wordml/cex" xmlns:w16cid="http://schemas.microsoft.com/office/word/2016/wordml/cid" xmlns:w16="http://schemas.microsoft.com/office/word/2018/wordml" xmlns:w16du="http://schemas.microsoft.com/office/word/2023/wordml/word16du" xmlns:w16sdtdh="http://schemas.microsoft.com/office/word/2020/wordml/sdtdatahash" xmlns:w16se="http://schemas.microsoft.com/office/word/2015/wordml/symex" mc:Ignorable="w14 w15 w16se w16cid w16 w16cex w16sdtdh w16du"&gt;&lt;w:docDefaults&gt;&lt;w:rPrDefault&gt;&lt;w:rPr&gt;&lt;w:rFonts w:asciiTheme="minorHAnsi" w:eastAsiaTheme="minorEastAsia" w:hAnsiTheme="minorHAnsi" w:cstheme="minorBidi"/&gt;&lt;w:kern w:val="2"/&gt;&lt;w:sz w:val="24"/&gt;&lt;w:szCs w:val="24"/&gt;&lt;w:lang w:val="en-US" w:eastAsia="en-US" w:bidi="ar-SA"/&gt;&lt;w14:ligatures w14:val="standardContextual"/&gt;&lt;/w:rPr&gt;&lt;/w:rPrDefault&gt;&lt;w:pPrDefault&gt;&lt;w:pPr&gt;&lt;w:spacing w:after="160" w:line="278" w:lineRule="auto"/&gt;&lt;/w:pPr&gt;&lt;/w:pPrDefault&gt;&lt;/w:docDefaults&gt;&lt;w:style w:type="paragraph" w:default="1" w:styleId="Normal"&gt;&lt;w:name w:val="Normal"/&gt;&lt;w:qFormat/&gt;&lt;/w:style&gt;&lt;w:style w:type="character" w:default="1" w:styleId="DefaultParagraphFont"&gt;&lt;w:name w:val="Default Paragraph Font"/&gt;&lt;w:uiPriority w:val="1"/&gt;&lt;w:semiHidden/&gt;&lt;w:unhideWhenUsed/&gt;&lt;/w:style&gt;&lt;w:style w:type="table" w:default="1" w:styleId="TableNormal"&gt;&lt;w:name w:val="Normal Table"/&gt;&lt;w:uiPriority w:val="99"/&gt;&lt;w:semiHidden/&gt;&lt;w:unhideWhenUsed/&gt;&lt;w:tblPr&gt;&lt;w:tblInd w:w="0" w:type="dxa"/&gt;&lt;w:tblCellMar&gt;&lt;w:top w:w="0" w:type="dxa"/&gt;&lt;w:left w:w="108" w:type="dxa"/&gt;&lt;w:bottom w:w="0" w:type="dxa"/&gt;&lt;w:right w:w="108" w:type="dxa"/&gt;&lt;/w:tblCellMar&gt;&lt;/w:tblPr&gt;&lt;/w:style&gt;&lt;w:style w:type="numbering" w:default="1" w:styleId="NoList"&gt;&lt;w:name w:val="No List"/&gt;&lt;w:uiPriority w:val="99"/&gt;&lt;w:semiHidden/&gt;&lt;w:unhideWhenUsed/&gt;&lt;/w:style&gt;&lt;/w:styles&gt;&lt;/pkg:xmlData&gt;&lt;/pkg:part&gt;&lt;pkg:part pkg:name="/docMetadata/LabelInfo.xml" pkg:contentType="application/vnd.ms-office.classificationlabels+xml"&gt;&lt;pkg:xmlData&gt;&lt;clbl:labelList xmlns:clbl="http://schemas.microsoft.com/office/2020/mipLabelMetadata"&gt;&lt;clbl:label id="{f42aa342-8706-4288-bd11-ebb85995028c}" enabled="1" method="Standard" siteId="{72f988bf-86f1-41af-91ab-2d7cd011db47}" contentBits="0" removed="0"/&gt;&lt;/clbl:labelList&gt;&lt;/pkg:xmlData&gt;&lt;/pkg:part&gt;&lt;/pkg:package&gt;
+</VendorAddressCaption>
+    <VendorBalanceLCYCaption>&lt;?xml version="1.0" standalone="yes"?&gt;
+&lt;?mso-application progid="Word.Document"?&gt;
+&lt;pkg:package xmlns:pkg="http://schemas.microsoft.com/office/2006/xmlPackage"&gt;&lt;pkg:part pkg:name="/_rels/.rels" pkg:contentType="application/vnd.openxmlformats-package.relationships+xml" pkg:padding="512"&gt;&lt;pkg:xmlData&gt;&lt;Relationships xmlns="http://schemas.openxmlformats.org/package/2006/relationships"&gt;&lt;Relationship Id="rId2" Type="http://schemas.microsoft.com/office/2020/02/relationships/classificationlabels" Target="docMetadata/LabelInfo.xml"/&gt;&lt;Relationship Id="rId1" Type="http://schemas.openxmlformats.org/officeDocument/2006/relationships/officeDocument" Target="word/document.xml"/&gt;&lt;/Relationships&gt;&lt;/pkg:xmlData&gt;&lt;/pkg:part&gt;&lt;pkg:part pkg:name="/word/document.xml" pkg:contentType="application/vnd.openxmlformats-officedocument.wordprocessingml.document.main+xml"&gt;&lt;pkg:xmlData&gt;&lt;w:document xmlns:wpc="http://schemas.microsoft.com/office/word/2010/wordprocessingCanvas" xmlns:cx="http://schemas.microsoft.com/office/drawing/2014/chartex" xmlns:cx1="http://schemas.microsoft.com/office/drawing/2015/9/8/chartex" xmlns:cx2="http://schemas.microsoft.com/office/drawing/2015/10/21/chartex" xmlns:cx3="http://schemas.microsoft.com/office/drawing/2016/5/9/chartex" xmlns:cx4="http://schemas.microsoft.com/office/drawing/2016/5/10/chartex" xmlns:cx5="http://schemas.microsoft.com/office/drawing/2016/5/11/chartex" xmlns:cx6="http://schemas.microsoft.com/office/drawing/2016/5/12/chartex" xmlns:cx7="http://schemas.microsoft.com/office/drawing/2016/5/13/chartex" xmlns:cx8="http://schemas.microsoft.com/office/drawing/2016/5/14/chartex" xmlns:mc="http://schemas.openxmlformats.org/markup-compatibility/2006" xmlns:aink="http://schemas.microsoft.com/office/drawing/2016/ink" xmlns:am3d="http://schemas.microsoft.com/office/drawing/2017/model3d" xmlns:o="urn:schemas-microsoft-com:office:office" xmlns:oel="http://schemas.microsoft.com/office/2019/extlst" xmlns:r="http://schemas.openxmlformats.org/officeDocument/2006/relationships" xmlns:m="http://schemas.openxmlformats.org/officeDocument/2006/math" xmlns:v="urn:schemas-microsoft-com:vml" xmlns:wp14="http://schemas.microsoft.com/office/word/2010/wordprocessingDrawing" xmlns:wp="http://schemas.openxmlformats.org/drawingml/2006/wordprocessingDrawing" xmlns:w10="urn:schemas-microsoft-com:office:word" xmlns:w="http://schemas.openxmlformats.org/wordprocessingml/2006/main" xmlns:w14="http://schemas.microsoft.com/office/word/2010/wordml" xmlns:w15="http://schemas.microsoft.com/office/word/2012/wordml" xmlns:w16cex="http://schemas.microsoft.com/office/word/2018/wordml/cex" xmlns:w16cid="http://schemas.microsoft.com/office/word/2016/wordml/cid" xmlns:w16="http://schemas.microsoft.com/office/word/2018/wordml" xmlns:w16du="http://schemas.microsoft.com/office/word/2023/wordml/word16du" xmlns:w16sdtdh="http://schemas.microsoft.com/office/word/2020/wordml/sdtdatahash" xmlns:w16se="http://schemas.microsoft.com/office/word/2015/wordml/symex" xmlns:wpg="http://schemas.microsoft.com/office/word/2010/wordprocessingGroup" xmlns:wpi="http://schemas.microsoft.com/office/word/2010/wordprocessingInk" xmlns:wne="http://schemas.microsoft.com/office/word/2006/wordml" xmlns:wps="http://schemas.microsoft.com/office/word/2010/wordprocessingShape" mc:Ignorable="w14 w15 w16se w16cid w16 w16cex w16sdtdh w16du wp14"&gt;&lt;w:body&gt;&lt;w:p&gt;&lt;w:pPr&gt;&lt;w:spacing w:before="40" w:after="0" w:line="240" w:lineRule="auto"/&gt;&lt;/w:pPr&gt;&lt;w:r&gt;&lt;w:t&gt;VendorBalanceLCYCaption&lt;/w:t&gt;&lt;/w:r&gt;&lt;/w:p&gt;&lt;w:sectPr&gt;&lt;w:pgSz w:w="12240" w:h="15840"/&gt;&lt;w:pgMar w:top="1440" w:right="1440" w:bottom="1440" w:left="1440" w:header="720" w:footer="720" w:gutter="0"/&gt;&lt;w:cols w:space="720"/&gt;&lt;/w:sectPr&gt;&lt;/w:body&gt;&lt;/w:document&gt;&lt;/pkg:xmlData&gt;&lt;/pkg:part&gt;&lt;pkg:part pkg:name="/word/_rels/document.xml.rels" pkg:contentType="application/vnd.openxmlformats-package.relationships+xml" pkg:padding="256"&gt;&lt;pkg:xmlData&gt;&lt;Relationships xmlns="http://schemas.openxmlformats.org/package/2006/relationships"&gt;&lt;Relationship Id="rId1" Type="http://schemas.openxmlformats.org/officeDocument/2006/relationships/styles" Target="styles.xml"/&gt;&lt;/Relationships&gt;&lt;/pkg:xmlData&gt;&lt;/pkg:part&gt;&lt;pkg:part pkg:name="/word/styles.xml" pkg:contentType="application/vnd.openxmlformats-officedocument.wordprocessingml.styles+xml"&gt;&lt;pkg:xmlData&gt;&lt;w:styles xmlns:mc="http://schemas.openxmlformats.org/markup-compatibility/2006" xmlns:r="http://schemas.openxmlformats.org/officeDocument/2006/relationships" xmlns:w="http://schemas.openxmlformats.org/wordprocessingml/2006/main" xmlns:w14="http://schemas.microsoft.com/office/word/2010/wordml" xmlns:w15="http://schemas.microsoft.com/office/word/2012/wordml" xmlns:w16cex="http://schemas.microsoft.com/office/word/2018/wordml/cex" xmlns:w16cid="http://schemas.microsoft.com/office/word/2016/wordml/cid" xmlns:w16="http://schemas.microsoft.com/office/word/2018/wordml" xmlns:w16du="http://schemas.microsoft.com/office/word/2023/wordml/word16du" xmlns:w16sdtdh="http://schemas.microsoft.com/office/word/2020/wordml/sdtdatahash" xmlns:w16se="http://schemas.microsoft.com/office/word/2015/wordml/symex" mc:Ignorable="w14 w15 w16se w16cid w16 w16cex w16sdtdh w16du"&gt;&lt;w:docDefaults&gt;&lt;w:rPrDefault&gt;&lt;w:rPr&gt;&lt;w:rFonts w:asciiTheme="minorHAnsi" w:eastAsiaTheme="minorEastAsia" w:hAnsiTheme="minorHAnsi" w:cstheme="minorBidi"/&gt;&lt;w:kern w:val="2"/&gt;&lt;w:sz w:val="24"/&gt;&lt;w:szCs w:val="24"/&gt;&lt;w:lang w:val="en-US" w:eastAsia="en-US" w:bidi="ar-SA"/&gt;&lt;w14:ligatures w14:val="standardContextual"/&gt;&lt;/w:rPr&gt;&lt;/w:rPrDefault&gt;&lt;w:pPrDefault&gt;&lt;w:pPr&gt;&lt;w:spacing w:after="160" w:line="278" w:lineRule="auto"/&gt;&lt;/w:pPr&gt;&lt;/w:pPrDefault&gt;&lt;/w:docDefaults&gt;&lt;w:style w:type="paragraph" w:default="1" w:styleId="Normal"&gt;&lt;w:name w:val="Normal"/&gt;&lt;w:qFormat/&gt;&lt;w:rsid w:val="009E7D53"/&gt;&lt;/w:style&gt;&lt;w:style w:type="character" w:default="1" w:styleId="DefaultParagraphFont"&gt;&lt;w:name w:val="Default Paragraph Font"/&gt;&lt;w:uiPriority w:val="1"/&gt;&lt;w:semiHidden/&gt;&lt;w:unhideWhenUsed/&gt;&lt;w:rsid w:val="009E7D53"/&gt;&lt;/w:style&gt;&lt;w:style w:type="table" w:default="1" w:styleId="TableNormal"&gt;&lt;w:name w:val="Normal Table"/&gt;&lt;w:uiPriority w:val="99"/&gt;&lt;w:semiHidden/&gt;&lt;w:unhideWhenUsed/&gt;&lt;w:tblPr&gt;&lt;w:tblInd w:w="0" w:type="dxa"/&gt;&lt;w:tblCellMar&gt;&lt;w:top w:w="0" w:type="dxa"/&gt;&lt;w:left w:w="108" w:type="dxa"/&gt;&lt;w:bottom w:w="0" w:type="dxa"/&gt;&lt;w:right w:w="108" w:type="dxa"/&gt;&lt;/w:tblCellMar&gt;&lt;/w:tblPr&gt;&lt;/w:style&gt;&lt;w:style w:type="numbering" w:default="1" w:styleId="NoList"&gt;&lt;w:name w:val="No List"/&gt;&lt;w:uiPriority w:val="99"/&gt;&lt;w:semiHidden/&gt;&lt;w:unhideWhenUsed/&gt;&lt;w:rsid w:val="009E7D53"/&gt;&lt;/w:style&gt;&lt;/w:styles&gt;&lt;/pkg:xmlData&gt;&lt;/pkg:part&gt;&lt;pkg:part pkg:name="/docMetadata/LabelInfo.xml" pkg:contentType="application/vnd.ms-office.classificationlabels+xml"&gt;&lt;pkg:xmlData&gt;&lt;clbl:labelList xmlns:clbl="http://schemas.microsoft.com/office/2020/mipLabelMetadata"&gt;&lt;clbl:label id="{f42aa342-8706-4288-bd11-ebb85995028c}" enabled="1" method="Standard" siteId="{72f988bf-86f1-41af-91ab-2d7cd011db47}" contentBits="0" removed="0"/&gt;&lt;/clbl:labelList&gt;&lt;/pkg:xmlData&gt;&lt;/pkg:part&gt;&lt;/pkg:package&gt;
+</VendorBalanceLCYCaption>
+    <VendorCityCaption>&lt;?xml version="1.0" standalone="yes"?&gt;
+&lt;?mso-application progid="Word.Document"?&gt;
+&lt;pkg:package xmlns:pkg="http://schemas.microsoft.com/office/2006/xmlPackage"&gt;&lt;pkg:part pkg:name="/_rels/.rels" pkg:contentType="application/vnd.openxmlformats-package.relationships+xml" pkg:padding="512"&gt;&lt;pkg:xmlData&gt;&lt;Relationships xmlns="http://schemas.openxmlformats.org/package/2006/relationships"&gt;&lt;Relationship Id="rId2" Type="http://schemas.microsoft.com/office/2020/02/relationships/classificationlabels" Target="docMetadata/LabelInfo.xml"/&gt;&lt;Relationship Id="rId1" Type="http://schemas.openxmlformats.org/officeDocument/2006/relationships/officeDocument" Target="word/document.xml"/&gt;&lt;/Relationships&gt;&lt;/pkg:xmlData&gt;&lt;/pkg:part&gt;&lt;pkg:part pkg:name="/word/document.xml" pkg:contentType="application/vnd.openxmlformats-officedocument.wordprocessingml.document.main+xml"&gt;&lt;pkg:xmlData&gt;&lt;w:document xmlns:wpc="http://schemas.microsoft.com/office/word/2010/wordprocessingCanvas" xmlns:cx="http://schemas.microsoft.com/office/drawing/2014/chartex" xmlns:cx1="http://schemas.microsoft.com/office/drawing/2015/9/8/chartex" xmlns:cx2="http://schemas.microsoft.com/office/drawing/2015/10/21/chartex" xmlns:cx3="http://schemas.microsoft.com/office/drawing/2016/5/9/chartex" xmlns:cx4="http://schemas.microsoft.com/office/drawing/2016/5/10/chartex" xmlns:cx5="http://schemas.microsoft.com/office/drawing/2016/5/11/chartex" xmlns:cx6="http://schemas.microsoft.com/office/drawing/2016/5/12/chartex" xmlns:cx7="http://schemas.microsoft.com/office/drawing/2016/5/13/chartex" xmlns:cx8="http://schemas.microsoft.com/office/drawing/2016/5/14/chartex" xmlns:mc="http://schemas.openxmlformats.org/markup-compatibility/2006" xmlns:aink="http://schemas.microsoft.com/office/drawing/2016/ink" xmlns:am3d="http://schemas.microsoft.com/office/drawing/2017/model3d" xmlns:o="urn:schemas-microsoft-com:office:office" xmlns:oel="http://schemas.microsoft.com/office/2019/extlst" xmlns:r="http://schemas.openxmlformats.org/officeDocument/2006/relationships" xmlns:m="http://schemas.openxmlformats.org/officeDocument/2006/math" xmlns:v="urn:schemas-microsoft-com:vml" xmlns:wp14="http://schemas.microsoft.com/office/word/2010/wordprocessingDrawing" xmlns:wp="http://schemas.openxmlformats.org/drawingml/2006/wordprocessingDrawing" xmlns:w10="urn:schemas-microsoft-com:office:word" xmlns:w="http://schemas.openxmlformats.org/wordprocessingml/2006/main" xmlns:w14="http://schemas.microsoft.com/office/word/2010/wordml" xmlns:w15="http://schemas.microsoft.com/office/word/2012/wordml" xmlns:w16cex="http://schemas.microsoft.com/office/word/2018/wordml/cex" xmlns:w16cid="http://schemas.microsoft.com/office/word/2016/wordml/cid" xmlns:w16="http://schemas.microsoft.com/office/word/2018/wordml" xmlns:w16du="http://schemas.microsoft.com/office/word/2023/wordml/word16du" xmlns:w16sdtdh="http://schemas.microsoft.com/office/word/2020/wordml/sdtdatahash" xmlns:w16se="http://schemas.microsoft.com/office/word/2015/wordml/symex" xmlns:wpg="http://schemas.microsoft.com/office/word/2010/wordprocessingGroup" xmlns:wpi="http://schemas.microsoft.com/office/word/2010/wordprocessingInk" xmlns:wne="http://schemas.microsoft.com/office/word/2006/wordml" xmlns:wps="http://schemas.microsoft.com/office/word/2010/wordprocessingShape" mc:Ignorable="w14 w15 w16se w16cid w16 w16cex w16sdtdh w16du wp14"&gt;&lt;w:body&gt;&lt;w:p&gt;&lt;w:pPr&gt;&lt;w:spacing w:before="40" w:after="0" w:line="240" w:lineRule="auto"/&gt;&lt;/w:pPr&gt;&lt;w:r&gt;&lt;w:t&gt;VendorCityCaption&lt;/w:t&gt;&lt;/w:r&gt;&lt;/w:p&gt;&lt;w:sectPr&gt;&lt;w:pgSz w:w="12240" w:h="15840"/&gt;&lt;w:pgMar w:top="1440" w:right="1440" w:bottom="1440" w:left="1440" w:header="720" w:footer="720" w:gutter="0"/&gt;&lt;w:cols w:space="720"/&gt;&lt;/w:sectPr&gt;&lt;/w:body&gt;&lt;/w:document&gt;&lt;/pkg:xmlData&gt;&lt;/pkg:part&gt;&lt;pkg:part pkg:name="/word/_rels/document.xml.rels" pkg:contentType="application/vnd.openxmlformats-package.relationships+xml" pkg:padding="256"&gt;&lt;pkg:xmlData&gt;&lt;Relationships xmlns="http://schemas.openxmlformats.org/package/2006/relationships"&gt;&lt;Relationship Id="rId1" Type="http://schemas.openxmlformats.org/officeDocument/2006/relationships/styles" Target="styles.xml"/&gt;&lt;/Relationships&gt;&lt;/pkg:xmlData&gt;&lt;/pkg:part&gt;&lt;pkg:part pkg:name="/word/styles.xml" pkg:contentType="application/vnd.openxmlformats-officedocument.wordprocessingml.styles+xml"&gt;&lt;pkg:xmlData&gt;&lt;w:styles xmlns:mc="http://schemas.openxmlformats.org/markup-compatibility/2006" xmlns:r="http://schemas.openxmlformats.org/officeDocument/2006/relationships" xmlns:w="http://schemas.openxmlformats.org/wordprocessingml/2006/main" xmlns:w14="http://schemas.microsoft.com/office/word/2010/wordml" xmlns:w15="http://schemas.microsoft.com/office/word/2012/wordml" xmlns:w16cex="http://schemas.microsoft.com/office/word/2018/wordml/cex" xmlns:w16cid="http://schemas.microsoft.com/office/word/2016/wordml/cid" xmlns:w16="http://schemas.microsoft.com/office/word/2018/wordml" xmlns:w16du="http://schemas.microsoft.com/office/word/2023/wordml/word16du" xmlns:w16sdtdh="http://schemas.microsoft.com/office/word/2020/wordml/sdtdatahash" xmlns:w16se="http://schemas.microsoft.com/office/word/2015/wordml/symex" mc:Ignorable="w14 w15 w16se w16cid w16 w16cex w16sdtdh w16du"&gt;&lt;w:docDefaults&gt;&lt;w:rPrDefault&gt;&lt;w:rPr&gt;&lt;w:rFonts w:asciiTheme="minorHAnsi" w:eastAsiaTheme="minorEastAsia" w:hAnsiTheme="minorHAnsi" w:cstheme="minorBidi"/&gt;&lt;w:kern w:val="2"/&gt;&lt;w:sz w:val="24"/&gt;&lt;w:szCs w:val="24"/&gt;&lt;w:lang w:val="en-US" w:eastAsia="en-US" w:bidi="ar-SA"/&gt;&lt;w14:ligatures w14:val="standardContextual"/&gt;&lt;/w:rPr&gt;&lt;/w:rPrDefault&gt;&lt;w:pPrDefault&gt;&lt;w:pPr&gt;&lt;w:spacing w:after="160" w:line="278" w:lineRule="auto"/&gt;&lt;/w:pPr&gt;&lt;/w:pPrDefault&gt;&lt;/w:docDefaults&gt;&lt;w:style w:type="paragraph" w:default="1" w:styleId="Normal"&gt;&lt;w:name w:val="Normal"/&gt;&lt;w:qFormat/&gt;&lt;/w:style&gt;&lt;w:style w:type="character" w:default="1" w:styleId="DefaultParagraphFont"&gt;&lt;w:name w:val="Default Paragraph Font"/&gt;&lt;w:uiPriority w:val="1"/&gt;&lt;w:semiHidden/&gt;&lt;w:unhideWhenUsed/&gt;&lt;/w:style&gt;&lt;w:style w:type="table" w:default="1" w:styleId="TableNormal"&gt;&lt;w:name w:val="Normal Table"/&gt;&lt;w:uiPriority w:val="99"/&gt;&lt;w:semiHidden/&gt;&lt;w:unhideWhenUsed/&gt;&lt;w:tblPr&gt;&lt;w:tblInd w:w="0" w:type="dxa"/&gt;&lt;w:tblCellMar&gt;&lt;w:top w:w="0" w:type="dxa"/&gt;&lt;w:left w:w="108" w:type="dxa"/&gt;&lt;w:bottom w:w="0" w:type="dxa"/&gt;&lt;w:right w:w="108" w:type="dxa"/&gt;&lt;/w:tblCellMar&gt;&lt;/w:tblPr&gt;&lt;/w:style&gt;&lt;w:style w:type="numbering" w:default="1" w:styleId="NoList"&gt;&lt;w:name w:val="No List"/&gt;&lt;w:uiPriority w:val="99"/&gt;&lt;w:semiHidden/&gt;&lt;w:unhideWhenUsed/&gt;&lt;/w:style&gt;&lt;/w:styles&gt;&lt;/pkg:xmlData&gt;&lt;/pkg:part&gt;&lt;pkg:part pkg:name="/docMetadata/LabelInfo.xml" pkg:contentType="application/vnd.ms-office.classificationlabels+xml"&gt;&lt;pkg:xmlData&gt;&lt;clbl:labelList xmlns:clbl="http://schemas.microsoft.com/office/2020/mipLabelMetadata"&gt;&lt;clbl:label id="{f42aa342-8706-4288-bd11-ebb85995028c}" enabled="1" method="Standard" siteId="{72f988bf-86f1-41af-91ab-2d7cd011db47}" contentBits="0" removed="0"/&gt;&lt;/clbl:labelList&gt;&lt;/pkg:xmlData&gt;&lt;/pkg:part&gt;&lt;/pkg:package&gt;
+</VendorCityCaption>
+    <VendorCountryRegionCaption>&lt;?xml version="1.0" standalone="yes"?&gt;
+&lt;?mso-application progid="Word.Document"?&gt;
+&lt;pkg:package xmlns:pkg="http://schemas.microsoft.com/office/2006/xmlPackage"&gt;&lt;pkg:part pkg:name="/_rels/.rels" pkg:contentType="application/vnd.openxmlformats-package.relationships+xml" pkg:padding="512"&gt;&lt;pkg:xmlData&gt;&lt;Relationships xmlns="http://schemas.openxmlformats.org/package/2006/relationships"&gt;&lt;Relationship Id="rId2" Type="http://schemas.microsoft.com/office/2020/02/relationships/classificationlabels" Target="docMetadata/LabelInfo.xml"/&gt;&lt;Relationship Id="rId1" Type="http://schemas.openxmlformats.org/officeDocument/2006/relationships/officeDocument" Target="word/document.xml"/&gt;&lt;/Relationships&gt;&lt;/pkg:xmlData&gt;&lt;/pkg:part&gt;&lt;pkg:part pkg:name="/word/document.xml" pkg:contentType="application/vnd.openxmlformats-officedocument.wordprocessingml.document.main+xml"&gt;&lt;pkg:xmlData&gt;&lt;w:document xmlns:wpc="http://schemas.microsoft.com/office/word/2010/wordprocessingCanvas" xmlns:cx="http://schemas.microsoft.com/office/drawing/2014/chartex" xmlns:cx1="http://schemas.microsoft.com/office/drawing/2015/9/8/chartex" xmlns:cx2="http://schemas.microsoft.com/office/drawing/2015/10/21/chartex" xmlns:cx3="http://schemas.microsoft.com/office/drawing/2016/5/9/chartex" xmlns:cx4="http://schemas.microsoft.com/office/drawing/2016/5/10/chartex" xmlns:cx5="http://schemas.microsoft.com/office/drawing/2016/5/11/chartex" xmlns:cx6="http://schemas.microsoft.com/office/drawing/2016/5/12/chartex" xmlns:cx7="http://schemas.microsoft.com/office/drawing/2016/5/13/chartex" xmlns:cx8="http://schemas.microsoft.com/office/drawing/2016/5/14/chartex" xmlns:mc="http://schemas.openxmlformats.org/markup-compatibility/2006" xmlns:aink="http://schemas.microsoft.com/office/drawing/2016/ink" xmlns:am3d="http://schemas.microsoft.com/office/drawing/2017/model3d" xmlns:o="urn:schemas-microsoft-com:office:office" xmlns:oel="http://schemas.microsoft.com/office/2019/extlst" xmlns:r="http://schemas.openxmlformats.org/officeDocument/2006/relationships" xmlns:m="http://schemas.openxmlformats.org/officeDocument/2006/math" xmlns:v="urn:schemas-microsoft-com:vml" xmlns:wp14="http://schemas.microsoft.com/office/word/2010/wordprocessingDrawing" xmlns:wp="http://schemas.openxmlformats.org/drawingml/2006/wordprocessingDrawing" xmlns:w10="urn:schemas-microsoft-com:office:word" xmlns:w="http://schemas.openxmlformats.org/wordprocessingml/2006/main" xmlns:w14="http://schemas.microsoft.com/office/word/2010/wordml" xmlns:w15="http://schemas.microsoft.com/office/word/2012/wordml" xmlns:w16cex="http://schemas.microsoft.com/office/word/2018/wordml/cex" xmlns:w16cid="http://schemas.microsoft.com/office/word/2016/wordml/cid" xmlns:w16="http://schemas.microsoft.com/office/word/2018/wordml" xmlns:w16du="http://schemas.microsoft.com/office/word/2023/wordml/word16du" xmlns:w16sdtdh="http://schemas.microsoft.com/office/word/2020/wordml/sdtdatahash" xmlns:w16se="http://schemas.microsoft.com/office/word/2015/wordml/symex" xmlns:wpg="http://schemas.microsoft.com/office/word/2010/wordprocessingGroup" xmlns:wpi="http://schemas.microsoft.com/office/word/2010/wordprocessingInk" xmlns:wne="http://schemas.microsoft.com/office/word/2006/wordml" xmlns:wps="http://schemas.microsoft.com/office/word/2010/wordprocessingShape" mc:Ignorable="w14 w15 w16se w16cid w16 w16cex w16sdtdh w16du wp14"&gt;&lt;w:body&gt;&lt;w:p&gt;&lt;w:pPr&gt;&lt;w:spacing w:before="40" w:after="0" w:line="240" w:lineRule="auto"/&gt;&lt;/w:pPr&gt;&lt;w:r&gt;&lt;w:t&gt;VendorCountryRegionCaption&lt;/w:t&gt;&lt;/w:r&gt;&lt;/w:p&gt;&lt;w:sectPr&gt;&lt;w:pgSz w:w="12240" w:h="15840"/&gt;&lt;w:pgMar w:top="1440" w:right="1440" w:bottom="1440" w:left="1440" w:header="720" w:footer="720" w:gutter="0"/&gt;&lt;w:cols w:space="720"/&gt;&lt;/w:sectPr&gt;&lt;/w:body&gt;&lt;/w:document&gt;&lt;/pkg:xmlData&gt;&lt;/pkg:part&gt;&lt;pkg:part pkg:name="/word/_rels/document.xml.rels" pkg:contentType="application/vnd.openxmlformats-package.relationships+xml" pkg:padding="256"&gt;&lt;pkg:xmlData&gt;&lt;Relationships xmlns="http://schemas.openxmlformats.org/package/2006/relationships"&gt;&lt;Relationship Id="rId1" Type="http://schemas.openxmlformats.org/officeDocument/2006/relationships/styles" Target="styles.xml"/&gt;&lt;/Relationships&gt;&lt;/pkg:xmlData&gt;&lt;/pkg:part&gt;&lt;pkg:part pkg:name="/word/styles.xml" pkg:contentType="application/vnd.openxmlformats-officedocument.wordprocessingml.styles+xml"&gt;&lt;pkg:xmlData&gt;&lt;w:styles xmlns:mc="http://schemas.openxmlformats.org/markup-compatibility/2006" xmlns:r="http://schemas.openxmlformats.org/officeDocument/2006/relationships" xmlns:w="http://schemas.openxmlformats.org/wordprocessingml/2006/main" xmlns:w14="http://schemas.microsoft.com/office/word/2010/wordml" xmlns:w15="http://schemas.microsoft.com/office/word/2012/wordml" xmlns:w16cex="http://schemas.microsoft.com/office/word/2018/wordml/cex" xmlns:w16cid="http://schemas.microsoft.com/office/word/2016/wordml/cid" xmlns:w16="http://schemas.microsoft.com/office/word/2018/wordml" xmlns:w16du="http://schemas.microsoft.com/office/word/2023/wordml/word16du" xmlns:w16sdtdh="http://schemas.microsoft.com/office/word/2020/wordml/sdtdatahash" xmlns:w16se="http://schemas.microsoft.com/office/word/2015/wordml/symex" mc:Ignorable="w14 w15 w16se w16cid w16 w16cex w16sdtdh w16du"&gt;&lt;w:docDefaults&gt;&lt;w:rPrDefault&gt;&lt;w:rPr&gt;&lt;w:rFonts w:asciiTheme="minorHAnsi" w:eastAsiaTheme="minorEastAsia" w:hAnsiTheme="minorHAnsi" w:cstheme="minorBidi"/&gt;&lt;w:kern w:val="2"/&gt;&lt;w:sz w:val="24"/&gt;&lt;w:szCs w:val="24"/&gt;&lt;w:lang w:val="en-US" w:eastAsia="en-US" w:bidi="ar-SA"/&gt;&lt;w14:ligatures w14:val="standardContextual"/&gt;&lt;/w:rPr&gt;&lt;/w:rPrDefault&gt;&lt;w:pPrDefault&gt;&lt;w:pPr&gt;&lt;w:spacing w:after="160" w:line="278" w:lineRule="auto"/&gt;&lt;/w:pPr&gt;&lt;/w:pPrDefault&gt;&lt;/w:docDefaults&gt;&lt;w:style w:type="paragraph" w:default="1" w:styleId="Normal"&gt;&lt;w:name w:val="Normal"/&gt;&lt;w:qFormat/&gt;&lt;/w:style&gt;&lt;w:style w:type="character" w:default="1" w:styleId="DefaultParagraphFont"&gt;&lt;w:name w:val="Default Paragraph Font"/&gt;&lt;w:uiPriority w:val="1"/&gt;&lt;w:semiHidden/&gt;&lt;w:unhideWhenUsed/&gt;&lt;/w:style&gt;&lt;w:style w:type="table" w:default="1" w:styleId="TableNormal"&gt;&lt;w:name w:val="Normal Table"/&gt;&lt;w:uiPriority w:val="99"/&gt;&lt;w:semiHidden/&gt;&lt;w:unhideWhenUsed/&gt;&lt;w:tblPr&gt;&lt;w:tblInd w:w="0" w:type="dxa"/&gt;&lt;w:tblCellMar&gt;&lt;w:top w:w="0" w:type="dxa"/&gt;&lt;w:left w:w="108" w:type="dxa"/&gt;&lt;w:bottom w:w="0" w:type="dxa"/&gt;&lt;w:right w:w="108" w:type="dxa"/&gt;&lt;/w:tblCellMar&gt;&lt;/w:tblPr&gt;&lt;/w:style&gt;&lt;w:style w:type="numbering" w:default="1" w:styleId="NoList"&gt;&lt;w:name w:val="No List"/&gt;&lt;w:uiPriority w:val="99"/&gt;&lt;w:semiHidden/&gt;&lt;w:unhideWhenUsed/&gt;&lt;/w:style&gt;&lt;/w:styles&gt;&lt;/pkg:xmlData&gt;&lt;/pkg:part&gt;&lt;pkg:part pkg:name="/docMetadata/LabelInfo.xml" pkg:contentType="application/vnd.ms-office.classificationlabels+xml"&gt;&lt;pkg:xmlData&gt;&lt;clbl:labelList xmlns:clbl="http://schemas.microsoft.com/office/2020/mipLabelMetadata"&gt;&lt;clbl:label id="{f42aa342-8706-4288-bd11-ebb85995028c}" enabled="1" method="Standard" siteId="{72f988bf-86f1-41af-91ab-2d7cd011db47}" contentBits="0" removed="0"/&gt;&lt;/clbl:labelList&gt;&lt;/pkg:xmlData&gt;&lt;/pkg:part&gt;&lt;/pkg:package&gt;
+</VendorCountryRegionCaption>
+    <VendorNameCaption>&lt;?xml version="1.0" standalone="yes"?&gt;
+&lt;?mso-application progid="Word.Document"?&gt;
+&lt;pkg:package xmlns:pkg="http://schemas.microsoft.com/office/2006/xmlPackage"&gt;&lt;pkg:part pkg:name="/_rels/.rels" pkg:contentType="application/vnd.openxmlformats-package.relationships+xml" pkg:padding="512"&gt;&lt;pkg:xmlData&gt;&lt;Relationships xmlns="http://schemas.openxmlformats.org/package/2006/relationships"&gt;&lt;Relationship Id="rId2" Type="http://schemas.microsoft.com/office/2020/02/relationships/classificationlabels" Target="docMetadata/LabelInfo.xml"/&gt;&lt;Relationship Id="rId1" Type="http://schemas.openxmlformats.org/officeDocument/2006/relationships/officeDocument" Target="word/document.xml"/&gt;&lt;/Relationships&gt;&lt;/pkg:xmlData&gt;&lt;/pkg:part&gt;&lt;pkg:part pkg:name="/word/document.xml" pkg:contentType="application/vnd.openxmlformats-officedocument.wordprocessingml.document.main+xml"&gt;&lt;pkg:xmlData&gt;&lt;w:document xmlns:wpc="http://schemas.microsoft.com/office/word/2010/wordprocessingCanvas" xmlns:cx="http://schemas.microsoft.com/office/drawing/2014/chartex" xmlns:cx1="http://schemas.microsoft.com/office/drawing/2015/9/8/chartex" xmlns:cx2="http://schemas.microsoft.com/office/drawing/2015/10/21/chartex" xmlns:cx3="http://schemas.microsoft.com/office/drawing/2016/5/9/chartex" xmlns:cx4="http://schemas.microsoft.com/office/drawing/2016/5/10/chartex" xmlns:cx5="http://schemas.microsoft.com/office/drawing/2016/5/11/chartex" xmlns:cx6="http://schemas.microsoft.com/office/drawing/2016/5/12/chartex" xmlns:cx7="http://schemas.microsoft.com/office/drawing/2016/5/13/chartex" xmlns:cx8="http://schemas.microsoft.com/office/drawing/2016/5/14/chartex" xmlns:mc="http://schemas.openxmlformats.org/markup-compatibility/2006" xmlns:aink="http://schemas.microsoft.com/office/drawing/2016/ink" xmlns:am3d="http://schemas.microsoft.com/office/drawing/2017/model3d" xmlns:o="urn:schemas-microsoft-com:office:office" xmlns:oel="http://schemas.microsoft.com/office/2019/extlst" xmlns:r="http://schemas.openxmlformats.org/officeDocument/2006/relationships" xmlns:m="http://schemas.openxmlformats.org/officeDocument/2006/math" xmlns:v="urn:schemas-microsoft-com:vml" xmlns:wp14="http://schemas.microsoft.com/office/word/2010/wordprocessingDrawing" xmlns:wp="http://schemas.openxmlformats.org/drawingml/2006/wordprocessingDrawing" xmlns:w10="urn:schemas-microsoft-com:office:word" xmlns:w="http://schemas.openxmlformats.org/wordprocessingml/2006/main" xmlns:w14="http://schemas.microsoft.com/office/word/2010/wordml" xmlns:w15="http://schemas.microsoft.com/office/word/2012/wordml" xmlns:w16cex="http://schemas.microsoft.com/office/word/2018/wordml/cex" xmlns:w16cid="http://schemas.microsoft.com/office/word/2016/wordml/cid" xmlns:w16="http://schemas.microsoft.com/office/word/2018/wordml" xmlns:w16du="http://schemas.microsoft.com/office/word/2023/wordml/word16du" xmlns:w16sdtdh="http://schemas.microsoft.com/office/word/2020/wordml/sdtdatahash" xmlns:w16se="http://schemas.microsoft.com/office/word/2015/wordml/symex" xmlns:wpg="http://schemas.microsoft.com/office/word/2010/wordprocessingGroup" xmlns:wpi="http://schemas.microsoft.com/office/word/2010/wordprocessingInk" xmlns:wne="http://schemas.microsoft.com/office/word/2006/wordml" xmlns:wps="http://schemas.microsoft.com/office/word/2010/wordprocessingShape" mc:Ignorable="w14 w15 w16se w16cid w16 w16cex w16sdtdh w16du wp14"&gt;&lt;w:body&gt;&lt;w:p&gt;&lt;w:pPr&gt;&lt;w:spacing w:before="40" w:after="0" w:line="240" w:lineRule="auto"/&gt;&lt;/w:pPr&gt;&lt;w:r&gt;&lt;w:t&gt;VendorNameCaption&lt;/w:t&gt;&lt;/w:r&gt;&lt;/w:p&gt;&lt;w:sectPr&gt;&lt;w:pgSz w:w="12240" w:h="15840"/&gt;&lt;w:pgMar w:top="1440" w:right="1440" w:bottom="1440" w:left="1440" w:header="720" w:footer="720" w:gutter="0"/&gt;&lt;w:cols w:space="720"/&gt;&lt;/w:sectPr&gt;&lt;/w:body&gt;&lt;/w:document&gt;&lt;/pkg:xmlData&gt;&lt;/pkg:part&gt;&lt;pkg:part pkg:name="/word/_rels/document.xml.rels" pkg:contentType="application/vnd.openxmlformats-package.relationships+xml" pkg:padding="256"&gt;&lt;pkg:xmlData&gt;&lt;Relationships xmlns="http://schemas.openxmlformats.org/package/2006/relationships"&gt;&lt;Relationship Id="rId1" Type="http://schemas.openxmlformats.org/officeDocument/2006/relationships/styles" Target="styles.xml"/&gt;&lt;/Relationships&gt;&lt;/pkg:xmlData&gt;&lt;/pkg:part&gt;&lt;pkg:part pkg:name="/word/styles.xml" pkg:contentType="application/vnd.openxmlformats-officedocument.wordprocessingml.styles+xml"&gt;&lt;pkg:xmlData&gt;&lt;w:styles xmlns:mc="http://schemas.openxmlformats.org/markup-compatibility/2006" xmlns:r="http://schemas.openxmlformats.org/officeDocument/2006/relationships" xmlns:w="http://schemas.openxmlformats.org/wordprocessingml/2006/main" xmlns:w14="http://schemas.microsoft.com/office/word/2010/wordml" xmlns:w15="http://schemas.microsoft.com/office/word/2012/wordml" xmlns:w16cex="http://schemas.microsoft.com/office/word/2018/wordml/cex" xmlns:w16cid="http://schemas.microsoft.com/office/word/2016/wordml/cid" xmlns:w16="http://schemas.microsoft.com/office/word/2018/wordml" xmlns:w16du="http://schemas.microsoft.com/office/word/2023/wordml/word16du" xmlns:w16sdtdh="http://schemas.microsoft.com/office/word/2020/wordml/sdtdatahash" xmlns:w16se="http://schemas.microsoft.com/office/word/2015/wordml/symex" mc:Ignorable="w14 w15 w16se w16cid w16 w16cex w16sdtdh w16du"&gt;&lt;w:docDefaults&gt;&lt;w:rPrDefault&gt;&lt;w:rPr&gt;&lt;w:rFonts w:asciiTheme="minorHAnsi" w:eastAsiaTheme="minorEastAsia" w:hAnsiTheme="minorHAnsi" w:cstheme="minorBidi"/&gt;&lt;w:kern w:val="2"/&gt;&lt;w:sz w:val="24"/&gt;&lt;w:szCs w:val="24"/&gt;&lt;w:lang w:val="en-US" w:eastAsia="en-US" w:bidi="ar-SA"/&gt;&lt;w14:ligatures w14:val="standardContextual"/&gt;&lt;/w:rPr&gt;&lt;/w:rPrDefault&gt;&lt;w:pPrDefault&gt;&lt;w:pPr&gt;&lt;w:spacing w:after="160" w:line="278" w:lineRule="auto"/&gt;&lt;/w:pPr&gt;&lt;/w:pPrDefault&gt;&lt;/w:docDefaults&gt;&lt;w:style w:type="paragraph" w:default="1" w:styleId="Normal"&gt;&lt;w:name w:val="Normal"/&gt;&lt;w:qFormat/&gt;&lt;/w:style&gt;&lt;w:style w:type="character" w:default="1" w:styleId="DefaultParagraphFont"&gt;&lt;w:name w:val="Default Paragraph Font"/&gt;&lt;w:uiPriority w:val="1"/&gt;&lt;w:semiHidden/&gt;&lt;w:unhideWhenUsed/&gt;&lt;/w:style&gt;&lt;w:style w:type="table" w:default="1" w:styleId="TableNormal"&gt;&lt;w:name w:val="Normal Table"/&gt;&lt;w:uiPriority w:val="99"/&gt;&lt;w:semiHidden/&gt;&lt;w:unhideWhenUsed/&gt;&lt;w:tblPr&gt;&lt;w:tblInd w:w="0" w:type="dxa"/&gt;&lt;w:tblCellMar&gt;&lt;w:top w:w="0" w:type="dxa"/&gt;&lt;w:left w:w="108" w:type="dxa"/&gt;&lt;w:bottom w:w="0" w:type="dxa"/&gt;&lt;w:right w:w="108" w:type="dxa"/&gt;&lt;/w:tblCellMar&gt;&lt;/w:tblPr&gt;&lt;/w:style&gt;&lt;w:style w:type="numbering" w:default="1" w:styleId="NoList"&gt;&lt;w:name w:val="No List"/&gt;&lt;w:uiPriority w:val="99"/&gt;&lt;w:semiHidden/&gt;&lt;w:unhideWhenUsed/&gt;&lt;/w:style&gt;&lt;/w:styles&gt;&lt;/pkg:xmlData&gt;&lt;/pkg:part&gt;&lt;pkg:part pkg:name="/docMetadata/LabelInfo.xml" pkg:contentType="application/vnd.ms-office.classificationlabels+xml"&gt;&lt;pkg:xmlData&gt;&lt;clbl:labelList xmlns:clbl="http://schemas.microsoft.com/office/2020/mipLabelMetadata"&gt;&lt;clbl:label id="{f42aa342-8706-4288-bd11-ebb85995028c}" enabled="1" method="Standard" siteId="{72f988bf-86f1-41af-91ab-2d7cd011db47}" contentBits="0" removed="0"/&gt;&lt;/clbl:labelList&gt;&lt;/pkg:xmlData&gt;&lt;/pkg:part&gt;&lt;/pkg:package&gt;
+</VendorNameCaption>
+    <VendorNoCaption>&lt;?xml version="1.0" standalone="yes"?&gt;
+&lt;?mso-application progid="Word.Document"?&gt;
+&lt;pkg:package xmlns:pkg="http://schemas.microsoft.com/office/2006/xmlPackage"&gt;&lt;pkg:part pkg:name="/_rels/.rels" pkg:contentType="application/vnd.openxmlformats-package.relationships+xml" pkg:padding="512"&gt;&lt;pkg:xmlData&gt;&lt;Relationships xmlns="http://schemas.openxmlformats.org/package/2006/relationships"&gt;&lt;Relationship Id="rId2" Type="http://schemas.microsoft.com/office/2020/02/relationships/classificationlabels" Target="docMetadata/LabelInfo.xml"/&gt;&lt;Relationship Id="rId1" Type="http://schemas.openxmlformats.org/officeDocument/2006/relationships/officeDocument" Target="word/document.xml"/&gt;&lt;/Relationships&gt;&lt;/pkg:xmlData&gt;&lt;/pkg:part&gt;&lt;pkg:part pkg:name="/word/document.xml" pkg:contentType="application/vnd.openxmlformats-officedocument.wordprocessingml.document.main+xml"&gt;&lt;pkg:xmlData&gt;&lt;w:document xmlns:wpc="http://schemas.microsoft.com/office/word/2010/wordprocessingCanvas" xmlns:cx="http://schemas.microsoft.com/office/drawing/2014/chartex" xmlns:cx1="http://schemas.microsoft.com/office/drawing/2015/9/8/chartex" xmlns:cx2="http://schemas.microsoft.com/office/drawing/2015/10/21/chartex" xmlns:cx3="http://schemas.microsoft.com/office/drawing/2016/5/9/chartex" xmlns:cx4="http://schemas.microsoft.com/office/drawing/2016/5/10/chartex" xmlns:cx5="http://schemas.microsoft.com/office/drawing/2016/5/11/chartex" xmlns:cx6="http://schemas.microsoft.com/office/drawing/2016/5/12/chartex" xmlns:cx7="http://schemas.microsoft.com/office/drawing/2016/5/13/chartex" xmlns:cx8="http://schemas.microsoft.com/office/drawing/2016/5/14/chartex" xmlns:mc="http://schemas.openxmlformats.org/markup-compatibility/2006" xmlns:aink="http://schemas.microsoft.com/office/drawing/2016/ink" xmlns:am3d="http://schemas.microsoft.com/office/drawing/2017/model3d" xmlns:o="urn:schemas-microsoft-com:office:office" xmlns:oel="http://schemas.microsoft.com/office/2019/extlst" xmlns:r="http://schemas.openxmlformats.org/officeDocument/2006/relationships" xmlns:m="http://schemas.openxmlformats.org/officeDocument/2006/math" xmlns:v="urn:schemas-microsoft-com:vml" xmlns:wp14="http://schemas.microsoft.com/office/word/2010/wordprocessingDrawing" xmlns:wp="http://schemas.openxmlformats.org/drawingml/2006/wordprocessingDrawing" xmlns:w10="urn:schemas-microsoft-com:office:word" xmlns:w="http://schemas.openxmlformats.org/wordprocessingml/2006/main" xmlns:w14="http://schemas.microsoft.com/office/word/2010/wordml" xmlns:w15="http://schemas.microsoft.com/office/word/2012/wordml" xmlns:w16cex="http://schemas.microsoft.com/office/word/2018/wordml/cex" xmlns:w16cid="http://schemas.microsoft.com/office/word/2016/wordml/cid" xmlns:w16="http://schemas.microsoft.com/office/word/2018/wordml" xmlns:w16du="http://schemas.microsoft.com/office/word/2023/wordml/word16du" xmlns:w16sdtdh="http://schemas.microsoft.com/office/word/2020/wordml/sdtdatahash" xmlns:w16se="http://schemas.microsoft.com/office/word/2015/wordml/symex" xmlns:wpg="http://schemas.microsoft.com/office/word/2010/wordprocessingGroup" xmlns:wpi="http://schemas.microsoft.com/office/word/2010/wordprocessingInk" xmlns:wne="http://schemas.microsoft.com/office/word/2006/wordml" xmlns:wps="http://schemas.microsoft.com/office/word/2010/wordprocessingShape" mc:Ignorable="w14 w15 w16se w16cid w16 w16cex w16sdtdh w16du wp14"&gt;&lt;w:body&gt;&lt;w:p&gt;&lt;w:pPr&gt;&lt;w:spacing w:before="40" w:after="0" w:line="240" w:lineRule="auto"/&gt;&lt;/w:pPr&gt;&lt;w:r&gt;&lt;w:t&gt;VendorNoCaption&lt;/w:t&gt;&lt;/w:r&gt;&lt;/w:p&gt;&lt;w:sectPr&gt;&lt;w:pgSz w:w="12240" w:h="15840"/&gt;&lt;w:pgMar w:top="1440" w:right="1440" w:bottom="1440" w:left="1440" w:header="720" w:footer="720" w:gutter="0"/&gt;&lt;w:cols w:space="720"/&gt;&lt;/w:sectPr&gt;&lt;/w:body&gt;&lt;/w:document&gt;&lt;/pkg:xmlData&gt;&lt;/pkg:part&gt;&lt;pkg:part pkg:name="/word/_rels/document.xml.rels" pkg:contentType="application/vnd.openxmlformats-package.relationships+xml" pkg:padding="256"&gt;&lt;pkg:xmlData&gt;&lt;Relationships xmlns="http://schemas.openxmlformats.org/package/2006/relationships"&gt;&lt;Relationship Id="rId1" Type="http://schemas.openxmlformats.org/officeDocument/2006/relationships/styles" Target="styles.xml"/&gt;&lt;/Relationships&gt;&lt;/pkg:xmlData&gt;&lt;/pkg:part&gt;&lt;pkg:part pkg:name="/word/styles.xml" pkg:contentType="application/vnd.openxmlformats-officedocument.wordprocessingml.styles+xml"&gt;&lt;pkg:xmlData&gt;&lt;w:styles xmlns:mc="http://schemas.openxmlformats.org/markup-compatibility/2006" xmlns:r="http://schemas.openxmlformats.org/officeDocument/2006/relationships" xmlns:w="http://schemas.openxmlformats.org/wordprocessingml/2006/main" xmlns:w14="http://schemas.microsoft.com/office/word/2010/wordml" xmlns:w15="http://schemas.microsoft.com/office/word/2012/wordml" xmlns:w16cex="http://schemas.microsoft.com/office/word/2018/wordml/cex" xmlns:w16cid="http://schemas.microsoft.com/office/word/2016/wordml/cid" xmlns:w16="http://schemas.microsoft.com/office/word/2018/wordml" xmlns:w16du="http://schemas.microsoft.com/office/word/2023/wordml/word16du" xmlns:w16sdtdh="http://schemas.microsoft.com/office/word/2020/wordml/sdtdatahash" xmlns:w16se="http://schemas.microsoft.com/office/word/2015/wordml/symex" mc:Ignorable="w14 w15 w16se w16cid w16 w16cex w16sdtdh w16du"&gt;&lt;w:docDefaults&gt;&lt;w:rPrDefault&gt;&lt;w:rPr&gt;&lt;w:rFonts w:asciiTheme="minorHAnsi" w:eastAsiaTheme="minorEastAsia" w:hAnsiTheme="minorHAnsi" w:cstheme="minorBidi"/&gt;&lt;w:kern w:val="2"/&gt;&lt;w:sz w:val="24"/&gt;&lt;w:szCs w:val="24"/&gt;&lt;w:lang w:val="en-US" w:eastAsia="en-US" w:bidi="ar-SA"/&gt;&lt;w14:ligatures w14:val="standardContextual"/&gt;&lt;/w:rPr&gt;&lt;/w:rPrDefault&gt;&lt;w:pPrDefault&gt;&lt;w:pPr&gt;&lt;w:spacing w:after="160" w:line="278" w:lineRule="auto"/&gt;&lt;/w:pPr&gt;&lt;/w:pPrDefault&gt;&lt;/w:docDefaults&gt;&lt;w:style w:type="paragraph" w:default="1" w:styleId="Normal"&gt;&lt;w:name w:val="Normal"/&gt;&lt;w:qFormat/&gt;&lt;/w:style&gt;&lt;w:style w:type="character" w:default="1" w:styleId="DefaultParagraphFont"&gt;&lt;w:name w:val="Default Paragraph Font"/&gt;&lt;w:uiPriority w:val="1"/&gt;&lt;w:semiHidden/&gt;&lt;w:unhideWhenUsed/&gt;&lt;/w:style&gt;&lt;w:style w:type="table" w:default="1" w:styleId="TableNormal"&gt;&lt;w:name w:val="Normal Table"/&gt;&lt;w:uiPriority w:val="99"/&gt;&lt;w:semiHidden/&gt;&lt;w:unhideWhenUsed/&gt;&lt;w:tblPr&gt;&lt;w:tblInd w:w="0" w:type="dxa"/&gt;&lt;w:tblCellMar&gt;&lt;w:top w:w="0" w:type="dxa"/&gt;&lt;w:left w:w="108" w:type="dxa"/&gt;&lt;w:bottom w:w="0" w:type="dxa"/&gt;&lt;w:right w:w="108" w:type="dxa"/&gt;&lt;/w:tblCellMar&gt;&lt;/w:tblPr&gt;&lt;/w:style&gt;&lt;w:style w:type="numbering" w:default="1" w:styleId="NoList"&gt;&lt;w:name w:val="No List"/&gt;&lt;w:uiPriority w:val="99"/&gt;&lt;w:semiHidden/&gt;&lt;w:unhideWhenUsed/&gt;&lt;/w:style&gt;&lt;/w:styles&gt;&lt;/pkg:xmlData&gt;&lt;/pkg:part&gt;&lt;pkg:part pkg:name="/docMetadata/LabelInfo.xml" pkg:contentType="application/vnd.ms-office.classificationlabels+xml"&gt;&lt;pkg:xmlData&gt;&lt;clbl:labelList xmlns:clbl="http://schemas.microsoft.com/office/2020/mipLabelMetadata"&gt;&lt;clbl:label id="{f42aa342-8706-4288-bd11-ebb85995028c}" enabled="1" method="Standard" siteId="{72f988bf-86f1-41af-91ab-2d7cd011db47}" contentBits="0" removed="0"/&gt;&lt;/clbl:labelList&gt;&lt;/pkg:xmlData&gt;&lt;/pkg:part&gt;&lt;/pkg:package&gt;
+</VendorNoCaption>
+    <VendorPurchasesLCYCaption>&lt;?xml version="1.0" standalone="yes"?&gt;
+&lt;?mso-application progid="Word.Document"?&gt;
+&lt;pkg:package xmlns:pkg="http://schemas.microsoft.com/office/2006/xmlPackage"&gt;&lt;pkg:part pkg:name="/_rels/.rels" pkg:contentType="application/vnd.openxmlformats-package.relationships+xml" pkg:padding="512"&gt;&lt;pkg:xmlData&gt;&lt;Relationships xmlns="http://schemas.openxmlformats.org/package/2006/relationships"&gt;&lt;Relationship Id="rId2" Type="http://schemas.microsoft.com/office/2020/02/relationships/classificationlabels" Target="docMetadata/LabelInfo.xml"/&gt;&lt;Relationship Id="rId1" Type="http://schemas.openxmlformats.org/officeDocument/2006/relationships/officeDocument" Target="word/document.xml"/&gt;&lt;/Relationships&gt;&lt;/pkg:xmlData&gt;&lt;/pkg:part&gt;&lt;pkg:part pkg:name="/word/document.xml" pkg:contentType="application/vnd.openxmlformats-officedocument.wordprocessingml.document.main+xml"&gt;&lt;pkg:xmlData&gt;&lt;w:document xmlns:wpc="http://schemas.microsoft.com/office/word/2010/wordprocessingCanvas" xmlns:cx="http://schemas.microsoft.com/office/drawing/2014/chartex" xmlns:cx1="http://schemas.microsoft.com/office/drawing/2015/9/8/chartex" xmlns:cx2="http://schemas.microsoft.com/office/drawing/2015/10/21/chartex" xmlns:cx3="http://schemas.microsoft.com/office/drawing/2016/5/9/chartex" xmlns:cx4="http://schemas.microsoft.com/office/drawing/2016/5/10/chartex" xmlns:cx5="http://schemas.microsoft.com/office/drawing/2016/5/11/chartex" xmlns:cx6="http://schemas.microsoft.com/office/drawing/2016/5/12/chartex" xmlns:cx7="http://schemas.microsoft.com/office/drawing/2016/5/13/chartex" xmlns:cx8="http://schemas.microsoft.com/office/drawing/2016/5/14/chartex" xmlns:mc="http://schemas.openxmlformats.org/markup-compatibility/2006" xmlns:aink="http://schemas.microsoft.com/office/drawing/2016/ink" xmlns:am3d="http://schemas.microsoft.com/office/drawing/2017/model3d" xmlns:o="urn:schemas-microsoft-com:office:office" xmlns:oel="http://schemas.microsoft.com/office/2019/extlst" xmlns:r="http://schemas.openxmlformats.org/officeDocument/2006/relationships" xmlns:m="http://schemas.openxmlformats.org/officeDocument/2006/math" xmlns:v="urn:schemas-microsoft-com:vml" xmlns:wp14="http://schemas.microsoft.com/office/word/2010/wordprocessingDrawing" xmlns:wp="http://schemas.openxmlformats.org/drawingml/2006/wordprocessingDrawing" xmlns:w10="urn:schemas-microsoft-com:office:word" xmlns:w="http://schemas.openxmlformats.org/wordprocessingml/2006/main" xmlns:w14="http://schemas.microsoft.com/office/word/2010/wordml" xmlns:w15="http://schemas.microsoft.com/office/word/2012/wordml" xmlns:w16cex="http://schemas.microsoft.com/office/word/2018/wordml/cex" xmlns:w16cid="http://schemas.microsoft.com/office/word/2016/wordml/cid" xmlns:w16="http://schemas.microsoft.com/office/word/2018/wordml" xmlns:w16du="http://schemas.microsoft.com/office/word/2023/wordml/word16du" xmlns:w16sdtdh="http://schemas.microsoft.com/office/word/2020/wordml/sdtdatahash" xmlns:w16se="http://schemas.microsoft.com/office/word/2015/wordml/symex" xmlns:wpg="http://schemas.microsoft.com/office/word/2010/wordprocessingGroup" xmlns:wpi="http://schemas.microsoft.com/office/word/2010/wordprocessingInk" xmlns:wne="http://schemas.microsoft.com/office/word/2006/wordml" xmlns:wps="http://schemas.microsoft.com/office/word/2010/wordprocessingShape" mc:Ignorable="w14 w15 w16se w16cid w16 w16cex w16sdtdh w16du wp14"&gt;&lt;w:body&gt;&lt;w:p&gt;&lt;w:pPr&gt;&lt;w:spacing w:before="40" w:after="0" w:line="240" w:lineRule="auto"/&gt;&lt;/w:pPr&gt;&lt;w:r&gt;&lt;w:t&gt;VendorPurchasesLCYCaption&lt;/w:t&gt;&lt;/w:r&gt;&lt;/w:p&gt;&lt;w:sectPr&gt;&lt;w:pgSz w:w="12240" w:h="15840"/&gt;&lt;w:pgMar w:top="1440" w:right="1440" w:bottom="1440" w:left="1440" w:header="720" w:footer="720" w:gutter="0"/&gt;&lt;w:cols w:space="720"/&gt;&lt;/w:sectPr&gt;&lt;/w:body&gt;&lt;/w:document&gt;&lt;/pkg:xmlData&gt;&lt;/pkg:part&gt;&lt;pkg:part pkg:name="/word/_rels/document.xml.rels" pkg:contentType="application/vnd.openxmlformats-package.relationships+xml" pkg:padding="256"&gt;&lt;pkg:xmlData&gt;&lt;Relationships xmlns="http://schemas.openxmlformats.org/package/2006/relationships"&gt;&lt;Relationship Id="rId1" Type="http://schemas.openxmlformats.org/officeDocument/2006/relationships/styles" Target="styles.xml"/&gt;&lt;/Relationships&gt;&lt;/pkg:xmlData&gt;&lt;/pkg:part&gt;&lt;pkg:part pkg:name="/word/styles.xml" pkg:contentType="application/vnd.openxmlformats-officedocument.wordprocessingml.styles+xml"&gt;&lt;pkg:xmlData&gt;&lt;w:styles xmlns:mc="http://schemas.openxmlformats.org/markup-compatibility/2006" xmlns:r="http://schemas.openxmlformats.org/officeDocument/2006/relationships" xmlns:w="http://schemas.openxmlformats.org/wordprocessingml/2006/main" xmlns:w14="http://schemas.microsoft.com/office/word/2010/wordml" xmlns:w15="http://schemas.microsoft.com/office/word/2012/wordml" xmlns:w16cex="http://schemas.microsoft.com/office/word/2018/wordml/cex" xmlns:w16cid="http://schemas.microsoft.com/office/word/2016/wordml/cid" xmlns:w16="http://schemas.microsoft.com/office/word/2018/wordml" xmlns:w16du="http://schemas.microsoft.com/office/word/2023/wordml/word16du" xmlns:w16sdtdh="http://schemas.microsoft.com/office/word/2020/wordml/sdtdatahash" xmlns:w16se="http://schemas.microsoft.com/office/word/2015/wordml/symex" mc:Ignorable="w14 w15 w16se w16cid w16 w16cex w16sdtdh w16du"&gt;&lt;w:docDefaults&gt;&lt;w:rPrDefault&gt;&lt;w:rPr&gt;&lt;w:rFonts w:asciiTheme="minorHAnsi" w:eastAsiaTheme="minorEastAsia" w:hAnsiTheme="minorHAnsi" w:cstheme="minorBidi"/&gt;&lt;w:kern w:val="2"/&gt;&lt;w:sz w:val="24"/&gt;&lt;w:szCs w:val="24"/&gt;&lt;w:lang w:val="en-US" w:eastAsia="en-US" w:bidi="ar-SA"/&gt;&lt;w14:ligatures w14:val="standardContextual"/&gt;&lt;/w:rPr&gt;&lt;/w:rPrDefault&gt;&lt;w:pPrDefault&gt;&lt;w:pPr&gt;&lt;w:spacing w:after="160" w:line="278" w:lineRule="auto"/&gt;&lt;/w:pPr&gt;&lt;/w:pPrDefault&gt;&lt;/w:docDefaults&gt;&lt;w:style w:type="paragraph" w:default="1" w:styleId="Normal"&gt;&lt;w:name w:val="Normal"/&gt;&lt;w:qFormat/&gt;&lt;/w:style&gt;&lt;w:style w:type="character" w:default="1" w:styleId="DefaultParagraphFont"&gt;&lt;w:name w:val="Default Paragraph Font"/&gt;&lt;w:uiPriority w:val="1"/&gt;&lt;w:semiHidden/&gt;&lt;w:unhideWhenUsed/&gt;&lt;/w:style&gt;&lt;w:style w:type="table" w:default="1" w:styleId="TableNormal"&gt;&lt;w:name w:val="Normal Table"/&gt;&lt;w:uiPriority w:val="99"/&gt;&lt;w:semiHidden/&gt;&lt;w:unhideWhenUsed/&gt;&lt;w:tblPr&gt;&lt;w:tblInd w:w="0" w:type="dxa"/&gt;&lt;w:tblCellMar&gt;&lt;w:top w:w="0" w:type="dxa"/&gt;&lt;w:left w:w="108" w:type="dxa"/&gt;&lt;w:bottom w:w="0" w:type="dxa"/&gt;&lt;w:right w:w="108" w:type="dxa"/&gt;&lt;/w:tblCellMar&gt;&lt;/w:tblPr&gt;&lt;/w:style&gt;&lt;w:style w:type="numbering" w:default="1" w:styleId="NoList"&gt;&lt;w:name w:val="No List"/&gt;&lt;w:uiPriority w:val="99"/&gt;&lt;w:semiHidden/&gt;&lt;w:unhideWhenUsed/&gt;&lt;/w:style&gt;&lt;/w:styles&gt;&lt;/pkg:xmlData&gt;&lt;/pkg:part&gt;&lt;pkg:part pkg:name="/docMetadata/LabelInfo.xml" pkg:contentType="application/vnd.ms-office.classificationlabels+xml"&gt;&lt;pkg:xmlData&gt;&lt;clbl:labelList xmlns:clbl="http://schemas.microsoft.com/office/2020/mipLabelMetadata"&gt;&lt;clbl:label id="{f42aa342-8706-4288-bd11-ebb85995028c}" enabled="1" method="Standard" siteId="{72f988bf-86f1-41af-91ab-2d7cd011db47}" contentBits="0" removed="0"/&gt;&lt;/clbl:labelList&gt;&lt;/pkg:xmlData&gt;&lt;/pkg:part&gt;&lt;/pkg:package&gt;
+</VendorPurchasesLCYCaption>
+  </Labels>
+  <CountryRegion>
+    <CompanyName>&lt;?xml version="1.0" standalone="yes"?&gt;
+&lt;?mso-application progid="Word.Document"?&gt;
+&lt;pkg:package xmlns:pkg="http://schemas.microsoft.com/office/2006/xmlPackage"&gt;&lt;pkg:part pkg:name="/_rels/.rels" pkg:contentType="application/vnd.openxmlformats-package.relationships+xml" pkg:padding="512"&gt;&lt;pkg:xmlData&gt;&lt;Relationships xmlns="http://schemas.openxmlformats.org/package/2006/relationships"&gt;&lt;Relationship Id="rId2" Type="http://schemas.microsoft.com/office/2020/02/relationships/classificationlabels" Target="docMetadata/LabelInfo.xml"/&gt;&lt;Relationship Id="rId1" Type="http://schemas.openxmlformats.org/officeDocument/2006/relationships/officeDocument" Target="word/document.xml"/&gt;&lt;/Relationships&gt;&lt;/pkg:xmlData&gt;&lt;/pkg:part&gt;&lt;pkg:part pkg:name="/word/document.xml" pkg:contentType="application/vnd.openxmlformats-officedocument.wordprocessingml.document.main+xml"&gt;&lt;pkg:xmlData&gt;&lt;w:document xmlns:wpc="http://schemas.microsoft.com/office/word/2010/wordprocessingCanvas" xmlns:cx="http://schemas.microsoft.com/office/drawing/2014/chartex" xmlns:cx1="http://schemas.microsoft.com/office/drawing/2015/9/8/chartex" xmlns:cx2="http://schemas.microsoft.com/office/drawing/2015/10/21/chartex" xmlns:cx3="http://schemas.microsoft.com/office/drawing/2016/5/9/chartex" xmlns:cx4="http://schemas.microsoft.com/office/drawing/2016/5/10/chartex" xmlns:cx5="http://schemas.microsoft.com/office/drawing/2016/5/11/chartex" xmlns:cx6="http://schemas.microsoft.com/office/drawing/2016/5/12/chartex" xmlns:cx7="http://schemas.microsoft.com/office/drawing/2016/5/13/chartex" xmlns:cx8="http://schemas.microsoft.com/office/drawing/2016/5/14/chartex" xmlns:mc="http://schemas.openxmlformats.org/markup-compatibility/2006" xmlns:aink="http://schemas.microsoft.com/office/drawing/2016/ink" xmlns:am3d="http://schemas.microsoft.com/office/drawing/2017/model3d" xmlns:o="urn:schemas-microsoft-com:office:office" xmlns:oel="http://schemas.microsoft.com/office/2019/extlst" xmlns:r="http://schemas.openxmlformats.org/officeDocument/2006/relationships" xmlns:m="http://schemas.openxmlformats.org/officeDocument/2006/math" xmlns:v="urn:schemas-microsoft-com:vml" xmlns:wp14="http://schemas.microsoft.com/office/word/2010/wordprocessingDrawing" xmlns:wp="http://schemas.openxmlformats.org/drawingml/2006/wordprocessingDrawing" xmlns:w10="urn:schemas-microsoft-com:office:word" xmlns:w="http://schemas.openxmlformats.org/wordprocessingml/2006/main" xmlns:w14="http://schemas.microsoft.com/office/word/2010/wordml" xmlns:w15="http://schemas.microsoft.com/office/word/2012/wordml" xmlns:w16cex="http://schemas.microsoft.com/office/word/2018/wordml/cex" xmlns:w16cid="http://schemas.microsoft.com/office/word/2016/wordml/cid" xmlns:w16="http://schemas.microsoft.com/office/word/2018/wordml" xmlns:w16du="http://schemas.microsoft.com/office/word/2023/wordml/word16du" xmlns:w16sdtdh="http://schemas.microsoft.com/office/word/2020/wordml/sdtdatahash" xmlns:w16se="http://schemas.microsoft.com/office/word/2015/wordml/symex" xmlns:wpg="http://schemas.microsoft.com/office/word/2010/wordprocessingGroup" xmlns:wpi="http://schemas.microsoft.com/office/word/2010/wordprocessingInk" xmlns:wne="http://schemas.microsoft.com/office/word/2006/wordml" xmlns:wps="http://schemas.microsoft.com/office/word/2010/wordprocessingShape" mc:Ignorable="w14 w15 w16se w16cid w16 w16cex w16sdtdh w16du wp14"&gt;&lt;w:body&gt;&lt;w:p&gt;&lt;w:pPr&gt;&lt;w:jc w:val="right"/&gt;&lt;w:rPr&gt;&lt;w:rStyle w:val="Heading2Char"/&gt;&lt;/w:rPr&gt;&lt;/w:pPr&gt;&lt;w:r&gt;&lt;w:rPr&gt;&lt;w:rStyle w:val="Heading1Char"/&gt;&lt;/w:rPr&gt;&lt;w:t&gt;CompanyName&lt;/w:t&gt;&lt;/w:r&gt;&lt;/w:p&gt;&lt;w:sectPr&gt;&lt;w:pgSz w:w="12240" w:h="15840"/&gt;&lt;w:pgMar w:top="1440" w:right="1440" w:bottom="1440" w:left="1440" w:header="720" w:footer="720" w:gutter="0"/&gt;&lt;w:cols w:space="720"/&gt;&lt;/w:sectPr&gt;&lt;/w:body&gt;&lt;/w:document&gt;&lt;/pkg:xmlData&gt;&lt;/pkg:part&gt;&lt;pkg:part pkg:name="/word/_rels/document.xml.rels" pkg:contentType="application/vnd.openxmlformats-package.relationships+xml" pkg:padding="256"&gt;&lt;pkg:xmlData&gt;&lt;Relationships xmlns="http://schemas.openxmlformats.org/package/2006/relationships"&gt;&lt;Relationship Id="rId1" Type="http://schemas.openxmlformats.org/officeDocument/2006/relationships/styles" Target="styles.xml"/&gt;&lt;/Relationships&gt;&lt;/pkg:xmlData&gt;&lt;/pkg:part&gt;&lt;pkg:part pkg:name="/word/styles.xml" pkg:contentType="application/vnd.openxmlformats-officedocument.wordprocessingml.styles+xml"&gt;&lt;pkg:xmlData&gt;&lt;w:styles xmlns:mc="http://schemas.openxmlformats.org/markup-compatibility/2006" xmlns:r="http://schemas.openxmlformats.org/officeDocument/2006/relationships" xmlns:w="http://schemas.openxmlformats.org/wordprocessingml/2006/main" xmlns:w14="http://schemas.microsoft.com/office/word/2010/wordml" xmlns:w15="http://schemas.microsoft.com/office/word/2012/wordml" xmlns:w16cex="http://schemas.microsoft.com/office/word/2018/wordml/cex" xmlns:w16cid="http://schemas.microsoft.com/office/word/2016/wordml/cid" xmlns:w16="http://schemas.microsoft.com/office/word/2018/wordml" xmlns:w16du="http://schemas.microsoft.com/office/word/2023/wordml/word16du" xmlns:w16sdtdh="http://schemas.microsoft.com/office/word/2020/wordml/sdtdatahash" xmlns:w16se="http://schemas.microsoft.com/office/word/2015/wordml/symex" mc:Ignorable="w14 w15 w16se w16cid w16 w16cex w16sdtdh w16du"&gt;&lt;w:docDefaults&gt;&lt;w:rPrDefault&gt;&lt;w:rPr&gt;&lt;w:rFonts w:asciiTheme="minorHAnsi" w:eastAsiaTheme="minorEastAsia" w:hAnsiTheme="minorHAnsi" w:cstheme="minorBidi"/&gt;&lt;w:kern w:val="2"/&gt;&lt;w:sz w:val="24"/&gt;&lt;w:szCs w:val="24"/&gt;&lt;w:lang w:val="en-US" w:eastAsia="en-US" w:bidi="ar-SA"/&gt;&lt;w14:ligatures w14:val="standardContextual"/&gt;&lt;/w:rPr&gt;&lt;/w:rPrDefault&gt;&lt;w:pPrDefault&gt;&lt;w:pPr&gt;&lt;w:spacing w:after="160" w:line="278" w:lineRule="auto"/&gt;&lt;/w:pPr&gt;&lt;/w:pPrDefault&gt;&lt;/w:docDefaults&gt;&lt;w:style w:type="paragraph" w:default="1" w:styleId="Normal"&gt;&lt;w:name w:val="Normal"/&gt;&lt;w:qFormat/&gt;&lt;w:rsid w:val="00BC5860"/&gt;&lt;/w:style&gt;&lt;w:style w:type="paragraph" w:styleId="Heading1"&gt;&lt;w:name w:val="heading 1"/&gt;&lt;w:basedOn w:val="Normal"/&gt;&lt;w:next w:val="Normal"/&gt;&lt;w:link w:val="Heading1Char"/&gt;&lt;w:uiPriority w:val="9"/&gt;&lt;w:qFormat/&gt;&lt;w:pPr&gt;&lt;w:keepNext/&gt;&lt;w:keepLines/&gt;&lt;w:spacing w:before="240" w:after="0"/&gt;&lt;w:outlineLvl w:val="0"/&gt;&lt;/w:pPr&gt;&lt;w:rPr&gt;&lt;w:rFonts w:asciiTheme="majorHAnsi" w:eastAsiaTheme="majorEastAsia" w:hAnsiTheme="majorHAnsi" w:cstheme="majorBidi"/&gt;&lt;w:color w:val="0F4761" w:themeColor="accent1" w:themeShade="BF"/&gt;&lt;w:sz w:val="32"/&gt;&lt;w:szCs w:val="32"/&gt;&lt;/w:rPr&gt;&lt;/w:style&gt;&lt;w:style w:type="paragraph" w:styleId="Heading2"&gt;&lt;w:name w:val="heading 2"/&gt;&lt;w:basedOn w:val="Normal"/&gt;&lt;w:next w:val="Normal"/&gt;&lt;w:link w:val="Heading2Char"/&gt;&lt;w:uiPriority w:val="9"/&gt;&lt;w:unhideWhenUsed/&gt;&lt;w:qFormat/&gt;&lt;w:pPr&gt;&lt;w:keepNext/&gt;&lt;w:keepLines/&gt;&lt;w:spacing w:before="40" w:after="0"/&gt;&lt;w:outlineLvl w:val="1"/&gt;&lt;/w:pPr&gt;&lt;w:rPr&gt;&lt;w:rFonts w:asciiTheme="majorHAnsi" w:eastAsiaTheme="majorEastAsia" w:hAnsiTheme="majorHAnsi" w:cstheme="majorBidi"/&gt;&lt;w:color w:val="0F4761" w:themeColor="accent1" w:themeShade="BF"/&gt;&lt;w:sz w:val="26"/&gt;&lt;w:szCs w:val="26"/&gt;&lt;/w:rPr&gt;&lt;/w:style&gt;&lt;w:style w:type="character" w:default="1" w:styleId="DefaultParagraphFont"&gt;&lt;w:name w:val="Default Paragraph Font"/&gt;&lt;w:uiPriority w:val="1"/&gt;&lt;w:semiHidden/&gt;&lt;w:unhideWhenUsed/&gt;&lt;w:rsid w:val="00BC5860"/&gt;&lt;/w:style&gt;&lt;w:style w:type="table" w:default="1" w:styleId="TableNormal"&gt;&lt;w:name w:val="Normal Table"/&gt;&lt;w:uiPriority w:val="99"/&gt;&lt;w:semiHidden/&gt;&lt;w:unhideWhenUsed/&gt;&lt;w:tblPr&gt;&lt;w:tblInd w:w="0" w:type="dxa"/&gt;&lt;w:tblCellMar&gt;&lt;w:top w:w="0" w:type="dxa"/&gt;&lt;w:left w:w="108" w:type="dxa"/&gt;&lt;w:bottom w:w="0" w:type="dxa"/&gt;&lt;w:right w:w="108" w:type="dxa"/&gt;&lt;/w:tblCellMar&gt;&lt;/w:tblPr&gt;&lt;/w:style&gt;&lt;w:style w:type="numbering" w:default="1" w:styleId="NoList"&gt;&lt;w:name w:val="No List"/&gt;&lt;w:uiPriority w:val="99"/&gt;&lt;w:semiHidden/&gt;&lt;w:unhideWhenUsed/&gt;&lt;w:rsid w:val="00BC5860"/&gt;&lt;/w:style&gt;&lt;w:style w:type="character" w:customStyle="1" w:styleId="Heading1Char"&gt;&lt;w:name w:val="Heading 1 Char"/&gt;&lt;w:basedOn w:val="DefaultParagraphFont"/&gt;&lt;w:link w:val="Heading1"/&gt;&lt;w:uiPriority w:val="9"/&gt;&lt;w:rPr&gt;&lt;w:rFonts w:asciiTheme="majorHAnsi" w:eastAsiaTheme="majorEastAsia" w:hAnsiTheme="majorHAnsi" w:cstheme="majorBidi"/&gt;&lt;w:color w:val="0F4761" w:themeColor="accent1" w:themeShade="BF"/&gt;&lt;w:sz w:val="32"/&gt;&lt;w:szCs w:val="32"/&gt;&lt;/w:rPr&gt;&lt;/w:style&gt;&lt;w:style w:type="character" w:customStyle="1" w:styleId="Heading2Char"&gt;&lt;w:name w:val="Heading 2 Char"/&gt;&lt;w:basedOn w:val="DefaultParagraphFont"/&gt;&lt;w:link w:val="Heading2"/&gt;&lt;w:uiPriority w:val="9"/&gt;&lt;w:rPr&gt;&lt;w:rFonts w:asciiTheme="majorHAnsi" w:eastAsiaTheme="majorEastAsia" w:hAnsiTheme="majorHAnsi" w:cstheme="majorBidi"/&gt;&lt;w:color w:val="0F4761" w:themeColor="accent1" w:themeShade="BF"/&gt;&lt;w:sz w:val="26"/&gt;&lt;w:szCs w:val="26"/&gt;&lt;/w:rPr&gt;&lt;/w:style&gt;&lt;/w:styles&gt;&lt;/pkg:xmlData&gt;&lt;/pkg:part&gt;&lt;pkg:part pkg:name="/docMetadata/LabelInfo.xml" pkg:contentType="application/vnd.ms-office.classificationlabels+xml"&gt;&lt;pkg:xmlData&gt;&lt;clbl:labelList xmlns:clbl="http://schemas.microsoft.com/office/2020/mipLabelMetadata"&gt;&lt;clbl:label id="{f42aa342-8706-4288-bd11-ebb85995028c}" enabled="1" method="Standard" siteId="{72f988bf-86f1-41af-91ab-2d7cd011db47}" contentBits="0" removed="0"/&gt;&lt;/clbl:labelList&gt;&lt;/pkg:xmlData&gt;&lt;/pkg:part&gt;&lt;/pkg:package&gt;
+</CompanyName>
+    <CurrentDate>&lt;?xml version="1.0" standalone="yes"?&gt;
+&lt;?mso-application progid="Word.Document"?&gt;
+&lt;pkg:package xmlns:pkg="http://schemas.microsoft.com/office/2006/xmlPackage"&gt;&lt;pkg:part pkg:name="/_rels/.rels" pkg:contentType="application/vnd.openxmlformats-package.relationships+xml" pkg:padding="512"&gt;&lt;pkg:xmlData&gt;&lt;Relationships xmlns="http://schemas.openxmlformats.org/package/2006/relationships"&gt;&lt;Relationship Id="rId2" Type="http://schemas.microsoft.com/office/2020/02/relationships/classificationlabels" Target="docMetadata/LabelInfo.xml"/&gt;&lt;Relationship Id="rId1" Type="http://schemas.openxmlformats.org/officeDocument/2006/relationships/officeDocument" Target="word/document.xml"/&gt;&lt;/Relationships&gt;&lt;/pkg:xmlData&gt;&lt;/pkg:part&gt;&lt;pkg:part pkg:name="/word/document.xml" pkg:contentType="application/vnd.openxmlformats-officedocument.wordprocessingml.document.main+xml"&gt;&lt;pkg:xmlData&gt;&lt;w:document xmlns:wpc="http://schemas.microsoft.com/office/word/2010/wordprocessingCanvas" xmlns:cx="http://schemas.microsoft.com/office/drawing/2014/chartex" xmlns:cx1="http://schemas.microsoft.com/office/drawing/2015/9/8/chartex" xmlns:cx2="http://schemas.microsoft.com/office/drawing/2015/10/21/chartex" xmlns:cx3="http://schemas.microsoft.com/office/drawing/2016/5/9/chartex" xmlns:cx4="http://schemas.microsoft.com/office/drawing/2016/5/10/chartex" xmlns:cx5="http://schemas.microsoft.com/office/drawing/2016/5/11/chartex" xmlns:cx6="http://schemas.microsoft.com/office/drawing/2016/5/12/chartex" xmlns:cx7="http://schemas.microsoft.com/office/drawing/2016/5/13/chartex" xmlns:cx8="http://schemas.microsoft.com/office/drawing/2016/5/14/chartex" xmlns:mc="http://schemas.openxmlformats.org/markup-compatibility/2006" xmlns:aink="http://schemas.microsoft.com/office/drawing/2016/ink" xmlns:am3d="http://schemas.microsoft.com/office/drawing/2017/model3d" xmlns:o="urn:schemas-microsoft-com:office:office" xmlns:oel="http://schemas.microsoft.com/office/2019/extlst" xmlns:r="http://schemas.openxmlformats.org/officeDocument/2006/relationships" xmlns:m="http://schemas.openxmlformats.org/officeDocument/2006/math" xmlns:v="urn:schemas-microsoft-com:vml" xmlns:wp14="http://schemas.microsoft.com/office/word/2010/wordprocessingDrawing" xmlns:wp="http://schemas.openxmlformats.org/drawingml/2006/wordprocessingDrawing" xmlns:w10="urn:schemas-microsoft-com:office:word" xmlns:w="http://schemas.openxmlformats.org/wordprocessingml/2006/main" xmlns:w14="http://schemas.microsoft.com/office/word/2010/wordml" xmlns:w15="http://schemas.microsoft.com/office/word/2012/wordml" xmlns:w16cex="http://schemas.microsoft.com/office/word/2018/wordml/cex" xmlns:w16cid="http://schemas.microsoft.com/office/word/2016/wordml/cid" xmlns:w16="http://schemas.microsoft.com/office/word/2018/wordml" xmlns:w16du="http://schemas.microsoft.com/office/word/2023/wordml/word16du" xmlns:w16sdtdh="http://schemas.microsoft.com/office/word/2020/wordml/sdtdatahash" xmlns:w16se="http://schemas.microsoft.com/office/word/2015/wordml/symex" xmlns:wpg="http://schemas.microsoft.com/office/word/2010/wordprocessingGroup" xmlns:wpi="http://schemas.microsoft.com/office/word/2010/wordprocessingInk" xmlns:wne="http://schemas.microsoft.com/office/word/2006/wordml" xmlns:wps="http://schemas.microsoft.com/office/word/2010/wordprocessingShape" mc:Ignorable="w14 w15 w16se w16cid w16 w16cex w16sdtdh w16du wp14"&gt;&lt;w:body&gt;&lt;w:p&gt;&lt;w:pPr&gt;&lt;w:pStyle w:val="Heading1"/&gt;&lt;w:jc w:val="right"/&gt;&lt;w:rPr&gt;&lt;w:rStyle w:val="Heading4Char"/&gt;&lt;/w:rPr&gt;&lt;/w:pPr&gt;&lt;w:r&gt;&lt;w:rPr&gt;&lt;w:rStyle w:val="Heading2Char"/&gt;&lt;/w:rPr&gt;&lt;w:t&gt;CurrentDate&lt;/w:t&gt;&lt;/w:r&gt;&lt;/w:p&gt;&lt;w:sectPr&gt;&lt;w:pgSz w:w="12240" w:h="15840"/&gt;&lt;w:pgMar w:top="1440" w:right="1440" w:bottom="1440" w:left="1440" w:header="720" w:footer="720" w:gutter="0"/&gt;&lt;w:cols w:space="720"/&gt;&lt;/w:sectPr&gt;&lt;/w:body&gt;&lt;/w:document&gt;&lt;/pkg:xmlData&gt;&lt;/pkg:part&gt;&lt;pkg:part pkg:name="/word/_rels/document.xml.rels" pkg:contentType="application/vnd.openxmlformats-package.relationships+xml" pkg:padding="256"&gt;&lt;pkg:xmlData&gt;&lt;Relationships xmlns="http://schemas.openxmlformats.org/package/2006/relationships"&gt;&lt;Relationship Id="rId1" Type="http://schemas.openxmlformats.org/officeDocument/2006/relationships/styles" Target="styles.xml"/&gt;&lt;/Relationships&gt;&lt;/pkg:xmlData&gt;&lt;/pkg:part&gt;&lt;pkg:part pkg:name="/word/styles.xml" pkg:contentType="application/vnd.openxmlformats-officedocument.wordprocessingml.styles+xml"&gt;&lt;pkg:xmlData&gt;&lt;w:styles xmlns:mc="http://schemas.openxmlformats.org/markup-compatibility/2006" xmlns:r="http://schemas.openxmlformats.org/officeDocument/2006/relationships" xmlns:w="http://schemas.openxmlformats.org/wordprocessingml/2006/main" xmlns:w14="http://schemas.microsoft.com/office/word/2010/wordml" xmlns:w15="http://schemas.microsoft.com/office/word/2012/wordml" xmlns:w16cex="http://schemas.microsoft.com/office/word/2018/wordml/cex" xmlns:w16cid="http://schemas.microsoft.com/office/word/2016/wordml/cid" xmlns:w16="http://schemas.microsoft.com/office/word/2018/wordml" xmlns:w16du="http://schemas.microsoft.com/office/word/2023/wordml/word16du" xmlns:w16sdtdh="http://schemas.microsoft.com/office/word/2020/wordml/sdtdatahash" xmlns:w16se="http://schemas.microsoft.com/office/word/2015/wordml/symex" mc:Ignorable="w14 w15 w16se w16cid w16 w16cex w16sdtdh w16du"&gt;&lt;w:docDefaults&gt;&lt;w:rPrDefault&gt;&lt;w:rPr&gt;&lt;w:rFonts w:asciiTheme="minorHAnsi" w:eastAsiaTheme="minorEastAsia" w:hAnsiTheme="minorHAnsi" w:cstheme="minorBidi"/&gt;&lt;w:kern w:val="2"/&gt;&lt;w:sz w:val="24"/&gt;&lt;w:szCs w:val="24"/&gt;&lt;w:lang w:val="en-US" w:eastAsia="en-US" w:bidi="ar-SA"/&gt;&lt;w14:ligatures w14:val="standardContextual"/&gt;&lt;/w:rPr&gt;&lt;/w:rPrDefault&gt;&lt;w:pPrDefault&gt;&lt;w:pPr&gt;&lt;w:spacing w:after="160" w:line="278" w:lineRule="auto"/&gt;&lt;/w:pPr&gt;&lt;/w:pPrDefault&gt;&lt;/w:docDefaults&gt;&lt;w:style w:type="paragraph" w:default="1" w:styleId="Normal"&gt;&lt;w:name w:val="Normal"/&gt;&lt;w:qFormat/&gt;&lt;w:rsid w:val="004C5E88"/&gt;&lt;/w:style&gt;&lt;w:style w:type="paragraph" w:styleId="Heading1"&gt;&lt;w:name w:val="heading 1"/&gt;&lt;w:basedOn w:val="Normal"/&gt;&lt;w:next w:val="Normal"/&gt;&lt;w:link w:val="Heading1Char"/&gt;&lt;w:uiPriority w:val="9"/&gt;&lt;w:qFormat/&gt;&lt;w:pPr&gt;&lt;w:keepNext/&gt;&lt;w:keepLines/&gt;&lt;w:spacing w:before="240" w:after="0"/&gt;&lt;w:outlineLvl w:val="0"/&gt;&lt;/w:pPr&gt;&lt;w:rPr&gt;&lt;w:rFonts w:asciiTheme="majorHAnsi" w:eastAsiaTheme="majorEastAsia" w:hAnsiTheme="majorHAnsi" w:cstheme="majorBidi"/&gt;&lt;w:color w:val="0F4761" w:themeColor="accent1" w:themeShade="BF"/&gt;&lt;w:sz w:val="32"/&gt;&lt;w:szCs w:val="32"/&gt;&lt;/w:rPr&gt;&lt;/w:style&gt;&lt;w:style w:type="paragraph" w:styleId="Heading2"&gt;&lt;w:name w:val="heading 2"/&gt;&lt;w:basedOn w:val="Normal"/&gt;&lt;w:next w:val="Normal"/&gt;&lt;w:link w:val="Heading2Char"/&gt;&lt;w:uiPriority w:val="9"/&gt;&lt;w:unhideWhenUsed/&gt;&lt;w:qFormat/&gt;&lt;w:pPr&gt;&lt;w:keepNext/&gt;&lt;w:keepLines/&gt;&lt;w:spacing w:before="40" w:after="0"/&gt;&lt;w:outlineLvl w:val="1"/&gt;&lt;/w:pPr&gt;&lt;w:rPr&gt;&lt;w:rFonts w:asciiTheme="majorHAnsi" w:eastAsiaTheme="majorEastAsia" w:hAnsiTheme="majorHAnsi" w:cstheme="majorBidi"/&gt;&lt;w:color w:val="0F4761" w:themeColor="accent1" w:themeShade="BF"/&gt;&lt;w:sz w:val="26"/&gt;&lt;w:szCs w:val="26"/&gt;&lt;/w:rPr&gt;&lt;/w:style&gt;&lt;w:style w:type="paragraph" w:styleId="Heading4"&gt;&lt;w:name w:val="heading 4"/&gt;&lt;w:basedOn w:val="Normal"/&gt;&lt;w:next w:val="Normal"/&gt;&lt;w:link w:val="Heading4Char"/&gt;&lt;w:uiPriority w:val="9"/&gt;&lt;w:unhideWhenUsed/&gt;&lt;w:qFormat/&gt;&lt;w:pPr&gt;&lt;w:keepNext/&gt;&lt;w:keepLines/&gt;&lt;w:spacing w:before="40" w:after="0"/&gt;&lt;w:outlineLvl w:val="3"/&gt;&lt;/w:pPr&gt;&lt;w:rPr&gt;&lt;w:rFonts w:asciiTheme="majorHAnsi" w:eastAsiaTheme="majorEastAsia" w:hAnsiTheme="majorHAnsi" w:cstheme="majorBidi"/&gt;&lt;w:i/&gt;&lt;w:iCs/&gt;&lt;w:color w:val="0F4761" w:themeColor="accent1" w:themeShade="BF"/&gt;&lt;/w:rPr&gt;&lt;/w:style&gt;&lt;w:style w:type="character" w:default="1" w:styleId="DefaultParagraphFont"&gt;&lt;w:name w:val="Default Paragraph Font"/&gt;&lt;w:uiPriority w:val="1"/&gt;&lt;w:semiHidden/&gt;&lt;w:unhideWhenUsed/&gt;&lt;w:rsid w:val="004C5E88"/&gt;&lt;/w:style&gt;&lt;w:style w:type="table" w:default="1" w:styleId="TableNormal"&gt;&lt;w:name w:val="Normal Table"/&gt;&lt;w:uiPriority w:val="99"/&gt;&lt;w:semiHidden/&gt;&lt;w:unhideWhenUsed/&gt;&lt;w:tblPr&gt;&lt;w:tblInd w:w="0" w:type="dxa"/&gt;&lt;w:tblCellMar&gt;&lt;w:top w:w="0" w:type="dxa"/&gt;&lt;w:left w:w="108" w:type="dxa"/&gt;&lt;w:bottom w:w="0" w:type="dxa"/&gt;&lt;w:right w:w="108" w:type="dxa"/&gt;&lt;/w:tblCellMar&gt;&lt;/w:tblPr&gt;&lt;/w:style&gt;&lt;w:style w:type="numbering" w:default="1" w:styleId="NoList"&gt;&lt;w:name w:val="No List"/&gt;&lt;w:uiPriority w:val="99"/&gt;&lt;w:semiHidden/&gt;&lt;w:unhideWhenUsed/&gt;&lt;w:rsid w:val="004C5E88"/&gt;&lt;/w:style&gt;&lt;w:style w:type="character" w:customStyle="1" w:styleId="Heading1Char"&gt;&lt;w:name w:val="Heading 1 Char"/&gt;&lt;w:basedOn w:val="DefaultParagraphFont"/&gt;&lt;w:link w:val="Heading1"/&gt;&lt;w:uiPriority w:val="9"/&gt;&lt;w:rPr&gt;&lt;w:rFonts w:asciiTheme="majorHAnsi" w:eastAsiaTheme="majorEastAsia" w:hAnsiTheme="majorHAnsi" w:cstheme="majorBidi"/&gt;&lt;w:color w:val="0F4761" w:themeColor="accent1" w:themeShade="BF"/&gt;&lt;w:sz w:val="32"/&gt;&lt;w:szCs w:val="32"/&gt;&lt;/w:rPr&gt;&lt;/w:style&gt;&lt;w:style w:type="character" w:customStyle="1" w:styleId="Heading2Char"&gt;&lt;w:name w:val="Heading 2 Char"/&gt;&lt;w:basedOn w:val="DefaultParagraphFont"/&gt;&lt;w:link w:val="Heading2"/&gt;&lt;w:uiPriority w:val="9"/&gt;&lt;w:rPr&gt;&lt;w:rFonts w:asciiTheme="majorHAnsi" w:eastAsiaTheme="majorEastAsia" w:hAnsiTheme="majorHAnsi" w:cstheme="majorBidi"/&gt;&lt;w:color w:val="0F4761" w:themeColor="accent1" w:themeShade="BF"/&gt;&lt;w:sz w:val="26"/&gt;&lt;w:szCs w:val="26"/&gt;&lt;/w:rPr&gt;&lt;/w:style&gt;&lt;w:style w:type="character" w:customStyle="1" w:styleId="Heading4Char"&gt;&lt;w:name w:val="Heading 4 Char"/&gt;&lt;w:basedOn w:val="DefaultParagraphFont"/&gt;&lt;w:link w:val="Heading4"/&gt;&lt;w:uiPriority w:val="9"/&gt;&lt;w:rPr&gt;&lt;w:rFonts w:asciiTheme="majorHAnsi" w:eastAsiaTheme="majorEastAsia" w:hAnsiTheme="majorHAnsi" w:cstheme="majorBidi"/&gt;&lt;w:i/&gt;&lt;w:iCs/&gt;&lt;w:color w:val="0F4761" w:themeColor="accent1" w:themeShade="BF"/&gt;&lt;/w:rPr&gt;&lt;/w:style&gt;&lt;/w:styles&gt;&lt;/pkg:xmlData&gt;&lt;/pkg:part&gt;&lt;pkg:part pkg:name="/docMetadata/LabelInfo.xml" pkg:contentType="application/vnd.ms-office.classificationlabels+xml"&gt;&lt;pkg:xmlData&gt;&lt;clbl:labelList xmlns:clbl="http://schemas.microsoft.com/office/2020/mipLabelMetadata"&gt;&lt;clbl:label id="{f42aa342-8706-4288-bd11-ebb85995028c}" enabled="1" method="Standard" siteId="{72f988bf-86f1-41af-91ab-2d7cd011db47}" contentBits="0" removed="0"/&gt;&lt;/clbl:labelList&gt;&lt;/pkg:xmlData&gt;&lt;/pkg:part&gt;&lt;/pkg:package&gt;
+</CurrentDate>
+    <ReportTitle>&lt;?xml version="1.0" standalone="yes"?&gt;
+&lt;?mso-application progid="Word.Document"?&gt;
+&lt;pkg:package xmlns:pkg="http://schemas.microsoft.com/office/2006/xmlPackage"&gt;&lt;pkg:part pkg:name="/_rels/.rels" pkg:contentType="application/vnd.openxmlformats-package.relationships+xml" pkg:padding="512"&gt;&lt;pkg:xmlData&gt;&lt;Relationships xmlns="http://schemas.openxmlformats.org/package/2006/relationships"&gt;&lt;Relationship Id="rId2" Type="http://schemas.microsoft.com/office/2020/02/relationships/classificationlabels" Target="docMetadata/LabelInfo.xml"/&gt;&lt;Relationship Id="rId1" Type="http://schemas.openxmlformats.org/officeDocument/2006/relationships/officeDocument" Target="word/document.xml"/&gt;&lt;/Relationships&gt;&lt;/pkg:xmlData&gt;&lt;/pkg:part&gt;&lt;pkg:part pkg:name="/word/document.xml" pkg:contentType="application/vnd.openxmlformats-officedocument.wordprocessingml.document.main+xml"&gt;&lt;pkg:xmlData&gt;&lt;w:document xmlns:wpc="http://schemas.microsoft.com/office/word/2010/wordprocessingCanvas" xmlns:cx="http://schemas.microsoft.com/office/drawing/2014/chartex" xmlns:cx1="http://schemas.microsoft.com/office/drawing/2015/9/8/chartex" xmlns:cx2="http://schemas.microsoft.com/office/drawing/2015/10/21/chartex" xmlns:cx3="http://schemas.microsoft.com/office/drawing/2016/5/9/chartex" xmlns:cx4="http://schemas.microsoft.com/office/drawing/2016/5/10/chartex" xmlns:cx5="http://schemas.microsoft.com/office/drawing/2016/5/11/chartex" xmlns:cx6="http://schemas.microsoft.com/office/drawing/2016/5/12/chartex" xmlns:cx7="http://schemas.microsoft.com/office/drawing/2016/5/13/chartex" xmlns:cx8="http://schemas.microsoft.com/office/drawing/2016/5/14/chartex" xmlns:mc="http://schemas.openxmlformats.org/markup-compatibility/2006" xmlns:aink="http://schemas.microsoft.com/office/drawing/2016/ink" xmlns:am3d="http://schemas.microsoft.com/office/drawing/2017/model3d" xmlns:o="urn:schemas-microsoft-com:office:office" xmlns:oel="http://schemas.microsoft.com/office/2019/extlst" xmlns:r="http://schemas.openxmlformats.org/officeDocument/2006/relationships" xmlns:m="http://schemas.openxmlformats.org/officeDocument/2006/math" xmlns:v="urn:schemas-microsoft-com:vml" xmlns:wp14="http://schemas.microsoft.com/office/word/2010/wordprocessingDrawing" xmlns:wp="http://schemas.openxmlformats.org/drawingml/2006/wordprocessingDrawing" xmlns:w10="urn:schemas-microsoft-com:office:word" xmlns:w="http://schemas.openxmlformats.org/wordprocessingml/2006/main" xmlns:w14="http://schemas.microsoft.com/office/word/2010/wordml" xmlns:w15="http://schemas.microsoft.com/office/word/2012/wordml" xmlns:w16cex="http://schemas.microsoft.com/office/word/2018/wordml/cex" xmlns:w16cid="http://schemas.microsoft.com/office/word/2016/wordml/cid" xmlns:w16="http://schemas.microsoft.com/office/word/2018/wordml" xmlns:w16du="http://schemas.microsoft.com/office/word/2023/wordml/word16du" xmlns:w16sdtdh="http://schemas.microsoft.com/office/word/2020/wordml/sdtdatahash" xmlns:w16se="http://schemas.microsoft.com/office/word/2015/wordml/symex" xmlns:wpg="http://schemas.microsoft.com/office/word/2010/wordprocessingGroup" xmlns:wpi="http://schemas.microsoft.com/office/word/2010/wordprocessingInk" xmlns:wne="http://schemas.microsoft.com/office/word/2006/wordml" xmlns:wps="http://schemas.microsoft.com/office/word/2010/wordprocessingShape" mc:Ignorable="w14 w15 w16se w16cid w16 w16cex w16sdtdh w16du wp14"&gt;&lt;w:body&gt;&lt;w:p&gt;&lt;w:pPr&gt;&lt;w:rPr/&gt;&lt;/w:pPr&gt;&lt;w:r&gt;&lt;w:rPr&gt;&lt;w:rStyle w:val="TitleChar"/&gt;&lt;/w:rPr&gt;&lt;w:t&gt;ReportTitle&lt;/w:t&gt;&lt;/w:r&gt;&lt;/w:p&gt;&lt;w:sectPr&gt;&lt;w:pgSz w:w="12240" w:h="15840"/&gt;&lt;w:pgMar w:top="1440" w:right="1440" w:bottom="1440" w:left="1440" w:header="720" w:footer="720" w:gutter="0"/&gt;&lt;w:cols w:space="720"/&gt;&lt;/w:sectPr&gt;&lt;/w:body&gt;&lt;/w:document&gt;&lt;/pkg:xmlData&gt;&lt;/pkg:part&gt;&lt;pkg:part pkg:name="/word/_rels/document.xml.rels" pkg:contentType="application/vnd.openxmlformats-package.relationships+xml" pkg:padding="256"&gt;&lt;pkg:xmlData&gt;&lt;Relationships xmlns="http://schemas.openxmlformats.org/package/2006/relationships"&gt;&lt;Relationship Id="rId1" Type="http://schemas.openxmlformats.org/officeDocument/2006/relationships/styles" Target="styles.xml"/&gt;&lt;/Relationships&gt;&lt;/pkg:xmlData&gt;&lt;/pkg:part&gt;&lt;pkg:part pkg:name="/word/styles.xml" pkg:contentType="application/vnd.openxmlformats-officedocument.wordprocessingml.styles+xml"&gt;&lt;pkg:xmlData&gt;&lt;w:styles xmlns:mc="http://schemas.openxmlformats.org/markup-compatibility/2006" xmlns:r="http://schemas.openxmlformats.org/officeDocument/2006/relationships" xmlns:w="http://schemas.openxmlformats.org/wordprocessingml/2006/main" xmlns:w14="http://schemas.microsoft.com/office/word/2010/wordml" xmlns:w15="http://schemas.microsoft.com/office/word/2012/wordml" xmlns:w16cex="http://schemas.microsoft.com/office/word/2018/wordml/cex" xmlns:w16cid="http://schemas.microsoft.com/office/word/2016/wordml/cid" xmlns:w16="http://schemas.microsoft.com/office/word/2018/wordml" xmlns:w16du="http://schemas.microsoft.com/office/word/2023/wordml/word16du" xmlns:w16sdtdh="http://schemas.microsoft.com/office/word/2020/wordml/sdtdatahash" xmlns:w16se="http://schemas.microsoft.com/office/word/2015/wordml/symex" mc:Ignorable="w14 w15 w16se w16cid w16 w16cex w16sdtdh w16du"&gt;&lt;w:docDefaults&gt;&lt;w:rPrDefault&gt;&lt;w:rPr&gt;&lt;w:rFonts w:asciiTheme="minorHAnsi" w:eastAsiaTheme="minorEastAsia" w:hAnsiTheme="minorHAnsi" w:cstheme="minorBidi"/&gt;&lt;w:kern w:val="2"/&gt;&lt;w:sz w:val="24"/&gt;&lt;w:szCs w:val="24"/&gt;&lt;w:lang w:val="en-US" w:eastAsia="en-US" w:bidi="ar-SA"/&gt;&lt;w14:ligatures w14:val="standardContextual"/&gt;&lt;/w:rPr&gt;&lt;/w:rPrDefault&gt;&lt;w:pPrDefault&gt;&lt;w:pPr&gt;&lt;w:spacing w:after="160" w:line="278" w:lineRule="auto"/&gt;&lt;/w:pPr&gt;&lt;/w:pPrDefault&gt;&lt;/w:docDefaults&gt;&lt;w:style w:type="paragraph" w:default="1" w:styleId="Normal"&gt;&lt;w:name w:val="Normal"/&gt;&lt;w:qFormat/&gt;&lt;w:rsid w:val="0098125D"/&gt;&lt;/w:style&gt;&lt;w:style w:type="character" w:default="1" w:styleId="DefaultParagraphFont"&gt;&lt;w:name w:val="Default Paragraph Font"/&gt;&lt;w:uiPriority w:val="1"/&gt;&lt;w:semiHidden/&gt;&lt;w:unhideWhenUsed/&gt;&lt;w:rsid w:val="0098125D"/&gt;&lt;/w:style&gt;&lt;w:style w:type="table" w:default="1" w:styleId="TableNormal"&gt;&lt;w:name w:val="Normal Table"/&gt;&lt;w:uiPriority w:val="99"/&gt;&lt;w:semiHidden/&gt;&lt;w:unhideWhenUsed/&gt;&lt;w:tblPr&gt;&lt;w:tblInd w:w="0" w:type="dxa"/&gt;&lt;w:tblCellMar&gt;&lt;w:top w:w="0" w:type="dxa"/&gt;&lt;w:left w:w="108" w:type="dxa"/&gt;&lt;w:bottom w:w="0" w:type="dxa"/&gt;&lt;w:right w:w="108" w:type="dxa"/&gt;&lt;/w:tblCellMar&gt;&lt;/w:tblPr&gt;&lt;/w:style&gt;&lt;w:style w:type="numbering" w:default="1" w:styleId="NoList"&gt;&lt;w:name w:val="No List"/&gt;&lt;w:uiPriority w:val="99"/&gt;&lt;w:semiHidden/&gt;&lt;w:unhideWhenUsed/&gt;&lt;w:rsid w:val="0098125D"/&gt;&lt;/w:style&gt;&lt;w:style w:type="paragraph" w:styleId="Title"&gt;&lt;w:name w:val="Title"/&gt;&lt;w:basedOn w:val="Normal"/&gt;&lt;w:next w:val="Normal"/&gt;&lt;w:link w:val="TitleChar"/&gt;&lt;w:uiPriority w:val="10"/&gt;&lt;w:qFormat/&gt;&lt;w:pPr&gt;&lt;w:spacing w:after="0" w:line="240" w:lineRule="auto"/&gt;&lt;w:contextualSpacing/&gt;&lt;/w:pPr&gt;&lt;w:rPr&gt;&lt;w:rFonts w:asciiTheme="majorHAnsi" w:eastAsiaTheme="majorEastAsia" w:hAnsiTheme="majorHAnsi" w:cstheme="majorBidi"/&gt;&lt;w:spacing w:val="-10"/&gt;&lt;w:kern w:val="28"/&gt;&lt;w:sz w:val="56"/&gt;&lt;w:szCs w:val="56"/&gt;&lt;/w:rPr&gt;&lt;/w:style&gt;&lt;w:style w:type="character" w:customStyle="1" w:styleId="TitleChar"&gt;&lt;w:name w:val="Title Char"/&gt;&lt;w:basedOn w:val="DefaultParagraphFont"/&gt;&lt;w:link w:val="Title"/&gt;&lt;w:uiPriority w:val="10"/&gt;&lt;w:rPr&gt;&lt;w:rFonts w:asciiTheme="majorHAnsi" w:eastAsiaTheme="majorEastAsia" w:hAnsiTheme="majorHAnsi" w:cstheme="majorBidi"/&gt;&lt;w:spacing w:val="-10"/&gt;&lt;w:kern w:val="28"/&gt;&lt;w:sz w:val="56"/&gt;&lt;w:szCs w:val="56"/&gt;&lt;/w:rPr&gt;&lt;/w:style&gt;&lt;/w:styles&gt;&lt;/pkg:xmlData&gt;&lt;/pkg:part&gt;&lt;pkg:part pkg:name="/docMetadata/LabelInfo.xml" pkg:contentType="application/vnd.ms-office.classificationlabels+xml"&gt;&lt;pkg:xmlData&gt;&lt;clbl:labelList xmlns:clbl="http://schemas.microsoft.com/office/2020/mipLabelMetadata"&gt;&lt;clbl:label id="{f42aa342-8706-4288-bd11-ebb85995028c}" enabled="1" method="Standard" siteId="{72f988bf-86f1-41af-91ab-2d7cd011db47}" contentBits="0" removed="0"/&gt;&lt;/clbl:labelList&gt;&lt;/pkg:xmlData&gt;&lt;/pkg:part&gt;&lt;/pkg:package&gt;
+</ReportTitle>
+    <Vendor>
+      <VendorAddress>&lt;?xml version="1.0" standalone="yes"?&gt;
+&lt;?mso-application progid="Word.Document"?&gt;
+&lt;pkg:package xmlns:pkg="http://schemas.microsoft.com/office/2006/xmlPackage"&gt;&lt;pkg:part pkg:name="/_rels/.rels" pkg:contentType="application/vnd.openxmlformats-package.relationships+xml" pkg:padding="512"&gt;&lt;pkg:xmlData&gt;&lt;Relationships xmlns="http://schemas.openxmlformats.org/package/2006/relationships"&gt;&lt;Relationship Id="rId2" Type="http://schemas.microsoft.com/office/2020/02/relationships/classificationlabels" Target="docMetadata/LabelInfo.xml"/&gt;&lt;Relationship Id="rId1" Type="http://schemas.openxmlformats.org/officeDocument/2006/relationships/officeDocument" Target="word/document.xml"/&gt;&lt;/Relationships&gt;&lt;/pkg:xmlData&gt;&lt;/pkg:part&gt;&lt;pkg:part pkg:name="/word/document.xml" pkg:contentType="application/vnd.openxmlformats-officedocument.wordprocessingml.document.main+xml"&gt;&lt;pkg:xmlData&gt;&lt;w:document xmlns:wpc="http://schemas.microsoft.com/office/word/2010/wordprocessingCanvas" xmlns:cx="http://schemas.microsoft.com/office/drawing/2014/chartex" xmlns:cx1="http://schemas.microsoft.com/office/drawing/2015/9/8/chartex" xmlns:cx2="http://schemas.microsoft.com/office/drawing/2015/10/21/chartex" xmlns:cx3="http://schemas.microsoft.com/office/drawing/2016/5/9/chartex" xmlns:cx4="http://schemas.microsoft.com/office/drawing/2016/5/10/chartex" xmlns:cx5="http://schemas.microsoft.com/office/drawing/2016/5/11/chartex" xmlns:cx6="http://schemas.microsoft.com/office/drawing/2016/5/12/chartex" xmlns:cx7="http://schemas.microsoft.com/office/drawing/2016/5/13/chartex" xmlns:cx8="http://schemas.microsoft.com/office/drawing/2016/5/14/chartex" xmlns:mc="http://schemas.openxmlformats.org/markup-compatibility/2006" xmlns:aink="http://schemas.microsoft.com/office/drawing/2016/ink" xmlns:am3d="http://schemas.microsoft.com/office/drawing/2017/model3d" xmlns:o="urn:schemas-microsoft-com:office:office" xmlns:oel="http://schemas.microsoft.com/office/2019/extlst" xmlns:r="http://schemas.openxmlformats.org/officeDocument/2006/relationships" xmlns:m="http://schemas.openxmlformats.org/officeDocument/2006/math" xmlns:v="urn:schemas-microsoft-com:vml" xmlns:wp14="http://schemas.microsoft.com/office/word/2010/wordprocessingDrawing" xmlns:wp="http://schemas.openxmlformats.org/drawingml/2006/wordprocessingDrawing" xmlns:w10="urn:schemas-microsoft-com:office:word" xmlns:w="http://schemas.openxmlformats.org/wordprocessingml/2006/main" xmlns:w14="http://schemas.microsoft.com/office/word/2010/wordml" xmlns:w15="http://schemas.microsoft.com/office/word/2012/wordml" xmlns:w16cex="http://schemas.microsoft.com/office/word/2018/wordml/cex" xmlns:w16cid="http://schemas.microsoft.com/office/word/2016/wordml/cid" xmlns:w16="http://schemas.microsoft.com/office/word/2018/wordml" xmlns:w16du="http://schemas.microsoft.com/office/word/2023/wordml/word16du" xmlns:w16sdtdh="http://schemas.microsoft.com/office/word/2020/wordml/sdtdatahash" xmlns:w16se="http://schemas.microsoft.com/office/word/2015/wordml/symex" xmlns:wpg="http://schemas.microsoft.com/office/word/2010/wordprocessingGroup" xmlns:wpi="http://schemas.microsoft.com/office/word/2010/wordprocessingInk" xmlns:wne="http://schemas.microsoft.com/office/word/2006/wordml" xmlns:wps="http://schemas.microsoft.com/office/word/2010/wordprocessingShape" mc:Ignorable="w14 w15 w16se w16cid w16 w16cex w16sdtdh w16du wp14"&gt;&lt;w:body&gt;&lt;w:p&gt;&lt;w:pPr&gt;&lt;w:spacing w:after="0" w:line="240" w:lineRule="auto"/&gt;&lt;/w:pPr&gt;&lt;w:r&gt;&lt;w:t&gt;VendorAddress&lt;/w:t&gt;&lt;/w:r&gt;&lt;/w:p&gt;&lt;w:sectPr&gt;&lt;w:pgSz w:w="12240" w:h="15840"/&gt;&lt;w:pgMar w:top="1440" w:right="1440" w:bottom="1440" w:left="1440" w:header="720" w:footer="720" w:gutter="0"/&gt;&lt;w:cols w:space="720"/&gt;&lt;/w:sectPr&gt;&lt;/w:body&gt;&lt;/w:document&gt;&lt;/pkg:xmlData&gt;&lt;/pkg:part&gt;&lt;pkg:part pkg:name="/word/_rels/document.xml.rels" pkg:contentType="application/vnd.openxmlformats-package.relationships+xml" pkg:padding="256"&gt;&lt;pkg:xmlData&gt;&lt;Relationships xmlns="http://schemas.openxmlformats.org/package/2006/relationships"&gt;&lt;Relationship Id="rId1" Type="http://schemas.openxmlformats.org/officeDocument/2006/relationships/styles" Target="styles.xml"/&gt;&lt;/Relationships&gt;&lt;/pkg:xmlData&gt;&lt;/pkg:part&gt;&lt;pkg:part pkg:name="/word/styles.xml" pkg:contentType="application/vnd.openxmlformats-officedocument.wordprocessingml.styles+xml"&gt;&lt;pkg:xmlData&gt;&lt;w:styles xmlns:mc="http://schemas.openxmlformats.org/markup-compatibility/2006" xmlns:r="http://schemas.openxmlformats.org/officeDocument/2006/relationships" xmlns:w="http://schemas.openxmlformats.org/wordprocessingml/2006/main" xmlns:w14="http://schemas.microsoft.com/office/word/2010/wordml" xmlns:w15="http://schemas.microsoft.com/office/word/2012/wordml" xmlns:w16cex="http://schemas.microsoft.com/office/word/2018/wordml/cex" xmlns:w16cid="http://schemas.microsoft.com/office/word/2016/wordml/cid" xmlns:w16="http://schemas.microsoft.com/office/word/2018/wordml" xmlns:w16du="http://schemas.microsoft.com/office/word/2023/wordml/word16du" xmlns:w16sdtdh="http://schemas.microsoft.com/office/word/2020/wordml/sdtdatahash" xmlns:w16se="http://schemas.microsoft.com/office/word/2015/wordml/symex" mc:Ignorable="w14 w15 w16se w16cid w16 w16cex w16sdtdh w16du"&gt;&lt;w:docDefaults&gt;&lt;w:rPrDefault&gt;&lt;w:rPr&gt;&lt;w:rFonts w:asciiTheme="minorHAnsi" w:eastAsiaTheme="minorEastAsia" w:hAnsiTheme="minorHAnsi" w:cstheme="minorBidi"/&gt;&lt;w:kern w:val="2"/&gt;&lt;w:sz w:val="24"/&gt;&lt;w:szCs w:val="24"/&gt;&lt;w:lang w:val="en-US" w:eastAsia="en-US" w:bidi="ar-SA"/&gt;&lt;w14:ligatures w14:val="standardContextual"/&gt;&lt;/w:rPr&gt;&lt;/w:rPrDefault&gt;&lt;w:pPrDefault&gt;&lt;w:pPr&gt;&lt;w:spacing w:after="160" w:line="278" w:lineRule="auto"/&gt;&lt;/w:pPr&gt;&lt;/w:pPrDefault&gt;&lt;/w:docDefaults&gt;&lt;w:style w:type="paragraph" w:default="1" w:styleId="Normal"&gt;&lt;w:name w:val="Normal"/&gt;&lt;w:qFormat/&gt;&lt;/w:style&gt;&lt;w:style w:type="character" w:default="1" w:styleId="DefaultParagraphFont"&gt;&lt;w:name w:val="Default Paragraph Font"/&gt;&lt;w:uiPriority w:val="1"/&gt;&lt;w:semiHidden/&gt;&lt;w:unhideWhenUsed/&gt;&lt;/w:style&gt;&lt;w:style w:type="table" w:default="1" w:styleId="TableNormal"&gt;&lt;w:name w:val="Normal Table"/&gt;&lt;w:uiPriority w:val="99"/&gt;&lt;w:semiHidden/&gt;&lt;w:unhideWhenUsed/&gt;&lt;w:tblPr&gt;&lt;w:tblInd w:w="0" w:type="dxa"/&gt;&lt;w:tblCellMar&gt;&lt;w:top w:w="0" w:type="dxa"/&gt;&lt;w:left w:w="108" w:type="dxa"/&gt;&lt;w:bottom w:w="0" w:type="dxa"/&gt;&lt;w:right w:w="108" w:type="dxa"/&gt;&lt;/w:tblCellMar&gt;&lt;/w:tblPr&gt;&lt;/w:style&gt;&lt;w:style w:type="numbering" w:default="1" w:styleId="NoList"&gt;&lt;w:name w:val="No List"/&gt;&lt;w:uiPriority w:val="99"/&gt;&lt;w:semiHidden/&gt;&lt;w:unhideWhenUsed/&gt;&lt;/w:style&gt;&lt;/w:styles&gt;&lt;/pkg:xmlData&gt;&lt;/pkg:part&gt;&lt;pkg:part pkg:name="/docMetadata/LabelInfo.xml" pkg:contentType="application/vnd.ms-office.classificationlabels+xml"&gt;&lt;pkg:xmlData&gt;&lt;clbl:labelList xmlns:clbl="http://schemas.microsoft.com/office/2020/mipLabelMetadata"&gt;&lt;clbl:label id="{f42aa342-8706-4288-bd11-ebb85995028c}" enabled="1" method="Standard" siteId="{72f988bf-86f1-41af-91ab-2d7cd011db47}" contentBits="0" removed="0"/&gt;&lt;/clbl:labelList&gt;&lt;/pkg:xmlData&gt;&lt;/pkg:part&gt;&lt;/pkg:package&gt;
+</VendorAddress>
+      <VendorBalanceLCY>&lt;?xml version="1.0" standalone="yes"?&gt;
+&lt;?mso-application progid="Word.Document"?&gt;
+&lt;pkg:package xmlns:pkg="http://schemas.microsoft.com/office/2006/xmlPackage"&gt;&lt;pkg:part pkg:name="/_rels/.rels" pkg:contentType="application/vnd.openxmlformats-package.relationships+xml" pkg:padding="512"&gt;&lt;pkg:xmlData&gt;&lt;Relationships xmlns="http://schemas.openxmlformats.org/package/2006/relationships"&gt;&lt;Relationship Id="rId2" Type="http://schemas.microsoft.com/office/2020/02/relationships/classificationlabels" Target="docMetadata/LabelInfo.xml"/&gt;&lt;Relationship Id="rId1" Type="http://schemas.openxmlformats.org/officeDocument/2006/relationships/officeDocument" Target="word/document.xml"/&gt;&lt;/Relationships&gt;&lt;/pkg:xmlData&gt;&lt;/pkg:part&gt;&lt;pkg:part pkg:name="/word/document.xml" pkg:contentType="application/vnd.openxmlformats-officedocument.wordprocessingml.document.main+xml"&gt;&lt;pkg:xmlData&gt;&lt;w:document xmlns:wpc="http://schemas.microsoft.com/office/word/2010/wordprocessingCanvas" xmlns:cx="http://schemas.microsoft.com/office/drawing/2014/chartex" xmlns:cx1="http://schemas.microsoft.com/office/drawing/2015/9/8/chartex" xmlns:cx2="http://schemas.microsoft.com/office/drawing/2015/10/21/chartex" xmlns:cx3="http://schemas.microsoft.com/office/drawing/2016/5/9/chartex" xmlns:cx4="http://schemas.microsoft.com/office/drawing/2016/5/10/chartex" xmlns:cx5="http://schemas.microsoft.com/office/drawing/2016/5/11/chartex" xmlns:cx6="http://schemas.microsoft.com/office/drawing/2016/5/12/chartex" xmlns:cx7="http://schemas.microsoft.com/office/drawing/2016/5/13/chartex" xmlns:cx8="http://schemas.microsoft.com/office/drawing/2016/5/14/chartex" xmlns:mc="http://schemas.openxmlformats.org/markup-compatibility/2006" xmlns:aink="http://schemas.microsoft.com/office/drawing/2016/ink" xmlns:am3d="http://schemas.microsoft.com/office/drawing/2017/model3d" xmlns:o="urn:schemas-microsoft-com:office:office" xmlns:oel="http://schemas.microsoft.com/office/2019/extlst" xmlns:r="http://schemas.openxmlformats.org/officeDocument/2006/relationships" xmlns:m="http://schemas.openxmlformats.org/officeDocument/2006/math" xmlns:v="urn:schemas-microsoft-com:vml" xmlns:wp14="http://schemas.microsoft.com/office/word/2010/wordprocessingDrawing" xmlns:wp="http://schemas.openxmlformats.org/drawingml/2006/wordprocessingDrawing" xmlns:w10="urn:schemas-microsoft-com:office:word" xmlns:w="http://schemas.openxmlformats.org/wordprocessingml/2006/main" xmlns:w14="http://schemas.microsoft.com/office/word/2010/wordml" xmlns:w15="http://schemas.microsoft.com/office/word/2012/wordml" xmlns:w16cex="http://schemas.microsoft.com/office/word/2018/wordml/cex" xmlns:w16cid="http://schemas.microsoft.com/office/word/2016/wordml/cid" xmlns:w16="http://schemas.microsoft.com/office/word/2018/wordml" xmlns:w16du="http://schemas.microsoft.com/office/word/2023/wordml/word16du" xmlns:w16sdtdh="http://schemas.microsoft.com/office/word/2020/wordml/sdtdatahash" xmlns:w16se="http://schemas.microsoft.com/office/word/2015/wordml/symex" xmlns:wpg="http://schemas.microsoft.com/office/word/2010/wordprocessingGroup" xmlns:wpi="http://schemas.microsoft.com/office/word/2010/wordprocessingInk" xmlns:wne="http://schemas.microsoft.com/office/word/2006/wordml" xmlns:wps="http://schemas.microsoft.com/office/word/2010/wordprocessingShape" mc:Ignorable="w14 w15 w16se w16cid w16 w16cex w16sdtdh w16du wp14"&gt;&lt;w:body&gt;&lt;w:p&gt;&lt;w:pPr&gt;&lt;w:spacing w:after="0" w:line="240" w:lineRule="auto"/&gt;&lt;/w:pPr&gt;&lt;w:r&gt;&lt;w:t&gt;VendorBalanceLCY&lt;/w:t&gt;&lt;/w:r&gt;&lt;/w:p&gt;&lt;w:sectPr&gt;&lt;w:pgSz w:w="12240" w:h="15840"/&gt;&lt;w:pgMar w:top="1440" w:right="1440" w:bottom="1440" w:left="1440" w:header="720" w:footer="720" w:gutter="0"/&gt;&lt;w:cols w:space="720"/&gt;&lt;/w:sectPr&gt;&lt;/w:body&gt;&lt;/w:document&gt;&lt;/pkg:xmlData&gt;&lt;/pkg:part&gt;&lt;pkg:part pkg:name="/word/_rels/document.xml.rels" pkg:contentType="application/vnd.openxmlformats-package.relationships+xml" pkg:padding="256"&gt;&lt;pkg:xmlData&gt;&lt;Relationships xmlns="http://schemas.openxmlformats.org/package/2006/relationships"&gt;&lt;Relationship Id="rId1" Type="http://schemas.openxmlformats.org/officeDocument/2006/relationships/styles" Target="styles.xml"/&gt;&lt;/Relationships&gt;&lt;/pkg:xmlData&gt;&lt;/pkg:part&gt;&lt;pkg:part pkg:name="/word/styles.xml" pkg:contentType="application/vnd.openxmlformats-officedocument.wordprocessingml.styles+xml"&gt;&lt;pkg:xmlData&gt;&lt;w:styles xmlns:mc="http://schemas.openxmlformats.org/markup-compatibility/2006" xmlns:r="http://schemas.openxmlformats.org/officeDocument/2006/relationships" xmlns:w="http://schemas.openxmlformats.org/wordprocessingml/2006/main" xmlns:w14="http://schemas.microsoft.com/office/word/2010/wordml" xmlns:w15="http://schemas.microsoft.com/office/word/2012/wordml" xmlns:w16cex="http://schemas.microsoft.com/office/word/2018/wordml/cex" xmlns:w16cid="http://schemas.microsoft.com/office/word/2016/wordml/cid" xmlns:w16="http://schemas.microsoft.com/office/word/2018/wordml" xmlns:w16du="http://schemas.microsoft.com/office/word/2023/wordml/word16du" xmlns:w16sdtdh="http://schemas.microsoft.com/office/word/2020/wordml/sdtdatahash" xmlns:w16se="http://schemas.microsoft.com/office/word/2015/wordml/symex" mc:Ignorable="w14 w15 w16se w16cid w16 w16cex w16sdtdh w16du"&gt;&lt;w:docDefaults&gt;&lt;w:rPrDefault&gt;&lt;w:rPr&gt;&lt;w:rFonts w:asciiTheme="minorHAnsi" w:eastAsiaTheme="minorEastAsia" w:hAnsiTheme="minorHAnsi" w:cstheme="minorBidi"/&gt;&lt;w:kern w:val="2"/&gt;&lt;w:sz w:val="24"/&gt;&lt;w:szCs w:val="24"/&gt;&lt;w:lang w:val="en-US" w:eastAsia="en-US" w:bidi="ar-SA"/&gt;&lt;w14:ligatures w14:val="standardContextual"/&gt;&lt;/w:rPr&gt;&lt;/w:rPrDefault&gt;&lt;w:pPrDefault&gt;&lt;w:pPr&gt;&lt;w:spacing w:after="160" w:line="278" w:lineRule="auto"/&gt;&lt;/w:pPr&gt;&lt;/w:pPrDefault&gt;&lt;/w:docDefaults&gt;&lt;w:style w:type="paragraph" w:default="1" w:styleId="Normal"&gt;&lt;w:name w:val="Normal"/&gt;&lt;w:qFormat/&gt;&lt;/w:style&gt;&lt;w:style w:type="character" w:default="1" w:styleId="DefaultParagraphFont"&gt;&lt;w:name w:val="Default Paragraph Font"/&gt;&lt;w:uiPriority w:val="1"/&gt;&lt;w:semiHidden/&gt;&lt;w:unhideWhenUsed/&gt;&lt;/w:style&gt;&lt;w:style w:type="table" w:default="1" w:styleId="TableNormal"&gt;&lt;w:name w:val="Normal Table"/&gt;&lt;w:uiPriority w:val="99"/&gt;&lt;w:semiHidden/&gt;&lt;w:unhideWhenUsed/&gt;&lt;w:tblPr&gt;&lt;w:tblInd w:w="0" w:type="dxa"/&gt;&lt;w:tblCellMar&gt;&lt;w:top w:w="0" w:type="dxa"/&gt;&lt;w:left w:w="108" w:type="dxa"/&gt;&lt;w:bottom w:w="0" w:type="dxa"/&gt;&lt;w:right w:w="108" w:type="dxa"/&gt;&lt;/w:tblCellMar&gt;&lt;/w:tblPr&gt;&lt;/w:style&gt;&lt;w:style w:type="numbering" w:default="1" w:styleId="NoList"&gt;&lt;w:name w:val="No List"/&gt;&lt;w:uiPriority w:val="99"/&gt;&lt;w:semiHidden/&gt;&lt;w:unhideWhenUsed/&gt;&lt;/w:style&gt;&lt;/w:styles&gt;&lt;/pkg:xmlData&gt;&lt;/pkg:part&gt;&lt;pkg:part pkg:name="/docMetadata/LabelInfo.xml" pkg:contentType="application/vnd.ms-office.classificationlabels+xml"&gt;&lt;pkg:xmlData&gt;&lt;clbl:labelList xmlns:clbl="http://schemas.microsoft.com/office/2020/mipLabelMetadata"&gt;&lt;clbl:label id="{f42aa342-8706-4288-bd11-ebb85995028c}" enabled="1" method="Standard" siteId="{72f988bf-86f1-41af-91ab-2d7cd011db47}" contentBits="0" removed="0"/&gt;&lt;/clbl:labelList&gt;&lt;/pkg:xmlData&gt;&lt;/pkg:part&gt;&lt;/pkg:package&gt;
+</VendorBalanceLCY>
+      <VendorCity>&lt;?xml version="1.0" standalone="yes"?&gt;
+&lt;?mso-application progid="Word.Document"?&gt;
+&lt;pkg:package xmlns:pkg="http://schemas.microsoft.com/office/2006/xmlPackage"&gt;&lt;pkg:part pkg:name="/_rels/.rels" pkg:contentType="application/vnd.openxmlformats-package.relationships+xml" pkg:padding="512"&gt;&lt;pkg:xmlData&gt;&lt;Relationships xmlns="http://schemas.openxmlformats.org/package/2006/relationships"&gt;&lt;Relationship Id="rId2" Type="http://schemas.microsoft.com/office/2020/02/relationships/classificationlabels" Target="docMetadata/LabelInfo.xml"/&gt;&lt;Relationship Id="rId1" Type="http://schemas.openxmlformats.org/officeDocument/2006/relationships/officeDocument" Target="word/document.xml"/&gt;&lt;/Relationships&gt;&lt;/pkg:xmlData&gt;&lt;/pkg:part&gt;&lt;pkg:part pkg:name="/word/document.xml" pkg:contentType="application/vnd.openxmlformats-officedocument.wordprocessingml.document.main+xml"&gt;&lt;pkg:xmlData&gt;&lt;w:document xmlns:wpc="http://schemas.microsoft.com/office/word/2010/wordprocessingCanvas" xmlns:cx="http://schemas.microsoft.com/office/drawing/2014/chartex" xmlns:cx1="http://schemas.microsoft.com/office/drawing/2015/9/8/chartex" xmlns:cx2="http://schemas.microsoft.com/office/drawing/2015/10/21/chartex" xmlns:cx3="http://schemas.microsoft.com/office/drawing/2016/5/9/chartex" xmlns:cx4="http://schemas.microsoft.com/office/drawing/2016/5/10/chartex" xmlns:cx5="http://schemas.microsoft.com/office/drawing/2016/5/11/chartex" xmlns:cx6="http://schemas.microsoft.com/office/drawing/2016/5/12/chartex" xmlns:cx7="http://schemas.microsoft.com/office/drawing/2016/5/13/chartex" xmlns:cx8="http://schemas.microsoft.com/office/drawing/2016/5/14/chartex" xmlns:mc="http://schemas.openxmlformats.org/markup-compatibility/2006" xmlns:aink="http://schemas.microsoft.com/office/drawing/2016/ink" xmlns:am3d="http://schemas.microsoft.com/office/drawing/2017/model3d" xmlns:o="urn:schemas-microsoft-com:office:office" xmlns:oel="http://schemas.microsoft.com/office/2019/extlst" xmlns:r="http://schemas.openxmlformats.org/officeDocument/2006/relationships" xmlns:m="http://schemas.openxmlformats.org/officeDocument/2006/math" xmlns:v="urn:schemas-microsoft-com:vml" xmlns:wp14="http://schemas.microsoft.com/office/word/2010/wordprocessingDrawing" xmlns:wp="http://schemas.openxmlformats.org/drawingml/2006/wordprocessingDrawing" xmlns:w10="urn:schemas-microsoft-com:office:word" xmlns:w="http://schemas.openxmlformats.org/wordprocessingml/2006/main" xmlns:w14="http://schemas.microsoft.com/office/word/2010/wordml" xmlns:w15="http://schemas.microsoft.com/office/word/2012/wordml" xmlns:w16cex="http://schemas.microsoft.com/office/word/2018/wordml/cex" xmlns:w16cid="http://schemas.microsoft.com/office/word/2016/wordml/cid" xmlns:w16="http://schemas.microsoft.com/office/word/2018/wordml" xmlns:w16du="http://schemas.microsoft.com/office/word/2023/wordml/word16du" xmlns:w16sdtdh="http://schemas.microsoft.com/office/word/2020/wordml/sdtdatahash" xmlns:w16se="http://schemas.microsoft.com/office/word/2015/wordml/symex" xmlns:wpg="http://schemas.microsoft.com/office/word/2010/wordprocessingGroup" xmlns:wpi="http://schemas.microsoft.com/office/word/2010/wordprocessingInk" xmlns:wne="http://schemas.microsoft.com/office/word/2006/wordml" xmlns:wps="http://schemas.microsoft.com/office/word/2010/wordprocessingShape" mc:Ignorable="w14 w15 w16se w16cid w16 w16cex w16sdtdh w16du wp14"&gt;&lt;w:body&gt;&lt;w:p&gt;&lt;w:pPr&gt;&lt;w:spacing w:after="0" w:line="240" w:lineRule="auto"/&gt;&lt;/w:pPr&gt;&lt;w:r&gt;&lt;w:t&gt;VendorCity&lt;/w:t&gt;&lt;/w:r&gt;&lt;/w:p&gt;&lt;w:sectPr&gt;&lt;w:pgSz w:w="12240" w:h="15840"/&gt;&lt;w:pgMar w:top="1440" w:right="1440" w:bottom="1440" w:left="1440" w:header="720" w:footer="720" w:gutter="0"/&gt;&lt;w:cols w:space="720"/&gt;&lt;/w:sectPr&gt;&lt;/w:body&gt;&lt;/w:document&gt;&lt;/pkg:xmlData&gt;&lt;/pkg:part&gt;&lt;pkg:part pkg:name="/word/_rels/document.xml.rels" pkg:contentType="application/vnd.openxmlformats-package.relationships+xml" pkg:padding="256"&gt;&lt;pkg:xmlData&gt;&lt;Relationships xmlns="http://schemas.openxmlformats.org/package/2006/relationships"&gt;&lt;Relationship Id="rId1" Type="http://schemas.openxmlformats.org/officeDocument/2006/relationships/styles" Target="styles.xml"/&gt;&lt;/Relationships&gt;&lt;/pkg:xmlData&gt;&lt;/pkg:part&gt;&lt;pkg:part pkg:name="/word/styles.xml" pkg:contentType="application/vnd.openxmlformats-officedocument.wordprocessingml.styles+xml"&gt;&lt;pkg:xmlData&gt;&lt;w:styles xmlns:mc="http://schemas.openxmlformats.org/markup-compatibility/2006" xmlns:r="http://schemas.openxmlformats.org/officeDocument/2006/relationships" xmlns:w="http://schemas.openxmlformats.org/wordprocessingml/2006/main" xmlns:w14="http://schemas.microsoft.com/office/word/2010/wordml" xmlns:w15="http://schemas.microsoft.com/office/word/2012/wordml" xmlns:w16cex="http://schemas.microsoft.com/office/word/2018/wordml/cex" xmlns:w16cid="http://schemas.microsoft.com/office/word/2016/wordml/cid" xmlns:w16="http://schemas.microsoft.com/office/word/2018/wordml" xmlns:w16du="http://schemas.microsoft.com/office/word/2023/wordml/word16du" xmlns:w16sdtdh="http://schemas.microsoft.com/office/word/2020/wordml/sdtdatahash" xmlns:w16se="http://schemas.microsoft.com/office/word/2015/wordml/symex" mc:Ignorable="w14 w15 w16se w16cid w16 w16cex w16sdtdh w16du"&gt;&lt;w:docDefaults&gt;&lt;w:rPrDefault&gt;&lt;w:rPr&gt;&lt;w:rFonts w:asciiTheme="minorHAnsi" w:eastAsiaTheme="minorEastAsia" w:hAnsiTheme="minorHAnsi" w:cstheme="minorBidi"/&gt;&lt;w:kern w:val="2"/&gt;&lt;w:sz w:val="24"/&gt;&lt;w:szCs w:val="24"/&gt;&lt;w:lang w:val="en-US" w:eastAsia="en-US" w:bidi="ar-SA"/&gt;&lt;w14:ligatures w14:val="standardContextual"/&gt;&lt;/w:rPr&gt;&lt;/w:rPrDefault&gt;&lt;w:pPrDefault&gt;&lt;w:pPr&gt;&lt;w:spacing w:after="160" w:line="278" w:lineRule="auto"/&gt;&lt;/w:pPr&gt;&lt;/w:pPrDefault&gt;&lt;/w:docDefaults&gt;&lt;w:style w:type="paragraph" w:default="1" w:styleId="Normal"&gt;&lt;w:name w:val="Normal"/&gt;&lt;w:qFormat/&gt;&lt;/w:style&gt;&lt;w:style w:type="character" w:default="1" w:styleId="DefaultParagraphFont"&gt;&lt;w:name w:val="Default Paragraph Font"/&gt;&lt;w:uiPriority w:val="1"/&gt;&lt;w:semiHidden/&gt;&lt;w:unhideWhenUsed/&gt;&lt;/w:style&gt;&lt;w:style w:type="table" w:default="1" w:styleId="TableNormal"&gt;&lt;w:name w:val="Normal Table"/&gt;&lt;w:uiPriority w:val="99"/&gt;&lt;w:semiHidden/&gt;&lt;w:unhideWhenUsed/&gt;&lt;w:tblPr&gt;&lt;w:tblInd w:w="0" w:type="dxa"/&gt;&lt;w:tblCellMar&gt;&lt;w:top w:w="0" w:type="dxa"/&gt;&lt;w:left w:w="108" w:type="dxa"/&gt;&lt;w:bottom w:w="0" w:type="dxa"/&gt;&lt;w:right w:w="108" w:type="dxa"/&gt;&lt;/w:tblCellMar&gt;&lt;/w:tblPr&gt;&lt;/w:style&gt;&lt;w:style w:type="numbering" w:default="1" w:styleId="NoList"&gt;&lt;w:name w:val="No List"/&gt;&lt;w:uiPriority w:val="99"/&gt;&lt;w:semiHidden/&gt;&lt;w:unhideWhenUsed/&gt;&lt;/w:style&gt;&lt;/w:styles&gt;&lt;/pkg:xmlData&gt;&lt;/pkg:part&gt;&lt;pkg:part pkg:name="/docMetadata/LabelInfo.xml" pkg:contentType="application/vnd.ms-office.classificationlabels+xml"&gt;&lt;pkg:xmlData&gt;&lt;clbl:labelList xmlns:clbl="http://schemas.microsoft.com/office/2020/mipLabelMetadata"&gt;&lt;clbl:label id="{f42aa342-8706-4288-bd11-ebb85995028c}" enabled="1" method="Standard" siteId="{72f988bf-86f1-41af-91ab-2d7cd011db47}" contentBits="0" removed="0"/&gt;&lt;/clbl:labelList&gt;&lt;/pkg:xmlData&gt;&lt;/pkg:part&gt;&lt;/pkg:package&gt;
+</VendorCity>
+      <VendorCountryRegion>&lt;?xml version="1.0" standalone="yes"?&gt;
+&lt;?mso-application progid="Word.Document"?&gt;
+&lt;pkg:package xmlns:pkg="http://schemas.microsoft.com/office/2006/xmlPackage"&gt;&lt;pkg:part pkg:name="/_rels/.rels" pkg:contentType="application/vnd.openxmlformats-package.relationships+xml" pkg:padding="512"&gt;&lt;pkg:xmlData&gt;&lt;Relationships xmlns="http://schemas.openxmlformats.org/package/2006/relationships"&gt;&lt;Relationship Id="rId2" Type="http://schemas.microsoft.com/office/2020/02/relationships/classificationlabels" Target="docMetadata/LabelInfo.xml"/&gt;&lt;Relationship Id="rId1" Type="http://schemas.openxmlformats.org/officeDocument/2006/relationships/officeDocument" Target="word/document.xml"/&gt;&lt;/Relationships&gt;&lt;/pkg:xmlData&gt;&lt;/pkg:part&gt;&lt;pkg:part pkg:name="/word/document.xml" pkg:contentType="application/vnd.openxmlformats-officedocument.wordprocessingml.document.main+xml"&gt;&lt;pkg:xmlData&gt;&lt;w:document xmlns:wpc="http://schemas.microsoft.com/office/word/2010/wordprocessingCanvas" xmlns:cx="http://schemas.microsoft.com/office/drawing/2014/chartex" xmlns:cx1="http://schemas.microsoft.com/office/drawing/2015/9/8/chartex" xmlns:cx2="http://schemas.microsoft.com/office/drawing/2015/10/21/chartex" xmlns:cx3="http://schemas.microsoft.com/office/drawing/2016/5/9/chartex" xmlns:cx4="http://schemas.microsoft.com/office/drawing/2016/5/10/chartex" xmlns:cx5="http://schemas.microsoft.com/office/drawing/2016/5/11/chartex" xmlns:cx6="http://schemas.microsoft.com/office/drawing/2016/5/12/chartex" xmlns:cx7="http://schemas.microsoft.com/office/drawing/2016/5/13/chartex" xmlns:cx8="http://schemas.microsoft.com/office/drawing/2016/5/14/chartex" xmlns:mc="http://schemas.openxmlformats.org/markup-compatibility/2006" xmlns:aink="http://schemas.microsoft.com/office/drawing/2016/ink" xmlns:am3d="http://schemas.microsoft.com/office/drawing/2017/model3d" xmlns:o="urn:schemas-microsoft-com:office:office" xmlns:oel="http://schemas.microsoft.com/office/2019/extlst" xmlns:r="http://schemas.openxmlformats.org/officeDocument/2006/relationships" xmlns:m="http://schemas.openxmlformats.org/officeDocument/2006/math" xmlns:v="urn:schemas-microsoft-com:vml" xmlns:wp14="http://schemas.microsoft.com/office/word/2010/wordprocessingDrawing" xmlns:wp="http://schemas.openxmlformats.org/drawingml/2006/wordprocessingDrawing" xmlns:w10="urn:schemas-microsoft-com:office:word" xmlns:w="http://schemas.openxmlformats.org/wordprocessingml/2006/main" xmlns:w14="http://schemas.microsoft.com/office/word/2010/wordml" xmlns:w15="http://schemas.microsoft.com/office/word/2012/wordml" xmlns:w16cex="http://schemas.microsoft.com/office/word/2018/wordml/cex" xmlns:w16cid="http://schemas.microsoft.com/office/word/2016/wordml/cid" xmlns:w16="http://schemas.microsoft.com/office/word/2018/wordml" xmlns:w16du="http://schemas.microsoft.com/office/word/2023/wordml/word16du" xmlns:w16sdtdh="http://schemas.microsoft.com/office/word/2020/wordml/sdtdatahash" xmlns:w16se="http://schemas.microsoft.com/office/word/2015/wordml/symex" xmlns:wpg="http://schemas.microsoft.com/office/word/2010/wordprocessingGroup" xmlns:wpi="http://schemas.microsoft.com/office/word/2010/wordprocessingInk" xmlns:wne="http://schemas.microsoft.com/office/word/2006/wordml" xmlns:wps="http://schemas.microsoft.com/office/word/2010/wordprocessingShape" mc:Ignorable="w14 w15 w16se w16cid w16 w16cex w16sdtdh w16du wp14"&gt;&lt;w:body&gt;&lt;w:p&gt;&lt;w:pPr&gt;&lt;w:spacing w:after="0" w:line="240" w:lineRule="auto"/&gt;&lt;/w:pPr&gt;&lt;w:r&gt;&lt;w:t&gt;VendorCountryRegion&lt;/w:t&gt;&lt;/w:r&gt;&lt;/w:p&gt;&lt;w:sectPr&gt;&lt;w:pgSz w:w="12240" w:h="15840"/&gt;&lt;w:pgMar w:top="1440" w:right="1440" w:bottom="1440" w:left="1440" w:header="720" w:footer="720" w:gutter="0"/&gt;&lt;w:cols w:space="720"/&gt;&lt;/w:sectPr&gt;&lt;/w:body&gt;&lt;/w:document&gt;&lt;/pkg:xmlData&gt;&lt;/pkg:part&gt;&lt;pkg:part pkg:name="/word/_rels/document.xml.rels" pkg:contentType="application/vnd.openxmlformats-package.relationships+xml" pkg:padding="256"&gt;&lt;pkg:xmlData&gt;&lt;Relationships xmlns="http://schemas.openxmlformats.org/package/2006/relationships"&gt;&lt;Relationship Id="rId1" Type="http://schemas.openxmlformats.org/officeDocument/2006/relationships/styles" Target="styles.xml"/&gt;&lt;/Relationships&gt;&lt;/pkg:xmlData&gt;&lt;/pkg:part&gt;&lt;pkg:part pkg:name="/word/styles.xml" pkg:contentType="application/vnd.openxmlformats-officedocument.wordprocessingml.styles+xml"&gt;&lt;pkg:xmlData&gt;&lt;w:styles xmlns:mc="http://schemas.openxmlformats.org/markup-compatibility/2006" xmlns:r="http://schemas.openxmlformats.org/officeDocument/2006/relationships" xmlns:w="http://schemas.openxmlformats.org/wordprocessingml/2006/main" xmlns:w14="http://schemas.microsoft.com/office/word/2010/wordml" xmlns:w15="http://schemas.microsoft.com/office/word/2012/wordml" xmlns:w16cex="http://schemas.microsoft.com/office/word/2018/wordml/cex" xmlns:w16cid="http://schemas.microsoft.com/office/word/2016/wordml/cid" xmlns:w16="http://schemas.microsoft.com/office/word/2018/wordml" xmlns:w16du="http://schemas.microsoft.com/office/word/2023/wordml/word16du" xmlns:w16sdtdh="http://schemas.microsoft.com/office/word/2020/wordml/sdtdatahash" xmlns:w16se="http://schemas.microsoft.com/office/word/2015/wordml/symex" mc:Ignorable="w14 w15 w16se w16cid w16 w16cex w16sdtdh w16du"&gt;&lt;w:docDefaults&gt;&lt;w:rPrDefault&gt;&lt;w:rPr&gt;&lt;w:rFonts w:asciiTheme="minorHAnsi" w:eastAsiaTheme="minorEastAsia" w:hAnsiTheme="minorHAnsi" w:cstheme="minorBidi"/&gt;&lt;w:kern w:val="2"/&gt;&lt;w:sz w:val="24"/&gt;&lt;w:szCs w:val="24"/&gt;&lt;w:lang w:val="en-US" w:eastAsia="en-US" w:bidi="ar-SA"/&gt;&lt;w14:ligatures w14:val="standardContextual"/&gt;&lt;/w:rPr&gt;&lt;/w:rPrDefault&gt;&lt;w:pPrDefault&gt;&lt;w:pPr&gt;&lt;w:spacing w:after="160" w:line="278" w:lineRule="auto"/&gt;&lt;/w:pPr&gt;&lt;/w:pPrDefault&gt;&lt;/w:docDefaults&gt;&lt;w:style w:type="paragraph" w:default="1" w:styleId="Normal"&gt;&lt;w:name w:val="Normal"/&gt;&lt;w:qFormat/&gt;&lt;/w:style&gt;&lt;w:style w:type="character" w:default="1" w:styleId="DefaultParagraphFont"&gt;&lt;w:name w:val="Default Paragraph Font"/&gt;&lt;w:uiPriority w:val="1"/&gt;&lt;w:semiHidden/&gt;&lt;w:unhideWhenUsed/&gt;&lt;/w:style&gt;&lt;w:style w:type="table" w:default="1" w:styleId="TableNormal"&gt;&lt;w:name w:val="Normal Table"/&gt;&lt;w:uiPriority w:val="99"/&gt;&lt;w:semiHidden/&gt;&lt;w:unhideWhenUsed/&gt;&lt;w:tblPr&gt;&lt;w:tblInd w:w="0" w:type="dxa"/&gt;&lt;w:tblCellMar&gt;&lt;w:top w:w="0" w:type="dxa"/&gt;&lt;w:left w:w="108" w:type="dxa"/&gt;&lt;w:bottom w:w="0" w:type="dxa"/&gt;&lt;w:right w:w="108" w:type="dxa"/&gt;&lt;/w:tblCellMar&gt;&lt;/w:tblPr&gt;&lt;/w:style&gt;&lt;w:style w:type="numbering" w:default="1" w:styleId="NoList"&gt;&lt;w:name w:val="No List"/&gt;&lt;w:uiPriority w:val="99"/&gt;&lt;w:semiHidden/&gt;&lt;w:unhideWhenUsed/&gt;&lt;/w:style&gt;&lt;/w:styles&gt;&lt;/pkg:xmlData&gt;&lt;/pkg:part&gt;&lt;pkg:part pkg:name="/docMetadata/LabelInfo.xml" pkg:contentType="application/vnd.ms-office.classificationlabels+xml"&gt;&lt;pkg:xmlData&gt;&lt;clbl:labelList xmlns:clbl="http://schemas.microsoft.com/office/2020/mipLabelMetadata"&gt;&lt;clbl:label id="{f42aa342-8706-4288-bd11-ebb85995028c}" enabled="1" method="Standard" siteId="{72f988bf-86f1-41af-91ab-2d7cd011db47}" contentBits="0" removed="0"/&gt;&lt;/clbl:labelList&gt;&lt;/pkg:xmlData&gt;&lt;/pkg:part&gt;&lt;/pkg:package&gt;
+</VendorCountryRegion>
+      <VendorName>&lt;?xml version="1.0" standalone="yes"?&gt;
+&lt;?mso-application progid="Word.Document"?&gt;
+&lt;pkg:package xmlns:pkg="http://schemas.microsoft.com/office/2006/xmlPackage"&gt;&lt;pkg:part pkg:name="/_rels/.rels" pkg:contentType="application/vnd.openxmlformats-package.relationships+xml" pkg:padding="512"&gt;&lt;pkg:xmlData&gt;&lt;Relationships xmlns="http://schemas.openxmlformats.org/package/2006/relationships"&gt;&lt;Relationship Id="rId2" Type="http://schemas.microsoft.com/office/2020/02/relationships/classificationlabels" Target="docMetadata/LabelInfo.xml"/&gt;&lt;Relationship Id="rId1" Type="http://schemas.openxmlformats.org/officeDocument/2006/relationships/officeDocument" Target="word/document.xml"/&gt;&lt;/Relationships&gt;&lt;/pkg:xmlData&gt;&lt;/pkg:part&gt;&lt;pkg:part pkg:name="/word/document.xml" pkg:contentType="application/vnd.openxmlformats-officedocument.wordprocessingml.document.main+xml"&gt;&lt;pkg:xmlData&gt;&lt;w:document xmlns:wpc="http://schemas.microsoft.com/office/word/2010/wordprocessingCanvas" xmlns:cx="http://schemas.microsoft.com/office/drawing/2014/chartex" xmlns:cx1="http://schemas.microsoft.com/office/drawing/2015/9/8/chartex" xmlns:cx2="http://schemas.microsoft.com/office/drawing/2015/10/21/chartex" xmlns:cx3="http://schemas.microsoft.com/office/drawing/2016/5/9/chartex" xmlns:cx4="http://schemas.microsoft.com/office/drawing/2016/5/10/chartex" xmlns:cx5="http://schemas.microsoft.com/office/drawing/2016/5/11/chartex" xmlns:cx6="http://schemas.microsoft.com/office/drawing/2016/5/12/chartex" xmlns:cx7="http://schemas.microsoft.com/office/drawing/2016/5/13/chartex" xmlns:cx8="http://schemas.microsoft.com/office/drawing/2016/5/14/chartex" xmlns:mc="http://schemas.openxmlformats.org/markup-compatibility/2006" xmlns:aink="http://schemas.microsoft.com/office/drawing/2016/ink" xmlns:am3d="http://schemas.microsoft.com/office/drawing/2017/model3d" xmlns:o="urn:schemas-microsoft-com:office:office" xmlns:oel="http://schemas.microsoft.com/office/2019/extlst" xmlns:r="http://schemas.openxmlformats.org/officeDocument/2006/relationships" xmlns:m="http://schemas.openxmlformats.org/officeDocument/2006/math" xmlns:v="urn:schemas-microsoft-com:vml" xmlns:wp14="http://schemas.microsoft.com/office/word/2010/wordprocessingDrawing" xmlns:wp="http://schemas.openxmlformats.org/drawingml/2006/wordprocessingDrawing" xmlns:w10="urn:schemas-microsoft-com:office:word" xmlns:w="http://schemas.openxmlformats.org/wordprocessingml/2006/main" xmlns:w14="http://schemas.microsoft.com/office/word/2010/wordml" xmlns:w15="http://schemas.microsoft.com/office/word/2012/wordml" xmlns:w16cex="http://schemas.microsoft.com/office/word/2018/wordml/cex" xmlns:w16cid="http://schemas.microsoft.com/office/word/2016/wordml/cid" xmlns:w16="http://schemas.microsoft.com/office/word/2018/wordml" xmlns:w16du="http://schemas.microsoft.com/office/word/2023/wordml/word16du" xmlns:w16sdtdh="http://schemas.microsoft.com/office/word/2020/wordml/sdtdatahash" xmlns:w16se="http://schemas.microsoft.com/office/word/2015/wordml/symex" xmlns:wpg="http://schemas.microsoft.com/office/word/2010/wordprocessingGroup" xmlns:wpi="http://schemas.microsoft.com/office/word/2010/wordprocessingInk" xmlns:wne="http://schemas.microsoft.com/office/word/2006/wordml" xmlns:wps="http://schemas.microsoft.com/office/word/2010/wordprocessingShape" mc:Ignorable="w14 w15 w16se w16cid w16 w16cex w16sdtdh w16du wp14"&gt;&lt;w:body&gt;&lt;w:p&gt;&lt;w:pPr&gt;&lt;w:spacing w:after="0" w:line="240" w:lineRule="auto"/&gt;&lt;/w:pPr&gt;&lt;w:r&gt;&lt;w:t&gt;VendorName&lt;/w:t&gt;&lt;/w:r&gt;&lt;/w:p&gt;&lt;w:sectPr&gt;&lt;w:pgSz w:w="12240" w:h="15840"/&gt;&lt;w:pgMar w:top="1440" w:right="1440" w:bottom="1440" w:left="1440" w:header="720" w:footer="720" w:gutter="0"/&gt;&lt;w:cols w:space="720"/&gt;&lt;/w:sectPr&gt;&lt;/w:body&gt;&lt;/w:document&gt;&lt;/pkg:xmlData&gt;&lt;/pkg:part&gt;&lt;pkg:part pkg:name="/word/_rels/document.xml.rels" pkg:contentType="application/vnd.openxmlformats-package.relationships+xml" pkg:padding="256"&gt;&lt;pkg:xmlData&gt;&lt;Relationships xmlns="http://schemas.openxmlformats.org/package/2006/relationships"&gt;&lt;Relationship Id="rId1" Type="http://schemas.openxmlformats.org/officeDocument/2006/relationships/styles" Target="styles.xml"/&gt;&lt;/Relationships&gt;&lt;/pkg:xmlData&gt;&lt;/pkg:part&gt;&lt;pkg:part pkg:name="/word/styles.xml" pkg:contentType="application/vnd.openxmlformats-officedocument.wordprocessingml.styles+xml"&gt;&lt;pkg:xmlData&gt;&lt;w:styles xmlns:mc="http://schemas.openxmlformats.org/markup-compatibility/2006" xmlns:r="http://schemas.openxmlformats.org/officeDocument/2006/relationships" xmlns:w="http://schemas.openxmlformats.org/wordprocessingml/2006/main" xmlns:w14="http://schemas.microsoft.com/office/word/2010/wordml" xmlns:w15="http://schemas.microsoft.com/office/word/2012/wordml" xmlns:w16cex="http://schemas.microsoft.com/office/word/2018/wordml/cex" xmlns:w16cid="http://schemas.microsoft.com/office/word/2016/wordml/cid" xmlns:w16="http://schemas.microsoft.com/office/word/2018/wordml" xmlns:w16du="http://schemas.microsoft.com/office/word/2023/wordml/word16du" xmlns:w16sdtdh="http://schemas.microsoft.com/office/word/2020/wordml/sdtdatahash" xmlns:w16se="http://schemas.microsoft.com/office/word/2015/wordml/symex" mc:Ignorable="w14 w15 w16se w16cid w16 w16cex w16sdtdh w16du"&gt;&lt;w:docDefaults&gt;&lt;w:rPrDefault&gt;&lt;w:rPr&gt;&lt;w:rFonts w:asciiTheme="minorHAnsi" w:eastAsiaTheme="minorEastAsia" w:hAnsiTheme="minorHAnsi" w:cstheme="minorBidi"/&gt;&lt;w:kern w:val="2"/&gt;&lt;w:sz w:val="24"/&gt;&lt;w:szCs w:val="24"/&gt;&lt;w:lang w:val="en-US" w:eastAsia="en-US" w:bidi="ar-SA"/&gt;&lt;w14:ligatures w14:val="standardContextual"/&gt;&lt;/w:rPr&gt;&lt;/w:rPrDefault&gt;&lt;w:pPrDefault&gt;&lt;w:pPr&gt;&lt;w:spacing w:after="160" w:line="278" w:lineRule="auto"/&gt;&lt;/w:pPr&gt;&lt;/w:pPrDefault&gt;&lt;/w:docDefaults&gt;&lt;w:style w:type="paragraph" w:default="1" w:styleId="Normal"&gt;&lt;w:name w:val="Normal"/&gt;&lt;w:qFormat/&gt;&lt;/w:style&gt;&lt;w:style w:type="character" w:default="1" w:styleId="DefaultParagraphFont"&gt;&lt;w:name w:val="Default Paragraph Font"/&gt;&lt;w:uiPriority w:val="1"/&gt;&lt;w:semiHidden/&gt;&lt;w:unhideWhenUsed/&gt;&lt;/w:style&gt;&lt;w:style w:type="table" w:default="1" w:styleId="TableNormal"&gt;&lt;w:name w:val="Normal Table"/&gt;&lt;w:uiPriority w:val="99"/&gt;&lt;w:semiHidden/&gt;&lt;w:unhideWhenUsed/&gt;&lt;w:tblPr&gt;&lt;w:tblInd w:w="0" w:type="dxa"/&gt;&lt;w:tblCellMar&gt;&lt;w:top w:w="0" w:type="dxa"/&gt;&lt;w:left w:w="108" w:type="dxa"/&gt;&lt;w:bottom w:w="0" w:type="dxa"/&gt;&lt;w:right w:w="108" w:type="dxa"/&gt;&lt;/w:tblCellMar&gt;&lt;/w:tblPr&gt;&lt;/w:style&gt;&lt;w:style w:type="numbering" w:default="1" w:styleId="NoList"&gt;&lt;w:name w:val="No List"/&gt;&lt;w:uiPriority w:val="99"/&gt;&lt;w:semiHidden/&gt;&lt;w:unhideWhenUsed/&gt;&lt;/w:style&gt;&lt;/w:styles&gt;&lt;/pkg:xmlData&gt;&lt;/pkg:part&gt;&lt;pkg:part pkg:name="/docMetadata/LabelInfo.xml" pkg:contentType="application/vnd.ms-office.classificationlabels+xml"&gt;&lt;pkg:xmlData&gt;&lt;clbl:labelList xmlns:clbl="http://schemas.microsoft.com/office/2020/mipLabelMetadata"&gt;&lt;clbl:label id="{f42aa342-8706-4288-bd11-ebb85995028c}" enabled="1" method="Standard" siteId="{72f988bf-86f1-41af-91ab-2d7cd011db47}" contentBits="0" removed="0"/&gt;&lt;/clbl:labelList&gt;&lt;/pkg:xmlData&gt;&lt;/pkg:part&gt;&lt;/pkg:package&gt;
+</VendorName>
+      <VendorNo>&lt;?xml version="1.0" standalone="yes"?&gt;
+&lt;?mso-application progid="Word.Document"?&gt;
+&lt;pkg:package xmlns:pkg="http://schemas.microsoft.com/office/2006/xmlPackage"&gt;&lt;pkg:part pkg:name="/_rels/.rels" pkg:contentType="application/vnd.openxmlformats-package.relationships+xml" pkg:padding="512"&gt;&lt;pkg:xmlData&gt;&lt;Relationships xmlns="http://schemas.openxmlformats.org/package/2006/relationships"&gt;&lt;Relationship Id="rId2" Type="http://schemas.microsoft.com/office/2020/02/relationships/classificationlabels" Target="docMetadata/LabelInfo.xml"/&gt;&lt;Relationship Id="rId1" Type="http://schemas.openxmlformats.org/officeDocument/2006/relationships/officeDocument" Target="word/document.xml"/&gt;&lt;/Relationships&gt;&lt;/pkg:xmlData&gt;&lt;/pkg:part&gt;&lt;pkg:part pkg:name="/word/document.xml" pkg:contentType="application/vnd.openxmlformats-officedocument.wordprocessingml.document.main+xml"&gt;&lt;pkg:xmlData&gt;&lt;w:document xmlns:wpc="http://schemas.microsoft.com/office/word/2010/wordprocessingCanvas" xmlns:cx="http://schemas.microsoft.com/office/drawing/2014/chartex" xmlns:cx1="http://schemas.microsoft.com/office/drawing/2015/9/8/chartex" xmlns:cx2="http://schemas.microsoft.com/office/drawing/2015/10/21/chartex" xmlns:cx3="http://schemas.microsoft.com/office/drawing/2016/5/9/chartex" xmlns:cx4="http://schemas.microsoft.com/office/drawing/2016/5/10/chartex" xmlns:cx5="http://schemas.microsoft.com/office/drawing/2016/5/11/chartex" xmlns:cx6="http://schemas.microsoft.com/office/drawing/2016/5/12/chartex" xmlns:cx7="http://schemas.microsoft.com/office/drawing/2016/5/13/chartex" xmlns:cx8="http://schemas.microsoft.com/office/drawing/2016/5/14/chartex" xmlns:mc="http://schemas.openxmlformats.org/markup-compatibility/2006" xmlns:aink="http://schemas.microsoft.com/office/drawing/2016/ink" xmlns:am3d="http://schemas.microsoft.com/office/drawing/2017/model3d" xmlns:o="urn:schemas-microsoft-com:office:office" xmlns:oel="http://schemas.microsoft.com/office/2019/extlst" xmlns:r="http://schemas.openxmlformats.org/officeDocument/2006/relationships" xmlns:m="http://schemas.openxmlformats.org/officeDocument/2006/math" xmlns:v="urn:schemas-microsoft-com:vml" xmlns:wp14="http://schemas.microsoft.com/office/word/2010/wordprocessingDrawing" xmlns:wp="http://schemas.openxmlformats.org/drawingml/2006/wordprocessingDrawing" xmlns:w10="urn:schemas-microsoft-com:office:word" xmlns:w="http://schemas.openxmlformats.org/wordprocessingml/2006/main" xmlns:w14="http://schemas.microsoft.com/office/word/2010/wordml" xmlns:w15="http://schemas.microsoft.com/office/word/2012/wordml" xmlns:w16cex="http://schemas.microsoft.com/office/word/2018/wordml/cex" xmlns:w16cid="http://schemas.microsoft.com/office/word/2016/wordml/cid" xmlns:w16="http://schemas.microsoft.com/office/word/2018/wordml" xmlns:w16du="http://schemas.microsoft.com/office/word/2023/wordml/word16du" xmlns:w16sdtdh="http://schemas.microsoft.com/office/word/2020/wordml/sdtdatahash" xmlns:w16se="http://schemas.microsoft.com/office/word/2015/wordml/symex" xmlns:wpg="http://schemas.microsoft.com/office/word/2010/wordprocessingGroup" xmlns:wpi="http://schemas.microsoft.com/office/word/2010/wordprocessingInk" xmlns:wne="http://schemas.microsoft.com/office/word/2006/wordml" xmlns:wps="http://schemas.microsoft.com/office/word/2010/wordprocessingShape" mc:Ignorable="w14 w15 w16se w16cid w16 w16cex w16sdtdh w16du wp14"&gt;&lt;w:body&gt;&lt;w:p&gt;&lt;w:pPr&gt;&lt;w:spacing w:after="0" w:line="240" w:lineRule="auto"/&gt;&lt;/w:pPr&gt;&lt;w:r&gt;&lt;w:t&gt;VendorNo&lt;/w:t&gt;&lt;/w:r&gt;&lt;/w:p&gt;&lt;w:sectPr&gt;&lt;w:pgSz w:w="12240" w:h="15840"/&gt;&lt;w:pgMar w:top="1440" w:right="1440" w:bottom="1440" w:left="1440" w:header="720" w:footer="720" w:gutter="0"/&gt;&lt;w:cols w:space="720"/&gt;&lt;/w:sectPr&gt;&lt;/w:body&gt;&lt;/w:document&gt;&lt;/pkg:xmlData&gt;&lt;/pkg:part&gt;&lt;pkg:part pkg:name="/word/_rels/document.xml.rels" pkg:contentType="application/vnd.openxmlformats-package.relationships+xml" pkg:padding="256"&gt;&lt;pkg:xmlData&gt;&lt;Relationships xmlns="http://schemas.openxmlformats.org/package/2006/relationships"&gt;&lt;Relationship Id="rId1" Type="http://schemas.openxmlformats.org/officeDocument/2006/relationships/styles" Target="styles.xml"/&gt;&lt;/Relationships&gt;&lt;/pkg:xmlData&gt;&lt;/pkg:part&gt;&lt;pkg:part pkg:name="/word/styles.xml" pkg:contentType="application/vnd.openxmlformats-officedocument.wordprocessingml.styles+xml"&gt;&lt;pkg:xmlData&gt;&lt;w:styles xmlns:mc="http://schemas.openxmlformats.org/markup-compatibility/2006" xmlns:r="http://schemas.openxmlformats.org/officeDocument/2006/relationships" xmlns:w="http://schemas.openxmlformats.org/wordprocessingml/2006/main" xmlns:w14="http://schemas.microsoft.com/office/word/2010/wordml" xmlns:w15="http://schemas.microsoft.com/office/word/2012/wordml" xmlns:w16cex="http://schemas.microsoft.com/office/word/2018/wordml/cex" xmlns:w16cid="http://schemas.microsoft.com/office/word/2016/wordml/cid" xmlns:w16="http://schemas.microsoft.com/office/word/2018/wordml" xmlns:w16du="http://schemas.microsoft.com/office/word/2023/wordml/word16du" xmlns:w16sdtdh="http://schemas.microsoft.com/office/word/2020/wordml/sdtdatahash" xmlns:w16se="http://schemas.microsoft.com/office/word/2015/wordml/symex" mc:Ignorable="w14 w15 w16se w16cid w16 w16cex w16sdtdh w16du"&gt;&lt;w:docDefaults&gt;&lt;w:rPrDefault&gt;&lt;w:rPr&gt;&lt;w:rFonts w:asciiTheme="minorHAnsi" w:eastAsiaTheme="minorEastAsia" w:hAnsiTheme="minorHAnsi" w:cstheme="minorBidi"/&gt;&lt;w:kern w:val="2"/&gt;&lt;w:sz w:val="24"/&gt;&lt;w:szCs w:val="24"/&gt;&lt;w:lang w:val="en-US" w:eastAsia="en-US" w:bidi="ar-SA"/&gt;&lt;w14:ligatures w14:val="standardContextual"/&gt;&lt;/w:rPr&gt;&lt;/w:rPrDefault&gt;&lt;w:pPrDefault&gt;&lt;w:pPr&gt;&lt;w:spacing w:after="160" w:line="278" w:lineRule="auto"/&gt;&lt;/w:pPr&gt;&lt;/w:pPrDefault&gt;&lt;/w:docDefaults&gt;&lt;w:style w:type="paragraph" w:default="1" w:styleId="Normal"&gt;&lt;w:name w:val="Normal"/&gt;&lt;w:qFormat/&gt;&lt;/w:style&gt;&lt;w:style w:type="character" w:default="1" w:styleId="DefaultParagraphFont"&gt;&lt;w:name w:val="Default Paragraph Font"/&gt;&lt;w:uiPriority w:val="1"/&gt;&lt;w:semiHidden/&gt;&lt;w:unhideWhenUsed/&gt;&lt;/w:style&gt;&lt;w:style w:type="table" w:default="1" w:styleId="TableNormal"&gt;&lt;w:name w:val="Normal Table"/&gt;&lt;w:uiPriority w:val="99"/&gt;&lt;w:semiHidden/&gt;&lt;w:unhideWhenUsed/&gt;&lt;w:tblPr&gt;&lt;w:tblInd w:w="0" w:type="dxa"/&gt;&lt;w:tblCellMar&gt;&lt;w:top w:w="0" w:type="dxa"/&gt;&lt;w:left w:w="108" w:type="dxa"/&gt;&lt;w:bottom w:w="0" w:type="dxa"/&gt;&lt;w:right w:w="108" w:type="dxa"/&gt;&lt;/w:tblCellMar&gt;&lt;/w:tblPr&gt;&lt;/w:style&gt;&lt;w:style w:type="numbering" w:default="1" w:styleId="NoList"&gt;&lt;w:name w:val="No List"/&gt;&lt;w:uiPriority w:val="99"/&gt;&lt;w:semiHidden/&gt;&lt;w:unhideWhenUsed/&gt;&lt;/w:style&gt;&lt;/w:styles&gt;&lt;/pkg:xmlData&gt;&lt;/pkg:part&gt;&lt;pkg:part pkg:name="/docMetadata/LabelInfo.xml" pkg:contentType="application/vnd.ms-office.classificationlabels+xml"&gt;&lt;pkg:xmlData&gt;&lt;clbl:labelList xmlns:clbl="http://schemas.microsoft.com/office/2020/mipLabelMetadata"&gt;&lt;clbl:label id="{f42aa342-8706-4288-bd11-ebb85995028c}" enabled="1" method="Standard" siteId="{72f988bf-86f1-41af-91ab-2d7cd011db47}" contentBits="0" removed="0"/&gt;&lt;/clbl:labelList&gt;&lt;/pkg:xmlData&gt;&lt;/pkg:part&gt;&lt;/pkg:package&gt;
+</VendorNo>
+      <VendorPurchasesLCY>&lt;?xml version="1.0" standalone="yes"?&gt;
+&lt;?mso-application progid="Word.Document"?&gt;
+&lt;pkg:package xmlns:pkg="http://schemas.microsoft.com/office/2006/xmlPackage"&gt;&lt;pkg:part pkg:name="/_rels/.rels" pkg:contentType="application/vnd.openxmlformats-package.relationships+xml" pkg:padding="512"&gt;&lt;pkg:xmlData&gt;&lt;Relationships xmlns="http://schemas.openxmlformats.org/package/2006/relationships"&gt;&lt;Relationship Id="rId2" Type="http://schemas.microsoft.com/office/2020/02/relationships/classificationlabels" Target="docMetadata/LabelInfo.xml"/&gt;&lt;Relationship Id="rId1" Type="http://schemas.openxmlformats.org/officeDocument/2006/relationships/officeDocument" Target="word/document.xml"/&gt;&lt;/Relationships&gt;&lt;/pkg:xmlData&gt;&lt;/pkg:part&gt;&lt;pkg:part pkg:name="/word/document.xml" pkg:contentType="application/vnd.openxmlformats-officedocument.wordprocessingml.document.main+xml"&gt;&lt;pkg:xmlData&gt;&lt;w:document xmlns:wpc="http://schemas.microsoft.com/office/word/2010/wordprocessingCanvas" xmlns:cx="http://schemas.microsoft.com/office/drawing/2014/chartex" xmlns:cx1="http://schemas.microsoft.com/office/drawing/2015/9/8/chartex" xmlns:cx2="http://schemas.microsoft.com/office/drawing/2015/10/21/chartex" xmlns:cx3="http://schemas.microsoft.com/office/drawing/2016/5/9/chartex" xmlns:cx4="http://schemas.microsoft.com/office/drawing/2016/5/10/chartex" xmlns:cx5="http://schemas.microsoft.com/office/drawing/2016/5/11/chartex" xmlns:cx6="http://schemas.microsoft.com/office/drawing/2016/5/12/chartex" xmlns:cx7="http://schemas.microsoft.com/office/drawing/2016/5/13/chartex" xmlns:cx8="http://schemas.microsoft.com/office/drawing/2016/5/14/chartex" xmlns:mc="http://schemas.openxmlformats.org/markup-compatibility/2006" xmlns:aink="http://schemas.microsoft.com/office/drawing/2016/ink" xmlns:am3d="http://schemas.microsoft.com/office/drawing/2017/model3d" xmlns:o="urn:schemas-microsoft-com:office:office" xmlns:oel="http://schemas.microsoft.com/office/2019/extlst" xmlns:r="http://schemas.openxmlformats.org/officeDocument/2006/relationships" xmlns:m="http://schemas.openxmlformats.org/officeDocument/2006/math" xmlns:v="urn:schemas-microsoft-com:vml" xmlns:wp14="http://schemas.microsoft.com/office/word/2010/wordprocessingDrawing" xmlns:wp="http://schemas.openxmlformats.org/drawingml/2006/wordprocessingDrawing" xmlns:w10="urn:schemas-microsoft-com:office:word" xmlns:w="http://schemas.openxmlformats.org/wordprocessingml/2006/main" xmlns:w14="http://schemas.microsoft.com/office/word/2010/wordml" xmlns:w15="http://schemas.microsoft.com/office/word/2012/wordml" xmlns:w16cex="http://schemas.microsoft.com/office/word/2018/wordml/cex" xmlns:w16cid="http://schemas.microsoft.com/office/word/2016/wordml/cid" xmlns:w16="http://schemas.microsoft.com/office/word/2018/wordml" xmlns:w16du="http://schemas.microsoft.com/office/word/2023/wordml/word16du" xmlns:w16sdtdh="http://schemas.microsoft.com/office/word/2020/wordml/sdtdatahash" xmlns:w16se="http://schemas.microsoft.com/office/word/2015/wordml/symex" xmlns:wpg="http://schemas.microsoft.com/office/word/2010/wordprocessingGroup" xmlns:wpi="http://schemas.microsoft.com/office/word/2010/wordprocessingInk" xmlns:wne="http://schemas.microsoft.com/office/word/2006/wordml" xmlns:wps="http://schemas.microsoft.com/office/word/2010/wordprocessingShape" mc:Ignorable="w14 w15 w16se w16cid w16 w16cex w16sdtdh w16du wp14"&gt;&lt;w:body&gt;&lt;w:p&gt;&lt;w:pPr&gt;&lt;w:spacing w:after="0" w:line="240" w:lineRule="auto"/&gt;&lt;/w:pPr&gt;&lt;w:r&gt;&lt;w:t&gt;VendorPurchasesLCY&lt;/w:t&gt;&lt;/w:r&gt;&lt;/w:p&gt;&lt;w:sectPr&gt;&lt;w:pgSz w:w="12240" w:h="15840"/&gt;&lt;w:pgMar w:top="1440" w:right="1440" w:bottom="1440" w:left="1440" w:header="720" w:footer="720" w:gutter="0"/&gt;&lt;w:cols w:space="720"/&gt;&lt;/w:sectPr&gt;&lt;/w:body&gt;&lt;/w:document&gt;&lt;/pkg:xmlData&gt;&lt;/pkg:part&gt;&lt;pkg:part pkg:name="/word/_rels/document.xml.rels" pkg:contentType="application/vnd.openxmlformats-package.relationships+xml" pkg:padding="256"&gt;&lt;pkg:xmlData&gt;&lt;Relationships xmlns="http://schemas.openxmlformats.org/package/2006/relationships"&gt;&lt;Relationship Id="rId1" Type="http://schemas.openxmlformats.org/officeDocument/2006/relationships/styles" Target="styles.xml"/&gt;&lt;/Relationships&gt;&lt;/pkg:xmlData&gt;&lt;/pkg:part&gt;&lt;pkg:part pkg:name="/word/styles.xml" pkg:contentType="application/vnd.openxmlformats-officedocument.wordprocessingml.styles+xml"&gt;&lt;pkg:xmlData&gt;&lt;w:styles xmlns:mc="http://schemas.openxmlformats.org/markup-compatibility/2006" xmlns:r="http://schemas.openxmlformats.org/officeDocument/2006/relationships" xmlns:w="http://schemas.openxmlformats.org/wordprocessingml/2006/main" xmlns:w14="http://schemas.microsoft.com/office/word/2010/wordml" xmlns:w15="http://schemas.microsoft.com/office/word/2012/wordml" xmlns:w16cex="http://schemas.microsoft.com/office/word/2018/wordml/cex" xmlns:w16cid="http://schemas.microsoft.com/office/word/2016/wordml/cid" xmlns:w16="http://schemas.microsoft.com/office/word/2018/wordml" xmlns:w16du="http://schemas.microsoft.com/office/word/2023/wordml/word16du" xmlns:w16sdtdh="http://schemas.microsoft.com/office/word/2020/wordml/sdtdatahash" xmlns:w16se="http://schemas.microsoft.com/office/word/2015/wordml/symex" mc:Ignorable="w14 w15 w16se w16cid w16 w16cex w16sdtdh w16du"&gt;&lt;w:docDefaults&gt;&lt;w:rPrDefault&gt;&lt;w:rPr&gt;&lt;w:rFonts w:asciiTheme="minorHAnsi" w:eastAsiaTheme="minorEastAsia" w:hAnsiTheme="minorHAnsi" w:cstheme="minorBidi"/&gt;&lt;w:kern w:val="2"/&gt;&lt;w:sz w:val="24"/&gt;&lt;w:szCs w:val="24"/&gt;&lt;w:lang w:val="en-US" w:eastAsia="en-US" w:bidi="ar-SA"/&gt;&lt;w14:ligatures w14:val="standardContextual"/&gt;&lt;/w:rPr&gt;&lt;/w:rPrDefault&gt;&lt;w:pPrDefault&gt;&lt;w:pPr&gt;&lt;w:spacing w:after="160" w:line="278" w:lineRule="auto"/&gt;&lt;/w:pPr&gt;&lt;/w:pPrDefault&gt;&lt;/w:docDefaults&gt;&lt;w:style w:type="paragraph" w:default="1" w:styleId="Normal"&gt;&lt;w:name w:val="Normal"/&gt;&lt;w:qFormat/&gt;&lt;/w:style&gt;&lt;w:style w:type="character" w:default="1" w:styleId="DefaultParagraphFont"&gt;&lt;w:name w:val="Default Paragraph Font"/&gt;&lt;w:uiPriority w:val="1"/&gt;&lt;w:semiHidden/&gt;&lt;w:unhideWhenUsed/&gt;&lt;/w:style&gt;&lt;w:style w:type="table" w:default="1" w:styleId="TableNormal"&gt;&lt;w:name w:val="Normal Table"/&gt;&lt;w:uiPriority w:val="99"/&gt;&lt;w:semiHidden/&gt;&lt;w:unhideWhenUsed/&gt;&lt;w:tblPr&gt;&lt;w:tblInd w:w="0" w:type="dxa"/&gt;&lt;w:tblCellMar&gt;&lt;w:top w:w="0" w:type="dxa"/&gt;&lt;w:left w:w="108" w:type="dxa"/&gt;&lt;w:bottom w:w="0" w:type="dxa"/&gt;&lt;w:right w:w="108" w:type="dxa"/&gt;&lt;/w:tblCellMar&gt;&lt;/w:tblPr&gt;&lt;/w:style&gt;&lt;w:style w:type="numbering" w:default="1" w:styleId="NoList"&gt;&lt;w:name w:val="No List"/&gt;&lt;w:uiPriority w:val="99"/&gt;&lt;w:semiHidden/&gt;&lt;w:unhideWhenUsed/&gt;&lt;/w:style&gt;&lt;/w:styles&gt;&lt;/pkg:xmlData&gt;&lt;/pkg:part&gt;&lt;pkg:part pkg:name="/docMetadata/LabelInfo.xml" pkg:contentType="application/vnd.ms-office.classificationlabels+xml"&gt;&lt;pkg:xmlData&gt;&lt;clbl:labelList xmlns:clbl="http://schemas.microsoft.com/office/2020/mipLabelMetadata"&gt;&lt;clbl:label id="{f42aa342-8706-4288-bd11-ebb85995028c}" enabled="1" method="Standard" siteId="{72f988bf-86f1-41af-91ab-2d7cd011db47}" contentBits="0" removed="0"/&gt;&lt;/clbl:labelList&gt;&lt;/pkg:xmlData&gt;&lt;/pkg:part&gt;&lt;/pkg:package&gt;
+</VendorPurchasesLCY>
+    </Vendor>
+  </CountryRegion>
+</NavWordReportXmlPart>
 </file>
 
 <file path=docMetadata/LabelInfo.xml><?xml version="1.0" encoding="utf-8"?>

--- a/Base Application/Local/Finance/FinancialReports/DeniedVendorsList.Docx
+++ b/Base Application/Local/Finance/FinancialReports/DeniedVendorsList.Docx
@@ -2059,157 +2059,221 @@
 </a:theme>
 </file>
 
-<file path=customXml/item2.xml><?xml version="1.0" encoding="utf-8"?>
-<NavWordReportXmlPart xmlns="urn:microsoft-dynamics-nav/reports/Denied_Vendors_List/12111/">
-  <BCReportInformation xmlns="">
-    <ReportMetadata>
-      <ExtensionID>Extension ID</ExtensionID>
-      <ExtensionName>Extension name</ExtensionName>
-      <ExtensionPublisher>Extension publisher</ExtensionPublisher>
-      <ExtensionVersion>Extension version</ExtensionVersion>
-      <ReportID>Report ID</ReportID>
-      <ReportName>Report name</ReportName>
-      <AboutThisReportTitle>About This Report Title</AboutThisReportTitle>
-      <AboutThisReportText>About This Report Text</AboutThisReportText>
-      <ReportHelpLink>Report Help Link</ReportHelpLink>
-      <ExtensionId>Extension ID</ExtensionId>
-      <ReportId>Report ID</ReportId>
-      <ReportCaption>Report Caption</ReportCaption>
-    </ReportMetadata>
-    <ReportRequest>
-      <TenantEntraId>Tenant Entra Id</TenantEntraId>
-      <EnvironmentName>Environment name</EnvironmentName>
-      <EnvironmentType>Environment type</EnvironmentType>
-      <CompanyName>Company name</CompanyName>
-      <CompanyId>Company Id</CompanyId>
-      <UserName>User name</UserName>
-      <DateAndTime>Date and time</DateAndTime>
-      <Language>Language</Language>
-      <FormatRegion>Format Region</FormatRegion>
-      <DateTimeValues>
-        <Year>Year</Year>
-        <MonthNumber>Month number</MonthNumber>
-        <DayNumber>Day number</DayNumber>
-        <Hour>Hour</Hour>
-        <Minute>Minute</Minute>
-      </DateTimeValues>
-      <CompanyDisplayName>Company Display Name</CompanyDisplayName>
-    </ReportRequest>
-    <CompanyMetadata>
-      <CompanyName>Company Name</CompanyName>
-      <CompanyDisplayName>Company Display Name</CompanyDisplayName>
-      <CompanyAddressLines>
-        <CompanyAddressLine1>Company Address Line 1</CompanyAddressLine1>
-        <CompanyAddressLine2>Company Address Line 2</CompanyAddressLine2>
-        <CompanyAddressLine3>Company Address Line 3</CompanyAddressLine3>
-        <CompanyAddressLine4>Company Address Line 4</CompanyAddressLine4>
-        <CompanyAddressLine5>Company Address Line 5</CompanyAddressLine5>
-        <CompanyAddressLine6>Company Address Line 6</CompanyAddressLine6>
-        <CompanyAddressLine7>Company Address Line 7</CompanyAddressLine7>
-        <CompanyAddressLine8>Company Address Line 8</CompanyAddressLine8>
-      </CompanyAddressLines>
-      <CompanyPhone>Company Phone</CompanyPhone>
-      <CompanyPhoneCaption>Company Phone Caption</CompanyPhoneCaption>
-      <CompanyFaxNo>Company Fax No.</CompanyFaxNo>
-      <CompanyFaxNoCaption>Company Fax No. Caption</CompanyFaxNoCaption>
-      <CompanyEmail>Company Email</CompanyEmail>
-      <CompanyEmailCaption>Company Email Caption</CompanyEmailCaption>
-      <CompanyHomePage>Company Home Page</CompanyHomePage>
-      <CompanyHomePageCaption>Company Home Page Caption</CompanyHomePageCaption>
-      <CompanyLogo>Company Logo</CompanyLogo>
-      <CompanyVATRegistrationNo>Company VAT Registration No.</CompanyVATRegistrationNo>
-      <CompanyVATRegistrationNoCaption>Company VAT Registration No. Caption</CompanyVATRegistrationNoCaption>
-      <CompanyRegistrationNo>Company Registration No.</CompanyRegistrationNo>
-      <CompanyRegistrationNoCaption>Company Registration No. Caption</CompanyRegistrationNoCaption>
-      <CompanyBankName>Company Bank Name</CompanyBankName>
-      <CompanyBankNameCaption>Company Bank Name Caption</CompanyBankNameCaption>
-      <CompanyBankAccountNo>Company Bank Account No.</CompanyBankAccountNo>
-      <CompanyBankAccountNoCaption>Company Bank Account No. Caption</CompanyBankAccountNoCaption>
-      <CompanyBankBranchNo>Company Bank Branch No.</CompanyBankBranchNo>
-      <CompanyBankBranchNoCaption>Company Bank Branch No. Caption</CompanyBankBranchNoCaption>
-      <CompanyIBAN>Company IBAN</CompanyIBAN>
-      <CompanyIBANCaption>Company IBAN Caption</CompanyIBANCaption>
-      <CompanyBankSWIFT>Company Bank SWIFT</CompanyBankSWIFT>
-      <CompanyBankSWIFTCaption>Company Bank SWIFT Caption</CompanyBankSWIFTCaption>
-      <CompanyGiroNo>Company Giro No.</CompanyGiroNo>
-      <CompanyGiroNoCaption>Company Giro No. Caption</CompanyGiroNoCaption>
-    </CompanyMetadata>
-  </BCReportInformation>
-  <Labels>
-    <VendorAddressCaption>&lt;?xml version="1.0" standalone="yes"?&gt;
-&lt;?mso-application progid="Word.Document"?&gt;
-&lt;pkg:package xmlns:pkg="http://schemas.microsoft.com/office/2006/xmlPackage"&gt;&lt;pkg:part pkg:name="/_rels/.rels" pkg:contentType="application/vnd.openxmlformats-package.relationships+xml" pkg:padding="512"&gt;&lt;pkg:xmlData&gt;&lt;Relationships xmlns="http://schemas.openxmlformats.org/package/2006/relationships"&gt;&lt;Relationship Id="rId2" Type="http://schemas.microsoft.com/office/2020/02/relationships/classificationlabels" Target="docMetadata/LabelInfo.xml"/&gt;&lt;Relationship Id="rId1" Type="http://schemas.openxmlformats.org/officeDocument/2006/relationships/officeDocument" Target="word/document.xml"/&gt;&lt;/Relationships&gt;&lt;/pkg:xmlData&gt;&lt;/pkg:part&gt;&lt;pkg:part pkg:name="/word/document.xml" pkg:contentType="application/vnd.openxmlformats-officedocument.wordprocessingml.document.main+xml"&gt;&lt;pkg:xmlData&gt;&lt;w:document xmlns:wpc="http://schemas.microsoft.com/office/word/2010/wordprocessingCanvas" xmlns:cx="http://schemas.microsoft.com/office/drawing/2014/chartex" xmlns:cx1="http://schemas.microsoft.com/office/drawing/2015/9/8/chartex" xmlns:cx2="http://schemas.microsoft.com/office/drawing/2015/10/21/chartex" xmlns:cx3="http://schemas.microsoft.com/office/drawing/2016/5/9/chartex" xmlns:cx4="http://schemas.microsoft.com/office/drawing/2016/5/10/chartex" xmlns:cx5="http://schemas.microsoft.com/office/drawing/2016/5/11/chartex" xmlns:cx6="http://schemas.microsoft.com/office/drawing/2016/5/12/chartex" xmlns:cx7="http://schemas.microsoft.com/office/drawing/2016/5/13/chartex" xmlns:cx8="http://schemas.microsoft.com/office/drawing/2016/5/14/chartex" xmlns:mc="http://schemas.openxmlformats.org/markup-compatibility/2006" xmlns:aink="http://schemas.microsoft.com/office/drawing/2016/ink" xmlns:am3d="http://schemas.microsoft.com/office/drawing/2017/model3d" xmlns:o="urn:schemas-microsoft-com:office:office" xmlns:oel="http://schemas.microsoft.com/office/2019/extlst" xmlns:r="http://schemas.openxmlformats.org/officeDocument/2006/relationships" xmlns:m="http://schemas.openxmlformats.org/officeDocument/2006/math" xmlns:v="urn:schemas-microsoft-com:vml" xmlns:wp14="http://schemas.microsoft.com/office/word/2010/wordprocessingDrawing" xmlns:wp="http://schemas.openxmlformats.org/drawingml/2006/wordprocessingDrawing" xmlns:w10="urn:schemas-microsoft-com:office:word" xmlns:w="http://schemas.openxmlformats.org/wordprocessingml/2006/main" xmlns:w14="http://schemas.microsoft.com/office/word/2010/wordml" xmlns:w15="http://schemas.microsoft.com/office/word/2012/wordml" xmlns:w16cex="http://schemas.microsoft.com/office/word/2018/wordml/cex" xmlns:w16cid="http://schemas.microsoft.com/office/word/2016/wordml/cid" xmlns:w16="http://schemas.microsoft.com/office/word/2018/wordml" xmlns:w16du="http://schemas.microsoft.com/office/word/2023/wordml/word16du" xmlns:w16sdtdh="http://schemas.microsoft.com/office/word/2020/wordml/sdtdatahash" xmlns:w16se="http://schemas.microsoft.com/office/word/2015/wordml/symex" xmlns:wpg="http://schemas.microsoft.com/office/word/2010/wordprocessingGroup" xmlns:wpi="http://schemas.microsoft.com/office/word/2010/wordprocessingInk" xmlns:wne="http://schemas.microsoft.com/office/word/2006/wordml" xmlns:wps="http://schemas.microsoft.com/office/word/2010/wordprocessingShape" mc:Ignorable="w14 w15 w16se w16cid w16 w16cex w16sdtdh w16du wp14"&gt;&lt;w:body&gt;&lt;w:p&gt;&lt;w:pPr&gt;&lt;w:spacing w:before="40" w:after="0" w:line="240" w:lineRule="auto"/&gt;&lt;/w:pPr&gt;&lt;w:r&gt;&lt;w:t&gt;VendorAddressCaption&lt;/w:t&gt;&lt;/w:r&gt;&lt;/w:p&gt;&lt;w:sectPr&gt;&lt;w:pgSz w:w="12240" w:h="15840"/&gt;&lt;w:pgMar w:top="1440" w:right="1440" w:bottom="1440" w:left="1440" w:header="720" w:footer="720" w:gutter="0"/&gt;&lt;w:cols w:space="720"/&gt;&lt;/w:sectPr&gt;&lt;/w:body&gt;&lt;/w:document&gt;&lt;/pkg:xmlData&gt;&lt;/pkg:part&gt;&lt;pkg:part pkg:name="/word/_rels/document.xml.rels" pkg:contentType="application/vnd.openxmlformats-package.relationships+xml" pkg:padding="256"&gt;&lt;pkg:xmlData&gt;&lt;Relationships xmlns="http://schemas.openxmlformats.org/package/2006/relationships"&gt;&lt;Relationship Id="rId1" Type="http://schemas.openxmlformats.org/officeDocument/2006/relationships/styles" Target="styles.xml"/&gt;&lt;/Relationships&gt;&lt;/pkg:xmlData&gt;&lt;/pkg:part&gt;&lt;pkg:part pkg:name="/word/styles.xml" pkg:contentType="application/vnd.openxmlformats-officedocument.wordprocessingml.styles+xml"&gt;&lt;pkg:xmlData&gt;&lt;w:styles xmlns:mc="http://schemas.openxmlformats.org/markup-compatibility/2006" xmlns:r="http://schemas.openxmlformats.org/officeDocument/2006/relationships" xmlns:w="http://schemas.openxmlformats.org/wordprocessingml/2006/main" xmlns:w14="http://schemas.microsoft.com/office/word/2010/wordml" xmlns:w15="http://schemas.microsoft.com/office/word/2012/wordml" xmlns:w16cex="http://schemas.microsoft.com/office/word/2018/wordml/cex" xmlns:w16cid="http://schemas.microsoft.com/office/word/2016/wordml/cid" xmlns:w16="http://schemas.microsoft.com/office/word/2018/wordml" xmlns:w16du="http://schemas.microsoft.com/office/word/2023/wordml/word16du" xmlns:w16sdtdh="http://schemas.microsoft.com/office/word/2020/wordml/sdtdatahash" xmlns:w16se="http://schemas.microsoft.com/office/word/2015/wordml/symex" mc:Ignorable="w14 w15 w16se w16cid w16 w16cex w16sdtdh w16du"&gt;&lt;w:docDefaults&gt;&lt;w:rPrDefault&gt;&lt;w:rPr&gt;&lt;w:rFonts w:asciiTheme="minorHAnsi" w:eastAsiaTheme="minorEastAsia" w:hAnsiTheme="minorHAnsi" w:cstheme="minorBidi"/&gt;&lt;w:kern w:val="2"/&gt;&lt;w:sz w:val="24"/&gt;&lt;w:szCs w:val="24"/&gt;&lt;w:lang w:val="en-US" w:eastAsia="en-US" w:bidi="ar-SA"/&gt;&lt;w14:ligatures w14:val="standardContextual"/&gt;&lt;/w:rPr&gt;&lt;/w:rPrDefault&gt;&lt;w:pPrDefault&gt;&lt;w:pPr&gt;&lt;w:spacing w:after="160" w:line="278" w:lineRule="auto"/&gt;&lt;/w:pPr&gt;&lt;/w:pPrDefault&gt;&lt;/w:docDefaults&gt;&lt;w:style w:type="paragraph" w:default="1" w:styleId="Normal"&gt;&lt;w:name w:val="Normal"/&gt;&lt;w:qFormat/&gt;&lt;/w:style&gt;&lt;w:style w:type="character" w:default="1" w:styleId="DefaultParagraphFont"&gt;&lt;w:name w:val="Default Paragraph Font"/&gt;&lt;w:uiPriority w:val="1"/&gt;&lt;w:semiHidden/&gt;&lt;w:unhideWhenUsed/&gt;&lt;/w:style&gt;&lt;w:style w:type="table" w:default="1" w:styleId="TableNormal"&gt;&lt;w:name w:val="Normal Table"/&gt;&lt;w:uiPriority w:val="99"/&gt;&lt;w:semiHidden/&gt;&lt;w:unhideWhenUsed/&gt;&lt;w:tblPr&gt;&lt;w:tblInd w:w="0" w:type="dxa"/&gt;&lt;w:tblCellMar&gt;&lt;w:top w:w="0" w:type="dxa"/&gt;&lt;w:left w:w="108" w:type="dxa"/&gt;&lt;w:bottom w:w="0" w:type="dxa"/&gt;&lt;w:right w:w="108" w:type="dxa"/&gt;&lt;/w:tblCellMar&gt;&lt;/w:tblPr&gt;&lt;/w:style&gt;&lt;w:style w:type="numbering" w:default="1" w:styleId="NoList"&gt;&lt;w:name w:val="No List"/&gt;&lt;w:uiPriority w:val="99"/&gt;&lt;w:semiHidden/&gt;&lt;w:unhideWhenUsed/&gt;&lt;/w:style&gt;&lt;/w:styles&gt;&lt;/pkg:xmlData&gt;&lt;/pkg:part&gt;&lt;pkg:part pkg:name="/docMetadata/LabelInfo.xml" pkg:contentType="application/vnd.ms-office.classificationlabels+xml"&gt;&lt;pkg:xmlData&gt;&lt;clbl:labelList xmlns:clbl="http://schemas.microsoft.com/office/2020/mipLabelMetadata"&gt;&lt;clbl:label id="{f42aa342-8706-4288-bd11-ebb85995028c}" enabled="1" method="Standard" siteId="{72f988bf-86f1-41af-91ab-2d7cd011db47}" contentBits="0" removed="0"/&gt;&lt;/clbl:labelList&gt;&lt;/pkg:xmlData&gt;&lt;/pkg:part&gt;&lt;/pkg:package&gt;
-</VendorAddressCaption>
-    <VendorBalanceLCYCaption>&lt;?xml version="1.0" standalone="yes"?&gt;
-&lt;?mso-application progid="Word.Document"?&gt;
-&lt;pkg:package xmlns:pkg="http://schemas.microsoft.com/office/2006/xmlPackage"&gt;&lt;pkg:part pkg:name="/_rels/.rels" pkg:contentType="application/vnd.openxmlformats-package.relationships+xml" pkg:padding="512"&gt;&lt;pkg:xmlData&gt;&lt;Relationships xmlns="http://schemas.openxmlformats.org/package/2006/relationships"&gt;&lt;Relationship Id="rId2" Type="http://schemas.microsoft.com/office/2020/02/relationships/classificationlabels" Target="docMetadata/LabelInfo.xml"/&gt;&lt;Relationship Id="rId1" Type="http://schemas.openxmlformats.org/officeDocument/2006/relationships/officeDocument" Target="word/document.xml"/&gt;&lt;/Relationships&gt;&lt;/pkg:xmlData&gt;&lt;/pkg:part&gt;&lt;pkg:part pkg:name="/word/document.xml" pkg:contentType="application/vnd.openxmlformats-officedocument.wordprocessingml.document.main+xml"&gt;&lt;pkg:xmlData&gt;&lt;w:document xmlns:wpc="http://schemas.microsoft.com/office/word/2010/wordprocessingCanvas" xmlns:cx="http://schemas.microsoft.com/office/drawing/2014/chartex" xmlns:cx1="http://schemas.microsoft.com/office/drawing/2015/9/8/chartex" xmlns:cx2="http://schemas.microsoft.com/office/drawing/2015/10/21/chartex" xmlns:cx3="http://schemas.microsoft.com/office/drawing/2016/5/9/chartex" xmlns:cx4="http://schemas.microsoft.com/office/drawing/2016/5/10/chartex" xmlns:cx5="http://schemas.microsoft.com/office/drawing/2016/5/11/chartex" xmlns:cx6="http://schemas.microsoft.com/office/drawing/2016/5/12/chartex" xmlns:cx7="http://schemas.microsoft.com/office/drawing/2016/5/13/chartex" xmlns:cx8="http://schemas.microsoft.com/office/drawing/2016/5/14/chartex" xmlns:mc="http://schemas.openxmlformats.org/markup-compatibility/2006" xmlns:aink="http://schemas.microsoft.com/office/drawing/2016/ink" xmlns:am3d="http://schemas.microsoft.com/office/drawing/2017/model3d" xmlns:o="urn:schemas-microsoft-com:office:office" xmlns:oel="http://schemas.microsoft.com/office/2019/extlst" xmlns:r="http://schemas.openxmlformats.org/officeDocument/2006/relationships" xmlns:m="http://schemas.openxmlformats.org/officeDocument/2006/math" xmlns:v="urn:schemas-microsoft-com:vml" xmlns:wp14="http://schemas.microsoft.com/office/word/2010/wordprocessingDrawing" xmlns:wp="http://schemas.openxmlformats.org/drawingml/2006/wordprocessingDrawing" xmlns:w10="urn:schemas-microsoft-com:office:word" xmlns:w="http://schemas.openxmlformats.org/wordprocessingml/2006/main" xmlns:w14="http://schemas.microsoft.com/office/word/2010/wordml" xmlns:w15="http://schemas.microsoft.com/office/word/2012/wordml" xmlns:w16cex="http://schemas.microsoft.com/office/word/2018/wordml/cex" xmlns:w16cid="http://schemas.microsoft.com/office/word/2016/wordml/cid" xmlns:w16="http://schemas.microsoft.com/office/word/2018/wordml" xmlns:w16du="http://schemas.microsoft.com/office/word/2023/wordml/word16du" xmlns:w16sdtdh="http://schemas.microsoft.com/office/word/2020/wordml/sdtdatahash" xmlns:w16se="http://schemas.microsoft.com/office/word/2015/wordml/symex" xmlns:wpg="http://schemas.microsoft.com/office/word/2010/wordprocessingGroup" xmlns:wpi="http://schemas.microsoft.com/office/word/2010/wordprocessingInk" xmlns:wne="http://schemas.microsoft.com/office/word/2006/wordml" xmlns:wps="http://schemas.microsoft.com/office/word/2010/wordprocessingShape" mc:Ignorable="w14 w15 w16se w16cid w16 w16cex w16sdtdh w16du wp14"&gt;&lt;w:body&gt;&lt;w:p&gt;&lt;w:pPr&gt;&lt;w:spacing w:before="40" w:after="0" w:line="240" w:lineRule="auto"/&gt;&lt;/w:pPr&gt;&lt;w:r&gt;&lt;w:t&gt;VendorBalanceLCYCaption&lt;/w:t&gt;&lt;/w:r&gt;&lt;/w:p&gt;&lt;w:sectPr&gt;&lt;w:pgSz w:w="12240" w:h="15840"/&gt;&lt;w:pgMar w:top="1440" w:right="1440" w:bottom="1440" w:left="1440" w:header="720" w:footer="720" w:gutter="0"/&gt;&lt;w:cols w:space="720"/&gt;&lt;/w:sectPr&gt;&lt;/w:body&gt;&lt;/w:document&gt;&lt;/pkg:xmlData&gt;&lt;/pkg:part&gt;&lt;pkg:part pkg:name="/word/_rels/document.xml.rels" pkg:contentType="application/vnd.openxmlformats-package.relationships+xml" pkg:padding="256"&gt;&lt;pkg:xmlData&gt;&lt;Relationships xmlns="http://schemas.openxmlformats.org/package/2006/relationships"&gt;&lt;Relationship Id="rId1" Type="http://schemas.openxmlformats.org/officeDocument/2006/relationships/styles" Target="styles.xml"/&gt;&lt;/Relationships&gt;&lt;/pkg:xmlData&gt;&lt;/pkg:part&gt;&lt;pkg:part pkg:name="/word/styles.xml" pkg:contentType="application/vnd.openxmlformats-officedocument.wordprocessingml.styles+xml"&gt;&lt;pkg:xmlData&gt;&lt;w:styles xmlns:mc="http://schemas.openxmlformats.org/markup-compatibility/2006" xmlns:r="http://schemas.openxmlformats.org/officeDocument/2006/relationships" xmlns:w="http://schemas.openxmlformats.org/wordprocessingml/2006/main" xmlns:w14="http://schemas.microsoft.com/office/word/2010/wordml" xmlns:w15="http://schemas.microsoft.com/office/word/2012/wordml" xmlns:w16cex="http://schemas.microsoft.com/office/word/2018/wordml/cex" xmlns:w16cid="http://schemas.microsoft.com/office/word/2016/wordml/cid" xmlns:w16="http://schemas.microsoft.com/office/word/2018/wordml" xmlns:w16du="http://schemas.microsoft.com/office/word/2023/wordml/word16du" xmlns:w16sdtdh="http://schemas.microsoft.com/office/word/2020/wordml/sdtdatahash" xmlns:w16se="http://schemas.microsoft.com/office/word/2015/wordml/symex" mc:Ignorable="w14 w15 w16se w16cid w16 w16cex w16sdtdh w16du"&gt;&lt;w:docDefaults&gt;&lt;w:rPrDefault&gt;&lt;w:rPr&gt;&lt;w:rFonts w:asciiTheme="minorHAnsi" w:eastAsiaTheme="minorEastAsia" w:hAnsiTheme="minorHAnsi" w:cstheme="minorBidi"/&gt;&lt;w:kern w:val="2"/&gt;&lt;w:sz w:val="24"/&gt;&lt;w:szCs w:val="24"/&gt;&lt;w:lang w:val="en-US" w:eastAsia="en-US" w:bidi="ar-SA"/&gt;&lt;w14:ligatures w14:val="standardContextual"/&gt;&lt;/w:rPr&gt;&lt;/w:rPrDefault&gt;&lt;w:pPrDefault&gt;&lt;w:pPr&gt;&lt;w:spacing w:after="160" w:line="278" w:lineRule="auto"/&gt;&lt;/w:pPr&gt;&lt;/w:pPrDefault&gt;&lt;/w:docDefaults&gt;&lt;w:style w:type="paragraph" w:default="1" w:styleId="Normal"&gt;&lt;w:name w:val="Normal"/&gt;&lt;w:qFormat/&gt;&lt;w:rsid w:val="009E7D53"/&gt;&lt;/w:style&gt;&lt;w:style w:type="character" w:default="1" w:styleId="DefaultParagraphFont"&gt;&lt;w:name w:val="Default Paragraph Font"/&gt;&lt;w:uiPriority w:val="1"/&gt;&lt;w:semiHidden/&gt;&lt;w:unhideWhenUsed/&gt;&lt;w:rsid w:val="009E7D53"/&gt;&lt;/w:style&gt;&lt;w:style w:type="table" w:default="1" w:styleId="TableNormal"&gt;&lt;w:name w:val="Normal Table"/&gt;&lt;w:uiPriority w:val="99"/&gt;&lt;w:semiHidden/&gt;&lt;w:unhideWhenUsed/&gt;&lt;w:tblPr&gt;&lt;w:tblInd w:w="0" w:type="dxa"/&gt;&lt;w:tblCellMar&gt;&lt;w:top w:w="0" w:type="dxa"/&gt;&lt;w:left w:w="108" w:type="dxa"/&gt;&lt;w:bottom w:w="0" w:type="dxa"/&gt;&lt;w:right w:w="108" w:type="dxa"/&gt;&lt;/w:tblCellMar&gt;&lt;/w:tblPr&gt;&lt;/w:style&gt;&lt;w:style w:type="numbering" w:default="1" w:styleId="NoList"&gt;&lt;w:name w:val="No List"/&gt;&lt;w:uiPriority w:val="99"/&gt;&lt;w:semiHidden/&gt;&lt;w:unhideWhenUsed/&gt;&lt;w:rsid w:val="009E7D53"/&gt;&lt;/w:style&gt;&lt;/w:styles&gt;&lt;/pkg:xmlData&gt;&lt;/pkg:part&gt;&lt;pkg:part pkg:name="/docMetadata/LabelInfo.xml" pkg:contentType="application/vnd.ms-office.classificationlabels+xml"&gt;&lt;pkg:xmlData&gt;&lt;clbl:labelList xmlns:clbl="http://schemas.microsoft.com/office/2020/mipLabelMetadata"&gt;&lt;clbl:label id="{f42aa342-8706-4288-bd11-ebb85995028c}" enabled="1" method="Standard" siteId="{72f988bf-86f1-41af-91ab-2d7cd011db47}" contentBits="0" removed="0"/&gt;&lt;/clbl:labelList&gt;&lt;/pkg:xmlData&gt;&lt;/pkg:part&gt;&lt;/pkg:package&gt;
-</VendorBalanceLCYCaption>
-    <VendorCityCaption>&lt;?xml version="1.0" standalone="yes"?&gt;
-&lt;?mso-application progid="Word.Document"?&gt;
-&lt;pkg:package xmlns:pkg="http://schemas.microsoft.com/office/2006/xmlPackage"&gt;&lt;pkg:part pkg:name="/_rels/.rels" pkg:contentType="application/vnd.openxmlformats-package.relationships+xml" pkg:padding="512"&gt;&lt;pkg:xmlData&gt;&lt;Relationships xmlns="http://schemas.openxmlformats.org/package/2006/relationships"&gt;&lt;Relationship Id="rId2" Type="http://schemas.microsoft.com/office/2020/02/relationships/classificationlabels" Target="docMetadata/LabelInfo.xml"/&gt;&lt;Relationship Id="rId1" Type="http://schemas.openxmlformats.org/officeDocument/2006/relationships/officeDocument" Target="word/document.xml"/&gt;&lt;/Relationships&gt;&lt;/pkg:xmlData&gt;&lt;/pkg:part&gt;&lt;pkg:part pkg:name="/word/document.xml" pkg:contentType="application/vnd.openxmlformats-officedocument.wordprocessingml.document.main+xml"&gt;&lt;pkg:xmlData&gt;&lt;w:document xmlns:wpc="http://schemas.microsoft.com/office/word/2010/wordprocessingCanvas" xmlns:cx="http://schemas.microsoft.com/office/drawing/2014/chartex" xmlns:cx1="http://schemas.microsoft.com/office/drawing/2015/9/8/chartex" xmlns:cx2="http://schemas.microsoft.com/office/drawing/2015/10/21/chartex" xmlns:cx3="http://schemas.microsoft.com/office/drawing/2016/5/9/chartex" xmlns:cx4="http://schemas.microsoft.com/office/drawing/2016/5/10/chartex" xmlns:cx5="http://schemas.microsoft.com/office/drawing/2016/5/11/chartex" xmlns:cx6="http://schemas.microsoft.com/office/drawing/2016/5/12/chartex" xmlns:cx7="http://schemas.microsoft.com/office/drawing/2016/5/13/chartex" xmlns:cx8="http://schemas.microsoft.com/office/drawing/2016/5/14/chartex" xmlns:mc="http://schemas.openxmlformats.org/markup-compatibility/2006" xmlns:aink="http://schemas.microsoft.com/office/drawing/2016/ink" xmlns:am3d="http://schemas.microsoft.com/office/drawing/2017/model3d" xmlns:o="urn:schemas-microsoft-com:office:office" xmlns:oel="http://schemas.microsoft.com/office/2019/extlst" xmlns:r="http://schemas.openxmlformats.org/officeDocument/2006/relationships" xmlns:m="http://schemas.openxmlformats.org/officeDocument/2006/math" xmlns:v="urn:schemas-microsoft-com:vml" xmlns:wp14="http://schemas.microsoft.com/office/word/2010/wordprocessingDrawing" xmlns:wp="http://schemas.openxmlformats.org/drawingml/2006/wordprocessingDrawing" xmlns:w10="urn:schemas-microsoft-com:office:word" xmlns:w="http://schemas.openxmlformats.org/wordprocessingml/2006/main" xmlns:w14="http://schemas.microsoft.com/office/word/2010/wordml" xmlns:w15="http://schemas.microsoft.com/office/word/2012/wordml" xmlns:w16cex="http://schemas.microsoft.com/office/word/2018/wordml/cex" xmlns:w16cid="http://schemas.microsoft.com/office/word/2016/wordml/cid" xmlns:w16="http://schemas.microsoft.com/office/word/2018/wordml" xmlns:w16du="http://schemas.microsoft.com/office/word/2023/wordml/word16du" xmlns:w16sdtdh="http://schemas.microsoft.com/office/word/2020/wordml/sdtdatahash" xmlns:w16se="http://schemas.microsoft.com/office/word/2015/wordml/symex" xmlns:wpg="http://schemas.microsoft.com/office/word/2010/wordprocessingGroup" xmlns:wpi="http://schemas.microsoft.com/office/word/2010/wordprocessingInk" xmlns:wne="http://schemas.microsoft.com/office/word/2006/wordml" xmlns:wps="http://schemas.microsoft.com/office/word/2010/wordprocessingShape" mc:Ignorable="w14 w15 w16se w16cid w16 w16cex w16sdtdh w16du wp14"&gt;&lt;w:body&gt;&lt;w:p&gt;&lt;w:pPr&gt;&lt;w:spacing w:before="40" w:after="0" w:line="240" w:lineRule="auto"/&gt;&lt;/w:pPr&gt;&lt;w:r&gt;&lt;w:t&gt;VendorCityCaption&lt;/w:t&gt;&lt;/w:r&gt;&lt;/w:p&gt;&lt;w:sectPr&gt;&lt;w:pgSz w:w="12240" w:h="15840"/&gt;&lt;w:pgMar w:top="1440" w:right="1440" w:bottom="1440" w:left="1440" w:header="720" w:footer="720" w:gutter="0"/&gt;&lt;w:cols w:space="720"/&gt;&lt;/w:sectPr&gt;&lt;/w:body&gt;&lt;/w:document&gt;&lt;/pkg:xmlData&gt;&lt;/pkg:part&gt;&lt;pkg:part pkg:name="/word/_rels/document.xml.rels" pkg:contentType="application/vnd.openxmlformats-package.relationships+xml" pkg:padding="256"&gt;&lt;pkg:xmlData&gt;&lt;Relationships xmlns="http://schemas.openxmlformats.org/package/2006/relationships"&gt;&lt;Relationship Id="rId1" Type="http://schemas.openxmlformats.org/officeDocument/2006/relationships/styles" Target="styles.xml"/&gt;&lt;/Relationships&gt;&lt;/pkg:xmlData&gt;&lt;/pkg:part&gt;&lt;pkg:part pkg:name="/word/styles.xml" pkg:contentType="application/vnd.openxmlformats-officedocument.wordprocessingml.styles+xml"&gt;&lt;pkg:xmlData&gt;&lt;w:styles xmlns:mc="http://schemas.openxmlformats.org/markup-compatibility/2006" xmlns:r="http://schemas.openxmlformats.org/officeDocument/2006/relationships" xmlns:w="http://schemas.openxmlformats.org/wordprocessingml/2006/main" xmlns:w14="http://schemas.microsoft.com/office/word/2010/wordml" xmlns:w15="http://schemas.microsoft.com/office/word/2012/wordml" xmlns:w16cex="http://schemas.microsoft.com/office/word/2018/wordml/cex" xmlns:w16cid="http://schemas.microsoft.com/office/word/2016/wordml/cid" xmlns:w16="http://schemas.microsoft.com/office/word/2018/wordml" xmlns:w16du="http://schemas.microsoft.com/office/word/2023/wordml/word16du" xmlns:w16sdtdh="http://schemas.microsoft.com/office/word/2020/wordml/sdtdatahash" xmlns:w16se="http://schemas.microsoft.com/office/word/2015/wordml/symex" mc:Ignorable="w14 w15 w16se w16cid w16 w16cex w16sdtdh w16du"&gt;&lt;w:docDefaults&gt;&lt;w:rPrDefault&gt;&lt;w:rPr&gt;&lt;w:rFonts w:asciiTheme="minorHAnsi" w:eastAsiaTheme="minorEastAsia" w:hAnsiTheme="minorHAnsi" w:cstheme="minorBidi"/&gt;&lt;w:kern w:val="2"/&gt;&lt;w:sz w:val="24"/&gt;&lt;w:szCs w:val="24"/&gt;&lt;w:lang w:val="en-US" w:eastAsia="en-US" w:bidi="ar-SA"/&gt;&lt;w14:ligatures w14:val="standardContextual"/&gt;&lt;/w:rPr&gt;&lt;/w:rPrDefault&gt;&lt;w:pPrDefault&gt;&lt;w:pPr&gt;&lt;w:spacing w:after="160" w:line="278" w:lineRule="auto"/&gt;&lt;/w:pPr&gt;&lt;/w:pPrDefault&gt;&lt;/w:docDefaults&gt;&lt;w:style w:type="paragraph" w:default="1" w:styleId="Normal"&gt;&lt;w:name w:val="Normal"/&gt;&lt;w:qFormat/&gt;&lt;/w:style&gt;&lt;w:style w:type="character" w:default="1" w:styleId="DefaultParagraphFont"&gt;&lt;w:name w:val="Default Paragraph Font"/&gt;&lt;w:uiPriority w:val="1"/&gt;&lt;w:semiHidden/&gt;&lt;w:unhideWhenUsed/&gt;&lt;/w:style&gt;&lt;w:style w:type="table" w:default="1" w:styleId="TableNormal"&gt;&lt;w:name w:val="Normal Table"/&gt;&lt;w:uiPriority w:val="99"/&gt;&lt;w:semiHidden/&gt;&lt;w:unhideWhenUsed/&gt;&lt;w:tblPr&gt;&lt;w:tblInd w:w="0" w:type="dxa"/&gt;&lt;w:tblCellMar&gt;&lt;w:top w:w="0" w:type="dxa"/&gt;&lt;w:left w:w="108" w:type="dxa"/&gt;&lt;w:bottom w:w="0" w:type="dxa"/&gt;&lt;w:right w:w="108" w:type="dxa"/&gt;&lt;/w:tblCellMar&gt;&lt;/w:tblPr&gt;&lt;/w:style&gt;&lt;w:style w:type="numbering" w:default="1" w:styleId="NoList"&gt;&lt;w:name w:val="No List"/&gt;&lt;w:uiPriority w:val="99"/&gt;&lt;w:semiHidden/&gt;&lt;w:unhideWhenUsed/&gt;&lt;/w:style&gt;&lt;/w:styles&gt;&lt;/pkg:xmlData&gt;&lt;/pkg:part&gt;&lt;pkg:part pkg:name="/docMetadata/LabelInfo.xml" pkg:contentType="application/vnd.ms-office.classificationlabels+xml"&gt;&lt;pkg:xmlData&gt;&lt;clbl:labelList xmlns:clbl="http://schemas.microsoft.com/office/2020/mipLabelMetadata"&gt;&lt;clbl:label id="{f42aa342-8706-4288-bd11-ebb85995028c}" enabled="1" method="Standard" siteId="{72f988bf-86f1-41af-91ab-2d7cd011db47}" contentBits="0" removed="0"/&gt;&lt;/clbl:labelList&gt;&lt;/pkg:xmlData&gt;&lt;/pkg:part&gt;&lt;/pkg:package&gt;
-</VendorCityCaption>
-    <VendorCountryRegionCaption>&lt;?xml version="1.0" standalone="yes"?&gt;
-&lt;?mso-application progid="Word.Document"?&gt;
-&lt;pkg:package xmlns:pkg="http://schemas.microsoft.com/office/2006/xmlPackage"&gt;&lt;pkg:part pkg:name="/_rels/.rels" pkg:contentType="application/vnd.openxmlformats-package.relationships+xml" pkg:padding="512"&gt;&lt;pkg:xmlData&gt;&lt;Relationships xmlns="http://schemas.openxmlformats.org/package/2006/relationships"&gt;&lt;Relationship Id="rId2" Type="http://schemas.microsoft.com/office/2020/02/relationships/classificationlabels" Target="docMetadata/LabelInfo.xml"/&gt;&lt;Relationship Id="rId1" Type="http://schemas.openxmlformats.org/officeDocument/2006/relationships/officeDocument" Target="word/document.xml"/&gt;&lt;/Relationships&gt;&lt;/pkg:xmlData&gt;&lt;/pkg:part&gt;&lt;pkg:part pkg:name="/word/document.xml" pkg:contentType="application/vnd.openxmlformats-officedocument.wordprocessingml.document.main+xml"&gt;&lt;pkg:xmlData&gt;&lt;w:document xmlns:wpc="http://schemas.microsoft.com/office/word/2010/wordprocessingCanvas" xmlns:cx="http://schemas.microsoft.com/office/drawing/2014/chartex" xmlns:cx1="http://schemas.microsoft.com/office/drawing/2015/9/8/chartex" xmlns:cx2="http://schemas.microsoft.com/office/drawing/2015/10/21/chartex" xmlns:cx3="http://schemas.microsoft.com/office/drawing/2016/5/9/chartex" xmlns:cx4="http://schemas.microsoft.com/office/drawing/2016/5/10/chartex" xmlns:cx5="http://schemas.microsoft.com/office/drawing/2016/5/11/chartex" xmlns:cx6="http://schemas.microsoft.com/office/drawing/2016/5/12/chartex" xmlns:cx7="http://schemas.microsoft.com/office/drawing/2016/5/13/chartex" xmlns:cx8="http://schemas.microsoft.com/office/drawing/2016/5/14/chartex" xmlns:mc="http://schemas.openxmlformats.org/markup-compatibility/2006" xmlns:aink="http://schemas.microsoft.com/office/drawing/2016/ink" xmlns:am3d="http://schemas.microsoft.com/office/drawing/2017/model3d" xmlns:o="urn:schemas-microsoft-com:office:office" xmlns:oel="http://schemas.microsoft.com/office/2019/extlst" xmlns:r="http://schemas.openxmlformats.org/officeDocument/2006/relationships" xmlns:m="http://schemas.openxmlformats.org/officeDocument/2006/math" xmlns:v="urn:schemas-microsoft-com:vml" xmlns:wp14="http://schemas.microsoft.com/office/word/2010/wordprocessingDrawing" xmlns:wp="http://schemas.openxmlformats.org/drawingml/2006/wordprocessingDrawing" xmlns:w10="urn:schemas-microsoft-com:office:word" xmlns:w="http://schemas.openxmlformats.org/wordprocessingml/2006/main" xmlns:w14="http://schemas.microsoft.com/office/word/2010/wordml" xmlns:w15="http://schemas.microsoft.com/office/word/2012/wordml" xmlns:w16cex="http://schemas.microsoft.com/office/word/2018/wordml/cex" xmlns:w16cid="http://schemas.microsoft.com/office/word/2016/wordml/cid" xmlns:w16="http://schemas.microsoft.com/office/word/2018/wordml" xmlns:w16du="http://schemas.microsoft.com/office/word/2023/wordml/word16du" xmlns:w16sdtdh="http://schemas.microsoft.com/office/word/2020/wordml/sdtdatahash" xmlns:w16se="http://schemas.microsoft.com/office/word/2015/wordml/symex" xmlns:wpg="http://schemas.microsoft.com/office/word/2010/wordprocessingGroup" xmlns:wpi="http://schemas.microsoft.com/office/word/2010/wordprocessingInk" xmlns:wne="http://schemas.microsoft.com/office/word/2006/wordml" xmlns:wps="http://schemas.microsoft.com/office/word/2010/wordprocessingShape" mc:Ignorable="w14 w15 w16se w16cid w16 w16cex w16sdtdh w16du wp14"&gt;&lt;w:body&gt;&lt;w:p&gt;&lt;w:pPr&gt;&lt;w:spacing w:before="40" w:after="0" w:line="240" w:lineRule="auto"/&gt;&lt;/w:pPr&gt;&lt;w:r&gt;&lt;w:t&gt;VendorCountryRegionCaption&lt;/w:t&gt;&lt;/w:r&gt;&lt;/w:p&gt;&lt;w:sectPr&gt;&lt;w:pgSz w:w="12240" w:h="15840"/&gt;&lt;w:pgMar w:top="1440" w:right="1440" w:bottom="1440" w:left="1440" w:header="720" w:footer="720" w:gutter="0"/&gt;&lt;w:cols w:space="720"/&gt;&lt;/w:sectPr&gt;&lt;/w:body&gt;&lt;/w:document&gt;&lt;/pkg:xmlData&gt;&lt;/pkg:part&gt;&lt;pkg:part pkg:name="/word/_rels/document.xml.rels" pkg:contentType="application/vnd.openxmlformats-package.relationships+xml" pkg:padding="256"&gt;&lt;pkg:xmlData&gt;&lt;Relationships xmlns="http://schemas.openxmlformats.org/package/2006/relationships"&gt;&lt;Relationship Id="rId1" Type="http://schemas.openxmlformats.org/officeDocument/2006/relationships/styles" Target="styles.xml"/&gt;&lt;/Relationships&gt;&lt;/pkg:xmlData&gt;&lt;/pkg:part&gt;&lt;pkg:part pkg:name="/word/styles.xml" pkg:contentType="application/vnd.openxmlformats-officedocument.wordprocessingml.styles+xml"&gt;&lt;pkg:xmlData&gt;&lt;w:styles xmlns:mc="http://schemas.openxmlformats.org/markup-compatibility/2006" xmlns:r="http://schemas.openxmlformats.org/officeDocument/2006/relationships" xmlns:w="http://schemas.openxmlformats.org/wordprocessingml/2006/main" xmlns:w14="http://schemas.microsoft.com/office/word/2010/wordml" xmlns:w15="http://schemas.microsoft.com/office/word/2012/wordml" xmlns:w16cex="http://schemas.microsoft.com/office/word/2018/wordml/cex" xmlns:w16cid="http://schemas.microsoft.com/office/word/2016/wordml/cid" xmlns:w16="http://schemas.microsoft.com/office/word/2018/wordml" xmlns:w16du="http://schemas.microsoft.com/office/word/2023/wordml/word16du" xmlns:w16sdtdh="http://schemas.microsoft.com/office/word/2020/wordml/sdtdatahash" xmlns:w16se="http://schemas.microsoft.com/office/word/2015/wordml/symex" mc:Ignorable="w14 w15 w16se w16cid w16 w16cex w16sdtdh w16du"&gt;&lt;w:docDefaults&gt;&lt;w:rPrDefault&gt;&lt;w:rPr&gt;&lt;w:rFonts w:asciiTheme="minorHAnsi" w:eastAsiaTheme="minorEastAsia" w:hAnsiTheme="minorHAnsi" w:cstheme="minorBidi"/&gt;&lt;w:kern w:val="2"/&gt;&lt;w:sz w:val="24"/&gt;&lt;w:szCs w:val="24"/&gt;&lt;w:lang w:val="en-US" w:eastAsia="en-US" w:bidi="ar-SA"/&gt;&lt;w14:ligatures w14:val="standardContextual"/&gt;&lt;/w:rPr&gt;&lt;/w:rPrDefault&gt;&lt;w:pPrDefault&gt;&lt;w:pPr&gt;&lt;w:spacing w:after="160" w:line="278" w:lineRule="auto"/&gt;&lt;/w:pPr&gt;&lt;/w:pPrDefault&gt;&lt;/w:docDefaults&gt;&lt;w:style w:type="paragraph" w:default="1" w:styleId="Normal"&gt;&lt;w:name w:val="Normal"/&gt;&lt;w:qFormat/&gt;&lt;/w:style&gt;&lt;w:style w:type="character" w:default="1" w:styleId="DefaultParagraphFont"&gt;&lt;w:name w:val="Default Paragraph Font"/&gt;&lt;w:uiPriority w:val="1"/&gt;&lt;w:semiHidden/&gt;&lt;w:unhideWhenUsed/&gt;&lt;/w:style&gt;&lt;w:style w:type="table" w:default="1" w:styleId="TableNormal"&gt;&lt;w:name w:val="Normal Table"/&gt;&lt;w:uiPriority w:val="99"/&gt;&lt;w:semiHidden/&gt;&lt;w:unhideWhenUsed/&gt;&lt;w:tblPr&gt;&lt;w:tblInd w:w="0" w:type="dxa"/&gt;&lt;w:tblCellMar&gt;&lt;w:top w:w="0" w:type="dxa"/&gt;&lt;w:left w:w="108" w:type="dxa"/&gt;&lt;w:bottom w:w="0" w:type="dxa"/&gt;&lt;w:right w:w="108" w:type="dxa"/&gt;&lt;/w:tblCellMar&gt;&lt;/w:tblPr&gt;&lt;/w:style&gt;&lt;w:style w:type="numbering" w:default="1" w:styleId="NoList"&gt;&lt;w:name w:val="No List"/&gt;&lt;w:uiPriority w:val="99"/&gt;&lt;w:semiHidden/&gt;&lt;w:unhideWhenUsed/&gt;&lt;/w:style&gt;&lt;/w:styles&gt;&lt;/pkg:xmlData&gt;&lt;/pkg:part&gt;&lt;pkg:part pkg:name="/docMetadata/LabelInfo.xml" pkg:contentType="application/vnd.ms-office.classificationlabels+xml"&gt;&lt;pkg:xmlData&gt;&lt;clbl:labelList xmlns:clbl="http://schemas.microsoft.com/office/2020/mipLabelMetadata"&gt;&lt;clbl:label id="{f42aa342-8706-4288-bd11-ebb85995028c}" enabled="1" method="Standard" siteId="{72f988bf-86f1-41af-91ab-2d7cd011db47}" contentBits="0" removed="0"/&gt;&lt;/clbl:labelList&gt;&lt;/pkg:xmlData&gt;&lt;/pkg:part&gt;&lt;/pkg:package&gt;
-</VendorCountryRegionCaption>
-    <VendorNameCaption>&lt;?xml version="1.0" standalone="yes"?&gt;
-&lt;?mso-application progid="Word.Document"?&gt;
-&lt;pkg:package xmlns:pkg="http://schemas.microsoft.com/office/2006/xmlPackage"&gt;&lt;pkg:part pkg:name="/_rels/.rels" pkg:contentType="application/vnd.openxmlformats-package.relationships+xml" pkg:padding="512"&gt;&lt;pkg:xmlData&gt;&lt;Relationships xmlns="http://schemas.openxmlformats.org/package/2006/relationships"&gt;&lt;Relationship Id="rId2" Type="http://schemas.microsoft.com/office/2020/02/relationships/classificationlabels" Target="docMetadata/LabelInfo.xml"/&gt;&lt;Relationship Id="rId1" Type="http://schemas.openxmlformats.org/officeDocument/2006/relationships/officeDocument" Target="word/document.xml"/&gt;&lt;/Relationships&gt;&lt;/pkg:xmlData&gt;&lt;/pkg:part&gt;&lt;pkg:part pkg:name="/word/document.xml" pkg:contentType="application/vnd.openxmlformats-officedocument.wordprocessingml.document.main+xml"&gt;&lt;pkg:xmlData&gt;&lt;w:document xmlns:wpc="http://schemas.microsoft.com/office/word/2010/wordprocessingCanvas" xmlns:cx="http://schemas.microsoft.com/office/drawing/2014/chartex" xmlns:cx1="http://schemas.microsoft.com/office/drawing/2015/9/8/chartex" xmlns:cx2="http://schemas.microsoft.com/office/drawing/2015/10/21/chartex" xmlns:cx3="http://schemas.microsoft.com/office/drawing/2016/5/9/chartex" xmlns:cx4="http://schemas.microsoft.com/office/drawing/2016/5/10/chartex" xmlns:cx5="http://schemas.microsoft.com/office/drawing/2016/5/11/chartex" xmlns:cx6="http://schemas.microsoft.com/office/drawing/2016/5/12/chartex" xmlns:cx7="http://schemas.microsoft.com/office/drawing/2016/5/13/chartex" xmlns:cx8="http://schemas.microsoft.com/office/drawing/2016/5/14/chartex" xmlns:mc="http://schemas.openxmlformats.org/markup-compatibility/2006" xmlns:aink="http://schemas.microsoft.com/office/drawing/2016/ink" xmlns:am3d="http://schemas.microsoft.com/office/drawing/2017/model3d" xmlns:o="urn:schemas-microsoft-com:office:office" xmlns:oel="http://schemas.microsoft.com/office/2019/extlst" xmlns:r="http://schemas.openxmlformats.org/officeDocument/2006/relationships" xmlns:m="http://schemas.openxmlformats.org/officeDocument/2006/math" xmlns:v="urn:schemas-microsoft-com:vml" xmlns:wp14="http://schemas.microsoft.com/office/word/2010/wordprocessingDrawing" xmlns:wp="http://schemas.openxmlformats.org/drawingml/2006/wordprocessingDrawing" xmlns:w10="urn:schemas-microsoft-com:office:word" xmlns:w="http://schemas.openxmlformats.org/wordprocessingml/2006/main" xmlns:w14="http://schemas.microsoft.com/office/word/2010/wordml" xmlns:w15="http://schemas.microsoft.com/office/word/2012/wordml" xmlns:w16cex="http://schemas.microsoft.com/office/word/2018/wordml/cex" xmlns:w16cid="http://schemas.microsoft.com/office/word/2016/wordml/cid" xmlns:w16="http://schemas.microsoft.com/office/word/2018/wordml" xmlns:w16du="http://schemas.microsoft.com/office/word/2023/wordml/word16du" xmlns:w16sdtdh="http://schemas.microsoft.com/office/word/2020/wordml/sdtdatahash" xmlns:w16se="http://schemas.microsoft.com/office/word/2015/wordml/symex" xmlns:wpg="http://schemas.microsoft.com/office/word/2010/wordprocessingGroup" xmlns:wpi="http://schemas.microsoft.com/office/word/2010/wordprocessingInk" xmlns:wne="http://schemas.microsoft.com/office/word/2006/wordml" xmlns:wps="http://schemas.microsoft.com/office/word/2010/wordprocessingShape" mc:Ignorable="w14 w15 w16se w16cid w16 w16cex w16sdtdh w16du wp14"&gt;&lt;w:body&gt;&lt;w:p&gt;&lt;w:pPr&gt;&lt;w:spacing w:before="40" w:after="0" w:line="240" w:lineRule="auto"/&gt;&lt;/w:pPr&gt;&lt;w:r&gt;&lt;w:t&gt;VendorNameCaption&lt;/w:t&gt;&lt;/w:r&gt;&lt;/w:p&gt;&lt;w:sectPr&gt;&lt;w:pgSz w:w="12240" w:h="15840"/&gt;&lt;w:pgMar w:top="1440" w:right="1440" w:bottom="1440" w:left="1440" w:header="720" w:footer="720" w:gutter="0"/&gt;&lt;w:cols w:space="720"/&gt;&lt;/w:sectPr&gt;&lt;/w:body&gt;&lt;/w:document&gt;&lt;/pkg:xmlData&gt;&lt;/pkg:part&gt;&lt;pkg:part pkg:name="/word/_rels/document.xml.rels" pkg:contentType="application/vnd.openxmlformats-package.relationships+xml" pkg:padding="256"&gt;&lt;pkg:xmlData&gt;&lt;Relationships xmlns="http://schemas.openxmlformats.org/package/2006/relationships"&gt;&lt;Relationship Id="rId1" Type="http://schemas.openxmlformats.org/officeDocument/2006/relationships/styles" Target="styles.xml"/&gt;&lt;/Relationships&gt;&lt;/pkg:xmlData&gt;&lt;/pkg:part&gt;&lt;pkg:part pkg:name="/word/styles.xml" pkg:contentType="application/vnd.openxmlformats-officedocument.wordprocessingml.styles+xml"&gt;&lt;pkg:xmlData&gt;&lt;w:styles xmlns:mc="http://schemas.openxmlformats.org/markup-compatibility/2006" xmlns:r="http://schemas.openxmlformats.org/officeDocument/2006/relationships" xmlns:w="http://schemas.openxmlformats.org/wordprocessingml/2006/main" xmlns:w14="http://schemas.microsoft.com/office/word/2010/wordml" xmlns:w15="http://schemas.microsoft.com/office/word/2012/wordml" xmlns:w16cex="http://schemas.microsoft.com/office/word/2018/wordml/cex" xmlns:w16cid="http://schemas.microsoft.com/office/word/2016/wordml/cid" xmlns:w16="http://schemas.microsoft.com/office/word/2018/wordml" xmlns:w16du="http://schemas.microsoft.com/office/word/2023/wordml/word16du" xmlns:w16sdtdh="http://schemas.microsoft.com/office/word/2020/wordml/sdtdatahash" xmlns:w16se="http://schemas.microsoft.com/office/word/2015/wordml/symex" mc:Ignorable="w14 w15 w16se w16cid w16 w16cex w16sdtdh w16du"&gt;&lt;w:docDefaults&gt;&lt;w:rPrDefault&gt;&lt;w:rPr&gt;&lt;w:rFonts w:asciiTheme="minorHAnsi" w:eastAsiaTheme="minorEastAsia" w:hAnsiTheme="minorHAnsi" w:cstheme="minorBidi"/&gt;&lt;w:kern w:val="2"/&gt;&lt;w:sz w:val="24"/&gt;&lt;w:szCs w:val="24"/&gt;&lt;w:lang w:val="en-US" w:eastAsia="en-US" w:bidi="ar-SA"/&gt;&lt;w14:ligatures w14:val="standardContextual"/&gt;&lt;/w:rPr&gt;&lt;/w:rPrDefault&gt;&lt;w:pPrDefault&gt;&lt;w:pPr&gt;&lt;w:spacing w:after="160" w:line="278" w:lineRule="auto"/&gt;&lt;/w:pPr&gt;&lt;/w:pPrDefault&gt;&lt;/w:docDefaults&gt;&lt;w:style w:type="paragraph" w:default="1" w:styleId="Normal"&gt;&lt;w:name w:val="Normal"/&gt;&lt;w:qFormat/&gt;&lt;/w:style&gt;&lt;w:style w:type="character" w:default="1" w:styleId="DefaultParagraphFont"&gt;&lt;w:name w:val="Default Paragraph Font"/&gt;&lt;w:uiPriority w:val="1"/&gt;&lt;w:semiHidden/&gt;&lt;w:unhideWhenUsed/&gt;&lt;/w:style&gt;&lt;w:style w:type="table" w:default="1" w:styleId="TableNormal"&gt;&lt;w:name w:val="Normal Table"/&gt;&lt;w:uiPriority w:val="99"/&gt;&lt;w:semiHidden/&gt;&lt;w:unhideWhenUsed/&gt;&lt;w:tblPr&gt;&lt;w:tblInd w:w="0" w:type="dxa"/&gt;&lt;w:tblCellMar&gt;&lt;w:top w:w="0" w:type="dxa"/&gt;&lt;w:left w:w="108" w:type="dxa"/&gt;&lt;w:bottom w:w="0" w:type="dxa"/&gt;&lt;w:right w:w="108" w:type="dxa"/&gt;&lt;/w:tblCellMar&gt;&lt;/w:tblPr&gt;&lt;/w:style&gt;&lt;w:style w:type="numbering" w:default="1" w:styleId="NoList"&gt;&lt;w:name w:val="No List"/&gt;&lt;w:uiPriority w:val="99"/&gt;&lt;w:semiHidden/&gt;&lt;w:unhideWhenUsed/&gt;&lt;/w:style&gt;&lt;/w:styles&gt;&lt;/pkg:xmlData&gt;&lt;/pkg:part&gt;&lt;pkg:part pkg:name="/docMetadata/LabelInfo.xml" pkg:contentType="application/vnd.ms-office.classificationlabels+xml"&gt;&lt;pkg:xmlData&gt;&lt;clbl:labelList xmlns:clbl="http://schemas.microsoft.com/office/2020/mipLabelMetadata"&gt;&lt;clbl:label id="{f42aa342-8706-4288-bd11-ebb85995028c}" enabled="1" method="Standard" siteId="{72f988bf-86f1-41af-91ab-2d7cd011db47}" contentBits="0" removed="0"/&gt;&lt;/clbl:labelList&gt;&lt;/pkg:xmlData&gt;&lt;/pkg:part&gt;&lt;/pkg:package&gt;
-</VendorNameCaption>
-    <VendorNoCaption>&lt;?xml version="1.0" standalone="yes"?&gt;
-&lt;?mso-application progid="Word.Document"?&gt;
-&lt;pkg:package xmlns:pkg="http://schemas.microsoft.com/office/2006/xmlPackage"&gt;&lt;pkg:part pkg:name="/_rels/.rels" pkg:contentType="application/vnd.openxmlformats-package.relationships+xml" pkg:padding="512"&gt;&lt;pkg:xmlData&gt;&lt;Relationships xmlns="http://schemas.openxmlformats.org/package/2006/relationships"&gt;&lt;Relationship Id="rId2" Type="http://schemas.microsoft.com/office/2020/02/relationships/classificationlabels" Target="docMetadata/LabelInfo.xml"/&gt;&lt;Relationship Id="rId1" Type="http://schemas.openxmlformats.org/officeDocument/2006/relationships/officeDocument" Target="word/document.xml"/&gt;&lt;/Relationships&gt;&lt;/pkg:xmlData&gt;&lt;/pkg:part&gt;&lt;pkg:part pkg:name="/word/document.xml" pkg:contentType="application/vnd.openxmlformats-officedocument.wordprocessingml.document.main+xml"&gt;&lt;pkg:xmlData&gt;&lt;w:document xmlns:wpc="http://schemas.microsoft.com/office/word/2010/wordprocessingCanvas" xmlns:cx="http://schemas.microsoft.com/office/drawing/2014/chartex" xmlns:cx1="http://schemas.microsoft.com/office/drawing/2015/9/8/chartex" xmlns:cx2="http://schemas.microsoft.com/office/drawing/2015/10/21/chartex" xmlns:cx3="http://schemas.microsoft.com/office/drawing/2016/5/9/chartex" xmlns:cx4="http://schemas.microsoft.com/office/drawing/2016/5/10/chartex" xmlns:cx5="http://schemas.microsoft.com/office/drawing/2016/5/11/chartex" xmlns:cx6="http://schemas.microsoft.com/office/drawing/2016/5/12/chartex" xmlns:cx7="http://schemas.microsoft.com/office/drawing/2016/5/13/chartex" xmlns:cx8="http://schemas.microsoft.com/office/drawing/2016/5/14/chartex" xmlns:mc="http://schemas.openxmlformats.org/markup-compatibility/2006" xmlns:aink="http://schemas.microsoft.com/office/drawing/2016/ink" xmlns:am3d="http://schemas.microsoft.com/office/drawing/2017/model3d" xmlns:o="urn:schemas-microsoft-com:office:office" xmlns:oel="http://schemas.microsoft.com/office/2019/extlst" xmlns:r="http://schemas.openxmlformats.org/officeDocument/2006/relationships" xmlns:m="http://schemas.openxmlformats.org/officeDocument/2006/math" xmlns:v="urn:schemas-microsoft-com:vml" xmlns:wp14="http://schemas.microsoft.com/office/word/2010/wordprocessingDrawing" xmlns:wp="http://schemas.openxmlformats.org/drawingml/2006/wordprocessingDrawing" xmlns:w10="urn:schemas-microsoft-com:office:word" xmlns:w="http://schemas.openxmlformats.org/wordprocessingml/2006/main" xmlns:w14="http://schemas.microsoft.com/office/word/2010/wordml" xmlns:w15="http://schemas.microsoft.com/office/word/2012/wordml" xmlns:w16cex="http://schemas.microsoft.com/office/word/2018/wordml/cex" xmlns:w16cid="http://schemas.microsoft.com/office/word/2016/wordml/cid" xmlns:w16="http://schemas.microsoft.com/office/word/2018/wordml" xmlns:w16du="http://schemas.microsoft.com/office/word/2023/wordml/word16du" xmlns:w16sdtdh="http://schemas.microsoft.com/office/word/2020/wordml/sdtdatahash" xmlns:w16se="http://schemas.microsoft.com/office/word/2015/wordml/symex" xmlns:wpg="http://schemas.microsoft.com/office/word/2010/wordprocessingGroup" xmlns:wpi="http://schemas.microsoft.com/office/word/2010/wordprocessingInk" xmlns:wne="http://schemas.microsoft.com/office/word/2006/wordml" xmlns:wps="http://schemas.microsoft.com/office/word/2010/wordprocessingShape" mc:Ignorable="w14 w15 w16se w16cid w16 w16cex w16sdtdh w16du wp14"&gt;&lt;w:body&gt;&lt;w:p&gt;&lt;w:pPr&gt;&lt;w:spacing w:before="40" w:after="0" w:line="240" w:lineRule="auto"/&gt;&lt;/w:pPr&gt;&lt;w:r&gt;&lt;w:t&gt;VendorNoCaption&lt;/w:t&gt;&lt;/w:r&gt;&lt;/w:p&gt;&lt;w:sectPr&gt;&lt;w:pgSz w:w="12240" w:h="15840"/&gt;&lt;w:pgMar w:top="1440" w:right="1440" w:bottom="1440" w:left="1440" w:header="720" w:footer="720" w:gutter="0"/&gt;&lt;w:cols w:space="720"/&gt;&lt;/w:sectPr&gt;&lt;/w:body&gt;&lt;/w:document&gt;&lt;/pkg:xmlData&gt;&lt;/pkg:part&gt;&lt;pkg:part pkg:name="/word/_rels/document.xml.rels" pkg:contentType="application/vnd.openxmlformats-package.relationships+xml" pkg:padding="256"&gt;&lt;pkg:xmlData&gt;&lt;Relationships xmlns="http://schemas.openxmlformats.org/package/2006/relationships"&gt;&lt;Relationship Id="rId1" Type="http://schemas.openxmlformats.org/officeDocument/2006/relationships/styles" Target="styles.xml"/&gt;&lt;/Relationships&gt;&lt;/pkg:xmlData&gt;&lt;/pkg:part&gt;&lt;pkg:part pkg:name="/word/styles.xml" pkg:contentType="application/vnd.openxmlformats-officedocument.wordprocessingml.styles+xml"&gt;&lt;pkg:xmlData&gt;&lt;w:styles xmlns:mc="http://schemas.openxmlformats.org/markup-compatibility/2006" xmlns:r="http://schemas.openxmlformats.org/officeDocument/2006/relationships" xmlns:w="http://schemas.openxmlformats.org/wordprocessingml/2006/main" xmlns:w14="http://schemas.microsoft.com/office/word/2010/wordml" xmlns:w15="http://schemas.microsoft.com/office/word/2012/wordml" xmlns:w16cex="http://schemas.microsoft.com/office/word/2018/wordml/cex" xmlns:w16cid="http://schemas.microsoft.com/office/word/2016/wordml/cid" xmlns:w16="http://schemas.microsoft.com/office/word/2018/wordml" xmlns:w16du="http://schemas.microsoft.com/office/word/2023/wordml/word16du" xmlns:w16sdtdh="http://schemas.microsoft.com/office/word/2020/wordml/sdtdatahash" xmlns:w16se="http://schemas.microsoft.com/office/word/2015/wordml/symex" mc:Ignorable="w14 w15 w16se w16cid w16 w16cex w16sdtdh w16du"&gt;&lt;w:docDefaults&gt;&lt;w:rPrDefault&gt;&lt;w:rPr&gt;&lt;w:rFonts w:asciiTheme="minorHAnsi" w:eastAsiaTheme="minorEastAsia" w:hAnsiTheme="minorHAnsi" w:cstheme="minorBidi"/&gt;&lt;w:kern w:val="2"/&gt;&lt;w:sz w:val="24"/&gt;&lt;w:szCs w:val="24"/&gt;&lt;w:lang w:val="en-US" w:eastAsia="en-US" w:bidi="ar-SA"/&gt;&lt;w14:ligatures w14:val="standardContextual"/&gt;&lt;/w:rPr&gt;&lt;/w:rPrDefault&gt;&lt;w:pPrDefault&gt;&lt;w:pPr&gt;&lt;w:spacing w:after="160" w:line="278" w:lineRule="auto"/&gt;&lt;/w:pPr&gt;&lt;/w:pPrDefault&gt;&lt;/w:docDefaults&gt;&lt;w:style w:type="paragraph" w:default="1" w:styleId="Normal"&gt;&lt;w:name w:val="Normal"/&gt;&lt;w:qFormat/&gt;&lt;/w:style&gt;&lt;w:style w:type="character" w:default="1" w:styleId="DefaultParagraphFont"&gt;&lt;w:name w:val="Default Paragraph Font"/&gt;&lt;w:uiPriority w:val="1"/&gt;&lt;w:semiHidden/&gt;&lt;w:unhideWhenUsed/&gt;&lt;/w:style&gt;&lt;w:style w:type="table" w:default="1" w:styleId="TableNormal"&gt;&lt;w:name w:val="Normal Table"/&gt;&lt;w:uiPriority w:val="99"/&gt;&lt;w:semiHidden/&gt;&lt;w:unhideWhenUsed/&gt;&lt;w:tblPr&gt;&lt;w:tblInd w:w="0" w:type="dxa"/&gt;&lt;w:tblCellMar&gt;&lt;w:top w:w="0" w:type="dxa"/&gt;&lt;w:left w:w="108" w:type="dxa"/&gt;&lt;w:bottom w:w="0" w:type="dxa"/&gt;&lt;w:right w:w="108" w:type="dxa"/&gt;&lt;/w:tblCellMar&gt;&lt;/w:tblPr&gt;&lt;/w:style&gt;&lt;w:style w:type="numbering" w:default="1" w:styleId="NoList"&gt;&lt;w:name w:val="No List"/&gt;&lt;w:uiPriority w:val="99"/&gt;&lt;w:semiHidden/&gt;&lt;w:unhideWhenUsed/&gt;&lt;/w:style&gt;&lt;/w:styles&gt;&lt;/pkg:xmlData&gt;&lt;/pkg:part&gt;&lt;pkg:part pkg:name="/docMetadata/LabelInfo.xml" pkg:contentType="application/vnd.ms-office.classificationlabels+xml"&gt;&lt;pkg:xmlData&gt;&lt;clbl:labelList xmlns:clbl="http://schemas.microsoft.com/office/2020/mipLabelMetadata"&gt;&lt;clbl:label id="{f42aa342-8706-4288-bd11-ebb85995028c}" enabled="1" method="Standard" siteId="{72f988bf-86f1-41af-91ab-2d7cd011db47}" contentBits="0" removed="0"/&gt;&lt;/clbl:labelList&gt;&lt;/pkg:xmlData&gt;&lt;/pkg:part&gt;&lt;/pkg:package&gt;
-</VendorNoCaption>
-    <VendorPurchasesLCYCaption>&lt;?xml version="1.0" standalone="yes"?&gt;
-&lt;?mso-application progid="Word.Document"?&gt;
-&lt;pkg:package xmlns:pkg="http://schemas.microsoft.com/office/2006/xmlPackage"&gt;&lt;pkg:part pkg:name="/_rels/.rels" pkg:contentType="application/vnd.openxmlformats-package.relationships+xml" pkg:padding="512"&gt;&lt;pkg:xmlData&gt;&lt;Relationships xmlns="http://schemas.openxmlformats.org/package/2006/relationships"&gt;&lt;Relationship Id="rId2" Type="http://schemas.microsoft.com/office/2020/02/relationships/classificationlabels" Target="docMetadata/LabelInfo.xml"/&gt;&lt;Relationship Id="rId1" Type="http://schemas.openxmlformats.org/officeDocument/2006/relationships/officeDocument" Target="word/document.xml"/&gt;&lt;/Relationships&gt;&lt;/pkg:xmlData&gt;&lt;/pkg:part&gt;&lt;pkg:part pkg:name="/word/document.xml" pkg:contentType="application/vnd.openxmlformats-officedocument.wordprocessingml.document.main+xml"&gt;&lt;pkg:xmlData&gt;&lt;w:document xmlns:wpc="http://schemas.microsoft.com/office/word/2010/wordprocessingCanvas" xmlns:cx="http://schemas.microsoft.com/office/drawing/2014/chartex" xmlns:cx1="http://schemas.microsoft.com/office/drawing/2015/9/8/chartex" xmlns:cx2="http://schemas.microsoft.com/office/drawing/2015/10/21/chartex" xmlns:cx3="http://schemas.microsoft.com/office/drawing/2016/5/9/chartex" xmlns:cx4="http://schemas.microsoft.com/office/drawing/2016/5/10/chartex" xmlns:cx5="http://schemas.microsoft.com/office/drawing/2016/5/11/chartex" xmlns:cx6="http://schemas.microsoft.com/office/drawing/2016/5/12/chartex" xmlns:cx7="http://schemas.microsoft.com/office/drawing/2016/5/13/chartex" xmlns:cx8="http://schemas.microsoft.com/office/drawing/2016/5/14/chartex" xmlns:mc="http://schemas.openxmlformats.org/markup-compatibility/2006" xmlns:aink="http://schemas.microsoft.com/office/drawing/2016/ink" xmlns:am3d="http://schemas.microsoft.com/office/drawing/2017/model3d" xmlns:o="urn:schemas-microsoft-com:office:office" xmlns:oel="http://schemas.microsoft.com/office/2019/extlst" xmlns:r="http://schemas.openxmlformats.org/officeDocument/2006/relationships" xmlns:m="http://schemas.openxmlformats.org/officeDocument/2006/math" xmlns:v="urn:schemas-microsoft-com:vml" xmlns:wp14="http://schemas.microsoft.com/office/word/2010/wordprocessingDrawing" xmlns:wp="http://schemas.openxmlformats.org/drawingml/2006/wordprocessingDrawing" xmlns:w10="urn:schemas-microsoft-com:office:word" xmlns:w="http://schemas.openxmlformats.org/wordprocessingml/2006/main" xmlns:w14="http://schemas.microsoft.com/office/word/2010/wordml" xmlns:w15="http://schemas.microsoft.com/office/word/2012/wordml" xmlns:w16cex="http://schemas.microsoft.com/office/word/2018/wordml/cex" xmlns:w16cid="http://schemas.microsoft.com/office/word/2016/wordml/cid" xmlns:w16="http://schemas.microsoft.com/office/word/2018/wordml" xmlns:w16du="http://schemas.microsoft.com/office/word/2023/wordml/word16du" xmlns:w16sdtdh="http://schemas.microsoft.com/office/word/2020/wordml/sdtdatahash" xmlns:w16se="http://schemas.microsoft.com/office/word/2015/wordml/symex" xmlns:wpg="http://schemas.microsoft.com/office/word/2010/wordprocessingGroup" xmlns:wpi="http://schemas.microsoft.com/office/word/2010/wordprocessingInk" xmlns:wne="http://schemas.microsoft.com/office/word/2006/wordml" xmlns:wps="http://schemas.microsoft.com/office/word/2010/wordprocessingShape" mc:Ignorable="w14 w15 w16se w16cid w16 w16cex w16sdtdh w16du wp14"&gt;&lt;w:body&gt;&lt;w:p&gt;&lt;w:pPr&gt;&lt;w:spacing w:before="40" w:after="0" w:line="240" w:lineRule="auto"/&gt;&lt;/w:pPr&gt;&lt;w:r&gt;&lt;w:t&gt;VendorPurchasesLCYCaption&lt;/w:t&gt;&lt;/w:r&gt;&lt;/w:p&gt;&lt;w:sectPr&gt;&lt;w:pgSz w:w="12240" w:h="15840"/&gt;&lt;w:pgMar w:top="1440" w:right="1440" w:bottom="1440" w:left="1440" w:header="720" w:footer="720" w:gutter="0"/&gt;&lt;w:cols w:space="720"/&gt;&lt;/w:sectPr&gt;&lt;/w:body&gt;&lt;/w:document&gt;&lt;/pkg:xmlData&gt;&lt;/pkg:part&gt;&lt;pkg:part pkg:name="/word/_rels/document.xml.rels" pkg:contentType="application/vnd.openxmlformats-package.relationships+xml" pkg:padding="256"&gt;&lt;pkg:xmlData&gt;&lt;Relationships xmlns="http://schemas.openxmlformats.org/package/2006/relationships"&gt;&lt;Relationship Id="rId1" Type="http://schemas.openxmlformats.org/officeDocument/2006/relationships/styles" Target="styles.xml"/&gt;&lt;/Relationships&gt;&lt;/pkg:xmlData&gt;&lt;/pkg:part&gt;&lt;pkg:part pkg:name="/word/styles.xml" pkg:contentType="application/vnd.openxmlformats-officedocument.wordprocessingml.styles+xml"&gt;&lt;pkg:xmlData&gt;&lt;w:styles xmlns:mc="http://schemas.openxmlformats.org/markup-compatibility/2006" xmlns:r="http://schemas.openxmlformats.org/officeDocument/2006/relationships" xmlns:w="http://schemas.openxmlformats.org/wordprocessingml/2006/main" xmlns:w14="http://schemas.microsoft.com/office/word/2010/wordml" xmlns:w15="http://schemas.microsoft.com/office/word/2012/wordml" xmlns:w16cex="http://schemas.microsoft.com/office/word/2018/wordml/cex" xmlns:w16cid="http://schemas.microsoft.com/office/word/2016/wordml/cid" xmlns:w16="http://schemas.microsoft.com/office/word/2018/wordml" xmlns:w16du="http://schemas.microsoft.com/office/word/2023/wordml/word16du" xmlns:w16sdtdh="http://schemas.microsoft.com/office/word/2020/wordml/sdtdatahash" xmlns:w16se="http://schemas.microsoft.com/office/word/2015/wordml/symex" mc:Ignorable="w14 w15 w16se w16cid w16 w16cex w16sdtdh w16du"&gt;&lt;w:docDefaults&gt;&lt;w:rPrDefault&gt;&lt;w:rPr&gt;&lt;w:rFonts w:asciiTheme="minorHAnsi" w:eastAsiaTheme="minorEastAsia" w:hAnsiTheme="minorHAnsi" w:cstheme="minorBidi"/&gt;&lt;w:kern w:val="2"/&gt;&lt;w:sz w:val="24"/&gt;&lt;w:szCs w:val="24"/&gt;&lt;w:lang w:val="en-US" w:eastAsia="en-US" w:bidi="ar-SA"/&gt;&lt;w14:ligatures w14:val="standardContextual"/&gt;&lt;/w:rPr&gt;&lt;/w:rPrDefault&gt;&lt;w:pPrDefault&gt;&lt;w:pPr&gt;&lt;w:spacing w:after="160" w:line="278" w:lineRule="auto"/&gt;&lt;/w:pPr&gt;&lt;/w:pPrDefault&gt;&lt;/w:docDefaults&gt;&lt;w:style w:type="paragraph" w:default="1" w:styleId="Normal"&gt;&lt;w:name w:val="Normal"/&gt;&lt;w:qFormat/&gt;&lt;/w:style&gt;&lt;w:style w:type="character" w:default="1" w:styleId="DefaultParagraphFont"&gt;&lt;w:name w:val="Default Paragraph Font"/&gt;&lt;w:uiPriority w:val="1"/&gt;&lt;w:semiHidden/&gt;&lt;w:unhideWhenUsed/&gt;&lt;/w:style&gt;&lt;w:style w:type="table" w:default="1" w:styleId="TableNormal"&gt;&lt;w:name w:val="Normal Table"/&gt;&lt;w:uiPriority w:val="99"/&gt;&lt;w:semiHidden/&gt;&lt;w:unhideWhenUsed/&gt;&lt;w:tblPr&gt;&lt;w:tblInd w:w="0" w:type="dxa"/&gt;&lt;w:tblCellMar&gt;&lt;w:top w:w="0" w:type="dxa"/&gt;&lt;w:left w:w="108" w:type="dxa"/&gt;&lt;w:bottom w:w="0" w:type="dxa"/&gt;&lt;w:right w:w="108" w:type="dxa"/&gt;&lt;/w:tblCellMar&gt;&lt;/w:tblPr&gt;&lt;/w:style&gt;&lt;w:style w:type="numbering" w:default="1" w:styleId="NoList"&gt;&lt;w:name w:val="No List"/&gt;&lt;w:uiPriority w:val="99"/&gt;&lt;w:semiHidden/&gt;&lt;w:unhideWhenUsed/&gt;&lt;/w:style&gt;&lt;/w:styles&gt;&lt;/pkg:xmlData&gt;&lt;/pkg:part&gt;&lt;pkg:part pkg:name="/docMetadata/LabelInfo.xml" pkg:contentType="application/vnd.ms-office.classificationlabels+xml"&gt;&lt;pkg:xmlData&gt;&lt;clbl:labelList xmlns:clbl="http://schemas.microsoft.com/office/2020/mipLabelMetadata"&gt;&lt;clbl:label id="{f42aa342-8706-4288-bd11-ebb85995028c}" enabled="1" method="Standard" siteId="{72f988bf-86f1-41af-91ab-2d7cd011db47}" contentBits="0" removed="0"/&gt;&lt;/clbl:labelList&gt;&lt;/pkg:xmlData&gt;&lt;/pkg:part&gt;&lt;/pkg:package&gt;
-</VendorPurchasesLCYCaption>
-  </Labels>
-  <CountryRegion>
-    <CompanyName>&lt;?xml version="1.0" standalone="yes"?&gt;
-&lt;?mso-application progid="Word.Document"?&gt;
-&lt;pkg:package xmlns:pkg="http://schemas.microsoft.com/office/2006/xmlPackage"&gt;&lt;pkg:part pkg:name="/_rels/.rels" pkg:contentType="application/vnd.openxmlformats-package.relationships+xml" pkg:padding="512"&gt;&lt;pkg:xmlData&gt;&lt;Relationships xmlns="http://schemas.openxmlformats.org/package/2006/relationships"&gt;&lt;Relationship Id="rId2" Type="http://schemas.microsoft.com/office/2020/02/relationships/classificationlabels" Target="docMetadata/LabelInfo.xml"/&gt;&lt;Relationship Id="rId1" Type="http://schemas.openxmlformats.org/officeDocument/2006/relationships/officeDocument" Target="word/document.xml"/&gt;&lt;/Relationships&gt;&lt;/pkg:xmlData&gt;&lt;/pkg:part&gt;&lt;pkg:part pkg:name="/word/document.xml" pkg:contentType="application/vnd.openxmlformats-officedocument.wordprocessingml.document.main+xml"&gt;&lt;pkg:xmlData&gt;&lt;w:document xmlns:wpc="http://schemas.microsoft.com/office/word/2010/wordprocessingCanvas" xmlns:cx="http://schemas.microsoft.com/office/drawing/2014/chartex" xmlns:cx1="http://schemas.microsoft.com/office/drawing/2015/9/8/chartex" xmlns:cx2="http://schemas.microsoft.com/office/drawing/2015/10/21/chartex" xmlns:cx3="http://schemas.microsoft.com/office/drawing/2016/5/9/chartex" xmlns:cx4="http://schemas.microsoft.com/office/drawing/2016/5/10/chartex" xmlns:cx5="http://schemas.microsoft.com/office/drawing/2016/5/11/chartex" xmlns:cx6="http://schemas.microsoft.com/office/drawing/2016/5/12/chartex" xmlns:cx7="http://schemas.microsoft.com/office/drawing/2016/5/13/chartex" xmlns:cx8="http://schemas.microsoft.com/office/drawing/2016/5/14/chartex" xmlns:mc="http://schemas.openxmlformats.org/markup-compatibility/2006" xmlns:aink="http://schemas.microsoft.com/office/drawing/2016/ink" xmlns:am3d="http://schemas.microsoft.com/office/drawing/2017/model3d" xmlns:o="urn:schemas-microsoft-com:office:office" xmlns:oel="http://schemas.microsoft.com/office/2019/extlst" xmlns:r="http://schemas.openxmlformats.org/officeDocument/2006/relationships" xmlns:m="http://schemas.openxmlformats.org/officeDocument/2006/math" xmlns:v="urn:schemas-microsoft-com:vml" xmlns:wp14="http://schemas.microsoft.com/office/word/2010/wordprocessingDrawing" xmlns:wp="http://schemas.openxmlformats.org/drawingml/2006/wordprocessingDrawing" xmlns:w10="urn:schemas-microsoft-com:office:word" xmlns:w="http://schemas.openxmlformats.org/wordprocessingml/2006/main" xmlns:w14="http://schemas.microsoft.com/office/word/2010/wordml" xmlns:w15="http://schemas.microsoft.com/office/word/2012/wordml" xmlns:w16cex="http://schemas.microsoft.com/office/word/2018/wordml/cex" xmlns:w16cid="http://schemas.microsoft.com/office/word/2016/wordml/cid" xmlns:w16="http://schemas.microsoft.com/office/word/2018/wordml" xmlns:w16du="http://schemas.microsoft.com/office/word/2023/wordml/word16du" xmlns:w16sdtdh="http://schemas.microsoft.com/office/word/2020/wordml/sdtdatahash" xmlns:w16se="http://schemas.microsoft.com/office/word/2015/wordml/symex" xmlns:wpg="http://schemas.microsoft.com/office/word/2010/wordprocessingGroup" xmlns:wpi="http://schemas.microsoft.com/office/word/2010/wordprocessingInk" xmlns:wne="http://schemas.microsoft.com/office/word/2006/wordml" xmlns:wps="http://schemas.microsoft.com/office/word/2010/wordprocessingShape" mc:Ignorable="w14 w15 w16se w16cid w16 w16cex w16sdtdh w16du wp14"&gt;&lt;w:body&gt;&lt;w:p&gt;&lt;w:pPr&gt;&lt;w:jc w:val="right"/&gt;&lt;w:rPr&gt;&lt;w:rStyle w:val="Heading2Char"/&gt;&lt;/w:rPr&gt;&lt;/w:pPr&gt;&lt;w:r&gt;&lt;w:rPr&gt;&lt;w:rStyle w:val="Heading1Char"/&gt;&lt;/w:rPr&gt;&lt;w:t&gt;CompanyName&lt;/w:t&gt;&lt;/w:r&gt;&lt;/w:p&gt;&lt;w:sectPr&gt;&lt;w:pgSz w:w="12240" w:h="15840"/&gt;&lt;w:pgMar w:top="1440" w:right="1440" w:bottom="1440" w:left="1440" w:header="720" w:footer="720" w:gutter="0"/&gt;&lt;w:cols w:space="720"/&gt;&lt;/w:sectPr&gt;&lt;/w:body&gt;&lt;/w:document&gt;&lt;/pkg:xmlData&gt;&lt;/pkg:part&gt;&lt;pkg:part pkg:name="/word/_rels/document.xml.rels" pkg:contentType="application/vnd.openxmlformats-package.relationships+xml" pkg:padding="256"&gt;&lt;pkg:xmlData&gt;&lt;Relationships xmlns="http://schemas.openxmlformats.org/package/2006/relationships"&gt;&lt;Relationship Id="rId1" Type="http://schemas.openxmlformats.org/officeDocument/2006/relationships/styles" Target="styles.xml"/&gt;&lt;/Relationships&gt;&lt;/pkg:xmlData&gt;&lt;/pkg:part&gt;&lt;pkg:part pkg:name="/word/styles.xml" pkg:contentType="application/vnd.openxmlformats-officedocument.wordprocessingml.styles+xml"&gt;&lt;pkg:xmlData&gt;&lt;w:styles xmlns:mc="http://schemas.openxmlformats.org/markup-compatibility/2006" xmlns:r="http://schemas.openxmlformats.org/officeDocument/2006/relationships" xmlns:w="http://schemas.openxmlformats.org/wordprocessingml/2006/main" xmlns:w14="http://schemas.microsoft.com/office/word/2010/wordml" xmlns:w15="http://schemas.microsoft.com/office/word/2012/wordml" xmlns:w16cex="http://schemas.microsoft.com/office/word/2018/wordml/cex" xmlns:w16cid="http://schemas.microsoft.com/office/word/2016/wordml/cid" xmlns:w16="http://schemas.microsoft.com/office/word/2018/wordml" xmlns:w16du="http://schemas.microsoft.com/office/word/2023/wordml/word16du" xmlns:w16sdtdh="http://schemas.microsoft.com/office/word/2020/wordml/sdtdatahash" xmlns:w16se="http://schemas.microsoft.com/office/word/2015/wordml/symex" mc:Ignorable="w14 w15 w16se w16cid w16 w16cex w16sdtdh w16du"&gt;&lt;w:docDefaults&gt;&lt;w:rPrDefault&gt;&lt;w:rPr&gt;&lt;w:rFonts w:asciiTheme="minorHAnsi" w:eastAsiaTheme="minorEastAsia" w:hAnsiTheme="minorHAnsi" w:cstheme="minorBidi"/&gt;&lt;w:kern w:val="2"/&gt;&lt;w:sz w:val="24"/&gt;&lt;w:szCs w:val="24"/&gt;&lt;w:lang w:val="en-US" w:eastAsia="en-US" w:bidi="ar-SA"/&gt;&lt;w14:ligatures w14:val="standardContextual"/&gt;&lt;/w:rPr&gt;&lt;/w:rPrDefault&gt;&lt;w:pPrDefault&gt;&lt;w:pPr&gt;&lt;w:spacing w:after="160" w:line="278" w:lineRule="auto"/&gt;&lt;/w:pPr&gt;&lt;/w:pPrDefault&gt;&lt;/w:docDefaults&gt;&lt;w:style w:type="paragraph" w:default="1" w:styleId="Normal"&gt;&lt;w:name w:val="Normal"/&gt;&lt;w:qFormat/&gt;&lt;w:rsid w:val="00BC5860"/&gt;&lt;/w:style&gt;&lt;w:style w:type="paragraph" w:styleId="Heading1"&gt;&lt;w:name w:val="heading 1"/&gt;&lt;w:basedOn w:val="Normal"/&gt;&lt;w:next w:val="Normal"/&gt;&lt;w:link w:val="Heading1Char"/&gt;&lt;w:uiPriority w:val="9"/&gt;&lt;w:qFormat/&gt;&lt;w:pPr&gt;&lt;w:keepNext/&gt;&lt;w:keepLines/&gt;&lt;w:spacing w:before="240" w:after="0"/&gt;&lt;w:outlineLvl w:val="0"/&gt;&lt;/w:pPr&gt;&lt;w:rPr&gt;&lt;w:rFonts w:asciiTheme="majorHAnsi" w:eastAsiaTheme="majorEastAsia" w:hAnsiTheme="majorHAnsi" w:cstheme="majorBidi"/&gt;&lt;w:color w:val="0F4761" w:themeColor="accent1" w:themeShade="BF"/&gt;&lt;w:sz w:val="32"/&gt;&lt;w:szCs w:val="32"/&gt;&lt;/w:rPr&gt;&lt;/w:style&gt;&lt;w:style w:type="paragraph" w:styleId="Heading2"&gt;&lt;w:name w:val="heading 2"/&gt;&lt;w:basedOn w:val="Normal"/&gt;&lt;w:next w:val="Normal"/&gt;&lt;w:link w:val="Heading2Char"/&gt;&lt;w:uiPriority w:val="9"/&gt;&lt;w:unhideWhenUsed/&gt;&lt;w:qFormat/&gt;&lt;w:pPr&gt;&lt;w:keepNext/&gt;&lt;w:keepLines/&gt;&lt;w:spacing w:before="40" w:after="0"/&gt;&lt;w:outlineLvl w:val="1"/&gt;&lt;/w:pPr&gt;&lt;w:rPr&gt;&lt;w:rFonts w:asciiTheme="majorHAnsi" w:eastAsiaTheme="majorEastAsia" w:hAnsiTheme="majorHAnsi" w:cstheme="majorBidi"/&gt;&lt;w:color w:val="0F4761" w:themeColor="accent1" w:themeShade="BF"/&gt;&lt;w:sz w:val="26"/&gt;&lt;w:szCs w:val="26"/&gt;&lt;/w:rPr&gt;&lt;/w:style&gt;&lt;w:style w:type="character" w:default="1" w:styleId="DefaultParagraphFont"&gt;&lt;w:name w:val="Default Paragraph Font"/&gt;&lt;w:uiPriority w:val="1"/&gt;&lt;w:semiHidden/&gt;&lt;w:unhideWhenUsed/&gt;&lt;w:rsid w:val="00BC5860"/&gt;&lt;/w:style&gt;&lt;w:style w:type="table" w:default="1" w:styleId="TableNormal"&gt;&lt;w:name w:val="Normal Table"/&gt;&lt;w:uiPriority w:val="99"/&gt;&lt;w:semiHidden/&gt;&lt;w:unhideWhenUsed/&gt;&lt;w:tblPr&gt;&lt;w:tblInd w:w="0" w:type="dxa"/&gt;&lt;w:tblCellMar&gt;&lt;w:top w:w="0" w:type="dxa"/&gt;&lt;w:left w:w="108" w:type="dxa"/&gt;&lt;w:bottom w:w="0" w:type="dxa"/&gt;&lt;w:right w:w="108" w:type="dxa"/&gt;&lt;/w:tblCellMar&gt;&lt;/w:tblPr&gt;&lt;/w:style&gt;&lt;w:style w:type="numbering" w:default="1" w:styleId="NoList"&gt;&lt;w:name w:val="No List"/&gt;&lt;w:uiPriority w:val="99"/&gt;&lt;w:semiHidden/&gt;&lt;w:unhideWhenUsed/&gt;&lt;w:rsid w:val="00BC5860"/&gt;&lt;/w:style&gt;&lt;w:style w:type="character" w:customStyle="1" w:styleId="Heading1Char"&gt;&lt;w:name w:val="Heading 1 Char"/&gt;&lt;w:basedOn w:val="DefaultParagraphFont"/&gt;&lt;w:link w:val="Heading1"/&gt;&lt;w:uiPriority w:val="9"/&gt;&lt;w:rPr&gt;&lt;w:rFonts w:asciiTheme="majorHAnsi" w:eastAsiaTheme="majorEastAsia" w:hAnsiTheme="majorHAnsi" w:cstheme="majorBidi"/&gt;&lt;w:color w:val="0F4761" w:themeColor="accent1" w:themeShade="BF"/&gt;&lt;w:sz w:val="32"/&gt;&lt;w:szCs w:val="32"/&gt;&lt;/w:rPr&gt;&lt;/w:style&gt;&lt;w:style w:type="character" w:customStyle="1" w:styleId="Heading2Char"&gt;&lt;w:name w:val="Heading 2 Char"/&gt;&lt;w:basedOn w:val="DefaultParagraphFont"/&gt;&lt;w:link w:val="Heading2"/&gt;&lt;w:uiPriority w:val="9"/&gt;&lt;w:rPr&gt;&lt;w:rFonts w:asciiTheme="majorHAnsi" w:eastAsiaTheme="majorEastAsia" w:hAnsiTheme="majorHAnsi" w:cstheme="majorBidi"/&gt;&lt;w:color w:val="0F4761" w:themeColor="accent1" w:themeShade="BF"/&gt;&lt;w:sz w:val="26"/&gt;&lt;w:szCs w:val="26"/&gt;&lt;/w:rPr&gt;&lt;/w:style&gt;&lt;/w:styles&gt;&lt;/pkg:xmlData&gt;&lt;/pkg:part&gt;&lt;pkg:part pkg:name="/docMetadata/LabelInfo.xml" pkg:contentType="application/vnd.ms-office.classificationlabels+xml"&gt;&lt;pkg:xmlData&gt;&lt;clbl:labelList xmlns:clbl="http://schemas.microsoft.com/office/2020/mipLabelMetadata"&gt;&lt;clbl:label id="{f42aa342-8706-4288-bd11-ebb85995028c}" enabled="1" method="Standard" siteId="{72f988bf-86f1-41af-91ab-2d7cd011db47}" contentBits="0" removed="0"/&gt;&lt;/clbl:labelList&gt;&lt;/pkg:xmlData&gt;&lt;/pkg:part&gt;&lt;/pkg:package&gt;
-</CompanyName>
-    <CurrentDate>&lt;?xml version="1.0" standalone="yes"?&gt;
-&lt;?mso-application progid="Word.Document"?&gt;
-&lt;pkg:package xmlns:pkg="http://schemas.microsoft.com/office/2006/xmlPackage"&gt;&lt;pkg:part pkg:name="/_rels/.rels" pkg:contentType="application/vnd.openxmlformats-package.relationships+xml" pkg:padding="512"&gt;&lt;pkg:xmlData&gt;&lt;Relationships xmlns="http://schemas.openxmlformats.org/package/2006/relationships"&gt;&lt;Relationship Id="rId2" Type="http://schemas.microsoft.com/office/2020/02/relationships/classificationlabels" Target="docMetadata/LabelInfo.xml"/&gt;&lt;Relationship Id="rId1" Type="http://schemas.openxmlformats.org/officeDocument/2006/relationships/officeDocument" Target="word/document.xml"/&gt;&lt;/Relationships&gt;&lt;/pkg:xmlData&gt;&lt;/pkg:part&gt;&lt;pkg:part pkg:name="/word/document.xml" pkg:contentType="application/vnd.openxmlformats-officedocument.wordprocessingml.document.main+xml"&gt;&lt;pkg:xmlData&gt;&lt;w:document xmlns:wpc="http://schemas.microsoft.com/office/word/2010/wordprocessingCanvas" xmlns:cx="http://schemas.microsoft.com/office/drawing/2014/chartex" xmlns:cx1="http://schemas.microsoft.com/office/drawing/2015/9/8/chartex" xmlns:cx2="http://schemas.microsoft.com/office/drawing/2015/10/21/chartex" xmlns:cx3="http://schemas.microsoft.com/office/drawing/2016/5/9/chartex" xmlns:cx4="http://schemas.microsoft.com/office/drawing/2016/5/10/chartex" xmlns:cx5="http://schemas.microsoft.com/office/drawing/2016/5/11/chartex" xmlns:cx6="http://schemas.microsoft.com/office/drawing/2016/5/12/chartex" xmlns:cx7="http://schemas.microsoft.com/office/drawing/2016/5/13/chartex" xmlns:cx8="http://schemas.microsoft.com/office/drawing/2016/5/14/chartex" xmlns:mc="http://schemas.openxmlformats.org/markup-compatibility/2006" xmlns:aink="http://schemas.microsoft.com/office/drawing/2016/ink" xmlns:am3d="http://schemas.microsoft.com/office/drawing/2017/model3d" xmlns:o="urn:schemas-microsoft-com:office:office" xmlns:oel="http://schemas.microsoft.com/office/2019/extlst" xmlns:r="http://schemas.openxmlformats.org/officeDocument/2006/relationships" xmlns:m="http://schemas.openxmlformats.org/officeDocument/2006/math" xmlns:v="urn:schemas-microsoft-com:vml" xmlns:wp14="http://schemas.microsoft.com/office/word/2010/wordprocessingDrawing" xmlns:wp="http://schemas.openxmlformats.org/drawingml/2006/wordprocessingDrawing" xmlns:w10="urn:schemas-microsoft-com:office:word" xmlns:w="http://schemas.openxmlformats.org/wordprocessingml/2006/main" xmlns:w14="http://schemas.microsoft.com/office/word/2010/wordml" xmlns:w15="http://schemas.microsoft.com/office/word/2012/wordml" xmlns:w16cex="http://schemas.microsoft.com/office/word/2018/wordml/cex" xmlns:w16cid="http://schemas.microsoft.com/office/word/2016/wordml/cid" xmlns:w16="http://schemas.microsoft.com/office/word/2018/wordml" xmlns:w16du="http://schemas.microsoft.com/office/word/2023/wordml/word16du" xmlns:w16sdtdh="http://schemas.microsoft.com/office/word/2020/wordml/sdtdatahash" xmlns:w16se="http://schemas.microsoft.com/office/word/2015/wordml/symex" xmlns:wpg="http://schemas.microsoft.com/office/word/2010/wordprocessingGroup" xmlns:wpi="http://schemas.microsoft.com/office/word/2010/wordprocessingInk" xmlns:wne="http://schemas.microsoft.com/office/word/2006/wordml" xmlns:wps="http://schemas.microsoft.com/office/word/2010/wordprocessingShape" mc:Ignorable="w14 w15 w16se w16cid w16 w16cex w16sdtdh w16du wp14"&gt;&lt;w:body&gt;&lt;w:p&gt;&lt;w:pPr&gt;&lt;w:pStyle w:val="Heading1"/&gt;&lt;w:jc w:val="right"/&gt;&lt;w:rPr&gt;&lt;w:rStyle w:val="Heading4Char"/&gt;&lt;/w:rPr&gt;&lt;/w:pPr&gt;&lt;w:r&gt;&lt;w:rPr&gt;&lt;w:rStyle w:val="Heading2Char"/&gt;&lt;/w:rPr&gt;&lt;w:t&gt;CurrentDate&lt;/w:t&gt;&lt;/w:r&gt;&lt;/w:p&gt;&lt;w:sectPr&gt;&lt;w:pgSz w:w="12240" w:h="15840"/&gt;&lt;w:pgMar w:top="1440" w:right="1440" w:bottom="1440" w:left="1440" w:header="720" w:footer="720" w:gutter="0"/&gt;&lt;w:cols w:space="720"/&gt;&lt;/w:sectPr&gt;&lt;/w:body&gt;&lt;/w:document&gt;&lt;/pkg:xmlData&gt;&lt;/pkg:part&gt;&lt;pkg:part pkg:name="/word/_rels/document.xml.rels" pkg:contentType="application/vnd.openxmlformats-package.relationships+xml" pkg:padding="256"&gt;&lt;pkg:xmlData&gt;&lt;Relationships xmlns="http://schemas.openxmlformats.org/package/2006/relationships"&gt;&lt;Relationship Id="rId1" Type="http://schemas.openxmlformats.org/officeDocument/2006/relationships/styles" Target="styles.xml"/&gt;&lt;/Relationships&gt;&lt;/pkg:xmlData&gt;&lt;/pkg:part&gt;&lt;pkg:part pkg:name="/word/styles.xml" pkg:contentType="application/vnd.openxmlformats-officedocument.wordprocessingml.styles+xml"&gt;&lt;pkg:xmlData&gt;&lt;w:styles xmlns:mc="http://schemas.openxmlformats.org/markup-compatibility/2006" xmlns:r="http://schemas.openxmlformats.org/officeDocument/2006/relationships" xmlns:w="http://schemas.openxmlformats.org/wordprocessingml/2006/main" xmlns:w14="http://schemas.microsoft.com/office/word/2010/wordml" xmlns:w15="http://schemas.microsoft.com/office/word/2012/wordml" xmlns:w16cex="http://schemas.microsoft.com/office/word/2018/wordml/cex" xmlns:w16cid="http://schemas.microsoft.com/office/word/2016/wordml/cid" xmlns:w16="http://schemas.microsoft.com/office/word/2018/wordml" xmlns:w16du="http://schemas.microsoft.com/office/word/2023/wordml/word16du" xmlns:w16sdtdh="http://schemas.microsoft.com/office/word/2020/wordml/sdtdatahash" xmlns:w16se="http://schemas.microsoft.com/office/word/2015/wordml/symex" mc:Ignorable="w14 w15 w16se w16cid w16 w16cex w16sdtdh w16du"&gt;&lt;w:docDefaults&gt;&lt;w:rPrDefault&gt;&lt;w:rPr&gt;&lt;w:rFonts w:asciiTheme="minorHAnsi" w:eastAsiaTheme="minorEastAsia" w:hAnsiTheme="minorHAnsi" w:cstheme="minorBidi"/&gt;&lt;w:kern w:val="2"/&gt;&lt;w:sz w:val="24"/&gt;&lt;w:szCs w:val="24"/&gt;&lt;w:lang w:val="en-US" w:eastAsia="en-US" w:bidi="ar-SA"/&gt;&lt;w14:ligatures w14:val="standardContextual"/&gt;&lt;/w:rPr&gt;&lt;/w:rPrDefault&gt;&lt;w:pPrDefault&gt;&lt;w:pPr&gt;&lt;w:spacing w:after="160" w:line="278" w:lineRule="auto"/&gt;&lt;/w:pPr&gt;&lt;/w:pPrDefault&gt;&lt;/w:docDefaults&gt;&lt;w:style w:type="paragraph" w:default="1" w:styleId="Normal"&gt;&lt;w:name w:val="Normal"/&gt;&lt;w:qFormat/&gt;&lt;w:rsid w:val="004C5E88"/&gt;&lt;/w:style&gt;&lt;w:style w:type="paragraph" w:styleId="Heading1"&gt;&lt;w:name w:val="heading 1"/&gt;&lt;w:basedOn w:val="Normal"/&gt;&lt;w:next w:val="Normal"/&gt;&lt;w:link w:val="Heading1Char"/&gt;&lt;w:uiPriority w:val="9"/&gt;&lt;w:qFormat/&gt;&lt;w:pPr&gt;&lt;w:keepNext/&gt;&lt;w:keepLines/&gt;&lt;w:spacing w:before="240" w:after="0"/&gt;&lt;w:outlineLvl w:val="0"/&gt;&lt;/w:pPr&gt;&lt;w:rPr&gt;&lt;w:rFonts w:asciiTheme="majorHAnsi" w:eastAsiaTheme="majorEastAsia" w:hAnsiTheme="majorHAnsi" w:cstheme="majorBidi"/&gt;&lt;w:color w:val="0F4761" w:themeColor="accent1" w:themeShade="BF"/&gt;&lt;w:sz w:val="32"/&gt;&lt;w:szCs w:val="32"/&gt;&lt;/w:rPr&gt;&lt;/w:style&gt;&lt;w:style w:type="paragraph" w:styleId="Heading2"&gt;&lt;w:name w:val="heading 2"/&gt;&lt;w:basedOn w:val="Normal"/&gt;&lt;w:next w:val="Normal"/&gt;&lt;w:link w:val="Heading2Char"/&gt;&lt;w:uiPriority w:val="9"/&gt;&lt;w:unhideWhenUsed/&gt;&lt;w:qFormat/&gt;&lt;w:pPr&gt;&lt;w:keepNext/&gt;&lt;w:keepLines/&gt;&lt;w:spacing w:before="40" w:after="0"/&gt;&lt;w:outlineLvl w:val="1"/&gt;&lt;/w:pPr&gt;&lt;w:rPr&gt;&lt;w:rFonts w:asciiTheme="majorHAnsi" w:eastAsiaTheme="majorEastAsia" w:hAnsiTheme="majorHAnsi" w:cstheme="majorBidi"/&gt;&lt;w:color w:val="0F4761" w:themeColor="accent1" w:themeShade="BF"/&gt;&lt;w:sz w:val="26"/&gt;&lt;w:szCs w:val="26"/&gt;&lt;/w:rPr&gt;&lt;/w:style&gt;&lt;w:style w:type="paragraph" w:styleId="Heading4"&gt;&lt;w:name w:val="heading 4"/&gt;&lt;w:basedOn w:val="Normal"/&gt;&lt;w:next w:val="Normal"/&gt;&lt;w:link w:val="Heading4Char"/&gt;&lt;w:uiPriority w:val="9"/&gt;&lt;w:unhideWhenUsed/&gt;&lt;w:qFormat/&gt;&lt;w:pPr&gt;&lt;w:keepNext/&gt;&lt;w:keepLines/&gt;&lt;w:spacing w:before="40" w:after="0"/&gt;&lt;w:outlineLvl w:val="3"/&gt;&lt;/w:pPr&gt;&lt;w:rPr&gt;&lt;w:rFonts w:asciiTheme="majorHAnsi" w:eastAsiaTheme="majorEastAsia" w:hAnsiTheme="majorHAnsi" w:cstheme="majorBidi"/&gt;&lt;w:i/&gt;&lt;w:iCs/&gt;&lt;w:color w:val="0F4761" w:themeColor="accent1" w:themeShade="BF"/&gt;&lt;/w:rPr&gt;&lt;/w:style&gt;&lt;w:style w:type="character" w:default="1" w:styleId="DefaultParagraphFont"&gt;&lt;w:name w:val="Default Paragraph Font"/&gt;&lt;w:uiPriority w:val="1"/&gt;&lt;w:semiHidden/&gt;&lt;w:unhideWhenUsed/&gt;&lt;w:rsid w:val="004C5E88"/&gt;&lt;/w:style&gt;&lt;w:style w:type="table" w:default="1" w:styleId="TableNormal"&gt;&lt;w:name w:val="Normal Table"/&gt;&lt;w:uiPriority w:val="99"/&gt;&lt;w:semiHidden/&gt;&lt;w:unhideWhenUsed/&gt;&lt;w:tblPr&gt;&lt;w:tblInd w:w="0" w:type="dxa"/&gt;&lt;w:tblCellMar&gt;&lt;w:top w:w="0" w:type="dxa"/&gt;&lt;w:left w:w="108" w:type="dxa"/&gt;&lt;w:bottom w:w="0" w:type="dxa"/&gt;&lt;w:right w:w="108" w:type="dxa"/&gt;&lt;/w:tblCellMar&gt;&lt;/w:tblPr&gt;&lt;/w:style&gt;&lt;w:style w:type="numbering" w:default="1" w:styleId="NoList"&gt;&lt;w:name w:val="No List"/&gt;&lt;w:uiPriority w:val="99"/&gt;&lt;w:semiHidden/&gt;&lt;w:unhideWhenUsed/&gt;&lt;w:rsid w:val="004C5E88"/&gt;&lt;/w:style&gt;&lt;w:style w:type="character" w:customStyle="1" w:styleId="Heading1Char"&gt;&lt;w:name w:val="Heading 1 Char"/&gt;&lt;w:basedOn w:val="DefaultParagraphFont"/&gt;&lt;w:link w:val="Heading1"/&gt;&lt;w:uiPriority w:val="9"/&gt;&lt;w:rPr&gt;&lt;w:rFonts w:asciiTheme="majorHAnsi" w:eastAsiaTheme="majorEastAsia" w:hAnsiTheme="majorHAnsi" w:cstheme="majorBidi"/&gt;&lt;w:color w:val="0F4761" w:themeColor="accent1" w:themeShade="BF"/&gt;&lt;w:sz w:val="32"/&gt;&lt;w:szCs w:val="32"/&gt;&lt;/w:rPr&gt;&lt;/w:style&gt;&lt;w:style w:type="character" w:customStyle="1" w:styleId="Heading2Char"&gt;&lt;w:name w:val="Heading 2 Char"/&gt;&lt;w:basedOn w:val="DefaultParagraphFont"/&gt;&lt;w:link w:val="Heading2"/&gt;&lt;w:uiPriority w:val="9"/&gt;&lt;w:rPr&gt;&lt;w:rFonts w:asciiTheme="majorHAnsi" w:eastAsiaTheme="majorEastAsia" w:hAnsiTheme="majorHAnsi" w:cstheme="majorBidi"/&gt;&lt;w:color w:val="0F4761" w:themeColor="accent1" w:themeShade="BF"/&gt;&lt;w:sz w:val="26"/&gt;&lt;w:szCs w:val="26"/&gt;&lt;/w:rPr&gt;&lt;/w:style&gt;&lt;w:style w:type="character" w:customStyle="1" w:styleId="Heading4Char"&gt;&lt;w:name w:val="Heading 4 Char"/&gt;&lt;w:basedOn w:val="DefaultParagraphFont"/&gt;&lt;w:link w:val="Heading4"/&gt;&lt;w:uiPriority w:val="9"/&gt;&lt;w:rPr&gt;&lt;w:rFonts w:asciiTheme="majorHAnsi" w:eastAsiaTheme="majorEastAsia" w:hAnsiTheme="majorHAnsi" w:cstheme="majorBidi"/&gt;&lt;w:i/&gt;&lt;w:iCs/&gt;&lt;w:color w:val="0F4761" w:themeColor="accent1" w:themeShade="BF"/&gt;&lt;/w:rPr&gt;&lt;/w:style&gt;&lt;/w:styles&gt;&lt;/pkg:xmlData&gt;&lt;/pkg:part&gt;&lt;pkg:part pkg:name="/docMetadata/LabelInfo.xml" pkg:contentType="application/vnd.ms-office.classificationlabels+xml"&gt;&lt;pkg:xmlData&gt;&lt;clbl:labelList xmlns:clbl="http://schemas.microsoft.com/office/2020/mipLabelMetadata"&gt;&lt;clbl:label id="{f42aa342-8706-4288-bd11-ebb85995028c}" enabled="1" method="Standard" siteId="{72f988bf-86f1-41af-91ab-2d7cd011db47}" contentBits="0" removed="0"/&gt;&lt;/clbl:labelList&gt;&lt;/pkg:xmlData&gt;&lt;/pkg:part&gt;&lt;/pkg:package&gt;
-</CurrentDate>
-    <ReportTitle>&lt;?xml version="1.0" standalone="yes"?&gt;
-&lt;?mso-application progid="Word.Document"?&gt;
-&lt;pkg:package xmlns:pkg="http://schemas.microsoft.com/office/2006/xmlPackage"&gt;&lt;pkg:part pkg:name="/_rels/.rels" pkg:contentType="application/vnd.openxmlformats-package.relationships+xml" pkg:padding="512"&gt;&lt;pkg:xmlData&gt;&lt;Relationships xmlns="http://schemas.openxmlformats.org/package/2006/relationships"&gt;&lt;Relationship Id="rId2" Type="http://schemas.microsoft.com/office/2020/02/relationships/classificationlabels" Target="docMetadata/LabelInfo.xml"/&gt;&lt;Relationship Id="rId1" Type="http://schemas.openxmlformats.org/officeDocument/2006/relationships/officeDocument" Target="word/document.xml"/&gt;&lt;/Relationships&gt;&lt;/pkg:xmlData&gt;&lt;/pkg:part&gt;&lt;pkg:part pkg:name="/word/document.xml" pkg:contentType="application/vnd.openxmlformats-officedocument.wordprocessingml.document.main+xml"&gt;&lt;pkg:xmlData&gt;&lt;w:document xmlns:wpc="http://schemas.microsoft.com/office/word/2010/wordprocessingCanvas" xmlns:cx="http://schemas.microsoft.com/office/drawing/2014/chartex" xmlns:cx1="http://schemas.microsoft.com/office/drawing/2015/9/8/chartex" xmlns:cx2="http://schemas.microsoft.com/office/drawing/2015/10/21/chartex" xmlns:cx3="http://schemas.microsoft.com/office/drawing/2016/5/9/chartex" xmlns:cx4="http://schemas.microsoft.com/office/drawing/2016/5/10/chartex" xmlns:cx5="http://schemas.microsoft.com/office/drawing/2016/5/11/chartex" xmlns:cx6="http://schemas.microsoft.com/office/drawing/2016/5/12/chartex" xmlns:cx7="http://schemas.microsoft.com/office/drawing/2016/5/13/chartex" xmlns:cx8="http://schemas.microsoft.com/office/drawing/2016/5/14/chartex" xmlns:mc="http://schemas.openxmlformats.org/markup-compatibility/2006" xmlns:aink="http://schemas.microsoft.com/office/drawing/2016/ink" xmlns:am3d="http://schemas.microsoft.com/office/drawing/2017/model3d" xmlns:o="urn:schemas-microsoft-com:office:office" xmlns:oel="http://schemas.microsoft.com/office/2019/extlst" xmlns:r="http://schemas.openxmlformats.org/officeDocument/2006/relationships" xmlns:m="http://schemas.openxmlformats.org/officeDocument/2006/math" xmlns:v="urn:schemas-microsoft-com:vml" xmlns:wp14="http://schemas.microsoft.com/office/word/2010/wordprocessingDrawing" xmlns:wp="http://schemas.openxmlformats.org/drawingml/2006/wordprocessingDrawing" xmlns:w10="urn:schemas-microsoft-com:office:word" xmlns:w="http://schemas.openxmlformats.org/wordprocessingml/2006/main" xmlns:w14="http://schemas.microsoft.com/office/word/2010/wordml" xmlns:w15="http://schemas.microsoft.com/office/word/2012/wordml" xmlns:w16cex="http://schemas.microsoft.com/office/word/2018/wordml/cex" xmlns:w16cid="http://schemas.microsoft.com/office/word/2016/wordml/cid" xmlns:w16="http://schemas.microsoft.com/office/word/2018/wordml" xmlns:w16du="http://schemas.microsoft.com/office/word/2023/wordml/word16du" xmlns:w16sdtdh="http://schemas.microsoft.com/office/word/2020/wordml/sdtdatahash" xmlns:w16se="http://schemas.microsoft.com/office/word/2015/wordml/symex" xmlns:wpg="http://schemas.microsoft.com/office/word/2010/wordprocessingGroup" xmlns:wpi="http://schemas.microsoft.com/office/word/2010/wordprocessingInk" xmlns:wne="http://schemas.microsoft.com/office/word/2006/wordml" xmlns:wps="http://schemas.microsoft.com/office/word/2010/wordprocessingShape" mc:Ignorable="w14 w15 w16se w16cid w16 w16cex w16sdtdh w16du wp14"&gt;&lt;w:body&gt;&lt;w:p&gt;&lt;w:pPr&gt;&lt;w:rPr/&gt;&lt;/w:pPr&gt;&lt;w:r&gt;&lt;w:rPr&gt;&lt;w:rStyle w:val="TitleChar"/&gt;&lt;/w:rPr&gt;&lt;w:t&gt;ReportTitle&lt;/w:t&gt;&lt;/w:r&gt;&lt;/w:p&gt;&lt;w:sectPr&gt;&lt;w:pgSz w:w="12240" w:h="15840"/&gt;&lt;w:pgMar w:top="1440" w:right="1440" w:bottom="1440" w:left="1440" w:header="720" w:footer="720" w:gutter="0"/&gt;&lt;w:cols w:space="720"/&gt;&lt;/w:sectPr&gt;&lt;/w:body&gt;&lt;/w:document&gt;&lt;/pkg:xmlData&gt;&lt;/pkg:part&gt;&lt;pkg:part pkg:name="/word/_rels/document.xml.rels" pkg:contentType="application/vnd.openxmlformats-package.relationships+xml" pkg:padding="256"&gt;&lt;pkg:xmlData&gt;&lt;Relationships xmlns="http://schemas.openxmlformats.org/package/2006/relationships"&gt;&lt;Relationship Id="rId1" Type="http://schemas.openxmlformats.org/officeDocument/2006/relationships/styles" Target="styles.xml"/&gt;&lt;/Relationships&gt;&lt;/pkg:xmlData&gt;&lt;/pkg:part&gt;&lt;pkg:part pkg:name="/word/styles.xml" pkg:contentType="application/vnd.openxmlformats-officedocument.wordprocessingml.styles+xml"&gt;&lt;pkg:xmlData&gt;&lt;w:styles xmlns:mc="http://schemas.openxmlformats.org/markup-compatibility/2006" xmlns:r="http://schemas.openxmlformats.org/officeDocument/2006/relationships" xmlns:w="http://schemas.openxmlformats.org/wordprocessingml/2006/main" xmlns:w14="http://schemas.microsoft.com/office/word/2010/wordml" xmlns:w15="http://schemas.microsoft.com/office/word/2012/wordml" xmlns:w16cex="http://schemas.microsoft.com/office/word/2018/wordml/cex" xmlns:w16cid="http://schemas.microsoft.com/office/word/2016/wordml/cid" xmlns:w16="http://schemas.microsoft.com/office/word/2018/wordml" xmlns:w16du="http://schemas.microsoft.com/office/word/2023/wordml/word16du" xmlns:w16sdtdh="http://schemas.microsoft.com/office/word/2020/wordml/sdtdatahash" xmlns:w16se="http://schemas.microsoft.com/office/word/2015/wordml/symex" mc:Ignorable="w14 w15 w16se w16cid w16 w16cex w16sdtdh w16du"&gt;&lt;w:docDefaults&gt;&lt;w:rPrDefault&gt;&lt;w:rPr&gt;&lt;w:rFonts w:asciiTheme="minorHAnsi" w:eastAsiaTheme="minorEastAsia" w:hAnsiTheme="minorHAnsi" w:cstheme="minorBidi"/&gt;&lt;w:kern w:val="2"/&gt;&lt;w:sz w:val="24"/&gt;&lt;w:szCs w:val="24"/&gt;&lt;w:lang w:val="en-US" w:eastAsia="en-US" w:bidi="ar-SA"/&gt;&lt;w14:ligatures w14:val="standardContextual"/&gt;&lt;/w:rPr&gt;&lt;/w:rPrDefault&gt;&lt;w:pPrDefault&gt;&lt;w:pPr&gt;&lt;w:spacing w:after="160" w:line="278" w:lineRule="auto"/&gt;&lt;/w:pPr&gt;&lt;/w:pPrDefault&gt;&lt;/w:docDefaults&gt;&lt;w:style w:type="paragraph" w:default="1" w:styleId="Normal"&gt;&lt;w:name w:val="Normal"/&gt;&lt;w:qFormat/&gt;&lt;w:rsid w:val="0098125D"/&gt;&lt;/w:style&gt;&lt;w:style w:type="character" w:default="1" w:styleId="DefaultParagraphFont"&gt;&lt;w:name w:val="Default Paragraph Font"/&gt;&lt;w:uiPriority w:val="1"/&gt;&lt;w:semiHidden/&gt;&lt;w:unhideWhenUsed/&gt;&lt;w:rsid w:val="0098125D"/&gt;&lt;/w:style&gt;&lt;w:style w:type="table" w:default="1" w:styleId="TableNormal"&gt;&lt;w:name w:val="Normal Table"/&gt;&lt;w:uiPriority w:val="99"/&gt;&lt;w:semiHidden/&gt;&lt;w:unhideWhenUsed/&gt;&lt;w:tblPr&gt;&lt;w:tblInd w:w="0" w:type="dxa"/&gt;&lt;w:tblCellMar&gt;&lt;w:top w:w="0" w:type="dxa"/&gt;&lt;w:left w:w="108" w:type="dxa"/&gt;&lt;w:bottom w:w="0" w:type="dxa"/&gt;&lt;w:right w:w="108" w:type="dxa"/&gt;&lt;/w:tblCellMar&gt;&lt;/w:tblPr&gt;&lt;/w:style&gt;&lt;w:style w:type="numbering" w:default="1" w:styleId="NoList"&gt;&lt;w:name w:val="No List"/&gt;&lt;w:uiPriority w:val="99"/&gt;&lt;w:semiHidden/&gt;&lt;w:unhideWhenUsed/&gt;&lt;w:rsid w:val="0098125D"/&gt;&lt;/w:style&gt;&lt;w:style w:type="paragraph" w:styleId="Title"&gt;&lt;w:name w:val="Title"/&gt;&lt;w:basedOn w:val="Normal"/&gt;&lt;w:next w:val="Normal"/&gt;&lt;w:link w:val="TitleChar"/&gt;&lt;w:uiPriority w:val="10"/&gt;&lt;w:qFormat/&gt;&lt;w:pPr&gt;&lt;w:spacing w:after="0" w:line="240" w:lineRule="auto"/&gt;&lt;w:contextualSpacing/&gt;&lt;/w:pPr&gt;&lt;w:rPr&gt;&lt;w:rFonts w:asciiTheme="majorHAnsi" w:eastAsiaTheme="majorEastAsia" w:hAnsiTheme="majorHAnsi" w:cstheme="majorBidi"/&gt;&lt;w:spacing w:val="-10"/&gt;&lt;w:kern w:val="28"/&gt;&lt;w:sz w:val="56"/&gt;&lt;w:szCs w:val="56"/&gt;&lt;/w:rPr&gt;&lt;/w:style&gt;&lt;w:style w:type="character" w:customStyle="1" w:styleId="TitleChar"&gt;&lt;w:name w:val="Title Char"/&gt;&lt;w:basedOn w:val="DefaultParagraphFont"/&gt;&lt;w:link w:val="Title"/&gt;&lt;w:uiPriority w:val="10"/&gt;&lt;w:rPr&gt;&lt;w:rFonts w:asciiTheme="majorHAnsi" w:eastAsiaTheme="majorEastAsia" w:hAnsiTheme="majorHAnsi" w:cstheme="majorBidi"/&gt;&lt;w:spacing w:val="-10"/&gt;&lt;w:kern w:val="28"/&gt;&lt;w:sz w:val="56"/&gt;&lt;w:szCs w:val="56"/&gt;&lt;/w:rPr&gt;&lt;/w:style&gt;&lt;/w:styles&gt;&lt;/pkg:xmlData&gt;&lt;/pkg:part&gt;&lt;pkg:part pkg:name="/docMetadata/LabelInfo.xml" pkg:contentType="application/vnd.ms-office.classificationlabels+xml"&gt;&lt;pkg:xmlData&gt;&lt;clbl:labelList xmlns:clbl="http://schemas.microsoft.com/office/2020/mipLabelMetadata"&gt;&lt;clbl:label id="{f42aa342-8706-4288-bd11-ebb85995028c}" enabled="1" method="Standard" siteId="{72f988bf-86f1-41af-91ab-2d7cd011db47}" contentBits="0" removed="0"/&gt;&lt;/clbl:labelList&gt;&lt;/pkg:xmlData&gt;&lt;/pkg:part&gt;&lt;/pkg:package&gt;
-</ReportTitle>
-    <Vendor>
-      <VendorAddress>&lt;?xml version="1.0" standalone="yes"?&gt;
-&lt;?mso-application progid="Word.Document"?&gt;
-&lt;pkg:package xmlns:pkg="http://schemas.microsoft.com/office/2006/xmlPackage"&gt;&lt;pkg:part pkg:name="/_rels/.rels" pkg:contentType="application/vnd.openxmlformats-package.relationships+xml" pkg:padding="512"&gt;&lt;pkg:xmlData&gt;&lt;Relationships xmlns="http://schemas.openxmlformats.org/package/2006/relationships"&gt;&lt;Relationship Id="rId2" Type="http://schemas.microsoft.com/office/2020/02/relationships/classificationlabels" Target="docMetadata/LabelInfo.xml"/&gt;&lt;Relationship Id="rId1" Type="http://schemas.openxmlformats.org/officeDocument/2006/relationships/officeDocument" Target="word/document.xml"/&gt;&lt;/Relationships&gt;&lt;/pkg:xmlData&gt;&lt;/pkg:part&gt;&lt;pkg:part pkg:name="/word/document.xml" pkg:contentType="application/vnd.openxmlformats-officedocument.wordprocessingml.document.main+xml"&gt;&lt;pkg:xmlData&gt;&lt;w:document xmlns:wpc="http://schemas.microsoft.com/office/word/2010/wordprocessingCanvas" xmlns:cx="http://schemas.microsoft.com/office/drawing/2014/chartex" xmlns:cx1="http://schemas.microsoft.com/office/drawing/2015/9/8/chartex" xmlns:cx2="http://schemas.microsoft.com/office/drawing/2015/10/21/chartex" xmlns:cx3="http://schemas.microsoft.com/office/drawing/2016/5/9/chartex" xmlns:cx4="http://schemas.microsoft.com/office/drawing/2016/5/10/chartex" xmlns:cx5="http://schemas.microsoft.com/office/drawing/2016/5/11/chartex" xmlns:cx6="http://schemas.microsoft.com/office/drawing/2016/5/12/chartex" xmlns:cx7="http://schemas.microsoft.com/office/drawing/2016/5/13/chartex" xmlns:cx8="http://schemas.microsoft.com/office/drawing/2016/5/14/chartex" xmlns:mc="http://schemas.openxmlformats.org/markup-compatibility/2006" xmlns:aink="http://schemas.microsoft.com/office/drawing/2016/ink" xmlns:am3d="http://schemas.microsoft.com/office/drawing/2017/model3d" xmlns:o="urn:schemas-microsoft-com:office:office" xmlns:oel="http://schemas.microsoft.com/office/2019/extlst" xmlns:r="http://schemas.openxmlformats.org/officeDocument/2006/relationships" xmlns:m="http://schemas.openxmlformats.org/officeDocument/2006/math" xmlns:v="urn:schemas-microsoft-com:vml" xmlns:wp14="http://schemas.microsoft.com/office/word/2010/wordprocessingDrawing" xmlns:wp="http://schemas.openxmlformats.org/drawingml/2006/wordprocessingDrawing" xmlns:w10="urn:schemas-microsoft-com:office:word" xmlns:w="http://schemas.openxmlformats.org/wordprocessingml/2006/main" xmlns:w14="http://schemas.microsoft.com/office/word/2010/wordml" xmlns:w15="http://schemas.microsoft.com/office/word/2012/wordml" xmlns:w16cex="http://schemas.microsoft.com/office/word/2018/wordml/cex" xmlns:w16cid="http://schemas.microsoft.com/office/word/2016/wordml/cid" xmlns:w16="http://schemas.microsoft.com/office/word/2018/wordml" xmlns:w16du="http://schemas.microsoft.com/office/word/2023/wordml/word16du" xmlns:w16sdtdh="http://schemas.microsoft.com/office/word/2020/wordml/sdtdatahash" xmlns:w16se="http://schemas.microsoft.com/office/word/2015/wordml/symex" xmlns:wpg="http://schemas.microsoft.com/office/word/2010/wordprocessingGroup" xmlns:wpi="http://schemas.microsoft.com/office/word/2010/wordprocessingInk" xmlns:wne="http://schemas.microsoft.com/office/word/2006/wordml" xmlns:wps="http://schemas.microsoft.com/office/word/2010/wordprocessingShape" mc:Ignorable="w14 w15 w16se w16cid w16 w16cex w16sdtdh w16du wp14"&gt;&lt;w:body&gt;&lt;w:p&gt;&lt;w:pPr&gt;&lt;w:spacing w:after="0" w:line="240" w:lineRule="auto"/&gt;&lt;/w:pPr&gt;&lt;w:r&gt;&lt;w:t&gt;VendorAddress&lt;/w:t&gt;&lt;/w:r&gt;&lt;/w:p&gt;&lt;w:sectPr&gt;&lt;w:pgSz w:w="12240" w:h="15840"/&gt;&lt;w:pgMar w:top="1440" w:right="1440" w:bottom="1440" w:left="1440" w:header="720" w:footer="720" w:gutter="0"/&gt;&lt;w:cols w:space="720"/&gt;&lt;/w:sectPr&gt;&lt;/w:body&gt;&lt;/w:document&gt;&lt;/pkg:xmlData&gt;&lt;/pkg:part&gt;&lt;pkg:part pkg:name="/word/_rels/document.xml.rels" pkg:contentType="application/vnd.openxmlformats-package.relationships+xml" pkg:padding="256"&gt;&lt;pkg:xmlData&gt;&lt;Relationships xmlns="http://schemas.openxmlformats.org/package/2006/relationships"&gt;&lt;Relationship Id="rId1" Type="http://schemas.openxmlformats.org/officeDocument/2006/relationships/styles" Target="styles.xml"/&gt;&lt;/Relationships&gt;&lt;/pkg:xmlData&gt;&lt;/pkg:part&gt;&lt;pkg:part pkg:name="/word/styles.xml" pkg:contentType="application/vnd.openxmlformats-officedocument.wordprocessingml.styles+xml"&gt;&lt;pkg:xmlData&gt;&lt;w:styles xmlns:mc="http://schemas.openxmlformats.org/markup-compatibility/2006" xmlns:r="http://schemas.openxmlformats.org/officeDocument/2006/relationships" xmlns:w="http://schemas.openxmlformats.org/wordprocessingml/2006/main" xmlns:w14="http://schemas.microsoft.com/office/word/2010/wordml" xmlns:w15="http://schemas.microsoft.com/office/word/2012/wordml" xmlns:w16cex="http://schemas.microsoft.com/office/word/2018/wordml/cex" xmlns:w16cid="http://schemas.microsoft.com/office/word/2016/wordml/cid" xmlns:w16="http://schemas.microsoft.com/office/word/2018/wordml" xmlns:w16du="http://schemas.microsoft.com/office/word/2023/wordml/word16du" xmlns:w16sdtdh="http://schemas.microsoft.com/office/word/2020/wordml/sdtdatahash" xmlns:w16se="http://schemas.microsoft.com/office/word/2015/wordml/symex" mc:Ignorable="w14 w15 w16se w16cid w16 w16cex w16sdtdh w16du"&gt;&lt;w:docDefaults&gt;&lt;w:rPrDefault&gt;&lt;w:rPr&gt;&lt;w:rFonts w:asciiTheme="minorHAnsi" w:eastAsiaTheme="minorEastAsia" w:hAnsiTheme="minorHAnsi" w:cstheme="minorBidi"/&gt;&lt;w:kern w:val="2"/&gt;&lt;w:sz w:val="24"/&gt;&lt;w:szCs w:val="24"/&gt;&lt;w:lang w:val="en-US" w:eastAsia="en-US" w:bidi="ar-SA"/&gt;&lt;w14:ligatures w14:val="standardContextual"/&gt;&lt;/w:rPr&gt;&lt;/w:rPrDefault&gt;&lt;w:pPrDefault&gt;&lt;w:pPr&gt;&lt;w:spacing w:after="160" w:line="278" w:lineRule="auto"/&gt;&lt;/w:pPr&gt;&lt;/w:pPrDefault&gt;&lt;/w:docDefaults&gt;&lt;w:style w:type="paragraph" w:default="1" w:styleId="Normal"&gt;&lt;w:name w:val="Normal"/&gt;&lt;w:qFormat/&gt;&lt;/w:style&gt;&lt;w:style w:type="character" w:default="1" w:styleId="DefaultParagraphFont"&gt;&lt;w:name w:val="Default Paragraph Font"/&gt;&lt;w:uiPriority w:val="1"/&gt;&lt;w:semiHidden/&gt;&lt;w:unhideWhenUsed/&gt;&lt;/w:style&gt;&lt;w:style w:type="table" w:default="1" w:styleId="TableNormal"&gt;&lt;w:name w:val="Normal Table"/&gt;&lt;w:uiPriority w:val="99"/&gt;&lt;w:semiHidden/&gt;&lt;w:unhideWhenUsed/&gt;&lt;w:tblPr&gt;&lt;w:tblInd w:w="0" w:type="dxa"/&gt;&lt;w:tblCellMar&gt;&lt;w:top w:w="0" w:type="dxa"/&gt;&lt;w:left w:w="108" w:type="dxa"/&gt;&lt;w:bottom w:w="0" w:type="dxa"/&gt;&lt;w:right w:w="108" w:type="dxa"/&gt;&lt;/w:tblCellMar&gt;&lt;/w:tblPr&gt;&lt;/w:style&gt;&lt;w:style w:type="numbering" w:default="1" w:styleId="NoList"&gt;&lt;w:name w:val="No List"/&gt;&lt;w:uiPriority w:val="99"/&gt;&lt;w:semiHidden/&gt;&lt;w:unhideWhenUsed/&gt;&lt;/w:style&gt;&lt;/w:styles&gt;&lt;/pkg:xmlData&gt;&lt;/pkg:part&gt;&lt;pkg:part pkg:name="/docMetadata/LabelInfo.xml" pkg:contentType="application/vnd.ms-office.classificationlabels+xml"&gt;&lt;pkg:xmlData&gt;&lt;clbl:labelList xmlns:clbl="http://schemas.microsoft.com/office/2020/mipLabelMetadata"&gt;&lt;clbl:label id="{f42aa342-8706-4288-bd11-ebb85995028c}" enabled="1" method="Standard" siteId="{72f988bf-86f1-41af-91ab-2d7cd011db47}" contentBits="0" removed="0"/&gt;&lt;/clbl:labelList&gt;&lt;/pkg:xmlData&gt;&lt;/pkg:part&gt;&lt;/pkg:package&gt;
-</VendorAddress>
-      <VendorBalanceLCY>&lt;?xml version="1.0" standalone="yes"?&gt;
-&lt;?mso-application progid="Word.Document"?&gt;
-&lt;pkg:package xmlns:pkg="http://schemas.microsoft.com/office/2006/xmlPackage"&gt;&lt;pkg:part pkg:name="/_rels/.rels" pkg:contentType="application/vnd.openxmlformats-package.relationships+xml" pkg:padding="512"&gt;&lt;pkg:xmlData&gt;&lt;Relationships xmlns="http://schemas.openxmlformats.org/package/2006/relationships"&gt;&lt;Relationship Id="rId2" Type="http://schemas.microsoft.com/office/2020/02/relationships/classificationlabels" Target="docMetadata/LabelInfo.xml"/&gt;&lt;Relationship Id="rId1" Type="http://schemas.openxmlformats.org/officeDocument/2006/relationships/officeDocument" Target="word/document.xml"/&gt;&lt;/Relationships&gt;&lt;/pkg:xmlData&gt;&lt;/pkg:part&gt;&lt;pkg:part pkg:name="/word/document.xml" pkg:contentType="application/vnd.openxmlformats-officedocument.wordprocessingml.document.main+xml"&gt;&lt;pkg:xmlData&gt;&lt;w:document xmlns:wpc="http://schemas.microsoft.com/office/word/2010/wordprocessingCanvas" xmlns:cx="http://schemas.microsoft.com/office/drawing/2014/chartex" xmlns:cx1="http://schemas.microsoft.com/office/drawing/2015/9/8/chartex" xmlns:cx2="http://schemas.microsoft.com/office/drawing/2015/10/21/chartex" xmlns:cx3="http://schemas.microsoft.com/office/drawing/2016/5/9/chartex" xmlns:cx4="http://schemas.microsoft.com/office/drawing/2016/5/10/chartex" xmlns:cx5="http://schemas.microsoft.com/office/drawing/2016/5/11/chartex" xmlns:cx6="http://schemas.microsoft.com/office/drawing/2016/5/12/chartex" xmlns:cx7="http://schemas.microsoft.com/office/drawing/2016/5/13/chartex" xmlns:cx8="http://schemas.microsoft.com/office/drawing/2016/5/14/chartex" xmlns:mc="http://schemas.openxmlformats.org/markup-compatibility/2006" xmlns:aink="http://schemas.microsoft.com/office/drawing/2016/ink" xmlns:am3d="http://schemas.microsoft.com/office/drawing/2017/model3d" xmlns:o="urn:schemas-microsoft-com:office:office" xmlns:oel="http://schemas.microsoft.com/office/2019/extlst" xmlns:r="http://schemas.openxmlformats.org/officeDocument/2006/relationships" xmlns:m="http://schemas.openxmlformats.org/officeDocument/2006/math" xmlns:v="urn:schemas-microsoft-com:vml" xmlns:wp14="http://schemas.microsoft.com/office/word/2010/wordprocessingDrawing" xmlns:wp="http://schemas.openxmlformats.org/drawingml/2006/wordprocessingDrawing" xmlns:w10="urn:schemas-microsoft-com:office:word" xmlns:w="http://schemas.openxmlformats.org/wordprocessingml/2006/main" xmlns:w14="http://schemas.microsoft.com/office/word/2010/wordml" xmlns:w15="http://schemas.microsoft.com/office/word/2012/wordml" xmlns:w16cex="http://schemas.microsoft.com/office/word/2018/wordml/cex" xmlns:w16cid="http://schemas.microsoft.com/office/word/2016/wordml/cid" xmlns:w16="http://schemas.microsoft.com/office/word/2018/wordml" xmlns:w16du="http://schemas.microsoft.com/office/word/2023/wordml/word16du" xmlns:w16sdtdh="http://schemas.microsoft.com/office/word/2020/wordml/sdtdatahash" xmlns:w16se="http://schemas.microsoft.com/office/word/2015/wordml/symex" xmlns:wpg="http://schemas.microsoft.com/office/word/2010/wordprocessingGroup" xmlns:wpi="http://schemas.microsoft.com/office/word/2010/wordprocessingInk" xmlns:wne="http://schemas.microsoft.com/office/word/2006/wordml" xmlns:wps="http://schemas.microsoft.com/office/word/2010/wordprocessingShape" mc:Ignorable="w14 w15 w16se w16cid w16 w16cex w16sdtdh w16du wp14"&gt;&lt;w:body&gt;&lt;w:p&gt;&lt;w:pPr&gt;&lt;w:spacing w:after="0" w:line="240" w:lineRule="auto"/&gt;&lt;/w:pPr&gt;&lt;w:r&gt;&lt;w:t&gt;VendorBalanceLCY&lt;/w:t&gt;&lt;/w:r&gt;&lt;/w:p&gt;&lt;w:sectPr&gt;&lt;w:pgSz w:w="12240" w:h="15840"/&gt;&lt;w:pgMar w:top="1440" w:right="1440" w:bottom="1440" w:left="1440" w:header="720" w:footer="720" w:gutter="0"/&gt;&lt;w:cols w:space="720"/&gt;&lt;/w:sectPr&gt;&lt;/w:body&gt;&lt;/w:document&gt;&lt;/pkg:xmlData&gt;&lt;/pkg:part&gt;&lt;pkg:part pkg:name="/word/_rels/document.xml.rels" pkg:contentType="application/vnd.openxmlformats-package.relationships+xml" pkg:padding="256"&gt;&lt;pkg:xmlData&gt;&lt;Relationships xmlns="http://schemas.openxmlformats.org/package/2006/relationships"&gt;&lt;Relationship Id="rId1" Type="http://schemas.openxmlformats.org/officeDocument/2006/relationships/styles" Target="styles.xml"/&gt;&lt;/Relationships&gt;&lt;/pkg:xmlData&gt;&lt;/pkg:part&gt;&lt;pkg:part pkg:name="/word/styles.xml" pkg:contentType="application/vnd.openxmlformats-officedocument.wordprocessingml.styles+xml"&gt;&lt;pkg:xmlData&gt;&lt;w:styles xmlns:mc="http://schemas.openxmlformats.org/markup-compatibility/2006" xmlns:r="http://schemas.openxmlformats.org/officeDocument/2006/relationships" xmlns:w="http://schemas.openxmlformats.org/wordprocessingml/2006/main" xmlns:w14="http://schemas.microsoft.com/office/word/2010/wordml" xmlns:w15="http://schemas.microsoft.com/office/word/2012/wordml" xmlns:w16cex="http://schemas.microsoft.com/office/word/2018/wordml/cex" xmlns:w16cid="http://schemas.microsoft.com/office/word/2016/wordml/cid" xmlns:w16="http://schemas.microsoft.com/office/word/2018/wordml" xmlns:w16du="http://schemas.microsoft.com/office/word/2023/wordml/word16du" xmlns:w16sdtdh="http://schemas.microsoft.com/office/word/2020/wordml/sdtdatahash" xmlns:w16se="http://schemas.microsoft.com/office/word/2015/wordml/symex" mc:Ignorable="w14 w15 w16se w16cid w16 w16cex w16sdtdh w16du"&gt;&lt;w:docDefaults&gt;&lt;w:rPrDefault&gt;&lt;w:rPr&gt;&lt;w:rFonts w:asciiTheme="minorHAnsi" w:eastAsiaTheme="minorEastAsia" w:hAnsiTheme="minorHAnsi" w:cstheme="minorBidi"/&gt;&lt;w:kern w:val="2"/&gt;&lt;w:sz w:val="24"/&gt;&lt;w:szCs w:val="24"/&gt;&lt;w:lang w:val="en-US" w:eastAsia="en-US" w:bidi="ar-SA"/&gt;&lt;w14:ligatures w14:val="standardContextual"/&gt;&lt;/w:rPr&gt;&lt;/w:rPrDefault&gt;&lt;w:pPrDefault&gt;&lt;w:pPr&gt;&lt;w:spacing w:after="160" w:line="278" w:lineRule="auto"/&gt;&lt;/w:pPr&gt;&lt;/w:pPrDefault&gt;&lt;/w:docDefaults&gt;&lt;w:style w:type="paragraph" w:default="1" w:styleId="Normal"&gt;&lt;w:name w:val="Normal"/&gt;&lt;w:qFormat/&gt;&lt;/w:style&gt;&lt;w:style w:type="character" w:default="1" w:styleId="DefaultParagraphFont"&gt;&lt;w:name w:val="Default Paragraph Font"/&gt;&lt;w:uiPriority w:val="1"/&gt;&lt;w:semiHidden/&gt;&lt;w:unhideWhenUsed/&gt;&lt;/w:style&gt;&lt;w:style w:type="table" w:default="1" w:styleId="TableNormal"&gt;&lt;w:name w:val="Normal Table"/&gt;&lt;w:uiPriority w:val="99"/&gt;&lt;w:semiHidden/&gt;&lt;w:unhideWhenUsed/&gt;&lt;w:tblPr&gt;&lt;w:tblInd w:w="0" w:type="dxa"/&gt;&lt;w:tblCellMar&gt;&lt;w:top w:w="0" w:type="dxa"/&gt;&lt;w:left w:w="108" w:type="dxa"/&gt;&lt;w:bottom w:w="0" w:type="dxa"/&gt;&lt;w:right w:w="108" w:type="dxa"/&gt;&lt;/w:tblCellMar&gt;&lt;/w:tblPr&gt;&lt;/w:style&gt;&lt;w:style w:type="numbering" w:default="1" w:styleId="NoList"&gt;&lt;w:name w:val="No List"/&gt;&lt;w:uiPriority w:val="99"/&gt;&lt;w:semiHidden/&gt;&lt;w:unhideWhenUsed/&gt;&lt;/w:style&gt;&lt;/w:styles&gt;&lt;/pkg:xmlData&gt;&lt;/pkg:part&gt;&lt;pkg:part pkg:name="/docMetadata/LabelInfo.xml" pkg:contentType="application/vnd.ms-office.classificationlabels+xml"&gt;&lt;pkg:xmlData&gt;&lt;clbl:labelList xmlns:clbl="http://schemas.microsoft.com/office/2020/mipLabelMetadata"&gt;&lt;clbl:label id="{f42aa342-8706-4288-bd11-ebb85995028c}" enabled="1" method="Standard" siteId="{72f988bf-86f1-41af-91ab-2d7cd011db47}" contentBits="0" removed="0"/&gt;&lt;/clbl:labelList&gt;&lt;/pkg:xmlData&gt;&lt;/pkg:part&gt;&lt;/pkg:package&gt;
-</VendorBalanceLCY>
-      <VendorCity>&lt;?xml version="1.0" standalone="yes"?&gt;
-&lt;?mso-application progid="Word.Document"?&gt;
-&lt;pkg:package xmlns:pkg="http://schemas.microsoft.com/office/2006/xmlPackage"&gt;&lt;pkg:part pkg:name="/_rels/.rels" pkg:contentType="application/vnd.openxmlformats-package.relationships+xml" pkg:padding="512"&gt;&lt;pkg:xmlData&gt;&lt;Relationships xmlns="http://schemas.openxmlformats.org/package/2006/relationships"&gt;&lt;Relationship Id="rId2" Type="http://schemas.microsoft.com/office/2020/02/relationships/classificationlabels" Target="docMetadata/LabelInfo.xml"/&gt;&lt;Relationship Id="rId1" Type="http://schemas.openxmlformats.org/officeDocument/2006/relationships/officeDocument" Target="word/document.xml"/&gt;&lt;/Relationships&gt;&lt;/pkg:xmlData&gt;&lt;/pkg:part&gt;&lt;pkg:part pkg:name="/word/document.xml" pkg:contentType="application/vnd.openxmlformats-officedocument.wordprocessingml.document.main+xml"&gt;&lt;pkg:xmlData&gt;&lt;w:document xmlns:wpc="http://schemas.microsoft.com/office/word/2010/wordprocessingCanvas" xmlns:cx="http://schemas.microsoft.com/office/drawing/2014/chartex" xmlns:cx1="http://schemas.microsoft.com/office/drawing/2015/9/8/chartex" xmlns:cx2="http://schemas.microsoft.com/office/drawing/2015/10/21/chartex" xmlns:cx3="http://schemas.microsoft.com/office/drawing/2016/5/9/chartex" xmlns:cx4="http://schemas.microsoft.com/office/drawing/2016/5/10/chartex" xmlns:cx5="http://schemas.microsoft.com/office/drawing/2016/5/11/chartex" xmlns:cx6="http://schemas.microsoft.com/office/drawing/2016/5/12/chartex" xmlns:cx7="http://schemas.microsoft.com/office/drawing/2016/5/13/chartex" xmlns:cx8="http://schemas.microsoft.com/office/drawing/2016/5/14/chartex" xmlns:mc="http://schemas.openxmlformats.org/markup-compatibility/2006" xmlns:aink="http://schemas.microsoft.com/office/drawing/2016/ink" xmlns:am3d="http://schemas.microsoft.com/office/drawing/2017/model3d" xmlns:o="urn:schemas-microsoft-com:office:office" xmlns:oel="http://schemas.microsoft.com/office/2019/extlst" xmlns:r="http://schemas.openxmlformats.org/officeDocument/2006/relationships" xmlns:m="http://schemas.openxmlformats.org/officeDocument/2006/math" xmlns:v="urn:schemas-microsoft-com:vml" xmlns:wp14="http://schemas.microsoft.com/office/word/2010/wordprocessingDrawing" xmlns:wp="http://schemas.openxmlformats.org/drawingml/2006/wordprocessingDrawing" xmlns:w10="urn:schemas-microsoft-com:office:word" xmlns:w="http://schemas.openxmlformats.org/wordprocessingml/2006/main" xmlns:w14="http://schemas.microsoft.com/office/word/2010/wordml" xmlns:w15="http://schemas.microsoft.com/office/word/2012/wordml" xmlns:w16cex="http://schemas.microsoft.com/office/word/2018/wordml/cex" xmlns:w16cid="http://schemas.microsoft.com/office/word/2016/wordml/cid" xmlns:w16="http://schemas.microsoft.com/office/word/2018/wordml" xmlns:w16du="http://schemas.microsoft.com/office/word/2023/wordml/word16du" xmlns:w16sdtdh="http://schemas.microsoft.com/office/word/2020/wordml/sdtdatahash" xmlns:w16se="http://schemas.microsoft.com/office/word/2015/wordml/symex" xmlns:wpg="http://schemas.microsoft.com/office/word/2010/wordprocessingGroup" xmlns:wpi="http://schemas.microsoft.com/office/word/2010/wordprocessingInk" xmlns:wne="http://schemas.microsoft.com/office/word/2006/wordml" xmlns:wps="http://schemas.microsoft.com/office/word/2010/wordprocessingShape" mc:Ignorable="w14 w15 w16se w16cid w16 w16cex w16sdtdh w16du wp14"&gt;&lt;w:body&gt;&lt;w:p&gt;&lt;w:pPr&gt;&lt;w:spacing w:after="0" w:line="240" w:lineRule="auto"/&gt;&lt;/w:pPr&gt;&lt;w:r&gt;&lt;w:t&gt;VendorCity&lt;/w:t&gt;&lt;/w:r&gt;&lt;/w:p&gt;&lt;w:sectPr&gt;&lt;w:pgSz w:w="12240" w:h="15840"/&gt;&lt;w:pgMar w:top="1440" w:right="1440" w:bottom="1440" w:left="1440" w:header="720" w:footer="720" w:gutter="0"/&gt;&lt;w:cols w:space="720"/&gt;&lt;/w:sectPr&gt;&lt;/w:body&gt;&lt;/w:document&gt;&lt;/pkg:xmlData&gt;&lt;/pkg:part&gt;&lt;pkg:part pkg:name="/word/_rels/document.xml.rels" pkg:contentType="application/vnd.openxmlformats-package.relationships+xml" pkg:padding="256"&gt;&lt;pkg:xmlData&gt;&lt;Relationships xmlns="http://schemas.openxmlformats.org/package/2006/relationships"&gt;&lt;Relationship Id="rId1" Type="http://schemas.openxmlformats.org/officeDocument/2006/relationships/styles" Target="styles.xml"/&gt;&lt;/Relationships&gt;&lt;/pkg:xmlData&gt;&lt;/pkg:part&gt;&lt;pkg:part pkg:name="/word/styles.xml" pkg:contentType="application/vnd.openxmlformats-officedocument.wordprocessingml.styles+xml"&gt;&lt;pkg:xmlData&gt;&lt;w:styles xmlns:mc="http://schemas.openxmlformats.org/markup-compatibility/2006" xmlns:r="http://schemas.openxmlformats.org/officeDocument/2006/relationships" xmlns:w="http://schemas.openxmlformats.org/wordprocessingml/2006/main" xmlns:w14="http://schemas.microsoft.com/office/word/2010/wordml" xmlns:w15="http://schemas.microsoft.com/office/word/2012/wordml" xmlns:w16cex="http://schemas.microsoft.com/office/word/2018/wordml/cex" xmlns:w16cid="http://schemas.microsoft.com/office/word/2016/wordml/cid" xmlns:w16="http://schemas.microsoft.com/office/word/2018/wordml" xmlns:w16du="http://schemas.microsoft.com/office/word/2023/wordml/word16du" xmlns:w16sdtdh="http://schemas.microsoft.com/office/word/2020/wordml/sdtdatahash" xmlns:w16se="http://schemas.microsoft.com/office/word/2015/wordml/symex" mc:Ignorable="w14 w15 w16se w16cid w16 w16cex w16sdtdh w16du"&gt;&lt;w:docDefaults&gt;&lt;w:rPrDefault&gt;&lt;w:rPr&gt;&lt;w:rFonts w:asciiTheme="minorHAnsi" w:eastAsiaTheme="minorEastAsia" w:hAnsiTheme="minorHAnsi" w:cstheme="minorBidi"/&gt;&lt;w:kern w:val="2"/&gt;&lt;w:sz w:val="24"/&gt;&lt;w:szCs w:val="24"/&gt;&lt;w:lang w:val="en-US" w:eastAsia="en-US" w:bidi="ar-SA"/&gt;&lt;w14:ligatures w14:val="standardContextual"/&gt;&lt;/w:rPr&gt;&lt;/w:rPrDefault&gt;&lt;w:pPrDefault&gt;&lt;w:pPr&gt;&lt;w:spacing w:after="160" w:line="278" w:lineRule="auto"/&gt;&lt;/w:pPr&gt;&lt;/w:pPrDefault&gt;&lt;/w:docDefaults&gt;&lt;w:style w:type="paragraph" w:default="1" w:styleId="Normal"&gt;&lt;w:name w:val="Normal"/&gt;&lt;w:qFormat/&gt;&lt;/w:style&gt;&lt;w:style w:type="character" w:default="1" w:styleId="DefaultParagraphFont"&gt;&lt;w:name w:val="Default Paragraph Font"/&gt;&lt;w:uiPriority w:val="1"/&gt;&lt;w:semiHidden/&gt;&lt;w:unhideWhenUsed/&gt;&lt;/w:style&gt;&lt;w:style w:type="table" w:default="1" w:styleId="TableNormal"&gt;&lt;w:name w:val="Normal Table"/&gt;&lt;w:uiPriority w:val="99"/&gt;&lt;w:semiHidden/&gt;&lt;w:unhideWhenUsed/&gt;&lt;w:tblPr&gt;&lt;w:tblInd w:w="0" w:type="dxa"/&gt;&lt;w:tblCellMar&gt;&lt;w:top w:w="0" w:type="dxa"/&gt;&lt;w:left w:w="108" w:type="dxa"/&gt;&lt;w:bottom w:w="0" w:type="dxa"/&gt;&lt;w:right w:w="108" w:type="dxa"/&gt;&lt;/w:tblCellMar&gt;&lt;/w:tblPr&gt;&lt;/w:style&gt;&lt;w:style w:type="numbering" w:default="1" w:styleId="NoList"&gt;&lt;w:name w:val="No List"/&gt;&lt;w:uiPriority w:val="99"/&gt;&lt;w:semiHidden/&gt;&lt;w:unhideWhenUsed/&gt;&lt;/w:style&gt;&lt;/w:styles&gt;&lt;/pkg:xmlData&gt;&lt;/pkg:part&gt;&lt;pkg:part pkg:name="/docMetadata/LabelInfo.xml" pkg:contentType="application/vnd.ms-office.classificationlabels+xml"&gt;&lt;pkg:xmlData&gt;&lt;clbl:labelList xmlns:clbl="http://schemas.microsoft.com/office/2020/mipLabelMetadata"&gt;&lt;clbl:label id="{f42aa342-8706-4288-bd11-ebb85995028c}" enabled="1" method="Standard" siteId="{72f988bf-86f1-41af-91ab-2d7cd011db47}" contentBits="0" removed="0"/&gt;&lt;/clbl:labelList&gt;&lt;/pkg:xmlData&gt;&lt;/pkg:part&gt;&lt;/pkg:package&gt;
-</VendorCity>
-      <VendorCountryRegion>&lt;?xml version="1.0" standalone="yes"?&gt;
-&lt;?mso-application progid="Word.Document"?&gt;
-&lt;pkg:package xmlns:pkg="http://schemas.microsoft.com/office/2006/xmlPackage"&gt;&lt;pkg:part pkg:name="/_rels/.rels" pkg:contentType="application/vnd.openxmlformats-package.relationships+xml" pkg:padding="512"&gt;&lt;pkg:xmlData&gt;&lt;Relationships xmlns="http://schemas.openxmlformats.org/package/2006/relationships"&gt;&lt;Relationship Id="rId2" Type="http://schemas.microsoft.com/office/2020/02/relationships/classificationlabels" Target="docMetadata/LabelInfo.xml"/&gt;&lt;Relationship Id="rId1" Type="http://schemas.openxmlformats.org/officeDocument/2006/relationships/officeDocument" Target="word/document.xml"/&gt;&lt;/Relationships&gt;&lt;/pkg:xmlData&gt;&lt;/pkg:part&gt;&lt;pkg:part pkg:name="/word/document.xml" pkg:contentType="application/vnd.openxmlformats-officedocument.wordprocessingml.document.main+xml"&gt;&lt;pkg:xmlData&gt;&lt;w:document xmlns:wpc="http://schemas.microsoft.com/office/word/2010/wordprocessingCanvas" xmlns:cx="http://schemas.microsoft.com/office/drawing/2014/chartex" xmlns:cx1="http://schemas.microsoft.com/office/drawing/2015/9/8/chartex" xmlns:cx2="http://schemas.microsoft.com/office/drawing/2015/10/21/chartex" xmlns:cx3="http://schemas.microsoft.com/office/drawing/2016/5/9/chartex" xmlns:cx4="http://schemas.microsoft.com/office/drawing/2016/5/10/chartex" xmlns:cx5="http://schemas.microsoft.com/office/drawing/2016/5/11/chartex" xmlns:cx6="http://schemas.microsoft.com/office/drawing/2016/5/12/chartex" xmlns:cx7="http://schemas.microsoft.com/office/drawing/2016/5/13/chartex" xmlns:cx8="http://schemas.microsoft.com/office/drawing/2016/5/14/chartex" xmlns:mc="http://schemas.openxmlformats.org/markup-compatibility/2006" xmlns:aink="http://schemas.microsoft.com/office/drawing/2016/ink" xmlns:am3d="http://schemas.microsoft.com/office/drawing/2017/model3d" xmlns:o="urn:schemas-microsoft-com:office:office" xmlns:oel="http://schemas.microsoft.com/office/2019/extlst" xmlns:r="http://schemas.openxmlformats.org/officeDocument/2006/relationships" xmlns:m="http://schemas.openxmlformats.org/officeDocument/2006/math" xmlns:v="urn:schemas-microsoft-com:vml" xmlns:wp14="http://schemas.microsoft.com/office/word/2010/wordprocessingDrawing" xmlns:wp="http://schemas.openxmlformats.org/drawingml/2006/wordprocessingDrawing" xmlns:w10="urn:schemas-microsoft-com:office:word" xmlns:w="http://schemas.openxmlformats.org/wordprocessingml/2006/main" xmlns:w14="http://schemas.microsoft.com/office/word/2010/wordml" xmlns:w15="http://schemas.microsoft.com/office/word/2012/wordml" xmlns:w16cex="http://schemas.microsoft.com/office/word/2018/wordml/cex" xmlns:w16cid="http://schemas.microsoft.com/office/word/2016/wordml/cid" xmlns:w16="http://schemas.microsoft.com/office/word/2018/wordml" xmlns:w16du="http://schemas.microsoft.com/office/word/2023/wordml/word16du" xmlns:w16sdtdh="http://schemas.microsoft.com/office/word/2020/wordml/sdtdatahash" xmlns:w16se="http://schemas.microsoft.com/office/word/2015/wordml/symex" xmlns:wpg="http://schemas.microsoft.com/office/word/2010/wordprocessingGroup" xmlns:wpi="http://schemas.microsoft.com/office/word/2010/wordprocessingInk" xmlns:wne="http://schemas.microsoft.com/office/word/2006/wordml" xmlns:wps="http://schemas.microsoft.com/office/word/2010/wordprocessingShape" mc:Ignorable="w14 w15 w16se w16cid w16 w16cex w16sdtdh w16du wp14"&gt;&lt;w:body&gt;&lt;w:p&gt;&lt;w:pPr&gt;&lt;w:spacing w:after="0" w:line="240" w:lineRule="auto"/&gt;&lt;/w:pPr&gt;&lt;w:r&gt;&lt;w:t&gt;VendorCountryRegion&lt;/w:t&gt;&lt;/w:r&gt;&lt;/w:p&gt;&lt;w:sectPr&gt;&lt;w:pgSz w:w="12240" w:h="15840"/&gt;&lt;w:pgMar w:top="1440" w:right="1440" w:bottom="1440" w:left="1440" w:header="720" w:footer="720" w:gutter="0"/&gt;&lt;w:cols w:space="720"/&gt;&lt;/w:sectPr&gt;&lt;/w:body&gt;&lt;/w:document&gt;&lt;/pkg:xmlData&gt;&lt;/pkg:part&gt;&lt;pkg:part pkg:name="/word/_rels/document.xml.rels" pkg:contentType="application/vnd.openxmlformats-package.relationships+xml" pkg:padding="256"&gt;&lt;pkg:xmlData&gt;&lt;Relationships xmlns="http://schemas.openxmlformats.org/package/2006/relationships"&gt;&lt;Relationship Id="rId1" Type="http://schemas.openxmlformats.org/officeDocument/2006/relationships/styles" Target="styles.xml"/&gt;&lt;/Relationships&gt;&lt;/pkg:xmlData&gt;&lt;/pkg:part&gt;&lt;pkg:part pkg:name="/word/styles.xml" pkg:contentType="application/vnd.openxmlformats-officedocument.wordprocessingml.styles+xml"&gt;&lt;pkg:xmlData&gt;&lt;w:styles xmlns:mc="http://schemas.openxmlformats.org/markup-compatibility/2006" xmlns:r="http://schemas.openxmlformats.org/officeDocument/2006/relationships" xmlns:w="http://schemas.openxmlformats.org/wordprocessingml/2006/main" xmlns:w14="http://schemas.microsoft.com/office/word/2010/wordml" xmlns:w15="http://schemas.microsoft.com/office/word/2012/wordml" xmlns:w16cex="http://schemas.microsoft.com/office/word/2018/wordml/cex" xmlns:w16cid="http://schemas.microsoft.com/office/word/2016/wordml/cid" xmlns:w16="http://schemas.microsoft.com/office/word/2018/wordml" xmlns:w16du="http://schemas.microsoft.com/office/word/2023/wordml/word16du" xmlns:w16sdtdh="http://schemas.microsoft.com/office/word/2020/wordml/sdtdatahash" xmlns:w16se="http://schemas.microsoft.com/office/word/2015/wordml/symex" mc:Ignorable="w14 w15 w16se w16cid w16 w16cex w16sdtdh w16du"&gt;&lt;w:docDefaults&gt;&lt;w:rPrDefault&gt;&lt;w:rPr&gt;&lt;w:rFonts w:asciiTheme="minorHAnsi" w:eastAsiaTheme="minorEastAsia" w:hAnsiTheme="minorHAnsi" w:cstheme="minorBidi"/&gt;&lt;w:kern w:val="2"/&gt;&lt;w:sz w:val="24"/&gt;&lt;w:szCs w:val="24"/&gt;&lt;w:lang w:val="en-US" w:eastAsia="en-US" w:bidi="ar-SA"/&gt;&lt;w14:ligatures w14:val="standardContextual"/&gt;&lt;/w:rPr&gt;&lt;/w:rPrDefault&gt;&lt;w:pPrDefault&gt;&lt;w:pPr&gt;&lt;w:spacing w:after="160" w:line="278" w:lineRule="auto"/&gt;&lt;/w:pPr&gt;&lt;/w:pPrDefault&gt;&lt;/w:docDefaults&gt;&lt;w:style w:type="paragraph" w:default="1" w:styleId="Normal"&gt;&lt;w:name w:val="Normal"/&gt;&lt;w:qFormat/&gt;&lt;/w:style&gt;&lt;w:style w:type="character" w:default="1" w:styleId="DefaultParagraphFont"&gt;&lt;w:name w:val="Default Paragraph Font"/&gt;&lt;w:uiPriority w:val="1"/&gt;&lt;w:semiHidden/&gt;&lt;w:unhideWhenUsed/&gt;&lt;/w:style&gt;&lt;w:style w:type="table" w:default="1" w:styleId="TableNormal"&gt;&lt;w:name w:val="Normal Table"/&gt;&lt;w:uiPriority w:val="99"/&gt;&lt;w:semiHidden/&gt;&lt;w:unhideWhenUsed/&gt;&lt;w:tblPr&gt;&lt;w:tblInd w:w="0" w:type="dxa"/&gt;&lt;w:tblCellMar&gt;&lt;w:top w:w="0" w:type="dxa"/&gt;&lt;w:left w:w="108" w:type="dxa"/&gt;&lt;w:bottom w:w="0" w:type="dxa"/&gt;&lt;w:right w:w="108" w:type="dxa"/&gt;&lt;/w:tblCellMar&gt;&lt;/w:tblPr&gt;&lt;/w:style&gt;&lt;w:style w:type="numbering" w:default="1" w:styleId="NoList"&gt;&lt;w:name w:val="No List"/&gt;&lt;w:uiPriority w:val="99"/&gt;&lt;w:semiHidden/&gt;&lt;w:unhideWhenUsed/&gt;&lt;/w:style&gt;&lt;/w:styles&gt;&lt;/pkg:xmlData&gt;&lt;/pkg:part&gt;&lt;pkg:part pkg:name="/docMetadata/LabelInfo.xml" pkg:contentType="application/vnd.ms-office.classificationlabels+xml"&gt;&lt;pkg:xmlData&gt;&lt;clbl:labelList xmlns:clbl="http://schemas.microsoft.com/office/2020/mipLabelMetadata"&gt;&lt;clbl:label id="{f42aa342-8706-4288-bd11-ebb85995028c}" enabled="1" method="Standard" siteId="{72f988bf-86f1-41af-91ab-2d7cd011db47}" contentBits="0" removed="0"/&gt;&lt;/clbl:labelList&gt;&lt;/pkg:xmlData&gt;&lt;/pkg:part&gt;&lt;/pkg:package&gt;
-</VendorCountryRegion>
-      <VendorName>&lt;?xml version="1.0" standalone="yes"?&gt;
-&lt;?mso-application progid="Word.Document"?&gt;
-&lt;pkg:package xmlns:pkg="http://schemas.microsoft.com/office/2006/xmlPackage"&gt;&lt;pkg:part pkg:name="/_rels/.rels" pkg:contentType="application/vnd.openxmlformats-package.relationships+xml" pkg:padding="512"&gt;&lt;pkg:xmlData&gt;&lt;Relationships xmlns="http://schemas.openxmlformats.org/package/2006/relationships"&gt;&lt;Relationship Id="rId2" Type="http://schemas.microsoft.com/office/2020/02/relationships/classificationlabels" Target="docMetadata/LabelInfo.xml"/&gt;&lt;Relationship Id="rId1" Type="http://schemas.openxmlformats.org/officeDocument/2006/relationships/officeDocument" Target="word/document.xml"/&gt;&lt;/Relationships&gt;&lt;/pkg:xmlData&gt;&lt;/pkg:part&gt;&lt;pkg:part pkg:name="/word/document.xml" pkg:contentType="application/vnd.openxmlformats-officedocument.wordprocessingml.document.main+xml"&gt;&lt;pkg:xmlData&gt;&lt;w:document xmlns:wpc="http://schemas.microsoft.com/office/word/2010/wordprocessingCanvas" xmlns:cx="http://schemas.microsoft.com/office/drawing/2014/chartex" xmlns:cx1="http://schemas.microsoft.com/office/drawing/2015/9/8/chartex" xmlns:cx2="http://schemas.microsoft.com/office/drawing/2015/10/21/chartex" xmlns:cx3="http://schemas.microsoft.com/office/drawing/2016/5/9/chartex" xmlns:cx4="http://schemas.microsoft.com/office/drawing/2016/5/10/chartex" xmlns:cx5="http://schemas.microsoft.com/office/drawing/2016/5/11/chartex" xmlns:cx6="http://schemas.microsoft.com/office/drawing/2016/5/12/chartex" xmlns:cx7="http://schemas.microsoft.com/office/drawing/2016/5/13/chartex" xmlns:cx8="http://schemas.microsoft.com/office/drawing/2016/5/14/chartex" xmlns:mc="http://schemas.openxmlformats.org/markup-compatibility/2006" xmlns:aink="http://schemas.microsoft.com/office/drawing/2016/ink" xmlns:am3d="http://schemas.microsoft.com/office/drawing/2017/model3d" xmlns:o="urn:schemas-microsoft-com:office:office" xmlns:oel="http://schemas.microsoft.com/office/2019/extlst" xmlns:r="http://schemas.openxmlformats.org/officeDocument/2006/relationships" xmlns:m="http://schemas.openxmlformats.org/officeDocument/2006/math" xmlns:v="urn:schemas-microsoft-com:vml" xmlns:wp14="http://schemas.microsoft.com/office/word/2010/wordprocessingDrawing" xmlns:wp="http://schemas.openxmlformats.org/drawingml/2006/wordprocessingDrawing" xmlns:w10="urn:schemas-microsoft-com:office:word" xmlns:w="http://schemas.openxmlformats.org/wordprocessingml/2006/main" xmlns:w14="http://schemas.microsoft.com/office/word/2010/wordml" xmlns:w15="http://schemas.microsoft.com/office/word/2012/wordml" xmlns:w16cex="http://schemas.microsoft.com/office/word/2018/wordml/cex" xmlns:w16cid="http://schemas.microsoft.com/office/word/2016/wordml/cid" xmlns:w16="http://schemas.microsoft.com/office/word/2018/wordml" xmlns:w16du="http://schemas.microsoft.com/office/word/2023/wordml/word16du" xmlns:w16sdtdh="http://schemas.microsoft.com/office/word/2020/wordml/sdtdatahash" xmlns:w16se="http://schemas.microsoft.com/office/word/2015/wordml/symex" xmlns:wpg="http://schemas.microsoft.com/office/word/2010/wordprocessingGroup" xmlns:wpi="http://schemas.microsoft.com/office/word/2010/wordprocessingInk" xmlns:wne="http://schemas.microsoft.com/office/word/2006/wordml" xmlns:wps="http://schemas.microsoft.com/office/word/2010/wordprocessingShape" mc:Ignorable="w14 w15 w16se w16cid w16 w16cex w16sdtdh w16du wp14"&gt;&lt;w:body&gt;&lt;w:p&gt;&lt;w:pPr&gt;&lt;w:spacing w:after="0" w:line="240" w:lineRule="auto"/&gt;&lt;/w:pPr&gt;&lt;w:r&gt;&lt;w:t&gt;VendorName&lt;/w:t&gt;&lt;/w:r&gt;&lt;/w:p&gt;&lt;w:sectPr&gt;&lt;w:pgSz w:w="12240" w:h="15840"/&gt;&lt;w:pgMar w:top="1440" w:right="1440" w:bottom="1440" w:left="1440" w:header="720" w:footer="720" w:gutter="0"/&gt;&lt;w:cols w:space="720"/&gt;&lt;/w:sectPr&gt;&lt;/w:body&gt;&lt;/w:document&gt;&lt;/pkg:xmlData&gt;&lt;/pkg:part&gt;&lt;pkg:part pkg:name="/word/_rels/document.xml.rels" pkg:contentType="application/vnd.openxmlformats-package.relationships+xml" pkg:padding="256"&gt;&lt;pkg:xmlData&gt;&lt;Relationships xmlns="http://schemas.openxmlformats.org/package/2006/relationships"&gt;&lt;Relationship Id="rId1" Type="http://schemas.openxmlformats.org/officeDocument/2006/relationships/styles" Target="styles.xml"/&gt;&lt;/Relationships&gt;&lt;/pkg:xmlData&gt;&lt;/pkg:part&gt;&lt;pkg:part pkg:name="/word/styles.xml" pkg:contentType="application/vnd.openxmlformats-officedocument.wordprocessingml.styles+xml"&gt;&lt;pkg:xmlData&gt;&lt;w:styles xmlns:mc="http://schemas.openxmlformats.org/markup-compatibility/2006" xmlns:r="http://schemas.openxmlformats.org/officeDocument/2006/relationships" xmlns:w="http://schemas.openxmlformats.org/wordprocessingml/2006/main" xmlns:w14="http://schemas.microsoft.com/office/word/2010/wordml" xmlns:w15="http://schemas.microsoft.com/office/word/2012/wordml" xmlns:w16cex="http://schemas.microsoft.com/office/word/2018/wordml/cex" xmlns:w16cid="http://schemas.microsoft.com/office/word/2016/wordml/cid" xmlns:w16="http://schemas.microsoft.com/office/word/2018/wordml" xmlns:w16du="http://schemas.microsoft.com/office/word/2023/wordml/word16du" xmlns:w16sdtdh="http://schemas.microsoft.com/office/word/2020/wordml/sdtdatahash" xmlns:w16se="http://schemas.microsoft.com/office/word/2015/wordml/symex" mc:Ignorable="w14 w15 w16se w16cid w16 w16cex w16sdtdh w16du"&gt;&lt;w:docDefaults&gt;&lt;w:rPrDefault&gt;&lt;w:rPr&gt;&lt;w:rFonts w:asciiTheme="minorHAnsi" w:eastAsiaTheme="minorEastAsia" w:hAnsiTheme="minorHAnsi" w:cstheme="minorBidi"/&gt;&lt;w:kern w:val="2"/&gt;&lt;w:sz w:val="24"/&gt;&lt;w:szCs w:val="24"/&gt;&lt;w:lang w:val="en-US" w:eastAsia="en-US" w:bidi="ar-SA"/&gt;&lt;w14:ligatures w14:val="standardContextual"/&gt;&lt;/w:rPr&gt;&lt;/w:rPrDefault&gt;&lt;w:pPrDefault&gt;&lt;w:pPr&gt;&lt;w:spacing w:after="160" w:line="278" w:lineRule="auto"/&gt;&lt;/w:pPr&gt;&lt;/w:pPrDefault&gt;&lt;/w:docDefaults&gt;&lt;w:style w:type="paragraph" w:default="1" w:styleId="Normal"&gt;&lt;w:name w:val="Normal"/&gt;&lt;w:qFormat/&gt;&lt;/w:style&gt;&lt;w:style w:type="character" w:default="1" w:styleId="DefaultParagraphFont"&gt;&lt;w:name w:val="Default Paragraph Font"/&gt;&lt;w:uiPriority w:val="1"/&gt;&lt;w:semiHidden/&gt;&lt;w:unhideWhenUsed/&gt;&lt;/w:style&gt;&lt;w:style w:type="table" w:default="1" w:styleId="TableNormal"&gt;&lt;w:name w:val="Normal Table"/&gt;&lt;w:uiPriority w:val="99"/&gt;&lt;w:semiHidden/&gt;&lt;w:unhideWhenUsed/&gt;&lt;w:tblPr&gt;&lt;w:tblInd w:w="0" w:type="dxa"/&gt;&lt;w:tblCellMar&gt;&lt;w:top w:w="0" w:type="dxa"/&gt;&lt;w:left w:w="108" w:type="dxa"/&gt;&lt;w:bottom w:w="0" w:type="dxa"/&gt;&lt;w:right w:w="108" w:type="dxa"/&gt;&lt;/w:tblCellMar&gt;&lt;/w:tblPr&gt;&lt;/w:style&gt;&lt;w:style w:type="numbering" w:default="1" w:styleId="NoList"&gt;&lt;w:name w:val="No List"/&gt;&lt;w:uiPriority w:val="99"/&gt;&lt;w:semiHidden/&gt;&lt;w:unhideWhenUsed/&gt;&lt;/w:style&gt;&lt;/w:styles&gt;&lt;/pkg:xmlData&gt;&lt;/pkg:part&gt;&lt;pkg:part pkg:name="/docMetadata/LabelInfo.xml" pkg:contentType="application/vnd.ms-office.classificationlabels+xml"&gt;&lt;pkg:xmlData&gt;&lt;clbl:labelList xmlns:clbl="http://schemas.microsoft.com/office/2020/mipLabelMetadata"&gt;&lt;clbl:label id="{f42aa342-8706-4288-bd11-ebb85995028c}" enabled="1" method="Standard" siteId="{72f988bf-86f1-41af-91ab-2d7cd011db47}" contentBits="0" removed="0"/&gt;&lt;/clbl:labelList&gt;&lt;/pkg:xmlData&gt;&lt;/pkg:part&gt;&lt;/pkg:package&gt;
-</VendorName>
-      <VendorNo>&lt;?xml version="1.0" standalone="yes"?&gt;
-&lt;?mso-application progid="Word.Document"?&gt;
-&lt;pkg:package xmlns:pkg="http://schemas.microsoft.com/office/2006/xmlPackage"&gt;&lt;pkg:part pkg:name="/_rels/.rels" pkg:contentType="application/vnd.openxmlformats-package.relationships+xml" pkg:padding="512"&gt;&lt;pkg:xmlData&gt;&lt;Relationships xmlns="http://schemas.openxmlformats.org/package/2006/relationships"&gt;&lt;Relationship Id="rId2" Type="http://schemas.microsoft.com/office/2020/02/relationships/classificationlabels" Target="docMetadata/LabelInfo.xml"/&gt;&lt;Relationship Id="rId1" Type="http://schemas.openxmlformats.org/officeDocument/2006/relationships/officeDocument" Target="word/document.xml"/&gt;&lt;/Relationships&gt;&lt;/pkg:xmlData&gt;&lt;/pkg:part&gt;&lt;pkg:part pkg:name="/word/document.xml" pkg:contentType="application/vnd.openxmlformats-officedocument.wordprocessingml.document.main+xml"&gt;&lt;pkg:xmlData&gt;&lt;w:document xmlns:wpc="http://schemas.microsoft.com/office/word/2010/wordprocessingCanvas" xmlns:cx="http://schemas.microsoft.com/office/drawing/2014/chartex" xmlns:cx1="http://schemas.microsoft.com/office/drawing/2015/9/8/chartex" xmlns:cx2="http://schemas.microsoft.com/office/drawing/2015/10/21/chartex" xmlns:cx3="http://schemas.microsoft.com/office/drawing/2016/5/9/chartex" xmlns:cx4="http://schemas.microsoft.com/office/drawing/2016/5/10/chartex" xmlns:cx5="http://schemas.microsoft.com/office/drawing/2016/5/11/chartex" xmlns:cx6="http://schemas.microsoft.com/office/drawing/2016/5/12/chartex" xmlns:cx7="http://schemas.microsoft.com/office/drawing/2016/5/13/chartex" xmlns:cx8="http://schemas.microsoft.com/office/drawing/2016/5/14/chartex" xmlns:mc="http://schemas.openxmlformats.org/markup-compatibility/2006" xmlns:aink="http://schemas.microsoft.com/office/drawing/2016/ink" xmlns:am3d="http://schemas.microsoft.com/office/drawing/2017/model3d" xmlns:o="urn:schemas-microsoft-com:office:office" xmlns:oel="http://schemas.microsoft.com/office/2019/extlst" xmlns:r="http://schemas.openxmlformats.org/officeDocument/2006/relationships" xmlns:m="http://schemas.openxmlformats.org/officeDocument/2006/math" xmlns:v="urn:schemas-microsoft-com:vml" xmlns:wp14="http://schemas.microsoft.com/office/word/2010/wordprocessingDrawing" xmlns:wp="http://schemas.openxmlformats.org/drawingml/2006/wordprocessingDrawing" xmlns:w10="urn:schemas-microsoft-com:office:word" xmlns:w="http://schemas.openxmlformats.org/wordprocessingml/2006/main" xmlns:w14="http://schemas.microsoft.com/office/word/2010/wordml" xmlns:w15="http://schemas.microsoft.com/office/word/2012/wordml" xmlns:w16cex="http://schemas.microsoft.com/office/word/2018/wordml/cex" xmlns:w16cid="http://schemas.microsoft.com/office/word/2016/wordml/cid" xmlns:w16="http://schemas.microsoft.com/office/word/2018/wordml" xmlns:w16du="http://schemas.microsoft.com/office/word/2023/wordml/word16du" xmlns:w16sdtdh="http://schemas.microsoft.com/office/word/2020/wordml/sdtdatahash" xmlns:w16se="http://schemas.microsoft.com/office/word/2015/wordml/symex" xmlns:wpg="http://schemas.microsoft.com/office/word/2010/wordprocessingGroup" xmlns:wpi="http://schemas.microsoft.com/office/word/2010/wordprocessingInk" xmlns:wne="http://schemas.microsoft.com/office/word/2006/wordml" xmlns:wps="http://schemas.microsoft.com/office/word/2010/wordprocessingShape" mc:Ignorable="w14 w15 w16se w16cid w16 w16cex w16sdtdh w16du wp14"&gt;&lt;w:body&gt;&lt;w:p&gt;&lt;w:pPr&gt;&lt;w:spacing w:after="0" w:line="240" w:lineRule="auto"/&gt;&lt;/w:pPr&gt;&lt;w:r&gt;&lt;w:t&gt;VendorNo&lt;/w:t&gt;&lt;/w:r&gt;&lt;/w:p&gt;&lt;w:sectPr&gt;&lt;w:pgSz w:w="12240" w:h="15840"/&gt;&lt;w:pgMar w:top="1440" w:right="1440" w:bottom="1440" w:left="1440" w:header="720" w:footer="720" w:gutter="0"/&gt;&lt;w:cols w:space="720"/&gt;&lt;/w:sectPr&gt;&lt;/w:body&gt;&lt;/w:document&gt;&lt;/pkg:xmlData&gt;&lt;/pkg:part&gt;&lt;pkg:part pkg:name="/word/_rels/document.xml.rels" pkg:contentType="application/vnd.openxmlformats-package.relationships+xml" pkg:padding="256"&gt;&lt;pkg:xmlData&gt;&lt;Relationships xmlns="http://schemas.openxmlformats.org/package/2006/relationships"&gt;&lt;Relationship Id="rId1" Type="http://schemas.openxmlformats.org/officeDocument/2006/relationships/styles" Target="styles.xml"/&gt;&lt;/Relationships&gt;&lt;/pkg:xmlData&gt;&lt;/pkg:part&gt;&lt;pkg:part pkg:name="/word/styles.xml" pkg:contentType="application/vnd.openxmlformats-officedocument.wordprocessingml.styles+xml"&gt;&lt;pkg:xmlData&gt;&lt;w:styles xmlns:mc="http://schemas.openxmlformats.org/markup-compatibility/2006" xmlns:r="http://schemas.openxmlformats.org/officeDocument/2006/relationships" xmlns:w="http://schemas.openxmlformats.org/wordprocessingml/2006/main" xmlns:w14="http://schemas.microsoft.com/office/word/2010/wordml" xmlns:w15="http://schemas.microsoft.com/office/word/2012/wordml" xmlns:w16cex="http://schemas.microsoft.com/office/word/2018/wordml/cex" xmlns:w16cid="http://schemas.microsoft.com/office/word/2016/wordml/cid" xmlns:w16="http://schemas.microsoft.com/office/word/2018/wordml" xmlns:w16du="http://schemas.microsoft.com/office/word/2023/wordml/word16du" xmlns:w16sdtdh="http://schemas.microsoft.com/office/word/2020/wordml/sdtdatahash" xmlns:w16se="http://schemas.microsoft.com/office/word/2015/wordml/symex" mc:Ignorable="w14 w15 w16se w16cid w16 w16cex w16sdtdh w16du"&gt;&lt;w:docDefaults&gt;&lt;w:rPrDefault&gt;&lt;w:rPr&gt;&lt;w:rFonts w:asciiTheme="minorHAnsi" w:eastAsiaTheme="minorEastAsia" w:hAnsiTheme="minorHAnsi" w:cstheme="minorBidi"/&gt;&lt;w:kern w:val="2"/&gt;&lt;w:sz w:val="24"/&gt;&lt;w:szCs w:val="24"/&gt;&lt;w:lang w:val="en-US" w:eastAsia="en-US" w:bidi="ar-SA"/&gt;&lt;w14:ligatures w14:val="standardContextual"/&gt;&lt;/w:rPr&gt;&lt;/w:rPrDefault&gt;&lt;w:pPrDefault&gt;&lt;w:pPr&gt;&lt;w:spacing w:after="160" w:line="278" w:lineRule="auto"/&gt;&lt;/w:pPr&gt;&lt;/w:pPrDefault&gt;&lt;/w:docDefaults&gt;&lt;w:style w:type="paragraph" w:default="1" w:styleId="Normal"&gt;&lt;w:name w:val="Normal"/&gt;&lt;w:qFormat/&gt;&lt;/w:style&gt;&lt;w:style w:type="character" w:default="1" w:styleId="DefaultParagraphFont"&gt;&lt;w:name w:val="Default Paragraph Font"/&gt;&lt;w:uiPriority w:val="1"/&gt;&lt;w:semiHidden/&gt;&lt;w:unhideWhenUsed/&gt;&lt;/w:style&gt;&lt;w:style w:type="table" w:default="1" w:styleId="TableNormal"&gt;&lt;w:name w:val="Normal Table"/&gt;&lt;w:uiPriority w:val="99"/&gt;&lt;w:semiHidden/&gt;&lt;w:unhideWhenUsed/&gt;&lt;w:tblPr&gt;&lt;w:tblInd w:w="0" w:type="dxa"/&gt;&lt;w:tblCellMar&gt;&lt;w:top w:w="0" w:type="dxa"/&gt;&lt;w:left w:w="108" w:type="dxa"/&gt;&lt;w:bottom w:w="0" w:type="dxa"/&gt;&lt;w:right w:w="108" w:type="dxa"/&gt;&lt;/w:tblCellMar&gt;&lt;/w:tblPr&gt;&lt;/w:style&gt;&lt;w:style w:type="numbering" w:default="1" w:styleId="NoList"&gt;&lt;w:name w:val="No List"/&gt;&lt;w:uiPriority w:val="99"/&gt;&lt;w:semiHidden/&gt;&lt;w:unhideWhenUsed/&gt;&lt;/w:style&gt;&lt;/w:styles&gt;&lt;/pkg:xmlData&gt;&lt;/pkg:part&gt;&lt;pkg:part pkg:name="/docMetadata/LabelInfo.xml" pkg:contentType="application/vnd.ms-office.classificationlabels+xml"&gt;&lt;pkg:xmlData&gt;&lt;clbl:labelList xmlns:clbl="http://schemas.microsoft.com/office/2020/mipLabelMetadata"&gt;&lt;clbl:label id="{f42aa342-8706-4288-bd11-ebb85995028c}" enabled="1" method="Standard" siteId="{72f988bf-86f1-41af-91ab-2d7cd011db47}" contentBits="0" removed="0"/&gt;&lt;/clbl:labelList&gt;&lt;/pkg:xmlData&gt;&lt;/pkg:part&gt;&lt;/pkg:package&gt;
-</VendorNo>
-      <VendorPurchasesLCY>&lt;?xml version="1.0" standalone="yes"?&gt;
-&lt;?mso-application progid="Word.Document"?&gt;
-&lt;pkg:package xmlns:pkg="http://schemas.microsoft.com/office/2006/xmlPackage"&gt;&lt;pkg:part pkg:name="/_rels/.rels" pkg:contentType="application/vnd.openxmlformats-package.relationships+xml" pkg:padding="512"&gt;&lt;pkg:xmlData&gt;&lt;Relationships xmlns="http://schemas.openxmlformats.org/package/2006/relationships"&gt;&lt;Relationship Id="rId2" Type="http://schemas.microsoft.com/office/2020/02/relationships/classificationlabels" Target="docMetadata/LabelInfo.xml"/&gt;&lt;Relationship Id="rId1" Type="http://schemas.openxmlformats.org/officeDocument/2006/relationships/officeDocument" Target="word/document.xml"/&gt;&lt;/Relationships&gt;&lt;/pkg:xmlData&gt;&lt;/pkg:part&gt;&lt;pkg:part pkg:name="/word/document.xml" pkg:contentType="application/vnd.openxmlformats-officedocument.wordprocessingml.document.main+xml"&gt;&lt;pkg:xmlData&gt;&lt;w:document xmlns:wpc="http://schemas.microsoft.com/office/word/2010/wordprocessingCanvas" xmlns:cx="http://schemas.microsoft.com/office/drawing/2014/chartex" xmlns:cx1="http://schemas.microsoft.com/office/drawing/2015/9/8/chartex" xmlns:cx2="http://schemas.microsoft.com/office/drawing/2015/10/21/chartex" xmlns:cx3="http://schemas.microsoft.com/office/drawing/2016/5/9/chartex" xmlns:cx4="http://schemas.microsoft.com/office/drawing/2016/5/10/chartex" xmlns:cx5="http://schemas.microsoft.com/office/drawing/2016/5/11/chartex" xmlns:cx6="http://schemas.microsoft.com/office/drawing/2016/5/12/chartex" xmlns:cx7="http://schemas.microsoft.com/office/drawing/2016/5/13/chartex" xmlns:cx8="http://schemas.microsoft.com/office/drawing/2016/5/14/chartex" xmlns:mc="http://schemas.openxmlformats.org/markup-compatibility/2006" xmlns:aink="http://schemas.microsoft.com/office/drawing/2016/ink" xmlns:am3d="http://schemas.microsoft.com/office/drawing/2017/model3d" xmlns:o="urn:schemas-microsoft-com:office:office" xmlns:oel="http://schemas.microsoft.com/office/2019/extlst" xmlns:r="http://schemas.openxmlformats.org/officeDocument/2006/relationships" xmlns:m="http://schemas.openxmlformats.org/officeDocument/2006/math" xmlns:v="urn:schemas-microsoft-com:vml" xmlns:wp14="http://schemas.microsoft.com/office/word/2010/wordprocessingDrawing" xmlns:wp="http://schemas.openxmlformats.org/drawingml/2006/wordprocessingDrawing" xmlns:w10="urn:schemas-microsoft-com:office:word" xmlns:w="http://schemas.openxmlformats.org/wordprocessingml/2006/main" xmlns:w14="http://schemas.microsoft.com/office/word/2010/wordml" xmlns:w15="http://schemas.microsoft.com/office/word/2012/wordml" xmlns:w16cex="http://schemas.microsoft.com/office/word/2018/wordml/cex" xmlns:w16cid="http://schemas.microsoft.com/office/word/2016/wordml/cid" xmlns:w16="http://schemas.microsoft.com/office/word/2018/wordml" xmlns:w16du="http://schemas.microsoft.com/office/word/2023/wordml/word16du" xmlns:w16sdtdh="http://schemas.microsoft.com/office/word/2020/wordml/sdtdatahash" xmlns:w16se="http://schemas.microsoft.com/office/word/2015/wordml/symex" xmlns:wpg="http://schemas.microsoft.com/office/word/2010/wordprocessingGroup" xmlns:wpi="http://schemas.microsoft.com/office/word/2010/wordprocessingInk" xmlns:wne="http://schemas.microsoft.com/office/word/2006/wordml" xmlns:wps="http://schemas.microsoft.com/office/word/2010/wordprocessingShape" mc:Ignorable="w14 w15 w16se w16cid w16 w16cex w16sdtdh w16du wp14"&gt;&lt;w:body&gt;&lt;w:p&gt;&lt;w:pPr&gt;&lt;w:spacing w:after="0" w:line="240" w:lineRule="auto"/&gt;&lt;/w:pPr&gt;&lt;w:r&gt;&lt;w:t&gt;VendorPurchasesLCY&lt;/w:t&gt;&lt;/w:r&gt;&lt;/w:p&gt;&lt;w:sectPr&gt;&lt;w:pgSz w:w="12240" w:h="15840"/&gt;&lt;w:pgMar w:top="1440" w:right="1440" w:bottom="1440" w:left="1440" w:header="720" w:footer="720" w:gutter="0"/&gt;&lt;w:cols w:space="720"/&gt;&lt;/w:sectPr&gt;&lt;/w:body&gt;&lt;/w:document&gt;&lt;/pkg:xmlData&gt;&lt;/pkg:part&gt;&lt;pkg:part pkg:name="/word/_rels/document.xml.rels" pkg:contentType="application/vnd.openxmlformats-package.relationships+xml" pkg:padding="256"&gt;&lt;pkg:xmlData&gt;&lt;Relationships xmlns="http://schemas.openxmlformats.org/package/2006/relationships"&gt;&lt;Relationship Id="rId1" Type="http://schemas.openxmlformats.org/officeDocument/2006/relationships/styles" Target="styles.xml"/&gt;&lt;/Relationships&gt;&lt;/pkg:xmlData&gt;&lt;/pkg:part&gt;&lt;pkg:part pkg:name="/word/styles.xml" pkg:contentType="application/vnd.openxmlformats-officedocument.wordprocessingml.styles+xml"&gt;&lt;pkg:xmlData&gt;&lt;w:styles xmlns:mc="http://schemas.openxmlformats.org/markup-compatibility/2006" xmlns:r="http://schemas.openxmlformats.org/officeDocument/2006/relationships" xmlns:w="http://schemas.openxmlformats.org/wordprocessingml/2006/main" xmlns:w14="http://schemas.microsoft.com/office/word/2010/wordml" xmlns:w15="http://schemas.microsoft.com/office/word/2012/wordml" xmlns:w16cex="http://schemas.microsoft.com/office/word/2018/wordml/cex" xmlns:w16cid="http://schemas.microsoft.com/office/word/2016/wordml/cid" xmlns:w16="http://schemas.microsoft.com/office/word/2018/wordml" xmlns:w16du="http://schemas.microsoft.com/office/word/2023/wordml/word16du" xmlns:w16sdtdh="http://schemas.microsoft.com/office/word/2020/wordml/sdtdatahash" xmlns:w16se="http://schemas.microsoft.com/office/word/2015/wordml/symex" mc:Ignorable="w14 w15 w16se w16cid w16 w16cex w16sdtdh w16du"&gt;&lt;w:docDefaults&gt;&lt;w:rPrDefault&gt;&lt;w:rPr&gt;&lt;w:rFonts w:asciiTheme="minorHAnsi" w:eastAsiaTheme="minorEastAsia" w:hAnsiTheme="minorHAnsi" w:cstheme="minorBidi"/&gt;&lt;w:kern w:val="2"/&gt;&lt;w:sz w:val="24"/&gt;&lt;w:szCs w:val="24"/&gt;&lt;w:lang w:val="en-US" w:eastAsia="en-US" w:bidi="ar-SA"/&gt;&lt;w14:ligatures w14:val="standardContextual"/&gt;&lt;/w:rPr&gt;&lt;/w:rPrDefault&gt;&lt;w:pPrDefault&gt;&lt;w:pPr&gt;&lt;w:spacing w:after="160" w:line="278" w:lineRule="auto"/&gt;&lt;/w:pPr&gt;&lt;/w:pPrDefault&gt;&lt;/w:docDefaults&gt;&lt;w:style w:type="paragraph" w:default="1" w:styleId="Normal"&gt;&lt;w:name w:val="Normal"/&gt;&lt;w:qFormat/&gt;&lt;/w:style&gt;&lt;w:style w:type="character" w:default="1" w:styleId="DefaultParagraphFont"&gt;&lt;w:name w:val="Default Paragraph Font"/&gt;&lt;w:uiPriority w:val="1"/&gt;&lt;w:semiHidden/&gt;&lt;w:unhideWhenUsed/&gt;&lt;/w:style&gt;&lt;w:style w:type="table" w:default="1" w:styleId="TableNormal"&gt;&lt;w:name w:val="Normal Table"/&gt;&lt;w:uiPriority w:val="99"/&gt;&lt;w:semiHidden/&gt;&lt;w:unhideWhenUsed/&gt;&lt;w:tblPr&gt;&lt;w:tblInd w:w="0" w:type="dxa"/&gt;&lt;w:tblCellMar&gt;&lt;w:top w:w="0" w:type="dxa"/&gt;&lt;w:left w:w="108" w:type="dxa"/&gt;&lt;w:bottom w:w="0" w:type="dxa"/&gt;&lt;w:right w:w="108" w:type="dxa"/&gt;&lt;/w:tblCellMar&gt;&lt;/w:tblPr&gt;&lt;/w:style&gt;&lt;w:style w:type="numbering" w:default="1" w:styleId="NoList"&gt;&lt;w:name w:val="No List"/&gt;&lt;w:uiPriority w:val="99"/&gt;&lt;w:semiHidden/&gt;&lt;w:unhideWhenUsed/&gt;&lt;/w:style&gt;&lt;/w:styles&gt;&lt;/pkg:xmlData&gt;&lt;/pkg:part&gt;&lt;pkg:part pkg:name="/docMetadata/LabelInfo.xml" pkg:contentType="application/vnd.ms-office.classificationlabels+xml"&gt;&lt;pkg:xmlData&gt;&lt;clbl:labelList xmlns:clbl="http://schemas.microsoft.com/office/2020/mipLabelMetadata"&gt;&lt;clbl:label id="{f42aa342-8706-4288-bd11-ebb85995028c}" enabled="1" method="Standard" siteId="{72f988bf-86f1-41af-91ab-2d7cd011db47}" contentBits="0" removed="0"/&gt;&lt;/clbl:labelList&gt;&lt;/pkg:xmlData&gt;&lt;/pkg:part&gt;&lt;/pkg:package&gt;
-</VendorPurchasesLCY>
-    </Vendor>
-  </CountryRegion>
-</NavWordReportXmlPart>
+<file path=customXml/item2.xml>��< ? x m l   v e r s i o n = " 1 . 0 "   e n c o d i n g = " u t f - 1 6 " ? > + 
+ < N a v W o r d R e p o r t X m l P a r t   x m l n s = " u r n : m i c r o s o f t - d y n a m i c s - n a v / r e p o r t s / D e n i e d _ V e n d o r s _ L i s t / 1 2 1 1 1 / " > + 
+     < B C R e p o r t I n f o r m a t i o n   x m l n s = " " > + 
+         < R e p o r t M e t a d a t a > + 
+             < E x t e n s i o n I D > E x t e n s i o n   I D < / E x t e n s i o n I D > + 
+             < E x t e n s i o n N a m e > E x t e n s i o n   n a m e < / E x t e n s i o n N a m e > + 
+             < E x t e n s i o n P u b l i s h e r > E x t e n s i o n   p u b l i s h e r < / E x t e n s i o n P u b l i s h e r > + 
+             < E x t e n s i o n V e r s i o n > E x t e n s i o n   v e r s i o n < / E x t e n s i o n V e r s i o n > + 
+             < R e p o r t I D > R e p o r t   I D < / R e p o r t I D > + 
+             < R e p o r t N a m e > R e p o r t   n a m e < / R e p o r t N a m e > + 
+             < A b o u t T h i s R e p o r t T i t l e > A b o u t   T h i s   R e p o r t   T i t l e < / A b o u t T h i s R e p o r t T i t l e > + 
+             < A b o u t T h i s R e p o r t T e x t > A b o u t   T h i s   R e p o r t   T e x t < / A b o u t T h i s R e p o r t T e x t > + 
+             < R e p o r t H e l p L i n k > R e p o r t   H e l p   L i n k < / R e p o r t H e l p L i n k > + 
+         < / R e p o r t M e t a d a t a > + 
+         < R e p o r t R e q u e s t > + 
+             < T e n a n t E n t r a I d > T e n a n t   E n t r a   I d < / T e n a n t E n t r a I d > + 
+             < E n v i r o n m e n t N a m e > E n v i r o n m e n t   n a m e < / E n v i r o n m e n t N a m e > + 
+             < E n v i r o n m e n t T y p e > E n v i r o n m e n t   t y p e < / E n v i r o n m e n t T y p e > + 
+             < C o m p a n y N a m e > C o m p a n y   n a m e < / C o m p a n y N a m e > + 
+             < C o m p a n y I d > C o m p a n y   I d < / C o m p a n y I d > + 
+             < U s e r N a m e > U s e r   n a m e < / U s e r N a m e > + 
+             < D a t e A n d T i m e > D a t e   a n d   t i m e < / D a t e A n d T i m e > + 
+             < L a n g u a g e > L a n g u a g e < / L a n g u a g e > + 
+             < F o r m a t R e g i o n > F o r m a t   R e g i o n < / F o r m a t R e g i o n > + 
+             < D a t e T i m e V a l u e s > + 
+                 < Y e a r > Y e a r < / Y e a r > + 
+                 < M o n t h N u m b e r > M o n t h   n u m b e r < / M o n t h N u m b e r > + 
+                 < D a y N u m b e r > D a y   n u m b e r < / D a y N u m b e r > + 
+                 < H o u r > H o u r < / H o u r > + 
+                 < M i n u t e > M i n u t e < / M i n u t e > + 
+             < / D a t e T i m e V a l u e s > + 
+         < / R e p o r t R e q u e s t > + 
+     < / B C R e p o r t I n f o r m a t i o n > + 
+     < L a b e l s > + 
+         < V e n d o r A d d r e s s C a p t i o n > & l t ; ? x m l   v e r s i o n = " 1 . 0 "   s t a n d a l o n e = " y e s " ? & g t ; + 
+ & l t ; ? m s o - a p p l i c a t i o n   p r o g i d = " W o r d . D o c u m e n t " ? & g t ; + 
+ & l t ; p k g : p a c k a g e   x m l n s : p k g = " h t t p : / / s c h e m a s . m i c r o s o f t . c o m / o f f i c e / 2 0 0 6 / x m l P a c k a g e " & g t ; & l t ; p k g : p a r t   p k g : n a m e = " / _ r e l s / . r e l s "   p k g : c o n t e n t T y p e = " a p p l i c a t i o n / v n d . o p e n x m l f o r m a t s - p a c k a g e . r e l a t i o n s h i p s + x m l "   p k g : p a d d i n g = " 5 1 2 " & g t ; & l t ; p k g : x m l D a t a & g t ; & l t ; R e l a t i o n s h i p s   x m l n s = " h t t p : / / s c h e m a s . o p e n x m l f o r m a t s . o r g / p a c k a g e / 2 0 0 6 / r e l a t i o n s h i p s " & g t ; & l t ; R e l a t i o n s h i p   I d = " r I d 2 "   T y p e = " h t t p : / / s c h e m a s . m i c r o s o f t . c o m / o f f i c e / 2 0 2 0 / 0 2 / r e l a t i o n s h i p s / c l a s s i f i c a t i o n l a b e l s "   T a r g e t = " d o c M e t a d a t a / L a b e l I n f o . x m l " / & g t ; & l t ; R e l a t i o n s h i p   I d = " r I d 1 "   T y p e = " h t t p : / / s c h e m a s . o p e n x m l f o r m a t s . o r g / o f f i c e D o c u m e n t / 2 0 0 6 / r e l a t i o n s h i p s / o f f i c e D o c u m e n t "   T a r g e t = " w o r d / d o c u m e n t . x m l " / & g t ; & l t ; / R e l a t i o n s h i p s & g t ; & l t ; / p k g : x m l D a t a & g t ; & l t ; / p k g : p a r t & g t ; & l t ; p k g : p a r t   p k g : n a m e = " / w o r d / d o c u m e n t . x m l "   p k g : c o n t e n t T y p e = " a p p l i c a t i o n / v n d . o p e n x m l f o r m a t s - o f f i c e d o c u m e n t . w o r d p r o c e s s i n g m l . d o c u m e n t . m a i n + x m l " & g t ; & l t ; p k g : x m l D a t a & g t ; & l t ; w : d o c u m e n t   x m l n s : w p c = " h t t p : / / s c h e m a s . m i c r o s o f t . c o m / o f f i c e / w o r d / 2 0 1 0 / w o r d p r o c e s s i n g C a n v a s "   x m l n s : c x = " h t t p : / / s c h e m a s . m i c r o s o f t . c o m / o f f i c e / d r a w i n g / 2 0 1 4 / c h a r t e x "   x m l n s : c x 1 = " h t t p : / / s c h e m a s . m i c r o s o f t . c o m / o f f i c e / d r a w i n g / 2 0 1 5 / 9 / 8 / c h a r t e x "   x m l n s : c x 2 = " h t t p : / / s c h e m a s . m i c r o s o f t . c o m / o f f i c e / d r a w i n g / 2 0 1 5 / 1 0 / 2 1 / c h a r t e x "   x m l n s : c x 3 = " h t t p : / / s c h e m a s . m i c r o s o f t . c o m / o f f i c e / d r a w i n g / 2 0 1 6 / 5 / 9 / c h a r t e x "   x m l n s : c x 4 = " h t t p : / / s c h e m a s . m i c r o s o f t . c o m / o f f i c e / d r a w i n g / 2 0 1 6 / 5 / 1 0 / c h a r t e x "   x m l n s : c x 5 = " h t t p : / / s c h e m a s . m i c r o s o f t . c o m / o f f i c e / d r a w i n g / 2 0 1 6 / 5 / 1 1 / c h a r t e x "   x m l n s : c x 6 = " h t t p : / / s c h e m a s . m i c r o s o f t . c o m / o f f i c e / d r a w i n g / 2 0 1 6 / 5 / 1 2 / c h a r t e x "   x m l n s : c x 7 = " h t t p : / / s c h e m a s . m i c r o s o f t . c o m / o f f i c e / d r a w i n g / 2 0 1 6 / 5 / 1 3 / c h a r t e x "   x m l n s : c x 8 = " h t t p : / / s c h e m a s . m i c r o s o f t . c o m / o f f i c e / d r a w i n g / 2 0 1 6 / 5 / 1 4 / c h a r t e x "   x m l n s : m c = " h t t p : / / s c h e m a s . o p e n x m l f o r m a t s . o r g / m a r k u p - c o m p a t i b i l i t y / 2 0 0 6 "   x m l n s : a i n k = " h t t p : / / s c h e m a s . m i c r o s o f t . c o m / o f f i c e / d r a w i n g / 2 0 1 6 / i n k "   x m l n s : a m 3 d = " h t t p : / / s c h e m a s . m i c r o s o f t . c o m / o f f i c e / d r a w i n g / 2 0 1 7 / m o d e l 3 d "   x m l n s : o = " u r n : s c h e m a s - m i c r o s o f t - c o m : o f f i c e : o f f i c e "   x m l n s : o e l = " h t t p : / / s c h e m a s . m i c r o s o f t . c o m / o f f i c e / 2 0 1 9 / e x t l s t "   x m l n s : r = " h t t p : / / s c h e m a s . o p e n x m l f o r m a t s . o r g / o f f i c e D o c u m e n t / 2 0 0 6 / r e l a t i o n s h i p s "   x m l n s : m = " h t t p : / / s c h e m a s . o p e n x m l f o r m a t s . o r g / o f f i c e D o c u m e n t / 2 0 0 6 / m a t h "   x m l n s : v = " u r n : s c h e m a s - m i c r o s o f t - c o m : v m l "   x m l n s : w p 1 4 = " h t t p : / / s c h e m a s . m i c r o s o f t . c o m / o f f i c e / w o r d / 2 0 1 0 / w o r d p r o c e s s i n g D r a w i n g "   x m l n s : w p = " h t t p : / / s c h e m a s . o p e n x m l f o r m a t s . o r g / d r a w i n g m l / 2 0 0 6 / w o r d p r o c e s s i n g D r a w i n g "   x m l n s : w 1 0 = " u r n : s c h e m a s - m i c r o s o f t - c o m : o f f i c e : w o r d "   x m l n s : w = " h t t p : / / s c h e m a s . o p e n x m l f o r m a t s . o r g / w o r d p r o c e s s i n g m l / 2 0 0 6 / m a i n "   x m l n s : w 1 4 = " h t t p : / / s c h e m a s . m i c r o s o f t . c o m / o f f i c e / w o r d / 2 0 1 0 / w o r d m l "   x m l n s : w 1 5 = " h t t p : / / s c h e m a s . m i c r o s o f t . c o m / o f f i c e / w o r d / 2 0 1 2 / w o r d m l "   x m l n s : w 1 6 c e x = " h t t p : / / s c h e m a s . m i c r o s o f t . c o m / o f f i c e / w o r d / 2 0 1 8 / w o r d m l / c e x "   x m l n s : w 1 6 c i d = " h t t p : / / s c h e m a s . m i c r o s o f t . c o m / o f f i c e / w o r d / 2 0 1 6 / w o r d m l / c i d "   x m l n s : w 1 6 = " h t t p : / / s c h e m a s . m i c r o s o f t . c o m / o f f i c e / w o r d / 2 0 1 8 / w o r d m l "   x m l n s : w 1 6 d u = " h t t p : / / s c h e m a s . m i c r o s o f t . c o m / o f f i c e / w o r d / 2 0 2 3 / w o r d m l / w o r d 1 6 d u "   x m l n s : w 1 6 s d t d h = " h t t p : / / s c h e m a s . m i c r o s o f t . c o m / o f f i c e / w o r d / 2 0 2 0 / w o r d m l / s d t d a t a h a s h "   x m l n s : w 1 6 s e = " h t t p : / / s c h e m a s . m i c r o s o f t . c o m / o f f i c e / w o r d / 2 0 1 5 / w o r d m l / s y m e x "   x m l n s : w p g = " h t t p : / / s c h e m a s . m i c r o s o f t . c o m / o f f i c e / w o r d / 2 0 1 0 / w o r d p r o c e s s i n g G r o u p "   x m l n s : w p i = " h t t p : / / s c h e m a s . m i c r o s o f t . c o m / o f f i c e / w o r d / 2 0 1 0 / w o r d p r o c e s s i n g I n k "   x m l n s : w n e = " h t t p : / / s c h e m a s . m i c r o s o f t . c o m / o f f i c e / w o r d / 2 0 0 6 / w o r d m l "   x m l n s : w p s = " h t t p : / / s c h e m a s . m i c r o s o f t . c o m / o f f i c e / w o r d / 2 0 1 0 / w o r d p r o c e s s i n g S h a p e "   m c : I g n o r a b l e = " w 1 4   w 1 5   w 1 6 s e   w 1 6 c i d   w 1 6   w 1 6 c e x   w 1 6 s d t d h   w 1 6 d u   w p 1 4 " & g t ; & l t ; w : b o d y & g t ; & l t ; w : p   w 1 4 : p a r a I d = " 2 6 A F 4 B 2 7 "   w 1 4 : t e x t I d = " 2 D C 9 C 6 1 A "   w : r s i d R = " 0 0 0 8 0 7 8 D "   w : r s i d R D e f a u l t = " 0 0 0 8 0 7 8 D " & g t ; & l t ; w : p P r & g t ; & l t ; w : s p a c i n g   w : b e f o r e = " 4 0 "   w : a f t e r = " 0 "   w : l i n e = " 2 4 0 "   w : l i n e R u l e = " a u t o " / & g t ; & l t ; / w : p P r & g t ; & l t ; w : r & g t ; & l t ; w : t & g t ; V e n d o r A d d r e s s C a p t i o n & l t ; / w : t & g t ; & l t ; / w : r & g t ; & l t ; / w : p & g t ; & l t ; w : s e c t P r   w : r s i d R = " 0 0 0 0 0 0 0 0 " & g t ; & l t ; w : p g S z   w : w = " 1 2 2 4 0 "   w : h = " 1 5 8 4 0 " / & g t ; & l t ; w : p g M a r   w : t o p = " 1 4 4 0 "   w : r i g h t = " 1 4 4 0 "   w : b o t t o m = " 1 4 4 0 "   w : l e f t = " 1 4 4 0 "   w : h e a d e r = " 7 2 0 "   w : f o o t e r = " 7 2 0 "   w : g u t t e r = " 0 " / & g t ; & l t ; w : c o l s   w : s p a c e = " 7 2 0 " / & g t ; & l t ; / w : s e c t P r & g t ; & l t ; / w : b o d y & g t ; & l t ; / w : d o c u m e n t & g t ; & l t ; / p k g : x m l D a t a & g t ; & l t ; / p k g : p a r t & g t ; & l t ; p k g : p a r t   p k g : n a m e = " / w o r d / _ r e l s / d o c u m e n t . x m l . r e l s "   p k g : c o n t e n t T y p e = " a p p l i c a t i o n / v n d . o p e n x m l f o r m a t s - p a c k a g e . r e l a t i o n s h i p s + x m l "   p k g : p a d d i n g = " 2 5 6 " & g t ; & l t ; p k g : x m l D a t a & g t ; & l t ; R e l a t i o n s h i p s   x m l n s = " h t t p : / / s c h e m a s . o p e n x m l f o r m a t s . o r g / p a c k a g e / 2 0 0 6 / r e l a t i o n s h i p s " & g t ; & l t ; R e l a t i o n s h i p   I d = " r I d 1 "   T y p e = " h t t p : / / s c h e m a s . o p e n x m l f o r m a t s . o r g / o f f i c e D o c u m e n t / 2 0 0 6 / r e l a t i o n s h i p s / s t y l e s "   T a r g e t = " s t y l e s . x m l " / & g t ; & l t ; / R e l a t i o n s h i p s & g t ; & l t ; / p k g : x m l D a t a & g t ; & l t ; / p k g : p a r t & g t ; & l t ; p k g : p a r t   p k g : n a m e = " / w o r d / s t y l e s . x m l "   p k g : c o n t e n t T y p e = " a p p l i c a t i o n / v n d . o p e n x m l f o r m a t s - o f f i c e d o c u m e n t . w o r d p r o c e s s i n g m l . s t y l e s + x m l " & g t ; & l t ; p k g : x m l D a t a & g t ; & l t ; w : s t y l e s   x m l n s : m c = " h t t p : / / s c h e m a s . o p e n x m l f o r m a t s . o r g / m a r k u p - c o m p a t i b i l i t y / 2 0 0 6 "   x m l n s : r = " h t t p : / / s c h e m a s . o p e n x m l f o r m a t s . o r g / o f f i c e D o c u m e n t / 2 0 0 6 / r e l a t i o n s h i p s "   x m l n s : w = " h t t p : / / s c h e m a s . o p e n x m l f o r m a t s . o r g / w o r d p r o c e s s i n g m l / 2 0 0 6 / m a i n "   x m l n s : w 1 4 = " h t t p : / / s c h e m a s . m i c r o s o f t . c o m / o f f i c e / w o r d / 2 0 1 0 / w o r d m l "   x m l n s : w 1 5 = " h t t p : / / s c h e m a s . m i c r o s o f t . c o m / o f f i c e / w o r d / 2 0 1 2 / w o r d m l "   x m l n s : w 1 6 c e x = " h t t p : / / s c h e m a s . m i c r o s o f t . c o m / o f f i c e / w o r d / 2 0 1 8 / w o r d m l / c e x "   x m l n s : w 1 6 c i d = " h t t p : / / s c h e m a s . m i c r o s o f t . c o m / o f f i c e / w o r d / 2 0 1 6 / w o r d m l / c i d "   x m l n s : w 1 6 = " h t t p : / / s c h e m a s . m i c r o s o f t . c o m / o f f i c e / w o r d / 2 0 1 8 / w o r d m l "   x m l n s : w 1 6 d u = " h t t p : / / s c h e m a s . m i c r o s o f t . c o m / o f f i c e / w o r d / 2 0 2 3 / w o r d m l / w o r d 1 6 d u "   x m l n s : w 1 6 s d t d h = " h t t p : / / s c h e m a s . m i c r o s o f t . c o m / o f f i c e / w o r d / 2 0 2 0 / w o r d m l / s d t d a t a h a s h "   x m l n s : w 1 6 s e = " h t t p : / / s c h e m a s . m i c r o s o f t . c o m / o f f i c e / w o r d / 2 0 1 5 / w o r d m l / s y m e x "   m c : I g n o r a b l e = " w 1 4   w 1 5   w 1 6 s e   w 1 6 c i d   w 1 6   w 1 6 c e x   w 1 6 s d t d h   w 1 6 d u " & g t ; & l t ; w : d o c D e f a u l t s & g t ; & l t ; w : r P r D e f a u l t & g t ; & l t ; w : r P r & g t ; & l t ; w : r F o n t s   w : a s c i i T h e m e = " m i n o r H A n s i "   w : e a s t A s i a T h e m e = " m i n o r E a s t A s i a "   w : h A n s i T h e m e = " m i n o r H A n s i "   w : c s t h e m e = " m i n o r B i d i " / & g t ; & l t ; w : k e r n   w : v a l = " 2 " / & g t ; & l t ; w : s z   w : v a l = " 2 4 " / & g t ; & l t ; w : s z C s   w : v a l = " 2 4 " / & g t ; & l t ; w : l a n g   w : v a l = " e n - U S "   w : e a s t A s i a = " e n - U S "   w : b i d i = " a r - S A " / & g t ; & l t ; w 1 4 : l i g a t u r e s   w 1 4 : v a l = " s t a n d a r d C o n t e x t u a l " / & g t ; & l t ; / w : r P r & g t ; & l t ; / w : r P r D e f a u l t & g t ; & l t ; w : p P r D e f a u l t & g t ; & l t ; w : p P r & g t ; & l t ; w : s p a c i n g   w : a f t e r = " 1 6 0 "   w : l i n e = " 2 7 8 "   w : l i n e R u l e = " a u t o " / & g t ; & l t ; / w : p P r & g t ; & l t ; / w : p P r D e f a u l t & g t ; & l t ; / w : d o c D e f a u l t s & g t ; & l t ; w : s t y l e   w : t y p e = " p a r a g r a p h "   w : d e f a u l t = " 1 "   w : s t y l e I d = " N o r m a l " & g t ; & l t ; w : n a m e   w : v a l = " N o r m a l " / & g t ; & l t ; w : q F o r m a t / & g t ; & l t ; / w : s t y l e & g t ; & l t ; w : s t y l e   w : t y p e = " c h a r a c t e r "   w : d e f a u l t = " 1 "   w : s t y l e I d = " D e f a u l t P a r a g r a p h F o n t " & g t ; & l t ; w : n a m e   w : v a l = " D e f a u l t   P a r a g r a p h   F o n t " / & g t ; & l t ; w : u i P r i o r i t y   w : v a l = " 1 " / & g t ; & l t ; w : s e m i H i d d e n / & g t ; & l t ; w : u n h i d e W h e n U s e d / & g t ; & l t ; / w : s t y l e & g t ; & l t ; w : s t y l e   w : t y p e = " t a b l e "   w : d e f a u l t = " 1 "   w : s t y l e I d = " T a b l e N o r m a l " & g t ; & l t ; w : n a m e   w : v a l = " N o r m a l   T a b l e " / & g t ; & l t ; w : u i P r i o r i t y   w : v a l = " 9 9 " / & g t ; & l t ; w : s e m i H i d d e n / & g t ; & l t ; w : u n h i d e W h e n U s e d / & g t ; & l t ; w : t b l P r & g t ; & l t ; w : t b l I n d   w : w = " 0 "   w : t y p e = " d x a " / & g t ; & l t ; w : t b l C e l l M a r & g t ; & l t ; w : t o p   w : w = " 0 "   w : t y p e = " d x a " / & g t ; & l t ; w : l e f t   w : w = " 1 0 8 "   w : t y p e = " d x a " / & g t ; & l t ; w : b o t t o m   w : w = " 0 "   w : t y p e = " d x a " / & g t ; & l t ; w : r i g h t   w : w = " 1 0 8 "   w : t y p e = " d x a " / & g t ; & l t ; / w : t b l C e l l M a r & g t ; & l t ; / w : t b l P r & g t ; & l t ; / w : s t y l e & g t ; & l t ; w : s t y l e   w : t y p e = " n u m b e r i n g "   w : d e f a u l t = " 1 "   w : s t y l e I d = " N o L i s t " & g t ; & l t ; w : n a m e   w : v a l = " N o   L i s t " / & g t ; & l t ; w : u i P r i o r i t y   w : v a l = " 9 9 " / & g t ; & l t ; w : s e m i H i d d e n / & g t ; & l t ; w : u n h i d e W h e n U s e d / & g t ; & l t ; / w : s t y l e & g t ; & l t ; / w : s t y l e s & g t ; & l t ; / p k g : x m l D a t a & g t ; & l t ; / p k g : p a r t & g t ; & l t ; p k g : p a r t   p k g : n a m e = " / d o c M e t a d a t a / L a b e l I n f o . x m l "   p k g : c o n t e n t T y p e = " a p p l i c a t i o n / v n d . m s - o f f i c e . c l a s s i f i c a t i o n l a b e l s + x m l " & g t ; & l t ; p k g : x m l D a t a & g t ; & l t ; c l b l : l a b e l L i s t   x m l n s : c l b l = " h t t p : / / s c h e m a s . m i c r o s o f t . c o m / o f f i c e / 2 0 2 0 / m i p L a b e l M e t a d a t a " & g t ; & l t ; c l b l : l a b e l   i d = " { f 4 2 a a 3 4 2 - 8 7 0 6 - 4 2 8 8 - b d 1 1 - e b b 8 5 9 9 5 0 2 8 c } "   e n a b l e d = " 1 "   m e t h o d = " S t a n d a r d "   s i t e I d = " { 7 2 f 9 8 8 b f - 8 6 f 1 - 4 1 a f - 9 1 a b - 2 d 7 c d 0 1 1 d b 4 7 } "   c o n t e n t B i t s = " 0 "   r e m o v e d = " 0 " / & g t ; & l t ; / c l b l : l a b e l L i s t & g t ; & l t ; / p k g : x m l D a t a & g t ; & l t ; / p k g : p a r t & g t ; & l t ; / p k g : p a c k a g e & g t ; + 
+ < / V e n d o r A d d r e s s C a p t i o n > + 
+         < V e n d o r B a l a n c e L C Y C a p t i o n > & l t ; ? x m l   v e r s i o n = " 1 . 0 "   s t a n d a l o n e = " y e s " ? & g t ; + 
+ & l t ; ? m s o - a p p l i c a t i o n   p r o g i d = " W o r d . D o c u m e n t " ? & g t ; + 
+ & l t ; p k g : p a c k a g e   x m l n s : p k g = " h t t p : / / s c h e m a s . m i c r o s o f t . c o m / o f f i c e / 2 0 0 6 / x m l P a c k a g e " & g t ; & l t ; p k g : p a r t   p k g : n a m e = " / _ r e l s / . r e l s "   p k g : c o n t e n t T y p e = " a p p l i c a t i o n / v n d . o p e n x m l f o r m a t s - p a c k a g e . r e l a t i o n s h i p s + x m l "   p k g : p a d d i n g = " 5 1 2 " & g t ; & l t ; p k g : x m l D a t a & g t ; & l t ; R e l a t i o n s h i p s   x m l n s = " h t t p : / / s c h e m a s . o p e n x m l f o r m a t s . o r g / p a c k a g e / 2 0 0 6 / r e l a t i o n s h i p s " & g t ; & l t ; R e l a t i o n s h i p   I d = " r I d 2 "   T y p e = " h t t p : / / s c h e m a s . m i c r o s o f t . c o m / o f f i c e / 2 0 2 0 / 0 2 / r e l a t i o n s h i p s / c l a s s i f i c a t i o n l a b e l s "   T a r g e t = " d o c M e t a d a t a / L a b e l I n f o . x m l " / & g t ; & l t ; R e l a t i o n s h i p   I d = " r I d 1 "   T y p e = " h t t p : / / s c h e m a s . o p e n x m l f o r m a t s . o r g / o f f i c e D o c u m e n t / 2 0 0 6 / r e l a t i o n s h i p s / o f f i c e D o c u m e n t "   T a r g e t = " w o r d / d o c u m e n t . x m l " / & g t ; & l t ; / R e l a t i o n s h i p s & g t ; & l t ; / p k g : x m l D a t a & g t ; & l t ; / p k g : p a r t & g t ; & l t ; p k g : p a r t   p k g : n a m e = " / w o r d / d o c u m e n t . x m l "   p k g : c o n t e n t T y p e = " a p p l i c a t i o n / v n d . o p e n x m l f o r m a t s - o f f i c e d o c u m e n t . w o r d p r o c e s s i n g m l . d o c u m e n t . m a i n + x m l " & g t ; & l t ; p k g : x m l D a t a & g t ; & l t ; w : d o c u m e n t   x m l n s : w p c = " h t t p : / / s c h e m a s . m i c r o s o f t . c o m / o f f i c e / w o r d / 2 0 1 0 / w o r d p r o c e s s i n g C a n v a s "   x m l n s : c x = " h t t p : / / s c h e m a s . m i c r o s o f t . c o m / o f f i c e / d r a w i n g / 2 0 1 4 / c h a r t e x "   x m l n s : c x 1 = " h t t p : / / s c h e m a s . m i c r o s o f t . c o m / o f f i c e / d r a w i n g / 2 0 1 5 / 9 / 8 / c h a r t e x "   x m l n s : c x 2 = " h t t p : / / s c h e m a s . m i c r o s o f t . c o m / o f f i c e / d r a w i n g / 2 0 1 5 / 1 0 / 2 1 / c h a r t e x "   x m l n s : c x 3 = " h t t p : / / s c h e m a s . m i c r o s o f t . c o m / o f f i c e / d r a w i n g / 2 0 1 6 / 5 / 9 / c h a r t e x "   x m l n s : c x 4 = " h t t p : / / s c h e m a s . m i c r o s o f t . c o m / o f f i c e / d r a w i n g / 2 0 1 6 / 5 / 1 0 / c h a r t e x "   x m l n s : c x 5 = " h t t p : / / s c h e m a s . m i c r o s o f t . c o m / o f f i c e / d r a w i n g / 2 0 1 6 / 5 / 1 1 / c h a r t e x "   x m l n s : c x 6 = " h t t p : / / s c h e m a s . m i c r o s o f t . c o m / o f f i c e / d r a w i n g / 2 0 1 6 / 5 / 1 2 / c h a r t e x "   x m l n s : c x 7 = " h t t p : / / s c h e m a s . m i c r o s o f t . c o m / o f f i c e / d r a w i n g / 2 0 1 6 / 5 / 1 3 / c h a r t e x "   x m l n s : c x 8 = " h t t p : / / s c h e m a s . m i c r o s o f t . c o m / o f f i c e / d r a w i n g / 2 0 1 6 / 5 / 1 4 / c h a r t e x "   x m l n s : m c = " h t t p : / / s c h e m a s . o p e n x m l f o r m a t s . o r g / m a r k u p - c o m p a t i b i l i t y / 2 0 0 6 "   x m l n s : a i n k = " h t t p : / / s c h e m a s . m i c r o s o f t . c o m / o f f i c e / d r a w i n g / 2 0 1 6 / i n k "   x m l n s : a m 3 d = " h t t p : / / s c h e m a s . m i c r o s o f t . c o m / o f f i c e / d r a w i n g / 2 0 1 7 / m o d e l 3 d "   x m l n s : o = " u r n : s c h e m a s - m i c r o s o f t - c o m : o f f i c e : o f f i c e "   x m l n s : o e l = " h t t p : / / s c h e m a s . m i c r o s o f t . c o m / o f f i c e / 2 0 1 9 / e x t l s t "   x m l n s : r = " h t t p : / / s c h e m a s . o p e n x m l f o r m a t s . o r g / o f f i c e D o c u m e n t / 2 0 0 6 / r e l a t i o n s h i p s "   x m l n s : m = " h t t p : / / s c h e m a s . o p e n x m l f o r m a t s . o r g / o f f i c e D o c u m e n t / 2 0 0 6 / m a t h "   x m l n s : v = " u r n : s c h e m a s - m i c r o s o f t - c o m : v m l "   x m l n s : w p 1 4 = " h t t p : / / s c h e m a s . m i c r o s o f t . c o m / o f f i c e / w o r d / 2 0 1 0 / w o r d p r o c e s s i n g D r a w i n g "   x m l n s : w p = " h t t p : / / s c h e m a s . o p e n x m l f o r m a t s . o r g / d r a w i n g m l / 2 0 0 6 / w o r d p r o c e s s i n g D r a w i n g "   x m l n s : w 1 0 = " u r n : s c h e m a s - m i c r o s o f t - c o m : o f f i c e : w o r d "   x m l n s : w = " h t t p : / / s c h e m a s . o p e n x m l f o r m a t s . o r g / w o r d p r o c e s s i n g m l / 2 0 0 6 / m a i n "   x m l n s : w 1 4 = " h t t p : / / s c h e m a s . m i c r o s o f t . c o m / o f f i c e / w o r d / 2 0 1 0 / w o r d m l "   x m l n s : w 1 5 = " h t t p : / / s c h e m a s . m i c r o s o f t . c o m / o f f i c e / w o r d / 2 0 1 2 / w o r d m l "   x m l n s : w 1 6 c e x = " h t t p : / / s c h e m a s . m i c r o s o f t . c o m / o f f i c e / w o r d / 2 0 1 8 / w o r d m l / c e x "   x m l n s : w 1 6 c i d = " h t t p : / / s c h e m a s . m i c r o s o f t . c o m / o f f i c e / w o r d / 2 0 1 6 / w o r d m l / c i d "   x m l n s : w 1 6 = " h t t p : / / s c h e m a s . m i c r o s o f t . c o m / o f f i c e / w o r d / 2 0 1 8 / w o r d m l "   x m l n s : w 1 6 d u = " h t t p : / / s c h e m a s . m i c r o s o f t . c o m / o f f i c e / w o r d / 2 0 2 3 / w o r d m l / w o r d 1 6 d u "   x m l n s : w 1 6 s d t d h = " h t t p : / / s c h e m a s . m i c r o s o f t . c o m / o f f i c e / w o r d / 2 0 2 0 / w o r d m l / s d t d a t a h a s h "   x m l n s : w 1 6 s e = " h t t p : / / s c h e m a s . m i c r o s o f t . c o m / o f f i c e / w o r d / 2 0 1 5 / w o r d m l / s y m e x "   x m l n s : w p g = " h t t p : / / s c h e m a s . m i c r o s o f t . c o m / o f f i c e / w o r d / 2 0 1 0 / w o r d p r o c e s s i n g G r o u p "   x m l n s : w p i = " h t t p : / / s c h e m a s . m i c r o s o f t . c o m / o f f i c e / w o r d / 2 0 1 0 / w o r d p r o c e s s i n g I n k "   x m l n s : w n e = " h t t p : / / s c h e m a s . m i c r o s o f t . c o m / o f f i c e / w o r d / 2 0 0 6 / w o r d m l "   x m l n s : w p s = " h t t p : / / s c h e m a s . m i c r o s o f t . c o m / o f f i c e / w o r d / 2 0 1 0 / w o r d p r o c e s s i n g S h a p e "   m c : I g n o r a b l e = " w 1 4   w 1 5   w 1 6 s e   w 1 6 c i d   w 1 6   w 1 6 c e x   w 1 6 s d t d h   w 1 6 d u   w p 1 4 " & g t ; & l t ; w : b o d y & g t ; & l t ; w : p   w 1 4 : p a r a I d = " 6 0 B 3 C 9 6 1 "   w 1 4 : t e x t I d = " 1 E 0 F 0 A 5 7 "   w : r s i d R = " 0 0 9 E 7 D 5 3 "   w : r s i d R D e f a u l t = " 0 0 9 E 7 D 5 3 " & g t ; & l t ; w : p P r & g t ; & l t ; w : s p a c i n g   w : b e f o r e = " 4 0 "   w : a f t e r = " 0 "   w : l i n e = " 2 4 0 "   w : l i n e R u l e = " a u t o " / & g t ; & l t ; / w : p P r & g t ; & l t ; w : r & g t ; & l t ; w : t & g t ; V e n d o r B a l a n c e L C Y C a p t i o n & l t ; / w : t & g t ; & l t ; / w : r & g t ; & l t ; / w : p & g t ; & l t ; w : s e c t P r   w : r s i d R = " 0 0 0 0 0 0 0 0 " & g t ; & l t ; w : p g S z   w : w = " 1 2 2 4 0 "   w : h = " 1 5 8 4 0 " / & g t ; & l t ; w : p g M a r   w : t o p = " 1 4 4 0 "   w : r i g h t = " 1 4 4 0 "   w : b o t t o m = " 1 4 4 0 "   w : l e f t = " 1 4 4 0 "   w : h e a d e r = " 7 2 0 "   w : f o o t e r = " 7 2 0 "   w : g u t t e r = " 0 " / & g t ; & l t ; w : c o l s   w : s p a c e = " 7 2 0 " / & g t ; & l t ; / w : s e c t P r & g t ; & l t ; / w : b o d y & g t ; & l t ; / w : d o c u m e n t & g t ; & l t ; / p k g : x m l D a t a & g t ; & l t ; / p k g : p a r t & g t ; & l t ; p k g : p a r t   p k g : n a m e = " / w o r d / _ r e l s / d o c u m e n t . x m l . r e l s "   p k g : c o n t e n t T y p e = " a p p l i c a t i o n / v n d . o p e n x m l f o r m a t s - p a c k a g e . r e l a t i o n s h i p s + x m l "   p k g : p a d d i n g = " 2 5 6 " & g t ; & l t ; p k g : x m l D a t a & g t ; & l t ; R e l a t i o n s h i p s   x m l n s = " h t t p : / / s c h e m a s . o p e n x m l f o r m a t s . o r g / p a c k a g e / 2 0 0 6 / r e l a t i o n s h i p s " & g t ; & l t ; R e l a t i o n s h i p   I d = " r I d 1 "   T y p e = " h t t p : / / s c h e m a s . o p e n x m l f o r m a t s . o r g / o f f i c e D o c u m e n t / 2 0 0 6 / r e l a t i o n s h i p s / s t y l e s "   T a r g e t = " s t y l e s . x m l " / & g t ; & l t ; / R e l a t i o n s h i p s & g t ; & l t ; / p k g : x m l D a t a & g t ; & l t ; / p k g : p a r t & g t ; & l t ; p k g : p a r t   p k g : n a m e = " / w o r d / s t y l e s . x m l "   p k g : c o n t e n t T y p e = " a p p l i c a t i o n / v n d . o p e n x m l f o r m a t s - o f f i c e d o c u m e n t . w o r d p r o c e s s i n g m l . s t y l e s + x m l " & g t ; & l t ; p k g : x m l D a t a & g t ; & l t ; w : s t y l e s   x m l n s : m c = " h t t p : / / s c h e m a s . o p e n x m l f o r m a t s . o r g / m a r k u p - c o m p a t i b i l i t y / 2 0 0 6 "   x m l n s : r = " h t t p : / / s c h e m a s . o p e n x m l f o r m a t s . o r g / o f f i c e D o c u m e n t / 2 0 0 6 / r e l a t i o n s h i p s "   x m l n s : w = " h t t p : / / s c h e m a s . o p e n x m l f o r m a t s . o r g / w o r d p r o c e s s i n g m l / 2 0 0 6 / m a i n "   x m l n s : w 1 4 = " h t t p : / / s c h e m a s . m i c r o s o f t . c o m / o f f i c e / w o r d / 2 0 1 0 / w o r d m l "   x m l n s : w 1 5 = " h t t p : / / s c h e m a s . m i c r o s o f t . c o m / o f f i c e / w o r d / 2 0 1 2 / w o r d m l "   x m l n s : w 1 6 c e x = " h t t p : / / s c h e m a s . m i c r o s o f t . c o m / o f f i c e / w o r d / 2 0 1 8 / w o r d m l / c e x "   x m l n s : w 1 6 c i d = " h t t p : / / s c h e m a s . m i c r o s o f t . c o m / o f f i c e / w o r d / 2 0 1 6 / w o r d m l / c i d "   x m l n s : w 1 6 = " h t t p : / / s c h e m a s . m i c r o s o f t . c o m / o f f i c e / w o r d / 2 0 1 8 / w o r d m l "   x m l n s : w 1 6 d u = " h t t p : / / s c h e m a s . m i c r o s o f t . c o m / o f f i c e / w o r d / 2 0 2 3 / w o r d m l / w o r d 1 6 d u "   x m l n s : w 1 6 s d t d h = " h t t p : / / s c h e m a s . m i c r o s o f t . c o m / o f f i c e / w o r d / 2 0 2 0 / w o r d m l / s d t d a t a h a s h "   x m l n s : w 1 6 s e = " h t t p : / / s c h e m a s . m i c r o s o f t . c o m / o f f i c e / w o r d / 2 0 1 5 / w o r d m l / s y m e x "   m c : I g n o r a b l e = " w 1 4   w 1 5   w 1 6 s e   w 1 6 c i d   w 1 6   w 1 6 c e x   w 1 6 s d t d h   w 1 6 d u " & g t ; & l t ; w : d o c D e f a u l t s & g t ; & l t ; w : r P r D e f a u l t & g t ; & l t ; w : r P r & g t ; & l t ; w : r F o n t s   w : a s c i i T h e m e = " m i n o r H A n s i "   w : e a s t A s i a T h e m e = " m i n o r E a s t A s i a "   w : h A n s i T h e m e = " m i n o r H A n s i "   w : c s t h e m e = " m i n o r B i d i " / & g t ; & l t ; w : k e r n   w : v a l = " 2 " / & g t ; & l t ; w : s z   w : v a l = " 2 4 " / & g t ; & l t ; w : s z C s   w : v a l = " 2 4 " / & g t ; & l t ; w : l a n g   w : v a l = " e n - U S "   w : e a s t A s i a = " e n - U S "   w : b i d i = " a r - S A " / & g t ; & l t ; w 1 4 : l i g a t u r e s   w 1 4 : v a l = " s t a n d a r d C o n t e x t u a l " / & g t ; & l t ; / w : r P r & g t ; & l t ; / w : r P r D e f a u l t & g t ; & l t ; w : p P r D e f a u l t & g t ; & l t ; w : p P r & g t ; & l t ; w : s p a c i n g   w : a f t e r = " 1 6 0 "   w : l i n e = " 2 7 8 "   w : l i n e R u l e = " a u t o " / & g t ; & l t ; / w : p P r & g t ; & l t ; / w : p P r D e f a u l t & g t ; & l t ; / w : d o c D e f a u l t s & g t ; & l t ; w : s t y l e   w : t y p e = " p a r a g r a p h "   w : d e f a u l t = " 1 "   w : s t y l e I d = " N o r m a l " & g t ; & l t ; w : n a m e   w : v a l = " N o r m a l " / & g t ; & l t ; w : q F o r m a t / & g t ; & l t ; w : r s i d   w : v a l = " 0 0 9 E 7 D 5 3 " / & g t ; & l t ; / w : s t y l e & g t ; & l t ; w : s t y l e   w : t y p e = " c h a r a c t e r "   w : d e f a u l t = " 1 "   w : s t y l e I d = " D e f a u l t P a r a g r a p h F o n t " & g t ; & l t ; w : n a m e   w : v a l = " D e f a u l t   P a r a g r a p h   F o n t " / & g t ; & l t ; w : u i P r i o r i t y   w : v a l = " 1 " / & g t ; & l t ; w : s e m i H i d d e n / & g t ; & l t ; w : u n h i d e W h e n U s e d / & g t ; & l t ; w : r s i d   w : v a l = " 0 0 9 E 7 D 5 3 " / & g t ; & l t ; / w : s t y l e & g t ; & l t ; w : s t y l e   w : t y p e = " t a b l e "   w : d e f a u l t = " 1 "   w : s t y l e I d = " T a b l e N o r m a l " & g t ; & l t ; w : n a m e   w : v a l = " N o r m a l   T a b l e " / & g t ; & l t ; w : u i P r i o r i t y   w : v a l = " 9 9 " / & g t ; & l t ; w : s e m i H i d d e n / & g t ; & l t ; w : u n h i d e W h e n U s e d / & g t ; & l t ; w : t b l P r & g t ; & l t ; w : t b l I n d   w : w = " 0 "   w : t y p e = " d x a " / & g t ; & l t ; w : t b l C e l l M a r & g t ; & l t ; w : t o p   w : w = " 0 "   w : t y p e = " d x a " / & g t ; & l t ; w : l e f t   w : w = " 1 0 8 "   w : t y p e = " d x a " / & g t ; & l t ; w : b o t t o m   w : w = " 0 "   w : t y p e = " d x a " / & g t ; & l t ; w : r i g h t   w : w = " 1 0 8 "   w : t y p e = " d x a " / & g t ; & l t ; / w : t b l C e l l M a r & g t ; & l t ; / w : t b l P r & g t ; & l t ; / w : s t y l e & g t ; & l t ; w : s t y l e   w : t y p e = " n u m b e r i n g "   w : d e f a u l t = " 1 "   w : s t y l e I d = " N o L i s t " & g t ; & l t ; w : n a m e   w : v a l = " N o   L i s t " / & g t ; & l t ; w : u i P r i o r i t y   w : v a l = " 9 9 " / & g t ; & l t ; w : s e m i H i d d e n / & g t ; & l t ; w : u n h i d e W h e n U s e d / & g t ; & l t ; w : r s i d   w : v a l = " 0 0 9 E 7 D 5 3 " / & g t ; & l t ; / w : s t y l e & g t ; & l t ; / w : s t y l e s & g t ; & l t ; / p k g : x m l D a t a & g t ; & l t ; / p k g : p a r t & g t ; & l t ; p k g : p a r t   p k g : n a m e = " / d o c M e t a d a t a / L a b e l I n f o . x m l "   p k g : c o n t e n t T y p e = " a p p l i c a t i o n / v n d . m s - o f f i c e . c l a s s i f i c a t i o n l a b e l s + x m l " & g t ; & l t ; p k g : x m l D a t a & g t ; & l t ; c l b l : l a b e l L i s t   x m l n s : c l b l = " h t t p : / / s c h e m a s . m i c r o s o f t . c o m / o f f i c e / 2 0 2 0 / m i p L a b e l M e t a d a t a " & g t ; & l t ; c l b l : l a b e l   i d = " { f 4 2 a a 3 4 2 - 8 7 0 6 - 4 2 8 8 - b d 1 1 - e b b 8 5 9 9 5 0 2 8 c } "   e n a b l e d = " 1 "   m e t h o d = " S t a n d a r d "   s i t e I d = " { 7 2 f 9 8 8 b f - 8 6 f 1 - 4 1 a f - 9 1 a b - 2 d 7 c d 0 1 1 d b 4 7 } "   c o n t e n t B i t s = " 0 "   r e m o v e d = " 0 " / & g t ; & l t ; / c l b l : l a b e l L i s t & g t ; & l t ; / p k g : x m l D a t a & g t ; & l t ; / p k g : p a r t & g t ; & l t ; / p k g : p a c k a g e & g t ; + 
+ < / V e n d o r B a l a n c e L C Y C a p t i o n > + 
+         < V e n d o r C i t y C a p t i o n > & l t ; ? x m l   v e r s i o n = " 1 . 0 "   s t a n d a l o n e = " y e s " ? & g t ; + 
+ & l t ; ? m s o - a p p l i c a t i o n   p r o g i d = " W o r d . D o c u m e n t " ? & g t ; + 
+ & l t ; p k g : p a c k a g e   x m l n s : p k g = " h t t p : / / s c h e m a s . m i c r o s o f t . c o m / o f f i c e / 2 0 0 6 / x m l P a c k a g e " & g t ; & l t ; p k g : p a r t   p k g : n a m e = " / _ r e l s / . r e l s "   p k g : c o n t e n t T y p e = " a p p l i c a t i o n / v n d . o p e n x m l f o r m a t s - p a c k a g e . r e l a t i o n s h i p s + x m l "   p k g : p a d d i n g = " 5 1 2 " & g t ; & l t ; p k g : x m l D a t a & g t ; & l t ; R e l a t i o n s h i p s   x m l n s = " h t t p : / / s c h e m a s . o p e n x m l f o r m a t s . o r g / p a c k a g e / 2 0 0 6 / r e l a t i o n s h i p s " & g t ; & l t ; R e l a t i o n s h i p   I d = " r I d 2 "   T y p e = " h t t p : / / s c h e m a s . m i c r o s o f t . c o m / o f f i c e / 2 0 2 0 / 0 2 / r e l a t i o n s h i p s / c l a s s i f i c a t i o n l a b e l s "   T a r g e t = " d o c M e t a d a t a / L a b e l I n f o . x m l " / & g t ; & l t ; R e l a t i o n s h i p   I d = " r I d 1 "   T y p e = " h t t p : / / s c h e m a s . o p e n x m l f o r m a t s . o r g / o f f i c e D o c u m e n t / 2 0 0 6 / r e l a t i o n s h i p s / o f f i c e D o c u m e n t "   T a r g e t = " w o r d / d o c u m e n t . x m l " / & g t ; & l t ; / R e l a t i o n s h i p s & g t ; & l t ; / p k g : x m l D a t a & g t ; & l t ; / p k g : p a r t & g t ; & l t ; p k g : p a r t   p k g : n a m e = " / w o r d / d o c u m e n t . x m l "   p k g : c o n t e n t T y p e = " a p p l i c a t i o n / v n d . o p e n x m l f o r m a t s - o f f i c e d o c u m e n t . w o r d p r o c e s s i n g m l . d o c u m e n t . m a i n + x m l " & g t ; & l t ; p k g : x m l D a t a & g t ; & l t ; w : d o c u m e n t   x m l n s : w p c = " h t t p : / / s c h e m a s . m i c r o s o f t . c o m / o f f i c e / w o r d / 2 0 1 0 / w o r d p r o c e s s i n g C a n v a s "   x m l n s : c x = " h t t p : / / s c h e m a s . m i c r o s o f t . c o m / o f f i c e / d r a w i n g / 2 0 1 4 / c h a r t e x "   x m l n s : c x 1 = " h t t p : / / s c h e m a s . m i c r o s o f t . c o m / o f f i c e / d r a w i n g / 2 0 1 5 / 9 / 8 / c h a r t e x "   x m l n s : c x 2 = " h t t p : / / s c h e m a s . m i c r o s o f t . c o m / o f f i c e / d r a w i n g / 2 0 1 5 / 1 0 / 2 1 / c h a r t e x "   x m l n s : c x 3 = " h t t p : / / s c h e m a s . m i c r o s o f t . c o m / o f f i c e / d r a w i n g / 2 0 1 6 / 5 / 9 / c h a r t e x "   x m l n s : c x 4 = " h t t p : / / s c h e m a s . m i c r o s o f t . c o m / o f f i c e / d r a w i n g / 2 0 1 6 / 5 / 1 0 / c h a r t e x "   x m l n s : c x 5 = " h t t p : / / s c h e m a s . m i c r o s o f t . c o m / o f f i c e / d r a w i n g / 2 0 1 6 / 5 / 1 1 / c h a r t e x "   x m l n s : c x 6 = " h t t p : / / s c h e m a s . m i c r o s o f t . c o m / o f f i c e / d r a w i n g / 2 0 1 6 / 5 / 1 2 / c h a r t e x "   x m l n s : c x 7 = " h t t p : / / s c h e m a s . m i c r o s o f t . c o m / o f f i c e / d r a w i n g / 2 0 1 6 / 5 / 1 3 / c h a r t e x "   x m l n s : c x 8 = " h t t p : / / s c h e m a s . m i c r o s o f t . c o m / o f f i c e / d r a w i n g / 2 0 1 6 / 5 / 1 4 / c h a r t e x "   x m l n s : m c = " h t t p : / / s c h e m a s . o p e n x m l f o r m a t s . o r g / m a r k u p - c o m p a t i b i l i t y / 2 0 0 6 "   x m l n s : a i n k = " h t t p : / / s c h e m a s . m i c r o s o f t . c o m / o f f i c e / d r a w i n g / 2 0 1 6 / i n k "   x m l n s : a m 3 d = " h t t p : / / s c h e m a s . m i c r o s o f t . c o m / o f f i c e / d r a w i n g / 2 0 1 7 / m o d e l 3 d "   x m l n s : o = " u r n : s c h e m a s - m i c r o s o f t - c o m : o f f i c e : o f f i c e "   x m l n s : o e l = " h t t p : / / s c h e m a s . m i c r o s o f t . c o m / o f f i c e / 2 0 1 9 / e x t l s t "   x m l n s : r = " h t t p : / / s c h e m a s . o p e n x m l f o r m a t s . o r g / o f f i c e D o c u m e n t / 2 0 0 6 / r e l a t i o n s h i p s "   x m l n s : m = " h t t p : / / s c h e m a s . o p e n x m l f o r m a t s . o r g / o f f i c e D o c u m e n t / 2 0 0 6 / m a t h "   x m l n s : v = " u r n : s c h e m a s - m i c r o s o f t - c o m : v m l "   x m l n s : w p 1 4 = " h t t p : / / s c h e m a s . m i c r o s o f t . c o m / o f f i c e / w o r d / 2 0 1 0 / w o r d p r o c e s s i n g D r a w i n g "   x m l n s : w p = " h t t p : / / s c h e m a s . o p e n x m l f o r m a t s . o r g / d r a w i n g m l / 2 0 0 6 / w o r d p r o c e s s i n g D r a w i n g "   x m l n s : w 1 0 = " u r n : s c h e m a s - m i c r o s o f t - c o m : o f f i c e : w o r d "   x m l n s : w = " h t t p : / / s c h e m a s . o p e n x m l f o r m a t s . o r g / w o r d p r o c e s s i n g m l / 2 0 0 6 / m a i n "   x m l n s : w 1 4 = " h t t p : / / s c h e m a s . m i c r o s o f t . c o m / o f f i c e / w o r d / 2 0 1 0 / w o r d m l "   x m l n s : w 1 5 = " h t t p : / / s c h e m a s . m i c r o s o f t . c o m / o f f i c e / w o r d / 2 0 1 2 / w o r d m l "   x m l n s : w 1 6 c e x = " h t t p : / / s c h e m a s . m i c r o s o f t . c o m / o f f i c e / w o r d / 2 0 1 8 / w o r d m l / c e x "   x m l n s : w 1 6 c i d = " h t t p : / / s c h e m a s . m i c r o s o f t . c o m / o f f i c e / w o r d / 2 0 1 6 / w o r d m l / c i d "   x m l n s : w 1 6 = " h t t p : / / s c h e m a s . m i c r o s o f t . c o m / o f f i c e / w o r d / 2 0 1 8 / w o r d m l "   x m l n s : w 1 6 d u = " h t t p : / / s c h e m a s . m i c r o s o f t . c o m / o f f i c e / w o r d / 2 0 2 3 / w o r d m l / w o r d 1 6 d u "   x m l n s : w 1 6 s d t d h = " h t t p : / / s c h e m a s . m i c r o s o f t . c o m / o f f i c e / w o r d / 2 0 2 0 / w o r d m l / s d t d a t a h a s h "   x m l n s : w 1 6 s e = " h t t p : / / s c h e m a s . m i c r o s o f t . c o m / o f f i c e / w o r d / 2 0 1 5 / w o r d m l / s y m e x "   x m l n s : w p g = " h t t p : / / s c h e m a s . m i c r o s o f t . c o m / o f f i c e / w o r d / 2 0 1 0 / w o r d p r o c e s s i n g G r o u p "   x m l n s : w p i = " h t t p : / / s c h e m a s . m i c r o s o f t . c o m / o f f i c e / w o r d / 2 0 1 0 / w o r d p r o c e s s i n g I n k "   x m l n s : w n e = " h t t p : / / s c h e m a s . m i c r o s o f t . c o m / o f f i c e / w o r d / 2 0 0 6 / w o r d m l "   x m l n s : w p s = " h t t p : / / s c h e m a s . m i c r o s o f t . c o m / o f f i c e / w o r d / 2 0 1 0 / w o r d p r o c e s s i n g S h a p e "   m c : I g n o r a b l e = " w 1 4   w 1 5   w 1 6 s e   w 1 6 c i d   w 1 6   w 1 6 c e x   w 1 6 s d t d h   w 1 6 d u   w p 1 4 " & g t ; & l t ; w : b o d y & g t ; & l t ; w : p   w 1 4 : p a r a I d = " 0 3 D 9 0 C C 1 "   w 1 4 : t e x t I d = " 7 9 1 8 0 4 9 4 "   w : r s i d R = " 0 0 F 4 0 B 7 8 "   w : r s i d R D e f a u l t = " 0 0 F 4 0 B 7 8 " & g t ; & l t ; w : p P r & g t ; & l t ; w : s p a c i n g   w : b e f o r e = " 4 0 "   w : a f t e r = " 0 "   w : l i n e = " 2 4 0 "   w : l i n e R u l e = " a u t o " / & g t ; & l t ; / w : p P r & g t ; & l t ; w : r & g t ; & l t ; w : t & g t ; V e n d o r C i t y C a p t i o n & l t ; / w : t & g t ; & l t ; / w : r & g t ; & l t ; / w : p & g t ; & l t ; w : s e c t P r   w : r s i d R = " 0 0 0 0 0 0 0 0 " & g t ; & l t ; w : p g S z   w : w = " 1 2 2 4 0 "   w : h = " 1 5 8 4 0 " / & g t ; & l t ; w : p g M a r   w : t o p = " 1 4 4 0 "   w : r i g h t = " 1 4 4 0 "   w : b o t t o m = " 1 4 4 0 "   w : l e f t = " 1 4 4 0 "   w : h e a d e r = " 7 2 0 "   w : f o o t e r = " 7 2 0 "   w : g u t t e r = " 0 " / & g t ; & l t ; w : c o l s   w : s p a c e = " 7 2 0 " / & g t ; & l t ; / w : s e c t P r & g t ; & l t ; / w : b o d y & g t ; & l t ; / w : d o c u m e n t & g t ; & l t ; / p k g : x m l D a t a & g t ; & l t ; / p k g : p a r t & g t ; & l t ; p k g : p a r t   p k g : n a m e = " / w o r d / _ r e l s / d o c u m e n t . x m l . r e l s "   p k g : c o n t e n t T y p e = " a p p l i c a t i o n / v n d . o p e n x m l f o r m a t s - p a c k a g e . r e l a t i o n s h i p s + x m l "   p k g : p a d d i n g = " 2 5 6 " & g t ; & l t ; p k g : x m l D a t a & g t ; & l t ; R e l a t i o n s h i p s   x m l n s = " h t t p : / / s c h e m a s . o p e n x m l f o r m a t s . o r g / p a c k a g e / 2 0 0 6 / r e l a t i o n s h i p s " & g t ; & l t ; R e l a t i o n s h i p   I d = " r I d 1 "   T y p e = " h t t p : / / s c h e m a s . o p e n x m l f o r m a t s . o r g / o f f i c e D o c u m e n t / 2 0 0 6 / r e l a t i o n s h i p s / s t y l e s "   T a r g e t = " s t y l e s . x m l " / & g t ; & l t ; / R e l a t i o n s h i p s & g t ; & l t ; / p k g : x m l D a t a & g t ; & l t ; / p k g : p a r t & g t ; & l t ; p k g : p a r t   p k g : n a m e = " / w o r d / s t y l e s . x m l "   p k g : c o n t e n t T y p e = " a p p l i c a t i o n / v n d . o p e n x m l f o r m a t s - o f f i c e d o c u m e n t . w o r d p r o c e s s i n g m l . s t y l e s + x m l " & g t ; & l t ; p k g : x m l D a t a & g t ; & l t ; w : s t y l e s   x m l n s : m c = " h t t p : / / s c h e m a s . o p e n x m l f o r m a t s . o r g / m a r k u p - c o m p a t i b i l i t y / 2 0 0 6 "   x m l n s : r = " h t t p : / / s c h e m a s . o p e n x m l f o r m a t s . o r g / o f f i c e D o c u m e n t / 2 0 0 6 / r e l a t i o n s h i p s "   x m l n s : w = " h t t p : / / s c h e m a s . o p e n x m l f o r m a t s . o r g / w o r d p r o c e s s i n g m l / 2 0 0 6 / m a i n "   x m l n s : w 1 4 = " h t t p : / / s c h e m a s . m i c r o s o f t . c o m / o f f i c e / w o r d / 2 0 1 0 / w o r d m l "   x m l n s : w 1 5 = " h t t p : / / s c h e m a s . m i c r o s o f t . c o m / o f f i c e / w o r d / 2 0 1 2 / w o r d m l "   x m l n s : w 1 6 c e x = " h t t p : / / s c h e m a s . m i c r o s o f t . c o m / o f f i c e / w o r d / 2 0 1 8 / w o r d m l / c e x "   x m l n s : w 1 6 c i d = " h t t p : / / s c h e m a s . m i c r o s o f t . c o m / o f f i c e / w o r d / 2 0 1 6 / w o r d m l / c i d "   x m l n s : w 1 6 = " h t t p : / / s c h e m a s . m i c r o s o f t . c o m / o f f i c e / w o r d / 2 0 1 8 / w o r d m l "   x m l n s : w 1 6 d u = " h t t p : / / s c h e m a s . m i c r o s o f t . c o m / o f f i c e / w o r d / 2 0 2 3 / w o r d m l / w o r d 1 6 d u "   x m l n s : w 1 6 s d t d h = " h t t p : / / s c h e m a s . m i c r o s o f t . c o m / o f f i c e / w o r d / 2 0 2 0 / w o r d m l / s d t d a t a h a s h "   x m l n s : w 1 6 s e = " h t t p : / / s c h e m a s . m i c r o s o f t . c o m / o f f i c e / w o r d / 2 0 1 5 / w o r d m l / s y m e x "   m c : I g n o r a b l e = " w 1 4   w 1 5   w 1 6 s e   w 1 6 c i d   w 1 6   w 1 6 c e x   w 1 6 s d t d h   w 1 6 d u " & g t ; & l t ; w : d o c D e f a u l t s & g t ; & l t ; w : r P r D e f a u l t & g t ; & l t ; w : r P r & g t ; & l t ; w : r F o n t s   w : a s c i i T h e m e = " m i n o r H A n s i "   w : e a s t A s i a T h e m e = " m i n o r E a s t A s i a "   w : h A n s i T h e m e = " m i n o r H A n s i "   w : c s t h e m e = " m i n o r B i d i " / & g t ; & l t ; w : k e r n   w : v a l = " 2 " / & g t ; & l t ; w : s z   w : v a l = " 2 4 " / & g t ; & l t ; w : s z C s   w : v a l = " 2 4 " / & g t ; & l t ; w : l a n g   w : v a l = " e n - U S "   w : e a s t A s i a = " e n - U S "   w : b i d i = " a r - S A " / & g t ; & l t ; w 1 4 : l i g a t u r e s   w 1 4 : v a l = " s t a n d a r d C o n t e x t u a l " / & g t ; & l t ; / w : r P r & g t ; & l t ; / w : r P r D e f a u l t & g t ; & l t ; w : p P r D e f a u l t & g t ; & l t ; w : p P r & g t ; & l t ; w : s p a c i n g   w : a f t e r = " 1 6 0 "   w : l i n e = " 2 7 8 "   w : l i n e R u l e = " a u t o " / & g t ; & l t ; / w : p P r & g t ; & l t ; / w : p P r D e f a u l t & g t ; & l t ; / w : d o c D e f a u l t s & g t ; & l t ; w : s t y l e   w : t y p e = " p a r a g r a p h "   w : d e f a u l t = " 1 "   w : s t y l e I d = " N o r m a l " & g t ; & l t ; w : n a m e   w : v a l = " N o r m a l " / & g t ; & l t ; w : q F o r m a t / & g t ; & l t ; / w : s t y l e & g t ; & l t ; w : s t y l e   w : t y p e = " c h a r a c t e r "   w : d e f a u l t = " 1 "   w : s t y l e I d = " D e f a u l t P a r a g r a p h F o n t " & g t ; & l t ; w : n a m e   w : v a l = " D e f a u l t   P a r a g r a p h   F o n t " / & g t ; & l t ; w : u i P r i o r i t y   w : v a l = " 1 " / & g t ; & l t ; w : s e m i H i d d e n / & g t ; & l t ; w : u n h i d e W h e n U s e d / & g t ; & l t ; / w : s t y l e & g t ; & l t ; w : s t y l e   w : t y p e = " t a b l e "   w : d e f a u l t = " 1 "   w : s t y l e I d = " T a b l e N o r m a l " & g t ; & l t ; w : n a m e   w : v a l = " N o r m a l   T a b l e " / & g t ; & l t ; w : u i P r i o r i t y   w : v a l = " 9 9 " / & g t ; & l t ; w : s e m i H i d d e n / & g t ; & l t ; w : u n h i d e W h e n U s e d / & g t ; & l t ; w : t b l P r & g t ; & l t ; w : t b l I n d   w : w = " 0 "   w : t y p e = " d x a " / & g t ; & l t ; w : t b l C e l l M a r & g t ; & l t ; w : t o p   w : w = " 0 "   w : t y p e = " d x a " / & g t ; & l t ; w : l e f t   w : w = " 1 0 8 "   w : t y p e = " d x a " / & g t ; & l t ; w : b o t t o m   w : w = " 0 "   w : t y p e = " d x a " / & g t ; & l t ; w : r i g h t   w : w = " 1 0 8 "   w : t y p e = " d x a " / & g t ; & l t ; / w : t b l C e l l M a r & g t ; & l t ; / w : t b l P r & g t ; & l t ; / w : s t y l e & g t ; & l t ; w : s t y l e   w : t y p e = " n u m b e r i n g "   w : d e f a u l t = " 1 "   w : s t y l e I d = " N o L i s t " & g t ; & l t ; w : n a m e   w : v a l = " N o   L i s t " / & g t ; & l t ; w : u i P r i o r i t y   w : v a l = " 9 9 " / & g t ; & l t ; w : s e m i H i d d e n / & g t ; & l t ; w : u n h i d e W h e n U s e d / & g t ; & l t ; / w : s t y l e & g t ; & l t ; / w : s t y l e s & g t ; & l t ; / p k g : x m l D a t a & g t ; & l t ; / p k g : p a r t & g t ; & l t ; p k g : p a r t   p k g : n a m e = " / d o c M e t a d a t a / L a b e l I n f o . x m l "   p k g : c o n t e n t T y p e = " a p p l i c a t i o n / v n d . m s - o f f i c e . c l a s s i f i c a t i o n l a b e l s + x m l " & g t ; & l t ; p k g : x m l D a t a & g t ; & l t ; c l b l : l a b e l L i s t   x m l n s : c l b l = " h t t p : / / s c h e m a s . m i c r o s o f t . c o m / o f f i c e / 2 0 2 0 / m i p L a b e l M e t a d a t a " & g t ; & l t ; c l b l : l a b e l   i d = " { f 4 2 a a 3 4 2 - 8 7 0 6 - 4 2 8 8 - b d 1 1 - e b b 8 5 9 9 5 0 2 8 c } "   e n a b l e d = " 1 "   m e t h o d = " S t a n d a r d "   s i t e I d = " { 7 2 f 9 8 8 b f - 8 6 f 1 - 4 1 a f - 9 1 a b - 2 d 7 c d 0 1 1 d b 4 7 } "   c o n t e n t B i t s = " 0 "   r e m o v e d = " 0 " / & g t ; & l t ; / c l b l : l a b e l L i s t & g t ; & l t ; / p k g : x m l D a t a & g t ; & l t ; / p k g : p a r t & g t ; & l t ; / p k g : p a c k a g e & g t ; + 
+ < / V e n d o r C i t y C a p t i o n > + 
+         < V e n d o r C o u n t r y R e g i o n C a p t i o n > & l t ; ? x m l   v e r s i o n = " 1 . 0 "   s t a n d a l o n e = " y e s " ? & g t ; + 
+ & l t ; ? m s o - a p p l i c a t i o n   p r o g i d = " W o r d . D o c u m e n t " ? & g t ; + 
+ & l t ; p k g : p a c k a g e   x m l n s : p k g = " h t t p : / / s c h e m a s . m i c r o s o f t . c o m / o f f i c e / 2 0 0 6 / x m l P a c k a g e " & g t ; & l t ; p k g : p a r t   p k g : n a m e = " / _ r e l s / . r e l s "   p k g : c o n t e n t T y p e = " a p p l i c a t i o n / v n d . o p e n x m l f o r m a t s - p a c k a g e . r e l a t i o n s h i p s + x m l "   p k g : p a d d i n g = " 5 1 2 " & g t ; & l t ; p k g : x m l D a t a & g t ; & l t ; R e l a t i o n s h i p s   x m l n s = " h t t p : / / s c h e m a s . o p e n x m l f o r m a t s . o r g / p a c k a g e / 2 0 0 6 / r e l a t i o n s h i p s " & g t ; & l t ; R e l a t i o n s h i p   I d = " r I d 2 "   T y p e = " h t t p : / / s c h e m a s . m i c r o s o f t . c o m / o f f i c e / 2 0 2 0 / 0 2 / r e l a t i o n s h i p s / c l a s s i f i c a t i o n l a b e l s "   T a r g e t = " d o c M e t a d a t a / L a b e l I n f o . x m l " / & g t ; & l t ; R e l a t i o n s h i p   I d = " r I d 1 "   T y p e = " h t t p : / / s c h e m a s . o p e n x m l f o r m a t s . o r g / o f f i c e D o c u m e n t / 2 0 0 6 / r e l a t i o n s h i p s / o f f i c e D o c u m e n t "   T a r g e t = " w o r d / d o c u m e n t . x m l " / & g t ; & l t ; / R e l a t i o n s h i p s & g t ; & l t ; / p k g : x m l D a t a & g t ; & l t ; / p k g : p a r t & g t ; & l t ; p k g : p a r t   p k g : n a m e = " / w o r d / d o c u m e n t . x m l "   p k g : c o n t e n t T y p e = " a p p l i c a t i o n / v n d . o p e n x m l f o r m a t s - o f f i c e d o c u m e n t . w o r d p r o c e s s i n g m l . d o c u m e n t . m a i n + x m l " & g t ; & l t ; p k g : x m l D a t a & g t ; & l t ; w : d o c u m e n t   x m l n s : w p c = " h t t p : / / s c h e m a s . m i c r o s o f t . c o m / o f f i c e / w o r d / 2 0 1 0 / w o r d p r o c e s s i n g C a n v a s "   x m l n s : c x = " h t t p : / / s c h e m a s . m i c r o s o f t . c o m / o f f i c e / d r a w i n g / 2 0 1 4 / c h a r t e x "   x m l n s : c x 1 = " h t t p : / / s c h e m a s . m i c r o s o f t . c o m / o f f i c e / d r a w i n g / 2 0 1 5 / 9 / 8 / c h a r t e x "   x m l n s : c x 2 = " h t t p : / / s c h e m a s . m i c r o s o f t . c o m / o f f i c e / d r a w i n g / 2 0 1 5 / 1 0 / 2 1 / c h a r t e x "   x m l n s : c x 3 = " h t t p : / / s c h e m a s . m i c r o s o f t . c o m / o f f i c e / d r a w i n g / 2 0 1 6 / 5 / 9 / c h a r t e x "   x m l n s : c x 4 = " h t t p : / / s c h e m a s . m i c r o s o f t . c o m / o f f i c e / d r a w i n g / 2 0 1 6 / 5 / 1 0 / c h a r t e x "   x m l n s : c x 5 = " h t t p : / / s c h e m a s . m i c r o s o f t . c o m / o f f i c e / d r a w i n g / 2 0 1 6 / 5 / 1 1 / c h a r t e x "   x m l n s : c x 6 = " h t t p : / / s c h e m a s . m i c r o s o f t . c o m / o f f i c e / d r a w i n g / 2 0 1 6 / 5 / 1 2 / c h a r t e x "   x m l n s : c x 7 = " h t t p : / / s c h e m a s . m i c r o s o f t . c o m / o f f i c e / d r a w i n g / 2 0 1 6 / 5 / 1 3 / c h a r t e x "   x m l n s : c x 8 = " h t t p : / / s c h e m a s . m i c r o s o f t . c o m / o f f i c e / d r a w i n g / 2 0 1 6 / 5 / 1 4 / c h a r t e x "   x m l n s : m c = " h t t p : / / s c h e m a s . o p e n x m l f o r m a t s . o r g / m a r k u p - c o m p a t i b i l i t y / 2 0 0 6 "   x m l n s : a i n k = " h t t p : / / s c h e m a s . m i c r o s o f t . c o m / o f f i c e / d r a w i n g / 2 0 1 6 / i n k "   x m l n s : a m 3 d = " h t t p : / / s c h e m a s . m i c r o s o f t . c o m / o f f i c e / d r a w i n g / 2 0 1 7 / m o d e l 3 d "   x m l n s : o = " u r n : s c h e m a s - m i c r o s o f t - c o m : o f f i c e : o f f i c e "   x m l n s : o e l = " h t t p : / / s c h e m a s . m i c r o s o f t . c o m / o f f i c e / 2 0 1 9 / e x t l s t "   x m l n s : r = " h t t p : / / s c h e m a s . o p e n x m l f o r m a t s . o r g / o f f i c e D o c u m e n t / 2 0 0 6 / r e l a t i o n s h i p s "   x m l n s : m = " h t t p : / / s c h e m a s . o p e n x m l f o r m a t s . o r g / o f f i c e D o c u m e n t / 2 0 0 6 / m a t h "   x m l n s : v = " u r n : s c h e m a s - m i c r o s o f t - c o m : v m l "   x m l n s : w p 1 4 = " h t t p : / / s c h e m a s . m i c r o s o f t . c o m / o f f i c e / w o r d / 2 0 1 0 / w o r d p r o c e s s i n g D r a w i n g "   x m l n s : w p = " h t t p : / / s c h e m a s . o p e n x m l f o r m a t s . o r g / d r a w i n g m l / 2 0 0 6 / w o r d p r o c e s s i n g D r a w i n g "   x m l n s : w 1 0 = " u r n : s c h e m a s - m i c r o s o f t - c o m : o f f i c e : w o r d "   x m l n s : w = " h t t p : / / s c h e m a s . o p e n x m l f o r m a t s . o r g / w o r d p r o c e s s i n g m l / 2 0 0 6 / m a i n "   x m l n s : w 1 4 = " h t t p : / / s c h e m a s . m i c r o s o f t . c o m / o f f i c e / w o r d / 2 0 1 0 / w o r d m l "   x m l n s : w 1 5 = " h t t p : / / s c h e m a s . m i c r o s o f t . c o m / o f f i c e / w o r d / 2 0 1 2 / w o r d m l "   x m l n s : w 1 6 c e x = " h t t p : / / s c h e m a s . m i c r o s o f t . c o m / o f f i c e / w o r d / 2 0 1 8 / w o r d m l / c e x "   x m l n s : w 1 6 c i d = " h t t p : / / s c h e m a s . m i c r o s o f t . c o m / o f f i c e / w o r d / 2 0 1 6 / w o r d m l / c i d "   x m l n s : w 1 6 = " h t t p : / / s c h e m a s . m i c r o s o f t . c o m / o f f i c e / w o r d / 2 0 1 8 / w o r d m l "   x m l n s : w 1 6 d u = " h t t p : / / s c h e m a s . m i c r o s o f t . c o m / o f f i c e / w o r d / 2 0 2 3 / w o r d m l / w o r d 1 6 d u "   x m l n s : w 1 6 s d t d h = " h t t p : / / s c h e m a s . m i c r o s o f t . c o m / o f f i c e / w o r d / 2 0 2 0 / w o r d m l / s d t d a t a h a s h "   x m l n s : w 1 6 s e = " h t t p : / / s c h e m a s . m i c r o s o f t . c o m / o f f i c e / w o r d / 2 0 1 5 / w o r d m l / s y m e x "   x m l n s : w p g = " h t t p : / / s c h e m a s . m i c r o s o f t . c o m / o f f i c e / w o r d / 2 0 1 0 / w o r d p r o c e s s i n g G r o u p "   x m l n s : w p i = " h t t p : / / s c h e m a s . m i c r o s o f t . c o m / o f f i c e / w o r d / 2 0 1 0 / w o r d p r o c e s s i n g I n k "   x m l n s : w n e = " h t t p : / / s c h e m a s . m i c r o s o f t . c o m / o f f i c e / w o r d / 2 0 0 6 / w o r d m l "   x m l n s : w p s = " h t t p : / / s c h e m a s . m i c r o s o f t . c o m / o f f i c e / w o r d / 2 0 1 0 / w o r d p r o c e s s i n g S h a p e "   m c : I g n o r a b l e = " w 1 4   w 1 5   w 1 6 s e   w 1 6 c i d   w 1 6   w 1 6 c e x   w 1 6 s d t d h   w 1 6 d u   w p 1 4 " & g t ; & l t ; w : b o d y & g t ; & l t ; w : p   w 1 4 : p a r a I d = " 6 3 5 E B 8 0 5 "   w 1 4 : t e x t I d = " 2 6 5 5 4 2 9 7 "   w : r s i d R = " 0 0 4 F 0 B 4 2 "   w : r s i d R D e f a u l t = " 0 0 4 F 0 B 4 2 " & g t ; & l t ; w : p P r & g t ; & l t ; w : s p a c i n g   w : b e f o r e = " 4 0 "   w : a f t e r = " 0 "   w : l i n e = " 2 4 0 "   w : l i n e R u l e = " a u t o " / & g t ; & l t ; / w : p P r & g t ; & l t ; w : r & g t ; & l t ; w : t & g t ; V e n d o r C o u n t r y R e g i o n C a p t i o n & l t ; / w : t & g t ; & l t ; / w : r & g t ; & l t ; / w : p & g t ; & l t ; w : s e c t P r   w : r s i d R = " 0 0 0 0 0 0 0 0 " & g t ; & l t ; w : p g S z   w : w = " 1 2 2 4 0 "   w : h = " 1 5 8 4 0 " / & g t ; & l t ; w : p g M a r   w : t o p = " 1 4 4 0 "   w : r i g h t = " 1 4 4 0 "   w : b o t t o m = " 1 4 4 0 "   w : l e f t = " 1 4 4 0 "   w : h e a d e r = " 7 2 0 "   w : f o o t e r = " 7 2 0 "   w : g u t t e r = " 0 " / & g t ; & l t ; w : c o l s   w : s p a c e = " 7 2 0 " / & g t ; & l t ; / w : s e c t P r & g t ; & l t ; / w : b o d y & g t ; & l t ; / w : d o c u m e n t & g t ; & l t ; / p k g : x m l D a t a & g t ; & l t ; / p k g : p a r t & g t ; & l t ; p k g : p a r t   p k g : n a m e = " / w o r d / _ r e l s / d o c u m e n t . x m l . r e l s "   p k g : c o n t e n t T y p e = " a p p l i c a t i o n / v n d . o p e n x m l f o r m a t s - p a c k a g e . r e l a t i o n s h i p s + x m l "   p k g : p a d d i n g = " 2 5 6 " & g t ; & l t ; p k g : x m l D a t a & g t ; & l t ; R e l a t i o n s h i p s   x m l n s = " h t t p : / / s c h e m a s . o p e n x m l f o r m a t s . o r g / p a c k a g e / 2 0 0 6 / r e l a t i o n s h i p s " & g t ; & l t ; R e l a t i o n s h i p   I d = " r I d 1 "   T y p e = " h t t p : / / s c h e m a s . o p e n x m l f o r m a t s . o r g / o f f i c e D o c u m e n t / 2 0 0 6 / r e l a t i o n s h i p s / s t y l e s "   T a r g e t = " s t y l e s . x m l " / & g t ; & l t ; / R e l a t i o n s h i p s & g t ; & l t ; / p k g : x m l D a t a & g t ; & l t ; / p k g : p a r t & g t ; & l t ; p k g : p a r t   p k g : n a m e = " / w o r d / s t y l e s . x m l "   p k g : c o n t e n t T y p e = " a p p l i c a t i o n / v n d . o p e n x m l f o r m a t s - o f f i c e d o c u m e n t . w o r d p r o c e s s i n g m l . s t y l e s + x m l " & g t ; & l t ; p k g : x m l D a t a & g t ; & l t ; w : s t y l e s   x m l n s : m c = " h t t p : / / s c h e m a s . o p e n x m l f o r m a t s . o r g / m a r k u p - c o m p a t i b i l i t y / 2 0 0 6 "   x m l n s : r = " h t t p : / / s c h e m a s . o p e n x m l f o r m a t s . o r g / o f f i c e D o c u m e n t / 2 0 0 6 / r e l a t i o n s h i p s "   x m l n s : w = " h t t p : / / s c h e m a s . o p e n x m l f o r m a t s . o r g / w o r d p r o c e s s i n g m l / 2 0 0 6 / m a i n "   x m l n s : w 1 4 = " h t t p : / / s c h e m a s . m i c r o s o f t . c o m / o f f i c e / w o r d / 2 0 1 0 / w o r d m l "   x m l n s : w 1 5 = " h t t p : / / s c h e m a s . m i c r o s o f t . c o m / o f f i c e / w o r d / 2 0 1 2 / w o r d m l "   x m l n s : w 1 6 c e x = " h t t p : / / s c h e m a s . m i c r o s o f t . c o m / o f f i c e / w o r d / 2 0 1 8 / w o r d m l / c e x "   x m l n s : w 1 6 c i d = " h t t p : / / s c h e m a s . m i c r o s o f t . c o m / o f f i c e / w o r d / 2 0 1 6 / w o r d m l / c i d "   x m l n s : w 1 6 = " h t t p : / / s c h e m a s . m i c r o s o f t . c o m / o f f i c e / w o r d / 2 0 1 8 / w o r d m l "   x m l n s : w 1 6 d u = " h t t p : / / s c h e m a s . m i c r o s o f t . c o m / o f f i c e / w o r d / 2 0 2 3 / w o r d m l / w o r d 1 6 d u "   x m l n s : w 1 6 s d t d h = " h t t p : / / s c h e m a s . m i c r o s o f t . c o m / o f f i c e / w o r d / 2 0 2 0 / w o r d m l / s d t d a t a h a s h "   x m l n s : w 1 6 s e = " h t t p : / / s c h e m a s . m i c r o s o f t . c o m / o f f i c e / w o r d / 2 0 1 5 / w o r d m l / s y m e x "   m c : I g n o r a b l e = " w 1 4   w 1 5   w 1 6 s e   w 1 6 c i d   w 1 6   w 1 6 c e x   w 1 6 s d t d h   w 1 6 d u " & g t ; & l t ; w : d o c D e f a u l t s & g t ; & l t ; w : r P r D e f a u l t & g t ; & l t ; w : r P r & g t ; & l t ; w : r F o n t s   w : a s c i i T h e m e = " m i n o r H A n s i "   w : e a s t A s i a T h e m e = " m i n o r E a s t A s i a "   w : h A n s i T h e m e = " m i n o r H A n s i "   w : c s t h e m e = " m i n o r B i d i " / & g t ; & l t ; w : k e r n   w : v a l = " 2 " / & g t ; & l t ; w : s z   w : v a l = " 2 4 " / & g t ; & l t ; w : s z C s   w : v a l = " 2 4 " / & g t ; & l t ; w : l a n g   w : v a l = " e n - U S "   w : e a s t A s i a = " e n - U S "   w : b i d i = " a r - S A " / & g t ; & l t ; w 1 4 : l i g a t u r e s   w 1 4 : v a l = " s t a n d a r d C o n t e x t u a l " / & g t ; & l t ; / w : r P r & g t ; & l t ; / w : r P r D e f a u l t & g t ; & l t ; w : p P r D e f a u l t & g t ; & l t ; w : p P r & g t ; & l t ; w : s p a c i n g   w : a f t e r = " 1 6 0 "   w : l i n e = " 2 7 8 "   w : l i n e R u l e = " a u t o " / & g t ; & l t ; / w : p P r & g t ; & l t ; / w : p P r D e f a u l t & g t ; & l t ; / w : d o c D e f a u l t s & g t ; & l t ; w : s t y l e   w : t y p e = " p a r a g r a p h "   w : d e f a u l t = " 1 "   w : s t y l e I d = " N o r m a l " & g t ; & l t ; w : n a m e   w : v a l = " N o r m a l " / & g t ; & l t ; w : q F o r m a t / & g t ; & l t ; / w : s t y l e & g t ; & l t ; w : s t y l e   w : t y p e = " c h a r a c t e r "   w : d e f a u l t = " 1 "   w : s t y l e I d = " D e f a u l t P a r a g r a p h F o n t " & g t ; & l t ; w : n a m e   w : v a l = " D e f a u l t   P a r a g r a p h   F o n t " / & g t ; & l t ; w : u i P r i o r i t y   w : v a l = " 1 " / & g t ; & l t ; w : s e m i H i d d e n / & g t ; & l t ; w : u n h i d e W h e n U s e d / & g t ; & l t ; / w : s t y l e & g t ; & l t ; w : s t y l e   w : t y p e = " t a b l e "   w : d e f a u l t = " 1 "   w : s t y l e I d = " T a b l e N o r m a l " & g t ; & l t ; w : n a m e   w : v a l = " N o r m a l   T a b l e " / & g t ; & l t ; w : u i P r i o r i t y   w : v a l = " 9 9 " / & g t ; & l t ; w : s e m i H i d d e n / & g t ; & l t ; w : u n h i d e W h e n U s e d / & g t ; & l t ; w : t b l P r & g t ; & l t ; w : t b l I n d   w : w = " 0 "   w : t y p e = " d x a " / & g t ; & l t ; w : t b l C e l l M a r & g t ; & l t ; w : t o p   w : w = " 0 "   w : t y p e = " d x a " / & g t ; & l t ; w : l e f t   w : w = " 1 0 8 "   w : t y p e = " d x a " / & g t ; & l t ; w : b o t t o m   w : w = " 0 "   w : t y p e = " d x a " / & g t ; & l t ; w : r i g h t   w : w = " 1 0 8 "   w : t y p e = " d x a " / & g t ; & l t ; / w : t b l C e l l M a r & g t ; & l t ; / w : t b l P r & g t ; & l t ; / w : s t y l e & g t ; & l t ; w : s t y l e   w : t y p e = " n u m b e r i n g "   w : d e f a u l t = " 1 "   w : s t y l e I d = " N o L i s t " & g t ; & l t ; w : n a m e   w : v a l = " N o   L i s t " / & g t ; & l t ; w : u i P r i o r i t y   w : v a l = " 9 9 " / & g t ; & l t ; w : s e m i H i d d e n / & g t ; & l t ; w : u n h i d e W h e n U s e d / & g t ; & l t ; / w : s t y l e & g t ; & l t ; / w : s t y l e s & g t ; & l t ; / p k g : x m l D a t a & g t ; & l t ; / p k g : p a r t & g t ; & l t ; p k g : p a r t   p k g : n a m e = " / d o c M e t a d a t a / L a b e l I n f o . x m l "   p k g : c o n t e n t T y p e = " a p p l i c a t i o n / v n d . m s - o f f i c e . c l a s s i f i c a t i o n l a b e l s + x m l " & g t ; & l t ; p k g : x m l D a t a & g t ; & l t ; c l b l : l a b e l L i s t   x m l n s : c l b l = " h t t p : / / s c h e m a s . m i c r o s o f t . c o m / o f f i c e / 2 0 2 0 / m i p L a b e l M e t a d a t a " & g t ; & l t ; c l b l : l a b e l   i d = " { f 4 2 a a 3 4 2 - 8 7 0 6 - 4 2 8 8 - b d 1 1 - e b b 8 5 9 9 5 0 2 8 c } "   e n a b l e d = " 1 "   m e t h o d = " S t a n d a r d "   s i t e I d = " { 7 2 f 9 8 8 b f - 8 6 f 1 - 4 1 a f - 9 1 a b - 2 d 7 c d 0 1 1 d b 4 7 } "   c o n t e n t B i t s = " 0 "   r e m o v e d = " 0 " / & g t ; & l t ; / c l b l : l a b e l L i s t & g t ; & l t ; / p k g : x m l D a t a & g t ; & l t ; / p k g : p a r t & g t ; & l t ; / p k g : p a c k a g e & g t ; + 
+ < / V e n d o r C o u n t r y R e g i o n C a p t i o n > + 
+         < V e n d o r N a m e C a p t i o n > & l t ; ? x m l   v e r s i o n = " 1 . 0 "   s t a n d a l o n e = " y e s " ? & g t ; + 
+ & l t ; ? m s o - a p p l i c a t i o n   p r o g i d = " W o r d . D o c u m e n t " ? & g t ; + 
+ & l t ; p k g : p a c k a g e   x m l n s : p k g = " h t t p : / / s c h e m a s . m i c r o s o f t . c o m / o f f i c e / 2 0 0 6 / x m l P a c k a g e " & g t ; & l t ; p k g : p a r t   p k g : n a m e = " / _ r e l s / . r e l s "   p k g : c o n t e n t T y p e = " a p p l i c a t i o n / v n d . o p e n x m l f o r m a t s - p a c k a g e . r e l a t i o n s h i p s + x m l "   p k g : p a d d i n g = " 5 1 2 " & g t ; & l t ; p k g : x m l D a t a & g t ; & l t ; R e l a t i o n s h i p s   x m l n s = " h t t p : / / s c h e m a s . o p e n x m l f o r m a t s . o r g / p a c k a g e / 2 0 0 6 / r e l a t i o n s h i p s " & g t ; & l t ; R e l a t i o n s h i p   I d = " r I d 2 "   T y p e = " h t t p : / / s c h e m a s . m i c r o s o f t . c o m / o f f i c e / 2 0 2 0 / 0 2 / r e l a t i o n s h i p s / c l a s s i f i c a t i o n l a b e l s "   T a r g e t = " d o c M e t a d a t a / L a b e l I n f o . x m l " / & g t ; & l t ; R e l a t i o n s h i p   I d = " r I d 1 "   T y p e = " h t t p : / / s c h e m a s . o p e n x m l f o r m a t s . o r g / o f f i c e D o c u m e n t / 2 0 0 6 / r e l a t i o n s h i p s / o f f i c e D o c u m e n t "   T a r g e t = " w o r d / d o c u m e n t . x m l " / & g t ; & l t ; / R e l a t i o n s h i p s & g t ; & l t ; / p k g : x m l D a t a & g t ; & l t ; / p k g : p a r t & g t ; & l t ; p k g : p a r t   p k g : n a m e = " / w o r d / d o c u m e n t . x m l "   p k g : c o n t e n t T y p e = " a p p l i c a t i o n / v n d . o p e n x m l f o r m a t s - o f f i c e d o c u m e n t . w o r d p r o c e s s i n g m l . d o c u m e n t . m a i n + x m l " & g t ; & l t ; p k g : x m l D a t a & g t ; & l t ; w : d o c u m e n t   x m l n s : w p c = " h t t p : / / s c h e m a s . m i c r o s o f t . c o m / o f f i c e / w o r d / 2 0 1 0 / w o r d p r o c e s s i n g C a n v a s "   x m l n s : c x = " h t t p : / / s c h e m a s . m i c r o s o f t . c o m / o f f i c e / d r a w i n g / 2 0 1 4 / c h a r t e x "   x m l n s : c x 1 = " h t t p : / / s c h e m a s . m i c r o s o f t . c o m / o f f i c e / d r a w i n g / 2 0 1 5 / 9 / 8 / c h a r t e x "   x m l n s : c x 2 = " h t t p : / / s c h e m a s . m i c r o s o f t . c o m / o f f i c e / d r a w i n g / 2 0 1 5 / 1 0 / 2 1 / c h a r t e x "   x m l n s : c x 3 = " h t t p : / / s c h e m a s . m i c r o s o f t . c o m / o f f i c e / d r a w i n g / 2 0 1 6 / 5 / 9 / c h a r t e x "   x m l n s : c x 4 = " h t t p : / / s c h e m a s . m i c r o s o f t . c o m / o f f i c e / d r a w i n g / 2 0 1 6 / 5 / 1 0 / c h a r t e x "   x m l n s : c x 5 = " h t t p : / / s c h e m a s . m i c r o s o f t . c o m / o f f i c e / d r a w i n g / 2 0 1 6 / 5 / 1 1 / c h a r t e x "   x m l n s : c x 6 = " h t t p : / / s c h e m a s . m i c r o s o f t . c o m / o f f i c e / d r a w i n g / 2 0 1 6 / 5 / 1 2 / c h a r t e x "   x m l n s : c x 7 = " h t t p : / / s c h e m a s . m i c r o s o f t . c o m / o f f i c e / d r a w i n g / 2 0 1 6 / 5 / 1 3 / c h a r t e x "   x m l n s : c x 8 = " h t t p : / / s c h e m a s . m i c r o s o f t . c o m / o f f i c e / d r a w i n g / 2 0 1 6 / 5 / 1 4 / c h a r t e x "   x m l n s : m c = " h t t p : / / s c h e m a s . o p e n x m l f o r m a t s . o r g / m a r k u p - c o m p a t i b i l i t y / 2 0 0 6 "   x m l n s : a i n k = " h t t p : / / s c h e m a s . m i c r o s o f t . c o m / o f f i c e / d r a w i n g / 2 0 1 6 / i n k "   x m l n s : a m 3 d = " h t t p : / / s c h e m a s . m i c r o s o f t . c o m / o f f i c e / d r a w i n g / 2 0 1 7 / m o d e l 3 d "   x m l n s : o = " u r n : s c h e m a s - m i c r o s o f t - c o m : o f f i c e : o f f i c e "   x m l n s : o e l = " h t t p : / / s c h e m a s . m i c r o s o f t . c o m / o f f i c e / 2 0 1 9 / e x t l s t "   x m l n s : r = " h t t p : / / s c h e m a s . o p e n x m l f o r m a t s . o r g / o f f i c e D o c u m e n t / 2 0 0 6 / r e l a t i o n s h i p s "   x m l n s : m = " h t t p : / / s c h e m a s . o p e n x m l f o r m a t s . o r g / o f f i c e D o c u m e n t / 2 0 0 6 / m a t h "   x m l n s : v = " u r n : s c h e m a s - m i c r o s o f t - c o m : v m l "   x m l n s : w p 1 4 = " h t t p : / / s c h e m a s . m i c r o s o f t . c o m / o f f i c e / w o r d / 2 0 1 0 / w o r d p r o c e s s i n g D r a w i n g "   x m l n s : w p = " h t t p : / / s c h e m a s . o p e n x m l f o r m a t s . o r g / d r a w i n g m l / 2 0 0 6 / w o r d p r o c e s s i n g D r a w i n g "   x m l n s : w 1 0 = " u r n : s c h e m a s - m i c r o s o f t - c o m : o f f i c e : w o r d "   x m l n s : w = " h t t p : / / s c h e m a s . o p e n x m l f o r m a t s . o r g / w o r d p r o c e s s i n g m l / 2 0 0 6 / m a i n "   x m l n s : w 1 4 = " h t t p : / / s c h e m a s . m i c r o s o f t . c o m / o f f i c e / w o r d / 2 0 1 0 / w o r d m l "   x m l n s : w 1 5 = " h t t p : / / s c h e m a s . m i c r o s o f t . c o m / o f f i c e / w o r d / 2 0 1 2 / w o r d m l "   x m l n s : w 1 6 c e x = " h t t p : / / s c h e m a s . m i c r o s o f t . c o m / o f f i c e / w o r d / 2 0 1 8 / w o r d m l / c e x "   x m l n s : w 1 6 c i d = " h t t p : / / s c h e m a s . m i c r o s o f t . c o m / o f f i c e / w o r d / 2 0 1 6 / w o r d m l / c i d "   x m l n s : w 1 6 = " h t t p : / / s c h e m a s . m i c r o s o f t . c o m / o f f i c e / w o r d / 2 0 1 8 / w o r d m l "   x m l n s : w 1 6 d u = " h t t p : / / s c h e m a s . m i c r o s o f t . c o m / o f f i c e / w o r d / 2 0 2 3 / w o r d m l / w o r d 1 6 d u "   x m l n s : w 1 6 s d t d h = " h t t p : / / s c h e m a s . m i c r o s o f t . c o m / o f f i c e / w o r d / 2 0 2 0 / w o r d m l / s d t d a t a h a s h "   x m l n s : w 1 6 s e = " h t t p : / / s c h e m a s . m i c r o s o f t . c o m / o f f i c e / w o r d / 2 0 1 5 / w o r d m l / s y m e x "   x m l n s : w p g = " h t t p : / / s c h e m a s . m i c r o s o f t . c o m / o f f i c e / w o r d / 2 0 1 0 / w o r d p r o c e s s i n g G r o u p "   x m l n s : w p i = " h t t p : / / s c h e m a s . m i c r o s o f t . c o m / o f f i c e / w o r d / 2 0 1 0 / w o r d p r o c e s s i n g I n k "   x m l n s : w n e = " h t t p : / / s c h e m a s . m i c r o s o f t . c o m / o f f i c e / w o r d / 2 0 0 6 / w o r d m l "   x m l n s : w p s = " h t t p : / / s c h e m a s . m i c r o s o f t . c o m / o f f i c e / w o r d / 2 0 1 0 / w o r d p r o c e s s i n g S h a p e "   m c : I g n o r a b l e = " w 1 4   w 1 5   w 1 6 s e   w 1 6 c i d   w 1 6   w 1 6 c e x   w 1 6 s d t d h   w 1 6 d u   w p 1 4 " & g t ; & l t ; w : b o d y & g t ; & l t ; w : p   w 1 4 : p a r a I d = " 4 0 8 3 7 E 3 6 "   w 1 4 : t e x t I d = " 0 5 6 D 2 B F C "   w : r s i d R = " 0 0 C 6 3 9 2 E "   w : r s i d R D e f a u l t = " 0 0 C 6 3 9 2 E " & g t ; & l t ; w : p P r & g t ; & l t ; w : s p a c i n g   w : b e f o r e = " 4 0 "   w : a f t e r = " 0 "   w : l i n e = " 2 4 0 "   w : l i n e R u l e = " a u t o " / & g t ; & l t ; / w : p P r & g t ; & l t ; w : r & g t ; & l t ; w : t & g t ; V e n d o r N a m e C a p t i o n & l t ; / w : t & g t ; & l t ; / w : r & g t ; & l t ; / w : p & g t ; & l t ; w : s e c t P r   w : r s i d R = " 0 0 0 0 0 0 0 0 " & g t ; & l t ; w : p g S z   w : w = " 1 2 2 4 0 "   w : h = " 1 5 8 4 0 " / & g t ; & l t ; w : p g M a r   w : t o p = " 1 4 4 0 "   w : r i g h t = " 1 4 4 0 "   w : b o t t o m = " 1 4 4 0 "   w : l e f t = " 1 4 4 0 "   w : h e a d e r = " 7 2 0 "   w : f o o t e r = " 7 2 0 "   w : g u t t e r = " 0 " / & g t ; & l t ; w : c o l s   w : s p a c e = " 7 2 0 " / & g t ; & l t ; / w : s e c t P r & g t ; & l t ; / w : b o d y & g t ; & l t ; / w : d o c u m e n t & g t ; & l t ; / p k g : x m l D a t a & g t ; & l t ; / p k g : p a r t & g t ; & l t ; p k g : p a r t   p k g : n a m e = " / w o r d / _ r e l s / d o c u m e n t . x m l . r e l s "   p k g : c o n t e n t T y p e = " a p p l i c a t i o n / v n d . o p e n x m l f o r m a t s - p a c k a g e . r e l a t i o n s h i p s + x m l "   p k g : p a d d i n g = " 2 5 6 " & g t ; & l t ; p k g : x m l D a t a & g t ; & l t ; R e l a t i o n s h i p s   x m l n s = " h t t p : / / s c h e m a s . o p e n x m l f o r m a t s . o r g / p a c k a g e / 2 0 0 6 / r e l a t i o n s h i p s " & g t ; & l t ; R e l a t i o n s h i p   I d = " r I d 1 "   T y p e = " h t t p : / / s c h e m a s . o p e n x m l f o r m a t s . o r g / o f f i c e D o c u m e n t / 2 0 0 6 / r e l a t i o n s h i p s / s t y l e s "   T a r g e t = " s t y l e s . x m l " / & g t ; & l t ; / R e l a t i o n s h i p s & g t ; & l t ; / p k g : x m l D a t a & g t ; & l t ; / p k g : p a r t & g t ; & l t ; p k g : p a r t   p k g : n a m e = " / w o r d / s t y l e s . x m l "   p k g : c o n t e n t T y p e = " a p p l i c a t i o n / v n d . o p e n x m l f o r m a t s - o f f i c e d o c u m e n t . w o r d p r o c e s s i n g m l . s t y l e s + x m l " & g t ; & l t ; p k g : x m l D a t a & g t ; & l t ; w : s t y l e s   x m l n s : m c = " h t t p : / / s c h e m a s . o p e n x m l f o r m a t s . o r g / m a r k u p - c o m p a t i b i l i t y / 2 0 0 6 "   x m l n s : r = " h t t p : / / s c h e m a s . o p e n x m l f o r m a t s . o r g / o f f i c e D o c u m e n t / 2 0 0 6 / r e l a t i o n s h i p s "   x m l n s : w = " h t t p : / / s c h e m a s . o p e n x m l f o r m a t s . o r g / w o r d p r o c e s s i n g m l / 2 0 0 6 / m a i n "   x m l n s : w 1 4 = " h t t p : / / s c h e m a s . m i c r o s o f t . c o m / o f f i c e / w o r d / 2 0 1 0 / w o r d m l "   x m l n s : w 1 5 = " h t t p : / / s c h e m a s . m i c r o s o f t . c o m / o f f i c e / w o r d / 2 0 1 2 / w o r d m l "   x m l n s : w 1 6 c e x = " h t t p : / / s c h e m a s . m i c r o s o f t . c o m / o f f i c e / w o r d / 2 0 1 8 / w o r d m l / c e x "   x m l n s : w 1 6 c i d = " h t t p : / / s c h e m a s . m i c r o s o f t . c o m / o f f i c e / w o r d / 2 0 1 6 / w o r d m l / c i d "   x m l n s : w 1 6 = " h t t p : / / s c h e m a s . m i c r o s o f t . c o m / o f f i c e / w o r d / 2 0 1 8 / w o r d m l "   x m l n s : w 1 6 d u = " h t t p : / / s c h e m a s . m i c r o s o f t . c o m / o f f i c e / w o r d / 2 0 2 3 / w o r d m l / w o r d 1 6 d u "   x m l n s : w 1 6 s d t d h = " h t t p : / / s c h e m a s . m i c r o s o f t . c o m / o f f i c e / w o r d / 2 0 2 0 / w o r d m l / s d t d a t a h a s h "   x m l n s : w 1 6 s e = " h t t p : / / s c h e m a s . m i c r o s o f t . c o m / o f f i c e / w o r d / 2 0 1 5 / w o r d m l / s y m e x "   m c : I g n o r a b l e = " w 1 4   w 1 5   w 1 6 s e   w 1 6 c i d   w 1 6   w 1 6 c e x   w 1 6 s d t d h   w 1 6 d u " & g t ; & l t ; w : d o c D e f a u l t s & g t ; & l t ; w : r P r D e f a u l t & g t ; & l t ; w : r P r & g t ; & l t ; w : r F o n t s   w : a s c i i T h e m e = " m i n o r H A n s i "   w : e a s t A s i a T h e m e = " m i n o r E a s t A s i a "   w : h A n s i T h e m e = " m i n o r H A n s i "   w : c s t h e m e = " m i n o r B i d i " / & g t ; & l t ; w : k e r n   w : v a l = " 2 " / & g t ; & l t ; w : s z   w : v a l = " 2 4 " / & g t ; & l t ; w : s z C s   w : v a l = " 2 4 " / & g t ; & l t ; w : l a n g   w : v a l = " e n - U S "   w : e a s t A s i a = " e n - U S "   w : b i d i = " a r - S A " / & g t ; & l t ; w 1 4 : l i g a t u r e s   w 1 4 : v a l = " s t a n d a r d C o n t e x t u a l " / & g t ; & l t ; / w : r P r & g t ; & l t ; / w : r P r D e f a u l t & g t ; & l t ; w : p P r D e f a u l t & g t ; & l t ; w : p P r & g t ; & l t ; w : s p a c i n g   w : a f t e r = " 1 6 0 "   w : l i n e = " 2 7 8 "   w : l i n e R u l e = " a u t o " / & g t ; & l t ; / w : p P r & g t ; & l t ; / w : p P r D e f a u l t & g t ; & l t ; / w : d o c D e f a u l t s & g t ; & l t ; w : s t y l e   w : t y p e = " p a r a g r a p h "   w : d e f a u l t = " 1 "   w : s t y l e I d = " N o r m a l " & g t ; & l t ; w : n a m e   w : v a l = " N o r m a l " / & g t ; & l t ; w : q F o r m a t / & g t ; & l t ; / w : s t y l e & g t ; & l t ; w : s t y l e   w : t y p e = " c h a r a c t e r "   w : d e f a u l t = " 1 "   w : s t y l e I d = " D e f a u l t P a r a g r a p h F o n t " & g t ; & l t ; w : n a m e   w : v a l = " D e f a u l t   P a r a g r a p h   F o n t " / & g t ; & l t ; w : u i P r i o r i t y   w : v a l = " 1 " / & g t ; & l t ; w : s e m i H i d d e n / & g t ; & l t ; w : u n h i d e W h e n U s e d / & g t ; & l t ; / w : s t y l e & g t ; & l t ; w : s t y l e   w : t y p e = " t a b l e "   w : d e f a u l t = " 1 "   w : s t y l e I d = " T a b l e N o r m a l " & g t ; & l t ; w : n a m e   w : v a l = " N o r m a l   T a b l e " / & g t ; & l t ; w : u i P r i o r i t y   w : v a l = " 9 9 " / & g t ; & l t ; w : s e m i H i d d e n / & g t ; & l t ; w : u n h i d e W h e n U s e d / & g t ; & l t ; w : t b l P r & g t ; & l t ; w : t b l I n d   w : w = " 0 "   w : t y p e = " d x a " / & g t ; & l t ; w : t b l C e l l M a r & g t ; & l t ; w : t o p   w : w = " 0 "   w : t y p e = " d x a " / & g t ; & l t ; w : l e f t   w : w = " 1 0 8 "   w : t y p e = " d x a " / & g t ; & l t ; w : b o t t o m   w : w = " 0 "   w : t y p e = " d x a " / & g t ; & l t ; w : r i g h t   w : w = " 1 0 8 "   w : t y p e = " d x a " / & g t ; & l t ; / w : t b l C e l l M a r & g t ; & l t ; / w : t b l P r & g t ; & l t ; / w : s t y l e & g t ; & l t ; w : s t y l e   w : t y p e = " n u m b e r i n g "   w : d e f a u l t = " 1 "   w : s t y l e I d = " N o L i s t " & g t ; & l t ; w : n a m e   w : v a l = " N o   L i s t " / & g t ; & l t ; w : u i P r i o r i t y   w : v a l = " 9 9 " / & g t ; & l t ; w : s e m i H i d d e n / & g t ; & l t ; w : u n h i d e W h e n U s e d / & g t ; & l t ; / w : s t y l e & g t ; & l t ; / w : s t y l e s & g t ; & l t ; / p k g : x m l D a t a & g t ; & l t ; / p k g : p a r t & g t ; & l t ; p k g : p a r t   p k g : n a m e = " / d o c M e t a d a t a / L a b e l I n f o . x m l "   p k g : c o n t e n t T y p e = " a p p l i c a t i o n / v n d . m s - o f f i c e . c l a s s i f i c a t i o n l a b e l s + x m l " & g t ; & l t ; p k g : x m l D a t a & g t ; & l t ; c l b l : l a b e l L i s t   x m l n s : c l b l = " h t t p : / / s c h e m a s . m i c r o s o f t . c o m / o f f i c e / 2 0 2 0 / m i p L a b e l M e t a d a t a " & g t ; & l t ; c l b l : l a b e l   i d = " { f 4 2 a a 3 4 2 - 8 7 0 6 - 4 2 8 8 - b d 1 1 - e b b 8 5 9 9 5 0 2 8 c } "   e n a b l e d = " 1 "   m e t h o d = " S t a n d a r d "   s i t e I d = " { 7 2 f 9 8 8 b f - 8 6 f 1 - 4 1 a f - 9 1 a b - 2 d 7 c d 0 1 1 d b 4 7 } "   c o n t e n t B i t s = " 0 "   r e m o v e d = " 0 " / & g t ; & l t ; / c l b l : l a b e l L i s t & g t ; & l t ; / p k g : x m l D a t a & g t ; & l t ; / p k g : p a r t & g t ; & l t ; / p k g : p a c k a g e & g t ; + 
+ < / V e n d o r N a m e C a p t i o n > + 
+         < V e n d o r N o C a p t i o n > & l t ; ? x m l   v e r s i o n = " 1 . 0 "   s t a n d a l o n e = " y e s " ? & g t ; + 
+ & l t ; ? m s o - a p p l i c a t i o n   p r o g i d = " W o r d . D o c u m e n t " ? & g t ; + 
+ & l t ; p k g : p a c k a g e   x m l n s : p k g = " h t t p : / / s c h e m a s . m i c r o s o f t . c o m / o f f i c e / 2 0 0 6 / x m l P a c k a g e " & g t ; & l t ; p k g : p a r t   p k g : n a m e = " / _ r e l s / . r e l s "   p k g : c o n t e n t T y p e = " a p p l i c a t i o n / v n d . o p e n x m l f o r m a t s - p a c k a g e . r e l a t i o n s h i p s + x m l "   p k g : p a d d i n g = " 5 1 2 " & g t ; & l t ; p k g : x m l D a t a & g t ; & l t ; R e l a t i o n s h i p s   x m l n s = " h t t p : / / s c h e m a s . o p e n x m l f o r m a t s . o r g / p a c k a g e / 2 0 0 6 / r e l a t i o n s h i p s " & g t ; & l t ; R e l a t i o n s h i p   I d = " r I d 2 "   T y p e = " h t t p : / / s c h e m a s . m i c r o s o f t . c o m / o f f i c e / 2 0 2 0 / 0 2 / r e l a t i o n s h i p s / c l a s s i f i c a t i o n l a b e l s "   T a r g e t = " d o c M e t a d a t a / L a b e l I n f o . x m l " / & g t ; & l t ; R e l a t i o n s h i p   I d = " r I d 1 "   T y p e = " h t t p : / / s c h e m a s . o p e n x m l f o r m a t s . o r g / o f f i c e D o c u m e n t / 2 0 0 6 / r e l a t i o n s h i p s / o f f i c e D o c u m e n t "   T a r g e t = " w o r d / d o c u m e n t . x m l " / & g t ; & l t ; / R e l a t i o n s h i p s & g t ; & l t ; / p k g : x m l D a t a & g t ; & l t ; / p k g : p a r t & g t ; & l t ; p k g : p a r t   p k g : n a m e = " / w o r d / d o c u m e n t . x m l "   p k g : c o n t e n t T y p e = " a p p l i c a t i o n / v n d . o p e n x m l f o r m a t s - o f f i c e d o c u m e n t . w o r d p r o c e s s i n g m l . d o c u m e n t . m a i n + x m l " & g t ; & l t ; p k g : x m l D a t a & g t ; & l t ; w : d o c u m e n t   x m l n s : w p c = " h t t p : / / s c h e m a s . m i c r o s o f t . c o m / o f f i c e / w o r d / 2 0 1 0 / w o r d p r o c e s s i n g C a n v a s "   x m l n s : c x = " h t t p : / / s c h e m a s . m i c r o s o f t . c o m / o f f i c e / d r a w i n g / 2 0 1 4 / c h a r t e x "   x m l n s : c x 1 = " h t t p : / / s c h e m a s . m i c r o s o f t . c o m / o f f i c e / d r a w i n g / 2 0 1 5 / 9 / 8 / c h a r t e x "   x m l n s : c x 2 = " h t t p : / / s c h e m a s . m i c r o s o f t . c o m / o f f i c e / d r a w i n g / 2 0 1 5 / 1 0 / 2 1 / c h a r t e x "   x m l n s : c x 3 = " h t t p : / / s c h e m a s . m i c r o s o f t . c o m / o f f i c e / d r a w i n g / 2 0 1 6 / 5 / 9 / c h a r t e x "   x m l n s : c x 4 = " h t t p : / / s c h e m a s . m i c r o s o f t . c o m / o f f i c e / d r a w i n g / 2 0 1 6 / 5 / 1 0 / c h a r t e x "   x m l n s : c x 5 = " h t t p : / / s c h e m a s . m i c r o s o f t . c o m / o f f i c e / d r a w i n g / 2 0 1 6 / 5 / 1 1 / c h a r t e x "   x m l n s : c x 6 = " h t t p : / / s c h e m a s . m i c r o s o f t . c o m / o f f i c e / d r a w i n g / 2 0 1 6 / 5 / 1 2 / c h a r t e x "   x m l n s : c x 7 = " h t t p : / / s c h e m a s . m i c r o s o f t . c o m / o f f i c e / d r a w i n g / 2 0 1 6 / 5 / 1 3 / c h a r t e x "   x m l n s : c x 8 = " h t t p : / / s c h e m a s . m i c r o s o f t . c o m / o f f i c e / d r a w i n g / 2 0 1 6 / 5 / 1 4 / c h a r t e x "   x m l n s : m c = " h t t p : / / s c h e m a s . o p e n x m l f o r m a t s . o r g / m a r k u p - c o m p a t i b i l i t y / 2 0 0 6 "   x m l n s : a i n k = " h t t p : / / s c h e m a s . m i c r o s o f t . c o m / o f f i c e / d r a w i n g / 2 0 1 6 / i n k "   x m l n s : a m 3 d = " h t t p : / / s c h e m a s . m i c r o s o f t . c o m / o f f i c e / d r a w i n g / 2 0 1 7 / m o d e l 3 d "   x m l n s : o = " u r n : s c h e m a s - m i c r o s o f t - c o m : o f f i c e : o f f i c e "   x m l n s : o e l = " h t t p : / / s c h e m a s . m i c r o s o f t . c o m / o f f i c e / 2 0 1 9 / e x t l s t "   x m l n s : r = " h t t p : / / s c h e m a s . o p e n x m l f o r m a t s . o r g / o f f i c e D o c u m e n t / 2 0 0 6 / r e l a t i o n s h i p s "   x m l n s : m = " h t t p : / / s c h e m a s . o p e n x m l f o r m a t s . o r g / o f f i c e D o c u m e n t / 2 0 0 6 / m a t h "   x m l n s : v = " u r n : s c h e m a s - m i c r o s o f t - c o m : v m l "   x m l n s : w p 1 4 = " h t t p : / / s c h e m a s . m i c r o s o f t . c o m / o f f i c e / w o r d / 2 0 1 0 / w o r d p r o c e s s i n g D r a w i n g "   x m l n s : w p = " h t t p : / / s c h e m a s . o p e n x m l f o r m a t s . o r g / d r a w i n g m l / 2 0 0 6 / w o r d p r o c e s s i n g D r a w i n g "   x m l n s : w 1 0 = " u r n : s c h e m a s - m i c r o s o f t - c o m : o f f i c e : w o r d "   x m l n s : w = " h t t p : / / s c h e m a s . o p e n x m l f o r m a t s . o r g / w o r d p r o c e s s i n g m l / 2 0 0 6 / m a i n "   x m l n s : w 1 4 = " h t t p : / / s c h e m a s . m i c r o s o f t . c o m / o f f i c e / w o r d / 2 0 1 0 / w o r d m l "   x m l n s : w 1 5 = " h t t p : / / s c h e m a s . m i c r o s o f t . c o m / o f f i c e / w o r d / 2 0 1 2 / w o r d m l "   x m l n s : w 1 6 c e x = " h t t p : / / s c h e m a s . m i c r o s o f t . c o m / o f f i c e / w o r d / 2 0 1 8 / w o r d m l / c e x "   x m l n s : w 1 6 c i d = " h t t p : / / s c h e m a s . m i c r o s o f t . c o m / o f f i c e / w o r d / 2 0 1 6 / w o r d m l / c i d "   x m l n s : w 1 6 = " h t t p : / / s c h e m a s . m i c r o s o f t . c o m / o f f i c e / w o r d / 2 0 1 8 / w o r d m l "   x m l n s : w 1 6 d u = " h t t p : / / s c h e m a s . m i c r o s o f t . c o m / o f f i c e / w o r d / 2 0 2 3 / w o r d m l / w o r d 1 6 d u "   x m l n s : w 1 6 s d t d h = " h t t p : / / s c h e m a s . m i c r o s o f t . c o m / o f f i c e / w o r d / 2 0 2 0 / w o r d m l / s d t d a t a h a s h "   x m l n s : w 1 6 s e = " h t t p : / / s c h e m a s . m i c r o s o f t . c o m / o f f i c e / w o r d / 2 0 1 5 / w o r d m l / s y m e x "   x m l n s : w p g = " h t t p : / / s c h e m a s . m i c r o s o f t . c o m / o f f i c e / w o r d / 2 0 1 0 / w o r d p r o c e s s i n g G r o u p "   x m l n s : w p i = " h t t p : / / s c h e m a s . m i c r o s o f t . c o m / o f f i c e / w o r d / 2 0 1 0 / w o r d p r o c e s s i n g I n k "   x m l n s : w n e = " h t t p : / / s c h e m a s . m i c r o s o f t . c o m / o f f i c e / w o r d / 2 0 0 6 / w o r d m l "   x m l n s : w p s = " h t t p : / / s c h e m a s . m i c r o s o f t . c o m / o f f i c e / w o r d / 2 0 1 0 / w o r d p r o c e s s i n g S h a p e "   m c : I g n o r a b l e = " w 1 4   w 1 5   w 1 6 s e   w 1 6 c i d   w 1 6   w 1 6 c e x   w 1 6 s d t d h   w 1 6 d u   w p 1 4 " & g t ; & l t ; w : b o d y & g t ; & l t ; w : p   w 1 4 : p a r a I d = " 6 7 0 2 0 6 7 C "   w 1 4 : t e x t I d = " 7 0 C 4 D 4 6 B "   w : r s i d R = " 0 0 B C 5 6 F 5 "   w : r s i d R D e f a u l t = " 0 0 B C 5 6 F 5 " & g t ; & l t ; w : p P r & g t ; & l t ; w : s p a c i n g   w : b e f o r e = " 4 0 "   w : a f t e r = " 0 "   w : l i n e = " 2 4 0 "   w : l i n e R u l e = " a u t o " / & g t ; & l t ; / w : p P r & g t ; & l t ; w : r & g t ; & l t ; w : t & g t ; V e n d o r N o C a p t i o n & l t ; / w : t & g t ; & l t ; / w : r & g t ; & l t ; / w : p & g t ; & l t ; w : s e c t P r   w : r s i d R = " 0 0 0 0 0 0 0 0 " & g t ; & l t ; w : p g S z   w : w = " 1 2 2 4 0 "   w : h = " 1 5 8 4 0 " / & g t ; & l t ; w : p g M a r   w : t o p = " 1 4 4 0 "   w : r i g h t = " 1 4 4 0 "   w : b o t t o m = " 1 4 4 0 "   w : l e f t = " 1 4 4 0 "   w : h e a d e r = " 7 2 0 "   w : f o o t e r = " 7 2 0 "   w : g u t t e r = " 0 " / & g t ; & l t ; w : c o l s   w : s p a c e = " 7 2 0 " / & g t ; & l t ; / w : s e c t P r & g t ; & l t ; / w : b o d y & g t ; & l t ; / w : d o c u m e n t & g t ; & l t ; / p k g : x m l D a t a & g t ; & l t ; / p k g : p a r t & g t ; & l t ; p k g : p a r t   p k g : n a m e = " / w o r d / _ r e l s / d o c u m e n t . x m l . r e l s "   p k g : c o n t e n t T y p e = " a p p l i c a t i o n / v n d . o p e n x m l f o r m a t s - p a c k a g e . r e l a t i o n s h i p s + x m l "   p k g : p a d d i n g = " 2 5 6 " & g t ; & l t ; p k g : x m l D a t a & g t ; & l t ; R e l a t i o n s h i p s   x m l n s = " h t t p : / / s c h e m a s . o p e n x m l f o r m a t s . o r g / p a c k a g e / 2 0 0 6 / r e l a t i o n s h i p s " & g t ; & l t ; R e l a t i o n s h i p   I d = " r I d 1 "   T y p e = " h t t p : / / s c h e m a s . o p e n x m l f o r m a t s . o r g / o f f i c e D o c u m e n t / 2 0 0 6 / r e l a t i o n s h i p s / s t y l e s "   T a r g e t = " s t y l e s . x m l " / & g t ; & l t ; / R e l a t i o n s h i p s & g t ; & l t ; / p k g : x m l D a t a & g t ; & l t ; / p k g : p a r t & g t ; & l t ; p k g : p a r t   p k g : n a m e = " / w o r d / s t y l e s . x m l "   p k g : c o n t e n t T y p e = " a p p l i c a t i o n / v n d . o p e n x m l f o r m a t s - o f f i c e d o c u m e n t . w o r d p r o c e s s i n g m l . s t y l e s + x m l " & g t ; & l t ; p k g : x m l D a t a & g t ; & l t ; w : s t y l e s   x m l n s : m c = " h t t p : / / s c h e m a s . o p e n x m l f o r m a t s . o r g / m a r k u p - c o m p a t i b i l i t y / 2 0 0 6 "   x m l n s : r = " h t t p : / / s c h e m a s . o p e n x m l f o r m a t s . o r g / o f f i c e D o c u m e n t / 2 0 0 6 / r e l a t i o n s h i p s "   x m l n s : w = " h t t p : / / s c h e m a s . o p e n x m l f o r m a t s . o r g / w o r d p r o c e s s i n g m l / 2 0 0 6 / m a i n "   x m l n s : w 1 4 = " h t t p : / / s c h e m a s . m i c r o s o f t . c o m / o f f i c e / w o r d / 2 0 1 0 / w o r d m l "   x m l n s : w 1 5 = " h t t p : / / s c h e m a s . m i c r o s o f t . c o m / o f f i c e / w o r d / 2 0 1 2 / w o r d m l "   x m l n s : w 1 6 c e x = " h t t p : / / s c h e m a s . m i c r o s o f t . c o m / o f f i c e / w o r d / 2 0 1 8 / w o r d m l / c e x "   x m l n s : w 1 6 c i d = " h t t p : / / s c h e m a s . m i c r o s o f t . c o m / o f f i c e / w o r d / 2 0 1 6 / w o r d m l / c i d "   x m l n s : w 1 6 = " h t t p : / / s c h e m a s . m i c r o s o f t . c o m / o f f i c e / w o r d / 2 0 1 8 / w o r d m l "   x m l n s : w 1 6 d u = " h t t p : / / s c h e m a s . m i c r o s o f t . c o m / o f f i c e / w o r d / 2 0 2 3 / w o r d m l / w o r d 1 6 d u "   x m l n s : w 1 6 s d t d h = " h t t p : / / s c h e m a s . m i c r o s o f t . c o m / o f f i c e / w o r d / 2 0 2 0 / w o r d m l / s d t d a t a h a s h "   x m l n s : w 1 6 s e = " h t t p : / / s c h e m a s . m i c r o s o f t . c o m / o f f i c e / w o r d / 2 0 1 5 / w o r d m l / s y m e x "   m c : I g n o r a b l e = " w 1 4   w 1 5   w 1 6 s e   w 1 6 c i d   w 1 6   w 1 6 c e x   w 1 6 s d t d h   w 1 6 d u " & g t ; & l t ; w : d o c D e f a u l t s & g t ; & l t ; w : r P r D e f a u l t & g t ; & l t ; w : r P r & g t ; & l t ; w : r F o n t s   w : a s c i i T h e m e = " m i n o r H A n s i "   w : e a s t A s i a T h e m e = " m i n o r E a s t A s i a "   w : h A n s i T h e m e = " m i n o r H A n s i "   w : c s t h e m e = " m i n o r B i d i " / & g t ; & l t ; w : k e r n   w : v a l = " 2 " / & g t ; & l t ; w : s z   w : v a l = " 2 4 " / & g t ; & l t ; w : s z C s   w : v a l = " 2 4 " / & g t ; & l t ; w : l a n g   w : v a l = " e n - U S "   w : e a s t A s i a = " e n - U S "   w : b i d i = " a r - S A " / & g t ; & l t ; w 1 4 : l i g a t u r e s   w 1 4 : v a l = " s t a n d a r d C o n t e x t u a l " / & g t ; & l t ; / w : r P r & g t ; & l t ; / w : r P r D e f a u l t & g t ; & l t ; w : p P r D e f a u l t & g t ; & l t ; w : p P r & g t ; & l t ; w : s p a c i n g   w : a f t e r = " 1 6 0 "   w : l i n e = " 2 7 8 "   w : l i n e R u l e = " a u t o " / & g t ; & l t ; / w : p P r & g t ; & l t ; / w : p P r D e f a u l t & g t ; & l t ; / w : d o c D e f a u l t s & g t ; & l t ; w : s t y l e   w : t y p e = " p a r a g r a p h "   w : d e f a u l t = " 1 "   w : s t y l e I d = " N o r m a l " & g t ; & l t ; w : n a m e   w : v a l = " N o r m a l " / & g t ; & l t ; w : q F o r m a t / & g t ; & l t ; / w : s t y l e & g t ; & l t ; w : s t y l e   w : t y p e = " c h a r a c t e r "   w : d e f a u l t = " 1 "   w : s t y l e I d = " D e f a u l t P a r a g r a p h F o n t " & g t ; & l t ; w : n a m e   w : v a l = " D e f a u l t   P a r a g r a p h   F o n t " / & g t ; & l t ; w : u i P r i o r i t y   w : v a l = " 1 " / & g t ; & l t ; w : s e m i H i d d e n / & g t ; & l t ; w : u n h i d e W h e n U s e d / & g t ; & l t ; / w : s t y l e & g t ; & l t ; w : s t y l e   w : t y p e = " t a b l e "   w : d e f a u l t = " 1 "   w : s t y l e I d = " T a b l e N o r m a l " & g t ; & l t ; w : n a m e   w : v a l = " N o r m a l   T a b l e " / & g t ; & l t ; w : u i P r i o r i t y   w : v a l = " 9 9 " / & g t ; & l t ; w : s e m i H i d d e n / & g t ; & l t ; w : u n h i d e W h e n U s e d / & g t ; & l t ; w : t b l P r & g t ; & l t ; w : t b l I n d   w : w = " 0 "   w : t y p e = " d x a " / & g t ; & l t ; w : t b l C e l l M a r & g t ; & l t ; w : t o p   w : w = " 0 "   w : t y p e = " d x a " / & g t ; & l t ; w : l e f t   w : w = " 1 0 8 "   w : t y p e = " d x a " / & g t ; & l t ; w : b o t t o m   w : w = " 0 "   w : t y p e = " d x a " / & g t ; & l t ; w : r i g h t   w : w = " 1 0 8 "   w : t y p e = " d x a " / & g t ; & l t ; / w : t b l C e l l M a r & g t ; & l t ; / w : t b l P r & g t ; & l t ; / w : s t y l e & g t ; & l t ; w : s t y l e   w : t y p e = " n u m b e r i n g "   w : d e f a u l t = " 1 "   w : s t y l e I d = " N o L i s t " & g t ; & l t ; w : n a m e   w : v a l = " N o   L i s t " / & g t ; & l t ; w : u i P r i o r i t y   w : v a l = " 9 9 " / & g t ; & l t ; w : s e m i H i d d e n / & g t ; & l t ; w : u n h i d e W h e n U s e d / & g t ; & l t ; / w : s t y l e & g t ; & l t ; / w : s t y l e s & g t ; & l t ; / p k g : x m l D a t a & g t ; & l t ; / p k g : p a r t & g t ; & l t ; p k g : p a r t   p k g : n a m e = " / d o c M e t a d a t a / L a b e l I n f o . x m l "   p k g : c o n t e n t T y p e = " a p p l i c a t i o n / v n d . m s - o f f i c e . c l a s s i f i c a t i o n l a b e l s + x m l " & g t ; & l t ; p k g : x m l D a t a & g t ; & l t ; c l b l : l a b e l L i s t   x m l n s : c l b l = " h t t p : / / s c h e m a s . m i c r o s o f t . c o m / o f f i c e / 2 0 2 0 / m i p L a b e l M e t a d a t a " & g t ; & l t ; c l b l : l a b e l   i d = " { f 4 2 a a 3 4 2 - 8 7 0 6 - 4 2 8 8 - b d 1 1 - e b b 8 5 9 9 5 0 2 8 c } "   e n a b l e d = " 1 "   m e t h o d = " S t a n d a r d "   s i t e I d = " { 7 2 f 9 8 8 b f - 8 6 f 1 - 4 1 a f - 9 1 a b - 2 d 7 c d 0 1 1 d b 4 7 } "   c o n t e n t B i t s = " 0 "   r e m o v e d = " 0 " / & g t ; & l t ; / c l b l : l a b e l L i s t & g t ; & l t ; / p k g : x m l D a t a & g t ; & l t ; / p k g : p a r t & g t ; & l t ; / p k g : p a c k a g e & g t ; + 
+ < / V e n d o r N o C a p t i o n > + 
+         < V e n d o r P u r c h a s e s L C Y C a p t i o n > & l t ; ? x m l   v e r s i o n = " 1 . 0 "   s t a n d a l o n e = " y e s " ? & g t ; + 
+ & l t ; ? m s o - a p p l i c a t i o n   p r o g i d = " W o r d . D o c u m e n t " ? & g t ; + 
+ & l t ; p k g : p a c k a g e   x m l n s : p k g = " h t t p : / / s c h e m a s . m i c r o s o f t . c o m / o f f i c e / 2 0 0 6 / x m l P a c k a g e " & g t ; & l t ; p k g : p a r t   p k g : n a m e = " / _ r e l s / . r e l s "   p k g : c o n t e n t T y p e = " a p p l i c a t i o n / v n d . o p e n x m l f o r m a t s - p a c k a g e . r e l a t i o n s h i p s + x m l "   p k g : p a d d i n g = " 5 1 2 " & g t ; & l t ; p k g : x m l D a t a & g t ; & l t ; R e l a t i o n s h i p s   x m l n s = " h t t p : / / s c h e m a s . o p e n x m l f o r m a t s . o r g / p a c k a g e / 2 0 0 6 / r e l a t i o n s h i p s " & g t ; & l t ; R e l a t i o n s h i p   I d = " r I d 2 "   T y p e = " h t t p : / / s c h e m a s . m i c r o s o f t . c o m / o f f i c e / 2 0 2 0 / 0 2 / r e l a t i o n s h i p s / c l a s s i f i c a t i o n l a b e l s "   T a r g e t = " d o c M e t a d a t a / L a b e l I n f o . x m l " / & g t ; & l t ; R e l a t i o n s h i p   I d = " r I d 1 "   T y p e = " h t t p : / / s c h e m a s . o p e n x m l f o r m a t s . o r g / o f f i c e D o c u m e n t / 2 0 0 6 / r e l a t i o n s h i p s / o f f i c e D o c u m e n t "   T a r g e t = " w o r d / d o c u m e n t . x m l " / & g t ; & l t ; / R e l a t i o n s h i p s & g t ; & l t ; / p k g : x m l D a t a & g t ; & l t ; / p k g : p a r t & g t ; & l t ; p k g : p a r t   p k g : n a m e = " / w o r d / d o c u m e n t . x m l "   p k g : c o n t e n t T y p e = " a p p l i c a t i o n / v n d . o p e n x m l f o r m a t s - o f f i c e d o c u m e n t . w o r d p r o c e s s i n g m l . d o c u m e n t . m a i n + x m l " & g t ; & l t ; p k g : x m l D a t a & g t ; & l t ; w : d o c u m e n t   x m l n s : w p c = " h t t p : / / s c h e m a s . m i c r o s o f t . c o m / o f f i c e / w o r d / 2 0 1 0 / w o r d p r o c e s s i n g C a n v a s "   x m l n s : c x = " h t t p : / / s c h e m a s . m i c r o s o f t . c o m / o f f i c e / d r a w i n g / 2 0 1 4 / c h a r t e x "   x m l n s : c x 1 = " h t t p : / / s c h e m a s . m i c r o s o f t . c o m / o f f i c e / d r a w i n g / 2 0 1 5 / 9 / 8 / c h a r t e x "   x m l n s : c x 2 = " h t t p : / / s c h e m a s . m i c r o s o f t . c o m / o f f i c e / d r a w i n g / 2 0 1 5 / 1 0 / 2 1 / c h a r t e x "   x m l n s : c x 3 = " h t t p : / / s c h e m a s . m i c r o s o f t . c o m / o f f i c e / d r a w i n g / 2 0 1 6 / 5 / 9 / c h a r t e x "   x m l n s : c x 4 = " h t t p : / / s c h e m a s . m i c r o s o f t . c o m / o f f i c e / d r a w i n g / 2 0 1 6 / 5 / 1 0 / c h a r t e x "   x m l n s : c x 5 = " h t t p : / / s c h e m a s . m i c r o s o f t . c o m / o f f i c e / d r a w i n g / 2 0 1 6 / 5 / 1 1 / c h a r t e x "   x m l n s : c x 6 = " h t t p : / / s c h e m a s . m i c r o s o f t . c o m / o f f i c e / d r a w i n g / 2 0 1 6 / 5 / 1 2 / c h a r t e x "   x m l n s : c x 7 = " h t t p : / / s c h e m a s . m i c r o s o f t . c o m / o f f i c e / d r a w i n g / 2 0 1 6 / 5 / 1 3 / c h a r t e x "   x m l n s : c x 8 = " h t t p : / / s c h e m a s . m i c r o s o f t . c o m / o f f i c e / d r a w i n g / 2 0 1 6 / 5 / 1 4 / c h a r t e x "   x m l n s : m c = " h t t p : / / s c h e m a s . o p e n x m l f o r m a t s . o r g / m a r k u p - c o m p a t i b i l i t y / 2 0 0 6 "   x m l n s : a i n k = " h t t p : / / s c h e m a s . m i c r o s o f t . c o m / o f f i c e / d r a w i n g / 2 0 1 6 / i n k "   x m l n s : a m 3 d = " h t t p : / / s c h e m a s . m i c r o s o f t . c o m / o f f i c e / d r a w i n g / 2 0 1 7 / m o d e l 3 d "   x m l n s : o = " u r n : s c h e m a s - m i c r o s o f t - c o m : o f f i c e : o f f i c e "   x m l n s : o e l = " h t t p : / / s c h e m a s . m i c r o s o f t . c o m / o f f i c e / 2 0 1 9 / e x t l s t "   x m l n s : r = " h t t p : / / s c h e m a s . o p e n x m l f o r m a t s . o r g / o f f i c e D o c u m e n t / 2 0 0 6 / r e l a t i o n s h i p s "   x m l n s : m = " h t t p : / / s c h e m a s . o p e n x m l f o r m a t s . o r g / o f f i c e D o c u m e n t / 2 0 0 6 / m a t h "   x m l n s : v = " u r n : s c h e m a s - m i c r o s o f t - c o m : v m l "   x m l n s : w p 1 4 = " h t t p : / / s c h e m a s . m i c r o s o f t . c o m / o f f i c e / w o r d / 2 0 1 0 / w o r d p r o c e s s i n g D r a w i n g "   x m l n s : w p = " h t t p : / / s c h e m a s . o p e n x m l f o r m a t s . o r g / d r a w i n g m l / 2 0 0 6 / w o r d p r o c e s s i n g D r a w i n g "   x m l n s : w 1 0 = " u r n : s c h e m a s - m i c r o s o f t - c o m : o f f i c e : w o r d "   x m l n s : w = " h t t p : / / s c h e m a s . o p e n x m l f o r m a t s . o r g / w o r d p r o c e s s i n g m l / 2 0 0 6 / m a i n "   x m l n s : w 1 4 = " h t t p : / / s c h e m a s . m i c r o s o f t . c o m / o f f i c e / w o r d / 2 0 1 0 / w o r d m l "   x m l n s : w 1 5 = " h t t p : / / s c h e m a s . m i c r o s o f t . c o m / o f f i c e / w o r d / 2 0 1 2 / w o r d m l "   x m l n s : w 1 6 c e x = " h t t p : / / s c h e m a s . m i c r o s o f t . c o m / o f f i c e / w o r d / 2 0 1 8 / w o r d m l / c e x "   x m l n s : w 1 6 c i d = " h t t p : / / s c h e m a s . m i c r o s o f t . c o m / o f f i c e / w o r d / 2 0 1 6 / w o r d m l / c i d "   x m l n s : w 1 6 = " h t t p : / / s c h e m a s . m i c r o s o f t . c o m / o f f i c e / w o r d / 2 0 1 8 / w o r d m l "   x m l n s : w 1 6 d u = " h t t p : / / s c h e m a s . m i c r o s o f t . c o m / o f f i c e / w o r d / 2 0 2 3 / w o r d m l / w o r d 1 6 d u "   x m l n s : w 1 6 s d t d h = " h t t p : / / s c h e m a s . m i c r o s o f t . c o m / o f f i c e / w o r d / 2 0 2 0 / w o r d m l / s d t d a t a h a s h "   x m l n s : w 1 6 s e = " h t t p : / / s c h e m a s . m i c r o s o f t . c o m / o f f i c e / w o r d / 2 0 1 5 / w o r d m l / s y m e x "   x m l n s : w p g = " h t t p : / / s c h e m a s . m i c r o s o f t . c o m / o f f i c e / w o r d / 2 0 1 0 / w o r d p r o c e s s i n g G r o u p "   x m l n s : w p i = " h t t p : / / s c h e m a s . m i c r o s o f t . c o m / o f f i c e / w o r d / 2 0 1 0 / w o r d p r o c e s s i n g I n k "   x m l n s : w n e = " h t t p : / / s c h e m a s . m i c r o s o f t . c o m / o f f i c e / w o r d / 2 0 0 6 / w o r d m l "   x m l n s : w p s = " h t t p : / / s c h e m a s . m i c r o s o f t . c o m / o f f i c e / w o r d / 2 0 1 0 / w o r d p r o c e s s i n g S h a p e "   m c : I g n o r a b l e = " w 1 4   w 1 5   w 1 6 s e   w 1 6 c i d   w 1 6   w 1 6 c e x   w 1 6 s d t d h   w 1 6 d u   w p 1 4 " & g t ; & l t ; w : b o d y & g t ; & l t ; w : p   w 1 4 : p a r a I d = " 6 E C F 0 B 6 F "   w 1 4 : t e x t I d = " 1 2 0 F E D A D "   w : r s i d R = " 0 0 C 1 5 C D 8 "   w : r s i d R D e f a u l t = " 0 0 C 1 5 C D 8 " & g t ; & l t ; w : p P r & g t ; & l t ; w : s p a c i n g   w : b e f o r e = " 4 0 "   w : a f t e r = " 0 "   w : l i n e = " 2 4 0 "   w : l i n e R u l e = " a u t o " / & g t ; & l t ; / w : p P r & g t ; & l t ; w : r & g t ; & l t ; w : t & g t ; V e n d o r P u r c h a s e s L C Y C a p t i o n & l t ; / w : t & g t ; & l t ; / w : r & g t ; & l t ; / w : p & g t ; & l t ; w : s e c t P r   w : r s i d R = " 0 0 0 0 0 0 0 0 " & g t ; & l t ; w : p g S z   w : w = " 1 2 2 4 0 "   w : h = " 1 5 8 4 0 " / & g t ; & l t ; w : p g M a r   w : t o p = " 1 4 4 0 "   w : r i g h t = " 1 4 4 0 "   w : b o t t o m = " 1 4 4 0 "   w : l e f t = " 1 4 4 0 "   w : h e a d e r = " 7 2 0 "   w : f o o t e r = " 7 2 0 "   w : g u t t e r = " 0 " / & g t ; & l t ; w : c o l s   w : s p a c e = " 7 2 0 " / & g t ; & l t ; / w : s e c t P r & g t ; & l t ; / w : b o d y & g t ; & l t ; / w : d o c u m e n t & g t ; & l t ; / p k g : x m l D a t a & g t ; & l t ; / p k g : p a r t & g t ; & l t ; p k g : p a r t   p k g : n a m e = " / w o r d / _ r e l s / d o c u m e n t . x m l . r e l s "   p k g : c o n t e n t T y p e = " a p p l i c a t i o n / v n d . o p e n x m l f o r m a t s - p a c k a g e . r e l a t i o n s h i p s + x m l "   p k g : p a d d i n g = " 2 5 6 " & g t ; & l t ; p k g : x m l D a t a & g t ; & l t ; R e l a t i o n s h i p s   x m l n s = " h t t p : / / s c h e m a s . o p e n x m l f o r m a t s . o r g / p a c k a g e / 2 0 0 6 / r e l a t i o n s h i p s " & g t ; & l t ; R e l a t i o n s h i p   I d = " r I d 1 "   T y p e = " h t t p : / / s c h e m a s . o p e n x m l f o r m a t s . o r g / o f f i c e D o c u m e n t / 2 0 0 6 / r e l a t i o n s h i p s / s t y l e s "   T a r g e t = " s t y l e s . x m l " / & g t ; & l t ; / R e l a t i o n s h i p s & g t ; & l t ; / p k g : x m l D a t a & g t ; & l t ; / p k g : p a r t & g t ; & l t ; p k g : p a r t   p k g : n a m e = " / w o r d / s t y l e s . x m l "   p k g : c o n t e n t T y p e = " a p p l i c a t i o n / v n d . o p e n x m l f o r m a t s - o f f i c e d o c u m e n t . w o r d p r o c e s s i n g m l . s t y l e s + x m l " & g t ; & l t ; p k g : x m l D a t a & g t ; & l t ; w : s t y l e s   x m l n s : m c = " h t t p : / / s c h e m a s . o p e n x m l f o r m a t s . o r g / m a r k u p - c o m p a t i b i l i t y / 2 0 0 6 "   x m l n s : r = " h t t p : / / s c h e m a s . o p e n x m l f o r m a t s . o r g / o f f i c e D o c u m e n t / 2 0 0 6 / r e l a t i o n s h i p s "   x m l n s : w = " h t t p : / / s c h e m a s . o p e n x m l f o r m a t s . o r g / w o r d p r o c e s s i n g m l / 2 0 0 6 / m a i n "   x m l n s : w 1 4 = " h t t p : / / s c h e m a s . m i c r o s o f t . c o m / o f f i c e / w o r d / 2 0 1 0 / w o r d m l "   x m l n s : w 1 5 = " h t t p : / / s c h e m a s . m i c r o s o f t . c o m / o f f i c e / w o r d / 2 0 1 2 / w o r d m l "   x m l n s : w 1 6 c e x = " h t t p : / / s c h e m a s . m i c r o s o f t . c o m / o f f i c e / w o r d / 2 0 1 8 / w o r d m l / c e x "   x m l n s : w 1 6 c i d = " h t t p : / / s c h e m a s . m i c r o s o f t . c o m / o f f i c e / w o r d / 2 0 1 6 / w o r d m l / c i d "   x m l n s : w 1 6 = " h t t p : / / s c h e m a s . m i c r o s o f t . c o m / o f f i c e / w o r d / 2 0 1 8 / w o r d m l "   x m l n s : w 1 6 d u = " h t t p : / / s c h e m a s . m i c r o s o f t . c o m / o f f i c e / w o r d / 2 0 2 3 / w o r d m l / w o r d 1 6 d u "   x m l n s : w 1 6 s d t d h = " h t t p : / / s c h e m a s . m i c r o s o f t . c o m / o f f i c e / w o r d / 2 0 2 0 / w o r d m l / s d t d a t a h a s h "   x m l n s : w 1 6 s e = " h t t p : / / s c h e m a s . m i c r o s o f t . c o m / o f f i c e / w o r d / 2 0 1 5 / w o r d m l / s y m e x "   m c : I g n o r a b l e = " w 1 4   w 1 5   w 1 6 s e   w 1 6 c i d   w 1 6   w 1 6 c e x   w 1 6 s d t d h   w 1 6 d u " & g t ; & l t ; w : d o c D e f a u l t s & g t ; & l t ; w : r P r D e f a u l t & g t ; & l t ; w : r P r & g t ; & l t ; w : r F o n t s   w : a s c i i T h e m e = " m i n o r H A n s i "   w : e a s t A s i a T h e m e = " m i n o r E a s t A s i a "   w : h A n s i T h e m e = " m i n o r H A n s i "   w : c s t h e m e = " m i n o r B i d i " / & g t ; & l t ; w : k e r n   w : v a l = " 2 " / & g t ; & l t ; w : s z   w : v a l = " 2 4 " / & g t ; & l t ; w : s z C s   w : v a l = " 2 4 " / & g t ; & l t ; w : l a n g   w : v a l = " e n - U S "   w : e a s t A s i a = " e n - U S "   w : b i d i = " a r - S A " / & g t ; & l t ; w 1 4 : l i g a t u r e s   w 1 4 : v a l = " s t a n d a r d C o n t e x t u a l " / & g t ; & l t ; / w : r P r & g t ; & l t ; / w : r P r D e f a u l t & g t ; & l t ; w : p P r D e f a u l t & g t ; & l t ; w : p P r & g t ; & l t ; w : s p a c i n g   w : a f t e r = " 1 6 0 "   w : l i n e = " 2 7 8 "   w : l i n e R u l e = " a u t o " / & g t ; & l t ; / w : p P r & g t ; & l t ; / w : p P r D e f a u l t & g t ; & l t ; / w : d o c D e f a u l t s & g t ; & l t ; w : s t y l e   w : t y p e = " p a r a g r a p h "   w : d e f a u l t = " 1 "   w : s t y l e I d = " N o r m a l " & g t ; & l t ; w : n a m e   w : v a l = " N o r m a l " / & g t ; & l t ; w : q F o r m a t / & g t ; & l t ; / w : s t y l e & g t ; & l t ; w : s t y l e   w : t y p e = " c h a r a c t e r "   w : d e f a u l t = " 1 "   w : s t y l e I d = " D e f a u l t P a r a g r a p h F o n t " & g t ; & l t ; w : n a m e   w : v a l = " D e f a u l t   P a r a g r a p h   F o n t " / & g t ; & l t ; w : u i P r i o r i t y   w : v a l = " 1 " / & g t ; & l t ; w : s e m i H i d d e n / & g t ; & l t ; w : u n h i d e W h e n U s e d / & g t ; & l t ; / w : s t y l e & g t ; & l t ; w : s t y l e   w : t y p e = " t a b l e "   w : d e f a u l t = " 1 "   w : s t y l e I d = " T a b l e N o r m a l " & g t ; & l t ; w : n a m e   w : v a l = " N o r m a l   T a b l e " / & g t ; & l t ; w : u i P r i o r i t y   w : v a l = " 9 9 " / & g t ; & l t ; w : s e m i H i d d e n / & g t ; & l t ; w : u n h i d e W h e n U s e d / & g t ; & l t ; w : t b l P r & g t ; & l t ; w : t b l I n d   w : w = " 0 "   w : t y p e = " d x a " / & g t ; & l t ; w : t b l C e l l M a r & g t ; & l t ; w : t o p   w : w = " 0 "   w : t y p e = " d x a " / & g t ; & l t ; w : l e f t   w : w = " 1 0 8 "   w : t y p e = " d x a " / & g t ; & l t ; w : b o t t o m   w : w = " 0 "   w : t y p e = " d x a " / & g t ; & l t ; w : r i g h t   w : w = " 1 0 8 "   w : t y p e = " d x a " / & g t ; & l t ; / w : t b l C e l l M a r & g t ; & l t ; / w : t b l P r & g t ; & l t ; / w : s t y l e & g t ; & l t ; w : s t y l e   w : t y p e = " n u m b e r i n g "   w : d e f a u l t = " 1 "   w : s t y l e I d = " N o L i s t " & g t ; & l t ; w : n a m e   w : v a l = " N o   L i s t " / & g t ; & l t ; w : u i P r i o r i t y   w : v a l = " 9 9 " / & g t ; & l t ; w : s e m i H i d d e n / & g t ; & l t ; w : u n h i d e W h e n U s e d / & g t ; & l t ; / w : s t y l e & g t ; & l t ; / w : s t y l e s & g t ; & l t ; / p k g : x m l D a t a & g t ; & l t ; / p k g : p a r t & g t ; & l t ; p k g : p a r t   p k g : n a m e = " / d o c M e t a d a t a / L a b e l I n f o . x m l "   p k g : c o n t e n t T y p e = " a p p l i c a t i o n / v n d . m s - o f f i c e . c l a s s i f i c a t i o n l a b e l s + x m l " & g t ; & l t ; p k g : x m l D a t a & g t ; & l t ; c l b l : l a b e l L i s t   x m l n s : c l b l = " h t t p : / / s c h e m a s . m i c r o s o f t . c o m / o f f i c e / 2 0 2 0 / m i p L a b e l M e t a d a t a " & g t ; & l t ; c l b l : l a b e l   i d = " { f 4 2 a a 3 4 2 - 8 7 0 6 - 4 2 8 8 - b d 1 1 - e b b 8 5 9 9 5 0 2 8 c } "   e n a b l e d = " 1 "   m e t h o d = " S t a n d a r d "   s i t e I d = " { 7 2 f 9 8 8 b f - 8 6 f 1 - 4 1 a f - 9 1 a b - 2 d 7 c d 0 1 1 d b 4 7 } "   c o n t e n t B i t s = " 0 "   r e m o v e d = " 0 " / & g t ; & l t ; / c l b l : l a b e l L i s t & g t ; & l t ; / p k g : x m l D a t a & g t ; & l t ; / p k g : p a r t & g t ; & l t ; / p k g : p a c k a g e & g t ; + 
+ < / V e n d o r P u r c h a s e s L C Y C a p t i o n > + 
+     < / L a b e l s > + 
+     < C o u n t r y R e g i o n > + 
+         < C o m p a n y N a m e > & l t ; ? x m l   v e r s i o n = " 1 . 0 "   s t a n d a l o n e = " y e s " ? & g t ; + 
+ & l t ; ? m s o - a p p l i c a t i o n   p r o g i d = " W o r d . D o c u m e n t " ? & g t ; + 
+ & l t ; p k g : p a c k a g e   x m l n s : p k g = " h t t p : / / s c h e m a s . m i c r o s o f t . c o m / o f f i c e / 2 0 0 6 / x m l P a c k a g e " & g t ; & l t ; p k g : p a r t   p k g : n a m e = " / _ r e l s / . r e l s "   p k g : c o n t e n t T y p e = " a p p l i c a t i o n / v n d . o p e n x m l f o r m a t s - p a c k a g e . r e l a t i o n s h i p s + x m l "   p k g : p a d d i n g = " 5 1 2 " & g t ; & l t ; p k g : x m l D a t a & g t ; & l t ; R e l a t i o n s h i p s   x m l n s = " h t t p : / / s c h e m a s . o p e n x m l f o r m a t s . o r g / p a c k a g e / 2 0 0 6 / r e l a t i o n s h i p s " & g t ; & l t ; R e l a t i o n s h i p   I d = " r I d 2 "   T y p e = " h t t p : / / s c h e m a s . m i c r o s o f t . c o m / o f f i c e / 2 0 2 0 / 0 2 / r e l a t i o n s h i p s / c l a s s i f i c a t i o n l a b e l s "   T a r g e t = " d o c M e t a d a t a / L a b e l I n f o . x m l " / & g t ; & l t ; R e l a t i o n s h i p   I d = " r I d 1 "   T y p e = " h t t p : / / s c h e m a s . o p e n x m l f o r m a t s . o r g / o f f i c e D o c u m e n t / 2 0 0 6 / r e l a t i o n s h i p s / o f f i c e D o c u m e n t "   T a r g e t = " w o r d / d o c u m e n t . x m l " / & g t ; & l t ; / R e l a t i o n s h i p s & g t ; & l t ; / p k g : x m l D a t a & g t ; & l t ; / p k g : p a r t & g t ; & l t ; p k g : p a r t   p k g : n a m e = " / w o r d / d o c u m e n t . x m l "   p k g : c o n t e n t T y p e = " a p p l i c a t i o n / v n d . o p e n x m l f o r m a t s - o f f i c e d o c u m e n t . w o r d p r o c e s s i n g m l . d o c u m e n t . m a i n + x m l " & g t ; & l t ; p k g : x m l D a t a & g t ; & l t ; w : d o c u m e n t   x m l n s : w p c = " h t t p : / / s c h e m a s . m i c r o s o f t . c o m / o f f i c e / w o r d / 2 0 1 0 / w o r d p r o c e s s i n g C a n v a s "   x m l n s : c x = " h t t p : / / s c h e m a s . m i c r o s o f t . c o m / o f f i c e / d r a w i n g / 2 0 1 4 / c h a r t e x "   x m l n s : c x 1 = " h t t p : / / s c h e m a s . m i c r o s o f t . c o m / o f f i c e / d r a w i n g / 2 0 1 5 / 9 / 8 / c h a r t e x "   x m l n s : c x 2 = " h t t p : / / s c h e m a s . m i c r o s o f t . c o m / o f f i c e / d r a w i n g / 2 0 1 5 / 1 0 / 2 1 / c h a r t e x "   x m l n s : c x 3 = " h t t p : / / s c h e m a s . m i c r o s o f t . c o m / o f f i c e / d r a w i n g / 2 0 1 6 / 5 / 9 / c h a r t e x "   x m l n s : c x 4 = " h t t p : / / s c h e m a s . m i c r o s o f t . c o m / o f f i c e / d r a w i n g / 2 0 1 6 / 5 / 1 0 / c h a r t e x "   x m l n s : c x 5 = " h t t p : / / s c h e m a s . m i c r o s o f t . c o m / o f f i c e / d r a w i n g / 2 0 1 6 / 5 / 1 1 / c h a r t e x "   x m l n s : c x 6 = " h t t p : / / s c h e m a s . m i c r o s o f t . c o m / o f f i c e / d r a w i n g / 2 0 1 6 / 5 / 1 2 / c h a r t e x "   x m l n s : c x 7 = " h t t p : / / s c h e m a s . m i c r o s o f t . c o m / o f f i c e / d r a w i n g / 2 0 1 6 / 5 / 1 3 / c h a r t e x "   x m l n s : c x 8 = " h t t p : / / s c h e m a s . m i c r o s o f t . c o m / o f f i c e / d r a w i n g / 2 0 1 6 / 5 / 1 4 / c h a r t e x "   x m l n s : m c = " h t t p : / / s c h e m a s . o p e n x m l f o r m a t s . o r g / m a r k u p - c o m p a t i b i l i t y / 2 0 0 6 "   x m l n s : a i n k = " h t t p : / / s c h e m a s . m i c r o s o f t . c o m / o f f i c e / d r a w i n g / 2 0 1 6 / i n k "   x m l n s : a m 3 d = " h t t p : / / s c h e m a s . m i c r o s o f t . c o m / o f f i c e / d r a w i n g / 2 0 1 7 / m o d e l 3 d "   x m l n s : o = " u r n : s c h e m a s - m i c r o s o f t - c o m : o f f i c e : o f f i c e "   x m l n s : o e l = " h t t p : / / s c h e m a s . m i c r o s o f t . c o m / o f f i c e / 2 0 1 9 / e x t l s t "   x m l n s : r = " h t t p : / / s c h e m a s . o p e n x m l f o r m a t s . o r g / o f f i c e D o c u m e n t / 2 0 0 6 / r e l a t i o n s h i p s "   x m l n s : m = " h t t p : / / s c h e m a s . o p e n x m l f o r m a t s . o r g / o f f i c e D o c u m e n t / 2 0 0 6 / m a t h "   x m l n s : v = " u r n : s c h e m a s - m i c r o s o f t - c o m : v m l "   x m l n s : w p 1 4 = " h t t p : / / s c h e m a s . m i c r o s o f t . c o m / o f f i c e / w o r d / 2 0 1 0 / w o r d p r o c e s s i n g D r a w i n g "   x m l n s : w p = " h t t p : / / s c h e m a s . o p e n x m l f o r m a t s . o r g / d r a w i n g m l / 2 0 0 6 / w o r d p r o c e s s i n g D r a w i n g "   x m l n s : w 1 0 = " u r n : s c h e m a s - m i c r o s o f t - c o m : o f f i c e : w o r d "   x m l n s : w = " h t t p : / / s c h e m a s . o p e n x m l f o r m a t s . o r g / w o r d p r o c e s s i n g m l / 2 0 0 6 / m a i n "   x m l n s : w 1 4 = " h t t p : / / s c h e m a s . m i c r o s o f t . c o m / o f f i c e / w o r d / 2 0 1 0 / w o r d m l "   x m l n s : w 1 5 = " h t t p : / / s c h e m a s . m i c r o s o f t . c o m / o f f i c e / w o r d / 2 0 1 2 / w o r d m l "   x m l n s : w 1 6 c e x = " h t t p : / / s c h e m a s . m i c r o s o f t . c o m / o f f i c e / w o r d / 2 0 1 8 / w o r d m l / c e x "   x m l n s : w 1 6 c i d = " h t t p : / / s c h e m a s . m i c r o s o f t . c o m / o f f i c e / w o r d / 2 0 1 6 / w o r d m l / c i d "   x m l n s : w 1 6 = " h t t p : / / s c h e m a s . m i c r o s o f t . c o m / o f f i c e / w o r d / 2 0 1 8 / w o r d m l "   x m l n s : w 1 6 d u = " h t t p : / / s c h e m a s . m i c r o s o f t . c o m / o f f i c e / w o r d / 2 0 2 3 / w o r d m l / w o r d 1 6 d u "   x m l n s : w 1 6 s d t d h = " h t t p : / / s c h e m a s . m i c r o s o f t . c o m / o f f i c e / w o r d / 2 0 2 0 / w o r d m l / s d t d a t a h a s h "   x m l n s : w 1 6 s e = " h t t p : / / s c h e m a s . m i c r o s o f t . c o m / o f f i c e / w o r d / 2 0 1 5 / w o r d m l / s y m e x "   x m l n s : w p g = " h t t p : / / s c h e m a s . m i c r o s o f t . c o m / o f f i c e / w o r d / 2 0 1 0 / w o r d p r o c e s s i n g G r o u p "   x m l n s : w p i = " h t t p : / / s c h e m a s . m i c r o s o f t . c o m / o f f i c e / w o r d / 2 0 1 0 / w o r d p r o c e s s i n g I n k "   x m l n s : w n e = " h t t p : / / s c h e m a s . m i c r o s o f t . c o m / o f f i c e / w o r d / 2 0 0 6 / w o r d m l "   x m l n s : w p s = " h t t p : / / s c h e m a s . m i c r o s o f t . c o m / o f f i c e / w o r d / 2 0 1 0 / w o r d p r o c e s s i n g S h a p e "   m c : I g n o r a b l e = " w 1 4   w 1 5   w 1 6 s e   w 1 6 c i d   w 1 6   w 1 6 c e x   w 1 6 s d t d h   w 1 6 d u   w p 1 4 " & g t ; & l t ; w : b o d y & g t ; & l t ; w : p   w 1 4 : p a r a I d = " 7 C 1 2 A 0 6 7 "   w 1 4 : t e x t I d = " 2 8 7 D 0 7 7 B "   w : r s i d R = " 0 0 B C 5 8 6 0 "   w : r s i d R P r = " 0 0 4 5 3 1 2 0 "   w : r s i d R D e f a u l t = " 0 0 B C 5 8 6 0 "   w : r s i d P = " 0 0 4 5 3 1 2 0 " & g t ; & l t ; w : p P r & g t ; & l t ; w : j c   w : v a l = " r i g h t " / & g t ; & l t ; w : r P r & g t ; & l t ; w : r S t y l e   w : v a l = " H e a d i n g 2 C h a r " / & g t ; & l t ; / w : r P r & g t ; & l t ; / w : p P r & g t ; & l t ; w : r   w : r s i d R P r = " 0 0 0 8 6 A B 0 " & g t ; & l t ; w : r P r & g t ; & l t ; w : r S t y l e   w : v a l = " H e a d i n g 1 C h a r " / & g t ; & l t ; / w : r P r & g t ; & l t ; w : t & g t ; C o m p a n y N a m e & l t ; / w : t & g t ; & l t ; / w : r & g t ; & l t ; / w : p & g t ; & l t ; w : s e c t P r   w : r s i d R = " 0 0 4 5 3 1 2 0 "   w : r s i d R P r = " 0 0 4 5 3 1 2 0 " & g t ; & l t ; w : p g S z   w : w = " 1 2 2 4 0 "   w : h = " 1 5 8 4 0 " / & g t ; & l t ; w : p g M a r   w : t o p = " 1 4 4 0 "   w : r i g h t = " 1 4 4 0 "   w : b o t t o m = " 1 4 4 0 "   w : l e f t = " 1 4 4 0 "   w : h e a d e r = " 7 2 0 "   w : f o o t e r = " 7 2 0 "   w : g u t t e r = " 0 " / & g t ; & l t ; w : c o l s   w : s p a c e = " 7 2 0 " / & g t ; & l t ; / w : s e c t P r & g t ; & l t ; / w : b o d y & g t ; & l t ; / w : d o c u m e n t & g t ; & l t ; / p k g : x m l D a t a & g t ; & l t ; / p k g : p a r t & g t ; & l t ; p k g : p a r t   p k g : n a m e = " / w o r d / _ r e l s / d o c u m e n t . x m l . r e l s "   p k g : c o n t e n t T y p e = " a p p l i c a t i o n / v n d . o p e n x m l f o r m a t s - p a c k a g e . r e l a t i o n s h i p s + x m l "   p k g : p a d d i n g = " 2 5 6 " & g t ; & l t ; p k g : x m l D a t a & g t ; & l t ; R e l a t i o n s h i p s   x m l n s = " h t t p : / / s c h e m a s . o p e n x m l f o r m a t s . o r g / p a c k a g e / 2 0 0 6 / r e l a t i o n s h i p s " & g t ; & l t ; R e l a t i o n s h i p   I d = " r I d 1 "   T y p e = " h t t p : / / s c h e m a s . o p e n x m l f o r m a t s . o r g / o f f i c e D o c u m e n t / 2 0 0 6 / r e l a t i o n s h i p s / s t y l e s "   T a r g e t = " s t y l e s . x m l " / & g t ; & l t ; / R e l a t i o n s h i p s & g t ; & l t ; / p k g : x m l D a t a & g t ; & l t ; / p k g : p a r t & g t ; & l t ; p k g : p a r t   p k g : n a m e = " / w o r d / s t y l e s . x m l "   p k g : c o n t e n t T y p e = " a p p l i c a t i o n / v n d . o p e n x m l f o r m a t s - o f f i c e d o c u m e n t . w o r d p r o c e s s i n g m l . s t y l e s + x m l " & g t ; & l t ; p k g : x m l D a t a & g t ; & l t ; w : s t y l e s   x m l n s : m c = " h t t p : / / s c h e m a s . o p e n x m l f o r m a t s . o r g / m a r k u p - c o m p a t i b i l i t y / 2 0 0 6 "   x m l n s : r = " h t t p : / / s c h e m a s . o p e n x m l f o r m a t s . o r g / o f f i c e D o c u m e n t / 2 0 0 6 / r e l a t i o n s h i p s "   x m l n s : w = " h t t p : / / s c h e m a s . o p e n x m l f o r m a t s . o r g / w o r d p r o c e s s i n g m l / 2 0 0 6 / m a i n "   x m l n s : w 1 4 = " h t t p : / / s c h e m a s . m i c r o s o f t . c o m / o f f i c e / w o r d / 2 0 1 0 / w o r d m l "   x m l n s : w 1 5 = " h t t p : / / s c h e m a s . m i c r o s o f t . c o m / o f f i c e / w o r d / 2 0 1 2 / w o r d m l "   x m l n s : w 1 6 c e x = " h t t p : / / s c h e m a s . m i c r o s o f t . c o m / o f f i c e / w o r d / 2 0 1 8 / w o r d m l / c e x "   x m l n s : w 1 6 c i d = " h t t p : / / s c h e m a s . m i c r o s o f t . c o m / o f f i c e / w o r d / 2 0 1 6 / w o r d m l / c i d "   x m l n s : w 1 6 = " h t t p : / / s c h e m a s . m i c r o s o f t . c o m / o f f i c e / w o r d / 2 0 1 8 / w o r d m l "   x m l n s : w 1 6 d u = " h t t p : / / s c h e m a s . m i c r o s o f t . c o m / o f f i c e / w o r d / 2 0 2 3 / w o r d m l / w o r d 1 6 d u "   x m l n s : w 1 6 s d t d h = " h t t p : / / s c h e m a s . m i c r o s o f t . c o m / o f f i c e / w o r d / 2 0 2 0 / w o r d m l / s d t d a t a h a s h "   x m l n s : w 1 6 s e = " h t t p : / / s c h e m a s . m i c r o s o f t . c o m / o f f i c e / w o r d / 2 0 1 5 / w o r d m l / s y m e x "   m c : I g n o r a b l e = " w 1 4   w 1 5   w 1 6 s e   w 1 6 c i d   w 1 6   w 1 6 c e x   w 1 6 s d t d h   w 1 6 d u " & g t ; & l t ; w : d o c D e f a u l t s & g t ; & l t ; w : r P r D e f a u l t & g t ; & l t ; w : r P r & g t ; & l t ; w : r F o n t s   w : a s c i i T h e m e = " m i n o r H A n s i "   w : e a s t A s i a T h e m e = " m i n o r E a s t A s i a "   w : h A n s i T h e m e = " m i n o r H A n s i "   w : c s t h e m e = " m i n o r B i d i " / & g t ; & l t ; w : k e r n   w : v a l = " 2 " / & g t ; & l t ; w : s z   w : v a l = " 2 4 " / & g t ; & l t ; w : s z C s   w : v a l = " 2 4 " / & g t ; & l t ; w : l a n g   w : v a l = " e n - U S "   w : e a s t A s i a = " e n - U S "   w : b i d i = " a r - S A " / & g t ; & l t ; w 1 4 : l i g a t u r e s   w 1 4 : v a l = " s t a n d a r d C o n t e x t u a l " / & g t ; & l t ; / w : r P r & g t ; & l t ; / w : r P r D e f a u l t & g t ; & l t ; w : p P r D e f a u l t & g t ; & l t ; w : p P r & g t ; & l t ; w : s p a c i n g   w : a f t e r = " 1 6 0 "   w : l i n e = " 2 7 8 "   w : l i n e R u l e = " a u t o " / & g t ; & l t ; / w : p P r & g t ; & l t ; / w : p P r D e f a u l t & g t ; & l t ; / w : d o c D e f a u l t s & g t ; & l t ; w : s t y l e   w : t y p e = " p a r a g r a p h "   w : d e f a u l t = " 1 "   w : s t y l e I d = " N o r m a l " & g t ; & l t ; w : n a m e   w : v a l = " N o r m a l " / & g t ; & l t ; w : q F o r m a t / & g t ; & l t ; w : r s i d   w : v a l = " 0 0 B C 5 8 6 0 " / & g t ; & l t ; / w : s t y l e & g t ; & l t ; w : s t y l e   w : t y p e = " p a r a g r a p h "   w : s t y l e I d = " H e a d i n g 1 " & g t ; & l t ; w : n a m e   w : v a l = " h e a d i n g   1 " / & g t ; & l t ; w : b a s e d O n   w : v a l = " N o r m a l " / & g t ; & l t ; w : n e x t   w : v a l = " N o r m a l " / & g t ; & l t ; w : l i n k   w : v a l = " H e a d i n g 1 C h a r " / & g t ; & l t ; w : u i P r i o r i t y   w : v a l = " 9 " / & g t ; & l t ; w : q F o r m a t / & g t ; & l t ; w : p P r & g t ; & l t ; w : k e e p N e x t / & g t ; & l t ; w : k e e p L i n e s / & g t ; & l t ; w : s p a c i n g   w : b e f o r e = " 2 4 0 "   w : a f t e r = " 0 " / & g t ; & l t ; w : o u t l i n e L v l   w : v a l = " 0 " / & g t ; & l t ; / w : p P r & g t ; & l t ; w : r P r & g t ; & l t ; w : r F o n t s   w : a s c i i T h e m e = " m a j o r H A n s i "   w : e a s t A s i a T h e m e = " m a j o r E a s t A s i a "   w : h A n s i T h e m e = " m a j o r H A n s i "   w : c s t h e m e = " m a j o r B i d i " / & g t ; & l t ; w : c o l o r   w : v a l = " 0 F 4 7 6 1 "   w : t h e m e C o l o r = " a c c e n t 1 "   w : t h e m e S h a d e = " B F " / & g t ; & l t ; w : s z   w : v a l = " 3 2 " / & g t ; & l t ; w : s z C s   w : v a l = " 3 2 " / & g t ; & l t ; / w : r P r & g t ; & l t ; / w : s t y l e & g t ; & l t ; w : s t y l e   w : t y p e = " p a r a g r a p h "   w : s t y l e I d = " H e a d i n g 2 " & g t ; & l t ; w : n a m e   w : v a l = " h e a d i n g   2 " / & g t ; & l t ; w : b a s e d O n   w : v a l = " N o r m a l " / & g t ; & l t ; w : n e x t   w : v a l = " N o r m a l " / & g t ; & l t ; w : l i n k   w : v a l = " H e a d i n g 2 C h a r " / & g t ; & l t ; w : u i P r i o r i t y   w : v a l = " 9 " / & g t ; & l t ; w : u n h i d e W h e n U s e d / & g t ; & l t ; w : q F o r m a t / & g t ; & l t ; w : p P r & g t ; & l t ; w : k e e p N e x t / & g t ; & l t ; w : k e e p L i n e s / & g t ; & l t ; w : s p a c i n g   w : b e f o r e = " 4 0 "   w : a f t e r = " 0 " / & g t ; & l t ; w : o u t l i n e L v l   w : v a l = " 1 " / & g t ; & l t ; / w : p P r & g t ; & l t ; w : r P r & g t ; & l t ; w : r F o n t s   w : a s c i i T h e m e = " m a j o r H A n s i "   w : e a s t A s i a T h e m e = " m a j o r E a s t A s i a "   w : h A n s i T h e m e = " m a j o r H A n s i "   w : c s t h e m e = " m a j o r B i d i " / & g t ; & l t ; w : c o l o r   w : v a l = " 0 F 4 7 6 1 "   w : t h e m e C o l o r = " a c c e n t 1 "   w : t h e m e S h a d e = " B F " / & g t ; & l t ; w : s z   w : v a l = " 2 6 " / & g t ; & l t ; w : s z C s   w : v a l = " 2 6 " / & g t ; & l t ; / w : r P r & g t ; & l t ; / w : s t y l e & g t ; & l t ; w : s t y l e   w : t y p e = " c h a r a c t e r "   w : d e f a u l t = " 1 "   w : s t y l e I d = " D e f a u l t P a r a g r a p h F o n t " & g t ; & l t ; w : n a m e   w : v a l = " D e f a u l t   P a r a g r a p h   F o n t " / & g t ; & l t ; w : u i P r i o r i t y   w : v a l = " 1 " / & g t ; & l t ; w : s e m i H i d d e n / & g t ; & l t ; w : u n h i d e W h e n U s e d / & g t ; & l t ; w : r s i d   w : v a l = " 0 0 B C 5 8 6 0 " / & g t ; & l t ; / w : s t y l e & g t ; & l t ; w : s t y l e   w : t y p e = " t a b l e "   w : d e f a u l t = " 1 "   w : s t y l e I d = " T a b l e N o r m a l " & g t ; & l t ; w : n a m e   w : v a l = " N o r m a l   T a b l e " / & g t ; & l t ; w : u i P r i o r i t y   w : v a l = " 9 9 " / & g t ; & l t ; w : s e m i H i d d e n / & g t ; & l t ; w : u n h i d e W h e n U s e d / & g t ; & l t ; w : t b l P r & g t ; & l t ; w : t b l I n d   w : w = " 0 "   w : t y p e = " d x a " / & g t ; & l t ; w : t b l C e l l M a r & g t ; & l t ; w : t o p   w : w = " 0 "   w : t y p e = " d x a " / & g t ; & l t ; w : l e f t   w : w = " 1 0 8 "   w : t y p e = " d x a " / & g t ; & l t ; w : b o t t o m   w : w = " 0 "   w : t y p e = " d x a " / & g t ; & l t ; w : r i g h t   w : w = " 1 0 8 "   w : t y p e = " d x a " / & g t ; & l t ; / w : t b l C e l l M a r & g t ; & l t ; / w : t b l P r & g t ; & l t ; / w : s t y l e & g t ; & l t ; w : s t y l e   w : t y p e = " n u m b e r i n g "   w : d e f a u l t = " 1 "   w : s t y l e I d = " N o L i s t " & g t ; & l t ; w : n a m e   w : v a l = " N o   L i s t " / & g t ; & l t ; w : u i P r i o r i t y   w : v a l = " 9 9 " / & g t ; & l t ; w : s e m i H i d d e n / & g t ; & l t ; w : u n h i d e W h e n U s e d / & g t ; & l t ; w : r s i d   w : v a l = " 0 0 B C 5 8 6 0 " / & g t ; & l t ; / w : s t y l e & g t ; & l t ; w : s t y l e   w : t y p e = " c h a r a c t e r "   w : c u s t o m S t y l e = " 1 "   w : s t y l e I d = " H e a d i n g 1 C h a r " & g t ; & l t ; w : n a m e   w : v a l = " H e a d i n g   1   C h a r " / & g t ; & l t ; w : b a s e d O n   w : v a l = " D e f a u l t P a r a g r a p h F o n t " / & g t ; & l t ; w : l i n k   w : v a l = " H e a d i n g 1 " / & g t ; & l t ; w : u i P r i o r i t y   w : v a l = " 9 " / & g t ; & l t ; w : r P r & g t ; & l t ; w : r F o n t s   w : a s c i i T h e m e = " m a j o r H A n s i "   w : e a s t A s i a T h e m e = " m a j o r E a s t A s i a "   w : h A n s i T h e m e = " m a j o r H A n s i "   w : c s t h e m e = " m a j o r B i d i " / & g t ; & l t ; w : c o l o r   w : v a l = " 0 F 4 7 6 1 "   w : t h e m e C o l o r = " a c c e n t 1 "   w : t h e m e S h a d e = " B F " / & g t ; & l t ; w : s z   w : v a l = " 3 2 " / & g t ; & l t ; w : s z C s   w : v a l = " 3 2 " / & g t ; & l t ; / w : r P r & g t ; & l t ; / w : s t y l e & g t ; & l t ; w : s t y l e   w : t y p e = " c h a r a c t e r "   w : c u s t o m S t y l e = " 1 "   w : s t y l e I d = " H e a d i n g 2 C h a r " & g t ; & l t ; w : n a m e   w : v a l = " H e a d i n g   2   C h a r " / & g t ; & l t ; w : b a s e d O n   w : v a l = " D e f a u l t P a r a g r a p h F o n t " / & g t ; & l t ; w : l i n k   w : v a l = " H e a d i n g 2 " / & g t ; & l t ; w : u i P r i o r i t y   w : v a l = " 9 " / & g t ; & l t ; w : r P r & g t ; & l t ; w : r F o n t s   w : a s c i i T h e m e = " m a j o r H A n s i "   w : e a s t A s i a T h e m e = " m a j o r E a s t A s i a "   w : h A n s i T h e m e = " m a j o r H A n s i "   w : c s t h e m e = " m a j o r B i d i " / & g t ; & l t ; w : c o l o r   w : v a l = " 0 F 4 7 6 1 "   w : t h e m e C o l o r = " a c c e n t 1 "   w : t h e m e S h a d e = " B F " / & g t ; & l t ; w : s z   w : v a l = " 2 6 " / & g t ; & l t ; w : s z C s   w : v a l = " 2 6 " / & g t ; & l t ; / w : r P r & g t ; & l t ; / w : s t y l e & g t ; & l t ; / w : s t y l e s & g t ; & l t ; / p k g : x m l D a t a & g t ; & l t ; / p k g : p a r t & g t ; & l t ; p k g : p a r t   p k g : n a m e = " / d o c M e t a d a t a / L a b e l I n f o . x m l "   p k g : c o n t e n t T y p e = " a p p l i c a t i o n / v n d . m s - o f f i c e . c l a s s i f i c a t i o n l a b e l s + x m l " & g t ; & l t ; p k g : x m l D a t a & g t ; & l t ; c l b l : l a b e l L i s t   x m l n s : c l b l = " h t t p : / / s c h e m a s . m i c r o s o f t . c o m / o f f i c e / 2 0 2 0 / m i p L a b e l M e t a d a t a " & g t ; & l t ; c l b l : l a b e l   i d = " { f 4 2 a a 3 4 2 - 8 7 0 6 - 4 2 8 8 - b d 1 1 - e b b 8 5 9 9 5 0 2 8 c } "   e n a b l e d = " 1 "   m e t h o d = " S t a n d a r d "   s i t e I d = " { 7 2 f 9 8 8 b f - 8 6 f 1 - 4 1 a f - 9 1 a b - 2 d 7 c d 0 1 1 d b 4 7 } "   c o n t e n t B i t s = " 0 "   r e m o v e d = " 0 " / & g t ; & l t ; / c l b l : l a b e l L i s t & g t ; & l t ; / p k g : x m l D a t a & g t ; & l t ; / p k g : p a r t & g t ; & l t ; / p k g : p a c k a g e & g t ; + 
+ < / C o m p a n y N a m e > + 
+         < C u r r e n t D a t e > & l t ; ? x m l   v e r s i o n = " 1 . 0 "   s t a n d a l o n e = " y e s " ? & g t ; + 
+ & l t ; ? m s o - a p p l i c a t i o n   p r o g i d = " W o r d . D o c u m e n t " ? & g t ; + 
+ & l t ; p k g : p a c k a g e   x m l n s : p k g = " h t t p : / / s c h e m a s . m i c r o s o f t . c o m / o f f i c e / 2 0 0 6 / x m l P a c k a g e " & g t ; & l t ; p k g : p a r t   p k g : n a m e = " / _ r e l s / . r e l s "   p k g : c o n t e n t T y p e = " a p p l i c a t i o n / v n d . o p e n x m l f o r m a t s - p a c k a g e . r e l a t i o n s h i p s + x m l "   p k g : p a d d i n g = " 5 1 2 " & g t ; & l t ; p k g : x m l D a t a & g t ; & l t ; R e l a t i o n s h i p s   x m l n s = " h t t p : / / s c h e m a s . o p e n x m l f o r m a t s . o r g / p a c k a g e / 2 0 0 6 / r e l a t i o n s h i p s " & g t ; & l t ; R e l a t i o n s h i p   I d = " r I d 2 "   T y p e = " h t t p : / / s c h e m a s . m i c r o s o f t . c o m / o f f i c e / 2 0 2 0 / 0 2 / r e l a t i o n s h i p s / c l a s s i f i c a t i o n l a b e l s "   T a r g e t = " d o c M e t a d a t a / L a b e l I n f o . x m l " / & g t ; & l t ; R e l a t i o n s h i p   I d = " r I d 1 "   T y p e = " h t t p : / / s c h e m a s . o p e n x m l f o r m a t s . o r g / o f f i c e D o c u m e n t / 2 0 0 6 / r e l a t i o n s h i p s / o f f i c e D o c u m e n t "   T a r g e t = " w o r d / d o c u m e n t . x m l " / & g t ; & l t ; / R e l a t i o n s h i p s & g t ; & l t ; / p k g : x m l D a t a & g t ; & l t ; / p k g : p a r t & g t ; & l t ; p k g : p a r t   p k g : n a m e = " / w o r d / d o c u m e n t . x m l "   p k g : c o n t e n t T y p e = " a p p l i c a t i o n / v n d . o p e n x m l f o r m a t s - o f f i c e d o c u m e n t . w o r d p r o c e s s i n g m l . d o c u m e n t . m a i n + x m l " & g t ; & l t ; p k g : x m l D a t a & g t ; & l t ; w : d o c u m e n t   x m l n s : w p c = " h t t p : / / s c h e m a s . m i c r o s o f t . c o m / o f f i c e / w o r d / 2 0 1 0 / w o r d p r o c e s s i n g C a n v a s "   x m l n s : c x = " h t t p : / / s c h e m a s . m i c r o s o f t . c o m / o f f i c e / d r a w i n g / 2 0 1 4 / c h a r t e x "   x m l n s : c x 1 = " h t t p : / / s c h e m a s . m i c r o s o f t . c o m / o f f i c e / d r a w i n g / 2 0 1 5 / 9 / 8 / c h a r t e x "   x m l n s : c x 2 = " h t t p : / / s c h e m a s . m i c r o s o f t . c o m / o f f i c e / d r a w i n g / 2 0 1 5 / 1 0 / 2 1 / c h a r t e x "   x m l n s : c x 3 = " h t t p : / / s c h e m a s . m i c r o s o f t . c o m / o f f i c e / d r a w i n g / 2 0 1 6 / 5 / 9 / c h a r t e x "   x m l n s : c x 4 = " h t t p : / / s c h e m a s . m i c r o s o f t . c o m / o f f i c e / d r a w i n g / 2 0 1 6 / 5 / 1 0 / c h a r t e x "   x m l n s : c x 5 = " h t t p : / / s c h e m a s . m i c r o s o f t . c o m / o f f i c e / d r a w i n g / 2 0 1 6 / 5 / 1 1 / c h a r t e x "   x m l n s : c x 6 = " h t t p : / / s c h e m a s . m i c r o s o f t . c o m / o f f i c e / d r a w i n g / 2 0 1 6 / 5 / 1 2 / c h a r t e x "   x m l n s : c x 7 = " h t t p : / / s c h e m a s . m i c r o s o f t . c o m / o f f i c e / d r a w i n g / 2 0 1 6 / 5 / 1 3 / c h a r t e x "   x m l n s : c x 8 = " h t t p : / / s c h e m a s . m i c r o s o f t . c o m / o f f i c e / d r a w i n g / 2 0 1 6 / 5 / 1 4 / c h a r t e x "   x m l n s : m c = " h t t p : / / s c h e m a s . o p e n x m l f o r m a t s . o r g / m a r k u p - c o m p a t i b i l i t y / 2 0 0 6 "   x m l n s : a i n k = " h t t p : / / s c h e m a s . m i c r o s o f t . c o m / o f f i c e / d r a w i n g / 2 0 1 6 / i n k "   x m l n s : a m 3 d = " h t t p : / / s c h e m a s . m i c r o s o f t . c o m / o f f i c e / d r a w i n g / 2 0 1 7 / m o d e l 3 d "   x m l n s : o = " u r n : s c h e m a s - m i c r o s o f t - c o m : o f f i c e : o f f i c e "   x m l n s : o e l = " h t t p : / / s c h e m a s . m i c r o s o f t . c o m / o f f i c e / 2 0 1 9 / e x t l s t "   x m l n s : r = " h t t p : / / s c h e m a s . o p e n x m l f o r m a t s . o r g / o f f i c e D o c u m e n t / 2 0 0 6 / r e l a t i o n s h i p s "   x m l n s : m = " h t t p : / / s c h e m a s . o p e n x m l f o r m a t s . o r g / o f f i c e D o c u m e n t / 2 0 0 6 / m a t h "   x m l n s : v = " u r n : s c h e m a s - m i c r o s o f t - c o m : v m l "   x m l n s : w p 1 4 = " h t t p : / / s c h e m a s . m i c r o s o f t . c o m / o f f i c e / w o r d / 2 0 1 0 / w o r d p r o c e s s i n g D r a w i n g "   x m l n s : w p = " h t t p : / / s c h e m a s . o p e n x m l f o r m a t s . o r g / d r a w i n g m l / 2 0 0 6 / w o r d p r o c e s s i n g D r a w i n g "   x m l n s : w 1 0 = " u r n : s c h e m a s - m i c r o s o f t - c o m : o f f i c e : w o r d "   x m l n s : w = " h t t p : / / s c h e m a s . o p e n x m l f o r m a t s . o r g / w o r d p r o c e s s i n g m l / 2 0 0 6 / m a i n "   x m l n s : w 1 4 = " h t t p : / / s c h e m a s . m i c r o s o f t . c o m / o f f i c e / w o r d / 2 0 1 0 / w o r d m l "   x m l n s : w 1 5 = " h t t p : / / s c h e m a s . m i c r o s o f t . c o m / o f f i c e / w o r d / 2 0 1 2 / w o r d m l "   x m l n s : w 1 6 c e x = " h t t p : / / s c h e m a s . m i c r o s o f t . c o m / o f f i c e / w o r d / 2 0 1 8 / w o r d m l / c e x "   x m l n s : w 1 6 c i d = " h t t p : / / s c h e m a s . m i c r o s o f t . c o m / o f f i c e / w o r d / 2 0 1 6 / w o r d m l / c i d "   x m l n s : w 1 6 = " h t t p : / / s c h e m a s . m i c r o s o f t . c o m / o f f i c e / w o r d / 2 0 1 8 / w o r d m l "   x m l n s : w 1 6 d u = " h t t p : / / s c h e m a s . m i c r o s o f t . c o m / o f f i c e / w o r d / 2 0 2 3 / w o r d m l / w o r d 1 6 d u "   x m l n s : w 1 6 s d t d h = " h t t p : / / s c h e m a s . m i c r o s o f t . c o m / o f f i c e / w o r d / 2 0 2 0 / w o r d m l / s d t d a t a h a s h "   x m l n s : w 1 6 s e = " h t t p : / / s c h e m a s . m i c r o s o f t . c o m / o f f i c e / w o r d / 2 0 1 5 / w o r d m l / s y m e x "   x m l n s : w p g = " h t t p : / / s c h e m a s . m i c r o s o f t . c o m / o f f i c e / w o r d / 2 0 1 0 / w o r d p r o c e s s i n g G r o u p "   x m l n s : w p i = " h t t p : / / s c h e m a s . m i c r o s o f t . c o m / o f f i c e / w o r d / 2 0 1 0 / w o r d p r o c e s s i n g I n k "   x m l n s : w n e = " h t t p : / / s c h e m a s . m i c r o s o f t . c o m / o f f i c e / w o r d / 2 0 0 6 / w o r d m l "   x m l n s : w p s = " h t t p : / / s c h e m a s . m i c r o s o f t . c o m / o f f i c e / w o r d / 2 0 1 0 / w o r d p r o c e s s i n g S h a p e "   m c : I g n o r a b l e = " w 1 4   w 1 5   w 1 6 s e   w 1 6 c i d   w 1 6   w 1 6 c e x   w 1 6 s d t d h   w 1 6 d u   w p 1 4 " & g t ; & l t ; w : b o d y & g t ; & l t ; w : p   w 1 4 : p a r a I d = " 0 2 4 F 7 3 0 1 "   w 1 4 : t e x t I d = " 4 4 4 F 3 7 D 4 "   w : r s i d R = " 0 0 4 C 5 E 8 8 "   w : r s i d R P r = " 0 0 4 5 3 1 2 0 "   w : r s i d R D e f a u l t = " 0 0 4 C 5 E 8 8 "   w : r s i d P = " 0 0 4 5 3 1 2 0 " & g t ; & l t ; w : p P r & g t ; & l t ; w : p S t y l e   w : v a l = " H e a d i n g 1 " / & g t ; & l t ; w : j c   w : v a l = " r i g h t " / & g t ; & l t ; w : r P r & g t ; & l t ; w : r S t y l e   w : v a l = " H e a d i n g 4 C h a r " / & g t ; & l t ; / w : r P r & g t ; & l t ; / w : p P r & g t ; & l t ; w : r   w : r s i d R P r = " 0 0 0 8 6 A B 0 " & g t ; & l t ; w : r P r & g t ; & l t ; w : r S t y l e   w : v a l = " H e a d i n g 2 C h a r " / & g t ; & l t ; / w : r P r & g t ; & l t ; w : t & g t ; C u r r e n t D a t e & l t ; / w : t & g t ; & l t ; / w : r & g t ; & l t ; / w : p & g t ; & l t ; w : s e c t P r   w : r s i d R = " 0 0 4 5 3 1 2 0 "   w : r s i d R P r = " 0 0 4 5 3 1 2 0 " & g t ; & l t ; w : p g S z   w : w = " 1 2 2 4 0 "   w : h = " 1 5 8 4 0 " / & g t ; & l t ; w : p g M a r   w : t o p = " 1 4 4 0 "   w : r i g h t = " 1 4 4 0 "   w : b o t t o m = " 1 4 4 0 "   w : l e f t = " 1 4 4 0 "   w : h e a d e r = " 7 2 0 "   w : f o o t e r = " 7 2 0 "   w : g u t t e r = " 0 " / & g t ; & l t ; w : c o l s   w : s p a c e = " 7 2 0 " / & g t ; & l t ; / w : s e c t P r & g t ; & l t ; / w : b o d y & g t ; & l t ; / w : d o c u m e n t & g t ; & l t ; / p k g : x m l D a t a & g t ; & l t ; / p k g : p a r t & g t ; & l t ; p k g : p a r t   p k g : n a m e = " / w o r d / _ r e l s / d o c u m e n t . x m l . r e l s "   p k g : c o n t e n t T y p e = " a p p l i c a t i o n / v n d . o p e n x m l f o r m a t s - p a c k a g e . r e l a t i o n s h i p s + x m l "   p k g : p a d d i n g = " 2 5 6 " & g t ; & l t ; p k g : x m l D a t a & g t ; & l t ; R e l a t i o n s h i p s   x m l n s = " h t t p : / / s c h e m a s . o p e n x m l f o r m a t s . o r g / p a c k a g e / 2 0 0 6 / r e l a t i o n s h i p s " & g t ; & l t ; R e l a t i o n s h i p   I d = " r I d 1 "   T y p e = " h t t p : / / s c h e m a s . o p e n x m l f o r m a t s . o r g / o f f i c e D o c u m e n t / 2 0 0 6 / r e l a t i o n s h i p s / s t y l e s "   T a r g e t = " s t y l e s . x m l " / & g t ; & l t ; / R e l a t i o n s h i p s & g t ; & l t ; / p k g : x m l D a t a & g t ; & l t ; / p k g : p a r t & g t ; & l t ; p k g : p a r t   p k g : n a m e = " / w o r d / s t y l e s . x m l "   p k g : c o n t e n t T y p e = " a p p l i c a t i o n / v n d . o p e n x m l f o r m a t s - o f f i c e d o c u m e n t . w o r d p r o c e s s i n g m l . s t y l e s + x m l " & g t ; & l t ; p k g : x m l D a t a & g t ; & l t ; w : s t y l e s   x m l n s : m c = " h t t p : / / s c h e m a s . o p e n x m l f o r m a t s . o r g / m a r k u p - c o m p a t i b i l i t y / 2 0 0 6 "   x m l n s : r = " h t t p : / / s c h e m a s . o p e n x m l f o r m a t s . o r g / o f f i c e D o c u m e n t / 2 0 0 6 / r e l a t i o n s h i p s "   x m l n s : w = " h t t p : / / s c h e m a s . o p e n x m l f o r m a t s . o r g / w o r d p r o c e s s i n g m l / 2 0 0 6 / m a i n "   x m l n s : w 1 4 = " h t t p : / / s c h e m a s . m i c r o s o f t . c o m / o f f i c e / w o r d / 2 0 1 0 / w o r d m l "   x m l n s : w 1 5 = " h t t p : / / s c h e m a s . m i c r o s o f t . c o m / o f f i c e / w o r d / 2 0 1 2 / w o r d m l "   x m l n s : w 1 6 c e x = " h t t p : / / s c h e m a s . m i c r o s o f t . c o m / o f f i c e / w o r d / 2 0 1 8 / w o r d m l / c e x "   x m l n s : w 1 6 c i d = " h t t p : / / s c h e m a s . m i c r o s o f t . c o m / o f f i c e / w o r d / 2 0 1 6 / w o r d m l / c i d "   x m l n s : w 1 6 = " h t t p : / / s c h e m a s . m i c r o s o f t . c o m / o f f i c e / w o r d / 2 0 1 8 / w o r d m l "   x m l n s : w 1 6 d u = " h t t p : / / s c h e m a s . m i c r o s o f t . c o m / o f f i c e / w o r d / 2 0 2 3 / w o r d m l / w o r d 1 6 d u "   x m l n s : w 1 6 s d t d h = " h t t p : / / s c h e m a s . m i c r o s o f t . c o m / o f f i c e / w o r d / 2 0 2 0 / w o r d m l / s d t d a t a h a s h "   x m l n s : w 1 6 s e = " h t t p : / / s c h e m a s . m i c r o s o f t . c o m / o f f i c e / w o r d / 2 0 1 5 / w o r d m l / s y m e x "   m c : I g n o r a b l e = " w 1 4   w 1 5   w 1 6 s e   w 1 6 c i d   w 1 6   w 1 6 c e x   w 1 6 s d t d h   w 1 6 d u " & g t ; & l t ; w : d o c D e f a u l t s & g t ; & l t ; w : r P r D e f a u l t & g t ; & l t ; w : r P r & g t ; & l t ; w : r F o n t s   w : a s c i i T h e m e = " m i n o r H A n s i "   w : e a s t A s i a T h e m e = " m i n o r E a s t A s i a "   w : h A n s i T h e m e = " m i n o r H A n s i "   w : c s t h e m e = " m i n o r B i d i " / & g t ; & l t ; w : k e r n   w : v a l = " 2 " / & g t ; & l t ; w : s z   w : v a l = " 2 4 " / & g t ; & l t ; w : s z C s   w : v a l = " 2 4 " / & g t ; & l t ; w : l a n g   w : v a l = " e n - U S "   w : e a s t A s i a = " e n - U S "   w : b i d i = " a r - S A " / & g t ; & l t ; w 1 4 : l i g a t u r e s   w 1 4 : v a l = " s t a n d a r d C o n t e x t u a l " / & g t ; & l t ; / w : r P r & g t ; & l t ; / w : r P r D e f a u l t & g t ; & l t ; w : p P r D e f a u l t & g t ; & l t ; w : p P r & g t ; & l t ; w : s p a c i n g   w : a f t e r = " 1 6 0 "   w : l i n e = " 2 7 8 "   w : l i n e R u l e = " a u t o " / & g t ; & l t ; / w : p P r & g t ; & l t ; / w : p P r D e f a u l t & g t ; & l t ; / w : d o c D e f a u l t s & g t ; & l t ; w : s t y l e   w : t y p e = " p a r a g r a p h "   w : d e f a u l t = " 1 "   w : s t y l e I d = " N o r m a l " & g t ; & l t ; w : n a m e   w : v a l = " N o r m a l " / & g t ; & l t ; w : q F o r m a t / & g t ; & l t ; w : r s i d   w : v a l = " 0 0 4 C 5 E 8 8 " / & g t ; & l t ; / w : s t y l e & g t ; & l t ; w : s t y l e   w : t y p e = " p a r a g r a p h "   w : s t y l e I d = " H e a d i n g 1 " & g t ; & l t ; w : n a m e   w : v a l = " h e a d i n g   1 " / & g t ; & l t ; w : b a s e d O n   w : v a l = " N o r m a l " / & g t ; & l t ; w : n e x t   w : v a l = " N o r m a l " / & g t ; & l t ; w : l i n k   w : v a l = " H e a d i n g 1 C h a r " / & g t ; & l t ; w : u i P r i o r i t y   w : v a l = " 9 " / & g t ; & l t ; w : q F o r m a t / & g t ; & l t ; w : p P r & g t ; & l t ; w : k e e p N e x t / & g t ; & l t ; w : k e e p L i n e s / & g t ; & l t ; w : s p a c i n g   w : b e f o r e = " 2 4 0 "   w : a f t e r = " 0 " / & g t ; & l t ; w : o u t l i n e L v l   w : v a l = " 0 " / & g t ; & l t ; / w : p P r & g t ; & l t ; w : r P r & g t ; & l t ; w : r F o n t s   w : a s c i i T h e m e = " m a j o r H A n s i "   w : e a s t A s i a T h e m e = " m a j o r E a s t A s i a "   w : h A n s i T h e m e = " m a j o r H A n s i "   w : c s t h e m e = " m a j o r B i d i " / & g t ; & l t ; w : c o l o r   w : v a l = " 0 F 4 7 6 1 "   w : t h e m e C o l o r = " a c c e n t 1 "   w : t h e m e S h a d e = " B F " / & g t ; & l t ; w : s z   w : v a l = " 3 2 " / & g t ; & l t ; w : s z C s   w : v a l = " 3 2 " / & g t ; & l t ; / w : r P r & g t ; & l t ; / w : s t y l e & g t ; & l t ; w : s t y l e   w : t y p e = " p a r a g r a p h "   w : s t y l e I d = " H e a d i n g 2 " & g t ; & l t ; w : n a m e   w : v a l = " h e a d i n g   2 " / & g t ; & l t ; w : b a s e d O n   w : v a l = " N o r m a l " / & g t ; & l t ; w : n e x t   w : v a l = " N o r m a l " / & g t ; & l t ; w : l i n k   w : v a l = " H e a d i n g 2 C h a r " / & g t ; & l t ; w : u i P r i o r i t y   w : v a l = " 9 " / & g t ; & l t ; w : u n h i d e W h e n U s e d / & g t ; & l t ; w : q F o r m a t / & g t ; & l t ; w : p P r & g t ; & l t ; w : k e e p N e x t / & g t ; & l t ; w : k e e p L i n e s / & g t ; & l t ; w : s p a c i n g   w : b e f o r e = " 4 0 "   w : a f t e r = " 0 " / & g t ; & l t ; w : o u t l i n e L v l   w : v a l = " 1 " / & g t ; & l t ; / w : p P r & g t ; & l t ; w : r P r & g t ; & l t ; w : r F o n t s   w : a s c i i T h e m e = " m a j o r H A n s i "   w : e a s t A s i a T h e m e = " m a j o r E a s t A s i a "   w : h A n s i T h e m e = " m a j o r H A n s i "   w : c s t h e m e = " m a j o r B i d i " / & g t ; & l t ; w : c o l o r   w : v a l = " 0 F 4 7 6 1 "   w : t h e m e C o l o r = " a c c e n t 1 "   w : t h e m e S h a d e = " B F " / & g t ; & l t ; w : s z   w : v a l = " 2 6 " / & g t ; & l t ; w : s z C s   w : v a l = " 2 6 " / & g t ; & l t ; / w : r P r & g t ; & l t ; / w : s t y l e & g t ; & l t ; w : s t y l e   w : t y p e = " p a r a g r a p h "   w : s t y l e I d = " H e a d i n g 4 " & g t ; & l t ; w : n a m e   w : v a l = " h e a d i n g   4 " / & g t ; & l t ; w : b a s e d O n   w : v a l = " N o r m a l " / & g t ; & l t ; w : n e x t   w : v a l = " N o r m a l " / & g t ; & l t ; w : l i n k   w : v a l = " H e a d i n g 4 C h a r " / & g t ; & l t ; w : u i P r i o r i t y   w : v a l = " 9 " / & g t ; & l t ; w : u n h i d e W h e n U s e d / & g t ; & l t ; w : q F o r m a t / & g t ; & l t ; w : p P r & g t ; & l t ; w : k e e p N e x t / & g t ; & l t ; w : k e e p L i n e s / & g t ; & l t ; w : s p a c i n g   w : b e f o r e = " 4 0 "   w : a f t e r = " 0 " / & g t ; & l t ; w : o u t l i n e L v l   w : v a l = " 3 " / & g t ; & l t ; / w : p P r & g t ; & l t ; w : r P r & g t ; & l t ; w : r F o n t s   w : a s c i i T h e m e = " m a j o r H A n s i "   w : e a s t A s i a T h e m e = " m a j o r E a s t A s i a "   w : h A n s i T h e m e = " m a j o r H A n s i "   w : c s t h e m e = " m a j o r B i d i " / & g t ; & l t ; w : i / & g t ; & l t ; w : i C s / & g t ; & l t ; w : c o l o r   w : v a l = " 0 F 4 7 6 1 "   w : t h e m e C o l o r = " a c c e n t 1 "   w : t h e m e S h a d e = " B F " / & g t ; & l t ; / w : r P r & g t ; & l t ; / w : s t y l e & g t ; & l t ; w : s t y l e   w : t y p e = " c h a r a c t e r "   w : d e f a u l t = " 1 "   w : s t y l e I d = " D e f a u l t P a r a g r a p h F o n t " & g t ; & l t ; w : n a m e   w : v a l = " D e f a u l t   P a r a g r a p h   F o n t " / & g t ; & l t ; w : u i P r i o r i t y   w : v a l = " 1 " / & g t ; & l t ; w : s e m i H i d d e n / & g t ; & l t ; w : u n h i d e W h e n U s e d / & g t ; & l t ; w : r s i d   w : v a l = " 0 0 4 C 5 E 8 8 " / & g t ; & l t ; / w : s t y l e & g t ; & l t ; w : s t y l e   w : t y p e = " t a b l e "   w : d e f a u l t = " 1 "   w : s t y l e I d = " T a b l e N o r m a l " & g t ; & l t ; w : n a m e   w : v a l = " N o r m a l   T a b l e " / & g t ; & l t ; w : u i P r i o r i t y   w : v a l = " 9 9 " / & g t ; & l t ; w : s e m i H i d d e n / & g t ; & l t ; w : u n h i d e W h e n U s e d / & g t ; & l t ; w : t b l P r & g t ; & l t ; w : t b l I n d   w : w = " 0 "   w : t y p e = " d x a " / & g t ; & l t ; w : t b l C e l l M a r & g t ; & l t ; w : t o p   w : w = " 0 "   w : t y p e = " d x a " / & g t ; & l t ; w : l e f t   w : w = " 1 0 8 "   w : t y p e = " d x a " / & g t ; & l t ; w : b o t t o m   w : w = " 0 "   w : t y p e = " d x a " / & g t ; & l t ; w : r i g h t   w : w = " 1 0 8 "   w : t y p e = " d x a " / & g t ; & l t ; / w : t b l C e l l M a r & g t ; & l t ; / w : t b l P r & g t ; & l t ; / w : s t y l e & g t ; & l t ; w : s t y l e   w : t y p e = " n u m b e r i n g "   w : d e f a u l t = " 1 "   w : s t y l e I d = " N o L i s t " & g t ; & l t ; w : n a m e   w : v a l = " N o   L i s t " / & g t ; & l t ; w : u i P r i o r i t y   w : v a l = " 9 9 " / & g t ; & l t ; w : s e m i H i d d e n / & g t ; & l t ; w : u n h i d e W h e n U s e d / & g t ; & l t ; w : r s i d   w : v a l = " 0 0 4 C 5 E 8 8 " / & g t ; & l t ; / w : s t y l e & g t ; & l t ; w : s t y l e   w : t y p e = " c h a r a c t e r "   w : c u s t o m S t y l e = " 1 "   w : s t y l e I d = " H e a d i n g 1 C h a r " & g t ; & l t ; w : n a m e   w : v a l = " H e a d i n g   1   C h a r " / & g t ; & l t ; w : b a s e d O n   w : v a l = " D e f a u l t P a r a g r a p h F o n t " / & g t ; & l t ; w : l i n k   w : v a l = " H e a d i n g 1 " / & g t ; & l t ; w : u i P r i o r i t y   w : v a l = " 9 " / & g t ; & l t ; w : r P r & g t ; & l t ; w : r F o n t s   w : a s c i i T h e m e = " m a j o r H A n s i "   w : e a s t A s i a T h e m e = " m a j o r E a s t A s i a "   w : h A n s i T h e m e = " m a j o r H A n s i "   w : c s t h e m e = " m a j o r B i d i " / & g t ; & l t ; w : c o l o r   w : v a l = " 0 F 4 7 6 1 "   w : t h e m e C o l o r = " a c c e n t 1 "   w : t h e m e S h a d e = " B F " / & g t ; & l t ; w : s z   w : v a l = " 3 2 " / & g t ; & l t ; w : s z C s   w : v a l = " 3 2 " / & g t ; & l t ; / w : r P r & g t ; & l t ; / w : s t y l e & g t ; & l t ; w : s t y l e   w : t y p e = " c h a r a c t e r "   w : c u s t o m S t y l e = " 1 "   w : s t y l e I d = " H e a d i n g 2 C h a r " & g t ; & l t ; w : n a m e   w : v a l = " H e a d i n g   2   C h a r " / & g t ; & l t ; w : b a s e d O n   w : v a l = " D e f a u l t P a r a g r a p h F o n t " / & g t ; & l t ; w : l i n k   w : v a l = " H e a d i n g 2 " / & g t ; & l t ; w : u i P r i o r i t y   w : v a l = " 9 " / & g t ; & l t ; w : r P r & g t ; & l t ; w : r F o n t s   w : a s c i i T h e m e = " m a j o r H A n s i "   w : e a s t A s i a T h e m e = " m a j o r E a s t A s i a "   w : h A n s i T h e m e = " m a j o r H A n s i "   w : c s t h e m e = " m a j o r B i d i " / & g t ; & l t ; w : c o l o r   w : v a l = " 0 F 4 7 6 1 "   w : t h e m e C o l o r = " a c c e n t 1 "   w : t h e m e S h a d e = " B F " / & g t ; & l t ; w : s z   w : v a l = " 2 6 " / & g t ; & l t ; w : s z C s   w : v a l = " 2 6 " / & g t ; & l t ; / w : r P r & g t ; & l t ; / w : s t y l e & g t ; & l t ; w : s t y l e   w : t y p e = " c h a r a c t e r "   w : c u s t o m S t y l e = " 1 "   w : s t y l e I d = " H e a d i n g 4 C h a r " & g t ; & l t ; w : n a m e   w : v a l = " H e a d i n g   4   C h a r " / & g t ; & l t ; w : b a s e d O n   w : v a l = " D e f a u l t P a r a g r a p h F o n t " / & g t ; & l t ; w : l i n k   w : v a l = " H e a d i n g 4 " / & g t ; & l t ; w : u i P r i o r i t y   w : v a l = " 9 " / & g t ; & l t ; w : r P r & g t ; & l t ; w : r F o n t s   w : a s c i i T h e m e = " m a j o r H A n s i "   w : e a s t A s i a T h e m e = " m a j o r E a s t A s i a "   w : h A n s i T h e m e = " m a j o r H A n s i "   w : c s t h e m e = " m a j o r B i d i " / & g t ; & l t ; w : i / & g t ; & l t ; w : i C s / & g t ; & l t ; w : c o l o r   w : v a l = " 0 F 4 7 6 1 "   w : t h e m e C o l o r = " a c c e n t 1 "   w : t h e m e S h a d e = " B F " / & g t ; & l t ; / w : r P r & g t ; & l t ; / w : s t y l e & g t ; & l t ; / w : s t y l e s & g t ; & l t ; / p k g : x m l D a t a & g t ; & l t ; / p k g : p a r t & g t ; & l t ; p k g : p a r t   p k g : n a m e = " / d o c M e t a d a t a / L a b e l I n f o . x m l "   p k g : c o n t e n t T y p e = " a p p l i c a t i o n / v n d . m s - o f f i c e . c l a s s i f i c a t i o n l a b e l s + x m l " & g t ; & l t ; p k g : x m l D a t a & g t ; & l t ; c l b l : l a b e l L i s t   x m l n s : c l b l = " h t t p : / / s c h e m a s . m i c r o s o f t . c o m / o f f i c e / 2 0 2 0 / m i p L a b e l M e t a d a t a " & g t ; & l t ; c l b l : l a b e l   i d = " { f 4 2 a a 3 4 2 - 8 7 0 6 - 4 2 8 8 - b d 1 1 - e b b 8 5 9 9 5 0 2 8 c } "   e n a b l e d = " 1 "   m e t h o d = " S t a n d a r d "   s i t e I d = " { 7 2 f 9 8 8 b f - 8 6 f 1 - 4 1 a f - 9 1 a b - 2 d 7 c d 0 1 1 d b 4 7 } "   c o n t e n t B i t s = " 0 "   r e m o v e d = " 0 " / & g t ; & l t ; / c l b l : l a b e l L i s t & g t ; & l t ; / p k g : x m l D a t a & g t ; & l t ; / p k g : p a r t & g t ; & l t ; / p k g : p a c k a g e & g t ; + 
+ < / C u r r e n t D a t e > + 
+         < R e p o r t T i t l e > & l t ; ? x m l   v e r s i o n = " 1 . 0 "   s t a n d a l o n e = " y e s " ? & g t ; + 
+ & l t ; ? m s o - a p p l i c a t i o n   p r o g i d = " W o r d . D o c u m e n t " ? & g t ; + 
+ & l t ; p k g : p a c k a g e   x m l n s : p k g = " h t t p : / / s c h e m a s . m i c r o s o f t . c o m / o f f i c e / 2 0 0 6 / x m l P a c k a g e " & g t ; & l t ; p k g : p a r t   p k g : n a m e = " / _ r e l s / . r e l s "   p k g : c o n t e n t T y p e = " a p p l i c a t i o n / v n d . o p e n x m l f o r m a t s - p a c k a g e . r e l a t i o n s h i p s + x m l "   p k g : p a d d i n g = " 5 1 2 " & g t ; & l t ; p k g : x m l D a t a & g t ; & l t ; R e l a t i o n s h i p s   x m l n s = " h t t p : / / s c h e m a s . o p e n x m l f o r m a t s . o r g / p a c k a g e / 2 0 0 6 / r e l a t i o n s h i p s " & g t ; & l t ; R e l a t i o n s h i p   I d = " r I d 2 "   T y p e = " h t t p : / / s c h e m a s . m i c r o s o f t . c o m / o f f i c e / 2 0 2 0 / 0 2 / r e l a t i o n s h i p s / c l a s s i f i c a t i o n l a b e l s "   T a r g e t = " d o c M e t a d a t a / L a b e l I n f o . x m l " / & g t ; & l t ; R e l a t i o n s h i p   I d = " r I d 1 "   T y p e = " h t t p : / / s c h e m a s . o p e n x m l f o r m a t s . o r g / o f f i c e D o c u m e n t / 2 0 0 6 / r e l a t i o n s h i p s / o f f i c e D o c u m e n t "   T a r g e t = " w o r d / d o c u m e n t . x m l " / & g t ; & l t ; / R e l a t i o n s h i p s & g t ; & l t ; / p k g : x m l D a t a & g t ; & l t ; / p k g : p a r t & g t ; & l t ; p k g : p a r t   p k g : n a m e = " / w o r d / d o c u m e n t . x m l "   p k g : c o n t e n t T y p e = " a p p l i c a t i o n / v n d . o p e n x m l f o r m a t s - o f f i c e d o c u m e n t . w o r d p r o c e s s i n g m l . d o c u m e n t . m a i n + x m l " & g t ; & l t ; p k g : x m l D a t a & g t ; & l t ; w : d o c u m e n t   x m l n s : w p c = " h t t p : / / s c h e m a s . m i c r o s o f t . c o m / o f f i c e / w o r d / 2 0 1 0 / w o r d p r o c e s s i n g C a n v a s "   x m l n s : c x = " h t t p : / / s c h e m a s . m i c r o s o f t . c o m / o f f i c e / d r a w i n g / 2 0 1 4 / c h a r t e x "   x m l n s : c x 1 = " h t t p : / / s c h e m a s . m i c r o s o f t . c o m / o f f i c e / d r a w i n g / 2 0 1 5 / 9 / 8 / c h a r t e x "   x m l n s : c x 2 = " h t t p : / / s c h e m a s . m i c r o s o f t . c o m / o f f i c e / d r a w i n g / 2 0 1 5 / 1 0 / 2 1 / c h a r t e x "   x m l n s : c x 3 = " h t t p : / / s c h e m a s . m i c r o s o f t . c o m / o f f i c e / d r a w i n g / 2 0 1 6 / 5 / 9 / c h a r t e x "   x m l n s : c x 4 = " h t t p : / / s c h e m a s . m i c r o s o f t . c o m / o f f i c e / d r a w i n g / 2 0 1 6 / 5 / 1 0 / c h a r t e x "   x m l n s : c x 5 = " h t t p : / / s c h e m a s . m i c r o s o f t . c o m / o f f i c e / d r a w i n g / 2 0 1 6 / 5 / 1 1 / c h a r t e x "   x m l n s : c x 6 = " h t t p : / / s c h e m a s . m i c r o s o f t . c o m / o f f i c e / d r a w i n g / 2 0 1 6 / 5 / 1 2 / c h a r t e x "   x m l n s : c x 7 = " h t t p : / / s c h e m a s . m i c r o s o f t . c o m / o f f i c e / d r a w i n g / 2 0 1 6 / 5 / 1 3 / c h a r t e x "   x m l n s : c x 8 = " h t t p : / / s c h e m a s . m i c r o s o f t . c o m / o f f i c e / d r a w i n g / 2 0 1 6 / 5 / 1 4 / c h a r t e x "   x m l n s : m c = " h t t p : / / s c h e m a s . o p e n x m l f o r m a t s . o r g / m a r k u p - c o m p a t i b i l i t y / 2 0 0 6 "   x m l n s : a i n k = " h t t p : / / s c h e m a s . m i c r o s o f t . c o m / o f f i c e / d r a w i n g / 2 0 1 6 / i n k "   x m l n s : a m 3 d = " h t t p : / / s c h e m a s . m i c r o s o f t . c o m / o f f i c e / d r a w i n g / 2 0 1 7 / m o d e l 3 d "   x m l n s : o = " u r n : s c h e m a s - m i c r o s o f t - c o m : o f f i c e : o f f i c e "   x m l n s : o e l = " h t t p : / / s c h e m a s . m i c r o s o f t . c o m / o f f i c e / 2 0 1 9 / e x t l s t "   x m l n s : r = " h t t p : / / s c h e m a s . o p e n x m l f o r m a t s . o r g / o f f i c e D o c u m e n t / 2 0 0 6 / r e l a t i o n s h i p s "   x m l n s : m = " h t t p : / / s c h e m a s . o p e n x m l f o r m a t s . o r g / o f f i c e D o c u m e n t / 2 0 0 6 / m a t h "   x m l n s : v = " u r n : s c h e m a s - m i c r o s o f t - c o m : v m l "   x m l n s : w p 1 4 = " h t t p : / / s c h e m a s . m i c r o s o f t . c o m / o f f i c e / w o r d / 2 0 1 0 / w o r d p r o c e s s i n g D r a w i n g "   x m l n s : w p = " h t t p : / / s c h e m a s . o p e n x m l f o r m a t s . o r g / d r a w i n g m l / 2 0 0 6 / w o r d p r o c e s s i n g D r a w i n g "   x m l n s : w 1 0 = " u r n : s c h e m a s - m i c r o s o f t - c o m : o f f i c e : w o r d "   x m l n s : w = " h t t p : / / s c h e m a s . o p e n x m l f o r m a t s . o r g / w o r d p r o c e s s i n g m l / 2 0 0 6 / m a i n "   x m l n s : w 1 4 = " h t t p : / / s c h e m a s . m i c r o s o f t . c o m / o f f i c e / w o r d / 2 0 1 0 / w o r d m l "   x m l n s : w 1 5 = " h t t p : / / s c h e m a s . m i c r o s o f t . c o m / o f f i c e / w o r d / 2 0 1 2 / w o r d m l "   x m l n s : w 1 6 c e x = " h t t p : / / s c h e m a s . m i c r o s o f t . c o m / o f f i c e / w o r d / 2 0 1 8 / w o r d m l / c e x "   x m l n s : w 1 6 c i d = " h t t p : / / s c h e m a s . m i c r o s o f t . c o m / o f f i c e / w o r d / 2 0 1 6 / w o r d m l / c i d "   x m l n s : w 1 6 = " h t t p : / / s c h e m a s . m i c r o s o f t . c o m / o f f i c e / w o r d / 2 0 1 8 / w o r d m l "   x m l n s : w 1 6 d u = " h t t p : / / s c h e m a s . m i c r o s o f t . c o m / o f f i c e / w o r d / 2 0 2 3 / w o r d m l / w o r d 1 6 d u "   x m l n s : w 1 6 s d t d h = " h t t p : / / s c h e m a s . m i c r o s o f t . c o m / o f f i c e / w o r d / 2 0 2 0 / w o r d m l / s d t d a t a h a s h "   x m l n s : w 1 6 s e = " h t t p : / / s c h e m a s . m i c r o s o f t . c o m / o f f i c e / w o r d / 2 0 1 5 / w o r d m l / s y m e x "   x m l n s : w p g = " h t t p : / / s c h e m a s . m i c r o s o f t . c o m / o f f i c e / w o r d / 2 0 1 0 / w o r d p r o c e s s i n g G r o u p "   x m l n s : w p i = " h t t p : / / s c h e m a s . m i c r o s o f t . c o m / o f f i c e / w o r d / 2 0 1 0 / w o r d p r o c e s s i n g I n k "   x m l n s : w n e = " h t t p : / / s c h e m a s . m i c r o s o f t . c o m / o f f i c e / w o r d / 2 0 0 6 / w o r d m l "   x m l n s : w p s = " h t t p : / / s c h e m a s . m i c r o s o f t . c o m / o f f i c e / w o r d / 2 0 1 0 / w o r d p r o c e s s i n g S h a p e "   m c : I g n o r a b l e = " w 1 4   w 1 5   w 1 6 s e   w 1 6 c i d   w 1 6   w 1 6 c e x   w 1 6 s d t d h   w 1 6 d u   w p 1 4 " & g t ; & l t ; w : b o d y & g t ; & l t ; w : p   w 1 4 : p a r a I d = " 0 1 8 A 5 1 E F "   w 1 4 : t e x t I d = " 7 1 3 7 B C B 6 "   w : r s i d R = " 0 0 9 8 1 2 5 D "   w : r s i d R P r = " 0 0 4 5 3 1 2 0 "   w : r s i d R D e f a u l t = " 0 0 9 8 1 2 5 D "   w : r s i d P = " 0 0 8 F 3 3 5 5 " & g t ; & l t ; w : p P r & g t ; & l t ; w : r P r / & g t ; & l t ; / w : p P r & g t ; & l t ; w : r   w : r s i d R P r = " 0 0 0 8 6 A B 0 " & g t ; & l t ; w : r P r & g t ; & l t ; w : r S t y l e   w : v a l = " T i t l e C h a r " / & g t ; & l t ; / w : r P r & g t ; & l t ; w : t & g t ; R e p o r t T i t l e & l t ; / w : t & g t ; & l t ; / w : r & g t ; & l t ; / w : p & g t ; & l t ; w : s e c t P r   w : r s i d R = " 0 0 8 F 3 3 5 5 "   w : r s i d R P r = " 0 0 4 5 3 1 2 0 " & g t ; & l t ; w : p g S z   w : w = " 1 2 2 4 0 "   w : h = " 1 5 8 4 0 " / & g t ; & l t ; w : p g M a r   w : t o p = " 1 4 4 0 "   w : r i g h t = " 1 4 4 0 "   w : b o t t o m = " 1 4 4 0 "   w : l e f t = " 1 4 4 0 "   w : h e a d e r = " 7 2 0 "   w : f o o t e r = " 7 2 0 "   w : g u t t e r = " 0 " / & g t ; & l t ; w : c o l s   w : s p a c e = " 7 2 0 " / & g t ; & l t ; / w : s e c t P r & g t ; & l t ; / w : b o d y & g t ; & l t ; / w : d o c u m e n t & g t ; & l t ; / p k g : x m l D a t a & g t ; & l t ; / p k g : p a r t & g t ; & l t ; p k g : p a r t   p k g : n a m e = " / w o r d / _ r e l s / d o c u m e n t . x m l . r e l s "   p k g : c o n t e n t T y p e = " a p p l i c a t i o n / v n d . o p e n x m l f o r m a t s - p a c k a g e . r e l a t i o n s h i p s + x m l "   p k g : p a d d i n g = " 2 5 6 " & g t ; & l t ; p k g : x m l D a t a & g t ; & l t ; R e l a t i o n s h i p s   x m l n s = " h t t p : / / s c h e m a s . o p e n x m l f o r m a t s . o r g / p a c k a g e / 2 0 0 6 / r e l a t i o n s h i p s " & g t ; & l t ; R e l a t i o n s h i p   I d = " r I d 1 "   T y p e = " h t t p : / / s c h e m a s . o p e n x m l f o r m a t s . o r g / o f f i c e D o c u m e n t / 2 0 0 6 / r e l a t i o n s h i p s / s t y l e s "   T a r g e t = " s t y l e s . x m l " / & g t ; & l t ; / R e l a t i o n s h i p s & g t ; & l t ; / p k g : x m l D a t a & g t ; & l t ; / p k g : p a r t & g t ; & l t ; p k g : p a r t   p k g : n a m e = " / w o r d / s t y l e s . x m l "   p k g : c o n t e n t T y p e = " a p p l i c a t i o n / v n d . o p e n x m l f o r m a t s - o f f i c e d o c u m e n t . w o r d p r o c e s s i n g m l . s t y l e s + x m l " & g t ; & l t ; p k g : x m l D a t a & g t ; & l t ; w : s t y l e s   x m l n s : m c = " h t t p : / / s c h e m a s . o p e n x m l f o r m a t s . o r g / m a r k u p - c o m p a t i b i l i t y / 2 0 0 6 "   x m l n s : r = " h t t p : / / s c h e m a s . o p e n x m l f o r m a t s . o r g / o f f i c e D o c u m e n t / 2 0 0 6 / r e l a t i o n s h i p s "   x m l n s : w = " h t t p : / / s c h e m a s . o p e n x m l f o r m a t s . o r g / w o r d p r o c e s s i n g m l / 2 0 0 6 / m a i n "   x m l n s : w 1 4 = " h t t p : / / s c h e m a s . m i c r o s o f t . c o m / o f f i c e / w o r d / 2 0 1 0 / w o r d m l "   x m l n s : w 1 5 = " h t t p : / / s c h e m a s . m i c r o s o f t . c o m / o f f i c e / w o r d / 2 0 1 2 / w o r d m l "   x m l n s : w 1 6 c e x = " h t t p : / / s c h e m a s . m i c r o s o f t . c o m / o f f i c e / w o r d / 2 0 1 8 / w o r d m l / c e x "   x m l n s : w 1 6 c i d = " h t t p : / / s c h e m a s . m i c r o s o f t . c o m / o f f i c e / w o r d / 2 0 1 6 / w o r d m l / c i d "   x m l n s : w 1 6 = " h t t p : / / s c h e m a s . m i c r o s o f t . c o m / o f f i c e / w o r d / 2 0 1 8 / w o r d m l "   x m l n s : w 1 6 d u = " h t t p : / / s c h e m a s . m i c r o s o f t . c o m / o f f i c e / w o r d / 2 0 2 3 / w o r d m l / w o r d 1 6 d u "   x m l n s : w 1 6 s d t d h = " h t t p : / / s c h e m a s . m i c r o s o f t . c o m / o f f i c e / w o r d / 2 0 2 0 / w o r d m l / s d t d a t a h a s h "   x m l n s : w 1 6 s e = " h t t p : / / s c h e m a s . m i c r o s o f t . c o m / o f f i c e / w o r d / 2 0 1 5 / w o r d m l / s y m e x "   m c : I g n o r a b l e = " w 1 4   w 1 5   w 1 6 s e   w 1 6 c i d   w 1 6   w 1 6 c e x   w 1 6 s d t d h   w 1 6 d u " & g t ; & l t ; w : d o c D e f a u l t s & g t ; & l t ; w : r P r D e f a u l t & g t ; & l t ; w : r P r & g t ; & l t ; w : r F o n t s   w : a s c i i T h e m e = " m i n o r H A n s i "   w : e a s t A s i a T h e m e = " m i n o r E a s t A s i a "   w : h A n s i T h e m e = " m i n o r H A n s i "   w : c s t h e m e = " m i n o r B i d i " / & g t ; & l t ; w : k e r n   w : v a l = " 2 " / & g t ; & l t ; w : s z   w : v a l = " 2 4 " / & g t ; & l t ; w : s z C s   w : v a l = " 2 4 " / & g t ; & l t ; w : l a n g   w : v a l = " e n - U S "   w : e a s t A s i a = " e n - U S "   w : b i d i = " a r - S A " / & g t ; & l t ; w 1 4 : l i g a t u r e s   w 1 4 : v a l = " s t a n d a r d C o n t e x t u a l " / & g t ; & l t ; / w : r P r & g t ; & l t ; / w : r P r D e f a u l t & g t ; & l t ; w : p P r D e f a u l t & g t ; & l t ; w : p P r & g t ; & l t ; w : s p a c i n g   w : a f t e r = " 1 6 0 "   w : l i n e = " 2 7 8 "   w : l i n e R u l e = " a u t o " / & g t ; & l t ; / w : p P r & g t ; & l t ; / w : p P r D e f a u l t & g t ; & l t ; / w : d o c D e f a u l t s & g t ; & l t ; w : s t y l e   w : t y p e = " p a r a g r a p h "   w : d e f a u l t = " 1 "   w : s t y l e I d = " N o r m a l " & g t ; & l t ; w : n a m e   w : v a l = " N o r m a l " / & g t ; & l t ; w : q F o r m a t / & g t ; & l t ; w : r s i d   w : v a l = " 0 0 9 8 1 2 5 D " / & g t ; & l t ; / w : s t y l e & g t ; & l t ; w : s t y l e   w : t y p e = " c h a r a c t e r "   w : d e f a u l t = " 1 "   w : s t y l e I d = " D e f a u l t P a r a g r a p h F o n t " & g t ; & l t ; w : n a m e   w : v a l = " D e f a u l t   P a r a g r a p h   F o n t " / & g t ; & l t ; w : u i P r i o r i t y   w : v a l = " 1 " / & g t ; & l t ; w : s e m i H i d d e n / & g t ; & l t ; w : u n h i d e W h e n U s e d / & g t ; & l t ; w : r s i d   w : v a l = " 0 0 9 8 1 2 5 D " / & g t ; & l t ; / w : s t y l e & g t ; & l t ; w : s t y l e   w : t y p e = " t a b l e "   w : d e f a u l t = " 1 "   w : s t y l e I d = " T a b l e N o r m a l " & g t ; & l t ; w : n a m e   w : v a l = " N o r m a l   T a b l e " / & g t ; & l t ; w : u i P r i o r i t y   w : v a l = " 9 9 " / & g t ; & l t ; w : s e m i H i d d e n / & g t ; & l t ; w : u n h i d e W h e n U s e d / & g t ; & l t ; w : t b l P r & g t ; & l t ; w : t b l I n d   w : w = " 0 "   w : t y p e = " d x a " / & g t ; & l t ; w : t b l C e l l M a r & g t ; & l t ; w : t o p   w : w = " 0 "   w : t y p e = " d x a " / & g t ; & l t ; w : l e f t   w : w = " 1 0 8 "   w : t y p e = " d x a " / & g t ; & l t ; w : b o t t o m   w : w = " 0 "   w : t y p e = " d x a " / & g t ; & l t ; w : r i g h t   w : w = " 1 0 8 "   w : t y p e = " d x a " / & g t ; & l t ; / w : t b l C e l l M a r & g t ; & l t ; / w : t b l P r & g t ; & l t ; / w : s t y l e & g t ; & l t ; w : s t y l e   w : t y p e = " n u m b e r i n g "   w : d e f a u l t = " 1 "   w : s t y l e I d = " N o L i s t " & g t ; & l t ; w : n a m e   w : v a l = " N o   L i s t " / & g t ; & l t ; w : u i P r i o r i t y   w : v a l = " 9 9 " / & g t ; & l t ; w : s e m i H i d d e n / & g t ; & l t ; w : u n h i d e W h e n U s e d / & g t ; & l t ; w : r s i d   w : v a l = " 0 0 9 8 1 2 5 D " / & g t ; & l t ; / w : s t y l e & g t ; & l t ; w : s t y l e   w : t y p e = " p a r a g r a p h "   w : s t y l e I d = " T i t l e " & g t ; & l t ; w : n a m e   w : v a l = " T i t l e " / & g t ; & l t ; w : b a s e d O n   w : v a l = " N o r m a l " / & g t ; & l t ; w : n e x t   w : v a l = " N o r m a l " / & g t ; & l t ; w : l i n k   w : v a l = " T i t l e C h a r " / & g t ; & l t ; w : u i P r i o r i t y   w : v a l = " 1 0 " / & g t ; & l t ; w : q F o r m a t / & g t ; & l t ; w : p P r & g t ; & l t ; w : s p a c i n g   w : a f t e r = " 0 "   w : l i n e = " 2 4 0 "   w : l i n e R u l e = " a u t o " / & g t ; & l t ; w : c o n t e x t u a l S p a c i n g / & g t ; & l t ; / w : p P r & g t ; & l t ; w : r P r & g t ; & l t ; w : r F o n t s   w : a s c i i T h e m e = " m a j o r H A n s i "   w : e a s t A s i a T h e m e = " m a j o r E a s t A s i a "   w : h A n s i T h e m e = " m a j o r H A n s i "   w : c s t h e m e = " m a j o r B i d i " / & g t ; & l t ; w : s p a c i n g   w : v a l = " - 1 0 " / & g t ; & l t ; w : k e r n   w : v a l = " 2 8 " / & g t ; & l t ; w : s z   w : v a l = " 5 6 " / & g t ; & l t ; w : s z C s   w : v a l = " 5 6 " / & g t ; & l t ; / w : r P r & g t ; & l t ; / w : s t y l e & g t ; & l t ; w : s t y l e   w : t y p e = " c h a r a c t e r "   w : c u s t o m S t y l e = " 1 "   w : s t y l e I d = " T i t l e C h a r " & g t ; & l t ; w : n a m e   w : v a l = " T i t l e   C h a r " / & g t ; & l t ; w : b a s e d O n   w : v a l = " D e f a u l t P a r a g r a p h F o n t " / & g t ; & l t ; w : l i n k   w : v a l = " T i t l e " / & g t ; & l t ; w : u i P r i o r i t y   w : v a l = " 1 0 " / & g t ; & l t ; w : r P r & g t ; & l t ; w : r F o n t s   w : a s c i i T h e m e = " m a j o r H A n s i "   w : e a s t A s i a T h e m e = " m a j o r E a s t A s i a "   w : h A n s i T h e m e = " m a j o r H A n s i "   w : c s t h e m e = " m a j o r B i d i " / & g t ; & l t ; w : s p a c i n g   w : v a l = " - 1 0 " / & g t ; & l t ; w : k e r n   w : v a l = " 2 8 " / & g t ; & l t ; w : s z   w : v a l = " 5 6 " / & g t ; & l t ; w : s z C s   w : v a l = " 5 6 " / & g t ; & l t ; / w : r P r & g t ; & l t ; / w : s t y l e & g t ; & l t ; / w : s t y l e s & g t ; & l t ; / p k g : x m l D a t a & g t ; & l t ; / p k g : p a r t & g t ; & l t ; p k g : p a r t   p k g : n a m e = " / d o c M e t a d a t a / L a b e l I n f o . x m l "   p k g : c o n t e n t T y p e = " a p p l i c a t i o n / v n d . m s - o f f i c e . c l a s s i f i c a t i o n l a b e l s + x m l " & g t ; & l t ; p k g : x m l D a t a & g t ; & l t ; c l b l : l a b e l L i s t   x m l n s : c l b l = " h t t p : / / s c h e m a s . m i c r o s o f t . c o m / o f f i c e / 2 0 2 0 / m i p L a b e l M e t a d a t a " & g t ; & l t ; c l b l : l a b e l   i d = " { f 4 2 a a 3 4 2 - 8 7 0 6 - 4 2 8 8 - b d 1 1 - e b b 8 5 9 9 5 0 2 8 c } "   e n a b l e d = " 1 "   m e t h o d = " S t a n d a r d "   s i t e I d = " { 7 2 f 9 8 8 b f - 8 6 f 1 - 4 1 a f - 9 1 a b - 2 d 7 c d 0 1 1 d b 4 7 } "   c o n t e n t B i t s = " 0 "   r e m o v e d = " 0 " / & g t ; & l t ; / c l b l : l a b e l L i s t & g t ; & l t ; / p k g : x m l D a t a & g t ; & l t ; / p k g : p a r t & g t ; & l t ; / p k g : p a c k a g e & g t ; + 
+ < / R e p o r t T i t l e > + 
+         < V e n d o r > + 
+             < V e n d o r A d d r e s s > & l t ; ? x m l   v e r s i o n = " 1 . 0 "   s t a n d a l o n e = " y e s " ? & g t ; + 
+ & l t ; ? m s o - a p p l i c a t i o n   p r o g i d = " W o r d . D o c u m e n t " ? & g t ; + 
+ & l t ; p k g : p a c k a g e   x m l n s : p k g = " h t t p : / / s c h e m a s . m i c r o s o f t . c o m / o f f i c e / 2 0 0 6 / x m l P a c k a g e " & g t ; & l t ; p k g : p a r t   p k g : n a m e = " / _ r e l s / . r e l s "   p k g : c o n t e n t T y p e = " a p p l i c a t i o n / v n d . o p e n x m l f o r m a t s - p a c k a g e . r e l a t i o n s h i p s + x m l "   p k g : p a d d i n g = " 5 1 2 " & g t ; & l t ; p k g : x m l D a t a & g t ; & l t ; R e l a t i o n s h i p s   x m l n s = " h t t p : / / s c h e m a s . o p e n x m l f o r m a t s . o r g / p a c k a g e / 2 0 0 6 / r e l a t i o n s h i p s " & g t ; & l t ; R e l a t i o n s h i p   I d = " r I d 2 "   T y p e = " h t t p : / / s c h e m a s . m i c r o s o f t . c o m / o f f i c e / 2 0 2 0 / 0 2 / r e l a t i o n s h i p s / c l a s s i f i c a t i o n l a b e l s "   T a r g e t = " d o c M e t a d a t a / L a b e l I n f o . x m l " / & g t ; & l t ; R e l a t i o n s h i p   I d = " r I d 1 "   T y p e = " h t t p : / / s c h e m a s . o p e n x m l f o r m a t s . o r g / o f f i c e D o c u m e n t / 2 0 0 6 / r e l a t i o n s h i p s / o f f i c e D o c u m e n t "   T a r g e t = " w o r d / d o c u m e n t . x m l " / & g t ; & l t ; / R e l a t i o n s h i p s & g t ; & l t ; / p k g : x m l D a t a & g t ; & l t ; / p k g : p a r t & g t ; & l t ; p k g : p a r t   p k g : n a m e = " / w o r d / d o c u m e n t . x m l "   p k g : c o n t e n t T y p e = " a p p l i c a t i o n / v n d . o p e n x m l f o r m a t s - o f f i c e d o c u m e n t . w o r d p r o c e s s i n g m l . d o c u m e n t . m a i n + x m l " & g t ; & l t ; p k g : x m l D a t a & g t ; & l t ; w : d o c u m e n t   x m l n s : w p c = " h t t p : / / s c h e m a s . m i c r o s o f t . c o m / o f f i c e / w o r d / 2 0 1 0 / w o r d p r o c e s s i n g C a n v a s "   x m l n s : c x = " h t t p : / / s c h e m a s . m i c r o s o f t . c o m / o f f i c e / d r a w i n g / 2 0 1 4 / c h a r t e x "   x m l n s : c x 1 = " h t t p : / / s c h e m a s . m i c r o s o f t . c o m / o f f i c e / d r a w i n g / 2 0 1 5 / 9 / 8 / c h a r t e x "   x m l n s : c x 2 = " h t t p : / / s c h e m a s . m i c r o s o f t . c o m / o f f i c e / d r a w i n g / 2 0 1 5 / 1 0 / 2 1 / c h a r t e x "   x m l n s : c x 3 = " h t t p : / / s c h e m a s . m i c r o s o f t . c o m / o f f i c e / d r a w i n g / 2 0 1 6 / 5 / 9 / c h a r t e x "   x m l n s : c x 4 = " h t t p : / / s c h e m a s . m i c r o s o f t . c o m / o f f i c e / d r a w i n g / 2 0 1 6 / 5 / 1 0 / c h a r t e x "   x m l n s : c x 5 = " h t t p : / / s c h e m a s . m i c r o s o f t . c o m / o f f i c e / d r a w i n g / 2 0 1 6 / 5 / 1 1 / c h a r t e x "   x m l n s : c x 6 = " h t t p : / / s c h e m a s . m i c r o s o f t . c o m / o f f i c e / d r a w i n g / 2 0 1 6 / 5 / 1 2 / c h a r t e x "   x m l n s : c x 7 = " h t t p : / / s c h e m a s . m i c r o s o f t . c o m / o f f i c e / d r a w i n g / 2 0 1 6 / 5 / 1 3 / c h a r t e x "   x m l n s : c x 8 = " h t t p : / / s c h e m a s . m i c r o s o f t . c o m / o f f i c e / d r a w i n g / 2 0 1 6 / 5 / 1 4 / c h a r t e x "   x m l n s : m c = " h t t p : / / s c h e m a s . o p e n x m l f o r m a t s . o r g / m a r k u p - c o m p a t i b i l i t y / 2 0 0 6 "   x m l n s : a i n k = " h t t p : / / s c h e m a s . m i c r o s o f t . c o m / o f f i c e / d r a w i n g / 2 0 1 6 / i n k "   x m l n s : a m 3 d = " h t t p : / / s c h e m a s . m i c r o s o f t . c o m / o f f i c e / d r a w i n g / 2 0 1 7 / m o d e l 3 d "   x m l n s : o = " u r n : s c h e m a s - m i c r o s o f t - c o m : o f f i c e : o f f i c e "   x m l n s : o e l = " h t t p : / / s c h e m a s . m i c r o s o f t . c o m / o f f i c e / 2 0 1 9 / e x t l s t "   x m l n s : r = " h t t p : / / s c h e m a s . o p e n x m l f o r m a t s . o r g / o f f i c e D o c u m e n t / 2 0 0 6 / r e l a t i o n s h i p s "   x m l n s : m = " h t t p : / / s c h e m a s . o p e n x m l f o r m a t s . o r g / o f f i c e D o c u m e n t / 2 0 0 6 / m a t h "   x m l n s : v = " u r n : s c h e m a s - m i c r o s o f t - c o m : v m l "   x m l n s : w p 1 4 = " h t t p : / / s c h e m a s . m i c r o s o f t . c o m / o f f i c e / w o r d / 2 0 1 0 / w o r d p r o c e s s i n g D r a w i n g "   x m l n s : w p = " h t t p : / / s c h e m a s . o p e n x m l f o r m a t s . o r g / d r a w i n g m l / 2 0 0 6 / w o r d p r o c e s s i n g D r a w i n g "   x m l n s : w 1 0 = " u r n : s c h e m a s - m i c r o s o f t - c o m : o f f i c e : w o r d "   x m l n s : w = " h t t p : / / s c h e m a s . o p e n x m l f o r m a t s . o r g / w o r d p r o c e s s i n g m l / 2 0 0 6 / m a i n "   x m l n s : w 1 4 = " h t t p : / / s c h e m a s . m i c r o s o f t . c o m / o f f i c e / w o r d / 2 0 1 0 / w o r d m l "   x m l n s : w 1 5 = " h t t p : / / s c h e m a s . m i c r o s o f t . c o m / o f f i c e / w o r d / 2 0 1 2 / w o r d m l "   x m l n s : w 1 6 c e x = " h t t p : / / s c h e m a s . m i c r o s o f t . c o m / o f f i c e / w o r d / 2 0 1 8 / w o r d m l / c e x "   x m l n s : w 1 6 c i d = " h t t p : / / s c h e m a s . m i c r o s o f t . c o m / o f f i c e / w o r d / 2 0 1 6 / w o r d m l / c i d "   x m l n s : w 1 6 = " h t t p : / / s c h e m a s . m i c r o s o f t . c o m / o f f i c e / w o r d / 2 0 1 8 / w o r d m l "   x m l n s : w 1 6 d u = " h t t p : / / s c h e m a s . m i c r o s o f t . c o m / o f f i c e / w o r d / 2 0 2 3 / w o r d m l / w o r d 1 6 d u "   x m l n s : w 1 6 s d t d h = " h t t p : / / s c h e m a s . m i c r o s o f t . c o m / o f f i c e / w o r d / 2 0 2 0 / w o r d m l / s d t d a t a h a s h "   x m l n s : w 1 6 s e = " h t t p : / / s c h e m a s . m i c r o s o f t . c o m / o f f i c e / w o r d / 2 0 1 5 / w o r d m l / s y m e x "   x m l n s : w p g = " h t t p : / / s c h e m a s . m i c r o s o f t . c o m / o f f i c e / w o r d / 2 0 1 0 / w o r d p r o c e s s i n g G r o u p "   x m l n s : w p i = " h t t p : / / s c h e m a s . m i c r o s o f t . c o m / o f f i c e / w o r d / 2 0 1 0 / w o r d p r o c e s s i n g I n k "   x m l n s : w n e = " h t t p : / / s c h e m a s . m i c r o s o f t . c o m / o f f i c e / w o r d / 2 0 0 6 / w o r d m l "   x m l n s : w p s = " h t t p : / / s c h e m a s . m i c r o s o f t . c o m / o f f i c e / w o r d / 2 0 1 0 / w o r d p r o c e s s i n g S h a p e "   m c : I g n o r a b l e = " w 1 4   w 1 5   w 1 6 s e   w 1 6 c i d   w 1 6   w 1 6 c e x   w 1 6 s d t d h   w 1 6 d u   w p 1 4 " & g t ; & l t ; w : b o d y & g t ; & l t ; w : p   w 1 4 : p a r a I d = " 4 A E 4 4 9 8 3 "   w 1 4 : t e x t I d = " 7 7 F B D 1 0 7 "   w : r s i d R = " 0 0 8 B 0 9 B B "   w : r s i d R D e f a u l t = " 0 0 8 B 0 9 B B " & g t ; & l t ; w : p P r & g t ; & l t ; w : s p a c i n g   w : a f t e r = " 0 "   w : l i n e = " 2 4 0 "   w : l i n e R u l e = " a u t o " / & g t ; & l t ; / w : p P r & g t ; & l t ; w : r & g t ; & l t ; w : t & g t ; V e n d o r A d d r e s s & l t ; / w : t & g t ; & l t ; / w : r & g t ; & l t ; / w : p & g t ; & l t ; w : s e c t P r   w : r s i d R = " 0 0 0 0 0 0 0 0 " & g t ; & l t ; w : p g S z   w : w = " 1 2 2 4 0 "   w : h = " 1 5 8 4 0 " / & g t ; & l t ; w : p g M a r   w : t o p = " 1 4 4 0 "   w : r i g h t = " 1 4 4 0 "   w : b o t t o m = " 1 4 4 0 "   w : l e f t = " 1 4 4 0 "   w : h e a d e r = " 7 2 0 "   w : f o o t e r = " 7 2 0 "   w : g u t t e r = " 0 " / & g t ; & l t ; w : c o l s   w : s p a c e = " 7 2 0 " / & g t ; & l t ; / w : s e c t P r & g t ; & l t ; / w : b o d y & g t ; & l t ; / w : d o c u m e n t & g t ; & l t ; / p k g : x m l D a t a & g t ; & l t ; / p k g : p a r t & g t ; & l t ; p k g : p a r t   p k g : n a m e = " / w o r d / _ r e l s / d o c u m e n t . x m l . r e l s "   p k g : c o n t e n t T y p e = " a p p l i c a t i o n / v n d . o p e n x m l f o r m a t s - p a c k a g e . r e l a t i o n s h i p s + x m l "   p k g : p a d d i n g = " 2 5 6 " & g t ; & l t ; p k g : x m l D a t a & g t ; & l t ; R e l a t i o n s h i p s   x m l n s = " h t t p : / / s c h e m a s . o p e n x m l f o r m a t s . o r g / p a c k a g e / 2 0 0 6 / r e l a t i o n s h i p s " & g t ; & l t ; R e l a t i o n s h i p   I d = " r I d 1 "   T y p e = " h t t p : / / s c h e m a s . o p e n x m l f o r m a t s . o r g / o f f i c e D o c u m e n t / 2 0 0 6 / r e l a t i o n s h i p s / s t y l e s "   T a r g e t = " s t y l e s . x m l " / & g t ; & l t ; / R e l a t i o n s h i p s & g t ; & l t ; / p k g : x m l D a t a & g t ; & l t ; / p k g : p a r t & g t ; & l t ; p k g : p a r t   p k g : n a m e = " / w o r d / s t y l e s . x m l "   p k g : c o n t e n t T y p e = " a p p l i c a t i o n / v n d . o p e n x m l f o r m a t s - o f f i c e d o c u m e n t . w o r d p r o c e s s i n g m l . s t y l e s + x m l " & g t ; & l t ; p k g : x m l D a t a & g t ; & l t ; w : s t y l e s   x m l n s : m c = " h t t p : / / s c h e m a s . o p e n x m l f o r m a t s . o r g / m a r k u p - c o m p a t i b i l i t y / 2 0 0 6 "   x m l n s : r = " h t t p : / / s c h e m a s . o p e n x m l f o r m a t s . o r g / o f f i c e D o c u m e n t / 2 0 0 6 / r e l a t i o n s h i p s "   x m l n s : w = " h t t p : / / s c h e m a s . o p e n x m l f o r m a t s . o r g / w o r d p r o c e s s i n g m l / 2 0 0 6 / m a i n "   x m l n s : w 1 4 = " h t t p : / / s c h e m a s . m i c r o s o f t . c o m / o f f i c e / w o r d / 2 0 1 0 / w o r d m l "   x m l n s : w 1 5 = " h t t p : / / s c h e m a s . m i c r o s o f t . c o m / o f f i c e / w o r d / 2 0 1 2 / w o r d m l "   x m l n s : w 1 6 c e x = " h t t p : / / s c h e m a s . m i c r o s o f t . c o m / o f f i c e / w o r d / 2 0 1 8 / w o r d m l / c e x "   x m l n s : w 1 6 c i d = " h t t p : / / s c h e m a s . m i c r o s o f t . c o m / o f f i c e / w o r d / 2 0 1 6 / w o r d m l / c i d "   x m l n s : w 1 6 = " h t t p : / / s c h e m a s . m i c r o s o f t . c o m / o f f i c e / w o r d / 2 0 1 8 / w o r d m l "   x m l n s : w 1 6 d u = " h t t p : / / s c h e m a s . m i c r o s o f t . c o m / o f f i c e / w o r d / 2 0 2 3 / w o r d m l / w o r d 1 6 d u "   x m l n s : w 1 6 s d t d h = " h t t p : / / s c h e m a s . m i c r o s o f t . c o m / o f f i c e / w o r d / 2 0 2 0 / w o r d m l / s d t d a t a h a s h "   x m l n s : w 1 6 s e = " h t t p : / / s c h e m a s . m i c r o s o f t . c o m / o f f i c e / w o r d / 2 0 1 5 / w o r d m l / s y m e x "   m c : I g n o r a b l e = " w 1 4   w 1 5   w 1 6 s e   w 1 6 c i d   w 1 6   w 1 6 c e x   w 1 6 s d t d h   w 1 6 d u " & g t ; & l t ; w : d o c D e f a u l t s & g t ; & l t ; w : r P r D e f a u l t & g t ; & l t ; w : r P r & g t ; & l t ; w : r F o n t s   w : a s c i i T h e m e = " m i n o r H A n s i "   w : e a s t A s i a T h e m e = " m i n o r E a s t A s i a "   w : h A n s i T h e m e = " m i n o r H A n s i "   w : c s t h e m e = " m i n o r B i d i " / & g t ; & l t ; w : k e r n   w : v a l = " 2 " / & g t ; & l t ; w : s z   w : v a l = " 2 4 " / & g t ; & l t ; w : s z C s   w : v a l = " 2 4 " / & g t ; & l t ; w : l a n g   w : v a l = " e n - U S "   w : e a s t A s i a = " e n - U S "   w : b i d i = " a r - S A " / & g t ; & l t ; w 1 4 : l i g a t u r e s   w 1 4 : v a l = " s t a n d a r d C o n t e x t u a l " / & g t ; & l t ; / w : r P r & g t ; & l t ; / w : r P r D e f a u l t & g t ; & l t ; w : p P r D e f a u l t & g t ; & l t ; w : p P r & g t ; & l t ; w : s p a c i n g   w : a f t e r = " 1 6 0 "   w : l i n e = " 2 7 8 "   w : l i n e R u l e = " a u t o " / & g t ; & l t ; / w : p P r & g t ; & l t ; / w : p P r D e f a u l t & g t ; & l t ; / w : d o c D e f a u l t s & g t ; & l t ; w : s t y l e   w : t y p e = " p a r a g r a p h "   w : d e f a u l t = " 1 "   w : s t y l e I d = " N o r m a l " & g t ; & l t ; w : n a m e   w : v a l = " N o r m a l " / & g t ; & l t ; w : q F o r m a t / & g t ; & l t ; / w : s t y l e & g t ; & l t ; w : s t y l e   w : t y p e = " c h a r a c t e r "   w : d e f a u l t = " 1 "   w : s t y l e I d = " D e f a u l t P a r a g r a p h F o n t " & g t ; & l t ; w : n a m e   w : v a l = " D e f a u l t   P a r a g r a p h   F o n t " / & g t ; & l t ; w : u i P r i o r i t y   w : v a l = " 1 " / & g t ; & l t ; w : s e m i H i d d e n / & g t ; & l t ; w : u n h i d e W h e n U s e d / & g t ; & l t ; / w : s t y l e & g t ; & l t ; w : s t y l e   w : t y p e = " t a b l e "   w : d e f a u l t = " 1 "   w : s t y l e I d = " T a b l e N o r m a l " & g t ; & l t ; w : n a m e   w : v a l = " N o r m a l   T a b l e " / & g t ; & l t ; w : u i P r i o r i t y   w : v a l = " 9 9 " / & g t ; & l t ; w : s e m i H i d d e n / & g t ; & l t ; w : u n h i d e W h e n U s e d / & g t ; & l t ; w : t b l P r & g t ; & l t ; w : t b l I n d   w : w = " 0 "   w : t y p e = " d x a " / & g t ; & l t ; w : t b l C e l l M a r & g t ; & l t ; w : t o p   w : w = " 0 "   w : t y p e = " d x a " / & g t ; & l t ; w : l e f t   w : w = " 1 0 8 "   w : t y p e = " d x a " / & g t ; & l t ; w : b o t t o m   w : w = " 0 "   w : t y p e = " d x a " / & g t ; & l t ; w : r i g h t   w : w = " 1 0 8 "   w : t y p e = " d x a " / & g t ; & l t ; / w : t b l C e l l M a r & g t ; & l t ; / w : t b l P r & g t ; & l t ; / w : s t y l e & g t ; & l t ; w : s t y l e   w : t y p e = " n u m b e r i n g "   w : d e f a u l t = " 1 "   w : s t y l e I d = " N o L i s t " & g t ; & l t ; w : n a m e   w : v a l = " N o   L i s t " / & g t ; & l t ; w : u i P r i o r i t y   w : v a l = " 9 9 " / & g t ; & l t ; w : s e m i H i d d e n / & g t ; & l t ; w : u n h i d e W h e n U s e d / & g t ; & l t ; / w : s t y l e & g t ; & l t ; / w : s t y l e s & g t ; & l t ; / p k g : x m l D a t a & g t ; & l t ; / p k g : p a r t & g t ; & l t ; p k g : p a r t   p k g : n a m e = " / d o c M e t a d a t a / L a b e l I n f o . x m l "   p k g : c o n t e n t T y p e = " a p p l i c a t i o n / v n d . m s - o f f i c e . c l a s s i f i c a t i o n l a b e l s + x m l " & g t ; & l t ; p k g : x m l D a t a & g t ; & l t ; c l b l : l a b e l L i s t   x m l n s : c l b l = " h t t p : / / s c h e m a s . m i c r o s o f t . c o m / o f f i c e / 2 0 2 0 / m i p L a b e l M e t a d a t a " & g t ; & l t ; c l b l : l a b e l   i d = " { f 4 2 a a 3 4 2 - 8 7 0 6 - 4 2 8 8 - b d 1 1 - e b b 8 5 9 9 5 0 2 8 c } "   e n a b l e d = " 1 "   m e t h o d = " S t a n d a r d "   s i t e I d = " { 7 2 f 9 8 8 b f - 8 6 f 1 - 4 1 a f - 9 1 a b - 2 d 7 c d 0 1 1 d b 4 7 } "   c o n t e n t B i t s = " 0 "   r e m o v e d = " 0 " / & g t ; & l t ; / c l b l : l a b e l L i s t & g t ; & l t ; / p k g : x m l D a t a & g t ; & l t ; / p k g : p a r t & g t ; & l t ; / p k g : p a c k a g e & g t ; + 
+ < / V e n d o r A d d r e s s > + 
+             < V e n d o r B a l a n c e L C Y > & l t ; ? x m l   v e r s i o n = " 1 . 0 "   s t a n d a l o n e = " y e s " ? & g t ; + 
+ & l t ; ? m s o - a p p l i c a t i o n   p r o g i d = " W o r d . D o c u m e n t " ? & g t ; + 
+ & l t ; p k g : p a c k a g e   x m l n s : p k g = " h t t p : / / s c h e m a s . m i c r o s o f t . c o m / o f f i c e / 2 0 0 6 / x m l P a c k a g e " & g t ; & l t ; p k g : p a r t   p k g : n a m e = " / _ r e l s / . r e l s "   p k g : c o n t e n t T y p e = " a p p l i c a t i o n / v n d . o p e n x m l f o r m a t s - p a c k a g e . r e l a t i o n s h i p s + x m l "   p k g : p a d d i n g = " 5 1 2 " & g t ; & l t ; p k g : x m l D a t a & g t ; & l t ; R e l a t i o n s h i p s   x m l n s = " h t t p : / / s c h e m a s . o p e n x m l f o r m a t s . o r g / p a c k a g e / 2 0 0 6 / r e l a t i o n s h i p s " & g t ; & l t ; R e l a t i o n s h i p   I d = " r I d 2 "   T y p e = " h t t p : / / s c h e m a s . m i c r o s o f t . c o m / o f f i c e / 2 0 2 0 / 0 2 / r e l a t i o n s h i p s / c l a s s i f i c a t i o n l a b e l s "   T a r g e t = " d o c M e t a d a t a / L a b e l I n f o . x m l " / & g t ; & l t ; R e l a t i o n s h i p   I d = " r I d 1 "   T y p e = " h t t p : / / s c h e m a s . o p e n x m l f o r m a t s . o r g / o f f i c e D o c u m e n t / 2 0 0 6 / r e l a t i o n s h i p s / o f f i c e D o c u m e n t "   T a r g e t = " w o r d / d o c u m e n t . x m l " / & g t ; & l t ; / R e l a t i o n s h i p s & g t ; & l t ; / p k g : x m l D a t a & g t ; & l t ; / p k g : p a r t & g t ; & l t ; p k g : p a r t   p k g : n a m e = " / w o r d / d o c u m e n t . x m l "   p k g : c o n t e n t T y p e = " a p p l i c a t i o n / v n d . o p e n x m l f o r m a t s - o f f i c e d o c u m e n t . w o r d p r o c e s s i n g m l . d o c u m e n t . m a i n + x m l " & g t ; & l t ; p k g : x m l D a t a & g t ; & l t ; w : d o c u m e n t   x m l n s : w p c = " h t t p : / / s c h e m a s . m i c r o s o f t . c o m / o f f i c e / w o r d / 2 0 1 0 / w o r d p r o c e s s i n g C a n v a s "   x m l n s : c x = " h t t p : / / s c h e m a s . m i c r o s o f t . c o m / o f f i c e / d r a w i n g / 2 0 1 4 / c h a r t e x "   x m l n s : c x 1 = " h t t p : / / s c h e m a s . m i c r o s o f t . c o m / o f f i c e / d r a w i n g / 2 0 1 5 / 9 / 8 / c h a r t e x "   x m l n s : c x 2 = " h t t p : / / s c h e m a s . m i c r o s o f t . c o m / o f f i c e / d r a w i n g / 2 0 1 5 / 1 0 / 2 1 / c h a r t e x "   x m l n s : c x 3 = " h t t p : / / s c h e m a s . m i c r o s o f t . c o m / o f f i c e / d r a w i n g / 2 0 1 6 / 5 / 9 / c h a r t e x "   x m l n s : c x 4 = " h t t p : / / s c h e m a s . m i c r o s o f t . c o m / o f f i c e / d r a w i n g / 2 0 1 6 / 5 / 1 0 / c h a r t e x "   x m l n s : c x 5 = " h t t p : / / s c h e m a s . m i c r o s o f t . c o m / o f f i c e / d r a w i n g / 2 0 1 6 / 5 / 1 1 / c h a r t e x "   x m l n s : c x 6 = " h t t p : / / s c h e m a s . m i c r o s o f t . c o m / o f f i c e / d r a w i n g / 2 0 1 6 / 5 / 1 2 / c h a r t e x "   x m l n s : c x 7 = " h t t p : / / s c h e m a s . m i c r o s o f t . c o m / o f f i c e / d r a w i n g / 2 0 1 6 / 5 / 1 3 / c h a r t e x "   x m l n s : c x 8 = " h t t p : / / s c h e m a s . m i c r o s o f t . c o m / o f f i c e / d r a w i n g / 2 0 1 6 / 5 / 1 4 / c h a r t e x "   x m l n s : m c = " h t t p : / / s c h e m a s . o p e n x m l f o r m a t s . o r g / m a r k u p - c o m p a t i b i l i t y / 2 0 0 6 "   x m l n s : a i n k = " h t t p : / / s c h e m a s . m i c r o s o f t . c o m / o f f i c e / d r a w i n g / 2 0 1 6 / i n k "   x m l n s : a m 3 d = " h t t p : / / s c h e m a s . m i c r o s o f t . c o m / o f f i c e / d r a w i n g / 2 0 1 7 / m o d e l 3 d "   x m l n s : o = " u r n : s c h e m a s - m i c r o s o f t - c o m : o f f i c e : o f f i c e "   x m l n s : o e l = " h t t p : / / s c h e m a s . m i c r o s o f t . c o m / o f f i c e / 2 0 1 9 / e x t l s t "   x m l n s : r = " h t t p : / / s c h e m a s . o p e n x m l f o r m a t s . o r g / o f f i c e D o c u m e n t / 2 0 0 6 / r e l a t i o n s h i p s "   x m l n s : m = " h t t p : / / s c h e m a s . o p e n x m l f o r m a t s . o r g / o f f i c e D o c u m e n t / 2 0 0 6 / m a t h "   x m l n s : v = " u r n : s c h e m a s - m i c r o s o f t - c o m : v m l "   x m l n s : w p 1 4 = " h t t p : / / s c h e m a s . m i c r o s o f t . c o m / o f f i c e / w o r d / 2 0 1 0 / w o r d p r o c e s s i n g D r a w i n g "   x m l n s : w p = " h t t p : / / s c h e m a s . o p e n x m l f o r m a t s . o r g / d r a w i n g m l / 2 0 0 6 / w o r d p r o c e s s i n g D r a w i n g "   x m l n s : w 1 0 = " u r n : s c h e m a s - m i c r o s o f t - c o m : o f f i c e : w o r d "   x m l n s : w = " h t t p : / / s c h e m a s . o p e n x m l f o r m a t s . o r g / w o r d p r o c e s s i n g m l / 2 0 0 6 / m a i n "   x m l n s : w 1 4 = " h t t p : / / s c h e m a s . m i c r o s o f t . c o m / o f f i c e / w o r d / 2 0 1 0 / w o r d m l "   x m l n s : w 1 5 = " h t t p : / / s c h e m a s . m i c r o s o f t . c o m / o f f i c e / w o r d / 2 0 1 2 / w o r d m l "   x m l n s : w 1 6 c e x = " h t t p : / / s c h e m a s . m i c r o s o f t . c o m / o f f i c e / w o r d / 2 0 1 8 / w o r d m l / c e x "   x m l n s : w 1 6 c i d = " h t t p : / / s c h e m a s . m i c r o s o f t . c o m / o f f i c e / w o r d / 2 0 1 6 / w o r d m l / c i d "   x m l n s : w 1 6 = " h t t p : / / s c h e m a s . m i c r o s o f t . c o m / o f f i c e / w o r d / 2 0 1 8 / w o r d m l "   x m l n s : w 1 6 d u = " h t t p : / / s c h e m a s . m i c r o s o f t . c o m / o f f i c e / w o r d / 2 0 2 3 / w o r d m l / w o r d 1 6 d u "   x m l n s : w 1 6 s d t d h = " h t t p : / / s c h e m a s . m i c r o s o f t . c o m / o f f i c e / w o r d / 2 0 2 0 / w o r d m l / s d t d a t a h a s h "   x m l n s : w 1 6 s e = " h t t p : / / s c h e m a s . m i c r o s o f t . c o m / o f f i c e / w o r d / 2 0 1 5 / w o r d m l / s y m e x "   x m l n s : w p g = " h t t p : / / s c h e m a s . m i c r o s o f t . c o m / o f f i c e / w o r d / 2 0 1 0 / w o r d p r o c e s s i n g G r o u p "   x m l n s : w p i = " h t t p : / / s c h e m a s . m i c r o s o f t . c o m / o f f i c e / w o r d / 2 0 1 0 / w o r d p r o c e s s i n g I n k "   x m l n s : w n e = " h t t p : / / s c h e m a s . m i c r o s o f t . c o m / o f f i c e / w o r d / 2 0 0 6 / w o r d m l "   x m l n s : w p s = " h t t p : / / s c h e m a s . m i c r o s o f t . c o m / o f f i c e / w o r d / 2 0 1 0 / w o r d p r o c e s s i n g S h a p e "   m c : I g n o r a b l e = " w 1 4   w 1 5   w 1 6 s e   w 1 6 c i d   w 1 6   w 1 6 c e x   w 1 6 s d t d h   w 1 6 d u   w p 1 4 " & g t ; & l t ; w : b o d y & g t ; & l t ; w : p   w 1 4 : p a r a I d = " 1 8 3 4 D E D 8 "   w 1 4 : t e x t I d = " 0 E C F 8 3 3 6 "   w : r s i d R = " 0 0 4 7 5 A 7 B "   w : r s i d R D e f a u l t = " 0 0 4 7 5 A 7 B " & g t ; & l t ; w : p P r & g t ; & l t ; w : s p a c i n g   w : a f t e r = " 0 "   w : l i n e = " 2 4 0 "   w : l i n e R u l e = " a u t o " / & g t ; & l t ; / w : p P r & g t ; & l t ; w : r & g t ; & l t ; w : t & g t ; V e n d o r B a l a n c e L C Y & l t ; / w : t & g t ; & l t ; / w : r & g t ; & l t ; / w : p & g t ; & l t ; w : s e c t P r   w : r s i d R = " 0 0 0 0 0 0 0 0 " & g t ; & l t ; w : p g S z   w : w = " 1 2 2 4 0 "   w : h = " 1 5 8 4 0 " / & g t ; & l t ; w : p g M a r   w : t o p = " 1 4 4 0 "   w : r i g h t = " 1 4 4 0 "   w : b o t t o m = " 1 4 4 0 "   w : l e f t = " 1 4 4 0 "   w : h e a d e r = " 7 2 0 "   w : f o o t e r = " 7 2 0 "   w : g u t t e r = " 0 " / & g t ; & l t ; w : c o l s   w : s p a c e = " 7 2 0 " / & g t ; & l t ; / w : s e c t P r & g t ; & l t ; / w : b o d y & g t ; & l t ; / w : d o c u m e n t & g t ; & l t ; / p k g : x m l D a t a & g t ; & l t ; / p k g : p a r t & g t ; & l t ; p k g : p a r t   p k g : n a m e = " / w o r d / _ r e l s / d o c u m e n t . x m l . r e l s "   p k g : c o n t e n t T y p e = " a p p l i c a t i o n / v n d . o p e n x m l f o r m a t s - p a c k a g e . r e l a t i o n s h i p s + x m l "   p k g : p a d d i n g = " 2 5 6 " & g t ; & l t ; p k g : x m l D a t a & g t ; & l t ; R e l a t i o n s h i p s   x m l n s = " h t t p : / / s c h e m a s . o p e n x m l f o r m a t s . o r g / p a c k a g e / 2 0 0 6 / r e l a t i o n s h i p s " & g t ; & l t ; R e l a t i o n s h i p   I d = " r I d 1 "   T y p e = " h t t p : / / s c h e m a s . o p e n x m l f o r m a t s . o r g / o f f i c e D o c u m e n t / 2 0 0 6 / r e l a t i o n s h i p s / s t y l e s "   T a r g e t = " s t y l e s . x m l " / & g t ; & l t ; / R e l a t i o n s h i p s & g t ; & l t ; / p k g : x m l D a t a & g t ; & l t ; / p k g : p a r t & g t ; & l t ; p k g : p a r t   p k g : n a m e = " / w o r d / s t y l e s . x m l "   p k g : c o n t e n t T y p e = " a p p l i c a t i o n / v n d . o p e n x m l f o r m a t s - o f f i c e d o c u m e n t . w o r d p r o c e s s i n g m l . s t y l e s + x m l " & g t ; & l t ; p k g : x m l D a t a & g t ; & l t ; w : s t y l e s   x m l n s : m c = " h t t p : / / s c h e m a s . o p e n x m l f o r m a t s . o r g / m a r k u p - c o m p a t i b i l i t y / 2 0 0 6 "   x m l n s : r = " h t t p : / / s c h e m a s . o p e n x m l f o r m a t s . o r g / o f f i c e D o c u m e n t / 2 0 0 6 / r e l a t i o n s h i p s "   x m l n s : w = " h t t p : / / s c h e m a s . o p e n x m l f o r m a t s . o r g / w o r d p r o c e s s i n g m l / 2 0 0 6 / m a i n "   x m l n s : w 1 4 = " h t t p : / / s c h e m a s . m i c r o s o f t . c o m / o f f i c e / w o r d / 2 0 1 0 / w o r d m l "   x m l n s : w 1 5 = " h t t p : / / s c h e m a s . m i c r o s o f t . c o m / o f f i c e / w o r d / 2 0 1 2 / w o r d m l "   x m l n s : w 1 6 c e x = " h t t p : / / s c h e m a s . m i c r o s o f t . c o m / o f f i c e / w o r d / 2 0 1 8 / w o r d m l / c e x "   x m l n s : w 1 6 c i d = " h t t p : / / s c h e m a s . m i c r o s o f t . c o m / o f f i c e / w o r d / 2 0 1 6 / w o r d m l / c i d "   x m l n s : w 1 6 = " h t t p : / / s c h e m a s . m i c r o s o f t . c o m / o f f i c e / w o r d / 2 0 1 8 / w o r d m l "   x m l n s : w 1 6 d u = " h t t p : / / s c h e m a s . m i c r o s o f t . c o m / o f f i c e / w o r d / 2 0 2 3 / w o r d m l / w o r d 1 6 d u "   x m l n s : w 1 6 s d t d h = " h t t p : / / s c h e m a s . m i c r o s o f t . c o m / o f f i c e / w o r d / 2 0 2 0 / w o r d m l / s d t d a t a h a s h "   x m l n s : w 1 6 s e = " h t t p : / / s c h e m a s . m i c r o s o f t . c o m / o f f i c e / w o r d / 2 0 1 5 / w o r d m l / s y m e x "   m c : I g n o r a b l e = " w 1 4   w 1 5   w 1 6 s e   w 1 6 c i d   w 1 6   w 1 6 c e x   w 1 6 s d t d h   w 1 6 d u " & g t ; & l t ; w : d o c D e f a u l t s & g t ; & l t ; w : r P r D e f a u l t & g t ; & l t ; w : r P r & g t ; & l t ; w : r F o n t s   w : a s c i i T h e m e = " m i n o r H A n s i "   w : e a s t A s i a T h e m e = " m i n o r E a s t A s i a "   w : h A n s i T h e m e = " m i n o r H A n s i "   w : c s t h e m e = " m i n o r B i d i " / & g t ; & l t ; w : k e r n   w : v a l = " 2 " / & g t ; & l t ; w : s z   w : v a l = " 2 4 " / & g t ; & l t ; w : s z C s   w : v a l = " 2 4 " / & g t ; & l t ; w : l a n g   w : v a l = " e n - U S "   w : e a s t A s i a = " e n - U S "   w : b i d i = " a r - S A " / & g t ; & l t ; w 1 4 : l i g a t u r e s   w 1 4 : v a l = " s t a n d a r d C o n t e x t u a l " / & g t ; & l t ; / w : r P r & g t ; & l t ; / w : r P r D e f a u l t & g t ; & l t ; w : p P r D e f a u l t & g t ; & l t ; w : p P r & g t ; & l t ; w : s p a c i n g   w : a f t e r = " 1 6 0 "   w : l i n e = " 2 7 8 "   w : l i n e R u l e = " a u t o " / & g t ; & l t ; / w : p P r & g t ; & l t ; / w : p P r D e f a u l t & g t ; & l t ; / w : d o c D e f a u l t s & g t ; & l t ; w : s t y l e   w : t y p e = " p a r a g r a p h "   w : d e f a u l t = " 1 "   w : s t y l e I d = " N o r m a l " & g t ; & l t ; w : n a m e   w : v a l = " N o r m a l " / & g t ; & l t ; w : q F o r m a t / & g t ; & l t ; / w : s t y l e & g t ; & l t ; w : s t y l e   w : t y p e = " c h a r a c t e r "   w : d e f a u l t = " 1 "   w : s t y l e I d = " D e f a u l t P a r a g r a p h F o n t " & g t ; & l t ; w : n a m e   w : v a l = " D e f a u l t   P a r a g r a p h   F o n t " / & g t ; & l t ; w : u i P r i o r i t y   w : v a l = " 1 " / & g t ; & l t ; w : s e m i H i d d e n / & g t ; & l t ; w : u n h i d e W h e n U s e d / & g t ; & l t ; / w : s t y l e & g t ; & l t ; w : s t y l e   w : t y p e = " t a b l e "   w : d e f a u l t = " 1 "   w : s t y l e I d = " T a b l e N o r m a l " & g t ; & l t ; w : n a m e   w : v a l = " N o r m a l   T a b l e " / & g t ; & l t ; w : u i P r i o r i t y   w : v a l = " 9 9 " / & g t ; & l t ; w : s e m i H i d d e n / & g t ; & l t ; w : u n h i d e W h e n U s e d / & g t ; & l t ; w : t b l P r & g t ; & l t ; w : t b l I n d   w : w = " 0 "   w : t y p e = " d x a " / & g t ; & l t ; w : t b l C e l l M a r & g t ; & l t ; w : t o p   w : w = " 0 "   w : t y p e = " d x a " / & g t ; & l t ; w : l e f t   w : w = " 1 0 8 "   w : t y p e = " d x a " / & g t ; & l t ; w : b o t t o m   w : w = " 0 "   w : t y p e = " d x a " / & g t ; & l t ; w : r i g h t   w : w = " 1 0 8 "   w : t y p e = " d x a " / & g t ; & l t ; / w : t b l C e l l M a r & g t ; & l t ; / w : t b l P r & g t ; & l t ; / w : s t y l e & g t ; & l t ; w : s t y l e   w : t y p e = " n u m b e r i n g "   w : d e f a u l t = " 1 "   w : s t y l e I d = " N o L i s t " & g t ; & l t ; w : n a m e   w : v a l = " N o   L i s t " / & g t ; & l t ; w : u i P r i o r i t y   w : v a l = " 9 9 " / & g t ; & l t ; w : s e m i H i d d e n / & g t ; & l t ; w : u n h i d e W h e n U s e d / & g t ; & l t ; / w : s t y l e & g t ; & l t ; / w : s t y l e s & g t ; & l t ; / p k g : x m l D a t a & g t ; & l t ; / p k g : p a r t & g t ; & l t ; p k g : p a r t   p k g : n a m e = " / d o c M e t a d a t a / L a b e l I n f o . x m l "   p k g : c o n t e n t T y p e = " a p p l i c a t i o n / v n d . m s - o f f i c e . c l a s s i f i c a t i o n l a b e l s + x m l " & g t ; & l t ; p k g : x m l D a t a & g t ; & l t ; c l b l : l a b e l L i s t   x m l n s : c l b l = " h t t p : / / s c h e m a s . m i c r o s o f t . c o m / o f f i c e / 2 0 2 0 / m i p L a b e l M e t a d a t a " & g t ; & l t ; c l b l : l a b e l   i d = " { f 4 2 a a 3 4 2 - 8 7 0 6 - 4 2 8 8 - b d 1 1 - e b b 8 5 9 9 5 0 2 8 c } "   e n a b l e d = " 1 "   m e t h o d = " S t a n d a r d "   s i t e I d = " { 7 2 f 9 8 8 b f - 8 6 f 1 - 4 1 a f - 9 1 a b - 2 d 7 c d 0 1 1 d b 4 7 } "   c o n t e n t B i t s = " 0 "   r e m o v e d = " 0 " / & g t ; & l t ; / c l b l : l a b e l L i s t & g t ; & l t ; / p k g : x m l D a t a & g t ; & l t ; / p k g : p a r t & g t ; & l t ; / p k g : p a c k a g e & g t ; + 
+ < / V e n d o r B a l a n c e L C Y > + 
+             < V e n d o r C i t y > & l t ; ? x m l   v e r s i o n = " 1 . 0 "   s t a n d a l o n e = " y e s " ? & g t ; + 
+ & l t ; ? m s o - a p p l i c a t i o n   p r o g i d = " W o r d . D o c u m e n t " ? & g t ; + 
+ & l t ; p k g : p a c k a g e   x m l n s : p k g = " h t t p : / / s c h e m a s . m i c r o s o f t . c o m / o f f i c e / 2 0 0 6 / x m l P a c k a g e " & g t ; & l t ; p k g : p a r t   p k g : n a m e = " / _ r e l s / . r e l s "   p k g : c o n t e n t T y p e = " a p p l i c a t i o n / v n d . o p e n x m l f o r m a t s - p a c k a g e . r e l a t i o n s h i p s + x m l "   p k g : p a d d i n g = " 5 1 2 " & g t ; & l t ; p k g : x m l D a t a & g t ; & l t ; R e l a t i o n s h i p s   x m l n s = " h t t p : / / s c h e m a s . o p e n x m l f o r m a t s . o r g / p a c k a g e / 2 0 0 6 / r e l a t i o n s h i p s " & g t ; & l t ; R e l a t i o n s h i p   I d = " r I d 2 "   T y p e = " h t t p : / / s c h e m a s . m i c r o s o f t . c o m / o f f i c e / 2 0 2 0 / 0 2 / r e l a t i o n s h i p s / c l a s s i f i c a t i o n l a b e l s "   T a r g e t = " d o c M e t a d a t a / L a b e l I n f o . x m l " / & g t ; & l t ; R e l a t i o n s h i p   I d = " r I d 1 "   T y p e = " h t t p : / / s c h e m a s . o p e n x m l f o r m a t s . o r g / o f f i c e D o c u m e n t / 2 0 0 6 / r e l a t i o n s h i p s / o f f i c e D o c u m e n t "   T a r g e t = " w o r d / d o c u m e n t . x m l " / & g t ; & l t ; / R e l a t i o n s h i p s & g t ; & l t ; / p k g : x m l D a t a & g t ; & l t ; / p k g : p a r t & g t ; & l t ; p k g : p a r t   p k g : n a m e = " / w o r d / d o c u m e n t . x m l "   p k g : c o n t e n t T y p e = " a p p l i c a t i o n / v n d . o p e n x m l f o r m a t s - o f f i c e d o c u m e n t . w o r d p r o c e s s i n g m l . d o c u m e n t . m a i n + x m l " & g t ; & l t ; p k g : x m l D a t a & g t ; & l t ; w : d o c u m e n t   x m l n s : w p c = " h t t p : / / s c h e m a s . m i c r o s o f t . c o m / o f f i c e / w o r d / 2 0 1 0 / w o r d p r o c e s s i n g C a n v a s "   x m l n s : c x = " h t t p : / / s c h e m a s . m i c r o s o f t . c o m / o f f i c e / d r a w i n g / 2 0 1 4 / c h a r t e x "   x m l n s : c x 1 = " h t t p : / / s c h e m a s . m i c r o s o f t . c o m / o f f i c e / d r a w i n g / 2 0 1 5 / 9 / 8 / c h a r t e x "   x m l n s : c x 2 = " h t t p : / / s c h e m a s . m i c r o s o f t . c o m / o f f i c e / d r a w i n g / 2 0 1 5 / 1 0 / 2 1 / c h a r t e x "   x m l n s : c x 3 = " h t t p : / / s c h e m a s . m i c r o s o f t . c o m / o f f i c e / d r a w i n g / 2 0 1 6 / 5 / 9 / c h a r t e x "   x m l n s : c x 4 = " h t t p : / / s c h e m a s . m i c r o s o f t . c o m / o f f i c e / d r a w i n g / 2 0 1 6 / 5 / 1 0 / c h a r t e x "   x m l n s : c x 5 = " h t t p : / / s c h e m a s . m i c r o s o f t . c o m / o f f i c e / d r a w i n g / 2 0 1 6 / 5 / 1 1 / c h a r t e x "   x m l n s : c x 6 = " h t t p : / / s c h e m a s . m i c r o s o f t . c o m / o f f i c e / d r a w i n g / 2 0 1 6 / 5 / 1 2 / c h a r t e x "   x m l n s : c x 7 = " h t t p : / / s c h e m a s . m i c r o s o f t . c o m / o f f i c e / d r a w i n g / 2 0 1 6 / 5 / 1 3 / c h a r t e x "   x m l n s : c x 8 = " h t t p : / / s c h e m a s . m i c r o s o f t . c o m / o f f i c e / d r a w i n g / 2 0 1 6 / 5 / 1 4 / c h a r t e x "   x m l n s : m c = " h t t p : / / s c h e m a s . o p e n x m l f o r m a t s . o r g / m a r k u p - c o m p a t i b i l i t y / 2 0 0 6 "   x m l n s : a i n k = " h t t p : / / s c h e m a s . m i c r o s o f t . c o m / o f f i c e / d r a w i n g / 2 0 1 6 / i n k "   x m l n s : a m 3 d = " h t t p : / / s c h e m a s . m i c r o s o f t . c o m / o f f i c e / d r a w i n g / 2 0 1 7 / m o d e l 3 d "   x m l n s : o = " u r n : s c h e m a s - m i c r o s o f t - c o m : o f f i c e : o f f i c e "   x m l n s : o e l = " h t t p : / / s c h e m a s . m i c r o s o f t . c o m / o f f i c e / 2 0 1 9 / e x t l s t "   x m l n s : r = " h t t p : / / s c h e m a s . o p e n x m l f o r m a t s . o r g / o f f i c e D o c u m e n t / 2 0 0 6 / r e l a t i o n s h i p s "   x m l n s : m = " h t t p : / / s c h e m a s . o p e n x m l f o r m a t s . o r g / o f f i c e D o c u m e n t / 2 0 0 6 / m a t h "   x m l n s : v = " u r n : s c h e m a s - m i c r o s o f t - c o m : v m l "   x m l n s : w p 1 4 = " h t t p : / / s c h e m a s . m i c r o s o f t . c o m / o f f i c e / w o r d / 2 0 1 0 / w o r d p r o c e s s i n g D r a w i n g "   x m l n s : w p = " h t t p : / / s c h e m a s . o p e n x m l f o r m a t s . o r g / d r a w i n g m l / 2 0 0 6 / w o r d p r o c e s s i n g D r a w i n g "   x m l n s : w 1 0 = " u r n : s c h e m a s - m i c r o s o f t - c o m : o f f i c e : w o r d "   x m l n s : w = " h t t p : / / s c h e m a s . o p e n x m l f o r m a t s . o r g / w o r d p r o c e s s i n g m l / 2 0 0 6 / m a i n "   x m l n s : w 1 4 = " h t t p : / / s c h e m a s . m i c r o s o f t . c o m / o f f i c e / w o r d / 2 0 1 0 / w o r d m l "   x m l n s : w 1 5 = " h t t p : / / s c h e m a s . m i c r o s o f t . c o m / o f f i c e / w o r d / 2 0 1 2 / w o r d m l "   x m l n s : w 1 6 c e x = " h t t p : / / s c h e m a s . m i c r o s o f t . c o m / o f f i c e / w o r d / 2 0 1 8 / w o r d m l / c e x "   x m l n s : w 1 6 c i d = " h t t p : / / s c h e m a s . m i c r o s o f t . c o m / o f f i c e / w o r d / 2 0 1 6 / w o r d m l / c i d "   x m l n s : w 1 6 = " h t t p : / / s c h e m a s . m i c r o s o f t . c o m / o f f i c e / w o r d / 2 0 1 8 / w o r d m l "   x m l n s : w 1 6 d u = " h t t p : / / s c h e m a s . m i c r o s o f t . c o m / o f f i c e / w o r d / 2 0 2 3 / w o r d m l / w o r d 1 6 d u "   x m l n s : w 1 6 s d t d h = " h t t p : / / s c h e m a s . m i c r o s o f t . c o m / o f f i c e / w o r d / 2 0 2 0 / w o r d m l / s d t d a t a h a s h "   x m l n s : w 1 6 s e = " h t t p : / / s c h e m a s . m i c r o s o f t . c o m / o f f i c e / w o r d / 2 0 1 5 / w o r d m l / s y m e x "   x m l n s : w p g = " h t t p : / / s c h e m a s . m i c r o s o f t . c o m / o f f i c e / w o r d / 2 0 1 0 / w o r d p r o c e s s i n g G r o u p "   x m l n s : w p i = " h t t p : / / s c h e m a s . m i c r o s o f t . c o m / o f f i c e / w o r d / 2 0 1 0 / w o r d p r o c e s s i n g I n k "   x m l n s : w n e = " h t t p : / / s c h e m a s . m i c r o s o f t . c o m / o f f i c e / w o r d / 2 0 0 6 / w o r d m l "   x m l n s : w p s = " h t t p : / / s c h e m a s . m i c r o s o f t . c o m / o f f i c e / w o r d / 2 0 1 0 / w o r d p r o c e s s i n g S h a p e "   m c : I g n o r a b l e = " w 1 4   w 1 5   w 1 6 s e   w 1 6 c i d   w 1 6   w 1 6 c e x   w 1 6 s d t d h   w 1 6 d u   w p 1 4 " & g t ; & l t ; w : b o d y & g t ; & l t ; w : p   w 1 4 : p a r a I d = " 4 1 6 0 3 A 5 3 "   w 1 4 : t e x t I d = " 1 9 4 A C E 7 3 "   w : r s i d R = " 0 0 7 F 1 7 E 1 "   w : r s i d R D e f a u l t = " 0 0 7 F 1 7 E 1 " & g t ; & l t ; w : p P r & g t ; & l t ; w : s p a c i n g   w : a f t e r = " 0 "   w : l i n e = " 2 4 0 "   w : l i n e R u l e = " a u t o " / & g t ; & l t ; / w : p P r & g t ; & l t ; w : r & g t ; & l t ; w : t & g t ; V e n d o r C i t y & l t ; / w : t & g t ; & l t ; / w : r & g t ; & l t ; / w : p & g t ; & l t ; w : s e c t P r   w : r s i d R = " 0 0 0 0 0 0 0 0 " & g t ; & l t ; w : p g S z   w : w = " 1 2 2 4 0 "   w : h = " 1 5 8 4 0 " / & g t ; & l t ; w : p g M a r   w : t o p = " 1 4 4 0 "   w : r i g h t = " 1 4 4 0 "   w : b o t t o m = " 1 4 4 0 "   w : l e f t = " 1 4 4 0 "   w : h e a d e r = " 7 2 0 "   w : f o o t e r = " 7 2 0 "   w : g u t t e r = " 0 " / & g t ; & l t ; w : c o l s   w : s p a c e = " 7 2 0 " / & g t ; & l t ; / w : s e c t P r & g t ; & l t ; / w : b o d y & g t ; & l t ; / w : d o c u m e n t & g t ; & l t ; / p k g : x m l D a t a & g t ; & l t ; / p k g : p a r t & g t ; & l t ; p k g : p a r t   p k g : n a m e = " / w o r d / _ r e l s / d o c u m e n t . x m l . r e l s "   p k g : c o n t e n t T y p e = " a p p l i c a t i o n / v n d . o p e n x m l f o r m a t s - p a c k a g e . r e l a t i o n s h i p s + x m l "   p k g : p a d d i n g = " 2 5 6 " & g t ; & l t ; p k g : x m l D a t a & g t ; & l t ; R e l a t i o n s h i p s   x m l n s = " h t t p : / / s c h e m a s . o p e n x m l f o r m a t s . o r g / p a c k a g e / 2 0 0 6 / r e l a t i o n s h i p s " & g t ; & l t ; R e l a t i o n s h i p   I d = " r I d 1 "   T y p e = " h t t p : / / s c h e m a s . o p e n x m l f o r m a t s . o r g / o f f i c e D o c u m e n t / 2 0 0 6 / r e l a t i o n s h i p s / s t y l e s "   T a r g e t = " s t y l e s . x m l " / & g t ; & l t ; / R e l a t i o n s h i p s & g t ; & l t ; / p k g : x m l D a t a & g t ; & l t ; / p k g : p a r t & g t ; & l t ; p k g : p a r t   p k g : n a m e = " / w o r d / s t y l e s . x m l "   p k g : c o n t e n t T y p e = " a p p l i c a t i o n / v n d . o p e n x m l f o r m a t s - o f f i c e d o c u m e n t . w o r d p r o c e s s i n g m l . s t y l e s + x m l " & g t ; & l t ; p k g : x m l D a t a & g t ; & l t ; w : s t y l e s   x m l n s : m c = " h t t p : / / s c h e m a s . o p e n x m l f o r m a t s . o r g / m a r k u p - c o m p a t i b i l i t y / 2 0 0 6 "   x m l n s : r = " h t t p : / / s c h e m a s . o p e n x m l f o r m a t s . o r g / o f f i c e D o c u m e n t / 2 0 0 6 / r e l a t i o n s h i p s "   x m l n s : w = " h t t p : / / s c h e m a s . o p e n x m l f o r m a t s . o r g / w o r d p r o c e s s i n g m l / 2 0 0 6 / m a i n "   x m l n s : w 1 4 = " h t t p : / / s c h e m a s . m i c r o s o f t . c o m / o f f i c e / w o r d / 2 0 1 0 / w o r d m l "   x m l n s : w 1 5 = " h t t p : / / s c h e m a s . m i c r o s o f t . c o m / o f f i c e / w o r d / 2 0 1 2 / w o r d m l "   x m l n s : w 1 6 c e x = " h t t p : / / s c h e m a s . m i c r o s o f t . c o m / o f f i c e / w o r d / 2 0 1 8 / w o r d m l / c e x "   x m l n s : w 1 6 c i d = " h t t p : / / s c h e m a s . m i c r o s o f t . c o m / o f f i c e / w o r d / 2 0 1 6 / w o r d m l / c i d "   x m l n s : w 1 6 = " h t t p : / / s c h e m a s . m i c r o s o f t . c o m / o f f i c e / w o r d / 2 0 1 8 / w o r d m l "   x m l n s : w 1 6 d u = " h t t p : / / s c h e m a s . m i c r o s o f t . c o m / o f f i c e / w o r d / 2 0 2 3 / w o r d m l / w o r d 1 6 d u "   x m l n s : w 1 6 s d t d h = " h t t p : / / s c h e m a s . m i c r o s o f t . c o m / o f f i c e / w o r d / 2 0 2 0 / w o r d m l / s d t d a t a h a s h "   x m l n s : w 1 6 s e = " h t t p : / / s c h e m a s . m i c r o s o f t . c o m / o f f i c e / w o r d / 2 0 1 5 / w o r d m l / s y m e x "   m c : I g n o r a b l e = " w 1 4   w 1 5   w 1 6 s e   w 1 6 c i d   w 1 6   w 1 6 c e x   w 1 6 s d t d h   w 1 6 d u " & g t ; & l t ; w : d o c D e f a u l t s & g t ; & l t ; w : r P r D e f a u l t & g t ; & l t ; w : r P r & g t ; & l t ; w : r F o n t s   w : a s c i i T h e m e = " m i n o r H A n s i "   w : e a s t A s i a T h e m e = " m i n o r E a s t A s i a "   w : h A n s i T h e m e = " m i n o r H A n s i "   w : c s t h e m e = " m i n o r B i d i " / & g t ; & l t ; w : k e r n   w : v a l = " 2 " / & g t ; & l t ; w : s z   w : v a l = " 2 4 " / & g t ; & l t ; w : s z C s   w : v a l = " 2 4 " / & g t ; & l t ; w : l a n g   w : v a l = " e n - U S "   w : e a s t A s i a = " e n - U S "   w : b i d i = " a r - S A " / & g t ; & l t ; w 1 4 : l i g a t u r e s   w 1 4 : v a l = " s t a n d a r d C o n t e x t u a l " / & g t ; & l t ; / w : r P r & g t ; & l t ; / w : r P r D e f a u l t & g t ; & l t ; w : p P r D e f a u l t & g t ; & l t ; w : p P r & g t ; & l t ; w : s p a c i n g   w : a f t e r = " 1 6 0 "   w : l i n e = " 2 7 8 "   w : l i n e R u l e = " a u t o " / & g t ; & l t ; / w : p P r & g t ; & l t ; / w : p P r D e f a u l t & g t ; & l t ; / w : d o c D e f a u l t s & g t ; & l t ; w : s t y l e   w : t y p e = " p a r a g r a p h "   w : d e f a u l t = " 1 "   w : s t y l e I d = " N o r m a l " & g t ; & l t ; w : n a m e   w : v a l = " N o r m a l " / & g t ; & l t ; w : q F o r m a t / & g t ; & l t ; / w : s t y l e & g t ; & l t ; w : s t y l e   w : t y p e = " c h a r a c t e r "   w : d e f a u l t = " 1 "   w : s t y l e I d = " D e f a u l t P a r a g r a p h F o n t " & g t ; & l t ; w : n a m e   w : v a l = " D e f a u l t   P a r a g r a p h   F o n t " / & g t ; & l t ; w : u i P r i o r i t y   w : v a l = " 1 " / & g t ; & l t ; w : s e m i H i d d e n / & g t ; & l t ; w : u n h i d e W h e n U s e d / & g t ; & l t ; / w : s t y l e & g t ; & l t ; w : s t y l e   w : t y p e = " t a b l e "   w : d e f a u l t = " 1 "   w : s t y l e I d = " T a b l e N o r m a l " & g t ; & l t ; w : n a m e   w : v a l = " N o r m a l   T a b l e " / & g t ; & l t ; w : u i P r i o r i t y   w : v a l = " 9 9 " / & g t ; & l t ; w : s e m i H i d d e n / & g t ; & l t ; w : u n h i d e W h e n U s e d / & g t ; & l t ; w : t b l P r & g t ; & l t ; w : t b l I n d   w : w = " 0 "   w : t y p e = " d x a " / & g t ; & l t ; w : t b l C e l l M a r & g t ; & l t ; w : t o p   w : w = " 0 "   w : t y p e = " d x a " / & g t ; & l t ; w : l e f t   w : w = " 1 0 8 "   w : t y p e = " d x a " / & g t ; & l t ; w : b o t t o m   w : w = " 0 "   w : t y p e = " d x a " / & g t ; & l t ; w : r i g h t   w : w = " 1 0 8 "   w : t y p e = " d x a " / & g t ; & l t ; / w : t b l C e l l M a r & g t ; & l t ; / w : t b l P r & g t ; & l t ; / w : s t y l e & g t ; & l t ; w : s t y l e   w : t y p e = " n u m b e r i n g "   w : d e f a u l t = " 1 "   w : s t y l e I d = " N o L i s t " & g t ; & l t ; w : n a m e   w : v a l = " N o   L i s t " / & g t ; & l t ; w : u i P r i o r i t y   w : v a l = " 9 9 " / & g t ; & l t ; w : s e m i H i d d e n / & g t ; & l t ; w : u n h i d e W h e n U s e d / & g t ; & l t ; / w : s t y l e & g t ; & l t ; / w : s t y l e s & g t ; & l t ; / p k g : x m l D a t a & g t ; & l t ; / p k g : p a r t & g t ; & l t ; p k g : p a r t   p k g : n a m e = " / d o c M e t a d a t a / L a b e l I n f o . x m l "   p k g : c o n t e n t T y p e = " a p p l i c a t i o n / v n d . m s - o f f i c e . c l a s s i f i c a t i o n l a b e l s + x m l " & g t ; & l t ; p k g : x m l D a t a & g t ; & l t ; c l b l : l a b e l L i s t   x m l n s : c l b l = " h t t p : / / s c h e m a s . m i c r o s o f t . c o m / o f f i c e / 2 0 2 0 / m i p L a b e l M e t a d a t a " & g t ; & l t ; c l b l : l a b e l   i d = " { f 4 2 a a 3 4 2 - 8 7 0 6 - 4 2 8 8 - b d 1 1 - e b b 8 5 9 9 5 0 2 8 c } "   e n a b l e d = " 1 "   m e t h o d = " S t a n d a r d "   s i t e I d = " { 7 2 f 9 8 8 b f - 8 6 f 1 - 4 1 a f - 9 1 a b - 2 d 7 c d 0 1 1 d b 4 7 } "   c o n t e n t B i t s = " 0 "   r e m o v e d = " 0 " / & g t ; & l t ; / c l b l : l a b e l L i s t & g t ; & l t ; / p k g : x m l D a t a & g t ; & l t ; / p k g : p a r t & g t ; & l t ; / p k g : p a c k a g e & g t ; + 
+ < / V e n d o r C i t y > + 
+             < V e n d o r C o u n t r y R e g i o n > & l t ; ? x m l   v e r s i o n = " 1 . 0 "   s t a n d a l o n e = " y e s " ? & g t ; + 
+ & l t ; ? m s o - a p p l i c a t i o n   p r o g i d = " W o r d . D o c u m e n t " ? & g t ; + 
+ & l t ; p k g : p a c k a g e   x m l n s : p k g = " h t t p : / / s c h e m a s . m i c r o s o f t . c o m / o f f i c e / 2 0 0 6 / x m l P a c k a g e " & g t ; & l t ; p k g : p a r t   p k g : n a m e = " / _ r e l s / . r e l s "   p k g : c o n t e n t T y p e = " a p p l i c a t i o n / v n d . o p e n x m l f o r m a t s - p a c k a g e . r e l a t i o n s h i p s + x m l "   p k g : p a d d i n g = " 5 1 2 " & g t ; & l t ; p k g : x m l D a t a & g t ; & l t ; R e l a t i o n s h i p s   x m l n s = " h t t p : / / s c h e m a s . o p e n x m l f o r m a t s . o r g / p a c k a g e / 2 0 0 6 / r e l a t i o n s h i p s " & g t ; & l t ; R e l a t i o n s h i p   I d = " r I d 2 "   T y p e = " h t t p : / / s c h e m a s . m i c r o s o f t . c o m / o f f i c e / 2 0 2 0 / 0 2 / r e l a t i o n s h i p s / c l a s s i f i c a t i o n l a b e l s "   T a r g e t = " d o c M e t a d a t a / L a b e l I n f o . x m l " / & g t ; & l t ; R e l a t i o n s h i p   I d = " r I d 1 "   T y p e = " h t t p : / / s c h e m a s . o p e n x m l f o r m a t s . o r g / o f f i c e D o c u m e n t / 2 0 0 6 / r e l a t i o n s h i p s / o f f i c e D o c u m e n t "   T a r g e t = " w o r d / d o c u m e n t . x m l " / & g t ; & l t ; / R e l a t i o n s h i p s & g t ; & l t ; / p k g : x m l D a t a & g t ; & l t ; / p k g : p a r t & g t ; & l t ; p k g : p a r t   p k g : n a m e = " / w o r d / d o c u m e n t . x m l "   p k g : c o n t e n t T y p e = " a p p l i c a t i o n / v n d . o p e n x m l f o r m a t s - o f f i c e d o c u m e n t . w o r d p r o c e s s i n g m l . d o c u m e n t . m a i n + x m l " & g t ; & l t ; p k g : x m l D a t a & g t ; & l t ; w : d o c u m e n t   x m l n s : w p c = " h t t p : / / s c h e m a s . m i c r o s o f t . c o m / o f f i c e / w o r d / 2 0 1 0 / w o r d p r o c e s s i n g C a n v a s "   x m l n s : c x = " h t t p : / / s c h e m a s . m i c r o s o f t . c o m / o f f i c e / d r a w i n g / 2 0 1 4 / c h a r t e x "   x m l n s : c x 1 = " h t t p : / / s c h e m a s . m i c r o s o f t . c o m / o f f i c e / d r a w i n g / 2 0 1 5 / 9 / 8 / c h a r t e x "   x m l n s : c x 2 = " h t t p : / / s c h e m a s . m i c r o s o f t . c o m / o f f i c e / d r a w i n g / 2 0 1 5 / 1 0 / 2 1 / c h a r t e x "   x m l n s : c x 3 = " h t t p : / / s c h e m a s . m i c r o s o f t . c o m / o f f i c e / d r a w i n g / 2 0 1 6 / 5 / 9 / c h a r t e x "   x m l n s : c x 4 = " h t t p : / / s c h e m a s . m i c r o s o f t . c o m / o f f i c e / d r a w i n g / 2 0 1 6 / 5 / 1 0 / c h a r t e x "   x m l n s : c x 5 = " h t t p : / / s c h e m a s . m i c r o s o f t . c o m / o f f i c e / d r a w i n g / 2 0 1 6 / 5 / 1 1 / c h a r t e x "   x m l n s : c x 6 = " h t t p : / / s c h e m a s . m i c r o s o f t . c o m / o f f i c e / d r a w i n g / 2 0 1 6 / 5 / 1 2 / c h a r t e x "   x m l n s : c x 7 = " h t t p : / / s c h e m a s . m i c r o s o f t . c o m / o f f i c e / d r a w i n g / 2 0 1 6 / 5 / 1 3 / c h a r t e x "   x m l n s : c x 8 = " h t t p : / / s c h e m a s . m i c r o s o f t . c o m / o f f i c e / d r a w i n g / 2 0 1 6 / 5 / 1 4 / c h a r t e x "   x m l n s : m c = " h t t p : / / s c h e m a s . o p e n x m l f o r m a t s . o r g / m a r k u p - c o m p a t i b i l i t y / 2 0 0 6 "   x m l n s : a i n k = " h t t p : / / s c h e m a s . m i c r o s o f t . c o m / o f f i c e / d r a w i n g / 2 0 1 6 / i n k "   x m l n s : a m 3 d = " h t t p : / / s c h e m a s . m i c r o s o f t . c o m / o f f i c e / d r a w i n g / 2 0 1 7 / m o d e l 3 d "   x m l n s : o = " u r n : s c h e m a s - m i c r o s o f t - c o m : o f f i c e : o f f i c e "   x m l n s : o e l = " h t t p : / / s c h e m a s . m i c r o s o f t . c o m / o f f i c e / 2 0 1 9 / e x t l s t "   x m l n s : r = " h t t p : / / s c h e m a s . o p e n x m l f o r m a t s . o r g / o f f i c e D o c u m e n t / 2 0 0 6 / r e l a t i o n s h i p s "   x m l n s : m = " h t t p : / / s c h e m a s . o p e n x m l f o r m a t s . o r g / o f f i c e D o c u m e n t / 2 0 0 6 / m a t h "   x m l n s : v = " u r n : s c h e m a s - m i c r o s o f t - c o m : v m l "   x m l n s : w p 1 4 = " h t t p : / / s c h e m a s . m i c r o s o f t . c o m / o f f i c e / w o r d / 2 0 1 0 / w o r d p r o c e s s i n g D r a w i n g "   x m l n s : w p = " h t t p : / / s c h e m a s . o p e n x m l f o r m a t s . o r g / d r a w i n g m l / 2 0 0 6 / w o r d p r o c e s s i n g D r a w i n g "   x m l n s : w 1 0 = " u r n : s c h e m a s - m i c r o s o f t - c o m : o f f i c e : w o r d "   x m l n s : w = " h t t p : / / s c h e m a s . o p e n x m l f o r m a t s . o r g / w o r d p r o c e s s i n g m l / 2 0 0 6 / m a i n "   x m l n s : w 1 4 = " h t t p : / / s c h e m a s . m i c r o s o f t . c o m / o f f i c e / w o r d / 2 0 1 0 / w o r d m l "   x m l n s : w 1 5 = " h t t p : / / s c h e m a s . m i c r o s o f t . c o m / o f f i c e / w o r d / 2 0 1 2 / w o r d m l "   x m l n s : w 1 6 c e x = " h t t p : / / s c h e m a s . m i c r o s o f t . c o m / o f f i c e / w o r d / 2 0 1 8 / w o r d m l / c e x "   x m l n s : w 1 6 c i d = " h t t p : / / s c h e m a s . m i c r o s o f t . c o m / o f f i c e / w o r d / 2 0 1 6 / w o r d m l / c i d "   x m l n s : w 1 6 = " h t t p : / / s c h e m a s . m i c r o s o f t . c o m / o f f i c e / w o r d / 2 0 1 8 / w o r d m l "   x m l n s : w 1 6 d u = " h t t p : / / s c h e m a s . m i c r o s o f t . c o m / o f f i c e / w o r d / 2 0 2 3 / w o r d m l / w o r d 1 6 d u "   x m l n s : w 1 6 s d t d h = " h t t p : / / s c h e m a s . m i c r o s o f t . c o m / o f f i c e / w o r d / 2 0 2 0 / w o r d m l / s d t d a t a h a s h "   x m l n s : w 1 6 s e = " h t t p : / / s c h e m a s . m i c r o s o f t . c o m / o f f i c e / w o r d / 2 0 1 5 / w o r d m l / s y m e x "   x m l n s : w p g = " h t t p : / / s c h e m a s . m i c r o s o f t . c o m / o f f i c e / w o r d / 2 0 1 0 / w o r d p r o c e s s i n g G r o u p "   x m l n s : w p i = " h t t p : / / s c h e m a s . m i c r o s o f t . c o m / o f f i c e / w o r d / 2 0 1 0 / w o r d p r o c e s s i n g I n k "   x m l n s : w n e = " h t t p : / / s c h e m a s . m i c r o s o f t . c o m / o f f i c e / w o r d / 2 0 0 6 / w o r d m l "   x m l n s : w p s = " h t t p : / / s c h e m a s . m i c r o s o f t . c o m / o f f i c e / w o r d / 2 0 1 0 / w o r d p r o c e s s i n g S h a p e "   m c : I g n o r a b l e = " w 1 4   w 1 5   w 1 6 s e   w 1 6 c i d   w 1 6   w 1 6 c e x   w 1 6 s d t d h   w 1 6 d u   w p 1 4 " & g t ; & l t ; w : b o d y & g t ; & l t ; w : p   w 1 4 : p a r a I d = " 2 2 5 8 4 8 0 9 "   w 1 4 : t e x t I d = " 1 6 D B 4 4 4 9 "   w : r s i d R = " 0 0 3 4 4 2 3 2 "   w : r s i d R D e f a u l t = " 0 0 3 4 4 2 3 2 " & g t ; & l t ; w : p P r & g t ; & l t ; w : s p a c i n g   w : a f t e r = " 0 "   w : l i n e = " 2 4 0 "   w : l i n e R u l e = " a u t o " / & g t ; & l t ; / w : p P r & g t ; & l t ; w : r & g t ; & l t ; w : t & g t ; V e n d o r C o u n t r y R e g i o n & l t ; / w : t & g t ; & l t ; / w : r & g t ; & l t ; / w : p & g t ; & l t ; w : s e c t P r   w : r s i d R = " 0 0 0 0 0 0 0 0 " & g t ; & l t ; w : p g S z   w : w = " 1 2 2 4 0 "   w : h = " 1 5 8 4 0 " / & g t ; & l t ; w : p g M a r   w : t o p = " 1 4 4 0 "   w : r i g h t = " 1 4 4 0 "   w : b o t t o m = " 1 4 4 0 "   w : l e f t = " 1 4 4 0 "   w : h e a d e r = " 7 2 0 "   w : f o o t e r = " 7 2 0 "   w : g u t t e r = " 0 " / & g t ; & l t ; w : c o l s   w : s p a c e = " 7 2 0 " / & g t ; & l t ; / w : s e c t P r & g t ; & l t ; / w : b o d y & g t ; & l t ; / w : d o c u m e n t & g t ; & l t ; / p k g : x m l D a t a & g t ; & l t ; / p k g : p a r t & g t ; & l t ; p k g : p a r t   p k g : n a m e = " / w o r d / _ r e l s / d o c u m e n t . x m l . r e l s "   p k g : c o n t e n t T y p e = " a p p l i c a t i o n / v n d . o p e n x m l f o r m a t s - p a c k a g e . r e l a t i o n s h i p s + x m l "   p k g : p a d d i n g = " 2 5 6 " & g t ; & l t ; p k g : x m l D a t a & g t ; & l t ; R e l a t i o n s h i p s   x m l n s = " h t t p : / / s c h e m a s . o p e n x m l f o r m a t s . o r g / p a c k a g e / 2 0 0 6 / r e l a t i o n s h i p s " & g t ; & l t ; R e l a t i o n s h i p   I d = " r I d 1 "   T y p e = " h t t p : / / s c h e m a s . o p e n x m l f o r m a t s . o r g / o f f i c e D o c u m e n t / 2 0 0 6 / r e l a t i o n s h i p s / s t y l e s "   T a r g e t = " s t y l e s . x m l " / & g t ; & l t ; / R e l a t i o n s h i p s & g t ; & l t ; / p k g : x m l D a t a & g t ; & l t ; / p k g : p a r t & g t ; & l t ; p k g : p a r t   p k g : n a m e = " / w o r d / s t y l e s . x m l "   p k g : c o n t e n t T y p e = " a p p l i c a t i o n / v n d . o p e n x m l f o r m a t s - o f f i c e d o c u m e n t . w o r d p r o c e s s i n g m l . s t y l e s + x m l " & g t ; & l t ; p k g : x m l D a t a & g t ; & l t ; w : s t y l e s   x m l n s : m c = " h t t p : / / s c h e m a s . o p e n x m l f o r m a t s . o r g / m a r k u p - c o m p a t i b i l i t y / 2 0 0 6 "   x m l n s : r = " h t t p : / / s c h e m a s . o p e n x m l f o r m a t s . o r g / o f f i c e D o c u m e n t / 2 0 0 6 / r e l a t i o n s h i p s "   x m l n s : w = " h t t p : / / s c h e m a s . o p e n x m l f o r m a t s . o r g / w o r d p r o c e s s i n g m l / 2 0 0 6 / m a i n "   x m l n s : w 1 4 = " h t t p : / / s c h e m a s . m i c r o s o f t . c o m / o f f i c e / w o r d / 2 0 1 0 / w o r d m l "   x m l n s : w 1 5 = " h t t p : / / s c h e m a s . m i c r o s o f t . c o m / o f f i c e / w o r d / 2 0 1 2 / w o r d m l "   x m l n s : w 1 6 c e x = " h t t p : / / s c h e m a s . m i c r o s o f t . c o m / o f f i c e / w o r d / 2 0 1 8 / w o r d m l / c e x "   x m l n s : w 1 6 c i d = " h t t p : / / s c h e m a s . m i c r o s o f t . c o m / o f f i c e / w o r d / 2 0 1 6 / w o r d m l / c i d "   x m l n s : w 1 6 = " h t t p : / / s c h e m a s . m i c r o s o f t . c o m / o f f i c e / w o r d / 2 0 1 8 / w o r d m l "   x m l n s : w 1 6 d u = " h t t p : / / s c h e m a s . m i c r o s o f t . c o m / o f f i c e / w o r d / 2 0 2 3 / w o r d m l / w o r d 1 6 d u "   x m l n s : w 1 6 s d t d h = " h t t p : / / s c h e m a s . m i c r o s o f t . c o m / o f f i c e / w o r d / 2 0 2 0 / w o r d m l / s d t d a t a h a s h "   x m l n s : w 1 6 s e = " h t t p : / / s c h e m a s . m i c r o s o f t . c o m / o f f i c e / w o r d / 2 0 1 5 / w o r d m l / s y m e x "   m c : I g n o r a b l e = " w 1 4   w 1 5   w 1 6 s e   w 1 6 c i d   w 1 6   w 1 6 c e x   w 1 6 s d t d h   w 1 6 d u " & g t ; & l t ; w : d o c D e f a u l t s & g t ; & l t ; w : r P r D e f a u l t & g t ; & l t ; w : r P r & g t ; & l t ; w : r F o n t s   w : a s c i i T h e m e = " m i n o r H A n s i "   w : e a s t A s i a T h e m e = " m i n o r E a s t A s i a "   w : h A n s i T h e m e = " m i n o r H A n s i "   w : c s t h e m e = " m i n o r B i d i " / & g t ; & l t ; w : k e r n   w : v a l = " 2 " / & g t ; & l t ; w : s z   w : v a l = " 2 4 " / & g t ; & l t ; w : s z C s   w : v a l = " 2 4 " / & g t ; & l t ; w : l a n g   w : v a l = " e n - U S "   w : e a s t A s i a = " e n - U S "   w : b i d i = " a r - S A " / & g t ; & l t ; w 1 4 : l i g a t u r e s   w 1 4 : v a l = " s t a n d a r d C o n t e x t u a l " / & g t ; & l t ; / w : r P r & g t ; & l t ; / w : r P r D e f a u l t & g t ; & l t ; w : p P r D e f a u l t & g t ; & l t ; w : p P r & g t ; & l t ; w : s p a c i n g   w : a f t e r = " 1 6 0 "   w : l i n e = " 2 7 8 "   w : l i n e R u l e = " a u t o " / & g t ; & l t ; / w : p P r & g t ; & l t ; / w : p P r D e f a u l t & g t ; & l t ; / w : d o c D e f a u l t s & g t ; & l t ; w : s t y l e   w : t y p e = " p a r a g r a p h "   w : d e f a u l t = " 1 "   w : s t y l e I d = " N o r m a l " & g t ; & l t ; w : n a m e   w : v a l = " N o r m a l " / & g t ; & l t ; w : q F o r m a t / & g t ; & l t ; / w : s t y l e & g t ; & l t ; w : s t y l e   w : t y p e = " c h a r a c t e r "   w : d e f a u l t = " 1 "   w : s t y l e I d = " D e f a u l t P a r a g r a p h F o n t " & g t ; & l t ; w : n a m e   w : v a l = " D e f a u l t   P a r a g r a p h   F o n t " / & g t ; & l t ; w : u i P r i o r i t y   w : v a l = " 1 " / & g t ; & l t ; w : s e m i H i d d e n / & g t ; & l t ; w : u n h i d e W h e n U s e d / & g t ; & l t ; / w : s t y l e & g t ; & l t ; w : s t y l e   w : t y p e = " t a b l e "   w : d e f a u l t = " 1 "   w : s t y l e I d = " T a b l e N o r m a l " & g t ; & l t ; w : n a m e   w : v a l = " N o r m a l   T a b l e " / & g t ; & l t ; w : u i P r i o r i t y   w : v a l = " 9 9 " / & g t ; & l t ; w : s e m i H i d d e n / & g t ; & l t ; w : u n h i d e W h e n U s e d / & g t ; & l t ; w : t b l P r & g t ; & l t ; w : t b l I n d   w : w = " 0 "   w : t y p e = " d x a " / & g t ; & l t ; w : t b l C e l l M a r & g t ; & l t ; w : t o p   w : w = " 0 "   w : t y p e = " d x a " / & g t ; & l t ; w : l e f t   w : w = " 1 0 8 "   w : t y p e = " d x a " / & g t ; & l t ; w : b o t t o m   w : w = " 0 "   w : t y p e = " d x a " / & g t ; & l t ; w : r i g h t   w : w = " 1 0 8 "   w : t y p e = " d x a " / & g t ; & l t ; / w : t b l C e l l M a r & g t ; & l t ; / w : t b l P r & g t ; & l t ; / w : s t y l e & g t ; & l t ; w : s t y l e   w : t y p e = " n u m b e r i n g "   w : d e f a u l t = " 1 "   w : s t y l e I d = " N o L i s t " & g t ; & l t ; w : n a m e   w : v a l = " N o   L i s t " / & g t ; & l t ; w : u i P r i o r i t y   w : v a l = " 9 9 " / & g t ; & l t ; w : s e m i H i d d e n / & g t ; & l t ; w : u n h i d e W h e n U s e d / & g t ; & l t ; / w : s t y l e & g t ; & l t ; / w : s t y l e s & g t ; & l t ; / p k g : x m l D a t a & g t ; & l t ; / p k g : p a r t & g t ; & l t ; p k g : p a r t   p k g : n a m e = " / d o c M e t a d a t a / L a b e l I n f o . x m l "   p k g : c o n t e n t T y p e = " a p p l i c a t i o n / v n d . m s - o f f i c e . c l a s s i f i c a t i o n l a b e l s + x m l " & g t ; & l t ; p k g : x m l D a t a & g t ; & l t ; c l b l : l a b e l L i s t   x m l n s : c l b l = " h t t p : / / s c h e m a s . m i c r o s o f t . c o m / o f f i c e / 2 0 2 0 / m i p L a b e l M e t a d a t a " & g t ; & l t ; c l b l : l a b e l   i d = " { f 4 2 a a 3 4 2 - 8 7 0 6 - 4 2 8 8 - b d 1 1 - e b b 8 5 9 9 5 0 2 8 c } "   e n a b l e d = " 1 "   m e t h o d = " S t a n d a r d "   s i t e I d = " { 7 2 f 9 8 8 b f - 8 6 f 1 - 4 1 a f - 9 1 a b - 2 d 7 c d 0 1 1 d b 4 7 } "   c o n t e n t B i t s = " 0 "   r e m o v e d = " 0 " / & g t ; & l t ; / c l b l : l a b e l L i s t & g t ; & l t ; / p k g : x m l D a t a & g t ; & l t ; / p k g : p a r t & g t ; & l t ; / p k g : p a c k a g e & g t ; + 
+ < / V e n d o r C o u n t r y R e g i o n > + 
+             < V e n d o r N a m e > & l t ; ? x m l   v e r s i o n = " 1 . 0 "   s t a n d a l o n e = " y e s " ? & g t ; + 
+ & l t ; ? m s o - a p p l i c a t i o n   p r o g i d = " W o r d . D o c u m e n t " ? & g t ; + 
+ & l t ; p k g : p a c k a g e   x m l n s : p k g = " h t t p : / / s c h e m a s . m i c r o s o f t . c o m / o f f i c e / 2 0 0 6 / x m l P a c k a g e " & g t ; & l t ; p k g : p a r t   p k g : n a m e = " / _ r e l s / . r e l s "   p k g : c o n t e n t T y p e = " a p p l i c a t i o n / v n d . o p e n x m l f o r m a t s - p a c k a g e . r e l a t i o n s h i p s + x m l "   p k g : p a d d i n g = " 5 1 2 " & g t ; & l t ; p k g : x m l D a t a & g t ; & l t ; R e l a t i o n s h i p s   x m l n s = " h t t p : / / s c h e m a s . o p e n x m l f o r m a t s . o r g / p a c k a g e / 2 0 0 6 / r e l a t i o n s h i p s " & g t ; & l t ; R e l a t i o n s h i p   I d = " r I d 2 "   T y p e = " h t t p : / / s c h e m a s . m i c r o s o f t . c o m / o f f i c e / 2 0 2 0 / 0 2 / r e l a t i o n s h i p s / c l a s s i f i c a t i o n l a b e l s "   T a r g e t = " d o c M e t a d a t a / L a b e l I n f o . x m l " / & g t ; & l t ; R e l a t i o n s h i p   I d = " r I d 1 "   T y p e = " h t t p : / / s c h e m a s . o p e n x m l f o r m a t s . o r g / o f f i c e D o c u m e n t / 2 0 0 6 / r e l a t i o n s h i p s / o f f i c e D o c u m e n t "   T a r g e t = " w o r d / d o c u m e n t . x m l " / & g t ; & l t ; / R e l a t i o n s h i p s & g t ; & l t ; / p k g : x m l D a t a & g t ; & l t ; / p k g : p a r t & g t ; & l t ; p k g : p a r t   p k g : n a m e = " / w o r d / d o c u m e n t . x m l "   p k g : c o n t e n t T y p e = " a p p l i c a t i o n / v n d . o p e n x m l f o r m a t s - o f f i c e d o c u m e n t . w o r d p r o c e s s i n g m l . d o c u m e n t . m a i n + x m l " & g t ; & l t ; p k g : x m l D a t a & g t ; & l t ; w : d o c u m e n t   x m l n s : w p c = " h t t p : / / s c h e m a s . m i c r o s o f t . c o m / o f f i c e / w o r d / 2 0 1 0 / w o r d p r o c e s s i n g C a n v a s "   x m l n s : c x = " h t t p : / / s c h e m a s . m i c r o s o f t . c o m / o f f i c e / d r a w i n g / 2 0 1 4 / c h a r t e x "   x m l n s : c x 1 = " h t t p : / / s c h e m a s . m i c r o s o f t . c o m / o f f i c e / d r a w i n g / 2 0 1 5 / 9 / 8 / c h a r t e x "   x m l n s : c x 2 = " h t t p : / / s c h e m a s . m i c r o s o f t . c o m / o f f i c e / d r a w i n g / 2 0 1 5 / 1 0 / 2 1 / c h a r t e x "   x m l n s : c x 3 = " h t t p : / / s c h e m a s . m i c r o s o f t . c o m / o f f i c e / d r a w i n g / 2 0 1 6 / 5 / 9 / c h a r t e x "   x m l n s : c x 4 = " h t t p : / / s c h e m a s . m i c r o s o f t . c o m / o f f i c e / d r a w i n g / 2 0 1 6 / 5 / 1 0 / c h a r t e x "   x m l n s : c x 5 = " h t t p : / / s c h e m a s . m i c r o s o f t . c o m / o f f i c e / d r a w i n g / 2 0 1 6 / 5 / 1 1 / c h a r t e x "   x m l n s : c x 6 = " h t t p : / / s c h e m a s . m i c r o s o f t . c o m / o f f i c e / d r a w i n g / 2 0 1 6 / 5 / 1 2 / c h a r t e x "   x m l n s : c x 7 = " h t t p : / / s c h e m a s . m i c r o s o f t . c o m / o f f i c e / d r a w i n g / 2 0 1 6 / 5 / 1 3 / c h a r t e x "   x m l n s : c x 8 = " h t t p : / / s c h e m a s . m i c r o s o f t . c o m / o f f i c e / d r a w i n g / 2 0 1 6 / 5 / 1 4 / c h a r t e x "   x m l n s : m c = " h t t p : / / s c h e m a s . o p e n x m l f o r m a t s . o r g / m a r k u p - c o m p a t i b i l i t y / 2 0 0 6 "   x m l n s : a i n k = " h t t p : / / s c h e m a s . m i c r o s o f t . c o m / o f f i c e / d r a w i n g / 2 0 1 6 / i n k "   x m l n s : a m 3 d = " h t t p : / / s c h e m a s . m i c r o s o f t . c o m / o f f i c e / d r a w i n g / 2 0 1 7 / m o d e l 3 d "   x m l n s : o = " u r n : s c h e m a s - m i c r o s o f t - c o m : o f f i c e : o f f i c e "   x m l n s : o e l = " h t t p : / / s c h e m a s . m i c r o s o f t . c o m / o f f i c e / 2 0 1 9 / e x t l s t "   x m l n s : r = " h t t p : / / s c h e m a s . o p e n x m l f o r m a t s . o r g / o f f i c e D o c u m e n t / 2 0 0 6 / r e l a t i o n s h i p s "   x m l n s : m = " h t t p : / / s c h e m a s . o p e n x m l f o r m a t s . o r g / o f f i c e D o c u m e n t / 2 0 0 6 / m a t h "   x m l n s : v = " u r n : s c h e m a s - m i c r o s o f t - c o m : v m l "   x m l n s : w p 1 4 = " h t t p : / / s c h e m a s . m i c r o s o f t . c o m / o f f i c e / w o r d / 2 0 1 0 / w o r d p r o c e s s i n g D r a w i n g "   x m l n s : w p = " h t t p : / / s c h e m a s . o p e n x m l f o r m a t s . o r g / d r a w i n g m l / 2 0 0 6 / w o r d p r o c e s s i n g D r a w i n g "   x m l n s : w 1 0 = " u r n : s c h e m a s - m i c r o s o f t - c o m : o f f i c e : w o r d "   x m l n s : w = " h t t p : / / s c h e m a s . o p e n x m l f o r m a t s . o r g / w o r d p r o c e s s i n g m l / 2 0 0 6 / m a i n "   x m l n s : w 1 4 = " h t t p : / / s c h e m a s . m i c r o s o f t . c o m / o f f i c e / w o r d / 2 0 1 0 / w o r d m l "   x m l n s : w 1 5 = " h t t p : / / s c h e m a s . m i c r o s o f t . c o m / o f f i c e / w o r d / 2 0 1 2 / w o r d m l "   x m l n s : w 1 6 c e x = " h t t p : / / s c h e m a s . m i c r o s o f t . c o m / o f f i c e / w o r d / 2 0 1 8 / w o r d m l / c e x "   x m l n s : w 1 6 c i d = " h t t p : / / s c h e m a s . m i c r o s o f t . c o m / o f f i c e / w o r d / 2 0 1 6 / w o r d m l / c i d "   x m l n s : w 1 6 = " h t t p : / / s c h e m a s . m i c r o s o f t . c o m / o f f i c e / w o r d / 2 0 1 8 / w o r d m l "   x m l n s : w 1 6 d u = " h t t p : / / s c h e m a s . m i c r o s o f t . c o m / o f f i c e / w o r d / 2 0 2 3 / w o r d m l / w o r d 1 6 d u "   x m l n s : w 1 6 s d t d h = " h t t p : / / s c h e m a s . m i c r o s o f t . c o m / o f f i c e / w o r d / 2 0 2 0 / w o r d m l / s d t d a t a h a s h "   x m l n s : w 1 6 s e = " h t t p : / / s c h e m a s . m i c r o s o f t . c o m / o f f i c e / w o r d / 2 0 1 5 / w o r d m l / s y m e x "   x m l n s : w p g = " h t t p : / / s c h e m a s . m i c r o s o f t . c o m / o f f i c e / w o r d / 2 0 1 0 / w o r d p r o c e s s i n g G r o u p "   x m l n s : w p i = " h t t p : / / s c h e m a s . m i c r o s o f t . c o m / o f f i c e / w o r d / 2 0 1 0 / w o r d p r o c e s s i n g I n k "   x m l n s : w n e = " h t t p : / / s c h e m a s . m i c r o s o f t . c o m / o f f i c e / w o r d / 2 0 0 6 / w o r d m l "   x m l n s : w p s = " h t t p : / / s c h e m a s . m i c r o s o f t . c o m / o f f i c e / w o r d / 2 0 1 0 / w o r d p r o c e s s i n g S h a p e "   m c : I g n o r a b l e = " w 1 4   w 1 5   w 1 6 s e   w 1 6 c i d   w 1 6   w 1 6 c e x   w 1 6 s d t d h   w 1 6 d u   w p 1 4 " & g t ; & l t ; w : b o d y & g t ; & l t ; w : p   w 1 4 : p a r a I d = " 3 4 4 7 3 8 9 7 "   w 1 4 : t e x t I d = " 2 4 D A 0 E 9 8 "   w : r s i d R = " 0 0 5 A 5 6 8 D "   w : r s i d R D e f a u l t = " 0 0 5 A 5 6 8 D " & g t ; & l t ; w : p P r & g t ; & l t ; w : s p a c i n g   w : a f t e r = " 0 "   w : l i n e = " 2 4 0 "   w : l i n e R u l e = " a u t o " / & g t ; & l t ; / w : p P r & g t ; & l t ; w : r & g t ; & l t ; w : t & g t ; V e n d o r N a m e & l t ; / w : t & g t ; & l t ; / w : r & g t ; & l t ; / w : p & g t ; & l t ; w : s e c t P r   w : r s i d R = " 0 0 0 0 0 0 0 0 " & g t ; & l t ; w : p g S z   w : w = " 1 2 2 4 0 "   w : h = " 1 5 8 4 0 " / & g t ; & l t ; w : p g M a r   w : t o p = " 1 4 4 0 "   w : r i g h t = " 1 4 4 0 "   w : b o t t o m = " 1 4 4 0 "   w : l e f t = " 1 4 4 0 "   w : h e a d e r = " 7 2 0 "   w : f o o t e r = " 7 2 0 "   w : g u t t e r = " 0 " / & g t ; & l t ; w : c o l s   w : s p a c e = " 7 2 0 " / & g t ; & l t ; / w : s e c t P r & g t ; & l t ; / w : b o d y & g t ; & l t ; / w : d o c u m e n t & g t ; & l t ; / p k g : x m l D a t a & g t ; & l t ; / p k g : p a r t & g t ; & l t ; p k g : p a r t   p k g : n a m e = " / w o r d / _ r e l s / d o c u m e n t . x m l . r e l s "   p k g : c o n t e n t T y p e = " a p p l i c a t i o n / v n d . o p e n x m l f o r m a t s - p a c k a g e . r e l a t i o n s h i p s + x m l "   p k g : p a d d i n g = " 2 5 6 " & g t ; & l t ; p k g : x m l D a t a & g t ; & l t ; R e l a t i o n s h i p s   x m l n s = " h t t p : / / s c h e m a s . o p e n x m l f o r m a t s . o r g / p a c k a g e / 2 0 0 6 / r e l a t i o n s h i p s " & g t ; & l t ; R e l a t i o n s h i p   I d = " r I d 1 "   T y p e = " h t t p : / / s c h e m a s . o p e n x m l f o r m a t s . o r g / o f f i c e D o c u m e n t / 2 0 0 6 / r e l a t i o n s h i p s / s t y l e s "   T a r g e t = " s t y l e s . x m l " / & g t ; & l t ; / R e l a t i o n s h i p s & g t ; & l t ; / p k g : x m l D a t a & g t ; & l t ; / p k g : p a r t & g t ; & l t ; p k g : p a r t   p k g : n a m e = " / w o r d / s t y l e s . x m l "   p k g : c o n t e n t T y p e = " a p p l i c a t i o n / v n d . o p e n x m l f o r m a t s - o f f i c e d o c u m e n t . w o r d p r o c e s s i n g m l . s t y l e s + x m l " & g t ; & l t ; p k g : x m l D a t a & g t ; & l t ; w : s t y l e s   x m l n s : m c = " h t t p : / / s c h e m a s . o p e n x m l f o r m a t s . o r g / m a r k u p - c o m p a t i b i l i t y / 2 0 0 6 "   x m l n s : r = " h t t p : / / s c h e m a s . o p e n x m l f o r m a t s . o r g / o f f i c e D o c u m e n t / 2 0 0 6 / r e l a t i o n s h i p s "   x m l n s : w = " h t t p : / / s c h e m a s . o p e n x m l f o r m a t s . o r g / w o r d p r o c e s s i n g m l / 2 0 0 6 / m a i n "   x m l n s : w 1 4 = " h t t p : / / s c h e m a s . m i c r o s o f t . c o m / o f f i c e / w o r d / 2 0 1 0 / w o r d m l "   x m l n s : w 1 5 = " h t t p : / / s c h e m a s . m i c r o s o f t . c o m / o f f i c e / w o r d / 2 0 1 2 / w o r d m l "   x m l n s : w 1 6 c e x = " h t t p : / / s c h e m a s . m i c r o s o f t . c o m / o f f i c e / w o r d / 2 0 1 8 / w o r d m l / c e x "   x m l n s : w 1 6 c i d = " h t t p : / / s c h e m a s . m i c r o s o f t . c o m / o f f i c e / w o r d / 2 0 1 6 / w o r d m l / c i d "   x m l n s : w 1 6 = " h t t p : / / s c h e m a s . m i c r o s o f t . c o m / o f f i c e / w o r d / 2 0 1 8 / w o r d m l "   x m l n s : w 1 6 d u = " h t t p : / / s c h e m a s . m i c r o s o f t . c o m / o f f i c e / w o r d / 2 0 2 3 / w o r d m l / w o r d 1 6 d u "   x m l n s : w 1 6 s d t d h = " h t t p : / / s c h e m a s . m i c r o s o f t . c o m / o f f i c e / w o r d / 2 0 2 0 / w o r d m l / s d t d a t a h a s h "   x m l n s : w 1 6 s e = " h t t p : / / s c h e m a s . m i c r o s o f t . c o m / o f f i c e / w o r d / 2 0 1 5 / w o r d m l / s y m e x "   m c : I g n o r a b l e = " w 1 4   w 1 5   w 1 6 s e   w 1 6 c i d   w 1 6   w 1 6 c e x   w 1 6 s d t d h   w 1 6 d u " & g t ; & l t ; w : d o c D e f a u l t s & g t ; & l t ; w : r P r D e f a u l t & g t ; & l t ; w : r P r & g t ; & l t ; w : r F o n t s   w : a s c i i T h e m e = " m i n o r H A n s i "   w : e a s t A s i a T h e m e = " m i n o r E a s t A s i a "   w : h A n s i T h e m e = " m i n o r H A n s i "   w : c s t h e m e = " m i n o r B i d i " / & g t ; & l t ; w : k e r n   w : v a l = " 2 " / & g t ; & l t ; w : s z   w : v a l = " 2 4 " / & g t ; & l t ; w : s z C s   w : v a l = " 2 4 " / & g t ; & l t ; w : l a n g   w : v a l = " e n - U S "   w : e a s t A s i a = " e n - U S "   w : b i d i = " a r - S A " / & g t ; & l t ; w 1 4 : l i g a t u r e s   w 1 4 : v a l = " s t a n d a r d C o n t e x t u a l " / & g t ; & l t ; / w : r P r & g t ; & l t ; / w : r P r D e f a u l t & g t ; & l t ; w : p P r D e f a u l t & g t ; & l t ; w : p P r & g t ; & l t ; w : s p a c i n g   w : a f t e r = " 1 6 0 "   w : l i n e = " 2 7 8 "   w : l i n e R u l e = " a u t o " / & g t ; & l t ; / w : p P r & g t ; & l t ; / w : p P r D e f a u l t & g t ; & l t ; / w : d o c D e f a u l t s & g t ; & l t ; w : s t y l e   w : t y p e = " p a r a g r a p h "   w : d e f a u l t = " 1 "   w : s t y l e I d = " N o r m a l " & g t ; & l t ; w : n a m e   w : v a l = " N o r m a l " / & g t ; & l t ; w : q F o r m a t / & g t ; & l t ; / w : s t y l e & g t ; & l t ; w : s t y l e   w : t y p e = " c h a r a c t e r "   w : d e f a u l t = " 1 "   w : s t y l e I d = " D e f a u l t P a r a g r a p h F o n t " & g t ; & l t ; w : n a m e   w : v a l = " D e f a u l t   P a r a g r a p h   F o n t " / & g t ; & l t ; w : u i P r i o r i t y   w : v a l = " 1 " / & g t ; & l t ; w : s e m i H i d d e n / & g t ; & l t ; w : u n h i d e W h e n U s e d / & g t ; & l t ; / w : s t y l e & g t ; & l t ; w : s t y l e   w : t y p e = " t a b l e "   w : d e f a u l t = " 1 "   w : s t y l e I d = " T a b l e N o r m a l " & g t ; & l t ; w : n a m e   w : v a l = " N o r m a l   T a b l e " / & g t ; & l t ; w : u i P r i o r i t y   w : v a l = " 9 9 " / & g t ; & l t ; w : s e m i H i d d e n / & g t ; & l t ; w : u n h i d e W h e n U s e d / & g t ; & l t ; w : t b l P r & g t ; & l t ; w : t b l I n d   w : w = " 0 "   w : t y p e = " d x a " / & g t ; & l t ; w : t b l C e l l M a r & g t ; & l t ; w : t o p   w : w = " 0 "   w : t y p e = " d x a " / & g t ; & l t ; w : l e f t   w : w = " 1 0 8 "   w : t y p e = " d x a " / & g t ; & l t ; w : b o t t o m   w : w = " 0 "   w : t y p e = " d x a " / & g t ; & l t ; w : r i g h t   w : w = " 1 0 8 "   w : t y p e = " d x a " / & g t ; & l t ; / w : t b l C e l l M a r & g t ; & l t ; / w : t b l P r & g t ; & l t ; / w : s t y l e & g t ; & l t ; w : s t y l e   w : t y p e = " n u m b e r i n g "   w : d e f a u l t = " 1 "   w : s t y l e I d = " N o L i s t " & g t ; & l t ; w : n a m e   w : v a l = " N o   L i s t " / & g t ; & l t ; w : u i P r i o r i t y   w : v a l = " 9 9 " / & g t ; & l t ; w : s e m i H i d d e n / & g t ; & l t ; w : u n h i d e W h e n U s e d / & g t ; & l t ; / w : s t y l e & g t ; & l t ; / w : s t y l e s & g t ; & l t ; / p k g : x m l D a t a & g t ; & l t ; / p k g : p a r t & g t ; & l t ; p k g : p a r t   p k g : n a m e = " / d o c M e t a d a t a / L a b e l I n f o . x m l "   p k g : c o n t e n t T y p e = " a p p l i c a t i o n / v n d . m s - o f f i c e . c l a s s i f i c a t i o n l a b e l s + x m l " & g t ; & l t ; p k g : x m l D a t a & g t ; & l t ; c l b l : l a b e l L i s t   x m l n s : c l b l = " h t t p : / / s c h e m a s . m i c r o s o f t . c o m / o f f i c e / 2 0 2 0 / m i p L a b e l M e t a d a t a " & g t ; & l t ; c l b l : l a b e l   i d = " { f 4 2 a a 3 4 2 - 8 7 0 6 - 4 2 8 8 - b d 1 1 - e b b 8 5 9 9 5 0 2 8 c } "   e n a b l e d = " 1 "   m e t h o d = " S t a n d a r d "   s i t e I d = " { 7 2 f 9 8 8 b f - 8 6 f 1 - 4 1 a f - 9 1 a b - 2 d 7 c d 0 1 1 d b 4 7 } "   c o n t e n t B i t s = " 0 "   r e m o v e d = " 0 " / & g t ; & l t ; / c l b l : l a b e l L i s t & g t ; & l t ; / p k g : x m l D a t a & g t ; & l t ; / p k g : p a r t & g t ; & l t ; / p k g : p a c k a g e & g t ; + 
+ < / V e n d o r N a m e > + 
+             < V e n d o r N o > & l t ; ? x m l   v e r s i o n = " 1 . 0 "   s t a n d a l o n e = " y e s " ? & g t ; + 
+ & l t ; ? m s o - a p p l i c a t i o n   p r o g i d = " W o r d . D o c u m e n t " ? & g t ; + 
+ & l t ; p k g : p a c k a g e   x m l n s : p k g = " h t t p : / / s c h e m a s . m i c r o s o f t . c o m / o f f i c e / 2 0 0 6 / x m l P a c k a g e " & g t ; & l t ; p k g : p a r t   p k g : n a m e = " / _ r e l s / . r e l s "   p k g : c o n t e n t T y p e = " a p p l i c a t i o n / v n d . o p e n x m l f o r m a t s - p a c k a g e . r e l a t i o n s h i p s + x m l "   p k g : p a d d i n g = " 5 1 2 " & g t ; & l t ; p k g : x m l D a t a & g t ; & l t ; R e l a t i o n s h i p s   x m l n s = " h t t p : / / s c h e m a s . o p e n x m l f o r m a t s . o r g / p a c k a g e / 2 0 0 6 / r e l a t i o n s h i p s " & g t ; & l t ; R e l a t i o n s h i p   I d = " r I d 2 "   T y p e = " h t t p : / / s c h e m a s . m i c r o s o f t . c o m / o f f i c e / 2 0 2 0 / 0 2 / r e l a t i o n s h i p s / c l a s s i f i c a t i o n l a b e l s "   T a r g e t = " d o c M e t a d a t a / L a b e l I n f o . x m l " / & g t ; & l t ; R e l a t i o n s h i p   I d = " r I d 1 "   T y p e = " h t t p : / / s c h e m a s . o p e n x m l f o r m a t s . o r g / o f f i c e D o c u m e n t / 2 0 0 6 / r e l a t i o n s h i p s / o f f i c e D o c u m e n t "   T a r g e t = " w o r d / d o c u m e n t . x m l " / & g t ; & l t ; / R e l a t i o n s h i p s & g t ; & l t ; / p k g : x m l D a t a & g t ; & l t ; / p k g : p a r t & g t ; & l t ; p k g : p a r t   p k g : n a m e = " / w o r d / d o c u m e n t . x m l "   p k g : c o n t e n t T y p e = " a p p l i c a t i o n / v n d . o p e n x m l f o r m a t s - o f f i c e d o c u m e n t . w o r d p r o c e s s i n g m l . d o c u m e n t . m a i n + x m l " & g t ; & l t ; p k g : x m l D a t a & g t ; & l t ; w : d o c u m e n t   x m l n s : w p c = " h t t p : / / s c h e m a s . m i c r o s o f t . c o m / o f f i c e / w o r d / 2 0 1 0 / w o r d p r o c e s s i n g C a n v a s "   x m l n s : c x = " h t t p : / / s c h e m a s . m i c r o s o f t . c o m / o f f i c e / d r a w i n g / 2 0 1 4 / c h a r t e x "   x m l n s : c x 1 = " h t t p : / / s c h e m a s . m i c r o s o f t . c o m / o f f i c e / d r a w i n g / 2 0 1 5 / 9 / 8 / c h a r t e x "   x m l n s : c x 2 = " h t t p : / / s c h e m a s . m i c r o s o f t . c o m / o f f i c e / d r a w i n g / 2 0 1 5 / 1 0 / 2 1 / c h a r t e x "   x m l n s : c x 3 = " h t t p : / / s c h e m a s . m i c r o s o f t . c o m / o f f i c e / d r a w i n g / 2 0 1 6 / 5 / 9 / c h a r t e x "   x m l n s : c x 4 = " h t t p : / / s c h e m a s . m i c r o s o f t . c o m / o f f i c e / d r a w i n g / 2 0 1 6 / 5 / 1 0 / c h a r t e x "   x m l n s : c x 5 = " h t t p : / / s c h e m a s . m i c r o s o f t . c o m / o f f i c e / d r a w i n g / 2 0 1 6 / 5 / 1 1 / c h a r t e x "   x m l n s : c x 6 = " h t t p : / / s c h e m a s . m i c r o s o f t . c o m / o f f i c e / d r a w i n g / 2 0 1 6 / 5 / 1 2 / c h a r t e x "   x m l n s : c x 7 = " h t t p : / / s c h e m a s . m i c r o s o f t . c o m / o f f i c e / d r a w i n g / 2 0 1 6 / 5 / 1 3 / c h a r t e x "   x m l n s : c x 8 = " h t t p : / / s c h e m a s . m i c r o s o f t . c o m / o f f i c e / d r a w i n g / 2 0 1 6 / 5 / 1 4 / c h a r t e x "   x m l n s : m c = " h t t p : / / s c h e m a s . o p e n x m l f o r m a t s . o r g / m a r k u p - c o m p a t i b i l i t y / 2 0 0 6 "   x m l n s : a i n k = " h t t p : / / s c h e m a s . m i c r o s o f t . c o m / o f f i c e / d r a w i n g / 2 0 1 6 / i n k "   x m l n s : a m 3 d = " h t t p : / / s c h e m a s . m i c r o s o f t . c o m / o f f i c e / d r a w i n g / 2 0 1 7 / m o d e l 3 d "   x m l n s : o = " u r n : s c h e m a s - m i c r o s o f t - c o m : o f f i c e : o f f i c e "   x m l n s : o e l = " h t t p : / / s c h e m a s . m i c r o s o f t . c o m / o f f i c e / 2 0 1 9 / e x t l s t "   x m l n s : r = " h t t p : / / s c h e m a s . o p e n x m l f o r m a t s . o r g / o f f i c e D o c u m e n t / 2 0 0 6 / r e l a t i o n s h i p s "   x m l n s : m = " h t t p : / / s c h e m a s . o p e n x m l f o r m a t s . o r g / o f f i c e D o c u m e n t / 2 0 0 6 / m a t h "   x m l n s : v = " u r n : s c h e m a s - m i c r o s o f t - c o m : v m l "   x m l n s : w p 1 4 = " h t t p : / / s c h e m a s . m i c r o s o f t . c o m / o f f i c e / w o r d / 2 0 1 0 / w o r d p r o c e s s i n g D r a w i n g "   x m l n s : w p = " h t t p : / / s c h e m a s . o p e n x m l f o r m a t s . o r g / d r a w i n g m l / 2 0 0 6 / w o r d p r o c e s s i n g D r a w i n g "   x m l n s : w 1 0 = " u r n : s c h e m a s - m i c r o s o f t - c o m : o f f i c e : w o r d "   x m l n s : w = " h t t p : / / s c h e m a s . o p e n x m l f o r m a t s . o r g / w o r d p r o c e s s i n g m l / 2 0 0 6 / m a i n "   x m l n s : w 1 4 = " h t t p : / / s c h e m a s . m i c r o s o f t . c o m / o f f i c e / w o r d / 2 0 1 0 / w o r d m l "   x m l n s : w 1 5 = " h t t p : / / s c h e m a s . m i c r o s o f t . c o m / o f f i c e / w o r d / 2 0 1 2 / w o r d m l "   x m l n s : w 1 6 c e x = " h t t p : / / s c h e m a s . m i c r o s o f t . c o m / o f f i c e / w o r d / 2 0 1 8 / w o r d m l / c e x "   x m l n s : w 1 6 c i d = " h t t p : / / s c h e m a s . m i c r o s o f t . c o m / o f f i c e / w o r d / 2 0 1 6 / w o r d m l / c i d "   x m l n s : w 1 6 = " h t t p : / / s c h e m a s . m i c r o s o f t . c o m / o f f i c e / w o r d / 2 0 1 8 / w o r d m l "   x m l n s : w 1 6 d u = " h t t p : / / s c h e m a s . m i c r o s o f t . c o m / o f f i c e / w o r d / 2 0 2 3 / w o r d m l / w o r d 1 6 d u "   x m l n s : w 1 6 s d t d h = " h t t p : / / s c h e m a s . m i c r o s o f t . c o m / o f f i c e / w o r d / 2 0 2 0 / w o r d m l / s d t d a t a h a s h "   x m l n s : w 1 6 s e = " h t t p : / / s c h e m a s . m i c r o s o f t . c o m / o f f i c e / w o r d / 2 0 1 5 / w o r d m l / s y m e x "   x m l n s : w p g = " h t t p : / / s c h e m a s . m i c r o s o f t . c o m / o f f i c e / w o r d / 2 0 1 0 / w o r d p r o c e s s i n g G r o u p "   x m l n s : w p i = " h t t p : / / s c h e m a s . m i c r o s o f t . c o m / o f f i c e / w o r d / 2 0 1 0 / w o r d p r o c e s s i n g I n k "   x m l n s : w n e = " h t t p : / / s c h e m a s . m i c r o s o f t . c o m / o f f i c e / w o r d / 2 0 0 6 / w o r d m l "   x m l n s : w p s = " h t t p : / / s c h e m a s . m i c r o s o f t . c o m / o f f i c e / w o r d / 2 0 1 0 / w o r d p r o c e s s i n g S h a p e "   m c : I g n o r a b l e = " w 1 4   w 1 5   w 1 6 s e   w 1 6 c i d   w 1 6   w 1 6 c e x   w 1 6 s d t d h   w 1 6 d u   w p 1 4 " & g t ; & l t ; w : b o d y & g t ; & l t ; w : p   w 1 4 : p a r a I d = " 3 3 2 9 B 9 2 0 "   w 1 4 : t e x t I d = " 7 2 C 1 B 7 8 A "   w : r s i d R = " 0 0 C E 6 5 5 F "   w : r s i d R D e f a u l t = " 0 0 C E 6 5 5 F " & g t ; & l t ; w : p P r & g t ; & l t ; w : s p a c i n g   w : a f t e r = " 0 "   w : l i n e = " 2 4 0 "   w : l i n e R u l e = " a u t o " / & g t ; & l t ; / w : p P r & g t ; & l t ; w : r & g t ; & l t ; w : t & g t ; V e n d o r N o & l t ; / w : t & g t ; & l t ; / w : r & g t ; & l t ; / w : p & g t ; & l t ; w : s e c t P r   w : r s i d R = " 0 0 0 0 0 0 0 0 " & g t ; & l t ; w : p g S z   w : w = " 1 2 2 4 0 "   w : h = " 1 5 8 4 0 " / & g t ; & l t ; w : p g M a r   w : t o p = " 1 4 4 0 "   w : r i g h t = " 1 4 4 0 "   w : b o t t o m = " 1 4 4 0 "   w : l e f t = " 1 4 4 0 "   w : h e a d e r = " 7 2 0 "   w : f o o t e r = " 7 2 0 "   w : g u t t e r = " 0 " / & g t ; & l t ; w : c o l s   w : s p a c e = " 7 2 0 " / & g t ; & l t ; / w : s e c t P r & g t ; & l t ; / w : b o d y & g t ; & l t ; / w : d o c u m e n t & g t ; & l t ; / p k g : x m l D a t a & g t ; & l t ; / p k g : p a r t & g t ; & l t ; p k g : p a r t   p k g : n a m e = " / w o r d / _ r e l s / d o c u m e n t . x m l . r e l s "   p k g : c o n t e n t T y p e = " a p p l i c a t i o n / v n d . o p e n x m l f o r m a t s - p a c k a g e . r e l a t i o n s h i p s + x m l "   p k g : p a d d i n g = " 2 5 6 " & g t ; & l t ; p k g : x m l D a t a & g t ; & l t ; R e l a t i o n s h i p s   x m l n s = " h t t p : / / s c h e m a s . o p e n x m l f o r m a t s . o r g / p a c k a g e / 2 0 0 6 / r e l a t i o n s h i p s " & g t ; & l t ; R e l a t i o n s h i p   I d = " r I d 1 "   T y p e = " h t t p : / / s c h e m a s . o p e n x m l f o r m a t s . o r g / o f f i c e D o c u m e n t / 2 0 0 6 / r e l a t i o n s h i p s / s t y l e s "   T a r g e t = " s t y l e s . x m l " / & g t ; & l t ; / R e l a t i o n s h i p s & g t ; & l t ; / p k g : x m l D a t a & g t ; & l t ; / p k g : p a r t & g t ; & l t ; p k g : p a r t   p k g : n a m e = " / w o r d / s t y l e s . x m l "   p k g : c o n t e n t T y p e = " a p p l i c a t i o n / v n d . o p e n x m l f o r m a t s - o f f i c e d o c u m e n t . w o r d p r o c e s s i n g m l . s t y l e s + x m l " & g t ; & l t ; p k g : x m l D a t a & g t ; & l t ; w : s t y l e s   x m l n s : m c = " h t t p : / / s c h e m a s . o p e n x m l f o r m a t s . o r g / m a r k u p - c o m p a t i b i l i t y / 2 0 0 6 "   x m l n s : r = " h t t p : / / s c h e m a s . o p e n x m l f o r m a t s . o r g / o f f i c e D o c u m e n t / 2 0 0 6 / r e l a t i o n s h i p s "   x m l n s : w = " h t t p : / / s c h e m a s . o p e n x m l f o r m a t s . o r g / w o r d p r o c e s s i n g m l / 2 0 0 6 / m a i n "   x m l n s : w 1 4 = " h t t p : / / s c h e m a s . m i c r o s o f t . c o m / o f f i c e / w o r d / 2 0 1 0 / w o r d m l "   x m l n s : w 1 5 = " h t t p : / / s c h e m a s . m i c r o s o f t . c o m / o f f i c e / w o r d / 2 0 1 2 / w o r d m l "   x m l n s : w 1 6 c e x = " h t t p : / / s c h e m a s . m i c r o s o f t . c o m / o f f i c e / w o r d / 2 0 1 8 / w o r d m l / c e x "   x m l n s : w 1 6 c i d = " h t t p : / / s c h e m a s . m i c r o s o f t . c o m / o f f i c e / w o r d / 2 0 1 6 / w o r d m l / c i d "   x m l n s : w 1 6 = " h t t p : / / s c h e m a s . m i c r o s o f t . c o m / o f f i c e / w o r d / 2 0 1 8 / w o r d m l "   x m l n s : w 1 6 d u = " h t t p : / / s c h e m a s . m i c r o s o f t . c o m / o f f i c e / w o r d / 2 0 2 3 / w o r d m l / w o r d 1 6 d u "   x m l n s : w 1 6 s d t d h = " h t t p : / / s c h e m a s . m i c r o s o f t . c o m / o f f i c e / w o r d / 2 0 2 0 / w o r d m l / s d t d a t a h a s h "   x m l n s : w 1 6 s e = " h t t p : / / s c h e m a s . m i c r o s o f t . c o m / o f f i c e / w o r d / 2 0 1 5 / w o r d m l / s y m e x "   m c : I g n o r a b l e = " w 1 4   w 1 5   w 1 6 s e   w 1 6 c i d   w 1 6   w 1 6 c e x   w 1 6 s d t d h   w 1 6 d u " & g t ; & l t ; w : d o c D e f a u l t s & g t ; & l t ; w : r P r D e f a u l t & g t ; & l t ; w : r P r & g t ; & l t ; w : r F o n t s   w : a s c i i T h e m e = " m i n o r H A n s i "   w : e a s t A s i a T h e m e = " m i n o r E a s t A s i a "   w : h A n s i T h e m e = " m i n o r H A n s i "   w : c s t h e m e = " m i n o r B i d i " / & g t ; & l t ; w : k e r n   w : v a l = " 2 " / & g t ; & l t ; w : s z   w : v a l = " 2 4 " / & g t ; & l t ; w : s z C s   w : v a l = " 2 4 " / & g t ; & l t ; w : l a n g   w : v a l = " e n - U S "   w : e a s t A s i a = " e n - U S "   w : b i d i = " a r - S A " / & g t ; & l t ; w 1 4 : l i g a t u r e s   w 1 4 : v a l = " s t a n d a r d C o n t e x t u a l " / & g t ; & l t ; / w : r P r & g t ; & l t ; / w : r P r D e f a u l t & g t ; & l t ; w : p P r D e f a u l t & g t ; & l t ; w : p P r & g t ; & l t ; w : s p a c i n g   w : a f t e r = " 1 6 0 "   w : l i n e = " 2 7 8 "   w : l i n e R u l e = " a u t o " / & g t ; & l t ; / w : p P r & g t ; & l t ; / w : p P r D e f a u l t & g t ; & l t ; / w : d o c D e f a u l t s & g t ; & l t ; w : s t y l e   w : t y p e = " p a r a g r a p h "   w : d e f a u l t = " 1 "   w : s t y l e I d = " N o r m a l " & g t ; & l t ; w : n a m e   w : v a l = " N o r m a l " / & g t ; & l t ; w : q F o r m a t / & g t ; & l t ; / w : s t y l e & g t ; & l t ; w : s t y l e   w : t y p e = " c h a r a c t e r "   w : d e f a u l t = " 1 "   w : s t y l e I d = " D e f a u l t P a r a g r a p h F o n t " & g t ; & l t ; w : n a m e   w : v a l = " D e f a u l t   P a r a g r a p h   F o n t " / & g t ; & l t ; w : u i P r i o r i t y   w : v a l = " 1 " / & g t ; & l t ; w : s e m i H i d d e n / & g t ; & l t ; w : u n h i d e W h e n U s e d / & g t ; & l t ; / w : s t y l e & g t ; & l t ; w : s t y l e   w : t y p e = " t a b l e "   w : d e f a u l t = " 1 "   w : s t y l e I d = " T a b l e N o r m a l " & g t ; & l t ; w : n a m e   w : v a l = " N o r m a l   T a b l e " / & g t ; & l t ; w : u i P r i o r i t y   w : v a l = " 9 9 " / & g t ; & l t ; w : s e m i H i d d e n / & g t ; & l t ; w : u n h i d e W h e n U s e d / & g t ; & l t ; w : t b l P r & g t ; & l t ; w : t b l I n d   w : w = " 0 "   w : t y p e = " d x a " / & g t ; & l t ; w : t b l C e l l M a r & g t ; & l t ; w : t o p   w : w = " 0 "   w : t y p e = " d x a " / & g t ; & l t ; w : l e f t   w : w = " 1 0 8 "   w : t y p e = " d x a " / & g t ; & l t ; w : b o t t o m   w : w = " 0 "   w : t y p e = " d x a " / & g t ; & l t ; w : r i g h t   w : w = " 1 0 8 "   w : t y p e = " d x a " / & g t ; & l t ; / w : t b l C e l l M a r & g t ; & l t ; / w : t b l P r & g t ; & l t ; / w : s t y l e & g t ; & l t ; w : s t y l e   w : t y p e = " n u m b e r i n g "   w : d e f a u l t = " 1 "   w : s t y l e I d = " N o L i s t " & g t ; & l t ; w : n a m e   w : v a l = " N o   L i s t " / & g t ; & l t ; w : u i P r i o r i t y   w : v a l = " 9 9 " / & g t ; & l t ; w : s e m i H i d d e n / & g t ; & l t ; w : u n h i d e W h e n U s e d / & g t ; & l t ; / w : s t y l e & g t ; & l t ; / w : s t y l e s & g t ; & l t ; / p k g : x m l D a t a & g t ; & l t ; / p k g : p a r t & g t ; & l t ; p k g : p a r t   p k g : n a m e = " / d o c M e t a d a t a / L a b e l I n f o . x m l "   p k g : c o n t e n t T y p e = " a p p l i c a t i o n / v n d . m s - o f f i c e . c l a s s i f i c a t i o n l a b e l s + x m l " & g t ; & l t ; p k g : x m l D a t a & g t ; & l t ; c l b l : l a b e l L i s t   x m l n s : c l b l = " h t t p : / / s c h e m a s . m i c r o s o f t . c o m / o f f i c e / 2 0 2 0 / m i p L a b e l M e t a d a t a " & g t ; & l t ; c l b l : l a b e l   i d = " { f 4 2 a a 3 4 2 - 8 7 0 6 - 4 2 8 8 - b d 1 1 - e b b 8 5 9 9 5 0 2 8 c } "   e n a b l e d = " 1 "   m e t h o d = " S t a n d a r d "   s i t e I d = " { 7 2 f 9 8 8 b f - 8 6 f 1 - 4 1 a f - 9 1 a b - 2 d 7 c d 0 1 1 d b 4 7 } "   c o n t e n t B i t s = " 0 "   r e m o v e d = " 0 " / & g t ; & l t ; / c l b l : l a b e l L i s t & g t ; & l t ; / p k g : x m l D a t a & g t ; & l t ; / p k g : p a r t & g t ; & l t ; / p k g : p a c k a g e & g t ; + 
+ < / V e n d o r N o > + 
+             < V e n d o r P u r c h a s e s L C Y > & l t ; ? x m l   v e r s i o n = " 1 . 0 "   s t a n d a l o n e = " y e s " ? & g t ; + 
+ & l t ; ? m s o - a p p l i c a t i o n   p r o g i d = " W o r d . D o c u m e n t " ? & g t ; + 
+ & l t ; p k g : p a c k a g e   x m l n s : p k g = " h t t p : / / s c h e m a s . m i c r o s o f t . c o m / o f f i c e / 2 0 0 6 / x m l P a c k a g e " & g t ; & l t ; p k g : p a r t   p k g : n a m e = " / _ r e l s / . r e l s "   p k g : c o n t e n t T y p e = " a p p l i c a t i o n / v n d . o p e n x m l f o r m a t s - p a c k a g e . r e l a t i o n s h i p s + x m l "   p k g : p a d d i n g = " 5 1 2 " & g t ; & l t ; p k g : x m l D a t a & g t ; & l t ; R e l a t i o n s h i p s   x m l n s = " h t t p : / / s c h e m a s . o p e n x m l f o r m a t s . o r g / p a c k a g e / 2 0 0 6 / r e l a t i o n s h i p s " & g t ; & l t ; R e l a t i o n s h i p   I d = " r I d 2 "   T y p e = " h t t p : / / s c h e m a s . m i c r o s o f t . c o m / o f f i c e / 2 0 2 0 / 0 2 / r e l a t i o n s h i p s / c l a s s i f i c a t i o n l a b e l s "   T a r g e t = " d o c M e t a d a t a / L a b e l I n f o . x m l " / & g t ; & l t ; R e l a t i o n s h i p   I d = " r I d 1 "   T y p e = " h t t p : / / s c h e m a s . o p e n x m l f o r m a t s . o r g / o f f i c e D o c u m e n t / 2 0 0 6 / r e l a t i o n s h i p s / o f f i c e D o c u m e n t "   T a r g e t = " w o r d / d o c u m e n t . x m l " / & g t ; & l t ; / R e l a t i o n s h i p s & g t ; & l t ; / p k g : x m l D a t a & g t ; & l t ; / p k g : p a r t & g t ; & l t ; p k g : p a r t   p k g : n a m e = " / w o r d / d o c u m e n t . x m l "   p k g : c o n t e n t T y p e = " a p p l i c a t i o n / v n d . o p e n x m l f o r m a t s - o f f i c e d o c u m e n t . w o r d p r o c e s s i n g m l . d o c u m e n t . m a i n + x m l " & g t ; & l t ; p k g : x m l D a t a & g t ; & l t ; w : d o c u m e n t   x m l n s : w p c = " h t t p : / / s c h e m a s . m i c r o s o f t . c o m / o f f i c e / w o r d / 2 0 1 0 / w o r d p r o c e s s i n g C a n v a s "   x m l n s : c x = " h t t p : / / s c h e m a s . m i c r o s o f t . c o m / o f f i c e / d r a w i n g / 2 0 1 4 / c h a r t e x "   x m l n s : c x 1 = " h t t p : / / s c h e m a s . m i c r o s o f t . c o m / o f f i c e / d r a w i n g / 2 0 1 5 / 9 / 8 / c h a r t e x "   x m l n s : c x 2 = " h t t p : / / s c h e m a s . m i c r o s o f t . c o m / o f f i c e / d r a w i n g / 2 0 1 5 / 1 0 / 2 1 / c h a r t e x "   x m l n s : c x 3 = " h t t p : / / s c h e m a s . m i c r o s o f t . c o m / o f f i c e / d r a w i n g / 2 0 1 6 / 5 / 9 / c h a r t e x "   x m l n s : c x 4 = " h t t p : / / s c h e m a s . m i c r o s o f t . c o m / o f f i c e / d r a w i n g / 2 0 1 6 / 5 / 1 0 / c h a r t e x "   x m l n s : c x 5 = " h t t p : / / s c h e m a s . m i c r o s o f t . c o m / o f f i c e / d r a w i n g / 2 0 1 6 / 5 / 1 1 / c h a r t e x "   x m l n s : c x 6 = " h t t p : / / s c h e m a s . m i c r o s o f t . c o m / o f f i c e / d r a w i n g / 2 0 1 6 / 5 / 1 2 / c h a r t e x "   x m l n s : c x 7 = " h t t p : / / s c h e m a s . m i c r o s o f t . c o m / o f f i c e / d r a w i n g / 2 0 1 6 / 5 / 1 3 / c h a r t e x "   x m l n s : c x 8 = " h t t p : / / s c h e m a s . m i c r o s o f t . c o m / o f f i c e / d r a w i n g / 2 0 1 6 / 5 / 1 4 / c h a r t e x "   x m l n s : m c = " h t t p : / / s c h e m a s . o p e n x m l f o r m a t s . o r g / m a r k u p - c o m p a t i b i l i t y / 2 0 0 6 "   x m l n s : a i n k = " h t t p : / / s c h e m a s . m i c r o s o f t . c o m / o f f i c e / d r a w i n g / 2 0 1 6 / i n k "   x m l n s : a m 3 d = " h t t p : / / s c h e m a s . m i c r o s o f t . c o m / o f f i c e / d r a w i n g / 2 0 1 7 / m o d e l 3 d "   x m l n s : o = " u r n : s c h e m a s - m i c r o s o f t - c o m : o f f i c e : o f f i c e "   x m l n s : o e l = " h t t p : / / s c h e m a s . m i c r o s o f t . c o m / o f f i c e / 2 0 1 9 / e x t l s t "   x m l n s : r = " h t t p : / / s c h e m a s . o p e n x m l f o r m a t s . o r g / o f f i c e D o c u m e n t / 2 0 0 6 / r e l a t i o n s h i p s "   x m l n s : m = " h t t p : / / s c h e m a s . o p e n x m l f o r m a t s . o r g / o f f i c e D o c u m e n t / 2 0 0 6 / m a t h "   x m l n s : v = " u r n : s c h e m a s - m i c r o s o f t - c o m : v m l "   x m l n s : w p 1 4 = " h t t p : / / s c h e m a s . m i c r o s o f t . c o m / o f f i c e / w o r d / 2 0 1 0 / w o r d p r o c e s s i n g D r a w i n g "   x m l n s : w p = " h t t p : / / s c h e m a s . o p e n x m l f o r m a t s . o r g / d r a w i n g m l / 2 0 0 6 / w o r d p r o c e s s i n g D r a w i n g "   x m l n s : w 1 0 = " u r n : s c h e m a s - m i c r o s o f t - c o m : o f f i c e : w o r d "   x m l n s : w = " h t t p : / / s c h e m a s . o p e n x m l f o r m a t s . o r g / w o r d p r o c e s s i n g m l / 2 0 0 6 / m a i n "   x m l n s : w 1 4 = " h t t p : / / s c h e m a s . m i c r o s o f t . c o m / o f f i c e / w o r d / 2 0 1 0 / w o r d m l "   x m l n s : w 1 5 = " h t t p : / / s c h e m a s . m i c r o s o f t . c o m / o f f i c e / w o r d / 2 0 1 2 / w o r d m l "   x m l n s : w 1 6 c e x = " h t t p : / / s c h e m a s . m i c r o s o f t . c o m / o f f i c e / w o r d / 2 0 1 8 / w o r d m l / c e x "   x m l n s : w 1 6 c i d = " h t t p : / / s c h e m a s . m i c r o s o f t . c o m / o f f i c e / w o r d / 2 0 1 6 / w o r d m l / c i d "   x m l n s : w 1 6 = " h t t p : / / s c h e m a s . m i c r o s o f t . c o m / o f f i c e / w o r d / 2 0 1 8 / w o r d m l "   x m l n s : w 1 6 d u = " h t t p : / / s c h e m a s . m i c r o s o f t . c o m / o f f i c e / w o r d / 2 0 2 3 / w o r d m l / w o r d 1 6 d u "   x m l n s : w 1 6 s d t d h = " h t t p : / / s c h e m a s . m i c r o s o f t . c o m / o f f i c e / w o r d / 2 0 2 0 / w o r d m l / s d t d a t a h a s h "   x m l n s : w 1 6 s e = " h t t p : / / s c h e m a s . m i c r o s o f t . c o m / o f f i c e / w o r d / 2 0 1 5 / w o r d m l / s y m e x "   x m l n s : w p g = " h t t p : / / s c h e m a s . m i c r o s o f t . c o m / o f f i c e / w o r d / 2 0 1 0 / w o r d p r o c e s s i n g G r o u p "   x m l n s : w p i = " h t t p : / / s c h e m a s . m i c r o s o f t . c o m / o f f i c e / w o r d / 2 0 1 0 / w o r d p r o c e s s i n g I n k "   x m l n s : w n e = " h t t p : / / s c h e m a s . m i c r o s o f t . c o m / o f f i c e / w o r d / 2 0 0 6 / w o r d m l "   x m l n s : w p s = " h t t p : / / s c h e m a s . m i c r o s o f t . c o m / o f f i c e / w o r d / 2 0 1 0 / w o r d p r o c e s s i n g S h a p e "   m c : I g n o r a b l e = " w 1 4   w 1 5   w 1 6 s e   w 1 6 c i d   w 1 6   w 1 6 c e x   w 1 6 s d t d h   w 1 6 d u   w p 1 4 " & g t ; & l t ; w : b o d y & g t ; & l t ; w : p   w 1 4 : p a r a I d = " 7 7 3 2 1 5 D 8 "   w 1 4 : t e x t I d = " 4 9 B B 3 7 C F "   w : r s i d R = " 0 0 1 C 4 A 6 A "   w : r s i d R D e f a u l t = " 0 0 1 C 4 A 6 A " & g t ; & l t ; w : p P r & g t ; & l t ; w : s p a c i n g   w : a f t e r = " 0 "   w : l i n e = " 2 4 0 "   w : l i n e R u l e = " a u t o " / & g t ; & l t ; / w : p P r & g t ; & l t ; w : r & g t ; & l t ; w : t & g t ; V e n d o r P u r c h a s e s L C Y & l t ; / w : t & g t ; & l t ; / w : r & g t ; & l t ; / w : p & g t ; & l t ; w : s e c t P r   w : r s i d R = " 0 0 0 0 0 0 0 0 " & g t ; & l t ; w : p g S z   w : w = " 1 2 2 4 0 "   w : h = " 1 5 8 4 0 " / & g t ; & l t ; w : p g M a r   w : t o p = " 1 4 4 0 "   w : r i g h t = " 1 4 4 0 "   w : b o t t o m = " 1 4 4 0 "   w : l e f t = " 1 4 4 0 "   w : h e a d e r = " 7 2 0 "   w : f o o t e r = " 7 2 0 "   w : g u t t e r = " 0 " / & g t ; & l t ; w : c o l s   w : s p a c e = " 7 2 0 " / & g t ; & l t ; / w : s e c t P r & g t ; & l t ; / w : b o d y & g t ; & l t ; / w : d o c u m e n t & g t ; & l t ; / p k g : x m l D a t a & g t ; & l t ; / p k g : p a r t & g t ; & l t ; p k g : p a r t   p k g : n a m e = " / w o r d / _ r e l s / d o c u m e n t . x m l . r e l s "   p k g : c o n t e n t T y p e = " a p p l i c a t i o n / v n d . o p e n x m l f o r m a t s - p a c k a g e . r e l a t i o n s h i p s + x m l "   p k g : p a d d i n g = " 2 5 6 " & g t ; & l t ; p k g : x m l D a t a & g t ; & l t ; R e l a t i o n s h i p s   x m l n s = " h t t p : / / s c h e m a s . o p e n x m l f o r m a t s . o r g / p a c k a g e / 2 0 0 6 / r e l a t i o n s h i p s " & g t ; & l t ; R e l a t i o n s h i p   I d = " r I d 1 "   T y p e = " h t t p : / / s c h e m a s . o p e n x m l f o r m a t s . o r g / o f f i c e D o c u m e n t / 2 0 0 6 / r e l a t i o n s h i p s / s t y l e s "   T a r g e t = " s t y l e s . x m l " / & g t ; & l t ; / R e l a t i o n s h i p s & g t ; & l t ; / p k g : x m l D a t a & g t ; & l t ; / p k g : p a r t & g t ; & l t ; p k g : p a r t   p k g : n a m e = " / w o r d / s t y l e s . x m l "   p k g : c o n t e n t T y p e = " a p p l i c a t i o n / v n d . o p e n x m l f o r m a t s - o f f i c e d o c u m e n t . w o r d p r o c e s s i n g m l . s t y l e s + x m l " & g t ; & l t ; p k g : x m l D a t a & g t ; & l t ; w : s t y l e s   x m l n s : m c = " h t t p : / / s c h e m a s . o p e n x m l f o r m a t s . o r g / m a r k u p - c o m p a t i b i l i t y / 2 0 0 6 "   x m l n s : r = " h t t p : / / s c h e m a s . o p e n x m l f o r m a t s . o r g / o f f i c e D o c u m e n t / 2 0 0 6 / r e l a t i o n s h i p s "   x m l n s : w = " h t t p : / / s c h e m a s . o p e n x m l f o r m a t s . o r g / w o r d p r o c e s s i n g m l / 2 0 0 6 / m a i n "   x m l n s : w 1 4 = " h t t p : / / s c h e m a s . m i c r o s o f t . c o m / o f f i c e / w o r d / 2 0 1 0 / w o r d m l "   x m l n s : w 1 5 = " h t t p : / / s c h e m a s . m i c r o s o f t . c o m / o f f i c e / w o r d / 2 0 1 2 / w o r d m l "   x m l n s : w 1 6 c e x = " h t t p : / / s c h e m a s . m i c r o s o f t . c o m / o f f i c e / w o r d / 2 0 1 8 / w o r d m l / c e x "   x m l n s : w 1 6 c i d = " h t t p : / / s c h e m a s . m i c r o s o f t . c o m / o f f i c e / w o r d / 2 0 1 6 / w o r d m l / c i d "   x m l n s : w 1 6 = " h t t p : / / s c h e m a s . m i c r o s o f t . c o m / o f f i c e / w o r d / 2 0 1 8 / w o r d m l "   x m l n s : w 1 6 d u = " h t t p : / / s c h e m a s . m i c r o s o f t . c o m / o f f i c e / w o r d / 2 0 2 3 / w o r d m l / w o r d 1 6 d u "   x m l n s : w 1 6 s d t d h = " h t t p : / / s c h e m a s . m i c r o s o f t . c o m / o f f i c e / w o r d / 2 0 2 0 / w o r d m l / s d t d a t a h a s h "   x m l n s : w 1 6 s e = " h t t p : / / s c h e m a s . m i c r o s o f t . c o m / o f f i c e / w o r d / 2 0 1 5 / w o r d m l / s y m e x "   m c : I g n o r a b l e = " w 1 4   w 1 5   w 1 6 s e   w 1 6 c i d   w 1 6   w 1 6 c e x   w 1 6 s d t d h   w 1 6 d u " & g t ; & l t ; w : d o c D e f a u l t s & g t ; & l t ; w : r P r D e f a u l t & g t ; & l t ; w : r P r & g t ; & l t ; w : r F o n t s   w : a s c i i T h e m e = " m i n o r H A n s i "   w : e a s t A s i a T h e m e = " m i n o r E a s t A s i a "   w : h A n s i T h e m e = " m i n o r H A n s i "   w : c s t h e m e = " m i n o r B i d i " / & g t ; & l t ; w : k e r n   w : v a l = " 2 " / & g t ; & l t ; w : s z   w : v a l = " 2 4 " / & g t ; & l t ; w : s z C s   w : v a l = " 2 4 " / & g t ; & l t ; w : l a n g   w : v a l = " e n - U S "   w : e a s t A s i a = " e n - U S "   w : b i d i = " a r - S A " / & g t ; & l t ; w 1 4 : l i g a t u r e s   w 1 4 : v a l = " s t a n d a r d C o n t e x t u a l " / & g t ; & l t ; / w : r P r & g t ; & l t ; / w : r P r D e f a u l t & g t ; & l t ; w : p P r D e f a u l t & g t ; & l t ; w : p P r & g t ; & l t ; w : s p a c i n g   w : a f t e r = " 1 6 0 "   w : l i n e = " 2 7 8 "   w : l i n e R u l e = " a u t o " / & g t ; & l t ; / w : p P r & g t ; & l t ; / w : p P r D e f a u l t & g t ; & l t ; / w : d o c D e f a u l t s & g t ; & l t ; w : s t y l e   w : t y p e = " p a r a g r a p h "   w : d e f a u l t = " 1 "   w : s t y l e I d = " N o r m a l " & g t ; & l t ; w : n a m e   w : v a l = " N o r m a l " / & g t ; & l t ; w : q F o r m a t / & g t ; & l t ; / w : s t y l e & g t ; & l t ; w : s t y l e   w : t y p e = " c h a r a c t e r "   w : d e f a u l t = " 1 "   w : s t y l e I d = " D e f a u l t P a r a g r a p h F o n t " & g t ; & l t ; w : n a m e   w : v a l = " D e f a u l t   P a r a g r a p h   F o n t " / & g t ; & l t ; w : u i P r i o r i t y   w : v a l = " 1 " / & g t ; & l t ; w : s e m i H i d d e n / & g t ; & l t ; w : u n h i d e W h e n U s e d / & g t ; & l t ; / w : s t y l e & g t ; & l t ; w : s t y l e   w : t y p e = " t a b l e "   w : d e f a u l t = " 1 "   w : s t y l e I d = " T a b l e N o r m a l " & g t ; & l t ; w : n a m e   w : v a l = " N o r m a l   T a b l e " / & g t ; & l t ; w : u i P r i o r i t y   w : v a l = " 9 9 " / & g t ; & l t ; w : s e m i H i d d e n / & g t ; & l t ; w : u n h i d e W h e n U s e d / & g t ; & l t ; w : t b l P r & g t ; & l t ; w : t b l I n d   w : w = " 0 "   w : t y p e = " d x a " / & g t ; & l t ; w : t b l C e l l M a r & g t ; & l t ; w : t o p   w : w = " 0 "   w : t y p e = " d x a " / & g t ; & l t ; w : l e f t   w : w = " 1 0 8 "   w : t y p e = " d x a " / & g t ; & l t ; w : b o t t o m   w : w = " 0 "   w : t y p e = " d x a " / & g t ; & l t ; w : r i g h t   w : w = " 1 0 8 "   w : t y p e = " d x a " / & g t ; & l t ; / w : t b l C e l l M a r & g t ; & l t ; / w : t b l P r & g t ; & l t ; / w : s t y l e & g t ; & l t ; w : s t y l e   w : t y p e = " n u m b e r i n g "   w : d e f a u l t = " 1 "   w : s t y l e I d = " N o L i s t " & g t ; & l t ; w : n a m e   w : v a l = " N o   L i s t " / & g t ; & l t ; w : u i P r i o r i t y   w : v a l = " 9 9 " / & g t ; & l t ; w : s e m i H i d d e n / & g t ; & l t ; w : u n h i d e W h e n U s e d / & g t ; & l t ; / w : s t y l e & g t ; & l t ; / w : s t y l e s & g t ; & l t ; / p k g : x m l D a t a & g t ; & l t ; / p k g : p a r t & g t ; & l t ; p k g : p a r t   p k g : n a m e = " / d o c M e t a d a t a / L a b e l I n f o . x m l "   p k g : c o n t e n t T y p e = " a p p l i c a t i o n / v n d . m s - o f f i c e . c l a s s i f i c a t i o n l a b e l s + x m l " & g t ; & l t ; p k g : x m l D a t a & g t ; & l t ; c l b l : l a b e l L i s t   x m l n s : c l b l = " h t t p : / / s c h e m a s . m i c r o s o f t . c o m / o f f i c e / 2 0 2 0 / m i p L a b e l M e t a d a t a " & g t ; & l t ; c l b l : l a b e l   i d = " { f 4 2 a a 3 4 2 - 8 7 0 6 - 4 2 8 8 - b d 1 1 - e b b 8 5 9 9 5 0 2 8 c } "   e n a b l e d = " 1 "   m e t h o d = " S t a n d a r d "   s i t e I d = " { 7 2 f 9 8 8 b f - 8 6 f 1 - 4 1 a f - 9 1 a b - 2 d 7 c d 0 1 1 d b 4 7 } "   c o n t e n t B i t s = " 0 "   r e m o v e d = " 0 " / & g t ; & l t ; / c l b l : l a b e l L i s t & g t ; & l t ; / p k g : x m l D a t a & g t ; & l t ; / p k g : p a r t & g t ; & l t ; / p k g : p a c k a g e & g t ; + 
+ < / V e n d o r P u r c h a s e s L C Y > + 
+         < / V e n d o r > + 
+     < / C o u n t r y R e g i o n > + 
+ < / N a v W o r d R e p o r t X m l P a r t > 
 </file>
 
 <file path=docMetadata/LabelInfo.xml><?xml version="1.0" encoding="utf-8"?>

--- a/Base Application/Local/Finance/FinancialReports/DeniedVendorsList.Docx
+++ b/Base Application/Local/Finance/FinancialReports/DeniedVendorsList.Docx
@@ -2059,221 +2059,117 @@
 </a:theme>
 </file>
 
-<file path=customXml/item2.xml>��< ? x m l   v e r s i o n = " 1 . 0 "   e n c o d i n g = " u t f - 1 6 " ? > - 
- < N a v W o r d R e p o r t X m l P a r t   x m l n s = " u r n : m i c r o s o f t - d y n a m i c s - n a v / r e p o r t s / D e n i e d _ V e n d o r s _ L i s t / 1 2 1 1 1 / " > - 
-     < B C R e p o r t I n f o r m a t i o n   x m l n s = " " > - 
-         < R e p o r t M e t a d a t a > - 
-             < E x t e n s i o n I D > E x t e n s i o n   I D < / E x t e n s i o n I D > - 
-             < E x t e n s i o n N a m e > E x t e n s i o n   n a m e < / E x t e n s i o n N a m e > - 
-             < E x t e n s i o n P u b l i s h e r > E x t e n s i o n   p u b l i s h e r < / E x t e n s i o n P u b l i s h e r > - 
-             < E x t e n s i o n V e r s i o n > E x t e n s i o n   v e r s i o n < / E x t e n s i o n V e r s i o n > - 
-             < R e p o r t I D > R e p o r t   I D < / R e p o r t I D > - 
-             < R e p o r t N a m e > R e p o r t   n a m e < / R e p o r t N a m e > - 
-             < A b o u t T h i s R e p o r t T i t l e > A b o u t   T h i s   R e p o r t   T i t l e < / A b o u t T h i s R e p o r t T i t l e > - 
-             < A b o u t T h i s R e p o r t T e x t > A b o u t   T h i s   R e p o r t   T e x t < / A b o u t T h i s R e p o r t T e x t > - 
-             < R e p o r t H e l p L i n k > R e p o r t   H e l p   L i n k < / R e p o r t H e l p L i n k > - 
-         < / R e p o r t M e t a d a t a > - 
-         < R e p o r t R e q u e s t > - 
-             < T e n a n t E n t r a I d > T e n a n t   E n t r a   I d < / T e n a n t E n t r a I d > - 
-             < E n v i r o n m e n t N a m e > E n v i r o n m e n t   n a m e < / E n v i r o n m e n t N a m e > - 
-             < E n v i r o n m e n t T y p e > E n v i r o n m e n t   t y p e < / E n v i r o n m e n t T y p e > - 
-             < C o m p a n y N a m e > C o m p a n y   n a m e < / C o m p a n y N a m e > - 
-             < C o m p a n y I d > C o m p a n y   I d < / C o m p a n y I d > - 
-             < U s e r N a m e > U s e r   n a m e < / U s e r N a m e > - 
-             < D a t e A n d T i m e > D a t e   a n d   t i m e < / D a t e A n d T i m e > - 
-             < L a n g u a g e > L a n g u a g e < / L a n g u a g e > - 
-             < F o r m a t R e g i o n > F o r m a t   R e g i o n < / F o r m a t R e g i o n > - 
-             < D a t e T i m e V a l u e s > - 
-                 < Y e a r > Y e a r < / Y e a r > - 
-                 < M o n t h N u m b e r > M o n t h   n u m b e r < / M o n t h N u m b e r > - 
-                 < D a y N u m b e r > D a y   n u m b e r < / D a y N u m b e r > - 
-                 < H o u r > H o u r < / H o u r > - 
-                 < M i n u t e > M i n u t e < / M i n u t e > - 
-             < / D a t e T i m e V a l u e s > - 
-         < / R e p o r t R e q u e s t > - 
-     < / B C R e p o r t I n f o r m a t i o n > - 
-     < L a b e l s > - 
-         < V e n d o r A d d r e s s C a p t i o n > & l t ; ? x m l   v e r s i o n = " 1 . 0 "   s t a n d a l o n e = " y e s " ? & g t ; - 
- & l t ; ? m s o - a p p l i c a t i o n   p r o g i d = " W o r d . D o c u m e n t " ? & g t ; - 
- & l t ; p k g : p a c k a g e   x m l n s : p k g = " h t t p : / / s c h e m a s . m i c r o s o f t . c o m / o f f i c e / 2 0 0 6 / x m l P a c k a g e " & g t ; & l t ; p k g : p a r t   p k g : n a m e = " / _ r e l s / . r e l s "   p k g : c o n t e n t T y p e = " a p p l i c a t i o n / v n d . o p e n x m l f o r m a t s - p a c k a g e . r e l a t i o n s h i p s + x m l "   p k g : p a d d i n g = " 5 1 2 " & g t ; & l t ; p k g : x m l D a t a & g t ; & l t ; R e l a t i o n s h i p s   x m l n s = " h t t p : / / s c h e m a s . o p e n x m l f o r m a t s . o r g / p a c k a g e / 2 0 0 6 / r e l a t i o n s h i p s " & g t ; & l t ; R e l a t i o n s h i p   I d = " r I d 2 "   T y p e = " h t t p : / / s c h e m a s . m i c r o s o f t . c o m / o f f i c e / 2 0 2 0 / 0 2 / r e l a t i o n s h i p s / c l a s s i f i c a t i o n l a b e l s "   T a r g e t = " d o c M e t a d a t a / L a b e l I n f o . x m l " / & g t ; & l t ; R e l a t i o n s h i p   I d = " r I d 1 "   T y p e = " h t t p : / / s c h e m a s . o p e n x m l f o r m a t s . o r g / o f f i c e D o c u m e n t / 2 0 0 6 / r e l a t i o n s h i p s / o f f i c e D o c u m e n t "   T a r g e t = " w o r d / d o c u m e n t . x m l " / & g t ; & l t ; / R e l a t i o n s h i p s & g t ; & l t ; / p k g : x m l D a t a & g t ; & l t ; / p k g : p a r t & g t ; & l t ; p k g : p a r t   p k g : n a m e = " / w o r d / d o c u m e n t . x m l "   p k g : c o n t e n t T y p e = " a p p l i c a t i o n / v n d . o p e n x m l f o r m a t s - o f f i c e d o c u m e n t . w o r d p r o c e s s i n g m l . d o c u m e n t . m a i n + x m l " & g t ; & l t ; p k g : x m l D a t a & g t ; & l t ; w : d o c u m e n t   x m l n s : w p c = " h t t p : / / s c h e m a s . m i c r o s o f t . c o m / o f f i c e / w o r d / 2 0 1 0 / w o r d p r o c e s s i n g C a n v a s "   x m l n s : c x = " h t t p : / / s c h e m a s . m i c r o s o f t . c o m / o f f i c e / d r a w i n g / 2 0 1 4 / c h a r t e x "   x m l n s : c x 1 = " h t t p : / / s c h e m a s . m i c r o s o f t . c o m / o f f i c e / d r a w i n g / 2 0 1 5 / 9 / 8 / c h a r t e x "   x m l n s : c x 2 = " h t t p : / / s c h e m a s . m i c r o s o f t . c o m / o f f i c e / d r a w i n g / 2 0 1 5 / 1 0 / 2 1 / c h a r t e x "   x m l n s : c x 3 = " h t t p : / / s c h e m a s . m i c r o s o f t . c o m / o f f i c e / d r a w i n g / 2 0 1 6 / 5 / 9 / c h a r t e x "   x m l n s : c x 4 = " h t t p : / / s c h e m a s . m i c r o s o f t . c o m / o f f i c e / d r a w i n g / 2 0 1 6 / 5 / 1 0 / c h a r t e x "   x m l n s : c x 5 = " h t t p : / / s c h e m a s . m i c r o s o f t . c o m / o f f i c e / d r a w i n g / 2 0 1 6 / 5 / 1 1 / c h a r t e x "   x m l n s : c x 6 = " h t t p : / / s c h e m a s . m i c r o s o f t . c o m / o f f i c e / d r a w i n g / 2 0 1 6 / 5 / 1 2 / c h a r t e x "   x m l n s : c x 7 = " h t t p : / / s c h e m a s . m i c r o s o f t . c o m / o f f i c e / d r a w i n g / 2 0 1 6 / 5 / 1 3 / c h a r t e x "   x m l n s : c x 8 = " h t t p : / / s c h e m a s . m i c r o s o f t . c o m / o f f i c e / d r a w i n g / 2 0 1 6 / 5 / 1 4 / c h a r t e x "   x m l n s : m c = " h t t p : / / s c h e m a s . o p e n x m l f o r m a t s . o r g / m a r k u p - c o m p a t i b i l i t y / 2 0 0 6 "   x m l n s : a i n k = " h t t p : / / s c h e m a s . m i c r o s o f t . c o m / o f f i c e / d r a w i n g / 2 0 1 6 / i n k "   x m l n s : a m 3 d = " h t t p : / / s c h e m a s . m i c r o s o f t . c o m / o f f i c e / d r a w i n g / 2 0 1 7 / m o d e l 3 d "   x m l n s : o = " u r n : s c h e m a s - m i c r o s o f t - c o m : o f f i c e : o f f i c e "   x m l n s : o e l = " h t t p : / / s c h e m a s . m i c r o s o f t . c o m / o f f i c e / 2 0 1 9 / e x t l s t "   x m l n s : r = " h t t p : / / s c h e m a s . o p e n x m l f o r m a t s . o r g / o f f i c e D o c u m e n t / 2 0 0 6 / r e l a t i o n s h i p s "   x m l n s : m = " h t t p : / / s c h e m a s . o p e n x m l f o r m a t s . o r g / o f f i c e D o c u m e n t / 2 0 0 6 / m a t h "   x m l n s : v = " u r n : s c h e m a s - m i c r o s o f t - c o m : v m l "   x m l n s : w p 1 4 = " h t t p : / / s c h e m a s . m i c r o s o f t . c o m / o f f i c e / w o r d / 2 0 1 0 / w o r d p r o c e s s i n g D r a w i n g "   x m l n s : w p = " h t t p : / / s c h e m a s . o p e n x m l f o r m a t s . o r g / d r a w i n g m l / 2 0 0 6 / w o r d p r o c e s s i n g D r a w i n g "   x m l n s : w 1 0 = " u r n : s c h e m a s - m i c r o s o f t - c o m : o f f i c e : w o r d "   x m l n s : w = " h t t p : / / s c h e m a s . o p e n x m l f o r m a t s . o r g / w o r d p r o c e s s i n g m l / 2 0 0 6 / m a i n "   x m l n s : w 1 4 = " h t t p : / / s c h e m a s . m i c r o s o f t . c o m / o f f i c e / w o r d / 2 0 1 0 / w o r d m l "   x m l n s : w 1 5 = " h t t p : / / s c h e m a s . m i c r o s o f t . c o m / o f f i c e / w o r d / 2 0 1 2 / w o r d m l "   x m l n s : w 1 6 c e x = " h t t p : / / s c h e m a s . m i c r o s o f t . c o m / o f f i c e / w o r d / 2 0 1 8 / w o r d m l / c e x "   x m l n s : w 1 6 c i d = " h t t p : / / s c h e m a s . m i c r o s o f t . c o m / o f f i c e / w o r d / 2 0 1 6 / w o r d m l / c i d "   x m l n s : w 1 6 = " h t t p : / / s c h e m a s . m i c r o s o f t . c o m / o f f i c e / w o r d / 2 0 1 8 / w o r d m l "   x m l n s : w 1 6 d u = " h t t p : / / s c h e m a s . m i c r o s o f t . c o m / o f f i c e / w o r d / 2 0 2 3 / w o r d m l / w o r d 1 6 d u "   x m l n s : w 1 6 s d t d h = " h t t p : / / s c h e m a s . m i c r o s o f t . c o m / o f f i c e / w o r d / 2 0 2 0 / w o r d m l / s d t d a t a h a s h "   x m l n s : w 1 6 s e = " h t t p : / / s c h e m a s . m i c r o s o f t . c o m / o f f i c e / w o r d / 2 0 1 5 / w o r d m l / s y m e x "   x m l n s : w p g = " h t t p : / / s c h e m a s . m i c r o s o f t . c o m / o f f i c e / w o r d / 2 0 1 0 / w o r d p r o c e s s i n g G r o u p "   x m l n s : w p i = " h t t p : / / s c h e m a s . m i c r o s o f t . c o m / o f f i c e / w o r d / 2 0 1 0 / w o r d p r o c e s s i n g I n k "   x m l n s : w n e = " h t t p : / / s c h e m a s . m i c r o s o f t . c o m / o f f i c e / w o r d / 2 0 0 6 / w o r d m l "   x m l n s : w p s = " h t t p : / / s c h e m a s . m i c r o s o f t . c o m / o f f i c e / w o r d / 2 0 1 0 / w o r d p r o c e s s i n g S h a p e "   m c : I g n o r a b l e = " w 1 4   w 1 5   w 1 6 s e   w 1 6 c i d   w 1 6   w 1 6 c e x   w 1 6 s d t d h   w 1 6 d u   w p 1 4 " & g t ; & l t ; w : b o d y & g t ; & l t ; w : p   w 1 4 : p a r a I d = " 2 6 A F 4 B 2 7 "   w 1 4 : t e x t I d = " 2 D C 9 C 6 1 A "   w : r s i d R = " 0 0 0 8 0 7 8 D "   w : r s i d R D e f a u l t = " 0 0 0 8 0 7 8 D " & g t ; & l t ; w : p P r & g t ; & l t ; w : s p a c i n g   w : b e f o r e = " 4 0 "   w : a f t e r = " 0 "   w : l i n e = " 2 4 0 "   w : l i n e R u l e = " a u t o " / & g t ; & l t ; / w : p P r & g t ; & l t ; w : r & g t ; & l t ; w : t & g t ; V e n d o r A d d r e s s C a p t i o n & l t ; / w : t & g t ; & l t ; / w : r & g t ; & l t ; / w : p & g t ; & l t ; w : s e c t P r   w : r s i d R = " 0 0 0 0 0 0 0 0 " & g t ; & l t ; w : p g S z   w : w = " 1 2 2 4 0 "   w : h = " 1 5 8 4 0 " / & g t ; & l t ; w : p g M a r   w : t o p = " 1 4 4 0 "   w : r i g h t = " 1 4 4 0 "   w : b o t t o m = " 1 4 4 0 "   w : l e f t = " 1 4 4 0 "   w : h e a d e r = " 7 2 0 "   w : f o o t e r = " 7 2 0 "   w : g u t t e r = " 0 " / & g t ; & l t ; w : c o l s   w : s p a c e = " 7 2 0 " / & g t ; & l t ; / w : s e c t P r & g t ; & l t ; / w : b o d y & g t ; & l t ; / w : d o c u m e n t & g t ; & l t ; / p k g : x m l D a t a & g t ; & l t ; / p k g : p a r t & g t ; & l t ; p k g : p a r t   p k g : n a m e = " / w o r d / _ r e l s / d o c u m e n t . x m l . r e l s "   p k g : c o n t e n t T y p e = " a p p l i c a t i o n / v n d . o p e n x m l f o r m a t s - p a c k a g e . r e l a t i o n s h i p s + x m l "   p k g : p a d d i n g = " 2 5 6 " & g t ; & l t ; p k g : x m l D a t a & g t ; & l t ; R e l a t i o n s h i p s   x m l n s = " h t t p : / / s c h e m a s . o p e n x m l f o r m a t s . o r g / p a c k a g e / 2 0 0 6 / r e l a t i o n s h i p s " & g t ; & l t ; R e l a t i o n s h i p   I d = " r I d 1 "   T y p e = " h t t p : / / s c h e m a s . o p e n x m l f o r m a t s . o r g / o f f i c e D o c u m e n t / 2 0 0 6 / r e l a t i o n s h i p s / s t y l e s "   T a r g e t = " s t y l e s . x m l " / & g t ; & l t ; / R e l a t i o n s h i p s & g t ; & l t ; / p k g : x m l D a t a & g t ; & l t ; / p k g : p a r t & g t ; & l t ; p k g : p a r t   p k g : n a m e = " / w o r d / s t y l e s . x m l "   p k g : c o n t e n t T y p e = " a p p l i c a t i o n / v n d . o p e n x m l f o r m a t s - o f f i c e d o c u m e n t . w o r d p r o c e s s i n g m l . s t y l e s + x m l " & g t ; & l t ; p k g : x m l D a t a & g t ; & l t ; w : s t y l e s   x m l n s : m c = " h t t p : / / s c h e m a s . o p e n x m l f o r m a t s . o r g / m a r k u p - c o m p a t i b i l i t y / 2 0 0 6 "   x m l n s : r = " h t t p : / / s c h e m a s . o p e n x m l f o r m a t s . o r g / o f f i c e D o c u m e n t / 2 0 0 6 / r e l a t i o n s h i p s "   x m l n s : w = " h t t p : / / s c h e m a s . o p e n x m l f o r m a t s . o r g / w o r d p r o c e s s i n g m l / 2 0 0 6 / m a i n "   x m l n s : w 1 4 = " h t t p : / / s c h e m a s . m i c r o s o f t . c o m / o f f i c e / w o r d / 2 0 1 0 / w o r d m l "   x m l n s : w 1 5 = " h t t p : / / s c h e m a s . m i c r o s o f t . c o m / o f f i c e / w o r d / 2 0 1 2 / w o r d m l "   x m l n s : w 1 6 c e x = " h t t p : / / s c h e m a s . m i c r o s o f t . c o m / o f f i c e / w o r d / 2 0 1 8 / w o r d m l / c e x "   x m l n s : w 1 6 c i d = " h t t p : / / s c h e m a s . m i c r o s o f t . c o m / o f f i c e / w o r d / 2 0 1 6 / w o r d m l / c i d "   x m l n s : w 1 6 = " h t t p : / / s c h e m a s . m i c r o s o f t . c o m / o f f i c e / w o r d / 2 0 1 8 / w o r d m l "   x m l n s : w 1 6 d u = " h t t p : / / s c h e m a s . m i c r o s o f t . c o m / o f f i c e / w o r d / 2 0 2 3 / w o r d m l / w o r d 1 6 d u "   x m l n s : w 1 6 s d t d h = " h t t p : / / s c h e m a s . m i c r o s o f t . c o m / o f f i c e / w o r d / 2 0 2 0 / w o r d m l / s d t d a t a h a s h "   x m l n s : w 1 6 s e = " h t t p : / / s c h e m a s . m i c r o s o f t . c o m / o f f i c e / w o r d / 2 0 1 5 / w o r d m l / s y m e x "   m c : I g n o r a b l e = " w 1 4   w 1 5   w 1 6 s e   w 1 6 c i d   w 1 6   w 1 6 c e x   w 1 6 s d t d h   w 1 6 d u " & g t ; & l t ; w : d o c D e f a u l t s & g t ; & l t ; w : r P r D e f a u l t & g t ; & l t ; w : r P r & g t ; & l t ; w : r F o n t s   w : a s c i i T h e m e = " m i n o r H A n s i "   w : e a s t A s i a T h e m e = " m i n o r E a s t A s i a "   w : h A n s i T h e m e = " m i n o r H A n s i "   w : c s t h e m e = " m i n o r B i d i " / & g t ; & l t ; w : k e r n   w : v a l = " 2 " / & g t ; & l t ; w : s z   w : v a l = " 2 4 " / & g t ; & l t ; w : s z C s   w : v a l = " 2 4 " / & g t ; & l t ; w : l a n g   w : v a l = " e n - U S "   w : e a s t A s i a = " e n - U S "   w : b i d i = " a r - S A " / & g t ; & l t ; w 1 4 : l i g a t u r e s   w 1 4 : v a l = " s t a n d a r d C o n t e x t u a l " / & g t ; & l t ; / w : r P r & g t ; & l t ; / w : r P r D e f a u l t & g t ; & l t ; w : p P r D e f a u l t & g t ; & l t ; w : p P r & g t ; & l t ; w : s p a c i n g   w : a f t e r = " 1 6 0 "   w : l i n e = " 2 7 8 "   w : l i n e R u l e = " a u t o " / & g t ; & l t ; / w : p P r & g t ; & l t ; / w : p P r D e f a u l t & g t ; & l t ; / w : d o c D e f a u l t s & g t ; & l t ; w : s t y l e   w : t y p e = " p a r a g r a p h "   w : d e f a u l t = " 1 "   w : s t y l e I d = " N o r m a l " & g t ; & l t ; w : n a m e   w : v a l = " N o r m a l " / & g t ; & l t ; w : q F o r m a t / & g t ; & l t ; / w : s t y l e & g t ; & l t ; w : s t y l e   w : t y p e = " c h a r a c t e r "   w : d e f a u l t = " 1 "   w : s t y l e I d = " D e f a u l t P a r a g r a p h F o n t " & g t ; & l t ; w : n a m e   w : v a l = " D e f a u l t   P a r a g r a p h   F o n t " / & g t ; & l t ; w : u i P r i o r i t y   w : v a l = " 1 " / & g t ; & l t ; w : s e m i H i d d e n / & g t ; & l t ; w : u n h i d e W h e n U s e d / & g t ; & l t ; / w : s t y l e & g t ; & l t ; w : s t y l e   w : t y p e = " t a b l e "   w : d e f a u l t = " 1 "   w : s t y l e I d = " T a b l e N o r m a l " & g t ; & l t ; w : n a m e   w : v a l = " N o r m a l   T a b l e " / & g t ; & l t ; w : u i P r i o r i t y   w : v a l = " 9 9 " / & g t ; & l t ; w : s e m i H i d d e n / & g t ; & l t ; w : u n h i d e W h e n U s e d / & g t ; & l t ; w : t b l P r & g t ; & l t ; w : t b l I n d   w : w = " 0 "   w : t y p e = " d x a " / & g t ; & l t ; w : t b l C e l l M a r & g t ; & l t ; w : t o p   w : w = " 0 "   w : t y p e = " d x a " / & g t ; & l t ; w : l e f t   w : w = " 1 0 8 "   w : t y p e = " d x a " / & g t ; & l t ; w : b o t t o m   w : w = " 0 "   w : t y p e = " d x a " / & g t ; & l t ; w : r i g h t   w : w = " 1 0 8 "   w : t y p e = " d x a " / & g t ; & l t ; / w : t b l C e l l M a r & g t ; & l t ; / w : t b l P r & g t ; & l t ; / w : s t y l e & g t ; & l t ; w : s t y l e   w : t y p e = " n u m b e r i n g "   w : d e f a u l t = " 1 "   w : s t y l e I d = " N o L i s t " & g t ; & l t ; w : n a m e   w : v a l = " N o   L i s t " / & g t ; & l t ; w : u i P r i o r i t y   w : v a l = " 9 9 " / & g t ; & l t ; w : s e m i H i d d e n / & g t ; & l t ; w : u n h i d e W h e n U s e d / & g t ; & l t ; / w : s t y l e & g t ; & l t ; / w : s t y l e s & g t ; & l t ; / p k g : x m l D a t a & g t ; & l t ; / p k g : p a r t & g t ; & l t ; p k g : p a r t   p k g : n a m e = " / d o c M e t a d a t a / L a b e l I n f o . x m l "   p k g : c o n t e n t T y p e = " a p p l i c a t i o n / v n d . m s - o f f i c e . c l a s s i f i c a t i o n l a b e l s + x m l " & g t ; & l t ; p k g : x m l D a t a & g t ; & l t ; c l b l : l a b e l L i s t   x m l n s : c l b l = " h t t p : / / s c h e m a s . m i c r o s o f t . c o m / o f f i c e / 2 0 2 0 / m i p L a b e l M e t a d a t a " & g t ; & l t ; c l b l : l a b e l   i d = " { f 4 2 a a 3 4 2 - 8 7 0 6 - 4 2 8 8 - b d 1 1 - e b b 8 5 9 9 5 0 2 8 c } "   e n a b l e d = " 1 "   m e t h o d = " S t a n d a r d "   s i t e I d = " { 7 2 f 9 8 8 b f - 8 6 f 1 - 4 1 a f - 9 1 a b - 2 d 7 c d 0 1 1 d b 4 7 } "   c o n t e n t B i t s = " 0 "   r e m o v e d = " 0 " / & g t ; & l t ; / c l b l : l a b e l L i s t & g t ; & l t ; / p k g : x m l D a t a & g t ; & l t ; / p k g : p a r t & g t ; & l t ; / p k g : p a c k a g e & g t ; - 
- < / V e n d o r A d d r e s s C a p t i o n > - 
-         < V e n d o r B a l a n c e L C Y C a p t i o n > & l t ; ? x m l   v e r s i o n = " 1 . 0 "   s t a n d a l o n e = " y e s " ? & g t ; - 
- & l t ; ? m s o - a p p l i c a t i o n   p r o g i d = " W o r d . D o c u m e n t " ? & g t ; - 
- & l t ; p k g : p a c k a g e   x m l n s : p k g = " h t t p : / / s c h e m a s . m i c r o s o f t . c o m / o f f i c e / 2 0 0 6 / x m l P a c k a g e " & g t ; & l t ; p k g : p a r t   p k g : n a m e = " / _ r e l s / . r e l s "   p k g : c o n t e n t T y p e = " a p p l i c a t i o n / v n d . o p e n x m l f o r m a t s - p a c k a g e . r e l a t i o n s h i p s + x m l "   p k g : p a d d i n g = " 5 1 2 " & g t ; & l t ; p k g : x m l D a t a & g t ; & l t ; R e l a t i o n s h i p s   x m l n s = " h t t p : / / s c h e m a s . o p e n x m l f o r m a t s . o r g / p a c k a g e / 2 0 0 6 / r e l a t i o n s h i p s " & g t ; & l t ; R e l a t i o n s h i p   I d = " r I d 2 "   T y p e = " h t t p : / / s c h e m a s . m i c r o s o f t . c o m / o f f i c e / 2 0 2 0 / 0 2 / r e l a t i o n s h i p s / c l a s s i f i c a t i o n l a b e l s "   T a r g e t = " d o c M e t a d a t a / L a b e l I n f o . x m l " / & g t ; & l t ; R e l a t i o n s h i p   I d = " r I d 1 "   T y p e = " h t t p : / / s c h e m a s . o p e n x m l f o r m a t s . o r g / o f f i c e D o c u m e n t / 2 0 0 6 / r e l a t i o n s h i p s / o f f i c e D o c u m e n t "   T a r g e t = " w o r d / d o c u m e n t . x m l " / & g t ; & l t ; / R e l a t i o n s h i p s & g t ; & l t ; / p k g : x m l D a t a & g t ; & l t ; / p k g : p a r t & g t ; & l t ; p k g : p a r t   p k g : n a m e = " / w o r d / d o c u m e n t . x m l "   p k g : c o n t e n t T y p e = " a p p l i c a t i o n / v n d . o p e n x m l f o r m a t s - o f f i c e d o c u m e n t . w o r d p r o c e s s i n g m l . d o c u m e n t . m a i n + x m l " & g t ; & l t ; p k g : x m l D a t a & g t ; & l t ; w : d o c u m e n t   x m l n s : w p c = " h t t p : / / s c h e m a s . m i c r o s o f t . c o m / o f f i c e / w o r d / 2 0 1 0 / w o r d p r o c e s s i n g C a n v a s "   x m l n s : c x = " h t t p : / / s c h e m a s . m i c r o s o f t . c o m / o f f i c e / d r a w i n g / 2 0 1 4 / c h a r t e x "   x m l n s : c x 1 = " h t t p : / / s c h e m a s . m i c r o s o f t . c o m / o f f i c e / d r a w i n g / 2 0 1 5 / 9 / 8 / c h a r t e x "   x m l n s : c x 2 = " h t t p : / / s c h e m a s . m i c r o s o f t . c o m / o f f i c e / d r a w i n g / 2 0 1 5 / 1 0 / 2 1 / c h a r t e x "   x m l n s : c x 3 = " h t t p : / / s c h e m a s . m i c r o s o f t . c o m / o f f i c e / d r a w i n g / 2 0 1 6 / 5 / 9 / c h a r t e x "   x m l n s : c x 4 = " h t t p : / / s c h e m a s . m i c r o s o f t . c o m / o f f i c e / d r a w i n g / 2 0 1 6 / 5 / 1 0 / c h a r t e x "   x m l n s : c x 5 = " h t t p : / / s c h e m a s . m i c r o s o f t . c o m / o f f i c e / d r a w i n g / 2 0 1 6 / 5 / 1 1 / c h a r t e x "   x m l n s : c x 6 = " h t t p : / / s c h e m a s . m i c r o s o f t . c o m / o f f i c e / d r a w i n g / 2 0 1 6 / 5 / 1 2 / c h a r t e x "   x m l n s : c x 7 = " h t t p : / / s c h e m a s . m i c r o s o f t . c o m / o f f i c e / d r a w i n g / 2 0 1 6 / 5 / 1 3 / c h a r t e x "   x m l n s : c x 8 = " h t t p : / / s c h e m a s . m i c r o s o f t . c o m / o f f i c e / d r a w i n g / 2 0 1 6 / 5 / 1 4 / c h a r t e x "   x m l n s : m c = " h t t p : / / s c h e m a s . o p e n x m l f o r m a t s . o r g / m a r k u p - c o m p a t i b i l i t y / 2 0 0 6 "   x m l n s : a i n k = " h t t p : / / s c h e m a s . m i c r o s o f t . c o m / o f f i c e / d r a w i n g / 2 0 1 6 / i n k "   x m l n s : a m 3 d = " h t t p : / / s c h e m a s . m i c r o s o f t . c o m / o f f i c e / d r a w i n g / 2 0 1 7 / m o d e l 3 d "   x m l n s : o = " u r n : s c h e m a s - m i c r o s o f t - c o m : o f f i c e : o f f i c e "   x m l n s : o e l = " h t t p : / / s c h e m a s . m i c r o s o f t . c o m / o f f i c e / 2 0 1 9 / e x t l s t "   x m l n s : r = " h t t p : / / s c h e m a s . o p e n x m l f o r m a t s . o r g / o f f i c e D o c u m e n t / 2 0 0 6 / r e l a t i o n s h i p s "   x m l n s : m = " h t t p : / / s c h e m a s . o p e n x m l f o r m a t s . o r g / o f f i c e D o c u m e n t / 2 0 0 6 / m a t h "   x m l n s : v = " u r n : s c h e m a s - m i c r o s o f t - c o m : v m l "   x m l n s : w p 1 4 = " h t t p : / / s c h e m a s . m i c r o s o f t . c o m / o f f i c e / w o r d / 2 0 1 0 / w o r d p r o c e s s i n g D r a w i n g "   x m l n s : w p = " h t t p : / / s c h e m a s . o p e n x m l f o r m a t s . o r g / d r a w i n g m l / 2 0 0 6 / w o r d p r o c e s s i n g D r a w i n g "   x m l n s : w 1 0 = " u r n : s c h e m a s - m i c r o s o f t - c o m : o f f i c e : w o r d "   x m l n s : w = " h t t p : / / s c h e m a s . o p e n x m l f o r m a t s . o r g / w o r d p r o c e s s i n g m l / 2 0 0 6 / m a i n "   x m l n s : w 1 4 = " h t t p : / / s c h e m a s . m i c r o s o f t . c o m / o f f i c e / w o r d / 2 0 1 0 / w o r d m l "   x m l n s : w 1 5 = " h t t p : / / s c h e m a s . m i c r o s o f t . c o m / o f f i c e / w o r d / 2 0 1 2 / w o r d m l "   x m l n s : w 1 6 c e x = " h t t p : / / s c h e m a s . m i c r o s o f t . c o m / o f f i c e / w o r d / 2 0 1 8 / w o r d m l / c e x "   x m l n s : w 1 6 c i d = " h t t p : / / s c h e m a s . m i c r o s o f t . c o m / o f f i c e / w o r d / 2 0 1 6 / w o r d m l / c i d "   x m l n s : w 1 6 = " h t t p : / / s c h e m a s . m i c r o s o f t . c o m / o f f i c e / w o r d / 2 0 1 8 / w o r d m l "   x m l n s : w 1 6 d u = " h t t p : / / s c h e m a s . m i c r o s o f t . c o m / o f f i c e / w o r d / 2 0 2 3 / w o r d m l / w o r d 1 6 d u "   x m l n s : w 1 6 s d t d h = " h t t p : / / s c h e m a s . m i c r o s o f t . c o m / o f f i c e / w o r d / 2 0 2 0 / w o r d m l / s d t d a t a h a s h "   x m l n s : w 1 6 s e = " h t t p : / / s c h e m a s . m i c r o s o f t . c o m / o f f i c e / w o r d / 2 0 1 5 / w o r d m l / s y m e x "   x m l n s : w p g = " h t t p : / / s c h e m a s . m i c r o s o f t . c o m / o f f i c e / w o r d / 2 0 1 0 / w o r d p r o c e s s i n g G r o u p "   x m l n s : w p i = " h t t p : / / s c h e m a s . m i c r o s o f t . c o m / o f f i c e / w o r d / 2 0 1 0 / w o r d p r o c e s s i n g I n k "   x m l n s : w n e = " h t t p : / / s c h e m a s . m i c r o s o f t . c o m / o f f i c e / w o r d / 2 0 0 6 / w o r d m l "   x m l n s : w p s = " h t t p : / / s c h e m a s . m i c r o s o f t . c o m / o f f i c e / w o r d / 2 0 1 0 / w o r d p r o c e s s i n g S h a p e "   m c : I g n o r a b l e = " w 1 4   w 1 5   w 1 6 s e   w 1 6 c i d   w 1 6   w 1 6 c e x   w 1 6 s d t d h   w 1 6 d u   w p 1 4 " & g t ; & l t ; w : b o d y & g t ; & l t ; w : p   w 1 4 : p a r a I d = " 6 0 B 3 C 9 6 1 "   w 1 4 : t e x t I d = " 1 E 0 F 0 A 5 7 "   w : r s i d R = " 0 0 9 E 7 D 5 3 "   w : r s i d R D e f a u l t = " 0 0 9 E 7 D 5 3 " & g t ; & l t ; w : p P r & g t ; & l t ; w : s p a c i n g   w : b e f o r e = " 4 0 "   w : a f t e r = " 0 "   w : l i n e = " 2 4 0 "   w : l i n e R u l e = " a u t o " / & g t ; & l t ; / w : p P r & g t ; & l t ; w : r & g t ; & l t ; w : t & g t ; V e n d o r B a l a n c e L C Y C a p t i o n & l t ; / w : t & g t ; & l t ; / w : r & g t ; & l t ; / w : p & g t ; & l t ; w : s e c t P r   w : r s i d R = " 0 0 0 0 0 0 0 0 " & g t ; & l t ; w : p g S z   w : w = " 1 2 2 4 0 "   w : h = " 1 5 8 4 0 " / & g t ; & l t ; w : p g M a r   w : t o p = " 1 4 4 0 "   w : r i g h t = " 1 4 4 0 "   w : b o t t o m = " 1 4 4 0 "   w : l e f t = " 1 4 4 0 "   w : h e a d e r = " 7 2 0 "   w : f o o t e r = " 7 2 0 "   w : g u t t e r = " 0 " / & g t ; & l t ; w : c o l s   w : s p a c e = " 7 2 0 " / & g t ; & l t ; / w : s e c t P r & g t ; & l t ; / w : b o d y & g t ; & l t ; / w : d o c u m e n t & g t ; & l t ; / p k g : x m l D a t a & g t ; & l t ; / p k g : p a r t & g t ; & l t ; p k g : p a r t   p k g : n a m e = " / w o r d / _ r e l s / d o c u m e n t . x m l . r e l s "   p k g : c o n t e n t T y p e = " a p p l i c a t i o n / v n d . o p e n x m l f o r m a t s - p a c k a g e . r e l a t i o n s h i p s + x m l "   p k g : p a d d i n g = " 2 5 6 " & g t ; & l t ; p k g : x m l D a t a & g t ; & l t ; R e l a t i o n s h i p s   x m l n s = " h t t p : / / s c h e m a s . o p e n x m l f o r m a t s . o r g / p a c k a g e / 2 0 0 6 / r e l a t i o n s h i p s " & g t ; & l t ; R e l a t i o n s h i p   I d = " r I d 1 "   T y p e = " h t t p : / / s c h e m a s . o p e n x m l f o r m a t s . o r g / o f f i c e D o c u m e n t / 2 0 0 6 / r e l a t i o n s h i p s / s t y l e s "   T a r g e t = " s t y l e s . x m l " / & g t ; & l t ; / R e l a t i o n s h i p s & g t ; & l t ; / p k g : x m l D a t a & g t ; & l t ; / p k g : p a r t & g t ; & l t ; p k g : p a r t   p k g : n a m e = " / w o r d / s t y l e s . x m l "   p k g : c o n t e n t T y p e = " a p p l i c a t i o n / v n d . o p e n x m l f o r m a t s - o f f i c e d o c u m e n t . w o r d p r o c e s s i n g m l . s t y l e s + x m l " & g t ; & l t ; p k g : x m l D a t a & g t ; & l t ; w : s t y l e s   x m l n s : m c = " h t t p : / / s c h e m a s . o p e n x m l f o r m a t s . o r g / m a r k u p - c o m p a t i b i l i t y / 2 0 0 6 "   x m l n s : r = " h t t p : / / s c h e m a s . o p e n x m l f o r m a t s . o r g / o f f i c e D o c u m e n t / 2 0 0 6 / r e l a t i o n s h i p s "   x m l n s : w = " h t t p : / / s c h e m a s . o p e n x m l f o r m a t s . o r g / w o r d p r o c e s s i n g m l / 2 0 0 6 / m a i n "   x m l n s : w 1 4 = " h t t p : / / s c h e m a s . m i c r o s o f t . c o m / o f f i c e / w o r d / 2 0 1 0 / w o r d m l "   x m l n s : w 1 5 = " h t t p : / / s c h e m a s . m i c r o s o f t . c o m / o f f i c e / w o r d / 2 0 1 2 / w o r d m l "   x m l n s : w 1 6 c e x = " h t t p : / / s c h e m a s . m i c r o s o f t . c o m / o f f i c e / w o r d / 2 0 1 8 / w o r d m l / c e x "   x m l n s : w 1 6 c i d = " h t t p : / / s c h e m a s . m i c r o s o f t . c o m / o f f i c e / w o r d / 2 0 1 6 / w o r d m l / c i d "   x m l n s : w 1 6 = " h t t p : / / s c h e m a s . m i c r o s o f t . c o m / o f f i c e / w o r d / 2 0 1 8 / w o r d m l "   x m l n s : w 1 6 d u = " h t t p : / / s c h e m a s . m i c r o s o f t . c o m / o f f i c e / w o r d / 2 0 2 3 / w o r d m l / w o r d 1 6 d u "   x m l n s : w 1 6 s d t d h = " h t t p : / / s c h e m a s . m i c r o s o f t . c o m / o f f i c e / w o r d / 2 0 2 0 / w o r d m l / s d t d a t a h a s h "   x m l n s : w 1 6 s e = " h t t p : / / s c h e m a s . m i c r o s o f t . c o m / o f f i c e / w o r d / 2 0 1 5 / w o r d m l / s y m e x "   m c : I g n o r a b l e = " w 1 4   w 1 5   w 1 6 s e   w 1 6 c i d   w 1 6   w 1 6 c e x   w 1 6 s d t d h   w 1 6 d u " & g t ; & l t ; w : d o c D e f a u l t s & g t ; & l t ; w : r P r D e f a u l t & g t ; & l t ; w : r P r & g t ; & l t ; w : r F o n t s   w : a s c i i T h e m e = " m i n o r H A n s i "   w : e a s t A s i a T h e m e = " m i n o r E a s t A s i a "   w : h A n s i T h e m e = " m i n o r H A n s i "   w : c s t h e m e = " m i n o r B i d i " / & g t ; & l t ; w : k e r n   w : v a l = " 2 " / & g t ; & l t ; w : s z   w : v a l = " 2 4 " / & g t ; & l t ; w : s z C s   w : v a l = " 2 4 " / & g t ; & l t ; w : l a n g   w : v a l = " e n - U S "   w : e a s t A s i a = " e n - U S "   w : b i d i = " a r - S A " / & g t ; & l t ; w 1 4 : l i g a t u r e s   w 1 4 : v a l = " s t a n d a r d C o n t e x t u a l " / & g t ; & l t ; / w : r P r & g t ; & l t ; / w : r P r D e f a u l t & g t ; & l t ; w : p P r D e f a u l t & g t ; & l t ; w : p P r & g t ; & l t ; w : s p a c i n g   w : a f t e r = " 1 6 0 "   w : l i n e = " 2 7 8 "   w : l i n e R u l e = " a u t o " / & g t ; & l t ; / w : p P r & g t ; & l t ; / w : p P r D e f a u l t & g t ; & l t ; / w : d o c D e f a u l t s & g t ; & l t ; w : s t y l e   w : t y p e = " p a r a g r a p h "   w : d e f a u l t = " 1 "   w : s t y l e I d = " N o r m a l " & g t ; & l t ; w : n a m e   w : v a l = " N o r m a l " / & g t ; & l t ; w : q F o r m a t / & g t ; & l t ; w : r s i d   w : v a l = " 0 0 9 E 7 D 5 3 " / & g t ; & l t ; / w : s t y l e & g t ; & l t ; w : s t y l e   w : t y p e = " c h a r a c t e r "   w : d e f a u l t = " 1 "   w : s t y l e I d = " D e f a u l t P a r a g r a p h F o n t " & g t ; & l t ; w : n a m e   w : v a l = " D e f a u l t   P a r a g r a p h   F o n t " / & g t ; & l t ; w : u i P r i o r i t y   w : v a l = " 1 " / & g t ; & l t ; w : s e m i H i d d e n / & g t ; & l t ; w : u n h i d e W h e n U s e d / & g t ; & l t ; w : r s i d   w : v a l = " 0 0 9 E 7 D 5 3 " / & g t ; & l t ; / w : s t y l e & g t ; & l t ; w : s t y l e   w : t y p e = " t a b l e "   w : d e f a u l t = " 1 "   w : s t y l e I d = " T a b l e N o r m a l " & g t ; & l t ; w : n a m e   w : v a l = " N o r m a l   T a b l e " / & g t ; & l t ; w : u i P r i o r i t y   w : v a l = " 9 9 " / & g t ; & l t ; w : s e m i H i d d e n / & g t ; & l t ; w : u n h i d e W h e n U s e d / & g t ; & l t ; w : t b l P r & g t ; & l t ; w : t b l I n d   w : w = " 0 "   w : t y p e = " d x a " / & g t ; & l t ; w : t b l C e l l M a r & g t ; & l t ; w : t o p   w : w = " 0 "   w : t y p e = " d x a " / & g t ; & l t ; w : l e f t   w : w = " 1 0 8 "   w : t y p e = " d x a " / & g t ; & l t ; w : b o t t o m   w : w = " 0 "   w : t y p e = " d x a " / & g t ; & l t ; w : r i g h t   w : w = " 1 0 8 "   w : t y p e = " d x a " / & g t ; & l t ; / w : t b l C e l l M a r & g t ; & l t ; / w : t b l P r & g t ; & l t ; / w : s t y l e & g t ; & l t ; w : s t y l e   w : t y p e = " n u m b e r i n g "   w : d e f a u l t = " 1 "   w : s t y l e I d = " N o L i s t " & g t ; & l t ; w : n a m e   w : v a l = " N o   L i s t " / & g t ; & l t ; w : u i P r i o r i t y   w : v a l = " 9 9 " / & g t ; & l t ; w : s e m i H i d d e n / & g t ; & l t ; w : u n h i d e W h e n U s e d / & g t ; & l t ; w : r s i d   w : v a l = " 0 0 9 E 7 D 5 3 " / & g t ; & l t ; / w : s t y l e & g t ; & l t ; / w : s t y l e s & g t ; & l t ; / p k g : x m l D a t a & g t ; & l t ; / p k g : p a r t & g t ; & l t ; p k g : p a r t   p k g : n a m e = " / d o c M e t a d a t a / L a b e l I n f o . x m l "   p k g : c o n t e n t T y p e = " a p p l i c a t i o n / v n d . m s - o f f i c e . c l a s s i f i c a t i o n l a b e l s + x m l " & g t ; & l t ; p k g : x m l D a t a & g t ; & l t ; c l b l : l a b e l L i s t   x m l n s : c l b l = " h t t p : / / s c h e m a s . m i c r o s o f t . c o m / o f f i c e / 2 0 2 0 / m i p L a b e l M e t a d a t a " & g t ; & l t ; c l b l : l a b e l   i d = " { f 4 2 a a 3 4 2 - 8 7 0 6 - 4 2 8 8 - b d 1 1 - e b b 8 5 9 9 5 0 2 8 c } "   e n a b l e d = " 1 "   m e t h o d = " S t a n d a r d "   s i t e I d = " { 7 2 f 9 8 8 b f - 8 6 f 1 - 4 1 a f - 9 1 a b - 2 d 7 c d 0 1 1 d b 4 7 } "   c o n t e n t B i t s = " 0 "   r e m o v e d = " 0 " / & g t ; & l t ; / c l b l : l a b e l L i s t & g t ; & l t ; / p k g : x m l D a t a & g t ; & l t ; / p k g : p a r t & g t ; & l t ; / p k g : p a c k a g e & g t ; - 
- < / V e n d o r B a l a n c e L C Y C a p t i o n > - 
-         < V e n d o r C i t y C a p t i o n > & l t ; ? x m l   v e r s i o n = " 1 . 0 "   s t a n d a l o n e = " y e s " ? & g t ; - 
- & l t ; ? m s o - a p p l i c a t i o n   p r o g i d = " W o r d . D o c u m e n t " ? & g t ; - 
- & l t ; p k g : p a c k a g e   x m l n s : p k g = " h t t p : / / s c h e m a s . m i c r o s o f t . c o m / o f f i c e / 2 0 0 6 / x m l P a c k a g e " & g t ; & l t ; p k g : p a r t   p k g : n a m e = " / _ r e l s / . r e l s "   p k g : c o n t e n t T y p e = " a p p l i c a t i o n / v n d . o p e n x m l f o r m a t s - p a c k a g e . r e l a t i o n s h i p s + x m l "   p k g : p a d d i n g = " 5 1 2 " & g t ; & l t ; p k g : x m l D a t a & g t ; & l t ; R e l a t i o n s h i p s   x m l n s = " h t t p : / / s c h e m a s . o p e n x m l f o r m a t s . o r g / p a c k a g e / 2 0 0 6 / r e l a t i o n s h i p s " & g t ; & l t ; R e l a t i o n s h i p   I d = " r I d 2 "   T y p e = " h t t p : / / s c h e m a s . m i c r o s o f t . c o m / o f f i c e / 2 0 2 0 / 0 2 / r e l a t i o n s h i p s / c l a s s i f i c a t i o n l a b e l s "   T a r g e t = " d o c M e t a d a t a / L a b e l I n f o . x m l " / & g t ; & l t ; R e l a t i o n s h i p   I d = " r I d 1 "   T y p e = " h t t p : / / s c h e m a s . o p e n x m l f o r m a t s . o r g / o f f i c e D o c u m e n t / 2 0 0 6 / r e l a t i o n s h i p s / o f f i c e D o c u m e n t "   T a r g e t = " w o r d / d o c u m e n t . x m l " / & g t ; & l t ; / R e l a t i o n s h i p s & g t ; & l t ; / p k g : x m l D a t a & g t ; & l t ; / p k g : p a r t & g t ; & l t ; p k g : p a r t   p k g : n a m e = " / w o r d / d o c u m e n t . x m l "   p k g : c o n t e n t T y p e = " a p p l i c a t i o n / v n d . o p e n x m l f o r m a t s - o f f i c e d o c u m e n t . w o r d p r o c e s s i n g m l . d o c u m e n t . m a i n + x m l " & g t ; & l t ; p k g : x m l D a t a & g t ; & l t ; w : d o c u m e n t   x m l n s : w p c = " h t t p : / / s c h e m a s . m i c r o s o f t . c o m / o f f i c e / w o r d / 2 0 1 0 / w o r d p r o c e s s i n g C a n v a s "   x m l n s : c x = " h t t p : / / s c h e m a s . m i c r o s o f t . c o m / o f f i c e / d r a w i n g / 2 0 1 4 / c h a r t e x "   x m l n s : c x 1 = " h t t p : / / s c h e m a s . m i c r o s o f t . c o m / o f f i c e / d r a w i n g / 2 0 1 5 / 9 / 8 / c h a r t e x "   x m l n s : c x 2 = " h t t p : / / s c h e m a s . m i c r o s o f t . c o m / o f f i c e / d r a w i n g / 2 0 1 5 / 1 0 / 2 1 / c h a r t e x "   x m l n s : c x 3 = " h t t p : / / s c h e m a s . m i c r o s o f t . c o m / o f f i c e / d r a w i n g / 2 0 1 6 / 5 / 9 / c h a r t e x "   x m l n s : c x 4 = " h t t p : / / s c h e m a s . m i c r o s o f t . c o m / o f f i c e / d r a w i n g / 2 0 1 6 / 5 / 1 0 / c h a r t e x "   x m l n s : c x 5 = " h t t p : / / s c h e m a s . m i c r o s o f t . c o m / o f f i c e / d r a w i n g / 2 0 1 6 / 5 / 1 1 / c h a r t e x "   x m l n s : c x 6 = " h t t p : / / s c h e m a s . m i c r o s o f t . c o m / o f f i c e / d r a w i n g / 2 0 1 6 / 5 / 1 2 / c h a r t e x "   x m l n s : c x 7 = " h t t p : / / s c h e m a s . m i c r o s o f t . c o m / o f f i c e / d r a w i n g / 2 0 1 6 / 5 / 1 3 / c h a r t e x "   x m l n s : c x 8 = " h t t p : / / s c h e m a s . m i c r o s o f t . c o m / o f f i c e / d r a w i n g / 2 0 1 6 / 5 / 1 4 / c h a r t e x "   x m l n s : m c = " h t t p : / / s c h e m a s . o p e n x m l f o r m a t s . o r g / m a r k u p - c o m p a t i b i l i t y / 2 0 0 6 "   x m l n s : a i n k = " h t t p : / / s c h e m a s . m i c r o s o f t . c o m / o f f i c e / d r a w i n g / 2 0 1 6 / i n k "   x m l n s : a m 3 d = " h t t p : / / s c h e m a s . m i c r o s o f t . c o m / o f f i c e / d r a w i n g / 2 0 1 7 / m o d e l 3 d "   x m l n s : o = " u r n : s c h e m a s - m i c r o s o f t - c o m : o f f i c e : o f f i c e "   x m l n s : o e l = " h t t p : / / s c h e m a s . m i c r o s o f t . c o m / o f f i c e / 2 0 1 9 / e x t l s t "   x m l n s : r = " h t t p : / / s c h e m a s . o p e n x m l f o r m a t s . o r g / o f f i c e D o c u m e n t / 2 0 0 6 / r e l a t i o n s h i p s "   x m l n s : m = " h t t p : / / s c h e m a s . o p e n x m l f o r m a t s . o r g / o f f i c e D o c u m e n t / 2 0 0 6 / m a t h "   x m l n s : v = " u r n : s c h e m a s - m i c r o s o f t - c o m : v m l "   x m l n s : w p 1 4 = " h t t p : / / s c h e m a s . m i c r o s o f t . c o m / o f f i c e / w o r d / 2 0 1 0 / w o r d p r o c e s s i n g D r a w i n g "   x m l n s : w p = " h t t p : / / s c h e m a s . o p e n x m l f o r m a t s . o r g / d r a w i n g m l / 2 0 0 6 / w o r d p r o c e s s i n g D r a w i n g "   x m l n s : w 1 0 = " u r n : s c h e m a s - m i c r o s o f t - c o m : o f f i c e : w o r d "   x m l n s : w = " h t t p : / / s c h e m a s . o p e n x m l f o r m a t s . o r g / w o r d p r o c e s s i n g m l / 2 0 0 6 / m a i n "   x m l n s : w 1 4 = " h t t p : / / s c h e m a s . m i c r o s o f t . c o m / o f f i c e / w o r d / 2 0 1 0 / w o r d m l "   x m l n s : w 1 5 = " h t t p : / / s c h e m a s . m i c r o s o f t . c o m / o f f i c e / w o r d / 2 0 1 2 / w o r d m l "   x m l n s : w 1 6 c e x = " h t t p : / / s c h e m a s . m i c r o s o f t . c o m / o f f i c e / w o r d / 2 0 1 8 / w o r d m l / c e x "   x m l n s : w 1 6 c i d = " h t t p : / / s c h e m a s . m i c r o s o f t . c o m / o f f i c e / w o r d / 2 0 1 6 / w o r d m l / c i d "   x m l n s : w 1 6 = " h t t p : / / s c h e m a s . m i c r o s o f t . c o m / o f f i c e / w o r d / 2 0 1 8 / w o r d m l "   x m l n s : w 1 6 d u = " h t t p : / / s c h e m a s . m i c r o s o f t . c o m / o f f i c e / w o r d / 2 0 2 3 / w o r d m l / w o r d 1 6 d u "   x m l n s : w 1 6 s d t d h = " h t t p : / / s c h e m a s . m i c r o s o f t . c o m / o f f i c e / w o r d / 2 0 2 0 / w o r d m l / s d t d a t a h a s h "   x m l n s : w 1 6 s e = " h t t p : / / s c h e m a s . m i c r o s o f t . c o m / o f f i c e / w o r d / 2 0 1 5 / w o r d m l / s y m e x "   x m l n s : w p g = " h t t p : / / s c h e m a s . m i c r o s o f t . c o m / o f f i c e / w o r d / 2 0 1 0 / w o r d p r o c e s s i n g G r o u p "   x m l n s : w p i = " h t t p : / / s c h e m a s . m i c r o s o f t . c o m / o f f i c e / w o r d / 2 0 1 0 / w o r d p r o c e s s i n g I n k "   x m l n s : w n e = " h t t p : / / s c h e m a s . m i c r o s o f t . c o m / o f f i c e / w o r d / 2 0 0 6 / w o r d m l "   x m l n s : w p s = " h t t p : / / s c h e m a s . m i c r o s o f t . c o m / o f f i c e / w o r d / 2 0 1 0 / w o r d p r o c e s s i n g S h a p e "   m c : I g n o r a b l e = " w 1 4   w 1 5   w 1 6 s e   w 1 6 c i d   w 1 6   w 1 6 c e x   w 1 6 s d t d h   w 1 6 d u   w p 1 4 " & g t ; & l t ; w : b o d y & g t ; & l t ; w : p   w 1 4 : p a r a I d = " 0 3 D 9 0 C C 1 "   w 1 4 : t e x t I d = " 7 9 1 8 0 4 9 4 "   w : r s i d R = " 0 0 F 4 0 B 7 8 "   w : r s i d R D e f a u l t = " 0 0 F 4 0 B 7 8 " & g t ; & l t ; w : p P r & g t ; & l t ; w : s p a c i n g   w : b e f o r e = " 4 0 "   w : a f t e r = " 0 "   w : l i n e = " 2 4 0 "   w : l i n e R u l e = " a u t o " / & g t ; & l t ; / w : p P r & g t ; & l t ; w : r & g t ; & l t ; w : t & g t ; V e n d o r C i t y C a p t i o n & l t ; / w : t & g t ; & l t ; / w : r & g t ; & l t ; / w : p & g t ; & l t ; w : s e c t P r   w : r s i d R = " 0 0 0 0 0 0 0 0 " & g t ; & l t ; w : p g S z   w : w = " 1 2 2 4 0 "   w : h = " 1 5 8 4 0 " / & g t ; & l t ; w : p g M a r   w : t o p = " 1 4 4 0 "   w : r i g h t = " 1 4 4 0 "   w : b o t t o m = " 1 4 4 0 "   w : l e f t = " 1 4 4 0 "   w : h e a d e r = " 7 2 0 "   w : f o o t e r = " 7 2 0 "   w : g u t t e r = " 0 " / & g t ; & l t ; w : c o l s   w : s p a c e = " 7 2 0 " / & g t ; & l t ; / w : s e c t P r & g t ; & l t ; / w : b o d y & g t ; & l t ; / w : d o c u m e n t & g t ; & l t ; / p k g : x m l D a t a & g t ; & l t ; / p k g : p a r t & g t ; & l t ; p k g : p a r t   p k g : n a m e = " / w o r d / _ r e l s / d o c u m e n t . x m l . r e l s "   p k g : c o n t e n t T y p e = " a p p l i c a t i o n / v n d . o p e n x m l f o r m a t s - p a c k a g e . r e l a t i o n s h i p s + x m l "   p k g : p a d d i n g = " 2 5 6 " & g t ; & l t ; p k g : x m l D a t a & g t ; & l t ; R e l a t i o n s h i p s   x m l n s = " h t t p : / / s c h e m a s . o p e n x m l f o r m a t s . o r g / p a c k a g e / 2 0 0 6 / r e l a t i o n s h i p s " & g t ; & l t ; R e l a t i o n s h i p   I d = " r I d 1 "   T y p e = " h t t p : / / s c h e m a s . o p e n x m l f o r m a t s . o r g / o f f i c e D o c u m e n t / 2 0 0 6 / r e l a t i o n s h i p s / s t y l e s "   T a r g e t = " s t y l e s . x m l " / & g t ; & l t ; / R e l a t i o n s h i p s & g t ; & l t ; / p k g : x m l D a t a & g t ; & l t ; / p k g : p a r t & g t ; & l t ; p k g : p a r t   p k g : n a m e = " / w o r d / s t y l e s . x m l "   p k g : c o n t e n t T y p e = " a p p l i c a t i o n / v n d . o p e n x m l f o r m a t s - o f f i c e d o c u m e n t . w o r d p r o c e s s i n g m l . s t y l e s + x m l " & g t ; & l t ; p k g : x m l D a t a & g t ; & l t ; w : s t y l e s   x m l n s : m c = " h t t p : / / s c h e m a s . o p e n x m l f o r m a t s . o r g / m a r k u p - c o m p a t i b i l i t y / 2 0 0 6 "   x m l n s : r = " h t t p : / / s c h e m a s . o p e n x m l f o r m a t s . o r g / o f f i c e D o c u m e n t / 2 0 0 6 / r e l a t i o n s h i p s "   x m l n s : w = " h t t p : / / s c h e m a s . o p e n x m l f o r m a t s . o r g / w o r d p r o c e s s i n g m l / 2 0 0 6 / m a i n "   x m l n s : w 1 4 = " h t t p : / / s c h e m a s . m i c r o s o f t . c o m / o f f i c e / w o r d / 2 0 1 0 / w o r d m l "   x m l n s : w 1 5 = " h t t p : / / s c h e m a s . m i c r o s o f t . c o m / o f f i c e / w o r d / 2 0 1 2 / w o r d m l "   x m l n s : w 1 6 c e x = " h t t p : / / s c h e m a s . m i c r o s o f t . c o m / o f f i c e / w o r d / 2 0 1 8 / w o r d m l / c e x "   x m l n s : w 1 6 c i d = " h t t p : / / s c h e m a s . m i c r o s o f t . c o m / o f f i c e / w o r d / 2 0 1 6 / w o r d m l / c i d "   x m l n s : w 1 6 = " h t t p : / / s c h e m a s . m i c r o s o f t . c o m / o f f i c e / w o r d / 2 0 1 8 / w o r d m l "   x m l n s : w 1 6 d u = " h t t p : / / s c h e m a s . m i c r o s o f t . c o m / o f f i c e / w o r d / 2 0 2 3 / w o r d m l / w o r d 1 6 d u "   x m l n s : w 1 6 s d t d h = " h t t p : / / s c h e m a s . m i c r o s o f t . c o m / o f f i c e / w o r d / 2 0 2 0 / w o r d m l / s d t d a t a h a s h "   x m l n s : w 1 6 s e = " h t t p : / / s c h e m a s . m i c r o s o f t . c o m / o f f i c e / w o r d / 2 0 1 5 / w o r d m l / s y m e x "   m c : I g n o r a b l e = " w 1 4   w 1 5   w 1 6 s e   w 1 6 c i d   w 1 6   w 1 6 c e x   w 1 6 s d t d h   w 1 6 d u " & g t ; & l t ; w : d o c D e f a u l t s & g t ; & l t ; w : r P r D e f a u l t & g t ; & l t ; w : r P r & g t ; & l t ; w : r F o n t s   w : a s c i i T h e m e = " m i n o r H A n s i "   w : e a s t A s i a T h e m e = " m i n o r E a s t A s i a "   w : h A n s i T h e m e = " m i n o r H A n s i "   w : c s t h e m e = " m i n o r B i d i " / & g t ; & l t ; w : k e r n   w : v a l = " 2 " / & g t ; & l t ; w : s z   w : v a l = " 2 4 " / & g t ; & l t ; w : s z C s   w : v a l = " 2 4 " / & g t ; & l t ; w : l a n g   w : v a l = " e n - U S "   w : e a s t A s i a = " e n - U S "   w : b i d i = " a r - S A " / & g t ; & l t ; w 1 4 : l i g a t u r e s   w 1 4 : v a l = " s t a n d a r d C o n t e x t u a l " / & g t ; & l t ; / w : r P r & g t ; & l t ; / w : r P r D e f a u l t & g t ; & l t ; w : p P r D e f a u l t & g t ; & l t ; w : p P r & g t ; & l t ; w : s p a c i n g   w : a f t e r = " 1 6 0 "   w : l i n e = " 2 7 8 "   w : l i n e R u l e = " a u t o " / & g t ; & l t ; / w : p P r & g t ; & l t ; / w : p P r D e f a u l t & g t ; & l t ; / w : d o c D e f a u l t s & g t ; & l t ; w : s t y l e   w : t y p e = " p a r a g r a p h "   w : d e f a u l t = " 1 "   w : s t y l e I d = " N o r m a l " & g t ; & l t ; w : n a m e   w : v a l = " N o r m a l " / & g t ; & l t ; w : q F o r m a t / & g t ; & l t ; / w : s t y l e & g t ; & l t ; w : s t y l e   w : t y p e = " c h a r a c t e r "   w : d e f a u l t = " 1 "   w : s t y l e I d = " D e f a u l t P a r a g r a p h F o n t " & g t ; & l t ; w : n a m e   w : v a l = " D e f a u l t   P a r a g r a p h   F o n t " / & g t ; & l t ; w : u i P r i o r i t y   w : v a l = " 1 " / & g t ; & l t ; w : s e m i H i d d e n / & g t ; & l t ; w : u n h i d e W h e n U s e d / & g t ; & l t ; / w : s t y l e & g t ; & l t ; w : s t y l e   w : t y p e = " t a b l e "   w : d e f a u l t = " 1 "   w : s t y l e I d = " T a b l e N o r m a l " & g t ; & l t ; w : n a m e   w : v a l = " N o r m a l   T a b l e " / & g t ; & l t ; w : u i P r i o r i t y   w : v a l = " 9 9 " / & g t ; & l t ; w : s e m i H i d d e n / & g t ; & l t ; w : u n h i d e W h e n U s e d / & g t ; & l t ; w : t b l P r & g t ; & l t ; w : t b l I n d   w : w = " 0 "   w : t y p e = " d x a " / & g t ; & l t ; w : t b l C e l l M a r & g t ; & l t ; w : t o p   w : w = " 0 "   w : t y p e = " d x a " / & g t ; & l t ; w : l e f t   w : w = " 1 0 8 "   w : t y p e = " d x a " / & g t ; & l t ; w : b o t t o m   w : w = " 0 "   w : t y p e = " d x a " / & g t ; & l t ; w : r i g h t   w : w = " 1 0 8 "   w : t y p e = " d x a " / & g t ; & l t ; / w : t b l C e l l M a r & g t ; & l t ; / w : t b l P r & g t ; & l t ; / w : s t y l e & g t ; & l t ; w : s t y l e   w : t y p e = " n u m b e r i n g "   w : d e f a u l t = " 1 "   w : s t y l e I d = " N o L i s t " & g t ; & l t ; w : n a m e   w : v a l = " N o   L i s t " / & g t ; & l t ; w : u i P r i o r i t y   w : v a l = " 9 9 " / & g t ; & l t ; w : s e m i H i d d e n / & g t ; & l t ; w : u n h i d e W h e n U s e d / & g t ; & l t ; / w : s t y l e & g t ; & l t ; / w : s t y l e s & g t ; & l t ; / p k g : x m l D a t a & g t ; & l t ; / p k g : p a r t & g t ; & l t ; p k g : p a r t   p k g : n a m e = " / d o c M e t a d a t a / L a b e l I n f o . x m l "   p k g : c o n t e n t T y p e = " a p p l i c a t i o n / v n d . m s - o f f i c e . c l a s s i f i c a t i o n l a b e l s + x m l " & g t ; & l t ; p k g : x m l D a t a & g t ; & l t ; c l b l : l a b e l L i s t   x m l n s : c l b l = " h t t p : / / s c h e m a s . m i c r o s o f t . c o m / o f f i c e / 2 0 2 0 / m i p L a b e l M e t a d a t a " & g t ; & l t ; c l b l : l a b e l   i d = " { f 4 2 a a 3 4 2 - 8 7 0 6 - 4 2 8 8 - b d 1 1 - e b b 8 5 9 9 5 0 2 8 c } "   e n a b l e d = " 1 "   m e t h o d = " S t a n d a r d "   s i t e I d = " { 7 2 f 9 8 8 b f - 8 6 f 1 - 4 1 a f - 9 1 a b - 2 d 7 c d 0 1 1 d b 4 7 } "   c o n t e n t B i t s = " 0 "   r e m o v e d = " 0 " / & g t ; & l t ; / c l b l : l a b e l L i s t & g t ; & l t ; / p k g : x m l D a t a & g t ; & l t ; / p k g : p a r t & g t ; & l t ; / p k g : p a c k a g e & g t ; - 
- < / V e n d o r C i t y C a p t i o n > - 
-         < V e n d o r C o u n t r y R e g i o n C a p t i o n > & l t ; ? x m l   v e r s i o n = " 1 . 0 "   s t a n d a l o n e = " y e s " ? & g t ; - 
- & l t ; ? m s o - a p p l i c a t i o n   p r o g i d = " W o r d . D o c u m e n t " ? & g t ; - 
- & l t ; p k g : p a c k a g e   x m l n s : p k g = " h t t p : / / s c h e m a s . m i c r o s o f t . c o m / o f f i c e / 2 0 0 6 / x m l P a c k a g e " & g t ; & l t ; p k g : p a r t   p k g : n a m e = " / _ r e l s / . r e l s "   p k g : c o n t e n t T y p e = " a p p l i c a t i o n / v n d . o p e n x m l f o r m a t s - p a c k a g e . r e l a t i o n s h i p s + x m l "   p k g : p a d d i n g = " 5 1 2 " & g t ; & l t ; p k g : x m l D a t a & g t ; & l t ; R e l a t i o n s h i p s   x m l n s = " h t t p : / / s c h e m a s . o p e n x m l f o r m a t s . o r g / p a c k a g e / 2 0 0 6 / r e l a t i o n s h i p s " & g t ; & l t ; R e l a t i o n s h i p   I d = " r I d 2 "   T y p e = " h t t p : / / s c h e m a s . m i c r o s o f t . c o m / o f f i c e / 2 0 2 0 / 0 2 / r e l a t i o n s h i p s / c l a s s i f i c a t i o n l a b e l s "   T a r g e t = " d o c M e t a d a t a / L a b e l I n f o . x m l " / & g t ; & l t ; R e l a t i o n s h i p   I d = " r I d 1 "   T y p e = " h t t p : / / s c h e m a s . o p e n x m l f o r m a t s . o r g / o f f i c e D o c u m e n t / 2 0 0 6 / r e l a t i o n s h i p s / o f f i c e D o c u m e n t "   T a r g e t = " w o r d / d o c u m e n t . x m l " / & g t ; & l t ; / R e l a t i o n s h i p s & g t ; & l t ; / p k g : x m l D a t a & g t ; & l t ; / p k g : p a r t & g t ; & l t ; p k g : p a r t   p k g : n a m e = " / w o r d / d o c u m e n t . x m l "   p k g : c o n t e n t T y p e = " a p p l i c a t i o n / v n d . o p e n x m l f o r m a t s - o f f i c e d o c u m e n t . w o r d p r o c e s s i n g m l . d o c u m e n t . m a i n + x m l " & g t ; & l t ; p k g : x m l D a t a & g t ; & l t ; w : d o c u m e n t   x m l n s : w p c = " h t t p : / / s c h e m a s . m i c r o s o f t . c o m / o f f i c e / w o r d / 2 0 1 0 / w o r d p r o c e s s i n g C a n v a s "   x m l n s : c x = " h t t p : / / s c h e m a s . m i c r o s o f t . c o m / o f f i c e / d r a w i n g / 2 0 1 4 / c h a r t e x "   x m l n s : c x 1 = " h t t p : / / s c h e m a s . m i c r o s o f t . c o m / o f f i c e / d r a w i n g / 2 0 1 5 / 9 / 8 / c h a r t e x "   x m l n s : c x 2 = " h t t p : / / s c h e m a s . m i c r o s o f t . c o m / o f f i c e / d r a w i n g / 2 0 1 5 / 1 0 / 2 1 / c h a r t e x "   x m l n s : c x 3 = " h t t p : / / s c h e m a s . m i c r o s o f t . c o m / o f f i c e / d r a w i n g / 2 0 1 6 / 5 / 9 / c h a r t e x "   x m l n s : c x 4 = " h t t p : / / s c h e m a s . m i c r o s o f t . c o m / o f f i c e / d r a w i n g / 2 0 1 6 / 5 / 1 0 / c h a r t e x "   x m l n s : c x 5 = " h t t p : / / s c h e m a s . m i c r o s o f t . c o m / o f f i c e / d r a w i n g / 2 0 1 6 / 5 / 1 1 / c h a r t e x "   x m l n s : c x 6 = " h t t p : / / s c h e m a s . m i c r o s o f t . c o m / o f f i c e / d r a w i n g / 2 0 1 6 / 5 / 1 2 / c h a r t e x "   x m l n s : c x 7 = " h t t p : / / s c h e m a s . m i c r o s o f t . c o m / o f f i c e / d r a w i n g / 2 0 1 6 / 5 / 1 3 / c h a r t e x "   x m l n s : c x 8 = " h t t p : / / s c h e m a s . m i c r o s o f t . c o m / o f f i c e / d r a w i n g / 2 0 1 6 / 5 / 1 4 / c h a r t e x "   x m l n s : m c = " h t t p : / / s c h e m a s . o p e n x m l f o r m a t s . o r g / m a r k u p - c o m p a t i b i l i t y / 2 0 0 6 "   x m l n s : a i n k = " h t t p : / / s c h e m a s . m i c r o s o f t . c o m / o f f i c e / d r a w i n g / 2 0 1 6 / i n k "   x m l n s : a m 3 d = " h t t p : / / s c h e m a s . m i c r o s o f t . c o m / o f f i c e / d r a w i n g / 2 0 1 7 / m o d e l 3 d "   x m l n s : o = " u r n : s c h e m a s - m i c r o s o f t - c o m : o f f i c e : o f f i c e "   x m l n s : o e l = " h t t p : / / s c h e m a s . m i c r o s o f t . c o m / o f f i c e / 2 0 1 9 / e x t l s t "   x m l n s : r = " h t t p : / / s c h e m a s . o p e n x m l f o r m a t s . o r g / o f f i c e D o c u m e n t / 2 0 0 6 / r e l a t i o n s h i p s "   x m l n s : m = " h t t p : / / s c h e m a s . o p e n x m l f o r m a t s . o r g / o f f i c e D o c u m e n t / 2 0 0 6 / m a t h "   x m l n s : v = " u r n : s c h e m a s - m i c r o s o f t - c o m : v m l "   x m l n s : w p 1 4 = " h t t p : / / s c h e m a s . m i c r o s o f t . c o m / o f f i c e / w o r d / 2 0 1 0 / w o r d p r o c e s s i n g D r a w i n g "   x m l n s : w p = " h t t p : / / s c h e m a s . o p e n x m l f o r m a t s . o r g / d r a w i n g m l / 2 0 0 6 / w o r d p r o c e s s i n g D r a w i n g "   x m l n s : w 1 0 = " u r n : s c h e m a s - m i c r o s o f t - c o m : o f f i c e : w o r d "   x m l n s : w = " h t t p : / / s c h e m a s . o p e n x m l f o r m a t s . o r g / w o r d p r o c e s s i n g m l / 2 0 0 6 / m a i n "   x m l n s : w 1 4 = " h t t p : / / s c h e m a s . m i c r o s o f t . c o m / o f f i c e / w o r d / 2 0 1 0 / w o r d m l "   x m l n s : w 1 5 = " h t t p : / / s c h e m a s . m i c r o s o f t . c o m / o f f i c e / w o r d / 2 0 1 2 / w o r d m l "   x m l n s : w 1 6 c e x = " h t t p : / / s c h e m a s . m i c r o s o f t . c o m / o f f i c e / w o r d / 2 0 1 8 / w o r d m l / c e x "   x m l n s : w 1 6 c i d = " h t t p : / / s c h e m a s . m i c r o s o f t . c o m / o f f i c e / w o r d / 2 0 1 6 / w o r d m l / c i d "   x m l n s : w 1 6 = " h t t p : / / s c h e m a s . m i c r o s o f t . c o m / o f f i c e / w o r d / 2 0 1 8 / w o r d m l "   x m l n s : w 1 6 d u = " h t t p : / / s c h e m a s . m i c r o s o f t . c o m / o f f i c e / w o r d / 2 0 2 3 / w o r d m l / w o r d 1 6 d u "   x m l n s : w 1 6 s d t d h = " h t t p : / / s c h e m a s . m i c r o s o f t . c o m / o f f i c e / w o r d / 2 0 2 0 / w o r d m l / s d t d a t a h a s h "   x m l n s : w 1 6 s e = " h t t p : / / s c h e m a s . m i c r o s o f t . c o m / o f f i c e / w o r d / 2 0 1 5 / w o r d m l / s y m e x "   x m l n s : w p g = " h t t p : / / s c h e m a s . m i c r o s o f t . c o m / o f f i c e / w o r d / 2 0 1 0 / w o r d p r o c e s s i n g G r o u p "   x m l n s : w p i = " h t t p : / / s c h e m a s . m i c r o s o f t . c o m / o f f i c e / w o r d / 2 0 1 0 / w o r d p r o c e s s i n g I n k "   x m l n s : w n e = " h t t p : / / s c h e m a s . m i c r o s o f t . c o m / o f f i c e / w o r d / 2 0 0 6 / w o r d m l "   x m l n s : w p s = " h t t p : / / s c h e m a s . m i c r o s o f t . c o m / o f f i c e / w o r d / 2 0 1 0 / w o r d p r o c e s s i n g S h a p e "   m c : I g n o r a b l e = " w 1 4   w 1 5   w 1 6 s e   w 1 6 c i d   w 1 6   w 1 6 c e x   w 1 6 s d t d h   w 1 6 d u   w p 1 4 " & g t ; & l t ; w : b o d y & g t ; & l t ; w : p   w 1 4 : p a r a I d = " 6 3 5 E B 8 0 5 "   w 1 4 : t e x t I d = " 2 6 5 5 4 2 9 7 "   w : r s i d R = " 0 0 4 F 0 B 4 2 "   w : r s i d R D e f a u l t = " 0 0 4 F 0 B 4 2 " & g t ; & l t ; w : p P r & g t ; & l t ; w : s p a c i n g   w : b e f o r e = " 4 0 "   w : a f t e r = " 0 "   w : l i n e = " 2 4 0 "   w : l i n e R u l e = " a u t o " / & g t ; & l t ; / w : p P r & g t ; & l t ; w : r & g t ; & l t ; w : t & g t ; V e n d o r C o u n t r y R e g i o n C a p t i o n & l t ; / w : t & g t ; & l t ; / w : r & g t ; & l t ; / w : p & g t ; & l t ; w : s e c t P r   w : r s i d R = " 0 0 0 0 0 0 0 0 " & g t ; & l t ; w : p g S z   w : w = " 1 2 2 4 0 "   w : h = " 1 5 8 4 0 " / & g t ; & l t ; w : p g M a r   w : t o p = " 1 4 4 0 "   w : r i g h t = " 1 4 4 0 "   w : b o t t o m = " 1 4 4 0 "   w : l e f t = " 1 4 4 0 "   w : h e a d e r = " 7 2 0 "   w : f o o t e r = " 7 2 0 "   w : g u t t e r = " 0 " / & g t ; & l t ; w : c o l s   w : s p a c e = " 7 2 0 " / & g t ; & l t ; / w : s e c t P r & g t ; & l t ; / w : b o d y & g t ; & l t ; / w : d o c u m e n t & g t ; & l t ; / p k g : x m l D a t a & g t ; & l t ; / p k g : p a r t & g t ; & l t ; p k g : p a r t   p k g : n a m e = " / w o r d / _ r e l s / d o c u m e n t . x m l . r e l s "   p k g : c o n t e n t T y p e = " a p p l i c a t i o n / v n d . o p e n x m l f o r m a t s - p a c k a g e . r e l a t i o n s h i p s + x m l "   p k g : p a d d i n g = " 2 5 6 " & g t ; & l t ; p k g : x m l D a t a & g t ; & l t ; R e l a t i o n s h i p s   x m l n s = " h t t p : / / s c h e m a s . o p e n x m l f o r m a t s . o r g / p a c k a g e / 2 0 0 6 / r e l a t i o n s h i p s " & g t ; & l t ; R e l a t i o n s h i p   I d = " r I d 1 "   T y p e = " h t t p : / / s c h e m a s . o p e n x m l f o r m a t s . o r g / o f f i c e D o c u m e n t / 2 0 0 6 / r e l a t i o n s h i p s / s t y l e s "   T a r g e t = " s t y l e s . x m l " / & g t ; & l t ; / R e l a t i o n s h i p s & g t ; & l t ; / p k g : x m l D a t a & g t ; & l t ; / p k g : p a r t & g t ; & l t ; p k g : p a r t   p k g : n a m e = " / w o r d / s t y l e s . x m l "   p k g : c o n t e n t T y p e = " a p p l i c a t i o n / v n d . o p e n x m l f o r m a t s - o f f i c e d o c u m e n t . w o r d p r o c e s s i n g m l . s t y l e s + x m l " & g t ; & l t ; p k g : x m l D a t a & g t ; & l t ; w : s t y l e s   x m l n s : m c = " h t t p : / / s c h e m a s . o p e n x m l f o r m a t s . o r g / m a r k u p - c o m p a t i b i l i t y / 2 0 0 6 "   x m l n s : r = " h t t p : / / s c h e m a s . o p e n x m l f o r m a t s . o r g / o f f i c e D o c u m e n t / 2 0 0 6 / r e l a t i o n s h i p s "   x m l n s : w = " h t t p : / / s c h e m a s . o p e n x m l f o r m a t s . o r g / w o r d p r o c e s s i n g m l / 2 0 0 6 / m a i n "   x m l n s : w 1 4 = " h t t p : / / s c h e m a s . m i c r o s o f t . c o m / o f f i c e / w o r d / 2 0 1 0 / w o r d m l "   x m l n s : w 1 5 = " h t t p : / / s c h e m a s . m i c r o s o f t . c o m / o f f i c e / w o r d / 2 0 1 2 / w o r d m l "   x m l n s : w 1 6 c e x = " h t t p : / / s c h e m a s . m i c r o s o f t . c o m / o f f i c e / w o r d / 2 0 1 8 / w o r d m l / c e x "   x m l n s : w 1 6 c i d = " h t t p : / / s c h e m a s . m i c r o s o f t . c o m / o f f i c e / w o r d / 2 0 1 6 / w o r d m l / c i d "   x m l n s : w 1 6 = " h t t p : / / s c h e m a s . m i c r o s o f t . c o m / o f f i c e / w o r d / 2 0 1 8 / w o r d m l "   x m l n s : w 1 6 d u = " h t t p : / / s c h e m a s . m i c r o s o f t . c o m / o f f i c e / w o r d / 2 0 2 3 / w o r d m l / w o r d 1 6 d u "   x m l n s : w 1 6 s d t d h = " h t t p : / / s c h e m a s . m i c r o s o f t . c o m / o f f i c e / w o r d / 2 0 2 0 / w o r d m l / s d t d a t a h a s h "   x m l n s : w 1 6 s e = " h t t p : / / s c h e m a s . m i c r o s o f t . c o m / o f f i c e / w o r d / 2 0 1 5 / w o r d m l / s y m e x "   m c : I g n o r a b l e = " w 1 4   w 1 5   w 1 6 s e   w 1 6 c i d   w 1 6   w 1 6 c e x   w 1 6 s d t d h   w 1 6 d u " & g t ; & l t ; w : d o c D e f a u l t s & g t ; & l t ; w : r P r D e f a u l t & g t ; & l t ; w : r P r & g t ; & l t ; w : r F o n t s   w : a s c i i T h e m e = " m i n o r H A n s i "   w : e a s t A s i a T h e m e = " m i n o r E a s t A s i a "   w : h A n s i T h e m e = " m i n o r H A n s i "   w : c s t h e m e = " m i n o r B i d i " / & g t ; & l t ; w : k e r n   w : v a l = " 2 " / & g t ; & l t ; w : s z   w : v a l = " 2 4 " / & g t ; & l t ; w : s z C s   w : v a l = " 2 4 " / & g t ; & l t ; w : l a n g   w : v a l = " e n - U S "   w : e a s t A s i a = " e n - U S "   w : b i d i = " a r - S A " / & g t ; & l t ; w 1 4 : l i g a t u r e s   w 1 4 : v a l = " s t a n d a r d C o n t e x t u a l " / & g t ; & l t ; / w : r P r & g t ; & l t ; / w : r P r D e f a u l t & g t ; & l t ; w : p P r D e f a u l t & g t ; & l t ; w : p P r & g t ; & l t ; w : s p a c i n g   w : a f t e r = " 1 6 0 "   w : l i n e = " 2 7 8 "   w : l i n e R u l e = " a u t o " / & g t ; & l t ; / w : p P r & g t ; & l t ; / w : p P r D e f a u l t & g t ; & l t ; / w : d o c D e f a u l t s & g t ; & l t ; w : s t y l e   w : t y p e = " p a r a g r a p h "   w : d e f a u l t = " 1 "   w : s t y l e I d = " N o r m a l " & g t ; & l t ; w : n a m e   w : v a l = " N o r m a l " / & g t ; & l t ; w : q F o r m a t / & g t ; & l t ; / w : s t y l e & g t ; & l t ; w : s t y l e   w : t y p e = " c h a r a c t e r "   w : d e f a u l t = " 1 "   w : s t y l e I d = " D e f a u l t P a r a g r a p h F o n t " & g t ; & l t ; w : n a m e   w : v a l = " D e f a u l t   P a r a g r a p h   F o n t " / & g t ; & l t ; w : u i P r i o r i t y   w : v a l = " 1 " / & g t ; & l t ; w : s e m i H i d d e n / & g t ; & l t ; w : u n h i d e W h e n U s e d / & g t ; & l t ; / w : s t y l e & g t ; & l t ; w : s t y l e   w : t y p e = " t a b l e "   w : d e f a u l t = " 1 "   w : s t y l e I d = " T a b l e N o r m a l " & g t ; & l t ; w : n a m e   w : v a l = " N o r m a l   T a b l e " / & g t ; & l t ; w : u i P r i o r i t y   w : v a l = " 9 9 " / & g t ; & l t ; w : s e m i H i d d e n / & g t ; & l t ; w : u n h i d e W h e n U s e d / & g t ; & l t ; w : t b l P r & g t ; & l t ; w : t b l I n d   w : w = " 0 "   w : t y p e = " d x a " / & g t ; & l t ; w : t b l C e l l M a r & g t ; & l t ; w : t o p   w : w = " 0 "   w : t y p e = " d x a " / & g t ; & l t ; w : l e f t   w : w = " 1 0 8 "   w : t y p e = " d x a " / & g t ; & l t ; w : b o t t o m   w : w = " 0 "   w : t y p e = " d x a " / & g t ; & l t ; w : r i g h t   w : w = " 1 0 8 "   w : t y p e = " d x a " / & g t ; & l t ; / w : t b l C e l l M a r & g t ; & l t ; / w : t b l P r & g t ; & l t ; / w : s t y l e & g t ; & l t ; w : s t y l e   w : t y p e = " n u m b e r i n g "   w : d e f a u l t = " 1 "   w : s t y l e I d = " N o L i s t " & g t ; & l t ; w : n a m e   w : v a l = " N o   L i s t " / & g t ; & l t ; w : u i P r i o r i t y   w : v a l = " 9 9 " / & g t ; & l t ; w : s e m i H i d d e n / & g t ; & l t ; w : u n h i d e W h e n U s e d / & g t ; & l t ; / w : s t y l e & g t ; & l t ; / w : s t y l e s & g t ; & l t ; / p k g : x m l D a t a & g t ; & l t ; / p k g : p a r t & g t ; & l t ; p k g : p a r t   p k g : n a m e = " / d o c M e t a d a t a / L a b e l I n f o . x m l "   p k g : c o n t e n t T y p e = " a p p l i c a t i o n / v n d . m s - o f f i c e . c l a s s i f i c a t i o n l a b e l s + x m l " & g t ; & l t ; p k g : x m l D a t a & g t ; & l t ; c l b l : l a b e l L i s t   x m l n s : c l b l = " h t t p : / / s c h e m a s . m i c r o s o f t . c o m / o f f i c e / 2 0 2 0 / m i p L a b e l M e t a d a t a " & g t ; & l t ; c l b l : l a b e l   i d = " { f 4 2 a a 3 4 2 - 8 7 0 6 - 4 2 8 8 - b d 1 1 - e b b 8 5 9 9 5 0 2 8 c } "   e n a b l e d = " 1 "   m e t h o d = " S t a n d a r d "   s i t e I d = " { 7 2 f 9 8 8 b f - 8 6 f 1 - 4 1 a f - 9 1 a b - 2 d 7 c d 0 1 1 d b 4 7 } "   c o n t e n t B i t s = " 0 "   r e m o v e d = " 0 " / & g t ; & l t ; / c l b l : l a b e l L i s t & g t ; & l t ; / p k g : x m l D a t a & g t ; & l t ; / p k g : p a r t & g t ; & l t ; / p k g : p a c k a g e & g t ; - 
- < / V e n d o r C o u n t r y R e g i o n C a p t i o n > - 
-         < V e n d o r N a m e C a p t i o n > & l t ; ? x m l   v e r s i o n = " 1 . 0 "   s t a n d a l o n e = " y e s " ? & g t ; - 
- & l t ; ? m s o - a p p l i c a t i o n   p r o g i d = " W o r d . D o c u m e n t " ? & g t ; - 
- & l t ; p k g : p a c k a g e   x m l n s : p k g = " h t t p : / / s c h e m a s . m i c r o s o f t . c o m / o f f i c e / 2 0 0 6 / x m l P a c k a g e " & g t ; & l t ; p k g : p a r t   p k g : n a m e = " / _ r e l s / . r e l s "   p k g : c o n t e n t T y p e = " a p p l i c a t i o n / v n d . o p e n x m l f o r m a t s - p a c k a g e . r e l a t i o n s h i p s + x m l "   p k g : p a d d i n g = " 5 1 2 " & g t ; & l t ; p k g : x m l D a t a & g t ; & l t ; R e l a t i o n s h i p s   x m l n s = " h t t p : / / s c h e m a s . o p e n x m l f o r m a t s . o r g / p a c k a g e / 2 0 0 6 / r e l a t i o n s h i p s " & g t ; & l t ; R e l a t i o n s h i p   I d = " r I d 2 "   T y p e = " h t t p : / / s c h e m a s . m i c r o s o f t . c o m / o f f i c e / 2 0 2 0 / 0 2 / r e l a t i o n s h i p s / c l a s s i f i c a t i o n l a b e l s "   T a r g e t = " d o c M e t a d a t a / L a b e l I n f o . x m l " / & g t ; & l t ; R e l a t i o n s h i p   I d = " r I d 1 "   T y p e = " h t t p : / / s c h e m a s . o p e n x m l f o r m a t s . o r g / o f f i c e D o c u m e n t / 2 0 0 6 / r e l a t i o n s h i p s / o f f i c e D o c u m e n t "   T a r g e t = " w o r d / d o c u m e n t . x m l " / & g t ; & l t ; / R e l a t i o n s h i p s & g t ; & l t ; / p k g : x m l D a t a & g t ; & l t ; / p k g : p a r t & g t ; & l t ; p k g : p a r t   p k g : n a m e = " / w o r d / d o c u m e n t . x m l "   p k g : c o n t e n t T y p e = " a p p l i c a t i o n / v n d . o p e n x m l f o r m a t s - o f f i c e d o c u m e n t . w o r d p r o c e s s i n g m l . d o c u m e n t . m a i n + x m l " & g t ; & l t ; p k g : x m l D a t a & g t ; & l t ; w : d o c u m e n t   x m l n s : w p c = " h t t p : / / s c h e m a s . m i c r o s o f t . c o m / o f f i c e / w o r d / 2 0 1 0 / w o r d p r o c e s s i n g C a n v a s "   x m l n s : c x = " h t t p : / / s c h e m a s . m i c r o s o f t . c o m / o f f i c e / d r a w i n g / 2 0 1 4 / c h a r t e x "   x m l n s : c x 1 = " h t t p : / / s c h e m a s . m i c r o s o f t . c o m / o f f i c e / d r a w i n g / 2 0 1 5 / 9 / 8 / c h a r t e x "   x m l n s : c x 2 = " h t t p : / / s c h e m a s . m i c r o s o f t . c o m / o f f i c e / d r a w i n g / 2 0 1 5 / 1 0 / 2 1 / c h a r t e x "   x m l n s : c x 3 = " h t t p : / / s c h e m a s . m i c r o s o f t . c o m / o f f i c e / d r a w i n g / 2 0 1 6 / 5 / 9 / c h a r t e x "   x m l n s : c x 4 = " h t t p : / / s c h e m a s . m i c r o s o f t . c o m / o f f i c e / d r a w i n g / 2 0 1 6 / 5 / 1 0 / c h a r t e x "   x m l n s : c x 5 = " h t t p : / / s c h e m a s . m i c r o s o f t . c o m / o f f i c e / d r a w i n g / 2 0 1 6 / 5 / 1 1 / c h a r t e x "   x m l n s : c x 6 = " h t t p : / / s c h e m a s . m i c r o s o f t . c o m / o f f i c e / d r a w i n g / 2 0 1 6 / 5 / 1 2 / c h a r t e x "   x m l n s : c x 7 = " h t t p : / / s c h e m a s . m i c r o s o f t . c o m / o f f i c e / d r a w i n g / 2 0 1 6 / 5 / 1 3 / c h a r t e x "   x m l n s : c x 8 = " h t t p : / / s c h e m a s . m i c r o s o f t . c o m / o f f i c e / d r a w i n g / 2 0 1 6 / 5 / 1 4 / c h a r t e x "   x m l n s : m c = " h t t p : / / s c h e m a s . o p e n x m l f o r m a t s . o r g / m a r k u p - c o m p a t i b i l i t y / 2 0 0 6 "   x m l n s : a i n k = " h t t p : / / s c h e m a s . m i c r o s o f t . c o m / o f f i c e / d r a w i n g / 2 0 1 6 / i n k "   x m l n s : a m 3 d = " h t t p : / / s c h e m a s . m i c r o s o f t . c o m / o f f i c e / d r a w i n g / 2 0 1 7 / m o d e l 3 d "   x m l n s : o = " u r n : s c h e m a s - m i c r o s o f t - c o m : o f f i c e : o f f i c e "   x m l n s : o e l = " h t t p : / / s c h e m a s . m i c r o s o f t . c o m / o f f i c e / 2 0 1 9 / e x t l s t "   x m l n s : r = " h t t p : / / s c h e m a s . o p e n x m l f o r m a t s . o r g / o f f i c e D o c u m e n t / 2 0 0 6 / r e l a t i o n s h i p s "   x m l n s : m = " h t t p : / / s c h e m a s . o p e n x m l f o r m a t s . o r g / o f f i c e D o c u m e n t / 2 0 0 6 / m a t h "   x m l n s : v = " u r n : s c h e m a s - m i c r o s o f t - c o m : v m l "   x m l n s : w p 1 4 = " h t t p : / / s c h e m a s . m i c r o s o f t . c o m / o f f i c e / w o r d / 2 0 1 0 / w o r d p r o c e s s i n g D r a w i n g "   x m l n s : w p = " h t t p : / / s c h e m a s . o p e n x m l f o r m a t s . o r g / d r a w i n g m l / 2 0 0 6 / w o r d p r o c e s s i n g D r a w i n g "   x m l n s : w 1 0 = " u r n : s c h e m a s - m i c r o s o f t - c o m : o f f i c e : w o r d "   x m l n s : w = " h t t p : / / s c h e m a s . o p e n x m l f o r m a t s . o r g / w o r d p r o c e s s i n g m l / 2 0 0 6 / m a i n "   x m l n s : w 1 4 = " h t t p : / / s c h e m a s . m i c r o s o f t . c o m / o f f i c e / w o r d / 2 0 1 0 / w o r d m l "   x m l n s : w 1 5 = " h t t p : / / s c h e m a s . m i c r o s o f t . c o m / o f f i c e / w o r d / 2 0 1 2 / w o r d m l "   x m l n s : w 1 6 c e x = " h t t p : / / s c h e m a s . m i c r o s o f t . c o m / o f f i c e / w o r d / 2 0 1 8 / w o r d m l / c e x "   x m l n s : w 1 6 c i d = " h t t p : / / s c h e m a s . m i c r o s o f t . c o m / o f f i c e / w o r d / 2 0 1 6 / w o r d m l / c i d "   x m l n s : w 1 6 = " h t t p : / / s c h e m a s . m i c r o s o f t . c o m / o f f i c e / w o r d / 2 0 1 8 / w o r d m l "   x m l n s : w 1 6 d u = " h t t p : / / s c h e m a s . m i c r o s o f t . c o m / o f f i c e / w o r d / 2 0 2 3 / w o r d m l / w o r d 1 6 d u "   x m l n s : w 1 6 s d t d h = " h t t p : / / s c h e m a s . m i c r o s o f t . c o m / o f f i c e / w o r d / 2 0 2 0 / w o r d m l / s d t d a t a h a s h "   x m l n s : w 1 6 s e = " h t t p : / / s c h e m a s . m i c r o s o f t . c o m / o f f i c e / w o r d / 2 0 1 5 / w o r d m l / s y m e x "   x m l n s : w p g = " h t t p : / / s c h e m a s . m i c r o s o f t . c o m / o f f i c e / w o r d / 2 0 1 0 / w o r d p r o c e s s i n g G r o u p "   x m l n s : w p i = " h t t p : / / s c h e m a s . m i c r o s o f t . c o m / o f f i c e / w o r d / 2 0 1 0 / w o r d p r o c e s s i n g I n k "   x m l n s : w n e = " h t t p : / / s c h e m a s . m i c r o s o f t . c o m / o f f i c e / w o r d / 2 0 0 6 / w o r d m l "   x m l n s : w p s = " h t t p : / / s c h e m a s . m i c r o s o f t . c o m / o f f i c e / w o r d / 2 0 1 0 / w o r d p r o c e s s i n g S h a p e "   m c : I g n o r a b l e = " w 1 4   w 1 5   w 1 6 s e   w 1 6 c i d   w 1 6   w 1 6 c e x   w 1 6 s d t d h   w 1 6 d u   w p 1 4 " & g t ; & l t ; w : b o d y & g t ; & l t ; w : p   w 1 4 : p a r a I d = " 4 0 8 3 7 E 3 6 "   w 1 4 : t e x t I d = " 0 5 6 D 2 B F C "   w : r s i d R = " 0 0 C 6 3 9 2 E "   w : r s i d R D e f a u l t = " 0 0 C 6 3 9 2 E " & g t ; & l t ; w : p P r & g t ; & l t ; w : s p a c i n g   w : b e f o r e = " 4 0 "   w : a f t e r = " 0 "   w : l i n e = " 2 4 0 "   w : l i n e R u l e = " a u t o " / & g t ; & l t ; / w : p P r & g t ; & l t ; w : r & g t ; & l t ; w : t & g t ; V e n d o r N a m e C a p t i o n & l t ; / w : t & g t ; & l t ; / w : r & g t ; & l t ; / w : p & g t ; & l t ; w : s e c t P r   w : r s i d R = " 0 0 0 0 0 0 0 0 " & g t ; & l t ; w : p g S z   w : w = " 1 2 2 4 0 "   w : h = " 1 5 8 4 0 " / & g t ; & l t ; w : p g M a r   w : t o p = " 1 4 4 0 "   w : r i g h t = " 1 4 4 0 "   w : b o t t o m = " 1 4 4 0 "   w : l e f t = " 1 4 4 0 "   w : h e a d e r = " 7 2 0 "   w : f o o t e r = " 7 2 0 "   w : g u t t e r = " 0 " / & g t ; & l t ; w : c o l s   w : s p a c e = " 7 2 0 " / & g t ; & l t ; / w : s e c t P r & g t ; & l t ; / w : b o d y & g t ; & l t ; / w : d o c u m e n t & g t ; & l t ; / p k g : x m l D a t a & g t ; & l t ; / p k g : p a r t & g t ; & l t ; p k g : p a r t   p k g : n a m e = " / w o r d / _ r e l s / d o c u m e n t . x m l . r e l s "   p k g : c o n t e n t T y p e = " a p p l i c a t i o n / v n d . o p e n x m l f o r m a t s - p a c k a g e . r e l a t i o n s h i p s + x m l "   p k g : p a d d i n g = " 2 5 6 " & g t ; & l t ; p k g : x m l D a t a & g t ; & l t ; R e l a t i o n s h i p s   x m l n s = " h t t p : / / s c h e m a s . o p e n x m l f o r m a t s . o r g / p a c k a g e / 2 0 0 6 / r e l a t i o n s h i p s " & g t ; & l t ; R e l a t i o n s h i p   I d = " r I d 1 "   T y p e = " h t t p : / / s c h e m a s . o p e n x m l f o r m a t s . o r g / o f f i c e D o c u m e n t / 2 0 0 6 / r e l a t i o n s h i p s / s t y l e s "   T a r g e t = " s t y l e s . x m l " / & g t ; & l t ; / R e l a t i o n s h i p s & g t ; & l t ; / p k g : x m l D a t a & g t ; & l t ; / p k g : p a r t & g t ; & l t ; p k g : p a r t   p k g : n a m e = " / w o r d / s t y l e s . x m l "   p k g : c o n t e n t T y p e = " a p p l i c a t i o n / v n d . o p e n x m l f o r m a t s - o f f i c e d o c u m e n t . w o r d p r o c e s s i n g m l . s t y l e s + x m l " & g t ; & l t ; p k g : x m l D a t a & g t ; & l t ; w : s t y l e s   x m l n s : m c = " h t t p : / / s c h e m a s . o p e n x m l f o r m a t s . o r g / m a r k u p - c o m p a t i b i l i t y / 2 0 0 6 "   x m l n s : r = " h t t p : / / s c h e m a s . o p e n x m l f o r m a t s . o r g / o f f i c e D o c u m e n t / 2 0 0 6 / r e l a t i o n s h i p s "   x m l n s : w = " h t t p : / / s c h e m a s . o p e n x m l f o r m a t s . o r g / w o r d p r o c e s s i n g m l / 2 0 0 6 / m a i n "   x m l n s : w 1 4 = " h t t p : / / s c h e m a s . m i c r o s o f t . c o m / o f f i c e / w o r d / 2 0 1 0 / w o r d m l "   x m l n s : w 1 5 = " h t t p : / / s c h e m a s . m i c r o s o f t . c o m / o f f i c e / w o r d / 2 0 1 2 / w o r d m l "   x m l n s : w 1 6 c e x = " h t t p : / / s c h e m a s . m i c r o s o f t . c o m / o f f i c e / w o r d / 2 0 1 8 / w o r d m l / c e x "   x m l n s : w 1 6 c i d = " h t t p : / / s c h e m a s . m i c r o s o f t . c o m / o f f i c e / w o r d / 2 0 1 6 / w o r d m l / c i d "   x m l n s : w 1 6 = " h t t p : / / s c h e m a s . m i c r o s o f t . c o m / o f f i c e / w o r d / 2 0 1 8 / w o r d m l "   x m l n s : w 1 6 d u = " h t t p : / / s c h e m a s . m i c r o s o f t . c o m / o f f i c e / w o r d / 2 0 2 3 / w o r d m l / w o r d 1 6 d u "   x m l n s : w 1 6 s d t d h = " h t t p : / / s c h e m a s . m i c r o s o f t . c o m / o f f i c e / w o r d / 2 0 2 0 / w o r d m l / s d t d a t a h a s h "   x m l n s : w 1 6 s e = " h t t p : / / s c h e m a s . m i c r o s o f t . c o m / o f f i c e / w o r d / 2 0 1 5 / w o r d m l / s y m e x "   m c : I g n o r a b l e = " w 1 4   w 1 5   w 1 6 s e   w 1 6 c i d   w 1 6   w 1 6 c e x   w 1 6 s d t d h   w 1 6 d u " & g t ; & l t ; w : d o c D e f a u l t s & g t ; & l t ; w : r P r D e f a u l t & g t ; & l t ; w : r P r & g t ; & l t ; w : r F o n t s   w : a s c i i T h e m e = " m i n o r H A n s i "   w : e a s t A s i a T h e m e = " m i n o r E a s t A s i a "   w : h A n s i T h e m e = " m i n o r H A n s i "   w : c s t h e m e = " m i n o r B i d i " / & g t ; & l t ; w : k e r n   w : v a l = " 2 " / & g t ; & l t ; w : s z   w : v a l = " 2 4 " / & g t ; & l t ; w : s z C s   w : v a l = " 2 4 " / & g t ; & l t ; w : l a n g   w : v a l = " e n - U S "   w : e a s t A s i a = " e n - U S "   w : b i d i = " a r - S A " / & g t ; & l t ; w 1 4 : l i g a t u r e s   w 1 4 : v a l = " s t a n d a r d C o n t e x t u a l " / & g t ; & l t ; / w : r P r & g t ; & l t ; / w : r P r D e f a u l t & g t ; & l t ; w : p P r D e f a u l t & g t ; & l t ; w : p P r & g t ; & l t ; w : s p a c i n g   w : a f t e r = " 1 6 0 "   w : l i n e = " 2 7 8 "   w : l i n e R u l e = " a u t o " / & g t ; & l t ; / w : p P r & g t ; & l t ; / w : p P r D e f a u l t & g t ; & l t ; / w : d o c D e f a u l t s & g t ; & l t ; w : s t y l e   w : t y p e = " p a r a g r a p h "   w : d e f a u l t = " 1 "   w : s t y l e I d = " N o r m a l " & g t ; & l t ; w : n a m e   w : v a l = " N o r m a l " / & g t ; & l t ; w : q F o r m a t / & g t ; & l t ; / w : s t y l e & g t ; & l t ; w : s t y l e   w : t y p e = " c h a r a c t e r "   w : d e f a u l t = " 1 "   w : s t y l e I d = " D e f a u l t P a r a g r a p h F o n t " & g t ; & l t ; w : n a m e   w : v a l = " D e f a u l t   P a r a g r a p h   F o n t " / & g t ; & l t ; w : u i P r i o r i t y   w : v a l = " 1 " / & g t ; & l t ; w : s e m i H i d d e n / & g t ; & l t ; w : u n h i d e W h e n U s e d / & g t ; & l t ; / w : s t y l e & g t ; & l t ; w : s t y l e   w : t y p e = " t a b l e "   w : d e f a u l t = " 1 "   w : s t y l e I d = " T a b l e N o r m a l " & g t ; & l t ; w : n a m e   w : v a l = " N o r m a l   T a b l e " / & g t ; & l t ; w : u i P r i o r i t y   w : v a l = " 9 9 " / & g t ; & l t ; w : s e m i H i d d e n / & g t ; & l t ; w : u n h i d e W h e n U s e d / & g t ; & l t ; w : t b l P r & g t ; & l t ; w : t b l I n d   w : w = " 0 "   w : t y p e = " d x a " / & g t ; & l t ; w : t b l C e l l M a r & g t ; & l t ; w : t o p   w : w = " 0 "   w : t y p e = " d x a " / & g t ; & l t ; w : l e f t   w : w = " 1 0 8 "   w : t y p e = " d x a " / & g t ; & l t ; w : b o t t o m   w : w = " 0 "   w : t y p e = " d x a " / & g t ; & l t ; w : r i g h t   w : w = " 1 0 8 "   w : t y p e = " d x a " / & g t ; & l t ; / w : t b l C e l l M a r & g t ; & l t ; / w : t b l P r & g t ; & l t ; / w : s t y l e & g t ; & l t ; w : s t y l e   w : t y p e = " n u m b e r i n g "   w : d e f a u l t = " 1 "   w : s t y l e I d = " N o L i s t " & g t ; & l t ; w : n a m e   w : v a l = " N o   L i s t " / & g t ; & l t ; w : u i P r i o r i t y   w : v a l = " 9 9 " / & g t ; & l t ; w : s e m i H i d d e n / & g t ; & l t ; w : u n h i d e W h e n U s e d / & g t ; & l t ; / w : s t y l e & g t ; & l t ; / w : s t y l e s & g t ; & l t ; / p k g : x m l D a t a & g t ; & l t ; / p k g : p a r t & g t ; & l t ; p k g : p a r t   p k g : n a m e = " / d o c M e t a d a t a / L a b e l I n f o . x m l "   p k g : c o n t e n t T y p e = " a p p l i c a t i o n / v n d . m s - o f f i c e . c l a s s i f i c a t i o n l a b e l s + x m l " & g t ; & l t ; p k g : x m l D a t a & g t ; & l t ; c l b l : l a b e l L i s t   x m l n s : c l b l = " h t t p : / / s c h e m a s . m i c r o s o f t . c o m / o f f i c e / 2 0 2 0 / m i p L a b e l M e t a d a t a " & g t ; & l t ; c l b l : l a b e l   i d = " { f 4 2 a a 3 4 2 - 8 7 0 6 - 4 2 8 8 - b d 1 1 - e b b 8 5 9 9 5 0 2 8 c } "   e n a b l e d = " 1 "   m e t h o d = " S t a n d a r d "   s i t e I d = " { 7 2 f 9 8 8 b f - 8 6 f 1 - 4 1 a f - 9 1 a b - 2 d 7 c d 0 1 1 d b 4 7 } "   c o n t e n t B i t s = " 0 "   r e m o v e d = " 0 " / & g t ; & l t ; / c l b l : l a b e l L i s t & g t ; & l t ; / p k g : x m l D a t a & g t ; & l t ; / p k g : p a r t & g t ; & l t ; / p k g : p a c k a g e & g t ; - 
- < / V e n d o r N a m e C a p t i o n > - 
-         < V e n d o r N o C a p t i o n > & l t ; ? x m l   v e r s i o n = " 1 . 0 "   s t a n d a l o n e = " y e s " ? & g t ; - 
- & l t ; ? m s o - a p p l i c a t i o n   p r o g i d = " W o r d . D o c u m e n t " ? & g t ; - 
- & l t ; p k g : p a c k a g e   x m l n s : p k g = " h t t p : / / s c h e m a s . m i c r o s o f t . c o m / o f f i c e / 2 0 0 6 / x m l P a c k a g e " & g t ; & l t ; p k g : p a r t   p k g : n a m e = " / _ r e l s / . r e l s "   p k g : c o n t e n t T y p e = " a p p l i c a t i o n / v n d . o p e n x m l f o r m a t s - p a c k a g e . r e l a t i o n s h i p s + x m l "   p k g : p a d d i n g = " 5 1 2 " & g t ; & l t ; p k g : x m l D a t a & g t ; & l t ; R e l a t i o n s h i p s   x m l n s = " h t t p : / / s c h e m a s . o p e n x m l f o r m a t s . o r g / p a c k a g e / 2 0 0 6 / r e l a t i o n s h i p s " & g t ; & l t ; R e l a t i o n s h i p   I d = " r I d 2 "   T y p e = " h t t p : / / s c h e m a s . m i c r o s o f t . c o m / o f f i c e / 2 0 2 0 / 0 2 / r e l a t i o n s h i p s / c l a s s i f i c a t i o n l a b e l s "   T a r g e t = " d o c M e t a d a t a / L a b e l I n f o . x m l " / & g t ; & l t ; R e l a t i o n s h i p   I d = " r I d 1 "   T y p e = " h t t p : / / s c h e m a s . o p e n x m l f o r m a t s . o r g / o f f i c e D o c u m e n t / 2 0 0 6 / r e l a t i o n s h i p s / o f f i c e D o c u m e n t "   T a r g e t = " w o r d / d o c u m e n t . x m l " / & g t ; & l t ; / R e l a t i o n s h i p s & g t ; & l t ; / p k g : x m l D a t a & g t ; & l t ; / p k g : p a r t & g t ; & l t ; p k g : p a r t   p k g : n a m e = " / w o r d / d o c u m e n t . x m l "   p k g : c o n t e n t T y p e = " a p p l i c a t i o n / v n d . o p e n x m l f o r m a t s - o f f i c e d o c u m e n t . w o r d p r o c e s s i n g m l . d o c u m e n t . m a i n + x m l " & g t ; & l t ; p k g : x m l D a t a & g t ; & l t ; w : d o c u m e n t   x m l n s : w p c = " h t t p : / / s c h e m a s . m i c r o s o f t . c o m / o f f i c e / w o r d / 2 0 1 0 / w o r d p r o c e s s i n g C a n v a s "   x m l n s : c x = " h t t p : / / s c h e m a s . m i c r o s o f t . c o m / o f f i c e / d r a w i n g / 2 0 1 4 / c h a r t e x "   x m l n s : c x 1 = " h t t p : / / s c h e m a s . m i c r o s o f t . c o m / o f f i c e / d r a w i n g / 2 0 1 5 / 9 / 8 / c h a r t e x "   x m l n s : c x 2 = " h t t p : / / s c h e m a s . m i c r o s o f t . c o m / o f f i c e / d r a w i n g / 2 0 1 5 / 1 0 / 2 1 / c h a r t e x "   x m l n s : c x 3 = " h t t p : / / s c h e m a s . m i c r o s o f t . c o m / o f f i c e / d r a w i n g / 2 0 1 6 / 5 / 9 / c h a r t e x "   x m l n s : c x 4 = " h t t p : / / s c h e m a s . m i c r o s o f t . c o m / o f f i c e / d r a w i n g / 2 0 1 6 / 5 / 1 0 / c h a r t e x "   x m l n s : c x 5 = " h t t p : / / s c h e m a s . m i c r o s o f t . c o m / o f f i c e / d r a w i n g / 2 0 1 6 / 5 / 1 1 / c h a r t e x "   x m l n s : c x 6 = " h t t p : / / s c h e m a s . m i c r o s o f t . c o m / o f f i c e / d r a w i n g / 2 0 1 6 / 5 / 1 2 / c h a r t e x "   x m l n s : c x 7 = " h t t p : / / s c h e m a s . m i c r o s o f t . c o m / o f f i c e / d r a w i n g / 2 0 1 6 / 5 / 1 3 / c h a r t e x "   x m l n s : c x 8 = " h t t p : / / s c h e m a s . m i c r o s o f t . c o m / o f f i c e / d r a w i n g / 2 0 1 6 / 5 / 1 4 / c h a r t e x "   x m l n s : m c = " h t t p : / / s c h e m a s . o p e n x m l f o r m a t s . o r g / m a r k u p - c o m p a t i b i l i t y / 2 0 0 6 "   x m l n s : a i n k = " h t t p : / / s c h e m a s . m i c r o s o f t . c o m / o f f i c e / d r a w i n g / 2 0 1 6 / i n k "   x m l n s : a m 3 d = " h t t p : / / s c h e m a s . m i c r o s o f t . c o m / o f f i c e / d r a w i n g / 2 0 1 7 / m o d e l 3 d "   x m l n s : o = " u r n : s c h e m a s - m i c r o s o f t - c o m : o f f i c e : o f f i c e "   x m l n s : o e l = " h t t p : / / s c h e m a s . m i c r o s o f t . c o m / o f f i c e / 2 0 1 9 / e x t l s t "   x m l n s : r = " h t t p : / / s c h e m a s . o p e n x m l f o r m a t s . o r g / o f f i c e D o c u m e n t / 2 0 0 6 / r e l a t i o n s h i p s "   x m l n s : m = " h t t p : / / s c h e m a s . o p e n x m l f o r m a t s . o r g / o f f i c e D o c u m e n t / 2 0 0 6 / m a t h "   x m l n s : v = " u r n : s c h e m a s - m i c r o s o f t - c o m : v m l "   x m l n s : w p 1 4 = " h t t p : / / s c h e m a s . m i c r o s o f t . c o m / o f f i c e / w o r d / 2 0 1 0 / w o r d p r o c e s s i n g D r a w i n g "   x m l n s : w p = " h t t p : / / s c h e m a s . o p e n x m l f o r m a t s . o r g / d r a w i n g m l / 2 0 0 6 / w o r d p r o c e s s i n g D r a w i n g "   x m l n s : w 1 0 = " u r n : s c h e m a s - m i c r o s o f t - c o m : o f f i c e : w o r d "   x m l n s : w = " h t t p : / / s c h e m a s . o p e n x m l f o r m a t s . o r g / w o r d p r o c e s s i n g m l / 2 0 0 6 / m a i n "   x m l n s : w 1 4 = " h t t p : / / s c h e m a s . m i c r o s o f t . c o m / o f f i c e / w o r d / 2 0 1 0 / w o r d m l "   x m l n s : w 1 5 = " h t t p : / / s c h e m a s . m i c r o s o f t . c o m / o f f i c e / w o r d / 2 0 1 2 / w o r d m l "   x m l n s : w 1 6 c e x = " h t t p : / / s c h e m a s . m i c r o s o f t . c o m / o f f i c e / w o r d / 2 0 1 8 / w o r d m l / c e x "   x m l n s : w 1 6 c i d = " h t t p : / / s c h e m a s . m i c r o s o f t . c o m / o f f i c e / w o r d / 2 0 1 6 / w o r d m l / c i d "   x m l n s : w 1 6 = " h t t p : / / s c h e m a s . m i c r o s o f t . c o m / o f f i c e / w o r d / 2 0 1 8 / w o r d m l "   x m l n s : w 1 6 d u = " h t t p : / / s c h e m a s . m i c r o s o f t . c o m / o f f i c e / w o r d / 2 0 2 3 / w o r d m l / w o r d 1 6 d u "   x m l n s : w 1 6 s d t d h = " h t t p : / / s c h e m a s . m i c r o s o f t . c o m / o f f i c e / w o r d / 2 0 2 0 / w o r d m l / s d t d a t a h a s h "   x m l n s : w 1 6 s e = " h t t p : / / s c h e m a s . m i c r o s o f t . c o m / o f f i c e / w o r d / 2 0 1 5 / w o r d m l / s y m e x "   x m l n s : w p g = " h t t p : / / s c h e m a s . m i c r o s o f t . c o m / o f f i c e / w o r d / 2 0 1 0 / w o r d p r o c e s s i n g G r o u p "   x m l n s : w p i = " h t t p : / / s c h e m a s . m i c r o s o f t . c o m / o f f i c e / w o r d / 2 0 1 0 / w o r d p r o c e s s i n g I n k "   x m l n s : w n e = " h t t p : / / s c h e m a s . m i c r o s o f t . c o m / o f f i c e / w o r d / 2 0 0 6 / w o r d m l "   x m l n s : w p s = " h t t p : / / s c h e m a s . m i c r o s o f t . c o m / o f f i c e / w o r d / 2 0 1 0 / w o r d p r o c e s s i n g S h a p e "   m c : I g n o r a b l e = " w 1 4   w 1 5   w 1 6 s e   w 1 6 c i d   w 1 6   w 1 6 c e x   w 1 6 s d t d h   w 1 6 d u   w p 1 4 " & g t ; & l t ; w : b o d y & g t ; & l t ; w : p   w 1 4 : p a r a I d = " 6 7 0 2 0 6 7 C "   w 1 4 : t e x t I d = " 7 0 C 4 D 4 6 B "   w : r s i d R = " 0 0 B C 5 6 F 5 "   w : r s i d R D e f a u l t = " 0 0 B C 5 6 F 5 " & g t ; & l t ; w : p P r & g t ; & l t ; w : s p a c i n g   w : b e f o r e = " 4 0 "   w : a f t e r = " 0 "   w : l i n e = " 2 4 0 "   w : l i n e R u l e = " a u t o " / & g t ; & l t ; / w : p P r & g t ; & l t ; w : r & g t ; & l t ; w : t & g t ; V e n d o r N o C a p t i o n & l t ; / w : t & g t ; & l t ; / w : r & g t ; & l t ; / w : p & g t ; & l t ; w : s e c t P r   w : r s i d R = " 0 0 0 0 0 0 0 0 " & g t ; & l t ; w : p g S z   w : w = " 1 2 2 4 0 "   w : h = " 1 5 8 4 0 " / & g t ; & l t ; w : p g M a r   w : t o p = " 1 4 4 0 "   w : r i g h t = " 1 4 4 0 "   w : b o t t o m = " 1 4 4 0 "   w : l e f t = " 1 4 4 0 "   w : h e a d e r = " 7 2 0 "   w : f o o t e r = " 7 2 0 "   w : g u t t e r = " 0 " / & g t ; & l t ; w : c o l s   w : s p a c e = " 7 2 0 " / & g t ; & l t ; / w : s e c t P r & g t ; & l t ; / w : b o d y & g t ; & l t ; / w : d o c u m e n t & g t ; & l t ; / p k g : x m l D a t a & g t ; & l t ; / p k g : p a r t & g t ; & l t ; p k g : p a r t   p k g : n a m e = " / w o r d / _ r e l s / d o c u m e n t . x m l . r e l s "   p k g : c o n t e n t T y p e = " a p p l i c a t i o n / v n d . o p e n x m l f o r m a t s - p a c k a g e . r e l a t i o n s h i p s + x m l "   p k g : p a d d i n g = " 2 5 6 " & g t ; & l t ; p k g : x m l D a t a & g t ; & l t ; R e l a t i o n s h i p s   x m l n s = " h t t p : / / s c h e m a s . o p e n x m l f o r m a t s . o r g / p a c k a g e / 2 0 0 6 / r e l a t i o n s h i p s " & g t ; & l t ; R e l a t i o n s h i p   I d = " r I d 1 "   T y p e = " h t t p : / / s c h e m a s . o p e n x m l f o r m a t s . o r g / o f f i c e D o c u m e n t / 2 0 0 6 / r e l a t i o n s h i p s / s t y l e s "   T a r g e t = " s t y l e s . x m l " / & g t ; & l t ; / R e l a t i o n s h i p s & g t ; & l t ; / p k g : x m l D a t a & g t ; & l t ; / p k g : p a r t & g t ; & l t ; p k g : p a r t   p k g : n a m e = " / w o r d / s t y l e s . x m l "   p k g : c o n t e n t T y p e = " a p p l i c a t i o n / v n d . o p e n x m l f o r m a t s - o f f i c e d o c u m e n t . w o r d p r o c e s s i n g m l . s t y l e s + x m l " & g t ; & l t ; p k g : x m l D a t a & g t ; & l t ; w : s t y l e s   x m l n s : m c = " h t t p : / / s c h e m a s . o p e n x m l f o r m a t s . o r g / m a r k u p - c o m p a t i b i l i t y / 2 0 0 6 "   x m l n s : r = " h t t p : / / s c h e m a s . o p e n x m l f o r m a t s . o r g / o f f i c e D o c u m e n t / 2 0 0 6 / r e l a t i o n s h i p s "   x m l n s : w = " h t t p : / / s c h e m a s . o p e n x m l f o r m a t s . o r g / w o r d p r o c e s s i n g m l / 2 0 0 6 / m a i n "   x m l n s : w 1 4 = " h t t p : / / s c h e m a s . m i c r o s o f t . c o m / o f f i c e / w o r d / 2 0 1 0 / w o r d m l "   x m l n s : w 1 5 = " h t t p : / / s c h e m a s . m i c r o s o f t . c o m / o f f i c e / w o r d / 2 0 1 2 / w o r d m l "   x m l n s : w 1 6 c e x = " h t t p : / / s c h e m a s . m i c r o s o f t . c o m / o f f i c e / w o r d / 2 0 1 8 / w o r d m l / c e x "   x m l n s : w 1 6 c i d = " h t t p : / / s c h e m a s . m i c r o s o f t . c o m / o f f i c e / w o r d / 2 0 1 6 / w o r d m l / c i d "   x m l n s : w 1 6 = " h t t p : / / s c h e m a s . m i c r o s o f t . c o m / o f f i c e / w o r d / 2 0 1 8 / w o r d m l "   x m l n s : w 1 6 d u = " h t t p : / / s c h e m a s . m i c r o s o f t . c o m / o f f i c e / w o r d / 2 0 2 3 / w o r d m l / w o r d 1 6 d u "   x m l n s : w 1 6 s d t d h = " h t t p : / / s c h e m a s . m i c r o s o f t . c o m / o f f i c e / w o r d / 2 0 2 0 / w o r d m l / s d t d a t a h a s h "   x m l n s : w 1 6 s e = " h t t p : / / s c h e m a s . m i c r o s o f t . c o m / o f f i c e / w o r d / 2 0 1 5 / w o r d m l / s y m e x "   m c : I g n o r a b l e = " w 1 4   w 1 5   w 1 6 s e   w 1 6 c i d   w 1 6   w 1 6 c e x   w 1 6 s d t d h   w 1 6 d u " & g t ; & l t ; w : d o c D e f a u l t s & g t ; & l t ; w : r P r D e f a u l t & g t ; & l t ; w : r P r & g t ; & l t ; w : r F o n t s   w : a s c i i T h e m e = " m i n o r H A n s i "   w : e a s t A s i a T h e m e = " m i n o r E a s t A s i a "   w : h A n s i T h e m e = " m i n o r H A n s i "   w : c s t h e m e = " m i n o r B i d i " / & g t ; & l t ; w : k e r n   w : v a l = " 2 " / & g t ; & l t ; w : s z   w : v a l = " 2 4 " / & g t ; & l t ; w : s z C s   w : v a l = " 2 4 " / & g t ; & l t ; w : l a n g   w : v a l = " e n - U S "   w : e a s t A s i a = " e n - U S "   w : b i d i = " a r - S A " / & g t ; & l t ; w 1 4 : l i g a t u r e s   w 1 4 : v a l = " s t a n d a r d C o n t e x t u a l " / & g t ; & l t ; / w : r P r & g t ; & l t ; / w : r P r D e f a u l t & g t ; & l t ; w : p P r D e f a u l t & g t ; & l t ; w : p P r & g t ; & l t ; w : s p a c i n g   w : a f t e r = " 1 6 0 "   w : l i n e = " 2 7 8 "   w : l i n e R u l e = " a u t o " / & g t ; & l t ; / w : p P r & g t ; & l t ; / w : p P r D e f a u l t & g t ; & l t ; / w : d o c D e f a u l t s & g t ; & l t ; w : s t y l e   w : t y p e = " p a r a g r a p h "   w : d e f a u l t = " 1 "   w : s t y l e I d = " N o r m a l " & g t ; & l t ; w : n a m e   w : v a l = " N o r m a l " / & g t ; & l t ; w : q F o r m a t / & g t ; & l t ; / w : s t y l e & g t ; & l t ; w : s t y l e   w : t y p e = " c h a r a c t e r "   w : d e f a u l t = " 1 "   w : s t y l e I d = " D e f a u l t P a r a g r a p h F o n t " & g t ; & l t ; w : n a m e   w : v a l = " D e f a u l t   P a r a g r a p h   F o n t " / & g t ; & l t ; w : u i P r i o r i t y   w : v a l = " 1 " / & g t ; & l t ; w : s e m i H i d d e n / & g t ; & l t ; w : u n h i d e W h e n U s e d / & g t ; & l t ; / w : s t y l e & g t ; & l t ; w : s t y l e   w : t y p e = " t a b l e "   w : d e f a u l t = " 1 "   w : s t y l e I d = " T a b l e N o r m a l " & g t ; & l t ; w : n a m e   w : v a l = " N o r m a l   T a b l e " / & g t ; & l t ; w : u i P r i o r i t y   w : v a l = " 9 9 " / & g t ; & l t ; w : s e m i H i d d e n / & g t ; & l t ; w : u n h i d e W h e n U s e d / & g t ; & l t ; w : t b l P r & g t ; & l t ; w : t b l I n d   w : w = " 0 "   w : t y p e = " d x a " / & g t ; & l t ; w : t b l C e l l M a r & g t ; & l t ; w : t o p   w : w = " 0 "   w : t y p e = " d x a " / & g t ; & l t ; w : l e f t   w : w = " 1 0 8 "   w : t y p e = " d x a " / & g t ; & l t ; w : b o t t o m   w : w = " 0 "   w : t y p e = " d x a " / & g t ; & l t ; w : r i g h t   w : w = " 1 0 8 "   w : t y p e = " d x a " / & g t ; & l t ; / w : t b l C e l l M a r & g t ; & l t ; / w : t b l P r & g t ; & l t ; / w : s t y l e & g t ; & l t ; w : s t y l e   w : t y p e = " n u m b e r i n g "   w : d e f a u l t = " 1 "   w : s t y l e I d = " N o L i s t " & g t ; & l t ; w : n a m e   w : v a l = " N o   L i s t " / & g t ; & l t ; w : u i P r i o r i t y   w : v a l = " 9 9 " / & g t ; & l t ; w : s e m i H i d d e n / & g t ; & l t ; w : u n h i d e W h e n U s e d / & g t ; & l t ; / w : s t y l e & g t ; & l t ; / w : s t y l e s & g t ; & l t ; / p k g : x m l D a t a & g t ; & l t ; / p k g : p a r t & g t ; & l t ; p k g : p a r t   p k g : n a m e = " / d o c M e t a d a t a / L a b e l I n f o . x m l "   p k g : c o n t e n t T y p e = " a p p l i c a t i o n / v n d . m s - o f f i c e . c l a s s i f i c a t i o n l a b e l s + x m l " & g t ; & l t ; p k g : x m l D a t a & g t ; & l t ; c l b l : l a b e l L i s t   x m l n s : c l b l = " h t t p : / / s c h e m a s . m i c r o s o f t . c o m / o f f i c e / 2 0 2 0 / m i p L a b e l M e t a d a t a " & g t ; & l t ; c l b l : l a b e l   i d = " { f 4 2 a a 3 4 2 - 8 7 0 6 - 4 2 8 8 - b d 1 1 - e b b 8 5 9 9 5 0 2 8 c } "   e n a b l e d = " 1 "   m e t h o d = " S t a n d a r d "   s i t e I d = " { 7 2 f 9 8 8 b f - 8 6 f 1 - 4 1 a f - 9 1 a b - 2 d 7 c d 0 1 1 d b 4 7 } "   c o n t e n t B i t s = " 0 "   r e m o v e d = " 0 " / & g t ; & l t ; / c l b l : l a b e l L i s t & g t ; & l t ; / p k g : x m l D a t a & g t ; & l t ; / p k g : p a r t & g t ; & l t ; / p k g : p a c k a g e & g t ; - 
- < / V e n d o r N o C a p t i o n > - 
-         < V e n d o r P u r c h a s e s L C Y C a p t i o n > & l t ; ? x m l   v e r s i o n = " 1 . 0 "   s t a n d a l o n e = " y e s " ? & g t ; - 
- & l t ; ? m s o - a p p l i c a t i o n   p r o g i d = " W o r d . D o c u m e n t " ? & g t ; - 
- & l t ; p k g : p a c k a g e   x m l n s : p k g = " h t t p : / / s c h e m a s . m i c r o s o f t . c o m / o f f i c e / 2 0 0 6 / x m l P a c k a g e " & g t ; & l t ; p k g : p a r t   p k g : n a m e = " / _ r e l s / . r e l s "   p k g : c o n t e n t T y p e = " a p p l i c a t i o n / v n d . o p e n x m l f o r m a t s - p a c k a g e . r e l a t i o n s h i p s + x m l "   p k g : p a d d i n g = " 5 1 2 " & g t ; & l t ; p k g : x m l D a t a & g t ; & l t ; R e l a t i o n s h i p s   x m l n s = " h t t p : / / s c h e m a s . o p e n x m l f o r m a t s . o r g / p a c k a g e / 2 0 0 6 / r e l a t i o n s h i p s " & g t ; & l t ; R e l a t i o n s h i p   I d = " r I d 2 "   T y p e = " h t t p : / / s c h e m a s . m i c r o s o f t . c o m / o f f i c e / 2 0 2 0 / 0 2 / r e l a t i o n s h i p s / c l a s s i f i c a t i o n l a b e l s "   T a r g e t = " d o c M e t a d a t a / L a b e l I n f o . x m l " / & g t ; & l t ; R e l a t i o n s h i p   I d = " r I d 1 "   T y p e = " h t t p : / / s c h e m a s . o p e n x m l f o r m a t s . o r g / o f f i c e D o c u m e n t / 2 0 0 6 / r e l a t i o n s h i p s / o f f i c e D o c u m e n t "   T a r g e t = " w o r d / d o c u m e n t . x m l " / & g t ; & l t ; / R e l a t i o n s h i p s & g t ; & l t ; / p k g : x m l D a t a & g t ; & l t ; / p k g : p a r t & g t ; & l t ; p k g : p a r t   p k g : n a m e = " / w o r d / d o c u m e n t . x m l "   p k g : c o n t e n t T y p e = " a p p l i c a t i o n / v n d . o p e n x m l f o r m a t s - o f f i c e d o c u m e n t . w o r d p r o c e s s i n g m l . d o c u m e n t . m a i n + x m l " & g t ; & l t ; p k g : x m l D a t a & g t ; & l t ; w : d o c u m e n t   x m l n s : w p c = " h t t p : / / s c h e m a s . m i c r o s o f t . c o m / o f f i c e / w o r d / 2 0 1 0 / w o r d p r o c e s s i n g C a n v a s "   x m l n s : c x = " h t t p : / / s c h e m a s . m i c r o s o f t . c o m / o f f i c e / d r a w i n g / 2 0 1 4 / c h a r t e x "   x m l n s : c x 1 = " h t t p : / / s c h e m a s . m i c r o s o f t . c o m / o f f i c e / d r a w i n g / 2 0 1 5 / 9 / 8 / c h a r t e x "   x m l n s : c x 2 = " h t t p : / / s c h e m a s . m i c r o s o f t . c o m / o f f i c e / d r a w i n g / 2 0 1 5 / 1 0 / 2 1 / c h a r t e x "   x m l n s : c x 3 = " h t t p : / / s c h e m a s . m i c r o s o f t . c o m / o f f i c e / d r a w i n g / 2 0 1 6 / 5 / 9 / c h a r t e x "   x m l n s : c x 4 = " h t t p : / / s c h e m a s . m i c r o s o f t . c o m / o f f i c e / d r a w i n g / 2 0 1 6 / 5 / 1 0 / c h a r t e x "   x m l n s : c x 5 = " h t t p : / / s c h e m a s . m i c r o s o f t . c o m / o f f i c e / d r a w i n g / 2 0 1 6 / 5 / 1 1 / c h a r t e x "   x m l n s : c x 6 = " h t t p : / / s c h e m a s . m i c r o s o f t . c o m / o f f i c e / d r a w i n g / 2 0 1 6 / 5 / 1 2 / c h a r t e x "   x m l n s : c x 7 = " h t t p : / / s c h e m a s . m i c r o s o f t . c o m / o f f i c e / d r a w i n g / 2 0 1 6 / 5 / 1 3 / c h a r t e x "   x m l n s : c x 8 = " h t t p : / / s c h e m a s . m i c r o s o f t . c o m / o f f i c e / d r a w i n g / 2 0 1 6 / 5 / 1 4 / c h a r t e x "   x m l n s : m c = " h t t p : / / s c h e m a s . o p e n x m l f o r m a t s . o r g / m a r k u p - c o m p a t i b i l i t y / 2 0 0 6 "   x m l n s : a i n k = " h t t p : / / s c h e m a s . m i c r o s o f t . c o m / o f f i c e / d r a w i n g / 2 0 1 6 / i n k "   x m l n s : a m 3 d = " h t t p : / / s c h e m a s . m i c r o s o f t . c o m / o f f i c e / d r a w i n g / 2 0 1 7 / m o d e l 3 d "   x m l n s : o = " u r n : s c h e m a s - m i c r o s o f t - c o m : o f f i c e : o f f i c e "   x m l n s : o e l = " h t t p : / / s c h e m a s . m i c r o s o f t . c o m / o f f i c e / 2 0 1 9 / e x t l s t "   x m l n s : r = " h t t p : / / s c h e m a s . o p e n x m l f o r m a t s . o r g / o f f i c e D o c u m e n t / 2 0 0 6 / r e l a t i o n s h i p s "   x m l n s : m = " h t t p : / / s c h e m a s . o p e n x m l f o r m a t s . o r g / o f f i c e D o c u m e n t / 2 0 0 6 / m a t h "   x m l n s : v = " u r n : s c h e m a s - m i c r o s o f t - c o m : v m l "   x m l n s : w p 1 4 = " h t t p : / / s c h e m a s . m i c r o s o f t . c o m / o f f i c e / w o r d / 2 0 1 0 / w o r d p r o c e s s i n g D r a w i n g "   x m l n s : w p = " h t t p : / / s c h e m a s . o p e n x m l f o r m a t s . o r g / d r a w i n g m l / 2 0 0 6 / w o r d p r o c e s s i n g D r a w i n g "   x m l n s : w 1 0 = " u r n : s c h e m a s - m i c r o s o f t - c o m : o f f i c e : w o r d "   x m l n s : w = " h t t p : / / s c h e m a s . o p e n x m l f o r m a t s . o r g / w o r d p r o c e s s i n g m l / 2 0 0 6 / m a i n "   x m l n s : w 1 4 = " h t t p : / / s c h e m a s . m i c r o s o f t . c o m / o f f i c e / w o r d / 2 0 1 0 / w o r d m l "   x m l n s : w 1 5 = " h t t p : / / s c h e m a s . m i c r o s o f t . c o m / o f f i c e / w o r d / 2 0 1 2 / w o r d m l "   x m l n s : w 1 6 c e x = " h t t p : / / s c h e m a s . m i c r o s o f t . c o m / o f f i c e / w o r d / 2 0 1 8 / w o r d m l / c e x "   x m l n s : w 1 6 c i d = " h t t p : / / s c h e m a s . m i c r o s o f t . c o m / o f f i c e / w o r d / 2 0 1 6 / w o r d m l / c i d "   x m l n s : w 1 6 = " h t t p : / / s c h e m a s . m i c r o s o f t . c o m / o f f i c e / w o r d / 2 0 1 8 / w o r d m l "   x m l n s : w 1 6 d u = " h t t p : / / s c h e m a s . m i c r o s o f t . c o m / o f f i c e / w o r d / 2 0 2 3 / w o r d m l / w o r d 1 6 d u "   x m l n s : w 1 6 s d t d h = " h t t p : / / s c h e m a s . m i c r o s o f t . c o m / o f f i c e / w o r d / 2 0 2 0 / w o r d m l / s d t d a t a h a s h "   x m l n s : w 1 6 s e = " h t t p : / / s c h e m a s . m i c r o s o f t . c o m / o f f i c e / w o r d / 2 0 1 5 / w o r d m l / s y m e x "   x m l n s : w p g = " h t t p : / / s c h e m a s . m i c r o s o f t . c o m / o f f i c e / w o r d / 2 0 1 0 / w o r d p r o c e s s i n g G r o u p "   x m l n s : w p i = " h t t p : / / s c h e m a s . m i c r o s o f t . c o m / o f f i c e / w o r d / 2 0 1 0 / w o r d p r o c e s s i n g I n k "   x m l n s : w n e = " h t t p : / / s c h e m a s . m i c r o s o f t . c o m / o f f i c e / w o r d / 2 0 0 6 / w o r d m l "   x m l n s : w p s = " h t t p : / / s c h e m a s . m i c r o s o f t . c o m / o f f i c e / w o r d / 2 0 1 0 / w o r d p r o c e s s i n g S h a p e "   m c : I g n o r a b l e = " w 1 4   w 1 5   w 1 6 s e   w 1 6 c i d   w 1 6   w 1 6 c e x   w 1 6 s d t d h   w 1 6 d u   w p 1 4 " & g t ; & l t ; w : b o d y & g t ; & l t ; w : p   w 1 4 : p a r a I d = " 6 E C F 0 B 6 F "   w 1 4 : t e x t I d = " 1 2 0 F E D A D "   w : r s i d R = " 0 0 C 1 5 C D 8 "   w : r s i d R D e f a u l t = " 0 0 C 1 5 C D 8 " & g t ; & l t ; w : p P r & g t ; & l t ; w : s p a c i n g   w : b e f o r e = " 4 0 "   w : a f t e r = " 0 "   w : l i n e = " 2 4 0 "   w : l i n e R u l e = " a u t o " / & g t ; & l t ; / w : p P r & g t ; & l t ; w : r & g t ; & l t ; w : t & g t ; V e n d o r P u r c h a s e s L C Y C a p t i o n & l t ; / w : t & g t ; & l t ; / w : r & g t ; & l t ; / w : p & g t ; & l t ; w : s e c t P r   w : r s i d R = " 0 0 0 0 0 0 0 0 " & g t ; & l t ; w : p g S z   w : w = " 1 2 2 4 0 "   w : h = " 1 5 8 4 0 " / & g t ; & l t ; w : p g M a r   w : t o p = " 1 4 4 0 "   w : r i g h t = " 1 4 4 0 "   w : b o t t o m = " 1 4 4 0 "   w : l e f t = " 1 4 4 0 "   w : h e a d e r = " 7 2 0 "   w : f o o t e r = " 7 2 0 "   w : g u t t e r = " 0 " / & g t ; & l t ; w : c o l s   w : s p a c e = " 7 2 0 " / & g t ; & l t ; / w : s e c t P r & g t ; & l t ; / w : b o d y & g t ; & l t ; / w : d o c u m e n t & g t ; & l t ; / p k g : x m l D a t a & g t ; & l t ; / p k g : p a r t & g t ; & l t ; p k g : p a r t   p k g : n a m e = " / w o r d / _ r e l s / d o c u m e n t . x m l . r e l s "   p k g : c o n t e n t T y p e = " a p p l i c a t i o n / v n d . o p e n x m l f o r m a t s - p a c k a g e . r e l a t i o n s h i p s + x m l "   p k g : p a d d i n g = " 2 5 6 " & g t ; & l t ; p k g : x m l D a t a & g t ; & l t ; R e l a t i o n s h i p s   x m l n s = " h t t p : / / s c h e m a s . o p e n x m l f o r m a t s . o r g / p a c k a g e / 2 0 0 6 / r e l a t i o n s h i p s " & g t ; & l t ; R e l a t i o n s h i p   I d = " r I d 1 "   T y p e = " h t t p : / / s c h e m a s . o p e n x m l f o r m a t s . o r g / o f f i c e D o c u m e n t / 2 0 0 6 / r e l a t i o n s h i p s / s t y l e s "   T a r g e t = " s t y l e s . x m l " / & g t ; & l t ; / R e l a t i o n s h i p s & g t ; & l t ; / p k g : x m l D a t a & g t ; & l t ; / p k g : p a r t & g t ; & l t ; p k g : p a r t   p k g : n a m e = " / w o r d / s t y l e s . x m l "   p k g : c o n t e n t T y p e = " a p p l i c a t i o n / v n d . o p e n x m l f o r m a t s - o f f i c e d o c u m e n t . w o r d p r o c e s s i n g m l . s t y l e s + x m l " & g t ; & l t ; p k g : x m l D a t a & g t ; & l t ; w : s t y l e s   x m l n s : m c = " h t t p : / / s c h e m a s . o p e n x m l f o r m a t s . o r g / m a r k u p - c o m p a t i b i l i t y / 2 0 0 6 "   x m l n s : r = " h t t p : / / s c h e m a s . o p e n x m l f o r m a t s . o r g / o f f i c e D o c u m e n t / 2 0 0 6 / r e l a t i o n s h i p s "   x m l n s : w = " h t t p : / / s c h e m a s . o p e n x m l f o r m a t s . o r g / w o r d p r o c e s s i n g m l / 2 0 0 6 / m a i n "   x m l n s : w 1 4 = " h t t p : / / s c h e m a s . m i c r o s o f t . c o m / o f f i c e / w o r d / 2 0 1 0 / w o r d m l "   x m l n s : w 1 5 = " h t t p : / / s c h e m a s . m i c r o s o f t . c o m / o f f i c e / w o r d / 2 0 1 2 / w o r d m l "   x m l n s : w 1 6 c e x = " h t t p : / / s c h e m a s . m i c r o s o f t . c o m / o f f i c e / w o r d / 2 0 1 8 / w o r d m l / c e x "   x m l n s : w 1 6 c i d = " h t t p : / / s c h e m a s . m i c r o s o f t . c o m / o f f i c e / w o r d / 2 0 1 6 / w o r d m l / c i d "   x m l n s : w 1 6 = " h t t p : / / s c h e m a s . m i c r o s o f t . c o m / o f f i c e / w o r d / 2 0 1 8 / w o r d m l "   x m l n s : w 1 6 d u = " h t t p : / / s c h e m a s . m i c r o s o f t . c o m / o f f i c e / w o r d / 2 0 2 3 / w o r d m l / w o r d 1 6 d u "   x m l n s : w 1 6 s d t d h = " h t t p : / / s c h e m a s . m i c r o s o f t . c o m / o f f i c e / w o r d / 2 0 2 0 / w o r d m l / s d t d a t a h a s h "   x m l n s : w 1 6 s e = " h t t p : / / s c h e m a s . m i c r o s o f t . c o m / o f f i c e / w o r d / 2 0 1 5 / w o r d m l / s y m e x "   m c : I g n o r a b l e = " w 1 4   w 1 5   w 1 6 s e   w 1 6 c i d   w 1 6   w 1 6 c e x   w 1 6 s d t d h   w 1 6 d u " & g t ; & l t ; w : d o c D e f a u l t s & g t ; & l t ; w : r P r D e f a u l t & g t ; & l t ; w : r P r & g t ; & l t ; w : r F o n t s   w : a s c i i T h e m e = " m i n o r H A n s i "   w : e a s t A s i a T h e m e = " m i n o r E a s t A s i a "   w : h A n s i T h e m e = " m i n o r H A n s i "   w : c s t h e m e = " m i n o r B i d i " / & g t ; & l t ; w : k e r n   w : v a l = " 2 " / & g t ; & l t ; w : s z   w : v a l = " 2 4 " / & g t ; & l t ; w : s z C s   w : v a l = " 2 4 " / & g t ; & l t ; w : l a n g   w : v a l = " e n - U S "   w : e a s t A s i a = " e n - U S "   w : b i d i = " a r - S A " / & g t ; & l t ; w 1 4 : l i g a t u r e s   w 1 4 : v a l = " s t a n d a r d C o n t e x t u a l " / & g t ; & l t ; / w : r P r & g t ; & l t ; / w : r P r D e f a u l t & g t ; & l t ; w : p P r D e f a u l t & g t ; & l t ; w : p P r & g t ; & l t ; w : s p a c i n g   w : a f t e r = " 1 6 0 "   w : l i n e = " 2 7 8 "   w : l i n e R u l e = " a u t o " / & g t ; & l t ; / w : p P r & g t ; & l t ; / w : p P r D e f a u l t & g t ; & l t ; / w : d o c D e f a u l t s & g t ; & l t ; w : s t y l e   w : t y p e = " p a r a g r a p h "   w : d e f a u l t = " 1 "   w : s t y l e I d = " N o r m a l " & g t ; & l t ; w : n a m e   w : v a l = " N o r m a l " / & g t ; & l t ; w : q F o r m a t / & g t ; & l t ; / w : s t y l e & g t ; & l t ; w : s t y l e   w : t y p e = " c h a r a c t e r "   w : d e f a u l t = " 1 "   w : s t y l e I d = " D e f a u l t P a r a g r a p h F o n t " & g t ; & l t ; w : n a m e   w : v a l = " D e f a u l t   P a r a g r a p h   F o n t " / & g t ; & l t ; w : u i P r i o r i t y   w : v a l = " 1 " / & g t ; & l t ; w : s e m i H i d d e n / & g t ; & l t ; w : u n h i d e W h e n U s e d / & g t ; & l t ; / w : s t y l e & g t ; & l t ; w : s t y l e   w : t y p e = " t a b l e "   w : d e f a u l t = " 1 "   w : s t y l e I d = " T a b l e N o r m a l " & g t ; & l t ; w : n a m e   w : v a l = " N o r m a l   T a b l e " / & g t ; & l t ; w : u i P r i o r i t y   w : v a l = " 9 9 " / & g t ; & l t ; w : s e m i H i d d e n / & g t ; & l t ; w : u n h i d e W h e n U s e d / & g t ; & l t ; w : t b l P r & g t ; & l t ; w : t b l I n d   w : w = " 0 "   w : t y p e = " d x a " / & g t ; & l t ; w : t b l C e l l M a r & g t ; & l t ; w : t o p   w : w = " 0 "   w : t y p e = " d x a " / & g t ; & l t ; w : l e f t   w : w = " 1 0 8 "   w : t y p e = " d x a " / & g t ; & l t ; w : b o t t o m   w : w = " 0 "   w : t y p e = " d x a " / & g t ; & l t ; w : r i g h t   w : w = " 1 0 8 "   w : t y p e = " d x a " / & g t ; & l t ; / w : t b l C e l l M a r & g t ; & l t ; / w : t b l P r & g t ; & l t ; / w : s t y l e & g t ; & l t ; w : s t y l e   w : t y p e = " n u m b e r i n g "   w : d e f a u l t = " 1 "   w : s t y l e I d = " N o L i s t " & g t ; & l t ; w : n a m e   w : v a l = " N o   L i s t " / & g t ; & l t ; w : u i P r i o r i t y   w : v a l = " 9 9 " / & g t ; & l t ; w : s e m i H i d d e n / & g t ; & l t ; w : u n h i d e W h e n U s e d / & g t ; & l t ; / w : s t y l e & g t ; & l t ; / w : s t y l e s & g t ; & l t ; / p k g : x m l D a t a & g t ; & l t ; / p k g : p a r t & g t ; & l t ; p k g : p a r t   p k g : n a m e = " / d o c M e t a d a t a / L a b e l I n f o . x m l "   p k g : c o n t e n t T y p e = " a p p l i c a t i o n / v n d . m s - o f f i c e . c l a s s i f i c a t i o n l a b e l s + x m l " & g t ; & l t ; p k g : x m l D a t a & g t ; & l t ; c l b l : l a b e l L i s t   x m l n s : c l b l = " h t t p : / / s c h e m a s . m i c r o s o f t . c o m / o f f i c e / 2 0 2 0 / m i p L a b e l M e t a d a t a " & g t ; & l t ; c l b l : l a b e l   i d = " { f 4 2 a a 3 4 2 - 8 7 0 6 - 4 2 8 8 - b d 1 1 - e b b 8 5 9 9 5 0 2 8 c } "   e n a b l e d = " 1 "   m e t h o d = " S t a n d a r d "   s i t e I d = " { 7 2 f 9 8 8 b f - 8 6 f 1 - 4 1 a f - 9 1 a b - 2 d 7 c d 0 1 1 d b 4 7 } "   c o n t e n t B i t s = " 0 "   r e m o v e d = " 0 " / & g t ; & l t ; / c l b l : l a b e l L i s t & g t ; & l t ; / p k g : x m l D a t a & g t ; & l t ; / p k g : p a r t & g t ; & l t ; / p k g : p a c k a g e & g t ; - 
- < / V e n d o r P u r c h a s e s L C Y C a p t i o n > - 
-     < / L a b e l s > - 
-     < C o u n t r y R e g i o n > - 
-         < C o m p a n y N a m e > & l t ; ? x m l   v e r s i o n = " 1 . 0 "   s t a n d a l o n e = " y e s " ? & g t ; - 
- & l t ; ? m s o - a p p l i c a t i o n   p r o g i d = " W o r d . D o c u m e n t " ? & g t ; - 
- & l t ; p k g : p a c k a g e   x m l n s : p k g = " h t t p : / / s c h e m a s . m i c r o s o f t . c o m / o f f i c e / 2 0 0 6 / x m l P a c k a g e " & g t ; & l t ; p k g : p a r t   p k g : n a m e = " / _ r e l s / . r e l s "   p k g : c o n t e n t T y p e = " a p p l i c a t i o n / v n d . o p e n x m l f o r m a t s - p a c k a g e . r e l a t i o n s h i p s + x m l "   p k g : p a d d i n g = " 5 1 2 " & g t ; & l t ; p k g : x m l D a t a & g t ; & l t ; R e l a t i o n s h i p s   x m l n s = " h t t p : / / s c h e m a s . o p e n x m l f o r m a t s . o r g / p a c k a g e / 2 0 0 6 / r e l a t i o n s h i p s " & g t ; & l t ; R e l a t i o n s h i p   I d = " r I d 2 "   T y p e = " h t t p : / / s c h e m a s . m i c r o s o f t . c o m / o f f i c e / 2 0 2 0 / 0 2 / r e l a t i o n s h i p s / c l a s s i f i c a t i o n l a b e l s "   T a r g e t = " d o c M e t a d a t a / L a b e l I n f o . x m l " / & g t ; & l t ; R e l a t i o n s h i p   I d = " r I d 1 "   T y p e = " h t t p : / / s c h e m a s . o p e n x m l f o r m a t s . o r g / o f f i c e D o c u m e n t / 2 0 0 6 / r e l a t i o n s h i p s / o f f i c e D o c u m e n t "   T a r g e t = " w o r d / d o c u m e n t . x m l " / & g t ; & l t ; / R e l a t i o n s h i p s & g t ; & l t ; / p k g : x m l D a t a & g t ; & l t ; / p k g : p a r t & g t ; & l t ; p k g : p a r t   p k g : n a m e = " / w o r d / d o c u m e n t . x m l "   p k g : c o n t e n t T y p e = " a p p l i c a t i o n / v n d . o p e n x m l f o r m a t s - o f f i c e d o c u m e n t . w o r d p r o c e s s i n g m l . d o c u m e n t . m a i n + x m l " & g t ; & l t ; p k g : x m l D a t a & g t ; & l t ; w : d o c u m e n t   x m l n s : w p c = " h t t p : / / s c h e m a s . m i c r o s o f t . c o m / o f f i c e / w o r d / 2 0 1 0 / w o r d p r o c e s s i n g C a n v a s "   x m l n s : c x = " h t t p : / / s c h e m a s . m i c r o s o f t . c o m / o f f i c e / d r a w i n g / 2 0 1 4 / c h a r t e x "   x m l n s : c x 1 = " h t t p : / / s c h e m a s . m i c r o s o f t . c o m / o f f i c e / d r a w i n g / 2 0 1 5 / 9 / 8 / c h a r t e x "   x m l n s : c x 2 = " h t t p : / / s c h e m a s . m i c r o s o f t . c o m / o f f i c e / d r a w i n g / 2 0 1 5 / 1 0 / 2 1 / c h a r t e x "   x m l n s : c x 3 = " h t t p : / / s c h e m a s . m i c r o s o f t . c o m / o f f i c e / d r a w i n g / 2 0 1 6 / 5 / 9 / c h a r t e x "   x m l n s : c x 4 = " h t t p : / / s c h e m a s . m i c r o s o f t . c o m / o f f i c e / d r a w i n g / 2 0 1 6 / 5 / 1 0 / c h a r t e x "   x m l n s : c x 5 = " h t t p : / / s c h e m a s . m i c r o s o f t . c o m / o f f i c e / d r a w i n g / 2 0 1 6 / 5 / 1 1 / c h a r t e x "   x m l n s : c x 6 = " h t t p : / / s c h e m a s . m i c r o s o f t . c o m / o f f i c e / d r a w i n g / 2 0 1 6 / 5 / 1 2 / c h a r t e x "   x m l n s : c x 7 = " h t t p : / / s c h e m a s . m i c r o s o f t . c o m / o f f i c e / d r a w i n g / 2 0 1 6 / 5 / 1 3 / c h a r t e x "   x m l n s : c x 8 = " h t t p : / / s c h e m a s . m i c r o s o f t . c o m / o f f i c e / d r a w i n g / 2 0 1 6 / 5 / 1 4 / c h a r t e x "   x m l n s : m c = " h t t p : / / s c h e m a s . o p e n x m l f o r m a t s . o r g / m a r k u p - c o m p a t i b i l i t y / 2 0 0 6 "   x m l n s : a i n k = " h t t p : / / s c h e m a s . m i c r o s o f t . c o m / o f f i c e / d r a w i n g / 2 0 1 6 / i n k "   x m l n s : a m 3 d = " h t t p : / / s c h e m a s . m i c r o s o f t . c o m / o f f i c e / d r a w i n g / 2 0 1 7 / m o d e l 3 d "   x m l n s : o = " u r n : s c h e m a s - m i c r o s o f t - c o m : o f f i c e : o f f i c e "   x m l n s : o e l = " h t t p : / / s c h e m a s . m i c r o s o f t . c o m / o f f i c e / 2 0 1 9 / e x t l s t "   x m l n s : r = " h t t p : / / s c h e m a s . o p e n x m l f o r m a t s . o r g / o f f i c e D o c u m e n t / 2 0 0 6 / r e l a t i o n s h i p s "   x m l n s : m = " h t t p : / / s c h e m a s . o p e n x m l f o r m a t s . o r g / o f f i c e D o c u m e n t / 2 0 0 6 / m a t h "   x m l n s : v = " u r n : s c h e m a s - m i c r o s o f t - c o m : v m l "   x m l n s : w p 1 4 = " h t t p : / / s c h e m a s . m i c r o s o f t . c o m / o f f i c e / w o r d / 2 0 1 0 / w o r d p r o c e s s i n g D r a w i n g "   x m l n s : w p = " h t t p : / / s c h e m a s . o p e n x m l f o r m a t s . o r g / d r a w i n g m l / 2 0 0 6 / w o r d p r o c e s s i n g D r a w i n g "   x m l n s : w 1 0 = " u r n : s c h e m a s - m i c r o s o f t - c o m : o f f i c e : w o r d "   x m l n s : w = " h t t p : / / s c h e m a s . o p e n x m l f o r m a t s . o r g / w o r d p r o c e s s i n g m l / 2 0 0 6 / m a i n "   x m l n s : w 1 4 = " h t t p : / / s c h e m a s . m i c r o s o f t . c o m / o f f i c e / w o r d / 2 0 1 0 / w o r d m l "   x m l n s : w 1 5 = " h t t p : / / s c h e m a s . m i c r o s o f t . c o m / o f f i c e / w o r d / 2 0 1 2 / w o r d m l "   x m l n s : w 1 6 c e x = " h t t p : / / s c h e m a s . m i c r o s o f t . c o m / o f f i c e / w o r d / 2 0 1 8 / w o r d m l / c e x "   x m l n s : w 1 6 c i d = " h t t p : / / s c h e m a s . m i c r o s o f t . c o m / o f f i c e / w o r d / 2 0 1 6 / w o r d m l / c i d "   x m l n s : w 1 6 = " h t t p : / / s c h e m a s . m i c r o s o f t . c o m / o f f i c e / w o r d / 2 0 1 8 / w o r d m l "   x m l n s : w 1 6 d u = " h t t p : / / s c h e m a s . m i c r o s o f t . c o m / o f f i c e / w o r d / 2 0 2 3 / w o r d m l / w o r d 1 6 d u "   x m l n s : w 1 6 s d t d h = " h t t p : / / s c h e m a s . m i c r o s o f t . c o m / o f f i c e / w o r d / 2 0 2 0 / w o r d m l / s d t d a t a h a s h "   x m l n s : w 1 6 s e = " h t t p : / / s c h e m a s . m i c r o s o f t . c o m / o f f i c e / w o r d / 2 0 1 5 / w o r d m l / s y m e x "   x m l n s : w p g = " h t t p : / / s c h e m a s . m i c r o s o f t . c o m / o f f i c e / w o r d / 2 0 1 0 / w o r d p r o c e s s i n g G r o u p "   x m l n s : w p i = " h t t p : / / s c h e m a s . m i c r o s o f t . c o m / o f f i c e / w o r d / 2 0 1 0 / w o r d p r o c e s s i n g I n k "   x m l n s : w n e = " h t t p : / / s c h e m a s . m i c r o s o f t . c o m / o f f i c e / w o r d / 2 0 0 6 / w o r d m l "   x m l n s : w p s = " h t t p : / / s c h e m a s . m i c r o s o f t . c o m / o f f i c e / w o r d / 2 0 1 0 / w o r d p r o c e s s i n g S h a p e "   m c : I g n o r a b l e = " w 1 4   w 1 5   w 1 6 s e   w 1 6 c i d   w 1 6   w 1 6 c e x   w 1 6 s d t d h   w 1 6 d u   w p 1 4 " & g t ; & l t ; w : b o d y & g t ; & l t ; w : p   w 1 4 : p a r a I d = " 7 C 1 2 A 0 6 7 "   w 1 4 : t e x t I d = " 2 8 7 D 0 7 7 B "   w : r s i d R = " 0 0 B C 5 8 6 0 "   w : r s i d R P r = " 0 0 4 5 3 1 2 0 "   w : r s i d R D e f a u l t = " 0 0 B C 5 8 6 0 "   w : r s i d P = " 0 0 4 5 3 1 2 0 " & g t ; & l t ; w : p P r & g t ; & l t ; w : j c   w : v a l = " r i g h t " / & g t ; & l t ; w : r P r & g t ; & l t ; w : r S t y l e   w : v a l = " H e a d i n g 2 C h a r " / & g t ; & l t ; / w : r P r & g t ; & l t ; / w : p P r & g t ; & l t ; w : r   w : r s i d R P r = " 0 0 0 8 6 A B 0 " & g t ; & l t ; w : r P r & g t ; & l t ; w : r S t y l e   w : v a l = " H e a d i n g 1 C h a r " / & g t ; & l t ; / w : r P r & g t ; & l t ; w : t & g t ; C o m p a n y N a m e & l t ; / w : t & g t ; & l t ; / w : r & g t ; & l t ; / w : p & g t ; & l t ; w : s e c t P r   w : r s i d R = " 0 0 4 5 3 1 2 0 "   w : r s i d R P r = " 0 0 4 5 3 1 2 0 " & g t ; & l t ; w : p g S z   w : w = " 1 2 2 4 0 "   w : h = " 1 5 8 4 0 " / & g t ; & l t ; w : p g M a r   w : t o p = " 1 4 4 0 "   w : r i g h t = " 1 4 4 0 "   w : b o t t o m = " 1 4 4 0 "   w : l e f t = " 1 4 4 0 "   w : h e a d e r = " 7 2 0 "   w : f o o t e r = " 7 2 0 "   w : g u t t e r = " 0 " / & g t ; & l t ; w : c o l s   w : s p a c e = " 7 2 0 " / & g t ; & l t ; / w : s e c t P r & g t ; & l t ; / w : b o d y & g t ; & l t ; / w : d o c u m e n t & g t ; & l t ; / p k g : x m l D a t a & g t ; & l t ; / p k g : p a r t & g t ; & l t ; p k g : p a r t   p k g : n a m e = " / w o r d / _ r e l s / d o c u m e n t . x m l . r e l s "   p k g : c o n t e n t T y p e = " a p p l i c a t i o n / v n d . o p e n x m l f o r m a t s - p a c k a g e . r e l a t i o n s h i p s + x m l "   p k g : p a d d i n g = " 2 5 6 " & g t ; & l t ; p k g : x m l D a t a & g t ; & l t ; R e l a t i o n s h i p s   x m l n s = " h t t p : / / s c h e m a s . o p e n x m l f o r m a t s . o r g / p a c k a g e / 2 0 0 6 / r e l a t i o n s h i p s " & g t ; & l t ; R e l a t i o n s h i p   I d = " r I d 1 "   T y p e = " h t t p : / / s c h e m a s . o p e n x m l f o r m a t s . o r g / o f f i c e D o c u m e n t / 2 0 0 6 / r e l a t i o n s h i p s / s t y l e s "   T a r g e t = " s t y l e s . x m l " / & g t ; & l t ; / R e l a t i o n s h i p s & g t ; & l t ; / p k g : x m l D a t a & g t ; & l t ; / p k g : p a r t & g t ; & l t ; p k g : p a r t   p k g : n a m e = " / w o r d / s t y l e s . x m l "   p k g : c o n t e n t T y p e = " a p p l i c a t i o n / v n d . o p e n x m l f o r m a t s - o f f i c e d o c u m e n t . w o r d p r o c e s s i n g m l . s t y l e s + x m l " & g t ; & l t ; p k g : x m l D a t a & g t ; & l t ; w : s t y l e s   x m l n s : m c = " h t t p : / / s c h e m a s . o p e n x m l f o r m a t s . o r g / m a r k u p - c o m p a t i b i l i t y / 2 0 0 6 "   x m l n s : r = " h t t p : / / s c h e m a s . o p e n x m l f o r m a t s . o r g / o f f i c e D o c u m e n t / 2 0 0 6 / r e l a t i o n s h i p s "   x m l n s : w = " h t t p : / / s c h e m a s . o p e n x m l f o r m a t s . o r g / w o r d p r o c e s s i n g m l / 2 0 0 6 / m a i n "   x m l n s : w 1 4 = " h t t p : / / s c h e m a s . m i c r o s o f t . c o m / o f f i c e / w o r d / 2 0 1 0 / w o r d m l "   x m l n s : w 1 5 = " h t t p : / / s c h e m a s . m i c r o s o f t . c o m / o f f i c e / w o r d / 2 0 1 2 / w o r d m l "   x m l n s : w 1 6 c e x = " h t t p : / / s c h e m a s . m i c r o s o f t . c o m / o f f i c e / w o r d / 2 0 1 8 / w o r d m l / c e x "   x m l n s : w 1 6 c i d = " h t t p : / / s c h e m a s . m i c r o s o f t . c o m / o f f i c e / w o r d / 2 0 1 6 / w o r d m l / c i d "   x m l n s : w 1 6 = " h t t p : / / s c h e m a s . m i c r o s o f t . c o m / o f f i c e / w o r d / 2 0 1 8 / w o r d m l "   x m l n s : w 1 6 d u = " h t t p : / / s c h e m a s . m i c r o s o f t . c o m / o f f i c e / w o r d / 2 0 2 3 / w o r d m l / w o r d 1 6 d u "   x m l n s : w 1 6 s d t d h = " h t t p : / / s c h e m a s . m i c r o s o f t . c o m / o f f i c e / w o r d / 2 0 2 0 / w o r d m l / s d t d a t a h a s h "   x m l n s : w 1 6 s e = " h t t p : / / s c h e m a s . m i c r o s o f t . c o m / o f f i c e / w o r d / 2 0 1 5 / w o r d m l / s y m e x "   m c : I g n o r a b l e = " w 1 4   w 1 5   w 1 6 s e   w 1 6 c i d   w 1 6   w 1 6 c e x   w 1 6 s d t d h   w 1 6 d u " & g t ; & l t ; w : d o c D e f a u l t s & g t ; & l t ; w : r P r D e f a u l t & g t ; & l t ; w : r P r & g t ; & l t ; w : r F o n t s   w : a s c i i T h e m e = " m i n o r H A n s i "   w : e a s t A s i a T h e m e = " m i n o r E a s t A s i a "   w : h A n s i T h e m e = " m i n o r H A n s i "   w : c s t h e m e = " m i n o r B i d i " / & g t ; & l t ; w : k e r n   w : v a l = " 2 " / & g t ; & l t ; w : s z   w : v a l = " 2 4 " / & g t ; & l t ; w : s z C s   w : v a l = " 2 4 " / & g t ; & l t ; w : l a n g   w : v a l = " e n - U S "   w : e a s t A s i a = " e n - U S "   w : b i d i = " a r - S A " / & g t ; & l t ; w 1 4 : l i g a t u r e s   w 1 4 : v a l = " s t a n d a r d C o n t e x t u a l " / & g t ; & l t ; / w : r P r & g t ; & l t ; / w : r P r D e f a u l t & g t ; & l t ; w : p P r D e f a u l t & g t ; & l t ; w : p P r & g t ; & l t ; w : s p a c i n g   w : a f t e r = " 1 6 0 "   w : l i n e = " 2 7 8 "   w : l i n e R u l e = " a u t o " / & g t ; & l t ; / w : p P r & g t ; & l t ; / w : p P r D e f a u l t & g t ; & l t ; / w : d o c D e f a u l t s & g t ; & l t ; w : s t y l e   w : t y p e = " p a r a g r a p h "   w : d e f a u l t = " 1 "   w : s t y l e I d = " N o r m a l " & g t ; & l t ; w : n a m e   w : v a l = " N o r m a l " / & g t ; & l t ; w : q F o r m a t / & g t ; & l t ; w : r s i d   w : v a l = " 0 0 B C 5 8 6 0 " / & g t ; & l t ; / w : s t y l e & g t ; & l t ; w : s t y l e   w : t y p e = " p a r a g r a p h "   w : s t y l e I d = " H e a d i n g 1 " & g t ; & l t ; w : n a m e   w : v a l = " h e a d i n g   1 " / & g t ; & l t ; w : b a s e d O n   w : v a l = " N o r m a l " / & g t ; & l t ; w : n e x t   w : v a l = " N o r m a l " / & g t ; & l t ; w : l i n k   w : v a l = " H e a d i n g 1 C h a r " / & g t ; & l t ; w : u i P r i o r i t y   w : v a l = " 9 " / & g t ; & l t ; w : q F o r m a t / & g t ; & l t ; w : p P r & g t ; & l t ; w : k e e p N e x t / & g t ; & l t ; w : k e e p L i n e s / & g t ; & l t ; w : s p a c i n g   w : b e f o r e = " 2 4 0 "   w : a f t e r = " 0 " / & g t ; & l t ; w : o u t l i n e L v l   w : v a l = " 0 " / & g t ; & l t ; / w : p P r & g t ; & l t ; w : r P r & g t ; & l t ; w : r F o n t s   w : a s c i i T h e m e = " m a j o r H A n s i "   w : e a s t A s i a T h e m e = " m a j o r E a s t A s i a "   w : h A n s i T h e m e = " m a j o r H A n s i "   w : c s t h e m e = " m a j o r B i d i " / & g t ; & l t ; w : c o l o r   w : v a l = " 0 F 4 7 6 1 "   w : t h e m e C o l o r = " a c c e n t 1 "   w : t h e m e S h a d e = " B F " / & g t ; & l t ; w : s z   w : v a l = " 3 2 " / & g t ; & l t ; w : s z C s   w : v a l = " 3 2 " / & g t ; & l t ; / w : r P r & g t ; & l t ; / w : s t y l e & g t ; & l t ; w : s t y l e   w : t y p e = " p a r a g r a p h "   w : s t y l e I d = " H e a d i n g 2 " & g t ; & l t ; w : n a m e   w : v a l = " h e a d i n g   2 " / & g t ; & l t ; w : b a s e d O n   w : v a l = " N o r m a l " / & g t ; & l t ; w : n e x t   w : v a l = " N o r m a l " / & g t ; & l t ; w : l i n k   w : v a l = " H e a d i n g 2 C h a r " / & g t ; & l t ; w : u i P r i o r i t y   w : v a l = " 9 " / & g t ; & l t ; w : u n h i d e W h e n U s e d / & g t ; & l t ; w : q F o r m a t / & g t ; & l t ; w : p P r & g t ; & l t ; w : k e e p N e x t / & g t ; & l t ; w : k e e p L i n e s / & g t ; & l t ; w : s p a c i n g   w : b e f o r e = " 4 0 "   w : a f t e r = " 0 " / & g t ; & l t ; w : o u t l i n e L v l   w : v a l = " 1 " / & g t ; & l t ; / w : p P r & g t ; & l t ; w : r P r & g t ; & l t ; w : r F o n t s   w : a s c i i T h e m e = " m a j o r H A n s i "   w : e a s t A s i a T h e m e = " m a j o r E a s t A s i a "   w : h A n s i T h e m e = " m a j o r H A n s i "   w : c s t h e m e = " m a j o r B i d i " / & g t ; & l t ; w : c o l o r   w : v a l = " 0 F 4 7 6 1 "   w : t h e m e C o l o r = " a c c e n t 1 "   w : t h e m e S h a d e = " B F " / & g t ; & l t ; w : s z   w : v a l = " 2 6 " / & g t ; & l t ; w : s z C s   w : v a l = " 2 6 " / & g t ; & l t ; / w : r P r & g t ; & l t ; / w : s t y l e & g t ; & l t ; w : s t y l e   w : t y p e = " c h a r a c t e r "   w : d e f a u l t = " 1 "   w : s t y l e I d = " D e f a u l t P a r a g r a p h F o n t " & g t ; & l t ; w : n a m e   w : v a l = " D e f a u l t   P a r a g r a p h   F o n t " / & g t ; & l t ; w : u i P r i o r i t y   w : v a l = " 1 " / & g t ; & l t ; w : s e m i H i d d e n / & g t ; & l t ; w : u n h i d e W h e n U s e d / & g t ; & l t ; w : r s i d   w : v a l = " 0 0 B C 5 8 6 0 " / & g t ; & l t ; / w : s t y l e & g t ; & l t ; w : s t y l e   w : t y p e = " t a b l e "   w : d e f a u l t = " 1 "   w : s t y l e I d = " T a b l e N o r m a l " & g t ; & l t ; w : n a m e   w : v a l = " N o r m a l   T a b l e " / & g t ; & l t ; w : u i P r i o r i t y   w : v a l = " 9 9 " / & g t ; & l t ; w : s e m i H i d d e n / & g t ; & l t ; w : u n h i d e W h e n U s e d / & g t ; & l t ; w : t b l P r & g t ; & l t ; w : t b l I n d   w : w = " 0 "   w : t y p e = " d x a " / & g t ; & l t ; w : t b l C e l l M a r & g t ; & l t ; w : t o p   w : w = " 0 "   w : t y p e = " d x a " / & g t ; & l t ; w : l e f t   w : w = " 1 0 8 "   w : t y p e = " d x a " / & g t ; & l t ; w : b o t t o m   w : w = " 0 "   w : t y p e = " d x a " / & g t ; & l t ; w : r i g h t   w : w = " 1 0 8 "   w : t y p e = " d x a " / & g t ; & l t ; / w : t b l C e l l M a r & g t ; & l t ; / w : t b l P r & g t ; & l t ; / w : s t y l e & g t ; & l t ; w : s t y l e   w : t y p e = " n u m b e r i n g "   w : d e f a u l t = " 1 "   w : s t y l e I d = " N o L i s t " & g t ; & l t ; w : n a m e   w : v a l = " N o   L i s t " / & g t ; & l t ; w : u i P r i o r i t y   w : v a l = " 9 9 " / & g t ; & l t ; w : s e m i H i d d e n / & g t ; & l t ; w : u n h i d e W h e n U s e d / & g t ; & l t ; w : r s i d   w : v a l = " 0 0 B C 5 8 6 0 " / & g t ; & l t ; / w : s t y l e & g t ; & l t ; w : s t y l e   w : t y p e = " c h a r a c t e r "   w : c u s t o m S t y l e = " 1 "   w : s t y l e I d = " H e a d i n g 1 C h a r " & g t ; & l t ; w : n a m e   w : v a l = " H e a d i n g   1   C h a r " / & g t ; & l t ; w : b a s e d O n   w : v a l = " D e f a u l t P a r a g r a p h F o n t " / & g t ; & l t ; w : l i n k   w : v a l = " H e a d i n g 1 " / & g t ; & l t ; w : u i P r i o r i t y   w : v a l = " 9 " / & g t ; & l t ; w : r P r & g t ; & l t ; w : r F o n t s   w : a s c i i T h e m e = " m a j o r H A n s i "   w : e a s t A s i a T h e m e = " m a j o r E a s t A s i a "   w : h A n s i T h e m e = " m a j o r H A n s i "   w : c s t h e m e = " m a j o r B i d i " / & g t ; & l t ; w : c o l o r   w : v a l = " 0 F 4 7 6 1 "   w : t h e m e C o l o r = " a c c e n t 1 "   w : t h e m e S h a d e = " B F " / & g t ; & l t ; w : s z   w : v a l = " 3 2 " / & g t ; & l t ; w : s z C s   w : v a l = " 3 2 " / & g t ; & l t ; / w : r P r & g t ; & l t ; / w : s t y l e & g t ; & l t ; w : s t y l e   w : t y p e = " c h a r a c t e r "   w : c u s t o m S t y l e = " 1 "   w : s t y l e I d = " H e a d i n g 2 C h a r " & g t ; & l t ; w : n a m e   w : v a l = " H e a d i n g   2   C h a r " / & g t ; & l t ; w : b a s e d O n   w : v a l = " D e f a u l t P a r a g r a p h F o n t " / & g t ; & l t ; w : l i n k   w : v a l = " H e a d i n g 2 " / & g t ; & l t ; w : u i P r i o r i t y   w : v a l = " 9 " / & g t ; & l t ; w : r P r & g t ; & l t ; w : r F o n t s   w : a s c i i T h e m e = " m a j o r H A n s i "   w : e a s t A s i a T h e m e = " m a j o r E a s t A s i a "   w : h A n s i T h e m e = " m a j o r H A n s i "   w : c s t h e m e = " m a j o r B i d i " / & g t ; & l t ; w : c o l o r   w : v a l = " 0 F 4 7 6 1 "   w : t h e m e C o l o r = " a c c e n t 1 "   w : t h e m e S h a d e = " B F " / & g t ; & l t ; w : s z   w : v a l = " 2 6 " / & g t ; & l t ; w : s z C s   w : v a l = " 2 6 " / & g t ; & l t ; / w : r P r & g t ; & l t ; / w : s t y l e & g t ; & l t ; / w : s t y l e s & g t ; & l t ; / p k g : x m l D a t a & g t ; & l t ; / p k g : p a r t & g t ; & l t ; p k g : p a r t   p k g : n a m e = " / d o c M e t a d a t a / L a b e l I n f o . x m l "   p k g : c o n t e n t T y p e = " a p p l i c a t i o n / v n d . m s - o f f i c e . c l a s s i f i c a t i o n l a b e l s + x m l " & g t ; & l t ; p k g : x m l D a t a & g t ; & l t ; c l b l : l a b e l L i s t   x m l n s : c l b l = " h t t p : / / s c h e m a s . m i c r o s o f t . c o m / o f f i c e / 2 0 2 0 / m i p L a b e l M e t a d a t a " & g t ; & l t ; c l b l : l a b e l   i d = " { f 4 2 a a 3 4 2 - 8 7 0 6 - 4 2 8 8 - b d 1 1 - e b b 8 5 9 9 5 0 2 8 c } "   e n a b l e d = " 1 "   m e t h o d = " S t a n d a r d "   s i t e I d = " { 7 2 f 9 8 8 b f - 8 6 f 1 - 4 1 a f - 9 1 a b - 2 d 7 c d 0 1 1 d b 4 7 } "   c o n t e n t B i t s = " 0 "   r e m o v e d = " 0 " / & g t ; & l t ; / c l b l : l a b e l L i s t & g t ; & l t ; / p k g : x m l D a t a & g t ; & l t ; / p k g : p a r t & g t ; & l t ; / p k g : p a c k a g e & g t ; - 
- < / C o m p a n y N a m e > - 
-         < C u r r e n t D a t e > & l t ; ? x m l   v e r s i o n = " 1 . 0 "   s t a n d a l o n e = " y e s " ? & g t ; - 
- & l t ; ? m s o - a p p l i c a t i o n   p r o g i d = " W o r d . D o c u m e n t " ? & g t ; - 
- & l t ; p k g : p a c k a g e   x m l n s : p k g = " h t t p : / / s c h e m a s . m i c r o s o f t . c o m / o f f i c e / 2 0 0 6 / x m l P a c k a g e " & g t ; & l t ; p k g : p a r t   p k g : n a m e = " / _ r e l s / . r e l s "   p k g : c o n t e n t T y p e = " a p p l i c a t i o n / v n d . o p e n x m l f o r m a t s - p a c k a g e . r e l a t i o n s h i p s + x m l "   p k g : p a d d i n g = " 5 1 2 " & g t ; & l t ; p k g : x m l D a t a & g t ; & l t ; R e l a t i o n s h i p s   x m l n s = " h t t p : / / s c h e m a s . o p e n x m l f o r m a t s . o r g / p a c k a g e / 2 0 0 6 / r e l a t i o n s h i p s " & g t ; & l t ; R e l a t i o n s h i p   I d = " r I d 2 "   T y p e = " h t t p : / / s c h e m a s . m i c r o s o f t . c o m / o f f i c e / 2 0 2 0 / 0 2 / r e l a t i o n s h i p s / c l a s s i f i c a t i o n l a b e l s "   T a r g e t = " d o c M e t a d a t a / L a b e l I n f o . x m l " / & g t ; & l t ; R e l a t i o n s h i p   I d = " r I d 1 "   T y p e = " h t t p : / / s c h e m a s . o p e n x m l f o r m a t s . o r g / o f f i c e D o c u m e n t / 2 0 0 6 / r e l a t i o n s h i p s / o f f i c e D o c u m e n t "   T a r g e t = " w o r d / d o c u m e n t . x m l " / & g t ; & l t ; / R e l a t i o n s h i p s & g t ; & l t ; / p k g : x m l D a t a & g t ; & l t ; / p k g : p a r t & g t ; & l t ; p k g : p a r t   p k g : n a m e = " / w o r d / d o c u m e n t . x m l "   p k g : c o n t e n t T y p e = " a p p l i c a t i o n / v n d . o p e n x m l f o r m a t s - o f f i c e d o c u m e n t . w o r d p r o c e s s i n g m l . d o c u m e n t . m a i n + x m l " & g t ; & l t ; p k g : x m l D a t a & g t ; & l t ; w : d o c u m e n t   x m l n s : w p c = " h t t p : / / s c h e m a s . m i c r o s o f t . c o m / o f f i c e / w o r d / 2 0 1 0 / w o r d p r o c e s s i n g C a n v a s "   x m l n s : c x = " h t t p : / / s c h e m a s . m i c r o s o f t . c o m / o f f i c e / d r a w i n g / 2 0 1 4 / c h a r t e x "   x m l n s : c x 1 = " h t t p : / / s c h e m a s . m i c r o s o f t . c o m / o f f i c e / d r a w i n g / 2 0 1 5 / 9 / 8 / c h a r t e x "   x m l n s : c x 2 = " h t t p : / / s c h e m a s . m i c r o s o f t . c o m / o f f i c e / d r a w i n g / 2 0 1 5 / 1 0 / 2 1 / c h a r t e x "   x m l n s : c x 3 = " h t t p : / / s c h e m a s . m i c r o s o f t . c o m / o f f i c e / d r a w i n g / 2 0 1 6 / 5 / 9 / c h a r t e x "   x m l n s : c x 4 = " h t t p : / / s c h e m a s . m i c r o s o f t . c o m / o f f i c e / d r a w i n g / 2 0 1 6 / 5 / 1 0 / c h a r t e x "   x m l n s : c x 5 = " h t t p : / / s c h e m a s . m i c r o s o f t . c o m / o f f i c e / d r a w i n g / 2 0 1 6 / 5 / 1 1 / c h a r t e x "   x m l n s : c x 6 = " h t t p : / / s c h e m a s . m i c r o s o f t . c o m / o f f i c e / d r a w i n g / 2 0 1 6 / 5 / 1 2 / c h a r t e x "   x m l n s : c x 7 = " h t t p : / / s c h e m a s . m i c r o s o f t . c o m / o f f i c e / d r a w i n g / 2 0 1 6 / 5 / 1 3 / c h a r t e x "   x m l n s : c x 8 = " h t t p : / / s c h e m a s . m i c r o s o f t . c o m / o f f i c e / d r a w i n g / 2 0 1 6 / 5 / 1 4 / c h a r t e x "   x m l n s : m c = " h t t p : / / s c h e m a s . o p e n x m l f o r m a t s . o r g / m a r k u p - c o m p a t i b i l i t y / 2 0 0 6 "   x m l n s : a i n k = " h t t p : / / s c h e m a s . m i c r o s o f t . c o m / o f f i c e / d r a w i n g / 2 0 1 6 / i n k "   x m l n s : a m 3 d = " h t t p : / / s c h e m a s . m i c r o s o f t . c o m / o f f i c e / d r a w i n g / 2 0 1 7 / m o d e l 3 d "   x m l n s : o = " u r n : s c h e m a s - m i c r o s o f t - c o m : o f f i c e : o f f i c e "   x m l n s : o e l = " h t t p : / / s c h e m a s . m i c r o s o f t . c o m / o f f i c e / 2 0 1 9 / e x t l s t "   x m l n s : r = " h t t p : / / s c h e m a s . o p e n x m l f o r m a t s . o r g / o f f i c e D o c u m e n t / 2 0 0 6 / r e l a t i o n s h i p s "   x m l n s : m = " h t t p : / / s c h e m a s . o p e n x m l f o r m a t s . o r g / o f f i c e D o c u m e n t / 2 0 0 6 / m a t h "   x m l n s : v = " u r n : s c h e m a s - m i c r o s o f t - c o m : v m l "   x m l n s : w p 1 4 = " h t t p : / / s c h e m a s . m i c r o s o f t . c o m / o f f i c e / w o r d / 2 0 1 0 / w o r d p r o c e s s i n g D r a w i n g "   x m l n s : w p = " h t t p : / / s c h e m a s . o p e n x m l f o r m a t s . o r g / d r a w i n g m l / 2 0 0 6 / w o r d p r o c e s s i n g D r a w i n g "   x m l n s : w 1 0 = " u r n : s c h e m a s - m i c r o s o f t - c o m : o f f i c e : w o r d "   x m l n s : w = " h t t p : / / s c h e m a s . o p e n x m l f o r m a t s . o r g / w o r d p r o c e s s i n g m l / 2 0 0 6 / m a i n "   x m l n s : w 1 4 = " h t t p : / / s c h e m a s . m i c r o s o f t . c o m / o f f i c e / w o r d / 2 0 1 0 / w o r d m l "   x m l n s : w 1 5 = " h t t p : / / s c h e m a s . m i c r o s o f t . c o m / o f f i c e / w o r d / 2 0 1 2 / w o r d m l "   x m l n s : w 1 6 c e x = " h t t p : / / s c h e m a s . m i c r o s o f t . c o m / o f f i c e / w o r d / 2 0 1 8 / w o r d m l / c e x "   x m l n s : w 1 6 c i d = " h t t p : / / s c h e m a s . m i c r o s o f t . c o m / o f f i c e / w o r d / 2 0 1 6 / w o r d m l / c i d "   x m l n s : w 1 6 = " h t t p : / / s c h e m a s . m i c r o s o f t . c o m / o f f i c e / w o r d / 2 0 1 8 / w o r d m l "   x m l n s : w 1 6 d u = " h t t p : / / s c h e m a s . m i c r o s o f t . c o m / o f f i c e / w o r d / 2 0 2 3 / w o r d m l / w o r d 1 6 d u "   x m l n s : w 1 6 s d t d h = " h t t p : / / s c h e m a s . m i c r o s o f t . c o m / o f f i c e / w o r d / 2 0 2 0 / w o r d m l / s d t d a t a h a s h "   x m l n s : w 1 6 s e = " h t t p : / / s c h e m a s . m i c r o s o f t . c o m / o f f i c e / w o r d / 2 0 1 5 / w o r d m l / s y m e x "   x m l n s : w p g = " h t t p : / / s c h e m a s . m i c r o s o f t . c o m / o f f i c e / w o r d / 2 0 1 0 / w o r d p r o c e s s i n g G r o u p "   x m l n s : w p i = " h t t p : / / s c h e m a s . m i c r o s o f t . c o m / o f f i c e / w o r d / 2 0 1 0 / w o r d p r o c e s s i n g I n k "   x m l n s : w n e = " h t t p : / / s c h e m a s . m i c r o s o f t . c o m / o f f i c e / w o r d / 2 0 0 6 / w o r d m l "   x m l n s : w p s = " h t t p : / / s c h e m a s . m i c r o s o f t . c o m / o f f i c e / w o r d / 2 0 1 0 / w o r d p r o c e s s i n g S h a p e "   m c : I g n o r a b l e = " w 1 4   w 1 5   w 1 6 s e   w 1 6 c i d   w 1 6   w 1 6 c e x   w 1 6 s d t d h   w 1 6 d u   w p 1 4 " & g t ; & l t ; w : b o d y & g t ; & l t ; w : p   w 1 4 : p a r a I d = " 0 2 4 F 7 3 0 1 "   w 1 4 : t e x t I d = " 4 4 4 F 3 7 D 4 "   w : r s i d R = " 0 0 4 C 5 E 8 8 "   w : r s i d R P r = " 0 0 4 5 3 1 2 0 "   w : r s i d R D e f a u l t = " 0 0 4 C 5 E 8 8 "   w : r s i d P = " 0 0 4 5 3 1 2 0 " & g t ; & l t ; w : p P r & g t ; & l t ; w : p S t y l e   w : v a l = " H e a d i n g 1 " / & g t ; & l t ; w : j c   w : v a l = " r i g h t " / & g t ; & l t ; w : r P r & g t ; & l t ; w : r S t y l e   w : v a l = " H e a d i n g 4 C h a r " / & g t ; & l t ; / w : r P r & g t ; & l t ; / w : p P r & g t ; & l t ; w : r   w : r s i d R P r = " 0 0 0 8 6 A B 0 " & g t ; & l t ; w : r P r & g t ; & l t ; w : r S t y l e   w : v a l = " H e a d i n g 2 C h a r " / & g t ; & l t ; / w : r P r & g t ; & l t ; w : t & g t ; C u r r e n t D a t e & l t ; / w : t & g t ; & l t ; / w : r & g t ; & l t ; / w : p & g t ; & l t ; w : s e c t P r   w : r s i d R = " 0 0 4 5 3 1 2 0 "   w : r s i d R P r = " 0 0 4 5 3 1 2 0 " & g t ; & l t ; w : p g S z   w : w = " 1 2 2 4 0 "   w : h = " 1 5 8 4 0 " / & g t ; & l t ; w : p g M a r   w : t o p = " 1 4 4 0 "   w : r i g h t = " 1 4 4 0 "   w : b o t t o m = " 1 4 4 0 "   w : l e f t = " 1 4 4 0 "   w : h e a d e r = " 7 2 0 "   w : f o o t e r = " 7 2 0 "   w : g u t t e r = " 0 " / & g t ; & l t ; w : c o l s   w : s p a c e = " 7 2 0 " / & g t ; & l t ; / w : s e c t P r & g t ; & l t ; / w : b o d y & g t ; & l t ; / w : d o c u m e n t & g t ; & l t ; / p k g : x m l D a t a & g t ; & l t ; / p k g : p a r t & g t ; & l t ; p k g : p a r t   p k g : n a m e = " / w o r d / _ r e l s / d o c u m e n t . x m l . r e l s "   p k g : c o n t e n t T y p e = " a p p l i c a t i o n / v n d . o p e n x m l f o r m a t s - p a c k a g e . r e l a t i o n s h i p s + x m l "   p k g : p a d d i n g = " 2 5 6 " & g t ; & l t ; p k g : x m l D a t a & g t ; & l t ; R e l a t i o n s h i p s   x m l n s = " h t t p : / / s c h e m a s . o p e n x m l f o r m a t s . o r g / p a c k a g e / 2 0 0 6 / r e l a t i o n s h i p s " & g t ; & l t ; R e l a t i o n s h i p   I d = " r I d 1 "   T y p e = " h t t p : / / s c h e m a s . o p e n x m l f o r m a t s . o r g / o f f i c e D o c u m e n t / 2 0 0 6 / r e l a t i o n s h i p s / s t y l e s "   T a r g e t = " s t y l e s . x m l " / & g t ; & l t ; / R e l a t i o n s h i p s & g t ; & l t ; / p k g : x m l D a t a & g t ; & l t ; / p k g : p a r t & g t ; & l t ; p k g : p a r t   p k g : n a m e = " / w o r d / s t y l e s . x m l "   p k g : c o n t e n t T y p e = " a p p l i c a t i o n / v n d . o p e n x m l f o r m a t s - o f f i c e d o c u m e n t . w o r d p r o c e s s i n g m l . s t y l e s + x m l " & g t ; & l t ; p k g : x m l D a t a & g t ; & l t ; w : s t y l e s   x m l n s : m c = " h t t p : / / s c h e m a s . o p e n x m l f o r m a t s . o r g / m a r k u p - c o m p a t i b i l i t y / 2 0 0 6 "   x m l n s : r = " h t t p : / / s c h e m a s . o p e n x m l f o r m a t s . o r g / o f f i c e D o c u m e n t / 2 0 0 6 / r e l a t i o n s h i p s "   x m l n s : w = " h t t p : / / s c h e m a s . o p e n x m l f o r m a t s . o r g / w o r d p r o c e s s i n g m l / 2 0 0 6 / m a i n "   x m l n s : w 1 4 = " h t t p : / / s c h e m a s . m i c r o s o f t . c o m / o f f i c e / w o r d / 2 0 1 0 / w o r d m l "   x m l n s : w 1 5 = " h t t p : / / s c h e m a s . m i c r o s o f t . c o m / o f f i c e / w o r d / 2 0 1 2 / w o r d m l "   x m l n s : w 1 6 c e x = " h t t p : / / s c h e m a s . m i c r o s o f t . c o m / o f f i c e / w o r d / 2 0 1 8 / w o r d m l / c e x "   x m l n s : w 1 6 c i d = " h t t p : / / s c h e m a s . m i c r o s o f t . c o m / o f f i c e / w o r d / 2 0 1 6 / w o r d m l / c i d "   x m l n s : w 1 6 = " h t t p : / / s c h e m a s . m i c r o s o f t . c o m / o f f i c e / w o r d / 2 0 1 8 / w o r d m l "   x m l n s : w 1 6 d u = " h t t p : / / s c h e m a s . m i c r o s o f t . c o m / o f f i c e / w o r d / 2 0 2 3 / w o r d m l / w o r d 1 6 d u "   x m l n s : w 1 6 s d t d h = " h t t p : / / s c h e m a s . m i c r o s o f t . c o m / o f f i c e / w o r d / 2 0 2 0 / w o r d m l / s d t d a t a h a s h "   x m l n s : w 1 6 s e = " h t t p : / / s c h e m a s . m i c r o s o f t . c o m / o f f i c e / w o r d / 2 0 1 5 / w o r d m l / s y m e x "   m c : I g n o r a b l e = " w 1 4   w 1 5   w 1 6 s e   w 1 6 c i d   w 1 6   w 1 6 c e x   w 1 6 s d t d h   w 1 6 d u " & g t ; & l t ; w : d o c D e f a u l t s & g t ; & l t ; w : r P r D e f a u l t & g t ; & l t ; w : r P r & g t ; & l t ; w : r F o n t s   w : a s c i i T h e m e = " m i n o r H A n s i "   w : e a s t A s i a T h e m e = " m i n o r E a s t A s i a "   w : h A n s i T h e m e = " m i n o r H A n s i "   w : c s t h e m e = " m i n o r B i d i " / & g t ; & l t ; w : k e r n   w : v a l = " 2 " / & g t ; & l t ; w : s z   w : v a l = " 2 4 " / & g t ; & l t ; w : s z C s   w : v a l = " 2 4 " / & g t ; & l t ; w : l a n g   w : v a l = " e n - U S "   w : e a s t A s i a = " e n - U S "   w : b i d i = " a r - S A " / & g t ; & l t ; w 1 4 : l i g a t u r e s   w 1 4 : v a l = " s t a n d a r d C o n t e x t u a l " / & g t ; & l t ; / w : r P r & g t ; & l t ; / w : r P r D e f a u l t & g t ; & l t ; w : p P r D e f a u l t & g t ; & l t ; w : p P r & g t ; & l t ; w : s p a c i n g   w : a f t e r = " 1 6 0 "   w : l i n e = " 2 7 8 "   w : l i n e R u l e = " a u t o " / & g t ; & l t ; / w : p P r & g t ; & l t ; / w : p P r D e f a u l t & g t ; & l t ; / w : d o c D e f a u l t s & g t ; & l t ; w : s t y l e   w : t y p e = " p a r a g r a p h "   w : d e f a u l t = " 1 "   w : s t y l e I d = " N o r m a l " & g t ; & l t ; w : n a m e   w : v a l = " N o r m a l " / & g t ; & l t ; w : q F o r m a t / & g t ; & l t ; w : r s i d   w : v a l = " 0 0 4 C 5 E 8 8 " / & g t ; & l t ; / w : s t y l e & g t ; & l t ; w : s t y l e   w : t y p e = " p a r a g r a p h "   w : s t y l e I d = " H e a d i n g 1 " & g t ; & l t ; w : n a m e   w : v a l = " h e a d i n g   1 " / & g t ; & l t ; w : b a s e d O n   w : v a l = " N o r m a l " / & g t ; & l t ; w : n e x t   w : v a l = " N o r m a l " / & g t ; & l t ; w : l i n k   w : v a l = " H e a d i n g 1 C h a r " / & g t ; & l t ; w : u i P r i o r i t y   w : v a l = " 9 " / & g t ; & l t ; w : q F o r m a t / & g t ; & l t ; w : p P r & g t ; & l t ; w : k e e p N e x t / & g t ; & l t ; w : k e e p L i n e s / & g t ; & l t ; w : s p a c i n g   w : b e f o r e = " 2 4 0 "   w : a f t e r = " 0 " / & g t ; & l t ; w : o u t l i n e L v l   w : v a l = " 0 " / & g t ; & l t ; / w : p P r & g t ; & l t ; w : r P r & g t ; & l t ; w : r F o n t s   w : a s c i i T h e m e = " m a j o r H A n s i "   w : e a s t A s i a T h e m e = " m a j o r E a s t A s i a "   w : h A n s i T h e m e = " m a j o r H A n s i "   w : c s t h e m e = " m a j o r B i d i " / & g t ; & l t ; w : c o l o r   w : v a l = " 0 F 4 7 6 1 "   w : t h e m e C o l o r = " a c c e n t 1 "   w : t h e m e S h a d e = " B F " / & g t ; & l t ; w : s z   w : v a l = " 3 2 " / & g t ; & l t ; w : s z C s   w : v a l = " 3 2 " / & g t ; & l t ; / w : r P r & g t ; & l t ; / w : s t y l e & g t ; & l t ; w : s t y l e   w : t y p e = " p a r a g r a p h "   w : s t y l e I d = " H e a d i n g 2 " & g t ; & l t ; w : n a m e   w : v a l = " h e a d i n g   2 " / & g t ; & l t ; w : b a s e d O n   w : v a l = " N o r m a l " / & g t ; & l t ; w : n e x t   w : v a l = " N o r m a l " / & g t ; & l t ; w : l i n k   w : v a l = " H e a d i n g 2 C h a r " / & g t ; & l t ; w : u i P r i o r i t y   w : v a l = " 9 " / & g t ; & l t ; w : u n h i d e W h e n U s e d / & g t ; & l t ; w : q F o r m a t / & g t ; & l t ; w : p P r & g t ; & l t ; w : k e e p N e x t / & g t ; & l t ; w : k e e p L i n e s / & g t ; & l t ; w : s p a c i n g   w : b e f o r e = " 4 0 "   w : a f t e r = " 0 " / & g t ; & l t ; w : o u t l i n e L v l   w : v a l = " 1 " / & g t ; & l t ; / w : p P r & g t ; & l t ; w : r P r & g t ; & l t ; w : r F o n t s   w : a s c i i T h e m e = " m a j o r H A n s i "   w : e a s t A s i a T h e m e = " m a j o r E a s t A s i a "   w : h A n s i T h e m e = " m a j o r H A n s i "   w : c s t h e m e = " m a j o r B i d i " / & g t ; & l t ; w : c o l o r   w : v a l = " 0 F 4 7 6 1 "   w : t h e m e C o l o r = " a c c e n t 1 "   w : t h e m e S h a d e = " B F " / & g t ; & l t ; w : s z   w : v a l = " 2 6 " / & g t ; & l t ; w : s z C s   w : v a l = " 2 6 " / & g t ; & l t ; / w : r P r & g t ; & l t ; / w : s t y l e & g t ; & l t ; w : s t y l e   w : t y p e = " p a r a g r a p h "   w : s t y l e I d = " H e a d i n g 4 " & g t ; & l t ; w : n a m e   w : v a l = " h e a d i n g   4 " / & g t ; & l t ; w : b a s e d O n   w : v a l = " N o r m a l " / & g t ; & l t ; w : n e x t   w : v a l = " N o r m a l " / & g t ; & l t ; w : l i n k   w : v a l = " H e a d i n g 4 C h a r " / & g t ; & l t ; w : u i P r i o r i t y   w : v a l = " 9 " / & g t ; & l t ; w : u n h i d e W h e n U s e d / & g t ; & l t ; w : q F o r m a t / & g t ; & l t ; w : p P r & g t ; & l t ; w : k e e p N e x t / & g t ; & l t ; w : k e e p L i n e s / & g t ; & l t ; w : s p a c i n g   w : b e f o r e = " 4 0 "   w : a f t e r = " 0 " / & g t ; & l t ; w : o u t l i n e L v l   w : v a l = " 3 " / & g t ; & l t ; / w : p P r & g t ; & l t ; w : r P r & g t ; & l t ; w : r F o n t s   w : a s c i i T h e m e = " m a j o r H A n s i "   w : e a s t A s i a T h e m e = " m a j o r E a s t A s i a "   w : h A n s i T h e m e = " m a j o r H A n s i "   w : c s t h e m e = " m a j o r B i d i " / & g t ; & l t ; w : i / & g t ; & l t ; w : i C s / & g t ; & l t ; w : c o l o r   w : v a l = " 0 F 4 7 6 1 "   w : t h e m e C o l o r = " a c c e n t 1 "   w : t h e m e S h a d e = " B F " / & g t ; & l t ; / w : r P r & g t ; & l t ; / w : s t y l e & g t ; & l t ; w : s t y l e   w : t y p e = " c h a r a c t e r "   w : d e f a u l t = " 1 "   w : s t y l e I d = " D e f a u l t P a r a g r a p h F o n t " & g t ; & l t ; w : n a m e   w : v a l = " D e f a u l t   P a r a g r a p h   F o n t " / & g t ; & l t ; w : u i P r i o r i t y   w : v a l = " 1 " / & g t ; & l t ; w : s e m i H i d d e n / & g t ; & l t ; w : u n h i d e W h e n U s e d / & g t ; & l t ; w : r s i d   w : v a l = " 0 0 4 C 5 E 8 8 " / & g t ; & l t ; / w : s t y l e & g t ; & l t ; w : s t y l e   w : t y p e = " t a b l e "   w : d e f a u l t = " 1 "   w : s t y l e I d = " T a b l e N o r m a l " & g t ; & l t ; w : n a m e   w : v a l = " N o r m a l   T a b l e " / & g t ; & l t ; w : u i P r i o r i t y   w : v a l = " 9 9 " / & g t ; & l t ; w : s e m i H i d d e n / & g t ; & l t ; w : u n h i d e W h e n U s e d / & g t ; & l t ; w : t b l P r & g t ; & l t ; w : t b l I n d   w : w = " 0 "   w : t y p e = " d x a " / & g t ; & l t ; w : t b l C e l l M a r & g t ; & l t ; w : t o p   w : w = " 0 "   w : t y p e = " d x a " / & g t ; & l t ; w : l e f t   w : w = " 1 0 8 "   w : t y p e = " d x a " / & g t ; & l t ; w : b o t t o m   w : w = " 0 "   w : t y p e = " d x a " / & g t ; & l t ; w : r i g h t   w : w = " 1 0 8 "   w : t y p e = " d x a " / & g t ; & l t ; / w : t b l C e l l M a r & g t ; & l t ; / w : t b l P r & g t ; & l t ; / w : s t y l e & g t ; & l t ; w : s t y l e   w : t y p e = " n u m b e r i n g "   w : d e f a u l t = " 1 "   w : s t y l e I d = " N o L i s t " & g t ; & l t ; w : n a m e   w : v a l = " N o   L i s t " / & g t ; & l t ; w : u i P r i o r i t y   w : v a l = " 9 9 " / & g t ; & l t ; w : s e m i H i d d e n / & g t ; & l t ; w : u n h i d e W h e n U s e d / & g t ; & l t ; w : r s i d   w : v a l = " 0 0 4 C 5 E 8 8 " / & g t ; & l t ; / w : s t y l e & g t ; & l t ; w : s t y l e   w : t y p e = " c h a r a c t e r "   w : c u s t o m S t y l e = " 1 "   w : s t y l e I d = " H e a d i n g 1 C h a r " & g t ; & l t ; w : n a m e   w : v a l = " H e a d i n g   1   C h a r " / & g t ; & l t ; w : b a s e d O n   w : v a l = " D e f a u l t P a r a g r a p h F o n t " / & g t ; & l t ; w : l i n k   w : v a l = " H e a d i n g 1 " / & g t ; & l t ; w : u i P r i o r i t y   w : v a l = " 9 " / & g t ; & l t ; w : r P r & g t ; & l t ; w : r F o n t s   w : a s c i i T h e m e = " m a j o r H A n s i "   w : e a s t A s i a T h e m e = " m a j o r E a s t A s i a "   w : h A n s i T h e m e = " m a j o r H A n s i "   w : c s t h e m e = " m a j o r B i d i " / & g t ; & l t ; w : c o l o r   w : v a l = " 0 F 4 7 6 1 "   w : t h e m e C o l o r = " a c c e n t 1 "   w : t h e m e S h a d e = " B F " / & g t ; & l t ; w : s z   w : v a l = " 3 2 " / & g t ; & l t ; w : s z C s   w : v a l = " 3 2 " / & g t ; & l t ; / w : r P r & g t ; & l t ; / w : s t y l e & g t ; & l t ; w : s t y l e   w : t y p e = " c h a r a c t e r "   w : c u s t o m S t y l e = " 1 "   w : s t y l e I d = " H e a d i n g 2 C h a r " & g t ; & l t ; w : n a m e   w : v a l = " H e a d i n g   2   C h a r " / & g t ; & l t ; w : b a s e d O n   w : v a l = " D e f a u l t P a r a g r a p h F o n t " / & g t ; & l t ; w : l i n k   w : v a l = " H e a d i n g 2 " / & g t ; & l t ; w : u i P r i o r i t y   w : v a l = " 9 " / & g t ; & l t ; w : r P r & g t ; & l t ; w : r F o n t s   w : a s c i i T h e m e = " m a j o r H A n s i "   w : e a s t A s i a T h e m e = " m a j o r E a s t A s i a "   w : h A n s i T h e m e = " m a j o r H A n s i "   w : c s t h e m e = " m a j o r B i d i " / & g t ; & l t ; w : c o l o r   w : v a l = " 0 F 4 7 6 1 "   w : t h e m e C o l o r = " a c c e n t 1 "   w : t h e m e S h a d e = " B F " / & g t ; & l t ; w : s z   w : v a l = " 2 6 " / & g t ; & l t ; w : s z C s   w : v a l = " 2 6 " / & g t ; & l t ; / w : r P r & g t ; & l t ; / w : s t y l e & g t ; & l t ; w : s t y l e   w : t y p e = " c h a r a c t e r "   w : c u s t o m S t y l e = " 1 "   w : s t y l e I d = " H e a d i n g 4 C h a r " & g t ; & l t ; w : n a m e   w : v a l = " H e a d i n g   4   C h a r " / & g t ; & l t ; w : b a s e d O n   w : v a l = " D e f a u l t P a r a g r a p h F o n t " / & g t ; & l t ; w : l i n k   w : v a l = " H e a d i n g 4 " / & g t ; & l t ; w : u i P r i o r i t y   w : v a l = " 9 " / & g t ; & l t ; w : r P r & g t ; & l t ; w : r F o n t s   w : a s c i i T h e m e = " m a j o r H A n s i "   w : e a s t A s i a T h e m e = " m a j o r E a s t A s i a "   w : h A n s i T h e m e = " m a j o r H A n s i "   w : c s t h e m e = " m a j o r B i d i " / & g t ; & l t ; w : i / & g t ; & l t ; w : i C s / & g t ; & l t ; w : c o l o r   w : v a l = " 0 F 4 7 6 1 "   w : t h e m e C o l o r = " a c c e n t 1 "   w : t h e m e S h a d e = " B F " / & g t ; & l t ; / w : r P r & g t ; & l t ; / w : s t y l e & g t ; & l t ; / w : s t y l e s & g t ; & l t ; / p k g : x m l D a t a & g t ; & l t ; / p k g : p a r t & g t ; & l t ; p k g : p a r t   p k g : n a m e = " / d o c M e t a d a t a / L a b e l I n f o . x m l "   p k g : c o n t e n t T y p e = " a p p l i c a t i o n / v n d . m s - o f f i c e . c l a s s i f i c a t i o n l a b e l s + x m l " & g t ; & l t ; p k g : x m l D a t a & g t ; & l t ; c l b l : l a b e l L i s t   x m l n s : c l b l = " h t t p : / / s c h e m a s . m i c r o s o f t . c o m / o f f i c e / 2 0 2 0 / m i p L a b e l M e t a d a t a " & g t ; & l t ; c l b l : l a b e l   i d = " { f 4 2 a a 3 4 2 - 8 7 0 6 - 4 2 8 8 - b d 1 1 - e b b 8 5 9 9 5 0 2 8 c } "   e n a b l e d = " 1 "   m e t h o d = " S t a n d a r d "   s i t e I d = " { 7 2 f 9 8 8 b f - 8 6 f 1 - 4 1 a f - 9 1 a b - 2 d 7 c d 0 1 1 d b 4 7 } "   c o n t e n t B i t s = " 0 "   r e m o v e d = " 0 " / & g t ; & l t ; / c l b l : l a b e l L i s t & g t ; & l t ; / p k g : x m l D a t a & g t ; & l t ; / p k g : p a r t & g t ; & l t ; / p k g : p a c k a g e & g t ; - 
- < / C u r r e n t D a t e > - 
-         < R e p o r t T i t l e > & l t ; ? x m l   v e r s i o n = " 1 . 0 "   s t a n d a l o n e = " y e s " ? & g t ; - 
- & l t ; ? m s o - a p p l i c a t i o n   p r o g i d = " W o r d . D o c u m e n t " ? & g t ; - 
- & l t ; p k g : p a c k a g e   x m l n s : p k g = " h t t p : / / s c h e m a s . m i c r o s o f t . c o m / o f f i c e / 2 0 0 6 / x m l P a c k a g e " & g t ; & l t ; p k g : p a r t   p k g : n a m e = " / _ r e l s / . r e l s "   p k g : c o n t e n t T y p e = " a p p l i c a t i o n / v n d . o p e n x m l f o r m a t s - p a c k a g e . r e l a t i o n s h i p s + x m l "   p k g : p a d d i n g = " 5 1 2 " & g t ; & l t ; p k g : x m l D a t a & g t ; & l t ; R e l a t i o n s h i p s   x m l n s = " h t t p : / / s c h e m a s . o p e n x m l f o r m a t s . o r g / p a c k a g e / 2 0 0 6 / r e l a t i o n s h i p s " & g t ; & l t ; R e l a t i o n s h i p   I d = " r I d 2 "   T y p e = " h t t p : / / s c h e m a s . m i c r o s o f t . c o m / o f f i c e / 2 0 2 0 / 0 2 / r e l a t i o n s h i p s / c l a s s i f i c a t i o n l a b e l s "   T a r g e t = " d o c M e t a d a t a / L a b e l I n f o . x m l " / & g t ; & l t ; R e l a t i o n s h i p   I d = " r I d 1 "   T y p e = " h t t p : / / s c h e m a s . o p e n x m l f o r m a t s . o r g / o f f i c e D o c u m e n t / 2 0 0 6 / r e l a t i o n s h i p s / o f f i c e D o c u m e n t "   T a r g e t = " w o r d / d o c u m e n t . x m l " / & g t ; & l t ; / R e l a t i o n s h i p s & g t ; & l t ; / p k g : x m l D a t a & g t ; & l t ; / p k g : p a r t & g t ; & l t ; p k g : p a r t   p k g : n a m e = " / w o r d / d o c u m e n t . x m l "   p k g : c o n t e n t T y p e = " a p p l i c a t i o n / v n d . o p e n x m l f o r m a t s - o f f i c e d o c u m e n t . w o r d p r o c e s s i n g m l . d o c u m e n t . m a i n + x m l " & g t ; & l t ; p k g : x m l D a t a & g t ; & l t ; w : d o c u m e n t   x m l n s : w p c = " h t t p : / / s c h e m a s . m i c r o s o f t . c o m / o f f i c e / w o r d / 2 0 1 0 / w o r d p r o c e s s i n g C a n v a s "   x m l n s : c x = " h t t p : / / s c h e m a s . m i c r o s o f t . c o m / o f f i c e / d r a w i n g / 2 0 1 4 / c h a r t e x "   x m l n s : c x 1 = " h t t p : / / s c h e m a s . m i c r o s o f t . c o m / o f f i c e / d r a w i n g / 2 0 1 5 / 9 / 8 / c h a r t e x "   x m l n s : c x 2 = " h t t p : / / s c h e m a s . m i c r o s o f t . c o m / o f f i c e / d r a w i n g / 2 0 1 5 / 1 0 / 2 1 / c h a r t e x "   x m l n s : c x 3 = " h t t p : / / s c h e m a s . m i c r o s o f t . c o m / o f f i c e / d r a w i n g / 2 0 1 6 / 5 / 9 / c h a r t e x "   x m l n s : c x 4 = " h t t p : / / s c h e m a s . m i c r o s o f t . c o m / o f f i c e / d r a w i n g / 2 0 1 6 / 5 / 1 0 / c h a r t e x "   x m l n s : c x 5 = " h t t p : / / s c h e m a s . m i c r o s o f t . c o m / o f f i c e / d r a w i n g / 2 0 1 6 / 5 / 1 1 / c h a r t e x "   x m l n s : c x 6 = " h t t p : / / s c h e m a s . m i c r o s o f t . c o m / o f f i c e / d r a w i n g / 2 0 1 6 / 5 / 1 2 / c h a r t e x "   x m l n s : c x 7 = " h t t p : / / s c h e m a s . m i c r o s o f t . c o m / o f f i c e / d r a w i n g / 2 0 1 6 / 5 / 1 3 / c h a r t e x "   x m l n s : c x 8 = " h t t p : / / s c h e m a s . m i c r o s o f t . c o m / o f f i c e / d r a w i n g / 2 0 1 6 / 5 / 1 4 / c h a r t e x "   x m l n s : m c = " h t t p : / / s c h e m a s . o p e n x m l f o r m a t s . o r g / m a r k u p - c o m p a t i b i l i t y / 2 0 0 6 "   x m l n s : a i n k = " h t t p : / / s c h e m a s . m i c r o s o f t . c o m / o f f i c e / d r a w i n g / 2 0 1 6 / i n k "   x m l n s : a m 3 d = " h t t p : / / s c h e m a s . m i c r o s o f t . c o m / o f f i c e / d r a w i n g / 2 0 1 7 / m o d e l 3 d "   x m l n s : o = " u r n : s c h e m a s - m i c r o s o f t - c o m : o f f i c e : o f f i c e "   x m l n s : o e l = " h t t p : / / s c h e m a s . m i c r o s o f t . c o m / o f f i c e / 2 0 1 9 / e x t l s t "   x m l n s : r = " h t t p : / / s c h e m a s . o p e n x m l f o r m a t s . o r g / o f f i c e D o c u m e n t / 2 0 0 6 / r e l a t i o n s h i p s "   x m l n s : m = " h t t p : / / s c h e m a s . o p e n x m l f o r m a t s . o r g / o f f i c e D o c u m e n t / 2 0 0 6 / m a t h "   x m l n s : v = " u r n : s c h e m a s - m i c r o s o f t - c o m : v m l "   x m l n s : w p 1 4 = " h t t p : / / s c h e m a s . m i c r o s o f t . c o m / o f f i c e / w o r d / 2 0 1 0 / w o r d p r o c e s s i n g D r a w i n g "   x m l n s : w p = " h t t p : / / s c h e m a s . o p e n x m l f o r m a t s . o r g / d r a w i n g m l / 2 0 0 6 / w o r d p r o c e s s i n g D r a w i n g "   x m l n s : w 1 0 = " u r n : s c h e m a s - m i c r o s o f t - c o m : o f f i c e : w o r d "   x m l n s : w = " h t t p : / / s c h e m a s . o p e n x m l f o r m a t s . o r g / w o r d p r o c e s s i n g m l / 2 0 0 6 / m a i n "   x m l n s : w 1 4 = " h t t p : / / s c h e m a s . m i c r o s o f t . c o m / o f f i c e / w o r d / 2 0 1 0 / w o r d m l "   x m l n s : w 1 5 = " h t t p : / / s c h e m a s . m i c r o s o f t . c o m / o f f i c e / w o r d / 2 0 1 2 / w o r d m l "   x m l n s : w 1 6 c e x = " h t t p : / / s c h e m a s . m i c r o s o f t . c o m / o f f i c e / w o r d / 2 0 1 8 / w o r d m l / c e x "   x m l n s : w 1 6 c i d = " h t t p : / / s c h e m a s . m i c r o s o f t . c o m / o f f i c e / w o r d / 2 0 1 6 / w o r d m l / c i d "   x m l n s : w 1 6 = " h t t p : / / s c h e m a s . m i c r o s o f t . c o m / o f f i c e / w o r d / 2 0 1 8 / w o r d m l "   x m l n s : w 1 6 d u = " h t t p : / / s c h e m a s . m i c r o s o f t . c o m / o f f i c e / w o r d / 2 0 2 3 / w o r d m l / w o r d 1 6 d u "   x m l n s : w 1 6 s d t d h = " h t t p : / / s c h e m a s . m i c r o s o f t . c o m / o f f i c e / w o r d / 2 0 2 0 / w o r d m l / s d t d a t a h a s h "   x m l n s : w 1 6 s e = " h t t p : / / s c h e m a s . m i c r o s o f t . c o m / o f f i c e / w o r d / 2 0 1 5 / w o r d m l / s y m e x "   x m l n s : w p g = " h t t p : / / s c h e m a s . m i c r o s o f t . c o m / o f f i c e / w o r d / 2 0 1 0 / w o r d p r o c e s s i n g G r o u p "   x m l n s : w p i = " h t t p : / / s c h e m a s . m i c r o s o f t . c o m / o f f i c e / w o r d / 2 0 1 0 / w o r d p r o c e s s i n g I n k "   x m l n s : w n e = " h t t p : / / s c h e m a s . m i c r o s o f t . c o m / o f f i c e / w o r d / 2 0 0 6 / w o r d m l "   x m l n s : w p s = " h t t p : / / s c h e m a s . m i c r o s o f t . c o m / o f f i c e / w o r d / 2 0 1 0 / w o r d p r o c e s s i n g S h a p e "   m c : I g n o r a b l e = " w 1 4   w 1 5   w 1 6 s e   w 1 6 c i d   w 1 6   w 1 6 c e x   w 1 6 s d t d h   w 1 6 d u   w p 1 4 " & g t ; & l t ; w : b o d y & g t ; & l t ; w : p   w 1 4 : p a r a I d = " 0 1 8 A 5 1 E F "   w 1 4 : t e x t I d = " 7 1 3 7 B C B 6 "   w : r s i d R = " 0 0 9 8 1 2 5 D "   w : r s i d R P r = " 0 0 4 5 3 1 2 0 "   w : r s i d R D e f a u l t = " 0 0 9 8 1 2 5 D "   w : r s i d P = " 0 0 8 F 3 3 5 5 " & g t ; & l t ; w : p P r & g t ; & l t ; w : r P r / & g t ; & l t ; / w : p P r & g t ; & l t ; w : r   w : r s i d R P r = " 0 0 0 8 6 A B 0 " & g t ; & l t ; w : r P r & g t ; & l t ; w : r S t y l e   w : v a l = " T i t l e C h a r " / & g t ; & l t ; / w : r P r & g t ; & l t ; w : t & g t ; R e p o r t T i t l e & l t ; / w : t & g t ; & l t ; / w : r & g t ; & l t ; / w : p & g t ; & l t ; w : s e c t P r   w : r s i d R = " 0 0 8 F 3 3 5 5 "   w : r s i d R P r = " 0 0 4 5 3 1 2 0 " & g t ; & l t ; w : p g S z   w : w = " 1 2 2 4 0 "   w : h = " 1 5 8 4 0 " / & g t ; & l t ; w : p g M a r   w : t o p = " 1 4 4 0 "   w : r i g h t = " 1 4 4 0 "   w : b o t t o m = " 1 4 4 0 "   w : l e f t = " 1 4 4 0 "   w : h e a d e r = " 7 2 0 "   w : f o o t e r = " 7 2 0 "   w : g u t t e r = " 0 " / & g t ; & l t ; w : c o l s   w : s p a c e = " 7 2 0 " / & g t ; & l t ; / w : s e c t P r & g t ; & l t ; / w : b o d y & g t ; & l t ; / w : d o c u m e n t & g t ; & l t ; / p k g : x m l D a t a & g t ; & l t ; / p k g : p a r t & g t ; & l t ; p k g : p a r t   p k g : n a m e = " / w o r d / _ r e l s / d o c u m e n t . x m l . r e l s "   p k g : c o n t e n t T y p e = " a p p l i c a t i o n / v n d . o p e n x m l f o r m a t s - p a c k a g e . r e l a t i o n s h i p s + x m l "   p k g : p a d d i n g = " 2 5 6 " & g t ; & l t ; p k g : x m l D a t a & g t ; & l t ; R e l a t i o n s h i p s   x m l n s = " h t t p : / / s c h e m a s . o p e n x m l f o r m a t s . o r g / p a c k a g e / 2 0 0 6 / r e l a t i o n s h i p s " & g t ; & l t ; R e l a t i o n s h i p   I d = " r I d 1 "   T y p e = " h t t p : / / s c h e m a s . o p e n x m l f o r m a t s . o r g / o f f i c e D o c u m e n t / 2 0 0 6 / r e l a t i o n s h i p s / s t y l e s "   T a r g e t = " s t y l e s . x m l " / & g t ; & l t ; / R e l a t i o n s h i p s & g t ; & l t ; / p k g : x m l D a t a & g t ; & l t ; / p k g : p a r t & g t ; & l t ; p k g : p a r t   p k g : n a m e = " / w o r d / s t y l e s . x m l "   p k g : c o n t e n t T y p e = " a p p l i c a t i o n / v n d . o p e n x m l f o r m a t s - o f f i c e d o c u m e n t . w o r d p r o c e s s i n g m l . s t y l e s + x m l " & g t ; & l t ; p k g : x m l D a t a & g t ; & l t ; w : s t y l e s   x m l n s : m c = " h t t p : / / s c h e m a s . o p e n x m l f o r m a t s . o r g / m a r k u p - c o m p a t i b i l i t y / 2 0 0 6 "   x m l n s : r = " h t t p : / / s c h e m a s . o p e n x m l f o r m a t s . o r g / o f f i c e D o c u m e n t / 2 0 0 6 / r e l a t i o n s h i p s "   x m l n s : w = " h t t p : / / s c h e m a s . o p e n x m l f o r m a t s . o r g / w o r d p r o c e s s i n g m l / 2 0 0 6 / m a i n "   x m l n s : w 1 4 = " h t t p : / / s c h e m a s . m i c r o s o f t . c o m / o f f i c e / w o r d / 2 0 1 0 / w o r d m l "   x m l n s : w 1 5 = " h t t p : / / s c h e m a s . m i c r o s o f t . c o m / o f f i c e / w o r d / 2 0 1 2 / w o r d m l "   x m l n s : w 1 6 c e x = " h t t p : / / s c h e m a s . m i c r o s o f t . c o m / o f f i c e / w o r d / 2 0 1 8 / w o r d m l / c e x "   x m l n s : w 1 6 c i d = " h t t p : / / s c h e m a s . m i c r o s o f t . c o m / o f f i c e / w o r d / 2 0 1 6 / w o r d m l / c i d "   x m l n s : w 1 6 = " h t t p : / / s c h e m a s . m i c r o s o f t . c o m / o f f i c e / w o r d / 2 0 1 8 / w o r d m l "   x m l n s : w 1 6 d u = " h t t p : / / s c h e m a s . m i c r o s o f t . c o m / o f f i c e / w o r d / 2 0 2 3 / w o r d m l / w o r d 1 6 d u "   x m l n s : w 1 6 s d t d h = " h t t p : / / s c h e m a s . m i c r o s o f t . c o m / o f f i c e / w o r d / 2 0 2 0 / w o r d m l / s d t d a t a h a s h "   x m l n s : w 1 6 s e = " h t t p : / / s c h e m a s . m i c r o s o f t . c o m / o f f i c e / w o r d / 2 0 1 5 / w o r d m l / s y m e x "   m c : I g n o r a b l e = " w 1 4   w 1 5   w 1 6 s e   w 1 6 c i d   w 1 6   w 1 6 c e x   w 1 6 s d t d h   w 1 6 d u " & g t ; & l t ; w : d o c D e f a u l t s & g t ; & l t ; w : r P r D e f a u l t & g t ; & l t ; w : r P r & g t ; & l t ; w : r F o n t s   w : a s c i i T h e m e = " m i n o r H A n s i "   w : e a s t A s i a T h e m e = " m i n o r E a s t A s i a "   w : h A n s i T h e m e = " m i n o r H A n s i "   w : c s t h e m e = " m i n o r B i d i " / & g t ; & l t ; w : k e r n   w : v a l = " 2 " / & g t ; & l t ; w : s z   w : v a l = " 2 4 " / & g t ; & l t ; w : s z C s   w : v a l = " 2 4 " / & g t ; & l t ; w : l a n g   w : v a l = " e n - U S "   w : e a s t A s i a = " e n - U S "   w : b i d i = " a r - S A " / & g t ; & l t ; w 1 4 : l i g a t u r e s   w 1 4 : v a l = " s t a n d a r d C o n t e x t u a l " / & g t ; & l t ; / w : r P r & g t ; & l t ; / w : r P r D e f a u l t & g t ; & l t ; w : p P r D e f a u l t & g t ; & l t ; w : p P r & g t ; & l t ; w : s p a c i n g   w : a f t e r = " 1 6 0 "   w : l i n e = " 2 7 8 "   w : l i n e R u l e = " a u t o " / & g t ; & l t ; / w : p P r & g t ; & l t ; / w : p P r D e f a u l t & g t ; & l t ; / w : d o c D e f a u l t s & g t ; & l t ; w : s t y l e   w : t y p e = " p a r a g r a p h "   w : d e f a u l t = " 1 "   w : s t y l e I d = " N o r m a l " & g t ; & l t ; w : n a m e   w : v a l = " N o r m a l " / & g t ; & l t ; w : q F o r m a t / & g t ; & l t ; w : r s i d   w : v a l = " 0 0 9 8 1 2 5 D " / & g t ; & l t ; / w : s t y l e & g t ; & l t ; w : s t y l e   w : t y p e = " c h a r a c t e r "   w : d e f a u l t = " 1 "   w : s t y l e I d = " D e f a u l t P a r a g r a p h F o n t " & g t ; & l t ; w : n a m e   w : v a l = " D e f a u l t   P a r a g r a p h   F o n t " / & g t ; & l t ; w : u i P r i o r i t y   w : v a l = " 1 " / & g t ; & l t ; w : s e m i H i d d e n / & g t ; & l t ; w : u n h i d e W h e n U s e d / & g t ; & l t ; w : r s i d   w : v a l = " 0 0 9 8 1 2 5 D " / & g t ; & l t ; / w : s t y l e & g t ; & l t ; w : s t y l e   w : t y p e = " t a b l e "   w : d e f a u l t = " 1 "   w : s t y l e I d = " T a b l e N o r m a l " & g t ; & l t ; w : n a m e   w : v a l = " N o r m a l   T a b l e " / & g t ; & l t ; w : u i P r i o r i t y   w : v a l = " 9 9 " / & g t ; & l t ; w : s e m i H i d d e n / & g t ; & l t ; w : u n h i d e W h e n U s e d / & g t ; & l t ; w : t b l P r & g t ; & l t ; w : t b l I n d   w : w = " 0 "   w : t y p e = " d x a " / & g t ; & l t ; w : t b l C e l l M a r & g t ; & l t ; w : t o p   w : w = " 0 "   w : t y p e = " d x a " / & g t ; & l t ; w : l e f t   w : w = " 1 0 8 "   w : t y p e = " d x a " / & g t ; & l t ; w : b o t t o m   w : w = " 0 "   w : t y p e = " d x a " / & g t ; & l t ; w : r i g h t   w : w = " 1 0 8 "   w : t y p e = " d x a " / & g t ; & l t ; / w : t b l C e l l M a r & g t ; & l t ; / w : t b l P r & g t ; & l t ; / w : s t y l e & g t ; & l t ; w : s t y l e   w : t y p e = " n u m b e r i n g "   w : d e f a u l t = " 1 "   w : s t y l e I d = " N o L i s t " & g t ; & l t ; w : n a m e   w : v a l = " N o   L i s t " / & g t ; & l t ; w : u i P r i o r i t y   w : v a l = " 9 9 " / & g t ; & l t ; w : s e m i H i d d e n / & g t ; & l t ; w : u n h i d e W h e n U s e d / & g t ; & l t ; w : r s i d   w : v a l = " 0 0 9 8 1 2 5 D " / & g t ; & l t ; / w : s t y l e & g t ; & l t ; w : s t y l e   w : t y p e = " p a r a g r a p h "   w : s t y l e I d = " T i t l e " & g t ; & l t ; w : n a m e   w : v a l = " T i t l e " / & g t ; & l t ; w : b a s e d O n   w : v a l = " N o r m a l " / & g t ; & l t ; w : n e x t   w : v a l = " N o r m a l " / & g t ; & l t ; w : l i n k   w : v a l = " T i t l e C h a r " / & g t ; & l t ; w : u i P r i o r i t y   w : v a l = " 1 0 " / & g t ; & l t ; w : q F o r m a t / & g t ; & l t ; w : p P r & g t ; & l t ; w : s p a c i n g   w : a f t e r = " 0 "   w : l i n e = " 2 4 0 "   w : l i n e R u l e = " a u t o " / & g t ; & l t ; w : c o n t e x t u a l S p a c i n g / & g t ; & l t ; / w : p P r & g t ; & l t ; w : r P r & g t ; & l t ; w : r F o n t s   w : a s c i i T h e m e = " m a j o r H A n s i "   w : e a s t A s i a T h e m e = " m a j o r E a s t A s i a "   w : h A n s i T h e m e = " m a j o r H A n s i "   w : c s t h e m e = " m a j o r B i d i " / & g t ; & l t ; w : s p a c i n g   w : v a l = " - 1 0 " / & g t ; & l t ; w : k e r n   w : v a l = " 2 8 " / & g t ; & l t ; w : s z   w : v a l = " 5 6 " / & g t ; & l t ; w : s z C s   w : v a l = " 5 6 " / & g t ; & l t ; / w : r P r & g t ; & l t ; / w : s t y l e & g t ; & l t ; w : s t y l e   w : t y p e = " c h a r a c t e r "   w : c u s t o m S t y l e = " 1 "   w : s t y l e I d = " T i t l e C h a r " & g t ; & l t ; w : n a m e   w : v a l = " T i t l e   C h a r " / & g t ; & l t ; w : b a s e d O n   w : v a l = " D e f a u l t P a r a g r a p h F o n t " / & g t ; & l t ; w : l i n k   w : v a l = " T i t l e " / & g t ; & l t ; w : u i P r i o r i t y   w : v a l = " 1 0 " / & g t ; & l t ; w : r P r & g t ; & l t ; w : r F o n t s   w : a s c i i T h e m e = " m a j o r H A n s i "   w : e a s t A s i a T h e m e = " m a j o r E a s t A s i a "   w : h A n s i T h e m e = " m a j o r H A n s i "   w : c s t h e m e = " m a j o r B i d i " / & g t ; & l t ; w : s p a c i n g   w : v a l = " - 1 0 " / & g t ; & l t ; w : k e r n   w : v a l = " 2 8 " / & g t ; & l t ; w : s z   w : v a l = " 5 6 " / & g t ; & l t ; w : s z C s   w : v a l = " 5 6 " / & g t ; & l t ; / w : r P r & g t ; & l t ; / w : s t y l e & g t ; & l t ; / w : s t y l e s & g t ; & l t ; / p k g : x m l D a t a & g t ; & l t ; / p k g : p a r t & g t ; & l t ; p k g : p a r t   p k g : n a m e = " / d o c M e t a d a t a / L a b e l I n f o . x m l "   p k g : c o n t e n t T y p e = " a p p l i c a t i o n / v n d . m s - o f f i c e . c l a s s i f i c a t i o n l a b e l s + x m l " & g t ; & l t ; p k g : x m l D a t a & g t ; & l t ; c l b l : l a b e l L i s t   x m l n s : c l b l = " h t t p : / / s c h e m a s . m i c r o s o f t . c o m / o f f i c e / 2 0 2 0 / m i p L a b e l M e t a d a t a " & g t ; & l t ; c l b l : l a b e l   i d = " { f 4 2 a a 3 4 2 - 8 7 0 6 - 4 2 8 8 - b d 1 1 - e b b 8 5 9 9 5 0 2 8 c } "   e n a b l e d = " 1 "   m e t h o d = " S t a n d a r d "   s i t e I d = " { 7 2 f 9 8 8 b f - 8 6 f 1 - 4 1 a f - 9 1 a b - 2 d 7 c d 0 1 1 d b 4 7 } "   c o n t e n t B i t s = " 0 "   r e m o v e d = " 0 " / & g t ; & l t ; / c l b l : l a b e l L i s t & g t ; & l t ; / p k g : x m l D a t a & g t ; & l t ; / p k g : p a r t & g t ; & l t ; / p k g : p a c k a g e & g t ; - 
- < / R e p o r t T i t l e > - 
-         < V e n d o r > - 
-             < V e n d o r A d d r e s s > & l t ; ? x m l   v e r s i o n = " 1 . 0 "   s t a n d a l o n e = " y e s " ? & g t ; - 
- & l t ; ? m s o - a p p l i c a t i o n   p r o g i d = " W o r d . D o c u m e n t " ? & g t ; - 
- & l t ; p k g : p a c k a g e   x m l n s : p k g = " h t t p : / / s c h e m a s . m i c r o s o f t . c o m / o f f i c e / 2 0 0 6 / x m l P a c k a g e " & g t ; & l t ; p k g : p a r t   p k g : n a m e = " / _ r e l s / . r e l s "   p k g : c o n t e n t T y p e = " a p p l i c a t i o n / v n d . o p e n x m l f o r m a t s - p a c k a g e . r e l a t i o n s h i p s + x m l "   p k g : p a d d i n g = " 5 1 2 " & g t ; & l t ; p k g : x m l D a t a & g t ; & l t ; R e l a t i o n s h i p s   x m l n s = " h t t p : / / s c h e m a s . o p e n x m l f o r m a t s . o r g / p a c k a g e / 2 0 0 6 / r e l a t i o n s h i p s " & g t ; & l t ; R e l a t i o n s h i p   I d = " r I d 2 "   T y p e = " h t t p : / / s c h e m a s . m i c r o s o f t . c o m / o f f i c e / 2 0 2 0 / 0 2 / r e l a t i o n s h i p s / c l a s s i f i c a t i o n l a b e l s "   T a r g e t = " d o c M e t a d a t a / L a b e l I n f o . x m l " / & g t ; & l t ; R e l a t i o n s h i p   I d = " r I d 1 "   T y p e = " h t t p : / / s c h e m a s . o p e n x m l f o r m a t s . o r g / o f f i c e D o c u m e n t / 2 0 0 6 / r e l a t i o n s h i p s / o f f i c e D o c u m e n t "   T a r g e t = " w o r d / d o c u m e n t . x m l " / & g t ; & l t ; / R e l a t i o n s h i p s & g t ; & l t ; / p k g : x m l D a t a & g t ; & l t ; / p k g : p a r t & g t ; & l t ; p k g : p a r t   p k g : n a m e = " / w o r d / d o c u m e n t . x m l "   p k g : c o n t e n t T y p e = " a p p l i c a t i o n / v n d . o p e n x m l f o r m a t s - o f f i c e d o c u m e n t . w o r d p r o c e s s i n g m l . d o c u m e n t . m a i n + x m l " & g t ; & l t ; p k g : x m l D a t a & g t ; & l t ; w : d o c u m e n t   x m l n s : w p c = " h t t p : / / s c h e m a s . m i c r o s o f t . c o m / o f f i c e / w o r d / 2 0 1 0 / w o r d p r o c e s s i n g C a n v a s "   x m l n s : c x = " h t t p : / / s c h e m a s . m i c r o s o f t . c o m / o f f i c e / d r a w i n g / 2 0 1 4 / c h a r t e x "   x m l n s : c x 1 = " h t t p : / / s c h e m a s . m i c r o s o f t . c o m / o f f i c e / d r a w i n g / 2 0 1 5 / 9 / 8 / c h a r t e x "   x m l n s : c x 2 = " h t t p : / / s c h e m a s . m i c r o s o f t . c o m / o f f i c e / d r a w i n g / 2 0 1 5 / 1 0 / 2 1 / c h a r t e x "   x m l n s : c x 3 = " h t t p : / / s c h e m a s . m i c r o s o f t . c o m / o f f i c e / d r a w i n g / 2 0 1 6 / 5 / 9 / c h a r t e x "   x m l n s : c x 4 = " h t t p : / / s c h e m a s . m i c r o s o f t . c o m / o f f i c e / d r a w i n g / 2 0 1 6 / 5 / 1 0 / c h a r t e x "   x m l n s : c x 5 = " h t t p : / / s c h e m a s . m i c r o s o f t . c o m / o f f i c e / d r a w i n g / 2 0 1 6 / 5 / 1 1 / c h a r t e x "   x m l n s : c x 6 = " h t t p : / / s c h e m a s . m i c r o s o f t . c o m / o f f i c e / d r a w i n g / 2 0 1 6 / 5 / 1 2 / c h a r t e x "   x m l n s : c x 7 = " h t t p : / / s c h e m a s . m i c r o s o f t . c o m / o f f i c e / d r a w i n g / 2 0 1 6 / 5 / 1 3 / c h a r t e x "   x m l n s : c x 8 = " h t t p : / / s c h e m a s . m i c r o s o f t . c o m / o f f i c e / d r a w i n g / 2 0 1 6 / 5 / 1 4 / c h a r t e x "   x m l n s : m c = " h t t p : / / s c h e m a s . o p e n x m l f o r m a t s . o r g / m a r k u p - c o m p a t i b i l i t y / 2 0 0 6 "   x m l n s : a i n k = " h t t p : / / s c h e m a s . m i c r o s o f t . c o m / o f f i c e / d r a w i n g / 2 0 1 6 / i n k "   x m l n s : a m 3 d = " h t t p : / / s c h e m a s . m i c r o s o f t . c o m / o f f i c e / d r a w i n g / 2 0 1 7 / m o d e l 3 d "   x m l n s : o = " u r n : s c h e m a s - m i c r o s o f t - c o m : o f f i c e : o f f i c e "   x m l n s : o e l = " h t t p : / / s c h e m a s . m i c r o s o f t . c o m / o f f i c e / 2 0 1 9 / e x t l s t "   x m l n s : r = " h t t p : / / s c h e m a s . o p e n x m l f o r m a t s . o r g / o f f i c e D o c u m e n t / 2 0 0 6 / r e l a t i o n s h i p s "   x m l n s : m = " h t t p : / / s c h e m a s . o p e n x m l f o r m a t s . o r g / o f f i c e D o c u m e n t / 2 0 0 6 / m a t h "   x m l n s : v = " u r n : s c h e m a s - m i c r o s o f t - c o m : v m l "   x m l n s : w p 1 4 = " h t t p : / / s c h e m a s . m i c r o s o f t . c o m / o f f i c e / w o r d / 2 0 1 0 / w o r d p r o c e s s i n g D r a w i n g "   x m l n s : w p = " h t t p : / / s c h e m a s . o p e n x m l f o r m a t s . o r g / d r a w i n g m l / 2 0 0 6 / w o r d p r o c e s s i n g D r a w i n g "   x m l n s : w 1 0 = " u r n : s c h e m a s - m i c r o s o f t - c o m : o f f i c e : w o r d "   x m l n s : w = " h t t p : / / s c h e m a s . o p e n x m l f o r m a t s . o r g / w o r d p r o c e s s i n g m l / 2 0 0 6 / m a i n "   x m l n s : w 1 4 = " h t t p : / / s c h e m a s . m i c r o s o f t . c o m / o f f i c e / w o r d / 2 0 1 0 / w o r d m l "   x m l n s : w 1 5 = " h t t p : / / s c h e m a s . m i c r o s o f t . c o m / o f f i c e / w o r d / 2 0 1 2 / w o r d m l "   x m l n s : w 1 6 c e x = " h t t p : / / s c h e m a s . m i c r o s o f t . c o m / o f f i c e / w o r d / 2 0 1 8 / w o r d m l / c e x "   x m l n s : w 1 6 c i d = " h t t p : / / s c h e m a s . m i c r o s o f t . c o m / o f f i c e / w o r d / 2 0 1 6 / w o r d m l / c i d "   x m l n s : w 1 6 = " h t t p : / / s c h e m a s . m i c r o s o f t . c o m / o f f i c e / w o r d / 2 0 1 8 / w o r d m l "   x m l n s : w 1 6 d u = " h t t p : / / s c h e m a s . m i c r o s o f t . c o m / o f f i c e / w o r d / 2 0 2 3 / w o r d m l / w o r d 1 6 d u "   x m l n s : w 1 6 s d t d h = " h t t p : / / s c h e m a s . m i c r o s o f t . c o m / o f f i c e / w o r d / 2 0 2 0 / w o r d m l / s d t d a t a h a s h "   x m l n s : w 1 6 s e = " h t t p : / / s c h e m a s . m i c r o s o f t . c o m / o f f i c e / w o r d / 2 0 1 5 / w o r d m l / s y m e x "   x m l n s : w p g = " h t t p : / / s c h e m a s . m i c r o s o f t . c o m / o f f i c e / w o r d / 2 0 1 0 / w o r d p r o c e s s i n g G r o u p "   x m l n s : w p i = " h t t p : / / s c h e m a s . m i c r o s o f t . c o m / o f f i c e / w o r d / 2 0 1 0 / w o r d p r o c e s s i n g I n k "   x m l n s : w n e = " h t t p : / / s c h e m a s . m i c r o s o f t . c o m / o f f i c e / w o r d / 2 0 0 6 / w o r d m l "   x m l n s : w p s = " h t t p : / / s c h e m a s . m i c r o s o f t . c o m / o f f i c e / w o r d / 2 0 1 0 / w o r d p r o c e s s i n g S h a p e "   m c : I g n o r a b l e = " w 1 4   w 1 5   w 1 6 s e   w 1 6 c i d   w 1 6   w 1 6 c e x   w 1 6 s d t d h   w 1 6 d u   w p 1 4 " & g t ; & l t ; w : b o d y & g t ; & l t ; w : p   w 1 4 : p a r a I d = " 4 A E 4 4 9 8 3 "   w 1 4 : t e x t I d = " 7 7 F B D 1 0 7 "   w : r s i d R = " 0 0 8 B 0 9 B B "   w : r s i d R D e f a u l t = " 0 0 8 B 0 9 B B " & g t ; & l t ; w : p P r & g t ; & l t ; w : s p a c i n g   w : a f t e r = " 0 "   w : l i n e = " 2 4 0 "   w : l i n e R u l e = " a u t o " / & g t ; & l t ; / w : p P r & g t ; & l t ; w : r & g t ; & l t ; w : t & g t ; V e n d o r A d d r e s s & l t ; / w : t & g t ; & l t ; / w : r & g t ; & l t ; / w : p & g t ; & l t ; w : s e c t P r   w : r s i d R = " 0 0 0 0 0 0 0 0 " & g t ; & l t ; w : p g S z   w : w = " 1 2 2 4 0 "   w : h = " 1 5 8 4 0 " / & g t ; & l t ; w : p g M a r   w : t o p = " 1 4 4 0 "   w : r i g h t = " 1 4 4 0 "   w : b o t t o m = " 1 4 4 0 "   w : l e f t = " 1 4 4 0 "   w : h e a d e r = " 7 2 0 "   w : f o o t e r = " 7 2 0 "   w : g u t t e r = " 0 " / & g t ; & l t ; w : c o l s   w : s p a c e = " 7 2 0 " / & g t ; & l t ; / w : s e c t P r & g t ; & l t ; / w : b o d y & g t ; & l t ; / w : d o c u m e n t & g t ; & l t ; / p k g : x m l D a t a & g t ; & l t ; / p k g : p a r t & g t ; & l t ; p k g : p a r t   p k g : n a m e = " / w o r d / _ r e l s / d o c u m e n t . x m l . r e l s "   p k g : c o n t e n t T y p e = " a p p l i c a t i o n / v n d . o p e n x m l f o r m a t s - p a c k a g e . r e l a t i o n s h i p s + x m l "   p k g : p a d d i n g = " 2 5 6 " & g t ; & l t ; p k g : x m l D a t a & g t ; & l t ; R e l a t i o n s h i p s   x m l n s = " h t t p : / / s c h e m a s . o p e n x m l f o r m a t s . o r g / p a c k a g e / 2 0 0 6 / r e l a t i o n s h i p s " & g t ; & l t ; R e l a t i o n s h i p   I d = " r I d 1 "   T y p e = " h t t p : / / s c h e m a s . o p e n x m l f o r m a t s . o r g / o f f i c e D o c u m e n t / 2 0 0 6 / r e l a t i o n s h i p s / s t y l e s "   T a r g e t = " s t y l e s . x m l " / & g t ; & l t ; / R e l a t i o n s h i p s & g t ; & l t ; / p k g : x m l D a t a & g t ; & l t ; / p k g : p a r t & g t ; & l t ; p k g : p a r t   p k g : n a m e = " / w o r d / s t y l e s . x m l "   p k g : c o n t e n t T y p e = " a p p l i c a t i o n / v n d . o p e n x m l f o r m a t s - o f f i c e d o c u m e n t . w o r d p r o c e s s i n g m l . s t y l e s + x m l " & g t ; & l t ; p k g : x m l D a t a & g t ; & l t ; w : s t y l e s   x m l n s : m c = " h t t p : / / s c h e m a s . o p e n x m l f o r m a t s . o r g / m a r k u p - c o m p a t i b i l i t y / 2 0 0 6 "   x m l n s : r = " h t t p : / / s c h e m a s . o p e n x m l f o r m a t s . o r g / o f f i c e D o c u m e n t / 2 0 0 6 / r e l a t i o n s h i p s "   x m l n s : w = " h t t p : / / s c h e m a s . o p e n x m l f o r m a t s . o r g / w o r d p r o c e s s i n g m l / 2 0 0 6 / m a i n "   x m l n s : w 1 4 = " h t t p : / / s c h e m a s . m i c r o s o f t . c o m / o f f i c e / w o r d / 2 0 1 0 / w o r d m l "   x m l n s : w 1 5 = " h t t p : / / s c h e m a s . m i c r o s o f t . c o m / o f f i c e / w o r d / 2 0 1 2 / w o r d m l "   x m l n s : w 1 6 c e x = " h t t p : / / s c h e m a s . m i c r o s o f t . c o m / o f f i c e / w o r d / 2 0 1 8 / w o r d m l / c e x "   x m l n s : w 1 6 c i d = " h t t p : / / s c h e m a s . m i c r o s o f t . c o m / o f f i c e / w o r d / 2 0 1 6 / w o r d m l / c i d "   x m l n s : w 1 6 = " h t t p : / / s c h e m a s . m i c r o s o f t . c o m / o f f i c e / w o r d / 2 0 1 8 / w o r d m l "   x m l n s : w 1 6 d u = " h t t p : / / s c h e m a s . m i c r o s o f t . c o m / o f f i c e / w o r d / 2 0 2 3 / w o r d m l / w o r d 1 6 d u "   x m l n s : w 1 6 s d t d h = " h t t p : / / s c h e m a s . m i c r o s o f t . c o m / o f f i c e / w o r d / 2 0 2 0 / w o r d m l / s d t d a t a h a s h "   x m l n s : w 1 6 s e = " h t t p : / / s c h e m a s . m i c r o s o f t . c o m / o f f i c e / w o r d / 2 0 1 5 / w o r d m l / s y m e x "   m c : I g n o r a b l e = " w 1 4   w 1 5   w 1 6 s e   w 1 6 c i d   w 1 6   w 1 6 c e x   w 1 6 s d t d h   w 1 6 d u " & g t ; & l t ; w : d o c D e f a u l t s & g t ; & l t ; w : r P r D e f a u l t & g t ; & l t ; w : r P r & g t ; & l t ; w : r F o n t s   w : a s c i i T h e m e = " m i n o r H A n s i "   w : e a s t A s i a T h e m e = " m i n o r E a s t A s i a "   w : h A n s i T h e m e = " m i n o r H A n s i "   w : c s t h e m e = " m i n o r B i d i " / & g t ; & l t ; w : k e r n   w : v a l = " 2 " / & g t ; & l t ; w : s z   w : v a l = " 2 4 " / & g t ; & l t ; w : s z C s   w : v a l = " 2 4 " / & g t ; & l t ; w : l a n g   w : v a l = " e n - U S "   w : e a s t A s i a = " e n - U S "   w : b i d i = " a r - S A " / & g t ; & l t ; w 1 4 : l i g a t u r e s   w 1 4 : v a l = " s t a n d a r d C o n t e x t u a l " / & g t ; & l t ; / w : r P r & g t ; & l t ; / w : r P r D e f a u l t & g t ; & l t ; w : p P r D e f a u l t & g t ; & l t ; w : p P r & g t ; & l t ; w : s p a c i n g   w : a f t e r = " 1 6 0 "   w : l i n e = " 2 7 8 "   w : l i n e R u l e = " a u t o " / & g t ; & l t ; / w : p P r & g t ; & l t ; / w : p P r D e f a u l t & g t ; & l t ; / w : d o c D e f a u l t s & g t ; & l t ; w : s t y l e   w : t y p e = " p a r a g r a p h "   w : d e f a u l t = " 1 "   w : s t y l e I d = " N o r m a l " & g t ; & l t ; w : n a m e   w : v a l = " N o r m a l " / & g t ; & l t ; w : q F o r m a t / & g t ; & l t ; / w : s t y l e & g t ; & l t ; w : s t y l e   w : t y p e = " c h a r a c t e r "   w : d e f a u l t = " 1 "   w : s t y l e I d = " D e f a u l t P a r a g r a p h F o n t " & g t ; & l t ; w : n a m e   w : v a l = " D e f a u l t   P a r a g r a p h   F o n t " / & g t ; & l t ; w : u i P r i o r i t y   w : v a l = " 1 " / & g t ; & l t ; w : s e m i H i d d e n / & g t ; & l t ; w : u n h i d e W h e n U s e d / & g t ; & l t ; / w : s t y l e & g t ; & l t ; w : s t y l e   w : t y p e = " t a b l e "   w : d e f a u l t = " 1 "   w : s t y l e I d = " T a b l e N o r m a l " & g t ; & l t ; w : n a m e   w : v a l = " N o r m a l   T a b l e " / & g t ; & l t ; w : u i P r i o r i t y   w : v a l = " 9 9 " / & g t ; & l t ; w : s e m i H i d d e n / & g t ; & l t ; w : u n h i d e W h e n U s e d / & g t ; & l t ; w : t b l P r & g t ; & l t ; w : t b l I n d   w : w = " 0 "   w : t y p e = " d x a " / & g t ; & l t ; w : t b l C e l l M a r & g t ; & l t ; w : t o p   w : w = " 0 "   w : t y p e = " d x a " / & g t ; & l t ; w : l e f t   w : w = " 1 0 8 "   w : t y p e = " d x a " / & g t ; & l t ; w : b o t t o m   w : w = " 0 "   w : t y p e = " d x a " / & g t ; & l t ; w : r i g h t   w : w = " 1 0 8 "   w : t y p e = " d x a " / & g t ; & l t ; / w : t b l C e l l M a r & g t ; & l t ; / w : t b l P r & g t ; & l t ; / w : s t y l e & g t ; & l t ; w : s t y l e   w : t y p e = " n u m b e r i n g "   w : d e f a u l t = " 1 "   w : s t y l e I d = " N o L i s t " & g t ; & l t ; w : n a m e   w : v a l = " N o   L i s t " / & g t ; & l t ; w : u i P r i o r i t y   w : v a l = " 9 9 " / & g t ; & l t ; w : s e m i H i d d e n / & g t ; & l t ; w : u n h i d e W h e n U s e d / & g t ; & l t ; / w : s t y l e & g t ; & l t ; / w : s t y l e s & g t ; & l t ; / p k g : x m l D a t a & g t ; & l t ; / p k g : p a r t & g t ; & l t ; p k g : p a r t   p k g : n a m e = " / d o c M e t a d a t a / L a b e l I n f o . x m l "   p k g : c o n t e n t T y p e = " a p p l i c a t i o n / v n d . m s - o f f i c e . c l a s s i f i c a t i o n l a b e l s + x m l " & g t ; & l t ; p k g : x m l D a t a & g t ; & l t ; c l b l : l a b e l L i s t   x m l n s : c l b l = " h t t p : / / s c h e m a s . m i c r o s o f t . c o m / o f f i c e / 2 0 2 0 / m i p L a b e l M e t a d a t a " & g t ; & l t ; c l b l : l a b e l   i d = " { f 4 2 a a 3 4 2 - 8 7 0 6 - 4 2 8 8 - b d 1 1 - e b b 8 5 9 9 5 0 2 8 c } "   e n a b l e d = " 1 "   m e t h o d = " S t a n d a r d "   s i t e I d = " { 7 2 f 9 8 8 b f - 8 6 f 1 - 4 1 a f - 9 1 a b - 2 d 7 c d 0 1 1 d b 4 7 } "   c o n t e n t B i t s = " 0 "   r e m o v e d = " 0 " / & g t ; & l t ; / c l b l : l a b e l L i s t & g t ; & l t ; / p k g : x m l D a t a & g t ; & l t ; / p k g : p a r t & g t ; & l t ; / p k g : p a c k a g e & g t ; - 
- < / V e n d o r A d d r e s s > - 
-             < V e n d o r B a l a n c e L C Y > & l t ; ? x m l   v e r s i o n = " 1 . 0 "   s t a n d a l o n e = " y e s " ? & g t ; - 
- & l t ; ? m s o - a p p l i c a t i o n   p r o g i d = " W o r d . D o c u m e n t " ? & g t ; - 
- & l t ; p k g : p a c k a g e   x m l n s : p k g = " h t t p : / / s c h e m a s . m i c r o s o f t . c o m / o f f i c e / 2 0 0 6 / x m l P a c k a g e " & g t ; & l t ; p k g : p a r t   p k g : n a m e = " / _ r e l s / . r e l s "   p k g : c o n t e n t T y p e = " a p p l i c a t i o n / v n d . o p e n x m l f o r m a t s - p a c k a g e . r e l a t i o n s h i p s + x m l "   p k g : p a d d i n g = " 5 1 2 " & g t ; & l t ; p k g : x m l D a t a & g t ; & l t ; R e l a t i o n s h i p s   x m l n s = " h t t p : / / s c h e m a s . o p e n x m l f o r m a t s . o r g / p a c k a g e / 2 0 0 6 / r e l a t i o n s h i p s " & g t ; & l t ; R e l a t i o n s h i p   I d = " r I d 2 "   T y p e = " h t t p : / / s c h e m a s . m i c r o s o f t . c o m / o f f i c e / 2 0 2 0 / 0 2 / r e l a t i o n s h i p s / c l a s s i f i c a t i o n l a b e l s "   T a r g e t = " d o c M e t a d a t a / L a b e l I n f o . x m l " / & g t ; & l t ; R e l a t i o n s h i p   I d = " r I d 1 "   T y p e = " h t t p : / / s c h e m a s . o p e n x m l f o r m a t s . o r g / o f f i c e D o c u m e n t / 2 0 0 6 / r e l a t i o n s h i p s / o f f i c e D o c u m e n t "   T a r g e t = " w o r d / d o c u m e n t . x m l " / & g t ; & l t ; / R e l a t i o n s h i p s & g t ; & l t ; / p k g : x m l D a t a & g t ; & l t ; / p k g : p a r t & g t ; & l t ; p k g : p a r t   p k g : n a m e = " / w o r d / d o c u m e n t . x m l "   p k g : c o n t e n t T y p e = " a p p l i c a t i o n / v n d . o p e n x m l f o r m a t s - o f f i c e d o c u m e n t . w o r d p r o c e s s i n g m l . d o c u m e n t . m a i n + x m l " & g t ; & l t ; p k g : x m l D a t a & g t ; & l t ; w : d o c u m e n t   x m l n s : w p c = " h t t p : / / s c h e m a s . m i c r o s o f t . c o m / o f f i c e / w o r d / 2 0 1 0 / w o r d p r o c e s s i n g C a n v a s "   x m l n s : c x = " h t t p : / / s c h e m a s . m i c r o s o f t . c o m / o f f i c e / d r a w i n g / 2 0 1 4 / c h a r t e x "   x m l n s : c x 1 = " h t t p : / / s c h e m a s . m i c r o s o f t . c o m / o f f i c e / d r a w i n g / 2 0 1 5 / 9 / 8 / c h a r t e x "   x m l n s : c x 2 = " h t t p : / / s c h e m a s . m i c r o s o f t . c o m / o f f i c e / d r a w i n g / 2 0 1 5 / 1 0 / 2 1 / c h a r t e x "   x m l n s : c x 3 = " h t t p : / / s c h e m a s . m i c r o s o f t . c o m / o f f i c e / d r a w i n g / 2 0 1 6 / 5 / 9 / c h a r t e x "   x m l n s : c x 4 = " h t t p : / / s c h e m a s . m i c r o s o f t . c o m / o f f i c e / d r a w i n g / 2 0 1 6 / 5 / 1 0 / c h a r t e x "   x m l n s : c x 5 = " h t t p : / / s c h e m a s . m i c r o s o f t . c o m / o f f i c e / d r a w i n g / 2 0 1 6 / 5 / 1 1 / c h a r t e x "   x m l n s : c x 6 = " h t t p : / / s c h e m a s . m i c r o s o f t . c o m / o f f i c e / d r a w i n g / 2 0 1 6 / 5 / 1 2 / c h a r t e x "   x m l n s : c x 7 = " h t t p : / / s c h e m a s . m i c r o s o f t . c o m / o f f i c e / d r a w i n g / 2 0 1 6 / 5 / 1 3 / c h a r t e x "   x m l n s : c x 8 = " h t t p : / / s c h e m a s . m i c r o s o f t . c o m / o f f i c e / d r a w i n g / 2 0 1 6 / 5 / 1 4 / c h a r t e x "   x m l n s : m c = " h t t p : / / s c h e m a s . o p e n x m l f o r m a t s . o r g / m a r k u p - c o m p a t i b i l i t y / 2 0 0 6 "   x m l n s : a i n k = " h t t p : / / s c h e m a s . m i c r o s o f t . c o m / o f f i c e / d r a w i n g / 2 0 1 6 / i n k "   x m l n s : a m 3 d = " h t t p : / / s c h e m a s . m i c r o s o f t . c o m / o f f i c e / d r a w i n g / 2 0 1 7 / m o d e l 3 d "   x m l n s : o = " u r n : s c h e m a s - m i c r o s o f t - c o m : o f f i c e : o f f i c e "   x m l n s : o e l = " h t t p : / / s c h e m a s . m i c r o s o f t . c o m / o f f i c e / 2 0 1 9 / e x t l s t "   x m l n s : r = " h t t p : / / s c h e m a s . o p e n x m l f o r m a t s . o r g / o f f i c e D o c u m e n t / 2 0 0 6 / r e l a t i o n s h i p s "   x m l n s : m = " h t t p : / / s c h e m a s . o p e n x m l f o r m a t s . o r g / o f f i c e D o c u m e n t / 2 0 0 6 / m a t h "   x m l n s : v = " u r n : s c h e m a s - m i c r o s o f t - c o m : v m l "   x m l n s : w p 1 4 = " h t t p : / / s c h e m a s . m i c r o s o f t . c o m / o f f i c e / w o r d / 2 0 1 0 / w o r d p r o c e s s i n g D r a w i n g "   x m l n s : w p = " h t t p : / / s c h e m a s . o p e n x m l f o r m a t s . o r g / d r a w i n g m l / 2 0 0 6 / w o r d p r o c e s s i n g D r a w i n g "   x m l n s : w 1 0 = " u r n : s c h e m a s - m i c r o s o f t - c o m : o f f i c e : w o r d "   x m l n s : w = " h t t p : / / s c h e m a s . o p e n x m l f o r m a t s . o r g / w o r d p r o c e s s i n g m l / 2 0 0 6 / m a i n "   x m l n s : w 1 4 = " h t t p : / / s c h e m a s . m i c r o s o f t . c o m / o f f i c e / w o r d / 2 0 1 0 / w o r d m l "   x m l n s : w 1 5 = " h t t p : / / s c h e m a s . m i c r o s o f t . c o m / o f f i c e / w o r d / 2 0 1 2 / w o r d m l "   x m l n s : w 1 6 c e x = " h t t p : / / s c h e m a s . m i c r o s o f t . c o m / o f f i c e / w o r d / 2 0 1 8 / w o r d m l / c e x "   x m l n s : w 1 6 c i d = " h t t p : / / s c h e m a s . m i c r o s o f t . c o m / o f f i c e / w o r d / 2 0 1 6 / w o r d m l / c i d "   x m l n s : w 1 6 = " h t t p : / / s c h e m a s . m i c r o s o f t . c o m / o f f i c e / w o r d / 2 0 1 8 / w o r d m l "   x m l n s : w 1 6 d u = " h t t p : / / s c h e m a s . m i c r o s o f t . c o m / o f f i c e / w o r d / 2 0 2 3 / w o r d m l / w o r d 1 6 d u "   x m l n s : w 1 6 s d t d h = " h t t p : / / s c h e m a s . m i c r o s o f t . c o m / o f f i c e / w o r d / 2 0 2 0 / w o r d m l / s d t d a t a h a s h "   x m l n s : w 1 6 s e = " h t t p : / / s c h e m a s . m i c r o s o f t . c o m / o f f i c e / w o r d / 2 0 1 5 / w o r d m l / s y m e x "   x m l n s : w p g = " h t t p : / / s c h e m a s . m i c r o s o f t . c o m / o f f i c e / w o r d / 2 0 1 0 / w o r d p r o c e s s i n g G r o u p "   x m l n s : w p i = " h t t p : / / s c h e m a s . m i c r o s o f t . c o m / o f f i c e / w o r d / 2 0 1 0 / w o r d p r o c e s s i n g I n k "   x m l n s : w n e = " h t t p : / / s c h e m a s . m i c r o s o f t . c o m / o f f i c e / w o r d / 2 0 0 6 / w o r d m l "   x m l n s : w p s = " h t t p : / / s c h e m a s . m i c r o s o f t . c o m / o f f i c e / w o r d / 2 0 1 0 / w o r d p r o c e s s i n g S h a p e "   m c : I g n o r a b l e = " w 1 4   w 1 5   w 1 6 s e   w 1 6 c i d   w 1 6   w 1 6 c e x   w 1 6 s d t d h   w 1 6 d u   w p 1 4 " & g t ; & l t ; w : b o d y & g t ; & l t ; w : p   w 1 4 : p a r a I d = " 1 8 3 4 D E D 8 "   w 1 4 : t e x t I d = " 0 E C F 8 3 3 6 "   w : r s i d R = " 0 0 4 7 5 A 7 B "   w : r s i d R D e f a u l t = " 0 0 4 7 5 A 7 B " & g t ; & l t ; w : p P r & g t ; & l t ; w : s p a c i n g   w : a f t e r = " 0 "   w : l i n e = " 2 4 0 "   w : l i n e R u l e = " a u t o " / & g t ; & l t ; / w : p P r & g t ; & l t ; w : r & g t ; & l t ; w : t & g t ; V e n d o r B a l a n c e L C Y & l t ; / w : t & g t ; & l t ; / w : r & g t ; & l t ; / w : p & g t ; & l t ; w : s e c t P r   w : r s i d R = " 0 0 0 0 0 0 0 0 " & g t ; & l t ; w : p g S z   w : w = " 1 2 2 4 0 "   w : h = " 1 5 8 4 0 " / & g t ; & l t ; w : p g M a r   w : t o p = " 1 4 4 0 "   w : r i g h t = " 1 4 4 0 "   w : b o t t o m = " 1 4 4 0 "   w : l e f t = " 1 4 4 0 "   w : h e a d e r = " 7 2 0 "   w : f o o t e r = " 7 2 0 "   w : g u t t e r = " 0 " / & g t ; & l t ; w : c o l s   w : s p a c e = " 7 2 0 " / & g t ; & l t ; / w : s e c t P r & g t ; & l t ; / w : b o d y & g t ; & l t ; / w : d o c u m e n t & g t ; & l t ; / p k g : x m l D a t a & g t ; & l t ; / p k g : p a r t & g t ; & l t ; p k g : p a r t   p k g : n a m e = " / w o r d / _ r e l s / d o c u m e n t . x m l . r e l s "   p k g : c o n t e n t T y p e = " a p p l i c a t i o n / v n d . o p e n x m l f o r m a t s - p a c k a g e . r e l a t i o n s h i p s + x m l "   p k g : p a d d i n g = " 2 5 6 " & g t ; & l t ; p k g : x m l D a t a & g t ; & l t ; R e l a t i o n s h i p s   x m l n s = " h t t p : / / s c h e m a s . o p e n x m l f o r m a t s . o r g / p a c k a g e / 2 0 0 6 / r e l a t i o n s h i p s " & g t ; & l t ; R e l a t i o n s h i p   I d = " r I d 1 "   T y p e = " h t t p : / / s c h e m a s . o p e n x m l f o r m a t s . o r g / o f f i c e D o c u m e n t / 2 0 0 6 / r e l a t i o n s h i p s / s t y l e s "   T a r g e t = " s t y l e s . x m l " / & g t ; & l t ; / R e l a t i o n s h i p s & g t ; & l t ; / p k g : x m l D a t a & g t ; & l t ; / p k g : p a r t & g t ; & l t ; p k g : p a r t   p k g : n a m e = " / w o r d / s t y l e s . x m l "   p k g : c o n t e n t T y p e = " a p p l i c a t i o n / v n d . o p e n x m l f o r m a t s - o f f i c e d o c u m e n t . w o r d p r o c e s s i n g m l . s t y l e s + x m l " & g t ; & l t ; p k g : x m l D a t a & g t ; & l t ; w : s t y l e s   x m l n s : m c = " h t t p : / / s c h e m a s . o p e n x m l f o r m a t s . o r g / m a r k u p - c o m p a t i b i l i t y / 2 0 0 6 "   x m l n s : r = " h t t p : / / s c h e m a s . o p e n x m l f o r m a t s . o r g / o f f i c e D o c u m e n t / 2 0 0 6 / r e l a t i o n s h i p s "   x m l n s : w = " h t t p : / / s c h e m a s . o p e n x m l f o r m a t s . o r g / w o r d p r o c e s s i n g m l / 2 0 0 6 / m a i n "   x m l n s : w 1 4 = " h t t p : / / s c h e m a s . m i c r o s o f t . c o m / o f f i c e / w o r d / 2 0 1 0 / w o r d m l "   x m l n s : w 1 5 = " h t t p : / / s c h e m a s . m i c r o s o f t . c o m / o f f i c e / w o r d / 2 0 1 2 / w o r d m l "   x m l n s : w 1 6 c e x = " h t t p : / / s c h e m a s . m i c r o s o f t . c o m / o f f i c e / w o r d / 2 0 1 8 / w o r d m l / c e x "   x m l n s : w 1 6 c i d = " h t t p : / / s c h e m a s . m i c r o s o f t . c o m / o f f i c e / w o r d / 2 0 1 6 / w o r d m l / c i d "   x m l n s : w 1 6 = " h t t p : / / s c h e m a s . m i c r o s o f t . c o m / o f f i c e / w o r d / 2 0 1 8 / w o r d m l "   x m l n s : w 1 6 d u = " h t t p : / / s c h e m a s . m i c r o s o f t . c o m / o f f i c e / w o r d / 2 0 2 3 / w o r d m l / w o r d 1 6 d u "   x m l n s : w 1 6 s d t d h = " h t t p : / / s c h e m a s . m i c r o s o f t . c o m / o f f i c e / w o r d / 2 0 2 0 / w o r d m l / s d t d a t a h a s h "   x m l n s : w 1 6 s e = " h t t p : / / s c h e m a s . m i c r o s o f t . c o m / o f f i c e / w o r d / 2 0 1 5 / w o r d m l / s y m e x "   m c : I g n o r a b l e = " w 1 4   w 1 5   w 1 6 s e   w 1 6 c i d   w 1 6   w 1 6 c e x   w 1 6 s d t d h   w 1 6 d u " & g t ; & l t ; w : d o c D e f a u l t s & g t ; & l t ; w : r P r D e f a u l t & g t ; & l t ; w : r P r & g t ; & l t ; w : r F o n t s   w : a s c i i T h e m e = " m i n o r H A n s i "   w : e a s t A s i a T h e m e = " m i n o r E a s t A s i a "   w : h A n s i T h e m e = " m i n o r H A n s i "   w : c s t h e m e = " m i n o r B i d i " / & g t ; & l t ; w : k e r n   w : v a l = " 2 " / & g t ; & l t ; w : s z   w : v a l = " 2 4 " / & g t ; & l t ; w : s z C s   w : v a l = " 2 4 " / & g t ; & l t ; w : l a n g   w : v a l = " e n - U S "   w : e a s t A s i a = " e n - U S "   w : b i d i = " a r - S A " / & g t ; & l t ; w 1 4 : l i g a t u r e s   w 1 4 : v a l = " s t a n d a r d C o n t e x t u a l " / & g t ; & l t ; / w : r P r & g t ; & l t ; / w : r P r D e f a u l t & g t ; & l t ; w : p P r D e f a u l t & g t ; & l t ; w : p P r & g t ; & l t ; w : s p a c i n g   w : a f t e r = " 1 6 0 "   w : l i n e = " 2 7 8 "   w : l i n e R u l e = " a u t o " / & g t ; & l t ; / w : p P r & g t ; & l t ; / w : p P r D e f a u l t & g t ; & l t ; / w : d o c D e f a u l t s & g t ; & l t ; w : s t y l e   w : t y p e = " p a r a g r a p h "   w : d e f a u l t = " 1 "   w : s t y l e I d = " N o r m a l " & g t ; & l t ; w : n a m e   w : v a l = " N o r m a l " / & g t ; & l t ; w : q F o r m a t / & g t ; & l t ; / w : s t y l e & g t ; & l t ; w : s t y l e   w : t y p e = " c h a r a c t e r "   w : d e f a u l t = " 1 "   w : s t y l e I d = " D e f a u l t P a r a g r a p h F o n t " & g t ; & l t ; w : n a m e   w : v a l = " D e f a u l t   P a r a g r a p h   F o n t " / & g t ; & l t ; w : u i P r i o r i t y   w : v a l = " 1 " / & g t ; & l t ; w : s e m i H i d d e n / & g t ; & l t ; w : u n h i d e W h e n U s e d / & g t ; & l t ; / w : s t y l e & g t ; & l t ; w : s t y l e   w : t y p e = " t a b l e "   w : d e f a u l t = " 1 "   w : s t y l e I d = " T a b l e N o r m a l " & g t ; & l t ; w : n a m e   w : v a l = " N o r m a l   T a b l e " / & g t ; & l t ; w : u i P r i o r i t y   w : v a l = " 9 9 " / & g t ; & l t ; w : s e m i H i d d e n / & g t ; & l t ; w : u n h i d e W h e n U s e d / & g t ; & l t ; w : t b l P r & g t ; & l t ; w : t b l I n d   w : w = " 0 "   w : t y p e = " d x a " / & g t ; & l t ; w : t b l C e l l M a r & g t ; & l t ; w : t o p   w : w = " 0 "   w : t y p e = " d x a " / & g t ; & l t ; w : l e f t   w : w = " 1 0 8 "   w : t y p e = " d x a " / & g t ; & l t ; w : b o t t o m   w : w = " 0 "   w : t y p e = " d x a " / & g t ; & l t ; w : r i g h t   w : w = " 1 0 8 "   w : t y p e = " d x a " / & g t ; & l t ; / w : t b l C e l l M a r & g t ; & l t ; / w : t b l P r & g t ; & l t ; / w : s t y l e & g t ; & l t ; w : s t y l e   w : t y p e = " n u m b e r i n g "   w : d e f a u l t = " 1 "   w : s t y l e I d = " N o L i s t " & g t ; & l t ; w : n a m e   w : v a l = " N o   L i s t " / & g t ; & l t ; w : u i P r i o r i t y   w : v a l = " 9 9 " / & g t ; & l t ; w : s e m i H i d d e n / & g t ; & l t ; w : u n h i d e W h e n U s e d / & g t ; & l t ; / w : s t y l e & g t ; & l t ; / w : s t y l e s & g t ; & l t ; / p k g : x m l D a t a & g t ; & l t ; / p k g : p a r t & g t ; & l t ; p k g : p a r t   p k g : n a m e = " / d o c M e t a d a t a / L a b e l I n f o . x m l "   p k g : c o n t e n t T y p e = " a p p l i c a t i o n / v n d . m s - o f f i c e . c l a s s i f i c a t i o n l a b e l s + x m l " & g t ; & l t ; p k g : x m l D a t a & g t ; & l t ; c l b l : l a b e l L i s t   x m l n s : c l b l = " h t t p : / / s c h e m a s . m i c r o s o f t . c o m / o f f i c e / 2 0 2 0 / m i p L a b e l M e t a d a t a " & g t ; & l t ; c l b l : l a b e l   i d = " { f 4 2 a a 3 4 2 - 8 7 0 6 - 4 2 8 8 - b d 1 1 - e b b 8 5 9 9 5 0 2 8 c } "   e n a b l e d = " 1 "   m e t h o d = " S t a n d a r d "   s i t e I d = " { 7 2 f 9 8 8 b f - 8 6 f 1 - 4 1 a f - 9 1 a b - 2 d 7 c d 0 1 1 d b 4 7 } "   c o n t e n t B i t s = " 0 "   r e m o v e d = " 0 " / & g t ; & l t ; / c l b l : l a b e l L i s t & g t ; & l t ; / p k g : x m l D a t a & g t ; & l t ; / p k g : p a r t & g t ; & l t ; / p k g : p a c k a g e & g t ; - 
- < / V e n d o r B a l a n c e L C Y > - 
-             < V e n d o r C i t y > & l t ; ? x m l   v e r s i o n = " 1 . 0 "   s t a n d a l o n e = " y e s " ? & g t ; - 
- & l t ; ? m s o - a p p l i c a t i o n   p r o g i d = " W o r d . D o c u m e n t " ? & g t ; - 
- & l t ; p k g : p a c k a g e   x m l n s : p k g = " h t t p : / / s c h e m a s . m i c r o s o f t . c o m / o f f i c e / 2 0 0 6 / x m l P a c k a g e " & g t ; & l t ; p k g : p a r t   p k g : n a m e = " / _ r e l s / . r e l s "   p k g : c o n t e n t T y p e = " a p p l i c a t i o n / v n d . o p e n x m l f o r m a t s - p a c k a g e . r e l a t i o n s h i p s + x m l "   p k g : p a d d i n g = " 5 1 2 " & g t ; & l t ; p k g : x m l D a t a & g t ; & l t ; R e l a t i o n s h i p s   x m l n s = " h t t p : / / s c h e m a s . o p e n x m l f o r m a t s . o r g / p a c k a g e / 2 0 0 6 / r e l a t i o n s h i p s " & g t ; & l t ; R e l a t i o n s h i p   I d = " r I d 2 "   T y p e = " h t t p : / / s c h e m a s . m i c r o s o f t . c o m / o f f i c e / 2 0 2 0 / 0 2 / r e l a t i o n s h i p s / c l a s s i f i c a t i o n l a b e l s "   T a r g e t = " d o c M e t a d a t a / L a b e l I n f o . x m l " / & g t ; & l t ; R e l a t i o n s h i p   I d = " r I d 1 "   T y p e = " h t t p : / / s c h e m a s . o p e n x m l f o r m a t s . o r g / o f f i c e D o c u m e n t / 2 0 0 6 / r e l a t i o n s h i p s / o f f i c e D o c u m e n t "   T a r g e t = " w o r d / d o c u m e n t . x m l " / & g t ; & l t ; / R e l a t i o n s h i p s & g t ; & l t ; / p k g : x m l D a t a & g t ; & l t ; / p k g : p a r t & g t ; & l t ; p k g : p a r t   p k g : n a m e = " / w o r d / d o c u m e n t . x m l "   p k g : c o n t e n t T y p e = " a p p l i c a t i o n / v n d . o p e n x m l f o r m a t s - o f f i c e d o c u m e n t . w o r d p r o c e s s i n g m l . d o c u m e n t . m a i n + x m l " & g t ; & l t ; p k g : x m l D a t a & g t ; & l t ; w : d o c u m e n t   x m l n s : w p c = " h t t p : / / s c h e m a s . m i c r o s o f t . c o m / o f f i c e / w o r d / 2 0 1 0 / w o r d p r o c e s s i n g C a n v a s "   x m l n s : c x = " h t t p : / / s c h e m a s . m i c r o s o f t . c o m / o f f i c e / d r a w i n g / 2 0 1 4 / c h a r t e x "   x m l n s : c x 1 = " h t t p : / / s c h e m a s . m i c r o s o f t . c o m / o f f i c e / d r a w i n g / 2 0 1 5 / 9 / 8 / c h a r t e x "   x m l n s : c x 2 = " h t t p : / / s c h e m a s . m i c r o s o f t . c o m / o f f i c e / d r a w i n g / 2 0 1 5 / 1 0 / 2 1 / c h a r t e x "   x m l n s : c x 3 = " h t t p : / / s c h e m a s . m i c r o s o f t . c o m / o f f i c e / d r a w i n g / 2 0 1 6 / 5 / 9 / c h a r t e x "   x m l n s : c x 4 = " h t t p : / / s c h e m a s . m i c r o s o f t . c o m / o f f i c e / d r a w i n g / 2 0 1 6 / 5 / 1 0 / c h a r t e x "   x m l n s : c x 5 = " h t t p : / / s c h e m a s . m i c r o s o f t . c o m / o f f i c e / d r a w i n g / 2 0 1 6 / 5 / 1 1 / c h a r t e x "   x m l n s : c x 6 = " h t t p : / / s c h e m a s . m i c r o s o f t . c o m / o f f i c e / d r a w i n g / 2 0 1 6 / 5 / 1 2 / c h a r t e x "   x m l n s : c x 7 = " h t t p : / / s c h e m a s . m i c r o s o f t . c o m / o f f i c e / d r a w i n g / 2 0 1 6 / 5 / 1 3 / c h a r t e x "   x m l n s : c x 8 = " h t t p : / / s c h e m a s . m i c r o s o f t . c o m / o f f i c e / d r a w i n g / 2 0 1 6 / 5 / 1 4 / c h a r t e x "   x m l n s : m c = " h t t p : / / s c h e m a s . o p e n x m l f o r m a t s . o r g / m a r k u p - c o m p a t i b i l i t y / 2 0 0 6 "   x m l n s : a i n k = " h t t p : / / s c h e m a s . m i c r o s o f t . c o m / o f f i c e / d r a w i n g / 2 0 1 6 / i n k "   x m l n s : a m 3 d = " h t t p : / / s c h e m a s . m i c r o s o f t . c o m / o f f i c e / d r a w i n g / 2 0 1 7 / m o d e l 3 d "   x m l n s : o = " u r n : s c h e m a s - m i c r o s o f t - c o m : o f f i c e : o f f i c e "   x m l n s : o e l = " h t t p : / / s c h e m a s . m i c r o s o f t . c o m / o f f i c e / 2 0 1 9 / e x t l s t "   x m l n s : r = " h t t p : / / s c h e m a s . o p e n x m l f o r m a t s . o r g / o f f i c e D o c u m e n t / 2 0 0 6 / r e l a t i o n s h i p s "   x m l n s : m = " h t t p : / / s c h e m a s . o p e n x m l f o r m a t s . o r g / o f f i c e D o c u m e n t / 2 0 0 6 / m a t h "   x m l n s : v = " u r n : s c h e m a s - m i c r o s o f t - c o m : v m l "   x m l n s : w p 1 4 = " h t t p : / / s c h e m a s . m i c r o s o f t . c o m / o f f i c e / w o r d / 2 0 1 0 / w o r d p r o c e s s i n g D r a w i n g "   x m l n s : w p = " h t t p : / / s c h e m a s . o p e n x m l f o r m a t s . o r g / d r a w i n g m l / 2 0 0 6 / w o r d p r o c e s s i n g D r a w i n g "   x m l n s : w 1 0 = " u r n : s c h e m a s - m i c r o s o f t - c o m : o f f i c e : w o r d "   x m l n s : w = " h t t p : / / s c h e m a s . o p e n x m l f o r m a t s . o r g / w o r d p r o c e s s i n g m l / 2 0 0 6 / m a i n "   x m l n s : w 1 4 = " h t t p : / / s c h e m a s . m i c r o s o f t . c o m / o f f i c e / w o r d / 2 0 1 0 / w o r d m l "   x m l n s : w 1 5 = " h t t p : / / s c h e m a s . m i c r o s o f t . c o m / o f f i c e / w o r d / 2 0 1 2 / w o r d m l "   x m l n s : w 1 6 c e x = " h t t p : / / s c h e m a s . m i c r o s o f t . c o m / o f f i c e / w o r d / 2 0 1 8 / w o r d m l / c e x "   x m l n s : w 1 6 c i d = " h t t p : / / s c h e m a s . m i c r o s o f t . c o m / o f f i c e / w o r d / 2 0 1 6 / w o r d m l / c i d "   x m l n s : w 1 6 = " h t t p : / / s c h e m a s . m i c r o s o f t . c o m / o f f i c e / w o r d / 2 0 1 8 / w o r d m l "   x m l n s : w 1 6 d u = " h t t p : / / s c h e m a s . m i c r o s o f t . c o m / o f f i c e / w o r d / 2 0 2 3 / w o r d m l / w o r d 1 6 d u "   x m l n s : w 1 6 s d t d h = " h t t p : / / s c h e m a s . m i c r o s o f t . c o m / o f f i c e / w o r d / 2 0 2 0 / w o r d m l / s d t d a t a h a s h "   x m l n s : w 1 6 s e = " h t t p : / / s c h e m a s . m i c r o s o f t . c o m / o f f i c e / w o r d / 2 0 1 5 / w o r d m l / s y m e x "   x m l n s : w p g = " h t t p : / / s c h e m a s . m i c r o s o f t . c o m / o f f i c e / w o r d / 2 0 1 0 / w o r d p r o c e s s i n g G r o u p "   x m l n s : w p i = " h t t p : / / s c h e m a s . m i c r o s o f t . c o m / o f f i c e / w o r d / 2 0 1 0 / w o r d p r o c e s s i n g I n k "   x m l n s : w n e = " h t t p : / / s c h e m a s . m i c r o s o f t . c o m / o f f i c e / w o r d / 2 0 0 6 / w o r d m l "   x m l n s : w p s = " h t t p : / / s c h e m a s . m i c r o s o f t . c o m / o f f i c e / w o r d / 2 0 1 0 / w o r d p r o c e s s i n g S h a p e "   m c : I g n o r a b l e = " w 1 4   w 1 5   w 1 6 s e   w 1 6 c i d   w 1 6   w 1 6 c e x   w 1 6 s d t d h   w 1 6 d u   w p 1 4 " & g t ; & l t ; w : b o d y & g t ; & l t ; w : p   w 1 4 : p a r a I d = " 4 1 6 0 3 A 5 3 "   w 1 4 : t e x t I d = " 1 9 4 A C E 7 3 "   w : r s i d R = " 0 0 7 F 1 7 E 1 "   w : r s i d R D e f a u l t = " 0 0 7 F 1 7 E 1 " & g t ; & l t ; w : p P r & g t ; & l t ; w : s p a c i n g   w : a f t e r = " 0 "   w : l i n e = " 2 4 0 "   w : l i n e R u l e = " a u t o " / & g t ; & l t ; / w : p P r & g t ; & l t ; w : r & g t ; & l t ; w : t & g t ; V e n d o r C i t y & l t ; / w : t & g t ; & l t ; / w : r & g t ; & l t ; / w : p & g t ; & l t ; w : s e c t P r   w : r s i d R = " 0 0 0 0 0 0 0 0 " & g t ; & l t ; w : p g S z   w : w = " 1 2 2 4 0 "   w : h = " 1 5 8 4 0 " / & g t ; & l t ; w : p g M a r   w : t o p = " 1 4 4 0 "   w : r i g h t = " 1 4 4 0 "   w : b o t t o m = " 1 4 4 0 "   w : l e f t = " 1 4 4 0 "   w : h e a d e r = " 7 2 0 "   w : f o o t e r = " 7 2 0 "   w : g u t t e r = " 0 " / & g t ; & l t ; w : c o l s   w : s p a c e = " 7 2 0 " / & g t ; & l t ; / w : s e c t P r & g t ; & l t ; / w : b o d y & g t ; & l t ; / w : d o c u m e n t & g t ; & l t ; / p k g : x m l D a t a & g t ; & l t ; / p k g : p a r t & g t ; & l t ; p k g : p a r t   p k g : n a m e = " / w o r d / _ r e l s / d o c u m e n t . x m l . r e l s "   p k g : c o n t e n t T y p e = " a p p l i c a t i o n / v n d . o p e n x m l f o r m a t s - p a c k a g e . r e l a t i o n s h i p s + x m l "   p k g : p a d d i n g = " 2 5 6 " & g t ; & l t ; p k g : x m l D a t a & g t ; & l t ; R e l a t i o n s h i p s   x m l n s = " h t t p : / / s c h e m a s . o p e n x m l f o r m a t s . o r g / p a c k a g e / 2 0 0 6 / r e l a t i o n s h i p s " & g t ; & l t ; R e l a t i o n s h i p   I d = " r I d 1 "   T y p e = " h t t p : / / s c h e m a s . o p e n x m l f o r m a t s . o r g / o f f i c e D o c u m e n t / 2 0 0 6 / r e l a t i o n s h i p s / s t y l e s "   T a r g e t = " s t y l e s . x m l " / & g t ; & l t ; / R e l a t i o n s h i p s & g t ; & l t ; / p k g : x m l D a t a & g t ; & l t ; / p k g : p a r t & g t ; & l t ; p k g : p a r t   p k g : n a m e = " / w o r d / s t y l e s . x m l "   p k g : c o n t e n t T y p e = " a p p l i c a t i o n / v n d . o p e n x m l f o r m a t s - o f f i c e d o c u m e n t . w o r d p r o c e s s i n g m l . s t y l e s + x m l " & g t ; & l t ; p k g : x m l D a t a & g t ; & l t ; w : s t y l e s   x m l n s : m c = " h t t p : / / s c h e m a s . o p e n x m l f o r m a t s . o r g / m a r k u p - c o m p a t i b i l i t y / 2 0 0 6 "   x m l n s : r = " h t t p : / / s c h e m a s . o p e n x m l f o r m a t s . o r g / o f f i c e D o c u m e n t / 2 0 0 6 / r e l a t i o n s h i p s "   x m l n s : w = " h t t p : / / s c h e m a s . o p e n x m l f o r m a t s . o r g / w o r d p r o c e s s i n g m l / 2 0 0 6 / m a i n "   x m l n s : w 1 4 = " h t t p : / / s c h e m a s . m i c r o s o f t . c o m / o f f i c e / w o r d / 2 0 1 0 / w o r d m l "   x m l n s : w 1 5 = " h t t p : / / s c h e m a s . m i c r o s o f t . c o m / o f f i c e / w o r d / 2 0 1 2 / w o r d m l "   x m l n s : w 1 6 c e x = " h t t p : / / s c h e m a s . m i c r o s o f t . c o m / o f f i c e / w o r d / 2 0 1 8 / w o r d m l / c e x "   x m l n s : w 1 6 c i d = " h t t p : / / s c h e m a s . m i c r o s o f t . c o m / o f f i c e / w o r d / 2 0 1 6 / w o r d m l / c i d "   x m l n s : w 1 6 = " h t t p : / / s c h e m a s . m i c r o s o f t . c o m / o f f i c e / w o r d / 2 0 1 8 / w o r d m l "   x m l n s : w 1 6 d u = " h t t p : / / s c h e m a s . m i c r o s o f t . c o m / o f f i c e / w o r d / 2 0 2 3 / w o r d m l / w o r d 1 6 d u "   x m l n s : w 1 6 s d t d h = " h t t p : / / s c h e m a s . m i c r o s o f t . c o m / o f f i c e / w o r d / 2 0 2 0 / w o r d m l / s d t d a t a h a s h "   x m l n s : w 1 6 s e = " h t t p : / / s c h e m a s . m i c r o s o f t . c o m / o f f i c e / w o r d / 2 0 1 5 / w o r d m l / s y m e x "   m c : I g n o r a b l e = " w 1 4   w 1 5   w 1 6 s e   w 1 6 c i d   w 1 6   w 1 6 c e x   w 1 6 s d t d h   w 1 6 d u " & g t ; & l t ; w : d o c D e f a u l t s & g t ; & l t ; w : r P r D e f a u l t & g t ; & l t ; w : r P r & g t ; & l t ; w : r F o n t s   w : a s c i i T h e m e = " m i n o r H A n s i "   w : e a s t A s i a T h e m e = " m i n o r E a s t A s i a "   w : h A n s i T h e m e = " m i n o r H A n s i "   w : c s t h e m e = " m i n o r B i d i " / & g t ; & l t ; w : k e r n   w : v a l = " 2 " / & g t ; & l t ; w : s z   w : v a l = " 2 4 " / & g t ; & l t ; w : s z C s   w : v a l = " 2 4 " / & g t ; & l t ; w : l a n g   w : v a l = " e n - U S "   w : e a s t A s i a = " e n - U S "   w : b i d i = " a r - S A " / & g t ; & l t ; w 1 4 : l i g a t u r e s   w 1 4 : v a l = " s t a n d a r d C o n t e x t u a l " / & g t ; & l t ; / w : r P r & g t ; & l t ; / w : r P r D e f a u l t & g t ; & l t ; w : p P r D e f a u l t & g t ; & l t ; w : p P r & g t ; & l t ; w : s p a c i n g   w : a f t e r = " 1 6 0 "   w : l i n e = " 2 7 8 "   w : l i n e R u l e = " a u t o " / & g t ; & l t ; / w : p P r & g t ; & l t ; / w : p P r D e f a u l t & g t ; & l t ; / w : d o c D e f a u l t s & g t ; & l t ; w : s t y l e   w : t y p e = " p a r a g r a p h "   w : d e f a u l t = " 1 "   w : s t y l e I d = " N o r m a l " & g t ; & l t ; w : n a m e   w : v a l = " N o r m a l " / & g t ; & l t ; w : q F o r m a t / & g t ; & l t ; / w : s t y l e & g t ; & l t ; w : s t y l e   w : t y p e = " c h a r a c t e r "   w : d e f a u l t = " 1 "   w : s t y l e I d = " D e f a u l t P a r a g r a p h F o n t " & g t ; & l t ; w : n a m e   w : v a l = " D e f a u l t   P a r a g r a p h   F o n t " / & g t ; & l t ; w : u i P r i o r i t y   w : v a l = " 1 " / & g t ; & l t ; w : s e m i H i d d e n / & g t ; & l t ; w : u n h i d e W h e n U s e d / & g t ; & l t ; / w : s t y l e & g t ; & l t ; w : s t y l e   w : t y p e = " t a b l e "   w : d e f a u l t = " 1 "   w : s t y l e I d = " T a b l e N o r m a l " & g t ; & l t ; w : n a m e   w : v a l = " N o r m a l   T a b l e " / & g t ; & l t ; w : u i P r i o r i t y   w : v a l = " 9 9 " / & g t ; & l t ; w : s e m i H i d d e n / & g t ; & l t ; w : u n h i d e W h e n U s e d / & g t ; & l t ; w : t b l P r & g t ; & l t ; w : t b l I n d   w : w = " 0 "   w : t y p e = " d x a " / & g t ; & l t ; w : t b l C e l l M a r & g t ; & l t ; w : t o p   w : w = " 0 "   w : t y p e = " d x a " / & g t ; & l t ; w : l e f t   w : w = " 1 0 8 "   w : t y p e = " d x a " / & g t ; & l t ; w : b o t t o m   w : w = " 0 "   w : t y p e = " d x a " / & g t ; & l t ; w : r i g h t   w : w = " 1 0 8 "   w : t y p e = " d x a " / & g t ; & l t ; / w : t b l C e l l M a r & g t ; & l t ; / w : t b l P r & g t ; & l t ; / w : s t y l e & g t ; & l t ; w : s t y l e   w : t y p e = " n u m b e r i n g "   w : d e f a u l t = " 1 "   w : s t y l e I d = " N o L i s t " & g t ; & l t ; w : n a m e   w : v a l = " N o   L i s t " / & g t ; & l t ; w : u i P r i o r i t y   w : v a l = " 9 9 " / & g t ; & l t ; w : s e m i H i d d e n / & g t ; & l t ; w : u n h i d e W h e n U s e d / & g t ; & l t ; / w : s t y l e & g t ; & l t ; / w : s t y l e s & g t ; & l t ; / p k g : x m l D a t a & g t ; & l t ; / p k g : p a r t & g t ; & l t ; p k g : p a r t   p k g : n a m e = " / d o c M e t a d a t a / L a b e l I n f o . x m l "   p k g : c o n t e n t T y p e = " a p p l i c a t i o n / v n d . m s - o f f i c e . c l a s s i f i c a t i o n l a b e l s + x m l " & g t ; & l t ; p k g : x m l D a t a & g t ; & l t ; c l b l : l a b e l L i s t   x m l n s : c l b l = " h t t p : / / s c h e m a s . m i c r o s o f t . c o m / o f f i c e / 2 0 2 0 / m i p L a b e l M e t a d a t a " & g t ; & l t ; c l b l : l a b e l   i d = " { f 4 2 a a 3 4 2 - 8 7 0 6 - 4 2 8 8 - b d 1 1 - e b b 8 5 9 9 5 0 2 8 c } "   e n a b l e d = " 1 "   m e t h o d = " S t a n d a r d "   s i t e I d = " { 7 2 f 9 8 8 b f - 8 6 f 1 - 4 1 a f - 9 1 a b - 2 d 7 c d 0 1 1 d b 4 7 } "   c o n t e n t B i t s = " 0 "   r e m o v e d = " 0 " / & g t ; & l t ; / c l b l : l a b e l L i s t & g t ; & l t ; / p k g : x m l D a t a & g t ; & l t ; / p k g : p a r t & g t ; & l t ; / p k g : p a c k a g e & g t ; - 
- < / V e n d o r C i t y > - 
-             < V e n d o r C o u n t r y R e g i o n > & l t ; ? x m l   v e r s i o n = " 1 . 0 "   s t a n d a l o n e = " y e s " ? & g t ; - 
- & l t ; ? m s o - a p p l i c a t i o n   p r o g i d = " W o r d . D o c u m e n t " ? & g t ; - 
- & l t ; p k g : p a c k a g e   x m l n s : p k g = " h t t p : / / s c h e m a s . m i c r o s o f t . c o m / o f f i c e / 2 0 0 6 / x m l P a c k a g e " & g t ; & l t ; p k g : p a r t   p k g : n a m e = " / _ r e l s / . r e l s "   p k g : c o n t e n t T y p e = " a p p l i c a t i o n / v n d . o p e n x m l f o r m a t s - p a c k a g e . r e l a t i o n s h i p s + x m l "   p k g : p a d d i n g = " 5 1 2 " & g t ; & l t ; p k g : x m l D a t a & g t ; & l t ; R e l a t i o n s h i p s   x m l n s = " h t t p : / / s c h e m a s . o p e n x m l f o r m a t s . o r g / p a c k a g e / 2 0 0 6 / r e l a t i o n s h i p s " & g t ; & l t ; R e l a t i o n s h i p   I d = " r I d 2 "   T y p e = " h t t p : / / s c h e m a s . m i c r o s o f t . c o m / o f f i c e / 2 0 2 0 / 0 2 / r e l a t i o n s h i p s / c l a s s i f i c a t i o n l a b e l s "   T a r g e t = " d o c M e t a d a t a / L a b e l I n f o . x m l " / & g t ; & l t ; R e l a t i o n s h i p   I d = " r I d 1 "   T y p e = " h t t p : / / s c h e m a s . o p e n x m l f o r m a t s . o r g / o f f i c e D o c u m e n t / 2 0 0 6 / r e l a t i o n s h i p s / o f f i c e D o c u m e n t "   T a r g e t = " w o r d / d o c u m e n t . x m l " / & g t ; & l t ; / R e l a t i o n s h i p s & g t ; & l t ; / p k g : x m l D a t a & g t ; & l t ; / p k g : p a r t & g t ; & l t ; p k g : p a r t   p k g : n a m e = " / w o r d / d o c u m e n t . x m l "   p k g : c o n t e n t T y p e = " a p p l i c a t i o n / v n d . o p e n x m l f o r m a t s - o f f i c e d o c u m e n t . w o r d p r o c e s s i n g m l . d o c u m e n t . m a i n + x m l " & g t ; & l t ; p k g : x m l D a t a & g t ; & l t ; w : d o c u m e n t   x m l n s : w p c = " h t t p : / / s c h e m a s . m i c r o s o f t . c o m / o f f i c e / w o r d / 2 0 1 0 / w o r d p r o c e s s i n g C a n v a s "   x m l n s : c x = " h t t p : / / s c h e m a s . m i c r o s o f t . c o m / o f f i c e / d r a w i n g / 2 0 1 4 / c h a r t e x "   x m l n s : c x 1 = " h t t p : / / s c h e m a s . m i c r o s o f t . c o m / o f f i c e / d r a w i n g / 2 0 1 5 / 9 / 8 / c h a r t e x "   x m l n s : c x 2 = " h t t p : / / s c h e m a s . m i c r o s o f t . c o m / o f f i c e / d r a w i n g / 2 0 1 5 / 1 0 / 2 1 / c h a r t e x "   x m l n s : c x 3 = " h t t p : / / s c h e m a s . m i c r o s o f t . c o m / o f f i c e / d r a w i n g / 2 0 1 6 / 5 / 9 / c h a r t e x "   x m l n s : c x 4 = " h t t p : / / s c h e m a s . m i c r o s o f t . c o m / o f f i c e / d r a w i n g / 2 0 1 6 / 5 / 1 0 / c h a r t e x "   x m l n s : c x 5 = " h t t p : / / s c h e m a s . m i c r o s o f t . c o m / o f f i c e / d r a w i n g / 2 0 1 6 / 5 / 1 1 / c h a r t e x "   x m l n s : c x 6 = " h t t p : / / s c h e m a s . m i c r o s o f t . c o m / o f f i c e / d r a w i n g / 2 0 1 6 / 5 / 1 2 / c h a r t e x "   x m l n s : c x 7 = " h t t p : / / s c h e m a s . m i c r o s o f t . c o m / o f f i c e / d r a w i n g / 2 0 1 6 / 5 / 1 3 / c h a r t e x "   x m l n s : c x 8 = " h t t p : / / s c h e m a s . m i c r o s o f t . c o m / o f f i c e / d r a w i n g / 2 0 1 6 / 5 / 1 4 / c h a r t e x "   x m l n s : m c = " h t t p : / / s c h e m a s . o p e n x m l f o r m a t s . o r g / m a r k u p - c o m p a t i b i l i t y / 2 0 0 6 "   x m l n s : a i n k = " h t t p : / / s c h e m a s . m i c r o s o f t . c o m / o f f i c e / d r a w i n g / 2 0 1 6 / i n k "   x m l n s : a m 3 d = " h t t p : / / s c h e m a s . m i c r o s o f t . c o m / o f f i c e / d r a w i n g / 2 0 1 7 / m o d e l 3 d "   x m l n s : o = " u r n : s c h e m a s - m i c r o s o f t - c o m : o f f i c e : o f f i c e "   x m l n s : o e l = " h t t p : / / s c h e m a s . m i c r o s o f t . c o m / o f f i c e / 2 0 1 9 / e x t l s t "   x m l n s : r = " h t t p : / / s c h e m a s . o p e n x m l f o r m a t s . o r g / o f f i c e D o c u m e n t / 2 0 0 6 / r e l a t i o n s h i p s "   x m l n s : m = " h t t p : / / s c h e m a s . o p e n x m l f o r m a t s . o r g / o f f i c e D o c u m e n t / 2 0 0 6 / m a t h "   x m l n s : v = " u r n : s c h e m a s - m i c r o s o f t - c o m : v m l "   x m l n s : w p 1 4 = " h t t p : / / s c h e m a s . m i c r o s o f t . c o m / o f f i c e / w o r d / 2 0 1 0 / w o r d p r o c e s s i n g D r a w i n g "   x m l n s : w p = " h t t p : / / s c h e m a s . o p e n x m l f o r m a t s . o r g / d r a w i n g m l / 2 0 0 6 / w o r d p r o c e s s i n g D r a w i n g "   x m l n s : w 1 0 = " u r n : s c h e m a s - m i c r o s o f t - c o m : o f f i c e : w o r d "   x m l n s : w = " h t t p : / / s c h e m a s . o p e n x m l f o r m a t s . o r g / w o r d p r o c e s s i n g m l / 2 0 0 6 / m a i n "   x m l n s : w 1 4 = " h t t p : / / s c h e m a s . m i c r o s o f t . c o m / o f f i c e / w o r d / 2 0 1 0 / w o r d m l "   x m l n s : w 1 5 = " h t t p : / / s c h e m a s . m i c r o s o f t . c o m / o f f i c e / w o r d / 2 0 1 2 / w o r d m l "   x m l n s : w 1 6 c e x = " h t t p : / / s c h e m a s . m i c r o s o f t . c o m / o f f i c e / w o r d / 2 0 1 8 / w o r d m l / c e x "   x m l n s : w 1 6 c i d = " h t t p : / / s c h e m a s . m i c r o s o f t . c o m / o f f i c e / w o r d / 2 0 1 6 / w o r d m l / c i d "   x m l n s : w 1 6 = " h t t p : / / s c h e m a s . m i c r o s o f t . c o m / o f f i c e / w o r d / 2 0 1 8 / w o r d m l "   x m l n s : w 1 6 d u = " h t t p : / / s c h e m a s . m i c r o s o f t . c o m / o f f i c e / w o r d / 2 0 2 3 / w o r d m l / w o r d 1 6 d u "   x m l n s : w 1 6 s d t d h = " h t t p : / / s c h e m a s . m i c r o s o f t . c o m / o f f i c e / w o r d / 2 0 2 0 / w o r d m l / s d t d a t a h a s h "   x m l n s : w 1 6 s e = " h t t p : / / s c h e m a s . m i c r o s o f t . c o m / o f f i c e / w o r d / 2 0 1 5 / w o r d m l / s y m e x "   x m l n s : w p g = " h t t p : / / s c h e m a s . m i c r o s o f t . c o m / o f f i c e / w o r d / 2 0 1 0 / w o r d p r o c e s s i n g G r o u p "   x m l n s : w p i = " h t t p : / / s c h e m a s . m i c r o s o f t . c o m / o f f i c e / w o r d / 2 0 1 0 / w o r d p r o c e s s i n g I n k "   x m l n s : w n e = " h t t p : / / s c h e m a s . m i c r o s o f t . c o m / o f f i c e / w o r d / 2 0 0 6 / w o r d m l "   x m l n s : w p s = " h t t p : / / s c h e m a s . m i c r o s o f t . c o m / o f f i c e / w o r d / 2 0 1 0 / w o r d p r o c e s s i n g S h a p e "   m c : I g n o r a b l e = " w 1 4   w 1 5   w 1 6 s e   w 1 6 c i d   w 1 6   w 1 6 c e x   w 1 6 s d t d h   w 1 6 d u   w p 1 4 " & g t ; & l t ; w : b o d y & g t ; & l t ; w : p   w 1 4 : p a r a I d = " 2 2 5 8 4 8 0 9 "   w 1 4 : t e x t I d = " 1 6 D B 4 4 4 9 "   w : r s i d R = " 0 0 3 4 4 2 3 2 "   w : r s i d R D e f a u l t = " 0 0 3 4 4 2 3 2 " & g t ; & l t ; w : p P r & g t ; & l t ; w : s p a c i n g   w : a f t e r = " 0 "   w : l i n e = " 2 4 0 "   w : l i n e R u l e = " a u t o " / & g t ; & l t ; / w : p P r & g t ; & l t ; w : r & g t ; & l t ; w : t & g t ; V e n d o r C o u n t r y R e g i o n & l t ; / w : t & g t ; & l t ; / w : r & g t ; & l t ; / w : p & g t ; & l t ; w : s e c t P r   w : r s i d R = " 0 0 0 0 0 0 0 0 " & g t ; & l t ; w : p g S z   w : w = " 1 2 2 4 0 "   w : h = " 1 5 8 4 0 " / & g t ; & l t ; w : p g M a r   w : t o p = " 1 4 4 0 "   w : r i g h t = " 1 4 4 0 "   w : b o t t o m = " 1 4 4 0 "   w : l e f t = " 1 4 4 0 "   w : h e a d e r = " 7 2 0 "   w : f o o t e r = " 7 2 0 "   w : g u t t e r = " 0 " / & g t ; & l t ; w : c o l s   w : s p a c e = " 7 2 0 " / & g t ; & l t ; / w : s e c t P r & g t ; & l t ; / w : b o d y & g t ; & l t ; / w : d o c u m e n t & g t ; & l t ; / p k g : x m l D a t a & g t ; & l t ; / p k g : p a r t & g t ; & l t ; p k g : p a r t   p k g : n a m e = " / w o r d / _ r e l s / d o c u m e n t . x m l . r e l s "   p k g : c o n t e n t T y p e = " a p p l i c a t i o n / v n d . o p e n x m l f o r m a t s - p a c k a g e . r e l a t i o n s h i p s + x m l "   p k g : p a d d i n g = " 2 5 6 " & g t ; & l t ; p k g : x m l D a t a & g t ; & l t ; R e l a t i o n s h i p s   x m l n s = " h t t p : / / s c h e m a s . o p e n x m l f o r m a t s . o r g / p a c k a g e / 2 0 0 6 / r e l a t i o n s h i p s " & g t ; & l t ; R e l a t i o n s h i p   I d = " r I d 1 "   T y p e = " h t t p : / / s c h e m a s . o p e n x m l f o r m a t s . o r g / o f f i c e D o c u m e n t / 2 0 0 6 / r e l a t i o n s h i p s / s t y l e s "   T a r g e t = " s t y l e s . x m l " / & g t ; & l t ; / R e l a t i o n s h i p s & g t ; & l t ; / p k g : x m l D a t a & g t ; & l t ; / p k g : p a r t & g t ; & l t ; p k g : p a r t   p k g : n a m e = " / w o r d / s t y l e s . x m l "   p k g : c o n t e n t T y p e = " a p p l i c a t i o n / v n d . o p e n x m l f o r m a t s - o f f i c e d o c u m e n t . w o r d p r o c e s s i n g m l . s t y l e s + x m l " & g t ; & l t ; p k g : x m l D a t a & g t ; & l t ; w : s t y l e s   x m l n s : m c = " h t t p : / / s c h e m a s . o p e n x m l f o r m a t s . o r g / m a r k u p - c o m p a t i b i l i t y / 2 0 0 6 "   x m l n s : r = " h t t p : / / s c h e m a s . o p e n x m l f o r m a t s . o r g / o f f i c e D o c u m e n t / 2 0 0 6 / r e l a t i o n s h i p s "   x m l n s : w = " h t t p : / / s c h e m a s . o p e n x m l f o r m a t s . o r g / w o r d p r o c e s s i n g m l / 2 0 0 6 / m a i n "   x m l n s : w 1 4 = " h t t p : / / s c h e m a s . m i c r o s o f t . c o m / o f f i c e / w o r d / 2 0 1 0 / w o r d m l "   x m l n s : w 1 5 = " h t t p : / / s c h e m a s . m i c r o s o f t . c o m / o f f i c e / w o r d / 2 0 1 2 / w o r d m l "   x m l n s : w 1 6 c e x = " h t t p : / / s c h e m a s . m i c r o s o f t . c o m / o f f i c e / w o r d / 2 0 1 8 / w o r d m l / c e x "   x m l n s : w 1 6 c i d = " h t t p : / / s c h e m a s . m i c r o s o f t . c o m / o f f i c e / w o r d / 2 0 1 6 / w o r d m l / c i d "   x m l n s : w 1 6 = " h t t p : / / s c h e m a s . m i c r o s o f t . c o m / o f f i c e / w o r d / 2 0 1 8 / w o r d m l "   x m l n s : w 1 6 d u = " h t t p : / / s c h e m a s . m i c r o s o f t . c o m / o f f i c e / w o r d / 2 0 2 3 / w o r d m l / w o r d 1 6 d u "   x m l n s : w 1 6 s d t d h = " h t t p : / / s c h e m a s . m i c r o s o f t . c o m / o f f i c e / w o r d / 2 0 2 0 / w o r d m l / s d t d a t a h a s h "   x m l n s : w 1 6 s e = " h t t p : / / s c h e m a s . m i c r o s o f t . c o m / o f f i c e / w o r d / 2 0 1 5 / w o r d m l / s y m e x "   m c : I g n o r a b l e = " w 1 4   w 1 5   w 1 6 s e   w 1 6 c i d   w 1 6   w 1 6 c e x   w 1 6 s d t d h   w 1 6 d u " & g t ; & l t ; w : d o c D e f a u l t s & g t ; & l t ; w : r P r D e f a u l t & g t ; & l t ; w : r P r & g t ; & l t ; w : r F o n t s   w : a s c i i T h e m e = " m i n o r H A n s i "   w : e a s t A s i a T h e m e = " m i n o r E a s t A s i a "   w : h A n s i T h e m e = " m i n o r H A n s i "   w : c s t h e m e = " m i n o r B i d i " / & g t ; & l t ; w : k e r n   w : v a l = " 2 " / & g t ; & l t ; w : s z   w : v a l = " 2 4 " / & g t ; & l t ; w : s z C s   w : v a l = " 2 4 " / & g t ; & l t ; w : l a n g   w : v a l = " e n - U S "   w : e a s t A s i a = " e n - U S "   w : b i d i = " a r - S A " / & g t ; & l t ; w 1 4 : l i g a t u r e s   w 1 4 : v a l = " s t a n d a r d C o n t e x t u a l " / & g t ; & l t ; / w : r P r & g t ; & l t ; / w : r P r D e f a u l t & g t ; & l t ; w : p P r D e f a u l t & g t ; & l t ; w : p P r & g t ; & l t ; w : s p a c i n g   w : a f t e r = " 1 6 0 "   w : l i n e = " 2 7 8 "   w : l i n e R u l e = " a u t o " / & g t ; & l t ; / w : p P r & g t ; & l t ; / w : p P r D e f a u l t & g t ; & l t ; / w : d o c D e f a u l t s & g t ; & l t ; w : s t y l e   w : t y p e = " p a r a g r a p h "   w : d e f a u l t = " 1 "   w : s t y l e I d = " N o r m a l " & g t ; & l t ; w : n a m e   w : v a l = " N o r m a l " / & g t ; & l t ; w : q F o r m a t / & g t ; & l t ; / w : s t y l e & g t ; & l t ; w : s t y l e   w : t y p e = " c h a r a c t e r "   w : d e f a u l t = " 1 "   w : s t y l e I d = " D e f a u l t P a r a g r a p h F o n t " & g t ; & l t ; w : n a m e   w : v a l = " D e f a u l t   P a r a g r a p h   F o n t " / & g t ; & l t ; w : u i P r i o r i t y   w : v a l = " 1 " / & g t ; & l t ; w : s e m i H i d d e n / & g t ; & l t ; w : u n h i d e W h e n U s e d / & g t ; & l t ; / w : s t y l e & g t ; & l t ; w : s t y l e   w : t y p e = " t a b l e "   w : d e f a u l t = " 1 "   w : s t y l e I d = " T a b l e N o r m a l " & g t ; & l t ; w : n a m e   w : v a l = " N o r m a l   T a b l e " / & g t ; & l t ; w : u i P r i o r i t y   w : v a l = " 9 9 " / & g t ; & l t ; w : s e m i H i d d e n / & g t ; & l t ; w : u n h i d e W h e n U s e d / & g t ; & l t ; w : t b l P r & g t ; & l t ; w : t b l I n d   w : w = " 0 "   w : t y p e = " d x a " / & g t ; & l t ; w : t b l C e l l M a r & g t ; & l t ; w : t o p   w : w = " 0 "   w : t y p e = " d x a " / & g t ; & l t ; w : l e f t   w : w = " 1 0 8 "   w : t y p e = " d x a " / & g t ; & l t ; w : b o t t o m   w : w = " 0 "   w : t y p e = " d x a " / & g t ; & l t ; w : r i g h t   w : w = " 1 0 8 "   w : t y p e = " d x a " / & g t ; & l t ; / w : t b l C e l l M a r & g t ; & l t ; / w : t b l P r & g t ; & l t ; / w : s t y l e & g t ; & l t ; w : s t y l e   w : t y p e = " n u m b e r i n g "   w : d e f a u l t = " 1 "   w : s t y l e I d = " N o L i s t " & g t ; & l t ; w : n a m e   w : v a l = " N o   L i s t " / & g t ; & l t ; w : u i P r i o r i t y   w : v a l = " 9 9 " / & g t ; & l t ; w : s e m i H i d d e n / & g t ; & l t ; w : u n h i d e W h e n U s e d / & g t ; & l t ; / w : s t y l e & g t ; & l t ; / w : s t y l e s & g t ; & l t ; / p k g : x m l D a t a & g t ; & l t ; / p k g : p a r t & g t ; & l t ; p k g : p a r t   p k g : n a m e = " / d o c M e t a d a t a / L a b e l I n f o . x m l "   p k g : c o n t e n t T y p e = " a p p l i c a t i o n / v n d . m s - o f f i c e . c l a s s i f i c a t i o n l a b e l s + x m l " & g t ; & l t ; p k g : x m l D a t a & g t ; & l t ; c l b l : l a b e l L i s t   x m l n s : c l b l = " h t t p : / / s c h e m a s . m i c r o s o f t . c o m / o f f i c e / 2 0 2 0 / m i p L a b e l M e t a d a t a " & g t ; & l t ; c l b l : l a b e l   i d = " { f 4 2 a a 3 4 2 - 8 7 0 6 - 4 2 8 8 - b d 1 1 - e b b 8 5 9 9 5 0 2 8 c } "   e n a b l e d = " 1 "   m e t h o d = " S t a n d a r d "   s i t e I d = " { 7 2 f 9 8 8 b f - 8 6 f 1 - 4 1 a f - 9 1 a b - 2 d 7 c d 0 1 1 d b 4 7 } "   c o n t e n t B i t s = " 0 "   r e m o v e d = " 0 " / & g t ; & l t ; / c l b l : l a b e l L i s t & g t ; & l t ; / p k g : x m l D a t a & g t ; & l t ; / p k g : p a r t & g t ; & l t ; / p k g : p a c k a g e & g t ; - 
- < / V e n d o r C o u n t r y R e g i o n > - 
-             < V e n d o r N a m e > & l t ; ? x m l   v e r s i o n = " 1 . 0 "   s t a n d a l o n e = " y e s " ? & g t ; - 
- & l t ; ? m s o - a p p l i c a t i o n   p r o g i d = " W o r d . D o c u m e n t " ? & g t ; - 
- & l t ; p k g : p a c k a g e   x m l n s : p k g = " h t t p : / / s c h e m a s . m i c r o s o f t . c o m / o f f i c e / 2 0 0 6 / x m l P a c k a g e " & g t ; & l t ; p k g : p a r t   p k g : n a m e = " / _ r e l s / . r e l s "   p k g : c o n t e n t T y p e = " a p p l i c a t i o n / v n d . o p e n x m l f o r m a t s - p a c k a g e . r e l a t i o n s h i p s + x m l "   p k g : p a d d i n g = " 5 1 2 " & g t ; & l t ; p k g : x m l D a t a & g t ; & l t ; R e l a t i o n s h i p s   x m l n s = " h t t p : / / s c h e m a s . o p e n x m l f o r m a t s . o r g / p a c k a g e / 2 0 0 6 / r e l a t i o n s h i p s " & g t ; & l t ; R e l a t i o n s h i p   I d = " r I d 2 "   T y p e = " h t t p : / / s c h e m a s . m i c r o s o f t . c o m / o f f i c e / 2 0 2 0 / 0 2 / r e l a t i o n s h i p s / c l a s s i f i c a t i o n l a b e l s "   T a r g e t = " d o c M e t a d a t a / L a b e l I n f o . x m l " / & g t ; & l t ; R e l a t i o n s h i p   I d = " r I d 1 "   T y p e = " h t t p : / / s c h e m a s . o p e n x m l f o r m a t s . o r g / o f f i c e D o c u m e n t / 2 0 0 6 / r e l a t i o n s h i p s / o f f i c e D o c u m e n t "   T a r g e t = " w o r d / d o c u m e n t . x m l " / & g t ; & l t ; / R e l a t i o n s h i p s & g t ; & l t ; / p k g : x m l D a t a & g t ; & l t ; / p k g : p a r t & g t ; & l t ; p k g : p a r t   p k g : n a m e = " / w o r d / d o c u m e n t . x m l "   p k g : c o n t e n t T y p e = " a p p l i c a t i o n / v n d . o p e n x m l f o r m a t s - o f f i c e d o c u m e n t . w o r d p r o c e s s i n g m l . d o c u m e n t . m a i n + x m l " & g t ; & l t ; p k g : x m l D a t a & g t ; & l t ; w : d o c u m e n t   x m l n s : w p c = " h t t p : / / s c h e m a s . m i c r o s o f t . c o m / o f f i c e / w o r d / 2 0 1 0 / w o r d p r o c e s s i n g C a n v a s "   x m l n s : c x = " h t t p : / / s c h e m a s . m i c r o s o f t . c o m / o f f i c e / d r a w i n g / 2 0 1 4 / c h a r t e x "   x m l n s : c x 1 = " h t t p : / / s c h e m a s . m i c r o s o f t . c o m / o f f i c e / d r a w i n g / 2 0 1 5 / 9 / 8 / c h a r t e x "   x m l n s : c x 2 = " h t t p : / / s c h e m a s . m i c r o s o f t . c o m / o f f i c e / d r a w i n g / 2 0 1 5 / 1 0 / 2 1 / c h a r t e x "   x m l n s : c x 3 = " h t t p : / / s c h e m a s . m i c r o s o f t . c o m / o f f i c e / d r a w i n g / 2 0 1 6 / 5 / 9 / c h a r t e x "   x m l n s : c x 4 = " h t t p : / / s c h e m a s . m i c r o s o f t . c o m / o f f i c e / d r a w i n g / 2 0 1 6 / 5 / 1 0 / c h a r t e x "   x m l n s : c x 5 = " h t t p : / / s c h e m a s . m i c r o s o f t . c o m / o f f i c e / d r a w i n g / 2 0 1 6 / 5 / 1 1 / c h a r t e x "   x m l n s : c x 6 = " h t t p : / / s c h e m a s . m i c r o s o f t . c o m / o f f i c e / d r a w i n g / 2 0 1 6 / 5 / 1 2 / c h a r t e x "   x m l n s : c x 7 = " h t t p : / / s c h e m a s . m i c r o s o f t . c o m / o f f i c e / d r a w i n g / 2 0 1 6 / 5 / 1 3 / c h a r t e x "   x m l n s : c x 8 = " h t t p : / / s c h e m a s . m i c r o s o f t . c o m / o f f i c e / d r a w i n g / 2 0 1 6 / 5 / 1 4 / c h a r t e x "   x m l n s : m c = " h t t p : / / s c h e m a s . o p e n x m l f o r m a t s . o r g / m a r k u p - c o m p a t i b i l i t y / 2 0 0 6 "   x m l n s : a i n k = " h t t p : / / s c h e m a s . m i c r o s o f t . c o m / o f f i c e / d r a w i n g / 2 0 1 6 / i n k "   x m l n s : a m 3 d = " h t t p : / / s c h e m a s . m i c r o s o f t . c o m / o f f i c e / d r a w i n g / 2 0 1 7 / m o d e l 3 d "   x m l n s : o = " u r n : s c h e m a s - m i c r o s o f t - c o m : o f f i c e : o f f i c e "   x m l n s : o e l = " h t t p : / / s c h e m a s . m i c r o s o f t . c o m / o f f i c e / 2 0 1 9 / e x t l s t "   x m l n s : r = " h t t p : / / s c h e m a s . o p e n x m l f o r m a t s . o r g / o f f i c e D o c u m e n t / 2 0 0 6 / r e l a t i o n s h i p s "   x m l n s : m = " h t t p : / / s c h e m a s . o p e n x m l f o r m a t s . o r g / o f f i c e D o c u m e n t / 2 0 0 6 / m a t h "   x m l n s : v = " u r n : s c h e m a s - m i c r o s o f t - c o m : v m l "   x m l n s : w p 1 4 = " h t t p : / / s c h e m a s . m i c r o s o f t . c o m / o f f i c e / w o r d / 2 0 1 0 / w o r d p r o c e s s i n g D r a w i n g "   x m l n s : w p = " h t t p : / / s c h e m a s . o p e n x m l f o r m a t s . o r g / d r a w i n g m l / 2 0 0 6 / w o r d p r o c e s s i n g D r a w i n g "   x m l n s : w 1 0 = " u r n : s c h e m a s - m i c r o s o f t - c o m : o f f i c e : w o r d "   x m l n s : w = " h t t p : / / s c h e m a s . o p e n x m l f o r m a t s . o r g / w o r d p r o c e s s i n g m l / 2 0 0 6 / m a i n "   x m l n s : w 1 4 = " h t t p : / / s c h e m a s . m i c r o s o f t . c o m / o f f i c e / w o r d / 2 0 1 0 / w o r d m l "   x m l n s : w 1 5 = " h t t p : / / s c h e m a s . m i c r o s o f t . c o m / o f f i c e / w o r d / 2 0 1 2 / w o r d m l "   x m l n s : w 1 6 c e x = " h t t p : / / s c h e m a s . m i c r o s o f t . c o m / o f f i c e / w o r d / 2 0 1 8 / w o r d m l / c e x "   x m l n s : w 1 6 c i d = " h t t p : / / s c h e m a s . m i c r o s o f t . c o m / o f f i c e / w o r d / 2 0 1 6 / w o r d m l / c i d "   x m l n s : w 1 6 = " h t t p : / / s c h e m a s . m i c r o s o f t . c o m / o f f i c e / w o r d / 2 0 1 8 / w o r d m l "   x m l n s : w 1 6 d u = " h t t p : / / s c h e m a s . m i c r o s o f t . c o m / o f f i c e / w o r d / 2 0 2 3 / w o r d m l / w o r d 1 6 d u "   x m l n s : w 1 6 s d t d h = " h t t p : / / s c h e m a s . m i c r o s o f t . c o m / o f f i c e / w o r d / 2 0 2 0 / w o r d m l / s d t d a t a h a s h "   x m l n s : w 1 6 s e = " h t t p : / / s c h e m a s . m i c r o s o f t . c o m / o f f i c e / w o r d / 2 0 1 5 / w o r d m l / s y m e x "   x m l n s : w p g = " h t t p : / / s c h e m a s . m i c r o s o f t . c o m / o f f i c e / w o r d / 2 0 1 0 / w o r d p r o c e s s i n g G r o u p "   x m l n s : w p i = " h t t p : / / s c h e m a s . m i c r o s o f t . c o m / o f f i c e / w o r d / 2 0 1 0 / w o r d p r o c e s s i n g I n k "   x m l n s : w n e = " h t t p : / / s c h e m a s . m i c r o s o f t . c o m / o f f i c e / w o r d / 2 0 0 6 / w o r d m l "   x m l n s : w p s = " h t t p : / / s c h e m a s . m i c r o s o f t . c o m / o f f i c e / w o r d / 2 0 1 0 / w o r d p r o c e s s i n g S h a p e "   m c : I g n o r a b l e = " w 1 4   w 1 5   w 1 6 s e   w 1 6 c i d   w 1 6   w 1 6 c e x   w 1 6 s d t d h   w 1 6 d u   w p 1 4 " & g t ; & l t ; w : b o d y & g t ; & l t ; w : p   w 1 4 : p a r a I d = " 3 4 4 7 3 8 9 7 "   w 1 4 : t e x t I d = " 2 4 D A 0 E 9 8 "   w : r s i d R = " 0 0 5 A 5 6 8 D "   w : r s i d R D e f a u l t = " 0 0 5 A 5 6 8 D " & g t ; & l t ; w : p P r & g t ; & l t ; w : s p a c i n g   w : a f t e r = " 0 "   w : l i n e = " 2 4 0 "   w : l i n e R u l e = " a u t o " / & g t ; & l t ; / w : p P r & g t ; & l t ; w : r & g t ; & l t ; w : t & g t ; V e n d o r N a m e & l t ; / w : t & g t ; & l t ; / w : r & g t ; & l t ; / w : p & g t ; & l t ; w : s e c t P r   w : r s i d R = " 0 0 0 0 0 0 0 0 " & g t ; & l t ; w : p g S z   w : w = " 1 2 2 4 0 "   w : h = " 1 5 8 4 0 " / & g t ; & l t ; w : p g M a r   w : t o p = " 1 4 4 0 "   w : r i g h t = " 1 4 4 0 "   w : b o t t o m = " 1 4 4 0 "   w : l e f t = " 1 4 4 0 "   w : h e a d e r = " 7 2 0 "   w : f o o t e r = " 7 2 0 "   w : g u t t e r = " 0 " / & g t ; & l t ; w : c o l s   w : s p a c e = " 7 2 0 " / & g t ; & l t ; / w : s e c t P r & g t ; & l t ; / w : b o d y & g t ; & l t ; / w : d o c u m e n t & g t ; & l t ; / p k g : x m l D a t a & g t ; & l t ; / p k g : p a r t & g t ; & l t ; p k g : p a r t   p k g : n a m e = " / w o r d / _ r e l s / d o c u m e n t . x m l . r e l s "   p k g : c o n t e n t T y p e = " a p p l i c a t i o n / v n d . o p e n x m l f o r m a t s - p a c k a g e . r e l a t i o n s h i p s + x m l "   p k g : p a d d i n g = " 2 5 6 " & g t ; & l t ; p k g : x m l D a t a & g t ; & l t ; R e l a t i o n s h i p s   x m l n s = " h t t p : / / s c h e m a s . o p e n x m l f o r m a t s . o r g / p a c k a g e / 2 0 0 6 / r e l a t i o n s h i p s " & g t ; & l t ; R e l a t i o n s h i p   I d = " r I d 1 "   T y p e = " h t t p : / / s c h e m a s . o p e n x m l f o r m a t s . o r g / o f f i c e D o c u m e n t / 2 0 0 6 / r e l a t i o n s h i p s / s t y l e s "   T a r g e t = " s t y l e s . x m l " / & g t ; & l t ; / R e l a t i o n s h i p s & g t ; & l t ; / p k g : x m l D a t a & g t ; & l t ; / p k g : p a r t & g t ; & l t ; p k g : p a r t   p k g : n a m e = " / w o r d / s t y l e s . x m l "   p k g : c o n t e n t T y p e = " a p p l i c a t i o n / v n d . o p e n x m l f o r m a t s - o f f i c e d o c u m e n t . w o r d p r o c e s s i n g m l . s t y l e s + x m l " & g t ; & l t ; p k g : x m l D a t a & g t ; & l t ; w : s t y l e s   x m l n s : m c = " h t t p : / / s c h e m a s . o p e n x m l f o r m a t s . o r g / m a r k u p - c o m p a t i b i l i t y / 2 0 0 6 "   x m l n s : r = " h t t p : / / s c h e m a s . o p e n x m l f o r m a t s . o r g / o f f i c e D o c u m e n t / 2 0 0 6 / r e l a t i o n s h i p s "   x m l n s : w = " h t t p : / / s c h e m a s . o p e n x m l f o r m a t s . o r g / w o r d p r o c e s s i n g m l / 2 0 0 6 / m a i n "   x m l n s : w 1 4 = " h t t p : / / s c h e m a s . m i c r o s o f t . c o m / o f f i c e / w o r d / 2 0 1 0 / w o r d m l "   x m l n s : w 1 5 = " h t t p : / / s c h e m a s . m i c r o s o f t . c o m / o f f i c e / w o r d / 2 0 1 2 / w o r d m l "   x m l n s : w 1 6 c e x = " h t t p : / / s c h e m a s . m i c r o s o f t . c o m / o f f i c e / w o r d / 2 0 1 8 / w o r d m l / c e x "   x m l n s : w 1 6 c i d = " h t t p : / / s c h e m a s . m i c r o s o f t . c o m / o f f i c e / w o r d / 2 0 1 6 / w o r d m l / c i d "   x m l n s : w 1 6 = " h t t p : / / s c h e m a s . m i c r o s o f t . c o m / o f f i c e / w o r d / 2 0 1 8 / w o r d m l "   x m l n s : w 1 6 d u = " h t t p : / / s c h e m a s . m i c r o s o f t . c o m / o f f i c e / w o r d / 2 0 2 3 / w o r d m l / w o r d 1 6 d u "   x m l n s : w 1 6 s d t d h = " h t t p : / / s c h e m a s . m i c r o s o f t . c o m / o f f i c e / w o r d / 2 0 2 0 / w o r d m l / s d t d a t a h a s h "   x m l n s : w 1 6 s e = " h t t p : / / s c h e m a s . m i c r o s o f t . c o m / o f f i c e / w o r d / 2 0 1 5 / w o r d m l / s y m e x "   m c : I g n o r a b l e = " w 1 4   w 1 5   w 1 6 s e   w 1 6 c i d   w 1 6   w 1 6 c e x   w 1 6 s d t d h   w 1 6 d u " & g t ; & l t ; w : d o c D e f a u l t s & g t ; & l t ; w : r P r D e f a u l t & g t ; & l t ; w : r P r & g t ; & l t ; w : r F o n t s   w : a s c i i T h e m e = " m i n o r H A n s i "   w : e a s t A s i a T h e m e = " m i n o r E a s t A s i a "   w : h A n s i T h e m e = " m i n o r H A n s i "   w : c s t h e m e = " m i n o r B i d i " / & g t ; & l t ; w : k e r n   w : v a l = " 2 " / & g t ; & l t ; w : s z   w : v a l = " 2 4 " / & g t ; & l t ; w : s z C s   w : v a l = " 2 4 " / & g t ; & l t ; w : l a n g   w : v a l = " e n - U S "   w : e a s t A s i a = " e n - U S "   w : b i d i = " a r - S A " / & g t ; & l t ; w 1 4 : l i g a t u r e s   w 1 4 : v a l = " s t a n d a r d C o n t e x t u a l " / & g t ; & l t ; / w : r P r & g t ; & l t ; / w : r P r D e f a u l t & g t ; & l t ; w : p P r D e f a u l t & g t ; & l t ; w : p P r & g t ; & l t ; w : s p a c i n g   w : a f t e r = " 1 6 0 "   w : l i n e = " 2 7 8 "   w : l i n e R u l e = " a u t o " / & g t ; & l t ; / w : p P r & g t ; & l t ; / w : p P r D e f a u l t & g t ; & l t ; / w : d o c D e f a u l t s & g t ; & l t ; w : s t y l e   w : t y p e = " p a r a g r a p h "   w : d e f a u l t = " 1 "   w : s t y l e I d = " N o r m a l " & g t ; & l t ; w : n a m e   w : v a l = " N o r m a l " / & g t ; & l t ; w : q F o r m a t / & g t ; & l t ; / w : s t y l e & g t ; & l t ; w : s t y l e   w : t y p e = " c h a r a c t e r "   w : d e f a u l t = " 1 "   w : s t y l e I d = " D e f a u l t P a r a g r a p h F o n t " & g t ; & l t ; w : n a m e   w : v a l = " D e f a u l t   P a r a g r a p h   F o n t " / & g t ; & l t ; w : u i P r i o r i t y   w : v a l = " 1 " / & g t ; & l t ; w : s e m i H i d d e n / & g t ; & l t ; w : u n h i d e W h e n U s e d / & g t ; & l t ; / w : s t y l e & g t ; & l t ; w : s t y l e   w : t y p e = " t a b l e "   w : d e f a u l t = " 1 "   w : s t y l e I d = " T a b l e N o r m a l " & g t ; & l t ; w : n a m e   w : v a l = " N o r m a l   T a b l e " / & g t ; & l t ; w : u i P r i o r i t y   w : v a l = " 9 9 " / & g t ; & l t ; w : s e m i H i d d e n / & g t ; & l t ; w : u n h i d e W h e n U s e d / & g t ; & l t ; w : t b l P r & g t ; & l t ; w : t b l I n d   w : w = " 0 "   w : t y p e = " d x a " / & g t ; & l t ; w : t b l C e l l M a r & g t ; & l t ; w : t o p   w : w = " 0 "   w : t y p e = " d x a " / & g t ; & l t ; w : l e f t   w : w = " 1 0 8 "   w : t y p e = " d x a " / & g t ; & l t ; w : b o t t o m   w : w = " 0 "   w : t y p e = " d x a " / & g t ; & l t ; w : r i g h t   w : w = " 1 0 8 "   w : t y p e = " d x a " / & g t ; & l t ; / w : t b l C e l l M a r & g t ; & l t ; / w : t b l P r & g t ; & l t ; / w : s t y l e & g t ; & l t ; w : s t y l e   w : t y p e = " n u m b e r i n g "   w : d e f a u l t = " 1 "   w : s t y l e I d = " N o L i s t " & g t ; & l t ; w : n a m e   w : v a l = " N o   L i s t " / & g t ; & l t ; w : u i P r i o r i t y   w : v a l = " 9 9 " / & g t ; & l t ; w : s e m i H i d d e n / & g t ; & l t ; w : u n h i d e W h e n U s e d / & g t ; & l t ; / w : s t y l e & g t ; & l t ; / w : s t y l e s & g t ; & l t ; / p k g : x m l D a t a & g t ; & l t ; / p k g : p a r t & g t ; & l t ; p k g : p a r t   p k g : n a m e = " / d o c M e t a d a t a / L a b e l I n f o . x m l "   p k g : c o n t e n t T y p e = " a p p l i c a t i o n / v n d . m s - o f f i c e . c l a s s i f i c a t i o n l a b e l s + x m l " & g t ; & l t ; p k g : x m l D a t a & g t ; & l t ; c l b l : l a b e l L i s t   x m l n s : c l b l = " h t t p : / / s c h e m a s . m i c r o s o f t . c o m / o f f i c e / 2 0 2 0 / m i p L a b e l M e t a d a t a " & g t ; & l t ; c l b l : l a b e l   i d = " { f 4 2 a a 3 4 2 - 8 7 0 6 - 4 2 8 8 - b d 1 1 - e b b 8 5 9 9 5 0 2 8 c } "   e n a b l e d = " 1 "   m e t h o d = " S t a n d a r d "   s i t e I d = " { 7 2 f 9 8 8 b f - 8 6 f 1 - 4 1 a f - 9 1 a b - 2 d 7 c d 0 1 1 d b 4 7 } "   c o n t e n t B i t s = " 0 "   r e m o v e d = " 0 " / & g t ; & l t ; / c l b l : l a b e l L i s t & g t ; & l t ; / p k g : x m l D a t a & g t ; & l t ; / p k g : p a r t & g t ; & l t ; / p k g : p a c k a g e & g t ; - 
- < / V e n d o r N a m e > - 
-             < V e n d o r N o > & l t ; ? x m l   v e r s i o n = " 1 . 0 "   s t a n d a l o n e = " y e s " ? & g t ; - 
- & l t ; ? m s o - a p p l i c a t i o n   p r o g i d = " W o r d . D o c u m e n t " ? & g t ; - 
- & l t ; p k g : p a c k a g e   x m l n s : p k g = " h t t p : / / s c h e m a s . m i c r o s o f t . c o m / o f f i c e / 2 0 0 6 / x m l P a c k a g e " & g t ; & l t ; p k g : p a r t   p k g : n a m e = " / _ r e l s / . r e l s "   p k g : c o n t e n t T y p e = " a p p l i c a t i o n / v n d . o p e n x m l f o r m a t s - p a c k a g e . r e l a t i o n s h i p s + x m l "   p k g : p a d d i n g = " 5 1 2 " & g t ; & l t ; p k g : x m l D a t a & g t ; & l t ; R e l a t i o n s h i p s   x m l n s = " h t t p : / / s c h e m a s . o p e n x m l f o r m a t s . o r g / p a c k a g e / 2 0 0 6 / r e l a t i o n s h i p s " & g t ; & l t ; R e l a t i o n s h i p   I d = " r I d 2 "   T y p e = " h t t p : / / s c h e m a s . m i c r o s o f t . c o m / o f f i c e / 2 0 2 0 / 0 2 / r e l a t i o n s h i p s / c l a s s i f i c a t i o n l a b e l s "   T a r g e t = " d o c M e t a d a t a / L a b e l I n f o . x m l " / & g t ; & l t ; R e l a t i o n s h i p   I d = " r I d 1 "   T y p e = " h t t p : / / s c h e m a s . o p e n x m l f o r m a t s . o r g / o f f i c e D o c u m e n t / 2 0 0 6 / r e l a t i o n s h i p s / o f f i c e D o c u m e n t "   T a r g e t = " w o r d / d o c u m e n t . x m l " / & g t ; & l t ; / R e l a t i o n s h i p s & g t ; & l t ; / p k g : x m l D a t a & g t ; & l t ; / p k g : p a r t & g t ; & l t ; p k g : p a r t   p k g : n a m e = " / w o r d / d o c u m e n t . x m l "   p k g : c o n t e n t T y p e = " a p p l i c a t i o n / v n d . o p e n x m l f o r m a t s - o f f i c e d o c u m e n t . w o r d p r o c e s s i n g m l . d o c u m e n t . m a i n + x m l " & g t ; & l t ; p k g : x m l D a t a & g t ; & l t ; w : d o c u m e n t   x m l n s : w p c = " h t t p : / / s c h e m a s . m i c r o s o f t . c o m / o f f i c e / w o r d / 2 0 1 0 / w o r d p r o c e s s i n g C a n v a s "   x m l n s : c x = " h t t p : / / s c h e m a s . m i c r o s o f t . c o m / o f f i c e / d r a w i n g / 2 0 1 4 / c h a r t e x "   x m l n s : c x 1 = " h t t p : / / s c h e m a s . m i c r o s o f t . c o m / o f f i c e / d r a w i n g / 2 0 1 5 / 9 / 8 / c h a r t e x "   x m l n s : c x 2 = " h t t p : / / s c h e m a s . m i c r o s o f t . c o m / o f f i c e / d r a w i n g / 2 0 1 5 / 1 0 / 2 1 / c h a r t e x "   x m l n s : c x 3 = " h t t p : / / s c h e m a s . m i c r o s o f t . c o m / o f f i c e / d r a w i n g / 2 0 1 6 / 5 / 9 / c h a r t e x "   x m l n s : c x 4 = " h t t p : / / s c h e m a s . m i c r o s o f t . c o m / o f f i c e / d r a w i n g / 2 0 1 6 / 5 / 1 0 / c h a r t e x "   x m l n s : c x 5 = " h t t p : / / s c h e m a s . m i c r o s o f t . c o m / o f f i c e / d r a w i n g / 2 0 1 6 / 5 / 1 1 / c h a r t e x "   x m l n s : c x 6 = " h t t p : / / s c h e m a s . m i c r o s o f t . c o m / o f f i c e / d r a w i n g / 2 0 1 6 / 5 / 1 2 / c h a r t e x "   x m l n s : c x 7 = " h t t p : / / s c h e m a s . m i c r o s o f t . c o m / o f f i c e / d r a w i n g / 2 0 1 6 / 5 / 1 3 / c h a r t e x "   x m l n s : c x 8 = " h t t p : / / s c h e m a s . m i c r o s o f t . c o m / o f f i c e / d r a w i n g / 2 0 1 6 / 5 / 1 4 / c h a r t e x "   x m l n s : m c = " h t t p : / / s c h e m a s . o p e n x m l f o r m a t s . o r g / m a r k u p - c o m p a t i b i l i t y / 2 0 0 6 "   x m l n s : a i n k = " h t t p : / / s c h e m a s . m i c r o s o f t . c o m / o f f i c e / d r a w i n g / 2 0 1 6 / i n k "   x m l n s : a m 3 d = " h t t p : / / s c h e m a s . m i c r o s o f t . c o m / o f f i c e / d r a w i n g / 2 0 1 7 / m o d e l 3 d "   x m l n s : o = " u r n : s c h e m a s - m i c r o s o f t - c o m : o f f i c e : o f f i c e "   x m l n s : o e l = " h t t p : / / s c h e m a s . m i c r o s o f t . c o m / o f f i c e / 2 0 1 9 / e x t l s t "   x m l n s : r = " h t t p : / / s c h e m a s . o p e n x m l f o r m a t s . o r g / o f f i c e D o c u m e n t / 2 0 0 6 / r e l a t i o n s h i p s "   x m l n s : m = " h t t p : / / s c h e m a s . o p e n x m l f o r m a t s . o r g / o f f i c e D o c u m e n t / 2 0 0 6 / m a t h "   x m l n s : v = " u r n : s c h e m a s - m i c r o s o f t - c o m : v m l "   x m l n s : w p 1 4 = " h t t p : / / s c h e m a s . m i c r o s o f t . c o m / o f f i c e / w o r d / 2 0 1 0 / w o r d p r o c e s s i n g D r a w i n g "   x m l n s : w p = " h t t p : / / s c h e m a s . o p e n x m l f o r m a t s . o r g / d r a w i n g m l / 2 0 0 6 / w o r d p r o c e s s i n g D r a w i n g "   x m l n s : w 1 0 = " u r n : s c h e m a s - m i c r o s o f t - c o m : o f f i c e : w o r d "   x m l n s : w = " h t t p : / / s c h e m a s . o p e n x m l f o r m a t s . o r g / w o r d p r o c e s s i n g m l / 2 0 0 6 / m a i n "   x m l n s : w 1 4 = " h t t p : / / s c h e m a s . m i c r o s o f t . c o m / o f f i c e / w o r d / 2 0 1 0 / w o r d m l "   x m l n s : w 1 5 = " h t t p : / / s c h e m a s . m i c r o s o f t . c o m / o f f i c e / w o r d / 2 0 1 2 / w o r d m l "   x m l n s : w 1 6 c e x = " h t t p : / / s c h e m a s . m i c r o s o f t . c o m / o f f i c e / w o r d / 2 0 1 8 / w o r d m l / c e x "   x m l n s : w 1 6 c i d = " h t t p : / / s c h e m a s . m i c r o s o f t . c o m / o f f i c e / w o r d / 2 0 1 6 / w o r d m l / c i d "   x m l n s : w 1 6 = " h t t p : / / s c h e m a s . m i c r o s o f t . c o m / o f f i c e / w o r d / 2 0 1 8 / w o r d m l "   x m l n s : w 1 6 d u = " h t t p : / / s c h e m a s . m i c r o s o f t . c o m / o f f i c e / w o r d / 2 0 2 3 / w o r d m l / w o r d 1 6 d u "   x m l n s : w 1 6 s d t d h = " h t t p : / / s c h e m a s . m i c r o s o f t . c o m / o f f i c e / w o r d / 2 0 2 0 / w o r d m l / s d t d a t a h a s h "   x m l n s : w 1 6 s e = " h t t p : / / s c h e m a s . m i c r o s o f t . c o m / o f f i c e / w o r d / 2 0 1 5 / w o r d m l / s y m e x "   x m l n s : w p g = " h t t p : / / s c h e m a s . m i c r o s o f t . c o m / o f f i c e / w o r d / 2 0 1 0 / w o r d p r o c e s s i n g G r o u p "   x m l n s : w p i = " h t t p : / / s c h e m a s . m i c r o s o f t . c o m / o f f i c e / w o r d / 2 0 1 0 / w o r d p r o c e s s i n g I n k "   x m l n s : w n e = " h t t p : / / s c h e m a s . m i c r o s o f t . c o m / o f f i c e / w o r d / 2 0 0 6 / w o r d m l "   x m l n s : w p s = " h t t p : / / s c h e m a s . m i c r o s o f t . c o m / o f f i c e / w o r d / 2 0 1 0 / w o r d p r o c e s s i n g S h a p e "   m c : I g n o r a b l e = " w 1 4   w 1 5   w 1 6 s e   w 1 6 c i d   w 1 6   w 1 6 c e x   w 1 6 s d t d h   w 1 6 d u   w p 1 4 " & g t ; & l t ; w : b o d y & g t ; & l t ; w : p   w 1 4 : p a r a I d = " 3 3 2 9 B 9 2 0 "   w 1 4 : t e x t I d = " 7 2 C 1 B 7 8 A "   w : r s i d R = " 0 0 C E 6 5 5 F "   w : r s i d R D e f a u l t = " 0 0 C E 6 5 5 F " & g t ; & l t ; w : p P r & g t ; & l t ; w : s p a c i n g   w : a f t e r = " 0 "   w : l i n e = " 2 4 0 "   w : l i n e R u l e = " a u t o " / & g t ; & l t ; / w : p P r & g t ; & l t ; w : r & g t ; & l t ; w : t & g t ; V e n d o r N o & l t ; / w : t & g t ; & l t ; / w : r & g t ; & l t ; / w : p & g t ; & l t ; w : s e c t P r   w : r s i d R = " 0 0 0 0 0 0 0 0 " & g t ; & l t ; w : p g S z   w : w = " 1 2 2 4 0 "   w : h = " 1 5 8 4 0 " / & g t ; & l t ; w : p g M a r   w : t o p = " 1 4 4 0 "   w : r i g h t = " 1 4 4 0 "   w : b o t t o m = " 1 4 4 0 "   w : l e f t = " 1 4 4 0 "   w : h e a d e r = " 7 2 0 "   w : f o o t e r = " 7 2 0 "   w : g u t t e r = " 0 " / & g t ; & l t ; w : c o l s   w : s p a c e = " 7 2 0 " / & g t ; & l t ; / w : s e c t P r & g t ; & l t ; / w : b o d y & g t ; & l t ; / w : d o c u m e n t & g t ; & l t ; / p k g : x m l D a t a & g t ; & l t ; / p k g : p a r t & g t ; & l t ; p k g : p a r t   p k g : n a m e = " / w o r d / _ r e l s / d o c u m e n t . x m l . r e l s "   p k g : c o n t e n t T y p e = " a p p l i c a t i o n / v n d . o p e n x m l f o r m a t s - p a c k a g e . r e l a t i o n s h i p s + x m l "   p k g : p a d d i n g = " 2 5 6 " & g t ; & l t ; p k g : x m l D a t a & g t ; & l t ; R e l a t i o n s h i p s   x m l n s = " h t t p : / / s c h e m a s . o p e n x m l f o r m a t s . o r g / p a c k a g e / 2 0 0 6 / r e l a t i o n s h i p s " & g t ; & l t ; R e l a t i o n s h i p   I d = " r I d 1 "   T y p e = " h t t p : / / s c h e m a s . o p e n x m l f o r m a t s . o r g / o f f i c e D o c u m e n t / 2 0 0 6 / r e l a t i o n s h i p s / s t y l e s "   T a r g e t = " s t y l e s . x m l " / & g t ; & l t ; / R e l a t i o n s h i p s & g t ; & l t ; / p k g : x m l D a t a & g t ; & l t ; / p k g : p a r t & g t ; & l t ; p k g : p a r t   p k g : n a m e = " / w o r d / s t y l e s . x m l "   p k g : c o n t e n t T y p e = " a p p l i c a t i o n / v n d . o p e n x m l f o r m a t s - o f f i c e d o c u m e n t . w o r d p r o c e s s i n g m l . s t y l e s + x m l " & g t ; & l t ; p k g : x m l D a t a & g t ; & l t ; w : s t y l e s   x m l n s : m c = " h t t p : / / s c h e m a s . o p e n x m l f o r m a t s . o r g / m a r k u p - c o m p a t i b i l i t y / 2 0 0 6 "   x m l n s : r = " h t t p : / / s c h e m a s . o p e n x m l f o r m a t s . o r g / o f f i c e D o c u m e n t / 2 0 0 6 / r e l a t i o n s h i p s "   x m l n s : w = " h t t p : / / s c h e m a s . o p e n x m l f o r m a t s . o r g / w o r d p r o c e s s i n g m l / 2 0 0 6 / m a i n "   x m l n s : w 1 4 = " h t t p : / / s c h e m a s . m i c r o s o f t . c o m / o f f i c e / w o r d / 2 0 1 0 / w o r d m l "   x m l n s : w 1 5 = " h t t p : / / s c h e m a s . m i c r o s o f t . c o m / o f f i c e / w o r d / 2 0 1 2 / w o r d m l "   x m l n s : w 1 6 c e x = " h t t p : / / s c h e m a s . m i c r o s o f t . c o m / o f f i c e / w o r d / 2 0 1 8 / w o r d m l / c e x "   x m l n s : w 1 6 c i d = " h t t p : / / s c h e m a s . m i c r o s o f t . c o m / o f f i c e / w o r d / 2 0 1 6 / w o r d m l / c i d "   x m l n s : w 1 6 = " h t t p : / / s c h e m a s . m i c r o s o f t . c o m / o f f i c e / w o r d / 2 0 1 8 / w o r d m l "   x m l n s : w 1 6 d u = " h t t p : / / s c h e m a s . m i c r o s o f t . c o m / o f f i c e / w o r d / 2 0 2 3 / w o r d m l / w o r d 1 6 d u "   x m l n s : w 1 6 s d t d h = " h t t p : / / s c h e m a s . m i c r o s o f t . c o m / o f f i c e / w o r d / 2 0 2 0 / w o r d m l / s d t d a t a h a s h "   x m l n s : w 1 6 s e = " h t t p : / / s c h e m a s . m i c r o s o f t . c o m / o f f i c e / w o r d / 2 0 1 5 / w o r d m l / s y m e x "   m c : I g n o r a b l e = " w 1 4   w 1 5   w 1 6 s e   w 1 6 c i d   w 1 6   w 1 6 c e x   w 1 6 s d t d h   w 1 6 d u " & g t ; & l t ; w : d o c D e f a u l t s & g t ; & l t ; w : r P r D e f a u l t & g t ; & l t ; w : r P r & g t ; & l t ; w : r F o n t s   w : a s c i i T h e m e = " m i n o r H A n s i "   w : e a s t A s i a T h e m e = " m i n o r E a s t A s i a "   w : h A n s i T h e m e = " m i n o r H A n s i "   w : c s t h e m e = " m i n o r B i d i " / & g t ; & l t ; w : k e r n   w : v a l = " 2 " / & g t ; & l t ; w : s z   w : v a l = " 2 4 " / & g t ; & l t ; w : s z C s   w : v a l = " 2 4 " / & g t ; & l t ; w : l a n g   w : v a l = " e n - U S "   w : e a s t A s i a = " e n - U S "   w : b i d i = " a r - S A " / & g t ; & l t ; w 1 4 : l i g a t u r e s   w 1 4 : v a l = " s t a n d a r d C o n t e x t u a l " / & g t ; & l t ; / w : r P r & g t ; & l t ; / w : r P r D e f a u l t & g t ; & l t ; w : p P r D e f a u l t & g t ; & l t ; w : p P r & g t ; & l t ; w : s p a c i n g   w : a f t e r = " 1 6 0 "   w : l i n e = " 2 7 8 "   w : l i n e R u l e = " a u t o " / & g t ; & l t ; / w : p P r & g t ; & l t ; / w : p P r D e f a u l t & g t ; & l t ; / w : d o c D e f a u l t s & g t ; & l t ; w : s t y l e   w : t y p e = " p a r a g r a p h "   w : d e f a u l t = " 1 "   w : s t y l e I d = " N o r m a l " & g t ; & l t ; w : n a m e   w : v a l = " N o r m a l " / & g t ; & l t ; w : q F o r m a t / & g t ; & l t ; / w : s t y l e & g t ; & l t ; w : s t y l e   w : t y p e = " c h a r a c t e r "   w : d e f a u l t = " 1 "   w : s t y l e I d = " D e f a u l t P a r a g r a p h F o n t " & g t ; & l t ; w : n a m e   w : v a l = " D e f a u l t   P a r a g r a p h   F o n t " / & g t ; & l t ; w : u i P r i o r i t y   w : v a l = " 1 " / & g t ; & l t ; w : s e m i H i d d e n / & g t ; & l t ; w : u n h i d e W h e n U s e d / & g t ; & l t ; / w : s t y l e & g t ; & l t ; w : s t y l e   w : t y p e = " t a b l e "   w : d e f a u l t = " 1 "   w : s t y l e I d = " T a b l e N o r m a l " & g t ; & l t ; w : n a m e   w : v a l = " N o r m a l   T a b l e " / & g t ; & l t ; w : u i P r i o r i t y   w : v a l = " 9 9 " / & g t ; & l t ; w : s e m i H i d d e n / & g t ; & l t ; w : u n h i d e W h e n U s e d / & g t ; & l t ; w : t b l P r & g t ; & l t ; w : t b l I n d   w : w = " 0 "   w : t y p e = " d x a " / & g t ; & l t ; w : t b l C e l l M a r & g t ; & l t ; w : t o p   w : w = " 0 "   w : t y p e = " d x a " / & g t ; & l t ; w : l e f t   w : w = " 1 0 8 "   w : t y p e = " d x a " / & g t ; & l t ; w : b o t t o m   w : w = " 0 "   w : t y p e = " d x a " / & g t ; & l t ; w : r i g h t   w : w = " 1 0 8 "   w : t y p e = " d x a " / & g t ; & l t ; / w : t b l C e l l M a r & g t ; & l t ; / w : t b l P r & g t ; & l t ; / w : s t y l e & g t ; & l t ; w : s t y l e   w : t y p e = " n u m b e r i n g "   w : d e f a u l t = " 1 "   w : s t y l e I d = " N o L i s t " & g t ; & l t ; w : n a m e   w : v a l = " N o   L i s t " / & g t ; & l t ; w : u i P r i o r i t y   w : v a l = " 9 9 " / & g t ; & l t ; w : s e m i H i d d e n / & g t ; & l t ; w : u n h i d e W h e n U s e d / & g t ; & l t ; / w : s t y l e & g t ; & l t ; / w : s t y l e s & g t ; & l t ; / p k g : x m l D a t a & g t ; & l t ; / p k g : p a r t & g t ; & l t ; p k g : p a r t   p k g : n a m e = " / d o c M e t a d a t a / L a b e l I n f o . x m l "   p k g : c o n t e n t T y p e = " a p p l i c a t i o n / v n d . m s - o f f i c e . c l a s s i f i c a t i o n l a b e l s + x m l " & g t ; & l t ; p k g : x m l D a t a & g t ; & l t ; c l b l : l a b e l L i s t   x m l n s : c l b l = " h t t p : / / s c h e m a s . m i c r o s o f t . c o m / o f f i c e / 2 0 2 0 / m i p L a b e l M e t a d a t a " & g t ; & l t ; c l b l : l a b e l   i d = " { f 4 2 a a 3 4 2 - 8 7 0 6 - 4 2 8 8 - b d 1 1 - e b b 8 5 9 9 5 0 2 8 c } "   e n a b l e d = " 1 "   m e t h o d = " S t a n d a r d "   s i t e I d = " { 7 2 f 9 8 8 b f - 8 6 f 1 - 4 1 a f - 9 1 a b - 2 d 7 c d 0 1 1 d b 4 7 } "   c o n t e n t B i t s = " 0 "   r e m o v e d = " 0 " / & g t ; & l t ; / c l b l : l a b e l L i s t & g t ; & l t ; / p k g : x m l D a t a & g t ; & l t ; / p k g : p a r t & g t ; & l t ; / p k g : p a c k a g e & g t ; - 
- < / V e n d o r N o > - 
-             < V e n d o r P u r c h a s e s L C Y > & l t ; ? x m l   v e r s i o n = " 1 . 0 "   s t a n d a l o n e = " y e s " ? & g t ; - 
- & l t ; ? m s o - a p p l i c a t i o n   p r o g i d = " W o r d . D o c u m e n t " ? & g t ; - 
- & l t ; p k g : p a c k a g e   x m l n s : p k g = " h t t p : / / s c h e m a s . m i c r o s o f t . c o m / o f f i c e / 2 0 0 6 / x m l P a c k a g e " & g t ; & l t ; p k g : p a r t   p k g : n a m e = " / _ r e l s / . r e l s "   p k g : c o n t e n t T y p e = " a p p l i c a t i o n / v n d . o p e n x m l f o r m a t s - p a c k a g e . r e l a t i o n s h i p s + x m l "   p k g : p a d d i n g = " 5 1 2 " & g t ; & l t ; p k g : x m l D a t a & g t ; & l t ; R e l a t i o n s h i p s   x m l n s = " h t t p : / / s c h e m a s . o p e n x m l f o r m a t s . o r g / p a c k a g e / 2 0 0 6 / r e l a t i o n s h i p s " & g t ; & l t ; R e l a t i o n s h i p   I d = " r I d 2 "   T y p e = " h t t p : / / s c h e m a s . m i c r o s o f t . c o m / o f f i c e / 2 0 2 0 / 0 2 / r e l a t i o n s h i p s / c l a s s i f i c a t i o n l a b e l s "   T a r g e t = " d o c M e t a d a t a / L a b e l I n f o . x m l " / & g t ; & l t ; R e l a t i o n s h i p   I d = " r I d 1 "   T y p e = " h t t p : / / s c h e m a s . o p e n x m l f o r m a t s . o r g / o f f i c e D o c u m e n t / 2 0 0 6 / r e l a t i o n s h i p s / o f f i c e D o c u m e n t "   T a r g e t = " w o r d / d o c u m e n t . x m l " / & g t ; & l t ; / R e l a t i o n s h i p s & g t ; & l t ; / p k g : x m l D a t a & g t ; & l t ; / p k g : p a r t & g t ; & l t ; p k g : p a r t   p k g : n a m e = " / w o r d / d o c u m e n t . x m l "   p k g : c o n t e n t T y p e = " a p p l i c a t i o n / v n d . o p e n x m l f o r m a t s - o f f i c e d o c u m e n t . w o r d p r o c e s s i n g m l . d o c u m e n t . m a i n + x m l " & g t ; & l t ; p k g : x m l D a t a & g t ; & l t ; w : d o c u m e n t   x m l n s : w p c = " h t t p : / / s c h e m a s . m i c r o s o f t . c o m / o f f i c e / w o r d / 2 0 1 0 / w o r d p r o c e s s i n g C a n v a s "   x m l n s : c x = " h t t p : / / s c h e m a s . m i c r o s o f t . c o m / o f f i c e / d r a w i n g / 2 0 1 4 / c h a r t e x "   x m l n s : c x 1 = " h t t p : / / s c h e m a s . m i c r o s o f t . c o m / o f f i c e / d r a w i n g / 2 0 1 5 / 9 / 8 / c h a r t e x "   x m l n s : c x 2 = " h t t p : / / s c h e m a s . m i c r o s o f t . c o m / o f f i c e / d r a w i n g / 2 0 1 5 / 1 0 / 2 1 / c h a r t e x "   x m l n s : c x 3 = " h t t p : / / s c h e m a s . m i c r o s o f t . c o m / o f f i c e / d r a w i n g / 2 0 1 6 / 5 / 9 / c h a r t e x "   x m l n s : c x 4 = " h t t p : / / s c h e m a s . m i c r o s o f t . c o m / o f f i c e / d r a w i n g / 2 0 1 6 / 5 / 1 0 / c h a r t e x "   x m l n s : c x 5 = " h t t p : / / s c h e m a s . m i c r o s o f t . c o m / o f f i c e / d r a w i n g / 2 0 1 6 / 5 / 1 1 / c h a r t e x "   x m l n s : c x 6 = " h t t p : / / s c h e m a s . m i c r o s o f t . c o m / o f f i c e / d r a w i n g / 2 0 1 6 / 5 / 1 2 / c h a r t e x "   x m l n s : c x 7 = " h t t p : / / s c h e m a s . m i c r o s o f t . c o m / o f f i c e / d r a w i n g / 2 0 1 6 / 5 / 1 3 / c h a r t e x "   x m l n s : c x 8 = " h t t p : / / s c h e m a s . m i c r o s o f t . c o m / o f f i c e / d r a w i n g / 2 0 1 6 / 5 / 1 4 / c h a r t e x "   x m l n s : m c = " h t t p : / / s c h e m a s . o p e n x m l f o r m a t s . o r g / m a r k u p - c o m p a t i b i l i t y / 2 0 0 6 "   x m l n s : a i n k = " h t t p : / / s c h e m a s . m i c r o s o f t . c o m / o f f i c e / d r a w i n g / 2 0 1 6 / i n k "   x m l n s : a m 3 d = " h t t p : / / s c h e m a s . m i c r o s o f t . c o m / o f f i c e / d r a w i n g / 2 0 1 7 / m o d e l 3 d "   x m l n s : o = " u r n : s c h e m a s - m i c r o s o f t - c o m : o f f i c e : o f f i c e "   x m l n s : o e l = " h t t p : / / s c h e m a s . m i c r o s o f t . c o m / o f f i c e / 2 0 1 9 / e x t l s t "   x m l n s : r = " h t t p : / / s c h e m a s . o p e n x m l f o r m a t s . o r g / o f f i c e D o c u m e n t / 2 0 0 6 / r e l a t i o n s h i p s "   x m l n s : m = " h t t p : / / s c h e m a s . o p e n x m l f o r m a t s . o r g / o f f i c e D o c u m e n t / 2 0 0 6 / m a t h "   x m l n s : v = " u r n : s c h e m a s - m i c r o s o f t - c o m : v m l "   x m l n s : w p 1 4 = " h t t p : / / s c h e m a s . m i c r o s o f t . c o m / o f f i c e / w o r d / 2 0 1 0 / w o r d p r o c e s s i n g D r a w i n g "   x m l n s : w p = " h t t p : / / s c h e m a s . o p e n x m l f o r m a t s . o r g / d r a w i n g m l / 2 0 0 6 / w o r d p r o c e s s i n g D r a w i n g "   x m l n s : w 1 0 = " u r n : s c h e m a s - m i c r o s o f t - c o m : o f f i c e : w o r d "   x m l n s : w = " h t t p : / / s c h e m a s . o p e n x m l f o r m a t s . o r g / w o r d p r o c e s s i n g m l / 2 0 0 6 / m a i n "   x m l n s : w 1 4 = " h t t p : / / s c h e m a s . m i c r o s o f t . c o m / o f f i c e / w o r d / 2 0 1 0 / w o r d m l "   x m l n s : w 1 5 = " h t t p : / / s c h e m a s . m i c r o s o f t . c o m / o f f i c e / w o r d / 2 0 1 2 / w o r d m l "   x m l n s : w 1 6 c e x = " h t t p : / / s c h e m a s . m i c r o s o f t . c o m / o f f i c e / w o r d / 2 0 1 8 / w o r d m l / c e x "   x m l n s : w 1 6 c i d = " h t t p : / / s c h e m a s . m i c r o s o f t . c o m / o f f i c e / w o r d / 2 0 1 6 / w o r d m l / c i d "   x m l n s : w 1 6 = " h t t p : / / s c h e m a s . m i c r o s o f t . c o m / o f f i c e / w o r d / 2 0 1 8 / w o r d m l "   x m l n s : w 1 6 d u = " h t t p : / / s c h e m a s . m i c r o s o f t . c o m / o f f i c e / w o r d / 2 0 2 3 / w o r d m l / w o r d 1 6 d u "   x m l n s : w 1 6 s d t d h = " h t t p : / / s c h e m a s . m i c r o s o f t . c o m / o f f i c e / w o r d / 2 0 2 0 / w o r d m l / s d t d a t a h a s h "   x m l n s : w 1 6 s e = " h t t p : / / s c h e m a s . m i c r o s o f t . c o m / o f f i c e / w o r d / 2 0 1 5 / w o r d m l / s y m e x "   x m l n s : w p g = " h t t p : / / s c h e m a s . m i c r o s o f t . c o m / o f f i c e / w o r d / 2 0 1 0 / w o r d p r o c e s s i n g G r o u p "   x m l n s : w p i = " h t t p : / / s c h e m a s . m i c r o s o f t . c o m / o f f i c e / w o r d / 2 0 1 0 / w o r d p r o c e s s i n g I n k "   x m l n s : w n e = " h t t p : / / s c h e m a s . m i c r o s o f t . c o m / o f f i c e / w o r d / 2 0 0 6 / w o r d m l "   x m l n s : w p s = " h t t p : / / s c h e m a s . m i c r o s o f t . c o m / o f f i c e / w o r d / 2 0 1 0 / w o r d p r o c e s s i n g S h a p e "   m c : I g n o r a b l e = " w 1 4   w 1 5   w 1 6 s e   w 1 6 c i d   w 1 6   w 1 6 c e x   w 1 6 s d t d h   w 1 6 d u   w p 1 4 " & g t ; & l t ; w : b o d y & g t ; & l t ; w : p   w 1 4 : p a r a I d = " 7 7 3 2 1 5 D 8 "   w 1 4 : t e x t I d = " 4 9 B B 3 7 C F "   w : r s i d R = " 0 0 1 C 4 A 6 A "   w : r s i d R D e f a u l t = " 0 0 1 C 4 A 6 A " & g t ; & l t ; w : p P r & g t ; & l t ; w : s p a c i n g   w : a f t e r = " 0 "   w : l i n e = " 2 4 0 "   w : l i n e R u l e = " a u t o " / & g t ; & l t ; / w : p P r & g t ; & l t ; w : r & g t ; & l t ; w : t & g t ; V e n d o r P u r c h a s e s L C Y & l t ; / w : t & g t ; & l t ; / w : r & g t ; & l t ; / w : p & g t ; & l t ; w : s e c t P r   w : r s i d R = " 0 0 0 0 0 0 0 0 " & g t ; & l t ; w : p g S z   w : w = " 1 2 2 4 0 "   w : h = " 1 5 8 4 0 " / & g t ; & l t ; w : p g M a r   w : t o p = " 1 4 4 0 "   w : r i g h t = " 1 4 4 0 "   w : b o t t o m = " 1 4 4 0 "   w : l e f t = " 1 4 4 0 "   w : h e a d e r = " 7 2 0 "   w : f o o t e r = " 7 2 0 "   w : g u t t e r = " 0 " / & g t ; & l t ; w : c o l s   w : s p a c e = " 7 2 0 " / & g t ; & l t ; / w : s e c t P r & g t ; & l t ; / w : b o d y & g t ; & l t ; / w : d o c u m e n t & g t ; & l t ; / p k g : x m l D a t a & g t ; & l t ; / p k g : p a r t & g t ; & l t ; p k g : p a r t   p k g : n a m e = " / w o r d / _ r e l s / d o c u m e n t . x m l . r e l s "   p k g : c o n t e n t T y p e = " a p p l i c a t i o n / v n d . o p e n x m l f o r m a t s - p a c k a g e . r e l a t i o n s h i p s + x m l "   p k g : p a d d i n g = " 2 5 6 " & g t ; & l t ; p k g : x m l D a t a & g t ; & l t ; R e l a t i o n s h i p s   x m l n s = " h t t p : / / s c h e m a s . o p e n x m l f o r m a t s . o r g / p a c k a g e / 2 0 0 6 / r e l a t i o n s h i p s " & g t ; & l t ; R e l a t i o n s h i p   I d = " r I d 1 "   T y p e = " h t t p : / / s c h e m a s . o p e n x m l f o r m a t s . o r g / o f f i c e D o c u m e n t / 2 0 0 6 / r e l a t i o n s h i p s / s t y l e s "   T a r g e t = " s t y l e s . x m l " / & g t ; & l t ; / R e l a t i o n s h i p s & g t ; & l t ; / p k g : x m l D a t a & g t ; & l t ; / p k g : p a r t & g t ; & l t ; p k g : p a r t   p k g : n a m e = " / w o r d / s t y l e s . x m l "   p k g : c o n t e n t T y p e = " a p p l i c a t i o n / v n d . o p e n x m l f o r m a t s - o f f i c e d o c u m e n t . w o r d p r o c e s s i n g m l . s t y l e s + x m l " & g t ; & l t ; p k g : x m l D a t a & g t ; & l t ; w : s t y l e s   x m l n s : m c = " h t t p : / / s c h e m a s . o p e n x m l f o r m a t s . o r g / m a r k u p - c o m p a t i b i l i t y / 2 0 0 6 "   x m l n s : r = " h t t p : / / s c h e m a s . o p e n x m l f o r m a t s . o r g / o f f i c e D o c u m e n t / 2 0 0 6 / r e l a t i o n s h i p s "   x m l n s : w = " h t t p : / / s c h e m a s . o p e n x m l f o r m a t s . o r g / w o r d p r o c e s s i n g m l / 2 0 0 6 / m a i n "   x m l n s : w 1 4 = " h t t p : / / s c h e m a s . m i c r o s o f t . c o m / o f f i c e / w o r d / 2 0 1 0 / w o r d m l "   x m l n s : w 1 5 = " h t t p : / / s c h e m a s . m i c r o s o f t . c o m / o f f i c e / w o r d / 2 0 1 2 / w o r d m l "   x m l n s : w 1 6 c e x = " h t t p : / / s c h e m a s . m i c r o s o f t . c o m / o f f i c e / w o r d / 2 0 1 8 / w o r d m l / c e x "   x m l n s : w 1 6 c i d = " h t t p : / / s c h e m a s . m i c r o s o f t . c o m / o f f i c e / w o r d / 2 0 1 6 / w o r d m l / c i d "   x m l n s : w 1 6 = " h t t p : / / s c h e m a s . m i c r o s o f t . c o m / o f f i c e / w o r d / 2 0 1 8 / w o r d m l "   x m l n s : w 1 6 d u = " h t t p : / / s c h e m a s . m i c r o s o f t . c o m / o f f i c e / w o r d / 2 0 2 3 / w o r d m l / w o r d 1 6 d u "   x m l n s : w 1 6 s d t d h = " h t t p : / / s c h e m a s . m i c r o s o f t . c o m / o f f i c e / w o r d / 2 0 2 0 / w o r d m l / s d t d a t a h a s h "   x m l n s : w 1 6 s e = " h t t p : / / s c h e m a s . m i c r o s o f t . c o m / o f f i c e / w o r d / 2 0 1 5 / w o r d m l / s y m e x "   m c : I g n o r a b l e = " w 1 4   w 1 5   w 1 6 s e   w 1 6 c i d   w 1 6   w 1 6 c e x   w 1 6 s d t d h   w 1 6 d u " & g t ; & l t ; w : d o c D e f a u l t s & g t ; & l t ; w : r P r D e f a u l t & g t ; & l t ; w : r P r & g t ; & l t ; w : r F o n t s   w : a s c i i T h e m e = " m i n o r H A n s i "   w : e a s t A s i a T h e m e = " m i n o r E a s t A s i a "   w : h A n s i T h e m e = " m i n o r H A n s i "   w : c s t h e m e = " m i n o r B i d i " / & g t ; & l t ; w : k e r n   w : v a l = " 2 " / & g t ; & l t ; w : s z   w : v a l = " 2 4 " / & g t ; & l t ; w : s z C s   w : v a l = " 2 4 " / & g t ; & l t ; w : l a n g   w : v a l = " e n - U S "   w : e a s t A s i a = " e n - U S "   w : b i d i = " a r - S A " / & g t ; & l t ; w 1 4 : l i g a t u r e s   w 1 4 : v a l = " s t a n d a r d C o n t e x t u a l " / & g t ; & l t ; / w : r P r & g t ; & l t ; / w : r P r D e f a u l t & g t ; & l t ; w : p P r D e f a u l t & g t ; & l t ; w : p P r & g t ; & l t ; w : s p a c i n g   w : a f t e r = " 1 6 0 "   w : l i n e = " 2 7 8 "   w : l i n e R u l e = " a u t o " / & g t ; & l t ; / w : p P r & g t ; & l t ; / w : p P r D e f a u l t & g t ; & l t ; / w : d o c D e f a u l t s & g t ; & l t ; w : s t y l e   w : t y p e = " p a r a g r a p h "   w : d e f a u l t = " 1 "   w : s t y l e I d = " N o r m a l " & g t ; & l t ; w : n a m e   w : v a l = " N o r m a l " / & g t ; & l t ; w : q F o r m a t / & g t ; & l t ; / w : s t y l e & g t ; & l t ; w : s t y l e   w : t y p e = " c h a r a c t e r "   w : d e f a u l t = " 1 "   w : s t y l e I d = " D e f a u l t P a r a g r a p h F o n t " & g t ; & l t ; w : n a m e   w : v a l = " D e f a u l t   P a r a g r a p h   F o n t " / & g t ; & l t ; w : u i P r i o r i t y   w : v a l = " 1 " / & g t ; & l t ; w : s e m i H i d d e n / & g t ; & l t ; w : u n h i d e W h e n U s e d / & g t ; & l t ; / w : s t y l e & g t ; & l t ; w : s t y l e   w : t y p e = " t a b l e "   w : d e f a u l t = " 1 "   w : s t y l e I d = " T a b l e N o r m a l " & g t ; & l t ; w : n a m e   w : v a l = " N o r m a l   T a b l e " / & g t ; & l t ; w : u i P r i o r i t y   w : v a l = " 9 9 " / & g t ; & l t ; w : s e m i H i d d e n / & g t ; & l t ; w : u n h i d e W h e n U s e d / & g t ; & l t ; w : t b l P r & g t ; & l t ; w : t b l I n d   w : w = " 0 "   w : t y p e = " d x a " / & g t ; & l t ; w : t b l C e l l M a r & g t ; & l t ; w : t o p   w : w = " 0 "   w : t y p e = " d x a " / & g t ; & l t ; w : l e f t   w : w = " 1 0 8 "   w : t y p e = " d x a " / & g t ; & l t ; w : b o t t o m   w : w = " 0 "   w : t y p e = " d x a " / & g t ; & l t ; w : r i g h t   w : w = " 1 0 8 "   w : t y p e = " d x a " / & g t ; & l t ; / w : t b l C e l l M a r & g t ; & l t ; / w : t b l P r & g t ; & l t ; / w : s t y l e & g t ; & l t ; w : s t y l e   w : t y p e = " n u m b e r i n g "   w : d e f a u l t = " 1 "   w : s t y l e I d = " N o L i s t " & g t ; & l t ; w : n a m e   w : v a l = " N o   L i s t " / & g t ; & l t ; w : u i P r i o r i t y   w : v a l = " 9 9 " / & g t ; & l t ; w : s e m i H i d d e n / & g t ; & l t ; w : u n h i d e W h e n U s e d / & g t ; & l t ; / w : s t y l e & g t ; & l t ; / w : s t y l e s & g t ; & l t ; / p k g : x m l D a t a & g t ; & l t ; / p k g : p a r t & g t ; & l t ; p k g : p a r t   p k g : n a m e = " / d o c M e t a d a t a / L a b e l I n f o . x m l "   p k g : c o n t e n t T y p e = " a p p l i c a t i o n / v n d . m s - o f f i c e . c l a s s i f i c a t i o n l a b e l s + x m l " & g t ; & l t ; p k g : x m l D a t a & g t ; & l t ; c l b l : l a b e l L i s t   x m l n s : c l b l = " h t t p : / / s c h e m a s . m i c r o s o f t . c o m / o f f i c e / 2 0 2 0 / m i p L a b e l M e t a d a t a " & g t ; & l t ; c l b l : l a b e l   i d = " { f 4 2 a a 3 4 2 - 8 7 0 6 - 4 2 8 8 - b d 1 1 - e b b 8 5 9 9 5 0 2 8 c } "   e n a b l e d = " 1 "   m e t h o d = " S t a n d a r d "   s i t e I d = " { 7 2 f 9 8 8 b f - 8 6 f 1 - 4 1 a f - 9 1 a b - 2 d 7 c d 0 1 1 d b 4 7 } "   c o n t e n t B i t s = " 0 "   r e m o v e d = " 0 " / & g t ; & l t ; / c l b l : l a b e l L i s t & g t ; & l t ; / p k g : x m l D a t a & g t ; & l t ; / p k g : p a r t & g t ; & l t ; / p k g : p a c k a g e & g t ; - 
- < / V e n d o r P u r c h a s e s L C Y > - 
-         < / V e n d o r > - 
-     < / C o u n t r y R e g i o n > - 
- < / N a v W o r d R e p o r t X m l P a r t > 
+<file path=customXml/item2.xml><?xml version="1.0" encoding="utf-8"?>
+<NavWordReportXmlPart xmlns="urn:microsoft-dynamics-nav/reports/Denied_Vendors_List/12111/">
+  <BCReportInformation xmlns="">
+    <ReportMetadata>
+      <ExtensionID>Extension ID</ExtensionID>
+      <ExtensionName>Extension name</ExtensionName>
+      <ExtensionPublisher>Extension publisher</ExtensionPublisher>
+      <ExtensionVersion>Extension version</ExtensionVersion>
+      <ReportID>Report ID</ReportID>
+      <ReportName>Report name</ReportName>
+      <AboutThisReportTitle>About This Report Title</AboutThisReportTitle>
+      <AboutThisReportText>About This Report Text</AboutThisReportText>
+      <ReportHelpLink>Report Help Link</ReportHelpLink>
+      <ExtensionId>Extension ID</ExtensionId>
+      <ReportId>Report ID</ReportId>
+    </ReportMetadata>
+    <ReportRequest>
+      <TenantEntraId>Tenant Entra Id</TenantEntraId>
+      <EnvironmentName>Environment name</EnvironmentName>
+      <EnvironmentType>Environment type</EnvironmentType>
+      <CompanyName>Company name</CompanyName>
+      <CompanyId>Company Id</CompanyId>
+      <UserName>User name</UserName>
+      <DateAndTime>Date and time</DateAndTime>
+      <Language>Language</Language>
+      <FormatRegion>Format Region</FormatRegion>
+      <DateTimeValues>
+        <Year>Year</Year>
+        <MonthNumber>Month number</MonthNumber>
+        <DayNumber>Day number</DayNumber>
+        <Hour>Hour</Hour>
+        <Minute>Minute</Minute>
+      </DateTimeValues>
+      <CompanyDisplayName>Company Display Name</CompanyDisplayName>
+    </ReportRequest>
+  </BCReportInformation>
+  <Labels>
+    <VendorAddressCaption>&lt;?xml version="1.0" standalone="yes"?&gt;
+&lt;?mso-application progid="Word.Document"?&gt;
+&lt;pkg:package xmlns:pkg="http://schemas.microsoft.com/office/2006/xmlPackage"&gt;&lt;pkg:part pkg:name="/_rels/.rels" pkg:contentType="application/vnd.openxmlformats-package.relationships+xml" pkg:padding="512"&gt;&lt;pkg:xmlData&gt;&lt;Relationships xmlns="http://schemas.openxmlformats.org/package/2006/relationships"&gt;&lt;Relationship Id="rId2" Type="http://schemas.microsoft.com/office/2020/02/relationships/classificationlabels" Target="docMetadata/LabelInfo.xml"/&gt;&lt;Relationship Id="rId1" Type="http://schemas.openxmlformats.org/officeDocument/2006/relationships/officeDocument" Target="word/document.xml"/&gt;&lt;/Relationships&gt;&lt;/pkg:xmlData&gt;&lt;/pkg:part&gt;&lt;pkg:part pkg:name="/word/document.xml" pkg:contentType="application/vnd.openxmlformats-officedocument.wordprocessingml.document.main+xml"&gt;&lt;pkg:xmlData&gt;&lt;w:document xmlns:wpc="http://schemas.microsoft.com/office/word/2010/wordprocessingCanvas" xmlns:cx="http://schemas.microsoft.com/office/drawing/2014/chartex" xmlns:cx1="http://schemas.microsoft.com/office/drawing/2015/9/8/chartex" xmlns:cx2="http://schemas.microsoft.com/office/drawing/2015/10/21/chartex" xmlns:cx3="http://schemas.microsoft.com/office/drawing/2016/5/9/chartex" xmlns:cx4="http://schemas.microsoft.com/office/drawing/2016/5/10/chartex" xmlns:cx5="http://schemas.microsoft.com/office/drawing/2016/5/11/chartex" xmlns:cx6="http://schemas.microsoft.com/office/drawing/2016/5/12/chartex" xmlns:cx7="http://schemas.microsoft.com/office/drawing/2016/5/13/chartex" xmlns:cx8="http://schemas.microsoft.com/office/drawing/2016/5/14/chartex" xmlns:mc="http://schemas.openxmlformats.org/markup-compatibility/2006" xmlns:aink="http://schemas.microsoft.com/office/drawing/2016/ink" xmlns:am3d="http://schemas.microsoft.com/office/drawing/2017/model3d" xmlns:o="urn:schemas-microsoft-com:office:office" xmlns:oel="http://schemas.microsoft.com/office/2019/extlst" xmlns:r="http://schemas.openxmlformats.org/officeDocument/2006/relationships" xmlns:m="http://schemas.openxmlformats.org/officeDocument/2006/math" xmlns:v="urn:schemas-microsoft-com:vml" xmlns:wp14="http://schemas.microsoft.com/office/word/2010/wordprocessingDrawing" xmlns:wp="http://schemas.openxmlformats.org/drawingml/2006/wordprocessingDrawing" xmlns:w10="urn:schemas-microsoft-com:office:word" xmlns:w="http://schemas.openxmlformats.org/wordprocessingml/2006/main" xmlns:w14="http://schemas.microsoft.com/office/word/2010/wordml" xmlns:w15="http://schemas.microsoft.com/office/word/2012/wordml" xmlns:w16cex="http://schemas.microsoft.com/office/word/2018/wordml/cex" xmlns:w16cid="http://schemas.microsoft.com/office/word/2016/wordml/cid" xmlns:w16="http://schemas.microsoft.com/office/word/2018/wordml" xmlns:w16du="http://schemas.microsoft.com/office/word/2023/wordml/word16du" xmlns:w16sdtdh="http://schemas.microsoft.com/office/word/2020/wordml/sdtdatahash" xmlns:w16se="http://schemas.microsoft.com/office/word/2015/wordml/symex" xmlns:wpg="http://schemas.microsoft.com/office/word/2010/wordprocessingGroup" xmlns:wpi="http://schemas.microsoft.com/office/word/2010/wordprocessingInk" xmlns:wne="http://schemas.microsoft.com/office/word/2006/wordml" xmlns:wps="http://schemas.microsoft.com/office/word/2010/wordprocessingShape" mc:Ignorable="w14 w15 w16se w16cid w16 w16cex w16sdtdh w16du wp14"&gt;&lt;w:body&gt;&lt;w:p&gt;&lt;w:pPr&gt;&lt;w:spacing w:before="40" w:after="0" w:line="240" w:lineRule="auto"/&gt;&lt;/w:pPr&gt;&lt;w:r&gt;&lt;w:t&gt;VendorAddressCaption&lt;/w:t&gt;&lt;/w:r&gt;&lt;/w:p&gt;&lt;w:sectPr&gt;&lt;w:pgSz w:w="12240" w:h="15840"/&gt;&lt;w:pgMar w:top="1440" w:right="1440" w:bottom="1440" w:left="1440" w:header="720" w:footer="720" w:gutter="0"/&gt;&lt;w:cols w:space="720"/&gt;&lt;/w:sectPr&gt;&lt;/w:body&gt;&lt;/w:document&gt;&lt;/pkg:xmlData&gt;&lt;/pkg:part&gt;&lt;pkg:part pkg:name="/word/_rels/document.xml.rels" pkg:contentType="application/vnd.openxmlformats-package.relationships+xml" pkg:padding="256"&gt;&lt;pkg:xmlData&gt;&lt;Relationships xmlns="http://schemas.openxmlformats.org/package/2006/relationships"&gt;&lt;Relationship Id="rId1" Type="http://schemas.openxmlformats.org/officeDocument/2006/relationships/styles" Target="styles.xml"/&gt;&lt;/Relationships&gt;&lt;/pkg:xmlData&gt;&lt;/pkg:part&gt;&lt;pkg:part pkg:name="/word/styles.xml" pkg:contentType="application/vnd.openxmlformats-officedocument.wordprocessingml.styles+xml"&gt;&lt;pkg:xmlData&gt;&lt;w:styles xmlns:mc="http://schemas.openxmlformats.org/markup-compatibility/2006" xmlns:r="http://schemas.openxmlformats.org/officeDocument/2006/relationships" xmlns:w="http://schemas.openxmlformats.org/wordprocessingml/2006/main" xmlns:w14="http://schemas.microsoft.com/office/word/2010/wordml" xmlns:w15="http://schemas.microsoft.com/office/word/2012/wordml" xmlns:w16cex="http://schemas.microsoft.com/office/word/2018/wordml/cex" xmlns:w16cid="http://schemas.microsoft.com/office/word/2016/wordml/cid" xmlns:w16="http://schemas.microsoft.com/office/word/2018/wordml" xmlns:w16du="http://schemas.microsoft.com/office/word/2023/wordml/word16du" xmlns:w16sdtdh="http://schemas.microsoft.com/office/word/2020/wordml/sdtdatahash" xmlns:w16se="http://schemas.microsoft.com/office/word/2015/wordml/symex" mc:Ignorable="w14 w15 w16se w16cid w16 w16cex w16sdtdh w16du"&gt;&lt;w:docDefaults&gt;&lt;w:rPrDefault&gt;&lt;w:rPr&gt;&lt;w:rFonts w:asciiTheme="minorHAnsi" w:eastAsiaTheme="minorEastAsia" w:hAnsiTheme="minorHAnsi" w:cstheme="minorBidi"/&gt;&lt;w:kern w:val="2"/&gt;&lt;w:sz w:val="24"/&gt;&lt;w:szCs w:val="24"/&gt;&lt;w:lang w:val="en-US" w:eastAsia="en-US" w:bidi="ar-SA"/&gt;&lt;w14:ligatures w14:val="standardContextual"/&gt;&lt;/w:rPr&gt;&lt;/w:rPrDefault&gt;&lt;w:pPrDefault&gt;&lt;w:pPr&gt;&lt;w:spacing w:after="160" w:line="278" w:lineRule="auto"/&gt;&lt;/w:pPr&gt;&lt;/w:pPrDefault&gt;&lt;/w:docDefaults&gt;&lt;w:style w:type="paragraph" w:default="1" w:styleId="Normal"&gt;&lt;w:name w:val="Normal"/&gt;&lt;w:qFormat/&gt;&lt;/w:style&gt;&lt;w:style w:type="character" w:default="1" w:styleId="DefaultParagraphFont"&gt;&lt;w:name w:val="Default Paragraph Font"/&gt;&lt;w:uiPriority w:val="1"/&gt;&lt;w:semiHidden/&gt;&lt;w:unhideWhenUsed/&gt;&lt;/w:style&gt;&lt;w:style w:type="table" w:default="1" w:styleId="TableNormal"&gt;&lt;w:name w:val="Normal Table"/&gt;&lt;w:uiPriority w:val="99"/&gt;&lt;w:semiHidden/&gt;&lt;w:unhideWhenUsed/&gt;&lt;w:tblPr&gt;&lt;w:tblInd w:w="0" w:type="dxa"/&gt;&lt;w:tblCellMar&gt;&lt;w:top w:w="0" w:type="dxa"/&gt;&lt;w:left w:w="108" w:type="dxa"/&gt;&lt;w:bottom w:w="0" w:type="dxa"/&gt;&lt;w:right w:w="108" w:type="dxa"/&gt;&lt;/w:tblCellMar&gt;&lt;/w:tblPr&gt;&lt;/w:style&gt;&lt;w:style w:type="numbering" w:default="1" w:styleId="NoList"&gt;&lt;w:name w:val="No List"/&gt;&lt;w:uiPriority w:val="99"/&gt;&lt;w:semiHidden/&gt;&lt;w:unhideWhenUsed/&gt;&lt;/w:style&gt;&lt;/w:styles&gt;&lt;/pkg:xmlData&gt;&lt;/pkg:part&gt;&lt;pkg:part pkg:name="/docMetadata/LabelInfo.xml" pkg:contentType="application/vnd.ms-office.classificationlabels+xml"&gt;&lt;pkg:xmlData&gt;&lt;clbl:labelList xmlns:clbl="http://schemas.microsoft.com/office/2020/mipLabelMetadata"&gt;&lt;clbl:label id="{f42aa342-8706-4288-bd11-ebb85995028c}" enabled="1" method="Standard" siteId="{72f988bf-86f1-41af-91ab-2d7cd011db47}" contentBits="0" removed="0"/&gt;&lt;/clbl:labelList&gt;&lt;/pkg:xmlData&gt;&lt;/pkg:part&gt;&lt;/pkg:package&gt;
+</VendorAddressCaption>
+    <VendorBalanceLCYCaption>&lt;?xml version="1.0" standalone="yes"?&gt;
+&lt;?mso-application progid="Word.Document"?&gt;
+&lt;pkg:package xmlns:pkg="http://schemas.microsoft.com/office/2006/xmlPackage"&gt;&lt;pkg:part pkg:name="/_rels/.rels" pkg:contentType="application/vnd.openxmlformats-package.relationships+xml" pkg:padding="512"&gt;&lt;pkg:xmlData&gt;&lt;Relationships xmlns="http://schemas.openxmlformats.org/package/2006/relationships"&gt;&lt;Relationship Id="rId2" Type="http://schemas.microsoft.com/office/2020/02/relationships/classificationlabels" Target="docMetadata/LabelInfo.xml"/&gt;&lt;Relationship Id="rId1" Type="http://schemas.openxmlformats.org/officeDocument/2006/relationships/officeDocument" Target="word/document.xml"/&gt;&lt;/Relationships&gt;&lt;/pkg:xmlData&gt;&lt;/pkg:part&gt;&lt;pkg:part pkg:name="/word/document.xml" pkg:contentType="application/vnd.openxmlformats-officedocument.wordprocessingml.document.main+xml"&gt;&lt;pkg:xmlData&gt;&lt;w:document xmlns:wpc="http://schemas.microsoft.com/office/word/2010/wordprocessingCanvas" xmlns:cx="http://schemas.microsoft.com/office/drawing/2014/chartex" xmlns:cx1="http://schemas.microsoft.com/office/drawing/2015/9/8/chartex" xmlns:cx2="http://schemas.microsoft.com/office/drawing/2015/10/21/chartex" xmlns:cx3="http://schemas.microsoft.com/office/drawing/2016/5/9/chartex" xmlns:cx4="http://schemas.microsoft.com/office/drawing/2016/5/10/chartex" xmlns:cx5="http://schemas.microsoft.com/office/drawing/2016/5/11/chartex" xmlns:cx6="http://schemas.microsoft.com/office/drawing/2016/5/12/chartex" xmlns:cx7="http://schemas.microsoft.com/office/drawing/2016/5/13/chartex" xmlns:cx8="http://schemas.microsoft.com/office/drawing/2016/5/14/chartex" xmlns:mc="http://schemas.openxmlformats.org/markup-compatibility/2006" xmlns:aink="http://schemas.microsoft.com/office/drawing/2016/ink" xmlns:am3d="http://schemas.microsoft.com/office/drawing/2017/model3d" xmlns:o="urn:schemas-microsoft-com:office:office" xmlns:oel="http://schemas.microsoft.com/office/2019/extlst" xmlns:r="http://schemas.openxmlformats.org/officeDocument/2006/relationships" xmlns:m="http://schemas.openxmlformats.org/officeDocument/2006/math" xmlns:v="urn:schemas-microsoft-com:vml" xmlns:wp14="http://schemas.microsoft.com/office/word/2010/wordprocessingDrawing" xmlns:wp="http://schemas.openxmlformats.org/drawingml/2006/wordprocessingDrawing" xmlns:w10="urn:schemas-microsoft-com:office:word" xmlns:w="http://schemas.openxmlformats.org/wordprocessingml/2006/main" xmlns:w14="http://schemas.microsoft.com/office/word/2010/wordml" xmlns:w15="http://schemas.microsoft.com/office/word/2012/wordml" xmlns:w16cex="http://schemas.microsoft.com/office/word/2018/wordml/cex" xmlns:w16cid="http://schemas.microsoft.com/office/word/2016/wordml/cid" xmlns:w16="http://schemas.microsoft.com/office/word/2018/wordml" xmlns:w16du="http://schemas.microsoft.com/office/word/2023/wordml/word16du" xmlns:w16sdtdh="http://schemas.microsoft.com/office/word/2020/wordml/sdtdatahash" xmlns:w16se="http://schemas.microsoft.com/office/word/2015/wordml/symex" xmlns:wpg="http://schemas.microsoft.com/office/word/2010/wordprocessingGroup" xmlns:wpi="http://schemas.microsoft.com/office/word/2010/wordprocessingInk" xmlns:wne="http://schemas.microsoft.com/office/word/2006/wordml" xmlns:wps="http://schemas.microsoft.com/office/word/2010/wordprocessingShape" mc:Ignorable="w14 w15 w16se w16cid w16 w16cex w16sdtdh w16du wp14"&gt;&lt;w:body&gt;&lt;w:p&gt;&lt;w:pPr&gt;&lt;w:spacing w:before="40" w:after="0" w:line="240" w:lineRule="auto"/&gt;&lt;/w:pPr&gt;&lt;w:r&gt;&lt;w:t&gt;VendorBalanceLCYCaption&lt;/w:t&gt;&lt;/w:r&gt;&lt;/w:p&gt;&lt;w:sectPr&gt;&lt;w:pgSz w:w="12240" w:h="15840"/&gt;&lt;w:pgMar w:top="1440" w:right="1440" w:bottom="1440" w:left="1440" w:header="720" w:footer="720" w:gutter="0"/&gt;&lt;w:cols w:space="720"/&gt;&lt;/w:sectPr&gt;&lt;/w:body&gt;&lt;/w:document&gt;&lt;/pkg:xmlData&gt;&lt;/pkg:part&gt;&lt;pkg:part pkg:name="/word/_rels/document.xml.rels" pkg:contentType="application/vnd.openxmlformats-package.relationships+xml" pkg:padding="256"&gt;&lt;pkg:xmlData&gt;&lt;Relationships xmlns="http://schemas.openxmlformats.org/package/2006/relationships"&gt;&lt;Relationship Id="rId1" Type="http://schemas.openxmlformats.org/officeDocument/2006/relationships/styles" Target="styles.xml"/&gt;&lt;/Relationships&gt;&lt;/pkg:xmlData&gt;&lt;/pkg:part&gt;&lt;pkg:part pkg:name="/word/styles.xml" pkg:contentType="application/vnd.openxmlformats-officedocument.wordprocessingml.styles+xml"&gt;&lt;pkg:xmlData&gt;&lt;w:styles xmlns:mc="http://schemas.openxmlformats.org/markup-compatibility/2006" xmlns:r="http://schemas.openxmlformats.org/officeDocument/2006/relationships" xmlns:w="http://schemas.openxmlformats.org/wordprocessingml/2006/main" xmlns:w14="http://schemas.microsoft.com/office/word/2010/wordml" xmlns:w15="http://schemas.microsoft.com/office/word/2012/wordml" xmlns:w16cex="http://schemas.microsoft.com/office/word/2018/wordml/cex" xmlns:w16cid="http://schemas.microsoft.com/office/word/2016/wordml/cid" xmlns:w16="http://schemas.microsoft.com/office/word/2018/wordml" xmlns:w16du="http://schemas.microsoft.com/office/word/2023/wordml/word16du" xmlns:w16sdtdh="http://schemas.microsoft.com/office/word/2020/wordml/sdtdatahash" xmlns:w16se="http://schemas.microsoft.com/office/word/2015/wordml/symex" mc:Ignorable="w14 w15 w16se w16cid w16 w16cex w16sdtdh w16du"&gt;&lt;w:docDefaults&gt;&lt;w:rPrDefault&gt;&lt;w:rPr&gt;&lt;w:rFonts w:asciiTheme="minorHAnsi" w:eastAsiaTheme="minorEastAsia" w:hAnsiTheme="minorHAnsi" w:cstheme="minorBidi"/&gt;&lt;w:kern w:val="2"/&gt;&lt;w:sz w:val="24"/&gt;&lt;w:szCs w:val="24"/&gt;&lt;w:lang w:val="en-US" w:eastAsia="en-US" w:bidi="ar-SA"/&gt;&lt;w14:ligatures w14:val="standardContextual"/&gt;&lt;/w:rPr&gt;&lt;/w:rPrDefault&gt;&lt;w:pPrDefault&gt;&lt;w:pPr&gt;&lt;w:spacing w:after="160" w:line="278" w:lineRule="auto"/&gt;&lt;/w:pPr&gt;&lt;/w:pPrDefault&gt;&lt;/w:docDefaults&gt;&lt;w:style w:type="paragraph" w:default="1" w:styleId="Normal"&gt;&lt;w:name w:val="Normal"/&gt;&lt;w:qFormat/&gt;&lt;w:rsid w:val="009E7D53"/&gt;&lt;/w:style&gt;&lt;w:style w:type="character" w:default="1" w:styleId="DefaultParagraphFont"&gt;&lt;w:name w:val="Default Paragraph Font"/&gt;&lt;w:uiPriority w:val="1"/&gt;&lt;w:semiHidden/&gt;&lt;w:unhideWhenUsed/&gt;&lt;w:rsid w:val="009E7D53"/&gt;&lt;/w:style&gt;&lt;w:style w:type="table" w:default="1" w:styleId="TableNormal"&gt;&lt;w:name w:val="Normal Table"/&gt;&lt;w:uiPriority w:val="99"/&gt;&lt;w:semiHidden/&gt;&lt;w:unhideWhenUsed/&gt;&lt;w:tblPr&gt;&lt;w:tblInd w:w="0" w:type="dxa"/&gt;&lt;w:tblCellMar&gt;&lt;w:top w:w="0" w:type="dxa"/&gt;&lt;w:left w:w="108" w:type="dxa"/&gt;&lt;w:bottom w:w="0" w:type="dxa"/&gt;&lt;w:right w:w="108" w:type="dxa"/&gt;&lt;/w:tblCellMar&gt;&lt;/w:tblPr&gt;&lt;/w:style&gt;&lt;w:style w:type="numbering" w:default="1" w:styleId="NoList"&gt;&lt;w:name w:val="No List"/&gt;&lt;w:uiPriority w:val="99"/&gt;&lt;w:semiHidden/&gt;&lt;w:unhideWhenUsed/&gt;&lt;w:rsid w:val="009E7D53"/&gt;&lt;/w:style&gt;&lt;/w:styles&gt;&lt;/pkg:xmlData&gt;&lt;/pkg:part&gt;&lt;pkg:part pkg:name="/docMetadata/LabelInfo.xml" pkg:contentType="application/vnd.ms-office.classificationlabels+xml"&gt;&lt;pkg:xmlData&gt;&lt;clbl:labelList xmlns:clbl="http://schemas.microsoft.com/office/2020/mipLabelMetadata"&gt;&lt;clbl:label id="{f42aa342-8706-4288-bd11-ebb85995028c}" enabled="1" method="Standard" siteId="{72f988bf-86f1-41af-91ab-2d7cd011db47}" contentBits="0" removed="0"/&gt;&lt;/clbl:labelList&gt;&lt;/pkg:xmlData&gt;&lt;/pkg:part&gt;&lt;/pkg:package&gt;
+</VendorBalanceLCYCaption>
+    <VendorCityCaption>&lt;?xml version="1.0" standalone="yes"?&gt;
+&lt;?mso-application progid="Word.Document"?&gt;
+&lt;pkg:package xmlns:pkg="http://schemas.microsoft.com/office/2006/xmlPackage"&gt;&lt;pkg:part pkg:name="/_rels/.rels" pkg:contentType="application/vnd.openxmlformats-package.relationships+xml" pkg:padding="512"&gt;&lt;pkg:xmlData&gt;&lt;Relationships xmlns="http://schemas.openxmlformats.org/package/2006/relationships"&gt;&lt;Relationship Id="rId2" Type="http://schemas.microsoft.com/office/2020/02/relationships/classificationlabels" Target="docMetadata/LabelInfo.xml"/&gt;&lt;Relationship Id="rId1" Type="http://schemas.openxmlformats.org/officeDocument/2006/relationships/officeDocument" Target="word/document.xml"/&gt;&lt;/Relationships&gt;&lt;/pkg:xmlData&gt;&lt;/pkg:part&gt;&lt;pkg:part pkg:name="/word/document.xml" pkg:contentType="application/vnd.openxmlformats-officedocument.wordprocessingml.document.main+xml"&gt;&lt;pkg:xmlData&gt;&lt;w:document xmlns:wpc="http://schemas.microsoft.com/office/word/2010/wordprocessingCanvas" xmlns:cx="http://schemas.microsoft.com/office/drawing/2014/chartex" xmlns:cx1="http://schemas.microsoft.com/office/drawing/2015/9/8/chartex" xmlns:cx2="http://schemas.microsoft.com/office/drawing/2015/10/21/chartex" xmlns:cx3="http://schemas.microsoft.com/office/drawing/2016/5/9/chartex" xmlns:cx4="http://schemas.microsoft.com/office/drawing/2016/5/10/chartex" xmlns:cx5="http://schemas.microsoft.com/office/drawing/2016/5/11/chartex" xmlns:cx6="http://schemas.microsoft.com/office/drawing/2016/5/12/chartex" xmlns:cx7="http://schemas.microsoft.com/office/drawing/2016/5/13/chartex" xmlns:cx8="http://schemas.microsoft.com/office/drawing/2016/5/14/chartex" xmlns:mc="http://schemas.openxmlformats.org/markup-compatibility/2006" xmlns:aink="http://schemas.microsoft.com/office/drawing/2016/ink" xmlns:am3d="http://schemas.microsoft.com/office/drawing/2017/model3d" xmlns:o="urn:schemas-microsoft-com:office:office" xmlns:oel="http://schemas.microsoft.com/office/2019/extlst" xmlns:r="http://schemas.openxmlformats.org/officeDocument/2006/relationships" xmlns:m="http://schemas.openxmlformats.org/officeDocument/2006/math" xmlns:v="urn:schemas-microsoft-com:vml" xmlns:wp14="http://schemas.microsoft.com/office/word/2010/wordprocessingDrawing" xmlns:wp="http://schemas.openxmlformats.org/drawingml/2006/wordprocessingDrawing" xmlns:w10="urn:schemas-microsoft-com:office:word" xmlns:w="http://schemas.openxmlformats.org/wordprocessingml/2006/main" xmlns:w14="http://schemas.microsoft.com/office/word/2010/wordml" xmlns:w15="http://schemas.microsoft.com/office/word/2012/wordml" xmlns:w16cex="http://schemas.microsoft.com/office/word/2018/wordml/cex" xmlns:w16cid="http://schemas.microsoft.com/office/word/2016/wordml/cid" xmlns:w16="http://schemas.microsoft.com/office/word/2018/wordml" xmlns:w16du="http://schemas.microsoft.com/office/word/2023/wordml/word16du" xmlns:w16sdtdh="http://schemas.microsoft.com/office/word/2020/wordml/sdtdatahash" xmlns:w16se="http://schemas.microsoft.com/office/word/2015/wordml/symex" xmlns:wpg="http://schemas.microsoft.com/office/word/2010/wordprocessingGroup" xmlns:wpi="http://schemas.microsoft.com/office/word/2010/wordprocessingInk" xmlns:wne="http://schemas.microsoft.com/office/word/2006/wordml" xmlns:wps="http://schemas.microsoft.com/office/word/2010/wordprocessingShape" mc:Ignorable="w14 w15 w16se w16cid w16 w16cex w16sdtdh w16du wp14"&gt;&lt;w:body&gt;&lt;w:p&gt;&lt;w:pPr&gt;&lt;w:spacing w:before="40" w:after="0" w:line="240" w:lineRule="auto"/&gt;&lt;/w:pPr&gt;&lt;w:r&gt;&lt;w:t&gt;VendorCityCaption&lt;/w:t&gt;&lt;/w:r&gt;&lt;/w:p&gt;&lt;w:sectPr&gt;&lt;w:pgSz w:w="12240" w:h="15840"/&gt;&lt;w:pgMar w:top="1440" w:right="1440" w:bottom="1440" w:left="1440" w:header="720" w:footer="720" w:gutter="0"/&gt;&lt;w:cols w:space="720"/&gt;&lt;/w:sectPr&gt;&lt;/w:body&gt;&lt;/w:document&gt;&lt;/pkg:xmlData&gt;&lt;/pkg:part&gt;&lt;pkg:part pkg:name="/word/_rels/document.xml.rels" pkg:contentType="application/vnd.openxmlformats-package.relationships+xml" pkg:padding="256"&gt;&lt;pkg:xmlData&gt;&lt;Relationships xmlns="http://schemas.openxmlformats.org/package/2006/relationships"&gt;&lt;Relationship Id="rId1" Type="http://schemas.openxmlformats.org/officeDocument/2006/relationships/styles" Target="styles.xml"/&gt;&lt;/Relationships&gt;&lt;/pkg:xmlData&gt;&lt;/pkg:part&gt;&lt;pkg:part pkg:name="/word/styles.xml" pkg:contentType="application/vnd.openxmlformats-officedocument.wordprocessingml.styles+xml"&gt;&lt;pkg:xmlData&gt;&lt;w:styles xmlns:mc="http://schemas.openxmlformats.org/markup-compatibility/2006" xmlns:r="http://schemas.openxmlformats.org/officeDocument/2006/relationships" xmlns:w="http://schemas.openxmlformats.org/wordprocessingml/2006/main" xmlns:w14="http://schemas.microsoft.com/office/word/2010/wordml" xmlns:w15="http://schemas.microsoft.com/office/word/2012/wordml" xmlns:w16cex="http://schemas.microsoft.com/office/word/2018/wordml/cex" xmlns:w16cid="http://schemas.microsoft.com/office/word/2016/wordml/cid" xmlns:w16="http://schemas.microsoft.com/office/word/2018/wordml" xmlns:w16du="http://schemas.microsoft.com/office/word/2023/wordml/word16du" xmlns:w16sdtdh="http://schemas.microsoft.com/office/word/2020/wordml/sdtdatahash" xmlns:w16se="http://schemas.microsoft.com/office/word/2015/wordml/symex" mc:Ignorable="w14 w15 w16se w16cid w16 w16cex w16sdtdh w16du"&gt;&lt;w:docDefaults&gt;&lt;w:rPrDefault&gt;&lt;w:rPr&gt;&lt;w:rFonts w:asciiTheme="minorHAnsi" w:eastAsiaTheme="minorEastAsia" w:hAnsiTheme="minorHAnsi" w:cstheme="minorBidi"/&gt;&lt;w:kern w:val="2"/&gt;&lt;w:sz w:val="24"/&gt;&lt;w:szCs w:val="24"/&gt;&lt;w:lang w:val="en-US" w:eastAsia="en-US" w:bidi="ar-SA"/&gt;&lt;w14:ligatures w14:val="standardContextual"/&gt;&lt;/w:rPr&gt;&lt;/w:rPrDefault&gt;&lt;w:pPrDefault&gt;&lt;w:pPr&gt;&lt;w:spacing w:after="160" w:line="278" w:lineRule="auto"/&gt;&lt;/w:pPr&gt;&lt;/w:pPrDefault&gt;&lt;/w:docDefaults&gt;&lt;w:style w:type="paragraph" w:default="1" w:styleId="Normal"&gt;&lt;w:name w:val="Normal"/&gt;&lt;w:qFormat/&gt;&lt;/w:style&gt;&lt;w:style w:type="character" w:default="1" w:styleId="DefaultParagraphFont"&gt;&lt;w:name w:val="Default Paragraph Font"/&gt;&lt;w:uiPriority w:val="1"/&gt;&lt;w:semiHidden/&gt;&lt;w:unhideWhenUsed/&gt;&lt;/w:style&gt;&lt;w:style w:type="table" w:default="1" w:styleId="TableNormal"&gt;&lt;w:name w:val="Normal Table"/&gt;&lt;w:uiPriority w:val="99"/&gt;&lt;w:semiHidden/&gt;&lt;w:unhideWhenUsed/&gt;&lt;w:tblPr&gt;&lt;w:tblInd w:w="0" w:type="dxa"/&gt;&lt;w:tblCellMar&gt;&lt;w:top w:w="0" w:type="dxa"/&gt;&lt;w:left w:w="108" w:type="dxa"/&gt;&lt;w:bottom w:w="0" w:type="dxa"/&gt;&lt;w:right w:w="108" w:type="dxa"/&gt;&lt;/w:tblCellMar&gt;&lt;/w:tblPr&gt;&lt;/w:style&gt;&lt;w:style w:type="numbering" w:default="1" w:styleId="NoList"&gt;&lt;w:name w:val="No List"/&gt;&lt;w:uiPriority w:val="99"/&gt;&lt;w:semiHidden/&gt;&lt;w:unhideWhenUsed/&gt;&lt;/w:style&gt;&lt;/w:styles&gt;&lt;/pkg:xmlData&gt;&lt;/pkg:part&gt;&lt;pkg:part pkg:name="/docMetadata/LabelInfo.xml" pkg:contentType="application/vnd.ms-office.classificationlabels+xml"&gt;&lt;pkg:xmlData&gt;&lt;clbl:labelList xmlns:clbl="http://schemas.microsoft.com/office/2020/mipLabelMetadata"&gt;&lt;clbl:label id="{f42aa342-8706-4288-bd11-ebb85995028c}" enabled="1" method="Standard" siteId="{72f988bf-86f1-41af-91ab-2d7cd011db47}" contentBits="0" removed="0"/&gt;&lt;/clbl:labelList&gt;&lt;/pkg:xmlData&gt;&lt;/pkg:part&gt;&lt;/pkg:package&gt;
+</VendorCityCaption>
+    <VendorCountryRegionCaption>&lt;?xml version="1.0" standalone="yes"?&gt;
+&lt;?mso-application progid="Word.Document"?&gt;
+&lt;pkg:package xmlns:pkg="http://schemas.microsoft.com/office/2006/xmlPackage"&gt;&lt;pkg:part pkg:name="/_rels/.rels" pkg:contentType="application/vnd.openxmlformats-package.relationships+xml" pkg:padding="512"&gt;&lt;pkg:xmlData&gt;&lt;Relationships xmlns="http://schemas.openxmlformats.org/package/2006/relationships"&gt;&lt;Relationship Id="rId2" Type="http://schemas.microsoft.com/office/2020/02/relationships/classificationlabels" Target="docMetadata/LabelInfo.xml"/&gt;&lt;Relationship Id="rId1" Type="http://schemas.openxmlformats.org/officeDocument/2006/relationships/officeDocument" Target="word/document.xml"/&gt;&lt;/Relationships&gt;&lt;/pkg:xmlData&gt;&lt;/pkg:part&gt;&lt;pkg:part pkg:name="/word/document.xml" pkg:contentType="application/vnd.openxmlformats-officedocument.wordprocessingml.document.main+xml"&gt;&lt;pkg:xmlData&gt;&lt;w:document xmlns:wpc="http://schemas.microsoft.com/office/word/2010/wordprocessingCanvas" xmlns:cx="http://schemas.microsoft.com/office/drawing/2014/chartex" xmlns:cx1="http://schemas.microsoft.com/office/drawing/2015/9/8/chartex" xmlns:cx2="http://schemas.microsoft.com/office/drawing/2015/10/21/chartex" xmlns:cx3="http://schemas.microsoft.com/office/drawing/2016/5/9/chartex" xmlns:cx4="http://schemas.microsoft.com/office/drawing/2016/5/10/chartex" xmlns:cx5="http://schemas.microsoft.com/office/drawing/2016/5/11/chartex" xmlns:cx6="http://schemas.microsoft.com/office/drawing/2016/5/12/chartex" xmlns:cx7="http://schemas.microsoft.com/office/drawing/2016/5/13/chartex" xmlns:cx8="http://schemas.microsoft.com/office/drawing/2016/5/14/chartex" xmlns:mc="http://schemas.openxmlformats.org/markup-compatibility/2006" xmlns:aink="http://schemas.microsoft.com/office/drawing/2016/ink" xmlns:am3d="http://schemas.microsoft.com/office/drawing/2017/model3d" xmlns:o="urn:schemas-microsoft-com:office:office" xmlns:oel="http://schemas.microsoft.com/office/2019/extlst" xmlns:r="http://schemas.openxmlformats.org/officeDocument/2006/relationships" xmlns:m="http://schemas.openxmlformats.org/officeDocument/2006/math" xmlns:v="urn:schemas-microsoft-com:vml" xmlns:wp14="http://schemas.microsoft.com/office/word/2010/wordprocessingDrawing" xmlns:wp="http://schemas.openxmlformats.org/drawingml/2006/wordprocessingDrawing" xmlns:w10="urn:schemas-microsoft-com:office:word" xmlns:w="http://schemas.openxmlformats.org/wordprocessingml/2006/main" xmlns:w14="http://schemas.microsoft.com/office/word/2010/wordml" xmlns:w15="http://schemas.microsoft.com/office/word/2012/wordml" xmlns:w16cex="http://schemas.microsoft.com/office/word/2018/wordml/cex" xmlns:w16cid="http://schemas.microsoft.com/office/word/2016/wordml/cid" xmlns:w16="http://schemas.microsoft.com/office/word/2018/wordml" xmlns:w16du="http://schemas.microsoft.com/office/word/2023/wordml/word16du" xmlns:w16sdtdh="http://schemas.microsoft.com/office/word/2020/wordml/sdtdatahash" xmlns:w16se="http://schemas.microsoft.com/office/word/2015/wordml/symex" xmlns:wpg="http://schemas.microsoft.com/office/word/2010/wordprocessingGroup" xmlns:wpi="http://schemas.microsoft.com/office/word/2010/wordprocessingInk" xmlns:wne="http://schemas.microsoft.com/office/word/2006/wordml" xmlns:wps="http://schemas.microsoft.com/office/word/2010/wordprocessingShape" mc:Ignorable="w14 w15 w16se w16cid w16 w16cex w16sdtdh w16du wp14"&gt;&lt;w:body&gt;&lt;w:p&gt;&lt;w:pPr&gt;&lt;w:spacing w:before="40" w:after="0" w:line="240" w:lineRule="auto"/&gt;&lt;/w:pPr&gt;&lt;w:r&gt;&lt;w:t&gt;VendorCountryRegionCaption&lt;/w:t&gt;&lt;/w:r&gt;&lt;/w:p&gt;&lt;w:sectPr&gt;&lt;w:pgSz w:w="12240" w:h="15840"/&gt;&lt;w:pgMar w:top="1440" w:right="1440" w:bottom="1440" w:left="1440" w:header="720" w:footer="720" w:gutter="0"/&gt;&lt;w:cols w:space="720"/&gt;&lt;/w:sectPr&gt;&lt;/w:body&gt;&lt;/w:document&gt;&lt;/pkg:xmlData&gt;&lt;/pkg:part&gt;&lt;pkg:part pkg:name="/word/_rels/document.xml.rels" pkg:contentType="application/vnd.openxmlformats-package.relationships+xml" pkg:padding="256"&gt;&lt;pkg:xmlData&gt;&lt;Relationships xmlns="http://schemas.openxmlformats.org/package/2006/relationships"&gt;&lt;Relationship Id="rId1" Type="http://schemas.openxmlformats.org/officeDocument/2006/relationships/styles" Target="styles.xml"/&gt;&lt;/Relationships&gt;&lt;/pkg:xmlData&gt;&lt;/pkg:part&gt;&lt;pkg:part pkg:name="/word/styles.xml" pkg:contentType="application/vnd.openxmlformats-officedocument.wordprocessingml.styles+xml"&gt;&lt;pkg:xmlData&gt;&lt;w:styles xmlns:mc="http://schemas.openxmlformats.org/markup-compatibility/2006" xmlns:r="http://schemas.openxmlformats.org/officeDocument/2006/relationships" xmlns:w="http://schemas.openxmlformats.org/wordprocessingml/2006/main" xmlns:w14="http://schemas.microsoft.com/office/word/2010/wordml" xmlns:w15="http://schemas.microsoft.com/office/word/2012/wordml" xmlns:w16cex="http://schemas.microsoft.com/office/word/2018/wordml/cex" xmlns:w16cid="http://schemas.microsoft.com/office/word/2016/wordml/cid" xmlns:w16="http://schemas.microsoft.com/office/word/2018/wordml" xmlns:w16du="http://schemas.microsoft.com/office/word/2023/wordml/word16du" xmlns:w16sdtdh="http://schemas.microsoft.com/office/word/2020/wordml/sdtdatahash" xmlns:w16se="http://schemas.microsoft.com/office/word/2015/wordml/symex" mc:Ignorable="w14 w15 w16se w16cid w16 w16cex w16sdtdh w16du"&gt;&lt;w:docDefaults&gt;&lt;w:rPrDefault&gt;&lt;w:rPr&gt;&lt;w:rFonts w:asciiTheme="minorHAnsi" w:eastAsiaTheme="minorEastAsia" w:hAnsiTheme="minorHAnsi" w:cstheme="minorBidi"/&gt;&lt;w:kern w:val="2"/&gt;&lt;w:sz w:val="24"/&gt;&lt;w:szCs w:val="24"/&gt;&lt;w:lang w:val="en-US" w:eastAsia="en-US" w:bidi="ar-SA"/&gt;&lt;w14:ligatures w14:val="standardContextual"/&gt;&lt;/w:rPr&gt;&lt;/w:rPrDefault&gt;&lt;w:pPrDefault&gt;&lt;w:pPr&gt;&lt;w:spacing w:after="160" w:line="278" w:lineRule="auto"/&gt;&lt;/w:pPr&gt;&lt;/w:pPrDefault&gt;&lt;/w:docDefaults&gt;&lt;w:style w:type="paragraph" w:default="1" w:styleId="Normal"&gt;&lt;w:name w:val="Normal"/&gt;&lt;w:qFormat/&gt;&lt;/w:style&gt;&lt;w:style w:type="character" w:default="1" w:styleId="DefaultParagraphFont"&gt;&lt;w:name w:val="Default Paragraph Font"/&gt;&lt;w:uiPriority w:val="1"/&gt;&lt;w:semiHidden/&gt;&lt;w:unhideWhenUsed/&gt;&lt;/w:style&gt;&lt;w:style w:type="table" w:default="1" w:styleId="TableNormal"&gt;&lt;w:name w:val="Normal Table"/&gt;&lt;w:uiPriority w:val="99"/&gt;&lt;w:semiHidden/&gt;&lt;w:unhideWhenUsed/&gt;&lt;w:tblPr&gt;&lt;w:tblInd w:w="0" w:type="dxa"/&gt;&lt;w:tblCellMar&gt;&lt;w:top w:w="0" w:type="dxa"/&gt;&lt;w:left w:w="108" w:type="dxa"/&gt;&lt;w:bottom w:w="0" w:type="dxa"/&gt;&lt;w:right w:w="108" w:type="dxa"/&gt;&lt;/w:tblCellMar&gt;&lt;/w:tblPr&gt;&lt;/w:style&gt;&lt;w:style w:type="numbering" w:default="1" w:styleId="NoList"&gt;&lt;w:name w:val="No List"/&gt;&lt;w:uiPriority w:val="99"/&gt;&lt;w:semiHidden/&gt;&lt;w:unhideWhenUsed/&gt;&lt;/w:style&gt;&lt;/w:styles&gt;&lt;/pkg:xmlData&gt;&lt;/pkg:part&gt;&lt;pkg:part pkg:name="/docMetadata/LabelInfo.xml" pkg:contentType="application/vnd.ms-office.classificationlabels+xml"&gt;&lt;pkg:xmlData&gt;&lt;clbl:labelList xmlns:clbl="http://schemas.microsoft.com/office/2020/mipLabelMetadata"&gt;&lt;clbl:label id="{f42aa342-8706-4288-bd11-ebb85995028c}" enabled="1" method="Standard" siteId="{72f988bf-86f1-41af-91ab-2d7cd011db47}" contentBits="0" removed="0"/&gt;&lt;/clbl:labelList&gt;&lt;/pkg:xmlData&gt;&lt;/pkg:part&gt;&lt;/pkg:package&gt;
+</VendorCountryRegionCaption>
+    <VendorNameCaption>&lt;?xml version="1.0" standalone="yes"?&gt;
+&lt;?mso-application progid="Word.Document"?&gt;
+&lt;pkg:package xmlns:pkg="http://schemas.microsoft.com/office/2006/xmlPackage"&gt;&lt;pkg:part pkg:name="/_rels/.rels" pkg:contentType="application/vnd.openxmlformats-package.relationships+xml" pkg:padding="512"&gt;&lt;pkg:xmlData&gt;&lt;Relationships xmlns="http://schemas.openxmlformats.org/package/2006/relationships"&gt;&lt;Relationship Id="rId2" Type="http://schemas.microsoft.com/office/2020/02/relationships/classificationlabels" Target="docMetadata/LabelInfo.xml"/&gt;&lt;Relationship Id="rId1" Type="http://schemas.openxmlformats.org/officeDocument/2006/relationships/officeDocument" Target="word/document.xml"/&gt;&lt;/Relationships&gt;&lt;/pkg:xmlData&gt;&lt;/pkg:part&gt;&lt;pkg:part pkg:name="/word/document.xml" pkg:contentType="application/vnd.openxmlformats-officedocument.wordprocessingml.document.main+xml"&gt;&lt;pkg:xmlData&gt;&lt;w:document xmlns:wpc="http://schemas.microsoft.com/office/word/2010/wordprocessingCanvas" xmlns:cx="http://schemas.microsoft.com/office/drawing/2014/chartex" xmlns:cx1="http://schemas.microsoft.com/office/drawing/2015/9/8/chartex" xmlns:cx2="http://schemas.microsoft.com/office/drawing/2015/10/21/chartex" xmlns:cx3="http://schemas.microsoft.com/office/drawing/2016/5/9/chartex" xmlns:cx4="http://schemas.microsoft.com/office/drawing/2016/5/10/chartex" xmlns:cx5="http://schemas.microsoft.com/office/drawing/2016/5/11/chartex" xmlns:cx6="http://schemas.microsoft.com/office/drawing/2016/5/12/chartex" xmlns:cx7="http://schemas.microsoft.com/office/drawing/2016/5/13/chartex" xmlns:cx8="http://schemas.microsoft.com/office/drawing/2016/5/14/chartex" xmlns:mc="http://schemas.openxmlformats.org/markup-compatibility/2006" xmlns:aink="http://schemas.microsoft.com/office/drawing/2016/ink" xmlns:am3d="http://schemas.microsoft.com/office/drawing/2017/model3d" xmlns:o="urn:schemas-microsoft-com:office:office" xmlns:oel="http://schemas.microsoft.com/office/2019/extlst" xmlns:r="http://schemas.openxmlformats.org/officeDocument/2006/relationships" xmlns:m="http://schemas.openxmlformats.org/officeDocument/2006/math" xmlns:v="urn:schemas-microsoft-com:vml" xmlns:wp14="http://schemas.microsoft.com/office/word/2010/wordprocessingDrawing" xmlns:wp="http://schemas.openxmlformats.org/drawingml/2006/wordprocessingDrawing" xmlns:w10="urn:schemas-microsoft-com:office:word" xmlns:w="http://schemas.openxmlformats.org/wordprocessingml/2006/main" xmlns:w14="http://schemas.microsoft.com/office/word/2010/wordml" xmlns:w15="http://schemas.microsoft.com/office/word/2012/wordml" xmlns:w16cex="http://schemas.microsoft.com/office/word/2018/wordml/cex" xmlns:w16cid="http://schemas.microsoft.com/office/word/2016/wordml/cid" xmlns:w16="http://schemas.microsoft.com/office/word/2018/wordml" xmlns:w16du="http://schemas.microsoft.com/office/word/2023/wordml/word16du" xmlns:w16sdtdh="http://schemas.microsoft.com/office/word/2020/wordml/sdtdatahash" xmlns:w16se="http://schemas.microsoft.com/office/word/2015/wordml/symex" xmlns:wpg="http://schemas.microsoft.com/office/word/2010/wordprocessingGroup" xmlns:wpi="http://schemas.microsoft.com/office/word/2010/wordprocessingInk" xmlns:wne="http://schemas.microsoft.com/office/word/2006/wordml" xmlns:wps="http://schemas.microsoft.com/office/word/2010/wordprocessingShape" mc:Ignorable="w14 w15 w16se w16cid w16 w16cex w16sdtdh w16du wp14"&gt;&lt;w:body&gt;&lt;w:p&gt;&lt;w:pPr&gt;&lt;w:spacing w:before="40" w:after="0" w:line="240" w:lineRule="auto"/&gt;&lt;/w:pPr&gt;&lt;w:r&gt;&lt;w:t&gt;VendorNameCaption&lt;/w:t&gt;&lt;/w:r&gt;&lt;/w:p&gt;&lt;w:sectPr&gt;&lt;w:pgSz w:w="12240" w:h="15840"/&gt;&lt;w:pgMar w:top="1440" w:right="1440" w:bottom="1440" w:left="1440" w:header="720" w:footer="720" w:gutter="0"/&gt;&lt;w:cols w:space="720"/&gt;&lt;/w:sectPr&gt;&lt;/w:body&gt;&lt;/w:document&gt;&lt;/pkg:xmlData&gt;&lt;/pkg:part&gt;&lt;pkg:part pkg:name="/word/_rels/document.xml.rels" pkg:contentType="application/vnd.openxmlformats-package.relationships+xml" pkg:padding="256"&gt;&lt;pkg:xmlData&gt;&lt;Relationships xmlns="http://schemas.openxmlformats.org/package/2006/relationships"&gt;&lt;Relationship Id="rId1" Type="http://schemas.openxmlformats.org/officeDocument/2006/relationships/styles" Target="styles.xml"/&gt;&lt;/Relationships&gt;&lt;/pkg:xmlData&gt;&lt;/pkg:part&gt;&lt;pkg:part pkg:name="/word/styles.xml" pkg:contentType="application/vnd.openxmlformats-officedocument.wordprocessingml.styles+xml"&gt;&lt;pkg:xmlData&gt;&lt;w:styles xmlns:mc="http://schemas.openxmlformats.org/markup-compatibility/2006" xmlns:r="http://schemas.openxmlformats.org/officeDocument/2006/relationships" xmlns:w="http://schemas.openxmlformats.org/wordprocessingml/2006/main" xmlns:w14="http://schemas.microsoft.com/office/word/2010/wordml" xmlns:w15="http://schemas.microsoft.com/office/word/2012/wordml" xmlns:w16cex="http://schemas.microsoft.com/office/word/2018/wordml/cex" xmlns:w16cid="http://schemas.microsoft.com/office/word/2016/wordml/cid" xmlns:w16="http://schemas.microsoft.com/office/word/2018/wordml" xmlns:w16du="http://schemas.microsoft.com/office/word/2023/wordml/word16du" xmlns:w16sdtdh="http://schemas.microsoft.com/office/word/2020/wordml/sdtdatahash" xmlns:w16se="http://schemas.microsoft.com/office/word/2015/wordml/symex" mc:Ignorable="w14 w15 w16se w16cid w16 w16cex w16sdtdh w16du"&gt;&lt;w:docDefaults&gt;&lt;w:rPrDefault&gt;&lt;w:rPr&gt;&lt;w:rFonts w:asciiTheme="minorHAnsi" w:eastAsiaTheme="minorEastAsia" w:hAnsiTheme="minorHAnsi" w:cstheme="minorBidi"/&gt;&lt;w:kern w:val="2"/&gt;&lt;w:sz w:val="24"/&gt;&lt;w:szCs w:val="24"/&gt;&lt;w:lang w:val="en-US" w:eastAsia="en-US" w:bidi="ar-SA"/&gt;&lt;w14:ligatures w14:val="standardContextual"/&gt;&lt;/w:rPr&gt;&lt;/w:rPrDefault&gt;&lt;w:pPrDefault&gt;&lt;w:pPr&gt;&lt;w:spacing w:after="160" w:line="278" w:lineRule="auto"/&gt;&lt;/w:pPr&gt;&lt;/w:pPrDefault&gt;&lt;/w:docDefaults&gt;&lt;w:style w:type="paragraph" w:default="1" w:styleId="Normal"&gt;&lt;w:name w:val="Normal"/&gt;&lt;w:qFormat/&gt;&lt;/w:style&gt;&lt;w:style w:type="character" w:default="1" w:styleId="DefaultParagraphFont"&gt;&lt;w:name w:val="Default Paragraph Font"/&gt;&lt;w:uiPriority w:val="1"/&gt;&lt;w:semiHidden/&gt;&lt;w:unhideWhenUsed/&gt;&lt;/w:style&gt;&lt;w:style w:type="table" w:default="1" w:styleId="TableNormal"&gt;&lt;w:name w:val="Normal Table"/&gt;&lt;w:uiPriority w:val="99"/&gt;&lt;w:semiHidden/&gt;&lt;w:unhideWhenUsed/&gt;&lt;w:tblPr&gt;&lt;w:tblInd w:w="0" w:type="dxa"/&gt;&lt;w:tblCellMar&gt;&lt;w:top w:w="0" w:type="dxa"/&gt;&lt;w:left w:w="108" w:type="dxa"/&gt;&lt;w:bottom w:w="0" w:type="dxa"/&gt;&lt;w:right w:w="108" w:type="dxa"/&gt;&lt;/w:tblCellMar&gt;&lt;/w:tblPr&gt;&lt;/w:style&gt;&lt;w:style w:type="numbering" w:default="1" w:styleId="NoList"&gt;&lt;w:name w:val="No List"/&gt;&lt;w:uiPriority w:val="99"/&gt;&lt;w:semiHidden/&gt;&lt;w:unhideWhenUsed/&gt;&lt;/w:style&gt;&lt;/w:styles&gt;&lt;/pkg:xmlData&gt;&lt;/pkg:part&gt;&lt;pkg:part pkg:name="/docMetadata/LabelInfo.xml" pkg:contentType="application/vnd.ms-office.classificationlabels+xml"&gt;&lt;pkg:xmlData&gt;&lt;clbl:labelList xmlns:clbl="http://schemas.microsoft.com/office/2020/mipLabelMetadata"&gt;&lt;clbl:label id="{f42aa342-8706-4288-bd11-ebb85995028c}" enabled="1" method="Standard" siteId="{72f988bf-86f1-41af-91ab-2d7cd011db47}" contentBits="0" removed="0"/&gt;&lt;/clbl:labelList&gt;&lt;/pkg:xmlData&gt;&lt;/pkg:part&gt;&lt;/pkg:package&gt;
+</VendorNameCaption>
+    <VendorNoCaption>&lt;?xml version="1.0" standalone="yes"?&gt;
+&lt;?mso-application progid="Word.Document"?&gt;
+&lt;pkg:package xmlns:pkg="http://schemas.microsoft.com/office/2006/xmlPackage"&gt;&lt;pkg:part pkg:name="/_rels/.rels" pkg:contentType="application/vnd.openxmlformats-package.relationships+xml" pkg:padding="512"&gt;&lt;pkg:xmlData&gt;&lt;Relationships xmlns="http://schemas.openxmlformats.org/package/2006/relationships"&gt;&lt;Relationship Id="rId2" Type="http://schemas.microsoft.com/office/2020/02/relationships/classificationlabels" Target="docMetadata/LabelInfo.xml"/&gt;&lt;Relationship Id="rId1" Type="http://schemas.openxmlformats.org/officeDocument/2006/relationships/officeDocument" Target="word/document.xml"/&gt;&lt;/Relationships&gt;&lt;/pkg:xmlData&gt;&lt;/pkg:part&gt;&lt;pkg:part pkg:name="/word/document.xml" pkg:contentType="application/vnd.openxmlformats-officedocument.wordprocessingml.document.main+xml"&gt;&lt;pkg:xmlData&gt;&lt;w:document xmlns:wpc="http://schemas.microsoft.com/office/word/2010/wordprocessingCanvas" xmlns:cx="http://schemas.microsoft.com/office/drawing/2014/chartex" xmlns:cx1="http://schemas.microsoft.com/office/drawing/2015/9/8/chartex" xmlns:cx2="http://schemas.microsoft.com/office/drawing/2015/10/21/chartex" xmlns:cx3="http://schemas.microsoft.com/office/drawing/2016/5/9/chartex" xmlns:cx4="http://schemas.microsoft.com/office/drawing/2016/5/10/chartex" xmlns:cx5="http://schemas.microsoft.com/office/drawing/2016/5/11/chartex" xmlns:cx6="http://schemas.microsoft.com/office/drawing/2016/5/12/chartex" xmlns:cx7="http://schemas.microsoft.com/office/drawing/2016/5/13/chartex" xmlns:cx8="http://schemas.microsoft.com/office/drawing/2016/5/14/chartex" xmlns:mc="http://schemas.openxmlformats.org/markup-compatibility/2006" xmlns:aink="http://schemas.microsoft.com/office/drawing/2016/ink" xmlns:am3d="http://schemas.microsoft.com/office/drawing/2017/model3d" xmlns:o="urn:schemas-microsoft-com:office:office" xmlns:oel="http://schemas.microsoft.com/office/2019/extlst" xmlns:r="http://schemas.openxmlformats.org/officeDocument/2006/relationships" xmlns:m="http://schemas.openxmlformats.org/officeDocument/2006/math" xmlns:v="urn:schemas-microsoft-com:vml" xmlns:wp14="http://schemas.microsoft.com/office/word/2010/wordprocessingDrawing" xmlns:wp="http://schemas.openxmlformats.org/drawingml/2006/wordprocessingDrawing" xmlns:w10="urn:schemas-microsoft-com:office:word" xmlns:w="http://schemas.openxmlformats.org/wordprocessingml/2006/main" xmlns:w14="http://schemas.microsoft.com/office/word/2010/wordml" xmlns:w15="http://schemas.microsoft.com/office/word/2012/wordml" xmlns:w16cex="http://schemas.microsoft.com/office/word/2018/wordml/cex" xmlns:w16cid="http://schemas.microsoft.com/office/word/2016/wordml/cid" xmlns:w16="http://schemas.microsoft.com/office/word/2018/wordml" xmlns:w16du="http://schemas.microsoft.com/office/word/2023/wordml/word16du" xmlns:w16sdtdh="http://schemas.microsoft.com/office/word/2020/wordml/sdtdatahash" xmlns:w16se="http://schemas.microsoft.com/office/word/2015/wordml/symex" xmlns:wpg="http://schemas.microsoft.com/office/word/2010/wordprocessingGroup" xmlns:wpi="http://schemas.microsoft.com/office/word/2010/wordprocessingInk" xmlns:wne="http://schemas.microsoft.com/office/word/2006/wordml" xmlns:wps="http://schemas.microsoft.com/office/word/2010/wordprocessingShape" mc:Ignorable="w14 w15 w16se w16cid w16 w16cex w16sdtdh w16du wp14"&gt;&lt;w:body&gt;&lt;w:p&gt;&lt;w:pPr&gt;&lt;w:spacing w:before="40" w:after="0" w:line="240" w:lineRule="auto"/&gt;&lt;/w:pPr&gt;&lt;w:r&gt;&lt;w:t&gt;VendorNoCaption&lt;/w:t&gt;&lt;/w:r&gt;&lt;/w:p&gt;&lt;w:sectPr&gt;&lt;w:pgSz w:w="12240" w:h="15840"/&gt;&lt;w:pgMar w:top="1440" w:right="1440" w:bottom="1440" w:left="1440" w:header="720" w:footer="720" w:gutter="0"/&gt;&lt;w:cols w:space="720"/&gt;&lt;/w:sectPr&gt;&lt;/w:body&gt;&lt;/w:document&gt;&lt;/pkg:xmlData&gt;&lt;/pkg:part&gt;&lt;pkg:part pkg:name="/word/_rels/document.xml.rels" pkg:contentType="application/vnd.openxmlformats-package.relationships+xml" pkg:padding="256"&gt;&lt;pkg:xmlData&gt;&lt;Relationships xmlns="http://schemas.openxmlformats.org/package/2006/relationships"&gt;&lt;Relationship Id="rId1" Type="http://schemas.openxmlformats.org/officeDocument/2006/relationships/styles" Target="styles.xml"/&gt;&lt;/Relationships&gt;&lt;/pkg:xmlData&gt;&lt;/pkg:part&gt;&lt;pkg:part pkg:name="/word/styles.xml" pkg:contentType="application/vnd.openxmlformats-officedocument.wordprocessingml.styles+xml"&gt;&lt;pkg:xmlData&gt;&lt;w:styles xmlns:mc="http://schemas.openxmlformats.org/markup-compatibility/2006" xmlns:r="http://schemas.openxmlformats.org/officeDocument/2006/relationships" xmlns:w="http://schemas.openxmlformats.org/wordprocessingml/2006/main" xmlns:w14="http://schemas.microsoft.com/office/word/2010/wordml" xmlns:w15="http://schemas.microsoft.com/office/word/2012/wordml" xmlns:w16cex="http://schemas.microsoft.com/office/word/2018/wordml/cex" xmlns:w16cid="http://schemas.microsoft.com/office/word/2016/wordml/cid" xmlns:w16="http://schemas.microsoft.com/office/word/2018/wordml" xmlns:w16du="http://schemas.microsoft.com/office/word/2023/wordml/word16du" xmlns:w16sdtdh="http://schemas.microsoft.com/office/word/2020/wordml/sdtdatahash" xmlns:w16se="http://schemas.microsoft.com/office/word/2015/wordml/symex" mc:Ignorable="w14 w15 w16se w16cid w16 w16cex w16sdtdh w16du"&gt;&lt;w:docDefaults&gt;&lt;w:rPrDefault&gt;&lt;w:rPr&gt;&lt;w:rFonts w:asciiTheme="minorHAnsi" w:eastAsiaTheme="minorEastAsia" w:hAnsiTheme="minorHAnsi" w:cstheme="minorBidi"/&gt;&lt;w:kern w:val="2"/&gt;&lt;w:sz w:val="24"/&gt;&lt;w:szCs w:val="24"/&gt;&lt;w:lang w:val="en-US" w:eastAsia="en-US" w:bidi="ar-SA"/&gt;&lt;w14:ligatures w14:val="standardContextual"/&gt;&lt;/w:rPr&gt;&lt;/w:rPrDefault&gt;&lt;w:pPrDefault&gt;&lt;w:pPr&gt;&lt;w:spacing w:after="160" w:line="278" w:lineRule="auto"/&gt;&lt;/w:pPr&gt;&lt;/w:pPrDefault&gt;&lt;/w:docDefaults&gt;&lt;w:style w:type="paragraph" w:default="1" w:styleId="Normal"&gt;&lt;w:name w:val="Normal"/&gt;&lt;w:qFormat/&gt;&lt;/w:style&gt;&lt;w:style w:type="character" w:default="1" w:styleId="DefaultParagraphFont"&gt;&lt;w:name w:val="Default Paragraph Font"/&gt;&lt;w:uiPriority w:val="1"/&gt;&lt;w:semiHidden/&gt;&lt;w:unhideWhenUsed/&gt;&lt;/w:style&gt;&lt;w:style w:type="table" w:default="1" w:styleId="TableNormal"&gt;&lt;w:name w:val="Normal Table"/&gt;&lt;w:uiPriority w:val="99"/&gt;&lt;w:semiHidden/&gt;&lt;w:unhideWhenUsed/&gt;&lt;w:tblPr&gt;&lt;w:tblInd w:w="0" w:type="dxa"/&gt;&lt;w:tblCellMar&gt;&lt;w:top w:w="0" w:type="dxa"/&gt;&lt;w:left w:w="108" w:type="dxa"/&gt;&lt;w:bottom w:w="0" w:type="dxa"/&gt;&lt;w:right w:w="108" w:type="dxa"/&gt;&lt;/w:tblCellMar&gt;&lt;/w:tblPr&gt;&lt;/w:style&gt;&lt;w:style w:type="numbering" w:default="1" w:styleId="NoList"&gt;&lt;w:name w:val="No List"/&gt;&lt;w:uiPriority w:val="99"/&gt;&lt;w:semiHidden/&gt;&lt;w:unhideWhenUsed/&gt;&lt;/w:style&gt;&lt;/w:styles&gt;&lt;/pkg:xmlData&gt;&lt;/pkg:part&gt;&lt;pkg:part pkg:name="/docMetadata/LabelInfo.xml" pkg:contentType="application/vnd.ms-office.classificationlabels+xml"&gt;&lt;pkg:xmlData&gt;&lt;clbl:labelList xmlns:clbl="http://schemas.microsoft.com/office/2020/mipLabelMetadata"&gt;&lt;clbl:label id="{f42aa342-8706-4288-bd11-ebb85995028c}" enabled="1" method="Standard" siteId="{72f988bf-86f1-41af-91ab-2d7cd011db47}" contentBits="0" removed="0"/&gt;&lt;/clbl:labelList&gt;&lt;/pkg:xmlData&gt;&lt;/pkg:part&gt;&lt;/pkg:package&gt;
+</VendorNoCaption>
+    <VendorPurchasesLCYCaption>&lt;?xml version="1.0" standalone="yes"?&gt;
+&lt;?mso-application progid="Word.Document"?&gt;
+&lt;pkg:package xmlns:pkg="http://schemas.microsoft.com/office/2006/xmlPackage"&gt;&lt;pkg:part pkg:name="/_rels/.rels" pkg:contentType="application/vnd.openxmlformats-package.relationships+xml" pkg:padding="512"&gt;&lt;pkg:xmlData&gt;&lt;Relationships xmlns="http://schemas.openxmlformats.org/package/2006/relationships"&gt;&lt;Relationship Id="rId2" Type="http://schemas.microsoft.com/office/2020/02/relationships/classificationlabels" Target="docMetadata/LabelInfo.xml"/&gt;&lt;Relationship Id="rId1" Type="http://schemas.openxmlformats.org/officeDocument/2006/relationships/officeDocument" Target="word/document.xml"/&gt;&lt;/Relationships&gt;&lt;/pkg:xmlData&gt;&lt;/pkg:part&gt;&lt;pkg:part pkg:name="/word/document.xml" pkg:contentType="application/vnd.openxmlformats-officedocument.wordprocessingml.document.main+xml"&gt;&lt;pkg:xmlData&gt;&lt;w:document xmlns:wpc="http://schemas.microsoft.com/office/word/2010/wordprocessingCanvas" xmlns:cx="http://schemas.microsoft.com/office/drawing/2014/chartex" xmlns:cx1="http://schemas.microsoft.com/office/drawing/2015/9/8/chartex" xmlns:cx2="http://schemas.microsoft.com/office/drawing/2015/10/21/chartex" xmlns:cx3="http://schemas.microsoft.com/office/drawing/2016/5/9/chartex" xmlns:cx4="http://schemas.microsoft.com/office/drawing/2016/5/10/chartex" xmlns:cx5="http://schemas.microsoft.com/office/drawing/2016/5/11/chartex" xmlns:cx6="http://schemas.microsoft.com/office/drawing/2016/5/12/chartex" xmlns:cx7="http://schemas.microsoft.com/office/drawing/2016/5/13/chartex" xmlns:cx8="http://schemas.microsoft.com/office/drawing/2016/5/14/chartex" xmlns:mc="http://schemas.openxmlformats.org/markup-compatibility/2006" xmlns:aink="http://schemas.microsoft.com/office/drawing/2016/ink" xmlns:am3d="http://schemas.microsoft.com/office/drawing/2017/model3d" xmlns:o="urn:schemas-microsoft-com:office:office" xmlns:oel="http://schemas.microsoft.com/office/2019/extlst" xmlns:r="http://schemas.openxmlformats.org/officeDocument/2006/relationships" xmlns:m="http://schemas.openxmlformats.org/officeDocument/2006/math" xmlns:v="urn:schemas-microsoft-com:vml" xmlns:wp14="http://schemas.microsoft.com/office/word/2010/wordprocessingDrawing" xmlns:wp="http://schemas.openxmlformats.org/drawingml/2006/wordprocessingDrawing" xmlns:w10="urn:schemas-microsoft-com:office:word" xmlns:w="http://schemas.openxmlformats.org/wordprocessingml/2006/main" xmlns:w14="http://schemas.microsoft.com/office/word/2010/wordml" xmlns:w15="http://schemas.microsoft.com/office/word/2012/wordml" xmlns:w16cex="http://schemas.microsoft.com/office/word/2018/wordml/cex" xmlns:w16cid="http://schemas.microsoft.com/office/word/2016/wordml/cid" xmlns:w16="http://schemas.microsoft.com/office/word/2018/wordml" xmlns:w16du="http://schemas.microsoft.com/office/word/2023/wordml/word16du" xmlns:w16sdtdh="http://schemas.microsoft.com/office/word/2020/wordml/sdtdatahash" xmlns:w16se="http://schemas.microsoft.com/office/word/2015/wordml/symex" xmlns:wpg="http://schemas.microsoft.com/office/word/2010/wordprocessingGroup" xmlns:wpi="http://schemas.microsoft.com/office/word/2010/wordprocessingInk" xmlns:wne="http://schemas.microsoft.com/office/word/2006/wordml" xmlns:wps="http://schemas.microsoft.com/office/word/2010/wordprocessingShape" mc:Ignorable="w14 w15 w16se w16cid w16 w16cex w16sdtdh w16du wp14"&gt;&lt;w:body&gt;&lt;w:p&gt;&lt;w:pPr&gt;&lt;w:spacing w:before="40" w:after="0" w:line="240" w:lineRule="auto"/&gt;&lt;/w:pPr&gt;&lt;w:r&gt;&lt;w:t&gt;VendorPurchasesLCYCaption&lt;/w:t&gt;&lt;/w:r&gt;&lt;/w:p&gt;&lt;w:sectPr&gt;&lt;w:pgSz w:w="12240" w:h="15840"/&gt;&lt;w:pgMar w:top="1440" w:right="1440" w:bottom="1440" w:left="1440" w:header="720" w:footer="720" w:gutter="0"/&gt;&lt;w:cols w:space="720"/&gt;&lt;/w:sectPr&gt;&lt;/w:body&gt;&lt;/w:document&gt;&lt;/pkg:xmlData&gt;&lt;/pkg:part&gt;&lt;pkg:part pkg:name="/word/_rels/document.xml.rels" pkg:contentType="application/vnd.openxmlformats-package.relationships+xml" pkg:padding="256"&gt;&lt;pkg:xmlData&gt;&lt;Relationships xmlns="http://schemas.openxmlformats.org/package/2006/relationships"&gt;&lt;Relationship Id="rId1" Type="http://schemas.openxmlformats.org/officeDocument/2006/relationships/styles" Target="styles.xml"/&gt;&lt;/Relationships&gt;&lt;/pkg:xmlData&gt;&lt;/pkg:part&gt;&lt;pkg:part pkg:name="/word/styles.xml" pkg:contentType="application/vnd.openxmlformats-officedocument.wordprocessingml.styles+xml"&gt;&lt;pkg:xmlData&gt;&lt;w:styles xmlns:mc="http://schemas.openxmlformats.org/markup-compatibility/2006" xmlns:r="http://schemas.openxmlformats.org/officeDocument/2006/relationships" xmlns:w="http://schemas.openxmlformats.org/wordprocessingml/2006/main" xmlns:w14="http://schemas.microsoft.com/office/word/2010/wordml" xmlns:w15="http://schemas.microsoft.com/office/word/2012/wordml" xmlns:w16cex="http://schemas.microsoft.com/office/word/2018/wordml/cex" xmlns:w16cid="http://schemas.microsoft.com/office/word/2016/wordml/cid" xmlns:w16="http://schemas.microsoft.com/office/word/2018/wordml" xmlns:w16du="http://schemas.microsoft.com/office/word/2023/wordml/word16du" xmlns:w16sdtdh="http://schemas.microsoft.com/office/word/2020/wordml/sdtdatahash" xmlns:w16se="http://schemas.microsoft.com/office/word/2015/wordml/symex" mc:Ignorable="w14 w15 w16se w16cid w16 w16cex w16sdtdh w16du"&gt;&lt;w:docDefaults&gt;&lt;w:rPrDefault&gt;&lt;w:rPr&gt;&lt;w:rFonts w:asciiTheme="minorHAnsi" w:eastAsiaTheme="minorEastAsia" w:hAnsiTheme="minorHAnsi" w:cstheme="minorBidi"/&gt;&lt;w:kern w:val="2"/&gt;&lt;w:sz w:val="24"/&gt;&lt;w:szCs w:val="24"/&gt;&lt;w:lang w:val="en-US" w:eastAsia="en-US" w:bidi="ar-SA"/&gt;&lt;w14:ligatures w14:val="standardContextual"/&gt;&lt;/w:rPr&gt;&lt;/w:rPrDefault&gt;&lt;w:pPrDefault&gt;&lt;w:pPr&gt;&lt;w:spacing w:after="160" w:line="278" w:lineRule="auto"/&gt;&lt;/w:pPr&gt;&lt;/w:pPrDefault&gt;&lt;/w:docDefaults&gt;&lt;w:style w:type="paragraph" w:default="1" w:styleId="Normal"&gt;&lt;w:name w:val="Normal"/&gt;&lt;w:qFormat/&gt;&lt;/w:style&gt;&lt;w:style w:type="character" w:default="1" w:styleId="DefaultParagraphFont"&gt;&lt;w:name w:val="Default Paragraph Font"/&gt;&lt;w:uiPriority w:val="1"/&gt;&lt;w:semiHidden/&gt;&lt;w:unhideWhenUsed/&gt;&lt;/w:style&gt;&lt;w:style w:type="table" w:default="1" w:styleId="TableNormal"&gt;&lt;w:name w:val="Normal Table"/&gt;&lt;w:uiPriority w:val="99"/&gt;&lt;w:semiHidden/&gt;&lt;w:unhideWhenUsed/&gt;&lt;w:tblPr&gt;&lt;w:tblInd w:w="0" w:type="dxa"/&gt;&lt;w:tblCellMar&gt;&lt;w:top w:w="0" w:type="dxa"/&gt;&lt;w:left w:w="108" w:type="dxa"/&gt;&lt;w:bottom w:w="0" w:type="dxa"/&gt;&lt;w:right w:w="108" w:type="dxa"/&gt;&lt;/w:tblCellMar&gt;&lt;/w:tblPr&gt;&lt;/w:style&gt;&lt;w:style w:type="numbering" w:default="1" w:styleId="NoList"&gt;&lt;w:name w:val="No List"/&gt;&lt;w:uiPriority w:val="99"/&gt;&lt;w:semiHidden/&gt;&lt;w:unhideWhenUsed/&gt;&lt;/w:style&gt;&lt;/w:styles&gt;&lt;/pkg:xmlData&gt;&lt;/pkg:part&gt;&lt;pkg:part pkg:name="/docMetadata/LabelInfo.xml" pkg:contentType="application/vnd.ms-office.classificationlabels+xml"&gt;&lt;pkg:xmlData&gt;&lt;clbl:labelList xmlns:clbl="http://schemas.microsoft.com/office/2020/mipLabelMetadata"&gt;&lt;clbl:label id="{f42aa342-8706-4288-bd11-ebb85995028c}" enabled="1" method="Standard" siteId="{72f988bf-86f1-41af-91ab-2d7cd011db47}" contentBits="0" removed="0"/&gt;&lt;/clbl:labelList&gt;&lt;/pkg:xmlData&gt;&lt;/pkg:part&gt;&lt;/pkg:package&gt;
+</VendorPurchasesLCYCaption>
+  </Labels>
+  <CountryRegion>
+    <CompanyName>&lt;?xml version="1.0" standalone="yes"?&gt;
+&lt;?mso-application progid="Word.Document"?&gt;
+&lt;pkg:package xmlns:pkg="http://schemas.microsoft.com/office/2006/xmlPackage"&gt;&lt;pkg:part pkg:name="/_rels/.rels" pkg:contentType="application/vnd.openxmlformats-package.relationships+xml" pkg:padding="512"&gt;&lt;pkg:xmlData&gt;&lt;Relationships xmlns="http://schemas.openxmlformats.org/package/2006/relationships"&gt;&lt;Relationship Id="rId2" Type="http://schemas.microsoft.com/office/2020/02/relationships/classificationlabels" Target="docMetadata/LabelInfo.xml"/&gt;&lt;Relationship Id="rId1" Type="http://schemas.openxmlformats.org/officeDocument/2006/relationships/officeDocument" Target="word/document.xml"/&gt;&lt;/Relationships&gt;&lt;/pkg:xmlData&gt;&lt;/pkg:part&gt;&lt;pkg:part pkg:name="/word/document.xml" pkg:contentType="application/vnd.openxmlformats-officedocument.wordprocessingml.document.main+xml"&gt;&lt;pkg:xmlData&gt;&lt;w:document xmlns:wpc="http://schemas.microsoft.com/office/word/2010/wordprocessingCanvas" xmlns:cx="http://schemas.microsoft.com/office/drawing/2014/chartex" xmlns:cx1="http://schemas.microsoft.com/office/drawing/2015/9/8/chartex" xmlns:cx2="http://schemas.microsoft.com/office/drawing/2015/10/21/chartex" xmlns:cx3="http://schemas.microsoft.com/office/drawing/2016/5/9/chartex" xmlns:cx4="http://schemas.microsoft.com/office/drawing/2016/5/10/chartex" xmlns:cx5="http://schemas.microsoft.com/office/drawing/2016/5/11/chartex" xmlns:cx6="http://schemas.microsoft.com/office/drawing/2016/5/12/chartex" xmlns:cx7="http://schemas.microsoft.com/office/drawing/2016/5/13/chartex" xmlns:cx8="http://schemas.microsoft.com/office/drawing/2016/5/14/chartex" xmlns:mc="http://schemas.openxmlformats.org/markup-compatibility/2006" xmlns:aink="http://schemas.microsoft.com/office/drawing/2016/ink" xmlns:am3d="http://schemas.microsoft.com/office/drawing/2017/model3d" xmlns:o="urn:schemas-microsoft-com:office:office" xmlns:oel="http://schemas.microsoft.com/office/2019/extlst" xmlns:r="http://schemas.openxmlformats.org/officeDocument/2006/relationships" xmlns:m="http://schemas.openxmlformats.org/officeDocument/2006/math" xmlns:v="urn:schemas-microsoft-com:vml" xmlns:wp14="http://schemas.microsoft.com/office/word/2010/wordprocessingDrawing" xmlns:wp="http://schemas.openxmlformats.org/drawingml/2006/wordprocessingDrawing" xmlns:w10="urn:schemas-microsoft-com:office:word" xmlns:w="http://schemas.openxmlformats.org/wordprocessingml/2006/main" xmlns:w14="http://schemas.microsoft.com/office/word/2010/wordml" xmlns:w15="http://schemas.microsoft.com/office/word/2012/wordml" xmlns:w16cex="http://schemas.microsoft.com/office/word/2018/wordml/cex" xmlns:w16cid="http://schemas.microsoft.com/office/word/2016/wordml/cid" xmlns:w16="http://schemas.microsoft.com/office/word/2018/wordml" xmlns:w16du="http://schemas.microsoft.com/office/word/2023/wordml/word16du" xmlns:w16sdtdh="http://schemas.microsoft.com/office/word/2020/wordml/sdtdatahash" xmlns:w16se="http://schemas.microsoft.com/office/word/2015/wordml/symex" xmlns:wpg="http://schemas.microsoft.com/office/word/2010/wordprocessingGroup" xmlns:wpi="http://schemas.microsoft.com/office/word/2010/wordprocessingInk" xmlns:wne="http://schemas.microsoft.com/office/word/2006/wordml" xmlns:wps="http://schemas.microsoft.com/office/word/2010/wordprocessingShape" mc:Ignorable="w14 w15 w16se w16cid w16 w16cex w16sdtdh w16du wp14"&gt;&lt;w:body&gt;&lt;w:p&gt;&lt;w:pPr&gt;&lt;w:jc w:val="right"/&gt;&lt;w:rPr&gt;&lt;w:rStyle w:val="Heading2Char"/&gt;&lt;/w:rPr&gt;&lt;/w:pPr&gt;&lt;w:r&gt;&lt;w:rPr&gt;&lt;w:rStyle w:val="Heading1Char"/&gt;&lt;/w:rPr&gt;&lt;w:t&gt;CompanyName&lt;/w:t&gt;&lt;/w:r&gt;&lt;/w:p&gt;&lt;w:sectPr&gt;&lt;w:pgSz w:w="12240" w:h="15840"/&gt;&lt;w:pgMar w:top="1440" w:right="1440" w:bottom="1440" w:left="1440" w:header="720" w:footer="720" w:gutter="0"/&gt;&lt;w:cols w:space="720"/&gt;&lt;/w:sectPr&gt;&lt;/w:body&gt;&lt;/w:document&gt;&lt;/pkg:xmlData&gt;&lt;/pkg:part&gt;&lt;pkg:part pkg:name="/word/_rels/document.xml.rels" pkg:contentType="application/vnd.openxmlformats-package.relationships+xml" pkg:padding="256"&gt;&lt;pkg:xmlData&gt;&lt;Relationships xmlns="http://schemas.openxmlformats.org/package/2006/relationships"&gt;&lt;Relationship Id="rId1" Type="http://schemas.openxmlformats.org/officeDocument/2006/relationships/styles" Target="styles.xml"/&gt;&lt;/Relationships&gt;&lt;/pkg:xmlData&gt;&lt;/pkg:part&gt;&lt;pkg:part pkg:name="/word/styles.xml" pkg:contentType="application/vnd.openxmlformats-officedocument.wordprocessingml.styles+xml"&gt;&lt;pkg:xmlData&gt;&lt;w:styles xmlns:mc="http://schemas.openxmlformats.org/markup-compatibility/2006" xmlns:r="http://schemas.openxmlformats.org/officeDocument/2006/relationships" xmlns:w="http://schemas.openxmlformats.org/wordprocessingml/2006/main" xmlns:w14="http://schemas.microsoft.com/office/word/2010/wordml" xmlns:w15="http://schemas.microsoft.com/office/word/2012/wordml" xmlns:w16cex="http://schemas.microsoft.com/office/word/2018/wordml/cex" xmlns:w16cid="http://schemas.microsoft.com/office/word/2016/wordml/cid" xmlns:w16="http://schemas.microsoft.com/office/word/2018/wordml" xmlns:w16du="http://schemas.microsoft.com/office/word/2023/wordml/word16du" xmlns:w16sdtdh="http://schemas.microsoft.com/office/word/2020/wordml/sdtdatahash" xmlns:w16se="http://schemas.microsoft.com/office/word/2015/wordml/symex" mc:Ignorable="w14 w15 w16se w16cid w16 w16cex w16sdtdh w16du"&gt;&lt;w:docDefaults&gt;&lt;w:rPrDefault&gt;&lt;w:rPr&gt;&lt;w:rFonts w:asciiTheme="minorHAnsi" w:eastAsiaTheme="minorEastAsia" w:hAnsiTheme="minorHAnsi" w:cstheme="minorBidi"/&gt;&lt;w:kern w:val="2"/&gt;&lt;w:sz w:val="24"/&gt;&lt;w:szCs w:val="24"/&gt;&lt;w:lang w:val="en-US" w:eastAsia="en-US" w:bidi="ar-SA"/&gt;&lt;w14:ligatures w14:val="standardContextual"/&gt;&lt;/w:rPr&gt;&lt;/w:rPrDefault&gt;&lt;w:pPrDefault&gt;&lt;w:pPr&gt;&lt;w:spacing w:after="160" w:line="278" w:lineRule="auto"/&gt;&lt;/w:pPr&gt;&lt;/w:pPrDefault&gt;&lt;/w:docDefaults&gt;&lt;w:style w:type="paragraph" w:default="1" w:styleId="Normal"&gt;&lt;w:name w:val="Normal"/&gt;&lt;w:qFormat/&gt;&lt;w:rsid w:val="00BC5860"/&gt;&lt;/w:style&gt;&lt;w:style w:type="paragraph" w:styleId="Heading1"&gt;&lt;w:name w:val="heading 1"/&gt;&lt;w:basedOn w:val="Normal"/&gt;&lt;w:next w:val="Normal"/&gt;&lt;w:link w:val="Heading1Char"/&gt;&lt;w:uiPriority w:val="9"/&gt;&lt;w:qFormat/&gt;&lt;w:pPr&gt;&lt;w:keepNext/&gt;&lt;w:keepLines/&gt;&lt;w:spacing w:before="240" w:after="0"/&gt;&lt;w:outlineLvl w:val="0"/&gt;&lt;/w:pPr&gt;&lt;w:rPr&gt;&lt;w:rFonts w:asciiTheme="majorHAnsi" w:eastAsiaTheme="majorEastAsia" w:hAnsiTheme="majorHAnsi" w:cstheme="majorBidi"/&gt;&lt;w:color w:val="0F4761" w:themeColor="accent1" w:themeShade="BF"/&gt;&lt;w:sz w:val="32"/&gt;&lt;w:szCs w:val="32"/&gt;&lt;/w:rPr&gt;&lt;/w:style&gt;&lt;w:style w:type="paragraph" w:styleId="Heading2"&gt;&lt;w:name w:val="heading 2"/&gt;&lt;w:basedOn w:val="Normal"/&gt;&lt;w:next w:val="Normal"/&gt;&lt;w:link w:val="Heading2Char"/&gt;&lt;w:uiPriority w:val="9"/&gt;&lt;w:unhideWhenUsed/&gt;&lt;w:qFormat/&gt;&lt;w:pPr&gt;&lt;w:keepNext/&gt;&lt;w:keepLines/&gt;&lt;w:spacing w:before="40" w:after="0"/&gt;&lt;w:outlineLvl w:val="1"/&gt;&lt;/w:pPr&gt;&lt;w:rPr&gt;&lt;w:rFonts w:asciiTheme="majorHAnsi" w:eastAsiaTheme="majorEastAsia" w:hAnsiTheme="majorHAnsi" w:cstheme="majorBidi"/&gt;&lt;w:color w:val="0F4761" w:themeColor="accent1" w:themeShade="BF"/&gt;&lt;w:sz w:val="26"/&gt;&lt;w:szCs w:val="26"/&gt;&lt;/w:rPr&gt;&lt;/w:style&gt;&lt;w:style w:type="character" w:default="1" w:styleId="DefaultParagraphFont"&gt;&lt;w:name w:val="Default Paragraph Font"/&gt;&lt;w:uiPriority w:val="1"/&gt;&lt;w:semiHidden/&gt;&lt;w:unhideWhenUsed/&gt;&lt;w:rsid w:val="00BC5860"/&gt;&lt;/w:style&gt;&lt;w:style w:type="table" w:default="1" w:styleId="TableNormal"&gt;&lt;w:name w:val="Normal Table"/&gt;&lt;w:uiPriority w:val="99"/&gt;&lt;w:semiHidden/&gt;&lt;w:unhideWhenUsed/&gt;&lt;w:tblPr&gt;&lt;w:tblInd w:w="0" w:type="dxa"/&gt;&lt;w:tblCellMar&gt;&lt;w:top w:w="0" w:type="dxa"/&gt;&lt;w:left w:w="108" w:type="dxa"/&gt;&lt;w:bottom w:w="0" w:type="dxa"/&gt;&lt;w:right w:w="108" w:type="dxa"/&gt;&lt;/w:tblCellMar&gt;&lt;/w:tblPr&gt;&lt;/w:style&gt;&lt;w:style w:type="numbering" w:default="1" w:styleId="NoList"&gt;&lt;w:name w:val="No List"/&gt;&lt;w:uiPriority w:val="99"/&gt;&lt;w:semiHidden/&gt;&lt;w:unhideWhenUsed/&gt;&lt;w:rsid w:val="00BC5860"/&gt;&lt;/w:style&gt;&lt;w:style w:type="character" w:customStyle="1" w:styleId="Heading1Char"&gt;&lt;w:name w:val="Heading 1 Char"/&gt;&lt;w:basedOn w:val="DefaultParagraphFont"/&gt;&lt;w:link w:val="Heading1"/&gt;&lt;w:uiPriority w:val="9"/&gt;&lt;w:rPr&gt;&lt;w:rFonts w:asciiTheme="majorHAnsi" w:eastAsiaTheme="majorEastAsia" w:hAnsiTheme="majorHAnsi" w:cstheme="majorBidi"/&gt;&lt;w:color w:val="0F4761" w:themeColor="accent1" w:themeShade="BF"/&gt;&lt;w:sz w:val="32"/&gt;&lt;w:szCs w:val="32"/&gt;&lt;/w:rPr&gt;&lt;/w:style&gt;&lt;w:style w:type="character" w:customStyle="1" w:styleId="Heading2Char"&gt;&lt;w:name w:val="Heading 2 Char"/&gt;&lt;w:basedOn w:val="DefaultParagraphFont"/&gt;&lt;w:link w:val="Heading2"/&gt;&lt;w:uiPriority w:val="9"/&gt;&lt;w:rPr&gt;&lt;w:rFonts w:asciiTheme="majorHAnsi" w:eastAsiaTheme="majorEastAsia" w:hAnsiTheme="majorHAnsi" w:cstheme="majorBidi"/&gt;&lt;w:color w:val="0F4761" w:themeColor="accent1" w:themeShade="BF"/&gt;&lt;w:sz w:val="26"/&gt;&lt;w:szCs w:val="26"/&gt;&lt;/w:rPr&gt;&lt;/w:style&gt;&lt;/w:styles&gt;&lt;/pkg:xmlData&gt;&lt;/pkg:part&gt;&lt;pkg:part pkg:name="/docMetadata/LabelInfo.xml" pkg:contentType="application/vnd.ms-office.classificationlabels+xml"&gt;&lt;pkg:xmlData&gt;&lt;clbl:labelList xmlns:clbl="http://schemas.microsoft.com/office/2020/mipLabelMetadata"&gt;&lt;clbl:label id="{f42aa342-8706-4288-bd11-ebb85995028c}" enabled="1" method="Standard" siteId="{72f988bf-86f1-41af-91ab-2d7cd011db47}" contentBits="0" removed="0"/&gt;&lt;/clbl:labelList&gt;&lt;/pkg:xmlData&gt;&lt;/pkg:part&gt;&lt;/pkg:package&gt;
+</CompanyName>
+    <CurrentDate>&lt;?xml version="1.0" standalone="yes"?&gt;
+&lt;?mso-application progid="Word.Document"?&gt;
+&lt;pkg:package xmlns:pkg="http://schemas.microsoft.com/office/2006/xmlPackage"&gt;&lt;pkg:part pkg:name="/_rels/.rels" pkg:contentType="application/vnd.openxmlformats-package.relationships+xml" pkg:padding="512"&gt;&lt;pkg:xmlData&gt;&lt;Relationships xmlns="http://schemas.openxmlformats.org/package/2006/relationships"&gt;&lt;Relationship Id="rId2" Type="http://schemas.microsoft.com/office/2020/02/relationships/classificationlabels" Target="docMetadata/LabelInfo.xml"/&gt;&lt;Relationship Id="rId1" Type="http://schemas.openxmlformats.org/officeDocument/2006/relationships/officeDocument" Target="word/document.xml"/&gt;&lt;/Relationships&gt;&lt;/pkg:xmlData&gt;&lt;/pkg:part&gt;&lt;pkg:part pkg:name="/word/document.xml" pkg:contentType="application/vnd.openxmlformats-officedocument.wordprocessingml.document.main+xml"&gt;&lt;pkg:xmlData&gt;&lt;w:document xmlns:wpc="http://schemas.microsoft.com/office/word/2010/wordprocessingCanvas" xmlns:cx="http://schemas.microsoft.com/office/drawing/2014/chartex" xmlns:cx1="http://schemas.microsoft.com/office/drawing/2015/9/8/chartex" xmlns:cx2="http://schemas.microsoft.com/office/drawing/2015/10/21/chartex" xmlns:cx3="http://schemas.microsoft.com/office/drawing/2016/5/9/chartex" xmlns:cx4="http://schemas.microsoft.com/office/drawing/2016/5/10/chartex" xmlns:cx5="http://schemas.microsoft.com/office/drawing/2016/5/11/chartex" xmlns:cx6="http://schemas.microsoft.com/office/drawing/2016/5/12/chartex" xmlns:cx7="http://schemas.microsoft.com/office/drawing/2016/5/13/chartex" xmlns:cx8="http://schemas.microsoft.com/office/drawing/2016/5/14/chartex" xmlns:mc="http://schemas.openxmlformats.org/markup-compatibility/2006" xmlns:aink="http://schemas.microsoft.com/office/drawing/2016/ink" xmlns:am3d="http://schemas.microsoft.com/office/drawing/2017/model3d" xmlns:o="urn:schemas-microsoft-com:office:office" xmlns:oel="http://schemas.microsoft.com/office/2019/extlst" xmlns:r="http://schemas.openxmlformats.org/officeDocument/2006/relationships" xmlns:m="http://schemas.openxmlformats.org/officeDocument/2006/math" xmlns:v="urn:schemas-microsoft-com:vml" xmlns:wp14="http://schemas.microsoft.com/office/word/2010/wordprocessingDrawing" xmlns:wp="http://schemas.openxmlformats.org/drawingml/2006/wordprocessingDrawing" xmlns:w10="urn:schemas-microsoft-com:office:word" xmlns:w="http://schemas.openxmlformats.org/wordprocessingml/2006/main" xmlns:w14="http://schemas.microsoft.com/office/word/2010/wordml" xmlns:w15="http://schemas.microsoft.com/office/word/2012/wordml" xmlns:w16cex="http://schemas.microsoft.com/office/word/2018/wordml/cex" xmlns:w16cid="http://schemas.microsoft.com/office/word/2016/wordml/cid" xmlns:w16="http://schemas.microsoft.com/office/word/2018/wordml" xmlns:w16du="http://schemas.microsoft.com/office/word/2023/wordml/word16du" xmlns:w16sdtdh="http://schemas.microsoft.com/office/word/2020/wordml/sdtdatahash" xmlns:w16se="http://schemas.microsoft.com/office/word/2015/wordml/symex" xmlns:wpg="http://schemas.microsoft.com/office/word/2010/wordprocessingGroup" xmlns:wpi="http://schemas.microsoft.com/office/word/2010/wordprocessingInk" xmlns:wne="http://schemas.microsoft.com/office/word/2006/wordml" xmlns:wps="http://schemas.microsoft.com/office/word/2010/wordprocessingShape" mc:Ignorable="w14 w15 w16se w16cid w16 w16cex w16sdtdh w16du wp14"&gt;&lt;w:body&gt;&lt;w:p&gt;&lt;w:pPr&gt;&lt;w:pStyle w:val="Heading1"/&gt;&lt;w:jc w:val="right"/&gt;&lt;w:rPr&gt;&lt;w:rStyle w:val="Heading4Char"/&gt;&lt;/w:rPr&gt;&lt;/w:pPr&gt;&lt;w:r&gt;&lt;w:rPr&gt;&lt;w:rStyle w:val="Heading2Char"/&gt;&lt;/w:rPr&gt;&lt;w:t&gt;CurrentDate&lt;/w:t&gt;&lt;/w:r&gt;&lt;/w:p&gt;&lt;w:sectPr&gt;&lt;w:pgSz w:w="12240" w:h="15840"/&gt;&lt;w:pgMar w:top="1440" w:right="1440" w:bottom="1440" w:left="1440" w:header="720" w:footer="720" w:gutter="0"/&gt;&lt;w:cols w:space="720"/&gt;&lt;/w:sectPr&gt;&lt;/w:body&gt;&lt;/w:document&gt;&lt;/pkg:xmlData&gt;&lt;/pkg:part&gt;&lt;pkg:part pkg:name="/word/_rels/document.xml.rels" pkg:contentType="application/vnd.openxmlformats-package.relationships+xml" pkg:padding="256"&gt;&lt;pkg:xmlData&gt;&lt;Relationships xmlns="http://schemas.openxmlformats.org/package/2006/relationships"&gt;&lt;Relationship Id="rId1" Type="http://schemas.openxmlformats.org/officeDocument/2006/relationships/styles" Target="styles.xml"/&gt;&lt;/Relationships&gt;&lt;/pkg:xmlData&gt;&lt;/pkg:part&gt;&lt;pkg:part pkg:name="/word/styles.xml" pkg:contentType="application/vnd.openxmlformats-officedocument.wordprocessingml.styles+xml"&gt;&lt;pkg:xmlData&gt;&lt;w:styles xmlns:mc="http://schemas.openxmlformats.org/markup-compatibility/2006" xmlns:r="http://schemas.openxmlformats.org/officeDocument/2006/relationships" xmlns:w="http://schemas.openxmlformats.org/wordprocessingml/2006/main" xmlns:w14="http://schemas.microsoft.com/office/word/2010/wordml" xmlns:w15="http://schemas.microsoft.com/office/word/2012/wordml" xmlns:w16cex="http://schemas.microsoft.com/office/word/2018/wordml/cex" xmlns:w16cid="http://schemas.microsoft.com/office/word/2016/wordml/cid" xmlns:w16="http://schemas.microsoft.com/office/word/2018/wordml" xmlns:w16du="http://schemas.microsoft.com/office/word/2023/wordml/word16du" xmlns:w16sdtdh="http://schemas.microsoft.com/office/word/2020/wordml/sdtdatahash" xmlns:w16se="http://schemas.microsoft.com/office/word/2015/wordml/symex" mc:Ignorable="w14 w15 w16se w16cid w16 w16cex w16sdtdh w16du"&gt;&lt;w:docDefaults&gt;&lt;w:rPrDefault&gt;&lt;w:rPr&gt;&lt;w:rFonts w:asciiTheme="minorHAnsi" w:eastAsiaTheme="minorEastAsia" w:hAnsiTheme="minorHAnsi" w:cstheme="minorBidi"/&gt;&lt;w:kern w:val="2"/&gt;&lt;w:sz w:val="24"/&gt;&lt;w:szCs w:val="24"/&gt;&lt;w:lang w:val="en-US" w:eastAsia="en-US" w:bidi="ar-SA"/&gt;&lt;w14:ligatures w14:val="standardContextual"/&gt;&lt;/w:rPr&gt;&lt;/w:rPrDefault&gt;&lt;w:pPrDefault&gt;&lt;w:pPr&gt;&lt;w:spacing w:after="160" w:line="278" w:lineRule="auto"/&gt;&lt;/w:pPr&gt;&lt;/w:pPrDefault&gt;&lt;/w:docDefaults&gt;&lt;w:style w:type="paragraph" w:default="1" w:styleId="Normal"&gt;&lt;w:name w:val="Normal"/&gt;&lt;w:qFormat/&gt;&lt;w:rsid w:val="004C5E88"/&gt;&lt;/w:style&gt;&lt;w:style w:type="paragraph" w:styleId="Heading1"&gt;&lt;w:name w:val="heading 1"/&gt;&lt;w:basedOn w:val="Normal"/&gt;&lt;w:next w:val="Normal"/&gt;&lt;w:link w:val="Heading1Char"/&gt;&lt;w:uiPriority w:val="9"/&gt;&lt;w:qFormat/&gt;&lt;w:pPr&gt;&lt;w:keepNext/&gt;&lt;w:keepLines/&gt;&lt;w:spacing w:before="240" w:after="0"/&gt;&lt;w:outlineLvl w:val="0"/&gt;&lt;/w:pPr&gt;&lt;w:rPr&gt;&lt;w:rFonts w:asciiTheme="majorHAnsi" w:eastAsiaTheme="majorEastAsia" w:hAnsiTheme="majorHAnsi" w:cstheme="majorBidi"/&gt;&lt;w:color w:val="0F4761" w:themeColor="accent1" w:themeShade="BF"/&gt;&lt;w:sz w:val="32"/&gt;&lt;w:szCs w:val="32"/&gt;&lt;/w:rPr&gt;&lt;/w:style&gt;&lt;w:style w:type="paragraph" w:styleId="Heading2"&gt;&lt;w:name w:val="heading 2"/&gt;&lt;w:basedOn w:val="Normal"/&gt;&lt;w:next w:val="Normal"/&gt;&lt;w:link w:val="Heading2Char"/&gt;&lt;w:uiPriority w:val="9"/&gt;&lt;w:unhideWhenUsed/&gt;&lt;w:qFormat/&gt;&lt;w:pPr&gt;&lt;w:keepNext/&gt;&lt;w:keepLines/&gt;&lt;w:spacing w:before="40" w:after="0"/&gt;&lt;w:outlineLvl w:val="1"/&gt;&lt;/w:pPr&gt;&lt;w:rPr&gt;&lt;w:rFonts w:asciiTheme="majorHAnsi" w:eastAsiaTheme="majorEastAsia" w:hAnsiTheme="majorHAnsi" w:cstheme="majorBidi"/&gt;&lt;w:color w:val="0F4761" w:themeColor="accent1" w:themeShade="BF"/&gt;&lt;w:sz w:val="26"/&gt;&lt;w:szCs w:val="26"/&gt;&lt;/w:rPr&gt;&lt;/w:style&gt;&lt;w:style w:type="paragraph" w:styleId="Heading4"&gt;&lt;w:name w:val="heading 4"/&gt;&lt;w:basedOn w:val="Normal"/&gt;&lt;w:next w:val="Normal"/&gt;&lt;w:link w:val="Heading4Char"/&gt;&lt;w:uiPriority w:val="9"/&gt;&lt;w:unhideWhenUsed/&gt;&lt;w:qFormat/&gt;&lt;w:pPr&gt;&lt;w:keepNext/&gt;&lt;w:keepLines/&gt;&lt;w:spacing w:before="40" w:after="0"/&gt;&lt;w:outlineLvl w:val="3"/&gt;&lt;/w:pPr&gt;&lt;w:rPr&gt;&lt;w:rFonts w:asciiTheme="majorHAnsi" w:eastAsiaTheme="majorEastAsia" w:hAnsiTheme="majorHAnsi" w:cstheme="majorBidi"/&gt;&lt;w:i/&gt;&lt;w:iCs/&gt;&lt;w:color w:val="0F4761" w:themeColor="accent1" w:themeShade="BF"/&gt;&lt;/w:rPr&gt;&lt;/w:style&gt;&lt;w:style w:type="character" w:default="1" w:styleId="DefaultParagraphFont"&gt;&lt;w:name w:val="Default Paragraph Font"/&gt;&lt;w:uiPriority w:val="1"/&gt;&lt;w:semiHidden/&gt;&lt;w:unhideWhenUsed/&gt;&lt;w:rsid w:val="004C5E88"/&gt;&lt;/w:style&gt;&lt;w:style w:type="table" w:default="1" w:styleId="TableNormal"&gt;&lt;w:name w:val="Normal Table"/&gt;&lt;w:uiPriority w:val="99"/&gt;&lt;w:semiHidden/&gt;&lt;w:unhideWhenUsed/&gt;&lt;w:tblPr&gt;&lt;w:tblInd w:w="0" w:type="dxa"/&gt;&lt;w:tblCellMar&gt;&lt;w:top w:w="0" w:type="dxa"/&gt;&lt;w:left w:w="108" w:type="dxa"/&gt;&lt;w:bottom w:w="0" w:type="dxa"/&gt;&lt;w:right w:w="108" w:type="dxa"/&gt;&lt;/w:tblCellMar&gt;&lt;/w:tblPr&gt;&lt;/w:style&gt;&lt;w:style w:type="numbering" w:default="1" w:styleId="NoList"&gt;&lt;w:name w:val="No List"/&gt;&lt;w:uiPriority w:val="99"/&gt;&lt;w:semiHidden/&gt;&lt;w:unhideWhenUsed/&gt;&lt;w:rsid w:val="004C5E88"/&gt;&lt;/w:style&gt;&lt;w:style w:type="character" w:customStyle="1" w:styleId="Heading1Char"&gt;&lt;w:name w:val="Heading 1 Char"/&gt;&lt;w:basedOn w:val="DefaultParagraphFont"/&gt;&lt;w:link w:val="Heading1"/&gt;&lt;w:uiPriority w:val="9"/&gt;&lt;w:rPr&gt;&lt;w:rFonts w:asciiTheme="majorHAnsi" w:eastAsiaTheme="majorEastAsia" w:hAnsiTheme="majorHAnsi" w:cstheme="majorBidi"/&gt;&lt;w:color w:val="0F4761" w:themeColor="accent1" w:themeShade="BF"/&gt;&lt;w:sz w:val="32"/&gt;&lt;w:szCs w:val="32"/&gt;&lt;/w:rPr&gt;&lt;/w:style&gt;&lt;w:style w:type="character" w:customStyle="1" w:styleId="Heading2Char"&gt;&lt;w:name w:val="Heading 2 Char"/&gt;&lt;w:basedOn w:val="DefaultParagraphFont"/&gt;&lt;w:link w:val="Heading2"/&gt;&lt;w:uiPriority w:val="9"/&gt;&lt;w:rPr&gt;&lt;w:rFonts w:asciiTheme="majorHAnsi" w:eastAsiaTheme="majorEastAsia" w:hAnsiTheme="majorHAnsi" w:cstheme="majorBidi"/&gt;&lt;w:color w:val="0F4761" w:themeColor="accent1" w:themeShade="BF"/&gt;&lt;w:sz w:val="26"/&gt;&lt;w:szCs w:val="26"/&gt;&lt;/w:rPr&gt;&lt;/w:style&gt;&lt;w:style w:type="character" w:customStyle="1" w:styleId="Heading4Char"&gt;&lt;w:name w:val="Heading 4 Char"/&gt;&lt;w:basedOn w:val="DefaultParagraphFont"/&gt;&lt;w:link w:val="Heading4"/&gt;&lt;w:uiPriority w:val="9"/&gt;&lt;w:rPr&gt;&lt;w:rFonts w:asciiTheme="majorHAnsi" w:eastAsiaTheme="majorEastAsia" w:hAnsiTheme="majorHAnsi" w:cstheme="majorBidi"/&gt;&lt;w:i/&gt;&lt;w:iCs/&gt;&lt;w:color w:val="0F4761" w:themeColor="accent1" w:themeShade="BF"/&gt;&lt;/w:rPr&gt;&lt;/w:style&gt;&lt;/w:styles&gt;&lt;/pkg:xmlData&gt;&lt;/pkg:part&gt;&lt;pkg:part pkg:name="/docMetadata/LabelInfo.xml" pkg:contentType="application/vnd.ms-office.classificationlabels+xml"&gt;&lt;pkg:xmlData&gt;&lt;clbl:labelList xmlns:clbl="http://schemas.microsoft.com/office/2020/mipLabelMetadata"&gt;&lt;clbl:label id="{f42aa342-8706-4288-bd11-ebb85995028c}" enabled="1" method="Standard" siteId="{72f988bf-86f1-41af-91ab-2d7cd011db47}" contentBits="0" removed="0"/&gt;&lt;/clbl:labelList&gt;&lt;/pkg:xmlData&gt;&lt;/pkg:part&gt;&lt;/pkg:package&gt;
+</CurrentDate>
+    <ReportTitle>&lt;?xml version="1.0" standalone="yes"?&gt;
+&lt;?mso-application progid="Word.Document"?&gt;
+&lt;pkg:package xmlns:pkg="http://schemas.microsoft.com/office/2006/xmlPackage"&gt;&lt;pkg:part pkg:name="/_rels/.rels" pkg:contentType="application/vnd.openxmlformats-package.relationships+xml" pkg:padding="512"&gt;&lt;pkg:xmlData&gt;&lt;Relationships xmlns="http://schemas.openxmlformats.org/package/2006/relationships"&gt;&lt;Relationship Id="rId2" Type="http://schemas.microsoft.com/office/2020/02/relationships/classificationlabels" Target="docMetadata/LabelInfo.xml"/&gt;&lt;Relationship Id="rId1" Type="http://schemas.openxmlformats.org/officeDocument/2006/relationships/officeDocument" Target="word/document.xml"/&gt;&lt;/Relationships&gt;&lt;/pkg:xmlData&gt;&lt;/pkg:part&gt;&lt;pkg:part pkg:name="/word/document.xml" pkg:contentType="application/vnd.openxmlformats-officedocument.wordprocessingml.document.main+xml"&gt;&lt;pkg:xmlData&gt;&lt;w:document xmlns:wpc="http://schemas.microsoft.com/office/word/2010/wordprocessingCanvas" xmlns:cx="http://schemas.microsoft.com/office/drawing/2014/chartex" xmlns:cx1="http://schemas.microsoft.com/office/drawing/2015/9/8/chartex" xmlns:cx2="http://schemas.microsoft.com/office/drawing/2015/10/21/chartex" xmlns:cx3="http://schemas.microsoft.com/office/drawing/2016/5/9/chartex" xmlns:cx4="http://schemas.microsoft.com/office/drawing/2016/5/10/chartex" xmlns:cx5="http://schemas.microsoft.com/office/drawing/2016/5/11/chartex" xmlns:cx6="http://schemas.microsoft.com/office/drawing/2016/5/12/chartex" xmlns:cx7="http://schemas.microsoft.com/office/drawing/2016/5/13/chartex" xmlns:cx8="http://schemas.microsoft.com/office/drawing/2016/5/14/chartex" xmlns:mc="http://schemas.openxmlformats.org/markup-compatibility/2006" xmlns:aink="http://schemas.microsoft.com/office/drawing/2016/ink" xmlns:am3d="http://schemas.microsoft.com/office/drawing/2017/model3d" xmlns:o="urn:schemas-microsoft-com:office:office" xmlns:oel="http://schemas.microsoft.com/office/2019/extlst" xmlns:r="http://schemas.openxmlformats.org/officeDocument/2006/relationships" xmlns:m="http://schemas.openxmlformats.org/officeDocument/2006/math" xmlns:v="urn:schemas-microsoft-com:vml" xmlns:wp14="http://schemas.microsoft.com/office/word/2010/wordprocessingDrawing" xmlns:wp="http://schemas.openxmlformats.org/drawingml/2006/wordprocessingDrawing" xmlns:w10="urn:schemas-microsoft-com:office:word" xmlns:w="http://schemas.openxmlformats.org/wordprocessingml/2006/main" xmlns:w14="http://schemas.microsoft.com/office/word/2010/wordml" xmlns:w15="http://schemas.microsoft.com/office/word/2012/wordml" xmlns:w16cex="http://schemas.microsoft.com/office/word/2018/wordml/cex" xmlns:w16cid="http://schemas.microsoft.com/office/word/2016/wordml/cid" xmlns:w16="http://schemas.microsoft.com/office/word/2018/wordml" xmlns:w16du="http://schemas.microsoft.com/office/word/2023/wordml/word16du" xmlns:w16sdtdh="http://schemas.microsoft.com/office/word/2020/wordml/sdtdatahash" xmlns:w16se="http://schemas.microsoft.com/office/word/2015/wordml/symex" xmlns:wpg="http://schemas.microsoft.com/office/word/2010/wordprocessingGroup" xmlns:wpi="http://schemas.microsoft.com/office/word/2010/wordprocessingInk" xmlns:wne="http://schemas.microsoft.com/office/word/2006/wordml" xmlns:wps="http://schemas.microsoft.com/office/word/2010/wordprocessingShape" mc:Ignorable="w14 w15 w16se w16cid w16 w16cex w16sdtdh w16du wp14"&gt;&lt;w:body&gt;&lt;w:p&gt;&lt;w:pPr&gt;&lt;w:rPr/&gt;&lt;/w:pPr&gt;&lt;w:r&gt;&lt;w:rPr&gt;&lt;w:rStyle w:val="TitleChar"/&gt;&lt;/w:rPr&gt;&lt;w:t&gt;ReportTitle&lt;/w:t&gt;&lt;/w:r&gt;&lt;/w:p&gt;&lt;w:sectPr&gt;&lt;w:pgSz w:w="12240" w:h="15840"/&gt;&lt;w:pgMar w:top="1440" w:right="1440" w:bottom="1440" w:left="1440" w:header="720" w:footer="720" w:gutter="0"/&gt;&lt;w:cols w:space="720"/&gt;&lt;/w:sectPr&gt;&lt;/w:body&gt;&lt;/w:document&gt;&lt;/pkg:xmlData&gt;&lt;/pkg:part&gt;&lt;pkg:part pkg:name="/word/_rels/document.xml.rels" pkg:contentType="application/vnd.openxmlformats-package.relationships+xml" pkg:padding="256"&gt;&lt;pkg:xmlData&gt;&lt;Relationships xmlns="http://schemas.openxmlformats.org/package/2006/relationships"&gt;&lt;Relationship Id="rId1" Type="http://schemas.openxmlformats.org/officeDocument/2006/relationships/styles" Target="styles.xml"/&gt;&lt;/Relationships&gt;&lt;/pkg:xmlData&gt;&lt;/pkg:part&gt;&lt;pkg:part pkg:name="/word/styles.xml" pkg:contentType="application/vnd.openxmlformats-officedocument.wordprocessingml.styles+xml"&gt;&lt;pkg:xmlData&gt;&lt;w:styles xmlns:mc="http://schemas.openxmlformats.org/markup-compatibility/2006" xmlns:r="http://schemas.openxmlformats.org/officeDocument/2006/relationships" xmlns:w="http://schemas.openxmlformats.org/wordprocessingml/2006/main" xmlns:w14="http://schemas.microsoft.com/office/word/2010/wordml" xmlns:w15="http://schemas.microsoft.com/office/word/2012/wordml" xmlns:w16cex="http://schemas.microsoft.com/office/word/2018/wordml/cex" xmlns:w16cid="http://schemas.microsoft.com/office/word/2016/wordml/cid" xmlns:w16="http://schemas.microsoft.com/office/word/2018/wordml" xmlns:w16du="http://schemas.microsoft.com/office/word/2023/wordml/word16du" xmlns:w16sdtdh="http://schemas.microsoft.com/office/word/2020/wordml/sdtdatahash" xmlns:w16se="http://schemas.microsoft.com/office/word/2015/wordml/symex" mc:Ignorable="w14 w15 w16se w16cid w16 w16cex w16sdtdh w16du"&gt;&lt;w:docDefaults&gt;&lt;w:rPrDefault&gt;&lt;w:rPr&gt;&lt;w:rFonts w:asciiTheme="minorHAnsi" w:eastAsiaTheme="minorEastAsia" w:hAnsiTheme="minorHAnsi" w:cstheme="minorBidi"/&gt;&lt;w:kern w:val="2"/&gt;&lt;w:sz w:val="24"/&gt;&lt;w:szCs w:val="24"/&gt;&lt;w:lang w:val="en-US" w:eastAsia="en-US" w:bidi="ar-SA"/&gt;&lt;w14:ligatures w14:val="standardContextual"/&gt;&lt;/w:rPr&gt;&lt;/w:rPrDefault&gt;&lt;w:pPrDefault&gt;&lt;w:pPr&gt;&lt;w:spacing w:after="160" w:line="278" w:lineRule="auto"/&gt;&lt;/w:pPr&gt;&lt;/w:pPrDefault&gt;&lt;/w:docDefaults&gt;&lt;w:style w:type="paragraph" w:default="1" w:styleId="Normal"&gt;&lt;w:name w:val="Normal"/&gt;&lt;w:qFormat/&gt;&lt;w:rsid w:val="0098125D"/&gt;&lt;/w:style&gt;&lt;w:style w:type="character" w:default="1" w:styleId="DefaultParagraphFont"&gt;&lt;w:name w:val="Default Paragraph Font"/&gt;&lt;w:uiPriority w:val="1"/&gt;&lt;w:semiHidden/&gt;&lt;w:unhideWhenUsed/&gt;&lt;w:rsid w:val="0098125D"/&gt;&lt;/w:style&gt;&lt;w:style w:type="table" w:default="1" w:styleId="TableNormal"&gt;&lt;w:name w:val="Normal Table"/&gt;&lt;w:uiPriority w:val="99"/&gt;&lt;w:semiHidden/&gt;&lt;w:unhideWhenUsed/&gt;&lt;w:tblPr&gt;&lt;w:tblInd w:w="0" w:type="dxa"/&gt;&lt;w:tblCellMar&gt;&lt;w:top w:w="0" w:type="dxa"/&gt;&lt;w:left w:w="108" w:type="dxa"/&gt;&lt;w:bottom w:w="0" w:type="dxa"/&gt;&lt;w:right w:w="108" w:type="dxa"/&gt;&lt;/w:tblCellMar&gt;&lt;/w:tblPr&gt;&lt;/w:style&gt;&lt;w:style w:type="numbering" w:default="1" w:styleId="NoList"&gt;&lt;w:name w:val="No List"/&gt;&lt;w:uiPriority w:val="99"/&gt;&lt;w:semiHidden/&gt;&lt;w:unhideWhenUsed/&gt;&lt;w:rsid w:val="0098125D"/&gt;&lt;/w:style&gt;&lt;w:style w:type="paragraph" w:styleId="Title"&gt;&lt;w:name w:val="Title"/&gt;&lt;w:basedOn w:val="Normal"/&gt;&lt;w:next w:val="Normal"/&gt;&lt;w:link w:val="TitleChar"/&gt;&lt;w:uiPriority w:val="10"/&gt;&lt;w:qFormat/&gt;&lt;w:pPr&gt;&lt;w:spacing w:after="0" w:line="240" w:lineRule="auto"/&gt;&lt;w:contextualSpacing/&gt;&lt;/w:pPr&gt;&lt;w:rPr&gt;&lt;w:rFonts w:asciiTheme="majorHAnsi" w:eastAsiaTheme="majorEastAsia" w:hAnsiTheme="majorHAnsi" w:cstheme="majorBidi"/&gt;&lt;w:spacing w:val="-10"/&gt;&lt;w:kern w:val="28"/&gt;&lt;w:sz w:val="56"/&gt;&lt;w:szCs w:val="56"/&gt;&lt;/w:rPr&gt;&lt;/w:style&gt;&lt;w:style w:type="character" w:customStyle="1" w:styleId="TitleChar"&gt;&lt;w:name w:val="Title Char"/&gt;&lt;w:basedOn w:val="DefaultParagraphFont"/&gt;&lt;w:link w:val="Title"/&gt;&lt;w:uiPriority w:val="10"/&gt;&lt;w:rPr&gt;&lt;w:rFonts w:asciiTheme="majorHAnsi" w:eastAsiaTheme="majorEastAsia" w:hAnsiTheme="majorHAnsi" w:cstheme="majorBidi"/&gt;&lt;w:spacing w:val="-10"/&gt;&lt;w:kern w:val="28"/&gt;&lt;w:sz w:val="56"/&gt;&lt;w:szCs w:val="56"/&gt;&lt;/w:rPr&gt;&lt;/w:style&gt;&lt;/w:styles&gt;&lt;/pkg:xmlData&gt;&lt;/pkg:part&gt;&lt;pkg:part pkg:name="/docMetadata/LabelInfo.xml" pkg:contentType="application/vnd.ms-office.classificationlabels+xml"&gt;&lt;pkg:xmlData&gt;&lt;clbl:labelList xmlns:clbl="http://schemas.microsoft.com/office/2020/mipLabelMetadata"&gt;&lt;clbl:label id="{f42aa342-8706-4288-bd11-ebb85995028c}" enabled="1" method="Standard" siteId="{72f988bf-86f1-41af-91ab-2d7cd011db47}" contentBits="0" removed="0"/&gt;&lt;/clbl:labelList&gt;&lt;/pkg:xmlData&gt;&lt;/pkg:part&gt;&lt;/pkg:package&gt;
+</ReportTitle>
+    <Vendor>
+      <VendorAddress>&lt;?xml version="1.0" standalone="yes"?&gt;
+&lt;?mso-application progid="Word.Document"?&gt;
+&lt;pkg:package xmlns:pkg="http://schemas.microsoft.com/office/2006/xmlPackage"&gt;&lt;pkg:part pkg:name="/_rels/.rels" pkg:contentType="application/vnd.openxmlformats-package.relationships+xml" pkg:padding="512"&gt;&lt;pkg:xmlData&gt;&lt;Relationships xmlns="http://schemas.openxmlformats.org/package/2006/relationships"&gt;&lt;Relationship Id="rId2" Type="http://schemas.microsoft.com/office/2020/02/relationships/classificationlabels" Target="docMetadata/LabelInfo.xml"/&gt;&lt;Relationship Id="rId1" Type="http://schemas.openxmlformats.org/officeDocument/2006/relationships/officeDocument" Target="word/document.xml"/&gt;&lt;/Relationships&gt;&lt;/pkg:xmlData&gt;&lt;/pkg:part&gt;&lt;pkg:part pkg:name="/word/document.xml" pkg:contentType="application/vnd.openxmlformats-officedocument.wordprocessingml.document.main+xml"&gt;&lt;pkg:xmlData&gt;&lt;w:document xmlns:wpc="http://schemas.microsoft.com/office/word/2010/wordprocessingCanvas" xmlns:cx="http://schemas.microsoft.com/office/drawing/2014/chartex" xmlns:cx1="http://schemas.microsoft.com/office/drawing/2015/9/8/chartex" xmlns:cx2="http://schemas.microsoft.com/office/drawing/2015/10/21/chartex" xmlns:cx3="http://schemas.microsoft.com/office/drawing/2016/5/9/chartex" xmlns:cx4="http://schemas.microsoft.com/office/drawing/2016/5/10/chartex" xmlns:cx5="http://schemas.microsoft.com/office/drawing/2016/5/11/chartex" xmlns:cx6="http://schemas.microsoft.com/office/drawing/2016/5/12/chartex" xmlns:cx7="http://schemas.microsoft.com/office/drawing/2016/5/13/chartex" xmlns:cx8="http://schemas.microsoft.com/office/drawing/2016/5/14/chartex" xmlns:mc="http://schemas.openxmlformats.org/markup-compatibility/2006" xmlns:aink="http://schemas.microsoft.com/office/drawing/2016/ink" xmlns:am3d="http://schemas.microsoft.com/office/drawing/2017/model3d" xmlns:o="urn:schemas-microsoft-com:office:office" xmlns:oel="http://schemas.microsoft.com/office/2019/extlst" xmlns:r="http://schemas.openxmlformats.org/officeDocument/2006/relationships" xmlns:m="http://schemas.openxmlformats.org/officeDocument/2006/math" xmlns:v="urn:schemas-microsoft-com:vml" xmlns:wp14="http://schemas.microsoft.com/office/word/2010/wordprocessingDrawing" xmlns:wp="http://schemas.openxmlformats.org/drawingml/2006/wordprocessingDrawing" xmlns:w10="urn:schemas-microsoft-com:office:word" xmlns:w="http://schemas.openxmlformats.org/wordprocessingml/2006/main" xmlns:w14="http://schemas.microsoft.com/office/word/2010/wordml" xmlns:w15="http://schemas.microsoft.com/office/word/2012/wordml" xmlns:w16cex="http://schemas.microsoft.com/office/word/2018/wordml/cex" xmlns:w16cid="http://schemas.microsoft.com/office/word/2016/wordml/cid" xmlns:w16="http://schemas.microsoft.com/office/word/2018/wordml" xmlns:w16du="http://schemas.microsoft.com/office/word/2023/wordml/word16du" xmlns:w16sdtdh="http://schemas.microsoft.com/office/word/2020/wordml/sdtdatahash" xmlns:w16se="http://schemas.microsoft.com/office/word/2015/wordml/symex" xmlns:wpg="http://schemas.microsoft.com/office/word/2010/wordprocessingGroup" xmlns:wpi="http://schemas.microsoft.com/office/word/2010/wordprocessingInk" xmlns:wne="http://schemas.microsoft.com/office/word/2006/wordml" xmlns:wps="http://schemas.microsoft.com/office/word/2010/wordprocessingShape" mc:Ignorable="w14 w15 w16se w16cid w16 w16cex w16sdtdh w16du wp14"&gt;&lt;w:body&gt;&lt;w:p&gt;&lt;w:pPr&gt;&lt;w:spacing w:after="0" w:line="240" w:lineRule="auto"/&gt;&lt;/w:pPr&gt;&lt;w:r&gt;&lt;w:t&gt;VendorAddress&lt;/w:t&gt;&lt;/w:r&gt;&lt;/w:p&gt;&lt;w:sectPr&gt;&lt;w:pgSz w:w="12240" w:h="15840"/&gt;&lt;w:pgMar w:top="1440" w:right="1440" w:bottom="1440" w:left="1440" w:header="720" w:footer="720" w:gutter="0"/&gt;&lt;w:cols w:space="720"/&gt;&lt;/w:sectPr&gt;&lt;/w:body&gt;&lt;/w:document&gt;&lt;/pkg:xmlData&gt;&lt;/pkg:part&gt;&lt;pkg:part pkg:name="/word/_rels/document.xml.rels" pkg:contentType="application/vnd.openxmlformats-package.relationships+xml" pkg:padding="256"&gt;&lt;pkg:xmlData&gt;&lt;Relationships xmlns="http://schemas.openxmlformats.org/package/2006/relationships"&gt;&lt;Relationship Id="rId1" Type="http://schemas.openxmlformats.org/officeDocument/2006/relationships/styles" Target="styles.xml"/&gt;&lt;/Relationships&gt;&lt;/pkg:xmlData&gt;&lt;/pkg:part&gt;&lt;pkg:part pkg:name="/word/styles.xml" pkg:contentType="application/vnd.openxmlformats-officedocument.wordprocessingml.styles+xml"&gt;&lt;pkg:xmlData&gt;&lt;w:styles xmlns:mc="http://schemas.openxmlformats.org/markup-compatibility/2006" xmlns:r="http://schemas.openxmlformats.org/officeDocument/2006/relationships" xmlns:w="http://schemas.openxmlformats.org/wordprocessingml/2006/main" xmlns:w14="http://schemas.microsoft.com/office/word/2010/wordml" xmlns:w15="http://schemas.microsoft.com/office/word/2012/wordml" xmlns:w16cex="http://schemas.microsoft.com/office/word/2018/wordml/cex" xmlns:w16cid="http://schemas.microsoft.com/office/word/2016/wordml/cid" xmlns:w16="http://schemas.microsoft.com/office/word/2018/wordml" xmlns:w16du="http://schemas.microsoft.com/office/word/2023/wordml/word16du" xmlns:w16sdtdh="http://schemas.microsoft.com/office/word/2020/wordml/sdtdatahash" xmlns:w16se="http://schemas.microsoft.com/office/word/2015/wordml/symex" mc:Ignorable="w14 w15 w16se w16cid w16 w16cex w16sdtdh w16du"&gt;&lt;w:docDefaults&gt;&lt;w:rPrDefault&gt;&lt;w:rPr&gt;&lt;w:rFonts w:asciiTheme="minorHAnsi" w:eastAsiaTheme="minorEastAsia" w:hAnsiTheme="minorHAnsi" w:cstheme="minorBidi"/&gt;&lt;w:kern w:val="2"/&gt;&lt;w:sz w:val="24"/&gt;&lt;w:szCs w:val="24"/&gt;&lt;w:lang w:val="en-US" w:eastAsia="en-US" w:bidi="ar-SA"/&gt;&lt;w14:ligatures w14:val="standardContextual"/&gt;&lt;/w:rPr&gt;&lt;/w:rPrDefault&gt;&lt;w:pPrDefault&gt;&lt;w:pPr&gt;&lt;w:spacing w:after="160" w:line="278" w:lineRule="auto"/&gt;&lt;/w:pPr&gt;&lt;/w:pPrDefault&gt;&lt;/w:docDefaults&gt;&lt;w:style w:type="paragraph" w:default="1" w:styleId="Normal"&gt;&lt;w:name w:val="Normal"/&gt;&lt;w:qFormat/&gt;&lt;/w:style&gt;&lt;w:style w:type="character" w:default="1" w:styleId="DefaultParagraphFont"&gt;&lt;w:name w:val="Default Paragraph Font"/&gt;&lt;w:uiPriority w:val="1"/&gt;&lt;w:semiHidden/&gt;&lt;w:unhideWhenUsed/&gt;&lt;/w:style&gt;&lt;w:style w:type="table" w:default="1" w:styleId="TableNormal"&gt;&lt;w:name w:val="Normal Table"/&gt;&lt;w:uiPriority w:val="99"/&gt;&lt;w:semiHidden/&gt;&lt;w:unhideWhenUsed/&gt;&lt;w:tblPr&gt;&lt;w:tblInd w:w="0" w:type="dxa"/&gt;&lt;w:tblCellMar&gt;&lt;w:top w:w="0" w:type="dxa"/&gt;&lt;w:left w:w="108" w:type="dxa"/&gt;&lt;w:bottom w:w="0" w:type="dxa"/&gt;&lt;w:right w:w="108" w:type="dxa"/&gt;&lt;/w:tblCellMar&gt;&lt;/w:tblPr&gt;&lt;/w:style&gt;&lt;w:style w:type="numbering" w:default="1" w:styleId="NoList"&gt;&lt;w:name w:val="No List"/&gt;&lt;w:uiPriority w:val="99"/&gt;&lt;w:semiHidden/&gt;&lt;w:unhideWhenUsed/&gt;&lt;/w:style&gt;&lt;/w:styles&gt;&lt;/pkg:xmlData&gt;&lt;/pkg:part&gt;&lt;pkg:part pkg:name="/docMetadata/LabelInfo.xml" pkg:contentType="application/vnd.ms-office.classificationlabels+xml"&gt;&lt;pkg:xmlData&gt;&lt;clbl:labelList xmlns:clbl="http://schemas.microsoft.com/office/2020/mipLabelMetadata"&gt;&lt;clbl:label id="{f42aa342-8706-4288-bd11-ebb85995028c}" enabled="1" method="Standard" siteId="{72f988bf-86f1-41af-91ab-2d7cd011db47}" contentBits="0" removed="0"/&gt;&lt;/clbl:labelList&gt;&lt;/pkg:xmlData&gt;&lt;/pkg:part&gt;&lt;/pkg:package&gt;
+</VendorAddress>
+      <VendorBalanceLCY>&lt;?xml version="1.0" standalone="yes"?&gt;
+&lt;?mso-application progid="Word.Document"?&gt;
+&lt;pkg:package xmlns:pkg="http://schemas.microsoft.com/office/2006/xmlPackage"&gt;&lt;pkg:part pkg:name="/_rels/.rels" pkg:contentType="application/vnd.openxmlformats-package.relationships+xml" pkg:padding="512"&gt;&lt;pkg:xmlData&gt;&lt;Relationships xmlns="http://schemas.openxmlformats.org/package/2006/relationships"&gt;&lt;Relationship Id="rId2" Type="http://schemas.microsoft.com/office/2020/02/relationships/classificationlabels" Target="docMetadata/LabelInfo.xml"/&gt;&lt;Relationship Id="rId1" Type="http://schemas.openxmlformats.org/officeDocument/2006/relationships/officeDocument" Target="word/document.xml"/&gt;&lt;/Relationships&gt;&lt;/pkg:xmlData&gt;&lt;/pkg:part&gt;&lt;pkg:part pkg:name="/word/document.xml" pkg:contentType="application/vnd.openxmlformats-officedocument.wordprocessingml.document.main+xml"&gt;&lt;pkg:xmlData&gt;&lt;w:document xmlns:wpc="http://schemas.microsoft.com/office/word/2010/wordprocessingCanvas" xmlns:cx="http://schemas.microsoft.com/office/drawing/2014/chartex" xmlns:cx1="http://schemas.microsoft.com/office/drawing/2015/9/8/chartex" xmlns:cx2="http://schemas.microsoft.com/office/drawing/2015/10/21/chartex" xmlns:cx3="http://schemas.microsoft.com/office/drawing/2016/5/9/chartex" xmlns:cx4="http://schemas.microsoft.com/office/drawing/2016/5/10/chartex" xmlns:cx5="http://schemas.microsoft.com/office/drawing/2016/5/11/chartex" xmlns:cx6="http://schemas.microsoft.com/office/drawing/2016/5/12/chartex" xmlns:cx7="http://schemas.microsoft.com/office/drawing/2016/5/13/chartex" xmlns:cx8="http://schemas.microsoft.com/office/drawing/2016/5/14/chartex" xmlns:mc="http://schemas.openxmlformats.org/markup-compatibility/2006" xmlns:aink="http://schemas.microsoft.com/office/drawing/2016/ink" xmlns:am3d="http://schemas.microsoft.com/office/drawing/2017/model3d" xmlns:o="urn:schemas-microsoft-com:office:office" xmlns:oel="http://schemas.microsoft.com/office/2019/extlst" xmlns:r="http://schemas.openxmlformats.org/officeDocument/2006/relationships" xmlns:m="http://schemas.openxmlformats.org/officeDocument/2006/math" xmlns:v="urn:schemas-microsoft-com:vml" xmlns:wp14="http://schemas.microsoft.com/office/word/2010/wordprocessingDrawing" xmlns:wp="http://schemas.openxmlformats.org/drawingml/2006/wordprocessingDrawing" xmlns:w10="urn:schemas-microsoft-com:office:word" xmlns:w="http://schemas.openxmlformats.org/wordprocessingml/2006/main" xmlns:w14="http://schemas.microsoft.com/office/word/2010/wordml" xmlns:w15="http://schemas.microsoft.com/office/word/2012/wordml" xmlns:w16cex="http://schemas.microsoft.com/office/word/2018/wordml/cex" xmlns:w16cid="http://schemas.microsoft.com/office/word/2016/wordml/cid" xmlns:w16="http://schemas.microsoft.com/office/word/2018/wordml" xmlns:w16du="http://schemas.microsoft.com/office/word/2023/wordml/word16du" xmlns:w16sdtdh="http://schemas.microsoft.com/office/word/2020/wordml/sdtdatahash" xmlns:w16se="http://schemas.microsoft.com/office/word/2015/wordml/symex" xmlns:wpg="http://schemas.microsoft.com/office/word/2010/wordprocessingGroup" xmlns:wpi="http://schemas.microsoft.com/office/word/2010/wordprocessingInk" xmlns:wne="http://schemas.microsoft.com/office/word/2006/wordml" xmlns:wps="http://schemas.microsoft.com/office/word/2010/wordprocessingShape" mc:Ignorable="w14 w15 w16se w16cid w16 w16cex w16sdtdh w16du wp14"&gt;&lt;w:body&gt;&lt;w:p&gt;&lt;w:pPr&gt;&lt;w:spacing w:after="0" w:line="240" w:lineRule="auto"/&gt;&lt;/w:pPr&gt;&lt;w:r&gt;&lt;w:t&gt;VendorBalanceLCY&lt;/w:t&gt;&lt;/w:r&gt;&lt;/w:p&gt;&lt;w:sectPr&gt;&lt;w:pgSz w:w="12240" w:h="15840"/&gt;&lt;w:pgMar w:top="1440" w:right="1440" w:bottom="1440" w:left="1440" w:header="720" w:footer="720" w:gutter="0"/&gt;&lt;w:cols w:space="720"/&gt;&lt;/w:sectPr&gt;&lt;/w:body&gt;&lt;/w:document&gt;&lt;/pkg:xmlData&gt;&lt;/pkg:part&gt;&lt;pkg:part pkg:name="/word/_rels/document.xml.rels" pkg:contentType="application/vnd.openxmlformats-package.relationships+xml" pkg:padding="256"&gt;&lt;pkg:xmlData&gt;&lt;Relationships xmlns="http://schemas.openxmlformats.org/package/2006/relationships"&gt;&lt;Relationship Id="rId1" Type="http://schemas.openxmlformats.org/officeDocument/2006/relationships/styles" Target="styles.xml"/&gt;&lt;/Relationships&gt;&lt;/pkg:xmlData&gt;&lt;/pkg:part&gt;&lt;pkg:part pkg:name="/word/styles.xml" pkg:contentType="application/vnd.openxmlformats-officedocument.wordprocessingml.styles+xml"&gt;&lt;pkg:xmlData&gt;&lt;w:styles xmlns:mc="http://schemas.openxmlformats.org/markup-compatibility/2006" xmlns:r="http://schemas.openxmlformats.org/officeDocument/2006/relationships" xmlns:w="http://schemas.openxmlformats.org/wordprocessingml/2006/main" xmlns:w14="http://schemas.microsoft.com/office/word/2010/wordml" xmlns:w15="http://schemas.microsoft.com/office/word/2012/wordml" xmlns:w16cex="http://schemas.microsoft.com/office/word/2018/wordml/cex" xmlns:w16cid="http://schemas.microsoft.com/office/word/2016/wordml/cid" xmlns:w16="http://schemas.microsoft.com/office/word/2018/wordml" xmlns:w16du="http://schemas.microsoft.com/office/word/2023/wordml/word16du" xmlns:w16sdtdh="http://schemas.microsoft.com/office/word/2020/wordml/sdtdatahash" xmlns:w16se="http://schemas.microsoft.com/office/word/2015/wordml/symex" mc:Ignorable="w14 w15 w16se w16cid w16 w16cex w16sdtdh w16du"&gt;&lt;w:docDefaults&gt;&lt;w:rPrDefault&gt;&lt;w:rPr&gt;&lt;w:rFonts w:asciiTheme="minorHAnsi" w:eastAsiaTheme="minorEastAsia" w:hAnsiTheme="minorHAnsi" w:cstheme="minorBidi"/&gt;&lt;w:kern w:val="2"/&gt;&lt;w:sz w:val="24"/&gt;&lt;w:szCs w:val="24"/&gt;&lt;w:lang w:val="en-US" w:eastAsia="en-US" w:bidi="ar-SA"/&gt;&lt;w14:ligatures w14:val="standardContextual"/&gt;&lt;/w:rPr&gt;&lt;/w:rPrDefault&gt;&lt;w:pPrDefault&gt;&lt;w:pPr&gt;&lt;w:spacing w:after="160" w:line="278" w:lineRule="auto"/&gt;&lt;/w:pPr&gt;&lt;/w:pPrDefault&gt;&lt;/w:docDefaults&gt;&lt;w:style w:type="paragraph" w:default="1" w:styleId="Normal"&gt;&lt;w:name w:val="Normal"/&gt;&lt;w:qFormat/&gt;&lt;/w:style&gt;&lt;w:style w:type="character" w:default="1" w:styleId="DefaultParagraphFont"&gt;&lt;w:name w:val="Default Paragraph Font"/&gt;&lt;w:uiPriority w:val="1"/&gt;&lt;w:semiHidden/&gt;&lt;w:unhideWhenUsed/&gt;&lt;/w:style&gt;&lt;w:style w:type="table" w:default="1" w:styleId="TableNormal"&gt;&lt;w:name w:val="Normal Table"/&gt;&lt;w:uiPriority w:val="99"/&gt;&lt;w:semiHidden/&gt;&lt;w:unhideWhenUsed/&gt;&lt;w:tblPr&gt;&lt;w:tblInd w:w="0" w:type="dxa"/&gt;&lt;w:tblCellMar&gt;&lt;w:top w:w="0" w:type="dxa"/&gt;&lt;w:left w:w="108" w:type="dxa"/&gt;&lt;w:bottom w:w="0" w:type="dxa"/&gt;&lt;w:right w:w="108" w:type="dxa"/&gt;&lt;/w:tblCellMar&gt;&lt;/w:tblPr&gt;&lt;/w:style&gt;&lt;w:style w:type="numbering" w:default="1" w:styleId="NoList"&gt;&lt;w:name w:val="No List"/&gt;&lt;w:uiPriority w:val="99"/&gt;&lt;w:semiHidden/&gt;&lt;w:unhideWhenUsed/&gt;&lt;/w:style&gt;&lt;/w:styles&gt;&lt;/pkg:xmlData&gt;&lt;/pkg:part&gt;&lt;pkg:part pkg:name="/docMetadata/LabelInfo.xml" pkg:contentType="application/vnd.ms-office.classificationlabels+xml"&gt;&lt;pkg:xmlData&gt;&lt;clbl:labelList xmlns:clbl="http://schemas.microsoft.com/office/2020/mipLabelMetadata"&gt;&lt;clbl:label id="{f42aa342-8706-4288-bd11-ebb85995028c}" enabled="1" method="Standard" siteId="{72f988bf-86f1-41af-91ab-2d7cd011db47}" contentBits="0" removed="0"/&gt;&lt;/clbl:labelList&gt;&lt;/pkg:xmlData&gt;&lt;/pkg:part&gt;&lt;/pkg:package&gt;
+</VendorBalanceLCY>
+      <VendorCity>&lt;?xml version="1.0" standalone="yes"?&gt;
+&lt;?mso-application progid="Word.Document"?&gt;
+&lt;pkg:package xmlns:pkg="http://schemas.microsoft.com/office/2006/xmlPackage"&gt;&lt;pkg:part pkg:name="/_rels/.rels" pkg:contentType="application/vnd.openxmlformats-package.relationships+xml" pkg:padding="512"&gt;&lt;pkg:xmlData&gt;&lt;Relationships xmlns="http://schemas.openxmlformats.org/package/2006/relationships"&gt;&lt;Relationship Id="rId2" Type="http://schemas.microsoft.com/office/2020/02/relationships/classificationlabels" Target="docMetadata/LabelInfo.xml"/&gt;&lt;Relationship Id="rId1" Type="http://schemas.openxmlformats.org/officeDocument/2006/relationships/officeDocument" Target="word/document.xml"/&gt;&lt;/Relationships&gt;&lt;/pkg:xmlData&gt;&lt;/pkg:part&gt;&lt;pkg:part pkg:name="/word/document.xml" pkg:contentType="application/vnd.openxmlformats-officedocument.wordprocessingml.document.main+xml"&gt;&lt;pkg:xmlData&gt;&lt;w:document xmlns:wpc="http://schemas.microsoft.com/office/word/2010/wordprocessingCanvas" xmlns:cx="http://schemas.microsoft.com/office/drawing/2014/chartex" xmlns:cx1="http://schemas.microsoft.com/office/drawing/2015/9/8/chartex" xmlns:cx2="http://schemas.microsoft.com/office/drawing/2015/10/21/chartex" xmlns:cx3="http://schemas.microsoft.com/office/drawing/2016/5/9/chartex" xmlns:cx4="http://schemas.microsoft.com/office/drawing/2016/5/10/chartex" xmlns:cx5="http://schemas.microsoft.com/office/drawing/2016/5/11/chartex" xmlns:cx6="http://schemas.microsoft.com/office/drawing/2016/5/12/chartex" xmlns:cx7="http://schemas.microsoft.com/office/drawing/2016/5/13/chartex" xmlns:cx8="http://schemas.microsoft.com/office/drawing/2016/5/14/chartex" xmlns:mc="http://schemas.openxmlformats.org/markup-compatibility/2006" xmlns:aink="http://schemas.microsoft.com/office/drawing/2016/ink" xmlns:am3d="http://schemas.microsoft.com/office/drawing/2017/model3d" xmlns:o="urn:schemas-microsoft-com:office:office" xmlns:oel="http://schemas.microsoft.com/office/2019/extlst" xmlns:r="http://schemas.openxmlformats.org/officeDocument/2006/relationships" xmlns:m="http://schemas.openxmlformats.org/officeDocument/2006/math" xmlns:v="urn:schemas-microsoft-com:vml" xmlns:wp14="http://schemas.microsoft.com/office/word/2010/wordprocessingDrawing" xmlns:wp="http://schemas.openxmlformats.org/drawingml/2006/wordprocessingDrawing" xmlns:w10="urn:schemas-microsoft-com:office:word" xmlns:w="http://schemas.openxmlformats.org/wordprocessingml/2006/main" xmlns:w14="http://schemas.microsoft.com/office/word/2010/wordml" xmlns:w15="http://schemas.microsoft.com/office/word/2012/wordml" xmlns:w16cex="http://schemas.microsoft.com/office/word/2018/wordml/cex" xmlns:w16cid="http://schemas.microsoft.com/office/word/2016/wordml/cid" xmlns:w16="http://schemas.microsoft.com/office/word/2018/wordml" xmlns:w16du="http://schemas.microsoft.com/office/word/2023/wordml/word16du" xmlns:w16sdtdh="http://schemas.microsoft.com/office/word/2020/wordml/sdtdatahash" xmlns:w16se="http://schemas.microsoft.com/office/word/2015/wordml/symex" xmlns:wpg="http://schemas.microsoft.com/office/word/2010/wordprocessingGroup" xmlns:wpi="http://schemas.microsoft.com/office/word/2010/wordprocessingInk" xmlns:wne="http://schemas.microsoft.com/office/word/2006/wordml" xmlns:wps="http://schemas.microsoft.com/office/word/2010/wordprocessingShape" mc:Ignorable="w14 w15 w16se w16cid w16 w16cex w16sdtdh w16du wp14"&gt;&lt;w:body&gt;&lt;w:p&gt;&lt;w:pPr&gt;&lt;w:spacing w:after="0" w:line="240" w:lineRule="auto"/&gt;&lt;/w:pPr&gt;&lt;w:r&gt;&lt;w:t&gt;VendorCity&lt;/w:t&gt;&lt;/w:r&gt;&lt;/w:p&gt;&lt;w:sectPr&gt;&lt;w:pgSz w:w="12240" w:h="15840"/&gt;&lt;w:pgMar w:top="1440" w:right="1440" w:bottom="1440" w:left="1440" w:header="720" w:footer="720" w:gutter="0"/&gt;&lt;w:cols w:space="720"/&gt;&lt;/w:sectPr&gt;&lt;/w:body&gt;&lt;/w:document&gt;&lt;/pkg:xmlData&gt;&lt;/pkg:part&gt;&lt;pkg:part pkg:name="/word/_rels/document.xml.rels" pkg:contentType="application/vnd.openxmlformats-package.relationships+xml" pkg:padding="256"&gt;&lt;pkg:xmlData&gt;&lt;Relationships xmlns="http://schemas.openxmlformats.org/package/2006/relationships"&gt;&lt;Relationship Id="rId1" Type="http://schemas.openxmlformats.org/officeDocument/2006/relationships/styles" Target="styles.xml"/&gt;&lt;/Relationships&gt;&lt;/pkg:xmlData&gt;&lt;/pkg:part&gt;&lt;pkg:part pkg:name="/word/styles.xml" pkg:contentType="application/vnd.openxmlformats-officedocument.wordprocessingml.styles+xml"&gt;&lt;pkg:xmlData&gt;&lt;w:styles xmlns:mc="http://schemas.openxmlformats.org/markup-compatibility/2006" xmlns:r="http://schemas.openxmlformats.org/officeDocument/2006/relationships" xmlns:w="http://schemas.openxmlformats.org/wordprocessingml/2006/main" xmlns:w14="http://schemas.microsoft.com/office/word/2010/wordml" xmlns:w15="http://schemas.microsoft.com/office/word/2012/wordml" xmlns:w16cex="http://schemas.microsoft.com/office/word/2018/wordml/cex" xmlns:w16cid="http://schemas.microsoft.com/office/word/2016/wordml/cid" xmlns:w16="http://schemas.microsoft.com/office/word/2018/wordml" xmlns:w16du="http://schemas.microsoft.com/office/word/2023/wordml/word16du" xmlns:w16sdtdh="http://schemas.microsoft.com/office/word/2020/wordml/sdtdatahash" xmlns:w16se="http://schemas.microsoft.com/office/word/2015/wordml/symex" mc:Ignorable="w14 w15 w16se w16cid w16 w16cex w16sdtdh w16du"&gt;&lt;w:docDefaults&gt;&lt;w:rPrDefault&gt;&lt;w:rPr&gt;&lt;w:rFonts w:asciiTheme="minorHAnsi" w:eastAsiaTheme="minorEastAsia" w:hAnsiTheme="minorHAnsi" w:cstheme="minorBidi"/&gt;&lt;w:kern w:val="2"/&gt;&lt;w:sz w:val="24"/&gt;&lt;w:szCs w:val="24"/&gt;&lt;w:lang w:val="en-US" w:eastAsia="en-US" w:bidi="ar-SA"/&gt;&lt;w14:ligatures w14:val="standardContextual"/&gt;&lt;/w:rPr&gt;&lt;/w:rPrDefault&gt;&lt;w:pPrDefault&gt;&lt;w:pPr&gt;&lt;w:spacing w:after="160" w:line="278" w:lineRule="auto"/&gt;&lt;/w:pPr&gt;&lt;/w:pPrDefault&gt;&lt;/w:docDefaults&gt;&lt;w:style w:type="paragraph" w:default="1" w:styleId="Normal"&gt;&lt;w:name w:val="Normal"/&gt;&lt;w:qFormat/&gt;&lt;/w:style&gt;&lt;w:style w:type="character" w:default="1" w:styleId="DefaultParagraphFont"&gt;&lt;w:name w:val="Default Paragraph Font"/&gt;&lt;w:uiPriority w:val="1"/&gt;&lt;w:semiHidden/&gt;&lt;w:unhideWhenUsed/&gt;&lt;/w:style&gt;&lt;w:style w:type="table" w:default="1" w:styleId="TableNormal"&gt;&lt;w:name w:val="Normal Table"/&gt;&lt;w:uiPriority w:val="99"/&gt;&lt;w:semiHidden/&gt;&lt;w:unhideWhenUsed/&gt;&lt;w:tblPr&gt;&lt;w:tblInd w:w="0" w:type="dxa"/&gt;&lt;w:tblCellMar&gt;&lt;w:top w:w="0" w:type="dxa"/&gt;&lt;w:left w:w="108" w:type="dxa"/&gt;&lt;w:bottom w:w="0" w:type="dxa"/&gt;&lt;w:right w:w="108" w:type="dxa"/&gt;&lt;/w:tblCellMar&gt;&lt;/w:tblPr&gt;&lt;/w:style&gt;&lt;w:style w:type="numbering" w:default="1" w:styleId="NoList"&gt;&lt;w:name w:val="No List"/&gt;&lt;w:uiPriority w:val="99"/&gt;&lt;w:semiHidden/&gt;&lt;w:unhideWhenUsed/&gt;&lt;/w:style&gt;&lt;/w:styles&gt;&lt;/pkg:xmlData&gt;&lt;/pkg:part&gt;&lt;pkg:part pkg:name="/docMetadata/LabelInfo.xml" pkg:contentType="application/vnd.ms-office.classificationlabels+xml"&gt;&lt;pkg:xmlData&gt;&lt;clbl:labelList xmlns:clbl="http://schemas.microsoft.com/office/2020/mipLabelMetadata"&gt;&lt;clbl:label id="{f42aa342-8706-4288-bd11-ebb85995028c}" enabled="1" method="Standard" siteId="{72f988bf-86f1-41af-91ab-2d7cd011db47}" contentBits="0" removed="0"/&gt;&lt;/clbl:labelList&gt;&lt;/pkg:xmlData&gt;&lt;/pkg:part&gt;&lt;/pkg:package&gt;
+</VendorCity>
+      <VendorCountryRegion>&lt;?xml version="1.0" standalone="yes"?&gt;
+&lt;?mso-application progid="Word.Document"?&gt;
+&lt;pkg:package xmlns:pkg="http://schemas.microsoft.com/office/2006/xmlPackage"&gt;&lt;pkg:part pkg:name="/_rels/.rels" pkg:contentType="application/vnd.openxmlformats-package.relationships+xml" pkg:padding="512"&gt;&lt;pkg:xmlData&gt;&lt;Relationships xmlns="http://schemas.openxmlformats.org/package/2006/relationships"&gt;&lt;Relationship Id="rId2" Type="http://schemas.microsoft.com/office/2020/02/relationships/classificationlabels" Target="docMetadata/LabelInfo.xml"/&gt;&lt;Relationship Id="rId1" Type="http://schemas.openxmlformats.org/officeDocument/2006/relationships/officeDocument" Target="word/document.xml"/&gt;&lt;/Relationships&gt;&lt;/pkg:xmlData&gt;&lt;/pkg:part&gt;&lt;pkg:part pkg:name="/word/document.xml" pkg:contentType="application/vnd.openxmlformats-officedocument.wordprocessingml.document.main+xml"&gt;&lt;pkg:xmlData&gt;&lt;w:document xmlns:wpc="http://schemas.microsoft.com/office/word/2010/wordprocessingCanvas" xmlns:cx="http://schemas.microsoft.com/office/drawing/2014/chartex" xmlns:cx1="http://schemas.microsoft.com/office/drawing/2015/9/8/chartex" xmlns:cx2="http://schemas.microsoft.com/office/drawing/2015/10/21/chartex" xmlns:cx3="http://schemas.microsoft.com/office/drawing/2016/5/9/chartex" xmlns:cx4="http://schemas.microsoft.com/office/drawing/2016/5/10/chartex" xmlns:cx5="http://schemas.microsoft.com/office/drawing/2016/5/11/chartex" xmlns:cx6="http://schemas.microsoft.com/office/drawing/2016/5/12/chartex" xmlns:cx7="http://schemas.microsoft.com/office/drawing/2016/5/13/chartex" xmlns:cx8="http://schemas.microsoft.com/office/drawing/2016/5/14/chartex" xmlns:mc="http://schemas.openxmlformats.org/markup-compatibility/2006" xmlns:aink="http://schemas.microsoft.com/office/drawing/2016/ink" xmlns:am3d="http://schemas.microsoft.com/office/drawing/2017/model3d" xmlns:o="urn:schemas-microsoft-com:office:office" xmlns:oel="http://schemas.microsoft.com/office/2019/extlst" xmlns:r="http://schemas.openxmlformats.org/officeDocument/2006/relationships" xmlns:m="http://schemas.openxmlformats.org/officeDocument/2006/math" xmlns:v="urn:schemas-microsoft-com:vml" xmlns:wp14="http://schemas.microsoft.com/office/word/2010/wordprocessingDrawing" xmlns:wp="http://schemas.openxmlformats.org/drawingml/2006/wordprocessingDrawing" xmlns:w10="urn:schemas-microsoft-com:office:word" xmlns:w="http://schemas.openxmlformats.org/wordprocessingml/2006/main" xmlns:w14="http://schemas.microsoft.com/office/word/2010/wordml" xmlns:w15="http://schemas.microsoft.com/office/word/2012/wordml" xmlns:w16cex="http://schemas.microsoft.com/office/word/2018/wordml/cex" xmlns:w16cid="http://schemas.microsoft.com/office/word/2016/wordml/cid" xmlns:w16="http://schemas.microsoft.com/office/word/2018/wordml" xmlns:w16du="http://schemas.microsoft.com/office/word/2023/wordml/word16du" xmlns:w16sdtdh="http://schemas.microsoft.com/office/word/2020/wordml/sdtdatahash" xmlns:w16se="http://schemas.microsoft.com/office/word/2015/wordml/symex" xmlns:wpg="http://schemas.microsoft.com/office/word/2010/wordprocessingGroup" xmlns:wpi="http://schemas.microsoft.com/office/word/2010/wordprocessingInk" xmlns:wne="http://schemas.microsoft.com/office/word/2006/wordml" xmlns:wps="http://schemas.microsoft.com/office/word/2010/wordprocessingShape" mc:Ignorable="w14 w15 w16se w16cid w16 w16cex w16sdtdh w16du wp14"&gt;&lt;w:body&gt;&lt;w:p&gt;&lt;w:pPr&gt;&lt;w:spacing w:after="0" w:line="240" w:lineRule="auto"/&gt;&lt;/w:pPr&gt;&lt;w:r&gt;&lt;w:t&gt;VendorCountryRegion&lt;/w:t&gt;&lt;/w:r&gt;&lt;/w:p&gt;&lt;w:sectPr&gt;&lt;w:pgSz w:w="12240" w:h="15840"/&gt;&lt;w:pgMar w:top="1440" w:right="1440" w:bottom="1440" w:left="1440" w:header="720" w:footer="720" w:gutter="0"/&gt;&lt;w:cols w:space="720"/&gt;&lt;/w:sectPr&gt;&lt;/w:body&gt;&lt;/w:document&gt;&lt;/pkg:xmlData&gt;&lt;/pkg:part&gt;&lt;pkg:part pkg:name="/word/_rels/document.xml.rels" pkg:contentType="application/vnd.openxmlformats-package.relationships+xml" pkg:padding="256"&gt;&lt;pkg:xmlData&gt;&lt;Relationships xmlns="http://schemas.openxmlformats.org/package/2006/relationships"&gt;&lt;Relationship Id="rId1" Type="http://schemas.openxmlformats.org/officeDocument/2006/relationships/styles" Target="styles.xml"/&gt;&lt;/Relationships&gt;&lt;/pkg:xmlData&gt;&lt;/pkg:part&gt;&lt;pkg:part pkg:name="/word/styles.xml" pkg:contentType="application/vnd.openxmlformats-officedocument.wordprocessingml.styles+xml"&gt;&lt;pkg:xmlData&gt;&lt;w:styles xmlns:mc="http://schemas.openxmlformats.org/markup-compatibility/2006" xmlns:r="http://schemas.openxmlformats.org/officeDocument/2006/relationships" xmlns:w="http://schemas.openxmlformats.org/wordprocessingml/2006/main" xmlns:w14="http://schemas.microsoft.com/office/word/2010/wordml" xmlns:w15="http://schemas.microsoft.com/office/word/2012/wordml" xmlns:w16cex="http://schemas.microsoft.com/office/word/2018/wordml/cex" xmlns:w16cid="http://schemas.microsoft.com/office/word/2016/wordml/cid" xmlns:w16="http://schemas.microsoft.com/office/word/2018/wordml" xmlns:w16du="http://schemas.microsoft.com/office/word/2023/wordml/word16du" xmlns:w16sdtdh="http://schemas.microsoft.com/office/word/2020/wordml/sdtdatahash" xmlns:w16se="http://schemas.microsoft.com/office/word/2015/wordml/symex" mc:Ignorable="w14 w15 w16se w16cid w16 w16cex w16sdtdh w16du"&gt;&lt;w:docDefaults&gt;&lt;w:rPrDefault&gt;&lt;w:rPr&gt;&lt;w:rFonts w:asciiTheme="minorHAnsi" w:eastAsiaTheme="minorEastAsia" w:hAnsiTheme="minorHAnsi" w:cstheme="minorBidi"/&gt;&lt;w:kern w:val="2"/&gt;&lt;w:sz w:val="24"/&gt;&lt;w:szCs w:val="24"/&gt;&lt;w:lang w:val="en-US" w:eastAsia="en-US" w:bidi="ar-SA"/&gt;&lt;w14:ligatures w14:val="standardContextual"/&gt;&lt;/w:rPr&gt;&lt;/w:rPrDefault&gt;&lt;w:pPrDefault&gt;&lt;w:pPr&gt;&lt;w:spacing w:after="160" w:line="278" w:lineRule="auto"/&gt;&lt;/w:pPr&gt;&lt;/w:pPrDefault&gt;&lt;/w:docDefaults&gt;&lt;w:style w:type="paragraph" w:default="1" w:styleId="Normal"&gt;&lt;w:name w:val="Normal"/&gt;&lt;w:qFormat/&gt;&lt;/w:style&gt;&lt;w:style w:type="character" w:default="1" w:styleId="DefaultParagraphFont"&gt;&lt;w:name w:val="Default Paragraph Font"/&gt;&lt;w:uiPriority w:val="1"/&gt;&lt;w:semiHidden/&gt;&lt;w:unhideWhenUsed/&gt;&lt;/w:style&gt;&lt;w:style w:type="table" w:default="1" w:styleId="TableNormal"&gt;&lt;w:name w:val="Normal Table"/&gt;&lt;w:uiPriority w:val="99"/&gt;&lt;w:semiHidden/&gt;&lt;w:unhideWhenUsed/&gt;&lt;w:tblPr&gt;&lt;w:tblInd w:w="0" w:type="dxa"/&gt;&lt;w:tblCellMar&gt;&lt;w:top w:w="0" w:type="dxa"/&gt;&lt;w:left w:w="108" w:type="dxa"/&gt;&lt;w:bottom w:w="0" w:type="dxa"/&gt;&lt;w:right w:w="108" w:type="dxa"/&gt;&lt;/w:tblCellMar&gt;&lt;/w:tblPr&gt;&lt;/w:style&gt;&lt;w:style w:type="numbering" w:default="1" w:styleId="NoList"&gt;&lt;w:name w:val="No List"/&gt;&lt;w:uiPriority w:val="99"/&gt;&lt;w:semiHidden/&gt;&lt;w:unhideWhenUsed/&gt;&lt;/w:style&gt;&lt;/w:styles&gt;&lt;/pkg:xmlData&gt;&lt;/pkg:part&gt;&lt;pkg:part pkg:name="/docMetadata/LabelInfo.xml" pkg:contentType="application/vnd.ms-office.classificationlabels+xml"&gt;&lt;pkg:xmlData&gt;&lt;clbl:labelList xmlns:clbl="http://schemas.microsoft.com/office/2020/mipLabelMetadata"&gt;&lt;clbl:label id="{f42aa342-8706-4288-bd11-ebb85995028c}" enabled="1" method="Standard" siteId="{72f988bf-86f1-41af-91ab-2d7cd011db47}" contentBits="0" removed="0"/&gt;&lt;/clbl:labelList&gt;&lt;/pkg:xmlData&gt;&lt;/pkg:part&gt;&lt;/pkg:package&gt;
+</VendorCountryRegion>
+      <VendorName>&lt;?xml version="1.0" standalone="yes"?&gt;
+&lt;?mso-application progid="Word.Document"?&gt;
+&lt;pkg:package xmlns:pkg="http://schemas.microsoft.com/office/2006/xmlPackage"&gt;&lt;pkg:part pkg:name="/_rels/.rels" pkg:contentType="application/vnd.openxmlformats-package.relationships+xml" pkg:padding="512"&gt;&lt;pkg:xmlData&gt;&lt;Relationships xmlns="http://schemas.openxmlformats.org/package/2006/relationships"&gt;&lt;Relationship Id="rId2" Type="http://schemas.microsoft.com/office/2020/02/relationships/classificationlabels" Target="docMetadata/LabelInfo.xml"/&gt;&lt;Relationship Id="rId1" Type="http://schemas.openxmlformats.org/officeDocument/2006/relationships/officeDocument" Target="word/document.xml"/&gt;&lt;/Relationships&gt;&lt;/pkg:xmlData&gt;&lt;/pkg:part&gt;&lt;pkg:part pkg:name="/word/document.xml" pkg:contentType="application/vnd.openxmlformats-officedocument.wordprocessingml.document.main+xml"&gt;&lt;pkg:xmlData&gt;&lt;w:document xmlns:wpc="http://schemas.microsoft.com/office/word/2010/wordprocessingCanvas" xmlns:cx="http://schemas.microsoft.com/office/drawing/2014/chartex" xmlns:cx1="http://schemas.microsoft.com/office/drawing/2015/9/8/chartex" xmlns:cx2="http://schemas.microsoft.com/office/drawing/2015/10/21/chartex" xmlns:cx3="http://schemas.microsoft.com/office/drawing/2016/5/9/chartex" xmlns:cx4="http://schemas.microsoft.com/office/drawing/2016/5/10/chartex" xmlns:cx5="http://schemas.microsoft.com/office/drawing/2016/5/11/chartex" xmlns:cx6="http://schemas.microsoft.com/office/drawing/2016/5/12/chartex" xmlns:cx7="http://schemas.microsoft.com/office/drawing/2016/5/13/chartex" xmlns:cx8="http://schemas.microsoft.com/office/drawing/2016/5/14/chartex" xmlns:mc="http://schemas.openxmlformats.org/markup-compatibility/2006" xmlns:aink="http://schemas.microsoft.com/office/drawing/2016/ink" xmlns:am3d="http://schemas.microsoft.com/office/drawing/2017/model3d" xmlns:o="urn:schemas-microsoft-com:office:office" xmlns:oel="http://schemas.microsoft.com/office/2019/extlst" xmlns:r="http://schemas.openxmlformats.org/officeDocument/2006/relationships" xmlns:m="http://schemas.openxmlformats.org/officeDocument/2006/math" xmlns:v="urn:schemas-microsoft-com:vml" xmlns:wp14="http://schemas.microsoft.com/office/word/2010/wordprocessingDrawing" xmlns:wp="http://schemas.openxmlformats.org/drawingml/2006/wordprocessingDrawing" xmlns:w10="urn:schemas-microsoft-com:office:word" xmlns:w="http://schemas.openxmlformats.org/wordprocessingml/2006/main" xmlns:w14="http://schemas.microsoft.com/office/word/2010/wordml" xmlns:w15="http://schemas.microsoft.com/office/word/2012/wordml" xmlns:w16cex="http://schemas.microsoft.com/office/word/2018/wordml/cex" xmlns:w16cid="http://schemas.microsoft.com/office/word/2016/wordml/cid" xmlns:w16="http://schemas.microsoft.com/office/word/2018/wordml" xmlns:w16du="http://schemas.microsoft.com/office/word/2023/wordml/word16du" xmlns:w16sdtdh="http://schemas.microsoft.com/office/word/2020/wordml/sdtdatahash" xmlns:w16se="http://schemas.microsoft.com/office/word/2015/wordml/symex" xmlns:wpg="http://schemas.microsoft.com/office/word/2010/wordprocessingGroup" xmlns:wpi="http://schemas.microsoft.com/office/word/2010/wordprocessingInk" xmlns:wne="http://schemas.microsoft.com/office/word/2006/wordml" xmlns:wps="http://schemas.microsoft.com/office/word/2010/wordprocessingShape" mc:Ignorable="w14 w15 w16se w16cid w16 w16cex w16sdtdh w16du wp14"&gt;&lt;w:body&gt;&lt;w:p&gt;&lt;w:pPr&gt;&lt;w:spacing w:after="0" w:line="240" w:lineRule="auto"/&gt;&lt;/w:pPr&gt;&lt;w:r&gt;&lt;w:t&gt;VendorName&lt;/w:t&gt;&lt;/w:r&gt;&lt;/w:p&gt;&lt;w:sectPr&gt;&lt;w:pgSz w:w="12240" w:h="15840"/&gt;&lt;w:pgMar w:top="1440" w:right="1440" w:bottom="1440" w:left="1440" w:header="720" w:footer="720" w:gutter="0"/&gt;&lt;w:cols w:space="720"/&gt;&lt;/w:sectPr&gt;&lt;/w:body&gt;&lt;/w:document&gt;&lt;/pkg:xmlData&gt;&lt;/pkg:part&gt;&lt;pkg:part pkg:name="/word/_rels/document.xml.rels" pkg:contentType="application/vnd.openxmlformats-package.relationships+xml" pkg:padding="256"&gt;&lt;pkg:xmlData&gt;&lt;Relationships xmlns="http://schemas.openxmlformats.org/package/2006/relationships"&gt;&lt;Relationship Id="rId1" Type="http://schemas.openxmlformats.org/officeDocument/2006/relationships/styles" Target="styles.xml"/&gt;&lt;/Relationships&gt;&lt;/pkg:xmlData&gt;&lt;/pkg:part&gt;&lt;pkg:part pkg:name="/word/styles.xml" pkg:contentType="application/vnd.openxmlformats-officedocument.wordprocessingml.styles+xml"&gt;&lt;pkg:xmlData&gt;&lt;w:styles xmlns:mc="http://schemas.openxmlformats.org/markup-compatibility/2006" xmlns:r="http://schemas.openxmlformats.org/officeDocument/2006/relationships" xmlns:w="http://schemas.openxmlformats.org/wordprocessingml/2006/main" xmlns:w14="http://schemas.microsoft.com/office/word/2010/wordml" xmlns:w15="http://schemas.microsoft.com/office/word/2012/wordml" xmlns:w16cex="http://schemas.microsoft.com/office/word/2018/wordml/cex" xmlns:w16cid="http://schemas.microsoft.com/office/word/2016/wordml/cid" xmlns:w16="http://schemas.microsoft.com/office/word/2018/wordml" xmlns:w16du="http://schemas.microsoft.com/office/word/2023/wordml/word16du" xmlns:w16sdtdh="http://schemas.microsoft.com/office/word/2020/wordml/sdtdatahash" xmlns:w16se="http://schemas.microsoft.com/office/word/2015/wordml/symex" mc:Ignorable="w14 w15 w16se w16cid w16 w16cex w16sdtdh w16du"&gt;&lt;w:docDefaults&gt;&lt;w:rPrDefault&gt;&lt;w:rPr&gt;&lt;w:rFonts w:asciiTheme="minorHAnsi" w:eastAsiaTheme="minorEastAsia" w:hAnsiTheme="minorHAnsi" w:cstheme="minorBidi"/&gt;&lt;w:kern w:val="2"/&gt;&lt;w:sz w:val="24"/&gt;&lt;w:szCs w:val="24"/&gt;&lt;w:lang w:val="en-US" w:eastAsia="en-US" w:bidi="ar-SA"/&gt;&lt;w14:ligatures w14:val="standardContextual"/&gt;&lt;/w:rPr&gt;&lt;/w:rPrDefault&gt;&lt;w:pPrDefault&gt;&lt;w:pPr&gt;&lt;w:spacing w:after="160" w:line="278" w:lineRule="auto"/&gt;&lt;/w:pPr&gt;&lt;/w:pPrDefault&gt;&lt;/w:docDefaults&gt;&lt;w:style w:type="paragraph" w:default="1" w:styleId="Normal"&gt;&lt;w:name w:val="Normal"/&gt;&lt;w:qFormat/&gt;&lt;/w:style&gt;&lt;w:style w:type="character" w:default="1" w:styleId="DefaultParagraphFont"&gt;&lt;w:name w:val="Default Paragraph Font"/&gt;&lt;w:uiPriority w:val="1"/&gt;&lt;w:semiHidden/&gt;&lt;w:unhideWhenUsed/&gt;&lt;/w:style&gt;&lt;w:style w:type="table" w:default="1" w:styleId="TableNormal"&gt;&lt;w:name w:val="Normal Table"/&gt;&lt;w:uiPriority w:val="99"/&gt;&lt;w:semiHidden/&gt;&lt;w:unhideWhenUsed/&gt;&lt;w:tblPr&gt;&lt;w:tblInd w:w="0" w:type="dxa"/&gt;&lt;w:tblCellMar&gt;&lt;w:top w:w="0" w:type="dxa"/&gt;&lt;w:left w:w="108" w:type="dxa"/&gt;&lt;w:bottom w:w="0" w:type="dxa"/&gt;&lt;w:right w:w="108" w:type="dxa"/&gt;&lt;/w:tblCellMar&gt;&lt;/w:tblPr&gt;&lt;/w:style&gt;&lt;w:style w:type="numbering" w:default="1" w:styleId="NoList"&gt;&lt;w:name w:val="No List"/&gt;&lt;w:uiPriority w:val="99"/&gt;&lt;w:semiHidden/&gt;&lt;w:unhideWhenUsed/&gt;&lt;/w:style&gt;&lt;/w:styles&gt;&lt;/pkg:xmlData&gt;&lt;/pkg:part&gt;&lt;pkg:part pkg:name="/docMetadata/LabelInfo.xml" pkg:contentType="application/vnd.ms-office.classificationlabels+xml"&gt;&lt;pkg:xmlData&gt;&lt;clbl:labelList xmlns:clbl="http://schemas.microsoft.com/office/2020/mipLabelMetadata"&gt;&lt;clbl:label id="{f42aa342-8706-4288-bd11-ebb85995028c}" enabled="1" method="Standard" siteId="{72f988bf-86f1-41af-91ab-2d7cd011db47}" contentBits="0" removed="0"/&gt;&lt;/clbl:labelList&gt;&lt;/pkg:xmlData&gt;&lt;/pkg:part&gt;&lt;/pkg:package&gt;
+</VendorName>
+      <VendorNo>&lt;?xml version="1.0" standalone="yes"?&gt;
+&lt;?mso-application progid="Word.Document"?&gt;
+&lt;pkg:package xmlns:pkg="http://schemas.microsoft.com/office/2006/xmlPackage"&gt;&lt;pkg:part pkg:name="/_rels/.rels" pkg:contentType="application/vnd.openxmlformats-package.relationships+xml" pkg:padding="512"&gt;&lt;pkg:xmlData&gt;&lt;Relationships xmlns="http://schemas.openxmlformats.org/package/2006/relationships"&gt;&lt;Relationship Id="rId2" Type="http://schemas.microsoft.com/office/2020/02/relationships/classificationlabels" Target="docMetadata/LabelInfo.xml"/&gt;&lt;Relationship Id="rId1" Type="http://schemas.openxmlformats.org/officeDocument/2006/relationships/officeDocument" Target="word/document.xml"/&gt;&lt;/Relationships&gt;&lt;/pkg:xmlData&gt;&lt;/pkg:part&gt;&lt;pkg:part pkg:name="/word/document.xml" pkg:contentType="application/vnd.openxmlformats-officedocument.wordprocessingml.document.main+xml"&gt;&lt;pkg:xmlData&gt;&lt;w:document xmlns:wpc="http://schemas.microsoft.com/office/word/2010/wordprocessingCanvas" xmlns:cx="http://schemas.microsoft.com/office/drawing/2014/chartex" xmlns:cx1="http://schemas.microsoft.com/office/drawing/2015/9/8/chartex" xmlns:cx2="http://schemas.microsoft.com/office/drawing/2015/10/21/chartex" xmlns:cx3="http://schemas.microsoft.com/office/drawing/2016/5/9/chartex" xmlns:cx4="http://schemas.microsoft.com/office/drawing/2016/5/10/chartex" xmlns:cx5="http://schemas.microsoft.com/office/drawing/2016/5/11/chartex" xmlns:cx6="http://schemas.microsoft.com/office/drawing/2016/5/12/chartex" xmlns:cx7="http://schemas.microsoft.com/office/drawing/2016/5/13/chartex" xmlns:cx8="http://schemas.microsoft.com/office/drawing/2016/5/14/chartex" xmlns:mc="http://schemas.openxmlformats.org/markup-compatibility/2006" xmlns:aink="http://schemas.microsoft.com/office/drawing/2016/ink" xmlns:am3d="http://schemas.microsoft.com/office/drawing/2017/model3d" xmlns:o="urn:schemas-microsoft-com:office:office" xmlns:oel="http://schemas.microsoft.com/office/2019/extlst" xmlns:r="http://schemas.openxmlformats.org/officeDocument/2006/relationships" xmlns:m="http://schemas.openxmlformats.org/officeDocument/2006/math" xmlns:v="urn:schemas-microsoft-com:vml" xmlns:wp14="http://schemas.microsoft.com/office/word/2010/wordprocessingDrawing" xmlns:wp="http://schemas.openxmlformats.org/drawingml/2006/wordprocessingDrawing" xmlns:w10="urn:schemas-microsoft-com:office:word" xmlns:w="http://schemas.openxmlformats.org/wordprocessingml/2006/main" xmlns:w14="http://schemas.microsoft.com/office/word/2010/wordml" xmlns:w15="http://schemas.microsoft.com/office/word/2012/wordml" xmlns:w16cex="http://schemas.microsoft.com/office/word/2018/wordml/cex" xmlns:w16cid="http://schemas.microsoft.com/office/word/2016/wordml/cid" xmlns:w16="http://schemas.microsoft.com/office/word/2018/wordml" xmlns:w16du="http://schemas.microsoft.com/office/word/2023/wordml/word16du" xmlns:w16sdtdh="http://schemas.microsoft.com/office/word/2020/wordml/sdtdatahash" xmlns:w16se="http://schemas.microsoft.com/office/word/2015/wordml/symex" xmlns:wpg="http://schemas.microsoft.com/office/word/2010/wordprocessingGroup" xmlns:wpi="http://schemas.microsoft.com/office/word/2010/wordprocessingInk" xmlns:wne="http://schemas.microsoft.com/office/word/2006/wordml" xmlns:wps="http://schemas.microsoft.com/office/word/2010/wordprocessingShape" mc:Ignorable="w14 w15 w16se w16cid w16 w16cex w16sdtdh w16du wp14"&gt;&lt;w:body&gt;&lt;w:p&gt;&lt;w:pPr&gt;&lt;w:spacing w:after="0" w:line="240" w:lineRule="auto"/&gt;&lt;/w:pPr&gt;&lt;w:r&gt;&lt;w:t&gt;VendorNo&lt;/w:t&gt;&lt;/w:r&gt;&lt;/w:p&gt;&lt;w:sectPr&gt;&lt;w:pgSz w:w="12240" w:h="15840"/&gt;&lt;w:pgMar w:top="1440" w:right="1440" w:bottom="1440" w:left="1440" w:header="720" w:footer="720" w:gutter="0"/&gt;&lt;w:cols w:space="720"/&gt;&lt;/w:sectPr&gt;&lt;/w:body&gt;&lt;/w:document&gt;&lt;/pkg:xmlData&gt;&lt;/pkg:part&gt;&lt;pkg:part pkg:name="/word/_rels/document.xml.rels" pkg:contentType="application/vnd.openxmlformats-package.relationships+xml" pkg:padding="256"&gt;&lt;pkg:xmlData&gt;&lt;Relationships xmlns="http://schemas.openxmlformats.org/package/2006/relationships"&gt;&lt;Relationship Id="rId1" Type="http://schemas.openxmlformats.org/officeDocument/2006/relationships/styles" Target="styles.xml"/&gt;&lt;/Relationships&gt;&lt;/pkg:xmlData&gt;&lt;/pkg:part&gt;&lt;pkg:part pkg:name="/word/styles.xml" pkg:contentType="application/vnd.openxmlformats-officedocument.wordprocessingml.styles+xml"&gt;&lt;pkg:xmlData&gt;&lt;w:styles xmlns:mc="http://schemas.openxmlformats.org/markup-compatibility/2006" xmlns:r="http://schemas.openxmlformats.org/officeDocument/2006/relationships" xmlns:w="http://schemas.openxmlformats.org/wordprocessingml/2006/main" xmlns:w14="http://schemas.microsoft.com/office/word/2010/wordml" xmlns:w15="http://schemas.microsoft.com/office/word/2012/wordml" xmlns:w16cex="http://schemas.microsoft.com/office/word/2018/wordml/cex" xmlns:w16cid="http://schemas.microsoft.com/office/word/2016/wordml/cid" xmlns:w16="http://schemas.microsoft.com/office/word/2018/wordml" xmlns:w16du="http://schemas.microsoft.com/office/word/2023/wordml/word16du" xmlns:w16sdtdh="http://schemas.microsoft.com/office/word/2020/wordml/sdtdatahash" xmlns:w16se="http://schemas.microsoft.com/office/word/2015/wordml/symex" mc:Ignorable="w14 w15 w16se w16cid w16 w16cex w16sdtdh w16du"&gt;&lt;w:docDefaults&gt;&lt;w:rPrDefault&gt;&lt;w:rPr&gt;&lt;w:rFonts w:asciiTheme="minorHAnsi" w:eastAsiaTheme="minorEastAsia" w:hAnsiTheme="minorHAnsi" w:cstheme="minorBidi"/&gt;&lt;w:kern w:val="2"/&gt;&lt;w:sz w:val="24"/&gt;&lt;w:szCs w:val="24"/&gt;&lt;w:lang w:val="en-US" w:eastAsia="en-US" w:bidi="ar-SA"/&gt;&lt;w14:ligatures w14:val="standardContextual"/&gt;&lt;/w:rPr&gt;&lt;/w:rPrDefault&gt;&lt;w:pPrDefault&gt;&lt;w:pPr&gt;&lt;w:spacing w:after="160" w:line="278" w:lineRule="auto"/&gt;&lt;/w:pPr&gt;&lt;/w:pPrDefault&gt;&lt;/w:docDefaults&gt;&lt;w:style w:type="paragraph" w:default="1" w:styleId="Normal"&gt;&lt;w:name w:val="Normal"/&gt;&lt;w:qFormat/&gt;&lt;/w:style&gt;&lt;w:style w:type="character" w:default="1" w:styleId="DefaultParagraphFont"&gt;&lt;w:name w:val="Default Paragraph Font"/&gt;&lt;w:uiPriority w:val="1"/&gt;&lt;w:semiHidden/&gt;&lt;w:unhideWhenUsed/&gt;&lt;/w:style&gt;&lt;w:style w:type="table" w:default="1" w:styleId="TableNormal"&gt;&lt;w:name w:val="Normal Table"/&gt;&lt;w:uiPriority w:val="99"/&gt;&lt;w:semiHidden/&gt;&lt;w:unhideWhenUsed/&gt;&lt;w:tblPr&gt;&lt;w:tblInd w:w="0" w:type="dxa"/&gt;&lt;w:tblCellMar&gt;&lt;w:top w:w="0" w:type="dxa"/&gt;&lt;w:left w:w="108" w:type="dxa"/&gt;&lt;w:bottom w:w="0" w:type="dxa"/&gt;&lt;w:right w:w="108" w:type="dxa"/&gt;&lt;/w:tblCellMar&gt;&lt;/w:tblPr&gt;&lt;/w:style&gt;&lt;w:style w:type="numbering" w:default="1" w:styleId="NoList"&gt;&lt;w:name w:val="No List"/&gt;&lt;w:uiPriority w:val="99"/&gt;&lt;w:semiHidden/&gt;&lt;w:unhideWhenUsed/&gt;&lt;/w:style&gt;&lt;/w:styles&gt;&lt;/pkg:xmlData&gt;&lt;/pkg:part&gt;&lt;pkg:part pkg:name="/docMetadata/LabelInfo.xml" pkg:contentType="application/vnd.ms-office.classificationlabels+xml"&gt;&lt;pkg:xmlData&gt;&lt;clbl:labelList xmlns:clbl="http://schemas.microsoft.com/office/2020/mipLabelMetadata"&gt;&lt;clbl:label id="{f42aa342-8706-4288-bd11-ebb85995028c}" enabled="1" method="Standard" siteId="{72f988bf-86f1-41af-91ab-2d7cd011db47}" contentBits="0" removed="0"/&gt;&lt;/clbl:labelList&gt;&lt;/pkg:xmlData&gt;&lt;/pkg:part&gt;&lt;/pkg:package&gt;
+</VendorNo>
+      <VendorPurchasesLCY>&lt;?xml version="1.0" standalone="yes"?&gt;
+&lt;?mso-application progid="Word.Document"?&gt;
+&lt;pkg:package xmlns:pkg="http://schemas.microsoft.com/office/2006/xmlPackage"&gt;&lt;pkg:part pkg:name="/_rels/.rels" pkg:contentType="application/vnd.openxmlformats-package.relationships+xml" pkg:padding="512"&gt;&lt;pkg:xmlData&gt;&lt;Relationships xmlns="http://schemas.openxmlformats.org/package/2006/relationships"&gt;&lt;Relationship Id="rId2" Type="http://schemas.microsoft.com/office/2020/02/relationships/classificationlabels" Target="docMetadata/LabelInfo.xml"/&gt;&lt;Relationship Id="rId1" Type="http://schemas.openxmlformats.org/officeDocument/2006/relationships/officeDocument" Target="word/document.xml"/&gt;&lt;/Relationships&gt;&lt;/pkg:xmlData&gt;&lt;/pkg:part&gt;&lt;pkg:part pkg:name="/word/document.xml" pkg:contentType="application/vnd.openxmlformats-officedocument.wordprocessingml.document.main+xml"&gt;&lt;pkg:xmlData&gt;&lt;w:document xmlns:wpc="http://schemas.microsoft.com/office/word/2010/wordprocessingCanvas" xmlns:cx="http://schemas.microsoft.com/office/drawing/2014/chartex" xmlns:cx1="http://schemas.microsoft.com/office/drawing/2015/9/8/chartex" xmlns:cx2="http://schemas.microsoft.com/office/drawing/2015/10/21/chartex" xmlns:cx3="http://schemas.microsoft.com/office/drawing/2016/5/9/chartex" xmlns:cx4="http://schemas.microsoft.com/office/drawing/2016/5/10/chartex" xmlns:cx5="http://schemas.microsoft.com/office/drawing/2016/5/11/chartex" xmlns:cx6="http://schemas.microsoft.com/office/drawing/2016/5/12/chartex" xmlns:cx7="http://schemas.microsoft.com/office/drawing/2016/5/13/chartex" xmlns:cx8="http://schemas.microsoft.com/office/drawing/2016/5/14/chartex" xmlns:mc="http://schemas.openxmlformats.org/markup-compatibility/2006" xmlns:aink="http://schemas.microsoft.com/office/drawing/2016/ink" xmlns:am3d="http://schemas.microsoft.com/office/drawing/2017/model3d" xmlns:o="urn:schemas-microsoft-com:office:office" xmlns:oel="http://schemas.microsoft.com/office/2019/extlst" xmlns:r="http://schemas.openxmlformats.org/officeDocument/2006/relationships" xmlns:m="http://schemas.openxmlformats.org/officeDocument/2006/math" xmlns:v="urn:schemas-microsoft-com:vml" xmlns:wp14="http://schemas.microsoft.com/office/word/2010/wordprocessingDrawing" xmlns:wp="http://schemas.openxmlformats.org/drawingml/2006/wordprocessingDrawing" xmlns:w10="urn:schemas-microsoft-com:office:word" xmlns:w="http://schemas.openxmlformats.org/wordprocessingml/2006/main" xmlns:w14="http://schemas.microsoft.com/office/word/2010/wordml" xmlns:w15="http://schemas.microsoft.com/office/word/2012/wordml" xmlns:w16cex="http://schemas.microsoft.com/office/word/2018/wordml/cex" xmlns:w16cid="http://schemas.microsoft.com/office/word/2016/wordml/cid" xmlns:w16="http://schemas.microsoft.com/office/word/2018/wordml" xmlns:w16du="http://schemas.microsoft.com/office/word/2023/wordml/word16du" xmlns:w16sdtdh="http://schemas.microsoft.com/office/word/2020/wordml/sdtdatahash" xmlns:w16se="http://schemas.microsoft.com/office/word/2015/wordml/symex" xmlns:wpg="http://schemas.microsoft.com/office/word/2010/wordprocessingGroup" xmlns:wpi="http://schemas.microsoft.com/office/word/2010/wordprocessingInk" xmlns:wne="http://schemas.microsoft.com/office/word/2006/wordml" xmlns:wps="http://schemas.microsoft.com/office/word/2010/wordprocessingShape" mc:Ignorable="w14 w15 w16se w16cid w16 w16cex w16sdtdh w16du wp14"&gt;&lt;w:body&gt;&lt;w:p&gt;&lt;w:pPr&gt;&lt;w:spacing w:after="0" w:line="240" w:lineRule="auto"/&gt;&lt;/w:pPr&gt;&lt;w:r&gt;&lt;w:t&gt;VendorPurchasesLCY&lt;/w:t&gt;&lt;/w:r&gt;&lt;/w:p&gt;&lt;w:sectPr&gt;&lt;w:pgSz w:w="12240" w:h="15840"/&gt;&lt;w:pgMar w:top="1440" w:right="1440" w:bottom="1440" w:left="1440" w:header="720" w:footer="720" w:gutter="0"/&gt;&lt;w:cols w:space="720"/&gt;&lt;/w:sectPr&gt;&lt;/w:body&gt;&lt;/w:document&gt;&lt;/pkg:xmlData&gt;&lt;/pkg:part&gt;&lt;pkg:part pkg:name="/word/_rels/document.xml.rels" pkg:contentType="application/vnd.openxmlformats-package.relationships+xml" pkg:padding="256"&gt;&lt;pkg:xmlData&gt;&lt;Relationships xmlns="http://schemas.openxmlformats.org/package/2006/relationships"&gt;&lt;Relationship Id="rId1" Type="http://schemas.openxmlformats.org/officeDocument/2006/relationships/styles" Target="styles.xml"/&gt;&lt;/Relationships&gt;&lt;/pkg:xmlData&gt;&lt;/pkg:part&gt;&lt;pkg:part pkg:name="/word/styles.xml" pkg:contentType="application/vnd.openxmlformats-officedocument.wordprocessingml.styles+xml"&gt;&lt;pkg:xmlData&gt;&lt;w:styles xmlns:mc="http://schemas.openxmlformats.org/markup-compatibility/2006" xmlns:r="http://schemas.openxmlformats.org/officeDocument/2006/relationships" xmlns:w="http://schemas.openxmlformats.org/wordprocessingml/2006/main" xmlns:w14="http://schemas.microsoft.com/office/word/2010/wordml" xmlns:w15="http://schemas.microsoft.com/office/word/2012/wordml" xmlns:w16cex="http://schemas.microsoft.com/office/word/2018/wordml/cex" xmlns:w16cid="http://schemas.microsoft.com/office/word/2016/wordml/cid" xmlns:w16="http://schemas.microsoft.com/office/word/2018/wordml" xmlns:w16du="http://schemas.microsoft.com/office/word/2023/wordml/word16du" xmlns:w16sdtdh="http://schemas.microsoft.com/office/word/2020/wordml/sdtdatahash" xmlns:w16se="http://schemas.microsoft.com/office/word/2015/wordml/symex" mc:Ignorable="w14 w15 w16se w16cid w16 w16cex w16sdtdh w16du"&gt;&lt;w:docDefaults&gt;&lt;w:rPrDefault&gt;&lt;w:rPr&gt;&lt;w:rFonts w:asciiTheme="minorHAnsi" w:eastAsiaTheme="minorEastAsia" w:hAnsiTheme="minorHAnsi" w:cstheme="minorBidi"/&gt;&lt;w:kern w:val="2"/&gt;&lt;w:sz w:val="24"/&gt;&lt;w:szCs w:val="24"/&gt;&lt;w:lang w:val="en-US" w:eastAsia="en-US" w:bidi="ar-SA"/&gt;&lt;w14:ligatures w14:val="standardContextual"/&gt;&lt;/w:rPr&gt;&lt;/w:rPrDefault&gt;&lt;w:pPrDefault&gt;&lt;w:pPr&gt;&lt;w:spacing w:after="160" w:line="278" w:lineRule="auto"/&gt;&lt;/w:pPr&gt;&lt;/w:pPrDefault&gt;&lt;/w:docDefaults&gt;&lt;w:style w:type="paragraph" w:default="1" w:styleId="Normal"&gt;&lt;w:name w:val="Normal"/&gt;&lt;w:qFormat/&gt;&lt;/w:style&gt;&lt;w:style w:type="character" w:default="1" w:styleId="DefaultParagraphFont"&gt;&lt;w:name w:val="Default Paragraph Font"/&gt;&lt;w:uiPriority w:val="1"/&gt;&lt;w:semiHidden/&gt;&lt;w:unhideWhenUsed/&gt;&lt;/w:style&gt;&lt;w:style w:type="table" w:default="1" w:styleId="TableNormal"&gt;&lt;w:name w:val="Normal Table"/&gt;&lt;w:uiPriority w:val="99"/&gt;&lt;w:semiHidden/&gt;&lt;w:unhideWhenUsed/&gt;&lt;w:tblPr&gt;&lt;w:tblInd w:w="0" w:type="dxa"/&gt;&lt;w:tblCellMar&gt;&lt;w:top w:w="0" w:type="dxa"/&gt;&lt;w:left w:w="108" w:type="dxa"/&gt;&lt;w:bottom w:w="0" w:type="dxa"/&gt;&lt;w:right w:w="108" w:type="dxa"/&gt;&lt;/w:tblCellMar&gt;&lt;/w:tblPr&gt;&lt;/w:style&gt;&lt;w:style w:type="numbering" w:default="1" w:styleId="NoList"&gt;&lt;w:name w:val="No List"/&gt;&lt;w:uiPriority w:val="99"/&gt;&lt;w:semiHidden/&gt;&lt;w:unhideWhenUsed/&gt;&lt;/w:style&gt;&lt;/w:styles&gt;&lt;/pkg:xmlData&gt;&lt;/pkg:part&gt;&lt;pkg:part pkg:name="/docMetadata/LabelInfo.xml" pkg:contentType="application/vnd.ms-office.classificationlabels+xml"&gt;&lt;pkg:xmlData&gt;&lt;clbl:labelList xmlns:clbl="http://schemas.microsoft.com/office/2020/mipLabelMetadata"&gt;&lt;clbl:label id="{f42aa342-8706-4288-bd11-ebb85995028c}" enabled="1" method="Standard" siteId="{72f988bf-86f1-41af-91ab-2d7cd011db47}" contentBits="0" removed="0"/&gt;&lt;/clbl:labelList&gt;&lt;/pkg:xmlData&gt;&lt;/pkg:part&gt;&lt;/pkg:package&gt;
+</VendorPurchasesLCY>
+    </Vendor>
+  </CountryRegion>
+</NavWordReportXmlPart>
 </file>
 
 <file path=docMetadata/LabelInfo.xml><?xml version="1.0" encoding="utf-8"?>

--- a/Base Application/Local/Finance/FinancialReports/DeniedVendorsList.Docx
+++ b/Base Application/Local/Finance/FinancialReports/DeniedVendorsList.Docx
@@ -2074,6 +2074,7 @@
       <ReportHelpLink>Report Help Link</ReportHelpLink>
       <ExtensionId>Extension ID</ExtensionId>
       <ReportId>Report ID</ReportId>
+      <ReportCaption>Report Caption</ReportCaption>
     </ReportMetadata>
     <ReportRequest>
       <TenantEntraId>Tenant Entra Id</TenantEntraId>
@@ -2094,6 +2095,45 @@
       </DateTimeValues>
       <CompanyDisplayName>Company Display Name</CompanyDisplayName>
     </ReportRequest>
+    <CompanyMetadata>
+      <CompanyName>Company Name</CompanyName>
+      <CompanyDisplayName>Company Display Name</CompanyDisplayName>
+      <CompanyAddressLines>
+        <CompanyAddressLine1>Company Address Line 1</CompanyAddressLine1>
+        <CompanyAddressLine2>Company Address Line 2</CompanyAddressLine2>
+        <CompanyAddressLine3>Company Address Line 3</CompanyAddressLine3>
+        <CompanyAddressLine4>Company Address Line 4</CompanyAddressLine4>
+        <CompanyAddressLine5>Company Address Line 5</CompanyAddressLine5>
+        <CompanyAddressLine6>Company Address Line 6</CompanyAddressLine6>
+        <CompanyAddressLine7>Company Address Line 7</CompanyAddressLine7>
+        <CompanyAddressLine8>Company Address Line 8</CompanyAddressLine8>
+      </CompanyAddressLines>
+      <CompanyPhone>Company Phone</CompanyPhone>
+      <CompanyPhoneCaption>Company Phone Caption</CompanyPhoneCaption>
+      <CompanyFaxNo>Company Fax No.</CompanyFaxNo>
+      <CompanyFaxNoCaption>Company Fax No. Caption</CompanyFaxNoCaption>
+      <CompanyEmail>Company Email</CompanyEmail>
+      <CompanyEmailCaption>Company Email Caption</CompanyEmailCaption>
+      <CompanyHomePage>Company Home Page</CompanyHomePage>
+      <CompanyHomePageCaption>Company Home Page Caption</CompanyHomePageCaption>
+      <CompanyLogo>Company Logo</CompanyLogo>
+      <CompanyVATRegistrationNo>Company VAT Registration No.</CompanyVATRegistrationNo>
+      <CompanyVATRegistrationNoCaption>Company VAT Registration No. Caption</CompanyVATRegistrationNoCaption>
+      <CompanyRegistrationNo>Company Registration No.</CompanyRegistrationNo>
+      <CompanyRegistrationNoCaption>Company Registration No. Caption</CompanyRegistrationNoCaption>
+      <CompanyBankName>Company Bank Name</CompanyBankName>
+      <CompanyBankNameCaption>Company Bank Name Caption</CompanyBankNameCaption>
+      <CompanyBankAccountNo>Company Bank Account No.</CompanyBankAccountNo>
+      <CompanyBankAccountNoCaption>Company Bank Account No. Caption</CompanyBankAccountNoCaption>
+      <CompanyBankBranchNo>Company Bank Branch No.</CompanyBankBranchNo>
+      <CompanyBankBranchNoCaption>Company Bank Branch No. Caption</CompanyBankBranchNoCaption>
+      <CompanyIBAN>Company IBAN</CompanyIBAN>
+      <CompanyIBANCaption>Company IBAN Caption</CompanyIBANCaption>
+      <CompanyBankSWIFT>Company Bank SWIFT</CompanyBankSWIFT>
+      <CompanyBankSWIFTCaption>Company Bank SWIFT Caption</CompanyBankSWIFTCaption>
+      <CompanyGiroNo>Company Giro No.</CompanyGiroNo>
+      <CompanyGiroNoCaption>Company Giro No. Caption</CompanyGiroNoCaption>
+    </CompanyMetadata>
   </BCReportInformation>
   <Labels>
     <VendorAddressCaption>&lt;?xml version="1.0" standalone="yes"?&gt;
